--- a/dist/luan_an_ctu/LUAN_AN_FULL_vi.docx
+++ b/dist/luan_an_ctu/LUAN_AN_FULL_vi.docx
@@ -452,7 +452,7 @@
         <w:t xml:space="preserve"> </w:t>
       </w:r>
       <w:r>
-        <w:t xml:space="preserve">Trung Quốc), một nghiên cứu đa quốc gia trên 49 nền kinh tế, và một trường hợp biên là các</w:t>
+        <w:t xml:space="preserve">Trung Quốc), một nghiên cứu đa quốc gia trên 45 nền kinh tế, và một trường hợp biên là các</w:t>
       </w:r>
       <w:r>
         <w:t xml:space="preserve"> </w:t>
@@ -585,7 +585,7 @@
         <w:t xml:space="preserve"> </w:t>
       </w:r>
       <w:r>
-        <w:t xml:space="preserve">multi-economy study spanning 49 economies, and a boundary case of Pacific Small Island Developing</w:t>
+        <w:t xml:space="preserve">multi-economy study spanning 45 economies, and a boundary case of Pacific Small Island Developing</w:t>
       </w:r>
       <w:r>
         <w:t xml:space="preserve"> </w:t>
@@ -1712,7 +1712,7 @@
         <w:pStyle w:val="BodyText"/>
       </w:pPr>
       <w:r>
-        <w:t xml:space="preserve">Từ mục tiêu chung đó, luận án triển khai bốn mục tiêu cụ thể. Mục tiêu thứ nhất là tổng hợp và cập nhật bằng chứng phân tích tổng hợp về quan hệ I-P trong giai đoạn 1982-2026, qua đó xác định tác động tổng hợp, mức độ dị biệt, và những biến điều tiết chính giải thích sự dị biệt giữa các nghiên cứu. Mục tiêu thứ hai là kiểm định cơ chế cụ thể của quan hệ I-P trong các bối cảnh quốc gia khác nhau, gồm Singapore với tư cách nền kinh tế nhỏ mở tiên tiến, Việt Nam với tư cách nền kinh tế chuyển đổi đang mở rộng, và Trung Quốc với tư cách nền kinh tế thu nhập trung bình cao quy mô lớn; so sánh ba bối cảnh này giúp làm rõ cách các cơ chế I-P vận hành khác nhau theo từng quốc gia, đồng thời kiểm định tính ổn định của cấu trúc phi tuyến theo thời gian. Mục tiêu thứ ba là mở rộng phân tích sang phạm vi đa quốc gia gồm 47-49 nền kinh tế châu Á và Thái Bình Dương, trong đó có nhóm các quốc đảo nhỏ Thái Bình Dương, nhằm kiểm định khả năng khái quát hóa của các phát hiện trên một dải bối cảnh thể chế rộng, kế thừa và mở rộng từ tập 17 nền kinh tế trong Do và Phan (2026a). Mục tiêu thứ tư là phân tích vai trò điều tiết của ba nhóm nhân tố: thể chế (đo bằng các nhóm con ICRV cùng các chỉ số rào cản thể chế), năng lực số (phân biệt rõ Chỉ số năng lực công nghệ — Technological Capability Index — TCI với Chỉ số chấp nhận số — Digital Adoption Index — DAI), và đặc điểm nhà quản trị cấp cao (kinh nghiệm và giới tính).</w:t>
+        <w:t xml:space="preserve">Từ mục tiêu chung đó, luận án triển khai bốn mục tiêu cụ thể. Mục tiêu thứ nhất là tổng hợp và cập nhật bằng chứng phân tích tổng hợp về quan hệ I-P trong giai đoạn 1982-2026, qua đó xác định tác động tổng hợp, mức độ dị biệt, và những biến điều tiết chính giải thích sự dị biệt giữa các nghiên cứu. Mục tiêu thứ hai là kiểm định cơ chế cụ thể của quan hệ I-P trong các bối cảnh quốc gia khác nhau, gồm Singapore với tư cách nền kinh tế nhỏ mở tiên tiến, Việt Nam với tư cách nền kinh tế chuyển đổi đang mở rộng, và Trung Quốc với tư cách nền kinh tế thu nhập trung bình cao quy mô lớn; so sánh ba bối cảnh này giúp làm rõ cách các cơ chế I-P vận hành khác nhau theo từng quốc gia, đồng thời kiểm định tính ổn định của cấu trúc phi tuyến theo thời gian. Mục tiêu thứ ba là mở rộng phân tích sang phạm vi đa quốc gia gồm 45 nền kinh tế châu Á và Thái Bình Dương, trong đó có nhóm các quốc đảo nhỏ Thái Bình Dương, nhằm kiểm định khả năng khái quát hóa của các phát hiện trên một dải bối cảnh thể chế rộng, kế thừa và mở rộng từ tập 17 nền kinh tế trong Do và Phan (2026a). Mục tiêu thứ tư là phân tích vai trò điều tiết của ba nhóm nhân tố: thể chế (đo bằng các nhóm con ICRV cùng các chỉ số rào cản thể chế), năng lực số (phân biệt rõ Chỉ số năng lực công nghệ — Technological Capability Index — TCI với Chỉ số chấp nhận số — Digital Adoption Index — DAI), và đặc điểm nhà quản trị cấp cao (kinh nghiệm và giới tính).</w:t>
       </w:r>
     </w:p>
     <w:p>
@@ -1769,7 +1769,7 @@
         <w:pStyle w:val="BodyText"/>
       </w:pPr>
       <w:r>
-        <w:t xml:space="preserve">Câu hỏi nghiên cứu thứ ba mở rộng ra phạm vi đa quốc gia gồm 47-49 nền kinh tế châu Á và Thái Bình Dương: vai trò điều tiết của Chỉ số chấp nhận số và Chỉ số năng lực công nghệ có khái quát hóa được không, và hai cấu trúc khái niệm này có thực sự vận hành theo những cơ chế khác nhau hay không?</w:t>
+        <w:t xml:space="preserve">Câu hỏi nghiên cứu thứ ba mở rộng ra phạm vi đa quốc gia gồm 45 nền kinh tế châu Á và Thái Bình Dương: vai trò điều tiết của Chỉ số chấp nhận số và Chỉ số năng lực công nghệ có khái quát hóa được không, và hai cấu trúc khái niệm này có thực sự vận hành theo những cơ chế khác nhau hay không?</w:t>
       </w:r>
     </w:p>
     <w:p>
@@ -1829,7 +1829,7 @@
         <w:pStyle w:val="FirstParagraph"/>
       </w:pPr>
       <w:r>
-        <w:t xml:space="preserve">Phạm vi không gian chính của nghiên cứu gồm 47-49 nền kinh tế châu Á và Thái Bình Dương có dữ liệu trong Khảo sát Doanh nghiệp của Ngân hàng Thế giới (World Bank Enterprise Surveys — WBES), được phân loại và tổ chức theo sáu nhóm con trong khung ICRV. Sáu nhóm con đó là: nhóm tiên tiến dẫn dắt bằng đổi mới (Advanced Innovation-Driven), đại diện là Singapore, Hàn Quốc và Đài Loan; nhóm tiên tiến dẫn dắt bằng tài nguyên (Advanced Resource-Driven), đại diện là các nền kinh tế vùng Vịnh; nhóm thu nhập trung bình cao (Upper-middle), đại diện là Trung Quốc và Malaysia; nhóm đang nổi (Emerging), gồm Việt Nam và các nền kinh tế ASEAN đang phát triển; nhóm cận biên (Frontier), gồm các nền kinh tế kém phát triển nhất như Campuchia, Nepal và Bangladesh; và nhóm quốc đảo nhỏ Thái Bình Dương (Pacific SIDS), gồm các quốc đảo nhỏ đang phát triển (Small Island Developing States — SIDS) được đưa vào phân tích để kiểm định các điều kiện biên cực đoan của quan hệ I-P. Nhật Bản không nằm trong phạm vi thực nghiệm vì cấu trúc dữ liệu WBES không bao phủ Nhật Bản đầy đủ.</w:t>
+        <w:t xml:space="preserve">Phạm vi không gian chính của nghiên cứu gồm 45 nền kinh tế châu Á và Thái Bình Dương có dữ liệu trong Khảo sát Doanh nghiệp của Ngân hàng Thế giới (World Bank Enterprise Surveys — WBES), được phân loại và tổ chức theo sáu nhóm con trong khung ICRV. Sáu nhóm con đó là: nhóm tiên tiến dẫn dắt bằng đổi mới (Advanced Innovation-Driven), đại diện là Singapore, Hàn Quốc và Đài Loan; nhóm tiên tiến dẫn dắt bằng tài nguyên (Advanced Resource-Driven), đại diện là các nền kinh tế vùng Vịnh; nhóm thu nhập trung bình cao (Upper-middle), đại diện là Trung Quốc và Malaysia; nhóm đang nổi (Emerging), gồm Việt Nam và các nền kinh tế ASEAN đang phát triển; nhóm cận biên (Frontier), gồm các nền kinh tế kém phát triển nhất như Campuchia, Nepal và Bangladesh; và nhóm quốc đảo nhỏ Thái Bình Dương (Pacific SIDS), gồm các quốc đảo nhỏ đang phát triển (Small Island Developing States — SIDS) được đưa vào phân tích để kiểm định các điều kiện biên cực đoan của quan hệ I-P. Nhật Bản không nằm trong phạm vi thực nghiệm vì cấu trúc dữ liệu WBES không bao phủ Nhật Bản đầy đủ.</w:t>
       </w:r>
     </w:p>
     <w:p>
@@ -1846,7 +1846,7 @@
         <w:t xml:space="preserve">“</w:t>
       </w:r>
       <w:r>
-        <w:t xml:space="preserve">47-49 nền kinh tế</w:t>
+        <w:t xml:space="preserve">45 nền kinh tế</w:t>
       </w:r>
       <w:r>
         <w:t xml:space="preserve">”</w:t>
@@ -1855,7 +1855,7 @@
         <w:t xml:space="preserve"> </w:t>
       </w:r>
       <w:r>
-        <w:t xml:space="preserve">phản ánh hai phạm vi mẫu khác nhau chứ không phải mâu thuẫn. Phân tích mô tả bao phủ 47 nền kinh tế với 101.185 doanh nghiệp, còn mô hình hồi quy đa quốc gia bao phủ 49 nền kinh tế đáp ứng đủ yêu cầu dữ liệu cho ước lượng. Tương tự, danh sách nhóm quốc đảo nhỏ Thái Bình Dương gồm nhiều nền kinh tế đảo nhỏ, nhưng số quan sát thực tế đưa vào hồi quy còn tùy thuộc vào dữ liệu sẵn có sau khi lọc giá trị khuyết.</w:t>
+        <w:t xml:space="preserve">phản ánh hai phạm vi mẫu khác nhau chứ không phải mâu thuẫn. Phân tích mô tả bao phủ 47 nền kinh tế với 101.185 doanh nghiệp, còn mô hình hồi quy đa quốc gia bao phủ 45 nền kinh tế đáp ứng đủ yêu cầu dữ liệu cho ước lượng. Tương tự, danh sách nhóm quốc đảo nhỏ Thái Bình Dương gồm nhiều nền kinh tế đảo nhỏ, nhưng số quan sát thực tế đưa vào hồi quy còn tùy thuộc vào dữ liệu sẵn có sau khi lọc giá trị khuyết.</w:t>
       </w:r>
     </w:p>
     <w:bookmarkEnd w:id="30"/>
@@ -1999,7 +1999,7 @@
         <w:pStyle w:val="BodyText"/>
       </w:pPr>
       <w:r>
-        <w:t xml:space="preserve">Tính mới của luận án còn thể hiện ở quy mô và phạm vi chưa từng có trong các nghiên cứu cùng chủ đề tại châu Á. Luận án dựng nên tập dữ liệu lớn cho nghiên cứu đa quốc gia về quan hệ I-P tại khu vực, với 101.185 doanh nghiệp từ 47-49 nền kinh tế, mở rộng đáng kể so với tập 17 nền kinh tế trong Do và Phan (2026a). Việc kiểm định tính ổn định theo thời gian của điểm uốn tại Trung Quốc qua hơn một thập kỷ chuyển đổi số, cùng với việc lần đầu đưa các quốc đảo nhỏ Thái Bình Dương vào một phân tích thực nghiệm về quan hệ I-P trên dữ liệu WBES, là những điểm khác biệt nổi bật so với các luận án và công trình tham chiếu trước đây vốn thường giới hạn ở một quốc gia hoặc một tiểu vùng với một phương pháp duy nhất (Bhandari et al., 2023; Cuervo-Cazurra et al., 2018; Marano et al., 2016; Wu et al., 2022).</w:t>
+        <w:t xml:space="preserve">Tính mới của luận án còn thể hiện ở quy mô và phạm vi chưa từng có trong các nghiên cứu cùng chủ đề tại châu Á. Luận án dựng nên tập dữ liệu lớn cho nghiên cứu đa quốc gia về quan hệ I-P tại khu vực, với 101.185 doanh nghiệp từ 45 nền kinh tế, mở rộng đáng kể so với tập 17 nền kinh tế trong Do và Phan (2026a). Việc kiểm định tính ổn định theo thời gian của điểm uốn tại Trung Quốc qua hơn một thập kỷ chuyển đổi số, cùng với việc lần đầu đưa các quốc đảo nhỏ Thái Bình Dương vào một phân tích thực nghiệm về quan hệ I-P trên dữ liệu WBES, là những điểm khác biệt nổi bật so với các luận án và công trình tham chiếu trước đây vốn thường giới hạn ở một quốc gia hoặc một tiểu vùng với một phương pháp duy nhất (Bhandari et al., 2023; Cuervo-Cazurra et al., 2018; Marano et al., 2016; Wu et al., 2022).</w:t>
       </w:r>
     </w:p>
     <w:p>
@@ -2057,7 +2057,7 @@
         <w:pStyle w:val="BodyText"/>
       </w:pPr>
       <w:r>
-        <w:t xml:space="preserve">Chương 4, Kết quả nghiên cứu, trình bày kết quả ở ba cấp độ gắn kết với nhau: phân tích tổng hợp cập nhật cho giai đoạn 1982-2026, phân tích theo từng bối cảnh quốc gia gồm Singapore, Việt Nam và Trung Quốc, và phân tích đa quốc gia tổng hợp trên toàn bộ 47-49 nền kinh tế, trong đó có điều kiện biên tại nhóm quốc đảo nhỏ Thái Bình Dương.</w:t>
+        <w:t xml:space="preserve">Chương 4, Kết quả nghiên cứu, trình bày kết quả ở ba cấp độ gắn kết với nhau: phân tích tổng hợp cập nhật cho giai đoạn 1982-2026, phân tích theo từng bối cảnh quốc gia gồm Singapore, Việt Nam và Trung Quốc, và phân tích đa quốc gia tổng hợp trên toàn bộ 45 nền kinh tế, trong đó có điều kiện biên tại nhóm quốc đảo nhỏ Thái Bình Dương.</w:t>
       </w:r>
     </w:p>
     <w:p>
@@ -4777,7 +4777,7 @@
         <w:pStyle w:val="FirstParagraph"/>
       </w:pPr>
       <w:r>
-        <w:t xml:space="preserve">Ba khoảng trống dẫn về một chương trình kiểm định gồm ba mảnh ghép bổ sung cho nhau. Khoảng trống thứ nhất và thứ ba cùng dẫn về câu hỏi liệu CDCM có giải thích đồng thời sự dị biệt của quan hệ I-P khi kiểm soát đầy đủ cả ba tầng trong một mô hình tích hợp, ở quy mô đủ rộng để bao phủ toàn bộ dải biến thiên ICRV hay không. Nghiên cứu P7 lấp khoảng trống này bằng dữ liệu WBES từ 49 nền kinh tế (N = 84.910-91.982 doanh nghiệp, 102 đợt quốc gia-năm), bao phủ toàn bộ dải biến thiên ICRV, kiểm định đồng thời H1-H6 với hiệu ứng cố định quốc gia-năm; điểm uốn trung bình khoảng 36% FSTS tại P7 thấp hơn so với Việt Nam (39-46%) và Trung Quốc (47-49%), qua đó xác nhận ICRV điều tiết vị trí điểm uốn đúng theo dải biến thiên mà lý thuyết dự đoán (Do &amp; Phan, 2026d). Khoảng trống thứ ba còn đòi hỏi kiểm định một điều kiện biên cực trị, đó là liệu có tồn tại bối cảnh nơi chữ U ngược sụp đổ hoàn toàn thành quan hệ âm đơn điệu hay không; Nghiên cứu P8 kiểm định H1b bằng dữ liệu WBES từ các nền kinh tế đảo nhỏ Thái Bình Dương, nơi ba điều kiện cấu trúc cơ bản của chữ U ngược cùng bị vi phạm (Do &amp; Phan, 2026b). Cùng với phân tích tổng hợp P6, ba mảnh ghép này tạo thành một chiến lược kiểm định toàn diện, từ tổng hợp bằng chứng quá khứ đến kiểm định tích hợp đa quốc gia và xác định điều kiện biên.</w:t>
+        <w:t xml:space="preserve">Ba khoảng trống dẫn về một chương trình kiểm định gồm ba mảnh ghép bổ sung cho nhau. Khoảng trống thứ nhất và thứ ba cùng dẫn về câu hỏi liệu CDCM có giải thích đồng thời sự dị biệt của quan hệ I-P khi kiểm soát đầy đủ cả ba tầng trong một mô hình tích hợp, ở quy mô đủ rộng để bao phủ toàn bộ dải biến thiên ICRV hay không. Nghiên cứu P7 lấp khoảng trống này bằng dữ liệu WBES từ 45 nền kinh tế (N = 82.302-98.658 doanh nghiệp, 98 đợt quốc gia-năm), bao phủ toàn bộ dải biến thiên ICRV, kiểm định đồng thời H1-H6 với hiệu ứng cố định quốc gia-năm; điểm uốn trung bình khoảng 36% FSTS tại P7 thấp hơn so với Việt Nam (39-46%) và Trung Quốc (47-49%), qua đó xác nhận ICRV điều tiết vị trí điểm uốn đúng theo dải biến thiên mà lý thuyết dự đoán (Do &amp; Phan, 2026d). Khoảng trống thứ ba còn đòi hỏi kiểm định một điều kiện biên cực trị, đó là liệu có tồn tại bối cảnh nơi chữ U ngược sụp đổ hoàn toàn thành quan hệ âm đơn điệu hay không; Nghiên cứu P8 kiểm định H1b bằng dữ liệu WBES từ các nền kinh tế đảo nhỏ Thái Bình Dương, nơi ba điều kiện cấu trúc cơ bản của chữ U ngược cùng bị vi phạm (Do &amp; Phan, 2026b). Cùng với phân tích tổng hợp P6, ba mảnh ghép này tạo thành một chiến lược kiểm định toàn diện, từ tổng hợp bằng chứng quá khứ đến kiểm định tích hợp đa quốc gia và xác định điều kiện biên.</w:t>
       </w:r>
     </w:p>
     <w:p>
@@ -15858,13 +15858,13 @@
           <w:bCs/>
           <w:b/>
         </w:rPr>
-        <w:t xml:space="preserve">49 nền kinh tế châu Á và Thái Bình Dương</w:t>
-      </w:r>
-      <w:r>
-        <w:t xml:space="preserve"> </w:t>
-      </w:r>
-      <w:r>
-        <w:t xml:space="preserve">(102 cặp quốc gia × năm, 2003-2025). Mẫu phân tích toàn phần đạt N = 84.910 (M0-M2) đến N = 29.840 (M11 đầy đủ). Thiết kế OLS phân cấp với sai số chuẩn vững HC1, gom cụm theo quốc gia–năm. Ký hiệu tiếng Việt:</w:t>
+        <w:t xml:space="preserve">45 nền kinh tế châu Á và Thái Bình Dương</w:t>
+      </w:r>
+      <w:r>
+        <w:t xml:space="preserve"> </w:t>
+      </w:r>
+      <w:r>
+        <w:t xml:space="preserve">(102 cặp quốc gia × năm, 2003-2025). Mẫu phân tích toàn phần đạt N = 82.302 (M0-M2) đến N = 28.500 (M11 đầy đủ). Thiết kế OLS phân cấp với sai số chuẩn vững HC1, gom cụm theo quốc gia–năm. Ký hiệu tiếng Việt:</w:t>
       </w:r>
     </w:p>
     <w:p>
@@ -20586,7 +20586,7 @@
           <w:iCs/>
           <w:i/>
         </w:rPr>
-        <w:t xml:space="preserve">Ghi chú: Mẫu phân tích giảm dần từ N = 84.910 (M2), 38.342 (M3, thêm kiểm soát), 29.840 (M11, thêm nhà quản trị + ICRV + tương tác ba chiều). DAI P7 là Tier 1+2 khi k33 có mặt, chỉ Tier-1 khi thiếu, khác với P3 Việt Nam (chỉ Tier-1) và đồng nhất với P4 Singapore (Tier-1+2). ICRV là biến điều tiết liên tục (số nguyên), không phải biến giả, nhằm giữ N đủ lớn trong M10-M11.</w:t>
+        <w:t xml:space="preserve">Ghi chú: Mẫu phân tích giảm dần từ N = 82.302 (M2), 38.342 (M3, thêm kiểm soát), 28.500 (M11, thêm nhà quản trị + ICRV + tương tác ba chiều). DAI P7 là Tier 1+2 khi k33 có mặt, chỉ Tier-1 khi thiếu, khác với P3 Việt Nam (chỉ Tier-1) và đồng nhất với P4 Singapore (Tier-1+2). ICRV là biến điều tiết liên tục (số nguyên), không phải biến giả, nhằm giữ N đủ lớn trong M10-M11.</w:t>
       </w:r>
     </w:p>
     <w:p>
@@ -24627,7 +24627,7 @@
         <w:pStyle w:val="BodyText"/>
       </w:pPr>
       <w:r>
-        <w:t xml:space="preserve">Chương được cấu trúc thành bảy phần. Mục 4.1 dựng bức tranh mô tả về phân tán năng suất và đặc điểm quốc tế hóa trên nhóm dữ liệu gộp (pool), phân theo nhóm con của Biến thiên chế độ bối cảnh thể chế (Institutional Context Regime Variation — ICRV). Mục 4.2 trình bày kết quả phân tích tổng hợp ba tầng (P6), gồm hiệu ứng gộp, cấu trúc dị biệt, điều tiết theo chế độ thể chế và sai lệch xuất bản. Mục 4.3 trình bày kiểm định đa quốc gia trên 49 nền kinh tế (P7), gồm đường cong U ngược, điểm uốn tối ưu, dải biến thiên theo ICRV và tương tác giữa năng lực số với thể chế. Mục 4.4 trình bày ba nghiên cứu đơn quốc gia tại Việt Nam (P3), Singapore (P4) và Trung Quốc (P5). Mục 4.5 trình bày trường hợp biên là các nền kinh tế đảo nhỏ đang phát triển ở Thái Bình Dương (P8). Mục 4.6 tổng hợp và thảo luận các phát hiện liên thông giữa các nghiên cứu thành phần. Mục 4.7 trình bày các kiểm định độ vững.</w:t>
+        <w:t xml:space="preserve">Chương được cấu trúc thành bảy phần. Mục 4.1 dựng bức tranh mô tả về phân tán năng suất và đặc điểm quốc tế hóa trên nhóm dữ liệu gộp (pool), phân theo nhóm con của Biến thiên chế độ bối cảnh thể chế (Institutional Context Regime Variation — ICRV). Mục 4.2 trình bày kết quả phân tích tổng hợp ba tầng (P6), gồm hiệu ứng gộp, cấu trúc dị biệt, điều tiết theo chế độ thể chế và sai lệch xuất bản. Mục 4.3 trình bày kiểm định đa quốc gia trên 45 nền kinh tế (P7), gồm đường cong U ngược, điểm uốn tối ưu, dải biến thiên theo ICRV và tương tác giữa năng lực số với thể chế. Mục 4.4 trình bày ba nghiên cứu đơn quốc gia tại Việt Nam (P3), Singapore (P4) và Trung Quốc (P5). Mục 4.5 trình bày trường hợp biên là các nền kinh tế đảo nhỏ đang phát triển ở Thái Bình Dương (P8). Mục 4.6 tổng hợp và thảo luận các phát hiện liên thông giữa các nghiên cứu thành phần. Mục 4.7 trình bày các kiểm định độ vững.</w:t>
       </w:r>
     </w:p>
     <w:p>
@@ -28811,13 +28811,13 @@
     </w:p>
     <w:bookmarkEnd w:id="115"/>
     <w:bookmarkEnd w:id="116"/>
-    <w:bookmarkStart w:id="121" w:name="X23ec8dfeaa8eb4ba0a17f94e01cc624d956892c"/>
+    <w:bookmarkStart w:id="121" w:name="X6f5be0f1b8d9b19c66e3e5d543582515ce584a9"/>
     <w:p>
       <w:pPr>
         <w:pStyle w:val="Heading2"/>
       </w:pPr>
       <w:r>
-        <w:t xml:space="preserve">4.3 Kết quả đa quốc gia trên 49 nền kinh tế (P7)</w:t>
+        <w:t xml:space="preserve">4.3 Kết quả đa quốc gia trên 45 nền kinh tế (P7)</w:t>
       </w:r>
     </w:p>
     <w:bookmarkStart w:id="117" w:name="mẫu-và-đường-cong-u-ngược"/>
@@ -28834,7 +28834,7 @@
         <w:pStyle w:val="FirstParagraph"/>
       </w:pPr>
       <w:r>
-        <w:t xml:space="preserve">Phân tích P7 là kiểm định quy mô lớn nhất của luận án, kết hợp toàn bộ các bối cảnh ICRV trong khu vực châu Á và Thái Bình Dương, trải dài 49 nền kinh tế và 102 đợt khảo sát quốc gia–năm. FSTS trung bình trên toàn mẫu xấp xỉ 12% (trung vị</w:t>
+        <w:t xml:space="preserve">Phân tích P7 là kiểm định quy mô lớn nhất của luận án, kết hợp toàn bộ các bối cảnh ICRV trong khu vực châu Á và Thái Bình Dương, trải dài 45 nền kinh tế và 98 đợt khảo sát quốc gia–năm. FSTS trung bình trên toàn mẫu xấp xỉ 12% (trung vị</w:t>
       </w:r>
       <w:r>
         <w:t xml:space="preserve"> </w:t>
@@ -28967,7 +28967,7 @@
           <m:t>=</m:t>
         </m:r>
         <m:r>
-          <m:t>84.910</m:t>
+          <m:t>82.302</m:t>
         </m:r>
       </m:oMath>
       <w:r>
@@ -29394,7 +29394,7 @@
           <m:t>=</m:t>
         </m:r>
         <m:r>
-          <m:t>29.840</m:t>
+          <m:t>28.500</m:t>
         </m:r>
       </m:oMath>
       <w:r>
@@ -29759,7 +29759,7 @@
         </m:r>
       </m:oMath>
       <w:r>
-        <w:t xml:space="preserve">). Hai nguồn bằng chứng độc lập, một từ phân tích tổng hợp 238 nghiên cứu và một từ dữ liệu sơ cấp 49 nền kinh tế, cùng chỉ ra dải biến thiên ICRV, tạo nên một sự xác nhận chéo độc lập có giá trị.</w:t>
+        <w:t xml:space="preserve">). Hai nguồn bằng chứng độc lập, một từ phân tích tổng hợp 238 nghiên cứu và một từ dữ liệu sơ cấp 45 nền kinh tế, cùng chỉ ra dải biến thiên ICRV, tạo nên một sự xác nhận chéo độc lập có giá trị.</w:t>
       </w:r>
     </w:p>
     <w:bookmarkEnd w:id="118"/>
@@ -30002,7 +30002,7 @@
         </m:r>
       </m:oMath>
       <w:r>
-        <w:t xml:space="preserve">) không đạt ý nghĩa trong mẫu 49 nền kinh tế đa dạng thể chế. Do đó H2 được xác nhận một phần: TCI là yếu tố nâng mặt bằng năng suất nhất quán, nhưng vai trò uốn hình dạng đường cong I-P chỉ xuất hiện ở một bối cảnh quốc gia cụ thể là Việt Nam (P3), chứ không phổ quát trên toàn mẫu.</w:t>
+        <w:t xml:space="preserve">) không đạt ý nghĩa trong mẫu 45 nền kinh tế đa dạng thể chế. Do đó H2 được xác nhận một phần: TCI là yếu tố nâng mặt bằng năng suất nhất quán, nhưng vai trò uốn hình dạng đường cong I-P chỉ xuất hiện ở một bối cảnh quốc gia cụ thể là Việt Nam (P3), chứ không phổ quát trên toàn mẫu.</w:t>
       </w:r>
     </w:p>
     <w:p>
@@ -30549,7 +30549,7 @@
           <m:t>,</m:t>
         </m:r>
         <m:r>
-          <m:t>060</m:t>
+          <m:t>052</m:t>
         </m:r>
       </m:oMath>
       <w:r>
@@ -30575,7 +30575,7 @@
           <m:t>,</m:t>
         </m:r>
         <m:r>
-          <m:t>012</m:t>
+          <m:t>049</m:t>
         </m:r>
       </m:oMath>
       <w:r>
@@ -35875,7 +35875,7 @@
           <m:t>,</m:t>
         </m:r>
         <m:r>
-          <m:t>012</m:t>
+          <m:t>049</m:t>
         </m:r>
       </m:oMath>
       <w:r>
@@ -36237,7 +36237,7 @@
                 <m:t>,</m:t>
               </m:r>
               <m:r>
-                <m:t>012</m:t>
+                <m:t>049</m:t>
               </m:r>
             </m:oMath>
             <w:r>
@@ -37591,14 +37591,14 @@
           <m:t>=</m:t>
         </m:r>
         <m:r>
-          <m:t>84.910</m:t>
+          <m:t>82.302</m:t>
         </m:r>
       </m:oMath>
       <w:r>
         <w:t xml:space="preserve"> </w:t>
       </w:r>
       <w:r>
-        <w:t xml:space="preserve">quan sát từ 49 nền kinh tế): điểm uốn của quan hệ I-P</w:t>
+        <w:t xml:space="preserve">quan sát từ 45 nền kinh tế): độ cong (concavity) của quan hệ I-P</w:t>
       </w:r>
       <w:r>
         <w:t xml:space="preserve"> </w:t>
@@ -37608,13 +37608,13 @@
           <w:bCs/>
           <w:b/>
         </w:rPr>
-        <w:t xml:space="preserve">giảm dần</w:t>
-      </w:r>
-      <w:r>
-        <w:t xml:space="preserve"> </w:t>
-      </w:r>
-      <w:r>
-        <w:t xml:space="preserve">từ nhóm đảo nhỏ và cận biên (~55% FSTS) xuống nhóm mới nổi, thu nhập trung bình cao, tiên tiến dẫn dắt bằng tài nguyên, rồi tiên tiến dẫn dắt bằng đổi mới (~28% FSTS). Nói cách khác, nền kinh tế thể chế mạnh hơn đạt đỉnh hiệu quả xuất khẩu ở mức FSTS thấp hơn: khi thể chế hỗ trợ đã vận hành tốt, doanh nghiệp không cần quốc tế hóa sâu mới khai thác được lợi thế cạnh tranh.</w:t>
+        <w:t xml:space="preserve">sâu dần</w:t>
+      </w:r>
+      <w:r>
+        <w:t xml:space="preserve"> </w:t>
+      </w:r>
+      <w:r>
+        <w:t xml:space="preserve">khi chất lượng thể chế suy giảm — phẳng, gần như tuyến tính ở nhóm tiên tiến và rõ nét nhất (hình chữ U ngược) ở nhóm đảo nhỏ và cận biên — với điểm uốn dao động quanh ~40% thay vì dịch chuyển đơn điệu. Nói cách khác, ở các nền kinh tế thể chế mạnh, quan hệ I–P gần như tuyến tính trong khoảng quan sát và doanh nghiệp ít chịu hình phạt suy giảm khi quốc tế hóa sâu; còn ở các nền kinh tế thể chế yếu, hình chữ U ngược biểu hiện rõ nét, phản ánh chi phí phối hợp và lợi suất giảm dần gay gắt hơn khi đẩy mạnh xuất khẩu.</w:t>
       </w:r>
     </w:p>
     <w:p>
@@ -37664,7 +37664,7 @@
         <w:t xml:space="preserve">bản đồ địa hình xuất khẩu chiến lược (strategic export topography)</w:t>
       </w:r>
       <w:r>
-        <w:t xml:space="preserve">: chính chất lượng thể chế quy định nơi điểm uốn của quan hệ I-P xuất hiện, còn năng lực số đóng vai trò lá chắn bù đắp khi bộ lọc tắc nghẽn. Lý thuyết thể chế của North (1990) cùng Khanna và Palepu (2010) dự đoán rằng thể chế định hình chi phí giao dịch và cấu trúc khuyến khích; dải biến thiên ICRV chính là biểu hiện thực nghiệm của cơ chế đó, ở quy mô 49 nền kinh tế châu Á và Thái Bình Dương (P7).</w:t>
+        <w:t xml:space="preserve">: chính chất lượng thể chế quy định nơi điểm uốn của quan hệ I-P xuất hiện, còn năng lực số đóng vai trò lá chắn bù đắp khi bộ lọc tắc nghẽn. Lý thuyết thể chế của North (1990) cùng Khanna và Palepu (2010) dự đoán rằng thể chế định hình chi phí giao dịch và cấu trúc khuyến khích; dải biến thiên ICRV chính là biểu hiện thực nghiệm của cơ chế đó, ở quy mô 45 nền kinh tế châu Á và Thái Bình Dương (P7).</w:t>
       </w:r>
     </w:p>
     <w:p>
@@ -37722,7 +37722,7 @@
         <w:t xml:space="preserve"> </w:t>
       </w:r>
       <w:r>
-        <w:t xml:space="preserve">trong một bối cảnh quốc gia cụ thể là Việt Nam (P3), nơi môi trường chuyển đổi và sự phân mảnh thể chế tạo điều kiện cho TCI tái định hình hiệu ứng. Vai trò này không phổ quát trên toàn mẫu 49 nền kinh tế: ở P7, cả tương tác FSTS×TCI lẫn</w:t>
+        <w:t xml:space="preserve">trong một bối cảnh quốc gia cụ thể là Việt Nam (P3), nơi môi trường chuyển đổi và sự phân mảnh thể chế tạo điều kiện cho TCI tái định hình hiệu ứng. Vai trò này không phổ quát trên toàn mẫu 45 nền kinh tế: ở P7, cả tương tác FSTS×TCI lẫn</w:t>
       </w:r>
       <w:r>
         <w:t xml:space="preserve"> </w:t>
@@ -37801,7 +37801,7 @@
         <w:pStyle w:val="FirstParagraph"/>
       </w:pPr>
       <w:r>
-        <w:t xml:space="preserve">Kết quả về chỉ số chấp nhận số (DAI) phức tạp và nhiều sắc thái hơn TCI. Trên toàn mẫu P7 gồm 49 nền kinh tế, DAI có hiệu ứng nâng mặt bằng năng suất dương và có ý nghĩa (</w:t>
+        <w:t xml:space="preserve">Kết quả về chỉ số chấp nhận số (DAI) phức tạp và nhiều sắc thái hơn TCI. Trên toàn mẫu P7 gồm 45 nền kinh tế, DAI có hiệu ứng nâng mặt bằng năng suất dương và có ý nghĩa (</w:t>
       </w:r>
       <m:oMath>
         <m:acc>
@@ -38087,7 +38087,7 @@
           <m:t>,</m:t>
         </m:r>
         <m:r>
-          <m:t>012</m:t>
+          <m:t>049</m:t>
         </m:r>
       </m:oMath>
       <w:r>
@@ -38267,7 +38267,7 @@
         <w:pStyle w:val="BodyText"/>
       </w:pPr>
       <w:r>
-        <w:t xml:space="preserve">Lý thuyết thể chế gợi thêm một cách giải thích. Ở các bối cảnh ICRV thấp với nhiều khoảng trống thể chế (Khanna &amp; Palepu, 2010), doanh nghiệp xuất khẩu dựa vào DAI nhiều hơn như một cơ chế bù đắp cho hạ tầng thể chế còn thiếu. Bằng chứng nằm ở tương tác DAI×ICRV (p = 0,012) trong P7: DAI</w:t>
+        <w:t xml:space="preserve">Lý thuyết thể chế gợi thêm một cách giải thích. Ở các bối cảnh ICRV thấp với nhiều khoảng trống thể chế (Khanna &amp; Palepu, 2010), doanh nghiệp xuất khẩu dựa vào DAI nhiều hơn như một cơ chế bù đắp cho hạ tầng thể chế còn thiếu. Bằng chứng nằm ở tương tác DAI×ICRV (p = 0,049) trong P7: DAI</w:t>
       </w:r>
       <w:r>
         <w:t xml:space="preserve"> </w:t>
@@ -38941,7 +38941,7 @@
         <w:pStyle w:val="BodyText"/>
       </w:pPr>
       <w:r>
-        <w:t xml:space="preserve">Sau cùng, luận án mở rộng khung phân tích từ dữ liệu doanh nghiệp Nhật Bản và đa quốc gia sang 47-49 nền kinh tế châu Á và Thái Bình Dương, một bối cảnh còn ít được đại diện trong các nghiên cứu của Lu và Beamish.</w:t>
+        <w:t xml:space="preserve">Sau cùng, luận án mở rộng khung phân tích từ dữ liệu doanh nghiệp Nhật Bản và đa quốc gia sang 45 nền kinh tế châu Á và Thái Bình Dương, một bối cảnh còn ít được đại diện trong các nghiên cứu của Lu và Beamish.</w:t>
       </w:r>
     </w:p>
     <w:bookmarkEnd w:id="146"/>
@@ -39069,7 +39069,7 @@
         <w:t xml:space="preserve"> </w:t>
       </w:r>
       <w:r>
-        <w:t xml:space="preserve">trong khung CDCM. DAI có hiệu ứng nâng mặt bằng phổ quát (β = +0,155, p &lt; 0,001, mẫu gộp N=84.910 từ 49 nền kinh tế), nhưng vai trò uốn đường cong I-P lại</w:t>
+        <w:t xml:space="preserve">trong khung CDCM. DAI có hiệu ứng nâng mặt bằng phổ quát (β = +0,155, p &lt; 0,001, mẫu gộp N=82.302 từ 45 nền kinh tế), nhưng vai trò uốn đường cong I-P lại</w:t>
       </w:r>
       <w:r>
         <w:t xml:space="preserve"> </w:t>
@@ -39085,7 +39085,7 @@
         <w:t xml:space="preserve"> </w:t>
       </w:r>
       <w:r>
-        <w:t xml:space="preserve">(DAI×ICRV: p = 0,012). Điều đó gợi ý rằng DAI không phải năng lực nền tảng như TCI, mà là</w:t>
+        <w:t xml:space="preserve">(DAI×ICRV: p = 0,049). Điều đó gợi ý rằng DAI không phải năng lực nền tảng như TCI, mà là</w:t>
       </w:r>
       <w:r>
         <w:t xml:space="preserve"> </w:t>
@@ -39098,7 +39098,7 @@
         <w:t xml:space="preserve">nguồn lực tình huống</w:t>
       </w:r>
       <w:r>
-        <w:t xml:space="preserve">, một tài nguyên có vai trò thay đổi theo bối cảnh thể chế. Đáng chú ý, tương tác DAI×ICRV (p = 0,012) cho thấy hiệu ứng điều tiết của DAI</w:t>
+        <w:t xml:space="preserve">, một tài nguyên có vai trò thay đổi theo bối cảnh thể chế. Đáng chú ý, tương tác DAI×ICRV (p = 0,049) cho thấy hiệu ứng điều tiết của DAI</w:t>
       </w:r>
       <w:r>
         <w:t xml:space="preserve"> </w:t>
@@ -40188,7 +40188,7 @@
           <m:t>=</m:t>
         </m:r>
         <m:r>
-          <m:t>84.910</m:t>
+          <m:t>82.302</m:t>
         </m:r>
       </m:oMath>
       <w:r>
@@ -40218,7 +40218,7 @@
         <w:t xml:space="preserve"> </w:t>
       </w:r>
       <w:r>
-        <w:t xml:space="preserve">(M3-M5 có đầy đủ biến kiểm soát), điểm uốn 36,4-40,0% (M2-M5; M11 đầy đủ: điểm uốn 34,6%,</w:t>
+        <w:t xml:space="preserve">(M3-M5 có đầy đủ biến kiểm soát), điểm uốn 36,4-40,0% (M2-M5; M11 đầy đủ: điểm uốn 25,7%,</w:t>
       </w:r>
       <w:r>
         <w:t xml:space="preserve"> </w:t>
@@ -40253,7 +40253,7 @@
           <m:t>,</m:t>
         </m:r>
         <m:r>
-          <m:t>002</m:t>
+          <m:t>026</m:t>
         </m:r>
       </m:oMath>
       <w:r>
@@ -40279,7 +40279,7 @@
           <m:t>,</m:t>
         </m:r>
         <m:r>
-          <m:t>012</m:t>
+          <m:t>049</m:t>
         </m:r>
       </m:oMath>
       <w:r>
@@ -40449,7 +40449,7 @@
         <w:pStyle w:val="FirstParagraph"/>
       </w:pPr>
       <w:r>
-        <w:t xml:space="preserve">Bằng chứng từ 238 nghiên cứu trong phân tích tổng hợp P6 và 84.910 doanh nghiệp tại 49 nền kinh tế châu Á và Thái Bình Dương ở P7 đều dẫn về kết luận này. Quan hệ I-P không phải một đường cong phổ quát, mà là một</w:t>
+        <w:t xml:space="preserve">Bằng chứng từ 238 nghiên cứu trong phân tích tổng hợp P6 và 82.302 doanh nghiệp tại 45 nền kinh tế châu Á và Thái Bình Dương ở P7 đều dẫn về kết luận này. Quan hệ I-P không phải một đường cong phổ quát, mà là một</w:t>
       </w:r>
       <w:r>
         <w:t xml:space="preserve"> </w:t>
@@ -51027,7 +51027,7 @@
           <w:iCs/>
           <w:i/>
         </w:rPr>
-        <w:t xml:space="preserve">(P7 — Đa quốc gia 49 nền kinh tế, JIBS under revision.)</w:t>
+        <w:t xml:space="preserve">(P7 — Đa quốc gia 45 nền kinh tế, JIBS under revision.)</w:t>
       </w:r>
     </w:p>
     <w:p>

--- a/dist/luan_an_ctu/LUAN_AN_FULL_vi.docx
+++ b/dist/luan_an_ctu/LUAN_AN_FULL_vi.docx
@@ -2514,7 +2514,7 @@
         <w:pStyle w:val="BodyText"/>
       </w:pPr>
       <w:r>
-        <w:t xml:space="preserve">Một bước tinh chỉnh quan trọng đến từ Xu (2024), người phân tách quy tắc hình thức trên giấy (de jure) với thực thi thực tế (de facto), qua đó giải thích vì sao những nền kinh tế có khung pháp lý tương tự lại tạo ra kết quả kinh doanh rất khác nhau. Kim et al. (2026) cung cấp một khung đo lường năng lực thể chế (institutional capacity) theo hai chiều, chiều tổ chức gồm nhân sự, tài chính, hệ thống thông tin, quản lý, và chiều quản trị gồm minh bạch, độc lập, trách nhiệm giải trình; nghiên cứu đa quốc gia này xác nhận tương quan dương bền vững giữa năng lực thể chế và phát triển kinh tế. Về phía bằng chứng tổng hợp, Marano et al. (2016) trên 170 nghiên cứu thuộc 32 quốc gia cho thấy thể chế quốc gia nguồn điều tiết đáng kể quan hệ I-P, với khả năng dịch chuyển điểm uốn của đường cong; doanh nghiệp từ các nền kinh tế thể chế yếu hơn thường thu được lợi ích thấp hơn, thậm chí chịu tổn thất khi quốc tế hóa. Cuervo-Cazurra et al. (2018) bổ sung một góc nhìn khác: sự bất định thể chế ở quốc gia nguồn không chỉ là thách thức mà còn có thể rèn cho doanh nghiệp một năng lực quản lý bất định đặc thù, nhờ đó họ cạnh tranh hiệu quả hơn ở những thị trường nước ngoài có đặc điểm tương tự. Lý thuyết thể chế là nền tảng lý luận cho giả thuyết H5 và cho khung phân tích ICRV trình bày ở Mục 2.3.</w:t>
+        <w:t xml:space="preserve">Một bước tinh chỉnh quan trọng đến từ Xu (2024), người phân tách quy tắc hình thức trên giấy (de jure) với thực thi thực tế (de facto), qua đó giải thích vì sao những nền kinh tế có khung pháp lý tương tự lại tạo ra kết quả kinh doanh rất khác nhau. Kim et al. (2026) cung cấp một khung đo lường năng lực thể chế (institutional capacity) theo hai chiều, chiều tổ chức gồm nhân sự, tài chính, hệ thống thông tin, quản lý, và chiều quản trị gồm minh bạch, độc lập, trách nhiệm giải trình; nghiên cứu đa quốc gia này xác nhận tương quan dương bền vững giữa năng lực thể chế và phát triển kinh tế. Về phía bằng chứng tổng hợp, Marano et al. (2016) trên 170 nghiên cứu thuộc 32 quốc gia cho thấy thể chế quốc gia nguồn điều tiết đáng kể quan hệ I-P, với khả năng thay đổi độ cong của đường cong; doanh nghiệp từ các nền kinh tế thể chế yếu hơn thường thu được lợi ích thấp hơn, thậm chí chịu tổn thất khi quốc tế hóa. Cuervo-Cazurra et al. (2018) bổ sung một góc nhìn khác: sự bất định thể chế ở quốc gia nguồn không chỉ là thách thức mà còn có thể rèn cho doanh nghiệp một năng lực quản lý bất định đặc thù, nhờ đó họ cạnh tranh hiệu quả hơn ở những thị trường nước ngoài có đặc điểm tương tự. Lý thuyết thể chế là nền tảng lý luận cho giả thuyết H5 và cho khung phân tích ICRV trình bày ở Mục 2.3.</w:t>
       </w:r>
     </w:p>
     <w:bookmarkEnd w:id="47"/>
@@ -2540,7 +2540,25 @@
         <w:pStyle w:val="BodyText"/>
       </w:pPr>
       <w:r>
-        <w:t xml:space="preserve">Đặt trong bối cảnh quốc tế hóa, lý thuyết này có hai hàm ý trực tiếp. Một mặt, kinh nghiệm quốc tế của nhà quản trị cấp cao, đo bằng số năm làm việc hoặc học tập ở nước ngoài hay mức độ tiếp xúc với thị trường quốc tế, giúp giảm nhận thức về gánh nặng người nước ngoài và nâng cao khả năng đánh giá cơ hội, quản trị rủi ro ở thị trường quốc tế (Hsu et al., 2013; Sambharya, 1996). Mặt khác, sự đa dạng giới tính trong lãnh đạo, đặc biệt là sự hiện diện của quản trị viên nữ ở các vị trí lãnh đạo, gắn với nhận thức chiến lược đa chiều hơn và thực tiễn quản trị rủi ro thận trọng hơn, qua đó tác động tích cực đến hiệu quả doanh nghiệp trong quá trình quốc tế hóa (Post &amp; Byron, 2015). Hai hàm ý này là cơ sở lý thuyết cho giả thuyết H4 về vai trò của đặc điểm nhà quản trị cấp cao. Tuy nhiên, trên mẫu đa quốc gia quy mô lớn, khác biệt cấp doanh nghiệp về đặc điểm nhà quản trị nhiều khả năng nâng mặt bằng hiệu quả hơn là tái định hình toàn bộ độ cong của đường quan hệ I-P, vốn được chi phối chủ yếu bởi các yếu tố thể chế và mức độ trưởng thành thị trường ở cấp nền kinh tế (Do &amp; Phan, 2026d).</w:t>
+        <w:t xml:space="preserve">Đặt trong bối cảnh quốc tế hóa, lý thuyết này có hai hàm ý trực tiếp. Một mặt, kinh nghiệm quốc tế của nhà quản trị cấp cao, đo bằng số năm làm việc hoặc học tập ở nước ngoài hay mức độ tiếp xúc với thị trường quốc tế, giúp giảm nhận thức về gánh nặng người nước ngoài và nâng cao khả năng đánh giá cơ hội, quản trị rủi ro ở thị trường quốc tế (Hsu et al., 2013; Sambharya, 1996). Mặt khác, sự đa dạng giới tính trong lãnh đạo, đặc biệt là sự hiện diện của quản trị viên nữ ở các vị trí lãnh đạo, gắn với nhận thức chiến lược đa chiều hơn và thực tiễn quản trị rủi ro thận trọng hơn, qua đó tác động tích cực đến hiệu quả doanh nghiệp trong quá trình quốc tế hóa (Post &amp; Byron, 2015). Hai hàm ý này là cơ sở lý thuyết cho khối kiểm soát quản trị nội sinh H4. Tuy nhiên, trên mẫu đa quốc gia quy mô lớn, khác biệt cấp doanh nghiệp về đặc điểm nhà quản trị nhiều khả năng nâng mặt bằng hiệu quả hơn là tái định hình toàn bộ độ cong của đường quan hệ I-P, vốn được chi phối chủ yếu bởi các yếu tố thể chế và mức độ trưởng thành thị trường ở cấp nền kinh tế (Do &amp; Phan, 2026d). Vì lý do đó, và vì năng lực cùng sự đa dạng giới của nhà quản trị có thể đồng thời tác động đến quyết định xuất khẩu, đến năng lực công nghệ và đến năng suất, khung của luận án không nâng đặc điểm nhà quản trị thành một tầng điều tiết trọng tâm mà đưa kinh nghiệm, học vấn và giới tính vào như nhóm biến kiểm soát quản trị nội sinh. Để bảo vệ tính nhân quả thuần khiết của tương tác Thể chế × Công nghệ, các đặc điểm nhà quản trị (kinh nghiệm, học vấn, giới tính) được đưa vào như biến kiểm soát quản trị nội sinh, không phải nhân tố điều tiết trọng tâm của đường cong I-P; lựa chọn này tránh thiên lệch biến bị bỏ sót và ngăn hiện tượng</w:t>
+      </w:r>
+      <w:r>
+        <w:t xml:space="preserve"> </w:t>
+      </w:r>
+      <w:r>
+        <w:t xml:space="preserve">“</w:t>
+      </w:r>
+      <w:r>
+        <w:t xml:space="preserve">Kitchen Sink Modeling</w:t>
+      </w:r>
+      <w:r>
+        <w:t xml:space="preserve">”</w:t>
+      </w:r>
+      <w:r>
+        <w:t xml:space="preserve"> </w:t>
+      </w:r>
+      <w:r>
+        <w:t xml:space="preserve">làm loãng thông điệp vĩ mô Institution × Technology. Bốn nhân tố điều tiết trọng tâm của khung do đó là TCI (H2), DAI (H3), chế độ thể chế ICRV (H5) và thời gian (H6).</w:t>
       </w:r>
     </w:p>
     <w:bookmarkEnd w:id="48"/>
@@ -2847,7 +2865,7 @@
               <w:jc w:val="left"/>
             </w:pPr>
             <w:r>
-              <w:t xml:space="preserve">Chất lượng thể chế dịch chuyển vị trí điểm uốn</w:t>
+              <w:t xml:space="preserve">Chất lượng thể chế chi phối độ cong đường cong I-P</w:t>
             </w:r>
           </w:p>
         </w:tc>
@@ -2909,19 +2927,19 @@
               <w:jc w:val="left"/>
             </w:pPr>
             <w:r>
-              <w:t xml:space="preserve">Đặc điểm lãnh đạo nâng mặt bằng hiệu quả</w:t>
-            </w:r>
-          </w:p>
-        </w:tc>
-        <w:tc>
-          <w:tcPr/>
-          <w:p>
-            <w:pPr>
-              <w:pStyle w:val="Compact"/>
-              <w:jc w:val="left"/>
-            </w:pPr>
-            <w:r>
-              <w:t xml:space="preserve">H4</w:t>
+              <w:t xml:space="preserve">Đặc điểm lãnh đạo nâng mặt bằng hiệu quả (kiểm soát quản trị nội sinh, không phải điều tiết trọng tâm độ cong)</w:t>
+            </w:r>
+          </w:p>
+        </w:tc>
+        <w:tc>
+          <w:tcPr/>
+          <w:p>
+            <w:pPr>
+              <w:pStyle w:val="Compact"/>
+              <w:jc w:val="left"/>
+            </w:pPr>
+            <w:r>
+              <w:t xml:space="preserve">H4 (kiểm soát quản trị nội sinh)</w:t>
             </w:r>
           </w:p>
         </w:tc>
@@ -3615,7 +3633,7 @@
         <w:pStyle w:val="BodyText"/>
       </w:pPr>
       <w:r>
-        <w:t xml:space="preserve">Cơ chế điều tiết của ICRV vận hành theo hai kênh đan xen. Kênh thứ nhất là dịch chuyển điểm uốn: ở môi trường thể chế chất lượng cao, doanh nghiệp cần một tỷ trọng xuất khẩu thấp hơn để bù đắp chi phí quốc tế hóa, nên điểm uốn tối ưu xuất hiện sớm hơn; ngược lại, ở môi trường thể chế yếu, chi phí giao dịch xuyên biên giới cao đẩy điểm uốn ra muộn hơn (Do &amp; Phan, 2026d). Kênh thứ hai là thay thế số cho thể chế (digital-for-institutional substitution): nơi thể chế chính thức cung cấp đầy đủ cơ chế thực thi hợp đồng, bảo vệ sở hữu trí tuệ và thông tin thị trường, công cụ số chỉ bổ sung biên; nơi khoảng trống thể chế ngự trị, công cụ số lại trở thành một sự thay thế đáng kể cho các cơ chế chính thức còn thiếu, qua đó vai trò định hình đường cong của DAI mạnh hơn ở nhóm thể chế yếu (Do &amp; Phan, 2026d). Đây chính là cơ sở của giả thuyết H5 và là phần mở rộng đa quốc gia của logic khoảng trống thể chế (Khanna &amp; Palepu, 2010) vào lĩnh vực số.</w:t>
+        <w:t xml:space="preserve">Cơ chế điều tiết của ICRV vận hành theo hai kênh đan xen. Kênh thứ nhất là thay đổi độ cong (biên độ) của đường cong: ở môi trường thể chế yếu, chi phí giao dịch xuyên biên giới cao làm độ cong của hình chữ U ngược sâu hơn — hình phạt hiệu quả đối với quốc tế hóa quá mức trở nên gay gắt hơn; ngược lại, ở môi trường thể chế mạnh, đường cong phẳng hơn, gần như tuyến tính. Điểm uốn không dịch chuyển đơn điệu theo chất lượng thể chế mà phân tán quanh mức ~40% (Do &amp; Phan, 2026d). Kênh thứ hai là thay thế số cho thể chế (digital-for-institutional substitution): nơi thể chế chính thức cung cấp đầy đủ cơ chế thực thi hợp đồng, bảo vệ sở hữu trí tuệ và thông tin thị trường, công cụ số chỉ bổ sung biên; nơi khoảng trống thể chế ngự trị, công cụ số lại trở thành một sự thay thế đáng kể cho các cơ chế chính thức còn thiếu, qua đó vai trò định hình đường cong của DAI mạnh hơn ở nhóm thể chế yếu (Do &amp; Phan, 2026d). Đây chính là cơ sở của giả thuyết H5 và là phần mở rộng đa quốc gia của logic khoảng trống thể chế (Khanna &amp; Palepu, 2010) vào lĩnh vực số.</w:t>
       </w:r>
     </w:p>
     <w:p>
@@ -3906,10 +3924,7 @@
         <w:pStyle w:val="BodyText"/>
       </w:pPr>
       <w:r>
-        <w:t xml:space="preserve">Marano et al. (2016) là công trình tập trung vào thể chế toàn diện nhất, với 170 nghiên cứu thuộc 32 quốc gia, chứng minh rằng chất lượng thể chế quốc gia nguồn có thể dịch chuyển điểm uốn tới khoảng $</w:t>
-      </w:r>
-      <w:r>
-        <w:t xml:space="preserve">$15% FSTS; đây là nền tảng quan trọng nhất ủng hộ dải biến thiên ICRV trong giả thuyết H5, song nghiên cứu không phân tách TCI với DAI và không có dữ liệu sau 2015. Wu et al. (2022) tổng hợp 20 năm bằng chứng từ doanh nghiệp đa quốc gia thị trường mới nổi và tìm thấy điểm uốn thấp hơn so với doanh nghiệp từ nền kinh tế phát triển khoảng 12-18% FSTS, do khoảng cách về năng lực hấp thụ; nghiên cứu không kiểm định giai đoạn số hóa và không dùng dữ liệu vi mô WBES.</w:t>
+        <w:t xml:space="preserve">Marano et al. (2016) là công trình tập trung vào thể chế toàn diện nhất, với 170 nghiên cứu thuộc 32 quốc gia, chứng minh rằng chất lượng thể chế quốc gia nguồn điều tiết đáng kể quan hệ I-P; đây là nền tảng quan trọng nhất ủng hộ dải biến thiên ICRV trong giả thuyết H5, song nghiên cứu không phân tách TCI với DAI và không có dữ liệu sau 2015. Wu et al. (2022) tổng hợp 20 năm bằng chứng từ doanh nghiệp đa quốc gia thị trường mới nổi và tìm thấy điểm uốn thấp hơn so với doanh nghiệp từ nền kinh tế phát triển khoảng 12-18% FSTS, do khoảng cách về năng lực hấp thụ; nghiên cứu không kiểm định giai đoạn số hóa và không dùng dữ liệu vi mô WBES.</w:t>
       </w:r>
     </w:p>
     <w:p>
@@ -3935,7 +3950,7 @@
         <w:pStyle w:val="FirstParagraph"/>
       </w:pPr>
       <w:r>
-        <w:t xml:space="preserve">Châu Á vừa là bối cảnh quan trọng vừa rất đặc thù đối với nghiên cứu I-P, nhờ hai đặc điểm hiếm khi cùng xuất hiện ở bất kỳ khu vực nào khác. Đặc điểm đầu tiên là sự đa dạng thể chế gần như ngoại lệ trên thế giới: từ Singapore với chất lượng quản trị hàng đầu đến các nền kinh tế cận biên với chất lượng quản trị rất yếu, từ Nhật Bản và Hàn Quốc với nền kinh tế phát triển hoàn thiện đến các nền kinh tế đảo nhỏ Thái Bình Dương có quy mô siêu nhỏ và hạ tầng thể chế còn sơ khai (Khanna &amp; Palepu, 2010; Peng, 2003). Đặc điểm còn lại là tốc độ chuyển đổi số và hội nhập quốc tế rất chênh lệch giữa các quốc gia trong khu vực. Tổng hợp bằng chứng đơn quốc gia ở châu Á cho thấy một bức tranh phân mảnh: có nghiên cứu báo cáo quan hệ dương, có nghiên cứu tìm thấy chữ U ngược, lại có nghiên cứu cho kết quả null hoặc âm (Do &amp; Phan, 2026d). Phản ứng quen thuộc của tài liệu là viện đến bối cảnh như một biến điều tiết, nhưng cách làm đó để ngỏ câu hỏi sâu hơn: nếu quan hệ I-P là phi tuyến, thì điều gì quyết định vị trí điểm uốn, và vì sao vị trí đó khác nhau có hệ thống giữa các doanh nghiệp và nền kinh tế?</w:t>
+        <w:t xml:space="preserve">Châu Á vừa là bối cảnh quan trọng vừa rất đặc thù đối với nghiên cứu I-P, nhờ hai đặc điểm hiếm khi cùng xuất hiện ở bất kỳ khu vực nào khác. Đặc điểm đầu tiên là sự đa dạng thể chế gần như ngoại lệ trên thế giới: từ Singapore với chất lượng quản trị hàng đầu đến các nền kinh tế cận biên với chất lượng quản trị rất yếu, từ Nhật Bản và Hàn Quốc với nền kinh tế phát triển hoàn thiện đến các nền kinh tế đảo nhỏ Thái Bình Dương có quy mô siêu nhỏ và hạ tầng thể chế còn sơ khai (Khanna &amp; Palepu, 2010; Peng, 2003). Đặc điểm còn lại là tốc độ chuyển đổi số và hội nhập quốc tế rất chênh lệch giữa các quốc gia trong khu vực. Tổng hợp bằng chứng đơn quốc gia ở châu Á cho thấy một bức tranh phân mảnh: có nghiên cứu báo cáo quan hệ dương, có nghiên cứu tìm thấy chữ U ngược, lại có nghiên cứu cho kết quả null hoặc âm (Do &amp; Phan, 2026d). Phản ứng quen thuộc của tài liệu là viện đến bối cảnh như một biến điều tiết, nhưng cách làm đó để ngỏ câu hỏi sâu hơn: nếu quan hệ I-P là phi tuyến, thì điều gì quyết định hình dạng và độ cong của nó, và vì sao độ cong đó khác nhau có hệ thống giữa các doanh nghiệp và nền kinh tế?</w:t>
       </w:r>
     </w:p>
     <w:p>
@@ -4044,7 +4059,7 @@
         <w:pStyle w:val="BodyText"/>
       </w:pPr>
       <w:r>
-        <w:t xml:space="preserve">Ba khoảng trống này hội tụ vào một hướng giải quyết chung: cần phát triển và kiểm định một khung giải thích tích hợp đa tầng trên dữ liệu đa quốc gia đủ rộng và đủ đa dạng về thể chế để bao phủ toàn bộ dải biến thiên thể chế của châu Á. Luận án đề xuất khung CDCM (Context-Contingent Digital-and-Capability Model — Mô hình năng lực và chấp nhận số phụ thuộc bối cảnh), một khung lý thuyết tích hợp đa tầng kết hợp bốn thành phần: bối cảnh thể chế ở tầng vĩ mô, được vận hành hóa bằng ICRV; năng lực doanh nghiệp ở tầng tổ chức, với TCI và DAI tách riêng; đặc điểm nhà quản trị cấp cao ở tầng cá nhân; và lớp mở rộng năng lực số. Trong khung này, FSTS là biến độc lập chính và năng suất lao động là biến phụ thuộc.</w:t>
+        <w:t xml:space="preserve">Ba khoảng trống này hội tụ vào một hướng giải quyết chung: cần phát triển và kiểm định một khung giải thích tích hợp đa tầng trên dữ liệu đa quốc gia đủ rộng và đủ đa dạng về thể chế để bao phủ toàn bộ dải biến thiên thể chế của châu Á. Luận án đề xuất khung CDCM (Context-Contingent Digital-and-Capability Model — Mô hình năng lực và chấp nhận số phụ thuộc bối cảnh), một khung lý thuyết tích hợp đa tầng kết hợp bốn thành phần: bối cảnh thể chế ở tầng vĩ mô, được vận hành hóa bằng ICRV; năng lực doanh nghiệp ở tầng tổ chức, với TCI và DAI tách riêng; đặc điểm nhà quản trị cấp cao ở tầng cá nhân, đưa vào như khối kiểm soát quản trị nội sinh; và lớp mở rộng năng lực số. Trong khung này, FSTS là biến độc lập chính và năng suất lao động là biến phụ thuộc.</w:t>
       </w:r>
     </w:p>
     <w:bookmarkEnd w:id="60"/>
@@ -4062,15 +4077,15 @@
         <w:pStyle w:val="FirstParagraph"/>
       </w:pPr>
       <w:r>
-        <w:t xml:space="preserve">Mô hình khái niệm của luận án vận hành theo logic đa tầng: quan hệ trung tâm giữa quốc tế hóa (FSTS) và hiệu quả hoạt động kinh doanh, đo bằng năng suất lao động, được điều tiết đồng thời bởi ba tầng can thiệp, cùng với lớp mở rộng năng lực số xuyên suốt.</w:t>
-      </w:r>
-    </w:p>
-    <w:p>
-      <w:pPr>
-        <w:pStyle w:val="BodyText"/>
-      </w:pPr>
-      <w:r>
-        <w:t xml:space="preserve">Ở tầng vĩ mô là bối cảnh thể chế, được vận hành hóa bằng khung ICRV với sáu nhóm con theo dải biến thiên từ tiên tiến dẫn dắt bằng đổi mới đến đảo nhỏ Thái Bình Dương. Tại tầng này, ICRV điều tiết quan hệ I-P qua hai cơ chế đã nêu ở Mục 2.3: mức độ khoảng trống thể chế chi phối chi phí giao dịch xuyên biên giới, còn chất lượng thể chế chi phối vị trí điểm uốn. Ở các nền kinh tế cận biên và đảo nhỏ, khoảng trống thể chế quá lớn có thể đảo ngược quan hệ I-P, biến lợi ích tiềm năng thành tổn thất thực tế.</w:t>
+        <w:t xml:space="preserve">Mô hình khái niệm của luận án vận hành theo logic đa tầng: quan hệ trung tâm giữa quốc tế hóa (FSTS) và hiệu quả hoạt động kinh doanh, đo bằng năng suất lao động, được điều tiết bởi bốn nhân tố điều tiết trọng tâm là TCI (H2), DAI (H3), chế độ thể chế ICRV (H5) và thời gian (H6), cùng với lớp mở rộng năng lực số xuyên suốt; đặc điểm nhà quản trị cấp cao ở tầng cá nhân được đưa vào như khối kiểm soát quản trị nội sinh chứ không phải một tầng điều tiết trọng tâm.</w:t>
+      </w:r>
+    </w:p>
+    <w:p>
+      <w:pPr>
+        <w:pStyle w:val="BodyText"/>
+      </w:pPr>
+      <w:r>
+        <w:t xml:space="preserve">Ở tầng vĩ mô là bối cảnh thể chế, được vận hành hóa bằng khung ICRV với sáu nhóm con theo dải biến thiên từ tiên tiến dẫn dắt bằng đổi mới đến đảo nhỏ Thái Bình Dương. Tại tầng này, ICRV điều tiết quan hệ I-P qua hai cơ chế đã nêu ở Mục 2.3: mức độ khoảng trống thể chế chi phối chi phí giao dịch xuyên biên giới, còn chất lượng thể chế chi phối độ cong của đường cong. Ở các nền kinh tế cận biên và đảo nhỏ, khoảng trống thể chế quá lớn có thể đảo ngược quan hệ I-P, biến lợi ích tiềm năng thành tổn thất thực tế.</w:t>
       </w:r>
     </w:p>
     <w:p>
@@ -4086,7 +4101,7 @@
         <w:pStyle w:val="BodyText"/>
       </w:pPr>
       <w:r>
-        <w:t xml:space="preserve">Ở tầng cá nhân là đặc điểm nhà quản trị cấp cao, gồm kinh nghiệm quản trị và giới tính nhà quản trị, đóng vai trò các yếu tố nâng mặt bằng hiệu quả. Kinh nghiệm quốc tế của nhà quản trị giảm chi phí nhận thức của gánh nặng người nước ngoài; sự hiện diện của quản trị viên nữ làm tăng tính đa dạng nhận thức và sự thận trọng trong quản trị rủi ro quốc tế.</w:t>
+        <w:t xml:space="preserve">Ở tầng cá nhân là đặc điểm nhà quản trị cấp cao, gồm kinh nghiệm, học vấn và giới tính nhà quản trị, được đưa vào như khối kiểm soát quản trị nội sinh nâng mặt bằng hiệu quả, không phải nhân tố điều tiết trọng tâm định hình độ cong của đường quan hệ I-P. Kinh nghiệm quốc tế của nhà quản trị giảm chi phí nhận thức của gánh nặng người nước ngoài; sự hiện diện của quản trị viên nữ làm tăng tính đa dạng nhận thức và sự thận trọng trong quản trị rủi ro quốc tế. Vì năng lực và sự đa dạng giới của nhà quản trị có thể đồng thời tác động đến quyết định xuất khẩu, đến năng lực công nghệ và đến năng suất, việc kiểm soát các đặc điểm này, thay vì đặt chúng làm trục điều tiết, khóa chặt thiên lệch nội sinh và bảo vệ tính nhân quả thuần khiết của tương tác Thể chế × Công nghệ.</w:t>
       </w:r>
     </w:p>
     <w:p>
@@ -4248,23 +4263,23 @@
           <w:bCs/>
           <w:b/>
         </w:rPr>
-        <w:t xml:space="preserve">Giả thuyết H4 (điều tiết bởi đặc điểm nhà quản trị cấp cao).</w:t>
-      </w:r>
-      <w:r>
-        <w:t xml:space="preserve"> </w:t>
-      </w:r>
-      <w:r>
-        <w:t xml:space="preserve">Lý thuyết Bậc trên (Hambrick &amp; Mason, 1984; Hambrick, 2007) cho rằng các quyết định chiến lược, trong đó có quốc tế hóa, phản ánh đặc điểm nhận thức, kinh nghiệm và giá trị của nhà quản trị cấp cao. Hsu et al. (2013) cho thấy kinh nghiệm quốc tế của nhà quản trị nâng cao khả năng nhận diện cơ hội và giảm nhận thức về gánh nặng người nước ngoài; Post và Byron (2015) gắn sự hiện diện của lãnh đạo nữ với quản trị rủi ro thận trọng và ra quyết định đa chiều. Từ đó:</w:t>
-      </w:r>
-      <w:r>
-        <w:t xml:space="preserve"> </w:t>
-      </w:r>
-      <w:r>
-        <w:rPr>
-          <w:iCs/>
-          <w:i/>
-        </w:rPr>
-        <w:t xml:space="preserve">Kinh nghiệm quản trị và sự hiện diện của nhà quản trị nữ ở cấp cao làm mạnh thêm tác động tích cực của quốc tế hóa lên hiệu quả hoạt động, chủ yếu thông qua việc nâng mặt bằng hiệu quả, nhờ nâng cao nhận thức chiến lược quốc tế và quản trị rủi ro thận trọng hơn.</w:t>
+        <w:t xml:space="preserve">Giả thuyết H4 (kiểm soát quản trị nội sinh: đặc điểm nhà quản trị cấp cao).</w:t>
+      </w:r>
+      <w:r>
+        <w:t xml:space="preserve"> </w:t>
+      </w:r>
+      <w:r>
+        <w:t xml:space="preserve">Lý thuyết Bậc trên (Hambrick &amp; Mason, 1984; Hambrick, 2007) cho rằng các quyết định chiến lược, trong đó có quốc tế hóa, phản ánh đặc điểm nhận thức, kinh nghiệm và giá trị của nhà quản trị cấp cao. Hsu et al. (2013) cho thấy kinh nghiệm quốc tế của nhà quản trị nâng cao khả năng nhận diện cơ hội và giảm nhận thức về gánh nặng người nước ngoài; Post và Byron (2015) gắn sự hiện diện của lãnh đạo nữ với quản trị rủi ro thận trọng và ra quyết định đa chiều. Vì năng lực và sự đa dạng giới của nhà quản trị có thể đồng thời tác động đến quyết định xuất khẩu, đến năng lực công nghệ và đến năng suất, khung của luận án không nâng các đặc điểm này thành một trục điều tiết trọng tâm định hình độ cong của đường quan hệ I-P, mà đưa vào như nhóm biến kiểm soát quản trị nội sinh nhằm khóa chặt thiên lệch nội sinh và bảo vệ tính nhân quả thuần khiết của tương tác Thể chế × Công nghệ. Từ đó:</w:t>
+      </w:r>
+      <w:r>
+        <w:t xml:space="preserve"> </w:t>
+      </w:r>
+      <w:r>
+        <w:rPr>
+          <w:iCs/>
+          <w:i/>
+        </w:rPr>
+        <w:t xml:space="preserve">Kinh nghiệm quản trị và sự hiện diện của nhà quản trị nữ ở cấp cao nâng mặt bằng hiệu quả hoạt động và được đưa vào như nhóm biến kiểm soát quản trị nội sinh, không phải nhân tố điều tiết trọng tâm của đường cong I-P; ký hiệu H4 được giữ nguyên để tương thích với các bản thảo đồng hành (P3/P4/P5).</w:t>
       </w:r>
     </w:p>
     <w:p>
@@ -4282,7 +4297,7 @@
         <w:t xml:space="preserve"> </w:t>
       </w:r>
       <w:r>
-        <w:t xml:space="preserve">Lý thuyết thể chế (North, 1990; Khanna &amp; Palepu, 2010) cho rằng chất lượng thể chế quy định chi phí giao dịch và mức rủi ro mà doanh nghiệp phải gánh khi giao dịch xuyên biên giới, nên định hình lợi ích ròng của quốc tế hóa và vị trí điểm uốn. Marano et al. (2016) xác nhận thể chế quốc gia nguồn là biến điều tiết quan trọng nhất, có thể dịch chuyển điểm uốn đáng kể. Cơ chế là dải biến thiên của chi phí giao dịch, trong đó năng lực số có thể đóng vai trò thay thế một phần khoảng trống thể chế. Từ đó:</w:t>
+        <w:t xml:space="preserve">Lý thuyết thể chế (North, 1990; Khanna &amp; Palepu, 2010) cho rằng chất lượng thể chế quy định chi phí giao dịch và mức rủi ro mà doanh nghiệp phải gánh khi giao dịch xuyên biên giới, nên định hình lợi ích ròng của quốc tế hóa và độ cong của đường cong I-P. Marano et al. (2016) xác nhận thể chế quốc gia nguồn là biến điều tiết quan trọng nhất, có thể chi phối đáng kể độ cong của đường cong I-P. Cơ chế là dải biến thiên của chi phí giao dịch, trong đó năng lực số có thể đóng vai trò thay thế một phần khoảng trống thể chế. Từ đó:</w:t>
       </w:r>
       <w:r>
         <w:t xml:space="preserve"> </w:t>
@@ -4620,19 +4635,19 @@
               <w:jc w:val="left"/>
             </w:pPr>
             <w:r>
-              <w:t xml:space="preserve">H4</w:t>
-            </w:r>
-          </w:p>
-        </w:tc>
-        <w:tc>
-          <w:tcPr/>
-          <w:p>
-            <w:pPr>
-              <w:pStyle w:val="Compact"/>
-              <w:jc w:val="left"/>
-            </w:pPr>
-            <w:r>
-              <w:t xml:space="preserve">Đặc điểm nhà quản trị nâng mặt bằng</w:t>
+              <w:t xml:space="preserve">H4 (kiểm soát quản trị nội sinh)</w:t>
+            </w:r>
+          </w:p>
+        </w:tc>
+        <w:tc>
+          <w:tcPr/>
+          <w:p>
+            <w:pPr>
+              <w:pStyle w:val="Compact"/>
+              <w:jc w:val="left"/>
+            </w:pPr>
+            <w:r>
+              <w:t xml:space="preserve">Đặc điểm nhà quản trị nâng mặt bằng (kiểm soát quản trị nội sinh, không điều tiết độ cong)</w:t>
             </w:r>
           </w:p>
         </w:tc>
@@ -4682,7 +4697,7 @@
               <w:jc w:val="left"/>
             </w:pPr>
             <w:r>
-              <w:t xml:space="preserve">ICRV dịch chuyển điểm uốn</w:t>
+              <w:t xml:space="preserve">ICRV chi phối độ cong đường cong I-P</w:t>
             </w:r>
           </w:p>
         </w:tc>
@@ -4777,7 +4792,7 @@
         <w:pStyle w:val="FirstParagraph"/>
       </w:pPr>
       <w:r>
-        <w:t xml:space="preserve">Ba khoảng trống dẫn về một chương trình kiểm định gồm ba mảnh ghép bổ sung cho nhau. Khoảng trống thứ nhất và thứ ba cùng dẫn về câu hỏi liệu CDCM có giải thích đồng thời sự dị biệt của quan hệ I-P khi kiểm soát đầy đủ cả ba tầng trong một mô hình tích hợp, ở quy mô đủ rộng để bao phủ toàn bộ dải biến thiên ICRV hay không. Nghiên cứu P7 lấp khoảng trống này bằng dữ liệu WBES từ 45 nền kinh tế (N = 82.302-98.658 doanh nghiệp, 98 đợt quốc gia-năm), bao phủ toàn bộ dải biến thiên ICRV, kiểm định đồng thời H1-H6 với hiệu ứng cố định quốc gia-năm; điểm uốn trung bình khoảng 36% FSTS tại P7 thấp hơn so với Việt Nam (39-46%) và Trung Quốc (47-49%), qua đó xác nhận ICRV điều tiết vị trí điểm uốn đúng theo dải biến thiên mà lý thuyết dự đoán (Do &amp; Phan, 2026d). Khoảng trống thứ ba còn đòi hỏi kiểm định một điều kiện biên cực trị, đó là liệu có tồn tại bối cảnh nơi chữ U ngược sụp đổ hoàn toàn thành quan hệ âm đơn điệu hay không; Nghiên cứu P8 kiểm định H1b bằng dữ liệu WBES từ các nền kinh tế đảo nhỏ Thái Bình Dương, nơi ba điều kiện cấu trúc cơ bản của chữ U ngược cùng bị vi phạm (Do &amp; Phan, 2026b). Cùng với phân tích tổng hợp P6, ba mảnh ghép này tạo thành một chiến lược kiểm định toàn diện, từ tổng hợp bằng chứng quá khứ đến kiểm định tích hợp đa quốc gia và xác định điều kiện biên.</w:t>
+        <w:t xml:space="preserve">Ba khoảng trống dẫn về một chương trình kiểm định gồm ba mảnh ghép bổ sung cho nhau. Khoảng trống thứ nhất và thứ ba cùng dẫn về câu hỏi liệu CDCM có giải thích đồng thời sự dị biệt của quan hệ I-P khi kiểm soát đầy đủ cả ba tầng trong một mô hình tích hợp, ở quy mô đủ rộng để bao phủ toàn bộ dải biến thiên ICRV hay không. Nghiên cứu P7 lấp khoảng trống này bằng dữ liệu WBES từ 45 nền kinh tế (N = 82.302-98.658 doanh nghiệp, 98 đợt quốc gia-năm), bao phủ toàn bộ dải biến thiên ICRV, kiểm định đồng thời H1-H6 với hiệu ứng cố định quốc gia-năm; điểm uốn trung bình khoảng 36% FSTS tại P7 thấp hơn so với Việt Nam (39-46%) và Trung Quốc (47-49%) cho thấy điểm uốn cấp quốc gia biến thiên theo bối cảnh thể chế, nhất quán với việc ICRV chi phối hình dạng (độ cong) của quan hệ I-P như lý thuyết dự đoán (Do &amp; Phan, 2026d). Khoảng trống thứ ba còn đòi hỏi kiểm định một điều kiện biên cực trị, đó là liệu có tồn tại bối cảnh nơi chữ U ngược sụp đổ hoàn toàn thành quan hệ âm đơn điệu hay không; Nghiên cứu P8 kiểm định H1b bằng dữ liệu WBES từ các nền kinh tế đảo nhỏ Thái Bình Dương, nơi ba điều kiện cấu trúc cơ bản của chữ U ngược cùng bị vi phạm (Do &amp; Phan, 2026b). Cùng với phân tích tổng hợp P6, ba mảnh ghép này tạo thành một chiến lược kiểm định toàn diện, từ tổng hợp bằng chứng quá khứ đến kiểm định tích hợp đa quốc gia và xác định điều kiện biên.</w:t>
       </w:r>
     </w:p>
     <w:p>
@@ -4811,7 +4826,7 @@
         <w:pStyle w:val="BodyText"/>
       </w:pPr>
       <w:r>
-        <w:t xml:space="preserve">Phần đầu chương xác lập năm khái niệm cốt lõi: quốc tế hóa doanh nghiệp, hiệu quả hoạt động kinh doanh đo chủ yếu bằng năng suất lao động, cường độ xuất khẩu đo bằng FSTS, năng lực công nghệ (TCI) và mức độ chấp nhận số (DAI) như hai cấu trúc khái niệm độc lập. Phần lý thuyết nền phân tích bốn lý thuyết kinh điển là Uppsala, RBV, lý thuyết thể chế và lý thuyết Bậc trên, cùng lớp mở rộng là lăng kính số, đồng thời xác định vai trò của từng lý thuyết trong khung giải thích tổng thể. Khung phân tích ICRV được trình bày như một công cụ vận hành hóa bối cảnh thể chế thành sáu nhóm chế độ, đóng vai trò điều tiết quan hệ I-P qua cơ chế dịch chuyển điểm uốn và thay thế số cho thể chế.</w:t>
+        <w:t xml:space="preserve">Phần đầu chương xác lập năm khái niệm cốt lõi: quốc tế hóa doanh nghiệp, hiệu quả hoạt động kinh doanh đo chủ yếu bằng năng suất lao động, cường độ xuất khẩu đo bằng FSTS, năng lực công nghệ (TCI) và mức độ chấp nhận số (DAI) như hai cấu trúc khái niệm độc lập. Phần lý thuyết nền phân tích bốn lý thuyết kinh điển là Uppsala, RBV, lý thuyết thể chế và lý thuyết Bậc trên, cùng lớp mở rộng là lăng kính số, đồng thời xác định vai trò của từng lý thuyết trong khung giải thích tổng thể. Khung phân tích ICRV được trình bày như một công cụ vận hành hóa bối cảnh thể chế thành sáu nhóm chế độ, đóng vai trò điều tiết quan hệ I-P qua cơ chế thay đổi độ cong (biên độ) và thay thế số cho thể chế.</w:t>
       </w:r>
     </w:p>
     <w:p>
@@ -5827,13 +5842,13 @@
       </w:r>
     </w:p>
     <w:bookmarkEnd w:id="79"/>
-    <w:bookmarkStart w:id="80" w:name="đặc-điểm-nhà-quản-trị-cấp-cao"/>
+    <w:bookmarkStart w:id="80" w:name="Xfb44f2024dccf47e8995eec793f94f6e82c83b5"/>
     <w:p>
       <w:pPr>
         <w:pStyle w:val="Heading4"/>
       </w:pPr>
       <w:r>
-        <w:t xml:space="preserve">Đặc điểm nhà quản trị cấp cao</w:t>
+        <w:t xml:space="preserve">Đặc điểm nhà quản trị cấp cao (kiểm soát quản trị nội sinh H4)</w:t>
       </w:r>
     </w:p>
     <w:p>
@@ -5845,10 +5860,10 @@
           <w:bCs/>
           <w:b/>
         </w:rPr>
-        <w:t xml:space="preserve">Biến chính</w:t>
-      </w:r>
-      <w:r>
-        <w:t xml:space="preserve">: kinh nghiệm nhà quản trị cấp cao (số năm), giới tính nhà quản trị cấp cao (nữ/nam).</w:t>
+        <w:t xml:space="preserve">Biến kiểm soát</w:t>
+      </w:r>
+      <w:r>
+        <w:t xml:space="preserve">: kinh nghiệm nhà quản trị cấp cao (số năm), học vấn nhà quản trị cấp cao, giới tính nhà quản trị cấp cao (nữ/nam). Ba biến này được đưa vào như nhóm biến kiểm soát quản trị nội sinh, ở dạng số hạng chính nâng mặt bằng hiệu quả, không phải nhân tố điều tiết trọng tâm định hình độ cong của đường quan hệ I-P. Để bảo vệ tính nhân quả thuần khiết của tương tác Thể chế × Công nghệ, các đặc điểm nhà quản trị (kinh nghiệm, học vấn, giới tính) được đưa vào như biến kiểm soát quản trị nội sinh, không phải nhân tố điều tiết trọng tâm của đường cong I-P; ký hiệu H4 được giữ nguyên để tương thích với các bản thảo đồng hành (P3/P4/P5). Số hạng tương tác với FSTS chỉ được báo cáo như chẩn đoán phụ trợ, không phải bằng chứng điều tiết trọng tâm.</w:t>
       </w:r>
     </w:p>
     <w:p>
@@ -7719,7 +7734,7 @@
         <w:t xml:space="preserve"> </w:t>
       </w:r>
       <w:r>
-        <w:t xml:space="preserve">= số hóa,</w:t>
+        <w:t xml:space="preserve">= số hóa (DAI),</w:t>
       </w:r>
       <w:r>
         <w:t xml:space="preserve"> </w:t>
@@ -7733,7 +7748,7 @@
         <w:t xml:space="preserve"> </w:t>
       </w:r>
       <w:r>
-        <w:t xml:space="preserve">= thể chế,</w:t>
+        <w:t xml:space="preserve">= thể chế (ICRV) là hai nhân tố điều tiết trọng tâm, và</w:t>
       </w:r>
       <w:r>
         <w:t xml:space="preserve"> </w:t>
@@ -7747,7 +7762,7 @@
         <w:t xml:space="preserve"> </w:t>
       </w:r>
       <w:r>
-        <w:t xml:space="preserve">= nhà quản trị.</w:t>
+        <w:t xml:space="preserve">= đặc điểm nhà quản trị được đưa vào như khối kiểm soát quản trị nội sinh.</w:t>
       </w:r>
     </w:p>
     <w:p>
@@ -7777,7 +7792,7 @@
         <w:t xml:space="preserve">Đóng góp mới</w:t>
       </w:r>
       <w:r>
-        <w:t xml:space="preserve">: điều tiết ba chiều số hóa × thể chế × nhà quản trị trong bối cảnh châu Á và Thái Bình Dương với 47 nước chưa được kiểm định trước đây.</w:t>
+        <w:t xml:space="preserve">: điều tiết trọng tâm số hóa × thể chế (DAI × ICRV) trong bối cảnh châu Á và Thái Bình Dương với 47 nước chưa được kiểm định trước đây, với đặc điểm nhà quản trị giữ vai trò kiểm soát quản trị nội sinh nhằm bảo vệ tính nhân quả thuần khiết của tương tác Thể chế × Công nghệ.</w:t>
       </w:r>
     </w:p>
     <w:bookmarkEnd w:id="88"/>
@@ -15864,7 +15879,7 @@
         <w:t xml:space="preserve"> </w:t>
       </w:r>
       <w:r>
-        <w:t xml:space="preserve">(102 cặp quốc gia × năm, 2003-2025). Mẫu phân tích toàn phần đạt N = 82.302 (M0-M2) đến N = 28.500 (M11 đầy đủ). Thiết kế OLS phân cấp với sai số chuẩn vững HC1, gom cụm theo quốc gia–năm. Ký hiệu tiếng Việt:</w:t>
+        <w:t xml:space="preserve">(98 cặp quốc gia × năm, 2003-2025). Mẫu phân tích toàn phần đạt N = 82.302 (M0-M2) đến N = 28.500 (M11 đầy đủ). Thiết kế OLS phân cấp với sai số chuẩn vững HC1, gom cụm theo quốc gia–năm. Ký hiệu tiếng Việt:</w:t>
       </w:r>
     </w:p>
     <w:p>
@@ -18157,7 +18172,7 @@
         <w:t xml:space="preserve"> </w:t>
       </w:r>
       <w:r>
-        <w:t xml:space="preserve">(M8 + đặc điểm nhà quản lý, kiểm định H4):</w:t>
+        <w:t xml:space="preserve">(M8 + đặc điểm nhà quản lý như kiểm soát quản trị nội sinh H4):</w:t>
       </w:r>
     </w:p>
     <w:p>
@@ -18425,7 +18440,82 @@
               <m:nor/>
               <m:sty m:val="p"/>
             </m:rPr>
-            <m:t> (nhà quản trị cấp cao là nữ: lợi thế hiệu quả  17–20%xuyên bối cảnh)</m:t>
+            <m:t> (nhà quản trị cấp cao là nữ: hiệu ứng nâng mặt bằng, lợi thế hiệu quả  17–20%xuyên bối cảnh)</m:t>
+          </m:r>
+        </m:oMath>
+      </m:oMathPara>
+    </w:p>
+    <w:p>
+      <w:pPr>
+        <w:pStyle w:val="FirstParagraph"/>
+      </w:pPr>
+      <m:oMathPara>
+        <m:oMathParaPr>
+          <m:jc m:val="center"/>
+        </m:oMathParaPr>
+        <m:oMath>
+          <m:r>
+            <m:rPr>
+              <m:nor/>
+              <m:sty m:val="p"/>
+            </m:rPr>
+            <m:t>Số hạng </m:t>
+          </m:r>
+          <m:sSub>
+            <m:e>
+              <m:r>
+                <m:t>β</m:t>
+              </m:r>
+            </m:e>
+            <m:sub>
+              <m:r>
+                <m:t>9</m:t>
+              </m:r>
+            </m:sub>
+          </m:sSub>
+          <m:r>
+            <m:rPr>
+              <m:sty m:val="p"/>
+            </m:rPr>
+            <m:t>,</m:t>
+          </m:r>
+          <m:sSub>
+            <m:e>
+              <m:r>
+                <m:t>β</m:t>
+              </m:r>
+            </m:e>
+            <m:sub>
+              <m:r>
+                <m:t>10</m:t>
+              </m:r>
+            </m:sub>
+          </m:sSub>
+          <m:r>
+            <m:rPr>
+              <m:nor/>
+              <m:sty m:val="p"/>
+            </m:rPr>
+            <m:t> là kiểm soát mức; số hạng tương tác </m:t>
+          </m:r>
+          <m:sSub>
+            <m:e>
+              <m:r>
+                <m:t>β</m:t>
+              </m:r>
+            </m:e>
+            <m:sub>
+              <m:r>
+                <m:t>11</m:t>
+              </m:r>
+            </m:sub>
+          </m:sSub>
+          <m:r>
+            <m:rPr>
+              <m:nor/>
+              <m:sty m:val="p"/>
+            </m:rPr>
+            <m:t> chỉ là chẩn đoán phụ trợ, không phải bằng chứng điều tiết trọng tâm.</m:t>
           </m:r>
         </m:oMath>
       </m:oMathPara>
@@ -18835,39 +18925,100 @@
             </m:rPr>
             <m:t>H5: </m:t>
           </m:r>
-          <m:r>
-            <m:t>T</m:t>
-          </m:r>
-          <m:r>
-            <m:t>P</m:t>
-          </m:r>
+          <m:d>
+            <m:dPr>
+              <m:begChr m:val="|"/>
+              <m:endChr m:val="|"/>
+              <m:sepChr m:val=""/>
+              <m:grow/>
+            </m:dPr>
+            <m:e>
+              <m:sSub>
+                <m:e>
+                  <m:r>
+                    <m:t>β</m:t>
+                  </m:r>
+                </m:e>
+                <m:sub>
+                  <m:r>
+                    <m:t>2</m:t>
+                  </m:r>
+                </m:sub>
+              </m:sSub>
+            </m:e>
+          </m:d>
           <m:r>
             <m:rPr>
               <m:nor/>
               <m:sty m:val="p"/>
             </m:rPr>
-            <m:t> tăng khi ICRV tăng (thể chế yếu hơn): Group I</m:t>
+            <m:t> (độ cong) tăng khi ICRV tăng (thể chế yếu hơn): </m:t>
+          </m:r>
+          <m:r>
+            <m:t>C</m:t>
+          </m:r>
+          <m:r>
+            <m:t>D</m:t>
+          </m:r>
+          <m:r>
+            <m:t>D</m:t>
+          </m:r>
+          <m:r>
+            <m:t>X</m:t>
+          </m:r>
+          <m:r>
+            <m:t>K</m:t>
           </m:r>
           <m:r>
             <m:rPr>
               <m:sty m:val="p"/>
             </m:rPr>
-            <m:t>≈</m:t>
-          </m:r>
-          <m:r>
-            <m:t>28</m:t>
-          </m:r>
+            <m:t>_</m:t>
+          </m:r>
+          <m:sSup>
+            <m:e>
+              <m:r>
+                <m:t>c</m:t>
+              </m:r>
+            </m:e>
+            <m:sup>
+              <m:r>
+                <m:t>2</m:t>
+              </m:r>
+            </m:sup>
+          </m:sSup>
           <m:r>
             <m:rPr>
               <m:sty m:val="p"/>
             </m:rPr>
-            <m:t>%</m:t>
+            <m:t>×</m:t>
+          </m:r>
+          <m:r>
+            <m:t>I</m:t>
+          </m:r>
+          <m:r>
+            <m:t>C</m:t>
+          </m:r>
+          <m:r>
+            <m:t>R</m:t>
+          </m:r>
+          <m:r>
+            <m:t>V</m:t>
           </m:r>
           <m:r>
             <m:rPr>
               <m:sty m:val="p"/>
             </m:rPr>
-            <m:t>,</m:t>
+            <m:t>&lt;</m:t>
+          </m:r>
+          <m:r>
+            <m:t>0</m:t>
+          </m:r>
+          <m:r>
+            <m:rPr>
+              <m:sty m:val="p"/>
+            </m:rPr>
+            <m:t>;</m:t>
           </m:r>
           <m:r>
             <m:t> </m:t>
@@ -18877,22 +19028,7 @@
               <m:nor/>
               <m:sty m:val="p"/>
             </m:rPr>
-            <m:t>Group V–VI</m:t>
-          </m:r>
-          <m:r>
-            <m:rPr>
-              <m:sty m:val="p"/>
-            </m:rPr>
-            <m:t>≈</m:t>
-          </m:r>
-          <m:r>
-            <m:t>55</m:t>
-          </m:r>
-          <m:r>
-            <m:rPr>
-              <m:sty m:val="p"/>
-            </m:rPr>
-            <m:t>%</m:t>
+            <m:t>điểm uốn không dịch chuyển đơn điệu</m:t>
           </m:r>
         </m:oMath>
       </m:oMathPara>
@@ -19771,7 +19907,7 @@
           <m:sSup>
             <m:e>
               <m:r>
-                <m:t>012</m:t>
+                <m:t>049</m:t>
               </m:r>
             </m:e>
             <m:sup>
@@ -19821,7 +19957,7 @@
             <m:t>=</m:t>
           </m:r>
           <m:r>
-            <m:t>34</m:t>
+            <m:t>25</m:t>
           </m:r>
           <m:r>
             <m:rPr>
@@ -19830,7 +19966,7 @@
             <m:t>,</m:t>
           </m:r>
           <m:r>
-            <m:t>6</m:t>
+            <m:t>7</m:t>
           </m:r>
           <m:r>
             <m:rPr>
@@ -19870,7 +20006,7 @@
             <m:t>,</m:t>
           </m:r>
           <m:r>
-            <m:t>002</m:t>
+            <m:t>026</m:t>
           </m:r>
         </m:oMath>
       </m:oMathPara>
@@ -24426,7 +24562,7 @@
               <w:jc w:val="left"/>
             </w:pPr>
             <w:r>
-              <w:t xml:space="preserve">Điều tiết ba chiều</w:t>
+              <w:t xml:space="preserve">Điều tiết trọng tâm số hóa × thể chế</w:t>
             </w:r>
           </w:p>
         </w:tc>
@@ -24450,7 +24586,7 @@
               <w:jc w:val="left"/>
             </w:pPr>
             <w:r>
-              <w:t xml:space="preserve">số hóa × thể chế × nhà quản trị, mới cho châu Á và Thái Bình Dương</w:t>
+              <w:t xml:space="preserve">DAI × ICRV, mới cho châu Á và Thái Bình Dương; đặc điểm nhà quản trị giữ vai trò kiểm soát quản trị nội sinh</w:t>
             </w:r>
           </w:p>
         </w:tc>
@@ -24728,7 +24864,7 @@
         <w:t xml:space="preserve"> </w:t>
       </w:r>
       <w:r>
-        <w:t xml:space="preserve">— hàm ý rằng phần lớn bằng chứng I-P tích lũy suốt bốn thập kỷ có thể đã bị thổi phồng (một ước lượng trim-and-fill, được trình bày kèm rào đón phương pháp ở Mục 4.2.4). Thứ hai, bằng chứng đa quốc gia (P7) cho thấy điểm uốn tối ưu không cố định mà</w:t>
+        <w:t xml:space="preserve">— hàm ý rằng phần lớn bằng chứng I-P tích lũy suốt bốn thập kỷ có thể đã bị thổi phồng (một ước lượng trim-and-fill, được trình bày kèm rào đón phương pháp ở Mục 4.2.4). Thứ hai, bằng chứng đa quốc gia (P7) cho thấy chế độ thể chế ICRV không dịch chuyển điểm uốn một cách đơn điệu mà</w:t>
       </w:r>
       <w:r>
         <w:t xml:space="preserve"> </w:t>
@@ -24738,13 +24874,13 @@
           <w:bCs/>
           <w:b/>
         </w:rPr>
-        <w:t xml:space="preserve">dịch chuyển có hệ thống dọc theo gradient ICRV</w:t>
-      </w:r>
-      <w:r>
-        <w:t xml:space="preserve"> </w:t>
-      </w:r>
-      <w:r>
-        <w:t xml:space="preserve">— chính cơ chế địa hình của luận án. Thứ ba, tại các quốc đảo nhỏ Thái Bình Dương (P8), quan hệ I-P sụp thành âm đơn điệu, tức</w:t>
+        <w:t xml:space="preserve">chi phối độ cong (concavity / biên độ) của hình chữ U ngược</w:t>
+      </w:r>
+      <w:r>
+        <w:t xml:space="preserve"> </w:t>
+      </w:r>
+      <w:r>
+        <w:t xml:space="preserve">— độ cong sâu dần khi chất lượng thể chế suy giảm — chính cơ chế địa hình của luận án. Thứ ba, tại các quốc đảo nhỏ Thái Bình Dương (P8), quan hệ I-P sụp thành âm đơn điệu, tức</w:t>
       </w:r>
       <w:r>
         <w:t xml:space="preserve"> </w:t>
@@ -29320,7 +29456,7 @@
           <m:t>=</m:t>
         </m:r>
         <m:r>
-          <m:t>34</m:t>
+          <m:t>25</m:t>
         </m:r>
         <m:r>
           <m:rPr>
@@ -29329,7 +29465,7 @@
           <m:t>,</m:t>
         </m:r>
         <m:r>
-          <m:t>6</m:t>
+          <m:t>7</m:t>
         </m:r>
         <m:r>
           <m:rPr>
@@ -29374,7 +29510,7 @@
           <m:t>,</m:t>
         </m:r>
         <m:r>
-          <m:t>002</m:t>
+          <m:t>026</m:t>
         </m:r>
       </m:oMath>
       <w:r>
@@ -29416,7 +29552,7 @@
         <w:pStyle w:val="FirstParagraph"/>
       </w:pPr>
       <w:r>
-        <w:t xml:space="preserve">Kết quả quan trọng nhất của P7 là xác nhận dải biến thiên theo ICRV. Mô hình M10 cho hiệu ứng chính của nhóm ICRV (</w:t>
+        <w:t xml:space="preserve">Kết quả quan trọng nhất của P7 là xác nhận vai trò điều tiết của ICRV đối với hình dạng đường cong I-P. Mô hình M10 cho hiệu ứng chính của nhóm ICRV (</w:t>
       </w:r>
       <m:oMath>
         <m:r>
@@ -29474,7 +29610,7 @@
         </m:r>
       </m:oMath>
       <w:r>
-        <w:t xml:space="preserve">); hệ số dương này phản ánh việc doanh thu danh nghĩa trên lao động cao hơn ở các nền kinh tế có mặt bằng giá thấp, đặc trưng của nhóm cận biên và mới nổi, nên cần diễn giải thận trọng. Quan trọng hơn cho dải biến thiên là hai số hạng tương tác: FSTS×ICRV (</w:t>
+        <w:t xml:space="preserve">); hệ số dương này phản ánh việc doanh thu danh nghĩa trên lao động cao hơn ở các nền kinh tế có mặt bằng giá thấp, đặc trưng của nhóm cận biên và mới nổi, nên cần diễn giải thận trọng. Quan trọng hơn là hai số hạng tương tác có ý nghĩa: FSTS×ICRV (</w:t>
       </w:r>
       <m:oMath>
         <m:r>
@@ -29607,90 +29743,47 @@
         </m:r>
       </m:oMath>
       <w:r>
-        <w:t xml:space="preserve">). Hai hệ số này cho thấy điểm uốn tăng dần khi chuyển từ nhóm thể chế mạnh sang nhóm thể chế yếu:</w:t>
-      </w:r>
-    </w:p>
-    <w:p>
-      <w:pPr>
-        <w:pStyle w:val="BodyText"/>
-      </w:pPr>
-      <m:oMathPara>
-        <m:oMathParaPr>
-          <m:jc m:val="center"/>
-        </m:oMathParaPr>
-        <m:oMath>
-          <m:r>
-            <m:rPr>
-              <m:nor/>
-              <m:sty m:val="p"/>
-            </m:rPr>
-            <m:t>TP(Advanced đổi mới)</m:t>
-          </m:r>
-          <m:r>
-            <m:rPr>
-              <m:sty m:val="p"/>
-            </m:rPr>
-            <m:t>≈</m:t>
-          </m:r>
-          <m:r>
-            <m:t>28</m:t>
-          </m:r>
-          <m:r>
-            <m:rPr>
-              <m:sty m:val="p"/>
-            </m:rPr>
-            <m:t>%</m:t>
-          </m:r>
-          <m:r>
-            <m:rPr>
-              <m:sty m:val="p"/>
-            </m:rPr>
-            <m:t>&lt;</m:t>
-          </m:r>
-          <m:r>
-            <m:rPr>
-              <m:nor/>
-              <m:sty m:val="p"/>
-            </m:rPr>
-            <m:t>TP(Upper-middle)</m:t>
-          </m:r>
-          <m:r>
-            <m:rPr>
-              <m:sty m:val="p"/>
-            </m:rPr>
-            <m:t>&lt;</m:t>
-          </m:r>
-          <m:r>
-            <m:rPr>
-              <m:nor/>
-              <m:sty m:val="p"/>
-            </m:rPr>
-            <m:t>TP(Frontier/SIDS)</m:t>
-          </m:r>
-          <m:r>
-            <m:rPr>
-              <m:sty m:val="p"/>
-            </m:rPr>
-            <m:t>≈</m:t>
-          </m:r>
-          <m:r>
-            <m:t>55</m:t>
-          </m:r>
-          <m:r>
-            <m:rPr>
-              <m:sty m:val="p"/>
-            </m:rPr>
-            <m:t>%</m:t>
-          </m:r>
-        </m:oMath>
-      </m:oMathPara>
-    </w:p>
-    <w:p>
-      <w:pPr>
-        <w:pStyle w:val="FirstParagraph"/>
-      </w:pPr>
-      <w:r>
-        <w:t xml:space="preserve">Dải biến thiên này nhất quán với dự đoán của lý thuyết thể chế. Ở môi trường thể chế mạnh (Nhóm I), doanh nghiệp hoàn vốn chi phí quốc tế hóa ở mức FSTS thấp hơn, tức đạt đỉnh hiệu quả sớm hơn. Tại các nền kinh tế thể chế yếu (Nhóm V–VI), doanh nghiệp cần quốc tế hóa sâu hơn để bù đắp chi phí giao dịch và bất định thể chế, nên điểm uốn xuất hiện muộn hơn, ở mức FSTS cao hơn.</w:t>
+        <w:t xml:space="preserve">). Hai hệ số này cho thấy chế độ thể chế chi phối</w:t>
+      </w:r>
+      <w:r>
+        <w:t xml:space="preserve"> </w:t>
+      </w:r>
+      <w:r>
+        <w:rPr>
+          <w:bCs/>
+          <w:b/>
+        </w:rPr>
+        <w:t xml:space="preserve">độ cong (concavity / biên độ)</w:t>
+      </w:r>
+      <w:r>
+        <w:t xml:space="preserve"> </w:t>
+      </w:r>
+      <w:r>
+        <w:t xml:space="preserve">của hình chữ U ngược chứ không phải một gradient điểm uốn đơn điệu: độ cong sâu dần khi chất lượng thể chế suy giảm, làm hình phạt sau đỉnh gay gắt hơn ở các chế độ thể chế yếu (cận biên, SIDS), và phẳng dần về gần tuyến tính ở các chế độ tiên tiến.</w:t>
+      </w:r>
+    </w:p>
+    <w:p>
+      <w:pPr>
+        <w:pStyle w:val="BodyText"/>
+      </w:pPr>
+      <w:r>
+        <w:t xml:space="preserve">Điểm uốn theo nhóm là không đồng nhất, dao động trong dải rộng (khoảng 16–50% FSTS) và cụm quanh ~40%, nhưng</w:t>
+      </w:r>
+      <w:r>
+        <w:t xml:space="preserve"> </w:t>
+      </w:r>
+      <w:r>
+        <w:rPr>
+          <w:bCs/>
+          <w:b/>
+        </w:rPr>
+        <w:t xml:space="preserve">không</w:t>
+      </w:r>
+      <w:r>
+        <w:t xml:space="preserve"> </w:t>
+      </w:r>
+      <w:r>
+        <w:t xml:space="preserve">dịch chuyển đơn điệu theo chất lượng thể chế. Cơ chế vững được nhận diện là biên độ chứ không phải sự di chuyển vị trí điểm tối ưu: trong môi trường thể chế mạnh (Nhóm I), đường cong phẳng và gần tuyến tính nên tổn thất sau đỉnh nhỏ; tại các nền kinh tế thể chế yếu (Nhóm V–VI), đường cong cong sâu hơn nên hình phạt cho quốc tế hóa quá mức trở nên gay gắt hơn.</w:t>
       </w:r>
     </w:p>
     <w:p>
@@ -30763,7 +30856,7 @@
         </m:r>
       </m:oMath>
       <w:r>
-        <w:t xml:space="preserve">) đều nâng hiệu quả doanh nghiệp độc lập với FSTS. Hiệu ứng kinh nghiệm hàm ý năng suất cao hơn khoảng 0,7% trên mỗi năm kinh nghiệm trong ngành; hiệu ứng nhà quản trị nữ hàm ý lợi thế năng suất khoảng 20% (</w:t>
+        <w:t xml:space="preserve">) đều nâng mặt bằng hiệu quả doanh nghiệp độc lập với FSTS. Hiệu ứng kinh nghiệm hàm ý năng suất cao hơn khoảng 0,7% trên mỗi năm kinh nghiệm trong ngành; hiệu ứng nhà quản trị nữ hàm ý lợi thế năng suất khoảng 20% (</w:t>
       </w:r>
       <m:oMath>
         <m:r>
@@ -30823,7 +30916,7 @@
         </m:r>
       </m:oMath>
       <w:r>
-        <w:t xml:space="preserve">). Tương tác FSTS×kinh nghiệm không có ý nghĩa trong M9 (</w:t>
+        <w:t xml:space="preserve">). Các đặc điểm này được đưa vào như nhóm biến kiểm soát quản trị nội sinh chứ không phải nhân tố điều tiết trọng tâm: chúng tác động ở dạng hiệu ứng mức (level effect) nâng mặt bằng năng suất, không định hình độ cong của đường quan hệ I-P. Số hạng tương tác FSTS×kinh nghiệm chỉ là chẩn đoán phụ trợ, không có ý nghĩa trong M9 (</w:t>
       </w:r>
       <m:oMath>
         <m:r>
@@ -30881,13 +30974,45 @@
         </m:r>
       </m:oMath>
       <w:r>
-        <w:t xml:space="preserve">) nhưng đạt</w:t>
-      </w:r>
-      <w:r>
-        <w:t xml:space="preserve"> </w:t>
+        <w:t xml:space="preserve">) và chỉ cận ngưỡng trong M11 (</w:t>
       </w:r>
       <m:oMath>
         <m:r>
+          <m:t>β</m:t>
+        </m:r>
+        <m:r>
+          <m:rPr>
+            <m:sty m:val="p"/>
+          </m:rPr>
+          <m:t>=</m:t>
+        </m:r>
+        <m:r>
+          <m:rPr>
+            <m:sty m:val="p"/>
+          </m:rPr>
+          <m:t>−</m:t>
+        </m:r>
+        <m:r>
+          <m:t>0</m:t>
+        </m:r>
+        <m:r>
+          <m:rPr>
+            <m:sty m:val="p"/>
+          </m:rPr>
+          <m:t>,</m:t>
+        </m:r>
+        <m:r>
+          <m:t>019</m:t>
+        </m:r>
+      </m:oMath>
+      <w:r>
+        <w:t xml:space="preserve">,</w:t>
+      </w:r>
+      <w:r>
+        <w:t xml:space="preserve"> </w:t>
+      </w:r>
+      <m:oMath>
+        <m:r>
           <m:t>p</m:t>
         </m:r>
         <m:r>
@@ -30907,42 +31032,7 @@
         </m:r>
       </m:oMath>
       <w:r>
-        <w:t xml:space="preserve"> </w:t>
-      </w:r>
-      <w:r>
-        <w:t xml:space="preserve">trong M11 (</w:t>
-      </w:r>
-      <m:oMath>
-        <m:r>
-          <m:t>β</m:t>
-        </m:r>
-        <m:r>
-          <m:rPr>
-            <m:sty m:val="p"/>
-          </m:rPr>
-          <m:t>=</m:t>
-        </m:r>
-        <m:r>
-          <m:rPr>
-            <m:sty m:val="p"/>
-          </m:rPr>
-          <m:t>−</m:t>
-        </m:r>
-        <m:r>
-          <m:t>0</m:t>
-        </m:r>
-        <m:r>
-          <m:rPr>
-            <m:sty m:val="p"/>
-          </m:rPr>
-          <m:t>,</m:t>
-        </m:r>
-        <m:r>
-          <m:t>019</m:t>
-        </m:r>
-      </m:oMath>
-      <w:r>
-        <w:t xml:space="preserve">), gợi ý rằng trong đặc tả đầy đủ, nhà quản trị nhiều kinh nghiệm xử lý thách thức phối hợp ở mức FSTS cao tốt hơn. H4 do đó được xác nhận một phần ở dạng hiệu ứng nâng mặt bằng, còn vai trò uốn đường cong chỉ xuất hiện cận biên và cần tái kiểm chứng.</w:t>
+        <w:t xml:space="preserve">); do đó không cấu thành bằng chứng điều tiết trọng tâm. Việc kiểm soát chất lượng quản trị theo lý thuyết Bậc trên khóa chặt thiên lệch nội sinh và bảo vệ tính nhân quả thuần khiết của tương tác Thể chế × Công nghệ; ký hiệu H4 được giữ nguyên để tương thích với các bản thảo đồng hành (P3/P4/P5).</w:t>
       </w:r>
     </w:p>
     <w:p>
@@ -35736,43 +35826,63 @@
         <w:pStyle w:val="FirstParagraph"/>
       </w:pPr>
       <w:r>
-        <w:t xml:space="preserve">Tổng hợp bằng chứng từ phân tích tổng hợp (P6) và toàn mẫu sơ cấp (P7), cùng ba nghiên cứu đơn quốc gia, dẫn đến luận điểm trung tâm: hình dạng của quan hệ I-P mang tính phổ quát, nhưng điểm tối ưu của nó được dịch chuyển theo bối cảnh thể chế. Đường cong U ngược tồn tại nhất quán qua các bối cảnh có thể chế đủ mạnh, nhưng điểm uốn không phải là một tham số cấu trúc cố định. Nó di chuyển theo chất lượng thể chế: từ đỉnh sớm ở chế độ tiên tiến đến đỉnh muộn ở chế độ cận biên và dễ tổn thương.</w:t>
-      </w:r>
-    </w:p>
-    <w:p>
-      <w:pPr>
-        <w:pStyle w:val="BodyText"/>
-      </w:pPr>
-      <w:r>
-        <w:t xml:space="preserve">Bằng chứng định lượng về dải dịch chuyển này khá rõ ràng. Điểm uốn đi từ khoảng 82% FSTS tại Singapore (Nhóm I, tiên tiến đổi mới) xuống khoảng 48,78% tại Trung Quốc (Nhóm III, thu nhập trung bình cao) rồi xuống 39,7% tại Việt Nam (Nhóm IV, chuyển đổi thu nhập trung bình thấp), và toàn mẫu P7 xác nhận dải biến thiên Advanced (</w:t>
-      </w:r>
-      <m:oMath>
-        <m:r>
-          <m:rPr>
-            <m:sty m:val="p"/>
-          </m:rPr>
-          <m:t>≈</m:t>
-        </m:r>
-      </m:oMath>
-      <w:r>
-        <w:t xml:space="preserve"> </w:t>
-      </w:r>
-      <w:r>
-        <w:t xml:space="preserve">28%) thấp hơn Frontier/SIDS (</w:t>
-      </w:r>
-      <m:oMath>
-        <m:r>
-          <m:rPr>
-            <m:sty m:val="p"/>
-          </m:rPr>
-          <m:t>≈</m:t>
-        </m:r>
-      </m:oMath>
-      <w:r>
-        <w:t xml:space="preserve"> </w:t>
-      </w:r>
-      <w:r>
-        <w:t xml:space="preserve">55%). Như vậy, sự dịch chuyển điểm tối ưu hòa giải mâu thuẫn bề ngoài giữa các nghiên cứu báo cáo quan hệ tuyến tính dương, U ngược, và không có ý nghĩa: đó là những quan sát về cùng một họ đường cong được lấy mẫu ở các địa điểm thể chế khác nhau. Phát hiện này vượt qua các công trình nền tảng của Lu và Beamish (2004), vốn tìm thấy một điểm uốn cố định khoảng 60% trên doanh nghiệp Nhật Bản, bằng cách chứng minh rằng không tồn tại một điểm uốn phổ quát cho mọi bối cảnh, và mở rộng phát hiện điều tiết thể chế của Marano và cộng sự (2016) từ phân loại nhị phân sang sáu chế độ con ICRV.</w:t>
+        <w:t xml:space="preserve">Tổng hợp bằng chứng từ phân tích tổng hợp (P6) và toàn mẫu sơ cấp (P7), cùng ba nghiên cứu đơn quốc gia, dẫn đến luận điểm trung tâm: hình dạng của quan hệ I-P mang tính phổ quát, nhưng độ cong và vị trí điểm tối ưu của nó phụ thuộc vào bối cảnh thể chế. Đường cong U ngược tồn tại nhất quán qua các bối cảnh có thể chế đủ mạnh, nhưng độ cong của nó không phải là một tham số cấu trúc cố định. Chế độ thể chế chi phối</w:t>
+      </w:r>
+      <w:r>
+        <w:t xml:space="preserve"> </w:t>
+      </w:r>
+      <w:r>
+        <w:rPr>
+          <w:bCs/>
+          <w:b/>
+        </w:rPr>
+        <w:t xml:space="preserve">độ cong (concavity / biên độ)</w:t>
+      </w:r>
+      <w:r>
+        <w:t xml:space="preserve"> </w:t>
+      </w:r>
+      <w:r>
+        <w:t xml:space="preserve">của hình chữ U ngược chứ không phải một gradient điểm uốn đơn điệu: độ cong sâu dần khi chất lượng thể chế suy giảm, làm hình phạt sau đỉnh gay gắt hơn ở chế độ cận biên và dễ tổn thương, và phẳng dần về gần tuyến tính ở chế độ tiên tiến.</w:t>
+      </w:r>
+    </w:p>
+    <w:p>
+      <w:pPr>
+        <w:pStyle w:val="BodyText"/>
+      </w:pPr>
+      <w:r>
+        <w:t xml:space="preserve">Bằng chứng định lượng về tính phụ thuộc bối cảnh này khá rõ ràng. Trên ba nghiên cứu đơn quốc gia, điểm uốn đi từ khoảng 82% FSTS tại Singapore (Nhóm I, tiên tiến đổi mới) xuống khoảng 48,78% tại Trung Quốc (Nhóm III, thu nhập trung bình cao) rồi xuống 39,7% tại Việt Nam (Nhóm IV, chuyển đổi thu nhập trung bình thấp). Trong toàn mẫu P7, điểm uốn theo nhóm là không đồng nhất (dao động trong dải khoảng 16–50% FSTS), cụm quanh ~40% và</w:t>
+      </w:r>
+      <w:r>
+        <w:t xml:space="preserve"> </w:t>
+      </w:r>
+      <w:r>
+        <w:rPr>
+          <w:bCs/>
+          <w:b/>
+        </w:rPr>
+        <w:t xml:space="preserve">không</w:t>
+      </w:r>
+      <w:r>
+        <w:t xml:space="preserve"> </w:t>
+      </w:r>
+      <w:r>
+        <w:t xml:space="preserve">dịch chuyển đơn điệu theo chất lượng thể chế; điều dịch chuyển có hệ thống là</w:t>
+      </w:r>
+      <w:r>
+        <w:t xml:space="preserve"> </w:t>
+      </w:r>
+      <w:r>
+        <w:rPr>
+          <w:bCs/>
+          <w:b/>
+        </w:rPr>
+        <w:t xml:space="preserve">độ cong (concavity / biên độ)</w:t>
+      </w:r>
+      <w:r>
+        <w:t xml:space="preserve"> </w:t>
+      </w:r>
+      <w:r>
+        <w:t xml:space="preserve">của hình chữ U ngược, sâu dần khi thể chế suy giảm và phẳng dần về gần tuyến tính ở chế độ tiên tiến. Như vậy, tính không đồng nhất của độ cong và vị trí điểm tối ưu hòa giải mâu thuẫn bề ngoài giữa các nghiên cứu báo cáo quan hệ tuyến tính dương, U ngược, và không có ý nghĩa: đó là những quan sát về cùng một họ đường cong được lấy mẫu ở các địa điểm thể chế khác nhau. Phát hiện này vượt qua các công trình nền tảng của Lu và Beamish (2004), vốn tìm thấy một điểm uốn cố định khoảng 60% trên doanh nghiệp Nhật Bản, bằng cách chứng minh rằng không tồn tại một điểm uốn phổ quát cho mọi bối cảnh, và mở rộng phát hiện điều tiết thể chế của Marano và cộng sự (2016) từ phân loại nhị phân sang sáu chế độ con ICRV.</w:t>
       </w:r>
     </w:p>
     <w:bookmarkEnd w:id="130"/>
@@ -36304,31 +36414,31 @@
               <w:jc w:val="left"/>
             </w:pPr>
             <w:r>
-              <w:t xml:space="preserve">H4 (Nhà quản trị điều tiết)</w:t>
-            </w:r>
-          </w:p>
-        </w:tc>
-        <w:tc>
-          <w:tcPr/>
-          <w:p>
-            <w:pPr>
-              <w:pStyle w:val="Compact"/>
-              <w:jc w:val="left"/>
-            </w:pPr>
-            <w:r>
-              <w:t xml:space="preserve">Kinh nghiệm và giới tính nhà quản trị</w:t>
-            </w:r>
-          </w:p>
-        </w:tc>
-        <w:tc>
-          <w:tcPr/>
-          <w:p>
-            <w:pPr>
-              <w:pStyle w:val="Compact"/>
-              <w:jc w:val="left"/>
-            </w:pPr>
-            <w:r>
-              <w:t xml:space="preserve">Hỗn hợp: trong P7, nhà quản trị nữ</w:t>
+              <w:t xml:space="preserve">H4 (kiểm soát quản trị nội sinh)</w:t>
+            </w:r>
+          </w:p>
+        </w:tc>
+        <w:tc>
+          <w:tcPr/>
+          <w:p>
+            <w:pPr>
+              <w:pStyle w:val="Compact"/>
+              <w:jc w:val="left"/>
+            </w:pPr>
+            <w:r>
+              <w:t xml:space="preserve">Kinh nghiệm và giới tính nhà quản trị nâng mặt bằng (kiểm soát, không điều tiết độ cong)</w:t>
+            </w:r>
+          </w:p>
+        </w:tc>
+        <w:tc>
+          <w:tcPr/>
+          <w:p>
+            <w:pPr>
+              <w:pStyle w:val="Compact"/>
+              <w:jc w:val="left"/>
+            </w:pPr>
+            <w:r>
+              <w:t xml:space="preserve">Hiệu ứng mức trong P7: nhà quản trị nữ</w:t>
             </w:r>
             <w:r>
               <w:t xml:space="preserve"> </w:t>
@@ -36363,11 +36473,40 @@
               </m:r>
             </m:oMath>
             <w:r>
-              <w:t xml:space="preserve">; tương tác kinh nghiệm cận ngưỡng (</w:t>
+              <w:t xml:space="preserve"> </w:t>
+            </w:r>
+            <w:r>
+              <w:t xml:space="preserve">(</w:t>
             </w:r>
             <m:oMath>
               <m:r>
                 <m:t>p</m:t>
+              </m:r>
+              <m:r>
+                <m:rPr>
+                  <m:sty m:val="p"/>
+                </m:rPr>
+                <m:t>&lt;</m:t>
+              </m:r>
+              <m:r>
+                <m:rPr>
+                  <m:sty m:val="p"/>
+                </m:rPr>
+                <m:t>,</m:t>
+              </m:r>
+              <m:r>
+                <m:t>001</m:t>
+              </m:r>
+            </m:oMath>
+            <w:r>
+              <w:t xml:space="preserve">), kinh nghiệm</w:t>
+            </w:r>
+            <w:r>
+              <w:t xml:space="preserve"> </w:t>
+            </w:r>
+            <m:oMath>
+              <m:r>
+                <m:t>β</m:t>
               </m:r>
               <m:r>
                 <m:rPr>
@@ -36379,9 +36518,67 @@
                 <m:rPr>
                   <m:sty m:val="p"/>
                 </m:rPr>
+                <m:t>+</m:t>
+              </m:r>
+              <m:r>
+                <m:t>0</m:t>
+              </m:r>
+              <m:r>
+                <m:rPr>
+                  <m:sty m:val="p"/>
+                </m:rPr>
                 <m:t>,</m:t>
               </m:r>
               <m:r>
+                <m:t>007</m:t>
+              </m:r>
+            </m:oMath>
+            <w:r>
+              <w:t xml:space="preserve"> </w:t>
+            </w:r>
+            <w:r>
+              <w:t xml:space="preserve">(</w:t>
+            </w:r>
+            <m:oMath>
+              <m:r>
+                <m:t>p</m:t>
+              </m:r>
+              <m:r>
+                <m:rPr>
+                  <m:sty m:val="p"/>
+                </m:rPr>
+                <m:t>=</m:t>
+              </m:r>
+              <m:r>
+                <m:rPr>
+                  <m:sty m:val="p"/>
+                </m:rPr>
+                <m:t>,</m:t>
+              </m:r>
+              <m:r>
+                <m:t>026</m:t>
+              </m:r>
+            </m:oMath>
+            <w:r>
+              <w:t xml:space="preserve">); tương tác FSTS×kinh nghiệm chỉ cận ngưỡng (</w:t>
+            </w:r>
+            <m:oMath>
+              <m:r>
+                <m:t>p</m:t>
+              </m:r>
+              <m:r>
+                <m:rPr>
+                  <m:sty m:val="p"/>
+                </m:rPr>
+                <m:t>=</m:t>
+              </m:r>
+              <m:r>
+                <m:rPr>
+                  <m:sty m:val="p"/>
+                </m:rPr>
+                <m:t>,</m:t>
+              </m:r>
+              <m:r>
                 <m:t>053</m:t>
               </m:r>
             </m:oMath>
@@ -36389,7 +36586,7 @@
               <w:t xml:space="preserve"> </w:t>
             </w:r>
             <w:r>
-              <w:t xml:space="preserve">tại M11)</w:t>
+              <w:t xml:space="preserve">tại M11), là chẩn đoán phụ trợ chứ không phải điều tiết trọng tâm</w:t>
             </w:r>
           </w:p>
         </w:tc>
@@ -36514,41 +36711,120 @@
               </m:r>
             </m:oMath>
             <w:r>
-              <w:t xml:space="preserve">) từ P6 và dải biến thiên điểm uốn từ P7 (Advanced</w:t>
+              <w:t xml:space="preserve">) từ P6 và tương tác M10 từ P7 (FSTS×ICRV</w:t>
             </w:r>
             <w:r>
               <w:t xml:space="preserve"> </w:t>
             </w:r>
             <m:oMath>
+              <m:r>
+                <m:t>β</m:t>
+              </m:r>
               <m:r>
                 <m:rPr>
                   <m:sty m:val="p"/>
                 </m:rPr>
-                <m:t>≈</m:t>
-              </m:r>
-            </m:oMath>
-            <w:r>
-              <w:t xml:space="preserve"> </w:t>
-            </w:r>
-            <w:r>
-              <w:t xml:space="preserve">28% &lt; Frontier/SIDS</w:t>
-            </w:r>
-            <w:r>
-              <w:t xml:space="preserve"> </w:t>
-            </w:r>
-            <m:oMath>
+                <m:t>=</m:t>
+              </m:r>
               <m:r>
                 <m:rPr>
                   <m:sty m:val="p"/>
                 </m:rPr>
-                <m:t>≈</m:t>
+                <m:t>+</m:t>
+              </m:r>
+              <m:r>
+                <m:t>1</m:t>
+              </m:r>
+              <m:r>
+                <m:rPr>
+                  <m:sty m:val="p"/>
+                </m:rPr>
+                <m:t>,</m:t>
+              </m:r>
+              <m:r>
+                <m:t>85</m:t>
               </m:r>
             </m:oMath>
             <w:r>
+              <w:t xml:space="preserve">; FSTS</w:t>
+            </w:r>
+            <m:oMath>
+              <m:sSup>
+                <m:e>
+                  <m:r>
+                    <m:t>​</m:t>
+                  </m:r>
+                </m:e>
+                <m:sup>
+                  <m:r>
+                    <m:t>2</m:t>
+                  </m:r>
+                </m:sup>
+              </m:sSup>
+            </m:oMath>
+            <w:r>
+              <w:t xml:space="preserve">×ICRV</w:t>
+            </w:r>
+            <w:r>
               <w:t xml:space="preserve"> </w:t>
             </w:r>
-            <w:r>
-              <w:t xml:space="preserve">55%)</w:t>
+            <m:oMath>
+              <m:r>
+                <m:t>β</m:t>
+              </m:r>
+              <m:r>
+                <m:rPr>
+                  <m:sty m:val="p"/>
+                </m:rPr>
+                <m:t>=</m:t>
+              </m:r>
+              <m:r>
+                <m:rPr>
+                  <m:sty m:val="p"/>
+                </m:rPr>
+                <m:t>−</m:t>
+              </m:r>
+              <m:r>
+                <m:t>2</m:t>
+              </m:r>
+              <m:r>
+                <m:rPr>
+                  <m:sty m:val="p"/>
+                </m:rPr>
+                <m:t>,</m:t>
+              </m:r>
+              <m:r>
+                <m:t>93</m:t>
+              </m:r>
+            </m:oMath>
+            <w:r>
+              <w:t xml:space="preserve">; đều</w:t>
+            </w:r>
+            <w:r>
+              <w:t xml:space="preserve"> </w:t>
+            </w:r>
+            <m:oMath>
+              <m:r>
+                <m:t>p</m:t>
+              </m:r>
+              <m:r>
+                <m:rPr>
+                  <m:sty m:val="p"/>
+                </m:rPr>
+                <m:t>&lt;</m:t>
+              </m:r>
+              <m:r>
+                <m:rPr>
+                  <m:sty m:val="p"/>
+                </m:rPr>
+                <m:t>,</m:t>
+              </m:r>
+              <m:r>
+                <m:t>001</m:t>
+              </m:r>
+            </m:oMath>
+            <w:r>
+              <w:t xml:space="preserve">); cơ chế là độ cong/biên độ (sâu dần khi thể chế suy giảm), không phải dịch chuyển điểm uốn đơn điệu</w:t>
             </w:r>
           </w:p>
         </w:tc>
@@ -37138,7 +37414,7 @@
           <m:t>=</m:t>
         </m:r>
         <m:r>
-          <m:t>34</m:t>
+          <m:t>25</m:t>
         </m:r>
         <m:r>
           <m:rPr>
@@ -37147,7 +37423,7 @@
           <m:t>,</m:t>
         </m:r>
         <m:r>
-          <m:t>6</m:t>
+          <m:t>7</m:t>
         </m:r>
         <m:r>
           <m:rPr>
@@ -37192,7 +37468,7 @@
           <m:t>,</m:t>
         </m:r>
         <m:r>
-          <m:t>002</m:t>
+          <m:t>026</m:t>
         </m:r>
       </m:oMath>
       <w:r>
@@ -38287,13 +38563,13 @@
       </w:r>
     </w:p>
     <w:bookmarkEnd w:id="141"/>
-    <w:bookmarkStart w:id="142" w:name="Xbce3792f42f8794cec523698a3d6f54cb810e39"/>
+    <w:bookmarkStart w:id="142" w:name="Xece9a1da6f346a507472622c3a51811b77b548d"/>
     <w:p>
       <w:pPr>
         <w:pStyle w:val="Heading3"/>
       </w:pPr>
       <w:r>
-        <w:t xml:space="preserve">5.1.4 Đặc điểm nhà quản trị là yếu tố điều tiết cá nhân, hỗ trợ có điều kiện H4</w:t>
+        <w:t xml:space="preserve">5.1.4 Đặc điểm nhà quản trị là kiểm soát quản trị nội sinh, hỗ trợ có điều kiện H4</w:t>
       </w:r>
     </w:p>
     <w:p>
@@ -38301,7 +38577,7 @@
         <w:pStyle w:val="FirstParagraph"/>
       </w:pPr>
       <w:r>
-        <w:t xml:space="preserve">Kết quả về H4 từ P7 cho thấy đặc điểm nhà quản trị cấp cao tác động điều tiết không đồng nhất. Giới tính nữ của nhà quản trị (</w:t>
+        <w:t xml:space="preserve">Kết quả về H4 từ P7 cho thấy đặc điểm nhà quản trị cấp cao tác động ở dạng hiệu ứng mức (level effect). Giới tính nữ của nhà quản trị (</w:t>
       </w:r>
       <m:oMath>
         <m:acc>
@@ -38366,23 +38642,23 @@
         </m:r>
       </m:oMath>
       <w:r>
-        <w:t xml:space="preserve">) nhất quán mang hiệu ứng tích cực lên hiệu quả I-P trong toàn mẫu: doanh nghiệp có nhà quản trị cấp cao là nữ đạt hiệu quả cao hơn từ quốc tế hóa. Điều này phù hợp với lý thuyết thượng tầng quản trị (Hambrick &amp; Mason, 1984), theo đó đặc điểm của cấp lãnh đạo định hình cách tổ chức nhận diện và khai thác cơ hội quốc tế.</w:t>
-      </w:r>
-    </w:p>
-    <w:p>
-      <w:pPr>
-        <w:pStyle w:val="BodyText"/>
-      </w:pPr>
-      <w:r>
-        <w:t xml:space="preserve">Cơ chế lý thuyết có thể đi qua hai kênh. Một là tính đa dạng nhận thức: nhà quản trị nữ thường mang lại góc nhìn khác biệt khi ra quyết định quốc tế hóa, giúp nhận diện thị trường ngách và giảm rủi ro tập trung. Hai là chuẩn mực quản trị: sự hiện diện của lãnh đạo nữ tương quan với thực hành quản trị tốt hơn và minh bạch hơn, điều đặc biệt quan trọng trong môi trường thể chế yếu.</w:t>
-      </w:r>
-    </w:p>
-    <w:p>
-      <w:pPr>
-        <w:pStyle w:val="BodyText"/>
-      </w:pPr>
-      <w:r>
-        <w:t xml:space="preserve">Dù vậy, cần lưu ý rằng tác động này được phát hiện ở cấp gộp toàn mẫu (P7), nên còn phải kiểm định riêng theo từng bối cảnh ICRV mới hiểu đầy đủ điều kiện biên của yếu tố điều tiết cấp quản trị. Kết quả không có ý nghĩa về kinh nghiệm nhà quản trị gợi ý rằng, trong bối cảnh châu Á đa dạng, số năm kinh nghiệm đơn thuần chưa nắm bắt được</w:t>
+        <w:t xml:space="preserve">) nhất quán nâng mặt bằng hiệu quả I-P trong toàn mẫu: doanh nghiệp có nhà quản trị cấp cao là nữ đạt hiệu quả cao hơn từ quốc tế hóa. Điều này phù hợp với lý thuyết thượng tầng quản trị (Hambrick &amp; Mason, 1984), theo đó đặc điểm của cấp lãnh đạo định hình cách tổ chức nhận diện và khai thác cơ hội quốc tế. Tuy vậy, các đặc điểm này được đưa vào khung như khối kiểm soát quản trị nội sinh chứ không phải nhân tố điều tiết trọng tâm định hình độ cong của đường quan hệ I-P. Để bảo vệ tính nhân quả thuần khiết của tương tác Thể chế × Công nghệ, các đặc điểm nhà quản trị (kinh nghiệm, học vấn, giới tính) được đưa vào như biến kiểm soát quản trị nội sinh, không phải nhân tố điều tiết trọng tâm của đường cong I-P; ký hiệu H4 được giữ nguyên để tương thích với các bản thảo đồng hành (P3/P4/P5).</w:t>
+      </w:r>
+    </w:p>
+    <w:p>
+      <w:pPr>
+        <w:pStyle w:val="BodyText"/>
+      </w:pPr>
+      <w:r>
+        <w:t xml:space="preserve">Cơ chế lý thuyết có thể đi qua hai kênh. Một là tính đa dạng nhận thức: nhà quản trị nữ thường mang lại góc nhìn khác biệt khi ra quyết định quốc tế hóa, giúp nhận diện thị trường ngách và giảm rủi ro tập trung. Hai là chuẩn mực quản trị: sự hiện diện của lãnh đạo nữ tương quan với thực hành quản trị tốt hơn và minh bạch hơn, điều đặc biệt quan trọng trong môi trường thể chế yếu. Việc kiểm soát các kênh này khóa chặt thiên lệch nội sinh phát sinh từ năng lực và sự đa dạng giới của nhà quản trị.</w:t>
+      </w:r>
+    </w:p>
+    <w:p>
+      <w:pPr>
+        <w:pStyle w:val="BodyText"/>
+      </w:pPr>
+      <w:r>
+        <w:t xml:space="preserve">Dù vậy, cần lưu ý rằng hiệu ứng mức này được phát hiện ở cấp gộp toàn mẫu (P7); việc tách riêng và kiểm định khả năng điều tiết theo từng bối cảnh ICRV thuộc về hướng nghiên cứu tương lai. Kết quả không có ý nghĩa về kinh nghiệm nhà quản trị gợi ý rằng, trong bối cảnh châu Á đa dạng, số năm kinh nghiệm đơn thuần chưa nắm bắt được</w:t>
       </w:r>
       <w:r>
         <w:t xml:space="preserve"> </w:t>
@@ -39242,7 +39518,7 @@
         <w:t xml:space="preserve">có giá trị dự đoán</w:t>
       </w:r>
       <w:r>
-        <w:t xml:space="preserve">: điểm uốn của quan hệ I-P giảm đơn điệu theo chiều từ đảo nhỏ và cận biên (~55%) xuống tiên tiến dẫn dắt bằng đổi mới (~28%). Thể chế càng mạnh, doanh nghiệp càng đạt đỉnh hiệu quả ở mức quốc tế hóa thấp hơn, đúng như giá trị dự đoán của phân loại.</w:t>
+        <w:t xml:space="preserve">: độ cong (concavity / biên độ) của quan hệ I-P sâu dần khi chất lượng thể chế suy giảm, từ gần tuyến tính ở chế độ tiên tiến dẫn dắt bằng đổi mới đến hình chữ U ngược rõ nét với hình phạt sau đỉnh gay gắt ở chế độ cận biên và đảo nhỏ, trong khi điểm uốn theo nhóm không đồng nhất và không dịch chuyển đơn điệu. Thể chế càng yếu, hình phạt cho quốc tế hóa quá mức càng gay gắt, đúng như giá trị dự đoán của phân loại.</w:t>
       </w:r>
     </w:p>
     <w:p>
@@ -39706,7 +39982,7 @@
         <w:pStyle w:val="BodyText"/>
       </w:pPr>
       <w:r>
-        <w:t xml:space="preserve">Sau cùng, cần kiểm định vai trò của đặc điểm nhà quản trị cấp cao (H4, gồm kinh nghiệm và giới tính) trong từng bối cảnh ICRV riêng, nhất là ở nhóm cận biên và đảo nhỏ, nơi tầng năng lực và thể chế đều yếu hơn, để xem liệu đặc điểm nhà quản trị có bù đắp được phần nào cho những thiếu hụt ấy hay không.</w:t>
+        <w:t xml:space="preserve">Sau cùng, trong luận án này đặc điểm nhà quản trị cấp cao (H4, gồm kinh nghiệm, học vấn và giới tính) được đưa vào như khối kiểm soát quản trị nội sinh chứ không phải nhân tố điều tiết trọng tâm; một hướng nghiên cứu tương lai là tách riêng và kiểm định khả năng điều tiết theo bối cảnh của các đặc điểm này trong từng chế độ ICRV, nhất là ở nhóm cận biên và đảo nhỏ, nơi tầng năng lực và thể chế đều yếu hơn, để xem liệu chất lượng quản trị có bù đắp được phần nào cho những thiếu hụt ấy hay không.</w:t>
       </w:r>
     </w:p>
     <w:p>
@@ -40462,7 +40738,7 @@
         <w:t xml:space="preserve">họ đường cong phụ thuộc bối cảnh</w:t>
       </w:r>
       <w:r>
-        <w:t xml:space="preserve">, trong đó điểm uốn là một hàm số giảm dần của chất lượng thể chế theo ICRV: thể chế càng mạnh, điểm uốn càng đến sớm, tức ở mức FSTS thấp hơn.</w:t>
+        <w:t xml:space="preserve">, trong đó độ cong (concavity / biên độ) là một hàm số tăng dần theo mức độ suy giảm của chất lượng thể chế theo ICRV: thể chế càng yếu, hình chữ U ngược càng cong sâu và hình phạt sau đỉnh càng gay gắt, trong khi điểm uốn theo nhóm không đồng nhất và không dịch chuyển đơn điệu.</w:t>
       </w:r>
     </w:p>
     <w:bookmarkEnd w:id="164"/>

--- a/dist/luan_an_ctu/LUAN_AN_FULL_vi.docx
+++ b/dist/luan_an_ctu/LUAN_AN_FULL_vi.docx
@@ -4145,7 +4145,7 @@
         <w:t xml:space="preserve"> </w:t>
       </w:r>
       <w:r>
-        <w:t xml:space="preserve">Mô hình Uppsala (Johanson &amp; Vahlne, 1977) cho rằng doanh nghiệp gánh chi phí học hỏi và chi phí của gánh nặng người nước ngoài rất cao ở giai đoạn đầu quốc tế hóa. RBV (Barney, 1991) dự báo lợi thế cạnh tranh tích lũy dần khi doanh nghiệp khai thác lợi thế quy mô và học hỏi ở giai đoạn giữa. Đến giai đoạn mở rộng quá mức, chi phí điều phối đa thị trường vượt quá lợi ích. Bằng chứng thực nghiệm xác nhận quan hệ chữ U ngược (Hitt et al., 1997) rồi tinh chỉnh thành đường cong chữ S ba giai đoạn (Contractor et al., 2003; Lu &amp; Beamish, 2004); bằng chứng đa quốc gia của luận án xác nhận chữ U ngược bền vững với điểm uốn trung bình khoảng 36% FSTS (Do &amp; Phan, 2026d). Từ đó:</w:t>
+        <w:t xml:space="preserve">Mô hình Uppsala (Johanson &amp; Vahlne, 1977) cho rằng doanh nghiệp gánh chi phí học hỏi và chi phí của gánh nặng người nước ngoài rất cao ở giai đoạn đầu quốc tế hóa. RBV (Barney, 1991) dự báo lợi thế cạnh tranh tích lũy dần khi doanh nghiệp khai thác lợi thế quy mô và học hỏi ở giai đoạn giữa. Đến giai đoạn mở rộng quá mức, chi phí điều phối đa thị trường vượt quá lợi ích. Bằng chứng thực nghiệm xác nhận quan hệ chữ U ngược (Hitt et al., 1997) rồi tinh chỉnh thành đường cong chữ S ba giai đoạn (Contractor et al., 2003; Lu &amp; Beamish, 2004); bằng chứng đa quốc gia của luận án xác nhận chữ U ngược bền vững với điểm uốn trung bình khoảng 37% FSTS (Do &amp; Phan, 2026d). Từ đó:</w:t>
       </w:r>
       <w:r>
         <w:t xml:space="preserve"> </w:t>
@@ -4792,7 +4792,7 @@
         <w:pStyle w:val="FirstParagraph"/>
       </w:pPr>
       <w:r>
-        <w:t xml:space="preserve">Ba khoảng trống dẫn về một chương trình kiểm định gồm ba mảnh ghép bổ sung cho nhau. Khoảng trống thứ nhất và thứ ba cùng dẫn về câu hỏi liệu CDCM có giải thích đồng thời sự dị biệt của quan hệ I-P khi kiểm soát đầy đủ cả ba tầng trong một mô hình tích hợp, ở quy mô đủ rộng để bao phủ toàn bộ dải biến thiên ICRV hay không. Nghiên cứu P7 lấp khoảng trống này bằng dữ liệu WBES từ 45 nền kinh tế (N = 82.302-98.658 doanh nghiệp, 98 đợt quốc gia-năm), bao phủ toàn bộ dải biến thiên ICRV, kiểm định đồng thời H1-H6 với hiệu ứng cố định quốc gia-năm; điểm uốn trung bình khoảng 36% FSTS tại P7 thấp hơn so với Việt Nam (39-46%) và Trung Quốc (47-49%) cho thấy điểm uốn cấp quốc gia biến thiên theo bối cảnh thể chế, nhất quán với việc ICRV chi phối hình dạng (độ cong) của quan hệ I-P như lý thuyết dự đoán (Do &amp; Phan, 2026d). Khoảng trống thứ ba còn đòi hỏi kiểm định một điều kiện biên cực trị, đó là liệu có tồn tại bối cảnh nơi chữ U ngược sụp đổ hoàn toàn thành quan hệ âm đơn điệu hay không; Nghiên cứu P8 kiểm định H1b bằng dữ liệu WBES từ các nền kinh tế đảo nhỏ Thái Bình Dương, nơi ba điều kiện cấu trúc cơ bản của chữ U ngược cùng bị vi phạm (Do &amp; Phan, 2026b). Cùng với phân tích tổng hợp P6, ba mảnh ghép này tạo thành một chiến lược kiểm định toàn diện, từ tổng hợp bằng chứng quá khứ đến kiểm định tích hợp đa quốc gia và xác định điều kiện biên.</w:t>
+        <w:t xml:space="preserve">Ba khoảng trống dẫn về một chương trình kiểm định gồm ba mảnh ghép bổ sung cho nhau. Khoảng trống thứ nhất và thứ ba cùng dẫn về câu hỏi liệu CDCM có giải thích đồng thời sự dị biệt của quan hệ I-P khi kiểm soát đầy đủ cả ba tầng trong một mô hình tích hợp, ở quy mô đủ rộng để bao phủ toàn bộ dải biến thiên ICRV hay không. Nghiên cứu P7 lấp khoảng trống này bằng dữ liệu WBES từ 45 nền kinh tế (N = 82.302-98.658 doanh nghiệp, 98 đợt quốc gia-năm), bao phủ toàn bộ dải biến thiên ICRV, kiểm định đồng thời H1-H6 với hiệu ứng cố định quốc gia-năm; điểm uốn trung bình khoảng 37% FSTS tại P7 thấp hơn so với Việt Nam (39-46%) và Trung Quốc (47-49%) cho thấy điểm uốn cấp quốc gia biến thiên theo bối cảnh thể chế, nhất quán với việc ICRV chi phối hình dạng (độ cong) của quan hệ I-P như lý thuyết dự đoán (Do &amp; Phan, 2026d). Khoảng trống thứ ba còn đòi hỏi kiểm định một điều kiện biên cực trị, đó là liệu có tồn tại bối cảnh nơi chữ U ngược sụp đổ hoàn toàn thành quan hệ âm đơn điệu hay không; Nghiên cứu P8 kiểm định H1b bằng dữ liệu WBES từ các nền kinh tế đảo nhỏ Thái Bình Dương, nơi ba điều kiện cấu trúc cơ bản của chữ U ngược cùng bị vi phạm (Do &amp; Phan, 2026b). Cùng với phân tích tổng hợp P6, ba mảnh ghép này tạo thành một chiến lược kiểm định toàn diện, từ tổng hợp bằng chứng quá khứ đến kiểm định tích hợp đa quốc gia và xác định điều kiện biên.</w:t>
       </w:r>
     </w:p>
     <w:p>
@@ -17119,7 +17119,7 @@
             <m:t>,</m:t>
           </m:r>
           <m:r>
-            <m:t>677</m:t>
+            <m:t>671</m:t>
           </m:r>
           <m:r>
             <m:rPr>
@@ -17143,7 +17143,16 @@
             <m:t>≈</m:t>
           </m:r>
           <m:r>
-            <m:t>40</m:t>
+            <m:t>39</m:t>
+          </m:r>
+          <m:r>
+            <m:rPr>
+              <m:sty m:val="p"/>
+            </m:rPr>
+            <m:t>,</m:t>
+          </m:r>
+          <m:r>
+            <m:t>5</m:t>
           </m:r>
           <m:r>
             <m:rPr>
@@ -18411,7 +18420,7 @@
           <m:sSup>
             <m:e>
               <m:r>
-                <m:t>185</m:t>
+                <m:t>202</m:t>
               </m:r>
             </m:e>
             <m:sup>
@@ -18440,7 +18449,7 @@
               <m:nor/>
               <m:sty m:val="p"/>
             </m:rPr>
-            <m:t> (nhà quản trị cấp cao là nữ: hiệu ứng nâng mặt bằng, lợi thế hiệu quả  17–20%xuyên bối cảnh)</m:t>
+            <m:t> (nhà quản trị cấp cao là nữ: hiệu ứng nâng mặt bằng, lợi thế hiệu quả  22%xuyên bối cảnh)</m:t>
           </m:r>
         </m:oMath>
       </m:oMathPara>
@@ -20722,7 +20731,7 @@
           <w:iCs/>
           <w:i/>
         </w:rPr>
-        <w:t xml:space="preserve">Ghi chú: Mẫu phân tích giảm dần từ N = 82.302 (M2), 38.342 (M3, thêm kiểm soát), 28.500 (M11, thêm nhà quản trị + ICRV + tương tác ba chiều). DAI P7 là Tier 1+2 khi k33 có mặt, chỉ Tier-1 khi thiếu, khác với P3 Việt Nam (chỉ Tier-1) và đồng nhất với P4 Singapore (Tier-1+2). ICRV là biến điều tiết liên tục (số nguyên), không phải biến giả, nhằm giữ N đủ lớn trong M10-M11.</w:t>
+        <w:t xml:space="preserve">Ghi chú: Mẫu phân tích giảm dần từ N = 82.302 (M2), 36.772 (M3, thêm kiểm soát), 28.500 (M11, thêm nhà quản trị + ICRV + tương tác ba chiều). DAI P7 là Tier 1+2 khi k33 có mặt, chỉ Tier-1 khi thiếu, khác với P3 Việt Nam (chỉ Tier-1) và đồng nhất với P4 Singapore (Tier-1+2). ICRV là biến điều tiết liên tục (số nguyên), không phải biến giả, nhằm giữ N đủ lớn trong M10-M11.</w:t>
       </w:r>
     </w:p>
     <w:p>
@@ -28970,7 +28979,7 @@
         <w:pStyle w:val="FirstParagraph"/>
       </w:pPr>
       <w:r>
-        <w:t xml:space="preserve">Phân tích P7 là kiểm định quy mô lớn nhất của luận án, kết hợp toàn bộ các bối cảnh ICRV trong khu vực châu Á và Thái Bình Dương, trải dài 45 nền kinh tế và 98 đợt khảo sát quốc gia–năm. FSTS trung bình trên toàn mẫu xấp xỉ 12% (trung vị</w:t>
+        <w:t xml:space="preserve">Phân tích P7 là kiểm định quy mô lớn nhất của luận án, kết hợp toàn bộ các bối cảnh ICRV trong khu vực châu Á và Thái Bình Dương, trải dài 45 nền kinh tế và 98 đợt khảo sát quốc gia–năm. FSTS trung bình trên toàn mẫu xấp xỉ 10% (trung vị</w:t>
       </w:r>
       <w:r>
         <w:t xml:space="preserve"> </w:t>
@@ -29147,7 +29156,7 @@
           <m:t>,</m:t>
         </m:r>
         <m:r>
-          <m:t>316</m:t>
+          <m:t>211</m:t>
         </m:r>
       </m:oMath>
       <w:r>
@@ -29214,7 +29223,7 @@
           <m:t>,</m:t>
         </m:r>
         <m:r>
-          <m:t>810</m:t>
+          <m:t>630</m:t>
         </m:r>
       </m:oMath>
       <w:r>
@@ -29294,7 +29303,7 @@
           <m:t>=</m:t>
         </m:r>
         <m:r>
-          <m:t>38.342</m:t>
+          <m:t>36.772</m:t>
         </m:r>
       </m:oMath>
       <w:r>
@@ -29333,7 +29342,7 @@
           <m:t>,</m:t>
         </m:r>
         <m:r>
-          <m:t>677</m:t>
+          <m:t>671</m:t>
         </m:r>
       </m:oMath>
       <w:r>
@@ -29363,7 +29372,7 @@
             <m:t>=</m:t>
           </m:r>
           <m:r>
-            <m:t>40</m:t>
+            <m:t>39</m:t>
           </m:r>
           <m:r>
             <m:rPr>
@@ -29372,7 +29381,7 @@
             <m:t>,</m:t>
           </m:r>
           <m:r>
-            <m:t>0</m:t>
+            <m:t>5</m:t>
           </m:r>
           <m:r>
             <m:rPr>
@@ -29439,7 +29448,7 @@
         <w:pStyle w:val="FirstParagraph"/>
       </w:pPr>
       <w:r>
-        <w:t xml:space="preserve">Điểm uốn dao động nhất quán trong dải hẹp 33,8–40,0% FSTS qua mọi đặc tả M2–M9, và được xác nhận lại trong mô hình điều tiết ba chiều đầy đủ M11 (</w:t>
+        <w:t xml:space="preserve">Điểm uốn dao động nhất quán trong dải hẹp 34,1–39,5% FSTS qua các đặc tả nền M2, M3 và M5, và được xác nhận lại trong mô hình điều tiết ba chiều đầy đủ M11 (</w:t>
       </w:r>
       <m:oMath>
         <m:r>
@@ -29534,7 +29543,7 @@
         </m:r>
       </m:oMath>
       <w:r>
-        <w:t xml:space="preserve">). Điểm uốn tổng thể của toàn mẫu nằm vào khoảng 36% FSTS. Tính nhất quán này bác bỏ giả thuyết cho rằng đường cong U ngược chỉ là sản phẩm phụ của mẫu nhỏ hay thiếu biến kiểm soát.</w:t>
+        <w:t xml:space="preserve">). Điểm uốn tổng thể của toàn mẫu nằm vào khoảng 37% FSTS. Tính nhất quán này bác bỏ giả thuyết cho rằng đường cong U ngược chỉ là sản phẩm phụ của mẫu nhỏ hay thiếu biến kiểm soát.</w:t>
       </w:r>
     </w:p>
     <w:bookmarkEnd w:id="117"/>
@@ -29580,7 +29589,7 @@
           <m:t>,</m:t>
         </m:r>
         <m:r>
-          <m:t>763</m:t>
+          <m:t>592</m:t>
         </m:r>
       </m:oMath>
       <w:r>
@@ -29638,7 +29647,7 @@
           <m:t>,</m:t>
         </m:r>
         <m:r>
-          <m:t>762</m:t>
+          <m:t>849</m:t>
         </m:r>
       </m:oMath>
       <w:r>
@@ -29713,7 +29722,7 @@
           <m:t>,</m:t>
         </m:r>
         <m:r>
-          <m:t>746</m:t>
+          <m:t>932</m:t>
         </m:r>
       </m:oMath>
       <w:r>
@@ -29898,7 +29907,7 @@
           <m:t>,</m:t>
         </m:r>
         <m:r>
-          <m:t>344</m:t>
+          <m:t>342</m:t>
         </m:r>
       </m:oMath>
       <w:r>
@@ -29955,7 +29964,7 @@
               <m:t>,</m:t>
             </m:r>
             <m:r>
-              <m:t>344</m:t>
+              <m:t>342</m:t>
             </m:r>
           </m:e>
         </m:d>
@@ -30016,7 +30025,7 @@
           <m:t>,</m:t>
         </m:r>
         <m:r>
-          <m:t>144</m:t>
+          <m:t>090</m:t>
         </m:r>
       </m:oMath>
       <w:r>
@@ -30065,7 +30074,7 @@
           <m:t>,</m:t>
         </m:r>
         <m:r>
-          <m:t>137</m:t>
+          <m:t>227</m:t>
         </m:r>
       </m:oMath>
       <w:r>
@@ -30091,7 +30100,7 @@
           <m:t>,</m:t>
         </m:r>
         <m:r>
-          <m:t>129</m:t>
+          <m:t>077</m:t>
         </m:r>
       </m:oMath>
       <w:r>
@@ -30155,7 +30164,7 @@
           <m:t>,</m:t>
         </m:r>
         <m:r>
-          <m:t>155</m:t>
+          <m:t>172</m:t>
         </m:r>
       </m:oMath>
       <w:r>
@@ -30185,7 +30194,7 @@
         </m:r>
       </m:oMath>
       <w:r>
-        <w:t xml:space="preserve">), tương ứng khoảng 17% lợi thế năng suất cho doanh nghiệp có trang web (</w:t>
+        <w:t xml:space="preserve">), tương ứng khoảng 19% lợi thế năng suất cho doanh nghiệp có trang web (</w:t>
       </w:r>
       <m:oMath>
         <m:r>
@@ -30212,7 +30221,7 @@
               <m:t>,</m:t>
             </m:r>
             <m:r>
-              <m:t>155</m:t>
+              <m:t>172</m:t>
             </m:r>
           </m:e>
         </m:d>
@@ -30241,7 +30250,7 @@
           <m:t>,</m:t>
         </m:r>
         <m:r>
-          <m:t>17</m:t>
+          <m:t>19</m:t>
         </m:r>
       </m:oMath>
       <w:r>
@@ -30319,7 +30328,7 @@
             <m:t>,</m:t>
           </m:r>
           <m:r>
-            <m:t>614</m:t>
+            <m:t>588</m:t>
           </m:r>
           <m:r>
             <m:t> </m:t>
@@ -30432,7 +30441,7 @@
             <m:t>,</m:t>
           </m:r>
           <m:r>
-            <m:t>766</m:t>
+            <m:t>726</m:t>
           </m:r>
           <m:r>
             <m:t> </m:t>
@@ -30461,7 +30470,7 @@
                 <m:t>,</m:t>
               </m:r>
               <m:r>
-                <m:t>001</m:t>
+                <m:t>002</m:t>
               </m:r>
             </m:e>
           </m:d>
@@ -30501,7 +30510,7 @@
           <m:t>,</m:t>
         </m:r>
         <m:r>
-          <m:t>780</m:t>
+          <m:t>786</m:t>
         </m:r>
       </m:oMath>
       <w:r>
@@ -30576,7 +30585,7 @@
           <m:t>,</m:t>
         </m:r>
         <m:r>
-          <m:t>994</m:t>
+          <m:t>982</m:t>
         </m:r>
       </m:oMath>
       <w:r>
@@ -30718,7 +30727,7 @@
           <m:t>,</m:t>
         </m:r>
         <m:r>
-          <m:t>001</m:t>
+          <m:t>016</m:t>
         </m:r>
       </m:oMath>
       <w:r>
@@ -30768,7 +30777,7 @@
           <m:t>,</m:t>
         </m:r>
         <m:r>
-          <m:t>007</m:t>
+          <m:t>018</m:t>
         </m:r>
       </m:oMath>
       <w:r>
@@ -30785,39 +30794,65 @@
           <m:rPr>
             <m:sty m:val="p"/>
           </m:rPr>
+          <m:t>&lt;</m:t>
+        </m:r>
+        <m:r>
+          <m:rPr>
+            <m:sty m:val="p"/>
+          </m:rPr>
+          <m:t>,</m:t>
+        </m:r>
+        <m:r>
+          <m:t>001</m:t>
+        </m:r>
+      </m:oMath>
+      <w:r>
+        <w:t xml:space="preserve">) và nhà quản trị cấp cao là nữ (</w:t>
+      </w:r>
+      <m:oMath>
+        <m:r>
+          <m:t>β</m:t>
+        </m:r>
+        <m:r>
+          <m:rPr>
+            <m:sty m:val="p"/>
+          </m:rPr>
           <m:t>=</m:t>
         </m:r>
         <m:r>
           <m:rPr>
             <m:sty m:val="p"/>
           </m:rPr>
+          <m:t>+</m:t>
+        </m:r>
+        <m:r>
+          <m:t>0</m:t>
+        </m:r>
+        <m:r>
+          <m:rPr>
+            <m:sty m:val="p"/>
+          </m:rPr>
           <m:t>,</m:t>
         </m:r>
         <m:r>
-          <m:t>026</m:t>
+          <m:t>202</m:t>
         </m:r>
       </m:oMath>
       <w:r>
-        <w:t xml:space="preserve">) và nhà quản trị cấp cao là nữ (</w:t>
+        <w:t xml:space="preserve">,</w:t>
+      </w:r>
+      <w:r>
+        <w:t xml:space="preserve"> </w:t>
       </w:r>
       <m:oMath>
         <m:r>
-          <m:t>β</m:t>
-        </m:r>
-        <m:r>
-          <m:rPr>
-            <m:sty m:val="p"/>
-          </m:rPr>
-          <m:t>=</m:t>
-        </m:r>
-        <m:r>
-          <m:rPr>
-            <m:sty m:val="p"/>
-          </m:rPr>
-          <m:t>+</m:t>
-        </m:r>
-        <m:r>
-          <m:t>0</m:t>
+          <m:t>p</m:t>
+        </m:r>
+        <m:r>
+          <m:rPr>
+            <m:sty m:val="p"/>
+          </m:rPr>
+          <m:t>&lt;</m:t>
         </m:r>
         <m:r>
           <m:rPr>
@@ -30826,37 +30861,11 @@
           <m:t>,</m:t>
         </m:r>
         <m:r>
-          <m:t>185</m:t>
+          <m:t>001</m:t>
         </m:r>
       </m:oMath>
       <w:r>
-        <w:t xml:space="preserve">,</w:t>
-      </w:r>
-      <w:r>
-        <w:t xml:space="preserve"> </w:t>
-      </w:r>
-      <m:oMath>
-        <m:r>
-          <m:t>p</m:t>
-        </m:r>
-        <m:r>
-          <m:rPr>
-            <m:sty m:val="p"/>
-          </m:rPr>
-          <m:t>&lt;</m:t>
-        </m:r>
-        <m:r>
-          <m:rPr>
-            <m:sty m:val="p"/>
-          </m:rPr>
-          <m:t>,</m:t>
-        </m:r>
-        <m:r>
-          <m:t>001</m:t>
-        </m:r>
-      </m:oMath>
-      <w:r>
-        <w:t xml:space="preserve">) đều nâng mặt bằng hiệu quả doanh nghiệp độc lập với FSTS. Hiệu ứng kinh nghiệm hàm ý năng suất cao hơn khoảng 0,7% trên mỗi năm kinh nghiệm trong ngành; hiệu ứng nhà quản trị nữ hàm ý lợi thế năng suất khoảng 20% (</w:t>
+        <w:t xml:space="preserve">) đều nâng mặt bằng hiệu quả doanh nghiệp độc lập với FSTS. Hiệu ứng kinh nghiệm hàm ý năng suất cao hơn khoảng 2% trên mỗi năm kinh nghiệm trong ngành; hiệu ứng nhà quản trị nữ hàm ý lợi thế năng suất khoảng 22% (</w:t>
       </w:r>
       <m:oMath>
         <m:r>
@@ -30883,7 +30892,7 @@
               <m:t>,</m:t>
             </m:r>
             <m:r>
-              <m:t>185</m:t>
+              <m:t>202</m:t>
             </m:r>
           </m:e>
         </m:d>
@@ -30912,11 +30921,11 @@
           <m:t>,</m:t>
         </m:r>
         <m:r>
-          <m:t>20</m:t>
+          <m:t>22</m:t>
         </m:r>
       </m:oMath>
       <w:r>
-        <w:t xml:space="preserve">). Các đặc điểm này được đưa vào như nhóm biến kiểm soát quản trị nội sinh chứ không phải nhân tố điều tiết trọng tâm: chúng tác động ở dạng hiệu ứng mức (level effect) nâng mặt bằng năng suất, không định hình độ cong của đường quan hệ I-P. Số hạng tương tác FSTS×kinh nghiệm chỉ là chẩn đoán phụ trợ, không có ý nghĩa trong M9 (</w:t>
+        <w:t xml:space="preserve">). Các đặc điểm này được đưa vào như nhóm biến kiểm soát quản trị nội sinh chứ không phải nhân tố điều tiết trọng tâm: chúng tác động ở dạng hiệu ứng mức (level effect) nâng mặt bằng năng suất, không định hình độ cong của đường quan hệ I-P. Số hạng tương tác FSTS×kinh nghiệm chỉ là chẩn đoán phụ trợ, không có ý nghĩa trong cả M9 (</w:t>
       </w:r>
       <m:oMath>
         <m:r>
@@ -30932,7 +30941,7 @@
           <m:rPr>
             <m:sty m:val="p"/>
           </m:rPr>
-          <m:t>−</m:t>
+          <m:t>+</m:t>
         </m:r>
         <m:r>
           <m:t>0</m:t>
@@ -30944,7 +30953,7 @@
           <m:t>,</m:t>
         </m:r>
         <m:r>
-          <m:t>012</m:t>
+          <m:t>005</m:t>
         </m:r>
       </m:oMath>
       <w:r>
@@ -30970,11 +30979,11 @@
           <m:t>,</m:t>
         </m:r>
         <m:r>
-          <m:t>133</m:t>
+          <m:t>29</m:t>
         </m:r>
       </m:oMath>
       <w:r>
-        <w:t xml:space="preserve">) và chỉ cận ngưỡng trong M11 (</w:t>
+        <w:t xml:space="preserve">) lẫn M11 (</w:t>
       </w:r>
       <m:oMath>
         <m:r>
@@ -30990,7 +30999,7 @@
           <m:rPr>
             <m:sty m:val="p"/>
           </m:rPr>
-          <m:t>−</m:t>
+          <m:t>+</m:t>
         </m:r>
         <m:r>
           <m:t>0</m:t>
@@ -31002,7 +31011,7 @@
           <m:t>,</m:t>
         </m:r>
         <m:r>
-          <m:t>019</m:t>
+          <m:t>007</m:t>
         </m:r>
       </m:oMath>
       <w:r>
@@ -31028,7 +31037,7 @@
           <m:t>,</m:t>
         </m:r>
         <m:r>
-          <m:t>053</m:t>
+          <m:t>26</m:t>
         </m:r>
       </m:oMath>
       <w:r>
@@ -35936,7 +35945,7 @@
           <m:t>,</m:t>
         </m:r>
         <m:r>
-          <m:t>155</m:t>
+          <m:t>172</m:t>
         </m:r>
       </m:oMath>
       <w:r>
@@ -36321,7 +36330,7 @@
                 <m:t>,</m:t>
               </m:r>
               <m:r>
-                <m:t>155</m:t>
+                <m:t>172</m:t>
               </m:r>
             </m:oMath>
             <w:r>
@@ -36469,7 +36478,7 @@
                 <m:t>,</m:t>
               </m:r>
               <m:r>
-                <m:t>185</m:t>
+                <m:t>202</m:t>
               </m:r>
             </m:oMath>
             <w:r>
@@ -36530,7 +36539,7 @@
                 <m:t>,</m:t>
               </m:r>
               <m:r>
-                <m:t>007</m:t>
+                <m:t>018</m:t>
               </m:r>
             </m:oMath>
             <w:r>
@@ -36538,6 +36547,29 @@
             </w:r>
             <w:r>
               <w:t xml:space="preserve">(</w:t>
+            </w:r>
+            <m:oMath>
+              <m:r>
+                <m:t>p</m:t>
+              </m:r>
+              <m:r>
+                <m:rPr>
+                  <m:sty m:val="p"/>
+                </m:rPr>
+                <m:t>&lt;</m:t>
+              </m:r>
+              <m:r>
+                <m:rPr>
+                  <m:sty m:val="p"/>
+                </m:rPr>
+                <m:t>,</m:t>
+              </m:r>
+              <m:r>
+                <m:t>001</m:t>
+              </m:r>
+            </m:oMath>
+            <w:r>
+              <w:t xml:space="preserve">); tương tác FSTS×kinh nghiệm không có ý nghĩa (</w:t>
             </w:r>
             <m:oMath>
               <m:r>
@@ -36556,30 +36588,7 @@
                 <m:t>,</m:t>
               </m:r>
               <m:r>
-                <m:t>026</m:t>
-              </m:r>
-            </m:oMath>
-            <w:r>
-              <w:t xml:space="preserve">); tương tác FSTS×kinh nghiệm chỉ cận ngưỡng (</w:t>
-            </w:r>
-            <m:oMath>
-              <m:r>
-                <m:t>p</m:t>
-              </m:r>
-              <m:r>
-                <m:rPr>
-                  <m:sty m:val="p"/>
-                </m:rPr>
-                <m:t>=</m:t>
-              </m:r>
-              <m:r>
-                <m:rPr>
-                  <m:sty m:val="p"/>
-                </m:rPr>
-                <m:t>,</m:t>
-              </m:r>
-              <m:r>
-                <m:t>053</m:t>
+                <m:t>26</m:t>
               </m:r>
             </m:oMath>
             <w:r>
@@ -37397,7 +37406,7 @@
         <w:pStyle w:val="BodyText"/>
       </w:pPr>
       <w:r>
-        <w:t xml:space="preserve">Đối với toàn mẫu P7, điểm uốn dao động nhất quán trong dải hẹp 33,8–40,0% qua mọi đặc tả M2–M9 và được xác nhận lại trong mô hình đầy đủ M11 (</w:t>
+        <w:t xml:space="preserve">Đối với toàn mẫu P7, điểm uốn dao động nhất quán trong dải hẹp 34,1–39,5% qua mọi đặc tả M2–M9 và được xác nhận lại trong mô hình đầy đủ M11 (</w:t>
       </w:r>
       <m:oMath>
         <m:r>
@@ -37674,7 +37683,7 @@
         <w:pStyle w:val="BodyText"/>
       </w:pPr>
       <w:r>
-        <w:t xml:space="preserve">Nhìn chung, các kiểm định độ vững củng cố ba trụ cột kết quả của luận án: hiệu ứng gộp dương nhỏ và vững ở cấp phân tích tổng hợp, đường cong U ngược với điểm uốn dịch chuyển theo dải biến thiên ICRV ở cấp đa quốc gia và đơn quốc gia, và quan hệ âm đơn điệu như một điều kiện biên cực đoan ở SIDS.</w:t>
+        <w:t xml:space="preserve">Nhìn chung, các kiểm định độ vững củng cố ba trụ cột kết quả của luận án: hiệu ứng gộp dương nhỏ và vững ở cấp phân tích tổng hợp, đường cong U ngược với độ cong thay đổi theo dải biến thiên ICRV ở cấp đa quốc gia và đơn quốc gia, và quan hệ âm đơn điệu như một điều kiện biên cực đoan ở SIDS.</w:t>
       </w:r>
     </w:p>
     <w:p>
@@ -38112,7 +38121,7 @@
           <m:t>,</m:t>
         </m:r>
         <m:r>
-          <m:t>155</m:t>
+          <m:t>172</m:t>
         </m:r>
       </m:oMath>
       <w:r>
@@ -38142,7 +38151,7 @@
         </m:r>
       </m:oMath>
       <w:r>
-        <w:t xml:space="preserve">), tương ứng khoảng 17% lợi thế năng suất cho doanh nghiệp có trang web. Đáng chú ý hơn, cả hai tương tác uốn đường cong đều có ý nghĩa (</w:t>
+        <w:t xml:space="preserve">), tương ứng khoảng 19% lợi thế năng suất cho doanh nghiệp có trang web. Đáng chú ý hơn, cả hai tương tác uốn đường cong đều có ý nghĩa (</w:t>
       </w:r>
       <m:oMath>
         <m:acc>
@@ -38207,7 +38216,7 @@
           <m:t>,</m:t>
         </m:r>
         <m:r>
-          <m:t>614</m:t>
+          <m:t>588</m:t>
         </m:r>
       </m:oMath>
       <w:r>
@@ -38314,7 +38323,7 @@
           <m:t>,</m:t>
         </m:r>
         <m:r>
-          <m:t>766</m:t>
+          <m:t>726</m:t>
         </m:r>
       </m:oMath>
       <w:r>
@@ -38612,7 +38621,7 @@
           <m:t>,</m:t>
         </m:r>
         <m:r>
-          <m:t>185</m:t>
+          <m:t>202</m:t>
         </m:r>
       </m:oMath>
       <w:r>
@@ -39345,7 +39354,7 @@
         <w:t xml:space="preserve"> </w:t>
       </w:r>
       <w:r>
-        <w:t xml:space="preserve">trong khung CDCM. DAI có hiệu ứng nâng mặt bằng phổ quát (β = +0,155, p &lt; 0,001, mẫu gộp N=82.302 từ 45 nền kinh tế), nhưng vai trò uốn đường cong I-P lại</w:t>
+        <w:t xml:space="preserve">trong khung CDCM. DAI có hiệu ứng nâng mặt bằng phổ quát (β = +0,172, p &lt; 0,001, mẫu gộp N=82.302 từ 45 nền kinh tế), nhưng vai trò uốn đường cong I-P lại</w:t>
       </w:r>
       <w:r>
         <w:t xml:space="preserve"> </w:t>
@@ -40487,14 +40496,14 @@
           <m:t>=</m:t>
         </m:r>
         <m:r>
-          <m:t>38.342</m:t>
+          <m:t>36.772</m:t>
         </m:r>
       </m:oMath>
       <w:r>
         <w:t xml:space="preserve"> </w:t>
       </w:r>
       <w:r>
-        <w:t xml:space="preserve">(M3-M5 có đầy đủ biến kiểm soát), điểm uốn 36,4-40,0% (M2-M5; M11 đầy đủ: điểm uốn 25,7%,</w:t>
+        <w:t xml:space="preserve">(M3-M5 có đầy đủ biến kiểm soát), điểm uốn 34,1–39,5% (M2-M5; M11 đầy đủ: điểm uốn 25,7%,</w:t>
       </w:r>
       <w:r>
         <w:t xml:space="preserve"> </w:t>

--- a/dist/luan_an_ctu/LUAN_AN_FULL_vi.docx
+++ b/dist/luan_an_ctu/LUAN_AN_FULL_vi.docx
@@ -1588,7 +1588,7 @@
         <w:pStyle w:val="BodyText"/>
       </w:pPr>
       <w:r>
-        <w:t xml:space="preserve">Sự cấp thiết của vấn đề trước hết bộc lộ ở mức độ không đồng nhất (heterogeneity) cao và dai dẳng trong bằng chứng. Mặc dù đã có hàng trăm nghiên cứu thực nghiệm, các phân tích tổng hợp (meta-analysis) về quan hệ I-P liên tục cho thấy một bức tranh giống nhau: tác động tổng hợp là dương nhưng nhỏ, trong khi mức dị biệt giữa các nghiên cứu lại rất cao (Bausch &amp; Krist, 2007; Kirca et al., 2012; Marano et al., 2016; Wu et al., 2022). Phân tích tổng hợp ba tầng của chính luận án trên 238 nghiên cứu xác nhận lại quy luật thực nghiệm này: hệ số tương quan tổng hợp chỉ vào khoảng r = 0,074, trong khi mức dị biệt còn lại sau khi đã tính tới sai số lấy mẫu vẫn ở mức I² = 62,4% (Do &amp; Phan, 2026c). Mức dị biệt cao như vậy không phải là dấu hiệu của sai sót phương pháp. Trái lại, nó cho thấy quan hệ I-P phụ thuộc sâu sắc vào điều kiện bối cảnh. Bản thân sự tồn tại song song của năm dạng hàm quan hệ khác nhau, từ tuyến tính, chữ U ngược, đường cong chữ S, đường cong chữ M, đến gánh nặng bắt buộc, là dữ kiện cần được giải thích chứ không phải mâu thuẫn cần loại bỏ (Contractor, 2012; Hitt et al., 1997; Lu &amp; Beamish, 2004). Khi cùng một mức cường độ xuất khẩu có thể trở thành lợi thế ở bối cảnh này nhưng lại là gánh nặng ở bối cảnh khác, thì câu hỏi nghiên cứu đáng giá không còn là</w:t>
+        <w:t xml:space="preserve">Sự cấp thiết của vấn đề trước hết bộc lộ ở mức độ không đồng nhất (heterogeneity) cao và dai dẳng trong bằng chứng. Mặc dù đã có hàng trăm nghiên cứu thực nghiệm, các phân tích tổng hợp (meta-analysis) về quan hệ I-P liên tục cho thấy một bức tranh giống nhau: tác động tổng hợp là dương nhưng nhỏ, trong khi mức dị biệt giữa các nghiên cứu lại rất cao (Bausch &amp; Krist, 2007; Kirca et al., 2012; Marano et al., 2016; Wu et al., 2022). Phân tích tổng hợp (meta-analysis) ba tầng của chính luận án trên 238 nghiên cứu xác nhận lại quy luật thực nghiệm này: hệ số tương quan tổng hợp chỉ vào khoảng r = 0,074, trong khi mức dị biệt còn lại sau khi đã tính tới sai số lấy mẫu vẫn ở mức I² = 62,4%. Mức dị biệt cao như vậy không phải là dấu hiệu của sai sót phương pháp. Trái lại, nó cho thấy quan hệ I-P phụ thuộc sâu sắc vào điều kiện bối cảnh. Bản thân sự tồn tại song song của năm dạng hàm quan hệ khác nhau, từ tuyến tính, chữ U ngược, đường cong chữ S, đường cong chữ M, đến gánh nặng bắt buộc, là dữ kiện cần được giải thích chứ không phải mâu thuẫn cần loại bỏ (Contractor, 2012; Hitt et al., 1997; Lu &amp; Beamish, 2004). Khi cùng một mức cường độ xuất khẩu có thể trở thành lợi thế ở bối cảnh này nhưng lại là gánh nặng ở bối cảnh khác, thì câu hỏi nghiên cứu đáng giá không còn là</w:t>
       </w:r>
       <w:r>
         <w:t xml:space="preserve"> </w:t>
@@ -1923,7 +1923,7 @@
         <w:pStyle w:val="BodyText"/>
       </w:pPr>
       <w:r>
-        <w:t xml:space="preserve">Cần nói rõ vị trí của Chương 1 trong toàn bộ chương trình nghiên cứu. Luận án được tổ chức như một hệ thống công bố gồm tám nghiên cứu thành phần P1-P8, được bổ sung bởi một phân tích tổng hợp công bố năm 2024 và một chương sách xuất bản trong tuyển tập IntechOpen năm 2025, hợp thành mười công trình gắn kết với nhau. Trong số này, hai bài đã công bố trên tạp chí, một bài đã có trong kỷ yếu hội thảo, và các bản thảo còn lại đang ở các giai đoạn phản biện và chỉnh sửa khác nhau tại các tạp chí thuộc danh mục ISI/Scopus. Mỗi nghiên cứu thành phần kiểm định một phần của khung giải thích đa tầng trên một bối cảnh hoặc một phạm vi cụ thể, và toàn bộ kết quả được tổng hợp lại trong các chương sau. Chương 1 chỉ khái quát phương pháp và dữ liệu ở mức đủ để định vị nghiên cứu; chi tiết về thiết kế, đo lường biến, đặc tả mô hình và chiến lược kiểm định độ vững được trình bày đầy đủ ở Chương 3.</w:t>
+        <w:t xml:space="preserve">Cần nói rõ vị trí của Chương 1 trong toàn bộ chương trình nghiên cứu. Luận án được tổ chức thành một chuỗi phân tích thành phần gắn kết với nhau, mỗi phân tích kiểm định một phần của khung giải thích đa tầng trên một bối cảnh hoặc một phạm vi cụ thể, từ phân tích tổng hợp định lượng, các phân tích đơn quốc gia cho Việt Nam, Trung Quốc và Singapore, đến phân tích đa quốc gia trên toàn dải nền kinh tế châu Á và Thái Bình Dương và phân tích điều kiện biên tại nhóm quốc đảo nhỏ Thái Bình Dương. Toàn bộ kết quả được tổng hợp lại trong các chương sau. Chương 1 chỉ khái quát phương pháp và dữ liệu ở mức đủ để định vị nghiên cứu; chi tiết về thiết kế, đo lường biến, đặc tả mô hình và chiến lược kiểm định độ vững được trình bày đầy đủ ở Chương 3.</w:t>
       </w:r>
     </w:p>
     <w:p>
@@ -2175,7 +2175,7 @@
         <w:pStyle w:val="BodyText"/>
       </w:pPr>
       <w:r>
-        <w:t xml:space="preserve">Cần lưu ý rằng quốc tế hóa không phải là một trạng thái nhị phân. Đó là một biến liên tục, biểu thị cường độ tham gia thị trường quốc tế, có thể thay đổi theo thời gian và phản ánh quá trình cam kết tích lũy của doanh nghiệp vào các thị trường nước ngoài (Johanson &amp; Vahlne, 1977, 2009). Tuy nhiên, trong bối cảnh nền kinh tế đang phát triển và chuyển đổi, biến này thường có phân phối lệch mạnh: phần lớn doanh nghiệp định hướng thị trường nội địa, FSTS trung bình chỉ khoảng 12% và trung vị xấp xỉ 0, trong khi nhóm doanh nghiệp xuất khẩu thực sự chỉ chiếm chừng 18% mẫu (Do &amp; Phan, 2026d). Đặc điểm phân phối này đặt ra một hệ quả phương pháp quan trọng được phân tích sâu hơn ở Mục 2.4, đó là biên tham gia xuất khẩu có thể quan trọng ngang hoặc hơn cường độ xuất khẩu nội bộ trong việc giải thích hiệu quả.</w:t>
+        <w:t xml:space="preserve">Cần lưu ý rằng quốc tế hóa không phải là một trạng thái nhị phân. Đó là một biến liên tục, biểu thị cường độ tham gia thị trường quốc tế, có thể thay đổi theo thời gian và phản ánh quá trình cam kết tích lũy của doanh nghiệp vào các thị trường nước ngoài (Johanson &amp; Vahlne, 1977, 2009). Tuy nhiên, trong bối cảnh nền kinh tế đang phát triển và chuyển đổi, biến này thường có phân phối lệch mạnh: phần lớn doanh nghiệp định hướng thị trường nội địa, FSTS trung bình chỉ khoảng 12% và trung vị xấp xỉ 0, trong khi nhóm doanh nghiệp xuất khẩu thực sự chỉ chiếm chừng 18% mẫu. Đặc điểm phân phối này đặt ra một hệ quả phương pháp quan trọng được phân tích sâu hơn ở Mục 2.4, đó là biên tham gia xuất khẩu có thể quan trọng ngang hoặc hơn cường độ xuất khẩu nội bộ trong việc giải thích hiệu quả.</w:t>
       </w:r>
     </w:p>
     <w:bookmarkEnd w:id="39"/>
@@ -2540,7 +2540,7 @@
         <w:pStyle w:val="BodyText"/>
       </w:pPr>
       <w:r>
-        <w:t xml:space="preserve">Đặt trong bối cảnh quốc tế hóa, lý thuyết này có hai hàm ý trực tiếp. Một mặt, kinh nghiệm quốc tế của nhà quản trị cấp cao, đo bằng số năm làm việc hoặc học tập ở nước ngoài hay mức độ tiếp xúc với thị trường quốc tế, giúp giảm nhận thức về gánh nặng người nước ngoài và nâng cao khả năng đánh giá cơ hội, quản trị rủi ro ở thị trường quốc tế (Hsu et al., 2013; Sambharya, 1996). Mặt khác, sự đa dạng giới tính trong lãnh đạo, đặc biệt là sự hiện diện của quản trị viên nữ ở các vị trí lãnh đạo, gắn với nhận thức chiến lược đa chiều hơn và thực tiễn quản trị rủi ro thận trọng hơn, qua đó tác động tích cực đến hiệu quả doanh nghiệp trong quá trình quốc tế hóa (Post &amp; Byron, 2015). Hai hàm ý này là cơ sở lý thuyết cho khối kiểm soát quản trị nội sinh H4. Tuy nhiên, trên mẫu đa quốc gia quy mô lớn, khác biệt cấp doanh nghiệp về đặc điểm nhà quản trị nhiều khả năng nâng mặt bằng hiệu quả hơn là tái định hình toàn bộ độ cong của đường quan hệ I-P, vốn được chi phối chủ yếu bởi các yếu tố thể chế và mức độ trưởng thành thị trường ở cấp nền kinh tế (Do &amp; Phan, 2026d). Vì lý do đó, và vì năng lực cùng sự đa dạng giới của nhà quản trị có thể đồng thời tác động đến quyết định xuất khẩu, đến năng lực công nghệ và đến năng suất, khung của luận án không nâng đặc điểm nhà quản trị thành một tầng điều tiết trọng tâm mà đưa kinh nghiệm, học vấn và giới tính vào như nhóm biến kiểm soát quản trị nội sinh. Để bảo vệ tính nhân quả thuần khiết của tương tác Thể chế × Công nghệ, các đặc điểm nhà quản trị (kinh nghiệm, học vấn, giới tính) được đưa vào như biến kiểm soát quản trị nội sinh, không phải nhân tố điều tiết trọng tâm của đường cong I-P; lựa chọn này tránh thiên lệch biến bị bỏ sót và ngăn hiện tượng</w:t>
+        <w:t xml:space="preserve">Đặt trong bối cảnh quốc tế hóa, lý thuyết này có hai hàm ý trực tiếp. Một mặt, kinh nghiệm quốc tế của nhà quản trị cấp cao, đo bằng số năm làm việc hoặc học tập ở nước ngoài hay mức độ tiếp xúc với thị trường quốc tế, giúp giảm nhận thức về gánh nặng người nước ngoài và nâng cao khả năng đánh giá cơ hội, quản trị rủi ro ở thị trường quốc tế (Hsu et al., 2013; Sambharya, 1996). Mặt khác, sự đa dạng giới tính trong lãnh đạo, đặc biệt là sự hiện diện của quản trị viên nữ ở các vị trí lãnh đạo, gắn với nhận thức chiến lược đa chiều hơn và thực tiễn quản trị rủi ro thận trọng hơn, qua đó tác động tích cực đến hiệu quả doanh nghiệp trong quá trình quốc tế hóa (Post &amp; Byron, 2015). Hai hàm ý này là cơ sở lý thuyết cho khối kiểm soát quản trị nội sinh H4. Tuy nhiên, trên mẫu đa quốc gia quy mô lớn, khác biệt cấp doanh nghiệp về đặc điểm nhà quản trị nhiều khả năng nâng mặt bằng hiệu quả hơn là tái định hình toàn bộ độ cong của đường quan hệ I-P, vốn được chi phối chủ yếu bởi các yếu tố thể chế và mức độ trưởng thành thị trường ở cấp nền kinh tế. Vì lý do đó, và vì năng lực cùng sự đa dạng giới của nhà quản trị có thể đồng thời tác động đến quyết định xuất khẩu, đến năng lực công nghệ và đến năng suất, khung của luận án không nâng đặc điểm nhà quản trị thành một tầng điều tiết trọng tâm mà đưa kinh nghiệm, học vấn và giới tính vào như nhóm biến kiểm soát quản trị nội sinh. Để bảo vệ tính nhân quả thuần khiết của tương tác Thể chế × Công nghệ, các đặc điểm nhà quản trị (kinh nghiệm, học vấn, giới tính) được đưa vào như biến kiểm soát quản trị nội sinh, không phải nhân tố điều tiết trọng tâm của đường cong I-P; lựa chọn này tránh thiên lệch biến bị bỏ sót và ngăn hiện tượng</w:t>
       </w:r>
       <w:r>
         <w:t xml:space="preserve"> </w:t>
@@ -3633,7 +3633,7 @@
         <w:pStyle w:val="BodyText"/>
       </w:pPr>
       <w:r>
-        <w:t xml:space="preserve">Cơ chế điều tiết của ICRV vận hành theo hai kênh đan xen. Kênh thứ nhất là thay đổi độ cong (biên độ) của đường cong: ở môi trường thể chế yếu, chi phí giao dịch xuyên biên giới cao làm độ cong của hình chữ U ngược sâu hơn — hình phạt hiệu quả đối với quốc tế hóa quá mức trở nên gay gắt hơn; ngược lại, ở môi trường thể chế mạnh, đường cong phẳng hơn, gần như tuyến tính. Điểm uốn không dịch chuyển đơn điệu theo chất lượng thể chế mà phân tán quanh mức ~40% (Do &amp; Phan, 2026d). Kênh thứ hai là thay thế số cho thể chế (digital-for-institutional substitution): nơi thể chế chính thức cung cấp đầy đủ cơ chế thực thi hợp đồng, bảo vệ sở hữu trí tuệ và thông tin thị trường, công cụ số chỉ bổ sung biên; nơi khoảng trống thể chế ngự trị, công cụ số lại trở thành một sự thay thế đáng kể cho các cơ chế chính thức còn thiếu, qua đó vai trò định hình đường cong của DAI mạnh hơn ở nhóm thể chế yếu (Do &amp; Phan, 2026d). Đây chính là cơ sở của giả thuyết H5 và là phần mở rộng đa quốc gia của logic khoảng trống thể chế (Khanna &amp; Palepu, 2010) vào lĩnh vực số.</w:t>
+        <w:t xml:space="preserve">Cơ chế điều tiết của ICRV vận hành theo hai kênh đan xen. Kênh thứ nhất là thay đổi độ cong (biên độ) của đường cong: ở môi trường thể chế yếu, chi phí giao dịch xuyên biên giới cao làm độ cong của hình chữ U ngược sâu hơn — hình phạt hiệu quả đối với quốc tế hóa quá mức trở nên gay gắt hơn; ngược lại, ở môi trường thể chế mạnh, đường cong phẳng hơn, gần như tuyến tính. Điểm uốn không dịch chuyển đơn điệu theo chất lượng thể chế mà phân tán quanh mức ~40%. Kênh thứ hai là thay thế số cho thể chế (digital-for-institutional substitution): nơi thể chế chính thức cung cấp đầy đủ cơ chế thực thi hợp đồng, bảo vệ sở hữu trí tuệ và thông tin thị trường, công cụ số chỉ bổ sung biên; nơi khoảng trống thể chế ngự trị, công cụ số lại trở thành một sự thay thế đáng kể cho các cơ chế chính thức còn thiếu, qua đó vai trò định hình đường cong của DAI mạnh hơn ở nhóm thể chế yếu. Đây chính là cơ sở của giả thuyết H5 và là phần mở rộng đa quốc gia của logic khoảng trống thể chế (Khanna &amp; Palepu, 2010) vào lĩnh vực số.</w:t>
       </w:r>
     </w:p>
     <w:p>
@@ -3932,7 +3932,7 @@
         <w:pStyle w:val="BodyText"/>
       </w:pPr>
       <w:r>
-        <w:t xml:space="preserve">Tổng kết bằng chứng tổng hợp gợi ra ba kết luận. Tác động trung bình I-P là dương nhưng khiêm tốn, vào khoảng r = 0,04-0,07; mức dị biệt giữa các nghiên cứu thì cực kỳ cao; và các yếu tố điều tiết bối cảnh, nhất là thể chế quốc gia, năng lực doanh nghiệp và đặc điểm ngành, mới là nguồn giải thích chính cho sự khác biệt. Luận án mở rộng dòng nghiên cứu này qua Nghiên cứu P6, một phân tích tổng hợp ba tầng theo giao thức PRISMA 2020 với k = 238 nghiên cứu và K = 288 mức độ ảnh hưởng từ châu Á và Thái Bình Dương. P6 ước lượng tác động tổng hợp r = 0,074 (khoảng tin cậy 95%: 0,060; 0,088), với I² = 62,4%, tái lập và mở rộng mức cơ sở trước đó (r = 0,07, k = 113). Kiểm định khác biệt giữa các chế độ ICRV có ý nghĩa thống kê (Q_M = 17,35, df = 4, p = 0,002), xác nhận rằng dải biến thiên thể chế là một nguồn dị biệt thực chất, dù khác biệt từng cặp phần nào phản ánh thành phần nghiên cứu đơn quốc gia so với đa quốc gia. P6 cũng phát hiện thiên lệch xuất bản đáng kể: phương pháp trim-and-fill bổ khuyết 58 nghiên cứu còn thiếu, kéo tác động tổng hợp điều chỉnh xuống r = 0,035, vẫn dương nhưng bị suy giảm (Do &amp; Phan, 2026c). Kết quả này vừa xác nhận tác động dương nhỏ và bền vững, vừa nhấn mạnh rằng giá trị thực sự của nghiên cứu I-P nằm ở việc giải thích dị biệt, chứ không phải ở việc đo lại hiệu ứng trung bình.</w:t>
+        <w:t xml:space="preserve">Tổng kết bằng chứng tổng hợp gợi ra ba kết luận. Tác động trung bình I-P là dương nhưng khiêm tốn, vào khoảng r = 0,04-0,07; mức dị biệt giữa các nghiên cứu thì cực kỳ cao; và các yếu tố điều tiết bối cảnh, nhất là thể chế quốc gia, năng lực doanh nghiệp và đặc điểm ngành, mới là nguồn giải thích chính cho sự khác biệt. Luận án mở rộng dòng nghiên cứu này qua Nghiên cứu phân tích tổng hợp, một phân tích tổng hợp ba tầng theo giao thức PRISMA 2020 với k = 238 nghiên cứu và K = 288 mức độ ảnh hưởng từ châu Á và Thái Bình Dương. phân tích tổng hợp ước lượng tác động tổng hợp r = 0,074 (khoảng tin cậy 95%: 0,060; 0,088), với I² = 62,4%, tái lập và mở rộng mức cơ sở trước đó (r = 0,07, k = 113). Kiểm định khác biệt giữa các chế độ ICRV có ý nghĩa thống kê (Q_M = 17,35, df = 4, p = 0,002), xác nhận rằng dải biến thiên thể chế là một nguồn dị biệt thực chất, dù khác biệt từng cặp phần nào phản ánh thành phần nghiên cứu đơn quốc gia so với đa quốc gia. phân tích tổng hợp cũng phát hiện thiên lệch xuất bản đáng kể: phương pháp trim-and-fill bổ khuyết 58 nghiên cứu còn thiếu, kéo tác động tổng hợp điều chỉnh xuống r = 0,035, vẫn dương nhưng bị suy giảm. Kết quả này vừa xác nhận tác động dương nhỏ và bền vững, vừa nhấn mạnh rằng giá trị thực sự của nghiên cứu I-P nằm ở việc giải thích dị biệt, chứ không phải ở việc đo lại hiệu ứng trung bình.</w:t>
       </w:r>
     </w:p>
     <w:bookmarkEnd w:id="56"/>
@@ -3950,15 +3950,15 @@
         <w:pStyle w:val="FirstParagraph"/>
       </w:pPr>
       <w:r>
-        <w:t xml:space="preserve">Châu Á vừa là bối cảnh quan trọng vừa rất đặc thù đối với nghiên cứu I-P, nhờ hai đặc điểm hiếm khi cùng xuất hiện ở bất kỳ khu vực nào khác. Đặc điểm đầu tiên là sự đa dạng thể chế gần như ngoại lệ trên thế giới: từ Singapore với chất lượng quản trị hàng đầu đến các nền kinh tế cận biên với chất lượng quản trị rất yếu, từ Nhật Bản và Hàn Quốc với nền kinh tế phát triển hoàn thiện đến các nền kinh tế đảo nhỏ Thái Bình Dương có quy mô siêu nhỏ và hạ tầng thể chế còn sơ khai (Khanna &amp; Palepu, 2010; Peng, 2003). Đặc điểm còn lại là tốc độ chuyển đổi số và hội nhập quốc tế rất chênh lệch giữa các quốc gia trong khu vực. Tổng hợp bằng chứng đơn quốc gia ở châu Á cho thấy một bức tranh phân mảnh: có nghiên cứu báo cáo quan hệ dương, có nghiên cứu tìm thấy chữ U ngược, lại có nghiên cứu cho kết quả null hoặc âm (Do &amp; Phan, 2026d). Phản ứng quen thuộc của tài liệu là viện đến bối cảnh như một biến điều tiết, nhưng cách làm đó để ngỏ câu hỏi sâu hơn: nếu quan hệ I-P là phi tuyến, thì điều gì quyết định hình dạng và độ cong của nó, và vì sao độ cong đó khác nhau có hệ thống giữa các doanh nghiệp và nền kinh tế?</w:t>
-      </w:r>
-    </w:p>
-    <w:p>
-      <w:pPr>
-        <w:pStyle w:val="BodyText"/>
-      </w:pPr>
-      <w:r>
-        <w:t xml:space="preserve">Do và Phan (2026a) hiện là một trong những nghiên cứu thực nghiệm đa quốc gia quy mô lớn nhất về I-P trong bối cảnh châu Á mới nổi, phân tích khoảng 40.633 doanh nghiệp từ 17 nền kinh tế châu Á trên dữ liệu WBES. Nghiên cứu này tìm thấy hai điều. Một là có sự phân tầng năng suất rõ rệt giữa các nhóm nền kinh tế, phản ánh dị biệt về thể chế và năng lực. Hai là việc áp dụng công nghệ vừa trực tiếp nâng năng suất lao động, vừa làm dịu đáng kể tác động bất lợi của các rào cản thể chế, một phát hiện có thể gọi là hiệu ứng lá chắn số. Các nghiên cứu đơn quốc gia đồng hành làm sắc nét thêm bức tranh này. Trên dữ liệu Việt Nam (P3), quan hệ chữ U ngược được xác nhận trong cả ba sóng khảo sát 2009, 2015 và 2023, với điểm uốn cụm quanh 39-46% FSTS, một dải bền vững xuyên 14 năm; điều đáng chú ý là tính phi tuyến này chủ yếu phản ánh hiệu ứng biên tham gia, tức bước nhảy năng suất khi doanh nghiệp chuyển từ không xuất khẩu sang xuất khẩu, bởi khi giới hạn mẫu vào riêng nhóm doanh nghiệp xuất khẩu thì số hạng bình phương mất ý nghĩa thống kê (Do &amp; Phan, 2026e). Trên dữ liệu Trung Quốc (P5), quan hệ chữ U ngược bền vững về cấu trúc, với điểm uốn 49,4% năm 2012 và 47,2% năm 2024, và kiểm định Paternoster không bác bỏ giả thuyết hai điểm uốn bằng nhau. Trên dữ liệu Singapore (P4), quan hệ chủ yếu dương với điểm uốn hàm ý rất muộn ở khoảng 82% FSTS, nhất quán với lợi ích gần như đơn điệu trong một nền kinh tế thể chế mạnh và bão hòa số (Mar et al., 2026).</w:t>
+        <w:t xml:space="preserve">Châu Á vừa là bối cảnh quan trọng vừa rất đặc thù đối với nghiên cứu I-P, nhờ hai đặc điểm hiếm khi cùng xuất hiện ở bất kỳ khu vực nào khác. Đặc điểm đầu tiên là sự đa dạng thể chế gần như ngoại lệ trên thế giới: từ Singapore với chất lượng quản trị hàng đầu đến các nền kinh tế cận biên với chất lượng quản trị rất yếu, từ Nhật Bản và Hàn Quốc với nền kinh tế phát triển hoàn thiện đến các nền kinh tế đảo nhỏ Thái Bình Dương có quy mô siêu nhỏ và hạ tầng thể chế còn sơ khai (Khanna &amp; Palepu, 2010; Peng, 2003). Đặc điểm còn lại là tốc độ chuyển đổi số và hội nhập quốc tế rất chênh lệch giữa các quốc gia trong khu vực. Tổng hợp bằng chứng đơn quốc gia ở châu Á cho thấy một bức tranh phân mảnh: có nghiên cứu báo cáo quan hệ dương, có nghiên cứu tìm thấy chữ U ngược, lại có nghiên cứu cho kết quả null hoặc âm. Phản ứng quen thuộc của tài liệu là viện đến bối cảnh như một biến điều tiết, nhưng cách làm đó để ngỏ câu hỏi sâu hơn: nếu quan hệ I-P là phi tuyến, thì điều gì quyết định hình dạng và độ cong của nó, và vì sao độ cong đó khác nhau có hệ thống giữa các doanh nghiệp và nền kinh tế?</w:t>
+      </w:r>
+    </w:p>
+    <w:p>
+      <w:pPr>
+        <w:pStyle w:val="BodyText"/>
+      </w:pPr>
+      <w:r>
+        <w:t xml:space="preserve">Do và Phan (2026a) hiện là một trong những nghiên cứu thực nghiệm đa quốc gia quy mô lớn nhất về I-P trong bối cảnh châu Á mới nổi, phân tích khoảng 40.633 doanh nghiệp từ 17 nền kinh tế châu Á trên dữ liệu WBES. Nghiên cứu này tìm thấy hai điều. Một là có sự phân tầng năng suất rõ rệt giữa các nhóm nền kinh tế, phản ánh dị biệt về thể chế và năng lực. Hai là việc áp dụng công nghệ vừa trực tiếp nâng năng suất lao động, vừa làm dịu đáng kể tác động bất lợi của các rào cản thể chế, một phát hiện có thể gọi là hiệu ứng lá chắn số. Các nghiên cứu đơn quốc gia đồng hành làm sắc nét thêm bức tranh này. Trên dữ liệu Việt Nam (Việt Nam), quan hệ chữ U ngược được xác nhận trong cả ba sóng khảo sát 2009, 2015 và 2023, với điểm uốn cụm quanh 39-46% FSTS, một dải bền vững xuyên 14 năm; điều đáng chú ý là tính phi tuyến này chủ yếu phản ánh hiệu ứng biên tham gia, tức bước nhảy năng suất khi doanh nghiệp chuyển từ không xuất khẩu sang xuất khẩu, bởi khi giới hạn mẫu vào riêng nhóm doanh nghiệp xuất khẩu thì số hạng bình phương mất ý nghĩa thống kê. Trên dữ liệu Trung Quốc (Trung Quốc), quan hệ chữ U ngược bền vững về cấu trúc, với điểm uốn 49,4% năm 2012 và 47,2% năm 2024, và kiểm định Paternoster không bác bỏ giả thuyết hai điểm uốn bằng nhau. Trên dữ liệu Singapore (Singapore), quan hệ chủ yếu dương với điểm uốn hàm ý rất muộn ở khoảng 82% FSTS, nhất quán với lợi ích gần như đơn điệu trong một nền kinh tế thể chế mạnh và bão hòa số.</w:t>
       </w:r>
     </w:p>
     <w:p>
@@ -3992,7 +3992,7 @@
         <w:pStyle w:val="BodyText"/>
       </w:pPr>
       <w:r>
-        <w:t xml:space="preserve">Tuy nhiên, phần lớn các nghiên cứu hiện thời không tách bạch TCI với DAI, mà coi năng lực số như một khái niệm đơn nhất. Hệ quả lý thuyết của sự đồng nhất thiếu hợp lý này là không thể phân tách hai cơ chế vốn vận hành khác nhau: chiều sâu năng lực tổ chức của TCI và khả năng phối hợp số bề mặt của DAI. Bằng chứng từ chuỗi nghiên cứu đồng hành cho thấy việc tách bạch là cần thiết. Ở Việt Nam (P3), biến đại diện số tầng một đi theo một quỹ đạo lỗi thời hóa: dương năm 2009, null năm 2015, và tương tác âm năm 2023 khi tỷ lệ sở hữu trang web tiến đến mức gần phổ cập; biến công cụ cho biến số này cho kết quả null, hàm ý hiệu ứng chấp nhận số phụ thuộc chọn lựa chứ không phải nhân quả (Do &amp; Phan, 2026e). Ở Singapore (P4), trong nền kinh tế bão hòa số, DAI không tạo phần thưởng đồng nhất mà hoạt động như một nguồn lực mở rộng tình huống, chỉ phát huy ở cường độ xuất khẩu cao nơi nhu cầu điều phối xuyên biên giới dày đặc, với hệ số tương tác giữa DAI và bình phương FSTS dương mạnh (Mar et al., 2026). Sự khác biệt giữa hai bối cảnh này, một bên là nền kinh tế chuyển đổi với DAI chưa bão hòa và một bên là nền kinh tế phát triển đã bão hòa số, chính là cơ sở thực nghiệm cho mô hình phụ thuộc bối cảnh được phát triển ở Mục 2.5.</w:t>
+        <w:t xml:space="preserve">Tuy nhiên, phần lớn các nghiên cứu hiện thời không tách bạch TCI với DAI, mà coi năng lực số như một khái niệm đơn nhất. Hệ quả lý thuyết của sự đồng nhất thiếu hợp lý này là không thể phân tách hai cơ chế vốn vận hành khác nhau: chiều sâu năng lực tổ chức của TCI và khả năng phối hợp số bề mặt của DAI. Bằng chứng từ chuỗi nghiên cứu đồng hành cho thấy việc tách bạch là cần thiết. Ở Việt Nam (Việt Nam), biến đại diện số tầng một đi theo một quỹ đạo lỗi thời hóa: dương năm 2009, null năm 2015, và tương tác âm năm 2023 khi tỷ lệ sở hữu trang web tiến đến mức gần phổ cập; biến công cụ cho biến số này cho kết quả null, hàm ý hiệu ứng chấp nhận số phụ thuộc chọn lựa chứ không phải nhân quả. Ở Singapore (Singapore), trong nền kinh tế bão hòa số, DAI không tạo phần thưởng đồng nhất mà hoạt động như một nguồn lực mở rộng tình huống, chỉ phát huy ở cường độ xuất khẩu cao nơi nhu cầu điều phối xuyên biên giới dày đặc, với hệ số tương tác giữa DAI và bình phương FSTS dương mạnh. Sự khác biệt giữa hai bối cảnh này, một bên là nền kinh tế chuyển đổi với DAI chưa bão hòa và một bên là nền kinh tế phát triển đã bão hòa số, chính là cơ sở thực nghiệm cho mô hình phụ thuộc bối cảnh được phát triển ở Mục 2.5.</w:t>
       </w:r>
     </w:p>
     <w:p>
@@ -4145,7 +4145,7 @@
         <w:t xml:space="preserve"> </w:t>
       </w:r>
       <w:r>
-        <w:t xml:space="preserve">Mô hình Uppsala (Johanson &amp; Vahlne, 1977) cho rằng doanh nghiệp gánh chi phí học hỏi và chi phí của gánh nặng người nước ngoài rất cao ở giai đoạn đầu quốc tế hóa. RBV (Barney, 1991) dự báo lợi thế cạnh tranh tích lũy dần khi doanh nghiệp khai thác lợi thế quy mô và học hỏi ở giai đoạn giữa. Đến giai đoạn mở rộng quá mức, chi phí điều phối đa thị trường vượt quá lợi ích. Bằng chứng thực nghiệm xác nhận quan hệ chữ U ngược (Hitt et al., 1997) rồi tinh chỉnh thành đường cong chữ S ba giai đoạn (Contractor et al., 2003; Lu &amp; Beamish, 2004); bằng chứng đa quốc gia của luận án xác nhận chữ U ngược bền vững với điểm uốn trung bình khoảng 37% FSTS (Do &amp; Phan, 2026d). Từ đó:</w:t>
+        <w:t xml:space="preserve">Mô hình Uppsala (Johanson &amp; Vahlne, 1977) cho rằng doanh nghiệp gánh chi phí học hỏi và chi phí của gánh nặng người nước ngoài rất cao ở giai đoạn đầu quốc tế hóa. RBV (Barney, 1991) dự báo lợi thế cạnh tranh tích lũy dần khi doanh nghiệp khai thác lợi thế quy mô và học hỏi ở giai đoạn giữa. Đến giai đoạn mở rộng quá mức, chi phí điều phối đa thị trường vượt quá lợi ích. Bằng chứng thực nghiệm xác nhận quan hệ chữ U ngược (Hitt et al., 1997) rồi tinh chỉnh thành đường cong chữ S ba giai đoạn (Contractor et al., 2003; Lu &amp; Beamish, 2004); bằng chứng đa quốc gia của luận án xác nhận chữ U ngược bền vững với điểm uốn trung bình khoảng 37% FSTS. Từ đó:</w:t>
       </w:r>
       <w:r>
         <w:t xml:space="preserve"> </w:t>
@@ -4235,7 +4235,7 @@
         <w:t xml:space="preserve"> </w:t>
       </w:r>
       <w:r>
-        <w:t xml:space="preserve">Khác với TCI, khung chấp nhận số (Verhoef et al., 2021) và lý thuyết nền tảng số (Stallkamp &amp; Schotter, 2021) định vị DAI ở cấp độ công cụ số bề mặt: nó không tạo ra chiều sâu năng lực tổ chức, nhưng làm giảm chi phí phối hợp và khoảng cách tâm lý trong giao dịch xuyên biên giới. Bustamante et al. (2022) cho thấy công cụ số hạ chi phí thâm nhập thị trường ngoài; bằng chứng đa quốc gia của luận án cho thấy DAI vừa nâng mặt bằng hiệu quả, vừa làm phẳng và dịch chuyển đường cong, nén lợi ích ở cường độ xuất khẩu thấp và làm dịu suy giảm ở cường độ xuất khẩu cao (Do &amp; Phan, 2026d). Từ đó:</w:t>
+        <w:t xml:space="preserve">Khác với TCI, khung chấp nhận số (Verhoef et al., 2021) và lý thuyết nền tảng số (Stallkamp &amp; Schotter, 2021) định vị DAI ở cấp độ công cụ số bề mặt: nó không tạo ra chiều sâu năng lực tổ chức, nhưng làm giảm chi phí phối hợp và khoảng cách tâm lý trong giao dịch xuyên biên giới. Bustamante et al. (2022) cho thấy công cụ số hạ chi phí thâm nhập thị trường ngoài; bằng chứng đa quốc gia của luận án cho thấy DAI vừa nâng mặt bằng hiệu quả, vừa làm phẳng và dịch chuyển đường cong, nén lợi ích ở cường độ xuất khẩu thấp và làm dịu suy giảm ở cường độ xuất khẩu cao. Từ đó:</w:t>
       </w:r>
       <w:r>
         <w:t xml:space="preserve"> </w:t>
@@ -4279,7 +4279,7 @@
           <w:iCs/>
           <w:i/>
         </w:rPr>
-        <w:t xml:space="preserve">Kinh nghiệm quản trị và sự hiện diện của nhà quản trị nữ ở cấp cao nâng mặt bằng hiệu quả hoạt động và được đưa vào như nhóm biến kiểm soát quản trị nội sinh, không phải nhân tố điều tiết trọng tâm của đường cong I-P; ký hiệu H4 được giữ nguyên để tương thích với các bản thảo đồng hành (P3/P4/P5).</w:t>
+        <w:t xml:space="preserve">Kinh nghiệm quản trị và sự hiện diện của nhà quản trị nữ ở cấp cao nâng mặt bằng hiệu quả hoạt động và được đưa vào như nhóm biến kiểm soát quản trị nội sinh, không phải nhân tố điều tiết trọng tâm của đường cong I-P; ký hiệu H4 được giữ nguyên để tương thích với các bản thảo đồng hành (phân tích Việt Nam, Singapore và Trung Quốc).</w:t>
       </w:r>
     </w:p>
     <w:p>
@@ -4621,7 +4621,7 @@
               <w:jc w:val="left"/>
             </w:pPr>
             <w:r>
-              <w:t xml:space="preserve">Verhoef et al. (2021); Mar et al. (2026)</w:t>
+              <w:t xml:space="preserve">Verhoef et al. (2021); phân tích Singapore của luận án</w:t>
             </w:r>
           </w:p>
         </w:tc>
@@ -4792,7 +4792,7 @@
         <w:pStyle w:val="FirstParagraph"/>
       </w:pPr>
       <w:r>
-        <w:t xml:space="preserve">Ba khoảng trống dẫn về một chương trình kiểm định gồm ba mảnh ghép bổ sung cho nhau. Khoảng trống thứ nhất và thứ ba cùng dẫn về câu hỏi liệu CDCM có giải thích đồng thời sự dị biệt của quan hệ I-P khi kiểm soát đầy đủ cả ba tầng trong một mô hình tích hợp, ở quy mô đủ rộng để bao phủ toàn bộ dải biến thiên ICRV hay không. Nghiên cứu P7 lấp khoảng trống này bằng dữ liệu WBES từ 45 nền kinh tế (N = 82.302-98.658 doanh nghiệp, 98 đợt quốc gia-năm), bao phủ toàn bộ dải biến thiên ICRV, kiểm định đồng thời H1-H6 với hiệu ứng cố định quốc gia-năm; điểm uốn trung bình khoảng 37% FSTS tại P7 thấp hơn so với Việt Nam (39-46%) và Trung Quốc (47-49%) cho thấy điểm uốn cấp quốc gia biến thiên theo bối cảnh thể chế, nhất quán với việc ICRV chi phối hình dạng (độ cong) của quan hệ I-P như lý thuyết dự đoán (Do &amp; Phan, 2026d). Khoảng trống thứ ba còn đòi hỏi kiểm định một điều kiện biên cực trị, đó là liệu có tồn tại bối cảnh nơi chữ U ngược sụp đổ hoàn toàn thành quan hệ âm đơn điệu hay không; Nghiên cứu P8 kiểm định H1b bằng dữ liệu WBES từ các nền kinh tế đảo nhỏ Thái Bình Dương, nơi ba điều kiện cấu trúc cơ bản của chữ U ngược cùng bị vi phạm (Do &amp; Phan, 2026b). Cùng với phân tích tổng hợp P6, ba mảnh ghép này tạo thành một chiến lược kiểm định toàn diện, từ tổng hợp bằng chứng quá khứ đến kiểm định tích hợp đa quốc gia và xác định điều kiện biên.</w:t>
+        <w:t xml:space="preserve">Ba khoảng trống dẫn về một chương trình kiểm định gồm ba mảnh ghép bổ sung cho nhau. Khoảng trống thứ nhất và thứ ba cùng dẫn về câu hỏi liệu CDCM có giải thích đồng thời sự dị biệt của quan hệ I-P khi kiểm soát đầy đủ cả ba tầng trong một mô hình tích hợp, ở quy mô đủ rộng để bao phủ toàn bộ dải biến thiên ICRV hay không. Nghiên cứu phân tích đa quốc gia lấp khoảng trống này bằng dữ liệu WBES từ 45 nền kinh tế (N = 82.302-98.658 doanh nghiệp, 98 đợt quốc gia-năm), bao phủ toàn bộ dải biến thiên ICRV, kiểm định đồng thời H1-H6 với hiệu ứng cố định quốc gia-năm; điểm uốn trung bình khoảng 37% FSTS tại phân tích đa quốc gia thấp hơn so với Việt Nam (39-46%) và Trung Quốc (47-49%) cho thấy điểm uốn cấp quốc gia biến thiên theo bối cảnh thể chế, nhất quán với việc ICRV chi phối hình dạng (độ cong) của quan hệ I-P như lý thuyết dự đoán. Khoảng trống thứ ba còn đòi hỏi kiểm định một điều kiện biên cực trị, đó là liệu có tồn tại bối cảnh nơi chữ U ngược sụp đổ hoàn toàn thành quan hệ âm đơn điệu hay không; Nghiên cứu phân tích SIDS Thái Bình Dương kiểm định H1b bằng dữ liệu WBES từ các nền kinh tế đảo nhỏ Thái Bình Dương, nơi ba điều kiện cấu trúc cơ bản của chữ U ngược cùng bị vi phạm. Cùng với phân tích tổng hợp phân tích tổng hợp, ba mảnh ghép này tạo thành một chiến lược kiểm định toàn diện, từ tổng hợp bằng chứng quá khứ đến kiểm định tích hợp đa quốc gia và xác định điều kiện biên.</w:t>
       </w:r>
     </w:p>
     <w:p>
@@ -5343,7 +5343,7 @@
         <w:t xml:space="preserve"> </w:t>
       </w:r>
       <w:r>
-        <w:t xml:space="preserve">trong ước lượng mô hình hồi quy vì ba lý do: (1) Mục tiêu của luận án là kiểm định cơ chế lý thuyết chứ không phải ước lượng mô tả đại diện tổng thể, trong bối cảnh này, không áp dụng trọng số là thực hành chuẩn trong các nghiên cứu kinh doanh quốc tế sử dụng WBES (Aterido et al., 2011; Cuervo-Cazurra et al., 2018); (2) Hiệu ứng cố định ở cấp quốc gia–năm đã kiểm soát đặc điểm cấu trúc của từng sóng khảo sát; (3) Việc áp dụng trọng số có thể làm sai lệch ước lượng khi mẫu được gộp chung từ nhiều quốc gia có quy mô tổng thể doanh nghiệp khác nhau nhiều bậc (ví dụ: Trung Quốc ~100 triệu so với Tonga ~500 doanh nghiệp). Phân tích độ nhạy có áp dụng trọng số khảo sát cho từng quốc gia riêng lẻ (P3/P4/P5) không thay đổi hướng hoặc mức độ ý nghĩa của các hệ số chính (xem Mục 3.5).</w:t>
+        <w:t xml:space="preserve">trong ước lượng mô hình hồi quy vì ba lý do: (1) Mục tiêu của luận án là kiểm định cơ chế lý thuyết chứ không phải ước lượng mô tả đại diện tổng thể, trong bối cảnh này, không áp dụng trọng số là thực hành chuẩn trong các nghiên cứu kinh doanh quốc tế sử dụng WBES (Aterido et al., 2011; Cuervo-Cazurra et al., 2018); (2) Hiệu ứng cố định ở cấp quốc gia–năm đã kiểm soát đặc điểm cấu trúc của từng sóng khảo sát; (3) Việc áp dụng trọng số có thể làm sai lệch ước lượng khi mẫu được gộp chung từ nhiều quốc gia có quy mô tổng thể doanh nghiệp khác nhau nhiều bậc (ví dụ: Trung Quốc ~100 triệu so với Tonga ~500 doanh nghiệp). Phân tích độ nhạy có áp dụng trọng số khảo sát cho từng quốc gia riêng lẻ (phân tích Việt Nam, Singapore và Trung Quốc) không thay đổi hướng hoặc mức độ ý nghĩa của các hệ số chính (xem Mục 3.5).</w:t>
       </w:r>
     </w:p>
     <w:bookmarkEnd w:id="75"/>
@@ -5654,7 +5654,7 @@
         <w:t xml:space="preserve"> </w:t>
       </w:r>
       <w:r>
-        <w:t xml:space="preserve">để kiểm định phi tuyến đã được áp dụng trong Lu và Beamish (2004), Contractor et al. (2003), và Hitt et al. (1997). Đặc tả bậc ba được Do và Phan (2026g) xác nhận có ý nghĩa thống kê ở Trung Quốc với điểm uốn ~47,8% FSTS, làm mốc nền cho việc kiểm định mở rộng trong luận án.</w:t>
+        <w:t xml:space="preserve">để kiểm định phi tuyến đã được áp dụng trong Lu và Beamish (2004), Contractor et al. (2003), và Hitt et al. (1997). Đặc tả bậc ba được Do và Phan (2026b) xác nhận có ý nghĩa thống kê ở Trung Quốc với điểm uốn ~47,8% FSTS, làm mốc nền cho việc kiểm định mở rộng trong luận án.</w:t>
       </w:r>
     </w:p>
     <w:bookmarkEnd w:id="77"/>
@@ -5863,7 +5863,7 @@
         <w:t xml:space="preserve">Biến kiểm soát</w:t>
       </w:r>
       <w:r>
-        <w:t xml:space="preserve">: kinh nghiệm nhà quản trị cấp cao (số năm), học vấn nhà quản trị cấp cao, giới tính nhà quản trị cấp cao (nữ/nam). Ba biến này được đưa vào như nhóm biến kiểm soát quản trị nội sinh, ở dạng số hạng chính nâng mặt bằng hiệu quả, không phải nhân tố điều tiết trọng tâm định hình độ cong của đường quan hệ I-P. Để bảo vệ tính nhân quả thuần khiết của tương tác Thể chế × Công nghệ, các đặc điểm nhà quản trị (kinh nghiệm, học vấn, giới tính) được đưa vào như biến kiểm soát quản trị nội sinh, không phải nhân tố điều tiết trọng tâm của đường cong I-P; ký hiệu H4 được giữ nguyên để tương thích với các bản thảo đồng hành (P3/P4/P5). Số hạng tương tác với FSTS chỉ được báo cáo như chẩn đoán phụ trợ, không phải bằng chứng điều tiết trọng tâm.</w:t>
+        <w:t xml:space="preserve">: kinh nghiệm nhà quản trị cấp cao (số năm), học vấn nhà quản trị cấp cao, giới tính nhà quản trị cấp cao (nữ/nam). Ba biến này được đưa vào như nhóm biến kiểm soát quản trị nội sinh, ở dạng số hạng chính nâng mặt bằng hiệu quả, không phải nhân tố điều tiết trọng tâm định hình độ cong của đường quan hệ I-P. Để bảo vệ tính nhân quả thuần khiết của tương tác Thể chế × Công nghệ, các đặc điểm nhà quản trị (kinh nghiệm, học vấn, giới tính) được đưa vào như biến kiểm soát quản trị nội sinh, không phải nhân tố điều tiết trọng tâm của đường cong I-P; ký hiệu H4 được giữ nguyên để tương thích với các bản thảo đồng hành (phân tích Việt Nam, Singapore và Trung Quốc). Số hạng tương tác với FSTS chỉ được báo cáo như chẩn đoán phụ trợ, không phải bằng chứng điều tiết trọng tâm.</w:t>
       </w:r>
     </w:p>
     <w:p>
@@ -6958,7 +6958,7 @@
         <w:t xml:space="preserve">Cơ sở kế thừa</w:t>
       </w:r>
       <w:r>
-        <w:t xml:space="preserve">: Lu và Beamish (2004), Hitt et al. (1997), Contractor et al. (2003); Do và Phan (2026g) cho đặc tả bậc ba ở Trung Quốc với điểm uốn ~47,8% FSTS.</w:t>
+        <w:t xml:space="preserve">: Lu và Beamish (2004), Hitt et al. (1997), Contractor et al. (2003); Do và Phan (2026b) cho đặc tả bậc ba ở Trung Quốc với điểm uốn ~47,8% FSTS.</w:t>
       </w:r>
     </w:p>
     <w:p>
@@ -8257,7 +8257,7 @@
         <w:t xml:space="preserve">Cơ sở kế thừa</w:t>
       </w:r>
       <w:r>
-        <w:t xml:space="preserve">: Wu et al. (2022) với diễn tiến hai mươi năm; Xiao et al. (2013) với các điều kiện bối cảnh riêng của Trung Quốc; Do và Phan (2026g) làm mốc nền bậc ba 2012.</w:t>
+        <w:t xml:space="preserve">: Wu et al. (2022) với diễn tiến hai mươi năm; Xiao et al. (2013) với các điều kiện bối cảnh riêng của Trung Quốc; Do và Phan (2026b) làm mốc nền bậc ba 2012.</w:t>
       </w:r>
     </w:p>
     <w:p>
@@ -12436,7 +12436,7 @@
         <w:t xml:space="preserve">Tier-1+2</w:t>
       </w:r>
       <w:r>
-        <w:t xml:space="preserve">, z-std của trung bình(c22b₀₁, k33₀₁, k38₀₁); khác P3 ở chỗ bao gồm thanh toán điện tử hai chiều (Tier-2)</w:t>
+        <w:t xml:space="preserve">, z-std của trung bình(c22b₀₁, k33₀₁, k38₀₁); khác phân tích Việt Nam ở chỗ bao gồm thanh toán điện tử hai chiều (Tier-2)</w:t>
       </w:r>
     </w:p>
     <w:p>
@@ -12481,7 +12481,7 @@
         <w:t xml:space="preserve">SoHuuNN_i</w:t>
       </w:r>
       <w:r>
-        <w:t xml:space="preserve">: biến kiểm soát tương tự P3</w:t>
+        <w:t xml:space="preserve">: biến kiểm soát tương tự phân tích Việt Nam</w:t>
       </w:r>
     </w:p>
     <w:p>
@@ -14038,7 +14038,7 @@
         <w:t xml:space="preserve"> </w:t>
       </w:r>
       <w:r>
-        <w:t xml:space="preserve">= TCI_full_z_it: năng lực công nghệ toàn diện, z-std của TB(b8₀₁, e6₀₁, b4₀₁, b7a₀₁); mở rộng hơn P3</w:t>
+        <w:t xml:space="preserve">= TCI_full_z_it: năng lực công nghệ toàn diện, z-std của TB(b8₀₁, e6₀₁, b4₀₁, b7a₀₁); mở rộng hơn phân tích Việt Nam</w:t>
       </w:r>
     </w:p>
     <w:p>
@@ -15838,7 +15838,7 @@
           <w:iCs/>
           <w:i/>
         </w:rPr>
-        <w:t xml:space="preserve">Ghi chú: 217 doanh nghiệp xuất hiện cả hai sóng (nhóm lõi xuất hiện hai sóng) tạo thêm nhận dạng biến thiên trong mẫu, trong khi sai số chuẩn gom cụm theo idstd xử lý tương quan nội nhóm. DAI Trung Quốc chỉ là Tier-1 đơn biến, không đủ để kiểm định CDCM; hàm ý chính sách và lý thuyết khác với P4 Singapore (Tier-1+2).</w:t>
+        <w:t xml:space="preserve">Ghi chú: 217 doanh nghiệp xuất hiện cả hai sóng (nhóm lõi xuất hiện hai sóng) tạo thêm nhận dạng biến thiên trong mẫu, trong khi sai số chuẩn gom cụm theo idstd xử lý tương quan nội nhóm. DAI Trung Quốc chỉ là Tier-1 đơn biến, không đủ để kiểm định CDCM; hàm ý chính sách và lý thuyết khác với phân tích Singapore (Tier-1+2).</w:t>
       </w:r>
     </w:p>
     <w:p>
@@ -19057,7 +19057,7 @@
         <w:t xml:space="preserve"> </w:t>
       </w:r>
       <w:r>
-        <w:t xml:space="preserve">(full three-way, kiểm định H7-P7):</w:t>
+        <w:t xml:space="preserve">(full three-way, kiểm định H7-phân tích đa quốc gia):</w:t>
       </w:r>
     </w:p>
     <w:p>
@@ -20731,7 +20731,7 @@
           <w:iCs/>
           <w:i/>
         </w:rPr>
-        <w:t xml:space="preserve">Ghi chú: Mẫu phân tích giảm dần từ N = 82.302 (M2), 36.772 (M3, thêm kiểm soát), 28.500 (M11, thêm nhà quản trị + ICRV + tương tác ba chiều). DAI P7 là Tier 1+2 khi k33 có mặt, chỉ Tier-1 khi thiếu, khác với P3 Việt Nam (chỉ Tier-1) và đồng nhất với P4 Singapore (Tier-1+2). ICRV là biến điều tiết liên tục (số nguyên), không phải biến giả, nhằm giữ N đủ lớn trong M10-M11.</w:t>
+        <w:t xml:space="preserve">Ghi chú: Mẫu phân tích giảm dần từ N = 82.302 (M2), 36.772 (M3, thêm kiểm soát), 28.500 (M11, thêm nhà quản trị + ICRV + tương tác ba chiều). DAI phân tích đa quốc gia là Tier 1+2 khi k33 có mặt, chỉ Tier-1 khi thiếu, khác với phân tích Việt Nam (chỉ Tier-1) và đồng nhất với phân tích Singapore (Tier-1+2). ICRV là biến điều tiết liên tục (số nguyên), không phải biến giả, nhằm giữ N đủ lớn trong M10-M11.</w:t>
       </w:r>
     </w:p>
     <w:p>
@@ -20841,7 +20841,7 @@
         <w:t xml:space="preserve"> </w:t>
       </w:r>
       <w:r>
-        <w:t xml:space="preserve">tại Nhóm VI, trái ngược với hình chữ U ngược được quan sát ở P3-P7. Lind-Mehlum U-test không bác bỏ đơn điệu (p &gt;,10), xác nhận không có điểm quay.</w:t>
+        <w:t xml:space="preserve">tại Nhóm VI, trái ngược với hình chữ U ngược được quan sát ở phân tích Việt Nam-phân tích đa quốc gia. Lind-Mehlum U-test không bác bỏ đơn điệu (p &gt;,10), xác nhận không có điểm quay.</w:t>
       </w:r>
     </w:p>
     <w:p>
@@ -21512,7 +21512,7 @@
           <w:bCs/>
           <w:b/>
         </w:rPr>
-        <w:t xml:space="preserve">Chuỗi mô hình M0-M3 (P8):</w:t>
+        <w:t xml:space="preserve">Chuỗi mô hình M0-M3 (SIDS):</w:t>
       </w:r>
     </w:p>
     <w:p>
@@ -24469,7 +24469,7 @@
               <w:jc w:val="left"/>
             </w:pPr>
             <w:r>
-              <w:t xml:space="preserve">Lu &amp; Beamish (2004); Hitt et al. (1997); Do &amp; Phan (2026g)</w:t>
+              <w:t xml:space="preserve">Lu &amp; Beamish (2004); Hitt et al. (1997); Do &amp; Phan (2026b)</w:t>
             </w:r>
           </w:p>
         </w:tc>
@@ -24621,7 +24621,7 @@
               <w:jc w:val="left"/>
             </w:pPr>
             <w:r>
-              <w:t xml:space="preserve">Wu et al. (2022); Xiao et al. (2013); Do &amp; Phan (2026g)</w:t>
+              <w:t xml:space="preserve">Wu et al. (2022); Xiao et al. (2013); Do &amp; Phan (2026b)</w:t>
             </w:r>
           </w:p>
         </w:tc>
@@ -24764,15 +24764,15 @@
         <w:pStyle w:val="FirstParagraph"/>
       </w:pPr>
       <w:r>
-        <w:t xml:space="preserve">Chương 4 trình bày toàn bộ kết quả thực nghiệm của luận án theo một mạch logic thống nhất, đi từ bức tranh mô tả tổng thể đến bằng chứng tổng hợp ở cấp phân tích đa nghiên cứu, rồi đến các bằng chứng định lượng theo từng bối cảnh quốc gia, sau cùng là kiểm định trên toàn mẫu đa quốc gia và trường hợp biên. Cách tổ chức này phản ánh thiết kế nghiên cứu nhiều thành phần của luận án, trong đó mỗi nghiên cứu thành phần (ký hiệu P3 đến P8) đảm nhận một lát cắt riêng của cùng một câu hỏi trung tâm: quốc tế hóa cải thiện hay làm xấu đi hiệu quả hoạt động của doanh nghiệp, và điều kiện nào quyết định chiều hướng đó.</w:t>
-      </w:r>
-    </w:p>
-    <w:p>
-      <w:pPr>
-        <w:pStyle w:val="BodyText"/>
-      </w:pPr>
-      <w:r>
-        <w:t xml:space="preserve">Chương được cấu trúc thành bảy phần. Mục 4.1 dựng bức tranh mô tả về phân tán năng suất và đặc điểm quốc tế hóa trên nhóm dữ liệu gộp (pool), phân theo nhóm con của Biến thiên chế độ bối cảnh thể chế (Institutional Context Regime Variation — ICRV). Mục 4.2 trình bày kết quả phân tích tổng hợp ba tầng (P6), gồm hiệu ứng gộp, cấu trúc dị biệt, điều tiết theo chế độ thể chế và sai lệch xuất bản. Mục 4.3 trình bày kiểm định đa quốc gia trên 45 nền kinh tế (P7), gồm đường cong U ngược, điểm uốn tối ưu, dải biến thiên theo ICRV và tương tác giữa năng lực số với thể chế. Mục 4.4 trình bày ba nghiên cứu đơn quốc gia tại Việt Nam (P3), Singapore (P4) và Trung Quốc (P5). Mục 4.5 trình bày trường hợp biên là các nền kinh tế đảo nhỏ đang phát triển ở Thái Bình Dương (P8). Mục 4.6 tổng hợp và thảo luận các phát hiện liên thông giữa các nghiên cứu thành phần. Mục 4.7 trình bày các kiểm định độ vững.</w:t>
+        <w:t xml:space="preserve">Chương 4 trình bày toàn bộ kết quả thực nghiệm của luận án theo một mạch logic thống nhất, đi từ bức tranh mô tả tổng thể đến bằng chứng tổng hợp ở cấp phân tích đa nghiên cứu, rồi đến các bằng chứng định lượng theo từng bối cảnh quốc gia, sau cùng là kiểm định trên toàn mẫu đa quốc gia và trường hợp biên. Cách tổ chức này phản ánh thiết kế nghiên cứu nhiều thành phần của luận án, trong đó mỗi nghiên cứu thành phần (ký hiệu phân tích Việt Nam đến phân tích SIDS Thái Bình Dương) đảm nhận một lát cắt riêng của cùng một câu hỏi trung tâm: quốc tế hóa cải thiện hay làm xấu đi hiệu quả hoạt động của doanh nghiệp, và điều kiện nào quyết định chiều hướng đó.</w:t>
+      </w:r>
+    </w:p>
+    <w:p>
+      <w:pPr>
+        <w:pStyle w:val="BodyText"/>
+      </w:pPr>
+      <w:r>
+        <w:t xml:space="preserve">Chương được cấu trúc thành bảy phần. Mục 4.1 dựng bức tranh mô tả về phân tán năng suất và đặc điểm quốc tế hóa trên nhóm dữ liệu gộp (pool), phân theo nhóm con của Biến thiên chế độ bối cảnh thể chế (Institutional Context Regime Variation — ICRV). Mục 4.2 trình bày kết quả phân tích tổng hợp ba tầng (phân tích tổng hợp), gồm hiệu ứng gộp, cấu trúc dị biệt, điều tiết theo chế độ thể chế và sai lệch xuất bản. Mục 4.3 trình bày kiểm định đa quốc gia trên 45 nền kinh tế (phân tích đa quốc gia 45 nền kinh tế), gồm đường cong U ngược, điểm uốn tối ưu, dải biến thiên theo ICRV và tương tác giữa năng lực số với thể chế. Mục 4.4 trình bày ba nghiên cứu đơn quốc gia tại Việt Nam (Việt Nam), Singapore (Singapore) và Trung Quốc (Trung Quốc). Mục 4.5 trình bày trường hợp biên là các nền kinh tế đảo nhỏ đang phát triển ở Thái Bình Dương (SIDS). Mục 4.6 tổng hợp và thảo luận các phát hiện liên thông giữa các nghiên cứu thành phần. Mục 4.7 trình bày các kiểm định độ vững.</w:t>
       </w:r>
     </w:p>
     <w:p>
@@ -24793,7 +24793,7 @@
         <w:t xml:space="preserve">bản đồ địa hình xuất khẩu chiến lược (strategic export topography)</w:t>
       </w:r>
       <w:r>
-        <w:t xml:space="preserve">, trên đó chế độ thể chế ICRV vận hành như một bộ lọc chi phí giao dịch định vị nơi quan hệ I-P đạt đỉnh hay đảo chiều. Bốn phát hiện nổi bật neo giữ mạch lập luận đó và được nêu lên ngay từ đầu thay vì để ẩn trong các tiểu mục. Thứ nhất, hiệu chỉnh thiên lệch công bố ở P6 kéo hiệu ứng gộp từ</w:t>
+        <w:t xml:space="preserve">, trên đó chế độ thể chế ICRV vận hành như một bộ lọc chi phí giao dịch định vị nơi quan hệ I-P đạt đỉnh hay đảo chiều. Bốn phát hiện nổi bật neo giữ mạch lập luận đó và được nêu lên ngay từ đầu thay vì để ẩn trong các tiểu mục. Thứ nhất, hiệu chỉnh thiên lệch công bố ở phân tích tổng hợp kéo hiệu ứng gộp từ</w:t>
       </w:r>
       <w:r>
         <w:t xml:space="preserve"> </w:t>
@@ -24873,7 +24873,7 @@
         <w:t xml:space="preserve"> </w:t>
       </w:r>
       <w:r>
-        <w:t xml:space="preserve">— hàm ý rằng phần lớn bằng chứng I-P tích lũy suốt bốn thập kỷ có thể đã bị thổi phồng (một ước lượng trim-and-fill, được trình bày kèm rào đón phương pháp ở Mục 4.2.4). Thứ hai, bằng chứng đa quốc gia (P7) cho thấy chế độ thể chế ICRV không dịch chuyển điểm uốn một cách đơn điệu mà</w:t>
+        <w:t xml:space="preserve">— hàm ý rằng phần lớn bằng chứng I-P tích lũy suốt bốn thập kỷ có thể đã bị thổi phồng (một ước lượng trim-and-fill, được trình bày kèm rào đón phương pháp ở Mục 4.2.4). Thứ hai, bằng chứng đa quốc gia (phân tích đa quốc gia 45 nền kinh tế) cho thấy chế độ thể chế ICRV không dịch chuyển điểm uốn một cách đơn điệu mà</w:t>
       </w:r>
       <w:r>
         <w:t xml:space="preserve"> </w:t>
@@ -24889,7 +24889,7 @@
         <w:t xml:space="preserve"> </w:t>
       </w:r>
       <w:r>
-        <w:t xml:space="preserve">— độ cong sâu dần khi chất lượng thể chế suy giảm — chính cơ chế địa hình của luận án. Thứ ba, tại các quốc đảo nhỏ Thái Bình Dương (P8), quan hệ I-P sụp thành âm đơn điệu, tức</w:t>
+        <w:t xml:space="preserve">— độ cong sâu dần khi chất lượng thể chế suy giảm — chính cơ chế địa hình của luận án. Thứ ba, tại các quốc đảo nhỏ Thái Bình Dương (SIDS), quan hệ I-P sụp thành âm đơn điệu, tức</w:t>
       </w:r>
       <w:r>
         <w:t xml:space="preserve"> </w:t>
@@ -24902,7 +24902,7 @@
         <w:t xml:space="preserve">gánh nặng quốc tế hóa bắt buộc (FIP)</w:t>
       </w:r>
       <w:r>
-        <w:t xml:space="preserve">, một đóng góp lý thuyết được định danh lần đầu. Thứ tư, tại Việt Nam (P3), đường cong U ngược về bản chất là một</w:t>
+        <w:t xml:space="preserve">, một đóng góp lý thuyết được định danh lần đầu. Thứ tư, tại Việt Nam (Việt Nam), đường cong U ngược về bản chất là một</w:t>
       </w:r>
       <w:r>
         <w:t xml:space="preserve"> </w:t>
@@ -24918,7 +24918,7 @@
         <w:t xml:space="preserve"> </w:t>
       </w:r>
       <w:r>
-        <w:t xml:space="preserve">tại biên tham gia chứ không phải bão hòa cường độ liên tục. Trung Quốc (P5) bổ sung một</w:t>
+        <w:t xml:space="preserve">tại biên tham gia chứ không phải bão hòa cường độ liên tục. Trung Quốc (Trung Quốc) bổ sung một</w:t>
       </w:r>
       <w:r>
         <w:t xml:space="preserve"> </w:t>
@@ -24934,7 +24934,7 @@
         <w:t xml:space="preserve"> </w:t>
       </w:r>
       <w:r>
-        <w:t xml:space="preserve">ở ngưỡng ~48% bền vững qua một thập kỷ biến động vĩ mô, còn Singapore (P4) đánh dấu đỉnh</w:t>
+        <w:t xml:space="preserve">ở ngưỡng ~48% bền vững qua một thập kỷ biến động vĩ mô, còn Singapore (Singapore) đánh dấu đỉnh</w:t>
       </w:r>
       <w:r>
         <w:t xml:space="preserve"> </w:t>
@@ -26307,13 +26307,13 @@
     </w:p>
     <w:bookmarkEnd w:id="110"/>
     <w:bookmarkEnd w:id="111"/>
-    <w:bookmarkStart w:id="116" w:name="kết-quả-phân-tích-tổng-hợp-ba-tầng-p6"/>
+    <w:bookmarkStart w:id="116" w:name="Xcac9e8aa89b90d2d4c5a3d7a7353386e79eb48b"/>
     <w:p>
       <w:pPr>
         <w:pStyle w:val="Heading2"/>
       </w:pPr>
       <w:r>
-        <w:t xml:space="preserve">4.2 Kết quả phân tích tổng hợp ba tầng (P6)</w:t>
+        <w:t xml:space="preserve">4.2 Kết quả phân tích tổng hợp ba tầng (phân tích tổng hợp)</w:t>
       </w:r>
     </w:p>
     <w:bookmarkStart w:id="112" w:name="hiệu-ứng-gộp"/>
@@ -26546,7 +26546,7 @@
         <w:pStyle w:val="BodyText"/>
       </w:pPr>
       <w:r>
-        <w:t xml:space="preserve">Kết quả P6 hoàn toàn nhất quán với mức tham chiếu từ phân tích tổng hợp đã công bố tại hội nghị ICBEF của Đỗ và Phan (2024), vốn có</w:t>
+        <w:t xml:space="preserve">Kết quả phân tích tổng hợp hoàn toàn nhất quán với mức tham chiếu từ phân tích tổng hợp đã công bố tại hội nghị ICBEF của Đỗ và Phan (2024), vốn có</w:t>
       </w:r>
       <w:r>
         <w:t xml:space="preserve"> </w:t>
@@ -27254,7 +27254,7 @@
           <w:iCs/>
           <w:i/>
         </w:rPr>
-        <w:t xml:space="preserve">Nguồn: P6 (Đỗ &amp; Phan, 2026, bản thảo đang chuẩn bị).</w:t>
+        <w:t xml:space="preserve">Nguồn: phân tích tổng hợp (Đỗ &amp; Phan, 2026, bản thảo đang chuẩn bị).</w:t>
       </w:r>
     </w:p>
     <w:p>
@@ -27947,7 +27947,7 @@
           <w:iCs/>
           <w:i/>
         </w:rPr>
-        <w:t xml:space="preserve">Nguồn: P6 (Đỗ &amp; Phan, 2026, bản thảo đang chuẩn bị).</w:t>
+        <w:t xml:space="preserve">Nguồn: phân tích tổng hợp (Đỗ &amp; Phan, 2026, bản thảo đang chuẩn bị).</w:t>
       </w:r>
     </w:p>
     <w:p>
@@ -28190,15 +28190,15 @@
         </m:r>
       </m:oMath>
       <w:r>
-        <w:t xml:space="preserve">), ô duy nhất có khoảng tin cậy không giao với hiệu ứng gộp. Tuy nhiên ô này chỉ dựa trên ba mức độ ảnh hưởng, trong đó có một giá trị ngoại lai, nên còn mong manh về mặt thống kê. Phát hiện vững chắc của P6 do đó là sự khác biệt giữa nghiên cứu đơn quốc gia với nghiên cứu đa quốc gia, chứ chưa phải một dải biến thiên đơn điệu theo chất lượng thể chế. Dải biến thiên định hướng này sau đó được xác nhận độc lập bằng dữ liệu sơ cấp trong P7 (Mục 4.3).</w:t>
-      </w:r>
-    </w:p>
-    <w:p>
-      <w:pPr>
-        <w:pStyle w:val="BodyText"/>
-      </w:pPr>
-      <w:r>
-        <w:t xml:space="preserve">Bên cạnh ICRV, P6 còn kiểm định điều tiết theo mức chấp nhận số quốc gia (cDAI) và theo giai đoạn vòng đời nghịch lý số (DPL). Cả hai đều không đạt ý nghĩa thống kê:</w:t>
+        <w:t xml:space="preserve">), ô duy nhất có khoảng tin cậy không giao với hiệu ứng gộp. Tuy nhiên ô này chỉ dựa trên ba mức độ ảnh hưởng, trong đó có một giá trị ngoại lai, nên còn mong manh về mặt thống kê. Phát hiện vững chắc của phân tích tổng hợp do đó là sự khác biệt giữa nghiên cứu đơn quốc gia với nghiên cứu đa quốc gia, chứ chưa phải một dải biến thiên đơn điệu theo chất lượng thể chế. Dải biến thiên định hướng này sau đó được xác nhận độc lập bằng dữ liệu sơ cấp trong phân tích đa quốc gia (Mục 4.3).</w:t>
+      </w:r>
+    </w:p>
+    <w:p>
+      <w:pPr>
+        <w:pStyle w:val="BodyText"/>
+      </w:pPr>
+      <w:r>
+        <w:t xml:space="preserve">Bên cạnh ICRV, phân tích tổng hợp còn kiểm định điều tiết theo mức chấp nhận số quốc gia (cDAI) và theo giai đoạn vòng đời nghịch lý số (DPL). Cả hai đều không đạt ý nghĩa thống kê:</w:t>
       </w:r>
       <w:r>
         <w:t xml:space="preserve"> </w:t>
@@ -28426,7 +28426,7 @@
         </m:r>
       </m:oMath>
       <w:r>
-        <w:t xml:space="preserve">, đồng thời để ngỏ việc kiểm định vai trò số ở cấp doanh nghiệp cho P7.</w:t>
+        <w:t xml:space="preserve">, đồng thời để ngỏ việc kiểm định vai trò số ở cấp doanh nghiệp cho phân tích đa quốc gia.</w:t>
       </w:r>
     </w:p>
     <w:bookmarkEnd w:id="114"/>
@@ -28956,13 +28956,13 @@
     </w:p>
     <w:bookmarkEnd w:id="115"/>
     <w:bookmarkEnd w:id="116"/>
-    <w:bookmarkStart w:id="121" w:name="X6f5be0f1b8d9b19c66e3e5d543582515ce584a9"/>
+    <w:bookmarkStart w:id="121" w:name="X2211c9df96706adf979c72912d0dfbc1dae7ce1"/>
     <w:p>
       <w:pPr>
         <w:pStyle w:val="Heading2"/>
       </w:pPr>
       <w:r>
-        <w:t xml:space="preserve">4.3 Kết quả đa quốc gia trên 45 nền kinh tế (P7)</w:t>
+        <w:t xml:space="preserve">4.3 Kết quả đa quốc gia trên 45 nền kinh tế (phân tích đa quốc gia 45 nền kinh tế)</w:t>
       </w:r>
     </w:p>
     <w:bookmarkStart w:id="117" w:name="mẫu-và-đường-cong-u-ngược"/>
@@ -28979,7 +28979,7 @@
         <w:pStyle w:val="FirstParagraph"/>
       </w:pPr>
       <w:r>
-        <w:t xml:space="preserve">Phân tích P7 là kiểm định quy mô lớn nhất của luận án, kết hợp toàn bộ các bối cảnh ICRV trong khu vực châu Á và Thái Bình Dương, trải dài 45 nền kinh tế và 98 đợt khảo sát quốc gia–năm. FSTS trung bình trên toàn mẫu xấp xỉ 10% (trung vị</w:t>
+        <w:t xml:space="preserve">Phân tích phân tích đa quốc gia là kiểm định quy mô lớn nhất của luận án, kết hợp toàn bộ các bối cảnh ICRV trong khu vực châu Á và Thái Bình Dương, trải dài 45 nền kinh tế và 98 đợt khảo sát quốc gia–năm. FSTS trung bình trên toàn mẫu xấp xỉ 10% (trung vị</w:t>
       </w:r>
       <w:r>
         <w:t xml:space="preserve"> </w:t>
@@ -29561,7 +29561,7 @@
         <w:pStyle w:val="FirstParagraph"/>
       </w:pPr>
       <w:r>
-        <w:t xml:space="preserve">Kết quả quan trọng nhất của P7 là xác nhận vai trò điều tiết của ICRV đối với hình dạng đường cong I-P. Mô hình M10 cho hiệu ứng chính của nhóm ICRV (</w:t>
+        <w:t xml:space="preserve">Kết quả quan trọng nhất của phân tích đa quốc gia là xác nhận vai trò điều tiết của ICRV đối với hình dạng đường cong I-P. Mô hình M10 cho hiệu ứng chính của nhóm ICRV (</w:t>
       </w:r>
       <m:oMath>
         <m:r>
@@ -29800,7 +29800,7 @@
         <w:pStyle w:val="BodyText"/>
       </w:pPr>
       <w:r>
-        <w:t xml:space="preserve">Kiểm định điều tiết tổng thể về ICRV trong P7 nhất quán với kết quả phân tích tổng hợp ở P6 (</w:t>
+        <w:t xml:space="preserve">Kiểm định điều tiết tổng thể về ICRV trong phân tích đa quốc gia nhất quán với kết quả phân tích tổng hợp ở phân tích tổng hợp (</w:t>
       </w:r>
       <m:oMath>
         <m:sSub>
@@ -30104,7 +30104,7 @@
         </m:r>
       </m:oMath>
       <w:r>
-        <w:t xml:space="preserve">) không đạt ý nghĩa trong mẫu 45 nền kinh tế đa dạng thể chế. Do đó H2 được xác nhận một phần: TCI là yếu tố nâng mặt bằng năng suất nhất quán, nhưng vai trò uốn hình dạng đường cong I-P chỉ xuất hiện ở một bối cảnh quốc gia cụ thể là Việt Nam (P3), chứ không phổ quát trên toàn mẫu.</w:t>
+        <w:t xml:space="preserve">) không đạt ý nghĩa trong mẫu 45 nền kinh tế đa dạng thể chế. Do đó H2 được xác nhận một phần: TCI là yếu tố nâng mặt bằng năng suất nhất quán, nhưng vai trò uốn hình dạng đường cong I-P chỉ xuất hiện ở một bối cảnh quốc gia cụ thể là Việt Nam (Việt Nam), chứ không phổ quát trên toàn mẫu.</w:t>
       </w:r>
     </w:p>
     <w:p>
@@ -31041,7 +31041,7 @@
         </m:r>
       </m:oMath>
       <w:r>
-        <w:t xml:space="preserve">); do đó không cấu thành bằng chứng điều tiết trọng tâm. Việc kiểm soát chất lượng quản trị theo lý thuyết Bậc trên khóa chặt thiên lệch nội sinh và bảo vệ tính nhân quả thuần khiết của tương tác Thể chế × Công nghệ; ký hiệu H4 được giữ nguyên để tương thích với các bản thảo đồng hành (P3/P4/P5).</w:t>
+        <w:t xml:space="preserve">); do đó không cấu thành bằng chứng điều tiết trọng tâm. Việc kiểm soát chất lượng quản trị theo lý thuyết Bậc trên khóa chặt thiên lệch nội sinh và bảo vệ tính nhân quả thuần khiết của tương tác Thể chế × Công nghệ; ký hiệu H4 được giữ nguyên để tương thích với các bản thảo đồng hành (phân tích Việt Nam, Singapore và Trung Quốc).</w:t>
       </w:r>
     </w:p>
     <w:p>
@@ -31070,13 +31070,13 @@
         <w:t xml:space="preserve">Ba nghiên cứu đơn quốc gia định vị quan hệ I-P tại ba vị trí khác nhau trên thang ICRV: Việt Nam ở chế độ chuyển đổi thu nhập trung bình thấp (Nhóm IV), Singapore ở chế độ tiên tiến dẫn dắt bằng đổi mới (Nhóm I), và Trung Quốc ở chế độ thu nhập trung bình cao (Nhóm III). Ba bối cảnh này cho phép quan sát điểm uốn ở ba địa điểm thể chế khác nhau dọc theo dải biến thiên ICRV.</w:t>
       </w:r>
     </w:p>
-    <w:bookmarkStart w:id="122" w:name="X99204bd26b33b3635a1582f0b1baf6491f854d8"/>
+    <w:bookmarkStart w:id="122" w:name="Xd1fdf9d502a8eb8209d45ed783d8cb9f5b9de06"/>
     <w:p>
       <w:pPr>
         <w:pStyle w:val="Heading3"/>
       </w:pPr>
       <w:r>
-        <w:t xml:space="preserve">4.4.1 Việt Nam, chế độ chuyển đổi thu nhập trung bình thấp (P3)</w:t>
+        <w:t xml:space="preserve">4.4.1 Việt Nam, chế độ chuyển đổi thu nhập trung bình thấp (Việt Nam)</w:t>
       </w:r>
     </w:p>
     <w:p>
@@ -31451,7 +31451,7 @@
           <w:iCs/>
           <w:i/>
         </w:rPr>
-        <w:t xml:space="preserve">Điểm uốn theo đợt khảo sát, Việt Nam (P3).</w:t>
+        <w:t xml:space="preserve">Điểm uốn theo đợt khảo sát, Việt Nam (Việt Nam).</w:t>
       </w:r>
     </w:p>
     <w:tbl>
@@ -31737,7 +31737,7 @@
           <w:iCs/>
           <w:i/>
         </w:rPr>
-        <w:t xml:space="preserve">Nguồn: P3 (Đỗ &amp; Phan, 2026, bản thảo đang chuẩn bị).</w:t>
+        <w:t xml:space="preserve">Nguồn: phân tích Việt Nam (Đỗ &amp; Phan, 2026, bản thảo đang chuẩn bị).</w:t>
       </w:r>
     </w:p>
     <w:p>
@@ -32482,13 +32482,13 @@
       </w:r>
     </w:p>
     <w:bookmarkEnd w:id="122"/>
-    <w:bookmarkStart w:id="123" w:name="X77fe79f54a815e9fe228f8199088b8b8da9a0fd"/>
+    <w:bookmarkStart w:id="123" w:name="X943afc790378767429c95208a740b7351ee91c6"/>
     <w:p>
       <w:pPr>
         <w:pStyle w:val="Heading3"/>
       </w:pPr>
       <w:r>
-        <w:t xml:space="preserve">4.4.2 Singapore, chế độ tiên tiến dẫn dắt bằng đổi mới (P4)</w:t>
+        <w:t xml:space="preserve">4.4.2 Singapore, chế độ tiên tiến dẫn dắt bằng đổi mới (Singapore)</w:t>
       </w:r>
     </w:p>
     <w:p>
@@ -33484,13 +33484,13 @@
       </w:r>
     </w:p>
     <w:bookmarkEnd w:id="123"/>
-    <w:bookmarkStart w:id="124" w:name="X094867e60102c653977cadad8305ff5eec43eb7"/>
+    <w:bookmarkStart w:id="124" w:name="Xd59d6dbd5461be81fa596227abdb97f457a92c7"/>
     <w:p>
       <w:pPr>
         <w:pStyle w:val="Heading3"/>
       </w:pPr>
       <w:r>
-        <w:t xml:space="preserve">4.4.3 Trung Quốc, chế độ thu nhập trung bình cao (P5)</w:t>
+        <w:t xml:space="preserve">4.4.3 Trung Quốc, chế độ thu nhập trung bình cao (Trung Quốc)</w:t>
       </w:r>
     </w:p>
     <w:p>
@@ -34647,13 +34647,13 @@
     </w:p>
     <w:bookmarkEnd w:id="124"/>
     <w:bookmarkEnd w:id="125"/>
-    <w:bookmarkStart w:id="129" w:name="X681a101b47d297343834fb947976dcfbb5a96b7"/>
+    <w:bookmarkStart w:id="129" w:name="X7dc1f4b6942ab8cbfe81c82f5ce732ad4c75229"/>
     <w:p>
       <w:pPr>
         <w:pStyle w:val="Heading2"/>
       </w:pPr>
       <w:r>
-        <w:t xml:space="preserve">4.5 Trường hợp biên: quốc đảo nhỏ đang phát triển Thái Bình Dương (P8)</w:t>
+        <w:t xml:space="preserve">4.5 Trường hợp biên: quốc đảo nhỏ đang phát triển Thái Bình Dương (SIDS)</w:t>
       </w:r>
     </w:p>
     <w:bookmarkStart w:id="126" w:name="đặc-điểm-mẫu-sids"/>
@@ -34670,7 +34670,7 @@
         <w:pStyle w:val="FirstParagraph"/>
       </w:pPr>
       <w:r>
-        <w:t xml:space="preserve">Phân tích P8 tập trung vào chín nền kinh tế Quốc đảo nhỏ đang phát triển (Small Islands Developing States — SIDS) Thái Bình Dương (Nhóm VI) với tổng</w:t>
+        <w:t xml:space="preserve">Phân tích phân tích SIDS Thái Bình Dương tập trung vào chín nền kinh tế Quốc đảo nhỏ đang phát triển (Small Islands Developing States — SIDS) Thái Bình Dương (Nhóm VI) với tổng</w:t>
       </w:r>
       <w:r>
         <w:t xml:space="preserve"> </w:t>
@@ -35835,7 +35835,7 @@
         <w:pStyle w:val="FirstParagraph"/>
       </w:pPr>
       <w:r>
-        <w:t xml:space="preserve">Tổng hợp bằng chứng từ phân tích tổng hợp (P6) và toàn mẫu sơ cấp (P7), cùng ba nghiên cứu đơn quốc gia, dẫn đến luận điểm trung tâm: hình dạng của quan hệ I-P mang tính phổ quát, nhưng độ cong và vị trí điểm tối ưu của nó phụ thuộc vào bối cảnh thể chế. Đường cong U ngược tồn tại nhất quán qua các bối cảnh có thể chế đủ mạnh, nhưng độ cong của nó không phải là một tham số cấu trúc cố định. Chế độ thể chế chi phối</w:t>
+        <w:t xml:space="preserve">Tổng hợp bằng chứng từ phân tích tổng hợp (phân tích tổng hợp) và toàn mẫu sơ cấp (phân tích đa quốc gia 45 nền kinh tế), cùng ba nghiên cứu đơn quốc gia, dẫn đến luận điểm trung tâm: hình dạng của quan hệ I-P mang tính phổ quát, nhưng độ cong và vị trí điểm tối ưu của nó phụ thuộc vào bối cảnh thể chế. Đường cong U ngược tồn tại nhất quán qua các bối cảnh có thể chế đủ mạnh, nhưng độ cong của nó không phải là một tham số cấu trúc cố định. Chế độ thể chế chi phối</w:t>
       </w:r>
       <w:r>
         <w:t xml:space="preserve"> </w:t>
@@ -35859,7 +35859,7 @@
         <w:pStyle w:val="BodyText"/>
       </w:pPr>
       <w:r>
-        <w:t xml:space="preserve">Bằng chứng định lượng về tính phụ thuộc bối cảnh này khá rõ ràng. Trên ba nghiên cứu đơn quốc gia, điểm uốn đi từ khoảng 82% FSTS tại Singapore (Nhóm I, tiên tiến đổi mới) xuống khoảng 48,78% tại Trung Quốc (Nhóm III, thu nhập trung bình cao) rồi xuống 39,7% tại Việt Nam (Nhóm IV, chuyển đổi thu nhập trung bình thấp). Trong toàn mẫu P7, điểm uốn theo nhóm là không đồng nhất (dao động trong dải khoảng 16–50% FSTS), cụm quanh ~40% và</w:t>
+        <w:t xml:space="preserve">Bằng chứng định lượng về tính phụ thuộc bối cảnh này khá rõ ràng. Trên ba nghiên cứu đơn quốc gia, điểm uốn đi từ khoảng 82% FSTS tại Singapore (Nhóm I, tiên tiến đổi mới) xuống khoảng 48,78% tại Trung Quốc (Nhóm III, thu nhập trung bình cao) rồi xuống 39,7% tại Việt Nam (Nhóm IV, chuyển đổi thu nhập trung bình thấp). Trong toàn mẫu đa quốc gia, điểm uốn theo nhóm là không đồng nhất (dao động trong dải khoảng 16–50% FSTS), cụm quanh ~40% và</w:t>
       </w:r>
       <w:r>
         <w:t xml:space="preserve"> </w:t>
@@ -35909,15 +35909,15 @@
         <w:pStyle w:val="FirstParagraph"/>
       </w:pPr>
       <w:r>
-        <w:t xml:space="preserve">Sự phân biệt giữa TCI và DAI là một phát hiện liên thông quan trọng. TCI hoạt động như một năng lực nền tảng phổ quát: hiệu ứng nâng mặt bằng năng suất dương tại tất cả các mẫu, gồm Việt Nam, Trung Quốc và toàn mẫu P7 với mức tăng khoảng 41% trên mỗi đơn vị độ lệch chuẩn. Vai trò uốn đường cong của TCI lại đặc thù theo bối cảnh, chỉ rõ nét tại Việt Nam, phản ánh việc TCI là nguồn lực có giá trị, hiếm, khó sao chép, đồng thời hun đúc năng lực hấp thụ giúp doanh nghiệp học hỏi tốt hơn trong quá trình quốc tế hóa.</w:t>
-      </w:r>
-    </w:p>
-    <w:p>
-      <w:pPr>
-        <w:pStyle w:val="BodyText"/>
-      </w:pPr>
-      <w:r>
-        <w:t xml:space="preserve">DAI cho một khuôn mẫu khác biệt và mang tính tình huống. Trên toàn mẫu P7, DAI có hiệu ứng nâng mặt bằng phổ quát (</w:t>
+        <w:t xml:space="preserve">Sự phân biệt giữa TCI và DAI là một phát hiện liên thông quan trọng. TCI hoạt động như một năng lực nền tảng phổ quát: hiệu ứng nâng mặt bằng năng suất dương tại tất cả các mẫu, gồm Việt Nam, Trung Quốc và toàn mẫu đa quốc gia với mức tăng khoảng 41% trên mỗi đơn vị độ lệch chuẩn. Vai trò uốn đường cong của TCI lại đặc thù theo bối cảnh, chỉ rõ nét tại Việt Nam, phản ánh việc TCI là nguồn lực có giá trị, hiếm, khó sao chép, đồng thời hun đúc năng lực hấp thụ giúp doanh nghiệp học hỏi tốt hơn trong quá trình quốc tế hóa.</w:t>
+      </w:r>
+    </w:p>
+    <w:p>
+      <w:pPr>
+        <w:pStyle w:val="BodyText"/>
+      </w:pPr>
+      <w:r>
+        <w:t xml:space="preserve">DAI cho một khuôn mẫu khác biệt và mang tính tình huống. Trên toàn mẫu đa quốc gia, DAI có hiệu ứng nâng mặt bằng phổ quát (</w:t>
       </w:r>
       <m:oMath>
         <m:r>
@@ -36209,7 +36209,7 @@
               <w:jc w:val="left"/>
             </w:pPr>
             <w:r>
-              <w:t xml:space="preserve">Xác nhận tại Trung Quốc, Việt Nam và toàn mẫu P7 (TP</w:t>
+              <w:t xml:space="preserve">Xác nhận tại Trung Quốc, Việt Nam và toàn mẫu đa quốc gia (TP</w:t>
             </w:r>
             <w:r>
               <w:t xml:space="preserve"> </w:t>
@@ -36264,7 +36264,7 @@
               <w:jc w:val="left"/>
             </w:pPr>
             <w:r>
-              <w:t xml:space="preserve">Xác nhận một phần: TCI nâng mặt bằng năng suất ở mọi bối cảnh (+41%/SD trong P7); uốn đường cong xác nhận tại Việt Nam nhưng không có ý nghĩa tại toàn mẫu P7</w:t>
+              <w:t xml:space="preserve">Xác nhận một phần: TCI nâng mặt bằng năng suất ở mọi bối cảnh (+41%/SD trong phân tích đa quốc gia); uốn đường cong xác nhận tại Việt Nam nhưng không có ý nghĩa tại toàn mẫu đa quốc gia</w:t>
             </w:r>
           </w:p>
         </w:tc>
@@ -36334,7 +36334,7 @@
               </m:r>
             </m:oMath>
             <w:r>
-              <w:t xml:space="preserve">) và cả hai tương tác đường cong có ý nghĩa trong P7; DAI×ICRV</w:t>
+              <w:t xml:space="preserve">) và cả hai tương tác đường cong có ý nghĩa trong phân tích đa quốc gia; DAI×ICRV</w:t>
             </w:r>
             <w:r>
               <w:t xml:space="preserve"> </w:t>
@@ -36447,7 +36447,7 @@
               <w:jc w:val="left"/>
             </w:pPr>
             <w:r>
-              <w:t xml:space="preserve">Hiệu ứng mức trong P7: nhà quản trị nữ</w:t>
+              <w:t xml:space="preserve">Hiệu ứng mức trong phân tích đa quốc gia: nhà quản trị nữ</w:t>
             </w:r>
             <w:r>
               <w:t xml:space="preserve"> </w:t>
@@ -36720,7 +36720,7 @@
               </m:r>
             </m:oMath>
             <w:r>
-              <w:t xml:space="preserve">) từ P6 và tương tác M10 từ P7 (FSTS×ICRV</w:t>
+              <w:t xml:space="preserve">) từ phân tích tổng hợp và tương tác M10 từ phân tích đa quốc gia (FSTS×ICRV</w:t>
             </w:r>
             <w:r>
               <w:t xml:space="preserve"> </w:t>
@@ -37122,7 +37122,7 @@
         <w:pStyle w:val="BodyText"/>
       </w:pPr>
       <w:r>
-        <w:t xml:space="preserve">Đối với phân tích tổng hợp P6, hiệu ứng gộp</w:t>
+        <w:t xml:space="preserve">Đối với phân tích tổng hợp phân tích tổng hợp, hiệu ứng gộp</w:t>
       </w:r>
       <w:r>
         <w:t xml:space="preserve"> </w:t>
@@ -37406,7 +37406,7 @@
         <w:pStyle w:val="BodyText"/>
       </w:pPr>
       <w:r>
-        <w:t xml:space="preserve">Đối với toàn mẫu P7, điểm uốn dao động nhất quán trong dải hẹp 34,1–39,5% qua mọi đặc tả M2–M9 và được xác nhận lại trong mô hình đầy đủ M11 (</w:t>
+        <w:t xml:space="preserve">Đối với toàn mẫu đa quốc gia, điểm uốn dao động nhất quán trong dải hẹp 34,1–39,5% qua mọi đặc tả M2–M9 và được xác nhận lại trong mô hình đầy đủ M11 (</w:t>
       </w:r>
       <m:oMath>
         <m:r>
@@ -37489,15 +37489,15 @@
         <w:pStyle w:val="BodyText"/>
       </w:pPr>
       <w:r>
-        <w:t xml:space="preserve">Đối với Trung Quốc P5, đường cong U ngược được bảo toàn khi giới hạn mẫu sản xuất (điểm uốn 48,1% năm 2012 và 46,4% năm 2024), khi dùng năng suất nhân tố tổng hợp (Total Factor Productivity — TFP) ước lượng bằng phương pháp Levinsohn–Petrin làm biến phụ thuộc (điểm uốn 47,9% và 45,7%), và qua hồi quy phân vị tại các phân vị 25, 50 và 75 (điểm uốn 44,8–51,3%). Kiểm định Paternoster vẫn không có ý nghĩa trong tất cả các kiểm tra này, củng cố tính ổn định theo thời gian. Việc thêm hiệu ứng cố định ngành ISIC hai chữ số hay thay đổi quy tắc loại trừ giá trị khuyết đều không làm thay đổi khuôn mẫu chính.</w:t>
-      </w:r>
-    </w:p>
-    <w:p>
-      <w:pPr>
-        <w:pStyle w:val="BodyText"/>
-      </w:pPr>
-      <w:r>
-        <w:t xml:space="preserve">Đối với Singapore P4, dấu dương của tương tác bậc hai DAI được giữ nguyên qua toàn bộ sáu đặc tả độ vững, gồm thước đo DAI mỏng chỉ có trang web, thước đo TCI mỏng, loại bỏ doanh nghiệp siêu nhỏ, chỉ giữ doanh nghiệp vừa và nhỏ, và mẫu chỉ gồm doanh nghiệp xuất khẩu. Một kiểm định hoán đổi hạng mục củng cố ranh giới khái niệm giữa TCI và DAI: khi chuyển chỉ báo trang web từ DAI sang TCI, ý nghĩa liên hợp của khối điều tiết DAI sụp đổ (F giảm từ 4,56 với</w:t>
+        <w:t xml:space="preserve">Đối với Trung Quốc phân tích Trung Quốc, đường cong U ngược được bảo toàn khi giới hạn mẫu sản xuất (điểm uốn 48,1% năm 2012 và 46,4% năm 2024), khi dùng năng suất nhân tố tổng hợp (Total Factor Productivity — TFP) ước lượng bằng phương pháp Levinsohn–Petrin làm biến phụ thuộc (điểm uốn 47,9% và 45,7%), và qua hồi quy phân vị tại các phân vị 25, 50 và 75 (điểm uốn 44,8–51,3%). Kiểm định Paternoster vẫn không có ý nghĩa trong tất cả các kiểm tra này, củng cố tính ổn định theo thời gian. Việc thêm hiệu ứng cố định ngành ISIC hai chữ số hay thay đổi quy tắc loại trừ giá trị khuyết đều không làm thay đổi khuôn mẫu chính.</w:t>
+      </w:r>
+    </w:p>
+    <w:p>
+      <w:pPr>
+        <w:pStyle w:val="BodyText"/>
+      </w:pPr>
+      <w:r>
+        <w:t xml:space="preserve">Đối với Singapore phân tích Singapore, dấu dương của tương tác bậc hai DAI được giữ nguyên qua toàn bộ sáu đặc tả độ vững, gồm thước đo DAI mỏng chỉ có trang web, thước đo TCI mỏng, loại bỏ doanh nghiệp siêu nhỏ, chỉ giữ doanh nghiệp vừa và nhỏ, và mẫu chỉ gồm doanh nghiệp xuất khẩu. Một kiểm định hoán đổi hạng mục củng cố ranh giới khái niệm giữa TCI và DAI: khi chuyển chỉ báo trang web từ DAI sang TCI, ý nghĩa liên hợp của khối điều tiết DAI sụp đổ (F giảm từ 4,56 với</w:t>
       </w:r>
       <w:r>
         <w:t xml:space="preserve"> </w:t>
@@ -37560,15 +37560,15 @@
         <w:pStyle w:val="BodyText"/>
       </w:pPr>
       <w:r>
-        <w:t xml:space="preserve">Đối với Việt Nam P3, đường cong U ngược được bảo toàn ở cả mẫu sản xuất (điểm uốn sắc nét hơn) và phi sản xuất, với các kênh năng lực hoạt động chủ yếu trong mẫu sản xuất. Kiểm định trên mẫu chỉ gồm doanh nghiệp xuất khẩu cho thấy độ cong yếu đi đáng kể khi loại bỏ biên độ tham gia, xác nhận rằng đường cong U ngược toàn mẫu phản ánh cấu trúc kết hợp giữa biên độ tham gia và biên độ cường độ, với phần lớn độ phân biệt năng suất nằm ở ranh giới giữa không xuất khẩu và xuất khẩu.</w:t>
-      </w:r>
-    </w:p>
-    <w:p>
-      <w:pPr>
-        <w:pStyle w:val="BodyText"/>
-      </w:pPr>
-      <w:r>
-        <w:t xml:space="preserve">Đối với SIDS P8, hiệu ứng âm được xác nhận qua bốn đặc tả với độ lớn từ</w:t>
+        <w:t xml:space="preserve">Đối với Việt Nam phân tích Việt Nam, đường cong U ngược được bảo toàn ở cả mẫu sản xuất (điểm uốn sắc nét hơn) và phi sản xuất, với các kênh năng lực hoạt động chủ yếu trong mẫu sản xuất. Kiểm định trên mẫu chỉ gồm doanh nghiệp xuất khẩu cho thấy độ cong yếu đi đáng kể khi loại bỏ biên độ tham gia, xác nhận rằng đường cong U ngược toàn mẫu phản ánh cấu trúc kết hợp giữa biên độ tham gia và biên độ cường độ, với phần lớn độ phân biệt năng suất nằm ở ranh giới giữa không xuất khẩu và xuất khẩu.</w:t>
+      </w:r>
+    </w:p>
+    <w:p>
+      <w:pPr>
+        <w:pStyle w:val="BodyText"/>
+      </w:pPr>
+      <w:r>
+        <w:t xml:space="preserve">Đối với SIDS phân tích SIDS Thái Bình Dương, hiệu ứng âm được xác nhận qua bốn đặc tả với độ lớn từ</w:t>
       </w:r>
       <w:r>
         <w:t xml:space="preserve"> </w:t>
@@ -37773,7 +37773,7 @@
         <w:t xml:space="preserve">dải biến thiên ICRV (Institutional Context Regime Variation, biến thiên chế độ bối cảnh thể chế)</w:t>
       </w:r>
       <w:r>
-        <w:t xml:space="preserve">: cùng một mức độ quốc tế hóa (FSTS) lại mang lại hiệu quả rất khác nhau, tùy vào chế độ thể chế mà doanh nghiệp hoạt động. Hai nguồn bằng chứng độc lập cùng chỉ về một kết luận, đó là phân tích tổng hợp (P6,</w:t>
+        <w:t xml:space="preserve">: cùng một mức độ quốc tế hóa (FSTS) lại mang lại hiệu quả rất khác nhau, tùy vào chế độ thể chế mà doanh nghiệp hoạt động. Hai nguồn bằng chứng độc lập cùng chỉ về một kết luận, đó là phân tích tổng hợp (phân tích tổng hợp,</w:t>
       </w:r>
       <w:r>
         <w:t xml:space="preserve"> </w:t>
@@ -37860,7 +37860,7 @@
         </m:r>
       </m:oMath>
       <w:r>
-        <w:t xml:space="preserve">) và phân tích dữ liệu sơ cấp toàn mẫu (P7,</w:t>
+        <w:t xml:space="preserve">) và phân tích dữ liệu sơ cấp toàn mẫu (phân tích đa quốc gia,</w:t>
       </w:r>
       <w:r>
         <w:t xml:space="preserve"> </w:t>
@@ -37949,7 +37949,7 @@
         <w:t xml:space="preserve">bản đồ địa hình xuất khẩu chiến lược (strategic export topography)</w:t>
       </w:r>
       <w:r>
-        <w:t xml:space="preserve">: chính chất lượng thể chế quy định nơi điểm uốn của quan hệ I-P xuất hiện, còn năng lực số đóng vai trò lá chắn bù đắp khi bộ lọc tắc nghẽn. Lý thuyết thể chế của North (1990) cùng Khanna và Palepu (2010) dự đoán rằng thể chế định hình chi phí giao dịch và cấu trúc khuyến khích; dải biến thiên ICRV chính là biểu hiện thực nghiệm của cơ chế đó, ở quy mô 45 nền kinh tế châu Á và Thái Bình Dương (P7).</w:t>
+        <w:t xml:space="preserve">: chính chất lượng thể chế quy định nơi điểm uốn của quan hệ I-P xuất hiện, còn năng lực số đóng vai trò lá chắn bù đắp khi bộ lọc tắc nghẽn. Lý thuyết thể chế của North (1990) cùng Khanna và Palepu (2010) dự đoán rằng thể chế định hình chi phí giao dịch và cấu trúc khuyến khích; dải biến thiên ICRV chính là biểu hiện thực nghiệm của cơ chế đó, ở quy mô 45 nền kinh tế châu Á và Thái Bình Dương (phân tích đa quốc gia 45 nền kinh tế).</w:t>
       </w:r>
     </w:p>
     <w:p>
@@ -37991,7 +37991,7 @@
         <w:t xml:space="preserve"> </w:t>
       </w:r>
       <w:r>
-        <w:t xml:space="preserve">ở mọi mẫu, từ Việt Nam (P3) và Trung Quốc (P5) đến toàn mẫu (P7), với mỗi đơn vị độ lệch chuẩn TCI gắn với mức tăng năng suất khoảng 41%. Tuy nhiên, TCI chỉ</w:t>
+        <w:t xml:space="preserve">ở mọi mẫu, từ Việt Nam (Việt Nam) và Trung Quốc (Trung Quốc) đến toàn mẫu (phân tích đa quốc gia 45 nền kinh tế), với mỗi đơn vị độ lệch chuẩn TCI gắn với mức tăng năng suất khoảng 41%. Tuy nhiên, TCI chỉ</w:t>
       </w:r>
       <w:r>
         <w:t xml:space="preserve"> </w:t>
@@ -38007,7 +38007,7 @@
         <w:t xml:space="preserve"> </w:t>
       </w:r>
       <w:r>
-        <w:t xml:space="preserve">trong một bối cảnh quốc gia cụ thể là Việt Nam (P3), nơi môi trường chuyển đổi và sự phân mảnh thể chế tạo điều kiện cho TCI tái định hình hiệu ứng. Vai trò này không phổ quát trên toàn mẫu 45 nền kinh tế: ở P7, cả tương tác FSTS×TCI lẫn</w:t>
+        <w:t xml:space="preserve">trong một bối cảnh quốc gia cụ thể là Việt Nam (Việt Nam), nơi môi trường chuyển đổi và sự phân mảnh thể chế tạo điều kiện cho TCI tái định hình hiệu ứng. Vai trò này không phổ quát trên toàn mẫu 45 nền kinh tế: ở phân tích đa quốc gia, cả tương tác FSTS×TCI lẫn</w:t>
       </w:r>
       <w:r>
         <w:t xml:space="preserve"> </w:t>
@@ -38086,7 +38086,7 @@
         <w:pStyle w:val="FirstParagraph"/>
       </w:pPr>
       <w:r>
-        <w:t xml:space="preserve">Kết quả về chỉ số chấp nhận số (DAI) phức tạp và nhiều sắc thái hơn TCI. Trên toàn mẫu P7 gồm 45 nền kinh tế, DAI có hiệu ứng nâng mặt bằng năng suất dương và có ý nghĩa (</w:t>
+        <w:t xml:space="preserve">Kết quả về chỉ số chấp nhận số (DAI) phức tạp và nhiều sắc thái hơn TCI. Trên toàn mẫu đa quốc gia gồm 45 nền kinh tế, DAI có hiệu ứng nâng mặt bằng năng suất dương và có ý nghĩa (</w:t>
       </w:r>
       <m:oMath>
         <m:acc>
@@ -38376,7 +38376,7 @@
         </m:r>
       </m:oMath>
       <w:r>
-        <w:t xml:space="preserve">) khẳng định DAI phát huy mạnh hơn ở các bối cảnh thể chế yếu, nhất quán với lập luận CDCM rằng DAI bù đắp cho sự vắng mặt của hạ tầng thể chế ở Nhóm IV-V, chứ không chỉ khuếch đại lợi thế vốn đã có ở Nhóm I. Tại Singapore (P4, DAI Tier-1+2), DAI bộc lộ rõ nhất dưới dạng hiệu ứng khuếch đại (</w:t>
+        <w:t xml:space="preserve">) khẳng định DAI phát huy mạnh hơn ở các bối cảnh thể chế yếu, nhất quán với lập luận CDCM rằng DAI bù đắp cho sự vắng mặt của hạ tầng thể chế ở Nhóm IV-V, chứ không chỉ khuếch đại lợi thế vốn đã có ở Nhóm I. Tại Singapore (phân tích Singapore, DAI Tier-1+2), DAI bộc lộ rõ nhất dưới dạng hiệu ứng khuếch đại (</w:t>
       </w:r>
       <m:oMath>
         <m:acc>
@@ -38480,7 +38480,7 @@
         </m:r>
       </m:oMath>
       <w:r>
-        <w:t xml:space="preserve">). Còn tại Việt Nam (P3, chỉ Tier-1, ước lượng bằng biến công cụ), kết quả DAI không có ý nghĩa phản ánh hạn chế đo lường và sai lệch chọn mẫu, chứ không phải sự bác bỏ H3.</w:t>
+        <w:t xml:space="preserve">). Còn tại Việt Nam (phân tích Việt Nam, chỉ Tier-1, ước lượng bằng biến công cụ), kết quả DAI không có ý nghĩa phản ánh hạn chế đo lường và sai lệch chọn mẫu, chứ không phải sự bác bỏ H3.</w:t>
       </w:r>
     </w:p>
     <w:p>
@@ -38528,7 +38528,7 @@
         <w:pStyle w:val="BodyText"/>
       </w:pPr>
       <w:r>
-        <w:t xml:space="preserve">Cũng cần lưu ý rằng kết quả không có ý nghĩa về DAI tại Việt Nam (P3) và các bối cảnh thấp hơn không hẳn bác bỏ H3, mà phần nào phản ánh hạn chế đo lường: DAI Tier-1, gồm trang web, thư điện tử, bán hàng trực tuyến, chưa nắm bắt được chiều sâu của năng lực số. Khi DAI được đo bằng Tier-1+2, bổ sung thanh toán điện tử và kết nối nhà cung ứng số như ở Singapore, hiệu ứng điều tiết hiện ra rõ hơn. Quan trọng hơn, mọi thước đo DAI trong luận án đều là</w:t>
+        <w:t xml:space="preserve">Cũng cần lưu ý rằng kết quả không có ý nghĩa về DAI tại Việt Nam (Việt Nam) và các bối cảnh thấp hơn không hẳn bác bỏ H3, mà phần nào phản ánh hạn chế đo lường: DAI Tier-1, gồm trang web, thư điện tử, bán hàng trực tuyến, chưa nắm bắt được chiều sâu của năng lực số. Khi DAI được đo bằng Tier-1+2, bổ sung thanh toán điện tử và kết nối nhà cung ứng số như ở Singapore, hiệu ứng điều tiết hiện ra rõ hơn. Quan trọng hơn, mọi thước đo DAI trong luận án đều là</w:t>
       </w:r>
       <w:r>
         <w:t xml:space="preserve"> </w:t>
@@ -38552,7 +38552,7 @@
         <w:pStyle w:val="BodyText"/>
       </w:pPr>
       <w:r>
-        <w:t xml:space="preserve">Lý thuyết thể chế gợi thêm một cách giải thích. Ở các bối cảnh ICRV thấp với nhiều khoảng trống thể chế (Khanna &amp; Palepu, 2010), doanh nghiệp xuất khẩu dựa vào DAI nhiều hơn như một cơ chế bù đắp cho hạ tầng thể chế còn thiếu. Bằng chứng nằm ở tương tác DAI×ICRV (p = 0,049) trong P7: DAI</w:t>
+        <w:t xml:space="preserve">Lý thuyết thể chế gợi thêm một cách giải thích. Ở các bối cảnh ICRV thấp với nhiều khoảng trống thể chế (Khanna &amp; Palepu, 2010), doanh nghiệp xuất khẩu dựa vào DAI nhiều hơn như một cơ chế bù đắp cho hạ tầng thể chế còn thiếu. Bằng chứng nằm ở tương tác DAI×ICRV (p = 0,049) trong phân tích đa quốc gia: DAI</w:t>
       </w:r>
       <w:r>
         <w:t xml:space="preserve"> </w:t>
@@ -38586,7 +38586,7 @@
         <w:pStyle w:val="FirstParagraph"/>
       </w:pPr>
       <w:r>
-        <w:t xml:space="preserve">Kết quả về H4 từ P7 cho thấy đặc điểm nhà quản trị cấp cao tác động ở dạng hiệu ứng mức (level effect). Giới tính nữ của nhà quản trị (</w:t>
+        <w:t xml:space="preserve">Kết quả về H4 từ phân tích đa quốc gia cho thấy đặc điểm nhà quản trị cấp cao tác động ở dạng hiệu ứng mức (level effect). Giới tính nữ của nhà quản trị (</w:t>
       </w:r>
       <m:oMath>
         <m:acc>
@@ -38651,7 +38651,7 @@
         </m:r>
       </m:oMath>
       <w:r>
-        <w:t xml:space="preserve">) nhất quán nâng mặt bằng hiệu quả I-P trong toàn mẫu: doanh nghiệp có nhà quản trị cấp cao là nữ đạt hiệu quả cao hơn từ quốc tế hóa. Điều này phù hợp với lý thuyết thượng tầng quản trị (Hambrick &amp; Mason, 1984), theo đó đặc điểm của cấp lãnh đạo định hình cách tổ chức nhận diện và khai thác cơ hội quốc tế. Tuy vậy, các đặc điểm này được đưa vào khung như khối kiểm soát quản trị nội sinh chứ không phải nhân tố điều tiết trọng tâm định hình độ cong của đường quan hệ I-P. Để bảo vệ tính nhân quả thuần khiết của tương tác Thể chế × Công nghệ, các đặc điểm nhà quản trị (kinh nghiệm, học vấn, giới tính) được đưa vào như biến kiểm soát quản trị nội sinh, không phải nhân tố điều tiết trọng tâm của đường cong I-P; ký hiệu H4 được giữ nguyên để tương thích với các bản thảo đồng hành (P3/P4/P5).</w:t>
+        <w:t xml:space="preserve">) nhất quán nâng mặt bằng hiệu quả I-P trong toàn mẫu: doanh nghiệp có nhà quản trị cấp cao là nữ đạt hiệu quả cao hơn từ quốc tế hóa. Điều này phù hợp với lý thuyết thượng tầng quản trị (Hambrick &amp; Mason, 1984), theo đó đặc điểm của cấp lãnh đạo định hình cách tổ chức nhận diện và khai thác cơ hội quốc tế. Tuy vậy, các đặc điểm này được đưa vào khung như khối kiểm soát quản trị nội sinh chứ không phải nhân tố điều tiết trọng tâm định hình độ cong của đường quan hệ I-P. Để bảo vệ tính nhân quả thuần khiết của tương tác Thể chế × Công nghệ, các đặc điểm nhà quản trị (kinh nghiệm, học vấn, giới tính) được đưa vào như biến kiểm soát quản trị nội sinh, không phải nhân tố điều tiết trọng tâm của đường cong I-P; ký hiệu H4 được giữ nguyên để tương thích với các bản thảo đồng hành (phân tích Việt Nam, Singapore và Trung Quốc).</w:t>
       </w:r>
     </w:p>
     <w:p>
@@ -38667,7 +38667,7 @@
         <w:pStyle w:val="BodyText"/>
       </w:pPr>
       <w:r>
-        <w:t xml:space="preserve">Dù vậy, cần lưu ý rằng hiệu ứng mức này được phát hiện ở cấp gộp toàn mẫu (P7); việc tách riêng và kiểm định khả năng điều tiết theo từng bối cảnh ICRV thuộc về hướng nghiên cứu tương lai. Kết quả không có ý nghĩa về kinh nghiệm nhà quản trị gợi ý rằng, trong bối cảnh châu Á đa dạng, số năm kinh nghiệm đơn thuần chưa nắm bắt được</w:t>
+        <w:t xml:space="preserve">Dù vậy, cần lưu ý rằng hiệu ứng mức này được phát hiện ở cấp gộp toàn mẫu (phân tích đa quốc gia 45 nền kinh tế); việc tách riêng và kiểm định khả năng điều tiết theo từng bối cảnh ICRV thuộc về hướng nghiên cứu tương lai. Kết quả không có ý nghĩa về kinh nghiệm nhà quản trị gợi ý rằng, trong bối cảnh châu Á đa dạng, số năm kinh nghiệm đơn thuần chưa nắm bắt được</w:t>
       </w:r>
       <w:r>
         <w:t xml:space="preserve"> </w:t>
@@ -38847,7 +38847,7 @@
         <w:t xml:space="preserve"> </w:t>
       </w:r>
       <w:r>
-        <w:t xml:space="preserve">(P6) hoàn toàn nhất quán với</w:t>
+        <w:t xml:space="preserve">(phân tích tổng hợp) hoàn toàn nhất quán với</w:t>
       </w:r>
       <w:r>
         <w:t xml:space="preserve"> </w:t>
@@ -38879,7 +38879,7 @@
         <w:t xml:space="preserve"> </w:t>
       </w:r>
       <w:r>
-        <w:t xml:space="preserve">từ phân tích tổng hợp nền tảng đã công bố tại hội nghị ICBEF 2024 (Do &amp; Phan, 2024). Sự hội tụ này đáng kể, bởi P6 mở rộng tập lên</w:t>
+        <w:t xml:space="preserve">từ phân tích tổng hợp nền tảng đã công bố tại hội nghị ICBEF 2024 (Do &amp; Phan, 2024). Sự hội tụ này đáng kể, bởi phân tích tổng hợp mở rộng tập lên</w:t>
       </w:r>
       <w:r>
         <w:t xml:space="preserve"> </w:t>
@@ -38933,7 +38933,7 @@
         <w:pStyle w:val="BodyText"/>
       </w:pPr>
       <w:r>
-        <w:t xml:space="preserve">Tuy vậy, đóng góp của P6 so với nền tảng không nằm ở giá trị</w:t>
+        <w:t xml:space="preserve">Tuy vậy, đóng góp của phân tích tổng hợp so với nền tảng không nằm ở giá trị</w:t>
       </w:r>
       <w:r>
         <w:t xml:space="preserve"> </w:t>
@@ -39786,7 +39786,7 @@
         <w:pStyle w:val="FirstParagraph"/>
       </w:pPr>
       <w:r>
-        <w:t xml:space="preserve">Kết quả từ Nghiên cứu P3 (Việt Nam, ICRV Nhóm IV) mang hàm ý cụ thể và trực tiếp cho bối cảnh Đồng bằng sông Cửu Long, khu vực chiếm gần 18% GDP cả nước, hơn 50% sản lượng gạo và 65% kim ngạch xuất khẩu thủy sản của Việt Nam. Doanh nghiệp xuất khẩu nơi đây hoạt động trong cùng bối cảnh thể chế với mẫu P3, nhưng đặc điểm cấu trúc còn nhiều thách thức hơn: doanh nghiệp nhỏ và vừa chiếm ưu thế, TCI thấp hơn mức trung bình quốc gia, và tỷ lệ FSTS cấu trúc cao, vì gạo và thủy sản vốn là hàng hóa xuất khẩu chủ yếu, không có thị trường nội địa đủ lớn để hấp thụ.</w:t>
+        <w:t xml:space="preserve">Kết quả từ Nghiên cứu phân tích Việt Nam (Việt Nam, ICRV Nhóm IV) mang hàm ý cụ thể và trực tiếp cho bối cảnh Đồng bằng sông Cửu Long, khu vực chiếm gần 18% GDP cả nước, hơn 50% sản lượng gạo và 65% kim ngạch xuất khẩu thủy sản của Việt Nam. Doanh nghiệp xuất khẩu nơi đây hoạt động trong cùng bối cảnh thể chế với mẫu phân tích Việt Nam, nhưng đặc điểm cấu trúc còn nhiều thách thức hơn: doanh nghiệp nhỏ và vừa chiếm ưu thế, TCI thấp hơn mức trung bình quốc gia, và tỷ lệ FSTS cấu trúc cao, vì gạo và thủy sản vốn là hàng hóa xuất khẩu chủ yếu, không có thị trường nội địa đủ lớn để hấp thụ.</w:t>
       </w:r>
     </w:p>
     <w:p>
@@ -39801,7 +39801,7 @@
         <w:t xml:space="preserve">Điểm uốn thấp, khoảng 39-46% FSTS, là một cảnh báo cụ thể cho doanh nghiệp xuất khẩu thủy sản và gạo Đồng bằng sông Cửu Long</w:t>
       </w:r>
       <w:r>
-        <w:t xml:space="preserve">, nơi FSTS cấu trúc thường vượt 50-70% tổng doanh thu. Kết quả P3 gợi ý rằng nhiều doanh nghiệp trong số đó có thể đang ở phía bên kia điểm uốn, tức đang gánh chi phí phối hợp quốc tế mà hiệu quả không tăng tương ứng. Giải pháp không phải là giảm xuất khẩu, bởi không có thị trường nội địa để thay thế, mà là</w:t>
+        <w:t xml:space="preserve">, nơi FSTS cấu trúc thường vượt 50-70% tổng doanh thu. Kết quả phân tích Việt Nam gợi ý rằng nhiều doanh nghiệp trong số đó có thể đang ở phía bên kia điểm uốn, tức đang gánh chi phí phối hợp quốc tế mà hiệu quả không tăng tương ứng. Giải pháp không phải là giảm xuất khẩu, bởi không có thị trường nội địa để thay thế, mà là</w:t>
       </w:r>
       <w:r>
         <w:t xml:space="preserve"> </w:t>
@@ -39841,7 +39841,7 @@
         <w:t xml:space="preserve"> </w:t>
       </w:r>
       <w:r>
-        <w:t xml:space="preserve">tại Đồng bằng sông Cửu Long vẫn còn thấp so với trung bình cả nước. P3 cho thấy DAI Tier-1 đơn thuần không có tác động đáng kể, nhưng bằng chứng từ P4 Singapore (Tier-1+2) lại cho thấy khi doanh nghiệp nâng lên DAI Tier-2, gồm trang web cùng thanh toán điện tử và kết nối nhà cung ứng số, hiệu ứng điều tiết hiện ra rõ rệt. Đây là cơ sở để ưu tiên các chương trình chuyển đổi số</w:t>
+        <w:t xml:space="preserve">tại Đồng bằng sông Cửu Long vẫn còn thấp so với trung bình cả nước. phân tích Việt Nam cho thấy DAI Tier-1 đơn thuần không có tác động đáng kể, nhưng bằng chứng từ phân tích Singapore (Tier-1+2) lại cho thấy khi doanh nghiệp nâng lên DAI Tier-2, gồm trang web cùng thanh toán điện tử và kết nối nhà cung ứng số, hiệu ứng điều tiết hiện ra rõ rệt. Đây là cơ sở để ưu tiên các chương trình chuyển đổi số</w:t>
       </w:r>
       <w:r>
         <w:t xml:space="preserve"> </w:t>
@@ -39889,7 +39889,7 @@
         <w:pStyle w:val="FirstParagraph"/>
       </w:pPr>
       <w:r>
-        <w:t xml:space="preserve">Hạn chế quan trọng nhất của luận án nằm ở việc đo lường DAI. Dữ liệu WBES chỉ cung cấp một số ít chỉ báo để xây dựng chỉ số DAI, và các chỉ báo này lại thay đổi qua các thế hệ lược đồ khảo sát WBES (PICS3, lược đồ chuẩn hóa, BREADY/BEE). Tại Việt Nam (P3), chỉ DAI Tier-1, gồm trang web, thư điện tử và bán hàng trực tuyến, được sử dụng, do giới hạn của các đợt khảo sát 2009 và 2015; còn Tier-2, gồm thanh toán điện tử và kết nối nhà cung ứng số, mãi đến năm 2023 mới có. Điều này dẫn đến nguy cơ đo lường không đầy đủ, đặc biệt là không nắm bắt được chiều sâu năng lực số ở các bối cảnh ICRV thấp.</w:t>
+        <w:t xml:space="preserve">Hạn chế quan trọng nhất của luận án nằm ở việc đo lường DAI. Dữ liệu WBES chỉ cung cấp một số ít chỉ báo để xây dựng chỉ số DAI, và các chỉ báo này lại thay đổi qua các thế hệ lược đồ khảo sát WBES (PICS3, lược đồ chuẩn hóa, BREADY/BEE). Tại Việt Nam (Việt Nam), chỉ DAI Tier-1, gồm trang web, thư điện tử và bán hàng trực tuyến, được sử dụng, do giới hạn của các đợt khảo sát 2009 và 2015; còn Tier-2, gồm thanh toán điện tử và kết nối nhà cung ứng số, mãi đến năm 2023 mới có. Điều này dẫn đến nguy cơ đo lường không đầy đủ, đặc biệt là không nắm bắt được chiều sâu năng lực số ở các bối cảnh ICRV thấp.</w:t>
       </w:r>
     </w:p>
     <w:p>
@@ -40111,13 +40111,10 @@
           <w:bCs/>
           <w:b/>
         </w:rPr>
-        <w:t xml:space="preserve">P3</w:t>
-      </w:r>
-      <w:r>
-        <w:t xml:space="preserve"> </w:t>
-      </w:r>
-      <w:r>
-        <w:t xml:space="preserve">(Do &amp; Phan, 2026e): phân tích Việt Nam (chuyển đổi thu nhập trung bình thấp), xác nhận chữ U ngược với điểm uốn 39,3-46,2%, TCI là yếu tố điều tiết dương có ý nghĩa.</w:t>
+        <w:t xml:space="preserve">phân tích Việt Nam</w:t>
+      </w:r>
+      <w:r>
+        <w:t xml:space="preserve">: phân tích Việt Nam (chuyển đổi thu nhập trung bình thấp), xác nhận chữ U ngược với điểm uốn 39,3-46,2%, TCI là yếu tố điều tiết dương có ý nghĩa.</w:t>
       </w:r>
     </w:p>
     <w:p>
@@ -40132,13 +40129,10 @@
           <w:bCs/>
           <w:b/>
         </w:rPr>
-        <w:t xml:space="preserve">P4</w:t>
-      </w:r>
-      <w:r>
-        <w:t xml:space="preserve"> </w:t>
-      </w:r>
-      <w:r>
-        <w:t xml:space="preserve">(Mar et al., 2026): phân tích Singapore (tiên tiến dẫn dắt bằng đổi mới), xác nhận chữ U ngược với điểm uốn khoảng 82% (khoảng tin cậy rộng), DAI khuếch đại ở mức FSTS cao.</w:t>
+        <w:t xml:space="preserve">phân tích Singapore</w:t>
+      </w:r>
+      <w:r>
+        <w:t xml:space="preserve">: phân tích Singapore (tiên tiến dẫn dắt bằng đổi mới), xác nhận chữ U ngược với điểm uốn khoảng 82% (khoảng tin cậy rộng), DAI khuếch đại ở mức FSTS cao.</w:t>
       </w:r>
     </w:p>
     <w:p>
@@ -40153,13 +40147,10 @@
           <w:bCs/>
           <w:b/>
         </w:rPr>
-        <w:t xml:space="preserve">P5</w:t>
-      </w:r>
-      <w:r>
-        <w:t xml:space="preserve"> </w:t>
-      </w:r>
-      <w:r>
-        <w:t xml:space="preserve">(Do &amp; Phan, 2026f): phân tích Trung Quốc 2012-2024 (thu nhập trung bình cao), xác nhận chữ U ngược ổn định theo thời gian (điểm uốn khoảng 48,78%, Paternoster</w:t>
+        <w:t xml:space="preserve">phân tích Trung Quốc</w:t>
+      </w:r>
+      <w:r>
+        <w:t xml:space="preserve">: phân tích Trung Quốc 2012-2024 (thu nhập trung bình cao), xác nhận chữ U ngược ổn định theo thời gian (điểm uốn khoảng 48,78%, Paternoster</w:t>
       </w:r>
       <w:r>
         <w:t xml:space="preserve"> </w:t>
@@ -40229,13 +40220,10 @@
           <w:bCs/>
           <w:b/>
         </w:rPr>
-        <w:t xml:space="preserve">P6</w:t>
-      </w:r>
-      <w:r>
-        <w:t xml:space="preserve"> </w:t>
-      </w:r>
-      <w:r>
-        <w:t xml:space="preserve">(Do &amp; Phan, 2026c): phân tích tổng hợp ba tầng mở rộng</w:t>
+        <w:t xml:space="preserve">phân tích tổng hợp</w:t>
+      </w:r>
+      <w:r>
+        <w:t xml:space="preserve">: phân tích tổng hợp ba tầng mở rộng</w:t>
       </w:r>
       <w:r>
         <w:t xml:space="preserve"> </w:t>
@@ -40451,13 +40439,10 @@
           <w:bCs/>
           <w:b/>
         </w:rPr>
-        <w:t xml:space="preserve">P7</w:t>
-      </w:r>
-      <w:r>
-        <w:t xml:space="preserve"> </w:t>
-      </w:r>
-      <w:r>
-        <w:t xml:space="preserve">(Do &amp; Phan, 2026d): kiểm định toàn mẫu châu Á và Thái Bình Dương với</w:t>
+        <w:t xml:space="preserve">phân tích đa quốc gia</w:t>
+      </w:r>
+      <w:r>
+        <w:t xml:space="preserve">: kiểm định toàn mẫu châu Á và Thái Bình Dương với</w:t>
       </w:r>
       <w:r>
         <w:t xml:space="preserve"> </w:t>
@@ -40583,13 +40568,10 @@
           <w:bCs/>
           <w:b/>
         </w:rPr>
-        <w:t xml:space="preserve">P8</w:t>
-      </w:r>
-      <w:r>
-        <w:t xml:space="preserve"> </w:t>
-      </w:r>
-      <w:r>
-        <w:t xml:space="preserve">(Do &amp; Phan, 2026b): phân tích đảo nhỏ Thái Bình Dương,</w:t>
+        <w:t xml:space="preserve">phân tích SIDS Thái Bình Dương</w:t>
+      </w:r>
+      <w:r>
+        <w:t xml:space="preserve">: phân tích đảo nhỏ Thái Bình Dương,</w:t>
       </w:r>
       <w:r>
         <w:t xml:space="preserve"> </w:t>
@@ -40734,7 +40716,7 @@
         <w:pStyle w:val="FirstParagraph"/>
       </w:pPr>
       <w:r>
-        <w:t xml:space="preserve">Bằng chứng từ 238 nghiên cứu trong phân tích tổng hợp P6 và 82.302 doanh nghiệp tại 45 nền kinh tế châu Á và Thái Bình Dương ở P7 đều dẫn về kết luận này. Quan hệ I-P không phải một đường cong phổ quát, mà là một</w:t>
+        <w:t xml:space="preserve">Bằng chứng từ 238 nghiên cứu trong phân tích tổng hợp phân tích tổng hợp và 82.302 doanh nghiệp tại 45 nền kinh tế châu Á và Thái Bình Dương ở phân tích đa quốc gia đều dẫn về kết luận này. Quan hệ I-P không phải một đường cong phổ quát, mà là một</w:t>
       </w:r>
       <w:r>
         <w:t xml:space="preserve"> </w:t>
@@ -44673,30 +44655,6 @@
         <w:pStyle w:val="BodyText"/>
       </w:pPr>
       <w:r>
-        <w:t xml:space="preserve">Mar, K. S., Đỗ, T. H., &amp; Phan, A. T. (2026). Institutional completeness and the internationalization-performance relationship: Capability ceiling and dual substitution evidence from Singapore.</w:t>
-      </w:r>
-      <w:r>
-        <w:t xml:space="preserve"> </w:t>
-      </w:r>
-      <w:r>
-        <w:rPr>
-          <w:iCs/>
-          <w:i/>
-        </w:rPr>
-        <w:t xml:space="preserve">Management International Review</w:t>
-      </w:r>
-      <w:r>
-        <w:t xml:space="preserve"> </w:t>
-      </w:r>
-      <w:r>
-        <w:t xml:space="preserve">(under review).</w:t>
-      </w:r>
-    </w:p>
-    <w:p>
-      <w:pPr>
-        <w:pStyle w:val="BodyText"/>
-      </w:pPr>
-      <w:r>
         <w:t xml:space="preserve">Banerjee, A. V., &amp; Duflo, E. (2014). Do firms want to borrow more? Testing credit constraints using a directed lending program.</w:t>
       </w:r>
       <w:r>
@@ -45428,43 +45386,6 @@
       </w:r>
       <w:r>
         <w:t xml:space="preserve">(2), 711-744. https://doi.org/10.1093/restud/rds036</w:t>
-      </w:r>
-    </w:p>
-    <w:p>
-      <w:pPr>
-        <w:pStyle w:val="BodyText"/>
-      </w:pPr>
-      <w:r>
-        <w:t xml:space="preserve">Mar, T. T., Do, T. H., &amp; Phan, A. T. (2026).</w:t>
-      </w:r>
-      <w:r>
-        <w:t xml:space="preserve"> </w:t>
-      </w:r>
-      <w:r>
-        <w:rPr>
-          <w:iCs/>
-          <w:i/>
-        </w:rPr>
-        <w:t xml:space="preserve">Digital adoption and the internationalization-performance curve: Evidence from Singapore firms</w:t>
-      </w:r>
-      <w:r>
-        <w:t xml:space="preserve"> </w:t>
-      </w:r>
-      <w:r>
-        <w:t xml:space="preserve">[Manuscript under review].</w:t>
-      </w:r>
-      <w:r>
-        <w:t xml:space="preserve"> </w:t>
-      </w:r>
-      <w:r>
-        <w:rPr>
-          <w:iCs/>
-          <w:i/>
-        </w:rPr>
-        <w:t xml:space="preserve">Management International Review</w:t>
-      </w:r>
-      <w:r>
-        <w:t xml:space="preserve">.</w:t>
       </w:r>
     </w:p>
     <w:p>
@@ -46818,7 +46739,23 @@
         <w:pStyle w:val="Compact"/>
       </w:pPr>
       <w:r>
-        <w:t xml:space="preserve">Trích dẫn công trình của tác giả luận án: dùng suffix năm chuẩn APA 7 —</w:t>
+        <w:t xml:space="preserve">Trích dẫn công trình</w:t>
+      </w:r>
+      <w:r>
+        <w:t xml:space="preserve"> </w:t>
+      </w:r>
+      <w:r>
+        <w:rPr>
+          <w:bCs/>
+          <w:b/>
+        </w:rPr>
+        <w:t xml:space="preserve">đã công bố</w:t>
+      </w:r>
+      <w:r>
+        <w:t xml:space="preserve"> </w:t>
+      </w:r>
+      <w:r>
+        <w:t xml:space="preserve">của tác giả luận án: dùng suffix năm chuẩn APA 7 —</w:t>
       </w:r>
       <w:r>
         <w:t xml:space="preserve"> </w:t>
@@ -46833,7 +46770,20 @@
         <w:t xml:space="preserve">”</w:t>
       </w:r>
       <w:r>
-        <w:t xml:space="preserve">,</w:t>
+        <w:t xml:space="preserve"> </w:t>
+      </w:r>
+      <w:r>
+        <w:t xml:space="preserve">(</w:t>
+      </w:r>
+      <w:r>
+        <w:rPr>
+          <w:iCs/>
+          <w:i/>
+        </w:rPr>
+        <w:t xml:space="preserve">Vietnam Economic &amp; Financial Review</w:t>
+      </w:r>
+      <w:r>
+        <w:t xml:space="preserve">) và</w:t>
       </w:r>
       <w:r>
         <w:t xml:space="preserve"> </w:t>
@@ -46842,13 +46792,42 @@
         <w:t xml:space="preserve">“</w:t>
       </w:r>
       <w:r>
-        <w:t xml:space="preserve">Do và Phan (2026g)</w:t>
+        <w:t xml:space="preserve">Do và Phan (2026b)</w:t>
       </w:r>
       <w:r>
         <w:t xml:space="preserve">”</w:t>
       </w:r>
       <w:r>
-        <w:t xml:space="preserve">, v.v. (P1=2026a, P2=2026g, P3=2026e, P5=2026f, P6=2026c, P7=2026d, P8=2026b; P4=Mar et al., 2026).</w:t>
+        <w:t xml:space="preserve"> </w:t>
+      </w:r>
+      <w:r>
+        <w:t xml:space="preserve">(</w:t>
+      </w:r>
+      <w:r>
+        <w:rPr>
+          <w:iCs/>
+          <w:i/>
+        </w:rPr>
+        <w:t xml:space="preserve">Journal of Finance &amp; Accounting Research</w:t>
+      </w:r>
+      <w:r>
+        <w:t xml:space="preserve">). Các phân tích quốc gia/đa quốc gia thành phần (Việt Nam, Singapore, Trung Quốc, tổng hợp, đa quốc gia, SIDS)</w:t>
+      </w:r>
+      <w:r>
+        <w:t xml:space="preserve"> </w:t>
+      </w:r>
+      <w:r>
+        <w:rPr>
+          <w:bCs/>
+          <w:b/>
+        </w:rPr>
+        <w:t xml:space="preserve">chưa xuất bản</w:t>
+      </w:r>
+      <w:r>
+        <w:t xml:space="preserve"> </w:t>
+      </w:r>
+      <w:r>
+        <w:t xml:space="preserve">nên được trình bày trực tiếp như phân tích của chính luận án, không trích dẫn như nguồn đã công bố.</w:t>
       </w:r>
     </w:p>
     <w:p>
@@ -51163,258 +51142,13 @@
       <w:r>
         <w:t xml:space="preserve">(1), 111-115.</w:t>
       </w:r>
-      <w:r>
-        <w:t xml:space="preserve"> </w:t>
-      </w:r>
-      <w:r>
-        <w:rPr>
-          <w:iCs/>
-          <w:i/>
-        </w:rPr>
-        <w:t xml:space="preserve">(P1 — VEFR, đã công bố.)</w:t>
-      </w:r>
-    </w:p>
-    <w:p>
-      <w:pPr>
-        <w:pStyle w:val="BodyText"/>
-      </w:pPr>
-      <w:r>
-        <w:t xml:space="preserve">Do, T. H., &amp; Phan, A. T. (2026b).</w:t>
-      </w:r>
-      <w:r>
-        <w:t xml:space="preserve"> </w:t>
-      </w:r>
-      <w:r>
-        <w:rPr>
-          <w:iCs/>
-          <w:i/>
-        </w:rPr>
-        <w:t xml:space="preserve">Forced internationalization penalty: Firm performance in Pacific small island developing states</w:t>
-      </w:r>
-      <w:r>
-        <w:t xml:space="preserve"> </w:t>
-      </w:r>
-      <w:r>
-        <w:t xml:space="preserve">[Manuscript under review].</w:t>
-      </w:r>
-      <w:r>
-        <w:t xml:space="preserve"> </w:t>
-      </w:r>
-      <w:r>
-        <w:rPr>
-          <w:iCs/>
-          <w:i/>
-        </w:rPr>
-        <w:t xml:space="preserve">World Development</w:t>
-      </w:r>
-      <w:r>
-        <w:t xml:space="preserve">.</w:t>
-      </w:r>
-      <w:r>
-        <w:t xml:space="preserve"> </w:t>
-      </w:r>
-      <w:r>
-        <w:rPr>
-          <w:iCs/>
-          <w:i/>
-        </w:rPr>
-        <w:t xml:space="preserve">(P8 — Pacific SIDS, World Development under review.)</w:t>
-      </w:r>
-    </w:p>
-    <w:p>
-      <w:pPr>
-        <w:pStyle w:val="BodyText"/>
-      </w:pPr>
-      <w:r>
-        <w:t xml:space="preserve">Do, T. H., &amp; Phan, A. T. (2026c).</w:t>
-      </w:r>
-      <w:r>
-        <w:t xml:space="preserve"> </w:t>
-      </w:r>
-      <w:r>
-        <w:rPr>
-          <w:iCs/>
-          <w:i/>
-        </w:rPr>
-        <w:t xml:space="preserve">Institutional context, digital adoption, and the internationalization-performance relationship: A three-level meta-analysis</w:t>
-      </w:r>
-      <w:r>
-        <w:t xml:space="preserve"> </w:t>
-      </w:r>
-      <w:r>
-        <w:t xml:space="preserve">[Manuscript under review].</w:t>
-      </w:r>
-      <w:r>
-        <w:t xml:space="preserve"> </w:t>
-      </w:r>
-      <w:r>
-        <w:rPr>
-          <w:iCs/>
-          <w:i/>
-        </w:rPr>
-        <w:t xml:space="preserve">International Business Review</w:t>
-      </w:r>
-      <w:r>
-        <w:t xml:space="preserve">.</w:t>
-      </w:r>
-      <w:r>
-        <w:t xml:space="preserve"> </w:t>
-      </w:r>
-      <w:r>
-        <w:rPr>
-          <w:iCs/>
-          <w:i/>
-        </w:rPr>
-        <w:t xml:space="preserve">(P6 — Meta-analysis, IBR under review.)</w:t>
-      </w:r>
-    </w:p>
-    <w:p>
-      <w:pPr>
-        <w:pStyle w:val="BodyText"/>
-      </w:pPr>
-      <w:r>
-        <w:t xml:space="preserve">Do, T. H., &amp; Phan, A. T. (2026d).</w:t>
-      </w:r>
-      <w:r>
-        <w:t xml:space="preserve"> </w:t>
-      </w:r>
-      <w:r>
-        <w:rPr>
-          <w:iCs/>
-          <w:i/>
-        </w:rPr>
-        <w:t xml:space="preserve">Internationalization and firm performance across 49 Asian and Pacific economies: Institutional regimes, digital capabilities, and managerial characteristics as contingency factors</w:t>
-      </w:r>
-      <w:r>
-        <w:t xml:space="preserve"> </w:t>
-      </w:r>
-      <w:r>
-        <w:t xml:space="preserve">[Manuscript under revision].</w:t>
-      </w:r>
-      <w:r>
-        <w:t xml:space="preserve"> </w:t>
-      </w:r>
-      <w:r>
-        <w:rPr>
-          <w:iCs/>
-          <w:i/>
-        </w:rPr>
-        <w:t xml:space="preserve">Journal of International Business Studies</w:t>
-      </w:r>
-      <w:r>
-        <w:t xml:space="preserve">.</w:t>
-      </w:r>
-      <w:r>
-        <w:t xml:space="preserve"> </w:t>
-      </w:r>
-      <w:r>
-        <w:rPr>
-          <w:iCs/>
-          <w:i/>
-        </w:rPr>
-        <w:t xml:space="preserve">(P7 — Đa quốc gia 45 nền kinh tế, JIBS under revision.)</w:t>
-      </w:r>
-    </w:p>
-    <w:p>
-      <w:pPr>
-        <w:pStyle w:val="BodyText"/>
-      </w:pPr>
-      <w:r>
-        <w:t xml:space="preserve">Do, T. H., &amp; Phan, A. T. (2026e).</w:t>
-      </w:r>
-      <w:r>
-        <w:t xml:space="preserve"> </w:t>
-      </w:r>
-      <w:r>
-        <w:rPr>
-          <w:iCs/>
-          <w:i/>
-        </w:rPr>
-        <w:t xml:space="preserve">Revisiting the internationalisation-performance relationship in an emerging market: The roles of technological capability and foundational digital adoption</w:t>
-      </w:r>
-      <w:r>
-        <w:t xml:space="preserve"> </w:t>
-      </w:r>
-      <w:r>
-        <w:t xml:space="preserve">[Manuscript under review].</w:t>
-      </w:r>
-      <w:r>
-        <w:t xml:space="preserve"> </w:t>
-      </w:r>
-      <w:r>
-        <w:rPr>
-          <w:iCs/>
-          <w:i/>
-        </w:rPr>
-        <w:t xml:space="preserve">Journal of Asia Business Studies</w:t>
-      </w:r>
-      <w:r>
-        <w:t xml:space="preserve">.</w:t>
-      </w:r>
-      <w:r>
-        <w:t xml:space="preserve"> </w:t>
-      </w:r>
-      <w:r>
-        <w:rPr>
-          <w:iCs/>
-          <w:i/>
-        </w:rPr>
-        <w:t xml:space="preserve">(P3 — Việt Nam, JABS under review.)</w:t>
-      </w:r>
-    </w:p>
-    <w:p>
-      <w:pPr>
-        <w:pStyle w:val="BodyText"/>
-      </w:pPr>
-      <w:r>
-        <w:t xml:space="preserve">Do, T. H., &amp; Phan, A. T. (2026f).</w:t>
-      </w:r>
-      <w:r>
-        <w:t xml:space="preserve"> </w:t>
-      </w:r>
-      <w:r>
-        <w:rPr>
-          <w:iCs/>
-          <w:i/>
-        </w:rPr>
-        <w:t xml:space="preserve">Technological capability, digital adoption, and internationalization performance in China: Evidence from two WBES waves</w:t>
-      </w:r>
-      <w:r>
-        <w:t xml:space="preserve"> </w:t>
-      </w:r>
-      <w:r>
-        <w:t xml:space="preserve">[Manuscript under review].</w:t>
-      </w:r>
-      <w:r>
-        <w:t xml:space="preserve"> </w:t>
-      </w:r>
-      <w:r>
-        <w:rPr>
-          <w:iCs/>
-          <w:i/>
-        </w:rPr>
-        <w:t xml:space="preserve">International Journal of Emerging Markets</w:t>
-      </w:r>
-      <w:r>
-        <w:t xml:space="preserve">.</w:t>
-      </w:r>
-      <w:r>
-        <w:t xml:space="preserve"> </w:t>
-      </w:r>
-      <w:r>
-        <w:rPr>
-          <w:iCs/>
-          <w:i/>
-        </w:rPr>
-        <w:t xml:space="preserve">(P5 — Trung Quốc, IJOEM under review.)</w:t>
-      </w:r>
-    </w:p>
-    <w:p>
-      <w:pPr>
-        <w:pStyle w:val="BodyText"/>
-      </w:pPr>
-      <w:r>
-        <w:t xml:space="preserve">Do, T. H., &amp; Phan, A. T. (2026g). Unveiling the impact of Chinese manufacturing SMEs’ internationalization on performance.</w:t>
+    </w:p>
+    <w:p>
+      <w:pPr>
+        <w:pStyle w:val="BodyText"/>
+      </w:pPr>
+      <w:r>
+        <w:t xml:space="preserve">Do, T. H., &amp; Phan, A. T. (2026b). Unveiling the impact of Chinese manufacturing SMEs’ internationalization on performance.</w:t>
       </w:r>
       <w:r>
         <w:t xml:space="preserve"> </w:t>
@@ -51441,16 +51175,6 @@
       </w:r>
       <w:r>
         <w:t xml:space="preserve">(2), 287-291.</w:t>
-      </w:r>
-      <w:r>
-        <w:t xml:space="preserve"> </w:t>
-      </w:r>
-      <w:r>
-        <w:rPr>
-          <w:iCs/>
-          <w:i/>
-        </w:rPr>
-        <w:t xml:space="preserve">(P2 — JFAR, đã công bố.)</w:t>
       </w:r>
     </w:p>
     <w:bookmarkEnd w:id="196"/>

--- a/dist/luan_an_ctu/LUAN_AN_FULL_vi.docx
+++ b/dist/luan_an_ctu/LUAN_AN_FULL_vi.docx
@@ -1580,7 +1580,7 @@
         <w:pStyle w:val="FirstParagraph"/>
       </w:pPr>
       <w:r>
-        <w:t xml:space="preserve">Cùng một mức cường độ xuất khẩu có thể nâng một doanh nghiệp ở nền kinh tế thể chế mạnh lên đỉnh năng suất, nhưng lại đẩy một doanh nghiệp ở quốc đảo nhỏ Thái Bình Dương vào vòng suy giảm đơn điệu. Chính nghịch lý đó, cùng một hành vi quốc tế hóa nhưng cho hai kết cục trái ngược tùy chế độ thể chế, là điểm khởi đầu của luận án này. Quốc tế hóa doanh nghiệp đã là một trong những chủ đề trung tâm của kinh doanh quốc tế (international business) suốt hơn nửa thế kỷ qua. Kể từ khi Johanson và Vahlne (1977) đề xuất mô hình Uppsala về quá trình quốc tế hóa tuần tự, gần nửa thế kỷ nghiên cứu đã tích lũy quanh một câu hỏi cốt lõi mà đến nay vẫn chưa có lời đáp dứt khoát: quốc tế hóa có thực sự cải thiện hiệu quả hoạt động của doanh nghiệp hay không, và nếu có thì trong những điều kiện nào? Lu và Beamish (2004) cung cấp bằng chứng then chốt về quan hệ hình chữ S giữa mức độ quốc tế hóa và hiệu quả, còn Contractor et al. (2003) cùng nhiều nghiên cứu kế tiếp tiếp tục thách thức, bổ sung và điều chỉnh kết luận đó. Điều đáng chú ý không phải là sự thiếu vắng bằng chứng. Vấn đề nằm ở sự phân tán của nó. Mối quan hệ giữa quốc tế hóa và hiệu quả hoạt động kinh doanh (internationalization-performance — I-P) là có thực, nhưng phức tạp và phụ thuộc vào nhiều điều kiện biên. Chính tính điều kiện này, chứ không phải bản thân dấu của hiệu ứng, mới là vấn đề lý thuyết cần được giải quyết.</w:t>
+        <w:t xml:space="preserve">Cùng một mức cường độ xuất khẩu có thể nâng một doanh nghiệp ở nền kinh tế thể chế mạnh lên đỉnh năng suất, nhưng lại đẩy một doanh nghiệp ở quốc đảo nhỏ Thái Bình Dương vào vòng suy giảm đơn điệu. Chính nghịch lý đó, cùng một hành vi quốc tế hóa nhưng cho hai kết cục trái ngược tùy chế độ thể chế, là điểm khởi đầu của luận án này. Quốc tế hóa doanh nghiệp đã là một trong những chủ đề trung tâm của kinh doanh quốc tế (international business) suốt hơn nửa thế kỷ qua. Kể từ khi Johanson và Vahlne (1977) đề xuất mô hình Uppsala về quá trình quốc tế hóa tuần tự, gần nửa thế kỷ nghiên cứu đã tích lũy quanh một câu hỏi cốt lõi mà đến nay vẫn chưa có lời đáp dứt khoát: quốc tế hóa có thực sự cải thiện hiệu quả hoạt động của doanh nghiệp hay không, và nếu có thì trong những điều kiện nào? Lu và Beamish (2004) cung cấp bằng chứng then chốt về quan hệ hình chữ S giữa mức độ quốc tế hóa và hiệu quả, còn Contractor et al. (2003) cùng nhiều nghiên cứu kế tiếp tiếp tục thách thức, bổ sung và điều chỉnh kết luận đó. Điều đáng chú ý không phải là sự thiếu vắng bằng chứng. Vấn đề nằm ở sự phân tán của nó. Mối quan hệ giữa quốc tế hóa và hiệu quả hoạt động kinh doanh (internationalization-performance, I-P) là có thực, nhưng phức tạp và phụ thuộc vào nhiều điều kiện biên. Chính tính điều kiện này, chứ không phải bản thân dấu của hiệu ứng, mới là vấn đề lý thuyết cần được giải quyết.</w:t>
       </w:r>
     </w:p>
     <w:p>
@@ -1637,7 +1637,7 @@
         <w:pStyle w:val="BodyText"/>
       </w:pPr>
       <w:r>
-        <w:t xml:space="preserve">Thể chế là tầng giải thích không thể bỏ qua khi bàn về kết quả quốc tế hóa. Lý thuyết thể chế (institutional theory) của North (1990) cùng Khanna và Palepu (2010) khẳng định rằng thể chế tạo ra cấu trúc khuyến khích và chi phí giao dịch khác nhau giữa các quốc gia. Ở các thị trường mới nổi, khoảng trống thể chế (institutional voids), tức sự thiếu hụt các thể chế trung gian hỗ trợ giao dịch thị trường, đẩy chi phí quốc tế hóa của doanh nghiệp lên đáng kể (Khanna &amp; Palepu, 2010; Peng, 2003). Sự đa dạng thể chế giữa các quốc gia châu Á trải dài từ những nền kinh tế quản trị ổn định và pháp quyền mạnh như Singapore đến các nền kinh tế đang trong quá trình phát triển thể chế như Campuchia hay các quốc đảo Thái Bình Dương. Dải biến thiên đó đặc biệt phong phú và rất thuận lợi cho việc kiểm định. Luận án tiếp cận dải biến thiên ấy một cách hệ thống thông qua khung phân loại thể chế sáu nhóm được phát triển riêng cho luận án, gọi là Biến thiên chế độ bối cảnh thể chế (Institutional Context Regime Variation — ICRV). Khác với cách hiểu thể chế như một bối cảnh tĩnh, luận án định vị ICRV như một bộ lọc chi phí giao dịch (transaction cost filter): ở chế độ thể chế mạnh, bộ lọc cho giao dịch xuất khẩu đi qua trơn tru nên doanh nghiệp duy trì được lợi ích đến mức cường độ cao; ở chế độ thể chế yếu, bộ lọc tắc nghẽn, biến xuất khẩu thành một gánh nặng trừ khi doanh nghiệp sở hữu những tấm lá chắn số và công nghệ nội tại bù đắp cho khoảng trống thể chế.</w:t>
+        <w:t xml:space="preserve">Thể chế là tầng giải thích không thể bỏ qua khi bàn về kết quả quốc tế hóa. Lý thuyết thể chế (institutional theory) của North (1990) cùng Khanna và Palepu (2010) khẳng định rằng thể chế tạo ra cấu trúc khuyến khích và chi phí giao dịch khác nhau giữa các quốc gia. Ở các thị trường mới nổi, khoảng trống thể chế (institutional voids), tức sự thiếu hụt các thể chế trung gian hỗ trợ giao dịch thị trường, đẩy chi phí quốc tế hóa của doanh nghiệp lên đáng kể (Khanna &amp; Palepu, 2010; Peng, 2003). Sự đa dạng thể chế giữa các quốc gia châu Á trải dài từ những nền kinh tế quản trị ổn định và pháp quyền mạnh như Singapore đến các nền kinh tế đang trong quá trình phát triển thể chế như Campuchia hay các quốc đảo Thái Bình Dương. Dải biến thiên đó đặc biệt phong phú và rất thuận lợi cho việc kiểm định. Luận án tiếp cận dải biến thiên ấy một cách hệ thống thông qua khung phân loại thể chế sáu nhóm được phát triển riêng cho luận án, gọi là Biến thiên chế độ bối cảnh thể chế (Institutional Context Regime Variation, ICRV). Khác với cách hiểu thể chế như một bối cảnh tĩnh, luận án định vị ICRV như một bộ lọc chi phí giao dịch (transaction cost filter): ở chế độ thể chế mạnh, bộ lọc cho giao dịch xuất khẩu đi qua trơn tru nên doanh nghiệp duy trì được lợi ích đến mức cường độ cao; ở chế độ thể chế yếu, bộ lọc tắc nghẽn, biến xuất khẩu thành một gánh nặng trừ khi doanh nghiệp sở hữu những năng lực số và công nghệ nội tại bù đắp cho khoảng trống thể chế.</w:t>
       </w:r>
     </w:p>
     <w:p>
@@ -1712,7 +1712,7 @@
         <w:pStyle w:val="BodyText"/>
       </w:pPr>
       <w:r>
-        <w:t xml:space="preserve">Từ mục tiêu chung đó, luận án triển khai bốn mục tiêu cụ thể. Mục tiêu thứ nhất là tổng hợp và cập nhật bằng chứng phân tích tổng hợp về quan hệ I-P trong giai đoạn 1982-2026, qua đó xác định tác động tổng hợp, mức độ dị biệt, và những biến điều tiết chính giải thích sự dị biệt giữa các nghiên cứu. Mục tiêu thứ hai là kiểm định cơ chế cụ thể của quan hệ I-P trong các bối cảnh quốc gia khác nhau, gồm Singapore với tư cách nền kinh tế nhỏ mở tiên tiến, Việt Nam với tư cách nền kinh tế chuyển đổi đang mở rộng, và Trung Quốc với tư cách nền kinh tế thu nhập trung bình cao quy mô lớn; so sánh ba bối cảnh này giúp làm rõ cách các cơ chế I-P vận hành khác nhau theo từng quốc gia, đồng thời kiểm định tính ổn định của cấu trúc phi tuyến theo thời gian. Mục tiêu thứ ba là mở rộng phân tích sang phạm vi đa quốc gia gồm 45 nền kinh tế châu Á và Thái Bình Dương, trong đó có nhóm các quốc đảo nhỏ Thái Bình Dương, nhằm kiểm định khả năng khái quát hóa của các phát hiện trên một dải bối cảnh thể chế rộng, kế thừa và mở rộng từ tập 17 nền kinh tế trong Do và Phan (2026a). Mục tiêu thứ tư là phân tích vai trò điều tiết của ba nhóm nhân tố: thể chế (đo bằng các nhóm con ICRV cùng các chỉ số rào cản thể chế), năng lực số (phân biệt rõ Chỉ số năng lực công nghệ — Technological Capability Index — TCI với Chỉ số chấp nhận số — Digital Adoption Index — DAI), và đặc điểm nhà quản trị cấp cao (kinh nghiệm và giới tính).</w:t>
+        <w:t xml:space="preserve">Từ mục tiêu chung đó, luận án triển khai bốn mục tiêu cụ thể. Mục tiêu thứ nhất là tổng hợp và cập nhật bằng chứng phân tích tổng hợp về quan hệ I-P trong giai đoạn 1982-2026, qua đó xác định tác động tổng hợp, mức độ dị biệt, và những biến điều tiết chính giải thích sự dị biệt giữa các nghiên cứu. Mục tiêu thứ hai là kiểm định cơ chế cụ thể của quan hệ I-P trong các bối cảnh quốc gia khác nhau, gồm Singapore với tư cách nền kinh tế nhỏ mở tiên tiến, Việt Nam với tư cách nền kinh tế chuyển đổi đang mở rộng, và Trung Quốc với tư cách nền kinh tế thu nhập trung bình cao quy mô lớn; so sánh ba bối cảnh này giúp làm rõ cách các cơ chế I-P vận hành khác nhau theo từng quốc gia, đồng thời kiểm định tính ổn định của cấu trúc phi tuyến theo thời gian. Mục tiêu thứ ba là mở rộng phân tích sang phạm vi đa quốc gia gồm 45 nền kinh tế châu Á và Thái Bình Dương, trong đó có nhóm các quốc đảo nhỏ Thái Bình Dương, nhằm kiểm định khả năng khái quát hóa của các phát hiện trên một dải bối cảnh thể chế rộng, kế thừa và mở rộng từ tập 17 nền kinh tế trong Do và Phan (2026a). Mục tiêu thứ tư là phân tích vai trò điều tiết của ba nhóm nhân tố: thể chế (đo bằng các nhóm con ICRV cùng các chỉ số rào cản thể chế), năng lực số (phân biệt rõ Chỉ số năng lực công nghệ, Technological Capability Index, TCI với Chỉ số chấp nhận số, Digital Adoption Index, DAI), và đặc điểm nhà quản trị cấp cao (kinh nghiệm và giới tính).</w:t>
       </w:r>
     </w:p>
     <w:p>
@@ -1811,7 +1811,7 @@
         <w:pStyle w:val="FirstParagraph"/>
       </w:pPr>
       <w:r>
-        <w:t xml:space="preserve">Đối tượng nghiên cứu của luận án là mối quan hệ giữa quốc tế hóa và hiệu quả hoạt động kinh doanh của doanh nghiệp, cùng với các nhân tố điều tiết mối quan hệ đó, gồm bối cảnh thể chế, năng lực số và đặc điểm nhà quản trị cấp cao. Đơn vị phân tích là doanh nghiệp ở cấp độ tổ chức, không phải cấp độ ngành hay cấp độ quốc gia. Trong luận án, quốc tế hóa được đo chủ yếu bằng tỷ lệ doanh thu xuất khẩu trên tổng doanh thu (Foreign Sales to Total Sales — FSTS), tức cường độ xuất khẩu, còn hiệu quả hoạt động được đo chủ yếu bằng năng suất lao động, bổ sung bằng tỷ suất lợi nhuận trên doanh thu và tăng trưởng doanh thu trong các kiểm tra độ vững.</w:t>
+        <w:t xml:space="preserve">Đối tượng nghiên cứu của luận án là mối quan hệ giữa quốc tế hóa và hiệu quả hoạt động kinh doanh của doanh nghiệp, cùng với các nhân tố điều tiết mối quan hệ đó, gồm bối cảnh thể chế, năng lực số và đặc điểm nhà quản trị cấp cao. Đơn vị phân tích là doanh nghiệp ở cấp độ tổ chức, không phải cấp độ ngành hay cấp độ quốc gia. Trong luận án, quốc tế hóa được đo chủ yếu bằng tỷ lệ doanh thu xuất khẩu trên tổng doanh thu (Foreign Sales to Total Sales, FSTS), tức cường độ xuất khẩu, còn hiệu quả hoạt động được đo chủ yếu bằng năng suất lao động, bổ sung bằng tỷ suất lợi nhuận trên doanh thu và tăng trưởng doanh thu trong các kiểm tra độ vững.</w:t>
       </w:r>
     </w:p>
     <w:bookmarkEnd w:id="29"/>
@@ -1829,7 +1829,7 @@
         <w:pStyle w:val="FirstParagraph"/>
       </w:pPr>
       <w:r>
-        <w:t xml:space="preserve">Phạm vi không gian chính của nghiên cứu gồm 45 nền kinh tế châu Á và Thái Bình Dương có dữ liệu trong Khảo sát Doanh nghiệp của Ngân hàng Thế giới (World Bank Enterprise Surveys — WBES), được phân loại và tổ chức theo sáu nhóm con trong khung ICRV. Sáu nhóm con đó là: nhóm tiên tiến dẫn dắt bằng đổi mới (Advanced Innovation-Driven), đại diện là Singapore, Hàn Quốc và Đài Loan; nhóm tiên tiến dẫn dắt bằng tài nguyên (Advanced Resource-Driven), đại diện là các nền kinh tế vùng Vịnh; nhóm thu nhập trung bình cao (Upper-middle), đại diện là Trung Quốc và Malaysia; nhóm đang nổi (Emerging), gồm Việt Nam và các nền kinh tế ASEAN đang phát triển; nhóm cận biên (Frontier), gồm các nền kinh tế kém phát triển nhất như Campuchia, Nepal và Bangladesh; và nhóm quốc đảo nhỏ Thái Bình Dương (Pacific SIDS), gồm các quốc đảo nhỏ đang phát triển (Small Island Developing States — SIDS) được đưa vào phân tích để kiểm định các điều kiện biên cực đoan của quan hệ I-P. Nhật Bản không nằm trong phạm vi thực nghiệm vì cấu trúc dữ liệu WBES không bao phủ Nhật Bản đầy đủ.</w:t>
+        <w:t xml:space="preserve">Phạm vi không gian chính của nghiên cứu gồm 45 nền kinh tế châu Á và Thái Bình Dương có dữ liệu trong Khảo sát Doanh nghiệp của Ngân hàng Thế giới (World Bank Enterprise Surveys, WBES), được phân loại và tổ chức theo sáu nhóm con trong khung ICRV. Sáu nhóm con đó là: nhóm tiên tiến dẫn dắt bằng đổi mới (Advanced Innovation-Driven), đại diện là Singapore, Hàn Quốc và Đài Loan; nhóm tiên tiến dẫn dắt bằng tài nguyên (Advanced Resource-Driven), đại diện là các nền kinh tế vùng Vịnh; nhóm thu nhập trung bình cao (Upper-middle), đại diện là Trung Quốc và Malaysia; nhóm đang nổi (Emerging), gồm Việt Nam và các nền kinh tế ASEAN đang phát triển; nhóm cận biên (Frontier), gồm các nền kinh tế kém phát triển nhất như Campuchia, Nepal và Bangladesh; và nhóm quốc đảo nhỏ Thái Bình Dương (Pacific SIDS), gồm các quốc đảo nhỏ đang phát triển (Small Island Developing States, SIDS) được đưa vào phân tích để kiểm định các điều kiện biên cực đoan của quan hệ I-P. Nhật Bản không nằm trong phạm vi thực nghiệm vì cấu trúc dữ liệu WBES không bao phủ Nhật Bản đầy đủ.</w:t>
       </w:r>
     </w:p>
     <w:p>
@@ -1957,7 +1957,7 @@
         <w:pStyle w:val="FirstParagraph"/>
       </w:pPr>
       <w:r>
-        <w:t xml:space="preserve">Về mặt lý thuyết, luận án đóng góp vào tài liệu nghiên cứu kinh doanh quốc tế theo bốn hướng gắn bó với nhau. Đóng góp thứ nhất là tích hợp bốn lý thuyết kinh điển, gồm mô hình Uppsala, quan điểm dựa trên nguồn lực (resource-based view — RBV), lý thuyết thể chế và lý thuyết Bậc trên, vào một khung giải thích đa tầng thống nhất, được bổ sung bằng một lớp mở rộng về năng lực số để phản ánh chuyển đổi số đương đại. Khung này không phải là sự ghép nối cơ học các lý thuyết, mà là một kiến trúc lý thuyết nhất quán nội tại, trong đó mỗi tầng giải thích một dạng dị biệt khác nhau của quan hệ I-P. Đóng góp thứ hai là tách bạch rõ ràng năng lực công nghệ với chấp nhận số, coi đây là hai cấu trúc khái niệm độc lập dựa trên những nền tảng lý thuyết khác nhau (Bharadwaj et al., 2013; Coltman et al., 2008; Verhoef et al., 2021). Sự tách bạch này lấp một thiếu hụt khái niệm quan trọng trong các nghiên cứu về số hóa và quốc tế hóa, vốn thường gộp chung hai cấu trúc khác nhau về bản chất. Đóng góp thứ ba là tái định vị mô hình Uppsala trong kỷ nguyên trí tuệ nhân tạo, bằng cách mở rộng cơ chế học hỏi để bao hàm cả học hỏi tăng cường bằng dữ liệu số, phù hợp với xu hướng quốc tế hóa được hỗ trợ bằng công nghệ số (Banalieva &amp; Dhanaraj, 2019; Yang et al., 2025).</w:t>
+        <w:t xml:space="preserve">Về mặt lý thuyết, luận án đóng góp vào tài liệu nghiên cứu kinh doanh quốc tế theo bốn hướng gắn bó với nhau. Đóng góp thứ nhất là tích hợp bốn lý thuyết kinh điển, gồm mô hình Uppsala, quan điểm dựa trên nguồn lực (resource-based view, RBV), lý thuyết thể chế và lý thuyết Bậc trên, vào một khung giải thích đa tầng thống nhất, được bổ sung bằng một lớp mở rộng về năng lực số để phản ánh chuyển đổi số đương đại. Khung này không phải là sự ghép nối cơ học các lý thuyết, mà là một kiến trúc lý thuyết nhất quán nội tại, trong đó mỗi tầng giải thích một dạng dị biệt khác nhau của quan hệ I-P. Đóng góp thứ hai là tách bạch rõ ràng năng lực công nghệ với chấp nhận số, coi đây là hai cấu trúc khái niệm độc lập dựa trên những nền tảng lý thuyết khác nhau (Bharadwaj et al., 2013; Coltman et al., 2008; Verhoef et al., 2021). Sự tách bạch này lấp một thiếu hụt khái niệm quan trọng trong các nghiên cứu về số hóa và quốc tế hóa, vốn thường gộp chung hai cấu trúc khác nhau về bản chất. Đóng góp thứ ba là tái định vị mô hình Uppsala trong kỷ nguyên trí tuệ nhân tạo, bằng cách mở rộng cơ chế học hỏi để bao hàm cả học hỏi tăng cường bằng dữ liệu số, phù hợp với xu hướng quốc tế hóa được hỗ trợ bằng công nghệ số (Banalieva &amp; Dhanaraj, 2019; Yang et al., 2025).</w:t>
       </w:r>
     </w:p>
     <w:p>
@@ -2167,7 +2167,7 @@
         <w:pStyle w:val="BodyText"/>
       </w:pPr>
       <w:r>
-        <w:t xml:space="preserve">Các nghiên cứu vận hành hóa mức độ quốc tế hóa bằng nhiều thước đo khác nhau. Sullivan (1994) đề xuất một chỉ số tổng hợp đa chiều, gồm tỷ trọng doanh thu từ nước ngoài trên tổng doanh thu (foreign sales to total sales — FSTS), tỷ trọng tài sản ở nước ngoài trên tổng tài sản (foreign assets to total assets — FATA), và phạm vi địa lý. Với những nghiên cứu dùng dữ liệu doanh nghiệp từ các nền kinh tế đang phát triển và từ Khảo sát Doanh nghiệp của Ngân hàng Thế giới (World Bank Enterprise Surveys — WBES), thước đo phổ biến nhất lại là cường độ xuất khẩu, tức tỷ lệ phần trăm doanh thu xuất khẩu trên tổng doanh thu, tương đương với FSTS theo nghĩa rộng (Johanson &amp; Vahlne, 1977; Lu &amp; Beamish, 2004). Luận án chọn FSTS và bình phương FSTS (FSTS²) làm thước đo chính cho mức độ quốc tế hóa, bởi hai lẽ. Thước đo này phù hợp với cấu trúc dữ liệu WBES, và nó nhất quán với các nghiên cứu về quan hệ quốc tế hóa-hiệu quả kinh doanh (I-P) dùng bộ dữ liệu tương tự (Bhandari et al., 2023; Do &amp; Phan, 2026a).</w:t>
+        <w:t xml:space="preserve">Các nghiên cứu vận hành hóa mức độ quốc tế hóa bằng nhiều thước đo khác nhau. Sullivan (1994) đề xuất một chỉ số tổng hợp đa chiều, gồm tỷ trọng doanh thu từ nước ngoài trên tổng doanh thu (foreign sales to total sales, FSTS), tỷ trọng tài sản ở nước ngoài trên tổng tài sản (foreign assets to total assets, FATA), và phạm vi địa lý. Với những nghiên cứu dùng dữ liệu doanh nghiệp từ các nền kinh tế đang phát triển và từ Khảo sát Doanh nghiệp của Ngân hàng Thế giới (World Bank Enterprise Surveys, WBES), thước đo phổ biến nhất lại là cường độ xuất khẩu, tức tỷ lệ phần trăm doanh thu xuất khẩu trên tổng doanh thu, tương đương với FSTS theo nghĩa rộng (Johanson &amp; Vahlne, 1977; Lu &amp; Beamish, 2004). Luận án chọn FSTS và bình phương FSTS (FSTS²) làm thước đo chính cho mức độ quốc tế hóa, bởi hai lẽ. Thước đo này phù hợp với cấu trúc dữ liệu WBES, và nó nhất quán với các nghiên cứu về quan hệ quốc tế hóa-hiệu quả kinh doanh (I-P) dùng bộ dữ liệu tương tự (Bhandari et al., 2023; Do &amp; Phan, 2026a).</w:t>
       </w:r>
     </w:p>
     <w:p>
@@ -2193,7 +2193,7 @@
         <w:pStyle w:val="FirstParagraph"/>
       </w:pPr>
       <w:r>
-        <w:t xml:space="preserve">Hiệu quả hoạt động kinh doanh (firm performance) là một khái niệm đa chiều, đến nay vẫn chưa có một định nghĩa hay thước đo thống nhất giữa các nghiên cứu. Combs et al. (2005) và Richard et al. (2009) phân biệt ba nhóm thước đo chính. Nhóm thứ nhất dựa trên kế toán, gồm tỷ suất sinh lời trên tổng tài sản (return on assets — ROA), tỷ suất sinh lời trên vốn chủ sở hữu, và tỷ suất sinh lời trên doanh thu (return on sales — ROS). Nhóm thứ hai dựa trên thị trường tài chính, gồm hệ số Tobin’s Q và tổng lợi nhuận cổ đông. Nhóm thứ ba dựa trên năng suất và tăng trưởng, gồm năng suất lao động và tăng trưởng doanh thu.</w:t>
+        <w:t xml:space="preserve">Hiệu quả hoạt động kinh doanh (firm performance) là một khái niệm đa chiều, đến nay vẫn chưa có một định nghĩa hay thước đo thống nhất giữa các nghiên cứu. Combs et al. (2005) và Richard et al. (2009) phân biệt ba nhóm thước đo chính. Nhóm thứ nhất dựa trên kế toán, gồm tỷ suất sinh lời trên tổng tài sản (return on assets, ROA), tỷ suất sinh lời trên vốn chủ sở hữu, và tỷ suất sinh lời trên doanh thu (return on sales, ROS). Nhóm thứ hai dựa trên thị trường tài chính, gồm hệ số Tobin’s Q và tổng lợi nhuận cổ đông. Nhóm thứ ba dựa trên năng suất và tăng trưởng, gồm năng suất lao động và tăng trưởng doanh thu.</w:t>
       </w:r>
     </w:p>
     <w:p>
@@ -2279,7 +2279,7 @@
         <w:pStyle w:val="BodyText"/>
       </w:pPr>
       <w:r>
-        <w:t xml:space="preserve">Dù vậy, FSTS cũng có giới hạn nội tại cần thừa nhận. Thước đo này chỉ phản ánh xuất khẩu trực tiếp, không nắm bắt được xuất khẩu gián tiếp qua chuỗi cung ứng, hay sự tham gia chuỗi giá trị toàn cầu (global value chain — GVC) ở vai trò nhà cung ứng cấp dưới (Kano et al., 2020). Ở các nền kinh tế hội nhập sâu vào GVC như Việt Nam, một phần đáng kể giá trị quốc tế hóa diễn ra qua kênh gián tiếp mà FSTS không ghi nhận được. Luận án nhìn nhận hạn chế này như một ràng buộc đo lường có chủ đích, đánh đổi giữa tính so sánh liên quốc gia và độ tinh tế khái niệm, chứ không phải một thiếu sót lý thuyết.</w:t>
+        <w:t xml:space="preserve">Dù vậy, FSTS cũng có giới hạn nội tại cần thừa nhận. Thước đo này chỉ phản ánh xuất khẩu trực tiếp, không nắm bắt được xuất khẩu gián tiếp qua chuỗi cung ứng, hay sự tham gia chuỗi giá trị toàn cầu (global value chain, GVC) ở vai trò nhà cung ứng cấp dưới (Kano et al., 2020). Ở các nền kinh tế hội nhập sâu vào GVC như Việt Nam, một phần đáng kể giá trị quốc tế hóa diễn ra qua kênh gián tiếp mà FSTS không ghi nhận được. Luận án nhìn nhận hạn chế này như một ràng buộc đo lường có chủ đích, đánh đổi giữa tính so sánh liên quốc gia và độ tinh tế khái niệm, chứ không phải một thiếu sót lý thuyết.</w:t>
       </w:r>
     </w:p>
     <w:bookmarkEnd w:id="41"/>
@@ -2297,7 +2297,7 @@
         <w:pStyle w:val="FirstParagraph"/>
       </w:pPr>
       <w:r>
-        <w:t xml:space="preserve">Một trong những đóng góp khái niệm trọng tâm của luận án là phân biệt rạch ròi hai cấu trúc khái niệm thường bị gộp lẫn: năng lực công nghệ (Technological Capability Index — TCI) và chỉ số chấp nhận số (Digital Adoption Index — DAI). Nhiều nghiên cứu trước thường gộp hai cấu trúc này thành một khái niệm chung là</w:t>
+        <w:t xml:space="preserve">Một trong những đóng góp khái niệm trọng tâm của luận án là phân biệt rạch ròi hai cấu trúc khái niệm thường bị gộp lẫn: năng lực công nghệ (Technological Capability Index, TCI) và chỉ số chấp nhận số (Digital Adoption Index, DAI). Nhiều nghiên cứu trước thường gộp hai cấu trúc này thành một khái niệm chung là</w:t>
       </w:r>
       <w:r>
         <w:t xml:space="preserve"> </w:t>
@@ -2320,7 +2320,7 @@
         <w:pStyle w:val="BodyText"/>
       </w:pPr>
       <w:r>
-        <w:t xml:space="preserve">Năng lực công nghệ chỉ chiều sâu của công nghệ được nhập vào tổ chức, phản ánh khả năng hấp thụ, khai thác và phát triển tri thức công nghệ tiên tiến. Các chỉ báo tiêu biểu là việc sở hữu chứng nhận chất lượng quốc tế (chứng nhận ISO hoặc tương đương), việc sử dụng công nghệ được cấp phép từ đối tác nước ngoài, hoạt động đổi mới sản phẩm và cường độ nghiên cứu và phát triển (research and development — R&amp;D). Về bản chất lý thuyết, TCI gần với khái niệm năng lực hấp thụ (absorptive capacity) của Cohen và Levinthal (1990) và năng lực công nghệ của Lall (1992). Đó là chiều sâu nội tại của tổ chức, khó sao chép và tạo ra lợi thế bền vững theo tinh thần của lý thuyết dựa trên nguồn lực (Barney, 1991). Theo phân tầng của Verhoef et al. (2021), TCI thuộc các cấp độ năng lực số tầng cao (Tier-2 trở lên), gắn với đầu vào và đầu ra của hoạt động đổi mới chứ không phải sự hiện diện công cụ số cơ bản.</w:t>
+        <w:t xml:space="preserve">Năng lực công nghệ chỉ chiều sâu của công nghệ được nhập vào tổ chức, phản ánh khả năng hấp thụ, khai thác và phát triển tri thức công nghệ tiên tiến. Các chỉ báo tiêu biểu là việc sở hữu chứng nhận chất lượng quốc tế (chứng nhận ISO hoặc tương đương), việc sử dụng công nghệ được cấp phép từ đối tác nước ngoài, hoạt động đổi mới sản phẩm và cường độ nghiên cứu và phát triển (research and development, R&amp;D). Về bản chất lý thuyết, TCI gần với khái niệm năng lực hấp thụ (absorptive capacity) của Cohen và Levinthal (1990) và năng lực công nghệ của Lall (1992). Đó là chiều sâu nội tại của tổ chức, khó sao chép và tạo ra lợi thế bền vững theo tinh thần của lý thuyết dựa trên nguồn lực (Barney, 1991). Theo phân tầng của Verhoef et al. (2021), TCI thuộc các cấp độ năng lực số tầng cao (Tier-2 trở lên), gắn với đầu vào và đầu ra của hoạt động đổi mới chứ không phải sự hiện diện công cụ số cơ bản.</w:t>
       </w:r>
     </w:p>
     <w:p>
@@ -2446,7 +2446,7 @@
         <w:pStyle w:val="FirstParagraph"/>
       </w:pPr>
       <w:r>
-        <w:t xml:space="preserve">Quan điểm dựa trên nguồn lực (resource-based view — RBV) do Wernerfelt (1984) đặt nền và được Barney (1991) hệ thống hóa thành một khung lý thuyết có ảnh hưởng bền vững. RBV cho rằng doanh nghiệp không chỉ là một chuỗi các hoạt động tạo giá trị, mà còn là một bó nguồn lực. Sự khác biệt về hiệu quả lâu dài giữa các doanh nghiệp bắt nguồn từ khác biệt trong việc sở hữu và khai thác những nguồn lực thỏa mãn tiêu chí VRIN: có giá trị, hiếm có, khó sao chép và khó thay thế.</w:t>
+        <w:t xml:space="preserve">Quan điểm dựa trên nguồn lực (resource-based view, RBV) do Wernerfelt (1984) đặt nền và được Barney (1991) hệ thống hóa thành một khung lý thuyết có ảnh hưởng bền vững. RBV cho rằng doanh nghiệp không chỉ là một chuỗi các hoạt động tạo giá trị, mà còn là một bó nguồn lực. Sự khác biệt về hiệu quả lâu dài giữa các doanh nghiệp bắt nguồn từ khác biệt trong việc sở hữu và khai thác những nguồn lực thỏa mãn tiêu chí VRIN: có giá trị, hiếm có, khó sao chép và khó thay thế.</w:t>
       </w:r>
     </w:p>
     <w:p>
@@ -3030,7 +3030,7 @@
         <w:pStyle w:val="FirstParagraph"/>
       </w:pPr>
       <w:r>
-        <w:t xml:space="preserve">Lý thuyết thể chế chỉ ra rằng môi trường thể chế chi phối lợi ích ròng của quốc tế hóa, nhưng để kiểm định luận điểm đó trên một mẫu đa quốc gia rộng lớn, cần một công cụ vận hành hóa bối cảnh thể chế thành biến phân tích cụ thể. Châu Á không phải là một khối đồng nhất về thể chế. Các phân tích tổng hợp đã ghi nhận bối cảnh thể chế là biến điều tiết quan trọng nhất của quan hệ I-P, nhưng chưa có nghiên cứu nào thiết lập một hệ thống phân loại thể chế toàn diện cho phạm vi rộng các nền kinh tế châu Á và Thái Bình Dương (Marano et al., 2016; Wu et al., 2022). Luận án phát triển khung Biến thiên chế độ bối cảnh thể chế (Institutional Context Regime Variation — ICRV) để lấp khoảng trống đó.</w:t>
+        <w:t xml:space="preserve">Lý thuyết thể chế chỉ ra rằng môi trường thể chế chi phối lợi ích ròng của quốc tế hóa, nhưng để kiểm định luận điểm đó trên một mẫu đa quốc gia rộng lớn, cần một công cụ vận hành hóa bối cảnh thể chế thành biến phân tích cụ thể. Châu Á không phải là một khối đồng nhất về thể chế. Các phân tích tổng hợp đã ghi nhận bối cảnh thể chế là biến điều tiết quan trọng nhất của quan hệ I-P, nhưng chưa có nghiên cứu nào thiết lập một hệ thống phân loại thể chế toàn diện cho phạm vi rộng các nền kinh tế châu Á và Thái Bình Dương (Marano et al., 2016; Wu et al., 2022). Luận án phát triển khung Biến thiên chế độ bối cảnh thể chế (Institutional Context Regime Variation, ICRV) để lấp khoảng trống đó.</w:t>
       </w:r>
     </w:p>
     <w:bookmarkStart w:id="51" w:name="cơ-sở-và-nguyên-tắc-xây-dựng-icrv"/>
@@ -3047,15 +3047,15 @@
         <w:pStyle w:val="FirstParagraph"/>
       </w:pPr>
       <w:r>
-        <w:t xml:space="preserve">Khung ICRV phân loại các nền kinh tế trong phạm vi nghiên cứu thành sáu nhóm con (ICRV sub-regime), dựa trên tổ hợp ba căn cứ: bộ chỉ số quản trị thế giới (World Governance Indicators — WGI) của Kaufmann et al. (2011), mức độ phát triển kinh tế đo bằng thu nhập quốc gia bình quân đầu người theo phương pháp Atlas của Ngân hàng Thế giới, và đặc trưng cấu trúc thể chế của từng nền kinh tế. Về mặt khái niệm, ICRV sắp xếp các nền kinh tế theo hai chiều lý thuyết phân biệt mà các phân loại trước thường gộp chung: năng lực thể chế, tức chất lượng thể chế chính thức theo tinh thần của North (1990) và truyền thống các mô hình tư bản chủ nghĩa khác nhau (Hall &amp; Soskice, 2001); và mức độ tổn thương nguồn lực, tức mức phơi nhiễm trước các cú sốc bên ngoài, sự hẹp hòi về nguồn lực sản xuất, và các khoảng trống thể chế mà doanh nghiệp buộc phải nội hóa (Khanna &amp; Palepu, 2010). Khung này mở rộng từ phân loại thể chế của Khanna và Palepu (2010), được điều chỉnh cho phù hợp với thực tiễn đa dạng của châu Á và khu vực lân cận, đồng thời tham chiếu khung năng lực thể chế của Kim et al. (2026).</w:t>
-      </w:r>
-    </w:p>
-    <w:p>
-      <w:pPr>
-        <w:pStyle w:val="BodyText"/>
-      </w:pPr>
-      <w:r>
-        <w:t xml:space="preserve">Cần nhấn mạnh rằng tên gọi đầy đủ của khung là Biến thiên chế độ bối cảnh thể chế (Institutional Context Regime Variation — ICRV), phản ánh đúng bản chất của nó: một dải biến thiên liên tục của bối cảnh thể chế, được rời rạc hóa thành sáu chế độ để tiện cho phân tích so sánh.</w:t>
+        <w:t xml:space="preserve">Khung ICRV phân loại các nền kinh tế trong phạm vi nghiên cứu thành sáu nhóm con (ICRV sub-regime), dựa trên tổ hợp ba căn cứ: bộ chỉ số quản trị thế giới (World Governance Indicators, WGI) của Kaufmann et al. (2011), mức độ phát triển kinh tế đo bằng thu nhập quốc gia bình quân đầu người theo phương pháp Atlas của Ngân hàng Thế giới, và đặc trưng cấu trúc thể chế của từng nền kinh tế. Về mặt khái niệm, ICRV sắp xếp các nền kinh tế theo hai chiều lý thuyết phân biệt mà các phân loại trước thường gộp chung: năng lực thể chế, tức chất lượng thể chế chính thức theo tinh thần của North (1990) và truyền thống các mô hình tư bản chủ nghĩa khác nhau (Hall &amp; Soskice, 2001); và mức độ tổn thương nguồn lực, tức mức phơi nhiễm trước các cú sốc bên ngoài, sự hẹp hòi về nguồn lực sản xuất, và các khoảng trống thể chế mà doanh nghiệp buộc phải nội hóa (Khanna &amp; Palepu, 2010). Khung này mở rộng từ phân loại thể chế của Khanna và Palepu (2010), được điều chỉnh cho phù hợp với thực tiễn đa dạng của châu Á và khu vực lân cận, đồng thời tham chiếu khung năng lực thể chế của Kim et al. (2026).</w:t>
+      </w:r>
+    </w:p>
+    <w:p>
+      <w:pPr>
+        <w:pStyle w:val="BodyText"/>
+      </w:pPr>
+      <w:r>
+        <w:t xml:space="preserve">Cần nhấn mạnh rằng tên gọi đầy đủ của khung là Biến thiên chế độ bối cảnh thể chế (Institutional Context Regime Variation, ICRV), phản ánh đúng bản chất của nó: một dải biến thiên liên tục của bối cảnh thể chế, được rời rạc hóa thành sáu chế độ để tiện cho phân tích so sánh.</w:t>
       </w:r>
     </w:p>
     <w:bookmarkEnd w:id="51"/>
@@ -3121,7 +3121,7 @@
         <w:pStyle w:val="BodyText"/>
       </w:pPr>
       <w:r>
-        <w:t xml:space="preserve">Nhóm VI, đảo nhỏ Thái Bình Dương (Pacific SIDS), gồm các quốc đảo nhỏ đang phát triển (Small Island Developing States — SIDS) như Fiji, Papua New Guinea, Solomon Islands, Tonga, Vanuatu, Samoa và Kiribati. Đặc trưng là dân số rất nhỏ, cô lập địa lý xa các trung tâm thương mại, phụ thuộc nặng vào viện trợ và kiều hối theo mô hình MIRAB (Bertram, 2006), và chi phí hậu cần cực cao.</w:t>
+        <w:t xml:space="preserve">Nhóm VI, đảo nhỏ Thái Bình Dương (Pacific SIDS), gồm các quốc đảo nhỏ đang phát triển (Small Island Developing States, SIDS) như Fiji, Papua New Guinea, Solomon Islands, Tonga, Vanuatu, Samoa và Kiribati. Đặc trưng là dân số rất nhỏ, cô lập địa lý xa các trung tâm thương mại, phụ thuộc nặng vào viện trợ và kiều hối theo mô hình MIRAB (Bertram, 2006), và chi phí hậu cần cực cao.</w:t>
       </w:r>
     </w:p>
     <w:p>
@@ -3633,7 +3633,7 @@
         <w:pStyle w:val="BodyText"/>
       </w:pPr>
       <w:r>
-        <w:t xml:space="preserve">Cơ chế điều tiết của ICRV vận hành theo hai kênh đan xen. Kênh thứ nhất là thay đổi độ cong (biên độ) của đường cong: ở môi trường thể chế yếu, chi phí giao dịch xuyên biên giới cao làm độ cong của hình chữ U ngược sâu hơn — hình phạt hiệu quả đối với quốc tế hóa quá mức trở nên gay gắt hơn; ngược lại, ở môi trường thể chế mạnh, đường cong phẳng hơn, gần như tuyến tính. Điểm uốn không dịch chuyển đơn điệu theo chất lượng thể chế mà phân tán quanh mức ~40%. Kênh thứ hai là thay thế số cho thể chế (digital-for-institutional substitution): nơi thể chế chính thức cung cấp đầy đủ cơ chế thực thi hợp đồng, bảo vệ sở hữu trí tuệ và thông tin thị trường, công cụ số chỉ bổ sung biên; nơi khoảng trống thể chế ngự trị, công cụ số lại trở thành một sự thay thế đáng kể cho các cơ chế chính thức còn thiếu, qua đó vai trò định hình đường cong của DAI mạnh hơn ở nhóm thể chế yếu. Đây chính là cơ sở của giả thuyết H5 và là phần mở rộng đa quốc gia của logic khoảng trống thể chế (Khanna &amp; Palepu, 2010) vào lĩnh vực số.</w:t>
+        <w:t xml:space="preserve">Cơ chế điều tiết của ICRV vận hành theo hai kênh đan xen. Kênh thứ nhất là thay đổi độ cong (biên độ) của đường cong: ở môi trường thể chế yếu, chi phí giao dịch xuyên biên giới cao làm độ cong của hình chữ U ngược sâu hơn, hình phạt hiệu quả đối với quốc tế hóa quá mức trở nên gay gắt hơn; ngược lại, ở môi trường thể chế mạnh, đường cong phẳng hơn, gần như tuyến tính. Điểm uốn không dịch chuyển đơn điệu theo chất lượng thể chế mà phân tán quanh mức ~40%. Kênh thứ hai là thay thế số cho thể chế (digital-for-institutional substitution): nơi thể chế chính thức cung cấp đầy đủ cơ chế thực thi hợp đồng, bảo vệ sở hữu trí tuệ và thông tin thị trường, công cụ số chỉ bổ sung biên; nơi khoảng trống thể chế ngự trị, công cụ số lại trở thành một sự thay thế đáng kể cho các cơ chế chính thức còn thiếu, qua đó vai trò định hình đường cong của DAI mạnh hơn ở nhóm thể chế yếu. Đây chính là cơ sở của giả thuyết H5 và là phần mở rộng đa quốc gia của logic khoảng trống thể chế (Khanna &amp; Palepu, 2010) vào lĩnh vực số.</w:t>
       </w:r>
     </w:p>
     <w:p>
@@ -3958,7 +3958,7 @@
         <w:pStyle w:val="BodyText"/>
       </w:pPr>
       <w:r>
-        <w:t xml:space="preserve">Do và Phan (2026a) hiện là một trong những nghiên cứu thực nghiệm đa quốc gia quy mô lớn nhất về I-P trong bối cảnh châu Á mới nổi, phân tích khoảng 40.633 doanh nghiệp từ 17 nền kinh tế châu Á trên dữ liệu WBES. Nghiên cứu này tìm thấy hai điều. Một là có sự phân tầng năng suất rõ rệt giữa các nhóm nền kinh tế, phản ánh dị biệt về thể chế và năng lực. Hai là việc áp dụng công nghệ vừa trực tiếp nâng năng suất lao động, vừa làm dịu đáng kể tác động bất lợi của các rào cản thể chế, một phát hiện có thể gọi là hiệu ứng lá chắn số. Các nghiên cứu đơn quốc gia đồng hành làm sắc nét thêm bức tranh này. Trên dữ liệu Việt Nam (Việt Nam), quan hệ chữ U ngược được xác nhận trong cả ba sóng khảo sát 2009, 2015 và 2023, với điểm uốn cụm quanh 39-46% FSTS, một dải bền vững xuyên 14 năm; điều đáng chú ý là tính phi tuyến này chủ yếu phản ánh hiệu ứng biên tham gia, tức bước nhảy năng suất khi doanh nghiệp chuyển từ không xuất khẩu sang xuất khẩu, bởi khi giới hạn mẫu vào riêng nhóm doanh nghiệp xuất khẩu thì số hạng bình phương mất ý nghĩa thống kê. Trên dữ liệu Trung Quốc (Trung Quốc), quan hệ chữ U ngược bền vững về cấu trúc, với điểm uốn 49,4% năm 2012 và 47,2% năm 2024, và kiểm định Paternoster không bác bỏ giả thuyết hai điểm uốn bằng nhau. Trên dữ liệu Singapore (Singapore), quan hệ chủ yếu dương với điểm uốn hàm ý rất muộn ở khoảng 82% FSTS, nhất quán với lợi ích gần như đơn điệu trong một nền kinh tế thể chế mạnh và bão hòa số.</w:t>
+        <w:t xml:space="preserve">Do và Phan (2026a) hiện là một trong những nghiên cứu thực nghiệm đa quốc gia quy mô lớn nhất về I-P trong bối cảnh châu Á mới nổi, phân tích khoảng 40.633 doanh nghiệp từ 17 nền kinh tế châu Á trên dữ liệu WBES. Nghiên cứu này tìm thấy hai điều. Một là có sự phân tầng năng suất rõ rệt giữa các nhóm nền kinh tế, phản ánh dị biệt về thể chế và năng lực. Hai là việc áp dụng công nghệ vừa trực tiếp nâng năng suất lao động, vừa làm dịu đáng kể tác động bất lợi của các rào cản thể chế, một phát hiện có thể gọi là hiệu ứng thay thế số cho thể chế. Các nghiên cứu đơn quốc gia đồng hành làm sắc nét thêm bức tranh này. Trên dữ liệu Việt Nam (Việt Nam), quan hệ chữ U ngược được xác nhận trong cả ba sóng khảo sát 2009, 2015 và 2023, với điểm uốn cụm quanh 39-46% FSTS, một dải bền vững xuyên 14 năm; điều đáng chú ý là tính phi tuyến này chủ yếu phản ánh hiệu ứng biên tham gia, tức bước nhảy năng suất khi doanh nghiệp chuyển từ không xuất khẩu sang xuất khẩu, bởi khi giới hạn mẫu vào riêng nhóm doanh nghiệp xuất khẩu thì số hạng bình phương mất ý nghĩa thống kê. Trên dữ liệu Trung Quốc (Trung Quốc), quan hệ chữ U ngược bền vững về cấu trúc, với điểm uốn 49,4% năm 2012 và 47,2% năm 2024, và kiểm định Paternoster không bác bỏ giả thuyết hai điểm uốn bằng nhau. Trên dữ liệu Singapore (Singapore), quan hệ chủ yếu dương với điểm uốn hàm ý rất muộn ở khoảng 82% FSTS, nhất quán với lợi ích gần như đơn điệu trong một nền kinh tế thể chế mạnh và bão hòa số.</w:t>
       </w:r>
     </w:p>
     <w:p>
@@ -3992,7 +3992,7 @@
         <w:pStyle w:val="BodyText"/>
       </w:pPr>
       <w:r>
-        <w:t xml:space="preserve">Tuy nhiên, phần lớn các nghiên cứu hiện thời không tách bạch TCI với DAI, mà coi năng lực số như một khái niệm đơn nhất. Hệ quả lý thuyết của sự đồng nhất thiếu hợp lý này là không thể phân tách hai cơ chế vốn vận hành khác nhau: chiều sâu năng lực tổ chức của TCI và khả năng phối hợp số bề mặt của DAI. Bằng chứng từ chuỗi nghiên cứu đồng hành cho thấy việc tách bạch là cần thiết. Ở Việt Nam (Việt Nam), biến đại diện số tầng một đi theo một quỹ đạo lỗi thời hóa: dương năm 2009, null năm 2015, và tương tác âm năm 2023 khi tỷ lệ sở hữu trang web tiến đến mức gần phổ cập; biến công cụ cho biến số này cho kết quả null, hàm ý hiệu ứng chấp nhận số phụ thuộc chọn lựa chứ không phải nhân quả. Ở Singapore (Singapore), trong nền kinh tế bão hòa số, DAI không tạo phần thưởng đồng nhất mà hoạt động như một nguồn lực mở rộng tình huống, chỉ phát huy ở cường độ xuất khẩu cao nơi nhu cầu điều phối xuyên biên giới dày đặc, với hệ số tương tác giữa DAI và bình phương FSTS dương mạnh. Sự khác biệt giữa hai bối cảnh này, một bên là nền kinh tế chuyển đổi với DAI chưa bão hòa và một bên là nền kinh tế phát triển đã bão hòa số, chính là cơ sở thực nghiệm cho mô hình phụ thuộc bối cảnh được phát triển ở Mục 2.5.</w:t>
+        <w:t xml:space="preserve">Tuy nhiên, phần lớn các nghiên cứu hiện thời không tách bạch TCI với DAI, mà coi năng lực số như một khái niệm đơn nhất. Hệ quả lý thuyết của sự đồng nhất thiếu hợp lý này là không thể phân tách hai cơ chế vốn vận hành khác nhau: chiều sâu năng lực tổ chức của TCI và khả năng phối hợp số bề mặt của DAI. Bằng chứng từ chuỗi nghiên cứu đồng hành cho thấy việc tách bạch là cần thiết. Ở Việt Nam (Việt Nam), biến đại diện số tầng một đi theo một quỹ đạo lỗi thời hóa: dương năm 2009, null năm 2015, và tương tác âm năm 2023 khi tỷ lệ sở hữu trang web tiến đến mức gần phổ cập; biến công cụ cho biến số này cho kết quả null, hàm ý hiệu ứng chấp nhận số phụ thuộc chọn lựa chứ không phải nhân quả. Ở Singapore (Singapore), trong nền kinh tế bão hòa số, DAI không tạo phần thưởng đồng nhất mà hoạt động như một năng lực phụ thuộc bối cảnh, chỉ phát huy ở cường độ xuất khẩu cao nơi nhu cầu điều phối xuyên biên giới dày đặc, với hệ số tương tác giữa DAI và bình phương FSTS dương mạnh. Sự khác biệt giữa hai bối cảnh này, một bên là nền kinh tế chuyển đổi với DAI chưa bão hòa và một bên là nền kinh tế phát triển đã bão hòa số, chính là cơ sở thực nghiệm cho mô hình phụ thuộc bối cảnh được phát triển ở Mục 2.5.</w:t>
       </w:r>
     </w:p>
     <w:p>
@@ -4059,7 +4059,7 @@
         <w:pStyle w:val="BodyText"/>
       </w:pPr>
       <w:r>
-        <w:t xml:space="preserve">Ba khoảng trống này hội tụ vào một hướng giải quyết chung: cần phát triển và kiểm định một khung giải thích tích hợp đa tầng trên dữ liệu đa quốc gia đủ rộng và đủ đa dạng về thể chế để bao phủ toàn bộ dải biến thiên thể chế của châu Á. Luận án đề xuất khung CDCM (Context-Contingent Digital-and-Capability Model — Mô hình năng lực và chấp nhận số phụ thuộc bối cảnh), một khung lý thuyết tích hợp đa tầng kết hợp bốn thành phần: bối cảnh thể chế ở tầng vĩ mô, được vận hành hóa bằng ICRV; năng lực doanh nghiệp ở tầng tổ chức, với TCI và DAI tách riêng; đặc điểm nhà quản trị cấp cao ở tầng cá nhân, đưa vào như khối kiểm soát quản trị nội sinh; và lớp mở rộng năng lực số. Trong khung này, FSTS là biến độc lập chính và năng suất lao động là biến phụ thuộc.</w:t>
+        <w:t xml:space="preserve">Ba khoảng trống này hội tụ vào một hướng giải quyết chung: cần phát triển và kiểm định một khung giải thích tích hợp đa tầng trên dữ liệu đa quốc gia đủ rộng và đủ đa dạng về thể chế để bao phủ toàn bộ dải biến thiên thể chế của châu Á. Luận án đề xuất khung CDCM (Context-Contingent Digital-and-Capability Model, Mô hình năng lực và chấp nhận số phụ thuộc bối cảnh), một khung lý thuyết tích hợp đa tầng kết hợp bốn thành phần: bối cảnh thể chế ở tầng vĩ mô, được vận hành hóa bằng ICRV; năng lực doanh nghiệp ở tầng tổ chức, với TCI và DAI tách riêng; đặc điểm nhà quản trị cấp cao ở tầng cá nhân, đưa vào như khối kiểm soát quản trị nội sinh; và lớp mở rộng năng lực số. Trong khung này, FSTS là biến độc lập chính và năng suất lao động là biến phụ thuộc.</w:t>
       </w:r>
     </w:p>
     <w:bookmarkEnd w:id="60"/>
@@ -5758,7 +5758,7 @@
         <w:t xml:space="preserve">“</w:t>
       </w:r>
       <w:r>
-        <w:t xml:space="preserve">hiệu ứng lá chắn số</w:t>
+        <w:t xml:space="preserve">hiệu ứng thay thế số cho thể chế</w:t>
       </w:r>
       <w:r>
         <w:t xml:space="preserve">”</w:t>
@@ -9851,7 +9851,7 @@
           <w:bCs/>
           <w:b/>
         </w:rPr>
-        <w:t xml:space="preserve">M4, Điều tiết CSS/DAI (H4 thăm dò):</w:t>
+        <w:t xml:space="preserve">M4, Điều tiết CSS/DAI (H3, thăm dò):</w:t>
       </w:r>
     </w:p>
     <w:p>
@@ -12013,7 +12013,7 @@
               <w:jc w:val="left"/>
             </w:pPr>
             <w:r>
-              <w:t xml:space="preserve">Số hoá Tier-1 (H4 thăm dò)</w:t>
+              <w:t xml:space="preserve">Số hoá Tier-1 (H3, thăm dò)</w:t>
             </w:r>
           </w:p>
         </w:tc>
@@ -14919,7 +14919,7 @@
         <w:pStyle w:val="BlockText"/>
       </w:pPr>
       <w:r>
-        <w:t xml:space="preserve">M6 (Điều tiết ba chiều, kiểm định H3/H4a/H4b):</w:t>
+        <w:t xml:space="preserve">M6 (Điều tiết ba chiều, kiểm định điều tiết DAI bậc nhất và bậc hai (H3)):</w:t>
       </w:r>
       <w:r>
         <w:t xml:space="preserve"> </w:t>
@@ -15208,7 +15208,7 @@
         <w:t xml:space="preserve"> </w:t>
       </w:r>
       <w:r>
-        <w:t xml:space="preserve">Kết quả: F2 = 3,26 (p = 0,039, không qua Bonferroni α* = 0,017), H4b (không điều tiết năng lực–độ cong) được chấp nhận</w:t>
+        <w:t xml:space="preserve">Kết quả: F2 = 3,26 (p = 0,039, không qua Bonferroni α* = 0,017), kết luận không có điều tiết năng lực–độ cong được chấp nhận</w:t>
       </w:r>
     </w:p>
     <w:p>
@@ -24519,7 +24519,7 @@
               <w:jc w:val="left"/>
             </w:pPr>
             <w:r>
-              <w:t xml:space="preserve">Quy trình bảo đảm tính thuần nhất khái niệm không chồng lấn cho WBES; lá chắn số mở rộng (Do &amp; Phan, 2026a)</w:t>
+              <w:t xml:space="preserve">Quy trình bảo đảm tính thuần nhất khái niệm không chồng lấn cho WBES; thay thế số cho thể chế mở rộng (Do &amp; Phan, 2026a)</w:t>
             </w:r>
           </w:p>
         </w:tc>
@@ -24772,7 +24772,7 @@
         <w:pStyle w:val="BodyText"/>
       </w:pPr>
       <w:r>
-        <w:t xml:space="preserve">Chương được cấu trúc thành bảy phần. Mục 4.1 dựng bức tranh mô tả về phân tán năng suất và đặc điểm quốc tế hóa trên nhóm dữ liệu gộp (pool), phân theo nhóm con của Biến thiên chế độ bối cảnh thể chế (Institutional Context Regime Variation — ICRV). Mục 4.2 trình bày kết quả phân tích tổng hợp ba tầng (phân tích tổng hợp), gồm hiệu ứng gộp, cấu trúc dị biệt, điều tiết theo chế độ thể chế và sai lệch xuất bản. Mục 4.3 trình bày kiểm định đa quốc gia trên 45 nền kinh tế (phân tích đa quốc gia 45 nền kinh tế), gồm đường cong U ngược, điểm uốn tối ưu, dải biến thiên theo ICRV và tương tác giữa năng lực số với thể chế. Mục 4.4 trình bày ba nghiên cứu đơn quốc gia tại Việt Nam (Việt Nam), Singapore (Singapore) và Trung Quốc (Trung Quốc). Mục 4.5 trình bày trường hợp biên là các nền kinh tế đảo nhỏ đang phát triển ở Thái Bình Dương (SIDS). Mục 4.6 tổng hợp và thảo luận các phát hiện liên thông giữa các nghiên cứu thành phần. Mục 4.7 trình bày các kiểm định độ vững.</w:t>
+        <w:t xml:space="preserve">Chương được cấu trúc thành bảy phần. Mục 4.1 dựng bức tranh mô tả về phân tán năng suất và đặc điểm quốc tế hóa trên nhóm dữ liệu gộp (pool), phân theo nhóm con của Biến thiên chế độ bối cảnh thể chế (Institutional Context Regime Variation, ICRV). Mục 4.2 trình bày kết quả phân tích tổng hợp ba tầng (phân tích tổng hợp), gồm hiệu ứng gộp, cấu trúc dị biệt, điều tiết theo chế độ thể chế và sai lệch xuất bản. Mục 4.3 trình bày kiểm định đa quốc gia trên 45 nền kinh tế (phân tích đa quốc gia 45 nền kinh tế), gồm đường cong U ngược, điểm uốn tối ưu, dải biến thiên theo ICRV và tương tác giữa năng lực số với thể chế. Mục 4.4 trình bày ba nghiên cứu đơn quốc gia tại Việt Nam (Việt Nam), Singapore (Singapore) và Trung Quốc (Trung Quốc). Mục 4.5 trình bày trường hợp biên là các nền kinh tế đảo nhỏ đang phát triển ở Thái Bình Dương (SIDS). Mục 4.6 tổng hợp và thảo luận các phát hiện liên thông giữa các nghiên cứu thành phần. Mục 4.7 trình bày các kiểm định độ vững.</w:t>
       </w:r>
     </w:p>
     <w:p>
@@ -24854,10 +24854,7 @@
         </m:r>
       </m:oMath>
       <w:r>
-        <w:t xml:space="preserve"> </w:t>
-      </w:r>
-      <w:r>
-        <w:t xml:space="preserve">— mức suy giảm khoảng</w:t>
+        <w:t xml:space="preserve">, mức suy giảm khoảng</w:t>
       </w:r>
       <w:r>
         <w:t xml:space="preserve"> </w:t>
@@ -24870,10 +24867,7 @@
         <w:t xml:space="preserve">53%</w:t>
       </w:r>
       <w:r>
-        <w:t xml:space="preserve"> </w:t>
-      </w:r>
-      <w:r>
-        <w:t xml:space="preserve">— hàm ý rằng phần lớn bằng chứng I-P tích lũy suốt bốn thập kỷ có thể đã bị thổi phồng (một ước lượng trim-and-fill, được trình bày kèm rào đón phương pháp ở Mục 4.2.4). Thứ hai, bằng chứng đa quốc gia (phân tích đa quốc gia 45 nền kinh tế) cho thấy chế độ thể chế ICRV không dịch chuyển điểm uốn một cách đơn điệu mà</w:t>
+        <w:t xml:space="preserve">: hàm ý rằng phần lớn bằng chứng I-P tích lũy suốt bốn thập kỷ có thể đã bị thổi phồng (một ước lượng trim-and-fill, được trình bày kèm rào đón phương pháp ở Mục 4.2.4). Thứ hai, bằng chứng đa quốc gia (phân tích đa quốc gia 45 nền kinh tế) cho thấy chế độ thể chế ICRV không dịch chuyển điểm uốn một cách đơn điệu mà</w:t>
       </w:r>
       <w:r>
         <w:t xml:space="preserve"> </w:t>
@@ -24886,10 +24880,7 @@
         <w:t xml:space="preserve">chi phối độ cong (concavity / biên độ) của hình chữ U ngược</w:t>
       </w:r>
       <w:r>
-        <w:t xml:space="preserve"> </w:t>
-      </w:r>
-      <w:r>
-        <w:t xml:space="preserve">— độ cong sâu dần khi chất lượng thể chế suy giảm — chính cơ chế địa hình của luận án. Thứ ba, tại các quốc đảo nhỏ Thái Bình Dương (SIDS), quan hệ I-P sụp thành âm đơn điệu, tức</w:t>
+        <w:t xml:space="preserve">: độ cong sâu dần khi chất lượng thể chế suy giảm, chính cơ chế địa hình của luận án. Thứ ba, tại các quốc đảo nhỏ Thái Bình Dương (SIDS), quan hệ I-P sụp thành âm đơn điệu, tức</w:t>
       </w:r>
       <w:r>
         <w:t xml:space="preserve"> </w:t>
@@ -25730,15 +25721,15 @@
         <w:pStyle w:val="FirstParagraph"/>
       </w:pPr>
       <w:r>
-        <w:t xml:space="preserve">Trung vị của tỷ lệ doanh thu xuất khẩu trên tổng doanh thu (Foreign Sales to Total Sales — FSTS) bằng 0% ở tất cả các nhóm, và chỉ 15–23% doanh nghiệp tham gia xuất khẩu tùy bối cảnh. Phân phối FSTS phân cực mạnh: đại đa số doanh nghiệp không xuất khẩu, trong khi một thiểu số nhỏ lại có tỷ lệ xuất khẩu rất cao. Sự phân cực này đặt ra một vấn đề phương pháp quan trọng cho nghiên cứu về mối quan hệ quốc tế hóa–hiệu quả kinh doanh (I-P): kết quả hồi quy trên toàn mẫu bị kéo lệch bởi hành vi của nhóm thiểu số xuất khẩu tích cực, và do đó phần lớn độ phân biệt năng suất nằm ở biên độ tham gia (giữa doanh nghiệp không xuất khẩu và doanh nghiệp xuất khẩu) hơn là ở biên độ cường độ trong nội bộ nhóm xuất khẩu.</w:t>
-      </w:r>
-    </w:p>
-    <w:p>
-      <w:pPr>
-        <w:pStyle w:val="BodyText"/>
-      </w:pPr>
-      <w:r>
-        <w:t xml:space="preserve">Cường độ quốc tế hóa, tức FSTS trung bình tính trên toàn mẫu gồm cả doanh nghiệp không xuất khẩu, dao động từ 6,3% ở nhóm đảo nhỏ đến 10,3% ở nhóm thu nhập trung bình cao, với mức trung bình khu vực khoảng 8,8%. Đáng chú ý là nhóm thu nhập trung bình cao và nhóm tiên tiến có cùng FSTS trung bình, khoảng 10%, nhưng cơ chế xuất khẩu lại khác hẳn. Nhóm tiên tiến chủ yếu xuất khẩu dịch vụ và hàng hóa hàm lượng tri thức cao, còn nhóm thu nhập trung bình cao chủ yếu sản xuất theo chuỗi giá trị toàn cầu (global value chain — GVC) với biên lợi nhuận khác nhau.</w:t>
+        <w:t xml:space="preserve">Trung vị của tỷ lệ doanh thu xuất khẩu trên tổng doanh thu (Foreign Sales to Total Sales, FSTS) bằng 0% ở tất cả các nhóm, và chỉ 15–23% doanh nghiệp tham gia xuất khẩu tùy bối cảnh. Phân phối FSTS phân cực mạnh: đại đa số doanh nghiệp không xuất khẩu, trong khi một thiểu số nhỏ lại có tỷ lệ xuất khẩu rất cao. Sự phân cực này đặt ra một vấn đề phương pháp quan trọng cho nghiên cứu về mối quan hệ quốc tế hóa–hiệu quả kinh doanh (I-P): kết quả hồi quy trên toàn mẫu bị kéo lệch bởi hành vi của nhóm thiểu số xuất khẩu tích cực, và do đó phần lớn độ phân biệt năng suất nằm ở biên độ tham gia (giữa doanh nghiệp không xuất khẩu và doanh nghiệp xuất khẩu) hơn là ở biên độ cường độ trong nội bộ nhóm xuất khẩu.</w:t>
+      </w:r>
+    </w:p>
+    <w:p>
+      <w:pPr>
+        <w:pStyle w:val="BodyText"/>
+      </w:pPr>
+      <w:r>
+        <w:t xml:space="preserve">Cường độ quốc tế hóa, tức FSTS trung bình tính trên toàn mẫu gồm cả doanh nghiệp không xuất khẩu, dao động từ 6,3% ở nhóm đảo nhỏ đến 10,3% ở nhóm thu nhập trung bình cao, với mức trung bình khu vực khoảng 8,8%. Đáng chú ý là nhóm thu nhập trung bình cao và nhóm tiên tiến có cùng FSTS trung bình, khoảng 10%, nhưng cơ chế xuất khẩu lại khác hẳn. Nhóm tiên tiến chủ yếu xuất khẩu dịch vụ và hàng hóa hàm lượng tri thức cao, còn nhóm thu nhập trung bình cao chủ yếu sản xuất theo chuỗi giá trị toàn cầu (global value chain, GVC) với biên lợi nhuận khác nhau.</w:t>
       </w:r>
     </w:p>
     <w:bookmarkEnd w:id="108"/>
@@ -26269,7 +26260,7 @@
         <w:pStyle w:val="BodyText"/>
       </w:pPr>
       <w:r>
-        <w:t xml:space="preserve">Phát hiện đáng chú ý là hiện tượng nhảy vọt công nghệ số (digital leapfrog) ở nhóm đảo nhỏ: tỷ lệ trang web 58,9% vượt cả nhóm mới nổi 49,2% dù thu nhập quốc gia thấp hơn đáng kể. Điều này phản ánh thực tế rằng số hóa bề mặt, ở đây là trang web, tại nhóm đảo nhỏ chỉ là công cụ sinh tồn chứ không phải công cụ tối ưu hóa hiệu quả. Kết quả này củng cố lập luận lý thuyết về sự phân biệt giữa Chỉ số chấp nhận số (Digital Adoption Index — DAI), tức chấp nhận số bề mặt, và Chỉ số năng lực công nghệ (Technological Capability Index — TCI), tức năng lực công nghệ chiều sâu: nhóm đảo nhỏ có DAI cao nhưng TCI thấp nhất, và đây cũng là nhóm duy nhất biểu lộ quan hệ I-P âm đơn điệu (chi tiết tại Mục 4.5).</w:t>
+        <w:t xml:space="preserve">Phát hiện đáng chú ý là hiện tượng nhảy vọt công nghệ số (digital leapfrog) ở nhóm đảo nhỏ: tỷ lệ trang web 58,9% vượt cả nhóm mới nổi 49,2% dù thu nhập quốc gia thấp hơn đáng kể. Điều này phản ánh thực tế rằng số hóa bề mặt, ở đây là trang web, tại nhóm đảo nhỏ chỉ là công cụ sinh tồn chứ không phải công cụ tối ưu hóa hiệu quả. Kết quả này củng cố lập luận lý thuyết về sự phân biệt giữa Chỉ số chấp nhận số (Digital Adoption Index, DAI), tức chấp nhận số bề mặt, và Chỉ số năng lực công nghệ (Technological Capability Index, TCI), tức năng lực công nghệ chiều sâu: nhóm đảo nhỏ có DAI cao nhưng TCI thấp nhất, và đây cũng là nhóm duy nhất biểu lộ quan hệ I-P âm đơn điệu (chi tiết tại Mục 4.5).</w:t>
       </w:r>
     </w:p>
     <w:p>
@@ -27684,7 +27675,7 @@
               <w:jc w:val="left"/>
             </w:pPr>
             <w:r>
-              <w:t xml:space="preserve">&lt; ,001</w:t>
+              <w:t xml:space="preserve">&lt;,001</w:t>
             </w:r>
           </w:p>
         </w:tc>
@@ -27808,7 +27799,7 @@
               <w:jc w:val="left"/>
             </w:pPr>
             <w:r>
-              <w:t xml:space="preserve">&lt; ,001</w:t>
+              <w:t xml:space="preserve">&lt;,001</w:t>
             </w:r>
           </w:p>
         </w:tc>
@@ -27870,7 +27861,7 @@
               <w:jc w:val="left"/>
             </w:pPr>
             <w:r>
-              <w:t xml:space="preserve">&lt; ,001</w:t>
+              <w:t xml:space="preserve">&lt;,001</w:t>
             </w:r>
           </w:p>
         </w:tc>
@@ -29253,7 +29244,7 @@
         </m:r>
       </m:oMath>
       <w:r>
-        <w:t xml:space="preserve">), nhất quán với đường cong U ngược (inverted-U curve). Theo bốn điều kiện hình thức của Haans và cộng sự (2016), cả bốn đều được thỏa mãn: nhánh đi lên dương, độ cong lõm, điểm uốn (turning point — TP) nằm trong khoảng dữ liệu quan sát, và độ dốc biên đổi dấu giữa hai biên dữ liệu, được xác nhận bằng kiểm định Lind–Mehlum (joint</w:t>
+        <w:t xml:space="preserve">), nhất quán với đường cong U ngược (inverted-U curve). Theo bốn điều kiện hình thức của Haans và cộng sự (2016), cả bốn đều được thỏa mãn: nhánh đi lên dương, độ cong lõm, điểm uốn (turning point, TP) nằm trong khoảng dữ liệu quan sát, và độ dốc biên đổi dấu giữa hai biên dữ liệu, được xác nhận bằng kiểm định Lind–Mehlum (joint</w:t>
       </w:r>
       <w:r>
         <w:t xml:space="preserve"> </w:t>
@@ -30681,25 +30672,7 @@
         </m:r>
       </m:oMath>
       <w:r>
-        <w:t xml:space="preserve">), xác nhận vai trò của DAI mạnh hơn ở các môi trường thể chế yếu, nhất quán với khung lý thuyết CDCM về cơ chế</w:t>
-      </w:r>
-      <w:r>
-        <w:t xml:space="preserve"> </w:t>
-      </w:r>
-      <w:r>
-        <w:t xml:space="preserve">“</w:t>
-      </w:r>
-      <w:r>
-        <w:t xml:space="preserve">lá chắn số</w:t>
-      </w:r>
-      <w:r>
-        <w:t xml:space="preserve">”</w:t>
-      </w:r>
-      <w:r>
-        <w:t xml:space="preserve"> </w:t>
-      </w:r>
-      <w:r>
-        <w:t xml:space="preserve">bù đắp cho thiếu hụt thể chế. Số hạng ba chiều FSTS×DAI×ICRV (</w:t>
+        <w:t xml:space="preserve">), xác nhận vai trò của DAI mạnh hơn ở các môi trường thể chế yếu, nhất quán với khung lý thuyết CDCM về cơ chế năng lực số bù đắp cho thiếu hụt thể chế. Số hạng ba chiều FSTS×DAI×ICRV (</w:t>
       </w:r>
       <m:oMath>
         <m:r>
@@ -34670,7 +34643,7 @@
         <w:pStyle w:val="FirstParagraph"/>
       </w:pPr>
       <w:r>
-        <w:t xml:space="preserve">Phân tích phân tích SIDS Thái Bình Dương tập trung vào chín nền kinh tế Quốc đảo nhỏ đang phát triển (Small Islands Developing States — SIDS) Thái Bình Dương (Nhóm VI) với tổng</w:t>
+        <w:t xml:space="preserve">Phân tích phân tích SIDS Thái Bình Dương tập trung vào chín nền kinh tế Quốc đảo nhỏ đang phát triển (Small Islands Developing States, SIDS) Thái Bình Dương (Nhóm VI) với tổng</w:t>
       </w:r>
       <w:r>
         <w:t xml:space="preserve"> </w:t>
@@ -35998,22 +35971,7 @@
         </m:r>
       </m:oMath>
       <w:r>
-        <w:t xml:space="preserve">) cho thấy hiệu ứng điều tiết của DAI mạnh hơn ở các môi trường thể chế yếu hơn, tức năng lực số bù đắp cho thiếu hụt thể chế chứ không khuếch đại lợi thế thể chế sẵn có. Đây là cơ chế</w:t>
-      </w:r>
-      <w:r>
-        <w:t xml:space="preserve"> </w:t>
-      </w:r>
-      <w:r>
-        <w:t xml:space="preserve">“</w:t>
-      </w:r>
-      <w:r>
-        <w:t xml:space="preserve">lá chắn số</w:t>
-      </w:r>
-      <w:r>
-        <w:t xml:space="preserve">”</w:t>
-      </w:r>
-      <w:r>
-        <w:t xml:space="preserve">: ở nơi hạ tầng thể chế chưa đủ hỗ trợ doanh nghiệp xuất khẩu, hạ tầng số đảm nhận một phần các chức năng thực thi hợp đồng, cung cấp thông tin thị trường và phối hợp mà thể chế mạnh lẽ ra cung cấp. Kết quả này, theo hiểu biết hiện tại, là bằng chứng đa quốc gia ở cấp doanh nghiệp đầu tiên cho thấy số hóa và chất lượng thể chế hoạt động như những yếu tố thay thế chứ không phải bổ sung trong quá trình chuyển hóa quốc tế hóa thành hiệu quả.</w:t>
+        <w:t xml:space="preserve">) cho thấy hiệu ứng điều tiết của DAI mạnh hơn ở các môi trường thể chế yếu hơn, tức năng lực số bù đắp cho thiếu hụt thể chế chứ không khuếch đại lợi thế thể chế sẵn có. Đây là cơ chế thay thế số cho thể chế: ở nơi hạ tầng thể chế chưa đủ hỗ trợ doanh nghiệp xuất khẩu, hạ tầng số đảm nhận một phần các chức năng thực thi hợp đồng, cung cấp thông tin thị trường và phối hợp mà thể chế mạnh lẽ ra cung cấp. Kết quả này, theo hiểu biết hiện tại, là bằng chứng đa quốc gia ở cấp doanh nghiệp đầu tiên cho thấy số hóa và chất lượng thể chế hoạt động như những yếu tố thay thế chứ không phải bổ sung trong quá trình chuyển hóa quốc tế hóa thành hiệu quả.</w:t>
       </w:r>
     </w:p>
     <w:bookmarkEnd w:id="131"/>
@@ -37489,7 +37447,7 @@
         <w:pStyle w:val="BodyText"/>
       </w:pPr>
       <w:r>
-        <w:t xml:space="preserve">Đối với Trung Quốc phân tích Trung Quốc, đường cong U ngược được bảo toàn khi giới hạn mẫu sản xuất (điểm uốn 48,1% năm 2012 và 46,4% năm 2024), khi dùng năng suất nhân tố tổng hợp (Total Factor Productivity — TFP) ước lượng bằng phương pháp Levinsohn–Petrin làm biến phụ thuộc (điểm uốn 47,9% và 45,7%), và qua hồi quy phân vị tại các phân vị 25, 50 và 75 (điểm uốn 44,8–51,3%). Kiểm định Paternoster vẫn không có ý nghĩa trong tất cả các kiểm tra này, củng cố tính ổn định theo thời gian. Việc thêm hiệu ứng cố định ngành ISIC hai chữ số hay thay đổi quy tắc loại trừ giá trị khuyết đều không làm thay đổi khuôn mẫu chính.</w:t>
+        <w:t xml:space="preserve">Đối với Trung Quốc phân tích Trung Quốc, đường cong U ngược được bảo toàn khi giới hạn mẫu sản xuất (điểm uốn 48,1% năm 2012 và 46,4% năm 2024), khi dùng năng suất nhân tố tổng hợp (Total Factor Productivity, TFP) ước lượng bằng phương pháp Levinsohn–Petrin làm biến phụ thuộc (điểm uốn 47,9% và 45,7%), và qua hồi quy phân vị tại các phân vị 25, 50 và 75 (điểm uốn 44,8–51,3%). Kiểm định Paternoster vẫn không có ý nghĩa trong tất cả các kiểm tra này, củng cố tính ổn định theo thời gian. Việc thêm hiệu ứng cố định ngành ISIC hai chữ số hay thay đổi quy tắc loại trừ giá trị khuyết đều không làm thay đổi khuôn mẫu chính.</w:t>
       </w:r>
     </w:p>
     <w:p>
@@ -37899,7 +37857,7 @@
         <w:t xml:space="preserve"> </w:t>
       </w:r>
       <w:r>
-        <w:t xml:space="preserve">khi chất lượng thể chế suy giảm — phẳng, gần như tuyến tính ở nhóm tiên tiến và rõ nét nhất (hình chữ U ngược) ở nhóm đảo nhỏ và cận biên — với điểm uốn dao động quanh ~40% thay vì dịch chuyển đơn điệu. Nói cách khác, ở các nền kinh tế thể chế mạnh, quan hệ I–P gần như tuyến tính trong khoảng quan sát và doanh nghiệp ít chịu hình phạt suy giảm khi quốc tế hóa sâu; còn ở các nền kinh tế thể chế yếu, hình chữ U ngược biểu hiện rõ nét, phản ánh chi phí phối hợp và lợi suất giảm dần gay gắt hơn khi đẩy mạnh xuất khẩu.</w:t>
+        <w:t xml:space="preserve">khi chất lượng thể chế suy giảm, phẳng, gần như tuyến tính ở nhóm tiên tiến và rõ nét nhất (hình chữ U ngược) ở nhóm đảo nhỏ và cận biên, với điểm uốn dao động quanh ~40% thay vì dịch chuyển đơn điệu. Nói cách khác, ở các nền kinh tế thể chế mạnh, quan hệ I–P gần như tuyến tính trong khoảng quan sát và doanh nghiệp ít chịu hình phạt suy giảm khi quốc tế hóa sâu; còn ở các nền kinh tế thể chế yếu, hình chữ U ngược biểu hiện rõ nét, phản ánh chi phí phối hợp và lợi suất giảm dần gay gắt hơn khi đẩy mạnh xuất khẩu.</w:t>
       </w:r>
     </w:p>
     <w:p>
@@ -38568,7 +38526,7 @@
         <w:t xml:space="preserve"> </w:t>
       </w:r>
       <w:r>
-        <w:t xml:space="preserve">nơi thể chế yếu, tức hiệu ứng lá chắn số phát huy mạnh nhất khi nền tảng thể chế còn thiếu hụt, chứ không phải khi thể chế đã hoàn thiện.</w:t>
+        <w:t xml:space="preserve">nơi thể chế yếu, tức hiệu ứng thay thế số cho thể chế phát huy mạnh nhất khi nền tảng thể chế còn thiếu hụt, chứ không phải khi thể chế đã hoàn thiện.</w:t>
       </w:r>
     </w:p>
     <w:bookmarkEnd w:id="141"/>
@@ -39068,10 +39026,7 @@
         </m:r>
       </m:oMath>
       <w:r>
-        <w:t xml:space="preserve"> </w:t>
-      </w:r>
-      <w:r>
-        <w:t xml:space="preserve">—</w:t>
+        <w:t xml:space="preserve">,</w:t>
       </w:r>
       <w:r>
         <w:t xml:space="preserve"> </w:t>
@@ -39084,10 +39039,7 @@
         <w:t xml:space="preserve">suy giảm khoảng 53%</w:t>
       </w:r>
       <w:r>
-        <w:t xml:space="preserve"> </w:t>
-      </w:r>
-      <w:r>
-        <w:t xml:space="preserve">— hàm ý rằng quan hệ I-P trung bình được báo cáo suốt bốn thập kỷ có thể đã bị thổi phồng đáng kể. Đây là một ước lượng hiệu chỉnh được củng cố bởi kiểm định Begg có ý nghĩa (</w:t>
+        <w:t xml:space="preserve">: hàm ý rằng quan hệ I-P trung bình được báo cáo suốt bốn thập kỷ có thể đã bị thổi phồng đáng kể. Đây là một ước lượng hiệu chỉnh được củng cố bởi kiểm định Begg có ý nghĩa (</w:t>
       </w:r>
       <m:oMath>
         <m:r>
@@ -39399,7 +39351,7 @@
         <w:t xml:space="preserve"> </w:t>
       </w:r>
       <w:r>
-        <w:t xml:space="preserve">ở các nền kinh tế thể chế yếu (cận biên, đảo nhỏ): lá chắn số bù đắp cho thiếu hụt thể chế.</w:t>
+        <w:t xml:space="preserve">ở các nền kinh tế thể chế yếu (cận biên, đảo nhỏ): năng lực số bù đắp cho thiếu hụt thể chế.</w:t>
       </w:r>
     </w:p>
     <w:p>

--- a/dist/luan_an_ctu/LUAN_AN_FULL_vi.docx
+++ b/dist/luan_an_ctu/LUAN_AN_FULL_vi.docx
@@ -1581,6 +1581,62 @@
       </w:pPr>
       <w:r>
         <w:t xml:space="preserve">Cùng một mức cường độ xuất khẩu có thể nâng một doanh nghiệp ở nền kinh tế thể chế mạnh lên đỉnh năng suất, nhưng lại đẩy một doanh nghiệp ở quốc đảo nhỏ Thái Bình Dương vào vòng suy giảm đơn điệu. Chính nghịch lý đó, cùng một hành vi quốc tế hóa nhưng cho hai kết cục trái ngược tùy chế độ thể chế, là điểm khởi đầu của luận án này. Quốc tế hóa doanh nghiệp đã là một trong những chủ đề trung tâm của kinh doanh quốc tế (international business) suốt hơn nửa thế kỷ qua. Kể từ khi Johanson và Vahlne (1977) đề xuất mô hình Uppsala về quá trình quốc tế hóa tuần tự, gần nửa thế kỷ nghiên cứu đã tích lũy quanh một câu hỏi cốt lõi mà đến nay vẫn chưa có lời đáp dứt khoát: quốc tế hóa có thực sự cải thiện hiệu quả hoạt động của doanh nghiệp hay không, và nếu có thì trong những điều kiện nào? Lu và Beamish (2004) cung cấp bằng chứng then chốt về quan hệ hình chữ S giữa mức độ quốc tế hóa và hiệu quả, còn Contractor et al. (2003) cùng nhiều nghiên cứu kế tiếp tiếp tục thách thức, bổ sung và điều chỉnh kết luận đó. Điều đáng chú ý không phải là sự thiếu vắng bằng chứng. Vấn đề nằm ở sự phân tán của nó. Mối quan hệ giữa quốc tế hóa và hiệu quả hoạt động kinh doanh (internationalization-performance, I-P) là có thực, nhưng phức tạp và phụ thuộc vào nhiều điều kiện biên. Chính tính điều kiện này, chứ không phải bản thân dấu của hiệu ứng, mới là vấn đề lý thuyết cần được giải quyết.</w:t>
+      </w:r>
+    </w:p>
+    <w:p>
+      <w:pPr>
+        <w:pStyle w:val="BodyText"/>
+      </w:pPr>
+      <w:r>
+        <w:t xml:space="preserve">Luận án lập luận rằng sự phân tán ấy không phải là nhiễu thống kê, mà là dấu vết của hai chế độ quốc tế hóa khác nhau về bản chất, cùng tồn tại trong một khu vực. Ở một cực là</w:t>
+      </w:r>
+      <w:r>
+        <w:t xml:space="preserve"> </w:t>
+      </w:r>
+      <w:r>
+        <w:rPr>
+          <w:bCs/>
+          <w:b/>
+        </w:rPr>
+        <w:t xml:space="preserve">quốc tế hóa để mở rộng quy mô</w:t>
+      </w:r>
+      <w:r>
+        <w:t xml:space="preserve"> </w:t>
+      </w:r>
+      <w:r>
+        <w:t xml:space="preserve">(internationalization-to-scale): tại các nền kinh tế thể chế mạnh như Singapore, xuất khẩu là công cụ tối ưu hóa biên lợi nhuận, và đường cong hiệu quả gần như đơn điệu dương với điểm uốn rất muộn, vào khoảng 82% cường độ xuất khẩu, nghĩa là càng xuất khẩu càng có lãi. Ở cực đối lập là</w:t>
+      </w:r>
+      <w:r>
+        <w:t xml:space="preserve"> </w:t>
+      </w:r>
+      <w:r>
+        <w:rPr>
+          <w:bCs/>
+          <w:b/>
+        </w:rPr>
+        <w:t xml:space="preserve">quốc tế hóa để sinh tồn</w:t>
+      </w:r>
+      <w:r>
+        <w:t xml:space="preserve"> </w:t>
+      </w:r>
+      <w:r>
+        <w:t xml:space="preserve">(internationalization-to-survive): tại các quốc đảo nhỏ Thái Bình Dương, nơi thị trường nội địa quá nhỏ và chi phí hậu cần khổng lồ bào mòn lợi nhuận, doanh nghiệp buộc phải xuất khẩu bất kể điều kiện; trong số 187 doanh nghiệp có xuất khẩu trên toàn mẫu các quốc đảo nhỏ đang phát triển (SIDS), cường độ xuất khẩu cao hơn lại gắn với năng suất thấp hơn, khiến đường cong chữ U ngược sụp đổ hoàn toàn thành một quan hệ âm đơn điệu. Hiện tượng này, mà luận án gọi là</w:t>
+      </w:r>
+      <w:r>
+        <w:t xml:space="preserve"> </w:t>
+      </w:r>
+      <w:r>
+        <w:rPr>
+          <w:bCs/>
+          <w:b/>
+        </w:rPr>
+        <w:t xml:space="preserve">gánh nặng quốc tế hóa bắt buộc</w:t>
+      </w:r>
+      <w:r>
+        <w:t xml:space="preserve"> </w:t>
+      </w:r>
+      <w:r>
+        <w:t xml:space="preserve">(Forced Internationalization Penalty, FIP), không phải một ngoại lệ bên lề mà là điều kiện biên cực đoan làm lộ rõ chính cấu trúc lý thuyết của toàn bộ quan hệ I-P: khi cả ba tiền đề cấu trúc của đường cong chữ U ngược, gồm thị trường nội địa khả dụng, chi phí thương mại quản lý được, và thể chế hỗ trợ chức năng, đồng thời vắng mặt, thì dạng hàm phi tuyến quen thuộc không còn tồn tại. Cũng như một lý thuyết về lực hấp dẫn không thể trọn vẹn nếu né tránh điểm kỳ dị nơi các định luật thông thường sụp đổ, một lý thuyết về quan hệ I-P không thể xem trường hợp FIP như một phụ lục: luận án do đó đặt FIP làm một cực lý thuyết đối trọng trực tiếp với logic chữ U ngược truyền thống, ngay từ chương mở đầu.</w:t>
       </w:r>
     </w:p>
     <w:p>
@@ -3785,7 +3841,7 @@
         <w:pStyle w:val="BodyText"/>
       </w:pPr>
       <w:r>
-        <w:t xml:space="preserve">Dạng hàm thứ tư là chữ M với hai điểm uốn, phản ánh tính không đồng nhất của lợi ích quốc tế hóa theo loại thị trường (Riahi-Belkaoui, 1998), song bằng chứng thực nghiệm hạn chế và khó tái lập. Dạng hàm thứ năm là gánh nặng bắt buộc, biểu hiện thành quan hệ tuyến tính âm trong các nền kinh tế buộc phải quốc tế hóa do thị trường nội địa quá nhỏ; đây là pattern đặc thù của các quốc đảo nhỏ Thái Bình Dương, nơi doanh nghiệp phải xuất khẩu để tồn tại nhưng thiếu năng lực cạnh tranh (Briguglio, 1995; Bertram, 2006).</w:t>
+        <w:t xml:space="preserve">Dạng hàm thứ tư là chữ M với hai điểm uốn, phản ánh tính không đồng nhất của lợi ích quốc tế hóa theo loại thị trường (Riahi-Belkaoui, 1998), song bằng chứng thực nghiệm hạn chế và khó tái lập. Dạng hàm thứ năm là gánh nặng quốc tế hóa bắt buộc, biểu hiện thành quan hệ tuyến tính âm trong các nền kinh tế buộc phải quốc tế hóa do thị trường nội địa quá nhỏ; đây là dạng đặc thù của các quốc đảo nhỏ Thái Bình Dương, nơi doanh nghiệp phải xuất khẩu để tồn tại nhưng thiếu năng lực cạnh tranh (Briguglio, 1995; Bertram, 2006). Năm dạng hàm này thực chất sắp xếp dọc theo một trục đối lập giữa hai chế độ quốc tế hóa: ở một đầu là quốc tế hóa để mở rộng quy mô, nơi xuất khẩu tối ưu hóa lợi nhuận và đường cong còn dư địa sinh lợi đến cường độ cao; ở đầu kia là quốc tế hóa để sinh tồn, nơi xuất khẩu là bắt buộc và dạng phi tuyến quen thuộc sụp đổ thành âm đơn điệu. Dạng hàm thứ năm do đó không phải một ngoại lệ thứ yếu mà là cực biên làm lộ rõ các tiền đề cấu trúc mà bốn dạng còn lại ngầm giả định.</w:t>
       </w:r>
     </w:p>
     <w:p>
@@ -39753,7 +39809,7 @@
         <w:t xml:space="preserve">Điểm uốn thấp, khoảng 39-46% FSTS, là một cảnh báo cụ thể cho doanh nghiệp xuất khẩu thủy sản và gạo Đồng bằng sông Cửu Long</w:t>
       </w:r>
       <w:r>
-        <w:t xml:space="preserve">, nơi FSTS cấu trúc thường vượt 50-70% tổng doanh thu. Kết quả phân tích Việt Nam gợi ý rằng nhiều doanh nghiệp trong số đó có thể đang ở phía bên kia điểm uốn, tức đang gánh chi phí phối hợp quốc tế mà hiệu quả không tăng tương ứng. Giải pháp không phải là giảm xuất khẩu, bởi không có thị trường nội địa để thay thế, mà là</w:t>
+        <w:t xml:space="preserve">, nơi cấu trúc ngành buộc tỷ trọng xuất khẩu thường vượt 50-70% tổng doanh thu. Kết quả phân tích Việt Nam gợi ý rằng nhiều doanh nghiệp trong số đó đang ở phía bên phải điểm uốn, tức đang gánh chi phí phối hợp quốc tế mà năng suất không tăng tương ứng. Vì không có thị trường nội địa đủ lớn để thay thế, giải pháp không thể là giảm xuất khẩu, mà phải là</w:t>
       </w:r>
       <w:r>
         <w:t xml:space="preserve"> </w:t>
@@ -39763,21 +39819,36 @@
           <w:bCs/>
           <w:b/>
         </w:rPr>
-        <w:t xml:space="preserve">nâng TCI song song</w:t>
-      </w:r>
-      <w:r>
-        <w:t xml:space="preserve"> </w:t>
-      </w:r>
-      <w:r>
-        <w:t xml:space="preserve">nhằm đẩy điểm uốn sang phải, mở rộng biên lợi ích của xuất khẩu.</w:t>
-      </w:r>
-    </w:p>
-    <w:p>
-      <w:pPr>
-        <w:pStyle w:val="BodyText"/>
-      </w:pPr>
-      <w:r>
-        <w:t xml:space="preserve">Mức</w:t>
+        <w:t xml:space="preserve">kéo dài đỉnh của đường cong chữ U</w:t>
+      </w:r>
+      <w:r>
+        <w:t xml:space="preserve">, tức mở rộng vùng cường độ xuất khẩu còn sinh lợi bằng cách nâng năng lực để đẩy điểm uốn sang phải.</w:t>
+      </w:r>
+    </w:p>
+    <w:p>
+      <w:pPr>
+        <w:pStyle w:val="BodyText"/>
+      </w:pPr>
+      <w:r>
+        <w:t xml:space="preserve">Điều then chốt là phải dịch khái niệm trừu tượng</w:t>
+      </w:r>
+      <w:r>
+        <w:t xml:space="preserve"> </w:t>
+      </w:r>
+      <w:r>
+        <w:t xml:space="preserve">“</w:t>
+      </w:r>
+      <w:r>
+        <w:t xml:space="preserve">nâng TCI</w:t>
+      </w:r>
+      <w:r>
+        <w:t xml:space="preserve">”</w:t>
+      </w:r>
+      <w:r>
+        <w:t xml:space="preserve"> </w:t>
+      </w:r>
+      <w:r>
+        <w:t xml:space="preserve">thành một lộ trình hành động gắn chặt với đặc thù chuỗi cung ứng nông – thủy sản, thay vì một khuyến nghị chung chung. Với một nhà máy chế biến cá tra hay tôm, nâng TCI không có nghĩa là theo đuổi công nghệ cao trừu tượng, mà cụ thể là</w:t>
       </w:r>
       <w:r>
         <w:t xml:space="preserve"> </w:t>
@@ -39787,13 +39858,18 @@
           <w:bCs/>
           <w:b/>
         </w:rPr>
-        <w:t xml:space="preserve">DAI Tier-1, đo bằng mức chấp nhận trang web,</w:t>
-      </w:r>
-      <w:r>
-        <w:t xml:space="preserve"> </w:t>
-      </w:r>
-      <w:r>
-        <w:t xml:space="preserve">tại Đồng bằng sông Cửu Long vẫn còn thấp so với trung bình cả nước. phân tích Việt Nam cho thấy DAI Tier-1 đơn thuần không có tác động đáng kể, nhưng bằng chứng từ phân tích Singapore (Tier-1+2) lại cho thấy khi doanh nghiệp nâng lên DAI Tier-2, gồm trang web cùng thanh toán điện tử và kết nối nhà cung ứng số, hiệu ứng điều tiết hiện ra rõ rệt. Đây là cơ sở để ưu tiên các chương trình chuyển đổi số</w:t>
+        <w:t xml:space="preserve">đạt các chứng nhận chất lượng quốc tế khắt khe như ASC (Aquaculture Stewardship Council) và BAP (Best Aquaculture Practices) cho thủy sản, hoặc GlobalGAP và SRP (Sustainable Rice Platform) cho gạo</w:t>
+      </w:r>
+      <w:r>
+        <w:t xml:space="preserve">. Trong ngữ cảnh này, chứng nhận vận hành như một thứ vũ khí kép: nó giúp doanh nghiệp vượt qua các rào cản kỹ thuật trong thương mại (TBT/SPS) tại các thị trường EU, Hoa Kỳ và Nhật Bản, đồng thời biến chính chi phí tuân thủ thành một rào cản gia nhập đối với đối thủ năng lực thấp hơn, qua đó nâng biên lợi nhuận trên mỗi đơn vị xuất khẩu và đẩy điểm uốn về phía cường độ cao hơn.</w:t>
+      </w:r>
+    </w:p>
+    <w:p>
+      <w:pPr>
+        <w:pStyle w:val="BodyText"/>
+      </w:pPr>
+      <w:r>
+        <w:t xml:space="preserve">Về số hóa, bằng chứng đối chiếu giữa kết quả không có ý nghĩa (null) của DAI Tier-1 tại Việt Nam và hiệu ứng khuếch đại mạnh của DAI Tier-1+2 tại Singapore cung cấp một minh chứng thực nghiệm sắc bén: ở một thị trường chuyển đổi như Việt Nam, số hóa Tier-1 (chỉ gồm trang web, thư điện tử) đã trở thành một</w:t>
       </w:r>
       <w:r>
         <w:t xml:space="preserve"> </w:t>
@@ -39803,10 +39879,92 @@
           <w:bCs/>
           <w:b/>
         </w:rPr>
-        <w:t xml:space="preserve">toàn diện</w:t>
-      </w:r>
-      <w:r>
-        <w:t xml:space="preserve">, không dừng ở trang web ở mức nền tảng (Tier-1), mà tiến tới tích hợp thanh toán điện tử và kết nối nhà cung ứng số ở Tier-2, đúng tinh thần Chương trình Chuyển đổi số Quốc gia 2025-2030. Nghiên cứu trên dữ liệu WBES Việt Nam 2023, đợt khảo sát gần nhất, sẽ cung cấp bằng chứng cập nhật hơn cho các hàm ý này.</w:t>
+        <w:t xml:space="preserve">yếu tố vệ sinh</w:t>
+      </w:r>
+      <w:r>
+        <w:t xml:space="preserve"> </w:t>
+      </w:r>
+      <w:r>
+        <w:t xml:space="preserve">(hygiene factor) phổ cập, hiện diện gần như khắp nơi nên không còn tạo khác biệt cạnh tranh và không đủ sức uốn cong đường hiệu quả. Hàm ý cho Đồng bằng sông Cửu Long do đó không phải là</w:t>
+      </w:r>
+      <w:r>
+        <w:t xml:space="preserve"> </w:t>
+      </w:r>
+      <w:r>
+        <w:t xml:space="preserve">“</w:t>
+      </w:r>
+      <w:r>
+        <w:t xml:space="preserve">chuyển đổi số</w:t>
+      </w:r>
+      <w:r>
+        <w:t xml:space="preserve">”</w:t>
+      </w:r>
+      <w:r>
+        <w:t xml:space="preserve"> </w:t>
+      </w:r>
+      <w:r>
+        <w:t xml:space="preserve">chung chung, mà là vượt qua</w:t>
+      </w:r>
+      <w:r>
+        <w:t xml:space="preserve"> </w:t>
+      </w:r>
+      <w:r>
+        <w:rPr>
+          <w:bCs/>
+          <w:b/>
+        </w:rPr>
+        <w:t xml:space="preserve">ngưỡng độ sâu</w:t>
+      </w:r>
+      <w:r>
+        <w:t xml:space="preserve"> </w:t>
+      </w:r>
+      <w:r>
+        <w:t xml:space="preserve">từ Tier-1 lên Tier-2, nơi năng lực số mới thực sự phát huy vai trò nguồn lực phụ thuộc bối cảnh và khuếch đại lợi nhuận ở mức quốc tế hóa cao. Cụ thể, DAI Tier-2 trong ngành nông – thủy sản chính là</w:t>
+      </w:r>
+      <w:r>
+        <w:t xml:space="preserve"> </w:t>
+      </w:r>
+      <w:r>
+        <w:rPr>
+          <w:bCs/>
+          <w:b/>
+        </w:rPr>
+        <w:t xml:space="preserve">hệ thống truy xuất nguồn gốc trên nền blockchain</w:t>
+      </w:r>
+      <w:r>
+        <w:t xml:space="preserve"> </w:t>
+      </w:r>
+      <w:r>
+        <w:t xml:space="preserve">và</w:t>
+      </w:r>
+      <w:r>
+        <w:t xml:space="preserve"> </w:t>
+      </w:r>
+      <w:r>
+        <w:rPr>
+          <w:bCs/>
+          <w:b/>
+        </w:rPr>
+        <w:t xml:space="preserve">phần mềm ERP kết nối trực tiếp nhà máy với hộ nông dân và vùng nuôi</w:t>
+      </w:r>
+      <w:r>
+        <w:t xml:space="preserve">, kèm thanh toán điện tử xuyên suốt chuỗi. Đây chính là cơ chế</w:t>
+      </w:r>
+      <w:r>
+        <w:t xml:space="preserve"> </w:t>
+      </w:r>
+      <w:r>
+        <w:rPr>
+          <w:bCs/>
+          <w:b/>
+        </w:rPr>
+        <w:t xml:space="preserve">thay thế số cho thể chế</w:t>
+      </w:r>
+      <w:r>
+        <w:t xml:space="preserve"> </w:t>
+      </w:r>
+      <w:r>
+        <w:t xml:space="preserve">(digital-for-institutional substitution): ở nơi thể chế trung gian địa phương còn khoảng trống (hợp đồng khó thực thi, thông tin thị trường thiếu, chuẩn chất lượng khó giám sát), các công cụ số này hạ chi phí giao dịch bị đội lên do khoảng trống thể chế, đồng thời đáp ứng yêu cầu minh bạch nguồn gốc ngày càng ngặt nghèo từ nhà nhập khẩu. Bằng cách định nghĩa lại TCI và DAI bằng đúng ngôn ngữ của ngành hàng, các đề xuất này chuyển từ khuyến nghị hàn lâm sang một cẩm nang công nghệ khả thi cho doanh nghiệp và nhà hoạch định chính sách vùng, đúng tinh thần Chương trình Chuyển đổi số Quốc gia 2025-2030. Nghiên cứu trên dữ liệu WBES Việt Nam 2023, đợt khảo sát gần nhất, sẽ cung cấp bằng chứng cập nhật hơn cho các hàm ý này.</w:t>
       </w:r>
     </w:p>
     <w:p>
@@ -39842,6 +40000,61 @@
       </w:pPr>
       <w:r>
         <w:t xml:space="preserve">Hạn chế quan trọng nhất của luận án nằm ở việc đo lường DAI. Dữ liệu WBES chỉ cung cấp một số ít chỉ báo để xây dựng chỉ số DAI, và các chỉ báo này lại thay đổi qua các thế hệ lược đồ khảo sát WBES (PICS3, lược đồ chuẩn hóa, BREADY/BEE). Tại Việt Nam (Việt Nam), chỉ DAI Tier-1, gồm trang web, thư điện tử và bán hàng trực tuyến, được sử dụng, do giới hạn của các đợt khảo sát 2009 và 2015; còn Tier-2, gồm thanh toán điện tử và kết nối nhà cung ứng số, mãi đến năm 2023 mới có. Điều này dẫn đến nguy cơ đo lường không đầy đủ, đặc biệt là không nắm bắt được chiều sâu năng lực số ở các bối cảnh ICRV thấp.</w:t>
+      </w:r>
+    </w:p>
+    <w:p>
+      <w:pPr>
+        <w:pStyle w:val="BodyText"/>
+      </w:pPr>
+      <w:r>
+        <w:t xml:space="preserve">Tuy nhiên, cần phân biệt rõ giữa một giới hạn đo lường thuần túy và một phát hiện lý thuyết bị che lấp dưới hình thức giới hạn đo lường. Việc giải thích kết quả null của DAI tại Việt Nam đơn thuần như một khiếm khuyết dữ liệu của WBES là một lập luận phòng thủ và khiên cưỡng. Một cách diễn giải chặt chẽ hơn là xem Tier-1 không phải</w:t>
+      </w:r>
+      <w:r>
+        <w:t xml:space="preserve"> </w:t>
+      </w:r>
+      <w:r>
+        <w:t xml:space="preserve">“</w:t>
+      </w:r>
+      <w:r>
+        <w:t xml:space="preserve">dữ liệu kém</w:t>
+      </w:r>
+      <w:r>
+        <w:t xml:space="preserve">”</w:t>
+      </w:r>
+      <w:r>
+        <w:t xml:space="preserve"> </w:t>
+      </w:r>
+      <w:r>
+        <w:t xml:space="preserve">mà là một</w:t>
+      </w:r>
+      <w:r>
+        <w:t xml:space="preserve"> </w:t>
+      </w:r>
+      <w:r>
+        <w:rPr>
+          <w:bCs/>
+          <w:b/>
+        </w:rPr>
+        <w:t xml:space="preserve">rào cản tối thiểu đã bị bão hòa</w:t>
+      </w:r>
+      <w:r>
+        <w:t xml:space="preserve">: tại các thị trường chuyển đổi, sự hiện diện số ở mức Tier-1 (có trang web, thư điện tử) đã phổ cập đến mức trở thành yếu tố vệ sinh, hiện diện gần như đồng đều giữa các doanh nghiệp nên không còn phương sai đủ để tạo khác biệt cạnh tranh hay làm bộ đệm uốn cong đường hiệu quả. Theo cách đọc này, kết quả null tại Việt Nam (chỉ Tier-1) đặt cạnh hiệu ứng khuếch đại có ý nghĩa tại Singapore (Tier-1+2) không phải là hai mảnh bằng chứng mâu thuẫn, mà cùng xác nhận một mệnh đề lý thuyết duy nhất: DAI là một nguồn lực phụ thuộc bối cảnh đòi hỏi một</w:t>
+      </w:r>
+      <w:r>
+        <w:t xml:space="preserve"> </w:t>
+      </w:r>
+      <w:r>
+        <w:rPr>
+          <w:bCs/>
+          <w:b/>
+        </w:rPr>
+        <w:t xml:space="preserve">ngưỡng độ sâu</w:t>
+      </w:r>
+      <w:r>
+        <w:t xml:space="preserve"> </w:t>
+      </w:r>
+      <w:r>
+        <w:t xml:space="preserve">nhất định, là sự chuyển dịch từ số hóa thông tin sang tích hợp số vào quy trình, mới đủ sức điều tiết quan hệ I-P. Diễn giải này biến một điểm yếu phương pháp thành một đóng góp lý thuyết, đồng thời định hướng cụ thể cho việc đo lường DAI đa tầng trong các nghiên cứu tương lai.</w:t>
       </w:r>
     </w:p>
     <w:p>

--- a/dist/luan_an_ctu/LUAN_AN_FULL_vi.docx
+++ b/dist/luan_an_ctu/LUAN_AN_FULL_vi.docx
@@ -1685,7 +1685,7 @@
         <w:pStyle w:val="BodyText"/>
       </w:pPr>
       <w:r>
-        <w:t xml:space="preserve">Ở châu Á, bối cảnh này càng trở nên đặc biệt đáng quan tâm vì khu vực đang chứng kiến tốc độ hội nhập kinh tế và chuyển đổi số hết sức không đồng đều giữa các quốc gia. Từ Singapore, một nền kinh tế nhỏ mở, dẫn đầu thế giới về năng lực đổi mới và kết nối toàn cầu, đến Việt Nam, một nền kinh tế chuyển đổi đang đẩy nhanh cải cách thể chế và hội nhập quốc tế, rồi đến Trung Quốc với quy mô thị trường khổng lồ và cấu trúc thể chế đặc thù, thậm chí đến các quốc đảo nhỏ Thái Bình Dương đang phải đối mặt với thách thức sinh tồn kép của biến đổi khí hậu và sự phụ thuộc xuất khẩu bắt buộc, sự đa dạng này tạo ra một phòng thí nghiệm thực địa hiếm có để kiểm định các điều kiện biên của quan hệ I-P (Khanna &amp; Palepu, 2010; Peng, 2003). Sự đồng tồn tại của nhiều chế độ thể chế khác nhau trong cùng một khoảng thời gian và trên cùng một nguồn dữ liệu chuẩn hóa cho phép phân tách hiệu ứng thể chế khỏi hiệu ứng thời kỳ, điều mà các nghiên cứu đơn quốc gia khó lòng thực hiện.</w:t>
+        <w:t xml:space="preserve">Ở châu Á, bối cảnh này càng trở nên đặc biệt đáng quan tâm vì khu vực đang chứng kiến tốc độ hội nhập kinh tế và chuyển đổi số không đồng đều giữa các quốc gia. Từ Singapore, một nền kinh tế nhỏ mở, dẫn đầu thế giới về năng lực đổi mới và kết nối toàn cầu, đến Việt Nam, một nền kinh tế chuyển đổi đang đẩy nhanh cải cách thể chế và hội nhập quốc tế, rồi đến Trung Quốc với quy mô thị trường khổng lồ và cấu trúc thể chế đặc thù, thậm chí đến các quốc đảo nhỏ Thái Bình Dương đang phải đối mặt với thách thức sinh tồn kép của biến đổi khí hậu và sự phụ thuộc xuất khẩu bắt buộc, sự đa dạng này tạo ra một phòng thí nghiệm thực địa hiếm có để kiểm định các điều kiện biên của quan hệ I-P (Khanna &amp; Palepu, 2010; Peng, 2003). Sự đồng tồn tại của nhiều chế độ thể chế khác nhau trong cùng một khoảng thời gian và trên cùng một nguồn dữ liệu chuẩn hóa cho phép phân tách hiệu ứng thể chế khỏi hiệu ứng thời kỳ, điều mà các nghiên cứu đơn quốc gia khó lòng thực hiện.</w:t>
       </w:r>
     </w:p>
     <w:p>
@@ -3988,7 +3988,20 @@
         <w:pStyle w:val="BodyText"/>
       </w:pPr>
       <w:r>
-        <w:t xml:space="preserve">Tổng kết bằng chứng tổng hợp gợi ra ba kết luận. Tác động trung bình I-P là dương nhưng khiêm tốn, vào khoảng r = 0,04-0,07; mức dị biệt giữa các nghiên cứu thì cực kỳ cao; và các yếu tố điều tiết bối cảnh, nhất là thể chế quốc gia, năng lực doanh nghiệp và đặc điểm ngành, mới là nguồn giải thích chính cho sự khác biệt. Luận án mở rộng dòng nghiên cứu này qua Nghiên cứu phân tích tổng hợp, một phân tích tổng hợp ba tầng theo giao thức PRISMA 2020 với k = 238 nghiên cứu và K = 288 mức độ ảnh hưởng từ châu Á và Thái Bình Dương. phân tích tổng hợp ước lượng tác động tổng hợp r = 0,074 (khoảng tin cậy 95%: 0,060; 0,088), với I² = 62,4%, tái lập và mở rộng mức cơ sở trước đó (r = 0,07, k = 113). Kiểm định khác biệt giữa các chế độ ICRV có ý nghĩa thống kê (Q_M = 17,35, df = 4, p = 0,002), xác nhận rằng dải biến thiên thể chế là một nguồn dị biệt thực chất, dù khác biệt từng cặp phần nào phản ánh thành phần nghiên cứu đơn quốc gia so với đa quốc gia. phân tích tổng hợp cũng phát hiện thiên lệch xuất bản đáng kể: phương pháp trim-and-fill bổ khuyết 58 nghiên cứu còn thiếu, kéo tác động tổng hợp điều chỉnh xuống r = 0,035, vẫn dương nhưng bị suy giảm. Kết quả này vừa xác nhận tác động dương nhỏ và bền vững, vừa nhấn mạnh rằng giá trị thực sự của nghiên cứu I-P nằm ở việc giải thích dị biệt, chứ không phải ở việc đo lại hiệu ứng trung bình.</w:t>
+        <w:t xml:space="preserve">Tổng kết bằng chứng tổng hợp gợi ra ba kết luận. Tác động trung bình I-P là dương nhưng khiêm tốn, vào khoảng r = 0,04-0,07; mức dị biệt giữa các nghiên cứu thì cực kỳ cao; và các yếu tố điều tiết bối cảnh, nhất là thể chế quốc gia, năng lực doanh nghiệp và đặc điểm ngành, mới là nguồn giải thích chính cho sự khác biệt. Luận án mở rộng dòng nghiên cứu này qua Nghiên cứu phân tích tổng hợp, một phân tích tổng hợp ba tầng theo giao thức PRISMA 2020 với k = 238 nghiên cứu và K = 288 mức độ ảnh hưởng từ 49 nền kinh tế trên toàn cầu (đa số thuộc châu Á – Thái Bình Dương). phân tích tổng hợp ước lượng tác động tổng hợp r = 0,074 (khoảng tin cậy 95%: 0,060; 0,088), với I² = 62,4%, tái lập và mở rộng mức cơ sở trước đó (r = 0,07, k = 113). Kiểm định khác biệt giữa các chế độ ICRV có ý nghĩa thống kê trên toàn mẫu (Q_M = 17,35, df = 4, p = 0,002) nhưng</w:t>
+      </w:r>
+      <w:r>
+        <w:t xml:space="preserve"> </w:t>
+      </w:r>
+      <w:r>
+        <w:rPr>
+          <w:bCs/>
+          <w:b/>
+        </w:rPr>
+        <w:t xml:space="preserve">không bền vững</w:t>
+      </w:r>
+      <w:r>
+        <w:t xml:space="preserve">: kiểm định nhạy cảm bỏ ô Frontier (k = 3) đưa omnibus về không có ý nghĩa (Q_M = 1,49, p = 0,68), cho thấy ở cấp văn liệu điều tiết thể chế trực tiếp (chủ hiệu ứng phân nhóm) là yếu. Tính ngữ cảnh thể chế của quan hệ I-P do đó được luận án kiểm định mạnh hơn ở cấp doanh nghiệp qua tương tác có điều kiện (Chương 4), nơi vai trò điều tiết của chế độ thể chế bộc lộ robust. phân tích tổng hợp cũng phát hiện thiên lệch xuất bản đáng kể: phương pháp trim-and-fill bổ khuyết 58 nghiên cứu còn thiếu, kéo tác động tổng hợp điều chỉnh xuống r = 0,035, vẫn dương nhưng bị suy giảm. Kết quả này vừa xác nhận tác động dương nhỏ và bền vững, vừa nhấn mạnh rằng giá trị thực sự của nghiên cứu I-P nằm ở việc giải thích dị biệt, chứ không phải ở việc đo lại hiệu ứng trung bình.</w:t>
       </w:r>
     </w:p>
     <w:bookmarkEnd w:id="56"/>
@@ -27327,7 +27340,7 @@
         <w:pStyle w:val="FirstParagraph"/>
       </w:pPr>
       <w:r>
-        <w:t xml:space="preserve">Kiểm định điều tiết theo nhóm chế độ thể chế ICRV cho kết quả có ý nghĩa thống kê:</w:t>
+        <w:t xml:space="preserve">Kiểm định điều tiết theo nhóm chế độ thể chế ICRV cho kết quả có ý nghĩa thống kê trên toàn mẫu:</w:t>
       </w:r>
     </w:p>
     <w:p>
@@ -27449,7 +27462,60 @@
         <w:pStyle w:val="FirstParagraph"/>
       </w:pPr>
       <w:r>
-        <w:t xml:space="preserve">Kết quả này xác nhận chế độ thể chế, được phân loại từ nhóm tiên tiến dẫn dắt bằng đổi mới đến nhóm đảo nhỏ Thái Bình Dương, là một yếu tố điều tiết thực sự có ý nghĩa cho quan hệ gộp I-P. Việc</w:t>
+        <w:t xml:space="preserve">Tuy vậy, kết quả omnibus này cần diễn giải thận trọng vì</w:t>
+      </w:r>
+      <w:r>
+        <w:t xml:space="preserve"> </w:t>
+      </w:r>
+      <w:r>
+        <w:rPr>
+          <w:bCs/>
+          <w:b/>
+        </w:rPr>
+        <w:t xml:space="preserve">không bền vững</w:t>
+      </w:r>
+      <w:r>
+        <w:t xml:space="preserve">: như trình bày dưới đây, toàn bộ ý nghĩa thống kê do một ô nhỏ duy nhất (Frontier,</w:t>
+      </w:r>
+      <w:r>
+        <w:t xml:space="preserve"> </w:t>
+      </w:r>
+      <m:oMath>
+        <m:r>
+          <m:t>K</m:t>
+        </m:r>
+        <m:r>
+          <m:rPr>
+            <m:sty m:val="p"/>
+          </m:rPr>
+          <m:t>=</m:t>
+        </m:r>
+        <m:r>
+          <m:t>3</m:t>
+        </m:r>
+      </m:oMath>
+      <w:r>
+        <w:t xml:space="preserve">) tạo ra, và kiểm định nhạy cảm bỏ ô này — ước lượng lại trên bốn chế độ đông dữ liệu (I/II/III/MX,</w:t>
+      </w:r>
+      <w:r>
+        <w:t xml:space="preserve"> </w:t>
+      </w:r>
+      <m:oMath>
+        <m:r>
+          <m:t>K</m:t>
+        </m:r>
+        <m:r>
+          <m:rPr>
+            <m:sty m:val="p"/>
+          </m:rPr>
+          <m:t>=</m:t>
+        </m:r>
+        <m:r>
+          <m:t>285</m:t>
+        </m:r>
+      </m:oMath>
+      <w:r>
+        <w:t xml:space="preserve">) — đưa</w:t>
       </w:r>
       <w:r>
         <w:t xml:space="preserve"> </w:t>
@@ -27472,9 +27538,70 @@
         <w:t xml:space="preserve"> </w:t>
       </w:r>
       <w:r>
-        <w:t xml:space="preserve">vượt ngưỡng tới hạn (</w:t>
+        <w:t xml:space="preserve">về không có ý nghĩa (</w:t>
       </w:r>
       <m:oMath>
+        <m:sSub>
+          <m:e>
+            <m:r>
+              <m:t>Q</m:t>
+            </m:r>
+          </m:e>
+          <m:sub>
+            <m:r>
+              <m:t>M</m:t>
+            </m:r>
+          </m:sub>
+        </m:sSub>
+        <m:r>
+          <m:rPr>
+            <m:sty m:val="p"/>
+          </m:rPr>
+          <m:t>=</m:t>
+        </m:r>
+        <m:r>
+          <m:t>1</m:t>
+        </m:r>
+        <m:r>
+          <m:rPr>
+            <m:sty m:val="p"/>
+          </m:rPr>
+          <m:t>,</m:t>
+        </m:r>
+        <m:r>
+          <m:t>49</m:t>
+        </m:r>
+      </m:oMath>
+      <w:r>
+        <w:t xml:space="preserve">,</w:t>
+      </w:r>
+      <w:r>
+        <w:t xml:space="preserve"> </w:t>
+      </w:r>
+      <m:oMath>
+        <m:r>
+          <m:t>d</m:t>
+        </m:r>
+        <m:r>
+          <m:t>f</m:t>
+        </m:r>
+        <m:r>
+          <m:rPr>
+            <m:sty m:val="p"/>
+          </m:rPr>
+          <m:t>=</m:t>
+        </m:r>
+        <m:r>
+          <m:t>3</m:t>
+        </m:r>
+      </m:oMath>
+      <w:r>
+        <w:t xml:space="preserve">,</w:t>
+      </w:r>
+      <w:r>
+        <w:t xml:space="preserve"> </w:t>
+      </w:r>
+      <m:oMath>
         <m:r>
           <m:t>p</m:t>
         </m:r>
@@ -27491,11 +27618,40 @@
           <m:t>,</m:t>
         </m:r>
         <m:r>
-          <m:t>002</m:t>
+          <m:t>68</m:t>
         </m:r>
       </m:oMath>
       <w:r>
-        <w:t xml:space="preserve">) hàm ý rằng khác biệt giữa các nhóm ICRV không thể quy về sai số lấy mẫu.</w:t>
+        <w:t xml:space="preserve">), ngang bằng với cDAI và DPL. Nói cách khác, ở cấp phân tích tổng hợp,</w:t>
+      </w:r>
+      <w:r>
+        <w:t xml:space="preserve"> </w:t>
+      </w:r>
+      <w:r>
+        <w:rPr>
+          <w:bCs/>
+          <w:b/>
+        </w:rPr>
+        <w:t xml:space="preserve">điều tiết thể chế trực tiếp dưới dạng hiệu ứng chính phân nhóm là yếu và không robust</w:t>
+      </w:r>
+      <w:r>
+        <w:t xml:space="preserve">. Đây không phải hạn chế làm suy yếu luận án, mà chính là khoảng trống định hướng cho phần tiếp theo: tính ngữ cảnh thể chế của quan hệ I-P không bộc lộ qua việc gộp chủ hiệu ứng phân nhóm ở cấp văn liệu, mà chỉ hiện ra khi mô hình hóa</w:t>
+      </w:r>
+      <w:r>
+        <w:t xml:space="preserve"> </w:t>
+      </w:r>
+      <w:r>
+        <w:rPr>
+          <w:bCs/>
+          <w:b/>
+        </w:rPr>
+        <w:t xml:space="preserve">có điều kiện (tương tác)</w:t>
+      </w:r>
+      <w:r>
+        <w:t xml:space="preserve"> </w:t>
+      </w:r>
+      <w:r>
+        <w:t xml:space="preserve">ở cấp doanh nghiệp (Mục 4.3).</w:t>
       </w:r>
     </w:p>
     <w:p>
@@ -28184,7 +28340,7 @@
         <w:t xml:space="preserve"> </w:t>
       </w:r>
       <w:r>
-        <w:t xml:space="preserve">chủ yếu đến từ ô Frontier (</w:t>
+        <w:t xml:space="preserve">gần như hoàn toàn đến từ ô Frontier (</w:t>
       </w:r>
       <m:oMath>
         <m:acc>
@@ -28237,7 +28393,126 @@
         </m:r>
       </m:oMath>
       <w:r>
-        <w:t xml:space="preserve">), ô duy nhất có khoảng tin cậy không giao với hiệu ứng gộp. Tuy nhiên ô này chỉ dựa trên ba mức độ ảnh hưởng, trong đó có một giá trị ngoại lai, nên còn mong manh về mặt thống kê. Phát hiện vững chắc của phân tích tổng hợp do đó là sự khác biệt giữa nghiên cứu đơn quốc gia với nghiên cứu đa quốc gia, chứ chưa phải một dải biến thiên đơn điệu theo chất lượng thể chế. Dải biến thiên định hướng này sau đó được xác nhận độc lập bằng dữ liệu sơ cấp trong phân tích đa quốc gia (Mục 4.3).</w:t>
+        <w:t xml:space="preserve">), ô duy nhất có khoảng tin cậy không giao với hiệu ứng gộp. Ô này chỉ dựa trên ba mức độ ảnh hưởng, trong đó có một giá trị ngoại lai, nên rất mong manh về mặt thống kê; kiểm định nhạy cảm bỏ ô Frontier đưa omnibus liên nhóm về</w:t>
+      </w:r>
+      <w:r>
+        <w:t xml:space="preserve"> </w:t>
+      </w:r>
+      <m:oMath>
+        <m:sSub>
+          <m:e>
+            <m:r>
+              <m:t>Q</m:t>
+            </m:r>
+          </m:e>
+          <m:sub>
+            <m:r>
+              <m:t>M</m:t>
+            </m:r>
+          </m:sub>
+        </m:sSub>
+        <m:r>
+          <m:rPr>
+            <m:sty m:val="p"/>
+          </m:rPr>
+          <m:t>=</m:t>
+        </m:r>
+        <m:r>
+          <m:t>1</m:t>
+        </m:r>
+        <m:r>
+          <m:rPr>
+            <m:sty m:val="p"/>
+          </m:rPr>
+          <m:t>,</m:t>
+        </m:r>
+        <m:r>
+          <m:t>49</m:t>
+        </m:r>
+      </m:oMath>
+      <w:r>
+        <w:t xml:space="preserve"> </w:t>
+      </w:r>
+      <w:r>
+        <w:t xml:space="preserve">(</w:t>
+      </w:r>
+      <m:oMath>
+        <m:r>
+          <m:t>d</m:t>
+        </m:r>
+        <m:r>
+          <m:t>f</m:t>
+        </m:r>
+        <m:r>
+          <m:rPr>
+            <m:sty m:val="p"/>
+          </m:rPr>
+          <m:t>=</m:t>
+        </m:r>
+        <m:r>
+          <m:t>3</m:t>
+        </m:r>
+      </m:oMath>
+      <w:r>
+        <w:t xml:space="preserve">,</w:t>
+      </w:r>
+      <w:r>
+        <w:t xml:space="preserve"> </w:t>
+      </w:r>
+      <m:oMath>
+        <m:r>
+          <m:t>p</m:t>
+        </m:r>
+        <m:r>
+          <m:rPr>
+            <m:sty m:val="p"/>
+          </m:rPr>
+          <m:t>=</m:t>
+        </m:r>
+        <m:r>
+          <m:rPr>
+            <m:sty m:val="p"/>
+          </m:rPr>
+          <m:t>,</m:t>
+        </m:r>
+        <m:r>
+          <m:t>68</m:t>
+        </m:r>
+      </m:oMath>
+      <w:r>
+        <w:t xml:space="preserve">) — không có ý nghĩa. Do đó phân tích tổng hợp</w:t>
+      </w:r>
+      <w:r>
+        <w:t xml:space="preserve"> </w:t>
+      </w:r>
+      <w:r>
+        <w:rPr>
+          <w:bCs/>
+          <w:b/>
+        </w:rPr>
+        <w:t xml:space="preserve">không</w:t>
+      </w:r>
+      <w:r>
+        <w:t xml:space="preserve"> </w:t>
+      </w:r>
+      <w:r>
+        <w:t xml:space="preserve">cung cấp bằng chứng robust về một dải biến thiên thể chế đơn điệu, cũng không về điều tiết thể chế trực tiếp nói chung; điều vững chắc duy nhất là hiệu ứng I-P dương nhỏ tương đối đồng nhất giữa các chế độ đông dữ liệu. Khoảng trống này được lấp ở cấp doanh nghiệp: phân tích đa quốc gia (Mục 4.3) cho thấy ICRV điều tiết quan hệ I-P một cách</w:t>
+      </w:r>
+      <w:r>
+        <w:t xml:space="preserve"> </w:t>
+      </w:r>
+      <w:r>
+        <w:rPr>
+          <w:bCs/>
+          <w:b/>
+        </w:rPr>
+        <w:t xml:space="preserve">có điều kiện</w:t>
+      </w:r>
+      <w:r>
+        <w:t xml:space="preserve"> </w:t>
+      </w:r>
+      <w:r>
+        <w:t xml:space="preserve">(qua các số hạng tương tác FSTS×ICRV và FSTS²×ICRV), tức là tính ngữ cảnh thể chế chỉ bộc lộ khi được mô hình hóa dưới dạng tương tác, chứ không phải dưới dạng so sánh chủ hiệu ứng phân nhóm ở cấp văn liệu.</w:t>
       </w:r>
     </w:p>
     <w:p>
@@ -28453,27 +28728,51 @@
         </m:r>
       </m:oMath>
       <w:r>
-        <w:t xml:space="preserve">). Các kết quả không có ý nghĩa này có thể phản ánh hạn chế về công suất ở cấp phân tích tổng hợp với</w:t>
-      </w:r>
-      <w:r>
-        <w:t xml:space="preserve"> </w:t>
-      </w:r>
-      <m:oMath>
-        <m:r>
-          <m:t>k</m:t>
-        </m:r>
-        <m:r>
-          <m:rPr>
-            <m:sty m:val="p"/>
-          </m:rPr>
-          <m:t>=</m:t>
-        </m:r>
-        <m:r>
-          <m:t>238</m:t>
-        </m:r>
-      </m:oMath>
-      <w:r>
-        <w:t xml:space="preserve">, đồng thời để ngỏ việc kiểm định vai trò số ở cấp doanh nghiệp cho phân tích đa quốc gia.</w:t>
+        <w:t xml:space="preserve">). Như vậy, giống ICRV, các yếu tố số ở cấp quốc gia cũng không dịch chuyển quan hệ I-P dưới dạng</w:t>
+      </w:r>
+      <w:r>
+        <w:t xml:space="preserve"> </w:t>
+      </w:r>
+      <w:r>
+        <w:rPr>
+          <w:bCs/>
+          <w:b/>
+        </w:rPr>
+        <w:t xml:space="preserve">chủ hiệu ứng điều tiết</w:t>
+      </w:r>
+      <w:r>
+        <w:t xml:space="preserve"> </w:t>
+      </w:r>
+      <w:r>
+        <w:t xml:space="preserve">ở cấp văn liệu. Mẫu hình thống nhất này — không một chủ hiệu ứng điều tiết nào (thể chế hay số) robust ở cấp tổng hợp — chính là cơ sở để chuyển sang đặc tả</w:t>
+      </w:r>
+      <w:r>
+        <w:t xml:space="preserve"> </w:t>
+      </w:r>
+      <w:r>
+        <w:rPr>
+          <w:bCs/>
+          <w:b/>
+        </w:rPr>
+        <w:t xml:space="preserve">có điều kiện</w:t>
+      </w:r>
+      <w:r>
+        <w:t xml:space="preserve">: vai trò số chỉ được kỳ vọng bộc lộ khi tương tác với bối cảnh thể chế (cơ chế</w:t>
+      </w:r>
+      <w:r>
+        <w:t xml:space="preserve"> </w:t>
+      </w:r>
+      <w:r>
+        <w:t xml:space="preserve">“</w:t>
+      </w:r>
+      <w:r>
+        <w:t xml:space="preserve">thay thế số cho thể chế</w:t>
+      </w:r>
+      <w:r>
+        <w:t xml:space="preserve">”</w:t>
+      </w:r>
+      <w:r>
+        <w:t xml:space="preserve">, DAI×ICRV), điều được kiểm định trực tiếp ở cấp doanh nghiệp trong phân tích đa quốc gia và là đóng góp thực nghiệm cốt lõi của luận án.</w:t>
       </w:r>
     </w:p>
     <w:bookmarkEnd w:id="114"/>
@@ -29847,7 +30146,79 @@
         <w:pStyle w:val="BodyText"/>
       </w:pPr>
       <w:r>
-        <w:t xml:space="preserve">Kiểm định điều tiết tổng thể về ICRV trong phân tích đa quốc gia nhất quán với kết quả phân tích tổng hợp ở phân tích tổng hợp (</w:t>
+        <w:t xml:space="preserve">Điều quan trọng cần làm rõ là quan hệ giữa hai cấp bằng chứng. Điều tiết thể chế ở cấp doanh nghiệp — qua hai số hạng tương tác FSTS×ICRV và FSTS²×ICRV (đều</w:t>
+      </w:r>
+      <w:r>
+        <w:t xml:space="preserve"> </w:t>
+      </w:r>
+      <m:oMath>
+        <m:r>
+          <m:t>p</m:t>
+        </m:r>
+        <m:r>
+          <m:rPr>
+            <m:sty m:val="p"/>
+          </m:rPr>
+          <m:t>&lt;</m:t>
+        </m:r>
+        <m:r>
+          <m:rPr>
+            <m:sty m:val="p"/>
+          </m:rPr>
+          <m:t>,</m:t>
+        </m:r>
+        <m:r>
+          <m:t>001</m:t>
+        </m:r>
+      </m:oMath>
+      <w:r>
+        <w:t xml:space="preserve">) — là</w:t>
+      </w:r>
+      <w:r>
+        <w:t xml:space="preserve"> </w:t>
+      </w:r>
+      <w:r>
+        <w:rPr>
+          <w:bCs/>
+          <w:b/>
+        </w:rPr>
+        <w:t xml:space="preserve">robust</w:t>
+      </w:r>
+      <w:r>
+        <w:t xml:space="preserve"> </w:t>
+      </w:r>
+      <w:r>
+        <w:t xml:space="preserve">và là kết quả trọng tâm của phân tích đa quốc gia. Trong khi đó, điều tiết thể chế ở cấp văn liệu (omnibus phân nhóm ICRV trong phân tích tổng hợp) lại</w:t>
+      </w:r>
+      <w:r>
+        <w:t xml:space="preserve"> </w:t>
+      </w:r>
+      <w:r>
+        <w:rPr>
+          <w:bCs/>
+          <w:b/>
+        </w:rPr>
+        <w:t xml:space="preserve">không bền vững</w:t>
+      </w:r>
+      <w:r>
+        <w:t xml:space="preserve">: như đã chỉ ra ở Mục 4.2.3, bỏ ô Frontier (</w:t>
+      </w:r>
+      <m:oMath>
+        <m:r>
+          <m:t>K</m:t>
+        </m:r>
+        <m:r>
+          <m:rPr>
+            <m:sty m:val="p"/>
+          </m:rPr>
+          <m:t>=</m:t>
+        </m:r>
+        <m:r>
+          <m:t>3</m:t>
+        </m:r>
+      </m:oMath>
+      <w:r>
+        <w:t xml:space="preserve">) thì omnibus về không có ý nghĩa (</w:t>
       </w:r>
       <m:oMath>
         <m:sSub>
@@ -29869,7 +30240,7 @@
           <m:t>=</m:t>
         </m:r>
         <m:r>
-          <m:t>17</m:t>
+          <m:t>1</m:t>
         </m:r>
         <m:r>
           <m:rPr>
@@ -29878,7 +30249,7 @@
           <m:t>,</m:t>
         </m:r>
         <m:r>
-          <m:t>35</m:t>
+          <m:t>49</m:t>
         </m:r>
       </m:oMath>
       <w:r>
@@ -29904,11 +30275,24 @@
           <m:t>,</m:t>
         </m:r>
         <m:r>
-          <m:t>002</m:t>
+          <m:t>68</m:t>
         </m:r>
       </m:oMath>
       <w:r>
-        <w:t xml:space="preserve">). Hai nguồn bằng chứng độc lập, một từ phân tích tổng hợp 238 nghiên cứu và một từ dữ liệu sơ cấp 45 nền kinh tế, cùng chỉ ra dải biến thiên ICRV, tạo nên một sự xác nhận chéo độc lập có giá trị.</w:t>
+        <w:t xml:space="preserve">). Hai cấp phân tích vì vậy</w:t>
+      </w:r>
+      <w:r>
+        <w:t xml:space="preserve"> </w:t>
+      </w:r>
+      <w:r>
+        <w:rPr>
+          <w:bCs/>
+          <w:b/>
+        </w:rPr>
+        <w:t xml:space="preserve">bổ sung chứ không trùng lặp</w:t>
+      </w:r>
+      <w:r>
+        <w:t xml:space="preserve">: đặc tả có điều kiện (tương tác) ở cấp doanh nghiệp làm lộ ra vai trò điều tiết của chế độ thể chế mà việc gộp chủ hiệu ứng phân nhóm ở cấp tổng hợp không phát hiện được một cách robust. Đây chính là giá trị gia tăng cốt lõi của phân tích sơ cấp 45 nền kinh tế so với tổng hợp văn liệu hiện có, và là lý do biện minh cho việc luận án không dừng ở meta-analysis mà tiến đến mô hình hóa tương tác ở cấp vi mô.</w:t>
       </w:r>
     </w:p>
     <w:bookmarkEnd w:id="118"/>
@@ -36647,94 +37031,7 @@
               <w:jc w:val="left"/>
             </w:pPr>
             <w:r>
-              <w:t xml:space="preserve">Xác nhận:</w:t>
-            </w:r>
-            <w:r>
-              <w:t xml:space="preserve"> </w:t>
-            </w:r>
-            <m:oMath>
-              <m:sSub>
-                <m:e>
-                  <m:r>
-                    <m:t>Q</m:t>
-                  </m:r>
-                </m:e>
-                <m:sub>
-                  <m:r>
-                    <m:t>M</m:t>
-                  </m:r>
-                </m:sub>
-              </m:sSub>
-              <m:r>
-                <m:rPr>
-                  <m:sty m:val="p"/>
-                </m:rPr>
-                <m:t>=</m:t>
-              </m:r>
-              <m:r>
-                <m:t>17</m:t>
-              </m:r>
-              <m:r>
-                <m:rPr>
-                  <m:sty m:val="p"/>
-                </m:rPr>
-                <m:t>,</m:t>
-              </m:r>
-              <m:r>
-                <m:t>35</m:t>
-              </m:r>
-            </m:oMath>
-            <w:r>
-              <w:t xml:space="preserve"> </w:t>
-            </w:r>
-            <w:r>
-              <w:t xml:space="preserve">(</w:t>
-            </w:r>
-            <m:oMath>
-              <m:r>
-                <m:t>d</m:t>
-              </m:r>
-              <m:r>
-                <m:t>f</m:t>
-              </m:r>
-              <m:r>
-                <m:rPr>
-                  <m:sty m:val="p"/>
-                </m:rPr>
-                <m:t>=</m:t>
-              </m:r>
-              <m:r>
-                <m:t>4</m:t>
-              </m:r>
-            </m:oMath>
-            <w:r>
-              <w:t xml:space="preserve">,</w:t>
-            </w:r>
-            <w:r>
-              <w:t xml:space="preserve"> </w:t>
-            </w:r>
-            <m:oMath>
-              <m:r>
-                <m:t>p</m:t>
-              </m:r>
-              <m:r>
-                <m:rPr>
-                  <m:sty m:val="p"/>
-                </m:rPr>
-                <m:t>=</m:t>
-              </m:r>
-              <m:r>
-                <m:rPr>
-                  <m:sty m:val="p"/>
-                </m:rPr>
-                <m:t>,</m:t>
-              </m:r>
-              <m:r>
-                <m:t>002</m:t>
-              </m:r>
-            </m:oMath>
-            <w:r>
-              <w:t xml:space="preserve">) từ phân tích tổng hợp và tương tác M10 từ phân tích đa quốc gia (FSTS×ICRV</w:t>
+              <w:t xml:space="preserve">Xác nhận ở cấp doanh nghiệp qua tương tác có điều kiện M10 (FSTS×ICRV</w:t>
             </w:r>
             <w:r>
               <w:t xml:space="preserve"> </w:t>
@@ -36847,7 +37144,148 @@
               </m:r>
             </m:oMath>
             <w:r>
-              <w:t xml:space="preserve">); cơ chế là độ cong/biên độ (sâu dần khi thể chế suy giảm), không phải dịch chuyển điểm uốn đơn điệu</w:t>
+              <w:t xml:space="preserve">). Ở cấp phân tích tổng hợp, omnibus ICRV</w:t>
+            </w:r>
+            <w:r>
+              <w:t xml:space="preserve"> </w:t>
+            </w:r>
+            <w:r>
+              <w:rPr>
+                <w:bCs/>
+                <w:b/>
+              </w:rPr>
+              <w:t xml:space="preserve">không bền vững</w:t>
+            </w:r>
+            <w:r>
+              <w:t xml:space="preserve"> </w:t>
+            </w:r>
+            <w:r>
+              <w:t xml:space="preserve">(</w:t>
+            </w:r>
+            <m:oMath>
+              <m:sSub>
+                <m:e>
+                  <m:r>
+                    <m:t>Q</m:t>
+                  </m:r>
+                </m:e>
+                <m:sub>
+                  <m:r>
+                    <m:t>M</m:t>
+                  </m:r>
+                </m:sub>
+              </m:sSub>
+              <m:r>
+                <m:rPr>
+                  <m:sty m:val="p"/>
+                </m:rPr>
+                <m:t>=</m:t>
+              </m:r>
+              <m:r>
+                <m:t>17</m:t>
+              </m:r>
+              <m:r>
+                <m:rPr>
+                  <m:sty m:val="p"/>
+                </m:rPr>
+                <m:t>,</m:t>
+              </m:r>
+              <m:r>
+                <m:t>35</m:t>
+              </m:r>
+            </m:oMath>
+            <w:r>
+              <w:t xml:space="preserve"> </w:t>
+            </w:r>
+            <w:r>
+              <w:t xml:space="preserve">nhưng bỏ ô Frontier</w:t>
+            </w:r>
+            <w:r>
+              <w:t xml:space="preserve"> </w:t>
+            </w:r>
+            <m:oMath>
+              <m:r>
+                <m:t>K</m:t>
+              </m:r>
+              <m:r>
+                <m:rPr>
+                  <m:sty m:val="p"/>
+                </m:rPr>
+                <m:t>=</m:t>
+              </m:r>
+              <m:r>
+                <m:t>3</m:t>
+              </m:r>
+            </m:oMath>
+            <w:r>
+              <w:t xml:space="preserve"> </w:t>
+            </w:r>
+            <w:r>
+              <w:t xml:space="preserve">→</w:t>
+            </w:r>
+            <w:r>
+              <w:t xml:space="preserve"> </w:t>
+            </w:r>
+            <m:oMath>
+              <m:sSub>
+                <m:e>
+                  <m:r>
+                    <m:t>Q</m:t>
+                  </m:r>
+                </m:e>
+                <m:sub>
+                  <m:r>
+                    <m:t>M</m:t>
+                  </m:r>
+                </m:sub>
+              </m:sSub>
+              <m:r>
+                <m:rPr>
+                  <m:sty m:val="p"/>
+                </m:rPr>
+                <m:t>=</m:t>
+              </m:r>
+              <m:r>
+                <m:t>1</m:t>
+              </m:r>
+              <m:r>
+                <m:rPr>
+                  <m:sty m:val="p"/>
+                </m:rPr>
+                <m:t>,</m:t>
+              </m:r>
+              <m:r>
+                <m:t>49</m:t>
+              </m:r>
+            </m:oMath>
+            <w:r>
+              <w:t xml:space="preserve">,</w:t>
+            </w:r>
+            <w:r>
+              <w:t xml:space="preserve"> </w:t>
+            </w:r>
+            <m:oMath>
+              <m:r>
+                <m:t>p</m:t>
+              </m:r>
+              <m:r>
+                <m:rPr>
+                  <m:sty m:val="p"/>
+                </m:rPr>
+                <m:t>=</m:t>
+              </m:r>
+              <m:r>
+                <m:rPr>
+                  <m:sty m:val="p"/>
+                </m:rPr>
+                <m:t>,</m:t>
+              </m:r>
+              <m:r>
+                <m:t>68</m:t>
+              </m:r>
+            </m:oMath>
+            <w:r>
+              <w:t xml:space="preserve">): điều tiết thể chế chỉ bộc lộ robust khi mô hình hóa tương tác, không phải khi so sánh chủ hiệu ứng phân nhóm. Cơ chế là độ cong/biên độ (sâu dần khi thể chế suy giảm), không phải dịch chuyển điểm uốn đơn điệu</w:t>
             </w:r>
           </w:p>
         </w:tc>
@@ -37787,10 +38225,7 @@
         <w:t xml:space="preserve">dải biến thiên ICRV (Institutional Context Regime Variation, biến thiên chế độ bối cảnh thể chế)</w:t>
       </w:r>
       <w:r>
-        <w:t xml:space="preserve">: cùng một mức độ quốc tế hóa (FSTS) lại mang lại hiệu quả rất khác nhau, tùy vào chế độ thể chế mà doanh nghiệp hoạt động. Hai nguồn bằng chứng độc lập cùng chỉ về một kết luận, đó là phân tích tổng hợp (phân tích tổng hợp,</w:t>
-      </w:r>
-      <w:r>
-        <w:t xml:space="preserve"> </w:t>
+        <w:t xml:space="preserve">: cùng một mức độ quốc tế hóa (FSTS) lại mang lại hiệu quả rất khác nhau, tùy vào chế độ thể chế mà doanh nghiệp hoạt động. Hai nguồn bằng chứng bổ sung cho nhau cùng chỉ về vai trò quyết định của chế độ thể chế, song ở hai cấp độ khác nhau. Ở cấp tổng hợp, phân tích tổng hợp xác nhận chế độ thể chế là yếu tố điều tiết có ý nghĩa của quan hệ gộp I-P (</w:t>
       </w:r>
       <m:oMath>
         <m:sSub>
@@ -37874,7 +38309,143 @@
         </m:r>
       </m:oMath>
       <w:r>
-        <w:t xml:space="preserve">) và phân tích dữ liệu sơ cấp toàn mẫu (phân tích đa quốc gia,</w:t>
+        <w:t xml:space="preserve">), tức các chế độ</w:t>
+      </w:r>
+      <w:r>
+        <w:t xml:space="preserve"> </w:t>
+      </w:r>
+      <w:r>
+        <w:rPr>
+          <w:bCs/>
+          <w:b/>
+        </w:rPr>
+        <w:t xml:space="preserve">khác biệt</w:t>
+      </w:r>
+      <w:r>
+        <w:t xml:space="preserve"> </w:t>
+      </w:r>
+      <w:r>
+        <w:t xml:space="preserve">nhau; bản thân kiểm định này chưa xác lập một dải biến thiên đơn điệu theo chất lượng thể chế, và thực ra</w:t>
+      </w:r>
+      <w:r>
+        <w:t xml:space="preserve"> </w:t>
+      </w:r>
+      <w:r>
+        <w:rPr>
+          <w:bCs/>
+          <w:b/>
+        </w:rPr>
+        <w:t xml:space="preserve">không bền vững</w:t>
+      </w:r>
+      <w:r>
+        <w:t xml:space="preserve">: ý nghĩa</w:t>
+      </w:r>
+      <w:r>
+        <w:t xml:space="preserve"> </w:t>
+      </w:r>
+      <m:oMath>
+        <m:sSub>
+          <m:e>
+            <m:r>
+              <m:t>Q</m:t>
+            </m:r>
+          </m:e>
+          <m:sub>
+            <m:r>
+              <m:t>M</m:t>
+            </m:r>
+          </m:sub>
+        </m:sSub>
+      </m:oMath>
+      <w:r>
+        <w:t xml:space="preserve"> </w:t>
+      </w:r>
+      <w:r>
+        <w:t xml:space="preserve">gần như hoàn toàn do ô Frontier mỏng (k = 3) tạo ra, bỏ ô này thì omnibus về không có ý nghĩa (</w:t>
+      </w:r>
+      <m:oMath>
+        <m:sSub>
+          <m:e>
+            <m:r>
+              <m:t>Q</m:t>
+            </m:r>
+          </m:e>
+          <m:sub>
+            <m:r>
+              <m:t>M</m:t>
+            </m:r>
+          </m:sub>
+        </m:sSub>
+        <m:r>
+          <m:rPr>
+            <m:sty m:val="p"/>
+          </m:rPr>
+          <m:t>=</m:t>
+        </m:r>
+        <m:r>
+          <m:t>1</m:t>
+        </m:r>
+        <m:r>
+          <m:rPr>
+            <m:sty m:val="p"/>
+          </m:rPr>
+          <m:t>,</m:t>
+        </m:r>
+        <m:r>
+          <m:t>49</m:t>
+        </m:r>
+      </m:oMath>
+      <w:r>
+        <w:t xml:space="preserve">,</w:t>
+      </w:r>
+      <w:r>
+        <w:t xml:space="preserve"> </w:t>
+      </w:r>
+      <m:oMath>
+        <m:r>
+          <m:t>d</m:t>
+        </m:r>
+        <m:r>
+          <m:t>f</m:t>
+        </m:r>
+        <m:r>
+          <m:rPr>
+            <m:sty m:val="p"/>
+          </m:rPr>
+          <m:t>=</m:t>
+        </m:r>
+        <m:r>
+          <m:t>3</m:t>
+        </m:r>
+      </m:oMath>
+      <w:r>
+        <w:t xml:space="preserve">,</w:t>
+      </w:r>
+      <w:r>
+        <w:t xml:space="preserve"> </w:t>
+      </w:r>
+      <m:oMath>
+        <m:r>
+          <m:t>p</m:t>
+        </m:r>
+        <m:r>
+          <m:rPr>
+            <m:sty m:val="p"/>
+          </m:rPr>
+          <m:t>=</m:t>
+        </m:r>
+        <m:r>
+          <m:rPr>
+            <m:sty m:val="p"/>
+          </m:rPr>
+          <m:t>,</m:t>
+        </m:r>
+        <m:r>
+          <m:t>68</m:t>
+        </m:r>
+      </m:oMath>
+      <w:r>
+        <w:t xml:space="preserve">). Hình dạng cụ thể của dải biến thiên được xác lập độc lập bằng dữ liệu sơ cấp toàn mẫu (phân tích đa quốc gia,</w:t>
       </w:r>
       <w:r>
         <w:t xml:space="preserve"> </w:t>
@@ -40912,7 +41483,7 @@
         <w:pStyle w:val="FirstParagraph"/>
       </w:pPr>
       <w:r>
-        <w:t xml:space="preserve">Về lý thuyết, luận án đóng góp vào ba dòng nghiên cứu. Với dòng phân tích tổng hợp về quan hệ I-P, luận án phân tách cấu trúc dị biệt và xác định ICRV như một yếu tố điều tiết có ý nghĩa. Với dòng nghiên cứu về năng lực số, luận án làm rõ rằng DAI là nguồn lực tình huống chứ không phải năng lực nền tảng. Và với dòng nghiên cứu về quốc tế hóa và các nền kinh tế đảo nhỏ, luận án đặt tên cùng cung cấp bằng chứng đầu tiên cho FIP.</w:t>
+        <w:t xml:space="preserve">Về lý thuyết, luận án đóng góp vào ba dòng nghiên cứu. Với dòng phân tích tổng hợp về quan hệ I-P, luận án phân tách cấu trúc dị biệt và cho thấy điều tiết thể chế trực tiếp ở cấp văn liệu là yếu/không bền vững, trong khi vai trò điều tiết của ICRV chỉ bộc lộ robust ở cấp doanh nghiệp qua tương tác có điều kiện. Với dòng nghiên cứu về năng lực số, luận án làm rõ rằng DAI là nguồn lực tình huống chứ không phải năng lực nền tảng. Và với dòng nghiên cứu về quốc tế hóa và các nền kinh tế đảo nhỏ, luận án đặt tên cùng cung cấp bằng chứng đầu tiên cho FIP.</w:t>
       </w:r>
     </w:p>
     <w:p>

--- a/dist/luan_an_ctu/LUAN_AN_FULL_vi.docx
+++ b/dist/luan_an_ctu/LUAN_AN_FULL_vi.docx
@@ -42090,7 +42090,7 @@
           <w:bCs/>
           <w:b/>
         </w:rPr>
-        <w:t xml:space="preserve">(6), 537-543.</w:t>
+        <w:t xml:space="preserve">(6), 537–543.</w:t>
       </w:r>
       <w:r>
         <w:t xml:space="preserve"> </w:t>
@@ -42141,7 +42141,7 @@
           <w:bCs/>
           <w:b/>
         </w:rPr>
-        <w:t xml:space="preserve">(1), 1-31.</w:t>
+        <w:t xml:space="preserve">(1), 1–31.</w:t>
       </w:r>
       <w:r>
         <w:t xml:space="preserve"> </w:t>
@@ -42192,7 +42192,7 @@
           <w:bCs/>
           <w:b/>
         </w:rPr>
-        <w:t xml:space="preserve">(5), 535-551.</w:t>
+        <w:t xml:space="preserve">(5), 535–551.</w:t>
       </w:r>
       <w:r>
         <w:t xml:space="preserve"> </w:t>
@@ -42243,7 +42243,7 @@
           <w:bCs/>
           <w:b/>
         </w:rPr>
-        <w:t xml:space="preserve">(3), 595-613.</w:t>
+        <w:t xml:space="preserve">(3), 595–613.</w:t>
       </w:r>
       <w:r>
         <w:t xml:space="preserve"> </w:t>
@@ -42341,7 +42341,7 @@
         <w:t xml:space="preserve">Eurasian Business Review, 14</w:t>
       </w:r>
       <w:r>
-        <w:t xml:space="preserve">(4), 881-915.</w:t>
+        <w:t xml:space="preserve">(4), 881–915.</w:t>
       </w:r>
     </w:p>
     <w:p>
@@ -42383,7 +42383,7 @@
         <w:t xml:space="preserve">Journal of International Business Studies, 50</w:t>
       </w:r>
       <w:r>
-        <w:t xml:space="preserve">(8), 1372-1387.</w:t>
+        <w:t xml:space="preserve">(8), 1372–1387.</w:t>
       </w:r>
     </w:p>
     <w:p>
@@ -42425,7 +42425,7 @@
         <w:t xml:space="preserve">IEEE Transactions on Engineering Management, 71</w:t>
       </w:r>
       <w:r>
-        <w:t xml:space="preserve">, 1-14.</w:t>
+        <w:t xml:space="preserve">, 1–14.</w:t>
       </w:r>
     </w:p>
     <w:p>
@@ -42446,7 +42446,7 @@
         <w:t xml:space="preserve">Managerial and Decision Economics, 43</w:t>
       </w:r>
       <w:r>
-        <w:t xml:space="preserve">(5), 1706-1720.</w:t>
+        <w:t xml:space="preserve">(5), 1706–1720.</w:t>
       </w:r>
     </w:p>
     <w:p>
@@ -42467,7 +42467,7 @@
         <w:t xml:space="preserve">Journal of World Business, 53</w:t>
       </w:r>
       <w:r>
-        <w:t xml:space="preserve">(2), 209-221.</w:t>
+        <w:t xml:space="preserve">(2), 209–221.</w:t>
       </w:r>
     </w:p>
     <w:p>
@@ -42523,7 +42523,7 @@
           <w:bCs/>
           <w:b/>
         </w:rPr>
-        <w:t xml:space="preserve">(1), 56-83.</w:t>
+        <w:t xml:space="preserve">(1), 56–83.</w:t>
       </w:r>
       <w:r>
         <w:t xml:space="preserve"> </w:t>
@@ -42560,7 +42560,7 @@
         <w:t xml:space="preserve">Journal of International Marketing, 29</w:t>
       </w:r>
       <w:r>
-        <w:t xml:space="preserve">(1), 57-76.</w:t>
+        <w:t xml:space="preserve">(1), 57–76.</w:t>
       </w:r>
     </w:p>
     <w:p>
@@ -42581,7 +42581,7 @@
         <w:t xml:space="preserve">Global Strategy Journal, 11</w:t>
       </w:r>
       <w:r>
-        <w:t xml:space="preserve">(1), 58-80.</w:t>
+        <w:t xml:space="preserve">(1), 58–80.</w:t>
       </w:r>
     </w:p>
     <w:p>
@@ -42602,7 +42602,7 @@
         <w:t xml:space="preserve">Journal of Business Research, 122</w:t>
       </w:r>
       <w:r>
-        <w:t xml:space="preserve">, 889-901.</w:t>
+        <w:t xml:space="preserve">, 889–901.</w:t>
       </w:r>
     </w:p>
     <w:p>
@@ -42637,7 +42637,7 @@
           <w:bCs/>
           <w:b/>
         </w:rPr>
-        <w:t xml:space="preserve">(4), 754-799.</w:t>
+        <w:t xml:space="preserve">(4), 754–799.</w:t>
       </w:r>
       <w:r>
         <w:t xml:space="preserve"> </w:t>
@@ -42706,7 +42706,7 @@
           <w:bCs/>
           <w:b/>
         </w:rPr>
-        <w:t xml:space="preserve">(13), 2305-2341.</w:t>
+        <w:t xml:space="preserve">(13), 2305–2341.</w:t>
       </w:r>
       <w:r>
         <w:t xml:space="preserve"> </w:t>
@@ -42757,7 +42757,7 @@
           <w:bCs/>
           <w:b/>
         </w:rPr>
-        <w:t xml:space="preserve">(2), 1-17.</w:t>
+        <w:t xml:space="preserve">(2), 1–17.</w:t>
       </w:r>
       <w:r>
         <w:t xml:space="preserve"> </w:t>
@@ -42804,7 +42804,7 @@
         <w:t xml:space="preserve">Journal of World Business, 47</w:t>
       </w:r>
       <w:r>
-        <w:t xml:space="preserve">(1), 73-80.</w:t>
+        <w:t xml:space="preserve">(1), 73–80.</w:t>
       </w:r>
     </w:p>
     <w:p>
@@ -42825,7 +42825,7 @@
         <w:t xml:space="preserve">Emerging Markets Finance and Trade, 55</w:t>
       </w:r>
       <w:r>
-        <w:t xml:space="preserve">(7), 1455-1471.</w:t>
+        <w:t xml:space="preserve">(7), 1455–1471.</w:t>
       </w:r>
     </w:p>
     <w:p>
@@ -42909,7 +42909,7 @@
         <w:t xml:space="preserve">Journal of International Management, 19</w:t>
       </w:r>
       <w:r>
-        <w:t xml:space="preserve">(2), 118-137.</w:t>
+        <w:t xml:space="preserve">(2), 118–137.</w:t>
       </w:r>
     </w:p>
     <w:p>
@@ -42961,7 +42961,7 @@
         <w:t xml:space="preserve">International Journal of Emerging Markets, 17</w:t>
       </w:r>
       <w:r>
-        <w:t xml:space="preserve">(4), 1085-1106.</w:t>
+        <w:t xml:space="preserve">(4), 1085–1106.</w:t>
       </w:r>
     </w:p>
     <w:p>
@@ -42982,7 +42982,7 @@
         <w:t xml:space="preserve">Journal of Financial and Quantitative Analysis, 46</w:t>
       </w:r>
       <w:r>
-        <w:t xml:space="preserve">(6), 1545-1580.</w:t>
+        <w:t xml:space="preserve">(6), 1545–1580.</w:t>
       </w:r>
     </w:p>
     <w:p>
@@ -43075,7 +43075,7 @@
         <w:t xml:space="preserve">Strategic Management Journal, 22</w:t>
       </w:r>
       <w:r>
-        <w:t xml:space="preserve">(6-7), 565-586.</w:t>
+        <w:t xml:space="preserve">(6-7), 565–586.</w:t>
       </w:r>
     </w:p>
     <w:p>
@@ -43096,7 +43096,7 @@
         <w:t xml:space="preserve">Journal of Business Research, 138</w:t>
       </w:r>
       <w:r>
-        <w:t xml:space="preserve">, 280-294.</w:t>
+        <w:t xml:space="preserve">, 280–294.</w:t>
       </w:r>
     </w:p>
     <w:p>
@@ -43117,7 +43117,7 @@
         <w:t xml:space="preserve">Journal of World Business, 43</w:t>
       </w:r>
       <w:r>
-        <w:t xml:space="preserve">(4), 475-485.</w:t>
+        <w:t xml:space="preserve">(4), 475–485.</w:t>
       </w:r>
     </w:p>
     <w:p>
@@ -43257,7 +43257,7 @@
           <w:bCs/>
           <w:b/>
         </w:rPr>
-        <w:t xml:space="preserve">(4), 678-693.</w:t>
+        <w:t xml:space="preserve">(4), 678–693.</w:t>
       </w:r>
       <w:r>
         <w:t xml:space="preserve"> </w:t>
@@ -43328,7 +43328,7 @@
         <w:t xml:space="preserve">Tạp chí Kinh tế và Phát triển, 311</w:t>
       </w:r>
       <w:r>
-        <w:t xml:space="preserve">, 24-38.</w:t>
+        <w:t xml:space="preserve">, 24–38.</w:t>
       </w:r>
     </w:p>
     <w:p>
@@ -45029,7 +45029,7 @@
         <w:t xml:space="preserve"> </w:t>
       </w:r>
       <w:r>
-        <w:t xml:space="preserve">(March 2026, Special Section, pp. 38-43). Asian Development Bank.</w:t>
+        <w:t xml:space="preserve">(March 2026, Special Section, pp. 38–43). Asian Development Bank.</w:t>
       </w:r>
     </w:p>
     <w:p>
@@ -45116,7 +45116,7 @@
           <w:bCs/>
           <w:b/>
         </w:rPr>
-        <w:t xml:space="preserve">(1), 47-65.</w:t>
+        <w:t xml:space="preserve">(1), 47–65.</w:t>
       </w:r>
       <w:r>
         <w:t xml:space="preserve"> </w:t>
@@ -45404,7 +45404,7 @@
         <w:t xml:space="preserve">Review of Economic Studies, 81</w:t>
       </w:r>
       <w:r>
-        <w:t xml:space="preserve">(2), 572-607. https://doi.org/10.1093/restud/rdt046</w:t>
+        <w:t xml:space="preserve">(2), 572–607. https://doi.org/10.1093/restud/rdt046</w:t>
       </w:r>
     </w:p>
     <w:p>
@@ -45425,7 +45425,7 @@
         <w:t xml:space="preserve">Journal of Management, 17</w:t>
       </w:r>
       <w:r>
-        <w:t xml:space="preserve">(1), 99-120. https://doi.org/10.1177/014920639101700108</w:t>
+        <w:t xml:space="preserve">(1), 99–120. https://doi.org/10.1177/014920639101700108</w:t>
       </w:r>
     </w:p>
     <w:p>
@@ -45446,7 +45446,7 @@
         <w:t xml:space="preserve">Management International Review, 47</w:t>
       </w:r>
       <w:r>
-        <w:t xml:space="preserve">(3), 319-347. https://doi.org/10.1007/s11575-007-0019-z</w:t>
+        <w:t xml:space="preserve">(3), 319–347. https://doi.org/10.1007/s11575-007-0019-z</w:t>
       </w:r>
     </w:p>
     <w:p>
@@ -45467,7 +45467,7 @@
         <w:t xml:space="preserve">Biometrics, 50</w:t>
       </w:r>
       <w:r>
-        <w:t xml:space="preserve">(4), 1088-1101. https://doi.org/10.2307/2533446</w:t>
+        <w:t xml:space="preserve">(4), 1088–1101. https://doi.org/10.2307/2533446</w:t>
       </w:r>
     </w:p>
     <w:p>
@@ -45488,7 +45488,7 @@
         <w:t xml:space="preserve">Asia Pacific Viewpoint, 47</w:t>
       </w:r>
       <w:r>
-        <w:t xml:space="preserve">(1), 1-13. https://doi.org/10.1111/j.1467-8373.2006.00297.x</w:t>
+        <w:t xml:space="preserve">(1), 1–13. https://doi.org/10.1111/j.1467-8373.2006.00297.x</w:t>
       </w:r>
     </w:p>
     <w:p>
@@ -45530,7 +45530,7 @@
         <w:t xml:space="preserve">American Economic Journal: Macroeconomics, 13</w:t>
       </w:r>
       <w:r>
-        <w:t xml:space="preserve">(1), 333-372. https://doi.org/10.1257/mac.20180386</w:t>
+        <w:t xml:space="preserve">(1), 333–372. https://doi.org/10.1257/mac.20180386</w:t>
       </w:r>
     </w:p>
     <w:p>
@@ -45551,7 +45551,7 @@
         <w:t xml:space="preserve">Journal of International Business Studies, 38</w:t>
       </w:r>
       <w:r>
-        <w:t xml:space="preserve">(4), 499-518. https://doi.org/10.1057/palgrave.jibs.8400277</w:t>
+        <w:t xml:space="preserve">(4), 499–518. https://doi.org/10.1057/palgrave.jibs.8400277</w:t>
       </w:r>
     </w:p>
     <w:p>
@@ -45572,7 +45572,7 @@
         <w:t xml:space="preserve">Administrative Science Quarterly, 35</w:t>
       </w:r>
       <w:r>
-        <w:t xml:space="preserve">(1), 128-152. https://doi.org/10.2307/2393553</w:t>
+        <w:t xml:space="preserve">(1), 128–152. https://doi.org/10.2307/2393553</w:t>
       </w:r>
     </w:p>
     <w:p>
@@ -45596,7 +45596,7 @@
         <w:t xml:space="preserve"> </w:t>
       </w:r>
       <w:r>
-        <w:t xml:space="preserve">(Vol. 2, pp. 259-286). Emerald.</w:t>
+        <w:t xml:space="preserve">(Vol. 2, pp. 259–286). Emerald.</w:t>
       </w:r>
     </w:p>
     <w:p>
@@ -45638,7 +45638,7 @@
         <w:t xml:space="preserve">Journal of International Economics, 111</w:t>
       </w:r>
       <w:r>
-        <w:t xml:space="preserve">, 177-189. https://doi.org/10.1016/j.jinteco.2018.01.008</w:t>
+        <w:t xml:space="preserve">, 177–189. https://doi.org/10.1016/j.jinteco.2018.01.008</w:t>
       </w:r>
     </w:p>
     <w:p>
@@ -45659,7 +45659,7 @@
         <w:t xml:space="preserve">Biometrics, 56</w:t>
       </w:r>
       <w:r>
-        <w:t xml:space="preserve">(2), 455-463. https://doi.org/10.1111/j.0006-341X.2000.00455.x</w:t>
+        <w:t xml:space="preserve">(2), 455–463. https://doi.org/10.1111/j.0006-341X.2000.00455.x</w:t>
       </w:r>
     </w:p>
     <w:p>
@@ -45680,7 +45680,7 @@
         <w:t xml:space="preserve">Journal of International Business Studies, 51</w:t>
       </w:r>
       <w:r>
-        <w:t xml:space="preserve">(9), 1609-1620. https://doi.org/10.1057/s41267-020-00374-2</w:t>
+        <w:t xml:space="preserve">(9), 1609–1620. https://doi.org/10.1057/s41267-020-00374-2</w:t>
       </w:r>
     </w:p>
     <w:p>
@@ -45701,7 +45701,7 @@
         <w:t xml:space="preserve">British Medical Journal, 315</w:t>
       </w:r>
       <w:r>
-        <w:t xml:space="preserve">(7109), 629-634. https://doi.org/10.1136/bmj.315.7109.629</w:t>
+        <w:t xml:space="preserve">(7109), 629–634. https://doi.org/10.1136/bmj.315.7109.629</w:t>
       </w:r>
     </w:p>
     <w:p>
@@ -45722,7 +45722,7 @@
         <w:t xml:space="preserve">Strategic Management Journal, 37</w:t>
       </w:r>
       <w:r>
-        <w:t xml:space="preserve">(7), 1177-1195. https://doi.org/10.1002/smj.2399</w:t>
+        <w:t xml:space="preserve">(7), 1177–1195. https://doi.org/10.1002/smj.2399</w:t>
       </w:r>
     </w:p>
     <w:p>
@@ -45764,7 +45764,7 @@
         <w:t xml:space="preserve">Management International Review, 47</w:t>
       </w:r>
       <w:r>
-        <w:t xml:space="preserve">(3), 423-452. https://doi.org/10.1007/s11575-007-0022-4</w:t>
+        <w:t xml:space="preserve">(3), 423–452. https://doi.org/10.1007/s11575-007-0022-4</w:t>
       </w:r>
     </w:p>
     <w:p>
@@ -45785,7 +45785,7 @@
         <w:t xml:space="preserve">Academy of Management Journal, 40</w:t>
       </w:r>
       <w:r>
-        <w:t xml:space="preserve">(4), 767-798. https://doi.org/10.2307/256948</w:t>
+        <w:t xml:space="preserve">(4), 767–798. https://doi.org/10.2307/256948</w:t>
       </w:r>
     </w:p>
     <w:p>
@@ -45806,7 +45806,7 @@
         <w:t xml:space="preserve">Quarterly Journal of Economics, 124</w:t>
       </w:r>
       <w:r>
-        <w:t xml:space="preserve">(4), 1403-1448. https://doi.org/10.1162/qjec.2009.124.4.1403</w:t>
+        <w:t xml:space="preserve">(4), 1403–1448. https://doi.org/10.1162/qjec.2009.124.4.1403</w:t>
       </w:r>
     </w:p>
     <w:p>
@@ -45827,7 +45827,7 @@
         <w:t xml:space="preserve">Multinational Business Review, 11</w:t>
       </w:r>
       <w:r>
-        <w:t xml:space="preserve">(3), 23-49. https://doi.org/10.1108/1525383X200300015</w:t>
+        <w:t xml:space="preserve">(3), 23–49. https://doi.org/10.1108/1525383X200300015</w:t>
       </w:r>
     </w:p>
     <w:p>
@@ -45848,7 +45848,7 @@
         <w:t xml:space="preserve">Journal of World Business, 48</w:t>
       </w:r>
       <w:r>
-        <w:t xml:space="preserve">(1), 1-12. https://doi.org/10.1016/j.jwb.2012.06.001</w:t>
+        <w:t xml:space="preserve">(1), 1–12. https://doi.org/10.1016/j.jwb.2012.06.001</w:t>
       </w:r>
     </w:p>
     <w:p>
@@ -45869,7 +45869,7 @@
         <w:t xml:space="preserve">Journal of International Business Studies, 8</w:t>
       </w:r>
       <w:r>
-        <w:t xml:space="preserve">(1), 23-32. https://doi.org/10.1057/palgrave.jibs.8490676</w:t>
+        <w:t xml:space="preserve">(1), 23–32. https://doi.org/10.1057/palgrave.jibs.8490676</w:t>
       </w:r>
     </w:p>
     <w:p>
@@ -45890,7 +45890,7 @@
         <w:t xml:space="preserve">Journal of International Business Studies, 51</w:t>
       </w:r>
       <w:r>
-        <w:t xml:space="preserve">(4), 577-622. https://doi.org/10.1057/s41267-020-00304-2</w:t>
+        <w:t xml:space="preserve">(4), 577–622. https://doi.org/10.1057/s41267-020-00304-2</w:t>
       </w:r>
     </w:p>
     <w:p>
@@ -45911,7 +45911,7 @@
         <w:t xml:space="preserve">Strategic Management Journal, 37</w:t>
       </w:r>
       <w:r>
-        <w:t xml:space="preserve">(6), 1154-1173. https://doi.org/10.1002/smj.2379</w:t>
+        <w:t xml:space="preserve">(6), 1154–1173. https://doi.org/10.1002/smj.2379</w:t>
       </w:r>
     </w:p>
     <w:p>
@@ -45953,7 +45953,7 @@
         <w:t xml:space="preserve">Journal of International Business Studies, 35</w:t>
       </w:r>
       <w:r>
-        <w:t xml:space="preserve">(2), 124-141. https://doi.org/10.1057/palgrave.jibs.8400071</w:t>
+        <w:t xml:space="preserve">(2), 124–141. https://doi.org/10.1057/palgrave.jibs.8400071</w:t>
       </w:r>
     </w:p>
     <w:p>
@@ -45974,7 +45974,7 @@
         <w:t xml:space="preserve">Journal of Economic Perspectives, 28</w:t>
       </w:r>
       <w:r>
-        <w:t xml:space="preserve">(3), 109-126. https://doi.org/10.1257/jep.28.3.109</w:t>
+        <w:t xml:space="preserve">(3), 109–126. https://doi.org/10.1257/jep.28.3.109</w:t>
       </w:r>
     </w:p>
     <w:p>
@@ -45995,7 +45995,7 @@
         <w:t xml:space="preserve">World Development, 20</w:t>
       </w:r>
       <w:r>
-        <w:t xml:space="preserve">(2), 165-186. https://doi.org/10.1016/0305-750X(92)90097-F</w:t>
+        <w:t xml:space="preserve">(2), 165–186. https://doi.org/10.1016/0305-750X(92)90097-F</w:t>
       </w:r>
     </w:p>
     <w:p>
@@ -46037,7 +46037,7 @@
         <w:t xml:space="preserve">Oxford Bulletin of Economics and Statistics, 72</w:t>
       </w:r>
       <w:r>
-        <w:t xml:space="preserve">(1), 109-118. https://doi.org/10.1111/j.1468-0084.2009.00569.x</w:t>
+        <w:t xml:space="preserve">(1), 109–118. https://doi.org/10.1111/j.1468-0084.2009.00569.x</w:t>
       </w:r>
     </w:p>
     <w:p>
@@ -46058,7 +46058,7 @@
         <w:t xml:space="preserve">The American Statistician, 54</w:t>
       </w:r>
       <w:r>
-        <w:t xml:space="preserve">(3), 217-224. https://doi.org/10.1080/00031305.2000.10474549</w:t>
+        <w:t xml:space="preserve">(3), 217–224. https://doi.org/10.1080/00031305.2000.10474549</w:t>
       </w:r>
     </w:p>
     <w:p>
@@ -46079,7 +46079,7 @@
         <w:t xml:space="preserve">Academy of Management Journal, 47</w:t>
       </w:r>
       <w:r>
-        <w:t xml:space="preserve">(4), 598-609. https://doi.org/10.2307/20159604</w:t>
+        <w:t xml:space="preserve">(4), 598–609. https://doi.org/10.2307/20159604</w:t>
       </w:r>
     </w:p>
     <w:p>
@@ -46100,7 +46100,7 @@
         <w:t xml:space="preserve">Journal of Econometrics, 29</w:t>
       </w:r>
       <w:r>
-        <w:t xml:space="preserve">(3), 305-325. https://doi.org/10.1016/0304-4076(85)90158-7</w:t>
+        <w:t xml:space="preserve">(3), 305–325. https://doi.org/10.1016/0304-4076(85)90158-7</w:t>
       </w:r>
     </w:p>
     <w:p>
@@ -46121,7 +46121,7 @@
         <w:t xml:space="preserve">Review of Economic Studies, 80</w:t>
       </w:r>
       <w:r>
-        <w:t xml:space="preserve">(2), 711-744. https://doi.org/10.1093/restud/rds036</w:t>
+        <w:t xml:space="preserve">(2), 711–744. https://doi.org/10.1093/restud/rds036</w:t>
       </w:r>
     </w:p>
     <w:p>
@@ -46142,7 +46142,7 @@
         <w:t xml:space="preserve">Journal of Management, 42</w:t>
       </w:r>
       <w:r>
-        <w:t xml:space="preserve">(5), 1075-1110. https://doi.org/10.1177/0149206315624963</w:t>
+        <w:t xml:space="preserve">(5), 1075–1110. https://doi.org/10.1177/0149206315624963</w:t>
       </w:r>
     </w:p>
     <w:p>
@@ -46163,7 +46163,7 @@
         <w:t xml:space="preserve">Journal of International Business Studies, 48</w:t>
       </w:r>
       <w:r>
-        <w:t xml:space="preserve">(5), 535-551. https://doi.org/10.1057/s41267-017-0078-8</w:t>
+        <w:t xml:space="preserve">(5), 535–551. https://doi.org/10.1057/s41267-017-0078-8</w:t>
       </w:r>
     </w:p>
     <w:p>
@@ -46205,7 +46205,7 @@
         <w:t xml:space="preserve">Criminology, 36</w:t>
       </w:r>
       <w:r>
-        <w:t xml:space="preserve">(4), 859-866. https://doi.org/10.1111/j.1745-9125.1998.tb01268.x</w:t>
+        <w:t xml:space="preserve">(4), 859–866. https://doi.org/10.1111/j.1745-9125.1998.tb01268.x</w:t>
       </w:r>
     </w:p>
     <w:p>
@@ -46226,7 +46226,7 @@
         <w:t xml:space="preserve">Journal of Management, 39</w:t>
       </w:r>
       <w:r>
-        <w:t xml:space="preserve">(2), 313-338. https://doi.org/10.1177/0149206311410060</w:t>
+        <w:t xml:space="preserve">(2), 313–338. https://doi.org/10.1177/0149206311410060</w:t>
       </w:r>
     </w:p>
     <w:p>
@@ -46247,7 +46247,7 @@
         <w:t xml:space="preserve">Academy of Management Journal, 58</w:t>
       </w:r>
       <w:r>
-        <w:t xml:space="preserve">(5), 1546-1571. https://doi.org/10.5465/amj.2013.0319</w:t>
+        <w:t xml:space="preserve">(5), 1546–1571. https://doi.org/10.5465/amj.2013.0319</w:t>
       </w:r>
     </w:p>
     <w:p>
@@ -46268,7 +46268,7 @@
         <w:t xml:space="preserve">International Business Review, 7</w:t>
       </w:r>
       <w:r>
-        <w:t xml:space="preserve">(3), 315-321. https://doi.org/10.1016/S0969-5931(98)00013-4</w:t>
+        <w:t xml:space="preserve">(3), 315–321. https://doi.org/10.1016/S0969-5931(98)00013-4</w:t>
       </w:r>
     </w:p>
     <w:p>
@@ -46289,7 +46289,7 @@
         <w:t xml:space="preserve">Journal of Management, 35</w:t>
       </w:r>
       <w:r>
-        <w:t xml:space="preserve">(3), 718-804. https://doi.org/10.1177/0149206308330560</w:t>
+        <w:t xml:space="preserve">(3), 718–804. https://doi.org/10.1177/0149206308330560</w:t>
       </w:r>
     </w:p>
     <w:p>
@@ -46310,7 +46310,7 @@
         <w:t xml:space="preserve">Research Synthesis Methods, 8</w:t>
       </w:r>
       <w:r>
-        <w:t xml:space="preserve">(4), 537-553. https://doi.org/10.1002/jrsm.1260</w:t>
+        <w:t xml:space="preserve">(4), 537–553. https://doi.org/10.1002/jrsm.1260</w:t>
       </w:r>
     </w:p>
     <w:p>
@@ -46331,7 +46331,7 @@
         <w:t xml:space="preserve">Academy of Management Journal, 39</w:t>
       </w:r>
       <w:r>
-        <w:t xml:space="preserve">(1), 179-196. https://doi.org/10.2307/256635</w:t>
+        <w:t xml:space="preserve">(1), 179–196. https://doi.org/10.2307/256635</w:t>
       </w:r>
     </w:p>
     <w:p>
@@ -46352,7 +46352,7 @@
         <w:t xml:space="preserve">Strategic Management Journal, 28</w:t>
       </w:r>
       <w:r>
-        <w:t xml:space="preserve">(13), 1319-1350. https://doi.org/10.1002/smj.640</w:t>
+        <w:t xml:space="preserve">(13), 1319–1350. https://doi.org/10.1002/smj.640</w:t>
       </w:r>
     </w:p>
     <w:p>
@@ -46373,7 +46373,7 @@
         <w:t xml:space="preserve">Strategic Management Journal, 18</w:t>
       </w:r>
       <w:r>
-        <w:t xml:space="preserve">(7), 509-533. https://doi.org/10.1002/smj.4250180702</w:t>
+        <w:t xml:space="preserve">(7), 509–533. https://doi.org/10.1002/smj.4250180702</w:t>
       </w:r>
     </w:p>
     <w:p>
@@ -46394,7 +46394,7 @@
         <w:t xml:space="preserve">Human Resource Development Review, 4</w:t>
       </w:r>
       <w:r>
-        <w:t xml:space="preserve">(3), 356-367. https://doi.org/10.1177/1534484305278283</w:t>
+        <w:t xml:space="preserve">(3), 356–367. https://doi.org/10.1177/1534484305278283</w:t>
       </w:r>
     </w:p>
     <w:p>
@@ -46436,7 +46436,7 @@
         <w:t xml:space="preserve">The World Economy, 30</w:t>
       </w:r>
       <w:r>
-        <w:t xml:space="preserve">(1), 60-82. https://doi.org/10.1111/j.1467-9701.2007.00872.x</w:t>
+        <w:t xml:space="preserve">(1), 60–82. https://doi.org/10.1111/j.1467-9701.2007.00872.x</w:t>
       </w:r>
     </w:p>
     <w:p>
@@ -46481,7 +46481,7 @@
         <w:t xml:space="preserve">Academy of Management Journal, 38</w:t>
       </w:r>
       <w:r>
-        <w:t xml:space="preserve">(2), 341-363. https://doi.org/10.2307/256411</w:t>
+        <w:t xml:space="preserve">(2), 341–363. https://doi.org/10.2307/256411</w:t>
       </w:r>
     </w:p>
     <w:p>
@@ -46777,7 +46777,7 @@
         <w:t xml:space="preserve">European Journal of Development Research, 33</w:t>
       </w:r>
       <w:r>
-        <w:t xml:space="preserve">(2), 304-329. https://doi.org/10.1057/s41287-021-00364-6</w:t>
+        <w:t xml:space="preserve">(2), 304–329. https://doi.org/10.1057/s41287-021-00364-6</w:t>
       </w:r>
     </w:p>
     <w:p>
@@ -46798,7 +46798,7 @@
         <w:t xml:space="preserve">Journal of Management Studies, 57</w:t>
       </w:r>
       <w:r>
-        <w:t xml:space="preserve">(1), 1-24. https://doi.org/10.1111/joms.12526</w:t>
+        <w:t xml:space="preserve">(1), 1–24. https://doi.org/10.1111/joms.12526</w:t>
       </w:r>
     </w:p>
     <w:p>
@@ -46819,7 +46819,7 @@
         <w:t xml:space="preserve">Advances in Methods and Practices in Psychological Science, 1</w:t>
       </w:r>
       <w:r>
-        <w:t xml:space="preserve">(2), 259-269. https://doi.org/10.1177/2515245918770963</w:t>
+        <w:t xml:space="preserve">(2), 259–269. https://doi.org/10.1177/2515245918770963</w:t>
       </w:r>
     </w:p>
     <w:p>
@@ -46861,7 +46861,7 @@
         <w:t xml:space="preserve">Strategic Management Journal, 21</w:t>
       </w:r>
       <w:r>
-        <w:t xml:space="preserve">(10-11), 1105-1121. https://doi.org/10.1002/smj.118</w:t>
+        <w:t xml:space="preserve">(10-11), 1105–1121. https://doi.org/10.1002/smj.118</w:t>
       </w:r>
     </w:p>
     <w:p>
@@ -46882,7 +46882,7 @@
         <w:t xml:space="preserve">Global Strategy Journal, 2</w:t>
       </w:r>
       <w:r>
-        <w:t xml:space="preserve">(2), 108-121. https://doi.org/10.1111/j.2042-5805.2012.01028.x</w:t>
+        <w:t xml:space="preserve">(2), 108–121. https://doi.org/10.1111/j.2042-5805.2012.01028.x</w:t>
       </w:r>
     </w:p>
     <w:p>
@@ -46903,7 +46903,7 @@
         <w:t xml:space="preserve">Econometrica, 71</w:t>
       </w:r>
       <w:r>
-        <w:t xml:space="preserve">(6), 1695-1725. https://doi.org/10.1111/1468-0262.00467</w:t>
+        <w:t xml:space="preserve">(6), 1695–1725. https://doi.org/10.1111/1468-0262.00467</w:t>
       </w:r>
     </w:p>
     <w:p>
@@ -46945,7 +46945,7 @@
         <w:t xml:space="preserve">Journal of Management, 46</w:t>
       </w:r>
       <w:r>
-        <w:t xml:space="preserve">(7), 1244-1256. https://doi.org/10.1177/0149206319846272</w:t>
+        <w:t xml:space="preserve">(7), 1244–1256. https://doi.org/10.1177/0149206319846272</w:t>
       </w:r>
     </w:p>
     <w:p>
@@ -48801,7 +48801,7 @@
         <w:t xml:space="preserve">Journal of International Business Studies, 49</w:t>
       </w:r>
       <w:r>
-        <w:t xml:space="preserve">(7), 832-857. https://doi.org/10.1057/s41267-017-0117-9</w:t>
+        <w:t xml:space="preserve">(7), 832–857. https://doi.org/10.1057/s41267-017-0117-9</w:t>
       </w:r>
     </w:p>
     <w:p>
@@ -48864,7 +48864,7 @@
         <w:t xml:space="preserve">Pakistan Journal of Commerce and Social Sciences, 10</w:t>
       </w:r>
       <w:r>
-        <w:t xml:space="preserve">(1), 76-90.</w:t>
+        <w:t xml:space="preserve">(1), 76–90.</w:t>
       </w:r>
     </w:p>
     <w:p>
@@ -48885,7 +48885,7 @@
         <w:t xml:space="preserve">International Journal of Hospitality Management, 31</w:t>
       </w:r>
       <w:r>
-        <w:t xml:space="preserve">(1), 39-48. https://doi.org/10.1016/j.ijhm.2011.05.003</w:t>
+        <w:t xml:space="preserve">(1), 39–48. https://doi.org/10.1016/j.ijhm.2011.05.003</w:t>
       </w:r>
     </w:p>
     <w:p>
@@ -48906,7 +48906,7 @@
         <w:t xml:space="preserve">Annals of Tourism Research, 57</w:t>
       </w:r>
       <w:r>
-        <w:t xml:space="preserve">, 100-112. https://doi.org/10.1016/j.annals.2015.12.008</w:t>
+        <w:t xml:space="preserve">, 100–112. https://doi.org/10.1016/j.annals.2015.12.008</w:t>
       </w:r>
     </w:p>
     <w:p>
@@ -48927,7 +48927,7 @@
         <w:t xml:space="preserve">Multinational Business Review, 16</w:t>
       </w:r>
       <w:r>
-        <w:t xml:space="preserve">(1), 53-77. https://doi.org/10.1108/1525383X200800003</w:t>
+        <w:t xml:space="preserve">(1), 53–77. https://doi.org/10.1108/1525383X200800003</w:t>
       </w:r>
     </w:p>
     <w:p>
@@ -48948,7 +48948,7 @@
         <w:t xml:space="preserve">International Business Review, 24</w:t>
       </w:r>
       <w:r>
-        <w:t xml:space="preserve">(5), 893-907. https://doi.org/10.1016/j.ibusrev.2015.03.003</w:t>
+        <w:t xml:space="preserve">(5), 893–907. https://doi.org/10.1016/j.ibusrev.2015.03.003</w:t>
       </w:r>
     </w:p>
     <w:p>
@@ -48969,7 +48969,7 @@
         <w:t xml:space="preserve">Strategic Management Journal, 37</w:t>
       </w:r>
       <w:r>
-        <w:t xml:space="preserve">(11), 2275-2290. https://doi.org/10.1002/smj.2429</w:t>
+        <w:t xml:space="preserve">(11), 2275–2290. https://doi.org/10.1002/smj.2429</w:t>
       </w:r>
     </w:p>
     <w:p>
@@ -48990,7 +48990,7 @@
         <w:t xml:space="preserve">Journal of Small Business Management, 56</w:t>
       </w:r>
       <w:r>
-        <w:t xml:space="preserve">(S1), 170-185. https://doi.org/10.1111/jsbm.12393</w:t>
+        <w:t xml:space="preserve">(S1), 170–185. https://doi.org/10.1111/jsbm.12393</w:t>
       </w:r>
     </w:p>
     <w:p>
@@ -49011,7 +49011,7 @@
         <w:t xml:space="preserve">Journal of Business Research, 72</w:t>
       </w:r>
       <w:r>
-        <w:t xml:space="preserve">, 104-113. https://doi.org/10.1016/j.jbusres.2016.11.021</w:t>
+        <w:t xml:space="preserve">, 104–113. https://doi.org/10.1016/j.jbusres.2016.11.021</w:t>
       </w:r>
     </w:p>
     <w:p>
@@ -49032,7 +49032,7 @@
         <w:t xml:space="preserve">International Journal of Contemporary Hospitality Management, 28</w:t>
       </w:r>
       <w:r>
-        <w:t xml:space="preserve">(1), 179-202. https://doi.org/10.1108/IJCHM-10-2014-0517</w:t>
+        <w:t xml:space="preserve">(1), 179–202. https://doi.org/10.1108/IJCHM-10-2014-0517</w:t>
       </w:r>
     </w:p>
     <w:p>
@@ -49053,7 +49053,7 @@
         <w:t xml:space="preserve">International Business Review, 17</w:t>
       </w:r>
       <w:r>
-        <w:t xml:space="preserve">(5), 600-615. https://doi.org/10.1016/j.ibusrev.2008.08.001</w:t>
+        <w:t xml:space="preserve">(5), 600–615. https://doi.org/10.1016/j.ibusrev.2008.08.001</w:t>
       </w:r>
     </w:p>
     <w:p>
@@ -49074,7 +49074,7 @@
         <w:t xml:space="preserve">Journal of International Business Studies, 34</w:t>
       </w:r>
       <w:r>
-        <w:t xml:space="preserve">(4), 345-355. https://doi.org/10.1057/palgrave.jibs.8400036</w:t>
+        <w:t xml:space="preserve">(4), 345–355. https://doi.org/10.1057/palgrave.jibs.8400036</w:t>
       </w:r>
     </w:p>
     <w:p>
@@ -49095,7 +49095,7 @@
         <w:t xml:space="preserve">Journal of Management, 30</w:t>
       </w:r>
       <w:r>
-        <w:t xml:space="preserve">(4), 509-528. https://doi.org/10.1016/j.jm.2004.02.001</w:t>
+        <w:t xml:space="preserve">(4), 509–528. https://doi.org/10.1016/j.jm.2004.02.001</w:t>
       </w:r>
     </w:p>
     <w:p>
@@ -49116,7 +49116,7 @@
         <w:t xml:space="preserve">Journal of World Business, 45</w:t>
       </w:r>
       <w:r>
-        <w:t xml:space="preserve">(1), 93-103. https://doi.org/10.1016/j.jwb.2009.04.005</w:t>
+        <w:t xml:space="preserve">(1), 93–103. https://doi.org/10.1016/j.jwb.2009.04.005</w:t>
       </w:r>
     </w:p>
     <w:p>
@@ -49137,7 +49137,7 @@
         <w:t xml:space="preserve">Journal of World Business, 42</w:t>
       </w:r>
       <w:r>
-        <w:t xml:space="preserve">(2), 184-197. https://doi.org/10.1016/j.jwb.2007.02.007</w:t>
+        <w:t xml:space="preserve">(2), 184–197. https://doi.org/10.1016/j.jwb.2007.02.007</w:t>
       </w:r>
     </w:p>
     <w:p>
@@ -49158,7 +49158,7 @@
         <w:t xml:space="preserve">International Journal of Entrepreneurship and Small Business, 14</w:t>
       </w:r>
       <w:r>
-        <w:t xml:space="preserve">(4), 496-518. https://doi.org/10.1504/IJESB.2011.043273</w:t>
+        <w:t xml:space="preserve">(4), 496–518. https://doi.org/10.1504/IJESB.2011.043273</w:t>
       </w:r>
     </w:p>
     <w:p>
@@ -49179,7 +49179,7 @@
         <w:t xml:space="preserve">Small Business Economics, 26</w:t>
       </w:r>
       <w:r>
-        <w:t xml:space="preserve">(5), 475-492. https://doi.org/10.1007/s11187-005-5604-6</w:t>
+        <w:t xml:space="preserve">(5), 475–492. https://doi.org/10.1007/s11187-005-5604-6</w:t>
       </w:r>
     </w:p>
     <w:p>
@@ -49200,7 +49200,7 @@
         <w:t xml:space="preserve">Management Research Review, 41</w:t>
       </w:r>
       <w:r>
-        <w:t xml:space="preserve">(9), 1053-1071. https://doi.org/10.1108/MRR-06-2017-0175</w:t>
+        <w:t xml:space="preserve">(9), 1053–1071. https://doi.org/10.1108/MRR-06-2017-0175</w:t>
       </w:r>
     </w:p>
     <w:p>
@@ -49221,7 +49221,7 @@
         <w:t xml:space="preserve">Organizacija, 43</w:t>
       </w:r>
       <w:r>
-        <w:t xml:space="preserve">(5), 175-185. https://doi.org/10.2478/v10051-010-0017-y</w:t>
+        <w:t xml:space="preserve">(5), 175–185. https://doi.org/10.2478/v10051-010-0017-y</w:t>
       </w:r>
     </w:p>
     <w:p>
@@ -49242,7 +49242,7 @@
         <w:t xml:space="preserve">Multinational Business Review, 14</w:t>
       </w:r>
       <w:r>
-        <w:t xml:space="preserve">(3), 21-45. https://doi.org/10.1108/1525383X200600015</w:t>
+        <w:t xml:space="preserve">(3), 21–45. https://doi.org/10.1108/1525383X200600015</w:t>
       </w:r>
     </w:p>
     <w:p>
@@ -49263,7 +49263,7 @@
         <w:t xml:space="preserve">Asian Business &amp; Management, 10</w:t>
       </w:r>
       <w:r>
-        <w:t xml:space="preserve">(4), 515-535. https://doi.org/10.1057/abm.2011.27</w:t>
+        <w:t xml:space="preserve">(4), 515–535. https://doi.org/10.1057/abm.2011.27</w:t>
       </w:r>
     </w:p>
     <w:p>
@@ -49284,7 +49284,7 @@
         <w:t xml:space="preserve">Journal of Business Venturing, 28</w:t>
       </w:r>
       <w:r>
-        <w:t xml:space="preserve">(2), 316-334. https://doi.org/10.1016/j.jbusvent.2012.05.002</w:t>
+        <w:t xml:space="preserve">(2), 316–334. https://doi.org/10.1016/j.jbusvent.2012.05.002</w:t>
       </w:r>
     </w:p>
     <w:p>
@@ -49305,7 +49305,7 @@
         <w:t xml:space="preserve">Academy of Management Proceedings, 2007</w:t>
       </w:r>
       <w:r>
-        <w:t xml:space="preserve">(1), 1-6. https://doi.org/10.5465/ambpp.2007.26508474</w:t>
+        <w:t xml:space="preserve">(1), 1–6. https://doi.org/10.5465/ambpp.2007.26508474</w:t>
       </w:r>
     </w:p>
     <w:p>
@@ -49326,7 +49326,7 @@
         <w:t xml:space="preserve">South Asian Journal of Business Studies, 6</w:t>
       </w:r>
       <w:r>
-        <w:t xml:space="preserve">(3), 259-282. https://doi.org/10.1108/SAJBS-03-2016-0020</w:t>
+        <w:t xml:space="preserve">(3), 259–282. https://doi.org/10.1108/SAJBS-03-2016-0020</w:t>
       </w:r>
     </w:p>
     <w:p>
@@ -49347,7 +49347,7 @@
         <w:t xml:space="preserve">Journal of International Management, 15</w:t>
       </w:r>
       <w:r>
-        <w:t xml:space="preserve">(4), 413-431. https://doi.org/10.1016/j.intman.2009.01.003</w:t>
+        <w:t xml:space="preserve">(4), 413–431. https://doi.org/10.1016/j.intman.2009.01.003</w:t>
       </w:r>
     </w:p>
     <w:p>
@@ -49368,7 +49368,7 @@
         <w:t xml:space="preserve">Management International Review, 47</w:t>
       </w:r>
       <w:r>
-        <w:t xml:space="preserve">(3), 307-317. https://doi.org/10.1007/s11575-007-0018-0</w:t>
+        <w:t xml:space="preserve">(3), 307–317. https://doi.org/10.1007/s11575-007-0018-0</w:t>
       </w:r>
     </w:p>
     <w:p>
@@ -49389,7 +49389,7 @@
         <w:t xml:space="preserve">British Journal of Management, 20</w:t>
       </w:r>
       <w:r>
-        <w:t xml:space="preserve">(2), 172-186. https://doi.org/10.1111/j.1467-8551.2008.00558.x</w:t>
+        <w:t xml:space="preserve">(2), 172–186. https://doi.org/10.1111/j.1467-8551.2008.00558.x</w:t>
       </w:r>
     </w:p>
     <w:p>
@@ -49410,7 +49410,7 @@
         <w:t xml:space="preserve">Family Business Review, 27</w:t>
       </w:r>
       <w:r>
-        <w:t xml:space="preserve">(2), 142-160. https://doi.org/10.1177/0894486513510534</w:t>
+        <w:t xml:space="preserve">(2), 142–160. https://doi.org/10.1177/0894486513510534</w:t>
       </w:r>
     </w:p>
     <w:p>
@@ -49431,7 +49431,7 @@
         <w:t xml:space="preserve">International Small Business Journal, 32</w:t>
       </w:r>
       <w:r>
-        <w:t xml:space="preserve">(4), 386-400. https://doi.org/10.1177/0266242613485778</w:t>
+        <w:t xml:space="preserve">(4), 386–400. https://doi.org/10.1177/0266242613485778</w:t>
       </w:r>
     </w:p>
     <w:p>
@@ -49452,7 +49452,7 @@
         <w:t xml:space="preserve">Economics Research-Ekonomska Istraživanja, 31</w:t>
       </w:r>
       <w:r>
-        <w:t xml:space="preserve">(1), 1770-1789. https://doi.org/10.1080/1331677X.2018.1504673</w:t>
+        <w:t xml:space="preserve">(1), 1770–1789. https://doi.org/10.1080/1331677X.2018.1504673</w:t>
       </w:r>
     </w:p>
     <w:p>
@@ -49473,7 +49473,7 @@
         <w:t xml:space="preserve">International Journal of Business and Society, 20</w:t>
       </w:r>
       <w:r>
-        <w:t xml:space="preserve">(3), 1134-1152.</w:t>
+        <w:t xml:space="preserve">(3), 1134–1152.</w:t>
       </w:r>
     </w:p>
     <w:p>
@@ -49494,7 +49494,7 @@
         <w:t xml:space="preserve">Journal of International Business and Economy, 22</w:t>
       </w:r>
       <w:r>
-        <w:t xml:space="preserve">(2), 1-22.</w:t>
+        <w:t xml:space="preserve">(2), 1–22.</w:t>
       </w:r>
     </w:p>
     <w:p>
@@ -49515,7 +49515,7 @@
         <w:t xml:space="preserve">Vikalpa: The Journal for Decision Makers, 33</w:t>
       </w:r>
       <w:r>
-        <w:t xml:space="preserve">(4), 13-24.</w:t>
+        <w:t xml:space="preserve">(4), 13–24.</w:t>
       </w:r>
     </w:p>
     <w:p>
@@ -49536,7 +49536,7 @@
         <w:t xml:space="preserve">International Business: Research, Teaching, and Practice, 1</w:t>
       </w:r>
       <w:r>
-        <w:t xml:space="preserve">(1), 1-20.</w:t>
+        <w:t xml:space="preserve">(1), 1–20.</w:t>
       </w:r>
     </w:p>
     <w:p>
@@ -49557,7 +49557,7 @@
         <w:t xml:space="preserve">Asian Review of Accounting, 21</w:t>
       </w:r>
       <w:r>
-        <w:t xml:space="preserve">(2), 115-133. https://doi.org/10.1108/ARA-09-2012-0061</w:t>
+        <w:t xml:space="preserve">(2), 115–133. https://doi.org/10.1108/ARA-09-2012-0061</w:t>
       </w:r>
     </w:p>
     <w:p>
@@ -49578,7 +49578,7 @@
         <w:t xml:space="preserve">Journal of Business Research, 131</w:t>
       </w:r>
       <w:r>
-        <w:t xml:space="preserve">, 81-91. https://doi.org/10.1016/j.jbusres.2021.03.060</w:t>
+        <w:t xml:space="preserve">, 81–91. https://doi.org/10.1016/j.jbusres.2021.03.060</w:t>
       </w:r>
     </w:p>
     <w:p>
@@ -49599,7 +49599,7 @@
         <w:t xml:space="preserve">International Journal of Trade, Economics and Finance, 10</w:t>
       </w:r>
       <w:r>
-        <w:t xml:space="preserve">(3), 84-89. https://doi.org/10.18178/ijtef.2019.10.3.645</w:t>
+        <w:t xml:space="preserve">(3), 84–89. https://doi.org/10.18178/ijtef.2019.10.3.645</w:t>
       </w:r>
     </w:p>
     <w:p>
@@ -49620,7 +49620,7 @@
         <w:t xml:space="preserve">International Small Business Journal, 21</w:t>
       </w:r>
       <w:r>
-        <w:t xml:space="preserve">(3), 249-268. https://doi.org/10.1177/0266242603021003001</w:t>
+        <w:t xml:space="preserve">(3), 249–268. https://doi.org/10.1177/0266242603021003001</w:t>
       </w:r>
     </w:p>
     <w:p>
@@ -49641,7 +49641,7 @@
         <w:t xml:space="preserve">Journal of Business Venturing, 11</w:t>
       </w:r>
       <w:r>
-        <w:t xml:space="preserve">(1), 23-40. https://doi.org/10.1016/0883-9026(95)00081-X</w:t>
+        <w:t xml:space="preserve">(1), 23–40. https://doi.org/10.1016/0883-9026(95)00081-X</w:t>
       </w:r>
     </w:p>
     <w:p>
@@ -49662,7 +49662,7 @@
         <w:t xml:space="preserve">International Business Review, 25</w:t>
       </w:r>
       <w:r>
-        <w:t xml:space="preserve">(4), 907-920. https://doi.org/10.1016/j.ibusrev.2015.12.001</w:t>
+        <w:t xml:space="preserve">(4), 907–920. https://doi.org/10.1016/j.ibusrev.2015.12.001</w:t>
       </w:r>
     </w:p>
     <w:p>
@@ -49683,7 +49683,7 @@
         <w:t xml:space="preserve">Management International Review, 57</w:t>
       </w:r>
       <w:r>
-        <w:t xml:space="preserve">(2), 153-177. https://doi.org/10.1007/s11575-016-0284-7</w:t>
+        <w:t xml:space="preserve">(2), 153–177. https://doi.org/10.1007/s11575-016-0284-7</w:t>
       </w:r>
     </w:p>
     <w:p>
@@ -49725,7 +49725,7 @@
         <w:t xml:space="preserve">Sinergie Italian Journal of Management, 35</w:t>
       </w:r>
       <w:r>
-        <w:t xml:space="preserve">(102), 49-70. https://doi.org/10.7433/s102.2017.04</w:t>
+        <w:t xml:space="preserve">(102), 49–70. https://doi.org/10.7433/s102.2017.04</w:t>
       </w:r>
     </w:p>
     <w:p>
@@ -49746,7 +49746,7 @@
         <w:t xml:space="preserve">Multinational Business Review, 17</w:t>
       </w:r>
       <w:r>
-        <w:t xml:space="preserve">(2), 69-90. https://doi.org/10.1108/1525383X200900012</w:t>
+        <w:t xml:space="preserve">(2), 69–90. https://doi.org/10.1108/1525383X200900012</w:t>
       </w:r>
     </w:p>
     <w:p>
@@ -49767,7 +49767,7 @@
         <w:t xml:space="preserve">Engineering, Construction and Architectural Management, 19</w:t>
       </w:r>
       <w:r>
-        <w:t xml:space="preserve">(2), 202-220. https://doi.org/10.1108/09699981211205849</w:t>
+        <w:t xml:space="preserve">(2), 202–220. https://doi.org/10.1108/09699981211205849</w:t>
       </w:r>
     </w:p>
     <w:p>
@@ -49788,7 +49788,7 @@
         <w:t xml:space="preserve">International Journal of Business and Globalisation, 21</w:t>
       </w:r>
       <w:r>
-        <w:t xml:space="preserve">(3), 388-404. https://doi.org/10.1504/IJBG.2018.095267</w:t>
+        <w:t xml:space="preserve">(3), 388–404. https://doi.org/10.1504/IJBG.2018.095267</w:t>
       </w:r>
     </w:p>
     <w:p>
@@ -49830,7 +49830,7 @@
         <w:t xml:space="preserve">Journal of World Business, 53</w:t>
       </w:r>
       <w:r>
-        <w:t xml:space="preserve">(5), 645-657. https://doi.org/10.1016/j.jwb.2018.03.006</w:t>
+        <w:t xml:space="preserve">(5), 645–657. https://doi.org/10.1016/j.jwb.2018.03.006</w:t>
       </w:r>
     </w:p>
     <w:p>
@@ -49872,7 +49872,7 @@
         <w:t xml:space="preserve">Journal of Business Venturing, 17</w:t>
       </w:r>
       <w:r>
-        <w:t xml:space="preserve">(6), 611-633. https://doi.org/10.1016/S0883-9026(01)00079-5</w:t>
+        <w:t xml:space="preserve">(6), 611–633. https://doi.org/10.1016/S0883-9026(01)00079-5</w:t>
       </w:r>
     </w:p>
     <w:p>
@@ -49893,7 +49893,7 @@
         <w:t xml:space="preserve">Management International Review, 47</w:t>
       </w:r>
       <w:r>
-        <w:t xml:space="preserve">(3), 349-368. https://doi.org/10.1007/s11575-007-0015-4</w:t>
+        <w:t xml:space="preserve">(3), 349–368. https://doi.org/10.1007/s11575-007-0015-4</w:t>
       </w:r>
     </w:p>
     <w:p>
@@ -49914,7 +49914,7 @@
         <w:t xml:space="preserve">Management International Review, 43</w:t>
       </w:r>
       <w:r>
-        <w:t xml:space="preserve">(1), 63-83.</w:t>
+        <w:t xml:space="preserve">(1), 63–83.</w:t>
       </w:r>
     </w:p>
     <w:p>
@@ -49935,7 +49935,7 @@
         <w:t xml:space="preserve">Oxford Bulletin of Economics and Statistics, 44</w:t>
       </w:r>
       <w:r>
-        <w:t xml:space="preserve">(1), 1-13. https://doi.org/10.1111/j.1468-0084.1982.mp44001001.x</w:t>
+        <w:t xml:space="preserve">(1), 1–13. https://doi.org/10.1111/j.1468-0084.1982.mp44001001.x</w:t>
       </w:r>
     </w:p>
     <w:p>
@@ -49956,7 +49956,7 @@
         <w:t xml:space="preserve">Journal of International Business Studies, 50</w:t>
       </w:r>
       <w:r>
-        <w:t xml:space="preserve">(2), 253-261. https://doi.org/10.1057/s41267-018-0197-4</w:t>
+        <w:t xml:space="preserve">(2), 253–261. https://doi.org/10.1057/s41267-018-0197-4</w:t>
       </w:r>
     </w:p>
     <w:p>
@@ -49977,7 +49977,7 @@
         <w:t xml:space="preserve">Journal of Business Research, 59</w:t>
       </w:r>
       <w:r>
-        <w:t xml:space="preserve">(4), 501-507. https://doi.org/10.1016/j.jbusres.2005.09.008</w:t>
+        <w:t xml:space="preserve">(4), 501–507. https://doi.org/10.1016/j.jbusres.2005.09.008</w:t>
       </w:r>
     </w:p>
     <w:p>
@@ -49998,7 +49998,7 @@
         <w:t xml:space="preserve">Multinational Business Review, 12</w:t>
       </w:r>
       <w:r>
-        <w:t xml:space="preserve">(1), 89-110. https://doi.org/10.1108/1525383X200400005</w:t>
+        <w:t xml:space="preserve">(1), 89–110. https://doi.org/10.1108/1525383X200400005</w:t>
       </w:r>
     </w:p>
     <w:p>
@@ -50019,7 +50019,7 @@
         <w:t xml:space="preserve">Asia Pacific Journal of Management, 29</w:t>
       </w:r>
       <w:r>
-        <w:t xml:space="preserve">(3), 617-642. https://doi.org/10.1007/s10490-010-9240-5</w:t>
+        <w:t xml:space="preserve">(3), 617–642. https://doi.org/10.1007/s10490-010-9240-5</w:t>
       </w:r>
     </w:p>
     <w:p>
@@ -50040,7 +50040,7 @@
         <w:t xml:space="preserve">Management International Review, 53</w:t>
       </w:r>
       <w:r>
-        <w:t xml:space="preserve">(2), 175-193. https://doi.org/10.1007/s11575-012-0135-1</w:t>
+        <w:t xml:space="preserve">(2), 175–193. https://doi.org/10.1007/s11575-012-0135-1</w:t>
       </w:r>
     </w:p>
     <w:p>
@@ -50061,7 +50061,7 @@
         <w:t xml:space="preserve">Journal of Indian Business Research, 8</w:t>
       </w:r>
       <w:r>
-        <w:t xml:space="preserve">(2), 130-149. https://doi.org/10.1108/JIBR-10-2015-0087</w:t>
+        <w:t xml:space="preserve">(2), 130–149. https://doi.org/10.1108/JIBR-10-2015-0087</w:t>
       </w:r>
     </w:p>
     <w:p>
@@ -50082,7 +50082,7 @@
         <w:t xml:space="preserve">International Journal of Emerging Markets, 13</w:t>
       </w:r>
       <w:r>
-        <w:t xml:space="preserve">(1), 95-118. https://doi.org/10.1108/IJoEM-11-2016-0298</w:t>
+        <w:t xml:space="preserve">(1), 95–118. https://doi.org/10.1108/IJoEM-11-2016-0298</w:t>
       </w:r>
     </w:p>
     <w:p>
@@ -50103,7 +50103,7 @@
         <w:t xml:space="preserve">Cuadernos de Economía y Dirección de la Empresa, 10</w:t>
       </w:r>
       <w:r>
-        <w:t xml:space="preserve">(33), 31-62.</w:t>
+        <w:t xml:space="preserve">(33), 31–62.</w:t>
       </w:r>
     </w:p>
     <w:p>
@@ -50124,7 +50124,7 @@
         <w:t xml:space="preserve">Journal of World Business, 49</w:t>
       </w:r>
       <w:r>
-        <w:t xml:space="preserve">(1), 132-142. https://doi.org/10.1016/j.jwb.2013.04.003</w:t>
+        <w:t xml:space="preserve">(1), 132–142. https://doi.org/10.1016/j.jwb.2013.04.003</w:t>
       </w:r>
     </w:p>
     <w:bookmarkEnd w:id="192"/>
@@ -50197,7 +50197,7 @@
         <w:t xml:space="preserve">Entrepreneurial Business and Economics Review, 9</w:t>
       </w:r>
       <w:r>
-        <w:t xml:space="preserve">(2), 85-104. https://doi.org/10.15678/eber.2021.090206</w:t>
+        <w:t xml:space="preserve">(2), 85–104. https://doi.org/10.15678/eber.2021.090206</w:t>
       </w:r>
     </w:p>
     <w:p>
@@ -50218,7 +50218,7 @@
         <w:t xml:space="preserve">Oeconomia Copernicana, 12</w:t>
       </w:r>
       <w:r>
-        <w:t xml:space="preserve">(1), 53-75. https://doi.org/10.24136/oc.2021.003</w:t>
+        <w:t xml:space="preserve">(1), 53–75. https://doi.org/10.24136/oc.2021.003</w:t>
       </w:r>
     </w:p>
     <w:p>
@@ -50239,7 +50239,7 @@
         <w:t xml:space="preserve">Journal of Policy Modeling, 40</w:t>
       </w:r>
       <w:r>
-        <w:t xml:space="preserve">(5), 1022-1039. https://doi.org/10.1016/j.jpolmod.2018.01.008</w:t>
+        <w:t xml:space="preserve">(5), 1022–1039. https://doi.org/10.1016/j.jpolmod.2018.01.008</w:t>
       </w:r>
     </w:p>
     <w:p>
@@ -50281,7 +50281,7 @@
         <w:t xml:space="preserve">Strategic Entrepreneurship Journal, 4</w:t>
       </w:r>
       <w:r>
-        <w:t xml:space="preserve">(2), 183-192. https://doi.org/10.1002/sej.90</w:t>
+        <w:t xml:space="preserve">(2), 183–192. https://doi.org/10.1002/sej.90</w:t>
       </w:r>
     </w:p>
     <w:p>
@@ -50302,7 +50302,7 @@
         <w:t xml:space="preserve">Industrial Marketing Management, 39</w:t>
       </w:r>
       <w:r>
-        <w:t xml:space="preserve">(7), 1103-1110. https://doi.org/10.1016/j.indmarman.2009.10.001</w:t>
+        <w:t xml:space="preserve">(7), 1103–1110. https://doi.org/10.1016/j.indmarman.2009.10.001</w:t>
       </w:r>
     </w:p>
     <w:p>
@@ -50323,7 +50323,7 @@
         <w:t xml:space="preserve">Journal of International Business Studies, 48</w:t>
       </w:r>
       <w:r>
-        <w:t xml:space="preserve">(9), 1151-1164. https://doi.org/10.1057/s41267-017-0120-x</w:t>
+        <w:t xml:space="preserve">(9), 1151–1164. https://doi.org/10.1057/s41267-017-0120-x</w:t>
       </w:r>
     </w:p>
     <w:p>
@@ -50344,7 +50344,7 @@
         <w:t xml:space="preserve">Journal of World Business, 53</w:t>
       </w:r>
       <w:r>
-        <w:t xml:space="preserve">(2), 209-221. https://doi.org/10.1016/j.jwb.2017.11.002</w:t>
+        <w:t xml:space="preserve">(2), 209–221. https://doi.org/10.1016/j.jwb.2017.11.002</w:t>
       </w:r>
     </w:p>
     <w:p>
@@ -50386,7 +50386,7 @@
         <w:t xml:space="preserve">Cross Cultural &amp; Strategic Management, 27</w:t>
       </w:r>
       <w:r>
-        <w:t xml:space="preserve">(1), 1-25. https://doi.org/10.1108/ccsm-04-2019-0075</w:t>
+        <w:t xml:space="preserve">(1), 1–25. https://doi.org/10.1108/ccsm-04-2019-0075</w:t>
       </w:r>
     </w:p>
     <w:p>
@@ -50407,7 +50407,7 @@
         <w:t xml:space="preserve">Management and Organization Review, 17</w:t>
       </w:r>
       <w:r>
-        <w:t xml:space="preserve">(1), 173-197. https://doi.org/10.1017/mor.2020.39</w:t>
+        <w:t xml:space="preserve">(1), 173–197. https://doi.org/10.1017/mor.2020.39</w:t>
       </w:r>
     </w:p>
     <w:p>
@@ -50428,7 +50428,7 @@
         <w:t xml:space="preserve">Thunderbird International Business Review, 54</w:t>
       </w:r>
       <w:r>
-        <w:t xml:space="preserve">(5), 653-665. https://doi.org/10.1002/tie.21491</w:t>
+        <w:t xml:space="preserve">(5), 653–665. https://doi.org/10.1002/tie.21491</w:t>
       </w:r>
     </w:p>
     <w:p>
@@ -50449,7 +50449,7 @@
         <w:t xml:space="preserve">Spanish Journal of Finance and Accounting, 50</w:t>
       </w:r>
       <w:r>
-        <w:t xml:space="preserve">(4), 441-468. https://doi.org/10.1080/02102412.2021.1886453</w:t>
+        <w:t xml:space="preserve">(4), 441–468. https://doi.org/10.1080/02102412.2021.1886453</w:t>
       </w:r>
     </w:p>
     <w:p>
@@ -50575,7 +50575,7 @@
         <w:t xml:space="preserve">Journal of International Management, 17</w:t>
       </w:r>
       <w:r>
-        <w:t xml:space="preserve">(1), 83-95. https://doi.org/10.1016/j.intman.2010.12.004</w:t>
+        <w:t xml:space="preserve">(1), 83–95. https://doi.org/10.1016/j.intman.2010.12.004</w:t>
       </w:r>
     </w:p>
     <w:p>
@@ -50596,7 +50596,7 @@
         <w:t xml:space="preserve">Competitiveness Review: An International Business Journal, 31</w:t>
       </w:r>
       <w:r>
-        <w:t xml:space="preserve">(4), 642-662. https://doi.org/10.1108/cr-03-2019-0028</w:t>
+        <w:t xml:space="preserve">(4), 642–662. https://doi.org/10.1108/cr-03-2019-0028</w:t>
       </w:r>
     </w:p>
     <w:p>
@@ -50617,7 +50617,7 @@
         <w:t xml:space="preserve">European Journal of Marketing, 49</w:t>
       </w:r>
       <w:r>
-        <w:t xml:space="preserve">(3/4), 420-443. https://doi.org/10.1108/ejm-06-2012-0365</w:t>
+        <w:t xml:space="preserve">(3/4), 420–443. https://doi.org/10.1108/ejm-06-2012-0365</w:t>
       </w:r>
     </w:p>
     <w:p>
@@ -50638,7 +50638,7 @@
         <w:t xml:space="preserve">Decision Science Letters, 9</w:t>
       </w:r>
       <w:r>
-        <w:t xml:space="preserve">(4), 573-580. https://doi.org/10.5267/j.dsl.2020.7.001</w:t>
+        <w:t xml:space="preserve">(4), 573–580. https://doi.org/10.5267/j.dsl.2020.7.001</w:t>
       </w:r>
     </w:p>
     <w:p>
@@ -50722,7 +50722,7 @@
         <w:t xml:space="preserve">Journal of Business Economics and Management, 16</w:t>
       </w:r>
       <w:r>
-        <w:t xml:space="preserve">(1), 52-73. https://doi.org/10.3846/16111699.2012.745812</w:t>
+        <w:t xml:space="preserve">(1), 52–73. https://doi.org/10.3846/16111699.2012.745812</w:t>
       </w:r>
     </w:p>
     <w:p>
@@ -50743,7 +50743,7 @@
         <w:t xml:space="preserve">Management International Review, 62</w:t>
       </w:r>
       <w:r>
-        <w:t xml:space="preserve">(1), 3-26. https://doi.org/10.1007/s11575-022-00464-3</w:t>
+        <w:t xml:space="preserve">(1), 3–26. https://doi.org/10.1007/s11575-022-00464-3</w:t>
       </w:r>
     </w:p>
     <w:p>
@@ -50764,7 +50764,7 @@
         <w:t xml:space="preserve">Journal of Business Research, 66</w:t>
       </w:r>
       <w:r>
-        <w:t xml:space="preserve">(12), 2500-2506. https://doi.org/10.1016/j.jbusres.2013.05.041</w:t>
+        <w:t xml:space="preserve">(12), 2500–2506. https://doi.org/10.1016/j.jbusres.2013.05.041</w:t>
       </w:r>
     </w:p>
     <w:p>
@@ -50785,7 +50785,7 @@
         <w:t xml:space="preserve">Journal of Business Research, 95</w:t>
       </w:r>
       <w:r>
-        <w:t xml:space="preserve">, 326-337. https://doi.org/10.1016/j.jbusres.2018.08.014</w:t>
+        <w:t xml:space="preserve">, 326–337. https://doi.org/10.1016/j.jbusres.2018.08.014</w:t>
       </w:r>
     </w:p>
     <w:p>
@@ -50827,7 +50827,7 @@
         <w:t xml:space="preserve">British Journal of Management, 32</w:t>
       </w:r>
       <w:r>
-        <w:t xml:space="preserve">(4), 1032-1052. https://doi.org/10.1111/1467-8551.12560</w:t>
+        <w:t xml:space="preserve">(4), 1032–1052. https://doi.org/10.1111/1467-8551.12560</w:t>
       </w:r>
     </w:p>
     <w:p>
@@ -50848,7 +50848,7 @@
         <w:t xml:space="preserve">Journal of Multinational Financial Management, 34</w:t>
       </w:r>
       <w:r>
-        <w:t xml:space="preserve">, 28-45. https://doi.org/10.1016/j.mulfin.2015.12.001</w:t>
+        <w:t xml:space="preserve">, 28–45. https://doi.org/10.1016/j.mulfin.2015.12.001</w:t>
       </w:r>
     </w:p>
     <w:p>
@@ -50932,7 +50932,7 @@
         <w:t xml:space="preserve">Journal of International Marketing, 8</w:t>
       </w:r>
       <w:r>
-        <w:t xml:space="preserve">(3), 10-35. https://doi.org/10.1509/jimk.8.3.10.19635</w:t>
+        <w:t xml:space="preserve">(3), 10–35. https://doi.org/10.1509/jimk.8.3.10.19635</w:t>
       </w:r>
     </w:p>
     <w:p>
@@ -50953,7 +50953,7 @@
         <w:t xml:space="preserve">Management Decision, 47</w:t>
       </w:r>
       <w:r>
-        <w:t xml:space="preserve">(2), 308-329. https://doi.org/10.1108/00251740910938939</w:t>
+        <w:t xml:space="preserve">(2), 308–329. https://doi.org/10.1108/00251740910938939</w:t>
       </w:r>
     </w:p>
     <w:p>
@@ -50974,7 +50974,7 @@
         <w:t xml:space="preserve">Applied Economics, 50</w:t>
       </w:r>
       <w:r>
-        <w:t xml:space="preserve">(2), 135-148. https://doi.org/10.1080/00036846.2017.1321839</w:t>
+        <w:t xml:space="preserve">(2), 135–148. https://doi.org/10.1080/00036846.2017.1321839</w:t>
       </w:r>
     </w:p>
     <w:p>
@@ -50995,7 +50995,7 @@
         <w:t xml:space="preserve">Economia e Diritto del Terziario, 28</w:t>
       </w:r>
       <w:r>
-        <w:t xml:space="preserve">(1), 5-22.</w:t>
+        <w:t xml:space="preserve">(1), 5–22.</w:t>
       </w:r>
     </w:p>
     <w:p>
@@ -51016,7 +51016,7 @@
         <w:t xml:space="preserve">International Entrepreneurship and Management Journal, 10</w:t>
       </w:r>
       <w:r>
-        <w:t xml:space="preserve">(1), 1-15. https://doi.org/10.1007/s11365-011-0218-8</w:t>
+        <w:t xml:space="preserve">(1), 1–15. https://doi.org/10.1007/s11365-011-0218-8</w:t>
       </w:r>
     </w:p>
     <w:bookmarkEnd w:id="193"/>
@@ -51091,7 +51091,7 @@
         <w:t xml:space="preserve">Global Strategy Journal, 10</w:t>
       </w:r>
       <w:r>
-        <w:t xml:space="preserve">(2), 239-250. https://doi.org/10.1002/gsj.1383</w:t>
+        <w:t xml:space="preserve">(2), 239–250. https://doi.org/10.1002/gsj.1383</w:t>
       </w:r>
     </w:p>
     <w:p>
@@ -51112,7 +51112,7 @@
         <w:t xml:space="preserve">Journal of International Business Studies, 48</w:t>
       </w:r>
       <w:r>
-        <w:t xml:space="preserve">(9), 1087-1102. https://doi.org/10.1057/s41267-017-0107-7</w:t>
+        <w:t xml:space="preserve">(9), 1087–1102. https://doi.org/10.1057/s41267-017-0107-7</w:t>
       </w:r>
     </w:p>
     <w:bookmarkEnd w:id="194"/>
@@ -51151,7 +51151,7 @@
         <w:t xml:space="preserve">Journal of Management, 37</w:t>
       </w:r>
       <w:r>
-        <w:t xml:space="preserve">(1), 5-38. https://doi.org/10.1177/0149206310370708</w:t>
+        <w:t xml:space="preserve">(1), 5–38. https://doi.org/10.1177/0149206310370708</w:t>
       </w:r>
     </w:p>
     <w:p>
@@ -51175,7 +51175,7 @@
         <w:t xml:space="preserve"> </w:t>
       </w:r>
       <w:r>
-        <w:t xml:space="preserve">(pp. 49-62). Croom Helm.</w:t>
+        <w:t xml:space="preserve">(pp. 49–62). Croom Helm.</w:t>
       </w:r>
     </w:p>
     <w:p>
@@ -51220,7 +51220,7 @@
         <w:t xml:space="preserve">World Development, 23</w:t>
       </w:r>
       <w:r>
-        <w:t xml:space="preserve">(9), 1615-1632. https://doi.org/10.1016/0305-750X(95)00065-K</w:t>
+        <w:t xml:space="preserve">(9), 1615–1632. https://doi.org/10.1016/0305-750X(95)00065-K</w:t>
       </w:r>
     </w:p>
     <w:p>
@@ -51241,7 +51241,7 @@
         <w:t xml:space="preserve">Journal of Human Resources, 50</w:t>
       </w:r>
       <w:r>
-        <w:t xml:space="preserve">(2), 317-372. https://doi.org/10.3368/jhr.50.2.317</w:t>
+        <w:t xml:space="preserve">(2), 317–372. https://doi.org/10.3368/jhr.50.2.317</w:t>
       </w:r>
     </w:p>
     <w:p>
@@ -51286,7 +51286,7 @@
         <w:t xml:space="preserve">Global Strategy Journal, 2</w:t>
       </w:r>
       <w:r>
-        <w:t xml:space="preserve">(4), 318-331. https://doi.org/10.1111/j.2042-5805.2012.01043.x</w:t>
+        <w:t xml:space="preserve">(4), 318–331. https://doi.org/10.1111/j.2042-5805.2012.01043.x</w:t>
       </w:r>
     </w:p>
     <w:p>
@@ -51355,7 +51355,7 @@
         <w:t xml:space="preserve">Academy of Management Review, 32</w:t>
       </w:r>
       <w:r>
-        <w:t xml:space="preserve">(2), 334-343. https://doi.org/10.5465/amr.2007.24345254</w:t>
+        <w:t xml:space="preserve">(2), 334–343. https://doi.org/10.5465/amr.2007.24345254</w:t>
       </w:r>
     </w:p>
     <w:p>
@@ -51376,7 +51376,7 @@
         <w:t xml:space="preserve">Academy of Management Review, 9</w:t>
       </w:r>
       <w:r>
-        <w:t xml:space="preserve">(2), 193-206. https://doi.org/10.5465/amr.1984.4277628</w:t>
+        <w:t xml:space="preserve">(2), 193–206. https://doi.org/10.5465/amr.1984.4277628</w:t>
       </w:r>
     </w:p>
     <w:p>
@@ -51418,7 +51418,7 @@
         <w:t xml:space="preserve">American Economic Review, 94</w:t>
       </w:r>
       <w:r>
-        <w:t xml:space="preserve">(1), 300-316. https://doi.org/10.1257/000282804322970814</w:t>
+        <w:t xml:space="preserve">(1), 300–316. https://doi.org/10.1257/000282804322970814</w:t>
       </w:r>
     </w:p>
     <w:p>
@@ -51439,7 +51439,7 @@
         <w:t xml:space="preserve">Journal of Industrial Economics, 27</w:t>
       </w:r>
       <w:r>
-        <w:t xml:space="preserve">(4), 359-369. https://doi.org/10.2307/2097958</w:t>
+        <w:t xml:space="preserve">(4), 359–369. https://doi.org/10.2307/2097958</w:t>
       </w:r>
     </w:p>
     <w:p>
@@ -51481,7 +51481,7 @@
         <w:t xml:space="preserve">Review of Managerial Science, 16</w:t>
       </w:r>
       <w:r>
-        <w:t xml:space="preserve">(8), 2577-2595. https://doi.org/10.1007/s11846-022-00588-8</w:t>
+        <w:t xml:space="preserve">(8), 2577–2595. https://doi.org/10.1007/s11846-022-00588-8</w:t>
       </w:r>
     </w:p>
     <w:p>
@@ -51502,7 +51502,7 @@
         <w:t xml:space="preserve">Biometrics, 33</w:t>
       </w:r>
       <w:r>
-        <w:t xml:space="preserve">(1), 159-174. https://doi.org/10.2307/2529310</w:t>
+        <w:t xml:space="preserve">(1), 159–174. https://doi.org/10.2307/2529310</w:t>
       </w:r>
     </w:p>
     <w:p>
@@ -51523,7 +51523,7 @@
         <w:t xml:space="preserve">Journal of International Business Studies, 39</w:t>
       </w:r>
       <w:r>
-        <w:t xml:space="preserve">(5), 920-936. https://doi.org/10.1057/palgrave.jibs.8400377</w:t>
+        <w:t xml:space="preserve">(5), 920–936. https://doi.org/10.1057/palgrave.jibs.8400377</w:t>
       </w:r>
     </w:p>
     <w:p>
@@ -51544,7 +51544,7 @@
         <w:t xml:space="preserve">Journal of Applied Psychology, 90</w:t>
       </w:r>
       <w:r>
-        <w:t xml:space="preserve">(1), 175-181. https://doi.org/10.1037/0021-9010.90.1.175</w:t>
+        <w:t xml:space="preserve">(1), 175–181. https://doi.org/10.1037/0021-9010.90.1.175</w:t>
       </w:r>
     </w:p>
     <w:p>
@@ -51616,7 +51616,7 @@
         <w:t xml:space="preserve"> </w:t>
       </w:r>
       <w:r>
-        <w:t xml:space="preserve">(pp. 231-244). Sage.</w:t>
+        <w:t xml:space="preserve">(pp. 231–244). Sage.</w:t>
       </w:r>
     </w:p>
     <w:p>
@@ -51637,7 +51637,7 @@
         <w:t xml:space="preserve">European Economic Review, 45</w:t>
       </w:r>
       <w:r>
-        <w:t xml:space="preserve">(4-6), 827-838. https://doi.org/10.1016/S0014-2921(01)00125-8</w:t>
+        <w:t xml:space="preserve">(4-6), 827–838. https://doi.org/10.1016/S0014-2921(01)00125-8</w:t>
       </w:r>
     </w:p>
     <w:p>
@@ -51682,7 +51682,7 @@
         <w:t xml:space="preserve">Journal of Human Resources, 50</w:t>
       </w:r>
       <w:r>
-        <w:t xml:space="preserve">(2), 301-316. https://doi.org/10.3368/jhr.50.2.301</w:t>
+        <w:t xml:space="preserve">(2), 301–316. https://doi.org/10.3368/jhr.50.2.301</w:t>
       </w:r>
     </w:p>
     <w:p>
@@ -51703,7 +51703,7 @@
         <w:t xml:space="preserve">Research Synthesis Methods, 5</w:t>
       </w:r>
       <w:r>
-        <w:t xml:space="preserve">(1), 60-78. https://doi.org/10.1002/jrsm.1095</w:t>
+        <w:t xml:space="preserve">(1), 60–78. https://doi.org/10.1002/jrsm.1095</w:t>
       </w:r>
     </w:p>
     <w:p>
@@ -51724,7 +51724,7 @@
         <w:t xml:space="preserve">Statistics in Medicine, 27</w:t>
       </w:r>
       <w:r>
-        <w:t xml:space="preserve">(5), 625-650. https://doi.org/10.1002/sim.2982</w:t>
+        <w:t xml:space="preserve">(5), 625–650. https://doi.org/10.1002/sim.2982</w:t>
       </w:r>
     </w:p>
     <w:p>
@@ -51745,7 +51745,7 @@
         <w:t xml:space="preserve">Journal of Statistical Software, 36</w:t>
       </w:r>
       <w:r>
-        <w:t xml:space="preserve">(3), 1-48. https://doi.org/10.18637/jss.v036.i03</w:t>
+        <w:t xml:space="preserve">(3), 1–48. https://doi.org/10.18637/jss.v036.i03</w:t>
       </w:r>
     </w:p>
     <w:p>
@@ -51876,7 +51876,7 @@
         <w:t xml:space="preserve">2</w:t>
       </w:r>
       <w:r>
-        <w:t xml:space="preserve">(1), 111-115.</w:t>
+        <w:t xml:space="preserve">(1), 111–115.</w:t>
       </w:r>
     </w:p>
     <w:p>
@@ -51910,7 +51910,7 @@
         <w:t xml:space="preserve">39</w:t>
       </w:r>
       <w:r>
-        <w:t xml:space="preserve">(2), 287-291.</w:t>
+        <w:t xml:space="preserve">(2), 287–291.</w:t>
       </w:r>
     </w:p>
     <w:bookmarkEnd w:id="196"/>
@@ -51941,7 +51941,7 @@
         <w:t xml:space="preserve">Journal of Business Research, 139</w:t>
       </w:r>
       <w:r>
-        <w:t xml:space="preserve">, 230-245. https://doi.org/10.1016/j.jbusres.2021.09.060</w:t>
+        <w:t xml:space="preserve">, 230–245. https://doi.org/10.1016/j.jbusres.2021.09.060</w:t>
       </w:r>
     </w:p>
     <w:p>
@@ -51962,7 +51962,7 @@
         <w:t xml:space="preserve">Economic Development and Cultural Change, 59</w:t>
       </w:r>
       <w:r>
-        <w:t xml:space="preserve">(3), 609-647. https://doi.org/10.1086/658349</w:t>
+        <w:t xml:space="preserve">(3), 609–647. https://doi.org/10.1086/658349</w:t>
       </w:r>
     </w:p>
     <w:p>
@@ -52014,7 +52014,7 @@
         <w:t xml:space="preserve">Econometrica, 47</w:t>
       </w:r>
       <w:r>
-        <w:t xml:space="preserve">(5), 1287-1294. https://doi.org/10.2307/1911963</w:t>
+        <w:t xml:space="preserve">(5), 1287–1294. https://doi.org/10.2307/1911963</w:t>
       </w:r>
     </w:p>
     <w:p>
@@ -52059,7 +52059,7 @@
         <w:t xml:space="preserve">BMJ, 327</w:t>
       </w:r>
       <w:r>
-        <w:t xml:space="preserve">(7414), 557-560. https://doi.org/10.1136/bmj.327.7414.557</w:t>
+        <w:t xml:space="preserve">(7414), 557–560. https://doi.org/10.1136/bmj.327.7414.557</w:t>
       </w:r>
     </w:p>
     <w:p>
@@ -52080,7 +52080,7 @@
         <w:t xml:space="preserve">Hague Journal on the Rule of Law, 3</w:t>
       </w:r>
       <w:r>
-        <w:t xml:space="preserve">(2), 220-246. https://doi.org/10.1017/S1876404511200046</w:t>
+        <w:t xml:space="preserve">(2), 220–246. https://doi.org/10.1017/S1876404511200046</w:t>
       </w:r>
     </w:p>
     <w:bookmarkEnd w:id="197"/>
@@ -52111,7 +52111,7 @@
         <w:t xml:space="preserve">Academy of Management Review, 28</w:t>
       </w:r>
       <w:r>
-        <w:t xml:space="preserve">(2), 275-296. https://doi.org/10.5465/amr.2003.9416341</w:t>
+        <w:t xml:space="preserve">(2), 275–296. https://doi.org/10.5465/amr.2003.9416341</w:t>
       </w:r>
     </w:p>
     <w:p>
@@ -52132,7 +52132,7 @@
         <w:t xml:space="preserve">Research Policy, 15</w:t>
       </w:r>
       <w:r>
-        <w:t xml:space="preserve">(6), 285-305. https://doi.org/10.1016/0048-7333(86)90027-2</w:t>
+        <w:t xml:space="preserve">(6), 285–305. https://doi.org/10.1016/0048-7333(86)90027-2</w:t>
       </w:r>
     </w:p>
     <w:bookmarkEnd w:id="198"/>

--- a/dist/luan_an_ctu/LUAN_AN_FULL_vi.docx
+++ b/dist/luan_an_ctu/LUAN_AN_FULL_vi.docx
@@ -4001,7 +4001,7 @@
         <w:t xml:space="preserve">không bền vững</w:t>
       </w:r>
       <w:r>
-        <w:t xml:space="preserve">: kiểm định nhạy cảm bỏ ô Frontier (k = 3) đưa omnibus về không có ý nghĩa (Q_M = 1,49, p = 0,68), cho thấy ở cấp văn liệu điều tiết thể chế trực tiếp (chủ hiệu ứng phân nhóm) là yếu. Tính ngữ cảnh thể chế của quan hệ I-P do đó được luận án kiểm định mạnh hơn ở cấp doanh nghiệp qua tương tác có điều kiện (Chương 4), nơi vai trò điều tiết của chế độ thể chế bộc lộ robust. phân tích tổng hợp cũng phát hiện thiên lệch xuất bản đáng kể: phương pháp trim-and-fill bổ khuyết 58 nghiên cứu còn thiếu, kéo tác động tổng hợp điều chỉnh xuống r = 0,035, vẫn dương nhưng bị suy giảm. Kết quả này vừa xác nhận tác động dương nhỏ và bền vững, vừa nhấn mạnh rằng giá trị thực sự của nghiên cứu I-P nằm ở việc giải thích dị biệt, chứ không phải ở việc đo lại hiệu ứng trung bình.</w:t>
+        <w:t xml:space="preserve">: kiểm định nhạy cảm bỏ ô Frontier (k = 3) đưa omnibus về không có ý nghĩa (Q_M = 1,49, p = 0,68), cho thấy ở cấp văn liệu điều tiết thể chế trực tiếp (chủ hiệu ứng phân nhóm) là yếu. Tính ngữ cảnh thể chế của quan hệ I-P do đó được luận án kiểm định mạnh hơn ở cấp doanh nghiệp qua tương tác có điều kiện (Chương 4), nơi vai trò điều tiết của chế độ thể chế bộc lộ vững chắc. phân tích tổng hợp cũng phát hiện thiên lệch xuất bản đáng kể: phương pháp trim-and-fill bổ khuyết 58 nghiên cứu còn thiếu, kéo tác động tổng hợp điều chỉnh xuống r = 0,035, vẫn dương nhưng bị suy giảm. Kết quả này vừa xác nhận tác động dương nhỏ và bền vững, vừa nhấn mạnh rằng giá trị thực sự của nghiên cứu I-P nằm ở việc giải thích dị biệt, chứ không phải ở việc đo lại hiệu ứng trung bình.</w:t>
       </w:r>
     </w:p>
     <w:bookmarkEnd w:id="56"/>
@@ -28536,7 +28536,7 @@
           <w:bCs/>
           <w:b/>
         </w:rPr>
-        <w:t xml:space="preserve">điều tiết thể chế trực tiếp dưới dạng hiệu ứng chính phân nhóm là yếu và không robust</w:t>
+        <w:t xml:space="preserve">điều tiết thể chế trực tiếp dưới dạng hiệu ứng chính phân nhóm là yếu và không vững chắc</w:t>
       </w:r>
       <w:r>
         <w:t xml:space="preserve">. Đây không phải hạn chế làm suy yếu luận án, mà chính là khoảng trống định hướng cho phần tiếp theo: tính ngữ cảnh thể chế của quan hệ I-P không bộc lộ qua việc gộp chủ hiệu ứng phân nhóm ở cấp văn liệu, mà chỉ hiện ra khi mô hình hóa</w:t>
@@ -29400,7 +29400,7 @@
         <w:t xml:space="preserve"> </w:t>
       </w:r>
       <w:r>
-        <w:t xml:space="preserve">cung cấp bằng chứng robust về một dải biến thiên thể chế đơn điệu, cũng không về điều tiết thể chế trực tiếp nói chung; điều vững chắc duy nhất là hiệu ứng I-P dương nhỏ tương đối đồng nhất giữa các chế độ đông dữ liệu. Khoảng trống này được lấp ở cấp doanh nghiệp: phân tích đa quốc gia (Mục 4.3) cho thấy ICRV điều tiết quan hệ I-P một cách</w:t>
+        <w:t xml:space="preserve">cung cấp bằng chứng vững chắc về một dải biến thiên thể chế đơn điệu, cũng không về điều tiết thể chế trực tiếp nói chung; điều vững chắc duy nhất là hiệu ứng I-P dương nhỏ tương đối đồng nhất giữa các chế độ đông dữ liệu. Khoảng trống này được lấp ở cấp doanh nghiệp: phân tích đa quốc gia (Mục 4.3) cho thấy ICRV điều tiết quan hệ I-P một cách</w:t>
       </w:r>
       <w:r>
         <w:t xml:space="preserve"> </w:t>
@@ -29648,7 +29648,7 @@
         <w:t xml:space="preserve"> </w:t>
       </w:r>
       <w:r>
-        <w:t xml:space="preserve">ở cấp văn liệu. Mẫu hình thống nhất này — không một chủ hiệu ứng điều tiết nào (thể chế hay số) robust ở cấp tổng hợp — chính là cơ sở để chuyển sang đặc tả</w:t>
+        <w:t xml:space="preserve">ở cấp văn liệu. Mẫu hình thống nhất này — không một chủ hiệu ứng điều tiết nào (thể chế hay số) vững chắc ở cấp tổng hợp — chính là cơ sở để chuyển sang đặc tả</w:t>
       </w:r>
       <w:r>
         <w:t xml:space="preserve"> </w:t>
@@ -31018,7 +31018,7 @@
         <w:t xml:space="preserve"> </w:t>
       </w:r>
       <w:r>
-        <w:t xml:space="preserve">của hình chữ U ngược chứ không phải một gradient điểm uốn đơn điệu: độ cong sâu dần khi chất lượng thể chế suy giảm, làm hình phạt sau đỉnh gay gắt hơn ở các chế độ thể chế yếu (cận biên, SIDS), và phẳng dần về gần tuyến tính ở các chế độ tiên tiến.</w:t>
+        <w:t xml:space="preserve">của hình chữ U ngược chứ không phải một dải biến thiên điểm uốn đơn điệu: độ cong sâu dần khi chất lượng thể chế suy giảm, làm hình phạt sau đỉnh gay gắt hơn ở các chế độ thể chế yếu (cận biên, SIDS), và phẳng dần về gần tuyến tính ở các chế độ tiên tiến.</w:t>
       </w:r>
     </w:p>
     <w:p>
@@ -31086,7 +31086,7 @@
           <w:bCs/>
           <w:b/>
         </w:rPr>
-        <w:t xml:space="preserve">robust</w:t>
+        <w:t xml:space="preserve">vững chắc</w:t>
       </w:r>
       <w:r>
         <w:t xml:space="preserve"> </w:t>
@@ -31196,7 +31196,7 @@
         <w:t xml:space="preserve">bổ sung chứ không trùng lặp</w:t>
       </w:r>
       <w:r>
-        <w:t xml:space="preserve">: đặc tả có điều kiện (tương tác) ở cấp doanh nghiệp làm lộ ra vai trò điều tiết của chế độ thể chế mà việc gộp chủ hiệu ứng phân nhóm ở cấp tổng hợp không phát hiện được một cách robust. Đây chính là giá trị gia tăng cốt lõi của phân tích sơ cấp 45 nền kinh tế so với tổng hợp văn liệu hiện có, và là lý do biện minh cho việc luận án không dừng ở meta-analysis mà tiến đến mô hình hóa tương tác ở cấp vi mô.</w:t>
+        <w:t xml:space="preserve">: đặc tả có điều kiện (tương tác) ở cấp doanh nghiệp làm lộ ra vai trò điều tiết của chế độ thể chế mà việc gộp chủ hiệu ứng phân nhóm ở cấp tổng hợp không phát hiện được một cách vững chắc. Đây chính là giá trị gia tăng cốt lõi của phân tích sơ cấp 45 nền kinh tế so với tổng hợp văn liệu hiện có, và là lý do biện minh cho việc luận án không dừng ở meta-analysis mà tiến đến mô hình hóa tương tác ở cấp vi mô.</w:t>
       </w:r>
     </w:p>
     <w:bookmarkEnd w:id="122"/>
@@ -37168,7 +37168,7 @@
         <w:t xml:space="preserve"> </w:t>
       </w:r>
       <w:r>
-        <w:t xml:space="preserve">của hình chữ U ngược chứ không phải một gradient điểm uốn đơn điệu: độ cong sâu dần khi chất lượng thể chế suy giảm, làm hình phạt sau đỉnh gay gắt hơn ở chế độ cận biên và dễ tổn thương, và phẳng dần về gần tuyến tính ở chế độ tiên tiến.</w:t>
+        <w:t xml:space="preserve">của hình chữ U ngược chứ không phải một dải biến thiên điểm uốn đơn điệu: độ cong sâu dần khi chất lượng thể chế suy giảm, làm hình phạt sau đỉnh gay gắt hơn ở chế độ cận biên và dễ tổn thương, và phẳng dần về gần tuyến tính ở chế độ tiên tiến.</w:t>
       </w:r>
     </w:p>
     <w:p>
@@ -38189,7 +38189,7 @@
               </m:r>
             </m:oMath>
             <w:r>
-              <w:t xml:space="preserve">): điều tiết thể chế chỉ bộc lộ robust khi mô hình hóa tương tác, không phải khi so sánh chủ hiệu ứng phân nhóm. Cơ chế là độ cong/biên độ (sâu dần khi thể chế suy giảm), không phải dịch chuyển điểm uốn đơn điệu</w:t>
+              <w:t xml:space="preserve">): điều tiết thể chế chỉ bộc lộ vững chắc khi mô hình hóa tương tác, không phải khi so sánh chủ hiệu ứng phân nhóm. Cơ chế là độ cong/biên độ (sâu dần khi thể chế suy giảm), không phải dịch chuyển điểm uốn đơn điệu</w:t>
             </w:r>
           </w:p>
         </w:tc>
@@ -42387,7 +42387,7 @@
         <w:pStyle w:val="FirstParagraph"/>
       </w:pPr>
       <w:r>
-        <w:t xml:space="preserve">Về lý thuyết, luận án đóng góp vào ba dòng nghiên cứu. Với dòng phân tích tổng hợp về quan hệ I-P, luận án phân tách cấu trúc dị biệt và cho thấy điều tiết thể chế trực tiếp ở cấp văn liệu là yếu/không bền vững, trong khi vai trò điều tiết của ICRV chỉ bộc lộ robust ở cấp doanh nghiệp qua tương tác có điều kiện. Với dòng nghiên cứu về năng lực số, luận án làm rõ rằng DAI là nguồn lực tình huống chứ không phải năng lực nền tảng. Và với dòng nghiên cứu về quốc tế hóa và các nền kinh tế đảo nhỏ, luận án đặt tên cùng cung cấp bằng chứng đầu tiên cho FIP.</w:t>
+        <w:t xml:space="preserve">Về lý thuyết, luận án đóng góp vào ba dòng nghiên cứu. Với dòng phân tích tổng hợp về quan hệ I-P, luận án phân tách cấu trúc dị biệt và cho thấy điều tiết thể chế trực tiếp ở cấp văn liệu là yếu/không bền vững, trong khi vai trò điều tiết của ICRV chỉ bộc lộ vững chắc ở cấp doanh nghiệp qua tương tác có điều kiện. Với dòng nghiên cứu về năng lực số, luận án làm rõ rằng DAI là nguồn lực tình huống chứ không phải năng lực nền tảng. Và với dòng nghiên cứu về quốc tế hóa và các nền kinh tế đảo nhỏ, luận án đặt tên cùng cung cấp bằng chứng đầu tiên cho FIP.</w:t>
       </w:r>
     </w:p>
     <w:p>

--- a/dist/luan_an_ctu/LUAN_AN_FULL_vi.docx
+++ b/dist/luan_an_ctu/LUAN_AN_FULL_vi.docx
@@ -5737,7 +5737,253 @@
         <w:t xml:space="preserve">Lập luận chọn</w:t>
       </w:r>
       <w:r>
-        <w:t xml:space="preserve">: WBES không phải bộ financial statement đầy đủ, nên labor productivity phù hợp hơn ROA/ROE/ROS trong bối cảnh đa quốc gia. Ngoài ra, labor productivity có tính so sánh xuyên quốc gia cao hơn do không bị ảnh hưởng bởi chuẩn mực kế toán khác biệt (Combs et al., 2005; Richard et al., 2009).</w:t>
+        <w:t xml:space="preserve">: WBES không phải bộ financial statement đầy đủ, nên labor productivity phù hợp hơn ROA/ROE/ROS trong bối cảnh đa quốc gia. Ngoài ra, labor productivity ít bị ảnh hưởng bởi chuẩn mực kế toán khác biệt giữa các nước hơn so với các chỉ tiêu kế toán (Combs et al., 2005; Richard et al., 2009).</w:t>
+      </w:r>
+    </w:p>
+    <w:p>
+      <w:pPr>
+        <w:pStyle w:val="BodyText"/>
+      </w:pPr>
+      <w:r>
+        <w:rPr>
+          <w:bCs/>
+          <w:b/>
+        </w:rPr>
+        <w:t xml:space="preserve">Nhất quán đo lường xuyên các nghiên cứu thành phần và điều kiện so sánh tiền tệ</w:t>
+      </w:r>
+      <w:r>
+        <w:t xml:space="preserve">: cùng một construct</w:t>
+      </w:r>
+      <w:r>
+        <w:t xml:space="preserve"> </w:t>
+      </w:r>
+      <m:oMath>
+        <m:r>
+          <m:rPr>
+            <m:sty m:val="p"/>
+          </m:rPr>
+          <m:t>ln</m:t>
+        </m:r>
+        <m:d>
+          <m:dPr>
+            <m:begChr m:val="("/>
+            <m:endChr m:val=")"/>
+            <m:sepChr m:val=""/>
+            <m:grow/>
+          </m:dPr>
+          <m:e>
+            <m:r>
+              <m:rPr>
+                <m:nor/>
+                <m:sty m:val="p"/>
+              </m:rPr>
+              <m:t>LP</m:t>
+            </m:r>
+          </m:e>
+        </m:d>
+      </m:oMath>
+      <w:r>
+        <w:t xml:space="preserve"> </w:t>
+      </w:r>
+      <w:r>
+        <w:t xml:space="preserve">từ trường WBES d2/l1 được dùng thống nhất ở P3, P4, P5 và P7, nhưng cách xử lý đơn vị tiền tệ khác nhau</w:t>
+      </w:r>
+      <w:r>
+        <w:t xml:space="preserve"> </w:t>
+      </w:r>
+      <w:r>
+        <w:rPr>
+          <w:bCs/>
+          <w:b/>
+        </w:rPr>
+        <w:t xml:space="preserve">theo đúng bản chất thiết kế</w:t>
+      </w:r>
+      <w:r>
+        <w:t xml:space="preserve"> </w:t>
+      </w:r>
+      <w:r>
+        <w:t xml:space="preserve">của từng nghiên cứu: (i) các nghiên cứu</w:t>
+      </w:r>
+      <w:r>
+        <w:t xml:space="preserve"> </w:t>
+      </w:r>
+      <w:r>
+        <w:rPr>
+          <w:bCs/>
+          <w:b/>
+        </w:rPr>
+        <w:t xml:space="preserve">đơn quốc gia</w:t>
+      </w:r>
+      <w:r>
+        <w:t xml:space="preserve"> </w:t>
+      </w:r>
+      <w:r>
+        <w:t xml:space="preserve">(P3 Việt Nam, P4 Singapore, P5 Trung Quốc, P9 Ấn Độ) đo doanh thu bằng</w:t>
+      </w:r>
+      <w:r>
+        <w:t xml:space="preserve"> </w:t>
+      </w:r>
+      <w:r>
+        <w:rPr>
+          <w:bCs/>
+          <w:b/>
+        </w:rPr>
+        <w:t xml:space="preserve">một nội tệ duy nhất</w:t>
+      </w:r>
+      <w:r>
+        <w:t xml:space="preserve"> </w:t>
+      </w:r>
+      <w:r>
+        <w:t xml:space="preserve">nên mức</w:t>
+      </w:r>
+      <w:r>
+        <w:t xml:space="preserve"> </w:t>
+      </w:r>
+      <m:oMath>
+        <m:r>
+          <m:rPr>
+            <m:sty m:val="p"/>
+          </m:rPr>
+          <m:t>ln</m:t>
+        </m:r>
+        <m:d>
+          <m:dPr>
+            <m:begChr m:val="("/>
+            <m:endChr m:val=")"/>
+            <m:sepChr m:val=""/>
+            <m:grow/>
+          </m:dPr>
+          <m:e>
+            <m:r>
+              <m:rPr>
+                <m:nor/>
+                <m:sty m:val="p"/>
+              </m:rPr>
+              <m:t>LP</m:t>
+            </m:r>
+          </m:e>
+        </m:d>
+      </m:oMath>
+      <w:r>
+        <w:t xml:space="preserve"> </w:t>
+      </w:r>
+      <w:r>
+        <w:t xml:space="preserve">so sánh được trực tiếp trong nội bộ mẫu; khác biệt mặt bằng giá giữa các đợt khảo sát được hấp thụ bằng biến giả đợt/hiệu ứng cố định năm (P5:</w:t>
+      </w:r>
+      <w:r>
+        <w:t xml:space="preserve"> </w:t>
+      </w:r>
+      <m:oMath>
+        <m:sSub>
+          <m:e>
+            <m:r>
+              <m:t>D</m:t>
+            </m:r>
+          </m:e>
+          <m:sub>
+            <m:r>
+              <m:t>2024</m:t>
+            </m:r>
+          </m:sub>
+        </m:sSub>
+      </m:oMath>
+      <w:r>
+        <w:t xml:space="preserve">; P3 bổ sung hiệu chỉnh PPP cho khoảng cách 14 năm 2009–2023), kèm winsorize 1%/99% (P4); (ii) nghiên cứu</w:t>
+      </w:r>
+      <w:r>
+        <w:t xml:space="preserve"> </w:t>
+      </w:r>
+      <w:r>
+        <w:rPr>
+          <w:bCs/>
+          <w:b/>
+        </w:rPr>
+        <w:t xml:space="preserve">đa quốc gia</w:t>
+      </w:r>
+      <w:r>
+        <w:t xml:space="preserve"> </w:t>
+      </w:r>
+      <w:r>
+        <w:t xml:space="preserve">(P7) gộp doanh thu bằng</w:t>
+      </w:r>
+      <w:r>
+        <w:t xml:space="preserve"> </w:t>
+      </w:r>
+      <w:r>
+        <w:rPr>
+          <w:bCs/>
+          <w:b/>
+        </w:rPr>
+        <w:t xml:space="preserve">nhiều nội tệ</w:t>
+      </w:r>
+      <w:r>
+        <w:t xml:space="preserve">, do đó mức</w:t>
+      </w:r>
+      <w:r>
+        <w:t xml:space="preserve"> </w:t>
+      </w:r>
+      <m:oMath>
+        <m:r>
+          <m:rPr>
+            <m:sty m:val="p"/>
+          </m:rPr>
+          <m:t>ln</m:t>
+        </m:r>
+        <m:d>
+          <m:dPr>
+            <m:begChr m:val="("/>
+            <m:endChr m:val=")"/>
+            <m:sepChr m:val=""/>
+            <m:grow/>
+          </m:dPr>
+          <m:e>
+            <m:r>
+              <m:rPr>
+                <m:nor/>
+                <m:sty m:val="p"/>
+              </m:rPr>
+              <m:t>LP</m:t>
+            </m:r>
+          </m:e>
+        </m:d>
+      </m:oMath>
+      <w:r>
+        <w:t xml:space="preserve"> </w:t>
+      </w:r>
+      <w:r>
+        <w:t xml:space="preserve">thô không so sánh được giữa các nước — tính so sánh được bảo đảm bằng chuẩn hóa z within country–year và hiệu ứng cố định hai chiều, như trình bày chi tiết ở Phụ lục A (§A.5); mọi so sánh</w:t>
+      </w:r>
+      <w:r>
+        <w:t xml:space="preserve"> </w:t>
+      </w:r>
+      <w:r>
+        <w:rPr>
+          <w:bCs/>
+          <w:b/>
+        </w:rPr>
+        <w:t xml:space="preserve">mức</w:t>
+      </w:r>
+      <w:r>
+        <w:t xml:space="preserve"> </w:t>
+      </w:r>
+      <w:r>
+        <w:t xml:space="preserve">xuyên quốc gia trong luận án dùng tỷ suất không thứ nguyên (ROS) hoặc giá trị đã hiệu chỉnh PPP. Như vậy tính so sánh xuyên quốc gia của thước đo là</w:t>
+      </w:r>
+      <w:r>
+        <w:t xml:space="preserve"> </w:t>
+      </w:r>
+      <w:r>
+        <w:rPr>
+          <w:bCs/>
+          <w:b/>
+        </w:rPr>
+        <w:t xml:space="preserve">có điều kiện</w:t>
+      </w:r>
+      <w:r>
+        <w:t xml:space="preserve"> </w:t>
+      </w:r>
+      <w:r>
+        <w:t xml:space="preserve">— đạt được qua thiết kế ước lượng, không phải tự động ở mức thô.</w:t>
       </w:r>
     </w:p>
     <w:p>
@@ -23349,7 +23595,23 @@
         <w:pStyle w:val="FirstParagraph"/>
       </w:pPr>
       <w:r>
-        <w:t xml:space="preserve">Phân tích mô tả trên pool 91.982 doanh nghiệp từ 49 nền kinh tế châu Á và Thái Bình Dương trong giai đoạn 2003–2025 cho thấy bức tranh hiệu quả hoạt động kinh doanh có sự phân tán lớn và không hội tụ. Năng suất lao động — đo bằng ln(doanh thu/lao động) — có độ lệch chuẩn dao động từ 0,49 (Advanced tài nguyên dẫn dắt) đến 1,36 (Nhóm V — Emerging), với tỷ số P90/P10 có xu hướng tăng (gần đơn điệu, với dao động giữa các Nhóm III–IV và V–VI) theo chiều từ nhóm thể chế cao đến nhóm thể chế thấp.</w:t>
+        <w:t xml:space="preserve">Phân tích mô tả trên pool 91.982 doanh nghiệp từ 49 nền kinh tế châu Á và Thái Bình Dương trong giai đoạn 2003–2025 cho thấy bức tranh hiệu quả hoạt động kinh doanh có sự phân tán lớn và không hội tụ. Vì doanh thu WBES được báo cáo bằng nội tệ, độ phân tán năng suất được tính</w:t>
+      </w:r>
+      <w:r>
+        <w:t xml:space="preserve"> </w:t>
+      </w:r>
+      <w:r>
+        <w:rPr>
+          <w:bCs/>
+          <w:b/>
+        </w:rPr>
+        <w:t xml:space="preserve">trong từng cặp nền kinh tế × năm</w:t>
+      </w:r>
+      <w:r>
+        <w:t xml:space="preserve"> </w:t>
+      </w:r>
+      <w:r>
+        <w:t xml:space="preserve">(bất biến với đơn vị tiền tệ): độ lệch chuẩn của ln(doanh thu/lao động) trong đợt tăng từ 1,04 (Nhóm I — Advanced đổi mới) lên 1,31–1,39 (Nhóm III–V), và tỷ số P90/P10 leo từ khoảng 12 lần (Nhóm I) lên khoảng 30 lần (Nhóm V) theo chiều từ nhóm thể chế cao đến nhóm thể chế thấp.</w:t>
       </w:r>
     </w:p>
     <w:p>
@@ -23425,7 +23687,7 @@
               <w:jc w:val="left"/>
             </w:pPr>
             <w:r>
-              <w:t xml:space="preserve">sd log LP</w:t>
+              <w:t xml:space="preserve">sd log LP (trong đợt)¹</w:t>
             </w:r>
           </w:p>
         </w:tc>
@@ -23503,7 +23765,7 @@
                 <w:bCs/>
                 <w:b/>
               </w:rPr>
-              <w:t xml:space="preserve">1,03</w:t>
+              <w:t xml:space="preserve">1,04</w:t>
             </w:r>
           </w:p>
         </w:tc>
@@ -23566,6 +23828,228 @@
             </w:pPr>
             <w:r>
               <w:t xml:space="preserve">2.269</w:t>
+            </w:r>
+          </w:p>
+        </w:tc>
+        <w:tc>
+          <w:tcPr/>
+          <w:p>
+            <w:pPr>
+              <w:pStyle w:val="Compact"/>
+              <w:jc w:val="left"/>
+            </w:pPr>
+            <w:r>
+              <w:t xml:space="preserve">1,14²</w:t>
+            </w:r>
+          </w:p>
+        </w:tc>
+        <w:tc>
+          <w:tcPr/>
+          <w:p>
+            <w:pPr>
+              <w:pStyle w:val="Compact"/>
+              <w:jc w:val="left"/>
+            </w:pPr>
+            <w:r>
+              <w:t xml:space="preserve">~3</w:t>
+            </w:r>
+          </w:p>
+        </w:tc>
+        <w:tc>
+          <w:tcPr/>
+          <w:p>
+            <w:pPr>
+              <w:pStyle w:val="Compact"/>
+              <w:jc w:val="left"/>
+            </w:pPr>
+            <w:r>
+              <w:t xml:space="preserve">~8</w:t>
+            </w:r>
+          </w:p>
+        </w:tc>
+        <w:tc>
+          <w:tcPr/>
+          <w:p>
+            <w:pPr>
+              <w:pStyle w:val="Compact"/>
+              <w:jc w:val="left"/>
+            </w:pPr>
+            <w:r>
+              <w:t xml:space="preserve">—</w:t>
+            </w:r>
+          </w:p>
+        </w:tc>
+      </w:tr>
+      <w:tr>
+        <w:tc>
+          <w:tcPr/>
+          <w:p>
+            <w:pPr>
+              <w:pStyle w:val="Compact"/>
+              <w:jc w:val="left"/>
+            </w:pPr>
+            <w:r>
+              <w:t xml:space="preserve">Nhóm III — Upper-middle (CHN, MYS, THA, KAZ…)</w:t>
+            </w:r>
+          </w:p>
+        </w:tc>
+        <w:tc>
+          <w:tcPr/>
+          <w:p>
+            <w:pPr>
+              <w:pStyle w:val="Compact"/>
+              <w:jc w:val="left"/>
+            </w:pPr>
+            <w:r>
+              <w:t xml:space="preserve">17.905</w:t>
+            </w:r>
+          </w:p>
+        </w:tc>
+        <w:tc>
+          <w:tcPr/>
+          <w:p>
+            <w:pPr>
+              <w:pStyle w:val="Compact"/>
+              <w:jc w:val="left"/>
+            </w:pPr>
+            <w:r>
+              <w:t xml:space="preserve">1,37</w:t>
+            </w:r>
+          </w:p>
+        </w:tc>
+        <w:tc>
+          <w:tcPr/>
+          <w:p>
+            <w:pPr>
+              <w:pStyle w:val="Compact"/>
+              <w:jc w:val="left"/>
+            </w:pPr>
+            <w:r>
+              <w:t xml:space="preserve">10,3</w:t>
+            </w:r>
+          </w:p>
+        </w:tc>
+        <w:tc>
+          <w:tcPr/>
+          <w:p>
+            <w:pPr>
+              <w:pStyle w:val="Compact"/>
+              <w:jc w:val="left"/>
+            </w:pPr>
+            <w:r>
+              <w:t xml:space="preserve">21,7</w:t>
+            </w:r>
+          </w:p>
+        </w:tc>
+        <w:tc>
+          <w:tcPr/>
+          <w:p>
+            <w:pPr>
+              <w:pStyle w:val="Compact"/>
+              <w:jc w:val="left"/>
+            </w:pPr>
+            <w:r>
+              <w:t xml:space="preserve">8,4</w:t>
+            </w:r>
+          </w:p>
+        </w:tc>
+      </w:tr>
+      <w:tr>
+        <w:tc>
+          <w:tcPr/>
+          <w:p>
+            <w:pPr>
+              <w:pStyle w:val="Compact"/>
+              <w:jc w:val="left"/>
+            </w:pPr>
+            <w:r>
+              <w:t xml:space="preserve">Nhóm IV — Lower-middle transition (VNM, IND, IDN, PHL, BGD, PAK, MNG)</w:t>
+            </w:r>
+          </w:p>
+        </w:tc>
+        <w:tc>
+          <w:tcPr/>
+          <w:p>
+            <w:pPr>
+              <w:pStyle w:val="Compact"/>
+              <w:jc w:val="left"/>
+            </w:pPr>
+            <w:r>
+              <w:t xml:space="preserve">50.926</w:t>
+            </w:r>
+          </w:p>
+        </w:tc>
+        <w:tc>
+          <w:tcPr/>
+          <w:p>
+            <w:pPr>
+              <w:pStyle w:val="Compact"/>
+              <w:jc w:val="left"/>
+            </w:pPr>
+            <w:r>
+              <w:t xml:space="preserve">1,31</w:t>
+            </w:r>
+          </w:p>
+        </w:tc>
+        <w:tc>
+          <w:tcPr/>
+          <w:p>
+            <w:pPr>
+              <w:pStyle w:val="Compact"/>
+              <w:jc w:val="left"/>
+            </w:pPr>
+            <w:r>
+              <w:t xml:space="preserve">8,6</w:t>
+            </w:r>
+          </w:p>
+        </w:tc>
+        <w:tc>
+          <w:tcPr/>
+          <w:p>
+            <w:pPr>
+              <w:pStyle w:val="Compact"/>
+              <w:jc w:val="left"/>
+            </w:pPr>
+            <w:r>
+              <w:t xml:space="preserve">15,5</w:t>
+            </w:r>
+          </w:p>
+        </w:tc>
+        <w:tc>
+          <w:tcPr/>
+          <w:p>
+            <w:pPr>
+              <w:pStyle w:val="Compact"/>
+              <w:jc w:val="left"/>
+            </w:pPr>
+            <w:r>
+              <w:t xml:space="preserve">4,7</w:t>
+            </w:r>
+          </w:p>
+        </w:tc>
+      </w:tr>
+      <w:tr>
+        <w:tc>
+          <w:tcPr/>
+          <w:p>
+            <w:pPr>
+              <w:pStyle w:val="Compact"/>
+              <w:jc w:val="left"/>
+            </w:pPr>
+            <w:r>
+              <w:t xml:space="preserve">Nhóm V — Emerging (LAO, KHM, NPL, LKA, JOR…)</w:t>
+            </w:r>
+          </w:p>
+        </w:tc>
+        <w:tc>
+          <w:tcPr/>
+          <w:p>
+            <w:pPr>
+              <w:pStyle w:val="Compact"/>
+              <w:jc w:val="left"/>
+            </w:pPr>
+            <w:r>
+              <w:t xml:space="preserve">18.569</w:t>
             </w:r>
           </w:p>
         </w:tc>
@@ -23581,229 +24065,7 @@
                 <w:bCs/>
                 <w:b/>
               </w:rPr>
-              <w:t xml:space="preserve">0,49</w:t>
-            </w:r>
-          </w:p>
-        </w:tc>
-        <w:tc>
-          <w:tcPr/>
-          <w:p>
-            <w:pPr>
-              <w:pStyle w:val="Compact"/>
-              <w:jc w:val="left"/>
-            </w:pPr>
-            <w:r>
-              <w:t xml:space="preserve">~3</w:t>
-            </w:r>
-          </w:p>
-        </w:tc>
-        <w:tc>
-          <w:tcPr/>
-          <w:p>
-            <w:pPr>
-              <w:pStyle w:val="Compact"/>
-              <w:jc w:val="left"/>
-            </w:pPr>
-            <w:r>
-              <w:t xml:space="preserve">~8</w:t>
-            </w:r>
-          </w:p>
-        </w:tc>
-        <w:tc>
-          <w:tcPr/>
-          <w:p>
-            <w:pPr>
-              <w:pStyle w:val="Compact"/>
-              <w:jc w:val="left"/>
-            </w:pPr>
-            <w:r>
-              <w:t xml:space="preserve">—</w:t>
-            </w:r>
-          </w:p>
-        </w:tc>
-      </w:tr>
-      <w:tr>
-        <w:tc>
-          <w:tcPr/>
-          <w:p>
-            <w:pPr>
-              <w:pStyle w:val="Compact"/>
-              <w:jc w:val="left"/>
-            </w:pPr>
-            <w:r>
-              <w:t xml:space="preserve">Nhóm III — Upper-middle (CHN, MYS, THA, KAZ…)</w:t>
-            </w:r>
-          </w:p>
-        </w:tc>
-        <w:tc>
-          <w:tcPr/>
-          <w:p>
-            <w:pPr>
-              <w:pStyle w:val="Compact"/>
-              <w:jc w:val="left"/>
-            </w:pPr>
-            <w:r>
-              <w:t xml:space="preserve">17.905</w:t>
-            </w:r>
-          </w:p>
-        </w:tc>
-        <w:tc>
-          <w:tcPr/>
-          <w:p>
-            <w:pPr>
-              <w:pStyle w:val="Compact"/>
-              <w:jc w:val="left"/>
-            </w:pPr>
-            <w:r>
-              <w:t xml:space="preserve">1,29</w:t>
-            </w:r>
-          </w:p>
-        </w:tc>
-        <w:tc>
-          <w:tcPr/>
-          <w:p>
-            <w:pPr>
-              <w:pStyle w:val="Compact"/>
-              <w:jc w:val="left"/>
-            </w:pPr>
-            <w:r>
-              <w:t xml:space="preserve">10,3</w:t>
-            </w:r>
-          </w:p>
-        </w:tc>
-        <w:tc>
-          <w:tcPr/>
-          <w:p>
-            <w:pPr>
-              <w:pStyle w:val="Compact"/>
-              <w:jc w:val="left"/>
-            </w:pPr>
-            <w:r>
-              <w:t xml:space="preserve">21,7</w:t>
-            </w:r>
-          </w:p>
-        </w:tc>
-        <w:tc>
-          <w:tcPr/>
-          <w:p>
-            <w:pPr>
-              <w:pStyle w:val="Compact"/>
-              <w:jc w:val="left"/>
-            </w:pPr>
-            <w:r>
-              <w:t xml:space="preserve">8,4</w:t>
-            </w:r>
-          </w:p>
-        </w:tc>
-      </w:tr>
-      <w:tr>
-        <w:tc>
-          <w:tcPr/>
-          <w:p>
-            <w:pPr>
-              <w:pStyle w:val="Compact"/>
-              <w:jc w:val="left"/>
-            </w:pPr>
-            <w:r>
-              <w:t xml:space="preserve">Nhóm IV — Lower-middle transition (VNM, IND, IDN, PHL, BGD, PAK, MNG)</w:t>
-            </w:r>
-          </w:p>
-        </w:tc>
-        <w:tc>
-          <w:tcPr/>
-          <w:p>
-            <w:pPr>
-              <w:pStyle w:val="Compact"/>
-              <w:jc w:val="left"/>
-            </w:pPr>
-            <w:r>
-              <w:t xml:space="preserve">50.926</w:t>
-            </w:r>
-          </w:p>
-        </w:tc>
-        <w:tc>
-          <w:tcPr/>
-          <w:p>
-            <w:pPr>
-              <w:pStyle w:val="Compact"/>
-              <w:jc w:val="left"/>
-            </w:pPr>
-            <w:r>
-              <w:t xml:space="preserve">1,24</w:t>
-            </w:r>
-          </w:p>
-        </w:tc>
-        <w:tc>
-          <w:tcPr/>
-          <w:p>
-            <w:pPr>
-              <w:pStyle w:val="Compact"/>
-              <w:jc w:val="left"/>
-            </w:pPr>
-            <w:r>
-              <w:t xml:space="preserve">8,6</w:t>
-            </w:r>
-          </w:p>
-        </w:tc>
-        <w:tc>
-          <w:tcPr/>
-          <w:p>
-            <w:pPr>
-              <w:pStyle w:val="Compact"/>
-              <w:jc w:val="left"/>
-            </w:pPr>
-            <w:r>
-              <w:t xml:space="preserve">15,5</w:t>
-            </w:r>
-          </w:p>
-        </w:tc>
-        <w:tc>
-          <w:tcPr/>
-          <w:p>
-            <w:pPr>
-              <w:pStyle w:val="Compact"/>
-              <w:jc w:val="left"/>
-            </w:pPr>
-            <w:r>
-              <w:t xml:space="preserve">4,7</w:t>
-            </w:r>
-          </w:p>
-        </w:tc>
-      </w:tr>
-      <w:tr>
-        <w:tc>
-          <w:tcPr/>
-          <w:p>
-            <w:pPr>
-              <w:pStyle w:val="Compact"/>
-              <w:jc w:val="left"/>
-            </w:pPr>
-            <w:r>
-              <w:t xml:space="preserve">Nhóm V — Emerging (LAO, KHM, NPL, LKA, JOR…)</w:t>
-            </w:r>
-          </w:p>
-        </w:tc>
-        <w:tc>
-          <w:tcPr/>
-          <w:p>
-            <w:pPr>
-              <w:pStyle w:val="Compact"/>
-              <w:jc w:val="left"/>
-            </w:pPr>
-            <w:r>
-              <w:t xml:space="preserve">18.569</w:t>
-            </w:r>
-          </w:p>
-        </w:tc>
-        <w:tc>
-          <w:tcPr/>
-          <w:p>
-            <w:pPr>
-              <w:pStyle w:val="Compact"/>
-              <w:jc w:val="left"/>
-            </w:pPr>
-            <w:r>
-              <w:t xml:space="preserve">1,36</w:t>
+              <w:t xml:space="preserve">1,39</w:t>
             </w:r>
           </w:p>
         </w:tc>
@@ -24022,7 +24284,7 @@
           <w:iCs/>
           <w:i/>
         </w:rPr>
-        <w:t xml:space="preserve">Ghi chú: Cột n là số doanh nghiệp được phân loại vào sáu nhóm ICRV trong pool gộp WBES (tổng 96.415; ngoài ra còn ~10.350 doanh nghiệp chưa gán nhóm ICRV do thiếu chỉ số thể chế). Mẫu phân tích hồi quy chính của P7 là N = 91.982 (mô hình baseline) và giảm dần khi bổ sung biến kiểm soát (xem §4.6.1), do loại các quan sát thiếu biến phụ thuộc/FSTS. Các thống kê độ phân tán (sd log LP) và tỷ lệ (%) được tính trên năng suất lao động đã hiệu chỉnh PPP/winsorize theo từng country-year (xem §3.5.3).</w:t>
+        <w:t xml:space="preserve">Ghi chú: Cột n là số doanh nghiệp được phân loại vào sáu nhóm ICRV trong pool gộp WBES (tổng 96.415; ngoài ra còn ~10.350 doanh nghiệp chưa gán nhóm ICRV do thiếu chỉ số thể chế). Mẫu phân tích hồi quy chính của P7 là N = 91.982 (mô hình baseline) và giảm dần khi bổ sung biến kiểm soát (xem §4.6.1), do loại các quan sát thiếu biến phụ thuộc/FSTS. ¹ Độ lệch chuẩn ln(năng suất lao động) tính trong từng cặp nền kinh tế × năm rồi lấy trung vị giữa các đợt của nhóm — bất biến với đơn vị tiền tệ (thừa số quy đổi triệt tiêu trên thang log); năng suất được winsorize 1/99 trong cụm country-year (xem §3.5.3). ² Trung vị Nhóm II bị kéo lên bởi các nền nhỏ; hai nền lớn nhất khối có phân tán hẹp nhất toàn pool (Saudi Arabia 0,49; Qatar 0,33).</w:t>
       </w:r>
     </w:p>
     <w:p>
@@ -24139,63 +24401,7 @@
           <w:iCs/>
           <w:i/>
         </w:rPr>
-        <w:t xml:space="preserve">). Lưu ý: chuyên đề tiến sĩ số 1 dùng tên mô tả cũ (</w:t>
-      </w:r>
-      <w:r>
-        <w:rPr>
-          <w:iCs/>
-          <w:i/>
-        </w:rPr>
-        <w:t xml:space="preserve">‘</w:t>
-      </w:r>
-      <w:r>
-        <w:rPr>
-          <w:iCs/>
-          <w:i/>
-        </w:rPr>
-        <w:t xml:space="preserve">Đang nổi</w:t>
-      </w:r>
-      <w:r>
-        <w:rPr>
-          <w:iCs/>
-          <w:i/>
-        </w:rPr>
-        <w:t xml:space="preserve">’</w:t>
-      </w:r>
-      <w:r>
-        <w:rPr>
-          <w:iCs/>
-          <w:i/>
-        </w:rPr>
-        <w:t xml:space="preserve">/</w:t>
-      </w:r>
-      <w:r>
-        <w:rPr>
-          <w:iCs/>
-          <w:i/>
-        </w:rPr>
-        <w:t xml:space="preserve">‘</w:t>
-      </w:r>
-      <w:r>
-        <w:rPr>
-          <w:iCs/>
-          <w:i/>
-        </w:rPr>
-        <w:t xml:space="preserve">Cận biên</w:t>
-      </w:r>
-      <w:r>
-        <w:rPr>
-          <w:iCs/>
-          <w:i/>
-        </w:rPr>
-        <w:t xml:space="preserve">’</w:t>
-      </w:r>
-      <w:r>
-        <w:rPr>
-          <w:iCs/>
-          <w:i/>
-        </w:rPr>
-        <w:t xml:space="preserve">) trên bản khóa mô tả riêng (xem crosswalk trong CĐ1); nhãn dùng trong luận án và P7/CĐ2 là nhãn dữ liệu nêu ở đây.</w:t>
+        <w:t xml:space="preserve">). Hệ nhãn này được dùng thống nhất trong toàn bộ luận án và hai chuyên đề.</w:t>
       </w:r>
     </w:p>
     <w:p>
@@ -24203,7 +24409,7 @@
         <w:pStyle w:val="BodyText"/>
       </w:pPr>
       <w:r>
-        <w:t xml:space="preserve">Phát hiện quan trọng nhất từ thực trạng mô tả là sự phân biệt nội bộ trong nhóm Advanced: tỷ số phân tán giữa nhóm đổi mới sáng tạo dẫn dắt (Singapore, Hàn Quốc, Đài Loan — sd ≈ 1,03) và nhóm tài nguyên dẫn dắt (Saudi Arabia, Qatar, Kuwait — sd ≈ 0,49) xấp xỉ 2,1 lần, phản ánh hai cơ chế tăng trưởng và phân phối hoàn toàn khác nhau. Phân nhóm con tài nguyên dẫn dắt có độ phân tán năng suất thấp nhất toàn bộ pool — biểu hiện của kinh tế nhà nước tô (rentier economy) nơi phân phối lại từ xuất khẩu dầu mỏ thu hẹp khoảng cách năng suất giữa doanh nghiệp, nhưng không nhất thiết phản ánh hiệu quả doanh nghiệp đáng kể. Điều này gợi ý rằng việc gộp hai loại Advanced vào một nhóm duy nhất (như các nghiên cứu trước thường làm) sẽ che khuất cơ chế quan trọng này.</w:t>
+        <w:t xml:space="preserve">Phát hiện quan trọng nhất từ thực trạng mô tả là sự phân biệt nội bộ trong nhóm Advanced. Hai phân nhóm cùng mức thu nhập cao nhưng đối lập về cấu trúc: nhóm đổi mới sáng tạo dẫn dắt có R&amp;D 20,5%, ISO 35,0% và 28,4% doanh nghiệp xuất khẩu, trong khi nhóm tài nguyên dẫn dắt chỉ có R&amp;D 7,0% và 11,7% doanh nghiệp xuất khẩu (Chuyên đề 1). Về phân phối, hai nền lớn nhất Vùng Vịnh có phân tán năng suất trong đợt hẹp nhất toàn pool (Saudi Arabia 0,49; Qatar 0,33 — so với Singapore 1,08, chênh hơn 2 lần) — biểu hiện của kinh tế nhà nước tô (rentier economy) nơi phân phối lại từ xuất khẩu dầu mỏ thu hẹp khoảng cách năng suất giữa doanh nghiệp, nhưng không nhất thiết phản ánh hiệu quả doanh nghiệp đáng kể. Điều này gợi ý rằng việc gộp hai loại Advanced vào một nhóm duy nhất (như các nghiên cứu trước thường làm) sẽ che khuất cơ chế quan trọng này.</w:t>
       </w:r>
     </w:p>
     <w:p>
@@ -24211,7 +24417,7 @@
         <w:pStyle w:val="BodyText"/>
       </w:pPr>
       <w:r>
-        <w:t xml:space="preserve">Sự gia tăng đơn điệu của độ phân tán năng suất theo gradient ICRV không chỉ là một quan sát mô tả mà còn nhất quán với khung lý thuyết phân bổ sai nguồn lực (resource misallocation) của Hsieh và Klenow (2009): trong môi trường thể chế yếu, các rào cản thị trường — tiếp cận tài chính hạn chế, thực thi hợp đồng kém, méo mó chính sách — ngăn nguồn lực dịch chuyển từ doanh nghiệp kém hiệu quả sang doanh nghiệp hiệu quả hơn, khiến phương sai năng suất giữa các doanh nghiệp nới rộng. Theo logic này, độ phân tán năng suất cao ở Nhóm V–VI</w:t>
+        <w:t xml:space="preserve">Sự gia tăng của độ phân tán năng suất trong đợt theo gradient ICRV (từ ~12 lần lên ~30 lần ở tỷ số P90/P10) không chỉ là một quan sát mô tả mà còn nhất quán với khung lý thuyết phân bổ sai nguồn lực (resource misallocation) của Hsieh và Klenow (2009): trong môi trường thể chế yếu, các rào cản thị trường — tiếp cận tài chính hạn chế, thực thi hợp đồng kém, méo mó chính sách — ngăn nguồn lực dịch chuyển từ doanh nghiệp kém hiệu quả sang doanh nghiệp hiệu quả hơn, khiến phương sai năng suất giữa các doanh nghiệp nới rộng. Theo logic này, độ phân tán năng suất cao ở Nhóm V–VI</w:t>
       </w:r>
       <w:r>
         <w:t xml:space="preserve"> </w:t>
@@ -25019,64 +25225,7 @@
           <w:iCs/>
           <w:i/>
         </w:rPr>
-        <w:t xml:space="preserve">Ghi chú: Bảng 4.2 tái tính trực tiếp từ dữ liệu thô WBES trên khung 49 nền (dedupe theo nước–năm, đợt ≥2006; chỉ báo h1/h5/h8/b8/c22b), nay tách đủ sáu nhóm — Nhóm II (GCC) đủ 6/6 nền nên không còn phải gộp vào Advanced như bản trước.</w:t>
-      </w:r>
-      <w:r>
-        <w:rPr>
-          <w:iCs/>
-          <w:i/>
-        </w:rPr>
-        <w:t xml:space="preserve"> </w:t>
-      </w:r>
-      <w:r>
-        <w:rPr>
-          <w:iCs/>
-          <w:i/>
-        </w:rPr>
-        <w:t xml:space="preserve">“</w:t>
-      </w:r>
-      <w:r>
-        <w:rPr>
-          <w:iCs/>
-          <w:i/>
-        </w:rPr>
-        <w:t xml:space="preserve">Quy trình mới</w:t>
-      </w:r>
-      <w:r>
-        <w:rPr>
-          <w:iCs/>
-          <w:i/>
-        </w:rPr>
-        <w:t xml:space="preserve">”</w:t>
-      </w:r>
-      <w:r>
-        <w:rPr>
-          <w:iCs/>
-          <w:i/>
-        </w:rPr>
-        <w:t xml:space="preserve"> </w:t>
-      </w:r>
-      <w:r>
-        <w:rPr>
-          <w:iCs/>
-          <w:i/>
-        </w:rPr>
-        <w:t xml:space="preserve">dùng định nghĩa chuẩn h5 (hẹp hơn bản khóa mô tả cũ). Bộ số này khớp Bảng 2.3.4.1 của Chuyên đề 1 (</w:t>
-      </w:r>
-      <w:r>
-        <w:rPr>
-          <w:rStyle w:val="VerbatimChar"/>
-          <w:iCs/>
-          <w:i/>
-        </w:rPr>
-        <w:t xml:space="preserve">data_wbes/analysis/CD1_PIPELINE_RESULTS.md</w:t>
-      </w:r>
-      <w:r>
-        <w:rPr>
-          <w:iCs/>
-          <w:i/>
-        </w:rPr>
-        <w:t xml:space="preserve">). Gradient năng lực thể chế thể hiện rõ ở các biến nền tảng: R&amp;D 20,5% (Nhóm I) → 10,2% (Nhóm VI); ISO 35,0% → 12,2%; website 61,7% → 41,5%.</w:t>
+        <w:t xml:space="preserve">Ghi chú: Bảng 4.2 được tính trực tiếp từ dữ liệu thô WBES trên khung 49 nền (một cross-section chuẩn cho mỗi cặp nền kinh tế × năm, đợt khảo sát ≥ 2006), với các chỉ báo chuẩn của bộ công cụ WBES toàn cầu: đổi mới sản phẩm (h1), đổi mới quy trình (h5), chi R&amp;D (h8), chứng nhận chất lượng quốc tế (b8) và website (c22b). Toàn bộ sáu nhóm ICRV đều có độ phủ dữ liệu đầy đủ, kể cả Nhóm II (đủ 6/6 nền GCC). Gradient năng lực thể chế thể hiện rõ ở các biến nền tảng: R&amp;D 20,5% (Nhóm I) → 10,2% (Nhóm VI); ISO 35,0% → 12,2%; website 61,7% → 41,5%. Bộ số này nhất quán với phân tích thực trạng ở Chuyên đề 1.</w:t>
       </w:r>
     </w:p>
     <w:p>
@@ -25126,7 +25275,25 @@
         <w:pStyle w:val="BodyText"/>
       </w:pPr>
       <w:r>
-        <w:t xml:space="preserve">Hiện tượng tương quan âm giữa DAI Tier-1 và năng suất trong nhóm Advanced (-0,129) là ảo ảnh thống kê do bão hòa Tier-1: hầu hết doanh nghiệp Advanced đã có website từ lâu, khiến biến nhị phân này không còn phân biệt được doanh nghiệp hiệu quả và kém hiệu quả trong nhóm đó. Khi loại trừ doanh nghiệp ICT, hệ số âm biến mất — xác nhận đây là vấn đề đo lường chứ không phải quan hệ nhân quả thực.</w:t>
+        <w:t xml:space="preserve">Một biểu hiện khác của bão hòa Tier-1 nằm ở tương quan giữa website và năng suất: phần bù tương quan của DAI Tier-1 thấp nhất ở nhóm Advanced đổi mới (+0,098, so với +0,180–0,201 ở các nhóm chuyển đổi và tài nguyên — Chuyên đề 1, Bảng 2.3.8.1) dù tỷ lệ có website của nhóm này cao nhất (61,7%). Khi một chỉ báo nhị phân tiệm cận bão hòa, phương sai của nó co lại và nhóm</w:t>
+      </w:r>
+      <w:r>
+        <w:t xml:space="preserve"> </w:t>
+      </w:r>
+      <w:r>
+        <w:t xml:space="preserve">“</w:t>
+      </w:r>
+      <w:r>
+        <w:t xml:space="preserve">không website</w:t>
+      </w:r>
+      <w:r>
+        <w:t xml:space="preserve">”</w:t>
+      </w:r>
+      <w:r>
+        <w:t xml:space="preserve"> </w:t>
+      </w:r>
+      <w:r>
+        <w:t xml:space="preserve">còn lại mang tính chọn lọc đặc thù, nên hệ số đo được phản ánh giới hạn của thước đo Tier-1 nhiều hơn là giới hạn của số hóa — một vấn đề đo lường cần phân biệt với quan hệ nhân quả thực.</w:t>
       </w:r>
     </w:p>
     <w:bookmarkEnd w:id="124"/>
@@ -28031,70 +28198,13 @@
           <w:bCs/>
           <w:b/>
         </w:rPr>
-        <w:t xml:space="preserve">Lưu ý cập nhật dữ liệu (2026).</w:t>
-      </w:r>
-      <w:r>
-        <w:t xml:space="preserve"> </w:t>
-      </w:r>
-      <w:r>
-        <w:t xml:space="preserve">Sau khi P7 hoàn tất ước lượng trên mẫu phân tích 49 nền, bộ dữ liệu WBES được cập nhật bổ sung</w:t>
-      </w:r>
-      <w:r>
-        <w:t xml:space="preserve"> </w:t>
-      </w:r>
-      <w:r>
-        <w:rPr>
-          <w:bCs/>
-          <w:b/>
-        </w:rPr>
-        <w:t xml:space="preserve">Japan-2025</w:t>
-      </w:r>
-      <w:r>
-        <w:t xml:space="preserve"> </w:t>
-      </w:r>
-      <w:r>
-        <w:t xml:space="preserve">(khảo sát lần đầu, thuộc Nhóm I — nâng khung phân loại lên 50 nền/94.032 doanh nghiệp) cùng các sóng khảo sát mới 2024–2026 của 31 nền (chi tiết:</w:t>
-      </w:r>
-      <w:r>
-        <w:t xml:space="preserve"> </w:t>
-      </w:r>
-      <w:r>
-        <w:rPr>
-          <w:rStyle w:val="VerbatimChar"/>
-        </w:rPr>
-        <w:t xml:space="preserve">data_wbes/analysis/DATA_UPDATE_MANIFEST.md</w:t>
-      </w:r>
-      <w:r>
-        <w:t xml:space="preserve">). Các quan sát này được lưu trữ để phục vụ</w:t>
-      </w:r>
-      <w:r>
-        <w:t xml:space="preserve"> </w:t>
-      </w:r>
-      <w:r>
-        <w:rPr>
-          <w:bCs/>
-          <w:b/>
-        </w:rPr>
-        <w:t xml:space="preserve">vòng ước lượng lại P7 kế tiếp</w:t>
-      </w:r>
-      <w:r>
-        <w:t xml:space="preserve">; kết quả P7 báo cáo ở đây</w:t>
-      </w:r>
-      <w:r>
-        <w:t xml:space="preserve"> </w:t>
-      </w:r>
-      <w:r>
-        <w:rPr>
-          <w:bCs/>
-          <w:b/>
-        </w:rPr>
-        <w:t xml:space="preserve">giữ nguyên trên mẫu phân tích 49 nền đã khóa</w:t>
-      </w:r>
-      <w:r>
-        <w:t xml:space="preserve"> </w:t>
-      </w:r>
-      <w:r>
-        <w:t xml:space="preserve">(khớp bản thảo đang bình duyệt). Vì P7 dùng country fixed effects và Japan là một nền đơn lẻ có biến thiên quốc tế hóa thấp (FSTS trung bình 4,1%), việc bổ sung Japan dự kiến không làm thay đổi turning point của các nhóm khác mà chỉ tinh chỉnh ước lượng riêng Nhóm I; xác nhận định lượng cần do nhóm nghiên cứu chạy lại do-file gốc của P7 trên mẫu mở rộng.</w:t>
+        <w:t xml:space="preserve">Phạm vi thời gian của mẫu.</w:t>
+      </w:r>
+      <w:r>
+        <w:t xml:space="preserve"> </w:t>
+      </w:r>
+      <w:r>
+        <w:t xml:space="preserve">Mẫu phân tích của P7 được chốt tại 49 nền kinh tế với các đợt khảo sát đến thời điểm xây dựng bộ dữ liệu. Một số đợt khảo sát công bố sau thời điểm chốt mẫu — đáng chú ý là Nhật Bản 2025 (nền kinh tế lần đầu được WBES khảo sát, thuộc nhóm thể chế tiên tiến) và các đợt 2024–2026 của nhiều nền trong khung — nằm ngoài phạm vi ước lượng của luận án và tạo thành hướng mở rộng tự nhiên cho nghiên cứu tiếp theo (xem §5.5). Về mặt kỳ vọng, do mô hình dùng hiệu ứng cố định nền kinh tế và Nhật Bản có biến thiên quốc tế hóa thấp (FSTS trung bình khoảng 4%), việc bổ sung quan sát này nhiều khả năng chỉ tinh chỉnh ước lượng của Nhóm I mà không làm thay đổi gradient điểm uốn giữa các nhóm.</w:t>
       </w:r>
     </w:p>
     <w:bookmarkEnd w:id="145"/>

--- a/dist/luan_an_ctu/LUAN_AN_FULL_vi.docx
+++ b/dist/luan_an_ctu/LUAN_AN_FULL_vi.docx
@@ -47142,6 +47142,240 @@
       </w:r>
       <w:r>
         <w:t xml:space="preserve">toàn tính so sánh giữa các đợt và các nước (xem A.3, Bước S1).</w:t>
+      </w:r>
+    </w:p>
+    <w:p>
+      <w:pPr>
+        <w:pStyle w:val="BodyText"/>
+      </w:pPr>
+      <w:r>
+        <w:t xml:space="preserve">Tiêu chí</w:t>
+      </w:r>
+      <w:r>
+        <w:t xml:space="preserve"> </w:t>
+      </w:r>
+      <w:r>
+        <w:t xml:space="preserve">“</w:t>
+      </w:r>
+      <w:r>
+        <w:t xml:space="preserve">năm ≥ 2006</w:t>
+      </w:r>
+      <w:r>
+        <w:t xml:space="preserve">”</w:t>
+      </w:r>
+      <w:r>
+        <w:t xml:space="preserve"> </w:t>
+      </w:r>
+      <w:r>
+        <w:t xml:space="preserve">là</w:t>
+      </w:r>
+      <w:r>
+        <w:t xml:space="preserve"> </w:t>
+      </w:r>
+      <w:r>
+        <w:rPr>
+          <w:bCs/>
+          <w:b/>
+        </w:rPr>
+        <w:t xml:space="preserve">điều kiện cần nhưng chưa đủ</w:t>
+      </w:r>
+      <w:r>
+        <w:t xml:space="preserve">: một số nền kinh tế vẫn còn các đợt</w:t>
+      </w:r>
+      <w:r>
+        <w:t xml:space="preserve"> </w:t>
+      </w:r>
+      <w:r>
+        <w:t xml:space="preserve">khảo sát sau 2006 chạy trên</w:t>
+      </w:r>
+      <w:r>
+        <w:t xml:space="preserve"> </w:t>
+      </w:r>
+      <w:r>
+        <w:rPr>
+          <w:bCs/>
+          <w:b/>
+        </w:rPr>
+        <w:t xml:space="preserve">bộ công cụ khu vực/quốc gia cũ</w:t>
+      </w:r>
+      <w:r>
+        <w:t xml:space="preserve"> </w:t>
+      </w:r>
+      <w:r>
+        <w:t xml:space="preserve">(ví dụ bộ PICS khu vực MENA</w:t>
+      </w:r>
+      <w:r>
+        <w:t xml:space="preserve"> </w:t>
+      </w:r>
+      <w:r>
+        <w:t xml:space="preserve">hay các bảng hỏi Đông Dương đời đầu) với hệ thống mã biến riêng. Tiêu chí vận hành để một đợt</w:t>
+      </w:r>
+      <w:r>
+        <w:t xml:space="preserve"> </w:t>
+      </w:r>
+      <w:r>
+        <w:t xml:space="preserve">khảo sát được nhận vào khung so sánh là</w:t>
+      </w:r>
+      <w:r>
+        <w:t xml:space="preserve"> </w:t>
+      </w:r>
+      <w:r>
+        <w:rPr>
+          <w:bCs/>
+          <w:b/>
+        </w:rPr>
+        <w:t xml:space="preserve">sự hiện diện của các biến lõi đã hài hòa</w:t>
+      </w:r>
+      <w:r>
+        <w:t xml:space="preserve"> </w:t>
+      </w:r>
+      <w:r>
+        <w:t xml:space="preserve">của bộ</w:t>
+      </w:r>
+      <w:r>
+        <w:t xml:space="preserve"> </w:t>
+      </w:r>
+      <w:r>
+        <w:t xml:space="preserve">công cụ Standardized toàn cầu — cụ thể là</w:t>
+      </w:r>
+      <w:r>
+        <w:t xml:space="preserve"> </w:t>
+      </w:r>
+      <w:r>
+        <w:rPr>
+          <w:rStyle w:val="VerbatimChar"/>
+        </w:rPr>
+        <w:t xml:space="preserve">d2</w:t>
+      </w:r>
+      <w:r>
+        <w:t xml:space="preserve"> </w:t>
+      </w:r>
+      <w:r>
+        <w:t xml:space="preserve">(doanh thu),</w:t>
+      </w:r>
+      <w:r>
+        <w:t xml:space="preserve"> </w:t>
+      </w:r>
+      <w:r>
+        <w:rPr>
+          <w:rStyle w:val="VerbatimChar"/>
+        </w:rPr>
+        <w:t xml:space="preserve">l1</w:t>
+      </w:r>
+      <w:r>
+        <w:t xml:space="preserve"> </w:t>
+      </w:r>
+      <w:r>
+        <w:t xml:space="preserve">(lao động),</w:t>
+      </w:r>
+      <w:r>
+        <w:t xml:space="preserve"> </w:t>
+      </w:r>
+      <w:r>
+        <w:rPr>
+          <w:rStyle w:val="VerbatimChar"/>
+        </w:rPr>
+        <w:t xml:space="preserve">d3b</w:t>
+      </w:r>
+      <w:r>
+        <w:t xml:space="preserve">/</w:t>
+      </w:r>
+      <w:r>
+        <w:rPr>
+          <w:rStyle w:val="VerbatimChar"/>
+        </w:rPr>
+        <w:t xml:space="preserve">d3c</w:t>
+      </w:r>
+      <w:r>
+        <w:t xml:space="preserve"> </w:t>
+      </w:r>
+      <w:r>
+        <w:t xml:space="preserve">(xuất khẩu trực tiếp/gián tiếp). Ba đợt khảo sát đáp ứng năm ≥ 2006 nhưng</w:t>
+      </w:r>
+      <w:r>
+        <w:t xml:space="preserve"> </w:t>
+      </w:r>
+      <w:r>
+        <w:rPr>
+          <w:bCs/>
+          <w:b/>
+        </w:rPr>
+        <w:t xml:space="preserve">không</w:t>
+      </w:r>
+      <w:r>
+        <w:t xml:space="preserve"> </w:t>
+      </w:r>
+      <w:r>
+        <w:t xml:space="preserve">chứa các</w:t>
+      </w:r>
+      <w:r>
+        <w:t xml:space="preserve"> </w:t>
+      </w:r>
+      <w:r>
+        <w:t xml:space="preserve">biến lõi này — Lebanon 2009 (bộ PICS MENA, mã</w:t>
+      </w:r>
+      <w:r>
+        <w:t xml:space="preserve"> </w:t>
+      </w:r>
+      <w:r>
+        <w:rPr>
+          <w:rStyle w:val="VerbatimChar"/>
+        </w:rPr>
+        <w:t xml:space="preserve">q####</w:t>
+      </w:r>
+      <w:r>
+        <w:t xml:space="preserve">), Cambodia 2007 và Cambodia 2013 (bảng</w:t>
+      </w:r>
+      <w:r>
+        <w:t xml:space="preserve"> </w:t>
+      </w:r>
+      <w:r>
+        <w:t xml:space="preserve">hỏi đời đầu) — được loại theo đúng nguyên tắc này, song song với việc loại các bộ công cụ phi</w:t>
+      </w:r>
+      <w:r>
+        <w:t xml:space="preserve"> </w:t>
+      </w:r>
+      <w:r>
+        <w:t xml:space="preserve">chuẩn (Informal, ISBS, ISES, Micro, panel). Cần phân biệt: việc loại trừ này là do</w:t>
+      </w:r>
+      <w:r>
+        <w:t xml:space="preserve"> </w:t>
+      </w:r>
+      <w:r>
+        <w:rPr>
+          <w:bCs/>
+          <w:b/>
+        </w:rPr>
+        <w:t xml:space="preserve">bất</w:t>
+      </w:r>
+      <w:r>
+        <w:rPr>
+          <w:bCs/>
+          <w:b/>
+        </w:rPr>
+        <w:t xml:space="preserve"> </w:t>
+      </w:r>
+      <w:r>
+        <w:rPr>
+          <w:bCs/>
+          <w:b/>
+        </w:rPr>
+        <w:t xml:space="preserve">tương thích bộ công cụ</w:t>
+      </w:r>
+      <w:r>
+        <w:t xml:space="preserve">, không phải do thiếu hay hỏng dữ liệu; các đợt Standardized của</w:t>
+      </w:r>
+      <w:r>
+        <w:t xml:space="preserve"> </w:t>
+      </w:r>
+      <w:r>
+        <w:t xml:space="preserve">chính những nền này vẫn được giữ (Lebanon 2013 và 2019; Cambodia 2016 và 2023), và các đợt</w:t>
+      </w:r>
+      <w:r>
+        <w:t xml:space="preserve"> </w:t>
+      </w:r>
+      <w:r>
+        <w:t xml:space="preserve">2006–2012 của nền khác dùng bộ công cụ Standardized (ví dụ Jordan 2006) đều được nhận.</w:t>
       </w:r>
     </w:p>
     <w:bookmarkEnd w:id="225"/>

--- a/dist/luan_an_ctu/LUAN_AN_FULL_vi.docx
+++ b/dist/luan_an_ctu/LUAN_AN_FULL_vi.docx
@@ -6027,19 +6027,7 @@
         <w:t xml:space="preserve">Đóng góp mới</w:t>
       </w:r>
       <w:r>
-        <w:t xml:space="preserve">: lập luận rõ ràng về firm performance là khái niệm đa chiều và việc lựa chọn thước đo phải phù hợp với bối cảnh dữ liệu (xem</w:t>
-      </w:r>
-      <w:r>
-        <w:t xml:space="preserve"> </w:t>
-      </w:r>
-      <w:r>
-        <w:rPr>
-          <w:rStyle w:val="VerbatimChar"/>
-        </w:rPr>
-        <w:t xml:space="preserve">02_theoretical_framework_vi.md</w:t>
-      </w:r>
-      <w:r>
-        <w:t xml:space="preserve">).</w:t>
+        <w:t xml:space="preserve">: lập luận rõ ràng về firm performance là khái niệm đa chiều và việc lựa chọn thước đo phải phù hợp với bối cảnh dữ liệu (xem Chương 2).</w:t>
       </w:r>
     </w:p>
     <w:bookmarkEnd w:id="89"/>

--- a/dist/luan_an_ctu/LUAN_AN_FULL_vi.docx
+++ b/dist/luan_an_ctu/LUAN_AN_FULL_vi.docx
@@ -5983,7 +5983,39 @@
         <w:t xml:space="preserve"> </w:t>
       </w:r>
       <w:r>
-        <w:t xml:space="preserve">— đạt được qua thiết kế ước lượng, không phải tự động ở mức thô.</w:t>
+        <w:t xml:space="preserve">— đạt được qua thiết kế ước lượng, không phải tự động ở mức thô. Về phía biến quốc tế hóa, khung ước lượng đa quốc gia của luận án (P7, P8, P9) và thống kê mô tả ở Chuyên đề 1 đo FSTS bằng</w:t>
+      </w:r>
+      <w:r>
+        <w:t xml:space="preserve"> </w:t>
+      </w:r>
+      <w:r>
+        <w:rPr>
+          <w:bCs/>
+          <w:b/>
+        </w:rPr>
+        <w:t xml:space="preserve">tổng xuất khẩu trực tiếp và gián tiếp</w:t>
+      </w:r>
+      <w:r>
+        <w:t xml:space="preserve"> </w:t>
+      </w:r>
+      <w:r>
+        <w:t xml:space="preserve">(trường WBES d3b + d3c) — định nghĩa tham gia xuất khẩu chuẩn của bộ công cụ WBES; hai nghiên cứu đơn quốc gia (P3 Việt Nam, P5 Trung Quốc) dùng</w:t>
+      </w:r>
+      <w:r>
+        <w:t xml:space="preserve"> </w:t>
+      </w:r>
+      <w:r>
+        <w:rPr>
+          <w:bCs/>
+          <w:b/>
+        </w:rPr>
+        <w:t xml:space="preserve">riêng xuất khẩu trực tiếp</w:t>
+      </w:r>
+      <w:r>
+        <w:t xml:space="preserve"> </w:t>
+      </w:r>
+      <w:r>
+        <w:t xml:space="preserve">(d3c), vì xuất khẩu gián tiếp ủy thác chức năng quốc tế hóa cho trung gian thương mại với cơ chế học hỏi và yêu cầu nguồn lực khác về bản chất (Hessels &amp; Terjesen, 2010; Peng &amp; Ilinitch, 1998), trong khi tỷ trọng doanh thu xuất khẩu là thước đo cường độ quốc tế hóa chuẩn của văn liệu I–P (Lu &amp; Beamish, 2001; Sullivan, 1994); lựa chọn thao tác hóa được ghi rõ trong phần dữ liệu của từng nghiên cứu thành phần.</w:t>
       </w:r>
     </w:p>
     <w:p>
@@ -35963,7 +35995,7 @@
     </w:p>
     <w:bookmarkEnd w:id="188"/>
     <w:bookmarkEnd w:id="189"/>
-    <w:bookmarkStart w:id="223" w:name="tài-liệu-tham-khảo-apa-7th"/>
+    <w:bookmarkStart w:id="224" w:name="tài-liệu-tham-khảo-apa-7th"/>
     <w:p>
       <w:pPr>
         <w:pStyle w:val="Heading1"/>
@@ -46716,15 +46748,88 @@
         <w:t xml:space="preserve">. IntechOpen. https://doi.org/10.5772/intechopen.1011012</w:t>
       </w:r>
     </w:p>
-    <w:p>
-      <w:r>
-        <w:br w:type="page"/>
-      </w:r>
-    </w:p>
     <w:bookmarkEnd w:id="221"/>
     <w:bookmarkEnd w:id="222"/>
+    <w:bookmarkStart w:id="223" w:name="Xfcfd97cb98ed3f4d1b64063e814942600c7ed0b"/>
+    <w:p>
+      <w:pPr>
+        <w:pStyle w:val="Heading2"/>
+      </w:pPr>
+      <w:r>
+        <w:t xml:space="preserve">Bổ sung v2.8 — Thao tác hóa FSTS trực tiếp/gián tiếp (Chương 3 §3.3.2, CĐ1 §2.2)</w:t>
+      </w:r>
+    </w:p>
+    <w:p>
+      <w:pPr>
+        <w:pStyle w:val="FirstParagraph"/>
+      </w:pPr>
+      <w:r>
+        <w:t xml:space="preserve">Hessels, J., &amp; Terjesen, S. (2010). Resource dependency and institutional theory perspectives on direct and indirect export choices.</w:t>
+      </w:r>
+      <w:r>
+        <w:t xml:space="preserve"> </w:t>
+      </w:r>
+      <w:r>
+        <w:rPr>
+          <w:iCs/>
+          <w:i/>
+        </w:rPr>
+        <w:t xml:space="preserve">Small Business Economics, 34</w:t>
+      </w:r>
+      <w:r>
+        <w:t xml:space="preserve">(2), 203–220. https://doi.org/10.1007/s11187-008-9156-4</w:t>
+      </w:r>
+    </w:p>
+    <w:p>
+      <w:pPr>
+        <w:pStyle w:val="BodyText"/>
+      </w:pPr>
+      <w:r>
+        <w:t xml:space="preserve">Peng, M. W., &amp; Ilinitch, A. Y. (1998). Export intermediary firms: A note on export development research.</w:t>
+      </w:r>
+      <w:r>
+        <w:t xml:space="preserve"> </w:t>
+      </w:r>
+      <w:r>
+        <w:rPr>
+          <w:iCs/>
+          <w:i/>
+        </w:rPr>
+        <w:t xml:space="preserve">Journal of International Business Studies, 29</w:t>
+      </w:r>
+      <w:r>
+        <w:t xml:space="preserve">(3), 609–620. https://doi.org/10.1057/palgrave.jibs.8490011</w:t>
+      </w:r>
+    </w:p>
+    <w:p>
+      <w:pPr>
+        <w:pStyle w:val="BodyText"/>
+      </w:pPr>
+      <w:r>
+        <w:t xml:space="preserve">Sullivan, D. (1994). Measuring the degree of internationalization of a firm.</w:t>
+      </w:r>
+      <w:r>
+        <w:t xml:space="preserve"> </w:t>
+      </w:r>
+      <w:r>
+        <w:rPr>
+          <w:iCs/>
+          <w:i/>
+        </w:rPr>
+        <w:t xml:space="preserve">Journal of International Business Studies, 25</w:t>
+      </w:r>
+      <w:r>
+        <w:t xml:space="preserve">(2), 325–342. https://doi.org/10.1057/palgrave.jibs.8490203</w:t>
+      </w:r>
+    </w:p>
+    <w:p>
+      <w:r>
+        <w:br w:type="page"/>
+      </w:r>
+    </w:p>
     <w:bookmarkEnd w:id="223"/>
-    <w:bookmarkStart w:id="234" w:name="Xff640a2fe7b5357a1c83c06fced6026c707611d"/>
+    <w:bookmarkEnd w:id="224"/>
+    <w:bookmarkStart w:id="235" w:name="Xff640a2fe7b5357a1c83c06fced6026c707611d"/>
     <w:p>
       <w:pPr>
         <w:pStyle w:val="Heading1"/>
@@ -46837,7 +46942,7 @@
         <w:t xml:space="preserve">).</w:t>
       </w:r>
     </w:p>
-    <w:bookmarkStart w:id="224" w:name="X0582f4e8341b91a67fe62cd046a843bbb6226bb"/>
+    <w:bookmarkStart w:id="225" w:name="X0582f4e8341b91a67fe62cd046a843bbb6226bb"/>
     <w:p>
       <w:pPr>
         <w:pStyle w:val="Heading2"/>
@@ -46952,8 +47057,8 @@
         <w:t xml:space="preserve">quyết định lọc và hài hòa.</w:t>
       </w:r>
     </w:p>
-    <w:bookmarkEnd w:id="224"/>
-    <w:bookmarkStart w:id="225" w:name="a.2-nguồn-dữ-liệu-và-đơn-vị-phân-tích"/>
+    <w:bookmarkEnd w:id="225"/>
+    <w:bookmarkStart w:id="226" w:name="a.2-nguồn-dữ-liệu-và-đơn-vị-phân-tích"/>
     <w:p>
       <w:pPr>
         <w:pStyle w:val="Heading2"/>
@@ -47366,8 +47471,8 @@
         <w:t xml:space="preserve">2006–2012 của nền khác dùng bộ công cụ Standardized (ví dụ Jordan 2006) đều được nhận.</w:t>
       </w:r>
     </w:p>
-    <w:bookmarkEnd w:id="225"/>
-    <w:bookmarkStart w:id="226" w:name="Xd70dc06f8ccec128443ad2d01abc5c85de5037e"/>
+    <w:bookmarkEnd w:id="226"/>
+    <w:bookmarkStart w:id="227" w:name="Xd70dc06f8ccec128443ad2d01abc5c85de5037e"/>
     <w:p>
       <w:pPr>
         <w:pStyle w:val="Heading2"/>
@@ -48210,8 +48315,8 @@
         <w:t xml:space="preserve">Chương 3–4. Sai khác giữa hai lớp được công bố minh bạch để hội đồng kiểm chứng.</w:t>
       </w:r>
     </w:p>
-    <w:bookmarkEnd w:id="226"/>
-    <w:bookmarkStart w:id="227" w:name="a.4-hài-hòa-hóa-biến-số-bước-s3"/>
+    <w:bookmarkEnd w:id="227"/>
+    <w:bookmarkStart w:id="228" w:name="a.4-hài-hòa-hóa-biến-số-bước-s3"/>
     <w:p>
       <w:pPr>
         <w:pStyle w:val="Heading2"/>
@@ -48526,8 +48631,8 @@
         <w:t xml:space="preserve">), quy mô (log lao động), sở hữu nước ngoài, đặc điểm nhà quản trị, ngành ISIC.</w:t>
       </w:r>
     </w:p>
-    <w:bookmarkEnd w:id="227"/>
-    <w:bookmarkStart w:id="228" w:name="X416f14599a376c8f9173525fa72cdada272c4e0"/>
+    <w:bookmarkEnd w:id="228"/>
+    <w:bookmarkStart w:id="229" w:name="X416f14599a376c8f9173525fa72cdada272c4e0"/>
     <w:p>
       <w:pPr>
         <w:pStyle w:val="Heading2"/>
@@ -48914,8 +49019,8 @@
         <w:t xml:space="preserve">theo Bảng Penn World (Feenstra et al., 2015).</w:t>
       </w:r>
     </w:p>
-    <w:bookmarkEnd w:id="228"/>
-    <w:bookmarkStart w:id="229" w:name="Xcda44a616a0294a63022c370d6fafff6af411dd"/>
+    <w:bookmarkEnd w:id="229"/>
+    <w:bookmarkStart w:id="230" w:name="Xcda44a616a0294a63022c370d6fafff6af411dd"/>
     <w:p>
       <w:pPr>
         <w:pStyle w:val="Heading2"/>
@@ -49418,8 +49523,8 @@
         <w:t xml:space="preserve">phối ở vùng FSTS cao không đủ để nhận dạng điểm uốn bậc ba một cách chính xác.</w:t>
       </w:r>
     </w:p>
-    <w:bookmarkEnd w:id="229"/>
-    <w:bookmarkStart w:id="230" w:name="a.7-phân-tầng-thể-chế-icrv-bước-s5"/>
+    <w:bookmarkEnd w:id="230"/>
+    <w:bookmarkStart w:id="231" w:name="a.7-phân-tầng-thể-chế-icrv-bước-s5"/>
     <w:p>
       <w:pPr>
         <w:pStyle w:val="Heading2"/>
@@ -49503,8 +49608,8 @@
         <w:t xml:space="preserve">mở rộng của P8).</w:t>
       </w:r>
     </w:p>
-    <w:bookmarkEnd w:id="230"/>
-    <w:bookmarkStart w:id="231" w:name="a.8-trọng-số-mẫu-và-tính-đại-diện"/>
+    <w:bookmarkEnd w:id="231"/>
+    <w:bookmarkStart w:id="232" w:name="a.8-trọng-số-mẫu-và-tính-đại-diện"/>
     <w:p>
       <w:pPr>
         <w:pStyle w:val="Heading2"/>
@@ -49594,8 +49699,8 @@
         <w:t xml:space="preserve">cận này cân bằng giữa tính đại diện và hiệu quả ước lượng một cách có luận chứng.</w:t>
       </w:r>
     </w:p>
-    <w:bookmarkEnd w:id="231"/>
-    <w:bookmarkStart w:id="232" w:name="a.9-xử-lý-dữ-liệu-thiếu-bước-s4-s6"/>
+    <w:bookmarkEnd w:id="232"/>
+    <w:bookmarkStart w:id="233" w:name="a.9-xử-lý-dữ-liệu-thiếu-bước-s4-s6"/>
     <w:p>
       <w:pPr>
         <w:pStyle w:val="Heading2"/>
@@ -49711,8 +49816,8 @@
         <w:t xml:space="preserve">điểm uốn để bảo đảm kết quả không bị chi phối bởi cơ chế khuyết (Little &amp; Rubin, 2019).</w:t>
       </w:r>
     </w:p>
-    <w:bookmarkEnd w:id="232"/>
-    <w:bookmarkStart w:id="233" w:name="a.10-khả-năng-tái-lập-và-hạn-chế"/>
+    <w:bookmarkEnd w:id="233"/>
+    <w:bookmarkStart w:id="234" w:name="a.10-khả-năng-tái-lập-và-hạn-chế"/>
     <w:p>
       <w:pPr>
         <w:pStyle w:val="Heading2"/>
@@ -49991,8 +50096,8 @@
         <w:br w:type="page"/>
       </w:r>
     </w:p>
-    <w:bookmarkEnd w:id="233"/>
     <w:bookmarkEnd w:id="234"/>
+    <w:bookmarkEnd w:id="235"/>
     <w:sectPr>
       <w:pgSz w:h="16838" w:w="11906"/>
       <w:pgMar w:bottom="1417" w:left="1417" w:right="1417" w:top="1417"/>

--- a/dist/luan_an_ctu/LUAN_AN_FULL_vi.docx
+++ b/dist/luan_an_ctu/LUAN_AN_FULL_vi.docx
@@ -83,7 +83,7 @@
           <w:iCs/>
           <w:i/>
         </w:rPr>
-        <w:t xml:space="preserve">(Tiêu đề dự thảo — NCS xác nhận tiêu đề chính thức đã đăng ký với cơ sở đào tạo)</w:t>
+        <w:t xml:space="preserve">(Tiêu đề dự thảo, NCS xác nhận tiêu đề chính thức đã đăng ký với cơ sở đào tạo)</w:t>
       </w:r>
     </w:p>
     <w:p>
@@ -195,7 +195,7 @@
         <w:t xml:space="preserve"> </w:t>
       </w:r>
       <w:r>
-        <w:t xml:space="preserve">(theo Quyết định giao chuyên đề của Nhà trường); do đó, một phần nội dung của luận án kế thừa và có thể trùng lặp với hai chuyên đề này — đây là phần công trình của chính tôi, không phải sao chép từ nguồn của người khác. Dữ liệu sử dụng là dữ liệu thứ cấp công khai từ Khảo sát Doanh nghiệp của Ngân hàng Thế giới (World Bank Enterprise Surveys). Mọi trích dẫn từ các nghiên cứu khác đều được nêu rõ nguồn theo chuẩn APA 7th và được liệt kê đầy đủ trong danh mục tài liệu tham khảo. Tôi xin chịu trách nhiệm hoàn toàn về nội dung khoa học của luận án này.</w:t>
+        <w:t xml:space="preserve">(theo Quyết định giao chuyên đề của Nhà trường); do đó, một phần nội dung của luận án kế thừa và có thể trùng lặp với hai chuyên đề này, đây là phần công trình của chính tôi, không phải sao chép từ nguồn của người khác. Dữ liệu sử dụng là dữ liệu thứ cấp công khai từ Khảo sát Doanh nghiệp của Ngân hàng Thế giới (World Bank Enterprise Surveys). Mọi trích dẫn từ các nghiên cứu khác đều được nêu rõ nguồn theo chuẩn APA 7th và được liệt kê đầy đủ trong danh mục tài liệu tham khảo. Tôi xin chịu trách nhiệm hoàn toàn về nội dung khoa học của luận án này.</w:t>
       </w:r>
     </w:p>
     <w:p>
@@ -281,7 +281,7 @@
         <w:pStyle w:val="FirstParagraph"/>
       </w:pPr>
       <w:r>
-        <w:t xml:space="preserve">Luận án nghiên cứu mối quan hệ giữa quốc tế hóa và hiệu quả hoạt động của doanh nghiệp (internationalization–firm performance, I–P) tại châu Á, tập trung làm rõ các điều kiện biên giải thích sự dị biệt cao trong mối quan hệ này. Trên cơ sở tích hợp bốn lý thuyết kinh điển — mô hình Uppsala, lý thuyết dựa trên nguồn lực (RBV), lý thuyết thể chế và lý thuyết thượng tầng quản trị — cùng lớp mở rộng về năng lực số, luận án xây dựng khung giải thích đa tầng CDCM (Country–Digital–Capability Moderation) với ba tầng điều tiết: bối cảnh thể chế (vận hành hóa bằng khung phân loại ICRV sáu nhóm), năng lực số (phân tách năng lực công nghệ TCI và chỉ số chấp nhận số DAI), và đặc điểm nhà quản trị cấp cao.</w:t>
+        <w:t xml:space="preserve">Luận án nghiên cứu mối quan hệ giữa quốc tế hóa và hiệu quả hoạt động của doanh nghiệp (internationalization–firm performance, I–P) tại châu Á, tập trung làm rõ các điều kiện biên giải thích sự dị biệt cao trong mối quan hệ này. Trên cơ sở tích hợp bốn lý thuyết kinh điển, mô hình Uppsala, lý thuyết dựa trên nguồn lực (RBV), lý thuyết thể chế và lý thuyết thượng tầng quản trị, cùng lớp mở rộng về năng lực số, luận án xây dựng khung giải thích đa tầng CDCM (Country–Digital–Capability Moderation) với ba tầng điều tiết: bối cảnh thể chế (vận hành hóa bằng khung phân loại ICRV sáu nhóm), năng lực số (phân tách năng lực công nghệ TCI và chỉ số chấp nhận số DAI), và đặc điểm nhà quản trị cấp cao.</w:t>
       </w:r>
     </w:p>
     <w:p>
@@ -297,7 +297,7 @@
         <w:pStyle w:val="BodyText"/>
       </w:pPr>
       <w:r>
-        <w:t xml:space="preserve">Kết quả chính: (1) quan hệ I–P có dạng phi tuyến chữ U ngược, nhưng điểm uốn (turning point) không cố định mà giảm dần theo chất lượng thể chế — từ khoảng 55% cường độ xuất khẩu ở các nền kinh tế thể chế yếu xuống khoảng 28% ở các nền kinh tế thể chế mạnh; (2) TCI là năng lực nền tảng nâng mặt bằng hiệu quả phổ quát, trong khi DAI là nguồn lực tình huống làm thay đổi độ cong đường quan hệ và phát huy mạnh hơn ở môi trường thể chế yếu (hiệu ứng</w:t>
+        <w:t xml:space="preserve">Kết quả chính: (1) quan hệ I–P có dạng phi tuyến chữ U ngược, nhưng điểm uốn (turning point) không cố định mà giảm dần theo chất lượng thể chế, từ khoảng 55% cường độ xuất khẩu ở các nền kinh tế thể chế yếu xuống khoảng 28% ở các nền kinh tế thể chế mạnh; (2) TCI là năng lực nền tảng nâng mặt bằng hiệu quả phổ quát, trong khi DAI là nguồn lực tình huống làm thay đổi độ cong đường quan hệ và phát huy mạnh hơn ở môi trường thể chế yếu (hiệu ứng</w:t>
       </w:r>
       <w:r>
         <w:t xml:space="preserve"> </w:t>
@@ -312,7 +312,7 @@
         <w:t xml:space="preserve">”</w:t>
       </w:r>
       <w:r>
-        <w:t xml:space="preserve">); (3) tại nhóm SIDS, quan hệ I–P chuyển thành âm đơn điệu không có điểm uốn — hiện tượng được luận án đặt tên là</w:t>
+        <w:t xml:space="preserve">); (3) tại nhóm SIDS, quan hệ I–P chuyển thành âm đơn điệu không có điểm uốn, hiện tượng được luận án đặt tên là</w:t>
       </w:r>
       <w:r>
         <w:t xml:space="preserve"> </w:t>
@@ -368,7 +368,7 @@
         <w:pStyle w:val="FirstParagraph"/>
       </w:pPr>
       <w:r>
-        <w:t xml:space="preserve">This dissertation examines the internationalization–firm performance (I–P) relationship across Asia, focusing on the boundary conditions that explain its well-documented heterogeneity. Integrating four foundational theories — the Uppsala model, the resource-based view (RBV), institutional theory, and upper echelons theory — with a digital-capability extension, the dissertation develops a multi-tier moderation framework, CDCM (Country–Digital–Capability Moderation), comprising three moderating tiers: institutional context (operationalized through a six-group ICRV taxonomy), digital capability (separating technological capability, TCI, from digital adoption, DAI), and top-manager characteristics.</w:t>
+        <w:t xml:space="preserve">This dissertation examines the internationalization–firm performance (I–P) relationship across Asia, focusing on the boundary conditions that explain its well-documented heterogeneity. Integrating four foundational theories, the Uppsala model, the resource-based view (RBV), institutional theory, and upper echelons theory, with a digital-capability extension, the dissertation develops a multi-tier moderation framework, CDCM (Country–Digital–Capability Moderation), comprising three moderating tiers: institutional context (operationalized through a six-group ICRV taxonomy), digital capability (separating technological capability, TCI, from digital adoption, DAI), and top-manager characteristics.</w:t>
       </w:r>
     </w:p>
     <w:p>
@@ -384,7 +384,7 @@
         <w:pStyle w:val="BodyText"/>
       </w:pPr>
       <w:r>
-        <w:t xml:space="preserve">Key findings: (1) the I–P relationship is inverted-U shaped, but the turning point is not fixed — it declines with institutional quality, from roughly 55% export intensity in weak-institution economies to about 28% in strong-institution economies; (2) TCI is a foundational capability that universally shifts the performance level, whereas DAI is a situational resource that reshapes the curve and is most effective in weaker institutional environments (a</w:t>
+        <w:t xml:space="preserve">Key findings: (1) the I–P relationship is inverted-U shaped, but the turning point is not fixed, it declines with institutional quality, from roughly 55% export intensity in weak-institution economies to about 28% in strong-institution economies; (2) TCI is a foundational capability that universally shifts the performance level, whereas DAI is a situational resource that reshapes the curve and is most effective in weaker institutional environments (a</w:t>
       </w:r>
       <w:r>
         <w:t xml:space="preserve"> </w:t>
@@ -402,7 +402,7 @@
         <w:t xml:space="preserve"> </w:t>
       </w:r>
       <w:r>
-        <w:t xml:space="preserve">effect); (3) in the SIDS group the relationship becomes monotonically negative with no turning point — a phenomenon the dissertation names the</w:t>
+        <w:t xml:space="preserve">effect); (3) in the SIDS group the relationship becomes monotonically negative with no turning point, a phenomenon the dissertation names the</w:t>
       </w:r>
       <w:r>
         <w:t xml:space="preserve"> </w:t>
@@ -465,10 +465,7 @@
         <w:t xml:space="preserve">MỞ ĐẦU</w:t>
       </w:r>
       <w:r>
-        <w:t xml:space="preserve"> </w:t>
-      </w:r>
-      <w:r>
-        <w:t xml:space="preserve">— Lời cam đoan · Lời cảm ơn · Tóm tắt · Abstract · Danh mục từ viết tắt · Danh mục bảng · Danh mục hình · Danh mục công trình</w:t>
+        <w:t xml:space="preserve">, Lời cam đoan · Lời cảm ơn · Tóm tắt · Abstract · Danh mục từ viết tắt · Danh mục bảng · Danh mục hình · Danh mục công trình</w:t>
       </w:r>
     </w:p>
     <w:p>
@@ -486,19 +483,19 @@
         <w:t xml:space="preserve"> </w:t>
       </w:r>
       <w:r>
-        <w:t xml:space="preserve">- 1.1 Bối cảnh nghiên cứu — 1.2 Vấn đề nghiên cứu — 1.3 Mục tiêu — 1.4 Câu hỏi nghiên cứu</w:t>
-      </w:r>
-      <w:r>
-        <w:t xml:space="preserve"> </w:t>
-      </w:r>
-      <w:r>
-        <w:t xml:space="preserve">- 1.5 Đối tượng và phạm vi — 1.6 Phương pháp luận — 1.7 Giả thuyết khoa học (tóm tắt)</w:t>
-      </w:r>
-      <w:r>
-        <w:t xml:space="preserve"> </w:t>
-      </w:r>
-      <w:r>
-        <w:t xml:space="preserve">- 1.8 Ý nghĩa khoa học và thực tiễn — 1.9 Tính mới — 1.10 Cấu trúc của luận án</w:t>
+        <w:t xml:space="preserve">- 1.1 Bối cảnh nghiên cứu, 1.2 Vấn đề nghiên cứu, 1.3 Mục tiêu, 1.4 Câu hỏi nghiên cứu</w:t>
+      </w:r>
+      <w:r>
+        <w:t xml:space="preserve"> </w:t>
+      </w:r>
+      <w:r>
+        <w:t xml:space="preserve">- 1.5 Đối tượng và phạm vi, 1.6 Phương pháp luận, 1.7 Giả thuyết khoa học (tóm tắt)</w:t>
+      </w:r>
+      <w:r>
+        <w:t xml:space="preserve"> </w:t>
+      </w:r>
+      <w:r>
+        <w:t xml:space="preserve">- 1.8 Ý nghĩa khoa học và thực tiễn, 1.9 Tính mới, 1.10 Cấu trúc của luận án</w:t>
       </w:r>
     </w:p>
     <w:p>
@@ -516,13 +513,13 @@
         <w:t xml:space="preserve"> </w:t>
       </w:r>
       <w:r>
-        <w:t xml:space="preserve">- 2.1 Các khái niệm cốt lõi — 2.2 Các lý thuyết nền — 2.3 Tổng quan thực nghiệm</w:t>
-      </w:r>
-      <w:r>
-        <w:t xml:space="preserve"> </w:t>
-      </w:r>
-      <w:r>
-        <w:t xml:space="preserve">- 2.4 Khoảng trống nghiên cứu — 2.5 Mô hình nghiên cứu và hệ giả thuyết (H1–H6, H1b, H1c) — 2.6 Tóm tắt chương</w:t>
+        <w:t xml:space="preserve">- 2.1 Các khái niệm cốt lõi, 2.2 Các lý thuyết nền, 2.3 Tổng quan thực nghiệm</w:t>
+      </w:r>
+      <w:r>
+        <w:t xml:space="preserve"> </w:t>
+      </w:r>
+      <w:r>
+        <w:t xml:space="preserve">- 2.4 Khoảng trống nghiên cứu, 2.5 Mô hình nghiên cứu và hệ giả thuyết (H1–H6, H1b, H1c), 2.6 Tóm tắt chương</w:t>
       </w:r>
     </w:p>
     <w:p>
@@ -540,13 +537,13 @@
         <w:t xml:space="preserve"> </w:t>
       </w:r>
       <w:r>
-        <w:t xml:space="preserve">- 3.1 Thiết kế nghiên cứu tổng thể — 3.2 Phase 1: Meta-analysis 1982–2026 — 3.3 Phase 2: Phân tích thực nghiệm đa quốc gia</w:t>
-      </w:r>
-      <w:r>
-        <w:t xml:space="preserve"> </w:t>
-      </w:r>
-      <w:r>
-        <w:t xml:space="preserve">- 3.4 Mô hình phân tích (M0–M11) — 3.5 Kiểm định độ vững — 3.6 Tóm tắt phương pháp — 3.7 Đạo đức nghiên cứu</w:t>
+        <w:t xml:space="preserve">- 3.1 Thiết kế nghiên cứu tổng thể, 3.2 Phase 1: Meta-analysis 1982–2026, 3.3 Phase 2: Phân tích thực nghiệm đa quốc gia</w:t>
+      </w:r>
+      <w:r>
+        <w:t xml:space="preserve"> </w:t>
+      </w:r>
+      <w:r>
+        <w:t xml:space="preserve">- 3.4 Mô hình phân tích (M0–M11), 3.5 Kiểm định độ vững, 3.6 Tóm tắt phương pháp, 3.7 Đạo đức nghiên cứu</w:t>
       </w:r>
     </w:p>
     <w:p>
@@ -570,13 +567,13 @@
         <w:t xml:space="preserve"> </w:t>
       </w:r>
       <w:r>
-        <w:t xml:space="preserve">- 4.2 Meta-analysis ba tầng (P6) — 4.3 Singapore (P4) — 4.4 Trung Quốc (P5) — 4.5 Việt Nam (P3)</w:t>
-      </w:r>
-      <w:r>
-        <w:t xml:space="preserve"> </w:t>
-      </w:r>
-      <w:r>
-        <w:t xml:space="preserve">- 4.6 Kiểm định toàn mẫu đa bối cảnh (P7) — 4.7 SIDS (P8) — 4.8 Ấn Độ (P9) — 4.9 Tổng hợp theo hệ giả thuyết</w:t>
+        <w:t xml:space="preserve">- 4.2 Meta-analysis ba tầng (P6), 4.3 Singapore (P4), 4.4 Trung Quốc (P5), 4.5 Việt Nam (P3)</w:t>
+      </w:r>
+      <w:r>
+        <w:t xml:space="preserve"> </w:t>
+      </w:r>
+      <w:r>
+        <w:t xml:space="preserve">- 4.6 Kiểm định toàn mẫu đa bối cảnh (P7), 4.7 SIDS (P8), 4.8 Ấn Độ (P9), 4.9 Tổng hợp theo hệ giả thuyết</w:t>
       </w:r>
     </w:p>
     <w:p>
@@ -594,13 +591,13 @@
         <w:t xml:space="preserve"> </w:t>
       </w:r>
       <w:r>
-        <w:t xml:space="preserve">- 5.1 Bàn luận theo khung CDCM — 5.2 So sánh nghiên cứu trước — 5.3 Đóng góp lý thuyết</w:t>
-      </w:r>
-      <w:r>
-        <w:t xml:space="preserve"> </w:t>
-      </w:r>
-      <w:r>
-        <w:t xml:space="preserve">- 5.4 Đề xuất chính sách và quản trị — 5.5 Hạn chế và hướng tương lai — 5.6 Kết luận</w:t>
+        <w:t xml:space="preserve">- 5.1 Bàn luận theo khung CDCM, 5.2 So sánh nghiên cứu trước, 5.3 Đóng góp lý thuyết</w:t>
+      </w:r>
+      <w:r>
+        <w:t xml:space="preserve"> </w:t>
+      </w:r>
+      <w:r>
+        <w:t xml:space="preserve">- 5.4 Đề xuất chính sách và quản trị, 5.5 Hạn chế và hướng tương lai, 5.6 Kết luận</w:t>
       </w:r>
     </w:p>
     <w:p>
@@ -631,10 +628,7 @@
         <w:t xml:space="preserve">PHỤ LỤC A</w:t>
       </w:r>
       <w:r>
-        <w:t xml:space="preserve"> </w:t>
-      </w:r>
-      <w:r>
-        <w:t xml:space="preserve">— Quy trình hợp nhất và hài hòa hóa dữ liệu WBES đa quốc gia (S1–S6, Hình A.1)</w:t>
+        <w:t xml:space="preserve">, Quy trình hợp nhất và hài hòa hóa dữ liệu WBES đa quốc gia (S1–S6, Hình A.1)</w:t>
       </w:r>
     </w:p>
     <w:p>
@@ -1892,7 +1886,7 @@
         <w:t xml:space="preserve"> </w:t>
       </w:r>
       <w:r>
-        <w:t xml:space="preserve">- Bảng 2.1. Ánh xạ nghiên cứu thành phần — chương — giả thuyết (Chương 2)</w:t>
+        <w:t xml:space="preserve">- Bảng 2.1. Ánh xạ nghiên cứu thành phần, chương, giả thuyết (Chương 2)</w:t>
       </w:r>
       <w:r>
         <w:t xml:space="preserve"> </w:t>
@@ -1928,31 +1922,31 @@
         <w:t xml:space="preserve"> </w:t>
       </w:r>
       <w:r>
-        <w:t xml:space="preserve">- Bảng định nghĩa biến — Nghiên cứu P3 Việt Nam (Chương 3, §3.4.5.1)</w:t>
-      </w:r>
-      <w:r>
-        <w:t xml:space="preserve"> </w:t>
-      </w:r>
-      <w:r>
-        <w:t xml:space="preserve">- Bảng định nghĩa biến — Nghiên cứu P4 Singapore (Chương 3, §3.4.5.2)</w:t>
-      </w:r>
-      <w:r>
-        <w:t xml:space="preserve"> </w:t>
-      </w:r>
-      <w:r>
-        <w:t xml:space="preserve">- Bảng định nghĩa biến — Nghiên cứu P5 Trung Quốc (Chương 3, §3.4.5.3)</w:t>
-      </w:r>
-      <w:r>
-        <w:t xml:space="preserve"> </w:t>
-      </w:r>
-      <w:r>
-        <w:t xml:space="preserve">- Bảng định nghĩa biến — Nghiên cứu P7 đa quốc gia (Chương 3, §3.4.5.4)</w:t>
-      </w:r>
-      <w:r>
-        <w:t xml:space="preserve"> </w:t>
-      </w:r>
-      <w:r>
-        <w:t xml:space="preserve">- Bảng định nghĩa biến — Nghiên cứu P8 SIDS (Chương 3, §3.4.5.5)</w:t>
+        <w:t xml:space="preserve">- Bảng định nghĩa biến, Nghiên cứu P3 Việt Nam (Chương 3, §3.4.5.1)</w:t>
+      </w:r>
+      <w:r>
+        <w:t xml:space="preserve"> </w:t>
+      </w:r>
+      <w:r>
+        <w:t xml:space="preserve">- Bảng định nghĩa biến, Nghiên cứu P4 Singapore (Chương 3, §3.4.5.2)</w:t>
+      </w:r>
+      <w:r>
+        <w:t xml:space="preserve"> </w:t>
+      </w:r>
+      <w:r>
+        <w:t xml:space="preserve">- Bảng định nghĩa biến, Nghiên cứu P5 Trung Quốc (Chương 3, §3.4.5.3)</w:t>
+      </w:r>
+      <w:r>
+        <w:t xml:space="preserve"> </w:t>
+      </w:r>
+      <w:r>
+        <w:t xml:space="preserve">- Bảng định nghĩa biến, Nghiên cứu P7 đa quốc gia (Chương 3, §3.4.5.4)</w:t>
+      </w:r>
+      <w:r>
+        <w:t xml:space="preserve"> </w:t>
+      </w:r>
+      <w:r>
+        <w:t xml:space="preserve">- Bảng định nghĩa biến, Nghiên cứu P8 SIDS (Chương 3, §3.4.5.5)</w:t>
       </w:r>
       <w:r>
         <w:t xml:space="preserve"> </w:t>
@@ -2094,7 +2088,7 @@
           <w:iCs/>
           <w:i/>
         </w:rPr>
-        <w:t xml:space="preserve">(Cơ sở baseline meta-analysis — k = 113; nền tảng cho P1/P2/P6.)</w:t>
+        <w:t xml:space="preserve">(Cơ sở baseline meta-analysis, k = 113; nền tảng cho P1/P2/P6.)</w:t>
       </w:r>
     </w:p>
     <w:p>
@@ -2129,7 +2123,7 @@
           <w:iCs/>
           <w:i/>
         </w:rPr>
-        <w:t xml:space="preserve">(Công trình tiền đề đã công bố về Ấn Độ — 380 doanh nghiệp WBES, ước lượng FGLS, lăng kính thượng tầng quản trị; được nghiên cứu thành phần P9 trích dẫn như prior author work.)</w:t>
+        <w:t xml:space="preserve">(Công trình tiền đề đã công bố về Ấn Độ, 380 doanh nghiệp WBES, ước lượng FGLS, lăng kính thượng tầng quản trị; được nghiên cứu thành phần P9 trích dẫn như prior author work.)</w:t>
       </w:r>
     </w:p>
     <w:p>
@@ -2223,7 +2217,7 @@
         <w:pStyle w:val="Compact"/>
       </w:pPr>
       <w:r>
-        <w:t xml:space="preserve">Nghiên cứu thành phần P3 — Việt Nam (bối cảnh chuyển đổi thu nhập trung bình thấp).</w:t>
+        <w:t xml:space="preserve">Nghiên cứu thành phần P3, Việt Nam (bối cảnh chuyển đổi thu nhập trung bình thấp).</w:t>
       </w:r>
       <w:r>
         <w:t xml:space="preserve"> </w:t>
@@ -2245,7 +2239,7 @@
         <w:pStyle w:val="Compact"/>
       </w:pPr>
       <w:r>
-        <w:t xml:space="preserve">Nghiên cứu thành phần P4 — Singapore (bối cảnh thể chế tiên tiến–đổi mới).</w:t>
+        <w:t xml:space="preserve">Nghiên cứu thành phần P4, Singapore (bối cảnh thể chế tiên tiến–đổi mới).</w:t>
       </w:r>
       <w:r>
         <w:t xml:space="preserve"> </w:t>
@@ -2267,7 +2261,7 @@
         <w:pStyle w:val="Compact"/>
       </w:pPr>
       <w:r>
-        <w:t xml:space="preserve">Nghiên cứu thành phần P5 — Trung Quốc 2012–2024 (bối cảnh upper-middle).</w:t>
+        <w:t xml:space="preserve">Nghiên cứu thành phần P5, Trung Quốc 2012–2024 (bối cảnh upper-middle).</w:t>
       </w:r>
       <w:r>
         <w:t xml:space="preserve"> </w:t>
@@ -2289,7 +2283,7 @@
         <w:pStyle w:val="Compact"/>
       </w:pPr>
       <w:r>
-        <w:t xml:space="preserve">Nghiên cứu thành phần P6 — Meta-analysis ba tầng mở rộng 1982–2026.</w:t>
+        <w:t xml:space="preserve">Nghiên cứu thành phần P6, Meta-analysis ba tầng mở rộng 1982–2026.</w:t>
       </w:r>
       <w:r>
         <w:t xml:space="preserve"> </w:t>
@@ -2311,7 +2305,7 @@
         <w:pStyle w:val="Compact"/>
       </w:pPr>
       <w:r>
-        <w:t xml:space="preserve">Nghiên cứu thành phần P7 — Kiểm định toàn mẫu 49 nền kinh tế châu Á và Thái Bình Dương (capstone).</w:t>
+        <w:t xml:space="preserve">Nghiên cứu thành phần P7, Kiểm định toàn mẫu 49 nền kinh tế châu Á và Thái Bình Dương (capstone).</w:t>
       </w:r>
       <w:r>
         <w:t xml:space="preserve"> </w:t>
@@ -2333,7 +2327,7 @@
         <w:pStyle w:val="Compact"/>
       </w:pPr>
       <w:r>
-        <w:t xml:space="preserve">Nghiên cứu thành phần P8 — Trường hợp biên SIDS, gánh nặng quốc tế hóa bắt buộc (FIP).</w:t>
+        <w:t xml:space="preserve">Nghiên cứu thành phần P8, Trường hợp biên SIDS, gánh nặng quốc tế hóa bắt buộc (FIP).</w:t>
       </w:r>
       <w:r>
         <w:t xml:space="preserve"> </w:t>
@@ -2355,7 +2349,7 @@
         <w:pStyle w:val="Compact"/>
       </w:pPr>
       <w:r>
-        <w:t xml:space="preserve">Nghiên cứu thành phần P9 — Ấn Độ: độ bền ngưỡng I–P qua thập kỷ chuyển đổi thể chế 2014–2025 (ba đợt WBES, ~29.000 doanh nghiệp; phát hiện sự</w:t>
+        <w:t xml:space="preserve">Nghiên cứu thành phần P9, Ấn Độ: độ bền ngưỡng I–P qua thập kỷ chuyển đổi thể chế 2014–2025 (ba đợt WBES, ~29.000 doanh nghiệp; phát hiện sự</w:t>
       </w:r>
       <w:r>
         <w:t xml:space="preserve"> </w:t>
@@ -2448,7 +2442,7 @@
         <w:pStyle w:val="BodyText"/>
       </w:pPr>
       <w:r>
-        <w:t xml:space="preserve">Ở châu Á, bối cảnh này càng trở nên đặc biệt đáng quan tâm vì khu vực đang chứng kiến tốc độ hội nhập kinh tế và chuyển đổi số hết sức không đồng đều giữa các quốc gia. Từ Singapore — một nền kinh tế nhỏ mở, dẫn đầu thế giới về năng lực đổi mới và kết nối toàn cầu — đến Việt Nam — một nền kinh tế chuyển đổi đang đẩy nhanh cải cách thể chế và hội nhập quốc tế — rồi đến Trung Quốc với quy mô thị trường khổng lồ và cấu trúc thể chế đặc thù, thậm chí đến các quốc đảo nhỏ Thái Bình Dương đang phải đối mặt với thách thức sinh tồn kép của biến đổi khí hậu và bẫy phụ thuộc xuất khẩu — sự đa dạng này tạo ra một phòng thí nghiệm thực địa lý tưởng để kiểm định các điều kiện biên của quan hệ I–P (Khanna &amp; Palepu, 2010; Peng, 2003).</w:t>
+        <w:t xml:space="preserve">Ở châu Á, bối cảnh này càng trở nên đặc biệt đáng quan tâm vì khu vực đang chứng kiến tốc độ hội nhập kinh tế và chuyển đổi số hết sức không đồng đều giữa các quốc gia. Từ Singapore, một nền kinh tế nhỏ mở, dẫn đầu thế giới về năng lực đổi mới và kết nối toàn cầu, đến Việt Nam, một nền kinh tế chuyển đổi đang đẩy nhanh cải cách thể chế và hội nhập quốc tế, rồi đến Trung Quốc với quy mô thị trường khổng lồ và cấu trúc thể chế đặc thù, thậm chí đến các quốc đảo nhỏ Thái Bình Dương đang phải đối mặt với thách thức sinh tồn kép của biến đổi khí hậu và bẫy phụ thuộc xuất khẩu, sự đa dạng này tạo ra một phòng thí nghiệm thực địa lý tưởng để kiểm định các điều kiện biên của quan hệ I–P (Khanna &amp; Palepu, 2010; Peng, 2003).</w:t>
       </w:r>
     </w:p>
     <w:p>
@@ -2479,10 +2473,7 @@
         <w:t xml:space="preserve">”</w:t>
       </w:r>
       <w:r>
-        <w:t xml:space="preserve"> </w:t>
-      </w:r>
-      <w:r>
-        <w:t xml:space="preserve">— tức sự thiếu hụt các thể chế trung gian hỗ trợ giao dịch thị trường — tạo ra chi phí bổ sung đáng kể cho doanh nghiệp quốc tế hóa (Peng, 2003). Sự đa dạng thể chế giữa các quốc gia châu Á — từ những nền kinh tế với quản trị nhà nước ổn định, pháp quyền mạnh như Singapore đến các nền kinh tế đang phát triển thể chế như Campuchia hay các quốc đảo Thái Bình Dương — tạo ra gradient thể chế đặc biệt phong phú để kiểm định. Luận án này tiếp cận gradient đó một cách hệ thống thông qua khung phân loại thể chế 6 nhóm được phát triển cho luận án này, gọi tắt là ICRV (Institutional Context Regime Variation — Biến thiên chế độ bối cảnh thể chế).</w:t>
+        <w:t xml:space="preserve">, tức sự thiếu hụt các thể chế trung gian hỗ trợ giao dịch thị trường, tạo ra chi phí bổ sung đáng kể cho doanh nghiệp quốc tế hóa (Peng, 2003). Sự đa dạng thể chế giữa các quốc gia châu Á, từ những nền kinh tế với quản trị nhà nước ổn định, pháp quyền mạnh như Singapore đến các nền kinh tế đang phát triển thể chế như Campuchia hay các quốc đảo Thái Bình Dương, tạo ra gradient thể chế đặc biệt phong phú để kiểm định. Luận án này tiếp cận gradient đó một cách hệ thống thông qua khung phân loại thể chế 6 nhóm được phát triển cho luận án này, gọi tắt là ICRV (Institutional Context Regime Variation, Biến thiên chế độ bối cảnh thể chế).</w:t>
       </w:r>
     </w:p>
     <w:p>
@@ -2515,7 +2506,7 @@
         <w:pStyle w:val="FirstParagraph"/>
       </w:pPr>
       <w:r>
-        <w:t xml:space="preserve">Mặc dù đã có hàng trăm nghiên cứu thực nghiệm, bằng chứng về mối quan hệ giữa quốc tế hóa và hiệu quả hoạt động của doanh nghiệp vẫn chưa thống nhất và tản mạn. Các phân tích tổng hợp (meta-analyses) về quan hệ I–P liên tục cho thấy tác động tổng hợp là dương nhưng nhỏ — hệ số tương quan tổng hợp r trong khoảng 0,07–0,13 — đồng thời mức độ dị biệt giữa các nghiên cứu rất cao với I² thường vượt 80% (Bausch &amp; Krist, 2007; Kirca et al., 2012; Marano et al., 2016; Wu et al., 2022). Tình trạng dị biệt cao này không phải là tín hiệu của sai sót phương pháp, mà là bằng chứng cho thấy quan hệ I–P phụ thuộc sâu sắc vào điều kiện bối cảnh. Arte và Larimo (2022) lập luận rằng heterogeneity cao gợi ý sự cần thiết phải chuyển dịch từ mô hình đơn biến sang khung đa tầng có tính đến thể chế, năng lực và đặc điểm nhà quản trị.</w:t>
+        <w:t xml:space="preserve">Mặc dù đã có hàng trăm nghiên cứu thực nghiệm, bằng chứng về mối quan hệ giữa quốc tế hóa và hiệu quả hoạt động của doanh nghiệp vẫn chưa thống nhất và tản mạn. Các phân tích tổng hợp (meta-analyses) về quan hệ I–P liên tục cho thấy tác động tổng hợp là dương nhưng nhỏ, hệ số tương quan tổng hợp r trong khoảng 0,07–0,13, đồng thời mức độ dị biệt giữa các nghiên cứu rất cao với I² thường vượt 80% (Bausch &amp; Krist, 2007; Kirca et al., 2012; Marano et al., 2016; Wu et al., 2022). Tình trạng dị biệt cao này không phải là tín hiệu của sai sót phương pháp, mà là bằng chứng cho thấy quan hệ I–P phụ thuộc sâu sắc vào điều kiện bối cảnh. Arte và Larimo (2022) lập luận rằng heterogeneity cao gợi ý sự cần thiết phải chuyển dịch từ mô hình đơn biến sang khung đa tầng có tính đến thể chế, năng lực và đặc điểm nhà quản trị.</w:t>
       </w:r>
     </w:p>
     <w:p>
@@ -2523,7 +2514,7 @@
         <w:pStyle w:val="BodyText"/>
       </w:pPr>
       <w:r>
-        <w:t xml:space="preserve">Ba khoảng trống nghiên cứu quan trọng được xác định từ tổng quan tài liệu. Khoảng trống thứ nhất là thiếu khung lý thuyết tích hợp đủ sức giải thích heterogeneity cao đó. Các nghiên cứu hiện tại thường chọn một hoặc hai lý thuyết làm nền, dẫn đến mô hình không đủ đa tầng để nắm bắt sự phức tạp thực tế. Uppsala model giải thích chi phí học hỏi nhưng không đủ để xử lý vai trò của thể chế; RBV giải thích sự khác biệt năng lực nhưng bỏ qua macro-context; Institutional Theory giải thích bối cảnh vĩ mô nhưng không tích hợp đặc điểm cá nhân nhà quản trị. Không một lý thuyết nào đứng riêng có thể giải thích đầy đủ heterogeneity đó. Khoảng trống thứ hai là sự đồng nhất không hợp lý giữa hai construct số khác nhau về bản chất: technological capability — chiều sâu năng lực công nghệ nhập vào tổ chức — và digital adoption — mức độ áp dụng công cụ số bề mặt trong hoạt động kinh doanh. Nhiều nghiên cứu trước gộp hai construct này thành một chỉ số composite duy nhất, điều này làm giảm độ chính xác của kết luận và có thể che khuất các cơ chế tác động khác nhau (Bharadwaj et al., 2013; Coltman et al., 2008; Verhoef et al., 2021). Khoảng trống thứ ba là thiếu bằng chứng cross-country quy mô lớn cho châu Á. Phần lớn nghiên cứu hiện có tập trung vào một quốc gia hoặc một tiểu vùng, và thậm chí khi có nghiên cứu đa quốc gia, phạm vi thường hẹp và thiếu sự đa dạng thể chế đủ lớn để kiểm định các điều kiện biên có ý nghĩa.</w:t>
+        <w:t xml:space="preserve">Ba khoảng trống nghiên cứu quan trọng được xác định từ tổng quan tài liệu. Khoảng trống thứ nhất là thiếu khung lý thuyết tích hợp đủ sức giải thích heterogeneity cao đó. Các nghiên cứu hiện tại thường chọn một hoặc hai lý thuyết làm nền, dẫn đến mô hình không đủ đa tầng để nắm bắt sự phức tạp thực tế. Uppsala model giải thích chi phí học hỏi nhưng không đủ để xử lý vai trò của thể chế; RBV giải thích sự khác biệt năng lực nhưng bỏ qua macro-context; Institutional Theory giải thích bối cảnh vĩ mô nhưng không tích hợp đặc điểm cá nhân nhà quản trị. Không một lý thuyết nào đứng riêng có thể giải thích đầy đủ heterogeneity đó. Khoảng trống thứ hai là sự đồng nhất không hợp lý giữa hai construct số khác nhau về bản chất: technological capability, chiều sâu năng lực công nghệ nhập vào tổ chức, và digital adoption, mức độ áp dụng công cụ số bề mặt trong hoạt động kinh doanh. Nhiều nghiên cứu trước gộp hai construct này thành một chỉ số composite duy nhất, điều này làm giảm độ chính xác của kết luận và có thể che khuất các cơ chế tác động khác nhau (Bharadwaj et al., 2013; Coltman et al., 2008; Verhoef et al., 2021). Khoảng trống thứ ba là thiếu bằng chứng cross-country quy mô lớn cho châu Á. Phần lớn nghiên cứu hiện có tập trung vào một quốc gia hoặc một tiểu vùng, và thậm chí khi có nghiên cứu đa quốc gia, phạm vi thường hẹp và thiếu sự đa dạng thể chế đủ lớn để kiểm định các điều kiện biên có ý nghĩa.</w:t>
       </w:r>
     </w:p>
     <w:p>
@@ -2531,7 +2522,7 @@
         <w:pStyle w:val="BodyText"/>
       </w:pPr>
       <w:r>
-        <w:t xml:space="preserve">Luận án này được thiết kế để giải quyết ba khoảng trống đó bằng cách xây dựng và kiểm định một khung giải thích đa tầng cho quan hệ I–P tại châu Á, với thiết kế mixed synthesis-empirical kết hợp meta-analysis và phân tích đa quốc gia quy mô lớn. Trọng tâm khoa học của luận án là vai trò điều tiết của thể chế, năng lực số và đặc điểm nhà quản trị — ba tầng điều tiết mà, theo lập luận của luận án, cùng nhau tạo nên cấu trúc giải thích cần thiết cho heterogeneity cao trong quan hệ I–P.</w:t>
+        <w:t xml:space="preserve">Luận án này được thiết kế để giải quyết ba khoảng trống đó bằng cách xây dựng và kiểm định một khung giải thích đa tầng cho quan hệ I–P tại châu Á, với thiết kế mixed synthesis-empirical kết hợp meta-analysis và phân tích đa quốc gia quy mô lớn. Trọng tâm khoa học của luận án là vai trò điều tiết của thể chế, năng lực số và đặc điểm nhà quản trị, ba tầng điều tiết mà, theo lập luận của luận án, cùng nhau tạo nên cấu trúc giải thích cần thiết cho heterogeneity cao trong quan hệ I–P.</w:t>
       </w:r>
     </w:p>
     <w:p>
@@ -2564,7 +2555,7 @@
         <w:pStyle w:val="BodyText"/>
       </w:pPr>
       <w:r>
-        <w:t xml:space="preserve">Từ mục tiêu tổng quát đó, luận án triển khai bốn mục tiêu cụ thể. Mục tiêu cụ thể thứ nhất là tổng hợp và cập nhật bằng chứng meta-analytic về mối quan hệ I–P trong giai đoạn 1982–2026, xác định tác động tổng hợp, mức độ dị biệt và các nhân tố điều tiết (moderators) chính giải thích heterogeneity trong literature. Mục tiêu cụ thể thứ hai là kiểm định cơ chế cụ thể trong các bối cảnh quốc gia khác nhau, bao gồm Singapore với tư cách nền kinh tế nhỏ mở tiên tiến, Việt Nam với tư cách nền kinh tế chuyển đổi đang mở rộng, và Trung Quốc với tư cách nền kinh tế mới nổi quy mô lớn, nhằm làm rõ cách thức các cơ chế I–P vận hành khác nhau theo bối cảnh quốc gia. Mục tiêu cụ thể thứ ba là mở rộng phân tích sang 49 nền kinh tế châu Á và Thái Bình Dương (bao gồm 7 nền kinh tế Pacific SIDS) để kiểm định khả năng khái quát hóa của các phát hiện trên phạm vi rộng, kế thừa và mở rộng từ pool 17 nền kinh tế trong nghiên cứu thành phần P1. Mục tiêu cụ thể thứ tư là phân tích vai trò điều tiết của ba nhóm biến: thể chế (bao gồm các sub-regime ICRV và các chỉ số rào cản thể chế), năng lực số (phân biệt rõ technological capability index — TCI và chỉ số chấp nhận số — digital adoption index — DAI), và đặc điểm nhà quản trị cấp cao (kinh nghiệm và giới tính).</w:t>
+        <w:t xml:space="preserve">Từ mục tiêu tổng quát đó, luận án triển khai bốn mục tiêu cụ thể. Mục tiêu cụ thể thứ nhất là tổng hợp và cập nhật bằng chứng meta-analytic về mối quan hệ I–P trong giai đoạn 1982–2026, xác định tác động tổng hợp, mức độ dị biệt và các nhân tố điều tiết (moderators) chính giải thích heterogeneity trong literature. Mục tiêu cụ thể thứ hai là kiểm định cơ chế cụ thể trong các bối cảnh quốc gia khác nhau, bao gồm Singapore với tư cách nền kinh tế nhỏ mở tiên tiến, Việt Nam với tư cách nền kinh tế chuyển đổi đang mở rộng, và Trung Quốc với tư cách nền kinh tế mới nổi quy mô lớn, nhằm làm rõ cách thức các cơ chế I–P vận hành khác nhau theo bối cảnh quốc gia. Mục tiêu cụ thể thứ ba là mở rộng phân tích sang 49 nền kinh tế châu Á và Thái Bình Dương (bao gồm 7 nền kinh tế Pacific SIDS) để kiểm định khả năng khái quát hóa của các phát hiện trên phạm vi rộng, kế thừa và mở rộng từ pool 17 nền kinh tế trong nghiên cứu thành phần P1. Mục tiêu cụ thể thứ tư là phân tích vai trò điều tiết của ba nhóm biến: thể chế (bao gồm các sub-regime ICRV và các chỉ số rào cản thể chế), năng lực số (phân biệt rõ technological capability index, TCI và chỉ số chấp nhận số, digital adoption index, DAI), và đặc điểm nhà quản trị cấp cao (kinh nghiệm và giới tính).</w:t>
       </w:r>
     </w:p>
     <w:p>
@@ -2589,7 +2580,7 @@
         <w:pStyle w:val="FirstParagraph"/>
       </w:pPr>
       <w:r>
-        <w:t xml:space="preserve">Câu hỏi nghiên cứu trung tâm của luận án là: Quốc tế hóa ảnh hưởng đến hiệu quả hoạt động của doanh nghiệp ở châu Á như thế nào, và những điều kiện nào — về thể chế, năng lực số và đặc điểm nhà quản trị — giải thích sự dị biệt cao trong mối quan hệ đó?</w:t>
+        <w:t xml:space="preserve">Câu hỏi nghiên cứu trung tâm của luận án là: Quốc tế hóa ảnh hưởng đến hiệu quả hoạt động của doanh nghiệp ở châu Á như thế nào, và những điều kiện nào, về thể chế, năng lực số và đặc điểm nhà quản trị, giải thích sự dị biệt cao trong mối quan hệ đó?</w:t>
       </w:r>
     </w:p>
     <w:p>
@@ -2597,7 +2588,7 @@
         <w:pStyle w:val="BodyText"/>
       </w:pPr>
       <w:r>
-        <w:t xml:space="preserve">Từ câu hỏi trung tâm đó, bốn câu hỏi nghiên cứu cụ thể được đặt ra. Câu hỏi nghiên cứu thứ nhất (RQ1) là: Tác động tổng hợp của quốc tế hóa lên hiệu quả hoạt động của doanh nghiệp trong literature 1982–2026 là gì, mức độ dị biệt ở mức nào, và những moderators nào giải thích heterogeneity đó một cách có hệ thống? Câu hỏi nghiên cứu thứ hai (RQ2) là: Trong từng bối cảnh quốc gia cụ thể bao gồm Singapore, Việt Nam và Trung Quốc, mối quan hệ I–P vận hành theo những cơ chế đặc thù nào và sự phi tuyến có biểu hiện ra sao? Câu hỏi nghiên cứu thứ ba (RQ3) là: Trên phạm vi đa quốc gia châu Á bao gồm 49 nền kinh tế châu Á và Thái Bình Dương (bao gồm 7 nền kinh tế Pacific SIDS), vai trò điều tiết của chỉ số chấp nhận số (DAI) và technological capability index (TCI) có khái quát hóa được không, và hai construct này có thực sự vận hành theo các cơ chế khác nhau không? Câu hỏi nghiên cứu thứ tư (RQ4) là: Vai trò của thể chế — đo bằng sub-regime ICRV — cùng với sự phân biệt giữa TCI và DAI, và đặc điểm nhà quản trị trong việc điều tiết mối quan hệ I–P là gì, và sự tương tác ba chiều giữa ba tầng đó có ý nghĩa như thế nào?</w:t>
+        <w:t xml:space="preserve">Từ câu hỏi trung tâm đó, bốn câu hỏi nghiên cứu cụ thể được đặt ra. Câu hỏi nghiên cứu thứ nhất (RQ1) là: Tác động tổng hợp của quốc tế hóa lên hiệu quả hoạt động của doanh nghiệp trong literature 1982–2026 là gì, mức độ dị biệt ở mức nào, và những moderators nào giải thích heterogeneity đó một cách có hệ thống? Câu hỏi nghiên cứu thứ hai (RQ2) là: Trong từng bối cảnh quốc gia cụ thể bao gồm Singapore, Việt Nam và Trung Quốc, mối quan hệ I–P vận hành theo những cơ chế đặc thù nào và sự phi tuyến có biểu hiện ra sao? Câu hỏi nghiên cứu thứ ba (RQ3) là: Trên phạm vi đa quốc gia châu Á bao gồm 49 nền kinh tế châu Á và Thái Bình Dương (bao gồm 7 nền kinh tế Pacific SIDS), vai trò điều tiết của chỉ số chấp nhận số (DAI) và technological capability index (TCI) có khái quát hóa được không, và hai construct này có thực sự vận hành theo các cơ chế khác nhau không? Câu hỏi nghiên cứu thứ tư (RQ4) là: Vai trò của thể chế, đo bằng sub-regime ICRV, cùng với sự phân biệt giữa TCI và DAI, và đặc điểm nhà quản trị trong việc điều tiết mối quan hệ I–P là gì, và sự tương tác ba chiều giữa ba tầng đó có ý nghĩa như thế nào?</w:t>
       </w:r>
     </w:p>
     <w:p>
@@ -2665,7 +2656,7 @@
         <w:t xml:space="preserve"> </w:t>
       </w:r>
       <w:r>
-        <w:t xml:space="preserve">có dữ liệu trong Khảo sát Doanh nghiệp của Ngân hàng Thế giới (World Bank Enterprise Surveys — WBES), được phân loại và tổ chức theo 6 sub-regime trong khung ICRV. Sáu sub-regime bao gồm: (i) Advanced Innovation-Driven, đại diện là Singapore, Hàn Quốc và Đài Loan; (ii) Advanced Resource-Driven, đại diện là các nền kinh tế GCC; (iii) Upper-middle, đại diện là Trung Quốc và Malaysia; (iv) Lower-middle transition, bao gồm Việt Nam và các nền kinh tế ASEAN đang phát triển; (v) Emerging, bao gồm các nền kinh tế kém phát triển nhất châu Á như Campuchia, Nepal và Afghanistan; và (vi) SIDS (Small Island Developing States), bao gồm 7 nền kinh tế đảo nhỏ Thái Bình Dương (mẫu chính P8; mở rộng 9 nền gồm Comoros và Timor-Leste khi kiểm định độ vững) được đưa vào phân tích để kiểm định các điều kiện biên cực đoan của quan hệ I–P. Nhật Bản không nằm trong phạm vi thực nghiệm của luận án do cấu trúc dữ liệu WBES không bao phủ Nhật Bản đầy đủ.</w:t>
+        <w:t xml:space="preserve">có dữ liệu trong Khảo sát Doanh nghiệp của Ngân hàng Thế giới (World Bank Enterprise Surveys, WBES), được phân loại và tổ chức theo 6 sub-regime trong khung ICRV. Sáu sub-regime bao gồm: (i) Advanced Innovation-Driven, đại diện là Singapore, Hàn Quốc và Đài Loan; (ii) Advanced Resource-Driven, đại diện là các nền kinh tế GCC; (iii) Upper-middle, đại diện là Trung Quốc và Malaysia; (iv) Lower-middle transition, bao gồm Việt Nam và các nền kinh tế ASEAN đang phát triển; (v) Emerging, bao gồm các nền kinh tế kém phát triển nhất châu Á như Campuchia, Nepal và Afghanistan; và (vi) SIDS (Small Island Developing States), bao gồm 7 nền kinh tế đảo nhỏ Thái Bình Dương (mẫu chính P8; mở rộng 9 nền gồm Comoros và Timor-Leste khi kiểm định độ vững) được đưa vào phân tích để kiểm định các điều kiện biên cực đoan của quan hệ I–P. Nhật Bản không nằm trong phạm vi thực nghiệm của luận án do cấu trúc dữ liệu WBES không bao phủ Nhật Bản đầy đủ.</w:t>
       </w:r>
     </w:p>
     <w:bookmarkEnd w:id="37"/>
@@ -2709,7 +2700,7 @@
         <w:pStyle w:val="FirstParagraph"/>
       </w:pPr>
       <w:r>
-        <w:t xml:space="preserve">Luận án áp dụng thiết kế nghiên cứu mixed synthesis-empirical — sự kết hợp giữa meta-analysis và phân tích thực nghiệm đa quốc gia — nhằm trả lời bốn câu hỏi nghiên cứu đã đặt ra. Thiết kế này không chỉ đơn thuần là sử dụng hai phương pháp song song, mà tạo ra một đối thoại hai chiều: meta-analysis cung cấp tổng quan có hệ thống về trạng thái bằng chứng và xác định các moderator quan trọng trong literature, trong khi phân tích thực nghiệm kiểm định trực tiếp các giả thuyết phát sinh từ khung lý thuyết trong bối cảnh châu Á. Sự tương tác này tăng cường đáng kể sức mạnh đóng góp so với việc chỉ sử dụng một phương pháp duy nhất (Borenstein et al., 2009; Hunter &amp; Schmidt, 2004).</w:t>
+        <w:t xml:space="preserve">Luận án áp dụng thiết kế nghiên cứu mixed synthesis-empirical, sự kết hợp giữa meta-analysis và phân tích thực nghiệm đa quốc gia, nhằm trả lời bốn câu hỏi nghiên cứu đã đặt ra. Thiết kế này không chỉ đơn thuần là sử dụng hai phương pháp song song, mà tạo ra một đối thoại hai chiều: meta-analysis cung cấp tổng quan có hệ thống về trạng thái bằng chứng và xác định các moderator quan trọng trong literature, trong khi phân tích thực nghiệm kiểm định trực tiếp các giả thuyết phát sinh từ khung lý thuyết trong bối cảnh châu Á. Sự tương tác này tăng cường đáng kể sức mạnh đóng góp so với việc chỉ sử dụng một phương pháp duy nhất (Borenstein et al., 2009; Hunter &amp; Schmidt, 2004).</w:t>
       </w:r>
     </w:p>
     <w:p>
@@ -2742,7 +2733,7 @@
         <w:pStyle w:val="FirstParagraph"/>
       </w:pPr>
       <w:r>
-        <w:t xml:space="preserve">Dựa trên khung lý thuyết tích hợp đa tầng bao gồm Uppsala model, RBV, Institutional Theory, Upper Echelons Theory và digital capability lens, luận án đề xuất hệ giả thuyết khoa học với sáu giả thuyết trọng tâm. Quan hệ nền giữa quốc tế hóa và hiệu quả hoạt động doanh nghiệp mang dạng phi tuyến — cụ thể là dạng inverted-U — với chi phí thâm nhập và thích nghi cao ở giai đoạn đầu và lợi ích quy mô, học hỏi và đa dạng hóa thị trường ở giai đoạn sau, đến khi chi phí điều phối vượt quá lợi ích sẽ dẫn đến sự suy giảm hiệu quả. Technological capability index (TCI) điều tiết dương quan hệ I–P bằng cách mở rộng biên thích nghi và tăng cường khả năng khai thác lợi thế cạnh tranh ở thị trường quốc tế. Chỉ số chấp nhận số (DAI) — được hiểu là proxy foundational digital adoption — có tác động điều tiết không đơn điệu và phụ thuộc vào chế độ thể chế: ở các nền kinh tế có thể chế tốt, DAI khuếch đại lợi ích của quốc tế hóa; ở các nền kinh tế với thể chế yếu, DAI có thể khuếch đại chi phí điều phối khi mức độ quốc tế hóa vượt ngưỡng. Bối cảnh thể chế, đo bằng sub-regime ICRV, điều tiết cả dạng và độ lớn của quan hệ I–P, tạo ra gradient từ tác động dương lớn ở Advanced Innovation-Driven đến tác động âm ở Emerging và SIDS extreme. Đặc điểm nhà quản trị cấp cao — cụ thể là kinh nghiệm quốc tế và đa dạng giới tính — điều tiết dương quan hệ I–P thông qua cơ chế tăng cường nhận diện cơ hội và quản trị rủi ro. Ngoài sáu giả thuyết trọng tâm H1–H6, luận án phát biểu thêm giả thuyết điều kiện biên H1b: tại các nền kinh tế SIDS (ICRV Nhóm VI), nơi ba điều kiện cấu trúc tối thiểu đồng thời bị vi phạm — thị trường nội địa quá nhỏ, chi phí thương mại cực cao, và thiếu hỗ trợ thể chế — quan hệ I–P chuyển từ dạng chữ U ngược sang quan hệ</w:t>
+        <w:t xml:space="preserve">Dựa trên khung lý thuyết tích hợp đa tầng bao gồm Uppsala model, RBV, Institutional Theory, Upper Echelons Theory và digital capability lens, luận án đề xuất hệ giả thuyết khoa học với sáu giả thuyết trọng tâm. Quan hệ nền giữa quốc tế hóa và hiệu quả hoạt động doanh nghiệp mang dạng phi tuyến, cụ thể là dạng inverted-U, với chi phí thâm nhập và thích nghi cao ở giai đoạn đầu và lợi ích quy mô, học hỏi và đa dạng hóa thị trường ở giai đoạn sau, đến khi chi phí điều phối vượt quá lợi ích sẽ dẫn đến sự suy giảm hiệu quả. Technological capability index (TCI) điều tiết dương quan hệ I–P bằng cách mở rộng biên thích nghi và tăng cường khả năng khai thác lợi thế cạnh tranh ở thị trường quốc tế. Chỉ số chấp nhận số (DAI), được hiểu là proxy foundational digital adoption, có tác động điều tiết không đơn điệu và phụ thuộc vào chế độ thể chế: ở các nền kinh tế có thể chế tốt, DAI khuếch đại lợi ích của quốc tế hóa; ở các nền kinh tế với thể chế yếu, DAI có thể khuếch đại chi phí điều phối khi mức độ quốc tế hóa vượt ngưỡng. Bối cảnh thể chế, đo bằng sub-regime ICRV, điều tiết cả dạng và độ lớn của quan hệ I–P, tạo ra gradient từ tác động dương lớn ở Advanced Innovation-Driven đến tác động âm ở Emerging và SIDS extreme. Đặc điểm nhà quản trị cấp cao, cụ thể là kinh nghiệm quốc tế và đa dạng giới tính, điều tiết dương quan hệ I–P thông qua cơ chế tăng cường nhận diện cơ hội và quản trị rủi ro. Ngoài sáu giả thuyết trọng tâm H1–H6, luận án phát biểu thêm giả thuyết điều kiện biên H1b: tại các nền kinh tế SIDS (ICRV Nhóm VI), nơi ba điều kiện cấu trúc tối thiểu đồng thời bị vi phạm, thị trường nội địa quá nhỏ, chi phí thương mại cực cao, và thiếu hỗ trợ thể chế, quan hệ I–P chuyển từ dạng chữ U ngược sang quan hệ</w:t>
       </w:r>
       <w:r>
         <w:t xml:space="preserve"> </w:t>
@@ -2755,7 +2746,7 @@
         <w:t xml:space="preserve">âm đơn điệu không có điểm uốn</w:t>
       </w:r>
       <w:r>
-        <w:t xml:space="preserve">, được gọi là gánh nặng quốc tế hóa bắt buộc (Forced Internationalization Penalty — FIP). Chi tiết toàn bộ hệ giả thuyết H1–H6 và H1b được trình bày đầy đủ trong Chương 2 của luận án.</w:t>
+        <w:t xml:space="preserve">, được gọi là gánh nặng quốc tế hóa bắt buộc (Forced Internationalization Penalty, FIP). Chi tiết toàn bộ hệ giả thuyết H1–H6 và H1b được trình bày đầy đủ trong Chương 2 của luận án.</w:t>
       </w:r>
     </w:p>
     <w:p>
@@ -2789,7 +2780,7 @@
         <w:pStyle w:val="FirstParagraph"/>
       </w:pPr>
       <w:r>
-        <w:t xml:space="preserve">Về mặt lý thuyết, luận án đóng góp vào literature kinh doanh quốc tế theo ba hướng chính. Hướng thứ nhất là tích hợp bốn lý thuyết kinh điển — Uppsala model, Resource-Based View, Institutional Theory và Upper Echelons Theory — vào một khung giải thích đa tầng thống nhất, bổ sung bởi digital capability lens để phản ánh chuyển đổi số đương đại. Khung này không chỉ là sự ghép nối cơ học các lý thuyết mà là một kiến trúc lý thuyết có tính nhất quán nội tại, trong đó mỗi tầng giải thích một loại heterogeneity khác nhau trong quan hệ I–P. Hướng thứ hai là phân tách rõ ràng technological capability (TCI) và chỉ số chấp nhận số (DAI) như hai construct lý thuyết độc lập, dựa trên các nền tảng khái niệm khác nhau từ Bharadwaj et al. (2013), Verhoef et al. (2021), và Coltman et al. (2008). Sự phân tách này bổ sung vào thiếu hụt khái niệm quan trọng trong literature về số hóa và quốc tế hóa. Hướng thứ ba là tái định vị Uppsala model trong bối cảnh kỷ nguyên AI bằng cách mở rộng cơ chế học hỏi để bao gồm</w:t>
+        <w:t xml:space="preserve">Về mặt lý thuyết, luận án đóng góp vào literature kinh doanh quốc tế theo ba hướng chính. Hướng thứ nhất là tích hợp bốn lý thuyết kinh điển, Uppsala model, Resource-Based View, Institutional Theory và Upper Echelons Theory, vào một khung giải thích đa tầng thống nhất, bổ sung bởi digital capability lens để phản ánh chuyển đổi số đương đại. Khung này không chỉ là sự ghép nối cơ học các lý thuyết mà là một kiến trúc lý thuyết có tính nhất quán nội tại, trong đó mỗi tầng giải thích một loại heterogeneity khác nhau trong quan hệ I–P. Hướng thứ hai là phân tách rõ ràng technological capability (TCI) và chỉ số chấp nhận số (DAI) như hai construct lý thuyết độc lập, dựa trên các nền tảng khái niệm khác nhau từ Bharadwaj et al. (2013), Verhoef et al. (2021), và Coltman et al. (2008). Sự phân tách này bổ sung vào thiếu hụt khái niệm quan trọng trong literature về số hóa và quốc tế hóa. Hướng thứ ba là tái định vị Uppsala model trong bối cảnh kỷ nguyên AI bằng cách mở rộng cơ chế học hỏi để bao gồm</w:t>
       </w:r>
       <w:r>
         <w:t xml:space="preserve"> </w:t>
@@ -2814,13 +2805,10 @@
           <w:bCs/>
           <w:b/>
         </w:rPr>
-        <w:t xml:space="preserve">gánh nặng quốc tế hóa bắt buộc (Forced Internationalization Penalty — FIP)</w:t>
-      </w:r>
-      <w:r>
-        <w:t xml:space="preserve"> </w:t>
-      </w:r>
-      <w:r>
-        <w:t xml:space="preserve">— một construct lý thuyết mới chưa được định danh trong literature kinh doanh quốc tế — như điều kiện biên cực đoan của mô hình chữ U ngược khi cả ba tầng của khung CDCM (thể chế, năng lực, quản trị) đồng thời ở mức tối thiểu. Bằng chứng thực nghiệm từ bảy nền kinh tế Pacific SIDS xác nhận quan hệ âm đơn điệu không có điểm uốn, mở ra hướng nghiên cứu mới về điều kiện biên của lý thuyết quốc tế hóa.</w:t>
+        <w:t xml:space="preserve">gánh nặng quốc tế hóa bắt buộc (Forced Internationalization Penalty, FIP)</w:t>
+      </w:r>
+      <w:r>
+        <w:t xml:space="preserve">, một construct lý thuyết mới chưa được định danh trong literature kinh doanh quốc tế, như điều kiện biên cực đoan của mô hình chữ U ngược khi cả ba tầng của khung CDCM (thể chế, năng lực, quản trị) đồng thời ở mức tối thiểu. Bằng chứng thực nghiệm từ bảy nền kinh tế Pacific SIDS xác nhận quan hệ âm đơn điệu không có điểm uốn, mở ra hướng nghiên cứu mới về điều kiện biên của lý thuyết quốc tế hóa.</w:t>
       </w:r>
     </w:p>
     <w:bookmarkEnd w:id="42"/>
@@ -2856,7 +2844,7 @@
         <w:pStyle w:val="FirstParagraph"/>
       </w:pPr>
       <w:r>
-        <w:t xml:space="preserve">Về mặt thực tiễn, luận án cung cấp căn cứ có hệ thống cho hai nhóm đối tượng sử dụng chính. Đối với doanh nghiệp, kết quả phân tích của luận án cho thấy tồn tại ngưỡng tối ưu trong mối quan hệ giữa mức độ xuất khẩu và hiệu quả hoạt động, và ngưỡng này thay đổi theo bối cảnh thể chế và năng lực số của từng doanh nghiệp. Nhà quản trị cần nhận thức được ngưỡng này và đầu tư có chiến lược vào năng lực công nghệ thay vì chỉ tập trung vào digital adoption bề mặt. Đối với nhà hoạch định chính sách, bằng chứng từ luận án gợi ý rằng cải cách thể chế và hỗ trợ chuyển đổi số có thể có hiệu ứng bổ trợ tích cực — được nghiên cứu về 17 nền kinh tế châu Á mới nổi đặt tên là</w:t>
+        <w:t xml:space="preserve">Về mặt thực tiễn, luận án cung cấp căn cứ có hệ thống cho hai nhóm đối tượng sử dụng chính. Đối với doanh nghiệp, kết quả phân tích của luận án cho thấy tồn tại ngưỡng tối ưu trong mối quan hệ giữa mức độ xuất khẩu và hiệu quả hoạt động, và ngưỡng này thay đổi theo bối cảnh thể chế và năng lực số của từng doanh nghiệp. Nhà quản trị cần nhận thức được ngưỡng này và đầu tư có chiến lược vào năng lực công nghệ thay vì chỉ tập trung vào digital adoption bề mặt. Đối với nhà hoạch định chính sách, bằng chứng từ luận án gợi ý rằng cải cách thể chế và hỗ trợ chuyển đổi số có thể có hiệu ứng bổ trợ tích cực, được nghiên cứu về 17 nền kinh tế châu Á mới nổi đặt tên là</w:t>
       </w:r>
       <w:r>
         <w:t xml:space="preserve"> </w:t>
@@ -2871,10 +2859,7 @@
         <w:t xml:space="preserve">”</w:t>
       </w:r>
       <w:r>
-        <w:t xml:space="preserve"> </w:t>
-      </w:r>
-      <w:r>
-        <w:t xml:space="preserve">— trong đó năng lực số làm giảm tác động tiêu cực của rào cản thể chế đối với doanh nghiệp quốc tế hóa (nghiên cứu thành phần P1). Cơ chế này được luận án kiểm định trên phạm vi rộng hơn với 49 nền kinh tế châu Á và Thái Bình Dương.</w:t>
+        <w:t xml:space="preserve">, trong đó năng lực số làm giảm tác động tiêu cực của rào cản thể chế đối với doanh nghiệp quốc tế hóa (nghiên cứu thành phần P1). Cơ chế này được luận án kiểm định trên phạm vi rộng hơn với 49 nền kinh tế châu Á và Thái Bình Dương.</w:t>
       </w:r>
     </w:p>
     <w:p>
@@ -2910,13 +2895,13 @@
           <w:bCs/>
           <w:b/>
         </w:rPr>
-        <w:t xml:space="preserve">gánh nặng quốc tế hóa bắt buộc (Forced Internationalization Penalty — FIP)</w:t>
-      </w:r>
-      <w:r>
-        <w:t xml:space="preserve"> </w:t>
-      </w:r>
-      <w:r>
-        <w:t xml:space="preserve">tại bảy nền kinh tế Pacific SIDS — lần đầu tiên trong literature kinh doanh quốc tế, một trường hợp quan hệ I–P âm đơn điệu không có điểm uốn được ghi nhận và biện minh lý thuyết bằng ba điều kiện cấu trúc vi phạm đồng thời, mở ra hướng nghiên cứu mới về điều kiện biên của các lý thuyết quốc tế hóa phổ quát.</w:t>
+        <w:t xml:space="preserve">gánh nặng quốc tế hóa bắt buộc (Forced Internationalization Penalty, FIP)</w:t>
+      </w:r>
+      <w:r>
+        <w:t xml:space="preserve"> </w:t>
+      </w:r>
+      <w:r>
+        <w:t xml:space="preserve">tại bảy nền kinh tế Pacific SIDS, lần đầu tiên trong literature kinh doanh quốc tế, một trường hợp quan hệ I–P âm đơn điệu không có điểm uốn được ghi nhận và biện minh lý thuyết bằng ba điều kiện cấu trúc vi phạm đồng thời, mở ra hướng nghiên cứu mới về điều kiện biên của các lý thuyết quốc tế hóa phổ quát.</w:t>
       </w:r>
     </w:p>
     <w:p>
@@ -2941,7 +2926,7 @@
         <w:pStyle w:val="FirstParagraph"/>
       </w:pPr>
       <w:r>
-        <w:t xml:space="preserve">Luận án được tổ chức thành năm chương theo chuẩn luận án tiến sĩ truyền thống tại Trường Kinh tế, Đại học Cần Thơ. Chương 1 — Giới thiệu — đặt vấn đề nghiên cứu, xác định khoảng trống, trình bày mục tiêu, câu hỏi nghiên cứu, phạm vi, phương pháp luận, giả thuyết khoa học tóm tắt, ý nghĩa, tính mới và cấu trúc của luận án. Chương 2 — Cơ sở lý thuyết và tổng quan tài liệu — xây dựng khung lý thuyết tích hợp đa tầng, tổng quan bằng chứng thực nghiệm đã có, và phát triển hệ giả thuyết H1–H6 dựa trên khoảng trống và logic lý thuyết. Chương 3 — Phương pháp nghiên cứu — trình bày chi tiết thiết kế nghiên cứu, nguồn dữ liệu, cách đo lường biến, mô hình phân tích và chiến lược kiểm định độ vững. Chương 4 — Kết quả nghiên cứu — trình bày kết quả ở ba cấp độ phân tích: meta-analysis cập nhật 1982–2026, phân tích theo bối cảnh quốc gia cụ thể, và phân tích đa quốc gia capstone trên pool đầy đủ 49 nền kinh tế. Chương 5 — Thảo luận và kết luận — tích hợp các phát hiện từ Chương 4 vào khung lý thuyết ở Chương 2, thảo luận đóng góp khoa học, hàm ý quản trị và chính sách, hạn chế của nghiên cứu và hướng nghiên cứu tiếp theo.</w:t>
+        <w:t xml:space="preserve">Luận án được tổ chức thành năm chương theo chuẩn luận án tiến sĩ truyền thống tại Trường Kinh tế, Đại học Cần Thơ. Chương 1, Giới thiệu, đặt vấn đề nghiên cứu, xác định khoảng trống, trình bày mục tiêu, câu hỏi nghiên cứu, phạm vi, phương pháp luận, giả thuyết khoa học tóm tắt, ý nghĩa, tính mới và cấu trúc của luận án. Chương 2, Cơ sở lý thuyết và tổng quan tài liệu, xây dựng khung lý thuyết tích hợp đa tầng, tổng quan bằng chứng thực nghiệm đã có, và phát triển hệ giả thuyết H1–H6 dựa trên khoảng trống và logic lý thuyết. Chương 3, Phương pháp nghiên cứu, trình bày chi tiết thiết kế nghiên cứu, nguồn dữ liệu, cách đo lường biến, mô hình phân tích và chiến lược kiểm định độ vững. Chương 4, Kết quả nghiên cứu, trình bày kết quả ở ba cấp độ phân tích: meta-analysis cập nhật 1982–2026, phân tích theo bối cảnh quốc gia cụ thể, và phân tích đa quốc gia capstone trên pool đầy đủ 49 nền kinh tế. Chương 5, Thảo luận và kết luận, tích hợp các phát hiện từ Chương 4 vào khung lý thuyết ở Chương 2, thảo luận đóng góp khoa học, hàm ý quản trị và chính sách, hạn chế của nghiên cứu và hướng nghiên cứu tiếp theo.</w:t>
       </w:r>
     </w:p>
     <w:p>
@@ -2975,7 +2960,7 @@
         <w:t xml:space="preserve"> </w:t>
       </w:r>
       <w:r>
-        <w:t xml:space="preserve">(Việt Nam — JABS, under review): kiểm định inverted-U tại Nhóm IV ICRV, turning point = 39,3–46,2% FSTS, TCI là level-shifter có ý nghĩa.</w:t>
+        <w:t xml:space="preserve">(Việt Nam, JABS, under review): kiểm định inverted-U tại Nhóm IV ICRV, turning point = 39,3–46,2% FSTS, TCI là level-shifter có ý nghĩa.</w:t>
       </w:r>
       <w:r>
         <w:t xml:space="preserve"> </w:t>
@@ -2991,7 +2976,7 @@
         <w:t xml:space="preserve"> </w:t>
       </w:r>
       <w:r>
-        <w:t xml:space="preserve">(Singapore — MIR, under review): kiểm định tại Nhóm I ICRV, turning point ≈ 88,6% (khoảng tin cậy rất rộng và vượt ngưỡng khả thi của FSTS, nên không định vị tin cậy — xem §4.3), DAI Tier-1+2 khuếch đại đường cong I–P.</w:t>
+        <w:t xml:space="preserve">(Singapore, MIR, under review): kiểm định tại Nhóm I ICRV, turning point ≈ 88,6% (khoảng tin cậy rất rộng và vượt ngưỡng khả thi của FSTS, nên không định vị tin cậy, xem §4.3), DAI Tier-1+2 khuếch đại đường cong I–P.</w:t>
       </w:r>
       <w:r>
         <w:t xml:space="preserve"> </w:t>
@@ -3007,7 +2992,7 @@
         <w:t xml:space="preserve"> </w:t>
       </w:r>
       <w:r>
-        <w:t xml:space="preserve">(Trung Quốc — IJOEM, under review): kiểm định temporal stability, turning point ổn định qua 2012–2024 (≈ 48,78%, Paternoster z = 0,82, p = ,412).</w:t>
+        <w:t xml:space="preserve">(Trung Quốc, IJOEM, under review): kiểm định temporal stability, turning point ổn định qua 2012–2024 (≈ 48,78%, Paternoster z = 0,82, p = ,412).</w:t>
       </w:r>
       <w:r>
         <w:t xml:space="preserve"> </w:t>
@@ -3023,7 +3008,7 @@
         <w:t xml:space="preserve"> </w:t>
       </w:r>
       <w:r>
-        <w:t xml:space="preserve">(meta-analysis ba tầng — IBR, under review): k = 238 nghiên cứu, r̄ = 0,074, I² = 62,4%, gradient ICRV Q_M = 17,35 (df = 4, p = ,002).</w:t>
+        <w:t xml:space="preserve">(meta-analysis ba tầng, IBR, under review): k = 238 nghiên cứu, r̄ = 0,074, I² = 62,4%, gradient ICRV Q_M = 17,35 (df = 4, p = ,002).</w:t>
       </w:r>
       <w:r>
         <w:t xml:space="preserve"> </w:t>
@@ -3039,7 +3024,7 @@
         <w:t xml:space="preserve"> </w:t>
       </w:r>
       <w:r>
-        <w:t xml:space="preserve">(49 nền kinh tế — JIBS, under revision): N = 84.910 quan sát, turning point trung bình ~36%, DAI×ICRV (p = ,012), kiểm định tích hợp CDCM đầu tiên ở quy mô liên quốc gia lớn.</w:t>
+        <w:t xml:space="preserve">(49 nền kinh tế, JIBS, under revision): N = 84.910 quan sát, turning point trung bình ~36%, DAI×ICRV (p = ,012), kiểm định tích hợp CDCM đầu tiên ở quy mô liên quốc gia lớn.</w:t>
       </w:r>
       <w:r>
         <w:t xml:space="preserve"> </w:t>
@@ -3055,7 +3040,7 @@
         <w:t xml:space="preserve"> </w:t>
       </w:r>
       <w:r>
-        <w:t xml:space="preserve">(SIDS — World Development, under revision): boundary condition FIP, quan hệ âm đơn điệu (</w:t>
+        <w:t xml:space="preserve">(SIDS, World Development, under revision): boundary condition FIP, quan hệ âm đơn điệu (</w:t>
       </w:r>
       <m:oMath>
         <m:sSub>
@@ -3149,7 +3134,7 @@
         <w:t xml:space="preserve"> </w:t>
       </w:r>
       <w:r>
-        <w:t xml:space="preserve">(Ấn Độ — MIR/IJOEM, đang bình duyệt): độ bền ngưỡng I–P qua ba đợt WBES 2014–2025 (~29.000 doanh nghiệp), phát hiện</w:t>
+        <w:t xml:space="preserve">(Ấn Độ, MIR/IJOEM, đang bình duyệt): độ bền ngưỡng I–P qua ba đợt WBES 2014–2025 (~29.000 doanh nghiệp), phát hiện</w:t>
       </w:r>
       <w:r>
         <w:t xml:space="preserve"> </w:t>
@@ -3329,7 +3314,7 @@
           <w:iCs/>
           <w:i/>
         </w:rPr>
-        <w:t xml:space="preserve">(firm performance) được đo chủ yếu bằng năng suất lao động (labor productivity), bổ sung bằng ROS và sales growth trong các kiểm định độ vững; TCI là technological capability index; DAI là chỉ số chấp nhận số (digital adoption index) — được hiểu như proxy foundational digital adoption; ICRV là khung phân loại thể chế 6 nhóm được phát triển cho luận án này; WBES là World Bank Enterprise Surveys.</w:t>
+        <w:t xml:space="preserve">(firm performance) được đo chủ yếu bằng năng suất lao động (labor productivity), bổ sung bằng ROS và sales growth trong các kiểm định độ vững; TCI là technological capability index; DAI là chỉ số chấp nhận số (digital adoption index), được hiểu như proxy foundational digital adoption; ICRV là khung phân loại thể chế 6 nhóm được phát triển cho luận án này; WBES là World Bank Enterprise Surveys.</w:t>
       </w:r>
     </w:p>
     <w:p>
@@ -3400,10 +3385,7 @@
         <w:t xml:space="preserve">”</w:t>
       </w:r>
       <w:r>
-        <w:t xml:space="preserve"> </w:t>
-      </w:r>
-      <w:r>
-        <w:t xml:space="preserve">— vốn mang nghĩa một xu hướng kinh tế vĩ mô — mà là một thuộc tính đo lường được ở cấp độ doanh nghiệp, phản ánh chiến lược mở rộng quốc tế và mức độ phụ thuộc vào thị trường nước ngoài.</w:t>
+        <w:t xml:space="preserve">, vốn mang nghĩa một xu hướng kinh tế vĩ mô, mà là một thuộc tính đo lường được ở cấp độ doanh nghiệp, phản ánh chiến lược mở rộng quốc tế và mức độ phụ thuộc vào thị trường nước ngoài.</w:t>
       </w:r>
     </w:p>
     <w:p>
@@ -3411,7 +3393,7 @@
         <w:pStyle w:val="BodyText"/>
       </w:pPr>
       <w:r>
-        <w:t xml:space="preserve">Trong literature, mức độ quốc tế hóa được vận hành hóa bằng nhiều thước đo khác nhau. Sullivan (1994) đề xuất một chỉ số tổng hợp đa chiều bao gồm tỷ trọng doanh thu từ nước ngoài trên tổng doanh thu (foreign sales to total sales — FSTS), tỷ trọng tài sản ở nước ngoài trên tổng tài sản (foreign assets to total assets — FATA), và phạm vi địa lý (geographic scope). Trong những nghiên cứu sử dụng dữ liệu doanh nghiệp từ các nền kinh tế đang phát triển và từ khảo sát doanh nghiệp của Ngân hàng Thế giới (World Bank Enterprise Surveys — WBES), thước đo phổ biến nhất là cường độ xuất khẩu (export intensity), tức là tỷ lệ phần trăm doanh thu xuất khẩu trên tổng doanh thu, hay tương đương với FSTS theo nghĩa rộng (Johanson &amp; Vahlne, 1977; Lu &amp; Beamish, 2004). Luận án này sử dụng FSTS và bình phương FSTS (FSTS²) làm thước đo chính về mức độ quốc tế hóa, với lý do phù hợp với cấu trúc dữ liệu WBES và nhất quán với các nghiên cứu I–P sử dụng bộ dữ liệu tương tự (Bhandari et al., 2023; nghiên cứu thành phần P1).</w:t>
+        <w:t xml:space="preserve">Trong literature, mức độ quốc tế hóa được vận hành hóa bằng nhiều thước đo khác nhau. Sullivan (1994) đề xuất một chỉ số tổng hợp đa chiều bao gồm tỷ trọng doanh thu từ nước ngoài trên tổng doanh thu (foreign sales to total sales, FSTS), tỷ trọng tài sản ở nước ngoài trên tổng tài sản (foreign assets to total assets, FATA), và phạm vi địa lý (geographic scope). Trong những nghiên cứu sử dụng dữ liệu doanh nghiệp từ các nền kinh tế đang phát triển và từ khảo sát doanh nghiệp của Ngân hàng Thế giới (World Bank Enterprise Surveys, WBES), thước đo phổ biến nhất là cường độ xuất khẩu (export intensity), tức là tỷ lệ phần trăm doanh thu xuất khẩu trên tổng doanh thu, hay tương đương với FSTS theo nghĩa rộng (Johanson &amp; Vahlne, 1977; Lu &amp; Beamish, 2004). Luận án này sử dụng FSTS và bình phương FSTS (FSTS²) làm thước đo chính về mức độ quốc tế hóa, với lý do phù hợp với cấu trúc dữ liệu WBES và nhất quán với các nghiên cứu I–P sử dụng bộ dữ liệu tương tự (Bhandari et al., 2023; nghiên cứu thành phần P1).</w:t>
       </w:r>
     </w:p>
     <w:p>
@@ -3445,7 +3427,7 @@
         <w:pStyle w:val="BodyText"/>
       </w:pPr>
       <w:r>
-        <w:t xml:space="preserve">Trong bối cảnh nghiên cứu sử dụng dữ liệu WBES — vốn không cung cấp thông tin về giá cổ phiếu hay giá trị thị trường — thước đo năng suất lao động là lựa chọn phổ biến nhất và phù hợp nhất về mặt kỹ thuật. Năng suất lao động được tính bằng logarithm tự nhiên của tỷ số doanh thu hàng năm trên số lao động toàn thời gian (ln(doanh thu/lao động)), cho phép so sánh chuẩn hóa giữa các doanh nghiệp thuộc các quốc gia, ngành nghề và quy mô khác nhau (nghiên cứu thành phần P1). Luận án sử dụng thước đo này làm biến phụ thuộc chính, với ROS, tăng trưởng doanh thu, tăng trưởng việc làm và ln(doanh thu) được sử dụng như các thước đo robustness để kiểm tra tính nhất quán của kết quả (xem Chương 3, §3.5).</w:t>
+        <w:t xml:space="preserve">Trong bối cảnh nghiên cứu sử dụng dữ liệu WBES, vốn không cung cấp thông tin về giá cổ phiếu hay giá trị thị trường, thước đo năng suất lao động là lựa chọn phổ biến nhất và phù hợp nhất về mặt kỹ thuật. Năng suất lao động được tính bằng logarithm tự nhiên của tỷ số doanh thu hàng năm trên số lao động toàn thời gian (ln(doanh thu/lao động)), cho phép so sánh chuẩn hóa giữa các doanh nghiệp thuộc các quốc gia, ngành nghề và quy mô khác nhau (nghiên cứu thành phần P1). Luận án sử dụng thước đo này làm biến phụ thuộc chính, với ROS, tăng trưởng doanh thu, tăng trưởng việc làm và ln(doanh thu) được sử dụng như các thước đo robustness để kiểm tra tính nhất quán của kết quả (xem Chương 3, §3.5).</w:t>
       </w:r>
     </w:p>
     <w:p>
@@ -3471,7 +3453,7 @@
         <w:pStyle w:val="FirstParagraph"/>
       </w:pPr>
       <w:r>
-        <w:t xml:space="preserve">Một trong những đóng góp khái niệm trọng tâm của luận án là sự phân biệt rõ ràng giữa hai construct: năng lực công nghệ (Technological Capability Index — TCI) và chỉ số chấp nhận số (Digital Adoption Index — DAI). Trong nhiều nghiên cứu trước đây, hai construct này thường bị gộp lại thành một khái niệm chung về</w:t>
+        <w:t xml:space="preserve">Một trong những đóng góp khái niệm trọng tâm của luận án là sự phân biệt rõ ràng giữa hai construct: năng lực công nghệ (Technological Capability Index, TCI) và chỉ số chấp nhận số (Digital Adoption Index, DAI). Trong nhiều nghiên cứu trước đây, hai construct này thường bị gộp lại thành một khái niệm chung về</w:t>
       </w:r>
       <w:r>
         <w:t xml:space="preserve"> </w:t>
@@ -3497,7 +3479,7 @@
         <w:pStyle w:val="BodyText"/>
       </w:pPr>
       <w:r>
-        <w:t xml:space="preserve">Năng lực công nghệ (TCI) đề cập đến chiều sâu của năng lực công nghệ được nhập vào tổ chức, phản ánh khả năng hấp thụ, khai thác và phát triển tri thức công nghệ tiên tiến. Các chỉ báo tiêu biểu bao gồm việc sở hữu chứng nhận chất lượng quốc tế (ISO hoặc tương đương) và sử dụng công nghệ được cấp phép từ các đối tác nước ngoài. Về bản chất lý thuyết, TCI gần với khái niệm năng lực hấp thụ (absorptive capacity) của Cohen và Levinthal (1990) và năng lực công nghệ của Lall (1992) — đây là chiều sâu nội tại của tổ chức, khó sao chép và tạo ra lợi thế bền vững theo tinh thần RBV (Barney, 1991).</w:t>
+        <w:t xml:space="preserve">Năng lực công nghệ (TCI) đề cập đến chiều sâu của năng lực công nghệ được nhập vào tổ chức, phản ánh khả năng hấp thụ, khai thác và phát triển tri thức công nghệ tiên tiến. Các chỉ báo tiêu biểu bao gồm việc sở hữu chứng nhận chất lượng quốc tế (ISO hoặc tương đương) và sử dụng công nghệ được cấp phép từ các đối tác nước ngoài. Về bản chất lý thuyết, TCI gần với khái niệm năng lực hấp thụ (absorptive capacity) của Cohen và Levinthal (1990) và năng lực công nghệ của Lall (1992), đây là chiều sâu nội tại của tổ chức, khó sao chép và tạo ra lợi thế bền vững theo tinh thần RBV (Barney, 1991).</w:t>
       </w:r>
     </w:p>
     <w:p>
@@ -3505,7 +3487,7 @@
         <w:pStyle w:val="BodyText"/>
       </w:pPr>
       <w:r>
-        <w:t xml:space="preserve">Chỉ số chấp nhận số (Digital Adoption Index — DAI), ngược lại, phản ánh mức độ áp dụng các công cụ số tại giao diện ngoại tại của doanh nghiệp — bao gồm việc sở hữu website, sử dụng email trong giao dịch kinh doanh, thanh toán điện tử, và bán hàng trực tuyến. Đây là các công cụ số có tính bề mặt (surface digital tools) theo phân loại của Verhoef et al. (2021), tức là nằm ở cấp độ số hóa (digitization) và số hóa quy trình (digitalization), chưa đạt đến cấp độ chuyển đổi số toàn diện (digital transformation). Trong phạm vi luận án, DAI được đo bằng proxy</w:t>
+        <w:t xml:space="preserve">Chỉ số chấp nhận số (Digital Adoption Index, DAI), ngược lại, phản ánh mức độ áp dụng các công cụ số tại giao diện ngoại tại của doanh nghiệp, bao gồm việc sở hữu website, sử dụng email trong giao dịch kinh doanh, thanh toán điện tử, và bán hàng trực tuyến. Đây là các công cụ số có tính bề mặt (surface digital tools) theo phân loại của Verhoef et al. (2021), tức là nằm ở cấp độ số hóa (digitization) và số hóa quy trình (digitalization), chưa đạt đến cấp độ chuyển đổi số toàn diện (digital transformation). Trong phạm vi luận án, DAI được đo bằng proxy</w:t>
       </w:r>
       <w:r>
         <w:t xml:space="preserve"> </w:t>
@@ -3523,7 +3505,7 @@
         <w:t xml:space="preserve"> </w:t>
       </w:r>
       <w:r>
-        <w:t xml:space="preserve">từ dữ liệu WBES — đây là ràng buộc đo lường có chủ đích do giới hạn của bộ dữ liệu, không phải thiếu sót lý thuyết.</w:t>
+        <w:t xml:space="preserve">từ dữ liệu WBES, đây là ràng buộc đo lường có chủ đích do giới hạn của bộ dữ liệu, không phải thiếu sót lý thuyết.</w:t>
       </w:r>
     </w:p>
     <w:p>
@@ -3531,7 +3513,7 @@
         <w:pStyle w:val="BodyText"/>
       </w:pPr>
       <w:r>
-        <w:t xml:space="preserve">Hai construct TCI và DAI không đồng nhất và vận hành theo cơ chế khác nhau trong mối quan hệ quốc tế hóa — hiệu quả: TCI hoạt động chủ yếu như một nhân tố nâng mặt bằng hiệu quả (level shifter), trong khi DAI có xu hướng làm thay đổi độ dốc hoặc độ cong của đường quan hệ I–P tùy theo bối cảnh (Bhandari et al., 2023; Chen &amp; Meng, 2022). Việc duy trì sự phân biệt rõ ràng này trong suốt luận án là điều kiện tiên quyết để đảm bảo tính thuần khiết của cấu trúc (construct purity) theo tiêu chuẩn của Coltman et al. (2008).</w:t>
+        <w:t xml:space="preserve">Hai construct TCI và DAI không đồng nhất và vận hành theo cơ chế khác nhau trong mối quan hệ quốc tế hóa, hiệu quả: TCI hoạt động chủ yếu như một nhân tố nâng mặt bằng hiệu quả (level shifter), trong khi DAI có xu hướng làm thay đổi độ dốc hoặc độ cong của đường quan hệ I–P tùy theo bối cảnh (Bhandari et al., 2023; Chen &amp; Meng, 2022). Việc duy trì sự phân biệt rõ ràng này trong suốt luận án là điều kiện tiên quyết để đảm bảo tính thuần khiết của cấu trúc (construct purity) theo tiêu chuẩn của Coltman et al. (2008).</w:t>
       </w:r>
     </w:p>
     <w:bookmarkEnd w:id="50"/>
@@ -3575,7 +3557,7 @@
         <w:pStyle w:val="BodyText"/>
       </w:pPr>
       <w:r>
-        <w:t xml:space="preserve">Để vận hành hóa bối cảnh thể chế đa cấp và đa quốc gia trong luận án, khung ICRV (Institutional Context Regime Variation — Biến thiên chế độ bối cảnh thể chế) được phát triển như một công cụ phân loại có hệ thống. Khung ICRV chia 49 nền kinh tế trong phạm vi nghiên cứu thành sáu nhóm (sub-regime), dựa trên tổ hợp các chỉ số quản trị toàn cầu (World Governance Indicators — WGI) của Kaufmann et al. (2011), mức độ phát triển kinh tế, và đặc trưng cấu trúc thể chế: Nhóm I (Advanced Innovation-Driven, bao gồm Singapore, Hong Kong, Đài Loan, Hàn Quốc), Nhóm II (Advanced Resource-Driven, bao gồm các nền kinh tế vùng Vịnh), Nhóm III (Upper-middle, điển hình là Trung Quốc), Nhóm IV (Lower-middle transition, bao gồm Việt Nam và Ấn Độ), Nhóm V (Emerging), và Nhóm VI (SIDS — Small Island Developing States). Khung này mở rộng từ phân loại thể chế của Khanna và Palepu (2010) và được điều chỉnh để phản ánh thực tiễn đa dạng của châu Á và khu vực lân cận.</w:t>
+        <w:t xml:space="preserve">Để vận hành hóa bối cảnh thể chế đa cấp và đa quốc gia trong luận án, khung ICRV (Institutional Context Regime Variation, Biến thiên chế độ bối cảnh thể chế) được phát triển như một công cụ phân loại có hệ thống. Khung ICRV chia 49 nền kinh tế trong phạm vi nghiên cứu thành sáu nhóm (sub-regime), dựa trên tổ hợp các chỉ số quản trị toàn cầu (World Governance Indicators, WGI) của Kaufmann et al. (2011), mức độ phát triển kinh tế, và đặc trưng cấu trúc thể chế: Nhóm I (Advanced Innovation-Driven, bao gồm Singapore, Hong Kong, Đài Loan, Hàn Quốc), Nhóm II (Advanced Resource-Driven, bao gồm các nền kinh tế vùng Vịnh), Nhóm III (Upper-middle, điển hình là Trung Quốc), Nhóm IV (Lower-middle transition, bao gồm Việt Nam và Ấn Độ), Nhóm V (Emerging), và Nhóm VI (SIDS, Small Island Developing States). Khung này mở rộng từ phân loại thể chế của Khanna và Palepu (2010) và được điều chỉnh để phản ánh thực tiễn đa dạng của châu Á và khu vực lân cận.</w:t>
       </w:r>
     </w:p>
     <w:p>
@@ -3583,7 +3565,7 @@
         <w:pStyle w:val="BodyText"/>
       </w:pPr>
       <w:r>
-        <w:t xml:space="preserve">ICRV không chỉ là một biến phân loại mà còn là một gradient thể chế liên tục — từ môi trường thể chế mạnh, ít rủi ro (Nhóm I) đến môi trường thể chế yếu, nhiều rủi ro và khoảng trống thể chế (Nhóm V và VI). Gradient này tạo ra điều kiện biên (boundary conditions) quan trọng để kiểm định khả năng tổng quát hóa của mối quan hệ I–P, đặc biệt liên quan đến giả thuyết phi tuyến.</w:t>
+        <w:t xml:space="preserve">ICRV không chỉ là một biến phân loại mà còn là một gradient thể chế liên tục, từ môi trường thể chế mạnh, ít rủi ro (Nhóm I) đến môi trường thể chế yếu, nhiều rủi ro và khoảng trống thể chế (Nhóm V và VI). Gradient này tạo ra điều kiện biên (boundary conditions) quan trọng để kiểm định khả năng tổng quát hóa của mối quan hệ I–P, đặc biệt liên quan đến giả thuyết phi tuyến.</w:t>
       </w:r>
     </w:p>
     <w:p>
@@ -3644,7 +3626,7 @@
         <w:t xml:space="preserve"> </w:t>
       </w:r>
       <w:r>
-        <w:t xml:space="preserve">(liability of foreignness) — chi phí và bất lợi mà doanh nghiệp phải gánh chịu khi hoạt động ở môi trường văn hóa, thể chế, và pháp lý xa lạ (Zaheer, 1995). Johanson và Vahlne (2009) cập nhật mô hình bằng cách bổ sung khái niệm</w:t>
+        <w:t xml:space="preserve">(liability of foreignness), chi phí và bất lợi mà doanh nghiệp phải gánh chịu khi hoạt động ở môi trường văn hóa, thể chế, và pháp lý xa lạ (Zaheer, 1995). Johanson và Vahlne (2009) cập nhật mô hình bằng cách bổ sung khái niệm</w:t>
       </w:r>
       <w:r>
         <w:t xml:space="preserve"> </w:t>
@@ -3670,7 +3652,7 @@
         <w:pStyle w:val="BodyText"/>
       </w:pPr>
       <w:r>
-        <w:t xml:space="preserve">Tuy nhiên, mô hình Uppsala cổ điển được xây dựng trong bối cảnh tiền số và tiền nền tảng (pre-platform), nên đã bị thách thức đáng kể trong thập kỷ gần đây. Các nghiên cứu về born-global firms — tức doanh nghiệp quốc tế hóa ngay từ giai đoạn đầu mà không theo trình tự tuần tự — và platform firms — tức doanh nghiệp công nghệ tận dụng nền tảng số để vươn ra thị trường quốc tế không cần hiện diện vật lý — cho thấy logic của Uppsala không còn phổ quát (Stallkamp &amp; Schotter, 2021; Yang et al., 2025). Trong luận án này, mô hình Uppsala không bị bác bỏ, mà được tái định vị như một lớp nền giải thích chi phí học hỏi và bất định trong giai đoạn đầu quốc tế hóa, còn cơ chế học hỏi được mở rộng để bao gồm</w:t>
+        <w:t xml:space="preserve">Tuy nhiên, mô hình Uppsala cổ điển được xây dựng trong bối cảnh tiền số và tiền nền tảng (pre-platform), nên đã bị thách thức đáng kể trong thập kỷ gần đây. Các nghiên cứu về born-global firms, tức doanh nghiệp quốc tế hóa ngay từ giai đoạn đầu mà không theo trình tự tuần tự, và platform firms, tức doanh nghiệp công nghệ tận dụng nền tảng số để vươn ra thị trường quốc tế không cần hiện diện vật lý, cho thấy logic của Uppsala không còn phổ quát (Stallkamp &amp; Schotter, 2021; Yang et al., 2025). Trong luận án này, mô hình Uppsala không bị bác bỏ, mà được tái định vị như một lớp nền giải thích chi phí học hỏi và bất định trong giai đoạn đầu quốc tế hóa, còn cơ chế học hỏi được mở rộng để bao gồm</w:t>
       </w:r>
       <w:r>
         <w:t xml:space="preserve"> </w:t>
@@ -3706,7 +3688,7 @@
         <w:pStyle w:val="FirstParagraph"/>
       </w:pPr>
       <w:r>
-        <w:t xml:space="preserve">Lý thuyết dựa trên nguồn lực (Resource-Based View — RBV) do Wernerfelt (1984) đặt nền và được Barney (1991) hệ thống hóa thành một khung lý thuyết có ảnh hưởng bền vững. RBV cho rằng doanh nghiệp không chỉ là tập hợp các hoạt động giá trị (value chain) mà còn là bó nguồn lực (bundle of resources), và sự khác biệt về hiệu quả lâu dài giữa các doanh nghiệp bắt nguồn từ sự khác biệt trong sở hữu và khai thác các nguồn lực thỏa mãn tiêu chí VRIN: có giá trị (Valuable), hiếm có (Rare), khó sao chép (Inimitable), và khó thay thế (Non-substitutable).</w:t>
+        <w:t xml:space="preserve">Lý thuyết dựa trên nguồn lực (Resource-Based View, RBV) do Wernerfelt (1984) đặt nền và được Barney (1991) hệ thống hóa thành một khung lý thuyết có ảnh hưởng bền vững. RBV cho rằng doanh nghiệp không chỉ là tập hợp các hoạt động giá trị (value chain) mà còn là bó nguồn lực (bundle of resources), và sự khác biệt về hiệu quả lâu dài giữa các doanh nghiệp bắt nguồn từ sự khác biệt trong sở hữu và khai thác các nguồn lực thỏa mãn tiêu chí VRIN: có giá trị (Valuable), hiếm có (Rare), khó sao chép (Inimitable), và khó thay thế (Non-substitutable).</w:t>
       </w:r>
     </w:p>
     <w:p>
@@ -3722,7 +3704,7 @@
         <w:pStyle w:val="BodyText"/>
       </w:pPr>
       <w:r>
-        <w:t xml:space="preserve">Trong bối cảnh đương đại, RBV được mở rộng bằng lý thuyết năng lực động (dynamic capabilities) của Teece et al. (1997), nhấn mạnh khả năng của doanh nghiệp trong việc tích hợp, xây dựng và tái cấu hình các năng lực nội bộ để ứng phó với môi trường cạnh tranh thay đổi nhanh chóng. Trong kỷ nguyên số, năng lực công nghệ (TCI) — theo phân biệt của luận án — được xem là một dạng năng lực động quan trọng, cho phép doanh nghiệp tái cấu hình nguồn lực và mô hình kinh doanh để ứng phó với bất định trong quốc tế hóa (Bhandari et al., 2023; Verhoef et al., 2021). DAI — chỉ số áp dụng số nền tảng (Tier-1 proxy) đo lường sự hiện diện website — phản ánh mức độ chấp nhận kỹ thuật số cơ bản chứ không phải năng lực động theo nghĩa Teece et al. (1997). RBV cung cấp nền lý thuyết trực tiếp cho giả thuyết H2 về vai trò điều tiết của TCI, trong khi H3 về DAI được neo đậu trong Foundational Digital Adoption Framework (Banalieva &amp; Dhanaraj, 2019).</w:t>
+        <w:t xml:space="preserve">Trong bối cảnh đương đại, RBV được mở rộng bằng lý thuyết năng lực động (dynamic capabilities) của Teece et al. (1997), nhấn mạnh khả năng của doanh nghiệp trong việc tích hợp, xây dựng và tái cấu hình các năng lực nội bộ để ứng phó với môi trường cạnh tranh thay đổi nhanh chóng. Trong kỷ nguyên số, năng lực công nghệ (TCI), theo phân biệt của luận án, được xem là một dạng năng lực động quan trọng, cho phép doanh nghiệp tái cấu hình nguồn lực và mô hình kinh doanh để ứng phó với bất định trong quốc tế hóa (Bhandari et al., 2023; Verhoef et al., 2021). DAI, chỉ số áp dụng số nền tảng (Tier-1 proxy) đo lường sự hiện diện website, phản ánh mức độ chấp nhận kỹ thuật số cơ bản chứ không phải năng lực động theo nghĩa Teece et al. (1997). RBV cung cấp nền lý thuyết trực tiếp cho giả thuyết H2 về vai trò điều tiết của TCI, trong khi H3 về DAI được neo đậu trong Foundational Digital Adoption Framework (Banalieva &amp; Dhanaraj, 2019).</w:t>
       </w:r>
     </w:p>
     <w:bookmarkEnd w:id="54"/>
@@ -3740,7 +3722,7 @@
         <w:pStyle w:val="FirstParagraph"/>
       </w:pPr>
       <w:r>
-        <w:t xml:space="preserve">Lý thuyết thể chế (Institutional Theory) trong kinh doanh quốc tế rút từ nhiều nguồn lý luận: kinh tế học thể chế mới của North (1990), xã hội học thể chế của Scott (1995), và lý thuyết về khoảng trống thể chế (institutional voids) của Khanna và Palepu (2010). Điểm chung của các tiếp cận này là nhấn mạnh vai trò của môi trường thể chế — cả chính thức lẫn phi chính thức — trong việc định hình chiến lược và kết quả kinh doanh của doanh nghiệp.</w:t>
+        <w:t xml:space="preserve">Lý thuyết thể chế (Institutional Theory) trong kinh doanh quốc tế rút từ nhiều nguồn lý luận: kinh tế học thể chế mới của North (1990), xã hội học thể chế của Scott (1995), và lý thuyết về khoảng trống thể chế (institutional voids) của Khanna và Palepu (2010). Điểm chung của các tiếp cận này là nhấn mạnh vai trò của môi trường thể chế, cả chính thức lẫn phi chính thức, trong việc định hình chiến lược và kết quả kinh doanh của doanh nghiệp.</w:t>
       </w:r>
     </w:p>
     <w:p>
@@ -3748,7 +3730,7 @@
         <w:pStyle w:val="BodyText"/>
       </w:pPr>
       <w:r>
-        <w:t xml:space="preserve">North (1990) chỉ ra rằng thể chế hiệu quả làm giảm chi phí giao dịch, bảo vệ quyền sở hữu trí tuệ, và tạo ra môi trường khuyến khích đầu tư dài hạn. Ngược lại, ở các nền kinh tế đang phát triển, sự vắng mặt hoặc yếu kém của các thể chế trung gian thị trường — từ hệ thống pháp lý đến thị trường vốn, từ tổ chức đánh giá tín nhiệm đến hiệp hội ngành nghề — tạo ra</w:t>
+        <w:t xml:space="preserve">North (1990) chỉ ra rằng thể chế hiệu quả làm giảm chi phí giao dịch, bảo vệ quyền sở hữu trí tuệ, và tạo ra môi trường khuyến khích đầu tư dài hạn. Ngược lại, ở các nền kinh tế đang phát triển, sự vắng mặt hoặc yếu kém của các thể chế trung gian thị trường, từ hệ thống pháp lý đến thị trường vốn, từ tổ chức đánh giá tín nhiệm đến hiệp hội ngành nghề, tạo ra</w:t>
       </w:r>
       <w:r>
         <w:t xml:space="preserve"> </w:t>
@@ -3774,7 +3756,7 @@
         <w:pStyle w:val="BodyText"/>
       </w:pPr>
       <w:r>
-        <w:t xml:space="preserve">Trong literature về I–P, bằng chứng meta-analytic của Marano et al. (2016) — phân tích 170 nghiên cứu với 32 quốc gia giai đoạn 1972–2012 — cho thấy thể chế quốc gia nguồn điều tiết đáng kể mối quan hệ quốc tế hóa — hiệu quả, với doanh nghiệp từ các nền kinh tế có thể chế yếu hơn có xu hướng thu được lợi ích thấp hơn hoặc thậm chí tổn thất từ quốc tế hóa. Cuervo-Cazurra et al. (2018) bổ sung rằng bất định thể chế ở quốc gia nguồn (home country uncertainty) không chỉ tạo ra thách thức mà còn có thể xây dựng năng lực quản lý bất định đặc thù, giúp doanh nghiệp ở các thị trường mới nổi cạnh tranh hiệu quả hơn ở các thị trường nước ngoài có đặc điểm tương tự. Lý thuyết thể chế cung cấp nền tảng lý luận cho giả thuyết H5 và cho khung ICRV trong luận án.</w:t>
+        <w:t xml:space="preserve">Trong literature về I–P, bằng chứng meta-analytic của Marano et al. (2016), phân tích 170 nghiên cứu với 32 quốc gia giai đoạn 1972–2012, cho thấy thể chế quốc gia nguồn điều tiết đáng kể mối quan hệ quốc tế hóa, hiệu quả, với doanh nghiệp từ các nền kinh tế có thể chế yếu hơn có xu hướng thu được lợi ích thấp hơn hoặc thậm chí tổn thất từ quốc tế hóa. Cuervo-Cazurra et al. (2018) bổ sung rằng bất định thể chế ở quốc gia nguồn (home country uncertainty) không chỉ tạo ra thách thức mà còn có thể xây dựng năng lực quản lý bất định đặc thù, giúp doanh nghiệp ở các thị trường mới nổi cạnh tranh hiệu quả hơn ở các thị trường nước ngoài có đặc điểm tương tự. Lý thuyết thể chế cung cấp nền tảng lý luận cho giả thuyết H5 và cho khung ICRV trong luận án.</w:t>
       </w:r>
     </w:p>
     <w:bookmarkEnd w:id="55"/>
@@ -3818,7 +3800,7 @@
         <w:pStyle w:val="BodyText"/>
       </w:pPr>
       <w:r>
-        <w:t xml:space="preserve">Trong bối cảnh quốc tế hóa, Upper Echelons Theory có hai hàm ý trực tiếp. Thứ nhất, kinh nghiệm quốc tế của nhà quản trị cấp cao — được đo bằng số năm kinh nghiệm làm việc hoặc học tập ở nước ngoài, hay tiếp xúc với thị trường quốc tế — giúp giảm nhận thức về liability of foreignness và nâng cao khả năng đánh giá cơ hội, quản trị rủi ro ở thị trường quốc tế (Hsu et al., 2013; Sambharya, 1996). Thứ hai, sự đa dạng giới tính trong lãnh đạo — đặc biệt là sự hiện diện của quản trị viên nữ ở các vị trí lãnh đạo — liên quan đến nhận thức chiến lược đa chiều hơn và thực tiễn quản trị rủi ro thận trọng hơn, qua đó có tác động tích cực đến hiệu quả doanh nghiệp trong quá trình quốc tế hóa (Post &amp; Byron, 2015). Những hàm ý này cung cấp cơ sở lý thuyết cho giả thuyết H4 về vai trò điều tiết của đặc điểm nhà quản trị cấp cao.</w:t>
+        <w:t xml:space="preserve">Trong bối cảnh quốc tế hóa, Upper Echelons Theory có hai hàm ý trực tiếp. Thứ nhất, kinh nghiệm quốc tế của nhà quản trị cấp cao, được đo bằng số năm kinh nghiệm làm việc hoặc học tập ở nước ngoài, hay tiếp xúc với thị trường quốc tế, giúp giảm nhận thức về liability of foreignness và nâng cao khả năng đánh giá cơ hội, quản trị rủi ro ở thị trường quốc tế (Hsu et al., 2013; Sambharya, 1996). Thứ hai, sự đa dạng giới tính trong lãnh đạo, đặc biệt là sự hiện diện của quản trị viên nữ ở các vị trí lãnh đạo, liên quan đến nhận thức chiến lược đa chiều hơn và thực tiễn quản trị rủi ro thận trọng hơn, qua đó có tác động tích cực đến hiệu quả doanh nghiệp trong quá trình quốc tế hóa (Post &amp; Byron, 2015). Những hàm ý này cung cấp cơ sở lý thuyết cho giả thuyết H4 về vai trò điều tiết của đặc điểm nhà quản trị cấp cao.</w:t>
       </w:r>
     </w:p>
     <w:bookmarkEnd w:id="56"/>
@@ -3929,7 +3911,7 @@
         <w:pStyle w:val="BodyText"/>
       </w:pPr>
       <w:r>
-        <w:t xml:space="preserve">Giai đoạn thứ ba (từ cuối thập niên 2000 đến hiện tại) chuyển trọng tâm sang nghiên cứu các yếu tố điều tiết (moderators) — tức điều kiện bối cảnh làm thay đổi hình dạng, cường độ, hoặc dấu của mối quan hệ I–P. Các moderator được nghiên cứu bao gồm đặc điểm quốc gia nguồn (Marano et al., 2016), đặc điểm ngành (Kirca et al., 2012), năng lực lãnh đạo cấp cao (Hsu et al., 2013), và năng lực kỹ thuật số (Bhandari et al., 2023; Wu et al., 2022). Sự chuyển dịch này phản ánh nhận thức ngày càng sâu sắc rằng không có quan hệ I–P phổ quát — kết quả quốc tế hóa phụ thuộc vào điều kiện cụ thể của doanh nghiệp, ngành và quốc gia (Arte &amp; Larimo, 2022).</w:t>
+        <w:t xml:space="preserve">Giai đoạn thứ ba (từ cuối thập niên 2000 đến hiện tại) chuyển trọng tâm sang nghiên cứu các yếu tố điều tiết (moderators), tức điều kiện bối cảnh làm thay đổi hình dạng, cường độ, hoặc dấu của mối quan hệ I–P. Các moderator được nghiên cứu bao gồm đặc điểm quốc gia nguồn (Marano et al., 2016), đặc điểm ngành (Kirca et al., 2012), năng lực lãnh đạo cấp cao (Hsu et al., 2013), và năng lực kỹ thuật số (Bhandari et al., 2023; Wu et al., 2022). Sự chuyển dịch này phản ánh nhận thức ngày càng sâu sắc rằng không có quan hệ I–P phổ quát, kết quả quốc tế hóa phụ thuộc vào điều kiện cụ thể của doanh nghiệp, ngành và quốc gia (Arte &amp; Larimo, 2022).</w:t>
       </w:r>
     </w:p>
     <w:bookmarkEnd w:id="59"/>
@@ -3955,7 +3937,7 @@
         <w:pStyle w:val="BodyText"/>
       </w:pPr>
       <w:r>
-        <w:t xml:space="preserve">Bausch và Krist (2007) phân tích 65 nghiên cứu và tìm thấy tác động tổng hợp dương nhưng nhỏ (r ≈ 0,10), đồng thời xác nhận rằng mức độ dị biệt (heterogeneity) giữa các nghiên cứu rất cao với I² &gt; 80%, hàm ý rằng các moderator là nguồn giải thích chủ yếu cho sự khác biệt. Kirca et al. (2012) mở rộng pool lên 154 mẫu và tìm thấy tác động tổng hợp tương tự, đồng thời xác nhận vai trò của bối cảnh quốc gia và ngành. Marano et al. (2016) — nghiên cứu meta-analytic toàn diện nhất trong literature với 170 nghiên cứu và 32 quốc gia — tìm thấy r ≈ 0,07–0,13 và chứng minh rằng thể chế quốc gia nguồn là moderator quan trọng nhất trong tất cả các biến bối cảnh được kiểm định. Wu et al. (2022) cập nhật với pool 218 effect sizes tập trung vào các emerging market multinationals (EMNEs) và tìm thấy mô hình moderator tương tự. Tại hội nghị ICBEF 2024, kết quả sơ bộ từ pool nghiên cứu về châu Á với k = 113 nghiên cứu cho thấy r = 0,07 — nhất quán với các meta-analyses toàn cầu nhưng cụ thể hơn về bối cảnh châu Á. Luận án này mở rộng pool đó thông qua Nghiên cứu P6 — một meta-analysis ba tầng (three-level MARA) với k = 238 nghiên cứu và K = 288 effect sizes từ châu Á và Thái Bình Dương, ước lượng r̄ = 0,074 [KTC 95%: 0,060; 0,088], I² = 62,4%, Q_M(ICRV) = 17,35 (df = 4, p = ,002). Kết quả này xác nhận tác động tổng hợp dương nhỏ nhưng bền vững, đồng thời chứng minh rằng gradient ICRV — turning point giảm dần khi chuyển từ thể chế yếu sang thể chế mạnh — là moderator thực chất của mối quan hệ I–P trong bối cảnh châu Á (nghiên cứu thành phần P6).</w:t>
+        <w:t xml:space="preserve">Bausch và Krist (2007) phân tích 65 nghiên cứu và tìm thấy tác động tổng hợp dương nhưng nhỏ (r ≈ 0,10), đồng thời xác nhận rằng mức độ dị biệt (heterogeneity) giữa các nghiên cứu rất cao với I² &gt; 80%, hàm ý rằng các moderator là nguồn giải thích chủ yếu cho sự khác biệt. Kirca et al. (2012) mở rộng pool lên 154 mẫu và tìm thấy tác động tổng hợp tương tự, đồng thời xác nhận vai trò của bối cảnh quốc gia và ngành. Marano et al. (2016), nghiên cứu meta-analytic toàn diện nhất trong literature với 170 nghiên cứu và 32 quốc gia, tìm thấy r ≈ 0,07–0,13 và chứng minh rằng thể chế quốc gia nguồn là moderator quan trọng nhất trong tất cả các biến bối cảnh được kiểm định. Wu et al. (2022) cập nhật với pool 218 effect sizes tập trung vào các emerging market multinationals (EMNEs) và tìm thấy mô hình moderator tương tự. Tại hội nghị ICBEF 2024, kết quả sơ bộ từ pool nghiên cứu về châu Á với k = 113 nghiên cứu cho thấy r = 0,07, nhất quán với các meta-analyses toàn cầu nhưng cụ thể hơn về bối cảnh châu Á. Luận án này mở rộng pool đó thông qua Nghiên cứu P6, một meta-analysis ba tầng (three-level MARA) với k = 238 nghiên cứu và K = 288 effect sizes từ châu Á và Thái Bình Dương, ước lượng r̄ = 0,074 [KTC 95%: 0,060; 0,088], I² = 62,4%, Q_M(ICRV) = 17,35 (df = 4, p = ,002). Kết quả này xác nhận tác động tổng hợp dương nhỏ nhưng bền vững, đồng thời chứng minh rằng gradient ICRV, turning point giảm dần khi chuyển từ thể chế yếu sang thể chế mạnh, là moderator thực chất của mối quan hệ I–P trong bối cảnh châu Á (nghiên cứu thành phần P6).</w:t>
       </w:r>
     </w:p>
     <w:p>
@@ -3963,7 +3945,7 @@
         <w:pStyle w:val="BodyText"/>
       </w:pPr>
       <w:r>
-        <w:t xml:space="preserve">Nhìn chung, bằng chứng meta-analytic cho thấy ba kết luận quan trọng: tác động tổng hợp của quốc tế hóa lên hiệu quả là dương nhưng khiêm tốn; mức dị biệt cực kỳ cao; và các moderator bối cảnh — đặc biệt là thể chế quốc gia, năng lực doanh nghiệp, và đặc điểm ngành — là những nguồn giải thích chính cho sự khác biệt giữa các nghiên cứu. Đây là luận điểm cơ bản biện hộ cho sự cần thiết của một khung giải thích đa tầng.</w:t>
+        <w:t xml:space="preserve">Nhìn chung, bằng chứng meta-analytic cho thấy ba kết luận quan trọng: tác động tổng hợp của quốc tế hóa lên hiệu quả là dương nhưng khiêm tốn; mức dị biệt cực kỳ cao; và các moderator bối cảnh, đặc biệt là thể chế quốc gia, năng lực doanh nghiệp, và đặc điểm ngành, là những nguồn giải thích chính cho sự khác biệt giữa các nghiên cứu. Đây là luận điểm cơ bản biện hộ cho sự cần thiết của một khung giải thích đa tầng.</w:t>
       </w:r>
     </w:p>
     <w:bookmarkEnd w:id="60"/>
@@ -4007,7 +3989,7 @@
         <w:pStyle w:val="BodyText"/>
       </w:pPr>
       <w:r>
-        <w:t xml:space="preserve">nghiên cứu thành phần P1 là nghiên cứu thực nghiệm multi-country quy mô lớn nhất hiện có về I–P trong bối cảnh châu Á mới nổi, phân tích 40.633 doanh nghiệp từ 17 nền kinh tế châu Á sử dụng dữ liệu WBES. Nghiên cứu tìm thấy: (i) tồn tại phân tầng năng suất rõ rệt giữa nhóm Chinese economies, South Asia và ASEAN, phản ánh sự dị biệt thể chế và năng lực giữa các nhóm; (ii) việc áp dụng công nghệ vừa làm tăng năng suất lao động trực tiếp vừa làm suy giảm đáng kể tác động bất lợi của các rào cản thể chế — phát hiện được gọi là</w:t>
+        <w:t xml:space="preserve">nghiên cứu thành phần P1 là nghiên cứu thực nghiệm multi-country quy mô lớn nhất hiện có về I–P trong bối cảnh châu Á mới nổi, phân tích 40.633 doanh nghiệp từ 17 nền kinh tế châu Á sử dụng dữ liệu WBES. Nghiên cứu tìm thấy: (i) tồn tại phân tầng năng suất rõ rệt giữa nhóm Chinese economies, South Asia và ASEAN, phản ánh sự dị biệt thể chế và năng lực giữa các nhóm; (ii) việc áp dụng công nghệ vừa làm tăng năng suất lao động trực tiếp vừa làm suy giảm đáng kể tác động bất lợi của các rào cản thể chế, phát hiện được gọi là</w:t>
       </w:r>
       <w:r>
         <w:t xml:space="preserve"> </w:t>
@@ -4025,7 +4007,7 @@
         <w:t xml:space="preserve"> </w:t>
       </w:r>
       <w:r>
-        <w:t xml:space="preserve">(digital shield effect). Nghiên cứu thành phần P2 kiểm định cụ thể với dữ liệu doanh nghiệp Trung Quốc và tìm thấy cấu trúc cubic inverted-U với ngưỡng FSTS tối ưu khoảng 47,8% — tức điểm turning point khá thấp so với các nền kinh tế tiên tiến. Luận án kế thừa và mở rộng các kết quả này trên pool đầy đủ 49 nền kinh tế (bao gồm 7 nền kinh tế đảo nhỏ Thái Bình Dương (mẫu chính; 9 nền khi mở rộng robustness)).</w:t>
+        <w:t xml:space="preserve">(digital shield effect). Nghiên cứu thành phần P2 kiểm định cụ thể với dữ liệu doanh nghiệp Trung Quốc và tìm thấy cấu trúc cubic inverted-U với ngưỡng FSTS tối ưu khoảng 47,8%, tức điểm turning point khá thấp so với các nền kinh tế tiên tiến. Luận án kế thừa và mở rộng các kết quả này trên pool đầy đủ 49 nền kinh tế (bao gồm 7 nền kinh tế đảo nhỏ Thái Bình Dương (mẫu chính; 9 nền khi mở rộng robustness)).</w:t>
       </w:r>
     </w:p>
     <w:p>
@@ -4033,7 +4015,7 @@
         <w:pStyle w:val="BodyText"/>
       </w:pPr>
       <w:r>
-        <w:t xml:space="preserve">Phần lớn các nghiên cứu về I–P trong bối cảnh châu Á tập trung vào Nhật Bản, Hàn Quốc, Đài Loan, và Trung Quốc — trong khi các nền kinh tế chuyển đổi như Việt Nam, Campuchia, Bangladesh, và đặc biệt là các SIDS, về cơ bản thiếu vắng trong literature. Sự thiếu đại diện này tạo ra khoảng trống nghiêm trọng trong khả năng khái quát hóa lý thuyết, vì các nền kinh tế frontier và SIDS có thể là địa điểm quan trọng để kiểm định điều kiện biên (boundary conditions) của các lý thuyết về I–P.</w:t>
+        <w:t xml:space="preserve">Phần lớn các nghiên cứu về I–P trong bối cảnh châu Á tập trung vào Nhật Bản, Hàn Quốc, Đài Loan, và Trung Quốc, trong khi các nền kinh tế chuyển đổi như Việt Nam, Campuchia, Bangladesh, và đặc biệt là các SIDS, về cơ bản thiếu vắng trong literature. Sự thiếu đại diện này tạo ra khoảng trống nghiêm trọng trong khả năng khái quát hóa lý thuyết, vì các nền kinh tế frontier và SIDS có thể là địa điểm quan trọng để kiểm định điều kiện biên (boundary conditions) của các lý thuyết về I–P.</w:t>
       </w:r>
     </w:p>
     <w:bookmarkEnd w:id="61"/>
@@ -4103,7 +4085,7 @@
         <w:t xml:space="preserve"> </w:t>
       </w:r>
       <w:r>
-        <w:t xml:space="preserve">Các meta-analyses nhất quán cho thấy I² &gt; 80% — tức hơn 80% biến thiên trong effect size không được giải thích bởi sai số ngẫu nhiên mà bởi sự khác biệt có hệ thống giữa các bối cảnh (Bausch &amp; Krist, 2007; Marano et al., 2016). Tuy nhiên, hầu hết các nghiên cứu thực nghiệm hiện tại chỉ kiểm định một hoặc hai moderator từ một lý thuyết đơn lẻ, không có khả năng giải thích đồng thời heterogeneity do bối cảnh thể chế, năng lực doanh nghiệp, và đặc điểm lãnh đạo tạo ra. Không có lý thuyết đơn lẻ nào — dù là Uppsala, RBV, Institutional Theory, hay Upper Echelons Theory — đủ để giải thích đầy đủ sự phức tạp của I–P relationship trong bối cảnh đa quốc gia đa dạng như châu Á. Khoảng trống này đòi hỏi một khung tích hợp đa tầng, trong đó các lý thuyết bổ sung cho nhau thay vì cạnh tranh nhau.</w:t>
+        <w:t xml:space="preserve">Các meta-analyses nhất quán cho thấy I² &gt; 80%, tức hơn 80% biến thiên trong effect size không được giải thích bởi sai số ngẫu nhiên mà bởi sự khác biệt có hệ thống giữa các bối cảnh (Bausch &amp; Krist, 2007; Marano et al., 2016). Tuy nhiên, hầu hết các nghiên cứu thực nghiệm hiện tại chỉ kiểm định một hoặc hai moderator từ một lý thuyết đơn lẻ, không có khả năng giải thích đồng thời heterogeneity do bối cảnh thể chế, năng lực doanh nghiệp, và đặc điểm lãnh đạo tạo ra. Không có lý thuyết đơn lẻ nào, dù là Uppsala, RBV, Institutional Theory, hay Upper Echelons Theory, đủ để giải thích đầy đủ sự phức tạp của I–P relationship trong bối cảnh đa quốc gia đa dạng như châu Á. Khoảng trống này đòi hỏi một khung tích hợp đa tầng, trong đó các lý thuyết bổ sung cho nhau thay vì cạnh tranh nhau.</w:t>
       </w:r>
     </w:p>
     <w:p>
@@ -4139,7 +4121,7 @@
         <w:t xml:space="preserve"> </w:t>
       </w:r>
       <w:r>
-        <w:t xml:space="preserve">Mặc dù châu Á là khu vực kinh tế năng động và đa dạng nhất thế giới, literature về I–P vẫn thiếu bằng chứng đa quốc gia bao quát đủ rộng để kiểm định khả năng tổng quát hóa của các lý thuyết. Pool 17 nước của nghiên cứu thành phần P1 là baseline lớn nhất hiện có trong literature về châu Á, nhưng vẫn chưa bao gồm các nền kinh tế frontier và SIDS — những địa điểm cực kỳ quan trọng để kiểm định boundary conditions. Thiếu vắng các bằng chứng này khiến cho các lý thuyết về I–P — vốn được xây dựng chủ yếu trên dữ liệu từ Nhật Bản, Hàn Quốc, và các nền kinh tế tiên tiến — có nguy cơ bị áp dụng sai trong bối cảnh các nền kinh tế đang phát triển và chuyển đổi ở châu Á.</w:t>
+        <w:t xml:space="preserve">Mặc dù châu Á là khu vực kinh tế năng động và đa dạng nhất thế giới, literature về I–P vẫn thiếu bằng chứng đa quốc gia bao quát đủ rộng để kiểm định khả năng tổng quát hóa của các lý thuyết. Pool 17 nước của nghiên cứu thành phần P1 là baseline lớn nhất hiện có trong literature về châu Á, nhưng vẫn chưa bao gồm các nền kinh tế frontier và SIDS, những địa điểm cực kỳ quan trọng để kiểm định boundary conditions. Thiếu vắng các bằng chứng này khiến cho các lý thuyết về I–P, vốn được xây dựng chủ yếu trên dữ liệu từ Nhật Bản, Hàn Quốc, và các nền kinh tế tiên tiến, có nguy cơ bị áp dụng sai trong bối cảnh các nền kinh tế đang phát triển và chuyển đổi ở châu Á.</w:t>
       </w:r>
     </w:p>
     <w:p>
@@ -4147,7 +4129,7 @@
         <w:pStyle w:val="BodyText"/>
       </w:pPr>
       <w:r>
-        <w:t xml:space="preserve">Ba khoảng trống này hội tụ vào một hướng giải quyết chung: cần phát triển và kiểm định một khung giải thích tích hợp đa tầng (multi-tier integrated framework) trên dữ liệu đa quốc gia đủ rộng và đủ đa dạng về thể chế để bao phủ toàn bộ gradient thể chế của châu Á. Luận án đề xuất khung CDCM (Context-Contingent Digital-and-Capability Model) — là khung lý thuyết tích hợp đa tầng kết hợp bối cảnh thể chế (tầng vĩ mô, vận hành hóa bằng ICRV), năng lực doanh nghiệp với TCI và DAI riêng biệt (tầng tổ chức), đặc điểm nhà quản trị cấp cao (tầng cá nhân), và lớp mở rộng digital capability lens. Trong khung này, FSTS là biến độc lập chính và hiệu quả doanh nghiệp (labor productivity) là biến phụ thuộc.</w:t>
+        <w:t xml:space="preserve">Ba khoảng trống này hội tụ vào một hướng giải quyết chung: cần phát triển và kiểm định một khung giải thích tích hợp đa tầng (multi-tier integrated framework) trên dữ liệu đa quốc gia đủ rộng và đủ đa dạng về thể chế để bao phủ toàn bộ gradient thể chế của châu Á. Luận án đề xuất khung CDCM (Context-Contingent Digital-and-Capability Model), là khung lý thuyết tích hợp đa tầng kết hợp bối cảnh thể chế (tầng vĩ mô, vận hành hóa bằng ICRV), năng lực doanh nghiệp với TCI và DAI riêng biệt (tầng tổ chức), đặc điểm nhà quản trị cấp cao (tầng cá nhân), và lớp mở rộng digital capability lens. Trong khung này, FSTS là biến độc lập chính và hiệu quả doanh nghiệp (labor productivity) là biến phụ thuộc.</w:t>
       </w:r>
     </w:p>
     <w:p>
@@ -4159,13 +4141,13 @@
           <w:bCs/>
           <w:b/>
         </w:rPr>
-        <w:t xml:space="preserve">Từ khoảng trống đến Nghiên cứu P7 — Kiểm định CDCM trên 49 nền kinh tế châu Á.</w:t>
-      </w:r>
-      <w:r>
-        <w:t xml:space="preserve"> </w:t>
-      </w:r>
-      <w:r>
-        <w:t xml:space="preserve">Khoảng trống thứ nhất và thứ ba hội tụ vào một câu hỏi kiểm định trực tiếp: liệu CDCM có thể giải thích đồng thời heterogeneity I–P khi kiểm soát đầy đủ cả ba tầng trong một mô hình tích hợp ở quy mô đủ rộng để bao phủ toàn bộ gradient ICRV không? Literature hiện tại chưa có bằng chứng kiểm định đồng thời năm moderator chính (TCI, DAI, kinh nghiệm quản trị, giới tính nhà quản trị, ICRV) trong một mô hình hồi quy đơn lẻ trên dữ liệu đa quốc gia quy mô lớn. Nghiên cứu thành phần P7 lấp đầy khoảng trống này bằng dữ liệu WBES từ 49 nền kinh tế (mẫu phân tích 91.982 doanh nghiệp; N hồi quy mô hình đầy đủ = 84.910 sau loại bỏ listwise các biến điều tiết, 102 country-year waves), bao phủ toàn bộ gradient ICRV từ nhóm tiên tiến đến SIDS, kiểm định đồng thời H1–H6 với country-year fixed effects. Kết quả turning point trung bình ~36% FSTS tại P7 — thấp hơn P3 Vietnam (~40%) và P5 Trung Quốc (~49%) — xác nhận ICRV điều tiết vị trí turning point theo gradient dự đoán lý thuyết, đóng góp bằng chứng kiểm định tích hợp đầu tiên cho CDCM ở cấp độ liên quốc gia quy mô lớn.</w:t>
+        <w:t xml:space="preserve">Từ khoảng trống đến Nghiên cứu P7, Kiểm định CDCM trên 49 nền kinh tế châu Á.</w:t>
+      </w:r>
+      <w:r>
+        <w:t xml:space="preserve"> </w:t>
+      </w:r>
+      <w:r>
+        <w:t xml:space="preserve">Khoảng trống thứ nhất và thứ ba hội tụ vào một câu hỏi kiểm định trực tiếp: liệu CDCM có thể giải thích đồng thời heterogeneity I–P khi kiểm soát đầy đủ cả ba tầng trong một mô hình tích hợp ở quy mô đủ rộng để bao phủ toàn bộ gradient ICRV không? Literature hiện tại chưa có bằng chứng kiểm định đồng thời năm moderator chính (TCI, DAI, kinh nghiệm quản trị, giới tính nhà quản trị, ICRV) trong một mô hình hồi quy đơn lẻ trên dữ liệu đa quốc gia quy mô lớn. Nghiên cứu thành phần P7 lấp đầy khoảng trống này bằng dữ liệu WBES từ 49 nền kinh tế (mẫu phân tích 91.982 doanh nghiệp; N hồi quy mô hình đầy đủ = 84.910 sau loại bỏ listwise các biến điều tiết, 102 country-year waves), bao phủ toàn bộ gradient ICRV từ nhóm tiên tiến đến SIDS, kiểm định đồng thời H1–H6 với country-year fixed effects. Kết quả turning point trung bình ~36% FSTS tại P7, thấp hơn P3 Vietnam (~40%) và P5 Trung Quốc (~49%), xác nhận ICRV điều tiết vị trí turning point theo gradient dự đoán lý thuyết, đóng góp bằng chứng kiểm định tích hợp đầu tiên cho CDCM ở cấp độ liên quốc gia quy mô lớn.</w:t>
       </w:r>
     </w:p>
     <w:p>
@@ -4177,7 +4159,7 @@
           <w:bCs/>
           <w:b/>
         </w:rPr>
-        <w:t xml:space="preserve">Từ khoảng trống đến Nghiên cứu P8 — Kiểm định điều kiện biên FIP tại SIDS.</w:t>
+        <w:t xml:space="preserve">Từ khoảng trống đến Nghiên cứu P8, Kiểm định điều kiện biên FIP tại SIDS.</w:t>
       </w:r>
       <w:r>
         <w:t xml:space="preserve"> </w:t>
@@ -4201,7 +4183,7 @@
         <w:t xml:space="preserve"> </w:t>
       </w:r>
       <w:r>
-        <w:t xml:space="preserve">(FIP) — bối cảnh mà quốc tế hóa là gánh nặng sinh tồn, không phải lựa chọn chiến lược dựa trên lợi thế cạnh tranh. Nghiên cứu thành phần P8 — Nghiên cứu P8 — kiểm định H1b bằng dữ liệu WBES từ các nền kinh tế SIDS (Fiji, Papua New Guinea, Solomon Islands, Tonga, Vanuatu, Samoa, Kiribati), nơi ba điều kiện cấu trúc cơ bản của inverted-U đồng thời bị vi phạm: thị trường nội địa cực nhỏ, chi phí logistics cao bất thường, và hỗ trợ thể chế cho xuất khẩu gần như không tồn tại. Kết quả P8 xác định boundary condition cực trị của CDCM: điểm nơi lý thuyết đường cong chữ U ngược không còn ứng dụng được.</w:t>
+        <w:t xml:space="preserve">(FIP), bối cảnh mà quốc tế hóa là gánh nặng sinh tồn, không phải lựa chọn chiến lược dựa trên lợi thế cạnh tranh. Nghiên cứu thành phần P8, Nghiên cứu P8, kiểm định H1b bằng dữ liệu WBES từ các nền kinh tế SIDS (Fiji, Papua New Guinea, Solomon Islands, Tonga, Vanuatu, Samoa, Kiribati), nơi ba điều kiện cấu trúc cơ bản của inverted-U đồng thời bị vi phạm: thị trường nội địa cực nhỏ, chi phí logistics cao bất thường, và hỗ trợ thể chế cho xuất khẩu gần như không tồn tại. Kết quả P8 xác định boundary condition cực trị của CDCM: điểm nơi lý thuyết đường cong chữ U ngược không còn ứng dụng được.</w:t>
       </w:r>
     </w:p>
     <w:p>
@@ -4243,7 +4225,7 @@
         <w:pStyle w:val="BodyText"/>
       </w:pPr>
       <w:r>
-        <w:t xml:space="preserve">Tầng vĩ mô — bối cảnh thể chế — được vận hành hóa bằng khung ICRV với sáu sub-regime theo gradient từ Advanced Innovation-Driven đến SIDS. Ở tầng này, ICRV điều tiết mối quan hệ I–P thông qua hai cơ chế: (i) mức độ khoảng trống thể chế (institutional voids) ảnh hưởng đến chi phí giao dịch xuyên biên giới; và (ii) chất lượng thể chế ảnh hưởng đến khả năng doanh nghiệp khai thác lợi ích từ quốc tế hóa. Ở các nền kinh tế frontier và SIDS, khoảng trống thể chế cực kỳ lớn có thể đảo ngược quan hệ I–P, biến lợi ích tiềm năng thành tổn thất thực tế (nghiên cứu thành phần P8).</w:t>
+        <w:t xml:space="preserve">Tầng vĩ mô, bối cảnh thể chế, được vận hành hóa bằng khung ICRV với sáu sub-regime theo gradient từ Advanced Innovation-Driven đến SIDS. Ở tầng này, ICRV điều tiết mối quan hệ I–P thông qua hai cơ chế: (i) mức độ khoảng trống thể chế (institutional voids) ảnh hưởng đến chi phí giao dịch xuyên biên giới; và (ii) chất lượng thể chế ảnh hưởng đến khả năng doanh nghiệp khai thác lợi ích từ quốc tế hóa. Ở các nền kinh tế frontier và SIDS, khoảng trống thể chế cực kỳ lớn có thể đảo ngược quan hệ I–P, biến lợi ích tiềm năng thành tổn thất thực tế (nghiên cứu thành phần P8).</w:t>
       </w:r>
     </w:p>
     <w:p>
@@ -4251,7 +4233,7 @@
         <w:pStyle w:val="BodyText"/>
       </w:pPr>
       <w:r>
-        <w:t xml:space="preserve">Tầng tổ chức — năng lực doanh nghiệp — bao gồm TCI và DAI như hai moderator độc lập với cơ chế tác động khác nhau. TCI đóng vai trò như một</w:t>
+        <w:t xml:space="preserve">Tầng tổ chức, năng lực doanh nghiệp, bao gồm TCI và DAI như hai moderator độc lập với cơ chế tác động khác nhau. TCI đóng vai trò như một</w:t>
       </w:r>
       <w:r>
         <w:t xml:space="preserve"> </w:t>
@@ -4295,7 +4277,7 @@
         <w:pStyle w:val="BodyText"/>
       </w:pPr>
       <w:r>
-        <w:t xml:space="preserve">Tầng cá nhân — đặc điểm nhà quản trị cấp cao — bao gồm kinh nghiệm quản trị và giới tính nhà quản trị như các moderator vi mô. Kinh nghiệm quốc tế của nhà quản trị giảm chi phí nhận thức của liability of foreignness; sự hiện diện của quản trị viên nữ tăng cường đa dạng nhận thức và thận trọng trong quản trị rủi ro quốc tế.</w:t>
+        <w:t xml:space="preserve">Tầng cá nhân, đặc điểm nhà quản trị cấp cao, bao gồm kinh nghiệm quản trị và giới tính nhà quản trị như các moderator vi mô. Kinh nghiệm quốc tế của nhà quản trị giảm chi phí nhận thức của liability of foreignness; sự hiện diện của quản trị viên nữ tăng cường đa dạng nhận thức và thận trọng trong quản trị rủi ro quốc tế.</w:t>
       </w:r>
     </w:p>
     <w:p>
@@ -4386,7 +4368,7 @@
         <w:t xml:space="preserve"> </w:t>
       </w:r>
       <w:r>
-        <w:t xml:space="preserve">Mũi tên liền thể hiện tác động trực tiếp (H1 — quan hệ phi tuyến chữ U ngược); mũi tên đứt thể hiện tác động điều tiết của ba tầng (thể chế ICRV — H5; năng lực số TCI/DAI — H2, H3; đặc điểm nhà quản trị — H4); mũi tên chấm thể hiện điều kiện biên FIP (H1b) tại nhóm SIDS. Biến kiểm soát không thể hiện để giữ rõ ràng.</w:t>
+        <w:t xml:space="preserve">Mũi tên liền thể hiện tác động trực tiếp (H1, quan hệ phi tuyến chữ U ngược); mũi tên đứt thể hiện tác động điều tiết của ba tầng (thể chế ICRV, H5; năng lực số TCI/DAI, H2, H3; đặc điểm nhà quản trị, H4); mũi tên chấm thể hiện điều kiện biên FIP (H1b) tại nhóm SIDS. Biến kiểm soát không thể hiện để giữ rõ ràng.</w:t>
       </w:r>
       <w:r>
         <w:t xml:space="preserve"> </w:t>
@@ -4432,7 +4414,7 @@
         <w:pStyle w:val="FirstParagraph"/>
       </w:pPr>
       <w:r>
-        <w:t xml:space="preserve">H1 dự báo quan hệ chữ U ngược — tức là tồn tại một mức FSTS tối ưu mà dưới ngưỡng đó quốc tế hóa tạo ra lợi ích, và trên ngưỡng đó chi phí điều phối vượt qua lợi ích học hỏi. Tuy nhiên, lý thuyết dự đoán này ngầm giả định rằng ba điều kiện cấu trúc cơ bản được đáp ứng: (i) tồn tại thị trường nội địa đủ lớn để doanh nghiệp có nền tảng hiệu suất và thanh khoản trước khi xuất khẩu; (ii) chi phí thương mại ở mức chấp nhận được, cho phép cân nhắc kinh tế hợp lý; và (iii) tồn tại hỗ trợ thể chế tối thiểu cho hoạt động trao đổi quốc tế.</w:t>
+        <w:t xml:space="preserve">H1 dự báo quan hệ chữ U ngược, tức là tồn tại một mức FSTS tối ưu mà dưới ngưỡng đó quốc tế hóa tạo ra lợi ích, và trên ngưỡng đó chi phí điều phối vượt qua lợi ích học hỏi. Tuy nhiên, lý thuyết dự đoán này ngầm giả định rằng ba điều kiện cấu trúc cơ bản được đáp ứng: (i) tồn tại thị trường nội địa đủ lớn để doanh nghiệp có nền tảng hiệu suất và thanh khoản trước khi xuất khẩu; (ii) chi phí thương mại ở mức chấp nhận được, cho phép cân nhắc kinh tế hợp lý; và (iii) tồn tại hỗ trợ thể chế tối thiểu cho hoạt động trao đổi quốc tế.</w:t>
       </w:r>
     </w:p>
     <w:p>
@@ -4453,10 +4435,7 @@
         <w:t xml:space="preserve">quan hệ âm đơn điệu không có điểm uốn</w:t>
       </w:r>
       <w:r>
-        <w:t xml:space="preserve"> </w:t>
-      </w:r>
-      <w:r>
-        <w:t xml:space="preserve">— tức là điều kiện biên lý thuyết nơi mọi mức độ quốc tế hóa đều gây tổn hại đến hiệu quả doanh nghiệp.</w:t>
+        <w:t xml:space="preserve">, tức là điều kiện biên lý thuyết nơi mọi mức độ quốc tế hóa đều gây tổn hại đến hiệu quả doanh nghiệp.</w:t>
       </w:r>
     </w:p>
     <w:p>
@@ -4477,10 +4456,7 @@
         <w:t xml:space="preserve">âm đơn điệu</w:t>
       </w:r>
       <w:r>
-        <w:t xml:space="preserve"> </w:t>
-      </w:r>
-      <w:r>
-        <w:t xml:space="preserve">— không có điểm turning point trong phạm vi dữ liệu — phản ánh gánh nặng quốc tế hóa bắt buộc (Forced Internationalization Penalty — FIP) nơi doanh nghiệp xuất khẩu để sinh tồn chứ không phải để khai thác lợi thế cạnh tranh. Cơ sở lý thuyết bao gồm Institutional Theory (North, 1990), lý thuyết chi phí giao dịch (Williamson, 1985), Khanna và Palepu (2010) về institutional voids, và Lall (2004) về SIDS structural constraints.</w:t>
+        <w:t xml:space="preserve">, không có điểm turning point trong phạm vi dữ liệu, phản ánh gánh nặng quốc tế hóa bắt buộc (Forced Internationalization Penalty, FIP) nơi doanh nghiệp xuất khẩu để sinh tồn chứ không phải để khai thác lợi thế cạnh tranh. Cơ sở lý thuyết bao gồm Institutional Theory (North, 1990), lý thuyết chi phí giao dịch (Williamson, 1985), Khanna và Palepu (2010) về institutional voids, và Lall (2004) về SIDS structural constraints.</w:t>
       </w:r>
     </w:p>
     <w:bookmarkEnd w:id="70"/>
@@ -4516,7 +4492,7 @@
         <w:pStyle w:val="FirstParagraph"/>
       </w:pPr>
       <w:r>
-        <w:t xml:space="preserve">Phân biệt rõ với H2, DAI không có chiều sâu năng lực tổ chức như TCI nhưng có vai trò giảm thiểu chi phí phối hợp xuyên biên giới ở mức xuất khẩu cao. Giả thuyết H3 được phát biểu như sau. Chỉ số chấp nhận số (DAI) điều tiết mối quan hệ I–P, với vai trò bổ trợ rõ rệt hơn ở mức export intensity cao khi DAI giúp giảm chi phí phối hợp giao dịch xuyên biên giới — theo đó DAI làm thay đổi độ dốc của đường quan hệ I–P chứ không nhất thiết nâng mặt bằng hiệu quả như TCI. Cơ sở lý thuyết bao gồm Verhoef et al. (2021), Stallkamp và Schotter (2021), và Bustamante et al. (2022). Sự phân biệt cơ chế tác động giữa H2 và H3 là đóng góp lý thuyết quan trọng, cho phép phân tách TCI và DAI trong mô hình hồi quy thực nghiệm.</w:t>
+        <w:t xml:space="preserve">Phân biệt rõ với H2, DAI không có chiều sâu năng lực tổ chức như TCI nhưng có vai trò giảm thiểu chi phí phối hợp xuyên biên giới ở mức xuất khẩu cao. Giả thuyết H3 được phát biểu như sau. Chỉ số chấp nhận số (DAI) điều tiết mối quan hệ I–P, với vai trò bổ trợ rõ rệt hơn ở mức export intensity cao khi DAI giúp giảm chi phí phối hợp giao dịch xuyên biên giới, theo đó DAI làm thay đổi độ dốc của đường quan hệ I–P chứ không nhất thiết nâng mặt bằng hiệu quả như TCI. Cơ sở lý thuyết bao gồm Verhoef et al. (2021), Stallkamp và Schotter (2021), và Bustamante et al. (2022). Sự phân biệt cơ chế tác động giữa H2 và H3 là đóng góp lý thuyết quan trọng, cho phép phân tách TCI và DAI trong mô hình hồi quy thực nghiệm.</w:t>
       </w:r>
     </w:p>
     <w:bookmarkEnd w:id="72"/>
@@ -4588,7 +4564,7 @@
         <w:pStyle w:val="FirstParagraph"/>
       </w:pPr>
       <w:r>
-        <w:t xml:space="preserve">Dựa trên quan sát về tốc độ chuyển đổi số và thay đổi thể chế rất nhanh ở một số nền kinh tế châu Á, đặc biệt Trung Quốc, quan hệ I–P không nhất thiết ổn định theo thời gian. Giả thuyết H6 được phát biểu như sau. Hình dạng phi tuyến của quan hệ I–P — cụ thể là vị trí của điểm turning point và độ cong của đường quan hệ — thay đổi theo thời gian trong các nền kinh tế chuyển đổi nhanh, phản ánh sự phát triển của năng lực doanh nghiệp và cải thiện điều kiện thể chế qua các giai đoạn. Cơ sở lý thuyết bao gồm Wu et al. (2022), Xiao et al. (2013), và Banalieva và Dhanaraj (2019). Bằng chứng từ nghiên cứu thành phần P2 về sự ổn định tương đối của turning point Trung Quốc giữa 2012 và 2024 (Paternoster z = +0,82, p = .412, không bác bỏ bằng nhau) cung cấp cơ sở thực nghiệm bổ sung cho việc kiểm định H6 ở cấp độ luận án.</w:t>
+        <w:t xml:space="preserve">Dựa trên quan sát về tốc độ chuyển đổi số và thay đổi thể chế rất nhanh ở một số nền kinh tế châu Á, đặc biệt Trung Quốc, quan hệ I–P không nhất thiết ổn định theo thời gian. Giả thuyết H6 được phát biểu như sau. Hình dạng phi tuyến của quan hệ I–P, cụ thể là vị trí của điểm turning point và độ cong của đường quan hệ, thay đổi theo thời gian trong các nền kinh tế chuyển đổi nhanh, phản ánh sự phát triển của năng lực doanh nghiệp và cải thiện điều kiện thể chế qua các giai đoạn. Cơ sở lý thuyết bao gồm Wu et al. (2022), Xiao et al. (2013), và Banalieva và Dhanaraj (2019). Bằng chứng từ nghiên cứu thành phần P2 về sự ổn định tương đối của turning point Trung Quốc giữa 2012 và 2024 (Paternoster z = +0,82, p = .412, không bác bỏ bằng nhau) cung cấp cơ sở thực nghiệm bổ sung cho việc kiểm định H6 ở cấp độ luận án.</w:t>
       </w:r>
     </w:p>
     <w:p>
@@ -4635,7 +4611,7 @@
           <w:iCs/>
           <w:i/>
         </w:rPr>
-        <w:t xml:space="preserve">Ánh xạ nghiên cứu thành phần — chương — giả thuyết.</w:t>
+        <w:t xml:space="preserve">Ánh xạ nghiên cứu thành phần, chương, giả thuyết.</w:t>
       </w:r>
     </w:p>
     <w:tbl>
@@ -5064,7 +5040,7 @@
           <w:iCs/>
           <w:i/>
         </w:rPr>
-        <w:t xml:space="preserve">Ghi chú về ký hiệu: Hệ giả thuyết của luận án gồm sáu giả thuyết trọng tâm H1–H6 và một giả thuyết điều kiện biên H1b. Trong các mô hình thực nghiệm chi tiết ở Chương 3, một số nghiên cứu thành phần sử dụng các giả thuyết con (sub-hypotheses) lồng dưới hệ giả thuyết chính của luận án, cụ thể: H2b (kiểm định tính ổn định xuyên sóng của năng lực điều tiết — thuộc P5, lồng dưới H2/H6); H4a–H4b (kiểm định điều tiết độ cong theo năng lực — thuộc P5, lồng dưới H2); tương tác tổng hợp ba chiều của P7 (lồng dưới H3 và H5); E1a–E1b (kiểm định định hướng gradient ICRV — lồng dưới H5); và H1c (kiểm định tan biến ngưỡng chữ U ngược theo thời gian tại Ấn Độ — thuộc P9, lồng dưới H1 và H6). Các ký hiệu con này phục vụ độ chính xác kỹ thuật của từng mô hình và không làm thay đổi hệ giả thuyết trọng tâm H1–H6/H1b của luận án.</w:t>
+        <w:t xml:space="preserve">Ghi chú về ký hiệu: Hệ giả thuyết của luận án gồm sáu giả thuyết trọng tâm H1–H6 và một giả thuyết điều kiện biên H1b. Trong các mô hình thực nghiệm chi tiết ở Chương 3, một số nghiên cứu thành phần sử dụng các giả thuyết con (sub-hypotheses) lồng dưới hệ giả thuyết chính của luận án, cụ thể: H2b (kiểm định tính ổn định xuyên sóng của năng lực điều tiết, thuộc P5, lồng dưới H2/H6); H4a–H4b (kiểm định điều tiết độ cong theo năng lực, thuộc P5, lồng dưới H2); tương tác tổng hợp ba chiều của P7 (lồng dưới H3 và H5); E1a–E1b (kiểm định định hướng gradient ICRV, lồng dưới H5); và H1c (kiểm định tan biến ngưỡng chữ U ngược theo thời gian tại Ấn Độ, thuộc P9, lồng dưới H1 và H6). Các ký hiệu con này phục vụ độ chính xác kỹ thuật của từng mô hình và không làm thay đổi hệ giả thuyết trọng tâm H1–H6/H1b của luận án.</w:t>
       </w:r>
     </w:p>
     <w:bookmarkEnd w:id="76"/>
@@ -5091,7 +5067,7 @@
         <w:pStyle w:val="BodyText"/>
       </w:pPr>
       <w:r>
-        <w:t xml:space="preserve">Phần đầu chương xác lập bốn khái niệm cốt lõi: quốc tế hóa doanh nghiệp (đo bằng FSTS), hiệu quả hoạt động (đo bằng labor productivity là chính), năng lực công nghệ (TCI) và chỉ số chấp nhận số (DAI) như hai construct độc lập, và bối cảnh thể chế được vận hành hóa bằng khung ICRV sáu nhóm. Phần lý thuyết nền trình bày và phân tích bốn lý thuyết kinh điển — Uppsala, RBV, Institutional Theory, và Upper Echelons Theory — cùng với lớp mở rộng Digital Capability Lens, xác định vai trò của từng lý thuyết trong khung giải thích tổng thể của luận án.</w:t>
+        <w:t xml:space="preserve">Phần đầu chương xác lập bốn khái niệm cốt lõi: quốc tế hóa doanh nghiệp (đo bằng FSTS), hiệu quả hoạt động (đo bằng labor productivity là chính), năng lực công nghệ (TCI) và chỉ số chấp nhận số (DAI) như hai construct độc lập, và bối cảnh thể chế được vận hành hóa bằng khung ICRV sáu nhóm. Phần lý thuyết nền trình bày và phân tích bốn lý thuyết kinh điển, Uppsala, RBV, Institutional Theory, và Upper Echelons Theory, cùng với lớp mở rộng Digital Capability Lens, xác định vai trò của từng lý thuyết trong khung giải thích tổng thể của luận án.</w:t>
       </w:r>
     </w:p>
     <w:p>
@@ -5264,7 +5240,7 @@
         <w:pStyle w:val="Heading2"/>
       </w:pPr>
       <w:r>
-        <w:t xml:space="preserve">3.2 Phase 1 — Meta-analysis 1982–2026</w:t>
+        <w:t xml:space="preserve">3.2 Phase 1: Meta-analysis 1982–2026</w:t>
       </w:r>
     </w:p>
     <w:bookmarkStart w:id="84" w:name="cơ-sở-kế-thừa"/>
@@ -5499,7 +5475,7 @@
         <w:pStyle w:val="Heading2"/>
       </w:pPr>
       <w:r>
-        <w:t xml:space="preserve">3.3 Phase 2 — Phân tích thực nghiệm đa quốc gia</w:t>
+        <w:t xml:space="preserve">3.3 Phase 2: Phân tích thực nghiệm đa quốc gia</w:t>
       </w:r>
     </w:p>
     <w:bookmarkStart w:id="88" w:name="nguồn-dữ-liệu"/>
@@ -5638,7 +5614,7 @@
         <w:t xml:space="preserve"> </w:t>
       </w:r>
       <w:r>
-        <w:t xml:space="preserve">trong ước lượng mô hình hồi quy vì ba lý do: (1) Mục tiêu của luận án là kiểm định cơ chế lý thuyết (mechanism testing) chứ không phải ước lượng mô tả đại diện tổng thể (population-representative descriptive estimation) — trong bối cảnh này, không áp dụng weights là thực hành chuẩn trong literature IB sử dụng WBES (Aterido et al., 2011; Cuervo-Cazurra et al., 2018); (2) Fixed effects ở cấp country-year đã kiểm soát đặc điểm cấu trúc của từng sóng khảo sát; (3) Việc áp dụng weights có thể làm sai lệch ước lượng khi mẫu được gộp chung từ nhiều quốc gia có quy mô tổng thể doanh nghiệp khác nhau nhiều bậc (ví dụ: Trung Quốc ~100 triệu so với Tonga ~500 doanh nghiệp). Phân tích độ nhạy có áp dụng survey weights cho từng quốc gia riêng lẻ (P3/P4/P5) không thay đổi hướng hoặc mức độ ý nghĩa của các hệ số chính (xem §3.5).</w:t>
+        <w:t xml:space="preserve">trong ước lượng mô hình hồi quy vì ba lý do: (1) Mục tiêu của luận án là kiểm định cơ chế lý thuyết (mechanism testing) chứ không phải ước lượng mô tả đại diện tổng thể (population-representative descriptive estimation), trong bối cảnh này, không áp dụng weights là thực hành chuẩn trong literature IB sử dụng WBES (Aterido et al., 2011; Cuervo-Cazurra et al., 2018); (2) Fixed effects ở cấp country-year đã kiểm soát đặc điểm cấu trúc của từng sóng khảo sát; (3) Việc áp dụng weights có thể làm sai lệch ước lượng khi mẫu được gộp chung từ nhiều quốc gia có quy mô tổng thể doanh nghiệp khác nhau nhiều bậc (ví dụ: Trung Quốc ~100 triệu so với Tonga ~500 doanh nghiệp). Phân tích độ nhạy có áp dụng survey weights cho từng quốc gia riêng lẻ (P3/P4/P5) không thay đổi hướng hoặc mức độ ý nghĩa của các hệ số chính (xem §3.5).</w:t>
       </w:r>
     </w:p>
     <w:bookmarkEnd w:id="88"/>
@@ -5648,7 +5624,7 @@
         <w:pStyle w:val="Heading3"/>
       </w:pPr>
       <w:r>
-        <w:t xml:space="preserve">3.3.2 Đo lường biến phụ thuộc — Hiệu quả hoạt động</w:t>
+        <w:t xml:space="preserve">3.3.2 Đo lường biến phụ thuộc: Hiệu quả hoạt động</w:t>
       </w:r>
     </w:p>
     <w:p>
@@ -5951,7 +5927,7 @@
         <w:t xml:space="preserve"> </w:t>
       </w:r>
       <w:r>
-        <w:t xml:space="preserve">thô không so sánh được giữa các nước — tính so sánh được bảo đảm bằng chuẩn hóa z within country–year và hiệu ứng cố định hai chiều, như trình bày chi tiết ở Phụ lục A (§A.5); mọi so sánh</w:t>
+        <w:t xml:space="preserve">thô không so sánh được giữa các nước, tính so sánh được bảo đảm bằng chuẩn hóa z within country–year và hiệu ứng cố định hai chiều, như trình bày chi tiết ở Phụ lục A (§A.5); mọi so sánh</w:t>
       </w:r>
       <w:r>
         <w:t xml:space="preserve"> </w:t>
@@ -5980,10 +5956,7 @@
         <w:t xml:space="preserve">có điều kiện</w:t>
       </w:r>
       <w:r>
-        <w:t xml:space="preserve"> </w:t>
-      </w:r>
-      <w:r>
-        <w:t xml:space="preserve">— đạt được qua thiết kế ước lượng, không phải tự động ở mức thô. Về phía biến quốc tế hóa, khung ước lượng đa quốc gia của luận án (P7, P8, P9) và thống kê mô tả ở Chuyên đề 1 đo FSTS bằng</w:t>
+        <w:t xml:space="preserve">, đạt được qua thiết kế ước lượng, không phải tự động ở mức thô. Về phía biến quốc tế hóa, khung ước lượng đa quốc gia của luận án (P7, P8, P9) và thống kê mô tả ở Chuyên đề 1 đo FSTS bằng</w:t>
       </w:r>
       <w:r>
         <w:t xml:space="preserve"> </w:t>
@@ -5999,7 +5972,7 @@
         <w:t xml:space="preserve"> </w:t>
       </w:r>
       <w:r>
-        <w:t xml:space="preserve">(trường WBES d3b + d3c) — định nghĩa tham gia xuất khẩu chuẩn của bộ công cụ WBES; hai nghiên cứu đơn quốc gia (P3 Việt Nam, P5 Trung Quốc) dùng</w:t>
+        <w:t xml:space="preserve">(trường WBES d3b + d3c), định nghĩa tham gia xuất khẩu chuẩn của bộ công cụ WBES; hai nghiên cứu đơn quốc gia (P3 Việt Nam, P5 Trung Quốc) dùng</w:t>
       </w:r>
       <w:r>
         <w:t xml:space="preserve"> </w:t>
@@ -6069,7 +6042,7 @@
         <w:pStyle w:val="Heading3"/>
       </w:pPr>
       <w:r>
-        <w:t xml:space="preserve">3.3.3 Đo lường biến độc lập — Quốc tế hóa</w:t>
+        <w:t xml:space="preserve">3.3.3 Đo lường biến độc lập: Quốc tế hóa</w:t>
       </w:r>
     </w:p>
     <w:p>
@@ -6356,7 +6329,7 @@
         <w:t xml:space="preserve"> </w:t>
       </w:r>
       <w:r>
-        <w:t xml:space="preserve">trong bối cảnh WBES, đảm bảo construct purity ở 49 nền kinh tế châu Á và Pacific, với pipeline hòa hợp 3 thế hệ schema. Phân tách TCI và DAI theo (i) Bharadwaj et al. (2013) — IT capability vs digital business strategy có nomological nets khác nhau; (ii) phân tầng 3 cấp của Verhoef et al. (2021) — digitization, digitalization, digital transformation; (iii) truyền thống Lall (1992) và Cohen &amp; Levinthal (1990) coi technological capability là chiều sâu năng lực nội tại (absorptive capacity), khác về bản chất với digital adoption ở giao diện ngoại tại; (iv) resource-orchestration logic của Bhandari et al. (2023) cho I–P relationship; và (v) 4 tiêu chí formative composite của Coltman et al. (2008) — đảm bảo TCI và DAI là hai composite độc lập.</w:t>
+        <w:t xml:space="preserve">trong bối cảnh WBES, đảm bảo construct purity ở 49 nền kinh tế châu Á và Pacific, với pipeline hòa hợp 3 thế hệ schema. Phân tách TCI và DAI theo (i) Bharadwaj et al. (2013), IT capability vs digital business strategy có nomological nets khác nhau; (ii) phân tầng 3 cấp của Verhoef et al. (2021), digitization, digitalization, digital transformation; (iii) truyền thống Lall (1992) và Cohen &amp; Levinthal (1990) coi technological capability là chiều sâu năng lực nội tại (absorptive capacity), khác về bản chất với digital adoption ở giao diện ngoại tại; (iv) resource-orchestration logic của Bhandari et al. (2023) cho I–P relationship; và (v) 4 tiêu chí formative composite của Coltman et al. (2008), đảm bảo TCI và DAI là hai composite độc lập.</w:t>
       </w:r>
     </w:p>
     <w:bookmarkEnd w:id="91"/>
@@ -6381,7 +6354,7 @@
         <w:t xml:space="preserve">Biến chính</w:t>
       </w:r>
       <w:r>
-        <w:t xml:space="preserve">: business obstacle index (tổng hợp từ các câu hỏi WBES về obstacles), country-level governance proxies — chỉ số pháp quyền WGI (Kaufmann et al., 2011), 6 sub-regime ICRV (classification từ Khanna &amp; Palepu, 2010 mở rộng).</w:t>
+        <w:t xml:space="preserve">: business obstacle index (tổng hợp từ các câu hỏi WBES về obstacles), country-level governance proxies, chỉ số pháp quyền WGI (Kaufmann et al., 2011), 6 sub-regime ICRV (classification từ Khanna &amp; Palepu, 2010 mở rộng).</w:t>
       </w:r>
     </w:p>
     <w:p>
@@ -6756,7 +6729,7 @@
         <w:pStyle w:val="Heading3"/>
       </w:pPr>
       <w:r>
-        <w:t xml:space="preserve">3.4.2 Mô hình empirical — Tuyến tính cơ bản</w:t>
+        <w:t xml:space="preserve">3.4.2 Mô hình empirical: Tuyến tính cơ bản</w:t>
       </w:r>
     </w:p>
     <w:p>
@@ -7203,10 +7176,7 @@
         </m:r>
       </m:oMath>
       <w:r>
-        <w:t xml:space="preserve"> </w:t>
-      </w:r>
-      <w:r>
-        <w:t xml:space="preserve">— inverted-U được xác nhận. Turning point tính theo</w:t>
+        <w:t xml:space="preserve">, inverted-U được xác nhận. Turning point tính theo</w:t>
       </w:r>
       <w:r>
         <w:t xml:space="preserve"> </w:t>
@@ -8843,7 +8813,7 @@
         <w:pStyle w:val="Heading3"/>
       </w:pPr>
       <w:r>
-        <w:t xml:space="preserve">3.4.5.1 Mô hình cụ thể — Nghiên cứu 3 (Việt Nam, WBES 2009/2015/2023)</w:t>
+        <w:t xml:space="preserve">3.4.5.1 Mô hình cụ thể: Nghiên cứu 3 (Việt Nam, WBES 2009/2015/2023)</w:t>
       </w:r>
     </w:p>
     <w:p>
@@ -8961,7 +8931,7 @@
         <w:t xml:space="preserve"> </w:t>
       </w:r>
       <w:r>
-        <w:t xml:space="preserve">= DAI_z_it: chỉ số số hoá cơ sở — Tier-1 (chuẩn hoá z trong sóng)</w:t>
+        <w:t xml:space="preserve">= DAI_z_it: chỉ số số hoá cơ sở, Tier-1 (chuẩn hoá z trong sóng)</w:t>
       </w:r>
     </w:p>
     <w:p>
@@ -9024,7 +8994,7 @@
           <w:bCs/>
           <w:b/>
         </w:rPr>
-        <w:t xml:space="preserve">M0 — Mô hình cơ sở (biến kiểm soát):</w:t>
+        <w:t xml:space="preserve">M0, Mô hình cơ sở (biến kiểm soát):</w:t>
       </w:r>
     </w:p>
     <w:p>
@@ -9295,7 +9265,7 @@
           <w:bCs/>
           <w:b/>
         </w:rPr>
-        <w:t xml:space="preserve">M1 — Quốc tế hoá tuyến tính:</w:t>
+        <w:t xml:space="preserve">M1, Quốc tế hoá tuyến tính:</w:t>
       </w:r>
     </w:p>
     <w:p>
@@ -9509,7 +9479,7 @@
           <w:bCs/>
           <w:b/>
         </w:rPr>
-        <w:t xml:space="preserve">M2 — Quốc tế hoá phi tuyến (kiểm định H1 — inverted-U):</w:t>
+        <w:t xml:space="preserve">M2, Quốc tế hoá phi tuyến (kiểm định H1, inverted-U):</w:t>
       </w:r>
     </w:p>
     <w:p>
@@ -9932,7 +9902,7 @@
           <w:bCs/>
           <w:b/>
         </w:rPr>
-        <w:t xml:space="preserve">M3 — Điều tiết NLCN (kiểm định H2):</w:t>
+        <w:t xml:space="preserve">M3, Điều tiết NLCN (kiểm định H2):</w:t>
       </w:r>
     </w:p>
     <w:p>
@@ -10367,7 +10337,7 @@
           <w:bCs/>
           <w:b/>
         </w:rPr>
-        <w:t xml:space="preserve">M4 — Điều tiết CSS/DAI (H3 thăm dò):</w:t>
+        <w:t xml:space="preserve">M4, Điều tiết CSS/DAI (H3 thăm dò):</w:t>
       </w:r>
     </w:p>
     <w:p>
@@ -10793,7 +10763,7 @@
           <w:bCs/>
           <w:b/>
         </w:rPr>
-        <w:t xml:space="preserve">M5 — NLCN trực tiếp (không tương tác):</w:t>
+        <w:t xml:space="preserve">M5, NLCN trực tiếp (không tương tác):</w:t>
       </w:r>
     </w:p>
     <w:p>
@@ -11061,7 +11031,7 @@
           <w:bCs/>
           <w:b/>
         </w:rPr>
-        <w:t xml:space="preserve">M6 — CSS/DAI trực tiếp (không tương tác):</w:t>
+        <w:t xml:space="preserve">M6, CSS/DAI trực tiếp (không tương tác):</w:t>
       </w:r>
     </w:p>
     <w:p>
@@ -11326,7 +11296,7 @@
           <w:bCs/>
           <w:b/>
         </w:rPr>
-        <w:t xml:space="preserve">M7 — Cả hai trực tiếp, không tương tác:</w:t>
+        <w:t xml:space="preserve">M7, Cả hai trực tiếp, không tương tác:</w:t>
       </w:r>
     </w:p>
     <w:p>
@@ -11630,7 +11600,7 @@
           <w:bCs/>
           <w:b/>
         </w:rPr>
-        <w:t xml:space="preserve">M8 — Mô hình đầy đủ (trực tiếp + điều tiết CSS):</w:t>
+        <w:t xml:space="preserve">M8, Mô hình đầy đủ (trực tiếp + điều tiết CSS):</w:t>
       </w:r>
     </w:p>
     <w:p>
@@ -12142,7 +12112,7 @@
           <w:bCs/>
           <w:b/>
         </w:rPr>
-        <w:t xml:space="preserve">Bảng định nghĩa biến — Nghiên cứu 3 (Việt Nam):</w:t>
+        <w:t xml:space="preserve">Bảng định nghĩa biến, Nghiên cứu 3 (Việt Nam):</w:t>
       </w:r>
     </w:p>
     <w:tbl>
@@ -12769,7 +12739,7 @@
         <w:pStyle w:val="Heading3"/>
       </w:pPr>
       <w:r>
-        <w:t xml:space="preserve">3.4.5.2 Mô hình cụ thể — Nghiên cứu 4 (Singapore, WBES 2023)</w:t>
+        <w:t xml:space="preserve">3.4.5.2 Mô hình cụ thể: Nghiên cứu 4 (Singapore, WBES 2023)</w:t>
       </w:r>
     </w:p>
     <w:p>
@@ -12865,7 +12835,7 @@
         <w:t xml:space="preserve"> </w:t>
       </w:r>
       <w:r>
-        <w:t xml:space="preserve">= TCI_z_i: năng lực công nghệ — z-std của trung bình(b8₀₁, e6₀₁)</w:t>
+        <w:t xml:space="preserve">= TCI_z_i: năng lực công nghệ, z-std của trung bình(b8₀₁, e6₀₁)</w:t>
       </w:r>
     </w:p>
     <w:p>
@@ -12900,10 +12870,7 @@
         <w:t xml:space="preserve">Tier-1+2</w:t>
       </w:r>
       <w:r>
-        <w:t xml:space="preserve"> </w:t>
-      </w:r>
-      <w:r>
-        <w:t xml:space="preserve">— z-std của trung bình(c22b₀₁, k33₀₁, k38₀₁); khác P3 ở chỗ bao gồm e-payment hai chiều (Tier-2)</w:t>
+        <w:t xml:space="preserve">, z-std của trung bình(c22b₀₁, k33₀₁, k38₀₁); khác P3 ở chỗ bao gồm e-payment hai chiều (Tier-2)</w:t>
       </w:r>
     </w:p>
     <w:p>
@@ -13037,7 +13004,7 @@
         <w:pStyle w:val="BlockText"/>
       </w:pPr>
       <w:r>
-        <w:t xml:space="preserve">M2 (Bậc hai FSTS — kiểm định H1):</w:t>
+        <w:t xml:space="preserve">M2 (Bậc hai FSTS, kiểm định H1):</w:t>
       </w:r>
       <w:r>
         <w:t xml:space="preserve"> </w:t>
@@ -13055,7 +13022,7 @@
         <w:t xml:space="preserve"> </w:t>
       </w:r>
       <w:r>
-        <w:t xml:space="preserve">Lưu ý: Lind–Mehlum p = 0,303 — không bác bỏ tuyến tính trong phạm vi dữ liệu quan sát; đây là kết quả thông tin tích cực theo khung bão hòa (saturation framework)</w:t>
+        <w:t xml:space="preserve">Lưu ý: Lind–Mehlum p = 0,303, không bác bỏ tuyến tính trong phạm vi dữ liệu quan sát; đây là kết quả thông tin tích cực theo khung bão hòa (saturation framework)</w:t>
       </w:r>
     </w:p>
     <w:p>
@@ -13063,7 +13030,7 @@
         <w:pStyle w:val="BlockText"/>
       </w:pPr>
       <w:r>
-        <w:t xml:space="preserve">M3 (+ NLCN — H1-TCI trực tiếp):</w:t>
+        <w:t xml:space="preserve">M3 (+ NLCN, H1-TCI trực tiếp):</w:t>
       </w:r>
       <w:r>
         <w:t xml:space="preserve"> </w:t>
@@ -13091,7 +13058,7 @@
         <w:pStyle w:val="BlockText"/>
       </w:pPr>
       <w:r>
-        <w:t xml:space="preserve">M5 (Mô hình đầy đủ — kiểm định H3):</w:t>
+        <w:t xml:space="preserve">M5 (Mô hình đầy đủ, kiểm định H3):</w:t>
       </w:r>
       <w:r>
         <w:t xml:space="preserve"> </w:t>
@@ -13109,7 +13076,7 @@
         <w:t xml:space="preserve"> </w:t>
       </w:r>
       <w:r>
-        <w:t xml:space="preserve">H3: β₆ &gt; 0 — DAI khuếch đại lợi nhuận I–P ở cường độ xuất khẩu cao (coordination platform mechanism; Stallkamp &amp; Schotter, 2021)</w:t>
+        <w:t xml:space="preserve">H3: β₆ &gt; 0, DAI khuếch đại lợi nhuận I–P ở cường độ xuất khẩu cao (coordination platform mechanism; Stallkamp &amp; Schotter, 2021)</w:t>
       </w:r>
       <w:r>
         <w:t xml:space="preserve"> </w:t>
@@ -13127,7 +13094,7 @@
           <w:bCs/>
           <w:b/>
         </w:rPr>
-        <w:t xml:space="preserve">Bảng định nghĩa biến — Nghiên cứu 4 (Singapore):</w:t>
+        <w:t xml:space="preserve">Bảng định nghĩa biến, Nghiên cứu 4 (Singapore):</w:t>
       </w:r>
     </w:p>
     <w:tbl>
@@ -13721,7 +13688,7 @@
         <w:pStyle w:val="Heading3"/>
       </w:pPr>
       <w:r>
-        <w:t xml:space="preserve">3.4.5.3 Mô hình cụ thể — Nghiên cứu 5 (Trung Quốc, WBES 2012 và 2024)</w:t>
+        <w:t xml:space="preserve">3.4.5.3 Mô hình cụ thể: Nghiên cứu 5 (Trung Quốc, WBES 2012 và 2024)</w:t>
       </w:r>
     </w:p>
     <w:p>
@@ -13813,7 +13780,7 @@
         <w:t xml:space="preserve"> </w:t>
       </w:r>
       <w:r>
-        <w:t xml:space="preserve">= TCI_full_z_it: năng lực công nghệ toàn diện — z-std của TB(b8₀₁, e6₀₁, b4₀₁, b7a₀₁); mở rộng hơn P3</w:t>
+        <w:t xml:space="preserve">= TCI_full_z_it: năng lực công nghệ toàn diện, z-std của TB(b8₀₁, e6₀₁, b4₀₁, b7a₀₁); mở rộng hơn P3</w:t>
       </w:r>
     </w:p>
     <w:p>
@@ -13835,7 +13802,7 @@
         <w:t xml:space="preserve"> </w:t>
       </w:r>
       <w:r>
-        <w:t xml:space="preserve">= DAI_core_it: chỉ số số hoá cơ bản — chỉ c22b₀₁ (Tier-1 mỏng, single-item binary)</w:t>
+        <w:t xml:space="preserve">= DAI_core_it: chỉ số số hoá cơ bản, chỉ c22b₀₁ (Tier-1 mỏng, single-item binary)</w:t>
       </w:r>
     </w:p>
     <w:p>
@@ -13960,7 +13927,7 @@
         <w:pStyle w:val="BlockText"/>
       </w:pPr>
       <w:r>
-        <w:t xml:space="preserve">M2 (Bậc hai FSTS — kiểm định H1):</w:t>
+        <w:t xml:space="preserve">M2 (Bậc hai FSTS, kiểm định H1):</w:t>
       </w:r>
       <w:r>
         <w:t xml:space="preserve"> </w:t>
@@ -13972,7 +13939,7 @@
         <w:t xml:space="preserve"> </w:t>
       </w:r>
       <w:r>
-        <w:t xml:space="preserve">H1: β₁ &gt; 0, β₂ &lt; 0; TP* = −β₁/(2β₂) — điểm uốn 49,4% (2012), 47,2% (2024), và 48,8% (pooled)</w:t>
+        <w:t xml:space="preserve">H1: β₁ &gt; 0, β₂ &lt; 0; TP* = −β₁/(2β₂), điểm uốn 49,4% (2012), 47,2% (2024), và 48,8% (pooled)</w:t>
       </w:r>
       <w:r>
         <w:t xml:space="preserve"> </w:t>
@@ -13986,7 +13953,7 @@
         <w:pStyle w:val="BlockText"/>
       </w:pPr>
       <w:r>
-        <w:t xml:space="preserve">M3 (+ NLCN trực tiếp — H2 level-shift):</w:t>
+        <w:t xml:space="preserve">M3 (+ NLCN trực tiếp, H2 level-shift):</w:t>
       </w:r>
       <w:r>
         <w:t xml:space="preserve"> </w:t>
@@ -13998,7 +13965,7 @@
         <w:t xml:space="preserve"> </w:t>
       </w:r>
       <w:r>
-        <w:t xml:space="preserve">Kết quả: β₃ = +0,28 (2012, p &lt; 0,001), +0,43 (2024, p &lt; 0,001) — TCI là</w:t>
+        <w:t xml:space="preserve">Kết quả: β₃ = +0,28 (2012, p &lt; 0,001), +0,43 (2024, p &lt; 0,001), TCI là</w:t>
       </w:r>
       <w:r>
         <w:t xml:space="preserve"> </w:t>
@@ -14038,7 +14005,7 @@
         <w:pStyle w:val="BlockText"/>
       </w:pPr>
       <w:r>
-        <w:t xml:space="preserve">M5 (Kiểm định ổn định xuyên sóng — H2b):</w:t>
+        <w:t xml:space="preserve">M5 (Kiểm định ổn định xuyên sóng, H2b):</w:t>
       </w:r>
       <w:r>
         <w:t xml:space="preserve"> </w:t>
@@ -14056,7 +14023,7 @@
         <w:t xml:space="preserve"> </w:t>
       </w:r>
       <w:r>
-        <w:t xml:space="preserve">(Paternoster et al., 1998) — tương tự cho β₂ (FSTS²)</w:t>
+        <w:t xml:space="preserve">(Paternoster et al., 1998), tương tự cho β₂ (FSTS²)</w:t>
       </w:r>
     </w:p>
     <w:p>
@@ -14064,7 +14031,7 @@
         <w:pStyle w:val="BlockText"/>
       </w:pPr>
       <w:r>
-        <w:t xml:space="preserve">M6 (Điều tiết ba chiều — kiểm định H3/H4a/H4b):</w:t>
+        <w:t xml:space="preserve">M6 (Điều tiết ba chiều, kiểm định H3/H4a/H4b):</w:t>
       </w:r>
       <w:r>
         <w:t xml:space="preserve"> </w:t>
@@ -14106,7 +14073,7 @@
           <w:bCs/>
           <w:b/>
         </w:rPr>
-        <w:t xml:space="preserve">Bảng định nghĩa biến — Nghiên cứu 5 (Trung Quốc):</w:t>
+        <w:t xml:space="preserve">Bảng định nghĩa biến, Nghiên cứu 5 (Trung Quốc):</w:t>
       </w:r>
     </w:p>
     <w:tbl>
@@ -14729,7 +14696,7 @@
           <w:iCs/>
           <w:i/>
         </w:rPr>
-        <w:t xml:space="preserve">) tạo thêm nhận dạng biến thiên trong mẫu trong khi clustered SE theo idstd xử lý tương quan nội nhóm. DAI Trung Quốc chỉ là Tier-1 đơn biến — không đủ để kiểm định CDCM; hàm ý chính sách và lý thuyết khác với P4 Singapore (Tier-1+2).</w:t>
+        <w:t xml:space="preserve">) tạo thêm nhận dạng biến thiên trong mẫu trong khi clustered SE theo idstd xử lý tương quan nội nhóm. DAI Trung Quốc chỉ là Tier-1 đơn biến, không đủ để kiểm định CDCM; hàm ý chính sách và lý thuyết khác với P4 Singapore (Tier-1+2).</w:t>
       </w:r>
     </w:p>
     <w:p>
@@ -14746,7 +14713,7 @@
         <w:pStyle w:val="Heading3"/>
       </w:pPr>
       <w:r>
-        <w:t xml:space="preserve">3.4.5.4 Mô hình cụ thể — Nghiên cứu 7 (Đa quốc gia châu Á, WBES 2003–2025)</w:t>
+        <w:t xml:space="preserve">3.4.5.4 Mô hình cụ thể: Nghiên cứu 7 (Đa quốc gia châu Á, WBES 2003–2025)</w:t>
       </w:r>
     </w:p>
     <w:p>
@@ -14789,7 +14756,7 @@
         <w:t xml:space="preserve">lnNSLD_it</w:t>
       </w:r>
       <w:r>
-        <w:t xml:space="preserve">: ln(năng suất lao động) = ln(doanh thu / lao động thường trực) — biến phụ thuộc</w:t>
+        <w:t xml:space="preserve">: ln(năng suất lao động) = ln(doanh thu / lao động thường trực), biến phụ thuộc</w:t>
       </w:r>
     </w:p>
     <w:p>
@@ -14808,7 +14775,7 @@
         <w:t xml:space="preserve">CDDXK_c_it</w:t>
       </w:r>
       <w:r>
-        <w:t xml:space="preserve">: cường độ xuất khẩu mean-centred — FSTS_c = (d3c/100) − mean_pool(FSTS)</w:t>
+        <w:t xml:space="preserve">: cường độ xuất khẩu mean-centred, FSTS_c = (d3c/100) − mean_pool(FSTS)</w:t>
       </w:r>
     </w:p>
     <w:p>
@@ -14827,7 +14794,7 @@
         <w:t xml:space="preserve">CDDXK_c²_it</w:t>
       </w:r>
       <w:r>
-        <w:t xml:space="preserve">: CDDXK_c bình phương — kiểm định phi tuyến</w:t>
+        <w:t xml:space="preserve">: CDDXK_c bình phương, kiểm định phi tuyến</w:t>
       </w:r>
     </w:p>
     <w:p>
@@ -14846,7 +14813,7 @@
         <w:t xml:space="preserve">NLCN_z_it</w:t>
       </w:r>
       <w:r>
-        <w:t xml:space="preserve">: năng lực công nghệ z-standardised — TCI_z = z-std(b8, e6)</w:t>
+        <w:t xml:space="preserve">: năng lực công nghệ z-standardised, TCI_z = z-std(b8, e6)</w:t>
       </w:r>
     </w:p>
     <w:p>
@@ -14865,7 +14832,7 @@
         <w:t xml:space="preserve">CSS_z_it</w:t>
       </w:r>
       <w:r>
-        <w:t xml:space="preserve">: chỉ số số hoá z-standardised — DAI_z = z-std(website + e-pay, Tier 1+2: c22b/e1, k33)</w:t>
+        <w:t xml:space="preserve">: chỉ số số hoá z-standardised, DAI_z = z-std(website + e-pay, Tier 1+2: c22b/e1, k33)</w:t>
       </w:r>
     </w:p>
     <w:p>
@@ -14941,7 +14908,7 @@
         <w:t xml:space="preserve">lnLD_it</w:t>
       </w:r>
       <w:r>
-        <w:t xml:space="preserve">: ln(lao động thường trực) — kiểm soát quy mô doanh nghiệp</w:t>
+        <w:t xml:space="preserve">: ln(lao động thường trực), kiểm soát quy mô doanh nghiệp</w:t>
       </w:r>
     </w:p>
     <w:p>
@@ -15172,7 +15139,7 @@
         <w:t xml:space="preserve"> </w:t>
       </w:r>
       <w:r>
-        <w:t xml:space="preserve">(phi tuyến — kiểm định H1):</w:t>
+        <w:t xml:space="preserve">(phi tuyến, kiểm định H1):</w:t>
       </w:r>
     </w:p>
     <w:p>
@@ -15734,7 +15701,7 @@
         <w:t xml:space="preserve"> </w:t>
       </w:r>
       <w:r>
-        <w:t xml:space="preserve">(M3 + country-year FE — kiểm định vững mạnh nhất):</w:t>
+        <w:t xml:space="preserve">(M3 + country-year FE, kiểm định vững mạnh nhất):</w:t>
       </w:r>
     </w:p>
     <w:p>
@@ -16041,7 +16008,7 @@
         <w:t xml:space="preserve"> </w:t>
       </w:r>
       <w:r>
-        <w:t xml:space="preserve">(M3 + điều tiết NLCN — kiểm định H2):</w:t>
+        <w:t xml:space="preserve">(M3 + điều tiết NLCN, kiểm định H2):</w:t>
       </w:r>
     </w:p>
     <w:p>
@@ -16448,7 +16415,7 @@
         <w:t xml:space="preserve"> </w:t>
       </w:r>
       <w:r>
-        <w:t xml:space="preserve">(M7 + điều tiết CSS — kiểm định H3):</w:t>
+        <w:t xml:space="preserve">(M7 + điều tiết CSS, kiểm định H3):</w:t>
       </w:r>
     </w:p>
     <w:p>
@@ -17044,7 +17011,7 @@
         <w:t xml:space="preserve"> </w:t>
       </w:r>
       <w:r>
-        <w:t xml:space="preserve">(M8 + đặc điểm nhà quản lý — kiểm định H4):</w:t>
+        <w:t xml:space="preserve">(M8 + đặc điểm nhà quản lý, kiểm định H4):</w:t>
       </w:r>
     </w:p>
     <w:p>
@@ -17332,7 +17299,7 @@
         <w:t xml:space="preserve"> </w:t>
       </w:r>
       <w:r>
-        <w:t xml:space="preserve">(M3 + điều tiết ICRV — kiểm định H5):</w:t>
+        <w:t xml:space="preserve">(M3 + điều tiết ICRV, kiểm định H5):</w:t>
       </w:r>
     </w:p>
     <w:p>
@@ -17799,7 +17766,7 @@
         <w:t xml:space="preserve"> </w:t>
       </w:r>
       <w:r>
-        <w:t xml:space="preserve">(full three-way — kiểm định tương tác tổng hợp ba chiều, tổng hợp H3 và H5; P7):</w:t>
+        <w:t xml:space="preserve">(full three-way, kiểm định tương tác tổng hợp ba chiều, tổng hợp H3 và H5; P7):</w:t>
       </w:r>
     </w:p>
     <w:p>
@@ -18771,7 +18738,7 @@
           <w:bCs/>
           <w:b/>
         </w:rPr>
-        <w:t xml:space="preserve">Bảng định nghĩa biến — Nghiên cứu 7 (đa quốc gia)</w:t>
+        <w:t xml:space="preserve">Bảng định nghĩa biến, Nghiên cứu 7 (đa quốc gia)</w:t>
       </w:r>
     </w:p>
     <w:tbl>
@@ -19450,7 +19417,7 @@
           <w:iCs/>
           <w:i/>
         </w:rPr>
-        <w:t xml:space="preserve">Ghi chú: Mẫu phân tích giảm dần từ N = 84.910 (M2) → 38.342 (M3, thêm kiểm soát) → 29.840 (M11, thêm manager + ICRV + three-way). DAI P7 là Tier 1+2 khi k33 có mặt, Tier-1 only khi thiếu — khác với P3 Vietnam (Tier-1 only) và đồng nhất với P4 Singapore (Tier-1+2). ICRV là biến điều tiết liên tục (integer), không phải dummies, nhằm giữ N đủ lớn trong M10–M11.</w:t>
+        <w:t xml:space="preserve">Ghi chú: Mẫu phân tích giảm dần từ N = 84.910 (M2) → 38.342 (M3, thêm kiểm soát) → 29.840 (M11, thêm manager + ICRV + three-way). DAI P7 là Tier 1+2 khi k33 có mặt, Tier-1 only khi thiếu, khác với P3 Vietnam (Tier-1 only) và đồng nhất với P4 Singapore (Tier-1+2). ICRV là biến điều tiết liên tục (integer), không phải dummies, nhằm giữ N đủ lớn trong M10–M11.</w:t>
       </w:r>
     </w:p>
     <w:p>
@@ -19466,7 +19433,7 @@
         <w:pStyle w:val="Heading4"/>
       </w:pPr>
       <w:r>
-        <w:t xml:space="preserve">3.4.5.5 Mô hình cụ thể — Nghiên cứu 8: Pacific SIDS (N = 959, Nhóm VI)</w:t>
+        <w:t xml:space="preserve">3.4.5.5 Mô hình cụ thể: Nghiên cứu 8: Pacific SIDS (N = 959, Nhóm VI)</w:t>
       </w:r>
     </w:p>
     <w:p>
@@ -19506,7 +19473,7 @@
         <w:t xml:space="preserve"> </w:t>
       </w:r>
       <w:r>
-        <w:t xml:space="preserve">(Fiji, Kiribati, Papua New Guinea, Samoa, Solomon Islands, Tonga, Vanuatu) từ các sóng WBES 2009–2025. Đây là nhóm thể chế ICRV Nhóm VI — cấp thấp nhất trong phân loại 6 chế độ — đặc trưng bởi thị trường nội địa cực nhỏ, chi phí thương mại cao và hỗ trợ thể chế yếu. Trong tổng mẫu, chỉ</w:t>
+        <w:t xml:space="preserve">(Fiji, Kiribati, Papua New Guinea, Samoa, Solomon Islands, Tonga, Vanuatu) từ các sóng WBES 2009–2025. Đây là nhóm thể chế ICRV Nhóm VI, cấp thấp nhất trong phân loại 6 chế độ, đặc trưng bởi thị trường nội địa cực nhỏ, chi phí thương mại cao và hỗ trợ thể chế yếu. Trong tổng mẫu, chỉ</w:t>
       </w:r>
       <w:r>
         <w:t xml:space="preserve"> </w:t>
@@ -19540,13 +19507,10 @@
           <w:bCs/>
           <w:b/>
         </w:rPr>
-        <w:t xml:space="preserve">gánh nặng quốc tế hóa bắt buộc (Forced Internationalization Penalty — FIP)</w:t>
-      </w:r>
-      <w:r>
-        <w:t xml:space="preserve"> </w:t>
-      </w:r>
-      <w:r>
-        <w:t xml:space="preserve">— mối quan hệ quốc tế hóa–hiệu quả là</w:t>
+        <w:t xml:space="preserve">gánh nặng quốc tế hóa bắt buộc (Forced Internationalization Penalty, FIP)</w:t>
+      </w:r>
+      <w:r>
+        <w:t xml:space="preserve">, mối quan hệ quốc tế hóa–hiệu quả là</w:t>
       </w:r>
       <w:r>
         <w:t xml:space="preserve"> </w:t>
@@ -20163,7 +20127,7 @@
           <w:iCs/>
           <w:i/>
         </w:rPr>
-        <w:t xml:space="preserve">Ghi chú: CSS_z (DAI) là proxy tĩnh Tier-1 (website binary c22b). WBES không thu thập đủ thang đo cho số hoá động tại các đảo nhỏ — KHÔNG gọi là</w:t>
+        <w:t xml:space="preserve">Ghi chú: CSS_z (DAI) là proxy tĩnh Tier-1 (website binary c22b). WBES không thu thập đủ thang đo cho số hoá động tại các đảo nhỏ, KHÔNG gọi là</w:t>
       </w:r>
       <w:r>
         <w:rPr>
@@ -20218,7 +20182,7 @@
         <w:pStyle w:val="BodyText"/>
       </w:pPr>
       <w:r>
-        <w:t xml:space="preserve">M0 — Baseline kiểm soát:</w:t>
+        <w:t xml:space="preserve">M0, Baseline kiểm soát:</w:t>
       </w:r>
     </w:p>
     <w:p>
@@ -20475,7 +20439,7 @@
         <w:pStyle w:val="FirstParagraph"/>
       </w:pPr>
       <w:r>
-        <w:t xml:space="preserve">M1 — Kiểm định FIP (H1b): thêm cường độ xuất khẩu tuyến tính</w:t>
+        <w:t xml:space="preserve">M1, Kiểm định FIP (H1b): thêm cường độ xuất khẩu tuyến tính</w:t>
       </w:r>
     </w:p>
     <w:p>
@@ -20792,7 +20756,7 @@
         <w:pStyle w:val="FirstParagraph"/>
       </w:pPr>
       <w:r>
-        <w:t xml:space="preserve">M2 — Kiểm định phi tuyến: thêm CDDXK_c²</w:t>
+        <w:t xml:space="preserve">M2, Kiểm định phi tuyến: thêm CDDXK_c²</w:t>
       </w:r>
     </w:p>
     <w:p>
@@ -21145,7 +21109,7 @@
         <w:pStyle w:val="FirstParagraph"/>
       </w:pPr>
       <w:r>
-        <w:t xml:space="preserve">M3 — Kiểm định năng lực điều tiết (H2 null cho SIDS):</w:t>
+        <w:t xml:space="preserve">M3, Kiểm định năng lực điều tiết (H2 null cho SIDS):</w:t>
       </w:r>
     </w:p>
     <w:p>
@@ -22005,7 +21969,7 @@
           <w:bCs/>
           <w:b/>
         </w:rPr>
-        <w:t xml:space="preserve">Bảng định nghĩa biến — Nghiên cứu 8 (SIDS)</w:t>
+        <w:t xml:space="preserve">Bảng định nghĩa biến, Nghiên cứu 8 (SIDS)</w:t>
       </w:r>
     </w:p>
     <w:tbl>
@@ -22584,7 +22548,7 @@
           <w:iCs/>
           <w:i/>
         </w:rPr>
-        <w:t xml:space="preserve">Ghi chú: FIP là điều kiện biên (boundary condition) của mô hình chữ U ngược — áp dụng đặc thù tại ICRV Nhóm VI nơi 3 điều kiện cấu trúc bị vi phạm đồng thời: (1) không có thị trường nội địa đủ lớn, (2) chi phí thương mại không kiểm soát được, (3) hỗ trợ thể chế không đủ chức năng. DAI (CSS_z) Tier-1 only — WBES không thu thập thang đo đầy đủ cho số hoá động tại SIDS.</w:t>
+        <w:t xml:space="preserve">Ghi chú: FIP là điều kiện biên (boundary condition) của mô hình chữ U ngược, áp dụng đặc thù tại ICRV Nhóm VI nơi 3 điều kiện cấu trúc bị vi phạm đồng thời: (1) không có thị trường nội địa đủ lớn, (2) chi phí thương mại không kiểm soát được, (3) hỗ trợ thể chế không đủ chức năng. DAI (CSS_z) Tier-1 only, WBES không thu thập thang đo đầy đủ cho số hoá động tại SIDS.</w:t>
       </w:r>
     </w:p>
     <w:p>
@@ -23541,7 +23505,7 @@
         <w:pStyle w:val="FirstParagraph"/>
       </w:pPr>
       <w:r>
-        <w:t xml:space="preserve">Luận án sử dụng dữ liệu thứ cấp từ WBES — bộ dữ liệu công khai được World Bank cung cấp miễn phí cho mục đích nghiên cứu (World Bank, n.d.). Tất cả các citation theo APA 7th để ghi nhận đầy đủ công sức của các tác giả trước, tránh đạo văn. Code và dữ liệu phân tích được lưu trữ trên các nhánh chuyên biệt của repository để bảo đảm khả năng tái lập kết quả.</w:t>
+        <w:t xml:space="preserve">Luận án sử dụng dữ liệu thứ cấp từ WBES, bộ dữ liệu công khai được World Bank cung cấp miễn phí cho mục đích nghiên cứu (World Bank, n.d.). Tất cả các citation theo APA 7th để ghi nhận đầy đủ công sức của các tác giả trước, tránh đạo văn. Code và dữ liệu phân tích được lưu trữ trên các nhánh chuyên biệt của repository để bảo đảm khả năng tái lập kết quả.</w:t>
       </w:r>
     </w:p>
     <w:p>
@@ -23581,7 +23545,7 @@
         <w:pStyle w:val="FirstParagraph"/>
       </w:pPr>
       <w:r>
-        <w:t xml:space="preserve">Chương 4 trình bày toàn bộ kết quả nghiên cứu của luận án theo logic đi từ bức tranh thực trạng mô tả (§4.1) đến bằng chứng tổng hợp ở cấp meta-analytic (§4.2), sau đó đến bằng chứng quốc gia cụ thể và cuối cùng là kiểm định toàn mẫu đa quốc gia. Cấu trúc trình bày gồm tám phần chính, bắt đầu bằng thực trạng quốc tế hóa và hiệu quả hoạt động kinh doanh tại châu Á theo các phân nhóm con thể chế ICRV, tiếp theo là: (ii) kết quả meta-analysis ba tầng (P6); (iii) bối cảnh thể chế tiên tiến—đổi mới tại Singapore (P4); (iv) bối cảnh thể chế trung bình cao tại Trung Quốc (P5); (v) bối cảnh chuyển đổi bậc thấp—trung tại Việt Nam (P3); (vi) kiểm định toàn mẫu châu Á đa bối cảnh (P7); (vii) trường hợp biên là các nền kinh tế đảo nhỏ đang phát triển ở Thái Bình Dương (P8); và (viii) tổng hợp kết quả theo hệ giả thuyết.</w:t>
+        <w:t xml:space="preserve">Chương 4 trình bày toàn bộ kết quả nghiên cứu của luận án theo logic đi từ bức tranh thực trạng mô tả (§4.1) đến bằng chứng tổng hợp ở cấp meta-analytic (§4.2), sau đó đến bằng chứng quốc gia cụ thể và cuối cùng là kiểm định toàn mẫu đa quốc gia. Cấu trúc trình bày gồm tám phần chính, bắt đầu bằng thực trạng quốc tế hóa và hiệu quả hoạt động kinh doanh tại châu Á theo các phân nhóm con thể chế ICRV, tiếp theo là: (ii) kết quả meta-analysis ba tầng (P6); (iii) bối cảnh thể chế tiên tiến–đổi mới tại Singapore (P4); (iv) bối cảnh thể chế trung bình cao tại Trung Quốc (P5); (v) bối cảnh chuyển đổi bậc thấp–trung tại Việt Nam (P3); (vi) kiểm định toàn mẫu châu Á đa bối cảnh (P7); (vii) trường hợp biên là các nền kinh tế đảo nhỏ đang phát triển ở Thái Bình Dương (P8); và (viii) tổng hợp kết quả theo hệ giả thuyết.</w:t>
       </w:r>
     </w:p>
     <w:p>
@@ -23631,7 +23595,7 @@
         <w:t xml:space="preserve"> </w:t>
       </w:r>
       <w:r>
-        <w:t xml:space="preserve">(bất biến với đơn vị tiền tệ): độ lệch chuẩn của ln(doanh thu/lao động) trong đợt tăng từ 1,04 (Nhóm I — Advanced đổi mới) lên 1,31–1,39 (Nhóm III–V), và tỷ số P90/P10 leo từ khoảng 12 lần (Nhóm I) lên khoảng 30 lần (Nhóm V) theo chiều từ nhóm thể chế cao đến nhóm thể chế thấp.</w:t>
+        <w:t xml:space="preserve">(bất biến với đơn vị tiền tệ): độ lệch chuẩn của ln(doanh thu/lao động) trong đợt tăng từ 1,04 (Nhóm I, Advanced đổi mới) lên 1,31–1,39 (Nhóm III–V), và tỷ số P90/P10 leo từ khoảng 12 lần (Nhóm I) lên khoảng 30 lần (Nhóm V) theo chiều từ nhóm thể chế cao đến nhóm thể chế thấp.</w:t>
       </w:r>
     </w:p>
     <w:p>
@@ -24304,7 +24268,7 @@
           <w:iCs/>
           <w:i/>
         </w:rPr>
-        <w:t xml:space="preserve">Ghi chú: Cột n là số doanh nghiệp được phân loại vào sáu nhóm ICRV trong pool gộp WBES (tổng 96.415; ngoài ra còn ~10.350 doanh nghiệp chưa gán nhóm ICRV do thiếu chỉ số thể chế). Mẫu phân tích hồi quy chính của P7 là N = 91.982 (mô hình baseline) và giảm dần khi bổ sung biến kiểm soát (xem §4.6.1), do loại các quan sát thiếu biến phụ thuộc/FSTS. ¹ Độ lệch chuẩn ln(năng suất lao động) tính trong từng cặp nền kinh tế × năm rồi lấy trung vị giữa các đợt của nhóm — bất biến với đơn vị tiền tệ (thừa số quy đổi triệt tiêu trên thang log); năng suất được winsorize 1/99 trong cụm country-year (xem §3.5.3). ² Trung vị Nhóm II bị kéo lên bởi các nền nhỏ; hai nền lớn nhất khối có phân tán hẹp nhất toàn pool (Saudi Arabia 0,49; Qatar 0,33).</w:t>
+        <w:t xml:space="preserve">Ghi chú: Cột n là số doanh nghiệp được phân loại vào sáu nhóm ICRV trong pool gộp WBES (tổng 96.415; ngoài ra còn ~10.350 doanh nghiệp chưa gán nhóm ICRV do thiếu chỉ số thể chế). Mẫu phân tích hồi quy chính của P7 là N = 91.982 (mô hình baseline) và giảm dần khi bổ sung biến kiểm soát (xem §4.6.1), do loại các quan sát thiếu biến phụ thuộc/FSTS. ¹ Độ lệch chuẩn ln(năng suất lao động) tính trong từng cặp nền kinh tế × năm rồi lấy trung vị giữa các đợt của nhóm, bất biến với đơn vị tiền tệ (thừa số quy đổi triệt tiêu trên thang log); năng suất được winsorize 1/99 trong cụm country-year (xem §3.5.3). ² Trung vị Nhóm II bị kéo lên bởi các nền nhỏ; hai nền lớn nhất khối có phân tán hẹp nhất toàn pool (Saudi Arabia 0,49; Qatar 0,33).</w:t>
       </w:r>
     </w:p>
     <w:p>
@@ -24429,7 +24393,7 @@
         <w:pStyle w:val="BodyText"/>
       </w:pPr>
       <w:r>
-        <w:t xml:space="preserve">Phát hiện quan trọng nhất từ thực trạng mô tả là sự phân biệt nội bộ trong nhóm Advanced. Hai phân nhóm cùng mức thu nhập cao nhưng đối lập về cấu trúc: nhóm đổi mới sáng tạo dẫn dắt có R&amp;D 20,5%, ISO 35,0% và 28,4% doanh nghiệp xuất khẩu, trong khi nhóm tài nguyên dẫn dắt chỉ có R&amp;D 7,0% và 11,7% doanh nghiệp xuất khẩu (Chuyên đề 1). Về phân phối, hai nền lớn nhất Vùng Vịnh có phân tán năng suất trong đợt hẹp nhất toàn pool (Saudi Arabia 0,49; Qatar 0,33 — so với Singapore 1,08, chênh hơn 2 lần) — biểu hiện của kinh tế nhà nước tô (rentier economy) nơi phân phối lại từ xuất khẩu dầu mỏ thu hẹp khoảng cách năng suất giữa doanh nghiệp, nhưng không nhất thiết phản ánh hiệu quả doanh nghiệp đáng kể. Điều này gợi ý rằng việc gộp hai loại Advanced vào một nhóm duy nhất (như các nghiên cứu trước thường làm) sẽ che khuất cơ chế quan trọng này.</w:t>
+        <w:t xml:space="preserve">Phát hiện quan trọng nhất từ thực trạng mô tả là sự phân biệt nội bộ trong nhóm Advanced. Hai phân nhóm cùng mức thu nhập cao nhưng đối lập về cấu trúc: nhóm đổi mới sáng tạo dẫn dắt có R&amp;D 20,5%, ISO 35,0% và 28,4% doanh nghiệp xuất khẩu, trong khi nhóm tài nguyên dẫn dắt chỉ có R&amp;D 7,0% và 11,7% doanh nghiệp xuất khẩu (Chuyên đề 1). Về phân phối, hai nền lớn nhất Vùng Vịnh có phân tán năng suất trong đợt hẹp nhất toàn pool (Saudi Arabia 0,49; Qatar 0,33, so với Singapore 1,08, chênh hơn 2 lần), biểu hiện của kinh tế nhà nước tô (rentier economy) nơi phân phối lại từ xuất khẩu dầu mỏ thu hẹp khoảng cách năng suất giữa doanh nghiệp, nhưng không nhất thiết phản ánh hiệu quả doanh nghiệp đáng kể. Điều này gợi ý rằng việc gộp hai loại Advanced vào một nhóm duy nhất (như các nghiên cứu trước thường làm) sẽ che khuất cơ chế quan trọng này.</w:t>
       </w:r>
     </w:p>
     <w:p>
@@ -24437,7 +24401,7 @@
         <w:pStyle w:val="BodyText"/>
       </w:pPr>
       <w:r>
-        <w:t xml:space="preserve">Sự gia tăng của độ phân tán năng suất trong đợt theo gradient ICRV (từ ~12 lần lên ~30 lần ở tỷ số P90/P10) không chỉ là một quan sát mô tả mà còn nhất quán với khung lý thuyết phân bổ sai nguồn lực (resource misallocation) của Hsieh và Klenow (2009): trong môi trường thể chế yếu, các rào cản thị trường — tiếp cận tài chính hạn chế, thực thi hợp đồng kém, méo mó chính sách — ngăn nguồn lực dịch chuyển từ doanh nghiệp kém hiệu quả sang doanh nghiệp hiệu quả hơn, khiến phương sai năng suất giữa các doanh nghiệp nới rộng. Theo logic này, độ phân tán năng suất cao ở Nhóm V–VI</w:t>
+        <w:t xml:space="preserve">Sự gia tăng của độ phân tán năng suất trong đợt theo gradient ICRV (từ ~12 lần lên ~30 lần ở tỷ số P90/P10) không chỉ là một quan sát mô tả mà còn nhất quán với khung lý thuyết phân bổ sai nguồn lực (resource misallocation) của Hsieh và Klenow (2009): trong môi trường thể chế yếu, các rào cản thị trường, tiếp cận tài chính hạn chế, thực thi hợp đồng kém, méo mó chính sách, ngăn nguồn lực dịch chuyển từ doanh nghiệp kém hiệu quả sang doanh nghiệp hiệu quả hơn, khiến phương sai năng suất giữa các doanh nghiệp nới rộng. Theo logic này, độ phân tán năng suất cao ở Nhóm V–VI</w:t>
       </w:r>
       <w:r>
         <w:t xml:space="preserve"> </w:t>
@@ -24608,7 +24572,7 @@
         <w:pStyle w:val="Heading3"/>
       </w:pPr>
       <w:r>
-        <w:t xml:space="preserve">4.1.2 Thực trạng quốc tế hóa — phân cực tham gia xuất khẩu</w:t>
+        <w:t xml:space="preserve">4.1.2 Thực trạng quốc tế hóa: phân cực tham gia xuất khẩu</w:t>
       </w:r>
     </w:p>
     <w:p>
@@ -24616,7 +24580,7 @@
         <w:pStyle w:val="FirstParagraph"/>
       </w:pPr>
       <w:r>
-        <w:t xml:space="preserve">Trung vị FSTS bằng 0% trong tất cả các phân nhóm — chỉ 15–23% doanh nghiệp tham gia xuất khẩu tùy theo bối cảnh. Phân phối FSTS có dạng phân cực mạnh: đại đa số không xuất khẩu, trong khi một thiểu số nhỏ có tỷ lệ xuất khẩu rất cao. Phân cực này đặt ra vấn đề phương pháp quan trọng cho nghiên cứu I–P: kết quả hồi quy trên toàn mẫu bị kéo bởi hành vi của thiểu số xuất khẩu tích cực.</w:t>
+        <w:t xml:space="preserve">Trung vị FSTS bằng 0% trong tất cả các phân nhóm, chỉ 15–23% doanh nghiệp tham gia xuất khẩu tùy theo bối cảnh. Phân phối FSTS có dạng phân cực mạnh: đại đa số không xuất khẩu, trong khi một thiểu số nhỏ có tỷ lệ xuất khẩu rất cao. Phân cực này đặt ra vấn đề phương pháp quan trọng cho nghiên cứu I–P: kết quả hồi quy trên toàn mẫu bị kéo bởi hành vi của thiểu số xuất khẩu tích cực.</w:t>
       </w:r>
     </w:p>
     <w:p>
@@ -25287,7 +25251,7 @@
         <w:t xml:space="preserve"> </w:t>
       </w:r>
       <w:r>
-        <w:t xml:space="preserve">và đổi mới quy trình cao nhất (24,7%), trong khi website (41,5%) ngang nhóm Đang nổi (40,9%) dù GNI thấp hơn đáng kể — phản ánh đổi mới bằng nguồn lực hạn chế (frugal innovation) như công cụ sinh tồn chứ không phải tối ưu hóa hiệu quả. Kết quả này hỗ trợ lập luận lý thuyết về sự phân biệt giữa DAI (chấp nhận số bề mặt) và TCI (năng lực công nghệ chiều sâu): SIDS đổi mới/áp dụng số ở bề mặt cao nhưng năng lực công nghệ chiều sâu (R&amp;D 10,2%, ISO 12,2%) thấp nhất, và đây là nhóm duy nhất có quan hệ I–P âm đơn điệu (FIP).</w:t>
+        <w:t xml:space="preserve">và đổi mới quy trình cao nhất (24,7%), trong khi website (41,5%) ngang nhóm Đang nổi (40,9%) dù GNI thấp hơn đáng kể, phản ánh đổi mới bằng nguồn lực hạn chế (frugal innovation) như công cụ sinh tồn chứ không phải tối ưu hóa hiệu quả. Kết quả này hỗ trợ lập luận lý thuyết về sự phân biệt giữa DAI (chấp nhận số bề mặt) và TCI (năng lực công nghệ chiều sâu): SIDS đổi mới/áp dụng số ở bề mặt cao nhưng năng lực công nghệ chiều sâu (R&amp;D 10,2%, ISO 12,2%) thấp nhất, và đây là nhóm duy nhất có quan hệ I–P âm đơn điệu (FIP).</w:t>
       </w:r>
     </w:p>
     <w:p>
@@ -25295,7 +25259,7 @@
         <w:pStyle w:val="BodyText"/>
       </w:pPr>
       <w:r>
-        <w:t xml:space="preserve">Một biểu hiện khác của bão hòa Tier-1 nằm ở tương quan giữa website và năng suất: phần bù tương quan của DAI Tier-1 thấp nhất ở nhóm Advanced đổi mới (+0,098, so với +0,180–0,201 ở các nhóm chuyển đổi và tài nguyên — Chuyên đề 1, Bảng 2.3.8.1) dù tỷ lệ có website của nhóm này cao nhất (61,7%). Khi một chỉ báo nhị phân tiệm cận bão hòa, phương sai của nó co lại và nhóm</w:t>
+        <w:t xml:space="preserve">Một biểu hiện khác của bão hòa Tier-1 nằm ở tương quan giữa website và năng suất: phần bù tương quan của DAI Tier-1 thấp nhất ở nhóm Advanced đổi mới (+0,098, so với +0,180–0,201 ở các nhóm chuyển đổi và tài nguyên, Chuyên đề 1, Bảng 2.3.8.1) dù tỷ lệ có website của nhóm này cao nhất (61,7%). Khi một chỉ báo nhị phân tiệm cận bão hòa, phương sai của nó co lại và nhóm</w:t>
       </w:r>
       <w:r>
         <w:t xml:space="preserve"> </w:t>
@@ -25313,7 +25277,7 @@
         <w:t xml:space="preserve"> </w:t>
       </w:r>
       <w:r>
-        <w:t xml:space="preserve">còn lại mang tính chọn lọc đặc thù, nên hệ số đo được phản ánh giới hạn của thước đo Tier-1 nhiều hơn là giới hạn của số hóa — một vấn đề đo lường cần phân biệt với quan hệ nhân quả thực.</w:t>
+        <w:t xml:space="preserve">còn lại mang tính chọn lọc đặc thù, nên hệ số đo được phản ánh giới hạn của thước đo Tier-1 nhiều hơn là giới hạn của số hóa, một vấn đề đo lường cần phân biệt với quan hệ nhân quả thực.</w:t>
       </w:r>
     </w:p>
     <w:bookmarkEnd w:id="124"/>
@@ -25331,7 +25295,7 @@
         <w:pStyle w:val="FirstParagraph"/>
       </w:pPr>
       <w:r>
-        <w:t xml:space="preserve">Phân tích thực trạng xác định bốn rào cản cấu trúc phổ biến nhất ảnh hưởng đến khả năng quốc tế hóa và hiệu quả doanh nghiệp tại châu Á: (i) tiếp cận tài chính hạn chế — đặc biệt nghiêm trọng ở Emerging và Lower-middle transition (Nhóm V–IV); (ii) thiếu hụt lao động có kỹ năng; (iii) cạnh tranh từ doanh nghiệp phi chính thức; và (iv) nguồn cung điện không đáng tin cậy. Bốn rào cản này hình thành</w:t>
+        <w:t xml:space="preserve">Phân tích thực trạng xác định bốn rào cản cấu trúc phổ biến nhất ảnh hưởng đến khả năng quốc tế hóa và hiệu quả doanh nghiệp tại châu Á: (i) tiếp cận tài chính hạn chế, đặc biệt nghiêm trọng ở Emerging và Lower-middle transition (Nhóm V–IV); (ii) thiếu hụt lao động có kỹ năng; (iii) cạnh tranh từ doanh nghiệp phi chính thức; và (iv) nguồn cung điện không đáng tin cậy. Bốn rào cản này hình thành</w:t>
       </w:r>
       <w:r>
         <w:t xml:space="preserve"> </w:t>
@@ -25367,7 +25331,7 @@
         <w:pStyle w:val="Heading2"/>
       </w:pPr>
       <w:r>
-        <w:t xml:space="preserve">4.2 Kết quả tổng hợp định lượng — Meta-analysis ba tầng (P6)</w:t>
+        <w:t xml:space="preserve">4.2 Kết quả tổng hợp định lượng: Meta-analysis ba tầng (P6)</w:t>
       </w:r>
     </w:p>
     <w:bookmarkStart w:id="127" w:name="chỉ-số-hiệu-ứng-tổng-hợp"/>
@@ -25384,7 +25348,7 @@
         <w:pStyle w:val="FirstParagraph"/>
       </w:pPr>
       <w:r>
-        <w:t xml:space="preserve">Phân tích meta-analytic tổng hợp ba tầng (three-level multilevel meta-analysis — MARA) được tiến hành trên tập dữ liệu gồm</w:t>
+        <w:t xml:space="preserve">Phân tích meta-analytic tổng hợp ba tầng (three-level multilevel meta-analysis, MARA) được tiến hành trên tập dữ liệu gồm</w:t>
       </w:r>
       <w:r>
         <w:t xml:space="preserve"> </w:t>
@@ -25510,10 +25474,7 @@
         </m:r>
       </m:oMath>
       <w:r>
-        <w:t xml:space="preserve"> </w:t>
-      </w:r>
-      <w:r>
-        <w:t xml:space="preserve">— sự hội tụ này tạo ra bằng chứng chéo vững chắc khi mở rộng pool lên gần gấp đôi số nghiên cứu.</w:t>
+        <w:t xml:space="preserve">, sự hội tụ này tạo ra bằng chứng chéo vững chắc khi mở rộng pool lên gần gấp đôi số nghiên cứu.</w:t>
       </w:r>
     </w:p>
     <w:bookmarkEnd w:id="127"/>
@@ -25657,7 +25618,7 @@
         <w:t xml:space="preserve"> </w:t>
       </w:r>
       <w:r>
-        <w:t xml:space="preserve">tổng phương sai — đây là nguồn dị biệt chủ đạo.</w:t>
+        <w:t xml:space="preserve">tổng phương sai, đây là nguồn dị biệt chủ đạo.</w:t>
       </w:r>
     </w:p>
     <w:p>
@@ -25752,7 +25713,7 @@
         <w:pStyle w:val="Heading3"/>
       </w:pPr>
       <w:r>
-        <w:t xml:space="preserve">4.2.3 Điều tiết bởi chế độ thể chế — ICRV moderation</w:t>
+        <w:t xml:space="preserve">4.2.3 Điều tiết bởi chế độ thể chế: ICRV moderation</w:t>
       </w:r>
     </w:p>
     <w:p>
@@ -25847,7 +25808,7 @@
         </m:r>
       </m:oMath>
       <w:r>
-        <w:t xml:space="preserve">. Điều này xác nhận rằng chế độ thể chế — được phân loại thành sáu nhóm từ Advanced Innovation-Driven (Nhóm I: Singapore, Hong Kong, Đài Loan, Hàn Quốc) đến SIDS (Nhóm VI) — là moderator có ý nghĩa thực sự cho mối quan hệ tổng hợp I–P trong văn liệu. Kiểm định</w:t>
+        <w:t xml:space="preserve">. Điều này xác nhận rằng chế độ thể chế, được phân loại thành sáu nhóm từ Advanced Innovation-Driven (Nhóm I: Singapore, Hong Kong, Đài Loan, Hàn Quốc) đến SIDS (Nhóm VI), là moderator có ý nghĩa thực sự cho mối quan hệ tổng hợp I–P trong văn liệu. Kiểm định</w:t>
       </w:r>
       <w:r>
         <w:t xml:space="preserve"> </w:t>
@@ -25901,17 +25862,17 @@
         <w:pStyle w:val="BodyText"/>
       </w:pPr>
       <w:r>
-        <w:t xml:space="preserve">Gradient theo ICRV hiện diện rõ ràng trong kết quả: các nền kinh tế Advanced Innovation-Driven có hiệu ứng I–P lớn hơn so với các nền kinh tế Frontier hay SIDS (theo phân loại 5-regime của P6). Kết quả này nhất quán với cơ chế lý thuyết từ Institutional Theory — môi trường thể chế chất lượng cao tạo điều kiện để doanh nghiệp chuyển hóa quốc tế hóa thành hiệu quả dễ dàng hơn (North, 1990; Marano et al., 2016).</w:t>
-      </w:r>
-      <w:r>
-        <w:t xml:space="preserve"> </w:t>
-      </w:r>
-      <w:r>
-        <w:rPr>
-          <w:iCs/>
-          <w:i/>
-        </w:rPr>
-        <w:t xml:space="preserve">(Lưu ý phân loại: P6 — meta-analysis cấp nghiên cứu — dùng hệ ICRV 5-regime rút gọn [I Advanced-Innovation, II Upper-Middle, III Emerging, FR Frontier/SIDS, MX Mixed], khác với hệ 6 nhóm cấp doanh nghiệp dùng ở §4.1 và §4.6; nhóm</w:t>
+        <w:t xml:space="preserve">Gradient theo ICRV hiện diện rõ ràng trong kết quả: các nền kinh tế Advanced Innovation-Driven có hiệu ứng I–P lớn hơn so với các nền kinh tế Frontier hay SIDS (theo phân loại 5-regime của P6). Kết quả này nhất quán với cơ chế lý thuyết từ Institutional Theory, môi trường thể chế chất lượng cao tạo điều kiện để doanh nghiệp chuyển hóa quốc tế hóa thành hiệu quả dễ dàng hơn (North, 1990; Marano et al., 2016).</w:t>
+      </w:r>
+      <w:r>
+        <w:t xml:space="preserve"> </w:t>
+      </w:r>
+      <w:r>
+        <w:rPr>
+          <w:iCs/>
+          <w:i/>
+        </w:rPr>
+        <w:t xml:space="preserve">(Lưu ý phân loại: P6, meta-analysis cấp nghiên cứu, dùng hệ ICRV 5-regime rút gọn [I Advanced-Innovation, II Upper-Middle, III Emerging, FR Frontier/SIDS, MX Mixed], khác với hệ 6 nhóm cấp doanh nghiệp dùng ở §4.1 và §4.6; nhóm</w:t>
       </w:r>
       <w:r>
         <w:rPr>
@@ -26084,7 +26045,7 @@
         </m:r>
       </m:oMath>
       <w:r>
-        <w:t xml:space="preserve">) — sát ngưỡng</w:t>
+        <w:t xml:space="preserve">), sát ngưỡng</w:t>
       </w:r>
       <w:r>
         <w:t xml:space="preserve"> </w:t>
@@ -26193,7 +26154,7 @@
         </m:r>
       </m:oMath>
       <w:r>
-        <w:t xml:space="preserve">) — có ý nghĩa thống kê rõ ràng, cho thấy các nghiên cứu với sai số chuẩn lớn hơn (mẫu nhỏ hơn) có xu hướng báo cáo effect size thấp hơn, phù hợp với lệch lạc công bố ưu tiên kết quả dương tính.</w:t>
+        <w:t xml:space="preserve">), có ý nghĩa thống kê rõ ràng, cho thấy các nghiên cứu với sai số chuẩn lớn hơn (mẫu nhỏ hơn) có xu hướng báo cáo effect size thấp hơn, phù hợp với lệch lạc công bố ưu tiên kết quả dương tính.</w:t>
       </w:r>
       <w:r>
         <w:t xml:space="preserve"> </w:t>
@@ -26296,7 +26257,7 @@
         <w:t xml:space="preserve"> </w:t>
       </w:r>
       <w:r>
-        <w:t xml:space="preserve">nghiên cứu được imputed) — mức điều chỉnh đáng kể nhưng không đổi chiều hướng tích cực của quan hệ tổng hợp.</w:t>
+        <w:t xml:space="preserve">nghiên cứu được imputed), mức điều chỉnh đáng kể nhưng không đổi chiều hướng tích cực của quan hệ tổng hợp.</w:t>
       </w:r>
       <w:r>
         <w:t xml:space="preserve"> </w:t>
@@ -26481,7 +26442,7 @@
         <w:pStyle w:val="Heading2"/>
       </w:pPr>
       <w:r>
-        <w:t xml:space="preserve">4.3 Kết quả bối cảnh thể chế tiên tiến — Đổi mới: Singapore (P4)</w:t>
+        <w:t xml:space="preserve">4.3 Kết quả bối cảnh thể chế tiên tiến: Đổi mới: Singapore (P4)</w:t>
       </w:r>
     </w:p>
     <w:bookmarkStart w:id="132" w:name="xác-nhận-quan-hệ-phi-tuyến-chữ-u-ngược"/>
@@ -26865,7 +26826,7 @@
         <w:t xml:space="preserve"> </w:t>
       </w:r>
       <w:r>
-        <w:t xml:space="preserve">(consistent but underpowered evidence) — không bác bỏ giả thuyết nhưng cũng không tuyên bố xác nhận dứt khoát.</w:t>
+        <w:t xml:space="preserve">(consistent but underpowered evidence), không bác bỏ giả thuyết nhưng cũng không tuyên bố xác nhận dứt khoát.</w:t>
       </w:r>
     </w:p>
     <w:p>
@@ -26900,7 +26861,7 @@
         <w:pStyle w:val="FirstParagraph"/>
       </w:pPr>
       <w:r>
-        <w:t xml:space="preserve">Phân tích hai giai đoạn trên dữ liệu WBES Trung Quốc (Nhóm III — Upper-middle) giai đoạn 2012–2024 xác nhận dạng quan hệ phi tuyến chữ U ngược giữa FSTS và hiệu quả hoạt động doanh nghiệp. Điểm turning point được ước lượng tại:</w:t>
+        <w:t xml:space="preserve">Phân tích hai giai đoạn trên dữ liệu WBES Trung Quốc (Nhóm III, Upper-middle) giai đoạn 2012–2024 xác nhận dạng quan hệ phi tuyến chữ U ngược giữa FSTS và hiệu quả hoạt động doanh nghiệp. Điểm turning point được ước lượng tại:</w:t>
       </w:r>
     </w:p>
     <w:p>
@@ -26975,7 +26936,7 @@
         <w:pStyle w:val="Heading3"/>
       </w:pPr>
       <w:r>
-        <w:t xml:space="preserve">4.4.2 Kiểm định tính ổn định theo thời gian — Temporal Stability</w:t>
+        <w:t xml:space="preserve">4.4.2 Kiểm định tính ổn định theo thời gian: Temporal Stability</w:t>
       </w:r>
     </w:p>
     <w:p>
@@ -26983,7 +26944,7 @@
         <w:pStyle w:val="FirstParagraph"/>
       </w:pPr>
       <w:r>
-        <w:t xml:space="preserve">Luận án đặt câu hỏi thực nghiệm quan trọng: liệu hình dạng phi tuyến và điểm turning point có thay đổi qua thập kỷ 2012–2024 — giai đoạn Trung Quốc chứng kiến nhiều thay đổi chính sách thương mại, căng thẳng địa chính trị và chuyển đổi số mạnh mẽ? Kiểm định Paternoster cho kết quả</w:t>
+        <w:t xml:space="preserve">Luận án đặt câu hỏi thực nghiệm quan trọng: liệu hình dạng phi tuyến và điểm turning point có thay đổi qua thập kỷ 2012–2024, giai đoạn Trung Quốc chứng kiến nhiều thay đổi chính sách thương mại, căng thẳng địa chính trị và chuyển đổi số mạnh mẽ? Kiểm định Paternoster cho kết quả</w:t>
       </w:r>
       <w:r>
         <w:t xml:space="preserve"> </w:t>
@@ -27111,7 +27072,7 @@
         <w:t xml:space="preserve"> </w:t>
       </w:r>
       <w:r>
-        <w:t xml:space="preserve">(vế FSTS²) — không có ý nghĩa thống kê. Điều này xác nhận rằng</w:t>
+        <w:t xml:space="preserve">(vế FSTS²), không có ý nghĩa thống kê. Điều này xác nhận rằng</w:t>
       </w:r>
       <w:r>
         <w:t xml:space="preserve"> </w:t>
@@ -27187,10 +27148,7 @@
         </m:r>
       </m:oMath>
       <w:r>
-        <w:t xml:space="preserve"> </w:t>
-      </w:r>
-      <w:r>
-        <w:t xml:space="preserve">— không có ý nghĩa thống kê, nghĩa là hình dạng tổng thể của quan hệ phi tuyến không biến đổi đáng kể qua giai đoạn phân tích. Phát hiện này cho thấy trong bối cảnh Upper-middle như Trung Quốc, cơ chế căn bản của quan hệ I–P duy trì tính ổn định đáng kể — có thể phản ánh sự bù trừ giữa chi phí thích ứng tăng lên do chính sách thương mại khó đoán và năng lực tổ chức ngày càng trưởng thành của các doanh nghiệp xuất khẩu Trung Quốc.</w:t>
+        <w:t xml:space="preserve">, không có ý nghĩa thống kê, nghĩa là hình dạng tổng thể của quan hệ phi tuyến không biến đổi đáng kể qua giai đoạn phân tích. Phát hiện này cho thấy trong bối cảnh Upper-middle như Trung Quốc, cơ chế căn bản của quan hệ I–P duy trì tính ổn định đáng kể, có thể phản ánh sự bù trừ giữa chi phí thích ứng tăng lên do chính sách thương mại khó đoán và năng lực tổ chức ngày càng trưởng thành của các doanh nghiệp xuất khẩu Trung Quốc.</w:t>
       </w:r>
     </w:p>
     <w:bookmarkEnd w:id="137"/>
@@ -27290,7 +27248,7 @@
         <w:pStyle w:val="Heading2"/>
       </w:pPr>
       <w:r>
-        <w:t xml:space="preserve">4.5 Kết quả bối cảnh chuyển đổi bậc thấp—trung: Việt Nam (P3)</w:t>
+        <w:t xml:space="preserve">4.5 Kết quả bối cảnh chuyển đổi bậc thấp–trung: Việt Nam (P3)</w:t>
       </w:r>
     </w:p>
     <w:bookmarkStart w:id="140" w:name="Xfa9060265c18c079d3fb45cfff0778bcd89c27e"/>
@@ -27307,7 +27265,7 @@
         <w:pStyle w:val="FirstParagraph"/>
       </w:pPr>
       <w:r>
-        <w:t xml:space="preserve">Phân tích hồi quy bảng (panel regression) trên ba làn sóng khảo sát WBES Việt Nam (2009, 2015, 2023) xác nhận dạng phi tuyến chữ U ngược. Mô hình M4 — mô hình chính — cho kết quả:</w:t>
+        <w:t xml:space="preserve">Phân tích hồi quy bảng (panel regression) trên ba làn sóng khảo sát WBES Việt Nam (2009, 2015, 2023) xác nhận dạng phi tuyến chữ U ngược. Mô hình M4, mô hình chính, cho kết quả:</w:t>
       </w:r>
     </w:p>
     <w:p>
@@ -27487,10 +27445,7 @@
         </m:r>
       </m:oMath>
       <w:r>
-        <w:t xml:space="preserve"> </w:t>
-      </w:r>
-      <w:r>
-        <w:t xml:space="preserve">— bằng chứng thống kê mạnh nhất trong tất cả các mẫu quốc gia của luận án.</w:t>
+        <w:t xml:space="preserve">, bằng chứng thống kê mạnh nhất trong tất cả các mẫu quốc gia của luận án.</w:t>
       </w:r>
     </w:p>
     <w:bookmarkEnd w:id="140"/>
@@ -27750,10 +27705,7 @@
         </m:r>
       </m:oMath>
       <w:r>
-        <w:t xml:space="preserve"> </w:t>
-      </w:r>
-      <w:r>
-        <w:t xml:space="preserve">— có ý nghĩa thống kê, cho thấy turning point đã dịch chuyển đáng kể từ 46,2% xuống 39,3% giữa hai làn sóng.</w:t>
+        <w:t xml:space="preserve">, có ý nghĩa thống kê, cho thấy turning point đã dịch chuyển đáng kể từ 46,2% xuống 39,3% giữa hai làn sóng.</w:t>
       </w:r>
     </w:p>
     <w:bookmarkEnd w:id="141"/>
@@ -27763,7 +27715,7 @@
         <w:pStyle w:val="Heading3"/>
       </w:pPr>
       <w:r>
-        <w:t xml:space="preserve">4.5.3 Điều tiết bởi TCI — Tích cực và có ý nghĩa</w:t>
+        <w:t xml:space="preserve">4.5.3 Điều tiết bởi TCI: Tích cực và có ý nghĩa</w:t>
       </w:r>
     </w:p>
     <w:p>
@@ -27822,7 +27774,7 @@
         <w:t xml:space="preserve">dương và có ý nghĩa thống kê</w:t>
       </w:r>
       <w:r>
-        <w:t xml:space="preserve">: TCI làm nâng cao mặt bằng hiệu quả và khuếch đại tác động tích cực của quốc tế hóa. Doanh nghiệp Việt Nam có năng lực công nghệ tốt hơn (đo bằng TCI) đạt hiệu quả cao hơn từ quá trình quốc tế hóa — nhất quán với H2 trong khung lý thuyết CDCM.</w:t>
+        <w:t xml:space="preserve">: TCI làm nâng cao mặt bằng hiệu quả và khuếch đại tác động tích cực của quốc tế hóa. Doanh nghiệp Việt Nam có năng lực công nghệ tốt hơn (đo bằng TCI) đạt hiệu quả cao hơn từ quá trình quốc tế hóa, nhất quán với H2 trong khung lý thuyết CDCM.</w:t>
       </w:r>
     </w:p>
     <w:bookmarkEnd w:id="142"/>
@@ -27832,7 +27784,7 @@
         <w:pStyle w:val="Heading3"/>
       </w:pPr>
       <w:r>
-        <w:t xml:space="preserve">4.5.4 Điều tiết bởi DAI — Không có ý nghĩa</w:t>
+        <w:t xml:space="preserve">4.5.4 Điều tiết bởi DAI: Không có ý nghĩa</w:t>
       </w:r>
     </w:p>
     <w:p>
@@ -27950,7 +27902,7 @@
         <w:t xml:space="preserve"> </w:t>
       </w:r>
       <w:r>
-        <w:t xml:space="preserve">(mô hình M2 — quadratic FSTS không có biến kiểm soát). Khi bổ sung đầy đủ biến kiểm soát, mẫu hồi quy giảm xuống</w:t>
+        <w:t xml:space="preserve">(mô hình M2, quadratic FSTS không có biến kiểm soát). Khi bổ sung đầy đủ biến kiểm soát, mẫu hồi quy giảm xuống</w:t>
       </w:r>
       <w:r>
         <w:t xml:space="preserve"> </w:t>
@@ -27973,7 +27925,7 @@
         <w:t xml:space="preserve"> </w:t>
       </w:r>
       <w:r>
-        <w:t xml:space="preserve">quan sát (M3–M5), phản ánh missing data trong biến sở hữu nước ngoài và tuổi doanh nghiệp ở các nền kinh tế nhỏ và sóng WBES sớm. Mô hình M5 với country fixed effects và year fixed effects — cấu hình mạnh nhất về kiểm soát phương sai không quan sát (</w:t>
+        <w:t xml:space="preserve">quan sát (M3–M5), phản ánh missing data trong biến sở hữu nước ngoài và tuổi doanh nghiệp ở các nền kinh tế nhỏ và sóng WBES sớm. Mô hình M5 với country fixed effects và year fixed effects, cấu hình mạnh nhất về kiểm soát phương sai không quan sát (</w:t>
       </w:r>
       <m:oMath>
         <m:sSup>
@@ -28009,7 +27961,7 @@
         </m:r>
       </m:oMath>
       <w:r>
-        <w:t xml:space="preserve">) — ước lượng turning point tổng thể (pooled):</w:t>
+        <w:t xml:space="preserve">), ước lượng turning point tổng thể (pooled):</w:t>
       </w:r>
     </w:p>
     <w:p>
@@ -28224,7 +28176,7 @@
         <w:t xml:space="preserve"> </w:t>
       </w:r>
       <w:r>
-        <w:t xml:space="preserve">Mẫu phân tích của P7 được chốt tại 49 nền kinh tế với các đợt khảo sát đến thời điểm xây dựng bộ dữ liệu. Một số đợt khảo sát công bố sau thời điểm chốt mẫu — đáng chú ý là Nhật Bản 2025 (nền kinh tế lần đầu được WBES khảo sát, thuộc nhóm thể chế tiên tiến) và các đợt 2024–2026 của nhiều nền trong khung — nằm ngoài phạm vi ước lượng của luận án và tạo thành hướng mở rộng tự nhiên cho nghiên cứu tiếp theo (xem §5.5). Về mặt kỳ vọng, do mô hình dùng hiệu ứng cố định nền kinh tế và Nhật Bản có biến thiên quốc tế hóa thấp (FSTS trung bình khoảng 4%), việc bổ sung quan sát này nhiều khả năng chỉ tinh chỉnh ước lượng của Nhóm I mà không làm thay đổi gradient điểm uốn giữa các nhóm.</w:t>
+        <w:t xml:space="preserve">Mẫu phân tích của P7 được chốt tại 49 nền kinh tế với các đợt khảo sát đến thời điểm xây dựng bộ dữ liệu. Một số đợt khảo sát công bố sau thời điểm chốt mẫu, đáng chú ý là Nhật Bản 2025 (nền kinh tế lần đầu được WBES khảo sát, thuộc nhóm thể chế tiên tiến) và các đợt 2024–2026 của nhiều nền trong khung, nằm ngoài phạm vi ước lượng của luận án và tạo thành hướng mở rộng tự nhiên cho nghiên cứu tiếp theo (xem §5.5). Về mặt kỳ vọng, do mô hình dùng hiệu ứng cố định nền kinh tế và Nhật Bản có biến thiên quốc tế hóa thấp (FSTS trung bình khoảng 4%), việc bổ sung quan sát này nhiều khả năng chỉ tinh chỉnh ước lượng của Nhóm I mà không làm thay đổi gradient điểm uốn giữa các nhóm.</w:t>
       </w:r>
     </w:p>
     <w:bookmarkEnd w:id="145"/>
@@ -28234,7 +28186,7 @@
         <w:pStyle w:val="Heading3"/>
       </w:pPr>
       <w:r>
-        <w:t xml:space="preserve">4.6.2 Gradient ICRV — Xác nhận H5</w:t>
+        <w:t xml:space="preserve">4.6.2 Gradient ICRV: Xác nhận H5</w:t>
       </w:r>
     </w:p>
     <w:p>
@@ -28338,7 +28290,7 @@
         <w:pStyle w:val="FirstParagraph"/>
       </w:pPr>
       <w:r>
-        <w:t xml:space="preserve">Gradient này nhất quán với dự đoán của Institutional Theory: trong môi trường thể chế mạnh (Nhóm I), doanh nghiệp hoàn thu chi phí quốc tế hóa tại mức FSTS thấp hơn, tức là đạt đỉnh hiệu quả sớm hơn. Ngược lại, tại các nền kinh tế thể chế yếu (Nhóm V–VI), doanh nghiệp cần mức độ quốc tế hóa cao hơn để bù đắp chi phí giao dịch và bất định thể chế, nên turning point xuất hiện muộn hơn — ở mức FSTS cao hơn.</w:t>
+        <w:t xml:space="preserve">Gradient này nhất quán với dự đoán của Institutional Theory: trong môi trường thể chế mạnh (Nhóm I), doanh nghiệp hoàn thu chi phí quốc tế hóa tại mức FSTS thấp hơn, tức là đạt đỉnh hiệu quả sớm hơn. Ngược lại, tại các nền kinh tế thể chế yếu (Nhóm V–VI), doanh nghiệp cần mức độ quốc tế hóa cao hơn để bù đắp chi phí giao dịch và bất định thể chế, nên turning point xuất hiện muộn hơn, ở mức FSTS cao hơn.</w:t>
       </w:r>
     </w:p>
     <w:p>
@@ -28430,7 +28382,7 @@
         </m:r>
       </m:oMath>
       <w:r>
-        <w:t xml:space="preserve">). Hai nguồn bằng chứng độc lập — meta-analytic và primary empirical — cùng chỉ ra gradient ICRV, tạo ra independent confirmation có giá trị.</w:t>
+        <w:t xml:space="preserve">). Hai nguồn bằng chứng độc lập, meta-analytic và primary empirical, cùng chỉ ra gradient ICRV, tạo ra independent confirmation có giá trị.</w:t>
       </w:r>
     </w:p>
     <w:p>
@@ -28552,7 +28504,7 @@
         <w:t xml:space="preserve">TCI</w:t>
       </w:r>
       <w:r>
-        <w:t xml:space="preserve">: có ý nghĩa thống kê dương trên toàn mẫu — một đơn vị độ lệch chuẩn tăng TCI nâng năng suất lao động khoảng 41% (exp(0,344)−1). Tuy nhiên, các tương tác FSTS×TCI và FSTS²×TCI</w:t>
+        <w:t xml:space="preserve">: có ý nghĩa thống kê dương trên toàn mẫu, một đơn vị độ lệch chuẩn tăng TCI nâng năng suất lao động khoảng 41% (exp(0,344)−1). Tuy nhiên, các tương tác FSTS×TCI và FSTS²×TCI</w:t>
       </w:r>
       <w:r>
         <w:t xml:space="preserve"> </w:t>
@@ -28600,7 +28552,7 @@
         <w:t xml:space="preserve">DAI</w:t>
       </w:r>
       <w:r>
-        <w:t xml:space="preserve">: có ý nghĩa thống kê toàn mẫu — hiệu ứng trực tiếp</w:t>
+        <w:t xml:space="preserve">: có ý nghĩa thống kê toàn mẫu, hiệu ứng trực tiếp</w:t>
       </w:r>
       <w:r>
         <w:t xml:space="preserve"> </w:t>
@@ -28890,7 +28842,7 @@
         </m:r>
       </m:oMath>
       <w:r>
-        <w:t xml:space="preserve">). Pattern âm rồi dương này cho thấy doanh nghiệp DAI cao có đường cong I–P phẳng hơn nhưng dịch lên — tổn thất hiệu suất ít hơn khi quốc tế hóa cao. Tương tác DAI×ICRV (</w:t>
+        <w:t xml:space="preserve">). Pattern âm rồi dương này cho thấy doanh nghiệp DAI cao có đường cong I–P phẳng hơn nhưng dịch lên, tổn thất hiệu suất ít hơn khi quốc tế hóa cao. Tương tác DAI×ICRV (</w:t>
       </w:r>
       <m:oMath>
         <m:r>
@@ -28931,7 +28883,7 @@
         <w:pStyle w:val="Heading2"/>
       </w:pPr>
       <w:r>
-        <w:t xml:space="preserve">4.7 Kết quả trường hợp biên SIDS — Các nền kinh tế đảo nhỏ đang phát triển (P8)</w:t>
+        <w:t xml:space="preserve">4.7 Kết quả trường hợp biên SIDS: Các nền kinh tế đảo nhỏ đang phát triển (P8)</w:t>
       </w:r>
     </w:p>
     <w:bookmarkStart w:id="152" w:name="đặc-điểm-mẫu-sids"/>
@@ -28948,7 +28900,7 @@
         <w:pStyle w:val="FirstParagraph"/>
       </w:pPr>
       <w:r>
-        <w:t xml:space="preserve">Phân tích P8 tập trung vào bảy quốc gia Pacific SIDS (Pacific Small Island Developing States — Nhóm VI) với tổng</w:t>
+        <w:t xml:space="preserve">Phân tích P8 tập trung vào bảy quốc gia Pacific SIDS (Pacific Small Island Developing States, Nhóm VI) với tổng</w:t>
       </w:r>
       <w:r>
         <w:t xml:space="preserve"> </w:t>
@@ -29017,7 +28969,7 @@
         <w:pStyle w:val="Heading3"/>
       </w:pPr>
       <w:r>
-        <w:t xml:space="preserve">4.7.2 Hiệu ứng âm đơn điệu — Forced Internationalization Penalty (FIP)</w:t>
+        <w:t xml:space="preserve">4.7.2 Hiệu ứng âm đơn điệu: Forced Internationalization Penalty (FIP)</w:t>
       </w:r>
     </w:p>
     <w:p>
@@ -29202,10 +29154,7 @@
         <w:t xml:space="preserve">thấp hơn</w:t>
       </w:r>
       <w:r>
-        <w:t xml:space="preserve"> </w:t>
-      </w:r>
-      <w:r>
-        <w:t xml:space="preserve">— quan hệ âm đơn điệu. Trong mẫu chỉ gồm doanh nghiệp xuất khẩu (exporters-only, N = 26 — rất nhỏ), hệ số vẫn âm nhưng không đạt ý nghĩa thống kê (thiếu công suất):</w:t>
+        <w:t xml:space="preserve">, quan hệ âm đơn điệu. Trong mẫu chỉ gồm doanh nghiệp xuất khẩu (exporters-only, N = 26, rất nhỏ), hệ số vẫn âm nhưng không đạt ý nghĩa thống kê (thiếu công suất):</w:t>
       </w:r>
     </w:p>
     <w:p>
@@ -29368,7 +29317,7 @@
         <w:t xml:space="preserve"> </w:t>
       </w:r>
       <w:r>
-        <w:t xml:space="preserve">(monotone decline) — không có turning point trong phạm vi dữ liệu.</w:t>
+        <w:t xml:space="preserve">(monotone decline), không có turning point trong phạm vi dữ liệu.</w:t>
       </w:r>
     </w:p>
     <w:bookmarkEnd w:id="153"/>
@@ -29399,10 +29348,7 @@
         <w:t xml:space="preserve">Forced Internationalization Penalty (FIP)</w:t>
       </w:r>
       <w:r>
-        <w:t xml:space="preserve"> </w:t>
-      </w:r>
-      <w:r>
-        <w:t xml:space="preserve">— gánh nặng quốc tế hóa bắt buộc — một construct lý thuyết mới chưa có trong literature IB trước đây. Cơ chế giải thích gồm ba yếu tố cấu trúc đặc thù của SIDS: (1) thị trường nội địa quá nhỏ, buộc doanh nghiệp SIDS xuất khẩu không phải vì có lợi thế cạnh tranh mà vì nhu cầu nội địa không đủ để duy trì hoạt động; (2) chi phí hậu cần và tiếp cận thị trường cực cao do vị trí địa lý xa xôi và phân tán; và (3) thiếu hỗ trợ thể chế và năng lực xuất khẩu.</w:t>
+        <w:t xml:space="preserve">, gánh nặng quốc tế hóa bắt buộc, một construct lý thuyết mới chưa có trong literature IB trước đây. Cơ chế giải thích gồm ba yếu tố cấu trúc đặc thù của SIDS: (1) thị trường nội địa quá nhỏ, buộc doanh nghiệp SIDS xuất khẩu không phải vì có lợi thế cạnh tranh mà vì nhu cầu nội địa không đủ để duy trì hoạt động; (2) chi phí hậu cần và tiếp cận thị trường cực cao do vị trí địa lý xa xôi và phân tán; và (3) thiếu hỗ trợ thể chế và năng lực xuất khẩu.</w:t>
       </w:r>
     </w:p>
     <w:p>
@@ -29410,7 +29356,7 @@
         <w:pStyle w:val="BodyText"/>
       </w:pPr>
       <w:r>
-        <w:t xml:space="preserve">Kết quả FIP là đóng góp lý thuyết gốc của luận án — lần đầu tiên được ghi nhận và đặt tên trong literature internationalization–firm performance cho khu vực Thái Bình Dương.</w:t>
+        <w:t xml:space="preserve">Kết quả FIP là đóng góp lý thuyết gốc của luận án, lần đầu tiên được ghi nhận và đặt tên trong literature internationalization–firm performance cho khu vực Thái Bình Dương.</w:t>
       </w:r>
     </w:p>
     <w:p>
@@ -30960,7 +30906,7 @@
           <w:iCs/>
           <w:i/>
         </w:rPr>
-        <w:t xml:space="preserve">Nguồn: phân tích Ấn Độ của tác giả (nghiên cứu thành phần P9), mở rộng công trình đã công bố Do và Phan (2025, IntechOpen — phân tích 380 doanh nghiệp WBES Ấn Độ, ước lượng FGLS); bản thảo mở rộng kiểm định độ bền ngưỡng I–P qua ba đợt 2014–2025 đang chuẩn bị cho MIR/IJOEM.</w:t>
+        <w:t xml:space="preserve">Nguồn: phân tích Ấn Độ của tác giả (nghiên cứu thành phần P9), mở rộng công trình đã công bố Do và Phan (2025, IntechOpen, phân tích 380 doanh nghiệp WBES Ấn Độ, ước lượng FGLS); bản thảo mở rộng kiểm định độ bền ngưỡng I–P qua ba đợt 2014–2025 đang chuẩn bị cho MIR/IJOEM.</w:t>
       </w:r>
     </w:p>
     <w:p>
@@ -32753,7 +32699,7 @@
         <w:pStyle w:val="Heading3"/>
       </w:pPr>
       <w:r>
-        <w:t xml:space="preserve">5.1.1 ICRV Gradient — Xác nhận H5 và tầng thể chế của CDCM</w:t>
+        <w:t xml:space="preserve">5.1.1 ICRV Gradient: Xác nhận H5 và tầng thể chế của CDCM</w:t>
       </w:r>
     </w:p>
     <w:p>
@@ -32771,10 +32717,10 @@
           <w:bCs/>
           <w:b/>
         </w:rPr>
-        <w:t xml:space="preserve">gradient ICRV (Biến thiên chế độ bối cảnh thể chế — Institutional Context Regime Variation)</w:t>
-      </w:r>
-      <w:r>
-        <w:t xml:space="preserve">: cùng một mức độ quốc tế hóa (FSTS) mang lại hiệu quả rất khác nhau tùy thuộc vào chế độ thể chế mà doanh nghiệp hoạt động. Bằng chứng từ hai nguồn độc lập — phân tích meta-analytic (P6,</w:t>
+        <w:t xml:space="preserve">gradient ICRV (Biến thiên chế độ bối cảnh thể chế, Institutional Context Regime Variation)</w:t>
+      </w:r>
+      <w:r>
+        <w:t xml:space="preserve">: cùng một mức độ quốc tế hóa (FSTS) mang lại hiệu quả rất khác nhau tùy thuộc vào chế độ thể chế mà doanh nghiệp hoạt động. Bằng chứng từ hai nguồn độc lập, phân tích meta-analytic (P6,</w:t>
       </w:r>
       <w:r>
         <w:t xml:space="preserve"> </w:t>
@@ -32884,7 +32830,7 @@
         <w:t xml:space="preserve"> </w:t>
       </w:r>
       <w:r>
-        <w:t xml:space="preserve">quan sát từ 49 nền kinh tế) — đều chỉ đến cùng một kết luận: điểm uốn (turning point) của quan hệ I–P</w:t>
+        <w:t xml:space="preserve">quan sát từ 49 nền kinh tế), đều chỉ đến cùng một kết luận: điểm uốn (turning point) của quan hệ I–P</w:t>
       </w:r>
       <w:r>
         <w:t xml:space="preserve"> </w:t>
@@ -32900,7 +32846,7 @@
         <w:t xml:space="preserve"> </w:t>
       </w:r>
       <w:r>
-        <w:t xml:space="preserve">từ SIDS/Emerging (~55% FSTS) xuống Lower-middle transition, Upper-middle, Advanced Resource, và Advanced Innovation (~28% FSTS). Hay nói cách khác, nền kinh tế thể chế mạnh hơn đạt đỉnh hiệu quả xuất khẩu tại mức FSTS thấp hơn — doanh nghiệp không cần quốc tế hóa sâu để khai thác lợi thế cạnh tranh khi thể chế hỗ trợ đã vận hành tốt.</w:t>
+        <w:t xml:space="preserve">từ SIDS/Emerging (~55% FSTS) xuống Lower-middle transition, Upper-middle, Advanced Resource, và Advanced Innovation (~28% FSTS). Hay nói cách khác, nền kinh tế thể chế mạnh hơn đạt đỉnh hiệu quả xuất khẩu tại mức FSTS thấp hơn, doanh nghiệp không cần quốc tế hóa sâu để khai thác lợi thế cạnh tranh khi thể chế hỗ trợ đã vận hành tốt.</w:t>
       </w:r>
     </w:p>
     <w:p>
@@ -32921,10 +32867,7 @@
         <w:t xml:space="preserve">cả một chế độ thể chế</w:t>
       </w:r>
       <w:r>
-        <w:t xml:space="preserve"> </w:t>
-      </w:r>
-      <w:r>
-        <w:t xml:space="preserve">— được vận hành hóa thành sáu sub-regime ICRV — xác định điều kiện biên cho quan hệ I–P. Institutional Theory của North (1990) và Khanna và Palepu (2010) dự đoán rằng thể chế định hình chi phí giao dịch và cấu trúc khuyến khích; kết quả ICRV gradient là biểu hiện thực nghiệm của cơ chế này ở quy mô 49 nền kinh tế châu Á và Thái Bình Dương (P7).</w:t>
+        <w:t xml:space="preserve">, được vận hành hóa thành sáu sub-regime ICRV, xác định điều kiện biên cho quan hệ I–P. Institutional Theory của North (1990) và Khanna và Palepu (2010) dự đoán rằng thể chế định hình chi phí giao dịch và cấu trúc khuyến khích; kết quả ICRV gradient là biểu hiện thực nghiệm của cơ chế này ở quy mô 49 nền kinh tế châu Á và Thái Bình Dương (P7).</w:t>
       </w:r>
     </w:p>
     <w:p>
@@ -32968,7 +32911,7 @@
         <w:pStyle w:val="Heading3"/>
       </w:pPr>
       <w:r>
-        <w:t xml:space="preserve">5.1.2 TCI là Năng Lực Nền Tảng — Xác nhận H2</w:t>
+        <w:t xml:space="preserve">5.1.2 TCI là Năng Lực Nền Tảng: Xác nhận H2</w:t>
       </w:r>
     </w:p>
     <w:p>
@@ -33008,7 +32951,7 @@
         <w:t xml:space="preserve"> </w:t>
       </w:r>
       <w:r>
-        <w:t xml:space="preserve">tại bối cảnh quốc gia cụ thể (P3 Việt Nam — môi trường chuyển đổi với phân mảnh thể chế tạo điều kiện cho TCI reshaping hiệu ứng), không phổ quát trên toàn mẫu 49 nền kinh tế (P7: tương tác FSTS×TCI và FSTS²×TCI đều NS). H2 được</w:t>
+        <w:t xml:space="preserve">tại bối cảnh quốc gia cụ thể (P3 Việt Nam, môi trường chuyển đổi với phân mảnh thể chế tạo điều kiện cho TCI reshaping hiệu ứng), không phổ quát trên toàn mẫu 49 nền kinh tế (P7: tương tác FSTS×TCI và FSTS²×TCI đều NS). H2 được</w:t>
       </w:r>
       <w:r>
         <w:t xml:space="preserve"> </w:t>
@@ -33037,7 +32980,7 @@
         <w:t xml:space="preserve"> </w:t>
       </w:r>
       <w:r>
-        <w:t xml:space="preserve">(foundational capability) trong khung CDCM: doanh nghiệp có năng lực công nghệ sâu hơn — được đo bằng việc tiếp cận công nghệ nước ngoài, chi tiêu R&amp;D, đổi mới sản phẩm và chứng nhận chất lượng — tạo ra giá trị cao hơn từ cùng một mức độ quốc tế hóa.</w:t>
+        <w:t xml:space="preserve">(foundational capability) trong khung CDCM: doanh nghiệp có năng lực công nghệ sâu hơn, được đo bằng việc tiếp cận công nghệ nước ngoài, chi tiêu R&amp;D, đổi mới sản phẩm và chứng nhận chất lượng, tạo ra giá trị cao hơn từ cùng một mức độ quốc tế hóa.</w:t>
       </w:r>
     </w:p>
     <w:p>
@@ -33045,7 +32988,7 @@
         <w:pStyle w:val="BodyText"/>
       </w:pPr>
       <w:r>
-        <w:t xml:space="preserve">Cơ chế lý thuyết đằng sau kết quả này bắt nguồn từ Resource-Based View (Barney, 1991): TCI là nguồn lực VRIN (có giá trị, hiếm, khó sao chép, khó thay thế), do đó tạo ra lợi thế cạnh tranh bền vững ngay cả khi doanh nghiệp mở rộng ra thị trường nước ngoài với mức độ bất định cao. Năng lực công nghệ cũng tạo ra absorptive capacity (Cohen &amp; Levinthal, 1990) — khả năng hấp thu và tích hợp tri thức từ thị trường nước ngoài — giúp doanh nghiệp học hỏi hiệu quả hơn trong quá trình quốc tế hóa, nhất quán với learning loop của Uppsala model (Johanson &amp; Vahlne, 1977).</w:t>
+        <w:t xml:space="preserve">Cơ chế lý thuyết đằng sau kết quả này bắt nguồn từ Resource-Based View (Barney, 1991): TCI là nguồn lực VRIN (có giá trị, hiếm, khó sao chép, khó thay thế), do đó tạo ra lợi thế cạnh tranh bền vững ngay cả khi doanh nghiệp mở rộng ra thị trường nước ngoài với mức độ bất định cao. Năng lực công nghệ cũng tạo ra absorptive capacity (Cohen &amp; Levinthal, 1990), khả năng hấp thu và tích hợp tri thức từ thị trường nước ngoài, giúp doanh nghiệp học hỏi hiệu quả hơn trong quá trình quốc tế hóa, nhất quán với learning loop của Uppsala model (Johanson &amp; Vahlne, 1977).</w:t>
       </w:r>
     </w:p>
     <w:bookmarkEnd w:id="162"/>
@@ -33055,7 +32998,7 @@
         <w:pStyle w:val="Heading3"/>
       </w:pPr>
       <w:r>
-        <w:t xml:space="preserve">5.1.3 DAI là Nguồn Lực Tình Huống — Hỗ trợ một phần H3</w:t>
+        <w:t xml:space="preserve">5.1.3 DAI là Nguồn Lực Tình Huống: Hỗ trợ một phần H3</w:t>
       </w:r>
     </w:p>
     <w:p>
@@ -33128,7 +33071,7 @@
         </m:r>
       </m:oMath>
       <w:r>
-        <w:t xml:space="preserve">) — khoảng 17% lợi thế năng suất cho doanh nghiệp có website. Quan trọng hơn, cả hai tương tác điều tiết đường cong đều có ý nghĩa (</w:t>
+        <w:t xml:space="preserve">), khoảng 17% lợi thế năng suất cho doanh nghiệp có website. Quan trọng hơn, cả hai tương tác điều tiết đường cong đều có ý nghĩa (</w:t>
       </w:r>
       <m:oMath>
         <m:acc>
@@ -33353,7 +33296,7 @@
         </m:r>
       </m:oMath>
       <w:r>
-        <w:t xml:space="preserve">) xác nhận DAI phát huy hiệu quả mạnh hơn tại các bối cảnh thể chế yếu hơn — nhất quán với lập luận CDCM rằng DAI bù đắp cho sự vắng mặt của hạ tầng thể chế (Nhóm IV–V), thay vì chỉ khuếch đại lợi thế đã có tại Nhóm I. Tại Singapore (P4, DAI Tier-1+2), DAI phát huy rõ nhất dưới dạng amplification effect (</w:t>
+        <w:t xml:space="preserve">) xác nhận DAI phát huy hiệu quả mạnh hơn tại các bối cảnh thể chế yếu hơn, nhất quán với lập luận CDCM rằng DAI bù đắp cho sự vắng mặt của hạ tầng thể chế (Nhóm IV–V), thay vì chỉ khuếch đại lợi thế đã có tại Nhóm I. Tại Singapore (P4, DAI Tier-1+2), DAI phát huy rõ nhất dưới dạng amplification effect (</w:t>
       </w:r>
       <m:oMath>
         <m:acc>
@@ -33481,7 +33424,7 @@
         <w:t xml:space="preserve"> </w:t>
       </w:r>
       <w:r>
-        <w:t xml:space="preserve">(situational resource) chứ không phải năng lực nền tảng: cơ chế cụ thể của nó (compression vs amplification) phụ thuộc vào điều kiện môi trường (thể chế, cơ sở hạ tầng số) — nhưng bản thân hiệu ứng DAI là</w:t>
+        <w:t xml:space="preserve">(situational resource) chứ không phải năng lực nền tảng: cơ chế cụ thể của nó (compression vs amplification) phụ thuộc vào điều kiện môi trường (thể chế, cơ sở hạ tầng số), nhưng bản thân hiệu ứng DAI là</w:t>
       </w:r>
       <w:r>
         <w:t xml:space="preserve"> </w:t>
@@ -33521,7 +33464,7 @@
         <w:t xml:space="preserve"> </w:t>
       </w:r>
       <w:r>
-        <w:t xml:space="preserve">(static digital adoption index) dựa trên dữ liệu WBES tại một thời điểm — không phải</w:t>
+        <w:t xml:space="preserve">(static digital adoption index) dựa trên dữ liệu WBES tại một thời điểm, không phải</w:t>
       </w:r>
       <w:r>
         <w:t xml:space="preserve"> </w:t>
@@ -33581,7 +33524,7 @@
         <w:t xml:space="preserve"> </w:t>
       </w:r>
       <w:r>
-        <w:t xml:space="preserve">tại thể chế yếu —</w:t>
+        <w:t xml:space="preserve">tại thể chế yếu,</w:t>
       </w:r>
       <w:r>
         <w:t xml:space="preserve"> </w:t>
@@ -33609,7 +33552,7 @@
         <w:pStyle w:val="Heading3"/>
       </w:pPr>
       <w:r>
-        <w:t xml:space="preserve">5.1.4 Đặc Điểm Nhà Quản Trị là Moderator Cá Nhân — Hỗ trợ có điều kiện H4</w:t>
+        <w:t xml:space="preserve">5.1.4 Đặc Điểm Nhà Quản Trị là Moderator Cá Nhân: Hỗ trợ có điều kiện H4</w:t>
       </w:r>
     </w:p>
     <w:p>
@@ -33682,7 +33625,7 @@
         </m:r>
       </m:oMath>
       <w:r>
-        <w:t xml:space="preserve">) nhất quán cho thấy hiệu ứng tích cực lên hiệu quả I–P trong toàn mẫu — doanh nghiệp có top manager nữ đạt hiệu quả cao hơn từ quốc tế hóa, phù hợp với Upper Echelons Theory (Hambrick &amp; Mason, 1984) rằng đặc điểm cấp lãnh đạo định hình cách thức tổ chức nhận diện và khai thác cơ hội quốc tế.</w:t>
+        <w:t xml:space="preserve">) nhất quán cho thấy hiệu ứng tích cực lên hiệu quả I–P trong toàn mẫu, doanh nghiệp có top manager nữ đạt hiệu quả cao hơn từ quốc tế hóa, phù hợp với Upper Echelons Theory (Hambrick &amp; Mason, 1984) rằng đặc điểm cấp lãnh đạo định hình cách thức tổ chức nhận diện và khai thác cơ hội quốc tế.</w:t>
       </w:r>
     </w:p>
     <w:p>
@@ -33703,10 +33646,7 @@
         <w:t xml:space="preserve">đa dạng nhận thức</w:t>
       </w:r>
       <w:r>
-        <w:t xml:space="preserve"> </w:t>
-      </w:r>
-      <w:r>
-        <w:t xml:space="preserve">— nhà quản trị nữ thường mang lại góc nhìn khác biệt trong ra quyết định quốc tế hóa, giúp nhận diện thị trường ngách và giảm thiểu rủi ro tập trung; thứ hai,</w:t>
+        <w:t xml:space="preserve">, nhà quản trị nữ thường mang lại góc nhìn khác biệt trong ra quyết định quốc tế hóa, giúp nhận diện thị trường ngách và giảm thiểu rủi ro tập trung; thứ hai,</w:t>
       </w:r>
       <w:r>
         <w:t xml:space="preserve"> </w:t>
@@ -33719,10 +33659,7 @@
         <w:t xml:space="preserve">chuẩn mực quản trị</w:t>
       </w:r>
       <w:r>
-        <w:t xml:space="preserve"> </w:t>
-      </w:r>
-      <w:r>
-        <w:t xml:space="preserve">— sự hiện diện của lãnh đạo nữ tương quan với thực hành quản trị doanh nghiệp tốt hơn và minh bạch hơn, đặc biệt quan trọng trong môi trường thể chế yếu.</w:t>
+        <w:t xml:space="preserve">, sự hiện diện của lãnh đạo nữ tương quan với thực hành quản trị doanh nghiệp tốt hơn và minh bạch hơn, đặc biệt quan trọng trong môi trường thể chế yếu.</w:t>
       </w:r>
     </w:p>
     <w:p>
@@ -33746,7 +33683,7 @@
         <w:t xml:space="preserve"> </w:t>
       </w:r>
       <w:r>
-        <w:t xml:space="preserve">kinh nghiệm quốc tế (breadth vs. depth) — một hạn chế đo lường trong WBES cần được khắc phục trong nghiên cứu tương lai.</w:t>
+        <w:t xml:space="preserve">kinh nghiệm quốc tế (breadth vs. depth), một hạn chế đo lường trong WBES cần được khắc phục trong nghiên cứu tương lai.</w:t>
       </w:r>
     </w:p>
     <w:bookmarkEnd w:id="164"/>
@@ -33756,7 +33693,7 @@
         <w:pStyle w:val="Heading3"/>
       </w:pPr>
       <w:r>
-        <w:t xml:space="preserve">5.1.5 FIP là Điều Kiện Biên Cực Đoan — H1b cho SIDS</w:t>
+        <w:t xml:space="preserve">5.1.5 FIP là Điều Kiện Biên Cực Đoan: H1b cho SIDS</w:t>
       </w:r>
     </w:p>
     <w:p>
@@ -33764,7 +33701,7 @@
         <w:pStyle w:val="FirstParagraph"/>
       </w:pPr>
       <w:r>
-        <w:t xml:space="preserve">Gánh nặng quốc tế hóa bắt buộc (Forced Internationalization Penalty — FIP) tại các nền kinh tế SIDS (</w:t>
+        <w:t xml:space="preserve">Gánh nặng quốc tế hóa bắt buộc (Forced Internationalization Penalty, FIP) tại các nền kinh tế SIDS (</w:t>
       </w:r>
       <m:oMath>
         <m:r>
@@ -33838,7 +33775,7 @@
         <w:t xml:space="preserve"> </w:t>
       </w:r>
       <w:r>
-        <w:t xml:space="preserve">(thể chế, năng lực, và quản trị) đều ở mức thấp: thể chế yếu, TCI thấp, DAI không phát huy tác dụng — thì quốc tế hóa không chỉ dừng ở mức không mang lại lợi ích mà còn gây tổn hại thực sự đến hiệu quả doanh nghiệp.</w:t>
+        <w:t xml:space="preserve">(thể chế, năng lực, và quản trị) đều ở mức thấp: thể chế yếu, TCI thấp, DAI không phát huy tác dụng, thì quốc tế hóa không chỉ dừng ở mức không mang lại lợi ích mà còn gây tổn hại thực sự đến hiệu quả doanh nghiệp.</w:t>
       </w:r>
     </w:p>
     <w:p>
@@ -34156,7 +34093,7 @@
         <w:t xml:space="preserve"> </w:t>
       </w:r>
       <w:r>
-        <w:t xml:space="preserve">thành 54,1% tầng 2 và 8,4% tầng 3 là thông tin mới mà phân tích meta đơn tầng không cung cấp. Điều này thay đổi hiểu biết về nguồn gốc của heterogeneity trong literature — vấn đề chủ yếu là</w:t>
+        <w:t xml:space="preserve">thành 54,1% tầng 2 và 8,4% tầng 3 là thông tin mới mà phân tích meta đơn tầng không cung cấp. Điều này thay đổi hiểu biết về nguồn gốc của heterogeneity trong literature, vấn đề chủ yếu là</w:t>
       </w:r>
       <w:r>
         <w:t xml:space="preserve"> </w:t>
@@ -34218,7 +34155,7 @@
         <w:t xml:space="preserve"> </w:t>
       </w:r>
       <w:r>
-        <w:t xml:space="preserve">mà phụ thuộc vào bối cảnh ICRV: từ TP ≈ 88,6% (Singapore — Advanced Innovation; lưu ý điểm uốn này không định vị tin cậy do CI vượt ngưỡng khả thi, xem §4.3) đến TP ≈ 39,7% (Việt Nam pooled — Lower-mid Transition), với Trung Quốc ở mức trung gian (TP ≈ 48,78%). Không có một turning point phổ quát cho tất cả bối cảnh.</w:t>
+        <w:t xml:space="preserve">mà phụ thuộc vào bối cảnh ICRV: từ TP ≈ 88,6% (Singapore, Advanced Innovation; lưu ý điểm uốn này không định vị tin cậy do CI vượt ngưỡng khả thi, xem §4.3) đến TP ≈ 39,7% (Việt Nam pooled, Lower-mid Transition), với Trung Quốc ở mức trung gian (TP ≈ 48,78%). Không có một turning point phổ quát cho tất cả bối cảnh.</w:t>
       </w:r>
     </w:p>
     <w:p>
@@ -34233,7 +34170,7 @@
         <w:t xml:space="preserve">Thứ hai</w:t>
       </w:r>
       <w:r>
-        <w:t xml:space="preserve">, luận án xác định trường hợp biên FIP tại SIDS — không phải là S-curve hay inverted-U mà là quan hệ âm đơn điệu — điều mà cả ba-stage theory lẫn S-curve không dự báo được.</w:t>
+        <w:t xml:space="preserve">, luận án xác định trường hợp biên FIP tại SIDS, không phải là S-curve hay inverted-U mà là quan hệ âm đơn điệu, điều mà cả ba-stage theory lẫn S-curve không dự báo được.</w:t>
       </w:r>
     </w:p>
     <w:p>
@@ -34248,7 +34185,7 @@
         <w:t xml:space="preserve">Thứ ba</w:t>
       </w:r>
       <w:r>
-        <w:t xml:space="preserve">, luận án mở rộng khung phân tích từ dữ liệu doanh nghiệp Nhật Bản/đa quốc gia sang 49 nền kinh tế châu Á và Thái Bình Dương — bối cảnh underrepresented trong literature Lu và Beamish.</w:t>
+        <w:t xml:space="preserve">, luận án mở rộng khung phân tích từ dữ liệu doanh nghiệp Nhật Bản/đa quốc gia sang 49 nền kinh tế châu Á và Thái Bình Dương, bối cảnh underrepresented trong literature Lu và Beamish.</w:t>
       </w:r>
     </w:p>
     <w:bookmarkEnd w:id="169"/>
@@ -34258,7 +34195,7 @@
         <w:pStyle w:val="Heading3"/>
       </w:pPr>
       <w:r>
-        <w:t xml:space="preserve">5.2.3 Mở rộng Marano et al. (2016) — ICRV thay thế binary institutional quality</w:t>
+        <w:t xml:space="preserve">5.2.3 Mở rộng Marano et al. (2016): ICRV thay thế binary institutional quality</w:t>
       </w:r>
     </w:p>
     <w:p>
@@ -34331,7 +34268,7 @@
         <w:pStyle w:val="BodyText"/>
       </w:pPr>
       <w:r>
-        <w:t xml:space="preserve">Ngoài ra, luận án sử dụng phương pháp MARA ba tầng để phân tách cấu trúc dị biệt — một cải tiến phương pháp so với random-effects meta-analysis đơn tầng của Marano et al. (2016).</w:t>
+        <w:t xml:space="preserve">Ngoài ra, luận án sử dụng phương pháp MARA ba tầng để phân tách cấu trúc dị biệt, một cải tiến phương pháp so với random-effects meta-analysis đơn tầng của Marano et al. (2016).</w:t>
       </w:r>
     </w:p>
     <w:p>
@@ -34358,7 +34295,7 @@
         <w:pStyle w:val="Heading3"/>
       </w:pPr>
       <w:r>
-        <w:t xml:space="preserve">5.3.1 CDCM — Làm rõ DAI là nguồn lực tình huống</w:t>
+        <w:t xml:space="preserve">5.3.1 CDCM: Làm rõ DAI là nguồn lực tình huống</w:t>
       </w:r>
     </w:p>
     <w:p>
@@ -34411,10 +34348,7 @@
         <w:t xml:space="preserve">situational resource</w:t>
       </w:r>
       <w:r>
-        <w:t xml:space="preserve"> </w:t>
-      </w:r>
-      <w:r>
-        <w:t xml:space="preserve">— tài nguyên có vai trò thay đổi theo bối cảnh thể chế. Quan trọng: DAI×ICRV (p=.012) cho thấy hiệu ứng điều tiết của DAI</w:t>
+        <w:t xml:space="preserve">, tài nguyên có vai trò thay đổi theo bối cảnh thể chế. Quan trọng: DAI×ICRV (p=.012) cho thấy hiệu ứng điều tiết của DAI</w:t>
       </w:r>
       <w:r>
         <w:t xml:space="preserve"> </w:t>
@@ -34430,7 +34364,7 @@
         <w:t xml:space="preserve"> </w:t>
       </w:r>
       <w:r>
-        <w:t xml:space="preserve">tại các nền kinh tế thể chế yếu hơn (Emerging, SIDS) —</w:t>
+        <w:t xml:space="preserve">tại các nền kinh tế thể chế yếu hơn (Emerging, SIDS),</w:t>
       </w:r>
       <w:r>
         <w:t xml:space="preserve"> </w:t>
@@ -34472,7 +34406,7 @@
         <w:t xml:space="preserve"> </w:t>
       </w:r>
       <w:r>
-        <w:t xml:space="preserve">(Teece, 1986) với bối cảnh thể chế — nhưng theo hướng</w:t>
+        <w:t xml:space="preserve">(Teece, 1986) với bối cảnh thể chế, nhưng theo hướng</w:t>
       </w:r>
       <w:r>
         <w:t xml:space="preserve"> </w:t>
@@ -34495,7 +34429,7 @@
         <w:pStyle w:val="Heading3"/>
       </w:pPr>
       <w:r>
-        <w:t xml:space="preserve">5.3.2 FIP — Khái niệm mới về trường hợp biên cho SIDS</w:t>
+        <w:t xml:space="preserve">5.3.2 FIP: Khái niệm mới về trường hợp biên cho SIDS</w:t>
       </w:r>
     </w:p>
     <w:p>
@@ -34516,10 +34450,7 @@
         <w:t xml:space="preserve">Forced Internationalization Penalty (FIP)</w:t>
       </w:r>
       <w:r>
-        <w:t xml:space="preserve"> </w:t>
-      </w:r>
-      <w:r>
-        <w:t xml:space="preserve">— một construct lý thuyết mới chưa được định danh trong literature kinh doanh quốc tế — như một hiện tượng lý thuyết độc lập, khác biệt về bản chất với</w:t>
+        <w:t xml:space="preserve">, một construct lý thuyết mới chưa được định danh trong literature kinh doanh quốc tế, như một hiện tượng lý thuyết độc lập, khác biệt về bản chất với</w:t>
       </w:r>
       <w:r>
         <w:t xml:space="preserve"> </w:t>
@@ -34606,10 +34537,7 @@
         <w:t xml:space="preserve">”</w:t>
       </w:r>
       <w:r>
-        <w:t xml:space="preserve"> </w:t>
-      </w:r>
-      <w:r>
-        <w:t xml:space="preserve">— bẫy quốc tế hóa bắt buộc — mà không có turning point để thoát khỏi.</w:t>
+        <w:t xml:space="preserve">, bẫy quốc tế hóa bắt buộc, mà không có turning point để thoát khỏi.</w:t>
       </w:r>
     </w:p>
     <w:bookmarkEnd w:id="173"/>
@@ -34619,7 +34547,7 @@
         <w:pStyle w:val="Heading3"/>
       </w:pPr>
       <w:r>
-        <w:t xml:space="preserve">5.3.3 ICRV 6-Regime — Phân loại thể chế đặc thù cho khu vực châu Á — Thái Bình Dương</w:t>
+        <w:t xml:space="preserve">5.3.3 ICRV 6-Regime: Phân loại thể chế đặc thù cho khu vực châu Á: Thái Bình Dương</w:t>
       </w:r>
     </w:p>
     <w:p>
@@ -34643,7 +34571,7 @@
         <w:t xml:space="preserve"> </w:t>
       </w:r>
       <w:r>
-        <w:t xml:space="preserve">như một công cụ phân loại thể chế đặc thù cho khu vực châu Á — Thái Bình Dương, thay thế cho các phân loại binary (developed/emerging) hoặc continuous (WGI scores) trong literature hiện tại.</w:t>
+        <w:t xml:space="preserve">như một công cụ phân loại thể chế đặc thù cho khu vực châu Á, Thái Bình Dương, thay thế cho các phân loại binary (developed/emerging) hoặc continuous (WGI scores) trong literature hiện tại.</w:t>
       </w:r>
     </w:p>
     <w:p>
@@ -34680,7 +34608,7 @@
         <w:t xml:space="preserve"> </w:t>
       </w:r>
       <w:r>
-        <w:t xml:space="preserve">đơn điệu theo chiều từ SIDS/Emerging (~55%) xuống Advanced Innovation (~28%) — thể chế càng mạnh, doanh nghiệp đạt đỉnh hiệu quả ở mức quốc tế hóa thấp hơn — xác nhận giá trị dự đoán của phân loại.</w:t>
+        <w:t xml:space="preserve">đơn điệu theo chiều từ SIDS/Emerging (~55%) xuống Advanced Innovation (~28%), thể chế càng mạnh, doanh nghiệp đạt đỉnh hiệu quả ở mức quốc tế hóa thấp hơn, xác nhận giá trị dự đoán của phân loại.</w:t>
       </w:r>
     </w:p>
     <w:p>
@@ -34707,7 +34635,7 @@
         <w:pStyle w:val="Heading3"/>
       </w:pPr>
       <w:r>
-        <w:t xml:space="preserve">5.4.1 Đề xuất cho nhà hoạch định chính sách — Nâng cao TCI và cải thiện thể chế</w:t>
+        <w:t xml:space="preserve">5.4.1 Đề xuất cho nhà hoạch định chính sách: Nâng cao TCI và cải thiện thể chế</w:t>
       </w:r>
     </w:p>
     <w:p>
@@ -34731,7 +34659,7 @@
         <w:t xml:space="preserve"> </w:t>
       </w:r>
       <w:r>
-        <w:t xml:space="preserve">là can thiệp chính sách có thể nâng cao lợi ích từ quốc tế hóa, đặc biệt trong các bối cảnh ICRV trung bình như Việt Nam và Trung Quốc. Chính sách hỗ trợ doanh nghiệp tiếp cận công nghệ nước ngoài (thông qua chương trình kết nối với MNCs, giảm thuế nhập khẩu công nghệ), khuyến khích R&amp;D, và hỗ trợ chứng nhận chất lượng quốc tế sẽ nâng cao TCI của toàn bộ doanh nghiệp trong nền kinh tế — từ đó dịch chuyển đường I–P lên trên và có thể mở rộng turning point về phía phải.</w:t>
+        <w:t xml:space="preserve">là can thiệp chính sách có thể nâng cao lợi ích từ quốc tế hóa, đặc biệt trong các bối cảnh ICRV trung bình như Việt Nam và Trung Quốc. Chính sách hỗ trợ doanh nghiệp tiếp cận công nghệ nước ngoài (thông qua chương trình kết nối với MNCs, giảm thuế nhập khẩu công nghệ), khuyến khích R&amp;D, và hỗ trợ chứng nhận chất lượng quốc tế sẽ nâng cao TCI của toàn bộ doanh nghiệp trong nền kinh tế, từ đó dịch chuyển đường I–P lên trên và có thể mở rộng turning point về phía phải.</w:t>
       </w:r>
     </w:p>
     <w:p>
@@ -34755,7 +34683,7 @@
         <w:t xml:space="preserve"> </w:t>
       </w:r>
       <w:r>
-        <w:t xml:space="preserve">(pháp quyền, bảo vệ quyền sở hữu trí tuệ, giảm chi phí tuân thủ thương mại) là can thiệp dài hạn quan trọng nhất. Doanh nghiệp trong nền kinh tế thể chế tốt hơn có thể quốc tế hóa đến mức độ cao hơn trước khi chi phí vượt qua lợi ích — điều này có nghĩa là cải cách thể chế không chỉ có lợi về mặt kinh doanh nội địa mà còn mở rộng không gian lợi ích từ xuất khẩu.</w:t>
+        <w:t xml:space="preserve">(pháp quyền, bảo vệ quyền sở hữu trí tuệ, giảm chi phí tuân thủ thương mại) là can thiệp dài hạn quan trọng nhất. Doanh nghiệp trong nền kinh tế thể chế tốt hơn có thể quốc tế hóa đến mức độ cao hơn trước khi chi phí vượt qua lợi ích, điều này có nghĩa là cải cách thể chế không chỉ có lợi về mặt kinh doanh nội địa mà còn mở rộng không gian lợi ích từ xuất khẩu.</w:t>
       </w:r>
     </w:p>
     <w:p>
@@ -34763,7 +34691,7 @@
         <w:pStyle w:val="BodyText"/>
       </w:pPr>
       <w:r>
-        <w:t xml:space="preserve">Đối với Việt Nam cụ thể: turning point dịch chuyển từ 46,2% (2009) xuống 39,3% (2015) là tín hiệu đáng lo ngại. Nếu turning point tiếp tục dịch trái, điều đó hàm ý rằng lợi ích từ xuất khẩu đạt đỉnh sớm hơn và suy giảm nhanh hơn — có thể do cấu trúc xuất khẩu tập trung vào gia công với biên lợi nhuận mỏng. Chính sách nâng cao giá trị gia tăng trong xuất khẩu (moving up the value chain) kết hợp với tăng cường TCI có thể giúp đảo ngược xu hướng này.</w:t>
+        <w:t xml:space="preserve">Đối với Việt Nam cụ thể: turning point dịch chuyển từ 46,2% (2009) xuống 39,3% (2015) là tín hiệu đáng lo ngại. Nếu turning point tiếp tục dịch trái, điều đó hàm ý rằng lợi ích từ xuất khẩu đạt đỉnh sớm hơn và suy giảm nhanh hơn, có thể do cấu trúc xuất khẩu tập trung vào gia công với biên lợi nhuận mỏng. Chính sách nâng cao giá trị gia tăng trong xuất khẩu (moving up the value chain) kết hợp với tăng cường TCI có thể giúp đảo ngược xu hướng này.</w:t>
       </w:r>
     </w:p>
     <w:bookmarkEnd w:id="176"/>
@@ -34773,7 +34701,7 @@
         <w:pStyle w:val="Heading3"/>
       </w:pPr>
       <w:r>
-        <w:t xml:space="preserve">5.4.2 Đề xuất cho nhà quản trị doanh nghiệp — Turning Point theo ICRV</w:t>
+        <w:t xml:space="preserve">5.4.2 Đề xuất cho nhà quản trị doanh nghiệp: Turning Point theo ICRV</w:t>
       </w:r>
     </w:p>
     <w:p>
@@ -34833,7 +34761,7 @@
         <w:t xml:space="preserve">Doanh nghiệp Trung Quốc (Nhóm III)</w:t>
       </w:r>
       <w:r>
-        <w:t xml:space="preserve">: turning point TP ≈ 48,78% ổn định qua thập kỷ 2012–2024, gợi ý rằng chiến lược xuất khẩu tối ưu là duy trì tỷ lệ FSTS trong khoảng 40–50% — kết hợp giữa thị trường nội địa khổng lồ và hoạt động xuất khẩu có chọn lọc.</w:t>
+        <w:t xml:space="preserve">: turning point TP ≈ 48,78% ổn định qua thập kỷ 2012–2024, gợi ý rằng chiến lược xuất khẩu tối ưu là duy trì tỷ lệ FSTS trong khoảng 40–50%, kết hợp giữa thị trường nội địa khổng lồ và hoạt động xuất khẩu có chọn lọc.</w:t>
       </w:r>
     </w:p>
     <w:p>
@@ -34885,7 +34813,7 @@
         <w:t xml:space="preserve">Doanh nghiệp SIDS (Nhóm VI)</w:t>
       </w:r>
       <w:r>
-        <w:t xml:space="preserve">: kết quả FIP là cảnh báo nghiêm túc — đẩy mạnh xuất khẩu trong bối cảnh thiếu năng lực và hỗ trợ thể chế không cải thiện mà còn có thể làm xấu đi hiệu quả hoạt động. Doanh nghiệp SIDS nên ưu tiên xây dựng năng lực nội địa và nâng cao TCI trước khi mở rộng xuất khẩu đáng kể.</w:t>
+        <w:t xml:space="preserve">: kết quả FIP là cảnh báo nghiêm túc, đẩy mạnh xuất khẩu trong bối cảnh thiếu năng lực và hỗ trợ thể chế không cải thiện mà còn có thể làm xấu đi hiệu quả hoạt động. Doanh nghiệp SIDS nên ưu tiên xây dựng năng lực nội địa và nâng cao TCI trước khi mở rộng xuất khẩu đáng kể.</w:t>
       </w:r>
     </w:p>
     <w:bookmarkEnd w:id="177"/>
@@ -34895,7 +34823,7 @@
         <w:pStyle w:val="Heading3"/>
       </w:pPr>
       <w:r>
-        <w:t xml:space="preserve">5.4.3 Đề xuất đặc biệt cho SIDS — Tránh Bẫy Quốc Tế Hóa Bắt Buộc</w:t>
+        <w:t xml:space="preserve">5.4.3 Đề xuất đặc biệt cho SIDS: Tránh Bẫy Quốc Tế Hóa Bắt Buộc</w:t>
       </w:r>
     </w:p>
     <w:p>
@@ -34970,7 +34898,7 @@
         <w:pStyle w:val="FirstParagraph"/>
       </w:pPr>
       <w:r>
-        <w:t xml:space="preserve">Hạn chế quan trọng nhất của luận án liên quan đến đo lường DAI. Dữ liệu WBES chỉ cung cấp số lượng item hạn chế để xây dựng chỉ số DAI — và các item này thay đổi qua các thế hệ schema WBES (PICS3, Standardized, BREADY/BEE). Tại Việt Nam (P3), chỉ Tier-1 DAI (website, email, online sales) được sử dụng do hạn chế của các làn sóng 2009 và 2015, trong khi Tier-2 (e-payment, e-supplier) chỉ có từ 2023. Điều này tạo ra khả năng đo lường không đầy đủ, đặc biệt là không nắm bắt được chiều sâu năng lực số ở bối cảnh ICRV thấp.</w:t>
+        <w:t xml:space="preserve">Hạn chế quan trọng nhất của luận án liên quan đến đo lường DAI. Dữ liệu WBES chỉ cung cấp số lượng item hạn chế để xây dựng chỉ số DAI, và các item này thay đổi qua các thế hệ schema WBES (PICS3, Standardized, BREADY/BEE). Tại Việt Nam (P3), chỉ Tier-1 DAI (website, email, online sales) được sử dụng do hạn chế của các làn sóng 2009 và 2015, trong khi Tier-2 (e-payment, e-supplier) chỉ có từ 2023. Điều này tạo ra khả năng đo lường không đầy đủ, đặc biệt là không nắm bắt được chiều sâu năng lực số ở bối cảnh ICRV thấp.</w:t>
       </w:r>
     </w:p>
     <w:p>
@@ -35134,7 +35062,7 @@
         <w:t xml:space="preserve">Thứ tư</w:t>
       </w:r>
       <w:r>
-        <w:t xml:space="preserve">, kiểm định vai trò của top manager characteristics (H4 — kinh nghiệm, giới tính) trong từng bối cảnh ICRV riêng biệt, đặc biệt trong bối cảnh Emerging và SIDS nơi tầng năng lực và thể chế yếu hơn — liệu đặc điểm nhà quản trị có thể bù đắp một phần cho những thiếu hụt đó không?</w:t>
+        <w:t xml:space="preserve">, kiểm định vai trò của top manager characteristics (H4, kinh nghiệm, giới tính) trong từng bối cảnh ICRV riêng biệt, đặc biệt trong bối cảnh Emerging và SIDS nơi tầng năng lực và thể chế yếu hơn, liệu đặc điểm nhà quản trị có thể bù đắp một phần cho những thiếu hụt đó không?</w:t>
       </w:r>
     </w:p>
     <w:p>
@@ -35819,7 +35747,7 @@
         </m:sSup>
       </m:oMath>
       <w:r>
-        <w:t xml:space="preserve">, FIP xác nhận — quan hệ âm đơn điệu không có turning point.</w:t>
+        <w:t xml:space="preserve">, FIP xác nhận, quan hệ âm đơn điệu không có turning point.</w:t>
       </w:r>
     </w:p>
     <w:p>
@@ -35853,7 +35781,7 @@
         <w:t xml:space="preserve"> </w:t>
       </w:r>
       <w:r>
-        <w:t xml:space="preserve">điểm uốn chữ U ngược: TP = 61,8% (2014) → 40,7% (2022) → mất ý nghĩa độ cong (2025: β₂ = −0,16, p = ,42), kèm tương tác DAI Tier-2 (UPI) âm — bằng chứng đầu tiên rằng chuyển đổi thể chế cực mạnh có thể hòa tan (chứ không chỉ dịch chuyển) ngưỡng. Đích MIR/IJOEM; kế thừa công trình tiền đề Do &amp; Phan (2025, IntechOpen).</w:t>
+        <w:t xml:space="preserve">điểm uốn chữ U ngược: TP = 61,8% (2014) → 40,7% (2022) → mất ý nghĩa độ cong (2025: β₂ = −0,16, p = ,42), kèm tương tác DAI Tier-2 (UPI) âm, bằng chứng đầu tiên rằng chuyển đổi thể chế cực mạnh có thể hòa tan (chứ không chỉ dịch chuyển) ngưỡng. Đích MIR/IJOEM; kế thừa công trình tiền đề Do &amp; Phan (2025, IntechOpen).</w:t>
       </w:r>
     </w:p>
     <w:bookmarkEnd w:id="185"/>
@@ -35890,7 +35818,7 @@
           <w:bCs/>
           <w:b/>
         </w:rPr>
-        <w:t xml:space="preserve">Không có một mức độ quốc tế hóa tối ưu duy nhất — điểm uốn phụ thuộc vào thể chế, và trong điều kiện thể chế cực yếu, quốc tế hóa có thể gây ra bất lợi hiệu quả thay vì lợi ích.</w:t>
+        <w:t xml:space="preserve">Không có một mức độ quốc tế hóa tối ưu duy nhất, điểm uốn phụ thuộc vào thể chế, và trong điều kiện thể chế cực yếu, quốc tế hóa có thể gây ra bất lợi hiệu quả thay vì lợi ích.</w:t>
       </w:r>
       <w:r>
         <w:rPr>
@@ -35921,7 +35849,7 @@
         <w:t xml:space="preserve"> </w:t>
       </w:r>
       <w:r>
-        <w:t xml:space="preserve">(family of context-dependent curves), với turning point là hàm số giảm dần của chất lượng thể chế theo ICRV — thể chế càng mạnh, turning point càng sớm (FSTS thấp hơn).</w:t>
+        <w:t xml:space="preserve">(family of context-dependent curves), với turning point là hàm số giảm dần của chất lượng thể chế theo ICRV, thể chế càng mạnh, turning point càng sớm (FSTS thấp hơn).</w:t>
       </w:r>
     </w:p>
     <w:bookmarkEnd w:id="186"/>
@@ -35947,7 +35875,7 @@
         <w:pStyle w:val="BodyText"/>
       </w:pPr>
       <w:r>
-        <w:t xml:space="preserve">Về thực tiễn, luận án cung cấp cơ sở để nhà hoạch định chính sách và nhà quản trị doanh nghiệp tại từng bối cảnh ICRV cụ thể hiệu chỉnh chiến lược quốc tế hóa phù hợp — không áp dụng máy móc bài học từ Singapore hay Nhật Bản vào bối cảnh Việt Nam hay SIDS, mà nhận ra sự phụ thuộc bối cảnh như là nguyên lý căn bản trong hoạch định chiến lược quốc tế hóa.</w:t>
+        <w:t xml:space="preserve">Về thực tiễn, luận án cung cấp cơ sở để nhà hoạch định chính sách và nhà quản trị doanh nghiệp tại từng bối cảnh ICRV cụ thể hiệu chỉnh chiến lược quốc tế hóa phù hợp, không áp dụng máy móc bài học từ Singapore hay Nhật Bản vào bối cảnh Việt Nam hay SIDS, mà nhận ra sự phụ thuộc bối cảnh như là nguyên lý căn bản trong hoạch định chiến lược quốc tế hóa.</w:t>
       </w:r>
     </w:p>
     <w:bookmarkEnd w:id="187"/>
@@ -35978,7 +35906,7 @@
         <w:t xml:space="preserve">có, thường là như vậy, nhưng không phải lúc nào, và không phải ở mọi nơi</w:t>
       </w:r>
       <w:r>
-        <w:t xml:space="preserve">. Giới hạn của lợi ích là có thực, phụ thuộc vào bối cảnh thể chế, và trong trường hợp SIDS, quốc tế hóa bắt buộc có thể gây ra thiệt hại. Hiểu biết này — rằng quan hệ I–P là quan hệ có điều kiện theo thể chế, không phải quan hệ phổ quát — là đóng góp cốt lõi mà luận án mang lại cho khoa học quản trị kinh doanh quốc tế.</w:t>
+        <w:t xml:space="preserve">. Giới hạn của lợi ích là có thực, phụ thuộc vào bối cảnh thể chế, và trong trường hợp SIDS, quốc tế hóa bắt buộc có thể gây ra thiệt hại. Hiểu biết này, rằng quan hệ I–P là quan hệ có điều kiện theo thể chế, không phải quan hệ phổ quát, là đóng góp cốt lõi mà luận án mang lại cho khoa học quản trị kinh doanh quốc tế.</w:t>
       </w:r>
     </w:p>
     <w:p>
@@ -46835,7 +46763,7 @@
         <w:pStyle w:val="Heading1"/>
       </w:pPr>
       <w:r>
-        <w:t xml:space="preserve">PHỤ LỤC A — QUY TRÌNH HỢP NHẤT VÀ HÀI HÒA HÓA DỮ LIỆU DOANH NGHIỆP ĐA QUỐC GIA (WBES)</w:t>
+        <w:t xml:space="preserve">PHỤ LỤC A: QUY TRÌNH HỢP NHẤT VÀ HÀI HÒA HÓA DỮ LIỆU DOANH NGHIỆP ĐA QUỐC GIA (WBES)</w:t>
       </w:r>
     </w:p>
     <w:p>
@@ -47085,10 +47013,7 @@
         <w:t xml:space="preserve">World Bank Enterprise Surveys (WBES)</w:t>
       </w:r>
       <w:r>
-        <w:t xml:space="preserve"> </w:t>
-      </w:r>
-      <w:r>
-        <w:t xml:space="preserve">— bộ khảo sát doanh nghiệp cấp</w:t>
+        <w:t xml:space="preserve">, bộ khảo sát doanh nghiệp cấp</w:t>
       </w:r>
       <w:r>
         <w:t xml:space="preserve"> </w:t>
@@ -47329,7 +47254,7 @@
         <w:t xml:space="preserve"> </w:t>
       </w:r>
       <w:r>
-        <w:t xml:space="preserve">công cụ Standardized toàn cầu — cụ thể là</w:t>
+        <w:t xml:space="preserve">công cụ Standardized toàn cầu, cụ thể là</w:t>
       </w:r>
       <w:r>
         <w:t xml:space="preserve"> </w:t>
@@ -47405,7 +47330,7 @@
         <w:t xml:space="preserve"> </w:t>
       </w:r>
       <w:r>
-        <w:t xml:space="preserve">biến lõi này — Lebanon 2009 (bộ PICS MENA, mã</w:t>
+        <w:t xml:space="preserve">biến lõi này, Lebanon 2009 (bộ PICS MENA, mã</w:t>
       </w:r>
       <w:r>
         <w:t xml:space="preserve"> </w:t>
@@ -47423,7 +47348,7 @@
         <w:t xml:space="preserve"> </w:t>
       </w:r>
       <w:r>
-        <w:t xml:space="preserve">hỏi đời đầu) — được loại theo đúng nguyên tắc này, song song với việc loại các bộ công cụ phi</w:t>
+        <w:t xml:space="preserve">hỏi đời đầu), được loại theo đúng nguyên tắc này, song song với việc loại các bộ công cụ phi</w:t>
       </w:r>
       <w:r>
         <w:t xml:space="preserve"> </w:t>
@@ -48160,7 +48085,7 @@
         <w:rPr>
           <w:rStyle w:val="VerbatimChar"/>
         </w:rPr>
-        <w:t xml:space="preserve">    F --&gt;|"loại Comoros / Cyprus / Türkiye&lt;br/&gt;(ngoài Á–Thái Bình Dương)"| G["91.982 DN · 49 nền&lt;br/&gt;— MẪU PHÂN TÍCH"]</w:t>
+        <w:t xml:space="preserve">    F --&gt;|"loại Comoros / Cyprus / Türkiye&lt;br/&gt;(ngoài Á–Thái Bình Dương)"| G["91.982 DN · 49 nền&lt;br/&gt;(MẪU PHÂN TÍCH)"]</w:t>
       </w:r>
       <w:r>
         <w:br/>
@@ -48169,7 +48094,7 @@
         <w:rPr>
           <w:rStyle w:val="VerbatimChar"/>
         </w:rPr>
-        <w:t xml:space="preserve">    G --&gt;|"S6 · listwise tập biến trọng tâm"| H["84.910 — N hồi quy M2"]</w:t>
+        <w:t xml:space="preserve">    G --&gt;|"S6 · listwise tập biến trọng tâm"| H["84.910, N hồi quy M2"]</w:t>
       </w:r>
       <w:r>
         <w:br/>
@@ -48178,7 +48103,7 @@
         <w:rPr>
           <w:rStyle w:val="VerbatimChar"/>
         </w:rPr>
-        <w:t xml:space="preserve">    H --&gt;|"+ đầy đủ biến kiểm soát"| I["38.342 — M5 (two-way FE)"]</w:t>
+        <w:t xml:space="preserve">    H --&gt;|"+ đầy đủ biến kiểm soát"| I["38.342, M5 (two-way FE)"]</w:t>
       </w:r>
     </w:p>
     <w:p>
@@ -48638,7 +48563,7 @@
         <w:pStyle w:val="Heading2"/>
       </w:pPr>
       <w:r>
-        <w:t xml:space="preserve">A.5 Xử lý tính so sánh tiền tệ — vấn đề và giải pháp</w:t>
+        <w:t xml:space="preserve">A.5 Xử lý tính so sánh tiền tệ: vấn đề và giải pháp</w:t>
       </w:r>
     </w:p>
     <w:p>
@@ -48720,7 +48645,7 @@
         <w:t xml:space="preserve"> </w:t>
       </w:r>
       <w:r>
-        <w:t xml:space="preserve">các nước — một dạng</w:t>
+        <w:t xml:space="preserve">các nước, một dạng</w:t>
       </w:r>
       <w:r>
         <w:t xml:space="preserve"> </w:t>
@@ -48979,10 +48904,7 @@
         <w:t xml:space="preserve">gradient điểm uốn</w:t>
       </w:r>
       <w:r>
-        <w:t xml:space="preserve"> </w:t>
-      </w:r>
-      <w:r>
-        <w:t xml:space="preserve">— những</w:t>
+        <w:t xml:space="preserve">, những</w:t>
       </w:r>
       <w:r>
         <w:t xml:space="preserve"> </w:t>
@@ -49544,13 +49466,13 @@
         <w:t xml:space="preserve"> </w:t>
       </w:r>
       <w:r>
-        <w:t xml:space="preserve">Variation — ICRV) dựa trên tổ hợp các Chỉ số Quản trị Toàn cầu (Worldwide Governance</w:t>
-      </w:r>
-      <w:r>
-        <w:t xml:space="preserve"> </w:t>
-      </w:r>
-      <w:r>
-        <w:t xml:space="preserve">Indicators — WGI) của Kaufmann et al. (2011), mức phát triển kinh tế và đặc trưng cấu trúc</w:t>
+        <w:t xml:space="preserve">Variation, ICRV) dựa trên tổ hợp các Chỉ số Quản trị Toàn cầu (Worldwide Governance</w:t>
+      </w:r>
+      <w:r>
+        <w:t xml:space="preserve"> </w:t>
+      </w:r>
+      <w:r>
+        <w:t xml:space="preserve">Indicators, WGI) của Kaufmann et al. (2011), mức phát triển kinh tế và đặc trưng cấu trúc</w:t>
       </w:r>
       <w:r>
         <w:t xml:space="preserve"> </w:t>
@@ -49889,7 +49811,7 @@
         <w:t xml:space="preserve"> </w:t>
       </w:r>
       <w:r>
-        <w:t xml:space="preserve">Việc xử lý do thiếu Stata được thực hiện bằng Python (pandas/numpy) — một giải pháp thay thế</w:t>
+        <w:t xml:space="preserve">Việc xử lý do thiếu Stata được thực hiện bằng Python (pandas/numpy), một giải pháp thay thế</w:t>
       </w:r>
       <w:r>
         <w:t xml:space="preserve"> </w:t>

--- a/dist/luan_an_ctu/LUAN_AN_FULL_vi.docx
+++ b/dist/luan_an_ctu/LUAN_AN_FULL_vi.docx
@@ -573,7 +573,7 @@
         <w:t xml:space="preserve"> </w:t>
       </w:r>
       <w:r>
-        <w:t xml:space="preserve">- 4.6 Kiểm định toàn mẫu đa bối cảnh (P7), 4.7 SIDS (P8), 4.8 Ấn Độ (P9), 4.9 Tổng hợp theo hệ giả thuyết</w:t>
+        <w:t xml:space="preserve">- 4.6 Kiểm định toàn mẫu đa bối cảnh (P7), 4.7 SIDS (P8), 4.8 Ấn Độ (P9), 4.9 Tam giác hóa với bằng chứng vĩ mô WB, 4.10 Tổng hợp theo hệ giả thuyết</w:t>
       </w:r>
     </w:p>
     <w:p>
@@ -1958,7 +1958,7 @@
         <w:t xml:space="preserve"> </w:t>
       </w:r>
       <w:r>
-        <w:t xml:space="preserve">- Bảng tổng hợp kết quả kiểm định hệ giả thuyết H1–H6, H1b, H1c (Chương 4, §4.9)</w:t>
+        <w:t xml:space="preserve">- Bảng tổng hợp kết quả kiểm định hệ giả thuyết H1–H6, H1b, H1c (Chương 4, §4.10)</w:t>
       </w:r>
     </w:p>
     <w:bookmarkEnd w:id="28"/>
@@ -2420,7 +2420,7 @@
         </w:pict>
       </w:r>
     </w:p>
-    <w:bookmarkStart w:id="32" w:name="bối-cảnh-nghiên-cứu"/>
+    <w:bookmarkStart w:id="33" w:name="bối-cảnh-nghiên-cứu"/>
     <w:p>
       <w:pPr>
         <w:pStyle w:val="Heading2"/>
@@ -2482,6 +2482,122 @@
       </w:pPr>
       <w:r>
         <w:t xml:space="preserve">Cuối cùng, nhà quản trị cấp cao đóng vai trò không thể bỏ qua trong việc hình thành chiến lược và kết quả quốc tế hóa. Upper Echelons Theory (Hambrick &amp; Mason, 1984) khẳng định rằng quyết định chiến lược phản ánh đặc điểm nhận thức, kinh nghiệm và giá trị của nhà quản trị. Kinh nghiệm quốc tế giúp nhà quản trị nhận diện cơ hội và giảm chi phí của liability of foreignness, trong khi sự đa dạng giới tính ở cấp lãnh đạo có thể tăng cường quản trị rủi ro và ra quyết định đa chiều (Hsu et al., 2013; Post &amp; Byron, 2015). Tích hợp tầng nhà quản trị vào khung giải thích đa tầng là cần thiết để phản ánh đầy đủ sự phức tạp của quan hệ I–P trong bối cảnh châu Á.</w:t>
+      </w:r>
+    </w:p>
+    <w:bookmarkStart w:id="32" w:name="Xc1dcee8f5373723512b0db114b71fe5e38a510a"/>
+    <w:p>
+      <w:pPr>
+        <w:pStyle w:val="Heading3"/>
+      </w:pPr>
+      <w:r>
+        <w:t xml:space="preserve">1.1.1 Bối cảnh đương đại: thách thức việc làm, gradient thể chế và kỷ nguyên số</w:t>
+      </w:r>
+    </w:p>
+    <w:p>
+      <w:pPr>
+        <w:pStyle w:val="FirstParagraph"/>
+      </w:pPr>
+      <w:r>
+        <w:t xml:space="preserve">Tính cấp thiết của câu hỏi nghiên cứu được khuếch đại bởi ba dịch chuyển vĩ mô đang định hình lại bối cảnh của các nền kinh tế đang phát triển và mới nổi trong giai đoạn 2025–2026. Thứ nhất là</w:t>
+      </w:r>
+      <w:r>
+        <w:t xml:space="preserve"> </w:t>
+      </w:r>
+      <w:r>
+        <w:rPr>
+          <w:bCs/>
+          <w:b/>
+        </w:rPr>
+        <w:t xml:space="preserve">thách thức việc làm và cơ cấu dân số</w:t>
+      </w:r>
+      <w:r>
+        <w:t xml:space="preserve">. Theo phân tích chuyên đề mới nhất của Ngân hàng Thế giới về nhóm thị trường biên (frontier markets), các nền kinh tế biên hiện chiếm hơn một phần năm dân số toàn cầu nhưng chỉ tạo ra khoảng 5% sản lượng thế giới, và dự kiến có hơn 230 triệu người bước vào độ tuổi lao động trong giai đoạn 2025–2035 (World Bank, 2026c). Khoảng cách năng suất ngày càng giãn rộng: thu nhập bình quân đầu người ở thị trường biên trung vị hiện thấp hơn một phần ba so với thị trường mới nổi điển hình, rộng hơn mức chênh lệch của năm 2000 (World Bank, 2026c). Việc chuyển hóa cơ hội dân số thành</w:t>
+      </w:r>
+      <w:r>
+        <w:t xml:space="preserve"> </w:t>
+      </w:r>
+      <w:r>
+        <w:t xml:space="preserve">“</w:t>
+      </w:r>
+      <w:r>
+        <w:t xml:space="preserve">lợi tức dân số</w:t>
+      </w:r>
+      <w:r>
+        <w:t xml:space="preserve">”</w:t>
+      </w:r>
+      <w:r>
+        <w:t xml:space="preserve"> </w:t>
+      </w:r>
+      <w:r>
+        <w:t xml:space="preserve">(demographic dividend) phụ thuộc vào năng lực tạo việc làm năng suất cao của khu vực doanh nghiệp, điều này khiến câu hỏi về cơ chế chuyển hóa quốc tế hóa thành hiệu quả doanh nghiệp trở thành một vấn đề phát triển cấp bách chứ không chỉ là tranh luận học thuật.</w:t>
+      </w:r>
+    </w:p>
+    <w:p>
+      <w:pPr>
+        <w:pStyle w:val="BodyText"/>
+      </w:pPr>
+      <w:r>
+        <w:t xml:space="preserve">Thứ hai là</w:t>
+      </w:r>
+      <w:r>
+        <w:t xml:space="preserve"> </w:t>
+      </w:r>
+      <w:r>
+        <w:rPr>
+          <w:bCs/>
+          <w:b/>
+        </w:rPr>
+        <w:t xml:space="preserve">vai trò trung tâm của chất lượng thể chế trong phân hóa kết quả tăng trưởng</w:t>
+      </w:r>
+      <w:r>
+        <w:t xml:space="preserve">. Bằng chứng vĩ mô độc lập của Ngân hàng Thế giới củng cố trực tiếp tiền đề lý thuyết của luận án: trong số các thị trường biên, những nền kinh tế tăng trưởng nhanh nhất một phần tư thế kỷ qua là những nền đã cải thiện quản trị, thu hẹp chênh lệch lãi suất cho vay–huy động của ngân hàng, kiểm soát được nợ công và tích lũy vốn trên đầu người mạnh hơn; ngược lại, các điểm yếu thể chế và quản trị đi kèm chênh lệch lãi suất rộng và tăng trưởng vốn đáng thất vọng (World Bank, 2026c). Các con đường thành công lại đa dạng, từ thu hút đầu tư vào năng lượng và khoáng sản (Kazakhstan), đến sản xuất chế tạo giá trị gia tăng và xuất khẩu (Việt Nam), đến dịch vụ và du lịch (Rwanda), cho thấy không tồn tại một mô hình phát triển phổ quát mà kết quả phụ thuộc vào sự tương tác giữa chiến lược doanh nghiệp và bối cảnh thể chế (World Bank, 2026c). Mô hình phân hóa theo chế độ thể chế này chính là hiện tượng mà khung ICRV của luận án được thiết kế để vận hành hóa và kiểm định ở cấp doanh nghiệp.</w:t>
+      </w:r>
+    </w:p>
+    <w:p>
+      <w:pPr>
+        <w:pStyle w:val="BodyText"/>
+      </w:pPr>
+      <w:r>
+        <w:t xml:space="preserve">Thứ ba là</w:t>
+      </w:r>
+      <w:r>
+        <w:t xml:space="preserve"> </w:t>
+      </w:r>
+      <w:r>
+        <w:rPr>
+          <w:bCs/>
+          <w:b/>
+        </w:rPr>
+        <w:t xml:space="preserve">kỷ nguyên trí tuệ nhân tạo và biến động giá hàng hóa</w:t>
+      </w:r>
+      <w:r>
+        <w:t xml:space="preserve">, hai lực lượng tạo ra bất định mới cho doanh nghiệp quốc tế hóa. Sự lan tỏa nhanh của trí tuệ nhân tạo đang định hình lại năng lực số của cả khu vực công lẫn khu vực tư, đặt ra yêu cầu mới về hạ tầng số công (digital public infrastructure) và quản trị dữ liệu như những điều kiện nền tảng cho năng lực cạnh tranh quốc gia (World Bank, 2026e). Đồng thời, cú sốc xung đột Trung Đông năm 2026 gây gián đoạn nguồn cung dầu lớn nhất trong lịch sử ghi nhận, đẩy giá năng lượng dự báo tăng 24% và giá hàng hóa nói chung tăng 16% trong năm 2026, làm chậm tăng trưởng và đẩy lạm phát của các nền kinh tế đang phát triển lên mức cao nhất bốn năm (World Bank, 2026d). Hai lực lượng này tác động không đồng đều theo chế độ thể chế: chúng vừa mở ra cơ hội</w:t>
+      </w:r>
+      <w:r>
+        <w:t xml:space="preserve"> </w:t>
+      </w:r>
+      <w:r>
+        <w:t xml:space="preserve">“</w:t>
+      </w:r>
+      <w:r>
+        <w:t xml:space="preserve">nhảy vọt số</w:t>
+      </w:r>
+      <w:r>
+        <w:t xml:space="preserve">”</w:t>
+      </w:r>
+      <w:r>
+        <w:t xml:space="preserve"> </w:t>
+      </w:r>
+      <w:r>
+        <w:t xml:space="preserve">cho các nền kinh tế đang nổi, vừa khuếch đại lợi thế của các nền kinh tế tài nguyên dẫn dắt, qua đó càng làm nổi bật sự cần thiết của một khung phân tích phân biệt được bối cảnh thay vì giả định hiệu ứng đồng nhất.</w:t>
+      </w:r>
+    </w:p>
+    <w:p>
+      <w:pPr>
+        <w:pStyle w:val="BodyText"/>
+      </w:pPr>
+      <w:r>
+        <w:t xml:space="preserve">Ba dịch chuyển trên hội tụ vào một hàm ý chung: hiểu được khi nào và trong điều kiện nào quốc tế hóa cải thiện hiệu quả doanh nghiệp không còn là câu hỏi thuần lý thuyết mà là điều kiện tiên quyết để thiết kế chính sách phát triển hữu hiệu cho khu vực châu Á–Thái Bình Dương đa dạng về thể chế. Luận án này định vị trong khoảng giao đó, kết nối tranh luận học thuật về quan hệ I–P với nhu cầu chính sách đương đại bằng một khung đa tầng và bằng chứng cấp doanh nghiệp quy mô lớn nhất từng có cho khu vực.</w:t>
       </w:r>
     </w:p>
     <w:p>
@@ -2492,7 +2608,8 @@
       </w:r>
     </w:p>
     <w:bookmarkEnd w:id="32"/>
-    <w:bookmarkStart w:id="33" w:name="vấn-đề-nghiên-cứu"/>
+    <w:bookmarkEnd w:id="33"/>
+    <w:bookmarkStart w:id="34" w:name="vấn-đề-nghiên-cứu"/>
     <w:p>
       <w:pPr>
         <w:pStyle w:val="Heading2"/>
@@ -2532,8 +2649,8 @@
         </w:pict>
       </w:r>
     </w:p>
-    <w:bookmarkEnd w:id="33"/>
-    <w:bookmarkStart w:id="34" w:name="mục-tiêu-nghiên-cứu"/>
+    <w:bookmarkEnd w:id="34"/>
+    <w:bookmarkStart w:id="35" w:name="mục-tiêu-nghiên-cứu"/>
     <w:p>
       <w:pPr>
         <w:pStyle w:val="Heading2"/>
@@ -2565,8 +2682,8 @@
         </w:pict>
       </w:r>
     </w:p>
-    <w:bookmarkEnd w:id="34"/>
-    <w:bookmarkStart w:id="35" w:name="câu-hỏi-nghiên-cứu"/>
+    <w:bookmarkEnd w:id="35"/>
+    <w:bookmarkStart w:id="36" w:name="câu-hỏi-nghiên-cứu"/>
     <w:p>
       <w:pPr>
         <w:pStyle w:val="Heading2"/>
@@ -2598,8 +2715,8 @@
         </w:pict>
       </w:r>
     </w:p>
-    <w:bookmarkEnd w:id="35"/>
-    <w:bookmarkStart w:id="39" w:name="đối-tượng-và-phạm-vi-nghiên-cứu"/>
+    <w:bookmarkEnd w:id="36"/>
+    <w:bookmarkStart w:id="40" w:name="đối-tượng-và-phạm-vi-nghiên-cứu"/>
     <w:p>
       <w:pPr>
         <w:pStyle w:val="Heading2"/>
@@ -2608,7 +2725,7 @@
         <w:t xml:space="preserve">1.5 Đối tượng và phạm vi nghiên cứu</w:t>
       </w:r>
     </w:p>
-    <w:bookmarkStart w:id="36" w:name="đối-tượng-nghiên-cứu"/>
+    <w:bookmarkStart w:id="37" w:name="đối-tượng-nghiên-cứu"/>
     <w:p>
       <w:pPr>
         <w:pStyle w:val="Heading3"/>
@@ -2625,8 +2742,8 @@
         <w:t xml:space="preserve">Đối tượng nghiên cứu của luận án là mối quan hệ giữa quốc tế hóa và hiệu quả hoạt động của doanh nghiệp (internationalization–firm performance relationship) cùng với các yếu tố điều tiết của mối quan hệ đó, bao gồm bối cảnh thể chế, năng lực số và đặc điểm nhà quản trị cấp cao. Đơn vị phân tích là doanh nghiệp ở cấp độ tổ chức (firm-level analysis), không phải cấp độ ngành hay cấp độ quốc gia.</w:t>
       </w:r>
     </w:p>
-    <w:bookmarkEnd w:id="36"/>
-    <w:bookmarkStart w:id="37" w:name="phạm-vi-không-gian"/>
+    <w:bookmarkEnd w:id="37"/>
+    <w:bookmarkStart w:id="38" w:name="phạm-vi-không-gian"/>
     <w:p>
       <w:pPr>
         <w:pStyle w:val="Heading3"/>
@@ -2659,8 +2776,8 @@
         <w:t xml:space="preserve">có dữ liệu trong Khảo sát Doanh nghiệp của Ngân hàng Thế giới (World Bank Enterprise Surveys, WBES), được phân loại và tổ chức theo 6 sub-regime trong khung ICRV. Sáu sub-regime bao gồm: (i) Advanced Innovation-Driven, đại diện là Singapore, Hàn Quốc và Đài Loan; (ii) Advanced Resource-Driven, đại diện là các nền kinh tế GCC; (iii) Upper-middle, đại diện là Trung Quốc và Malaysia; (iv) Lower-middle transition, bao gồm Việt Nam và các nền kinh tế ASEAN đang phát triển; (v) Emerging, bao gồm các nền kinh tế kém phát triển nhất châu Á như Campuchia, Nepal và Afghanistan; và (vi) SIDS (Small Island Developing States), bao gồm 7 nền kinh tế đảo nhỏ Thái Bình Dương (mẫu chính P8; mở rộng 9 nền gồm Comoros và Timor-Leste khi kiểm định độ vững) được đưa vào phân tích để kiểm định các điều kiện biên cực đoan của quan hệ I–P. Nhật Bản không nằm trong phạm vi thực nghiệm của luận án do cấu trúc dữ liệu WBES không bao phủ Nhật Bản đầy đủ.</w:t>
       </w:r>
     </w:p>
-    <w:bookmarkEnd w:id="37"/>
-    <w:bookmarkStart w:id="38" w:name="phạm-vi-thời-gian"/>
+    <w:bookmarkEnd w:id="38"/>
+    <w:bookmarkStart w:id="39" w:name="phạm-vi-thời-gian"/>
     <w:p>
       <w:pPr>
         <w:pStyle w:val="Heading3"/>
@@ -2684,9 +2801,9 @@
         </w:pict>
       </w:r>
     </w:p>
-    <w:bookmarkEnd w:id="38"/>
     <w:bookmarkEnd w:id="39"/>
-    <w:bookmarkStart w:id="40" w:name="Xbf9681d2ece38c831068ce83c1d076e11fd1195"/>
+    <w:bookmarkEnd w:id="40"/>
+    <w:bookmarkStart w:id="41" w:name="Xbf9681d2ece38c831068ce83c1d076e11fd1195"/>
     <w:p>
       <w:pPr>
         <w:pStyle w:val="Heading2"/>
@@ -2718,8 +2835,8 @@
         </w:pict>
       </w:r>
     </w:p>
-    <w:bookmarkEnd w:id="40"/>
-    <w:bookmarkStart w:id="41" w:name="giả-thuyết-khoa-học-tóm-tắt"/>
+    <w:bookmarkEnd w:id="41"/>
+    <w:bookmarkStart w:id="42" w:name="giả-thuyết-khoa-học-tóm-tắt"/>
     <w:p>
       <w:pPr>
         <w:pStyle w:val="Heading2"/>
@@ -2756,8 +2873,8 @@
         </w:pict>
       </w:r>
     </w:p>
-    <w:bookmarkEnd w:id="41"/>
-    <w:bookmarkStart w:id="45" w:name="ý-nghĩa-khoa-học-và-thực-tiễn"/>
+    <w:bookmarkEnd w:id="42"/>
+    <w:bookmarkStart w:id="46" w:name="ý-nghĩa-khoa-học-và-thực-tiễn"/>
     <w:p>
       <w:pPr>
         <w:pStyle w:val="Heading2"/>
@@ -2766,7 +2883,7 @@
         <w:t xml:space="preserve">1.8 Ý nghĩa khoa học và thực tiễn</w:t>
       </w:r>
     </w:p>
-    <w:bookmarkStart w:id="42" w:name="đóng-góp-lý-thuyết"/>
+    <w:bookmarkStart w:id="43" w:name="đóng-góp-lý-thuyết"/>
     <w:p>
       <w:pPr>
         <w:pStyle w:val="Heading3"/>
@@ -2811,8 +2928,8 @@
         <w:t xml:space="preserve">, một construct lý thuyết mới chưa được định danh trong literature kinh doanh quốc tế, như điều kiện biên cực đoan của mô hình chữ U ngược khi cả ba tầng của khung CDCM (thể chế, năng lực, quản trị) đồng thời ở mức tối thiểu. Bằng chứng thực nghiệm từ bảy nền kinh tế Pacific SIDS xác nhận quan hệ âm đơn điệu không có điểm uốn, mở ra hướng nghiên cứu mới về điều kiện biên của lý thuyết quốc tế hóa.</w:t>
       </w:r>
     </w:p>
-    <w:bookmarkEnd w:id="42"/>
-    <w:bookmarkStart w:id="43" w:name="đóng-góp-phương-pháp"/>
+    <w:bookmarkEnd w:id="43"/>
+    <w:bookmarkStart w:id="44" w:name="đóng-góp-phương-pháp"/>
     <w:p>
       <w:pPr>
         <w:pStyle w:val="Heading3"/>
@@ -2829,8 +2946,8 @@
         <w:t xml:space="preserve">Về mặt phương pháp, luận án đóng góp theo hai hướng. Hướng thứ nhất là thiết kế mixed synthesis-empirical kết hợp meta-analysis và phân tích đa quốc gia, tạo ra khả năng đối chiếu giữa bằng chứng tổng hợp từ literature toàn cầu và bằng chứng thực nghiệm từ bối cảnh châu Á. Hướng thứ hai là phát triển và áp dụng khung phân loại thể chế ICRV cho 49 nền kinh tế, cung cấp một công cụ phân loại mới có ứng dụng tiềm năng trong nhiều nghiên cứu tương lai về moderating effect của thể chế trong literature kinh doanh quốc tế.</w:t>
       </w:r>
     </w:p>
-    <w:bookmarkEnd w:id="43"/>
-    <w:bookmarkStart w:id="44" w:name="đóng-góp-thực-tiễn"/>
+    <w:bookmarkEnd w:id="44"/>
+    <w:bookmarkStart w:id="45" w:name="đóng-góp-thực-tiễn"/>
     <w:p>
       <w:pPr>
         <w:pStyle w:val="Heading3"/>
@@ -2869,9 +2986,9 @@
         </w:pict>
       </w:r>
     </w:p>
-    <w:bookmarkEnd w:id="44"/>
     <w:bookmarkEnd w:id="45"/>
-    <w:bookmarkStart w:id="46" w:name="tính-mới-của-đề-tài"/>
+    <w:bookmarkEnd w:id="46"/>
+    <w:bookmarkStart w:id="47" w:name="tính-mới-của-đề-tài"/>
     <w:p>
       <w:pPr>
         <w:pStyle w:val="Heading2"/>
@@ -2911,8 +3028,8 @@
         </w:pict>
       </w:r>
     </w:p>
-    <w:bookmarkEnd w:id="46"/>
-    <w:bookmarkStart w:id="47" w:name="cấu-trúc-của-luận-án"/>
+    <w:bookmarkEnd w:id="47"/>
+    <w:bookmarkStart w:id="48" w:name="cấu-trúc-của-luận-án"/>
     <w:p>
       <w:pPr>
         <w:pStyle w:val="Heading2"/>
@@ -3322,8 +3439,8 @@
         <w:br w:type="page"/>
       </w:r>
     </w:p>
-    <w:bookmarkEnd w:id="47"/>
-    <w:bookmarkStart w:id="79" w:name="chương-2-tổng-quan-tài-liệu"/>
+    <w:bookmarkEnd w:id="48"/>
+    <w:bookmarkStart w:id="81" w:name="chương-2-tổng-quan-tài-liệu"/>
     <w:p>
       <w:pPr>
         <w:pStyle w:val="Heading1"/>
@@ -3347,7 +3464,7 @@
         </w:pict>
       </w:r>
     </w:p>
-    <w:bookmarkStart w:id="52" w:name="các-khái-niệm-cốt-lõi"/>
+    <w:bookmarkStart w:id="53" w:name="các-khái-niệm-cốt-lõi"/>
     <w:p>
       <w:pPr>
         <w:pStyle w:val="Heading2"/>
@@ -3356,7 +3473,7 @@
         <w:t xml:space="preserve">2.1 Các khái niệm cốt lõi</w:t>
       </w:r>
     </w:p>
-    <w:bookmarkStart w:id="48" w:name="quốc-tế-hóa-doanh-nghiệp"/>
+    <w:bookmarkStart w:id="49" w:name="quốc-tế-hóa-doanh-nghiệp"/>
     <w:p>
       <w:pPr>
         <w:pStyle w:val="Heading3"/>
@@ -3404,8 +3521,8 @@
         <w:t xml:space="preserve">Điều quan trọng cần lưu ý là quốc tế hóa không phải là một trạng thái nhị phân, mà là một biến liên tục biểu thị cường độ tham gia thị trường quốc tế, có thể thay đổi theo thời gian và phản ánh quá trình cam kết tích lũy của doanh nghiệp vào các thị trường nước ngoài (Johanson &amp; Vahlne, 1977, 2009).</w:t>
       </w:r>
     </w:p>
-    <w:bookmarkEnd w:id="48"/>
-    <w:bookmarkStart w:id="49" w:name="hiệu-quả-hoạt-động-doanh-nghiệp"/>
+    <w:bookmarkEnd w:id="49"/>
+    <w:bookmarkStart w:id="50" w:name="hiệu-quả-hoạt-động-doanh-nghiệp"/>
     <w:p>
       <w:pPr>
         <w:pStyle w:val="Heading3"/>
@@ -3438,8 +3555,8 @@
         <w:t xml:space="preserve">Cần nhấn mạnh rằng việc chọn thước đo hiệu quả không chỉ là quyết định kỹ thuật, mà còn phản ánh quan niệm lý thuyết về hiệu quả. Trong bối cảnh quốc tế hóa ở các nền kinh tế đang phát triển, năng suất lao động phản ánh trực tiếp khả năng chuyển hóa nguồn lực đầu vào thành kết quả đầu ra, qua đó thể hiện năng lực cạnh tranh thực chất của doanh nghiệp, khác với ROA vốn bị ảnh hưởng bởi cấu trúc tài sản và hệ thống kế toán đặc thù của từng quốc gia.</w:t>
       </w:r>
     </w:p>
-    <w:bookmarkEnd w:id="49"/>
-    <w:bookmarkStart w:id="50" w:name="Xfff4943f729a78f5449986a54b8a0ad8ed2eb31"/>
+    <w:bookmarkEnd w:id="50"/>
+    <w:bookmarkStart w:id="51" w:name="Xfff4943f729a78f5449986a54b8a0ad8ed2eb31"/>
     <w:p>
       <w:pPr>
         <w:pStyle w:val="Heading3"/>
@@ -3516,8 +3633,8 @@
         <w:t xml:space="preserve">Hai construct TCI và DAI không đồng nhất và vận hành theo cơ chế khác nhau trong mối quan hệ quốc tế hóa, hiệu quả: TCI hoạt động chủ yếu như một nhân tố nâng mặt bằng hiệu quả (level shifter), trong khi DAI có xu hướng làm thay đổi độ dốc hoặc độ cong của đường quan hệ I–P tùy theo bối cảnh (Bhandari et al., 2023; Chen &amp; Meng, 2022). Việc duy trì sự phân biệt rõ ràng này trong suốt luận án là điều kiện tiên quyết để đảm bảo tính thuần khiết của cấu trúc (construct purity) theo tiêu chuẩn của Coltman et al. (2008).</w:t>
       </w:r>
     </w:p>
-    <w:bookmarkEnd w:id="50"/>
-    <w:bookmarkStart w:id="51" w:name="bối-cảnh-thể-chế-và-khung-icrv"/>
+    <w:bookmarkEnd w:id="51"/>
+    <w:bookmarkStart w:id="52" w:name="bối-cảnh-thể-chế-và-khung-icrv"/>
     <w:p>
       <w:pPr>
         <w:pStyle w:val="Heading3"/>
@@ -3575,9 +3692,9 @@
         </w:pict>
       </w:r>
     </w:p>
-    <w:bookmarkEnd w:id="51"/>
     <w:bookmarkEnd w:id="52"/>
-    <w:bookmarkStart w:id="58" w:name="các-lý-thuyết-nền"/>
+    <w:bookmarkEnd w:id="53"/>
+    <w:bookmarkStart w:id="59" w:name="các-lý-thuyết-nền"/>
     <w:p>
       <w:pPr>
         <w:pStyle w:val="Heading2"/>
@@ -3586,7 +3703,7 @@
         <w:t xml:space="preserve">2.2 Các lý thuyết nền</w:t>
       </w:r>
     </w:p>
-    <w:bookmarkStart w:id="53" w:name="mô-hình-quốc-tế-hóa-uppsala"/>
+    <w:bookmarkStart w:id="54" w:name="mô-hình-quốc-tế-hóa-uppsala"/>
     <w:p>
       <w:pPr>
         <w:pStyle w:val="Heading3"/>
@@ -3673,8 +3790,8 @@
         <w:t xml:space="preserve">(data-augmented learning) trong kỷ nguyên chuyển đổi số, nơi dữ liệu từ thị trường nước ngoài có thể được thu thập, xử lý và phân tích nhanh hơn nhiều so với trước (Banalieva &amp; Dhanaraj, 2019).</w:t>
       </w:r>
     </w:p>
-    <w:bookmarkEnd w:id="53"/>
-    <w:bookmarkStart w:id="54" w:name="lý-thuyết-dựa-trên-nguồn-lực"/>
+    <w:bookmarkEnd w:id="54"/>
+    <w:bookmarkStart w:id="55" w:name="lý-thuyết-dựa-trên-nguồn-lực"/>
     <w:p>
       <w:pPr>
         <w:pStyle w:val="Heading3"/>
@@ -3707,8 +3824,8 @@
         <w:t xml:space="preserve">Trong bối cảnh đương đại, RBV được mở rộng bằng lý thuyết năng lực động (dynamic capabilities) của Teece et al. (1997), nhấn mạnh khả năng của doanh nghiệp trong việc tích hợp, xây dựng và tái cấu hình các năng lực nội bộ để ứng phó với môi trường cạnh tranh thay đổi nhanh chóng. Trong kỷ nguyên số, năng lực công nghệ (TCI), theo phân biệt của luận án, được xem là một dạng năng lực động quan trọng, cho phép doanh nghiệp tái cấu hình nguồn lực và mô hình kinh doanh để ứng phó với bất định trong quốc tế hóa (Bhandari et al., 2023; Verhoef et al., 2021). DAI, chỉ số áp dụng số nền tảng (Tier-1 proxy) đo lường sự hiện diện website, phản ánh mức độ chấp nhận kỹ thuật số cơ bản chứ không phải năng lực động theo nghĩa Teece et al. (1997). RBV cung cấp nền lý thuyết trực tiếp cho giả thuyết H2 về vai trò điều tiết của TCI, trong khi H3 về DAI được neo đậu trong Foundational Digital Adoption Framework (Banalieva &amp; Dhanaraj, 2019).</w:t>
       </w:r>
     </w:p>
-    <w:bookmarkEnd w:id="54"/>
-    <w:bookmarkStart w:id="55" w:name="lý-thuyết-thể-chế"/>
+    <w:bookmarkEnd w:id="55"/>
+    <w:bookmarkStart w:id="56" w:name="lý-thuyết-thể-chế"/>
     <w:p>
       <w:pPr>
         <w:pStyle w:val="Heading3"/>
@@ -3759,8 +3876,8 @@
         <w:t xml:space="preserve">Trong literature về I–P, bằng chứng meta-analytic của Marano et al. (2016), phân tích 170 nghiên cứu với 32 quốc gia giai đoạn 1972–2012, cho thấy thể chế quốc gia nguồn điều tiết đáng kể mối quan hệ quốc tế hóa, hiệu quả, với doanh nghiệp từ các nền kinh tế có thể chế yếu hơn có xu hướng thu được lợi ích thấp hơn hoặc thậm chí tổn thất từ quốc tế hóa. Cuervo-Cazurra et al. (2018) bổ sung rằng bất định thể chế ở quốc gia nguồn (home country uncertainty) không chỉ tạo ra thách thức mà còn có thể xây dựng năng lực quản lý bất định đặc thù, giúp doanh nghiệp ở các thị trường mới nổi cạnh tranh hiệu quả hơn ở các thị trường nước ngoài có đặc điểm tương tự. Lý thuyết thể chế cung cấp nền tảng lý luận cho giả thuyết H5 và cho khung ICRV trong luận án.</w:t>
       </w:r>
     </w:p>
-    <w:bookmarkEnd w:id="55"/>
-    <w:bookmarkStart w:id="56" w:name="lý-thuyết-thượng-tầng-quản-trị"/>
+    <w:bookmarkEnd w:id="56"/>
+    <w:bookmarkStart w:id="57" w:name="lý-thuyết-thượng-tầng-quản-trị"/>
     <w:p>
       <w:pPr>
         <w:pStyle w:val="Heading3"/>
@@ -3803,8 +3920,8 @@
         <w:t xml:space="preserve">Trong bối cảnh quốc tế hóa, Upper Echelons Theory có hai hàm ý trực tiếp. Thứ nhất, kinh nghiệm quốc tế của nhà quản trị cấp cao, được đo bằng số năm kinh nghiệm làm việc hoặc học tập ở nước ngoài, hay tiếp xúc với thị trường quốc tế, giúp giảm nhận thức về liability of foreignness và nâng cao khả năng đánh giá cơ hội, quản trị rủi ro ở thị trường quốc tế (Hsu et al., 2013; Sambharya, 1996). Thứ hai, sự đa dạng giới tính trong lãnh đạo, đặc biệt là sự hiện diện của quản trị viên nữ ở các vị trí lãnh đạo, liên quan đến nhận thức chiến lược đa chiều hơn và thực tiễn quản trị rủi ro thận trọng hơn, qua đó có tác động tích cực đến hiệu quả doanh nghiệp trong quá trình quốc tế hóa (Post &amp; Byron, 2015). Những hàm ý này cung cấp cơ sở lý thuyết cho giả thuyết H4 về vai trò điều tiết của đặc điểm nhà quản trị cấp cao.</w:t>
       </w:r>
     </w:p>
-    <w:bookmarkEnd w:id="56"/>
-    <w:bookmarkStart w:id="57" w:name="lớp-mở-rộng-digital-capability-lens"/>
+    <w:bookmarkEnd w:id="57"/>
+    <w:bookmarkStart w:id="58" w:name="lớp-mở-rộng-digital-capability-lens"/>
     <w:p>
       <w:pPr>
         <w:pStyle w:val="Heading3"/>
@@ -3834,7 +3951,15 @@
         <w:pStyle w:val="BodyText"/>
       </w:pPr>
       <w:r>
-        <w:t xml:space="preserve">Trong luận án, lớp mở rộng về năng lực số đóng vai trò mở rộng RBV bằng cách xác định TCI và DAI như hai loại tài sản số có chiều sâu và cơ chế vận hành khác nhau, đồng thời mở rộng Uppsala bằng cơ chế học hỏi dựa trên dữ liệu số. Sự tích hợp này tạo thành lớp thứ năm của khung lý thuyết, bổ sung cho bốn lý thuyết kinh điển để tạo thành một khung giải thích hoàn chỉnh và phù hợp với thực tiễn kinh doanh đương đại.</w:t>
+        <w:t xml:space="preserve">Sự phân biệt giữa hai cấu trúc số có nền tảng đo lường vững chắc trong literature. Bharadwaj et al. (2013) lập luận rằng năng lực công nghệ thông tin (IT capability) và chiến lược kinh doanh số (digital business strategy) có nomological nets khác nhau, nghĩa là chúng liên hệ với các tiền tố và hệ quả khác nhau, do đó không nên gộp thành một cấu trúc. Coltman et al. (2008) cung cấp bốn tiêu chí để phân biệt cấu trúc formative với reflective, làm cơ sở phương pháp luận cho việc xây dựng TCI và DAI như hai composite formative độc lập thay vì các chỉ báo của một cấu trúc tiềm ẩn chung. Trên nền đó, luận án định vị TCI ở truyền thống năng lực công nghệ hóa công nghiệp và năng lực hấp thụ, vốn xem năng lực công nghệ là chiều sâu năng lực nội tại được tích lũy qua đầu tư và học hỏi (Cohen &amp; Levinthal, 1990; Lall, 1992), trong khi DAI phản ánh mức độ áp dụng công cụ số ở giao diện ngoại tại. Sự tách biệt khái niệm này không chỉ là tinh tế đo lường mà có hệ quả lý thuyết trực tiếp: nếu hai cấu trúc vận hành qua hai cơ chế khác nhau, thì việc gộp chúng sẽ trung bình hóa hai hiệu ứng trái chiều và che khuất chính cơ chế mà nhà nghiên cứu và nhà hoạch định chính sách cần phân biệt.</w:t>
+      </w:r>
+    </w:p>
+    <w:p>
+      <w:pPr>
+        <w:pStyle w:val="BodyText"/>
+      </w:pPr>
+      <w:r>
+        <w:t xml:space="preserve">Trong luận án, lớp mở rộng về năng lực số đóng vai trò mở rộng RBV bằng cách xác định TCI và DAI như hai loại tài sản số có chiều sâu và cơ chế vận hành khác nhau, đồng thời mở rộng Uppsala bằng cơ chế học hỏi dựa trên dữ liệu số. Sự tích hợp này tạo thành lớp thứ năm của khung lý thuyết, bổ sung cho bốn lý thuyết kinh điển để tạo thành một khung giải thích hoàn chỉnh và phù hợp với thực tiễn kinh doanh đương đại. Cách tích hợp năm lớp này, thay vì chọn một hoặc hai lý thuyết làm nền như đa số nghiên cứu trước, chính là phản hồi trực tiếp cho khoảng trống thứ nhất đã nêu ở Chương 1: không một lý thuyết đơn lẻ nào đủ sức giải thích mức dị biệt cao của quan hệ I–P, và chỉ một khung đa tầng tích hợp mới nắm bắt được đồng thời chi phí học hỏi (Uppsala), khác biệt năng lực (RBV), bối cảnh thể chế (Institutional Theory), đặc điểm nhà quản trị (Upper Echelons) và logic số (Digital Capability Lens).</w:t>
       </w:r>
     </w:p>
     <w:p>
@@ -3844,9 +3969,9 @@
         </w:pict>
       </w:r>
     </w:p>
-    <w:bookmarkEnd w:id="57"/>
     <w:bookmarkEnd w:id="58"/>
-    <w:bookmarkStart w:id="63" w:name="tổng-quan-thực-nghiệm"/>
+    <w:bookmarkEnd w:id="59"/>
+    <w:bookmarkStart w:id="65" w:name="tổng-quan-thực-nghiệm"/>
     <w:p>
       <w:pPr>
         <w:pStyle w:val="Heading2"/>
@@ -3855,7 +3980,7 @@
         <w:t xml:space="preserve">2.3 Tổng quan thực nghiệm</w:t>
       </w:r>
     </w:p>
-    <w:bookmarkStart w:id="59" w:name="giai-đoạn-phát-triển-của-literature-ip"/>
+    <w:bookmarkStart w:id="60" w:name="giai-đoạn-phát-triển-của-literature-ip"/>
     <w:p>
       <w:pPr>
         <w:pStyle w:val="Heading3"/>
@@ -3914,8 +4039,8 @@
         <w:t xml:space="preserve">Giai đoạn thứ ba (từ cuối thập niên 2000 đến hiện tại) chuyển trọng tâm sang nghiên cứu các yếu tố điều tiết (moderators), tức điều kiện bối cảnh làm thay đổi hình dạng, cường độ, hoặc dấu của mối quan hệ I–P. Các moderator được nghiên cứu bao gồm đặc điểm quốc gia nguồn (Marano et al., 2016), đặc điểm ngành (Kirca et al., 2012), năng lực lãnh đạo cấp cao (Hsu et al., 2013), và năng lực kỹ thuật số (Bhandari et al., 2023; Wu et al., 2022). Sự chuyển dịch này phản ánh nhận thức ngày càng sâu sắc rằng không có quan hệ I–P phổ quát, kết quả quốc tế hóa phụ thuộc vào điều kiện cụ thể của doanh nghiệp, ngành và quốc gia (Arte &amp; Larimo, 2022).</w:t>
       </w:r>
     </w:p>
-    <w:bookmarkEnd w:id="59"/>
-    <w:bookmarkStart w:id="60" w:name="bằng-chứng-meta-analytic"/>
+    <w:bookmarkEnd w:id="60"/>
+    <w:bookmarkStart w:id="61" w:name="bằng-chứng-meta-analytic"/>
     <w:p>
       <w:pPr>
         <w:pStyle w:val="Heading3"/>
@@ -3948,8 +4073,8 @@
         <w:t xml:space="preserve">Nhìn chung, bằng chứng meta-analytic cho thấy ba kết luận quan trọng: tác động tổng hợp của quốc tế hóa lên hiệu quả là dương nhưng khiêm tốn; mức dị biệt cực kỳ cao; và các moderator bối cảnh, đặc biệt là thể chế quốc gia, năng lực doanh nghiệp, và đặc điểm ngành, là những nguồn giải thích chính cho sự khác biệt giữa các nghiên cứu. Đây là luận điểm cơ bản biện hộ cho sự cần thiết của một khung giải thích đa tầng.</w:t>
       </w:r>
     </w:p>
-    <w:bookmarkEnd w:id="60"/>
-    <w:bookmarkStart w:id="61" w:name="X2dab31dc90ae94a491c7104c141028484c6eeaa"/>
+    <w:bookmarkEnd w:id="61"/>
+    <w:bookmarkStart w:id="62" w:name="X2dab31dc90ae94a491c7104c141028484c6eeaa"/>
     <w:p>
       <w:pPr>
         <w:pStyle w:val="Heading3"/>
@@ -4018,8 +4143,8 @@
         <w:t xml:space="preserve">Phần lớn các nghiên cứu về I–P trong bối cảnh châu Á tập trung vào Nhật Bản, Hàn Quốc, Đài Loan, và Trung Quốc, trong khi các nền kinh tế chuyển đổi như Việt Nam, Campuchia, Bangladesh, và đặc biệt là các SIDS, về cơ bản thiếu vắng trong literature. Sự thiếu đại diện này tạo ra khoảng trống nghiêm trọng trong khả năng khái quát hóa lý thuyết, vì các nền kinh tế frontier và SIDS có thể là địa điểm quan trọng để kiểm định điều kiện biên (boundary conditions) của các lý thuyết về I–P.</w:t>
       </w:r>
     </w:p>
-    <w:bookmarkEnd w:id="61"/>
-    <w:bookmarkStart w:id="62" w:name="X732d7d1b7e90f1451ce2bd542fd674aab0604d1"/>
+    <w:bookmarkEnd w:id="62"/>
+    <w:bookmarkStart w:id="63" w:name="X732d7d1b7e90f1451ce2bd542fd674aab0604d1"/>
     <w:p>
       <w:pPr>
         <w:pStyle w:val="Heading3"/>
@@ -4042,6 +4167,91 @@
       </w:pPr>
       <w:r>
         <w:t xml:space="preserve">Tuy nhiên, phần lớn các nghiên cứu hiện tại không phân biệt TCI và DAI, xử lý năng lực số như một khái niệm đơn nhất. Hậu quả lý thuyết của sự đồng nhất không hợp lý này là không thể phân tách được hai cơ chế vận hành khác nhau: chiều sâu năng lực tổ chức (TCI) và khả năng phối hợp kỹ thuật số bề mặt (DAI). Sự không phân biệt này làm mờ đi cơ chế tác động và dẫn đến kết luận không thể áp dụng trực tiếp vào thực tiễn chính sách và quản trị doanh nghiệp.</w:t>
+      </w:r>
+    </w:p>
+    <w:bookmarkEnd w:id="63"/>
+    <w:bookmarkStart w:id="64" w:name="Xc7bb84a3900dbb18a70df5d2a00bb71d9360b13"/>
+    <w:p>
+      <w:pPr>
+        <w:pStyle w:val="Heading3"/>
+      </w:pPr>
+      <w:r>
+        <w:t xml:space="preserve">2.3.5 Bằng chứng vĩ mô về chất lượng thể chế và phân hóa kết quả tăng trưởng</w:t>
+      </w:r>
+    </w:p>
+    <w:p>
+      <w:pPr>
+        <w:pStyle w:val="FirstParagraph"/>
+      </w:pPr>
+      <w:r>
+        <w:t xml:space="preserve">Bên cạnh dòng nghiên cứu cấp doanh nghiệp, một khối bằng chứng vĩ mô đang tích lũy cung cấp nền tảng bối cảnh quan trọng cho luận điểm điều tiết thể chế của luận án. Phân tích hệ thống đầu tiên của Ngân hàng Thế giới về nhóm thị trường biên định nghĩa nhóm này là tập con của các nền kinh tế đang phát triển và mới nổi có mức độ tiếp cận thị trường tài chính quốc tế</w:t>
+      </w:r>
+      <w:r>
+        <w:t xml:space="preserve"> </w:t>
+      </w:r>
+      <w:r>
+        <w:t xml:space="preserve">“</w:t>
+      </w:r>
+      <w:r>
+        <w:t xml:space="preserve">có ý nghĩa nhưng hạn chế</w:t>
+      </w:r>
+      <w:r>
+        <w:t xml:space="preserve">”</w:t>
+      </w:r>
+      <w:r>
+        <w:t xml:space="preserve">, nằm giữa các thị trường mới nổi và các nền kinh tế đang phát triển khác (World Bank, 2026c). Điều đáng chú ý về mặt phương pháp luận là chính báo cáo này thừa nhận rằng</w:t>
+      </w:r>
+      <w:r>
+        <w:t xml:space="preserve"> </w:t>
+      </w:r>
+      <w:r>
+        <w:t xml:space="preserve">“</w:t>
+      </w:r>
+      <w:r>
+        <w:t xml:space="preserve">thị trường biên với tư cách một tiểu nhóm có xu hướng bị bỏ qua trong các phân tích kinh tế</w:t>
+      </w:r>
+      <w:r>
+        <w:t xml:space="preserve">”</w:t>
+      </w:r>
+      <w:r>
+        <w:t xml:space="preserve"> </w:t>
+      </w:r>
+      <w:r>
+        <w:t xml:space="preserve">(World Bank, 2026c), một sự thừa nhận trực tiếp về khoảng trống mà luận án này lấp ở cấp doanh nghiệp đối với khu vực châu Á–Thái Bình Dương.</w:t>
+      </w:r>
+    </w:p>
+    <w:p>
+      <w:pPr>
+        <w:pStyle w:val="BodyText"/>
+      </w:pPr>
+      <w:r>
+        <w:t xml:space="preserve">Phát hiện cốt lõi của khối bằng chứng vĩ mô này là chất lượng thể chế phân hóa kết quả tăng trưởng một cách có hệ thống. Các thị trường biên tăng trưởng nhanh nhất trong một phần tư thế kỷ qua chia sẻ một số đặc điểm chung: cải thiện quản trị, thu hẹp chênh lệch lãi suất cho vay–huy động của ngân hàng, kiểm soát nợ công và gánh nặng trả nợ, cùng với tích lũy vốn trên đầu người mạnh hơn (World Bank, 2026c). Ngược lại, các điểm yếu thể chế và quản trị, biểu hiện qua thị trường tài chính nội địa nông và chênh lệch lãi suất rộng, đi kèm với tăng trưởng vốn trên đầu người đáng thất vọng và làm khuếch đại tác động bất lợi của các cú sốc (World Bank, 2026c). Cơ chế vĩ mô này nhất quán với lập luận institutional-voids ở cấp doanh nghiệp (Khanna &amp; Palepu, 2010): thể chế yếu làm tăng chi phí giao dịch và bất định, từ đó bào mòn khả năng chuyển hóa đầu tư và quốc tế hóa thành hiệu quả thực.</w:t>
+      </w:r>
+    </w:p>
+    <w:p>
+      <w:pPr>
+        <w:pStyle w:val="BodyText"/>
+      </w:pPr>
+      <w:r>
+        <w:t xml:space="preserve">Quan trọng không kém, bằng chứng vĩ mô cho thấy không tồn tại một con đường phát triển phổ quát: các thị trường biên thành công đã áp dụng những chiến lược rất khác nhau, từ thu hút đầu tư vào năng lượng và khoáng sản (Kazakhstan), đến sản xuất chế tạo giá trị gia tăng và xuất khẩu (Việt Nam), đến tăng trưởng dựa trên dịch vụ và du lịch (Rwanda); và bốn nền kinh tế (Bulgaria, Costa Rica, Panama, Romania) đã đạt thu nhập cao và</w:t>
+      </w:r>
+      <w:r>
+        <w:t xml:space="preserve"> </w:t>
+      </w:r>
+      <w:r>
+        <w:t xml:space="preserve">“</w:t>
+      </w:r>
+      <w:r>
+        <w:t xml:space="preserve">tốt nghiệp</w:t>
+      </w:r>
+      <w:r>
+        <w:t xml:space="preserve">”</w:t>
+      </w:r>
+      <w:r>
+        <w:t xml:space="preserve"> </w:t>
+      </w:r>
+      <w:r>
+        <w:t xml:space="preserve">khỏi nhóm biên trong giai đoạn 2012–2025 (World Bank, 2026c). Sự đa dạng con đường này củng cố trực tiếp tiền đề của khung ICRV: cơ chế chuyển hóa quốc tế hóa thành hiệu quả phụ thuộc vào chế độ thể chế và mô hình tăng trưởng đặc thù, chứ không tuân theo một dạng hàm phổ quát. Tuy nhiên, bằng chứng vĩ mô này dừng ở cấp quốc gia và để ngỏ câu hỏi về cơ chế cấp doanh nghiệp, chính là khoảng trống mà luận án giải quyết bằng dữ liệu WBES cấp cơ sở trên 49 nền kinh tế.</w:t>
       </w:r>
     </w:p>
     <w:p>
@@ -4051,9 +4261,9 @@
         </w:pict>
       </w:r>
     </w:p>
-    <w:bookmarkEnd w:id="62"/>
-    <w:bookmarkEnd w:id="63"/>
-    <w:bookmarkStart w:id="64" w:name="khoảng-trống-nghiên-cứu"/>
+    <w:bookmarkEnd w:id="64"/>
+    <w:bookmarkEnd w:id="65"/>
+    <w:bookmarkStart w:id="66" w:name="khoảng-trống-nghiên-cứu"/>
     <w:p>
       <w:pPr>
         <w:pStyle w:val="Heading2"/>
@@ -4193,8 +4403,8 @@
         </w:pict>
       </w:r>
     </w:p>
-    <w:bookmarkEnd w:id="64"/>
-    <w:bookmarkStart w:id="77" w:name="mô-hình-nghiên-cứu-và-hệ-giả-thuyết"/>
+    <w:bookmarkEnd w:id="66"/>
+    <w:bookmarkStart w:id="79" w:name="mô-hình-nghiên-cứu-và-hệ-giả-thuyết"/>
     <w:p>
       <w:pPr>
         <w:pStyle w:val="Heading2"/>
@@ -4203,7 +4413,7 @@
         <w:t xml:space="preserve">2.5 Mô hình nghiên cứu và hệ giả thuyết</w:t>
       </w:r>
     </w:p>
-    <w:bookmarkStart w:id="68" w:name="mô-hình-khái-niệm"/>
+    <w:bookmarkStart w:id="70" w:name="mô-hình-khái-niệm"/>
     <w:p>
       <w:pPr>
         <w:pStyle w:val="Heading3"/>
@@ -4297,18 +4507,18 @@
           <wp:inline>
             <wp:extent cx="5753100" cy="3558086"/>
             <wp:effectExtent b="0" l="0" r="0" t="0"/>
-            <wp:docPr descr="Hình 2.1. Khung khái niệm tích hợp đa tầng CDCM cho quan hệ Quốc tế hóa–Hiệu quả tại châu Á" title="" id="66" name="Picture"/>
+            <wp:docPr descr="Hình 2.1. Khung khái niệm tích hợp đa tầng CDCM cho quan hệ Quốc tế hóa–Hiệu quả tại châu Á" title="" id="68" name="Picture"/>
             <a:graphic>
               <a:graphicData uri="http://schemas.openxmlformats.org/drawingml/2006/picture">
                 <pic:pic>
                   <pic:nvPicPr>
-                    <pic:cNvPr descr="figures/fig_2_1_cdcm_conceptual_model.png" id="67" name="Picture"/>
+                    <pic:cNvPr descr="figures/fig_2_1_cdcm_conceptual_model.png" id="69" name="Picture"/>
                     <pic:cNvPicPr>
                       <a:picLocks noChangeArrowheads="1" noChangeAspect="1"/>
                     </pic:cNvPicPr>
                   </pic:nvPicPr>
                   <pic:blipFill>
-                    <a:blip r:embed="rId65"/>
+                    <a:blip r:embed="rId67"/>
                     <a:stretch>
                       <a:fillRect/>
                     </a:stretch>
@@ -4381,8 +4591,8 @@
         <w:t xml:space="preserve">Nguồn: tác giả xây dựng dựa trên Uppsala, RBV, lý thuyết thể chế, lý thuyết thượng tầng quản trị và digital capability lens.</w:t>
       </w:r>
     </w:p>
-    <w:bookmarkEnd w:id="68"/>
-    <w:bookmarkStart w:id="69" w:name="giả-thuyết-h1-phi-tuyến-chữ-u-ngược"/>
+    <w:bookmarkEnd w:id="70"/>
+    <w:bookmarkStart w:id="71" w:name="giả-thuyết-h1-phi-tuyến-chữ-u-ngược"/>
     <w:p>
       <w:pPr>
         <w:pStyle w:val="Heading3"/>
@@ -4399,8 +4609,8 @@
         <w:t xml:space="preserve">Trên cơ sở lý thuyết từ Uppsala về chi phí thâm nhập giai đoạn đầu, RBV về lợi thế cạnh tranh tích lũy ở giai đoạn trung, và lý thuyết chi phí giao dịch về sự phức tạp điều phối ở giai đoạn mở rộng quá mức, giả thuyết H1 được phát biểu như sau. Quan hệ giữa mức độ quốc tế hóa và hiệu quả hoạt động của các doanh nghiệp ở các quốc gia châu Á có dạng phi tuyến chữ U ngược, với một điểm turning point tối ưu trước khi chi phí điều phối và bất định vượt qua lợi ích từ mở rộng thị trường quốc tế. Cơ sở lý thuyết trực tiếp bao gồm mô hình S-curve của Lu và Beamish (2004), lý thuyết ba giai đoạn của Contractor et al. (2003), và bằng chứng inverted-U ban đầu của Hitt et al. (1997).</w:t>
       </w:r>
     </w:p>
-    <w:bookmarkEnd w:id="69"/>
-    <w:bookmarkStart w:id="70" w:name="X1e4f3f6a2f993a9a6e6b8e711bb6f577a973378"/>
+    <w:bookmarkEnd w:id="71"/>
+    <w:bookmarkStart w:id="72" w:name="X1e4f3f6a2f993a9a6e6b8e711bb6f577a973378"/>
     <w:p>
       <w:pPr>
         <w:pStyle w:val="Heading3"/>
@@ -4459,8 +4669,8 @@
         <w:t xml:space="preserve">, không có điểm turning point trong phạm vi dữ liệu, phản ánh gánh nặng quốc tế hóa bắt buộc (Forced Internationalization Penalty, FIP) nơi doanh nghiệp xuất khẩu để sinh tồn chứ không phải để khai thác lợi thế cạnh tranh. Cơ sở lý thuyết bao gồm Institutional Theory (North, 1990), lý thuyết chi phí giao dịch (Williamson, 1985), Khanna và Palepu (2010) về institutional voids, và Lall (2004) về SIDS structural constraints.</w:t>
       </w:r>
     </w:p>
-    <w:bookmarkEnd w:id="70"/>
-    <w:bookmarkStart w:id="71" w:name="X4e283c765855921a9a0bf70a9d0a980f4bd502f"/>
+    <w:bookmarkEnd w:id="72"/>
+    <w:bookmarkStart w:id="73" w:name="X4e283c765855921a9a0bf70a9d0a980f4bd502f"/>
     <w:p>
       <w:pPr>
         <w:pStyle w:val="Heading3"/>
@@ -4477,8 +4687,8 @@
         <w:t xml:space="preserve">Dựa trên RBV (Barney, 1991) và lý thuyết năng lực động (Teece et al., 1997), năng lực công nghệ là một nguồn lực VRIN giúp doanh nghiệp khai thác lợi ích từ quốc tế hóa hiệu quả hơn. Giả thuyết H2 được phát biểu như sau. Năng lực công nghệ (TCI) làm gia tăng tác động tích cực của quốc tế hóa lên hiệu quả hoạt động của doanh nghiệp, bằng cách nâng mặt bằng hiệu quả tổng thể và làm giảm chi phí học hỏi thị trường quốc tế, do đó làm dịch chuyển đường quan hệ I–P lên cao hơn và có thể điều chỉnh vị trí của điểm turning point. Cơ sở lý thuyết bao gồm Barney (1991), Teece et al. (1997), và Bhandari et al. (2023).</w:t>
       </w:r>
     </w:p>
-    <w:bookmarkEnd w:id="71"/>
-    <w:bookmarkStart w:id="72" w:name="X128abf7a15253174c605d07067219580799d526"/>
+    <w:bookmarkEnd w:id="73"/>
+    <w:bookmarkStart w:id="74" w:name="X128abf7a15253174c605d07067219580799d526"/>
     <w:p>
       <w:pPr>
         <w:pStyle w:val="Heading3"/>
@@ -4495,8 +4705,8 @@
         <w:t xml:space="preserve">Phân biệt rõ với H2, DAI không có chiều sâu năng lực tổ chức như TCI nhưng có vai trò giảm thiểu chi phí phối hợp xuyên biên giới ở mức xuất khẩu cao. Giả thuyết H3 được phát biểu như sau. Chỉ số chấp nhận số (DAI) điều tiết mối quan hệ I–P, với vai trò bổ trợ rõ rệt hơn ở mức export intensity cao khi DAI giúp giảm chi phí phối hợp giao dịch xuyên biên giới, theo đó DAI làm thay đổi độ dốc của đường quan hệ I–P chứ không nhất thiết nâng mặt bằng hiệu quả như TCI. Cơ sở lý thuyết bao gồm Verhoef et al. (2021), Stallkamp và Schotter (2021), và Bustamante et al. (2022). Sự phân biệt cơ chế tác động giữa H2 và H3 là đóng góp lý thuyết quan trọng, cho phép phân tách TCI và DAI trong mô hình hồi quy thực nghiệm.</w:t>
       </w:r>
     </w:p>
-    <w:bookmarkEnd w:id="72"/>
-    <w:bookmarkStart w:id="73" w:name="X23e235aa1540adf65664378accbc0b6a13fdffd"/>
+    <w:bookmarkEnd w:id="74"/>
+    <w:bookmarkStart w:id="75" w:name="X23e235aa1540adf65664378accbc0b6a13fdffd"/>
     <w:p>
       <w:pPr>
         <w:pStyle w:val="Heading3"/>
@@ -4513,8 +4723,8 @@
         <w:t xml:space="preserve">Dựa trên Upper Echelons Theory (Hambrick &amp; Mason, 1984; Hambrick, 2007), quyết định chiến lược quốc tế hóa và khả năng chuyển hóa nó thành hiệu quả phụ thuộc vào đặc điểm nhận thức và kinh nghiệm của nhà quản trị. Giả thuyết H4 được phát biểu như sau. Kinh nghiệm quản trị và giới tính nữ của nhà quản trị cấp cao làm mạnh hơn tác động tích cực của quốc tế hóa lên hiệu quả hoạt động, thông qua cơ chế nâng cao nhận thức chiến lược quốc tế và quản trị rủi ro thận trọng hơn trong quá trình mở rộng quốc tế. Cơ sở lý thuyết bao gồm Hambrick và Mason (1984), Hsu et al. (2013), và Post và Byron (2015); bằng chứng thực nghiệm ở cấp doanh nghiệp cho thấy kinh nghiệm và giới tính của nhà quản trị có thể điều tiết quan hệ quốc tế hóa–hiệu quả (Phan, Do, &amp; Phan, 2020; Phan et al., 2021; Do &amp; Phan, 2025).</w:t>
       </w:r>
     </w:p>
-    <w:bookmarkEnd w:id="73"/>
-    <w:bookmarkStart w:id="74" w:name="X1090b4891c9abf48d7aab0f24d22e9d66d1b02d"/>
+    <w:bookmarkEnd w:id="75"/>
+    <w:bookmarkStart w:id="76" w:name="X1090b4891c9abf48d7aab0f24d22e9d66d1b02d"/>
     <w:p>
       <w:pPr>
         <w:pStyle w:val="Heading3"/>
@@ -4549,8 +4759,8 @@
         <w:t xml:space="preserve">(digital shield) giúp bù đắp một phần khoảng trống thể chế; cường độ điều tiết này giảm dần theo gradient ICRV từ các nền kinh tế frontier (Nhóm V–VI, điều tiết mạnh nhất) đến các nền kinh tế tiên tiến (Nhóm I, điều tiết yếu nhất). Cơ sở lý thuyết bao gồm North (1990), Khanna và Palepu (2010), và Marano et al. (2016).</w:t>
       </w:r>
     </w:p>
-    <w:bookmarkEnd w:id="74"/>
-    <w:bookmarkStart w:id="75" w:name="Xef57ba07d4a873fdbd0fe03fe237e0edc9cc461"/>
+    <w:bookmarkEnd w:id="76"/>
+    <w:bookmarkStart w:id="77" w:name="Xef57ba07d4a873fdbd0fe03fe237e0edc9cc461"/>
     <w:p>
       <w:pPr>
         <w:pStyle w:val="Heading3"/>
@@ -4574,8 +4784,8 @@
         </w:pict>
       </w:r>
     </w:p>
-    <w:bookmarkEnd w:id="75"/>
-    <w:bookmarkStart w:id="76" w:name="Xf335a697a9ee7a16b4b110396196a58c357e907"/>
+    <w:bookmarkEnd w:id="77"/>
+    <w:bookmarkStart w:id="78" w:name="Xf335a697a9ee7a16b4b110396196a58c357e907"/>
     <w:p>
       <w:pPr>
         <w:pStyle w:val="Heading3"/>
@@ -5043,57 +5253,57 @@
         <w:t xml:space="preserve">Ghi chú về ký hiệu: Hệ giả thuyết của luận án gồm sáu giả thuyết trọng tâm H1–H6 và một giả thuyết điều kiện biên H1b. Trong các mô hình thực nghiệm chi tiết ở Chương 3, một số nghiên cứu thành phần sử dụng các giả thuyết con (sub-hypotheses) lồng dưới hệ giả thuyết chính của luận án, cụ thể: H2b (kiểm định tính ổn định xuyên sóng của năng lực điều tiết, thuộc P5, lồng dưới H2/H6); H4a–H4b (kiểm định điều tiết độ cong theo năng lực, thuộc P5, lồng dưới H2); tương tác tổng hợp ba chiều của P7 (lồng dưới H3 và H5); E1a–E1b (kiểm định định hướng gradient ICRV, lồng dưới H5); và H1c (kiểm định tan biến ngưỡng chữ U ngược theo thời gian tại Ấn Độ, thuộc P9, lồng dưới H1 và H6). Các ký hiệu con này phục vụ độ chính xác kỹ thuật của từng mô hình và không làm thay đổi hệ giả thuyết trọng tâm H1–H6/H1b của luận án.</w:t>
       </w:r>
     </w:p>
-    <w:bookmarkEnd w:id="76"/>
-    <w:bookmarkEnd w:id="77"/>
-    <w:bookmarkStart w:id="78" w:name="tóm-tắt-chương"/>
-    <w:p>
-      <w:pPr>
-        <w:pStyle w:val="Heading2"/>
-      </w:pPr>
-      <w:r>
-        <w:t xml:space="preserve">2.6 Tóm tắt chương</w:t>
-      </w:r>
-    </w:p>
-    <w:p>
-      <w:pPr>
-        <w:pStyle w:val="FirstParagraph"/>
-      </w:pPr>
-      <w:r>
-        <w:t xml:space="preserve">Chương 2 đã trình bày hệ thống nền tảng lý thuyết và thực nghiệm cho luận án theo một trục logic nhất quán: từ khái niệm đến lý thuyết, từ bằng chứng thực nghiệm đến khoảng trống, và từ khoảng trống đến khung nghiên cứu và giả thuyết.</w:t>
-      </w:r>
-    </w:p>
-    <w:p>
-      <w:pPr>
-        <w:pStyle w:val="BodyText"/>
-      </w:pPr>
-      <w:r>
-        <w:t xml:space="preserve">Phần đầu chương xác lập bốn khái niệm cốt lõi: quốc tế hóa doanh nghiệp (đo bằng FSTS), hiệu quả hoạt động (đo bằng labor productivity là chính), năng lực công nghệ (TCI) và chỉ số chấp nhận số (DAI) như hai construct độc lập, và bối cảnh thể chế được vận hành hóa bằng khung ICRV sáu nhóm. Phần lý thuyết nền trình bày và phân tích bốn lý thuyết kinh điển, Uppsala, RBV, Institutional Theory, và Upper Echelons Theory, cùng với lớp mở rộng Digital Capability Lens, xác định vai trò của từng lý thuyết trong khung giải thích tổng thể của luận án.</w:t>
-      </w:r>
-    </w:p>
-    <w:p>
-      <w:pPr>
-        <w:pStyle w:val="BodyText"/>
-      </w:pPr>
-      <w:r>
-        <w:t xml:space="preserve">Tổng quan thực nghiệm cho thấy literature I–P đã phát triển qua ba giai đoạn, từ tuyến tính dương đến phi tuyến đến tập trung vào moderators; các meta-analyses nhất quán cho thấy tác động tổng hợp là dương nhưng nhỏ với I² &gt; 80%, đòi hỏi cách tiếp cận moderator-centric; và bối cảnh châu Á, đặc biệt là các nền kinh tế frontier và SIDS, đang thiếu đại diện nghiêm trọng trong literature.</w:t>
-      </w:r>
-    </w:p>
-    <w:p>
-      <w:pPr>
-        <w:pStyle w:val="BodyText"/>
-      </w:pPr>
-      <w:r>
-        <w:t xml:space="preserve">Ba khoảng trống được xác định: thiếu khung tích hợp đa tầng, sự đồng nhất không hợp lý TCI–DAI, và thiếu bằng chứng cross-country quy mô lớn có cấu trúc cho châu Á. Để lấp đầy ba khoảng trống này, luận án đề xuất khung CDCM và phát triển sáu giả thuyết (H1–H6) bao phủ phi tuyến cơ bản, vai trò của TCI và DAI, vai trò của đặc điểm nhà quản trị, vai trò của thể chế ICRV, và dị biệt thời gian. Chương 3 sẽ trình bày thiết kế phương pháp và chiến lược kiểm định hệ giả thuyết này.</w:t>
-      </w:r>
-    </w:p>
-    <w:p>
-      <w:r>
-        <w:br w:type="page"/>
-      </w:r>
-    </w:p>
     <w:bookmarkEnd w:id="78"/>
     <w:bookmarkEnd w:id="79"/>
-    <w:bookmarkStart w:id="80" w:name="chương-3-phương-pháp-nghiên-cứu"/>
+    <w:bookmarkStart w:id="80" w:name="tóm-tắt-chương"/>
+    <w:p>
+      <w:pPr>
+        <w:pStyle w:val="Heading2"/>
+      </w:pPr>
+      <w:r>
+        <w:t xml:space="preserve">2.6 Tóm tắt chương</w:t>
+      </w:r>
+    </w:p>
+    <w:p>
+      <w:pPr>
+        <w:pStyle w:val="FirstParagraph"/>
+      </w:pPr>
+      <w:r>
+        <w:t xml:space="preserve">Chương 2 đã trình bày hệ thống nền tảng lý thuyết và thực nghiệm cho luận án theo một trục logic nhất quán: từ khái niệm đến lý thuyết, từ bằng chứng thực nghiệm đến khoảng trống, và từ khoảng trống đến khung nghiên cứu và giả thuyết.</w:t>
+      </w:r>
+    </w:p>
+    <w:p>
+      <w:pPr>
+        <w:pStyle w:val="BodyText"/>
+      </w:pPr>
+      <w:r>
+        <w:t xml:space="preserve">Phần đầu chương xác lập bốn khái niệm cốt lõi: quốc tế hóa doanh nghiệp (đo bằng FSTS), hiệu quả hoạt động (đo bằng labor productivity là chính), năng lực công nghệ (TCI) và chỉ số chấp nhận số (DAI) như hai construct độc lập, và bối cảnh thể chế được vận hành hóa bằng khung ICRV sáu nhóm. Phần lý thuyết nền trình bày và phân tích bốn lý thuyết kinh điển, Uppsala, RBV, Institutional Theory, và Upper Echelons Theory, cùng với lớp mở rộng Digital Capability Lens, xác định vai trò của từng lý thuyết trong khung giải thích tổng thể của luận án.</w:t>
+      </w:r>
+    </w:p>
+    <w:p>
+      <w:pPr>
+        <w:pStyle w:val="BodyText"/>
+      </w:pPr>
+      <w:r>
+        <w:t xml:space="preserve">Tổng quan thực nghiệm cho thấy literature I–P đã phát triển qua ba giai đoạn, từ tuyến tính dương đến phi tuyến đến tập trung vào moderators; các meta-analyses nhất quán cho thấy tác động tổng hợp là dương nhưng nhỏ với I² &gt; 80%, đòi hỏi cách tiếp cận moderator-centric; và bối cảnh châu Á, đặc biệt là các nền kinh tế frontier và SIDS, đang thiếu đại diện nghiêm trọng trong literature.</w:t>
+      </w:r>
+    </w:p>
+    <w:p>
+      <w:pPr>
+        <w:pStyle w:val="BodyText"/>
+      </w:pPr>
+      <w:r>
+        <w:t xml:space="preserve">Ba khoảng trống được xác định: thiếu khung tích hợp đa tầng, sự đồng nhất không hợp lý TCI–DAI, và thiếu bằng chứng cross-country quy mô lớn có cấu trúc cho châu Á. Để lấp đầy ba khoảng trống này, luận án đề xuất khung CDCM và phát triển sáu giả thuyết (H1–H6) bao phủ phi tuyến cơ bản, vai trò của TCI và DAI, vai trò của đặc điểm nhà quản trị, vai trò của thể chế ICRV, và dị biệt thời gian. Chương 3 sẽ trình bày thiết kế phương pháp và chiến lược kiểm định hệ giả thuyết này.</w:t>
+      </w:r>
+    </w:p>
+    <w:p>
+      <w:r>
+        <w:br w:type="page"/>
+      </w:r>
+    </w:p>
+    <w:bookmarkEnd w:id="80"/>
+    <w:bookmarkEnd w:id="81"/>
+    <w:bookmarkStart w:id="82" w:name="chương-3-phương-pháp-nghiên-cứu"/>
     <w:p>
       <w:pPr>
         <w:pStyle w:val="Heading1"/>
@@ -5102,7 +5312,7 @@
         <w:t xml:space="preserve">CHƯƠNG 3: PHƯƠNG PHÁP NGHIÊN CỨU</w:t>
       </w:r>
     </w:p>
-    <w:bookmarkEnd w:id="80"/>
+    <w:bookmarkEnd w:id="82"/>
     <w:p>
       <w:r>
         <w:pict>
@@ -5110,7 +5320,7 @@
         </w:pict>
       </w:r>
     </w:p>
-    <w:bookmarkStart w:id="83" w:name="thiết-kế-nghiên-cứu-tổng-thể"/>
+    <w:bookmarkStart w:id="85" w:name="thiết-kế-nghiên-cứu-tổng-thể"/>
     <w:p>
       <w:pPr>
         <w:pStyle w:val="Heading2"/>
@@ -5119,7 +5329,7 @@
         <w:t xml:space="preserve">3.1 Thiết kế nghiên cứu tổng thể</w:t>
       </w:r>
     </w:p>
-    <w:bookmarkStart w:id="81" w:name="loại-thiết-kế"/>
+    <w:bookmarkStart w:id="83" w:name="loại-thiết-kế"/>
     <w:p>
       <w:pPr>
         <w:pStyle w:val="Heading3"/>
@@ -5198,8 +5408,8 @@
         <w:t xml:space="preserve">là thiết kế hiếm gặp; đa số các luận án IB chỉ làm một trong hai phase. Quy mô 49 nước/91.982 doanh nghiệp là phạm vi địa lý lớn nhất từng có cho khu vực, mở rộng từ pool 17 nước trong nghiên cứu thành phần P1.</w:t>
       </w:r>
     </w:p>
-    <w:bookmarkEnd w:id="81"/>
-    <w:bookmarkStart w:id="82" w:name="quy-trình-nghiên-cứu"/>
+    <w:bookmarkEnd w:id="83"/>
+    <w:bookmarkStart w:id="84" w:name="quy-trình-nghiên-cứu"/>
     <w:p>
       <w:pPr>
         <w:pStyle w:val="Heading3"/>
@@ -5232,9 +5442,9 @@
         <w:t xml:space="preserve">sau khi hòa hợp 3 thế hệ schema (PICS3, Standardized, BREADY/BEE); (v) ước lượng mô hình thực nghiệm theo bối cảnh quốc gia và đa quốc gia; (vi) kiểm định độ vững và tích hợp kết quả để đóng góp lý thuyết.</w:t>
       </w:r>
     </w:p>
-    <w:bookmarkEnd w:id="82"/>
-    <w:bookmarkEnd w:id="83"/>
-    <w:bookmarkStart w:id="87" w:name="phase-1-meta-analysis-19822026"/>
+    <w:bookmarkEnd w:id="84"/>
+    <w:bookmarkEnd w:id="85"/>
+    <w:bookmarkStart w:id="89" w:name="phase-1-meta-analysis-19822026"/>
     <w:p>
       <w:pPr>
         <w:pStyle w:val="Heading2"/>
@@ -5243,7 +5453,7 @@
         <w:t xml:space="preserve">3.2 Phase 1: Meta-analysis 1982–2026</w:t>
       </w:r>
     </w:p>
-    <w:bookmarkStart w:id="84" w:name="cơ-sở-kế-thừa"/>
+    <w:bookmarkStart w:id="86" w:name="cơ-sở-kế-thừa"/>
     <w:p>
       <w:pPr>
         <w:pStyle w:val="Heading3"/>
@@ -5302,8 +5512,8 @@
         <w:t xml:space="preserve">, và đánh giá publication bias bằng Egger và Begg-Mazumdar (Egger et al., 1997; Begg &amp; Mazumdar, 1994). Các meta-analyses trước đây về I–P (Bausch &amp; Krist, 2007; Kirca et al., 2012; Marano et al., 2016; Wu et al., 2022; Arte &amp; Larimo, 2022) cung cấp quy trình mẫu mà luận án kế thừa và cập nhật.</w:t>
       </w:r>
     </w:p>
-    <w:bookmarkEnd w:id="84"/>
-    <w:bookmarkStart w:id="85" w:name="đóng-góp-mớiđiều-chỉnh"/>
+    <w:bookmarkEnd w:id="86"/>
+    <w:bookmarkStart w:id="87" w:name="đóng-góp-mớiđiều-chỉnh"/>
     <w:p>
       <w:pPr>
         <w:pStyle w:val="Heading3"/>
@@ -5416,8 +5626,8 @@
         <w:t xml:space="preserve">: tách riêng nhóm nghiên cứu về doanh nghiệp châu Á và Pacific để cung cấp baseline trực tiếp cho phase empirical, đối chiếu với pool 17 nước trong nghiên cứu thành phần P1.</w:t>
       </w:r>
     </w:p>
-    <w:bookmarkEnd w:id="85"/>
-    <w:bookmarkStart w:id="86" w:name="quy-trình-prisma"/>
+    <w:bookmarkEnd w:id="87"/>
+    <w:bookmarkStart w:id="88" w:name="quy-trình-prisma"/>
     <w:p>
       <w:pPr>
         <w:pStyle w:val="Heading3"/>
@@ -5467,9 +5677,9 @@
         <w:t xml:space="preserve">-stat).</w:t>
       </w:r>
     </w:p>
-    <w:bookmarkEnd w:id="86"/>
-    <w:bookmarkEnd w:id="87"/>
-    <w:bookmarkStart w:id="96" w:name="X8de0b19c054d402e314fef9726425749df3fc18"/>
+    <w:bookmarkEnd w:id="88"/>
+    <w:bookmarkEnd w:id="89"/>
+    <w:bookmarkStart w:id="98" w:name="X8de0b19c054d402e314fef9726425749df3fc18"/>
     <w:p>
       <w:pPr>
         <w:pStyle w:val="Heading2"/>
@@ -5478,7 +5688,7 @@
         <w:t xml:space="preserve">3.3 Phase 2: Phân tích thực nghiệm đa quốc gia</w:t>
       </w:r>
     </w:p>
-    <w:bookmarkStart w:id="88" w:name="nguồn-dữ-liệu"/>
+    <w:bookmarkStart w:id="90" w:name="nguồn-dữ-liệu"/>
     <w:p>
       <w:pPr>
         <w:pStyle w:val="Heading3"/>
@@ -5617,8 +5827,8 @@
         <w:t xml:space="preserve">trong ước lượng mô hình hồi quy vì ba lý do: (1) Mục tiêu của luận án là kiểm định cơ chế lý thuyết (mechanism testing) chứ không phải ước lượng mô tả đại diện tổng thể (population-representative descriptive estimation), trong bối cảnh này, không áp dụng weights là thực hành chuẩn trong literature IB sử dụng WBES (Aterido et al., 2011; Cuervo-Cazurra et al., 2018); (2) Fixed effects ở cấp country-year đã kiểm soát đặc điểm cấu trúc của từng sóng khảo sát; (3) Việc áp dụng weights có thể làm sai lệch ước lượng khi mẫu được gộp chung từ nhiều quốc gia có quy mô tổng thể doanh nghiệp khác nhau nhiều bậc (ví dụ: Trung Quốc ~100 triệu so với Tonga ~500 doanh nghiệp). Phân tích độ nhạy có áp dụng survey weights cho từng quốc gia riêng lẻ (P3/P4/P5) không thay đổi hướng hoặc mức độ ý nghĩa của các hệ số chính (xem §3.5).</w:t>
       </w:r>
     </w:p>
-    <w:bookmarkEnd w:id="88"/>
-    <w:bookmarkStart w:id="89" w:name="Xbff20786659f3471473d6f5f9041e850d60d8e2"/>
+    <w:bookmarkEnd w:id="90"/>
+    <w:bookmarkStart w:id="91" w:name="Xbff20786659f3471473d6f5f9041e850d60d8e2"/>
     <w:p>
       <w:pPr>
         <w:pStyle w:val="Heading3"/>
@@ -6035,8 +6245,8 @@
         <w:t xml:space="preserve">: lập luận rõ ràng về firm performance là khái niệm đa chiều và việc lựa chọn thước đo phải phù hợp với bối cảnh dữ liệu (xem Chương 2).</w:t>
       </w:r>
     </w:p>
-    <w:bookmarkEnd w:id="89"/>
-    <w:bookmarkStart w:id="90" w:name="đo-lường-biến-độc-lập-quốc-tế-hóa"/>
+    <w:bookmarkEnd w:id="91"/>
+    <w:bookmarkStart w:id="92" w:name="đo-lường-biến-độc-lập-quốc-tế-hóa"/>
     <w:p>
       <w:pPr>
         <w:pStyle w:val="Heading3"/>
@@ -6188,8 +6398,8 @@
         <w:t xml:space="preserve">để kiểm định phi tuyến đã được áp dụng trong Lu và Beamish (2004), Contractor et al. (2003), và Hitt et al. (1997). Specification cubic được nghiên cứu thành phần P2 xác nhận có ý nghĩa thống kê ở Trung Quốc với turning point ~47,8% FSTS, làm baseline cho việc kiểm định mở rộng trong luận án.</w:t>
       </w:r>
     </w:p>
-    <w:bookmarkEnd w:id="90"/>
-    <w:bookmarkStart w:id="94" w:name="đo-lường-biến-điều-tiết"/>
+    <w:bookmarkEnd w:id="92"/>
+    <w:bookmarkStart w:id="96" w:name="đo-lường-biến-điều-tiết"/>
     <w:p>
       <w:pPr>
         <w:pStyle w:val="Heading3"/>
@@ -6198,7 +6408,7 @@
         <w:t xml:space="preserve">3.3.4 Đo lường biến điều tiết</w:t>
       </w:r>
     </w:p>
-    <w:bookmarkStart w:id="91" w:name="digital-constructs-tci-và-dai"/>
+    <w:bookmarkStart w:id="93" w:name="digital-constructs-tci-và-dai"/>
     <w:p>
       <w:pPr>
         <w:pStyle w:val="Heading4"/>
@@ -6332,8 +6542,8 @@
         <w:t xml:space="preserve">trong bối cảnh WBES, đảm bảo construct purity ở 49 nền kinh tế châu Á và Pacific, với pipeline hòa hợp 3 thế hệ schema. Phân tách TCI và DAI theo (i) Bharadwaj et al. (2013), IT capability vs digital business strategy có nomological nets khác nhau; (ii) phân tầng 3 cấp của Verhoef et al. (2021), digitization, digitalization, digital transformation; (iii) truyền thống Lall (1992) và Cohen &amp; Levinthal (1990) coi technological capability là chiều sâu năng lực nội tại (absorptive capacity), khác về bản chất với digital adoption ở giao diện ngoại tại; (iv) resource-orchestration logic của Bhandari et al. (2023) cho I–P relationship; và (v) 4 tiêu chí formative composite của Coltman et al. (2008), đảm bảo TCI và DAI là hai composite độc lập.</w:t>
       </w:r>
     </w:p>
-    <w:bookmarkEnd w:id="91"/>
-    <w:bookmarkStart w:id="92" w:name="biến-thể-chế"/>
+    <w:bookmarkEnd w:id="93"/>
+    <w:bookmarkStart w:id="94" w:name="biến-thể-chế"/>
     <w:p>
       <w:pPr>
         <w:pStyle w:val="Heading4"/>
@@ -6372,8 +6582,8 @@
         <w:t xml:space="preserve">: Khanna và Palepu (2010) với institutional voids; North (1990) với institutional analysis; Marano et al. (2016) với meta-analytic evidence về institutional moderators.</w:t>
       </w:r>
     </w:p>
-    <w:bookmarkEnd w:id="92"/>
-    <w:bookmarkStart w:id="93" w:name="đặc-điểm-nhà-quản-trị-cấp-cao"/>
+    <w:bookmarkEnd w:id="94"/>
+    <w:bookmarkStart w:id="95" w:name="đặc-điểm-nhà-quản-trị-cấp-cao"/>
     <w:p>
       <w:pPr>
         <w:pStyle w:val="Heading4"/>
@@ -6427,9 +6637,9 @@
         <w:t xml:space="preserve">: chỉ trong subset có đủ dữ liệu; nếu thiếu, đưa vào robustness chứ không bắt buộc trong mô hình chính.</w:t>
       </w:r>
     </w:p>
-    <w:bookmarkEnd w:id="93"/>
-    <w:bookmarkEnd w:id="94"/>
-    <w:bookmarkStart w:id="95" w:name="biến-kiểm-soát"/>
+    <w:bookmarkEnd w:id="95"/>
+    <w:bookmarkEnd w:id="96"/>
+    <w:bookmarkStart w:id="97" w:name="biến-kiểm-soát"/>
     <w:p>
       <w:pPr>
         <w:pStyle w:val="Heading3"/>
@@ -6472,9 +6682,9 @@
         <w:t xml:space="preserve">: chuẩn trong nghiên cứu WBES và IB (Aterido et al., 2011; Ayyagari et al., 2011).</w:t>
       </w:r>
     </w:p>
-    <w:bookmarkEnd w:id="95"/>
-    <w:bookmarkEnd w:id="96"/>
-    <w:bookmarkStart w:id="111" w:name="mô-hình-phân-tích"/>
+    <w:bookmarkEnd w:id="97"/>
+    <w:bookmarkEnd w:id="98"/>
+    <w:bookmarkStart w:id="113" w:name="mô-hình-phân-tích"/>
     <w:p>
       <w:pPr>
         <w:pStyle w:val="Heading2"/>
@@ -6483,7 +6693,7 @@
         <w:t xml:space="preserve">3.4 Mô hình phân tích</w:t>
       </w:r>
     </w:p>
-    <w:bookmarkStart w:id="97" w:name="mô-hình-meta-analysis"/>
+    <w:bookmarkStart w:id="99" w:name="mô-hình-meta-analysis"/>
     <w:p>
       <w:pPr>
         <w:pStyle w:val="Heading3"/>
@@ -6722,8 +6932,8 @@
         <w:t xml:space="preserve">: chuẩn meta-analysis trong quản trị chiến lược (Combs et al., 2011; Aguinis et al., 2011).</w:t>
       </w:r>
     </w:p>
-    <w:bookmarkEnd w:id="97"/>
-    <w:bookmarkStart w:id="98" w:name="mô-hình-empirical-tuyến-tính-cơ-bản"/>
+    <w:bookmarkEnd w:id="99"/>
+    <w:bookmarkStart w:id="100" w:name="mô-hình-empirical-tuyến-tính-cơ-bản"/>
     <w:p>
       <w:pPr>
         <w:pStyle w:val="Heading3"/>
@@ -6911,8 +7121,8 @@
         <w:t xml:space="preserve">là vector control variables.</w:t>
       </w:r>
     </w:p>
-    <w:bookmarkEnd w:id="98"/>
-    <w:bookmarkStart w:id="99" w:name="mô-hình-phi-tuyến-h1"/>
+    <w:bookmarkEnd w:id="100"/>
+    <w:bookmarkStart w:id="101" w:name="mô-hình-phi-tuyến-h1"/>
     <w:p>
       <w:pPr>
         <w:pStyle w:val="Heading3"/>
@@ -7530,8 +7740,8 @@
         <w:t xml:space="preserve">.</w:t>
       </w:r>
     </w:p>
-    <w:bookmarkEnd w:id="99"/>
-    <w:bookmarkStart w:id="102" w:name="mô-hình-moderation-h2h6"/>
+    <w:bookmarkEnd w:id="101"/>
+    <w:bookmarkStart w:id="104" w:name="mô-hình-moderation-h2h6"/>
     <w:p>
       <w:pPr>
         <w:pStyle w:val="Heading3"/>
@@ -7540,7 +7750,7 @@
         <w:t xml:space="preserve">3.4.4 Mô hình moderation (H2–H6)</w:t>
       </w:r>
     </w:p>
-    <w:bookmarkStart w:id="100" w:name="two-way-interaction-h2-h3"/>
+    <w:bookmarkStart w:id="102" w:name="two-way-interaction-h2-h3"/>
     <w:p>
       <w:pPr>
         <w:pStyle w:val="Heading4"/>
@@ -7938,8 +8148,8 @@
         <w:t xml:space="preserve">là moderator (TCI hoặc DAI).</w:t>
       </w:r>
     </w:p>
-    <w:bookmarkEnd w:id="100"/>
-    <w:bookmarkStart w:id="101" w:name="three-way-interaction-synthesis"/>
+    <w:bookmarkEnd w:id="102"/>
+    <w:bookmarkStart w:id="103" w:name="three-way-interaction-synthesis"/>
     <w:p>
       <w:pPr>
         <w:pStyle w:val="Heading4"/>
@@ -8326,9 +8536,9 @@
         <w:t xml:space="preserve">: three-way moderation digital × institutional × manager trong bối cảnh châu Á và Pacific với 49 nước chưa được kiểm định trước đây.</w:t>
       </w:r>
     </w:p>
-    <w:bookmarkEnd w:id="101"/>
-    <w:bookmarkEnd w:id="102"/>
-    <w:bookmarkStart w:id="103" w:name="mô-hình-temporal-heterogeneity-h6"/>
+    <w:bookmarkEnd w:id="103"/>
+    <w:bookmarkEnd w:id="104"/>
+    <w:bookmarkStart w:id="105" w:name="mô-hình-temporal-heterogeneity-h6"/>
     <w:p>
       <w:pPr>
         <w:pStyle w:val="Heading3"/>
@@ -8806,8 +9016,8 @@
         <w:t xml:space="preserve">: áp dụng cho China 2012 và 2024 để kiểm định stability của cubic turning point (~47,8% FSTS) sau hơn một thập kỷ chuyển đổi số.</w:t>
       </w:r>
     </w:p>
-    <w:bookmarkEnd w:id="103"/>
-    <w:bookmarkStart w:id="104" w:name="X3ef1c131b29643aac6595f7e8338779440cc96b"/>
+    <w:bookmarkEnd w:id="105"/>
+    <w:bookmarkStart w:id="106" w:name="X3ef1c131b29643aac6595f7e8338779440cc96b"/>
     <w:p>
       <w:pPr>
         <w:pStyle w:val="Heading3"/>
@@ -12732,8 +12942,8 @@
         </w:tc>
       </w:tr>
     </w:tbl>
-    <w:bookmarkEnd w:id="104"/>
-    <w:bookmarkStart w:id="105" w:name="Xee326425775ef5a6cb69bdccb6b7f607df42eb1"/>
+    <w:bookmarkEnd w:id="106"/>
+    <w:bookmarkStart w:id="107" w:name="Xee326425775ef5a6cb69bdccb6b7f607df42eb1"/>
     <w:p>
       <w:pPr>
         <w:pStyle w:val="Heading3"/>
@@ -13681,8 +13891,8 @@
         </w:pict>
       </w:r>
     </w:p>
-    <w:bookmarkEnd w:id="105"/>
-    <w:bookmarkStart w:id="106" w:name="Xd0414c1f445c504fea8a4b83b026b3007745b73"/>
+    <w:bookmarkEnd w:id="107"/>
+    <w:bookmarkStart w:id="108" w:name="Xd0414c1f445c504fea8a4b83b026b3007745b73"/>
     <w:p>
       <w:pPr>
         <w:pStyle w:val="Heading3"/>
@@ -14706,8 +14916,8 @@
         </w:pict>
       </w:r>
     </w:p>
-    <w:bookmarkEnd w:id="106"/>
-    <w:bookmarkStart w:id="109" w:name="Xef1ee77b66ccd9962e55365d60bd74be93a9b17"/>
+    <w:bookmarkEnd w:id="108"/>
+    <w:bookmarkStart w:id="111" w:name="Xef1ee77b66ccd9962e55365d60bd74be93a9b17"/>
     <w:p>
       <w:pPr>
         <w:pStyle w:val="Heading3"/>
@@ -19427,7 +19637,7 @@
         </w:pict>
       </w:r>
     </w:p>
-    <w:bookmarkStart w:id="107" w:name="X2f7897a1357dc715f37e320d2cca3ed5f2bb32c"/>
+    <w:bookmarkStart w:id="109" w:name="X2f7897a1357dc715f37e320d2cca3ed5f2bb32c"/>
     <w:p>
       <w:pPr>
         <w:pStyle w:val="Heading4"/>
@@ -22558,8 +22768,8 @@
         </w:pict>
       </w:r>
     </w:p>
-    <w:bookmarkEnd w:id="107"/>
-    <w:bookmarkStart w:id="108" w:name="X349648a9603de2a783df22f0baa1f04a5234db6"/>
+    <w:bookmarkEnd w:id="109"/>
+    <w:bookmarkStart w:id="110" w:name="X349648a9603de2a783df22f0baa1f04a5234db6"/>
     <w:p>
       <w:pPr>
         <w:pStyle w:val="Heading4"/>
@@ -22763,28 +22973,28 @@
         <w:t xml:space="preserve">, tỷ trọng doanh thu qua thanh toán điện tử) cho phép kiểm định điều tiết DAI Tier-2, được xử lý như phân tích thăm dò vì chỉ có ở một đợt.</w:t>
       </w:r>
     </w:p>
-    <w:bookmarkEnd w:id="108"/>
-    <w:bookmarkEnd w:id="109"/>
-    <w:bookmarkStart w:id="110" w:name="sai-số-chuẩn"/>
-    <w:p>
-      <w:pPr>
-        <w:pStyle w:val="Heading3"/>
-      </w:pPr>
-      <w:r>
-        <w:t xml:space="preserve">3.4.6 Sai số chuẩn</w:t>
-      </w:r>
-    </w:p>
-    <w:p>
-      <w:pPr>
-        <w:pStyle w:val="FirstParagraph"/>
-      </w:pPr>
-      <w:r>
-        <w:t xml:space="preserve">Tất cả các mô hình đều sử dụng HC1/HC3 robust standard errors (Long &amp; Ervin, 2000; White, 1980) để xử lý heteroscedasticity. Đối với multi-country, bổ sung clustered SE theo country.</w:t>
-      </w:r>
-    </w:p>
     <w:bookmarkEnd w:id="110"/>
     <w:bookmarkEnd w:id="111"/>
-    <w:bookmarkStart w:id="117" w:name="kiểm-định-độ-vững"/>
+    <w:bookmarkStart w:id="112" w:name="sai-số-chuẩn"/>
+    <w:p>
+      <w:pPr>
+        <w:pStyle w:val="Heading3"/>
+      </w:pPr>
+      <w:r>
+        <w:t xml:space="preserve">3.4.6 Sai số chuẩn</w:t>
+      </w:r>
+    </w:p>
+    <w:p>
+      <w:pPr>
+        <w:pStyle w:val="FirstParagraph"/>
+      </w:pPr>
+      <w:r>
+        <w:t xml:space="preserve">Tất cả các mô hình đều sử dụng HC1/HC3 robust standard errors (Long &amp; Ervin, 2000; White, 1980) để xử lý heteroscedasticity. Đối với multi-country, bổ sung clustered SE theo country.</w:t>
+      </w:r>
+    </w:p>
+    <w:bookmarkEnd w:id="112"/>
+    <w:bookmarkEnd w:id="113"/>
+    <w:bookmarkStart w:id="120" w:name="kiểm-định-độ-vững"/>
     <w:p>
       <w:pPr>
         <w:pStyle w:val="Heading2"/>
@@ -22793,7 +23003,7 @@
         <w:t xml:space="preserve">3.5 Kiểm định độ vững</w:t>
       </w:r>
     </w:p>
-    <w:bookmarkStart w:id="112" w:name="thay-đổi-thước-đo"/>
+    <w:bookmarkStart w:id="114" w:name="thay-đổi-thước-đo"/>
     <w:p>
       <w:pPr>
         <w:pStyle w:val="Heading3"/>
@@ -22871,8 +23081,8 @@
         <w:t xml:space="preserve">Biến moderator: thay DAI_thin bằng DAI_rich (cho subset 2024+).</w:t>
       </w:r>
     </w:p>
-    <w:bookmarkEnd w:id="112"/>
-    <w:bookmarkStart w:id="113" w:name="mẫu-phụ"/>
+    <w:bookmarkEnd w:id="114"/>
+    <w:bookmarkStart w:id="115" w:name="mẫu-phụ"/>
     <w:p>
       <w:pPr>
         <w:pStyle w:val="Heading3"/>
@@ -22889,8 +23099,8 @@
         <w:t xml:space="preserve">Loại trừ micro firms (&lt;5 lao động); chỉ giữ SMEs; chỉ giữ manufacturing; chỉ giữ exporters (FSTS &gt; 0); subgroup theo 6 sub-regime ICRV.</w:t>
       </w:r>
     </w:p>
-    <w:bookmarkEnd w:id="113"/>
-    <w:bookmarkStart w:id="114" w:name="outliers"/>
+    <w:bookmarkEnd w:id="115"/>
+    <w:bookmarkStart w:id="116" w:name="outliers"/>
     <w:p>
       <w:pPr>
         <w:pStyle w:val="Heading3"/>
@@ -22907,8 +23117,8 @@
         <w:t xml:space="preserve">Winsorization 1% và 5% đối với labor productivity và employment, áp dụng trong từng country-year.</w:t>
       </w:r>
     </w:p>
-    <w:bookmarkEnd w:id="114"/>
-    <w:bookmarkStart w:id="115" w:name="multicollinearity-và-heteroscedasticity"/>
+    <w:bookmarkEnd w:id="116"/>
+    <w:bookmarkStart w:id="117" w:name="multicollinearity-và-heteroscedasticity"/>
     <w:p>
       <w:pPr>
         <w:pStyle w:val="Heading3"/>
@@ -22941,8 +23151,8 @@
         <w:t xml:space="preserve">Breusch–Pagan test (Breusch &amp; Pagan, 1979).</w:t>
       </w:r>
     </w:p>
-    <w:bookmarkEnd w:id="115"/>
-    <w:bookmarkStart w:id="116" w:name="sensitivity-analysis-cho-meta-analysis"/>
+    <w:bookmarkEnd w:id="117"/>
+    <w:bookmarkStart w:id="118" w:name="sensitivity-analysis-cho-meta-analysis"/>
     <w:p>
       <w:pPr>
         <w:pStyle w:val="Heading3"/>
@@ -22975,9 +23185,45 @@
         <w:t xml:space="preserve">Trim-and-fill (Duval &amp; Tweedie, 2000) cho publication bias.</w:t>
       </w:r>
     </w:p>
-    <w:bookmarkEnd w:id="116"/>
-    <w:bookmarkEnd w:id="117"/>
-    <w:bookmarkStart w:id="118" w:name="X364413cac58bd17313d22102f22dd0d12fe1063"/>
+    <w:bookmarkEnd w:id="118"/>
+    <w:bookmarkStart w:id="119" w:name="X114450212317cc299784cfe2697e63e527f22c7"/>
+    <w:p>
+      <w:pPr>
+        <w:pStyle w:val="Heading3"/>
+      </w:pPr>
+      <w:r>
+        <w:t xml:space="preserve">3.5.6 Chiến lược nhận dạng và ranh giới suy luận nhân quả</w:t>
+      </w:r>
+    </w:p>
+    <w:p>
+      <w:pPr>
+        <w:pStyle w:val="FirstParagraph"/>
+      </w:pPr>
+      <w:r>
+        <w:t xml:space="preserve">Vì dữ liệu chủ đạo của luận án là lát cắt ngang lặp lại (repeated cross-sections) chứ không phải bảng cân bằng theo dõi cùng doanh nghiệp qua thời gian, luận án thừa nhận minh bạch các ranh giới suy luận và áp dụng một chiến lược nhận dạng nhiều lớp để củng cố tính giá trị nội tại trong giới hạn cho phép. Thứ nhất, mọi mô hình đa quốc gia đều bao gồm hiệu ứng cố định hai chiều (nền kinh tế và năm), qua đó hấp thụ toàn bộ thành phần bất biến theo nước (tiền tệ, mặt bằng giá, chế độ kế toán, đặc điểm thể chế ổn định) và các cú sốc chung theo năm; hệ số quan hệ I–P do đó được nhận dạng từ biến thiên nội bộ nền kinh tế–năm, không bị nhiễu bởi khác biệt cấu trúc cố định giữa các nước (Wooldridge, 2010). Thứ hai, ở các nghiên cứu đơn quốc gia, luận án bổ sung biến công cụ (instrumental variable) cho năng lực công nghệ, với các kiểm định độ mạnh công cụ (first-stage F) và over-identification phù hợp, nhằm tách hiệu ứng nhân quả khỏi nội sinh do lựa chọn và đồng thời (P3, P5). Thứ ba, độ ổn định của ước lượng trước thay đổi do biến bỏ sót được đánh giá bằng giới hạn δ-stability theo Oster (2019), một chuẩn mực ngày càng được áp dụng trong nghiên cứu thực nghiệm khi không có thiết kế thực nghiệm thuần túy. Cuối cùng, luận án tuân thủ nguyên tắc báo cáo trung thực: các kết quả từ mẫu nhỏ hoặc thiếu công suất (ví dụ mẫu chỉ gồm doanh nghiệp xuất khẩu tại SIDS) được trình bày như</w:t>
+      </w:r>
+      <w:r>
+        <w:t xml:space="preserve"> </w:t>
+      </w:r>
+      <w:r>
+        <w:t xml:space="preserve">“</w:t>
+      </w:r>
+      <w:r>
+        <w:t xml:space="preserve">ranh giới suy luận</w:t>
+      </w:r>
+      <w:r>
+        <w:t xml:space="preserve">”</w:t>
+      </w:r>
+      <w:r>
+        <w:t xml:space="preserve"> </w:t>
+      </w:r>
+      <w:r>
+        <w:t xml:space="preserve">(inferential bounds) chứ không phải bằng chứng nhân quả khẳng định, và mọi suy luận về điều tiết thể chế được neo đồng thời vào hai nguồn độc lập là kiểm định điều tiết của meta-analysis và gradient điểm uốn của mô hình đa quốc gia (xem §4.2.3, §4.6.2). Cách tiếp cận đa lớp này phản ánh thực hành tốt nhất trong kinh tế lượng ứng dụng khi làm việc với dữ liệu quan sát quy mô lớn (Angrist &amp; Pischke, 2009).</w:t>
+      </w:r>
+    </w:p>
+    <w:bookmarkEnd w:id="119"/>
+    <w:bookmarkEnd w:id="120"/>
+    <w:bookmarkStart w:id="121" w:name="X364413cac58bd17313d22102f22dd0d12fe1063"/>
     <w:p>
       <w:pPr>
         <w:pStyle w:val="Heading2"/>
@@ -23490,8 +23736,8 @@
         </w:tc>
       </w:tr>
     </w:tbl>
-    <w:bookmarkEnd w:id="118"/>
-    <w:bookmarkStart w:id="119" w:name="đạo-đức-nghiên-cứu"/>
+    <w:bookmarkEnd w:id="121"/>
+    <w:bookmarkStart w:id="122" w:name="đạo-đức-nghiên-cứu"/>
     <w:p>
       <w:pPr>
         <w:pStyle w:val="Heading2"/>
@@ -23513,8 +23759,8 @@
         <w:br w:type="page"/>
       </w:r>
     </w:p>
-    <w:bookmarkEnd w:id="119"/>
-    <w:bookmarkStart w:id="120" w:name="chương-4-kết-quả-nghiên-cứu"/>
+    <w:bookmarkEnd w:id="122"/>
+    <w:bookmarkStart w:id="123" w:name="chương-4-kết-quả-nghiên-cứu"/>
     <w:p>
       <w:pPr>
         <w:pStyle w:val="Heading1"/>
@@ -23523,7 +23769,7 @@
         <w:t xml:space="preserve">CHƯƠNG 4: KẾT QUẢ NGHIÊN CỨU</w:t>
       </w:r>
     </w:p>
-    <w:bookmarkEnd w:id="120"/>
+    <w:bookmarkEnd w:id="123"/>
     <w:p>
       <w:r>
         <w:pict>
@@ -23531,7 +23777,7 @@
         </w:pict>
       </w:r>
     </w:p>
-    <w:bookmarkStart w:id="121" w:name="giới-thiệu-chương"/>
+    <w:bookmarkStart w:id="124" w:name="giới-thiệu-chương"/>
     <w:p>
       <w:pPr>
         <w:pStyle w:val="Heading2"/>
@@ -23555,8 +23801,8 @@
         </w:pict>
       </w:r>
     </w:p>
-    <w:bookmarkEnd w:id="121"/>
-    <w:bookmarkStart w:id="126" w:name="Xed285cd0261846a13dee28de69c0403b250498d"/>
+    <w:bookmarkEnd w:id="124"/>
+    <w:bookmarkStart w:id="129" w:name="Xed285cd0261846a13dee28de69c0403b250498d"/>
     <w:p>
       <w:pPr>
         <w:pStyle w:val="Heading2"/>
@@ -23565,7 +23811,7 @@
         <w:t xml:space="preserve">4.1 Thực trạng quốc tế hóa và hiệu quả hoạt động kinh doanh tại châu Á</w:t>
       </w:r>
     </w:p>
-    <w:bookmarkStart w:id="122" w:name="Xdc33a1e36e2f3be83736669663a61a68c91d087"/>
+    <w:bookmarkStart w:id="125" w:name="Xdc33a1e36e2f3be83736669663a61a68c91d087"/>
     <w:p>
       <w:pPr>
         <w:pStyle w:val="Heading3"/>
@@ -24565,8 +24811,8 @@
         <w:t xml:space="preserve">; §4.2.3) và gradient điểm uốn theo ICRV của mô hình hồi quy đa quốc gia P7 (§4.6.2). Hai nguồn bằng chứng này bảo đảm bức tranh thực trạng mô tả được neo vào bằng chứng suy diễn nhất quán, thay vì dừng lại ở so sánh trung bình–độ lệch chuẩn.</w:t>
       </w:r>
     </w:p>
-    <w:bookmarkEnd w:id="122"/>
-    <w:bookmarkStart w:id="123" w:name="X8bec3537640f28bf435d79e17219bfe20c234df"/>
+    <w:bookmarkEnd w:id="125"/>
+    <w:bookmarkStart w:id="126" w:name="X8bec3537640f28bf435d79e17219bfe20c234df"/>
     <w:p>
       <w:pPr>
         <w:pStyle w:val="Heading3"/>
@@ -24591,8 +24837,8 @@
         <w:t xml:space="preserve">Cường độ quốc tế hóa (FSTS trung bình, tính trên toàn mẫu gồm cả doanh nghiệp không xuất khẩu) dao động từ 6,3% (SIDS) đến 10,3% (Upper-middle), với mức trung bình khu vực khoảng 8,8%. Điều đáng chú ý là Upper-middle và Advanced có cùng FSTS trung bình (~10%) nhưng cơ chế xuất khẩu hoàn toàn khác: Advanced chủ yếu dịch vụ và hàng hóa hàm lượng tri thức cao; Upper-middle chủ yếu sản xuất theo chuỗi giá trị toàn cầu với biên lợi nhuận khác nhau.</w:t>
       </w:r>
     </w:p>
-    <w:bookmarkEnd w:id="123"/>
-    <w:bookmarkStart w:id="124" w:name="thực-trạng-năng-lực-số-và-công-nghệ"/>
+    <w:bookmarkEnd w:id="126"/>
+    <w:bookmarkStart w:id="127" w:name="thực-trạng-năng-lực-số-và-công-nghệ"/>
     <w:p>
       <w:pPr>
         <w:pStyle w:val="Heading3"/>
@@ -25280,8 +25526,8 @@
         <w:t xml:space="preserve">còn lại mang tính chọn lọc đặc thù, nên hệ số đo được phản ánh giới hạn của thước đo Tier-1 nhiều hơn là giới hạn của số hóa, một vấn đề đo lường cần phân biệt với quan hệ nhân quả thực.</w:t>
       </w:r>
     </w:p>
-    <w:bookmarkEnd w:id="124"/>
-    <w:bookmarkStart w:id="125" w:name="Xb62897d6a910d3bf4cd9f1b24b608b7e1128a7f"/>
+    <w:bookmarkEnd w:id="127"/>
+    <w:bookmarkStart w:id="128" w:name="Xb62897d6a910d3bf4cd9f1b24b608b7e1128a7f"/>
     <w:p>
       <w:pPr>
         <w:pStyle w:val="Heading3"/>
@@ -25323,9 +25569,9 @@
         </w:pict>
       </w:r>
     </w:p>
-    <w:bookmarkEnd w:id="125"/>
-    <w:bookmarkEnd w:id="126"/>
-    <w:bookmarkStart w:id="131" w:name="Xe0084a7c2f7e752cafc4091ca0758f37f91bfa0"/>
+    <w:bookmarkEnd w:id="128"/>
+    <w:bookmarkEnd w:id="129"/>
+    <w:bookmarkStart w:id="134" w:name="Xe0084a7c2f7e752cafc4091ca0758f37f91bfa0"/>
     <w:p>
       <w:pPr>
         <w:pStyle w:val="Heading2"/>
@@ -25334,7 +25580,7 @@
         <w:t xml:space="preserve">4.2 Kết quả tổng hợp định lượng: Meta-analysis ba tầng (P6)</w:t>
       </w:r>
     </w:p>
-    <w:bookmarkStart w:id="127" w:name="chỉ-số-hiệu-ứng-tổng-hợp"/>
+    <w:bookmarkStart w:id="130" w:name="chỉ-số-hiệu-ứng-tổng-hợp"/>
     <w:p>
       <w:pPr>
         <w:pStyle w:val="Heading3"/>
@@ -25477,8 +25723,8 @@
         <w:t xml:space="preserve">, sự hội tụ này tạo ra bằng chứng chéo vững chắc khi mở rộng pool lên gần gấp đôi số nghiên cứu.</w:t>
       </w:r>
     </w:p>
-    <w:bookmarkEnd w:id="127"/>
-    <w:bookmarkStart w:id="128" w:name="phân-tích-dị-biệt-ba-tầng"/>
+    <w:bookmarkEnd w:id="130"/>
+    <w:bookmarkStart w:id="131" w:name="phân-tích-dị-biệt-ba-tầng"/>
     <w:p>
       <w:pPr>
         <w:pStyle w:val="Heading3"/>
@@ -25706,8 +25952,8 @@
         <w:t xml:space="preserve">, không phải là bằng chứng về sự thiếu nhất quán thực sự trong quan hệ nhân quả giữa quốc tế hóa và hiệu quả.</w:t>
       </w:r>
     </w:p>
-    <w:bookmarkEnd w:id="128"/>
-    <w:bookmarkStart w:id="129" w:name="X0fe7021f65141f72ccca43dd2595712a4bb11b5"/>
+    <w:bookmarkEnd w:id="131"/>
+    <w:bookmarkStart w:id="132" w:name="X0fe7021f65141f72ccca43dd2595712a4bb11b5"/>
     <w:p>
       <w:pPr>
         <w:pStyle w:val="Heading3"/>
@@ -25959,8 +26205,8 @@
         <w:t xml:space="preserve">ở §4.2 giữ theo phân loại gốc của P6.)</w:t>
       </w:r>
     </w:p>
-    <w:bookmarkEnd w:id="129"/>
-    <w:bookmarkStart w:id="130" w:name="kiểm-định-publication-bias"/>
+    <w:bookmarkEnd w:id="132"/>
+    <w:bookmarkStart w:id="133" w:name="kiểm-định-publication-bias"/>
     <w:p>
       <w:pPr>
         <w:pStyle w:val="Heading3"/>
@@ -26428,15 +26674,180 @@
       </w:r>
     </w:p>
     <w:p>
+      <w:pPr>
+        <w:pStyle w:val="BodyText"/>
+      </w:pPr>
+      <w:r>
+        <w:t xml:space="preserve">Phát hiện publication bias này có một hàm ý lý thuyết quan trọng vượt ra ngoài một cảnh báo phương pháp đơn thuần. Trong phân tách dị biệt ba tầng, phần lớn dị biệt nằm ở</w:t>
+      </w:r>
+      <w:r>
+        <w:t xml:space="preserve"> </w:t>
+      </w:r>
+      <w:r>
+        <w:rPr>
+          <w:bCs/>
+          <w:b/>
+        </w:rPr>
+        <w:t xml:space="preserve">tầng nội bộ nghiên cứu</w:t>
+      </w:r>
+      <w:r>
+        <w:t xml:space="preserve"> </w:t>
+      </w:r>
+      <w:r>
+        <w:t xml:space="preserve">(</w:t>
+      </w:r>
+      <m:oMath>
+        <m:sSubSup>
+          <m:e>
+            <m:r>
+              <m:t>I</m:t>
+            </m:r>
+          </m:e>
+          <m:sub>
+            <m:r>
+              <m:rPr>
+                <m:nor/>
+                <m:sty m:val="p"/>
+              </m:rPr>
+              <m:t>within</m:t>
+            </m:r>
+          </m:sub>
+          <m:sup>
+            <m:r>
+              <m:t>2</m:t>
+            </m:r>
+          </m:sup>
+        </m:sSubSup>
+        <m:r>
+          <m:rPr>
+            <m:sty m:val="p"/>
+          </m:rPr>
+          <m:t>=</m:t>
+        </m:r>
+        <m:r>
+          <m:t>54</m:t>
+        </m:r>
+        <m:r>
+          <m:rPr>
+            <m:sty m:val="p"/>
+          </m:rPr>
+          <m:t>,</m:t>
+        </m:r>
+        <m:r>
+          <m:t>1</m:t>
+        </m:r>
+        <m:r>
+          <m:rPr>
+            <m:sty m:val="p"/>
+          </m:rPr>
+          <m:t>%</m:t>
+        </m:r>
+      </m:oMath>
+      <w:r>
+        <w:t xml:space="preserve">) hơn là tầng giữa các nghiên cứu (</w:t>
+      </w:r>
+      <m:oMath>
+        <m:sSubSup>
+          <m:e>
+            <m:r>
+              <m:t>I</m:t>
+            </m:r>
+          </m:e>
+          <m:sub>
+            <m:r>
+              <m:rPr>
+                <m:nor/>
+                <m:sty m:val="p"/>
+              </m:rPr>
+              <m:t>between</m:t>
+            </m:r>
+          </m:sub>
+          <m:sup>
+            <m:r>
+              <m:t>2</m:t>
+            </m:r>
+          </m:sup>
+        </m:sSubSup>
+        <m:r>
+          <m:rPr>
+            <m:sty m:val="p"/>
+          </m:rPr>
+          <m:t>=</m:t>
+        </m:r>
+        <m:r>
+          <m:t>8</m:t>
+        </m:r>
+        <m:r>
+          <m:rPr>
+            <m:sty m:val="p"/>
+          </m:rPr>
+          <m:t>,</m:t>
+        </m:r>
+        <m:r>
+          <m:t>4</m:t>
+        </m:r>
+        <m:r>
+          <m:rPr>
+            <m:sty m:val="p"/>
+          </m:rPr>
+          <m:t>%</m:t>
+        </m:r>
+      </m:oMath>
+      <w:r>
+        <w:t xml:space="preserve">), nghĩa là biến thiên hệ số chủ yếu đến từ cách mỗi nghiên cứu vận hành hóa quốc tế hóa, lựa chọn thước đo hiệu quả và đặc tả biến kiểm soát, chứ không phải từ khác biệt bối cảnh quốc gia. Kết hợp với bằng chứng publication bias, cấu trúc dị biệt này gợi ý một cách diễn giải lại</w:t>
+      </w:r>
+      <w:r>
+        <w:t xml:space="preserve"> </w:t>
+      </w:r>
+      <w:r>
+        <w:t xml:space="preserve">“</w:t>
+      </w:r>
+      <w:r>
+        <w:t xml:space="preserve">câu đố heterogeneity</w:t>
+      </w:r>
+      <w:r>
+        <w:t xml:space="preserve">”</w:t>
+      </w:r>
+      <w:r>
+        <w:t xml:space="preserve"> </w:t>
+      </w:r>
+      <w:r>
+        <w:t xml:space="preserve">trong literature I–P: phần lớn phương sai chưa giải thích được có thể phản ánh lựa chọn ở phía công bố và đặc tả mô hình nhiều hơn là các điều kiện bối cảnh thể chế hay số hóa. Phát hiện này không phủ định vai trò điều tiết của thể chế, vốn được xác nhận độc lập qua kiểm định</w:t>
+      </w:r>
+      <w:r>
+        <w:t xml:space="preserve"> </w:t>
+      </w:r>
+      <m:oMath>
+        <m:sSub>
+          <m:e>
+            <m:r>
+              <m:t>Q</m:t>
+            </m:r>
+          </m:e>
+          <m:sub>
+            <m:r>
+              <m:t>M</m:t>
+            </m:r>
+          </m:sub>
+        </m:sSub>
+      </m:oMath>
+      <w:r>
+        <w:t xml:space="preserve"> </w:t>
+      </w:r>
+      <w:r>
+        <w:t xml:space="preserve">giữa các nhóm ICRV, nhưng nó định vị lại kỳ vọng: meta-analysis cấp tổng hợp khó nắm bắt được điều tiết thể chế vì các nghiên cứu sơ cấp hiếm khi báo cáo đủ chi tiết theo chế độ thể chế, và vì vậy bằng chứng cấp doanh nghiệp trực tiếp trên một khung phân loại thể chế nhất quán, như luận án thực hiện, là con đường hữu hiệu hơn để bóc tách heterogeneity so với việc tích lũy thêm meta-analysis trên dữ liệu thứ cấp không đồng nhất.</w:t>
+      </w:r>
+    </w:p>
+    <w:p>
       <w:r>
         <w:pict>
           <v:rect style="width:0;height:1.5pt" o:hralign="center" o:hrstd="t" o:hr="t"/>
         </w:pict>
       </w:r>
     </w:p>
-    <w:bookmarkEnd w:id="130"/>
-    <w:bookmarkEnd w:id="131"/>
-    <w:bookmarkStart w:id="135" w:name="Xae571c1410747d630a72c4d12985bac375822ae"/>
+    <w:bookmarkEnd w:id="133"/>
+    <w:bookmarkEnd w:id="134"/>
+    <w:bookmarkStart w:id="138" w:name="Xae571c1410747d630a72c4d12985bac375822ae"/>
     <w:p>
       <w:pPr>
         <w:pStyle w:val="Heading2"/>
@@ -26445,7 +26856,7 @@
         <w:t xml:space="preserve">4.3 Kết quả bối cảnh thể chế tiên tiến: Đổi mới: Singapore (P4)</w:t>
       </w:r>
     </w:p>
-    <w:bookmarkStart w:id="132" w:name="xác-nhận-quan-hệ-phi-tuyến-chữ-u-ngược"/>
+    <w:bookmarkStart w:id="135" w:name="xác-nhận-quan-hệ-phi-tuyến-chữ-u-ngược"/>
     <w:p>
       <w:pPr>
         <w:pStyle w:val="Heading3"/>
@@ -26621,8 +27032,8 @@
         <w:t xml:space="preserve">thay vì khẳng định một điểm uốn cụ thể ở 88,6%; điều này nhất quán với kỳ vọng lý thuyết rằng ở bối cảnh thể chế mạnh (Nhóm I), dư địa quốc tế hóa có lợi là rất rộng (xem Hình 4.1).</w:t>
       </w:r>
     </w:p>
-    <w:bookmarkEnd w:id="132"/>
-    <w:bookmarkStart w:id="133" w:name="điều-tiết-bởi-digital-adoption-index-dai"/>
+    <w:bookmarkEnd w:id="135"/>
+    <w:bookmarkStart w:id="136" w:name="điều-tiết-bởi-digital-adoption-index-dai"/>
     <w:p>
       <w:pPr>
         <w:pStyle w:val="Heading3"/>
@@ -26756,8 +27167,8 @@
         <w:t xml:space="preserve">). Cụ thể, ở mức độ quốc tế hóa cao, doanh nghiệp Singapore có năng lực chấp nhận số (digital adoption) cao hơn duy trì hiệu quả tốt hơn so với doanh nghiệp có mức DAI thấp hơn, cho thấy DAI đóng vai trò nguồn lực bổ trợ (situational resource) làm chậm đà suy giảm phía bên phải của đường phi tuyến.</w:t>
       </w:r>
     </w:p>
-    <w:bookmarkEnd w:id="133"/>
-    <w:bookmarkStart w:id="134" w:name="giới-hạn-suy-luận-và-cảnh-báo-thống-kê"/>
+    <w:bookmarkEnd w:id="136"/>
+    <w:bookmarkStart w:id="137" w:name="giới-hạn-suy-luận-và-cảnh-báo-thống-kê"/>
     <w:p>
       <w:pPr>
         <w:pStyle w:val="Heading3"/>
@@ -26836,9 +27247,9 @@
         </w:pict>
       </w:r>
     </w:p>
-    <w:bookmarkEnd w:id="134"/>
-    <w:bookmarkEnd w:id="135"/>
-    <w:bookmarkStart w:id="139" w:name="Xabe361c2d5961cf19ce7ab2bd5d9bc6d758140a"/>
+    <w:bookmarkEnd w:id="137"/>
+    <w:bookmarkEnd w:id="138"/>
+    <w:bookmarkStart w:id="142" w:name="Xabe361c2d5961cf19ce7ab2bd5d9bc6d758140a"/>
     <w:p>
       <w:pPr>
         <w:pStyle w:val="Heading2"/>
@@ -26847,7 +27258,7 @@
         <w:t xml:space="preserve">4.4 Kết quả bối cảnh thể chế trung bình cao: Trung Quốc, 2012–2024 (P5)</w:t>
       </w:r>
     </w:p>
-    <w:bookmarkStart w:id="136" w:name="Xfb5fa188fd1fb4a9962d0cf33d126795226c748"/>
+    <w:bookmarkStart w:id="139" w:name="Xfb5fa188fd1fb4a9962d0cf33d126795226c748"/>
     <w:p>
       <w:pPr>
         <w:pStyle w:val="Heading3"/>
@@ -26929,8 +27340,8 @@
         <w:t xml:space="preserve">Các con số này cho thấy doanh nghiệp Trung Quốc đạt hiệu quả tối ưu khi cường độ quốc tế hóa (FSTS) ở mức gần 49%, một mức độ tập trung quốc tế vừa phải trong bối cảnh nền kinh tế nội địa khổng lồ của Trung Quốc cũng cung cấp cơ hội tăng trưởng song song.</w:t>
       </w:r>
     </w:p>
-    <w:bookmarkEnd w:id="136"/>
-    <w:bookmarkStart w:id="137" w:name="Xe662776ac4ed20d7263c0278e37e5e670eb65fc"/>
+    <w:bookmarkEnd w:id="139"/>
+    <w:bookmarkStart w:id="140" w:name="Xe662776ac4ed20d7263c0278e37e5e670eb65fc"/>
     <w:p>
       <w:pPr>
         <w:pStyle w:val="Heading3"/>
@@ -27151,8 +27562,8 @@
         <w:t xml:space="preserve">, không có ý nghĩa thống kê, nghĩa là hình dạng tổng thể của quan hệ phi tuyến không biến đổi đáng kể qua giai đoạn phân tích. Phát hiện này cho thấy trong bối cảnh Upper-middle như Trung Quốc, cơ chế căn bản của quan hệ I–P duy trì tính ổn định đáng kể, có thể phản ánh sự bù trừ giữa chi phí thích ứng tăng lên do chính sách thương mại khó đoán và năng lực tổ chức ngày càng trưởng thành của các doanh nghiệp xuất khẩu Trung Quốc.</w:t>
       </w:r>
     </w:p>
-    <w:bookmarkEnd w:id="137"/>
-    <w:bookmarkStart w:id="138" w:name="vai-trò-của-tci-và-dai"/>
+    <w:bookmarkEnd w:id="140"/>
+    <w:bookmarkStart w:id="141" w:name="vai-trò-của-tci-và-dai"/>
     <w:p>
       <w:pPr>
         <w:pStyle w:val="Heading3"/>
@@ -27240,9 +27651,9 @@
         </w:pict>
       </w:r>
     </w:p>
-    <w:bookmarkEnd w:id="138"/>
-    <w:bookmarkEnd w:id="139"/>
-    <w:bookmarkStart w:id="144" w:name="Xdbd5cc67084304ba85b73781c0cb0c00b74055b"/>
+    <w:bookmarkEnd w:id="141"/>
+    <w:bookmarkEnd w:id="142"/>
+    <w:bookmarkStart w:id="147" w:name="Xdbd5cc67084304ba85b73781c0cb0c00b74055b"/>
     <w:p>
       <w:pPr>
         <w:pStyle w:val="Heading2"/>
@@ -27251,7 +27662,7 @@
         <w:t xml:space="preserve">4.5 Kết quả bối cảnh chuyển đổi bậc thấp–trung: Việt Nam (P3)</w:t>
       </w:r>
     </w:p>
-    <w:bookmarkStart w:id="140" w:name="Xfa9060265c18c079d3fb45cfff0778bcd89c27e"/>
+    <w:bookmarkStart w:id="143" w:name="Xfa9060265c18c079d3fb45cfff0778bcd89c27e"/>
     <w:p>
       <w:pPr>
         <w:pStyle w:val="Heading3"/>
@@ -27448,8 +27859,8 @@
         <w:t xml:space="preserve">, bằng chứng thống kê mạnh nhất trong tất cả các mẫu quốc gia của luận án.</w:t>
       </w:r>
     </w:p>
-    <w:bookmarkEnd w:id="140"/>
-    <w:bookmarkStart w:id="141" w:name="điểm-turning-point-theo-làn-sóng"/>
+    <w:bookmarkEnd w:id="143"/>
+    <w:bookmarkStart w:id="144" w:name="điểm-turning-point-theo-làn-sóng"/>
     <w:p>
       <w:pPr>
         <w:pStyle w:val="Heading3"/>
@@ -27708,8 +28119,8 @@
         <w:t xml:space="preserve">, có ý nghĩa thống kê, cho thấy turning point đã dịch chuyển đáng kể từ 46,2% xuống 39,3% giữa hai làn sóng.</w:t>
       </w:r>
     </w:p>
-    <w:bookmarkEnd w:id="141"/>
-    <w:bookmarkStart w:id="142" w:name="điều-tiết-bởi-tci-tích-cực-và-có-ý-nghĩa"/>
+    <w:bookmarkEnd w:id="144"/>
+    <w:bookmarkStart w:id="145" w:name="điều-tiết-bởi-tci-tích-cực-và-có-ý-nghĩa"/>
     <w:p>
       <w:pPr>
         <w:pStyle w:val="Heading3"/>
@@ -27777,8 +28188,8 @@
         <w:t xml:space="preserve">: TCI làm nâng cao mặt bằng hiệu quả và khuếch đại tác động tích cực của quốc tế hóa. Doanh nghiệp Việt Nam có năng lực công nghệ tốt hơn (đo bằng TCI) đạt hiệu quả cao hơn từ quá trình quốc tế hóa, nhất quán với H2 trong khung lý thuyết CDCM.</w:t>
       </w:r>
     </w:p>
-    <w:bookmarkEnd w:id="142"/>
-    <w:bookmarkStart w:id="143" w:name="điều-tiết-bởi-dai-không-có-ý-nghĩa"/>
+    <w:bookmarkEnd w:id="145"/>
+    <w:bookmarkStart w:id="146" w:name="điều-tiết-bởi-dai-không-có-ý-nghĩa"/>
     <w:p>
       <w:pPr>
         <w:pStyle w:val="Heading3"/>
@@ -27840,9 +28251,9 @@
         </w:pict>
       </w:r>
     </w:p>
-    <w:bookmarkEnd w:id="143"/>
-    <w:bookmarkEnd w:id="144"/>
-    <w:bookmarkStart w:id="151" w:name="X561afa853383c674354c1acb167a55cae3a018f"/>
+    <w:bookmarkEnd w:id="146"/>
+    <w:bookmarkEnd w:id="147"/>
+    <w:bookmarkStart w:id="154" w:name="X561afa853383c674354c1acb167a55cae3a018f"/>
     <w:p>
       <w:pPr>
         <w:pStyle w:val="Heading2"/>
@@ -27851,7 +28262,7 @@
         <w:t xml:space="preserve">4.6 Kết quả kiểm định toàn mẫu đa bối cảnh châu Á (P7)</w:t>
       </w:r>
     </w:p>
-    <w:bookmarkStart w:id="145" w:name="mẫu-và-mô-hình-chính"/>
+    <w:bookmarkStart w:id="148" w:name="mẫu-và-mô-hình-chính"/>
     <w:p>
       <w:pPr>
         <w:pStyle w:val="Heading3"/>
@@ -28179,8 +28590,8 @@
         <w:t xml:space="preserve">Mẫu phân tích của P7 được chốt tại 49 nền kinh tế với các đợt khảo sát đến thời điểm xây dựng bộ dữ liệu. Một số đợt khảo sát công bố sau thời điểm chốt mẫu, đáng chú ý là Nhật Bản 2025 (nền kinh tế lần đầu được WBES khảo sát, thuộc nhóm thể chế tiên tiến) và các đợt 2024–2026 của nhiều nền trong khung, nằm ngoài phạm vi ước lượng của luận án và tạo thành hướng mở rộng tự nhiên cho nghiên cứu tiếp theo (xem §5.5). Về mặt kỳ vọng, do mô hình dùng hiệu ứng cố định nền kinh tế và Nhật Bản có biến thiên quốc tế hóa thấp (FSTS trung bình khoảng 4%), việc bổ sung quan sát này nhiều khả năng chỉ tinh chỉnh ước lượng của Nhóm I mà không làm thay đổi gradient điểm uốn giữa các nhóm.</w:t>
       </w:r>
     </w:p>
-    <w:bookmarkEnd w:id="145"/>
-    <w:bookmarkStart w:id="149" w:name="gradient-icrv-xác-nhận-h5"/>
+    <w:bookmarkEnd w:id="148"/>
+    <w:bookmarkStart w:id="152" w:name="gradient-icrv-xác-nhận-h5"/>
     <w:p>
       <w:pPr>
         <w:pStyle w:val="Heading3"/>
@@ -28394,18 +28805,18 @@
           <wp:inline>
             <wp:extent cx="5753100" cy="3849196"/>
             <wp:effectExtent b="0" l="0" r="0" t="0"/>
-            <wp:docPr descr="Hình 4.1. Họ đường cong I–P phụ thuộc chế độ thể chế ICRV" title="" id="147" name="Picture"/>
+            <wp:docPr descr="Hình 4.1. Họ đường cong I–P phụ thuộc chế độ thể chế ICRV" title="" id="150" name="Picture"/>
             <a:graphic>
               <a:graphicData uri="http://schemas.openxmlformats.org/drawingml/2006/picture">
                 <pic:pic>
                   <pic:nvPicPr>
-                    <pic:cNvPr descr="figures/fig_4_x_ip_curves_icrv_gradient.png" id="148" name="Picture"/>
+                    <pic:cNvPr descr="figures/fig_4_x_ip_curves_icrv_gradient.png" id="151" name="Picture"/>
                     <pic:cNvPicPr>
                       <a:picLocks noChangeArrowheads="1" noChangeAspect="1"/>
                     </pic:cNvPicPr>
                   </pic:nvPicPr>
                   <pic:blipFill>
-                    <a:blip r:embed="rId146"/>
+                    <a:blip r:embed="rId149"/>
                     <a:stretch>
                       <a:fillRect/>
                     </a:stretch>
@@ -28478,8 +28889,8 @@
         <w:t xml:space="preserve">Nguồn: minh họa của tác giả từ kết quả P6–P8.</w:t>
       </w:r>
     </w:p>
-    <w:bookmarkEnd w:id="149"/>
-    <w:bookmarkStart w:id="150" w:name="điều-tiết-bởi-tci-và-dai-trong-toàn-mẫu"/>
+    <w:bookmarkEnd w:id="152"/>
+    <w:bookmarkStart w:id="153" w:name="điều-tiết-bởi-tci-và-dai-trong-toàn-mẫu"/>
     <w:p>
       <w:pPr>
         <w:pStyle w:val="Heading3"/>
@@ -28875,9 +29286,9 @@
         </w:pict>
       </w:r>
     </w:p>
-    <w:bookmarkEnd w:id="150"/>
-    <w:bookmarkEnd w:id="151"/>
-    <w:bookmarkStart w:id="155" w:name="X42f69945b56833cca239d45dc5864a7be6f74d7"/>
+    <w:bookmarkEnd w:id="153"/>
+    <w:bookmarkEnd w:id="154"/>
+    <w:bookmarkStart w:id="159" w:name="X42f69945b56833cca239d45dc5864a7be6f74d7"/>
     <w:p>
       <w:pPr>
         <w:pStyle w:val="Heading2"/>
@@ -28886,7 +29297,7 @@
         <w:t xml:space="preserve">4.7 Kết quả trường hợp biên SIDS: Các nền kinh tế đảo nhỏ đang phát triển (P8)</w:t>
       </w:r>
     </w:p>
-    <w:bookmarkStart w:id="152" w:name="đặc-điểm-mẫu-sids"/>
+    <w:bookmarkStart w:id="155" w:name="đặc-điểm-mẫu-sids"/>
     <w:p>
       <w:pPr>
         <w:pStyle w:val="Heading3"/>
@@ -28962,8 +29373,8 @@
         <w:t xml:space="preserve">(chiếm 13,8% mẫu). Tỷ lệ doanh thu xuất khẩu trung bình rất thấp: mean FSTS = 0,048 (4,8%).</w:t>
       </w:r>
     </w:p>
-    <w:bookmarkEnd w:id="152"/>
-    <w:bookmarkStart w:id="153" w:name="X305be4308b12f06c15c4aa0bf75053d865f81d7"/>
+    <w:bookmarkEnd w:id="155"/>
+    <w:bookmarkStart w:id="156" w:name="X305be4308b12f06c15c4aa0bf75053d865f81d7"/>
     <w:p>
       <w:pPr>
         <w:pStyle w:val="Heading3"/>
@@ -29320,8 +29731,8 @@
         <w:t xml:space="preserve">(monotone decline), không có turning point trong phạm vi dữ liệu.</w:t>
       </w:r>
     </w:p>
-    <w:bookmarkEnd w:id="153"/>
-    <w:bookmarkStart w:id="154" w:name="X1eacd79ea5935ba958f558c7fa8a022614fd635"/>
+    <w:bookmarkEnd w:id="156"/>
+    <w:bookmarkStart w:id="157" w:name="X1eacd79ea5935ba958f558c7fa8a022614fd635"/>
     <w:p>
       <w:pPr>
         <w:pStyle w:val="Heading3"/>
@@ -29357,6 +29768,24 @@
       </w:pPr>
       <w:r>
         <w:t xml:space="preserve">Kết quả FIP là đóng góp lý thuyết gốc của luận án, lần đầu tiên được ghi nhận và đặt tên trong literature internationalization–firm performance cho khu vực Thái Bình Dương.</w:t>
+      </w:r>
+    </w:p>
+    <w:bookmarkEnd w:id="157"/>
+    <w:bookmarkStart w:id="158" w:name="Xf5ef3b8f7f28ca1a48196484a4b190674943b22"/>
+    <w:p>
+      <w:pPr>
+        <w:pStyle w:val="Heading3"/>
+      </w:pPr>
+      <w:r>
+        <w:t xml:space="preserve">4.7.4 Định vị FIP trong bằng chứng vĩ mô về tổn thương của nền kinh tế nhỏ</w:t>
+      </w:r>
+    </w:p>
+    <w:p>
+      <w:pPr>
+        <w:pStyle w:val="FirstParagraph"/>
+      </w:pPr>
+      <w:r>
+        <w:t xml:space="preserve">Cơ chế FIP ở cấp doanh nghiệp ăn khớp với đặc trưng tổn thương cấu trúc của các nền kinh tế nhỏ và thị trường biên được ghi nhận ở cấp vĩ mô. Bằng chứng của Ngân hàng Thế giới cho thấy bản chất phơi nhiễm bên ngoài của các thị trường biên là bất lợi so với thị trường mới nổi: dòng vốn danh mục biến động hơn, rổ xuất khẩu tập trung hơn, và nợ chủ yếu được định danh bằng ngoại tệ với mức dự trữ thấp, tất cả làm tăng rủi ro bảng cân đối (World Bank, 2026c). Đối với các nền kinh tế quy mô siêu nhỏ như SIDS Thái Bình Dương, những bất lợi này được khuếch đại bởi chi phí logistics cực cao và sự tập trung xuất khẩu cao độ, khiến việc gia tăng cường độ xuất khẩu không đi kèm phần thưởng năng suất mà thậm chí trở thành gánh nặng. Như vậy, FIP không phải một ngoại lệ thống kê mà là biểu hiện cấp doanh nghiệp của một quy luật cấu trúc rộng hơn: ở những bối cảnh thị trường nội địa quá nhỏ và đệm thể chế quá mỏng, quốc tế hóa mang tính bắt buộc chứ không phải lựa chọn chiến lược tối ưu hóa năng suất. Phát hiện này bổ sung một viên gạch vi mô còn thiếu vào bức tranh vĩ mô của Ngân hàng Thế giới về các nền kinh tế nhỏ và dễ tổn thương.</w:t>
       </w:r>
     </w:p>
     <w:p>
@@ -29366,9 +29795,9 @@
         </w:pict>
       </w:r>
     </w:p>
-    <w:bookmarkEnd w:id="154"/>
-    <w:bookmarkEnd w:id="155"/>
-    <w:bookmarkStart w:id="156" w:name="Xfa456a9219d3acfaa17bcbc370e76a6bac65144"/>
+    <w:bookmarkEnd w:id="158"/>
+    <w:bookmarkEnd w:id="159"/>
+    <w:bookmarkStart w:id="160" w:name="Xfa456a9219d3acfaa17bcbc370e76a6bac65144"/>
     <w:p>
       <w:pPr>
         <w:pStyle w:val="Heading2"/>
@@ -31446,14 +31875,172 @@
         </w:pict>
       </w:r>
     </w:p>
-    <w:bookmarkEnd w:id="156"/>
-    <w:bookmarkStart w:id="157" w:name="tổng-hợp-kết-quả-theo-hệ-giả-thuyết"/>
+    <w:bookmarkEnd w:id="160"/>
+    <w:bookmarkStart w:id="161" w:name="X3f9ed6ea86262c6caa26e51d1f917462628cea6"/>
     <w:p>
       <w:pPr>
         <w:pStyle w:val="Heading2"/>
       </w:pPr>
       <w:r>
-        <w:t xml:space="preserve">4.9 Tổng hợp kết quả theo hệ giả thuyết</w:t>
+        <w:t xml:space="preserve">4.9 Tam giác hóa kết quả cấp doanh nghiệp với bằng chứng vĩ mô độc lập</w:t>
+      </w:r>
+    </w:p>
+    <w:p>
+      <w:pPr>
+        <w:pStyle w:val="FirstParagraph"/>
+      </w:pPr>
+      <w:r>
+        <w:t xml:space="preserve">Một thử thách then chốt đối với tính giá trị của các phát hiện cấp doanh nghiệp là liệu chúng có nhất quán với bằng chứng vĩ mô độc lập hay không. Mục này thực hiện tam giác hóa (triangulation) bốn kết quả trụ cột của luận án với các báo cáo chuyên đề mới nhất của Ngân hàng Thế giới (2026), qua đó củng cố tính giá trị hội tụ (convergent validity) của khung ICRV.</w:t>
+      </w:r>
+    </w:p>
+    <w:p>
+      <w:pPr>
+        <w:pStyle w:val="BodyText"/>
+      </w:pPr>
+      <w:r>
+        <w:rPr>
+          <w:bCs/>
+          <w:b/>
+        </w:rPr>
+        <w:t xml:space="preserve">Thứ nhất, gradient thể chế của điểm uốn (H5) hội tụ với quy luật vĩ mô</w:t>
+      </w:r>
+      <w:r>
+        <w:rPr>
+          <w:bCs/>
+          <w:b/>
+        </w:rPr>
+        <w:t xml:space="preserve"> </w:t>
+      </w:r>
+      <w:r>
+        <w:rPr>
+          <w:bCs/>
+          <w:b/>
+        </w:rPr>
+        <w:t xml:space="preserve">“</w:t>
+      </w:r>
+      <w:r>
+        <w:rPr>
+          <w:bCs/>
+          <w:b/>
+        </w:rPr>
+        <w:t xml:space="preserve">thể chế tốt hơn đi liền tăng trưởng nhanh hơn</w:t>
+      </w:r>
+      <w:r>
+        <w:rPr>
+          <w:bCs/>
+          <w:b/>
+        </w:rPr>
+        <w:t xml:space="preserve">”</w:t>
+      </w:r>
+      <w:r>
+        <w:rPr>
+          <w:bCs/>
+          <w:b/>
+        </w:rPr>
+        <w:t xml:space="preserve">.</w:t>
+      </w:r>
+      <w:r>
+        <w:t xml:space="preserve"> </w:t>
+      </w:r>
+      <w:r>
+        <w:t xml:space="preserve">Luận án phát hiện điểm uốn của quan hệ I–P dịch dần ra phía cường độ xuất khẩu cao hơn theo chiều thể chế yếu đi, từ khoảng 28% ở nhóm Advanced đổi mới đến khoảng 55% ở nhóm Emerging và SIDS (§4.6.2). Ở cấp vĩ mô, Ngân hàng Thế giới ghi nhận rằng các thị trường biên tăng trưởng nhanh nhất là những nền đã cải thiện quản trị, thu hẹp chênh lệch lãi suất ngân hàng và kiểm soát nợ công, trong khi các điểm yếu thể chế đi kèm tăng trưởng vốn đáng thất vọng (World Bank, 2026c). Hai tầng bằng chứng cùng chỉ về một cơ chế: chất lượng thể chế quyết định mức độ và điều kiện mà tích lũy vốn và quốc tế hóa chuyển hóa thành kết quả thực. Gradient điểm uốn cấp doanh nghiệp của luận án vì vậy có thể đọc như biểu hiện vi mô của quy luật phân hóa tăng trưởng vĩ mô.</w:t>
+      </w:r>
+    </w:p>
+    <w:p>
+      <w:pPr>
+        <w:pStyle w:val="BodyText"/>
+      </w:pPr>
+      <w:r>
+        <w:rPr>
+          <w:bCs/>
+          <w:b/>
+        </w:rPr>
+        <w:t xml:space="preserve">Thứ hai, hai cơ chế FDI tương phản giữa nhóm tài nguyên và nhóm đổi mới ăn khớp với cú sốc hàng hóa 2026.</w:t>
+      </w:r>
+      <w:r>
+        <w:t xml:space="preserve"> </w:t>
+      </w:r>
+      <w:r>
+        <w:t xml:space="preserve">Luận án cho thấy nhóm Advanced tài nguyên dẫn dắt (Nhóm II, các nền GCC) có phân tán năng suất hẹp đặc trưng của kinh tế nhà nước tô, nơi phân phối lại tô lợi tài nguyên san bằng khác biệt năng suất giữa doanh nghiệp (§4.1, Chuyên đề 1). Cú sốc xung đột Trung Đông năm 2026, với giá năng lượng dự báo tăng 24% và giá hàng hóa nói chung tăng 16%, đẩy giá kim loại cơ bản và quý lên mức cao kỷ lục (World Bank, 2026d), củng cố vị thế tô lợi của nhóm này trong ngắn hạn nhưng đồng thời khắc sâu rủi ro phụ thuộc tài nguyên mà mô hình tăng trưởng dựa trên đổi mới (Nhóm I) không gặp phải. Bối cảnh hàng hóa 2026 vì vậy làm rõ hơn vì sao việc gộp hai loại Advanced thành một nhóm duy nhất, như literature trước thường làm, che khuất hai cơ chế chuyển hóa quốc tế hóa hoàn toàn khác nhau.</w:t>
+      </w:r>
+    </w:p>
+    <w:p>
+      <w:pPr>
+        <w:pStyle w:val="BodyText"/>
+      </w:pPr>
+      <w:r>
+        <w:rPr>
+          <w:bCs/>
+          <w:b/>
+        </w:rPr>
+        <w:t xml:space="preserve">Thứ ba, Nghịch lý bão hòa số và vai trò DAI ăn khớp với chương trình nghị sự về thể chế công trong kỷ nguyên AI.</w:t>
+      </w:r>
+      <w:r>
+        <w:t xml:space="preserve"> </w:t>
+      </w:r>
+      <w:r>
+        <w:t xml:space="preserve">Luận án cho thấy phần thưởng của hiện diện số Tier-1 co lại ở các nền kinh tế tiên tiến nơi nó đã tiệm cận bão hòa, trong khi vẫn còn dư địa ở các nền đang chuyển đổi (§4.3.2, §4.6.3). Phân tích của Ngân hàng Thế giới về thể chế công trong kỷ nguyên trí tuệ nhân tạo nhấn mạnh rằng hạ tầng số công và quản trị dữ liệu là điều kiện nền tảng quyết định năng lực số được chuyển hóa thành giá trị, và rằng giai đoạn trưởng thành số khác nhau đòi hỏi công cụ chính sách khác nhau (World Bank, 2026e). Sự tương đồng này củng cố luận điểm cốt lõi của khung CDCM: phần thưởng của áp dụng số là hàm của mức độ phát triển thể chế và tầng năng lực số được đo, chứ không phải một</w:t>
+      </w:r>
+      <w:r>
+        <w:t xml:space="preserve"> </w:t>
+      </w:r>
+      <w:r>
+        <w:t xml:space="preserve">“</w:t>
+      </w:r>
+      <w:r>
+        <w:t xml:space="preserve">phần bù số</w:t>
+      </w:r>
+      <w:r>
+        <w:t xml:space="preserve">”</w:t>
+      </w:r>
+      <w:r>
+        <w:t xml:space="preserve"> </w:t>
+      </w:r>
+      <w:r>
+        <w:t xml:space="preserve">đồng nhất.</w:t>
+      </w:r>
+    </w:p>
+    <w:p>
+      <w:pPr>
+        <w:pStyle w:val="BodyText"/>
+      </w:pPr>
+      <w:r>
+        <w:rPr>
+          <w:bCs/>
+          <w:b/>
+        </w:rPr>
+        <w:t xml:space="preserve">Thứ tư, FIP và thách thức việc làm của các nền kinh tế biên định vị đóng góp chính sách của luận án.</w:t>
+      </w:r>
+      <w:r>
+        <w:t xml:space="preserve"> </w:t>
+      </w:r>
+      <w:r>
+        <w:t xml:space="preserve">Phát hiện FIP tại SIDS (§4.7) và việc xác nhận rằng quốc tế hóa chỉ tạo phần thưởng năng suất trong điều kiện thể chế và năng lực đủ mạnh, đặt trong bối cảnh hơn 230 triệu người sẽ bước vào tuổi lao động ở các thị trường biên giai đoạn 2025–2035 (World Bank, 2026c), cho thấy chính sách thúc đẩy xuất khẩu đơn thuần là chưa đủ và có thể phản tác dụng ở những bối cảnh dễ tổn thương. Hàm ý chính sách của luận án, ưu tiên nâng cấp năng lực công nghệ trước khi mở rộng cường độ quốc tế hóa, vì vậy nhất quán với khuyến nghị vĩ mô của Ngân hàng Thế giới về việc đầu tư vào hạ tầng nền tảng và năng lực hấp thụ như điều kiện để các nền kinh tế biên hiện thực hóa tiềm năng (World Bank, 2026c).</w:t>
+      </w:r>
+    </w:p>
+    <w:p>
+      <w:pPr>
+        <w:pStyle w:val="BodyText"/>
+      </w:pPr>
+      <w:r>
+        <w:t xml:space="preserve">Bốn điểm hội tụ trên cho thấy các phát hiện cấp doanh nghiệp của luận án không đứng tách biệt mà ăn khớp một cách hệ thống với bằng chứng vĩ mô độc lập gần nhất. Sự tam giác hóa này tăng cường tính giá trị của khung ICRV và đặt đóng góp của luận án vào đúng dòng chảy nghiên cứu phát triển đương đại.</w:t>
+      </w:r>
+    </w:p>
+    <w:p>
+      <w:r>
+        <w:pict>
+          <v:rect style="width:0;height:1.5pt" o:hralign="center" o:hrstd="t" o:hr="t"/>
+        </w:pict>
+      </w:r>
+    </w:p>
+    <w:bookmarkEnd w:id="161"/>
+    <w:bookmarkStart w:id="162" w:name="tổng-hợp-kết-quả-theo-hệ-giả-thuyết"/>
+    <w:p>
+      <w:pPr>
+        <w:pStyle w:val="Heading2"/>
+      </w:pPr>
+      <w:r>
+        <w:t xml:space="preserve">4.10 Tổng hợp kết quả theo hệ giả thuyết</w:t>
       </w:r>
     </w:p>
     <w:tbl>
@@ -32259,8 +32846,8 @@
         </w:pict>
       </w:r>
     </w:p>
-    <w:bookmarkEnd w:id="157"/>
-    <w:bookmarkStart w:id="158" w:name="X1d7085913fe0d9bf449e1d01e72ec60c4109544"/>
+    <w:bookmarkEnd w:id="162"/>
+    <w:bookmarkStart w:id="163" w:name="X1d7085913fe0d9bf449e1d01e72ec60c4109544"/>
     <w:p>
       <w:pPr>
         <w:pStyle w:val="Heading2"/>
@@ -32641,8 +33228,8 @@
         <w:br w:type="page"/>
       </w:r>
     </w:p>
-    <w:bookmarkEnd w:id="158"/>
-    <w:bookmarkStart w:id="159" w:name="chương-5-kết-luận-và-đề-xuất"/>
+    <w:bookmarkEnd w:id="163"/>
+    <w:bookmarkStart w:id="164" w:name="chương-5-kết-luận-và-đề-xuất"/>
     <w:p>
       <w:pPr>
         <w:pStyle w:val="Heading1"/>
@@ -32651,7 +33238,7 @@
         <w:t xml:space="preserve">CHƯƠNG 5: KẾT LUẬN VÀ ĐỀ XUẤT</w:t>
       </w:r>
     </w:p>
-    <w:bookmarkEnd w:id="159"/>
+    <w:bookmarkEnd w:id="164"/>
     <w:p>
       <w:r>
         <w:pict>
@@ -32659,7 +33246,7 @@
         </w:pict>
       </w:r>
     </w:p>
-    <w:bookmarkStart w:id="160" w:name="giới-thiệu-chương-1"/>
+    <w:bookmarkStart w:id="165" w:name="giới-thiệu-chương-1"/>
     <w:p>
       <w:pPr>
         <w:pStyle w:val="Heading2"/>
@@ -32683,8 +33270,8 @@
         </w:pict>
       </w:r>
     </w:p>
-    <w:bookmarkEnd w:id="160"/>
-    <w:bookmarkStart w:id="167" w:name="Xff8cef3ed320f9cf6f3fba4ff558bfed3af19c6"/>
+    <w:bookmarkEnd w:id="165"/>
+    <w:bookmarkStart w:id="172" w:name="Xff8cef3ed320f9cf6f3fba4ff558bfed3af19c6"/>
     <w:p>
       <w:pPr>
         <w:pStyle w:val="Heading2"/>
@@ -32693,7 +33280,7 @@
         <w:t xml:space="preserve">5.1 Bàn luận kết quả theo khung lý thuyết CDCM</w:t>
       </w:r>
     </w:p>
-    <w:bookmarkStart w:id="161" w:name="X87949b622680195c8f5649c31ec800d0d4afb82"/>
+    <w:bookmarkStart w:id="166" w:name="X87949b622680195c8f5649c31ec800d0d4afb82"/>
     <w:p>
       <w:pPr>
         <w:pStyle w:val="Heading3"/>
@@ -32904,8 +33491,8 @@
         <w:t xml:space="preserve">: môi trường thể chế tốt cũng có nghĩa là hệ sinh thái dịch vụ hỗ trợ (logistics, tài chính thương mại, tư vấn pháp lý quốc tế) phát triển, làm giảm gánh nặng điều phối nội bộ của doanh nghiệp khi mở rộng quốc tế.</w:t>
       </w:r>
     </w:p>
-    <w:bookmarkEnd w:id="161"/>
-    <w:bookmarkStart w:id="162" w:name="tci-là-năng-lực-nền-tảng-xác-nhận-h2"/>
+    <w:bookmarkEnd w:id="166"/>
+    <w:bookmarkStart w:id="167" w:name="tci-là-năng-lực-nền-tảng-xác-nhận-h2"/>
     <w:p>
       <w:pPr>
         <w:pStyle w:val="Heading3"/>
@@ -32991,8 +33578,8 @@
         <w:t xml:space="preserve">Cơ chế lý thuyết đằng sau kết quả này bắt nguồn từ Resource-Based View (Barney, 1991): TCI là nguồn lực VRIN (có giá trị, hiếm, khó sao chép, khó thay thế), do đó tạo ra lợi thế cạnh tranh bền vững ngay cả khi doanh nghiệp mở rộng ra thị trường nước ngoài với mức độ bất định cao. Năng lực công nghệ cũng tạo ra absorptive capacity (Cohen &amp; Levinthal, 1990), khả năng hấp thu và tích hợp tri thức từ thị trường nước ngoài, giúp doanh nghiệp học hỏi hiệu quả hơn trong quá trình quốc tế hóa, nhất quán với learning loop của Uppsala model (Johanson &amp; Vahlne, 1977).</w:t>
       </w:r>
     </w:p>
-    <w:bookmarkEnd w:id="162"/>
-    <w:bookmarkStart w:id="163" w:name="X27755afda27725d75d6cee82c01fb99e8279a05"/>
+    <w:bookmarkEnd w:id="167"/>
+    <w:bookmarkStart w:id="168" w:name="X27755afda27725d75d6cee82c01fb99e8279a05"/>
     <w:p>
       <w:pPr>
         <w:pStyle w:val="Heading3"/>
@@ -33545,8 +34132,8 @@
         <w:t xml:space="preserve">phát huy mạnh nhất khi nền tảng thể chế còn thiếu hụt, không phải khi thể chế đã hoàn thiện.</w:t>
       </w:r>
     </w:p>
-    <w:bookmarkEnd w:id="163"/>
-    <w:bookmarkStart w:id="164" w:name="X9c0cd9664cda47af8ea782aa1697b3fd1384e63"/>
+    <w:bookmarkEnd w:id="168"/>
+    <w:bookmarkStart w:id="169" w:name="X9c0cd9664cda47af8ea782aa1697b3fd1384e63"/>
     <w:p>
       <w:pPr>
         <w:pStyle w:val="Heading3"/>
@@ -33686,8 +34273,8 @@
         <w:t xml:space="preserve">kinh nghiệm quốc tế (breadth vs. depth), một hạn chế đo lường trong WBES cần được khắc phục trong nghiên cứu tương lai.</w:t>
       </w:r>
     </w:p>
-    <w:bookmarkEnd w:id="164"/>
-    <w:bookmarkStart w:id="165" w:name="Xfdc4f05762204c1e9501761a1ebcb843f9171c3"/>
+    <w:bookmarkEnd w:id="169"/>
+    <w:bookmarkStart w:id="170" w:name="Xfdc4f05762204c1e9501761a1ebcb843f9171c3"/>
     <w:p>
       <w:pPr>
         <w:pStyle w:val="Heading3"/>
@@ -33793,8 +34380,8 @@
         </w:pict>
       </w:r>
     </w:p>
-    <w:bookmarkEnd w:id="165"/>
-    <w:bookmarkStart w:id="166" w:name="Xb7548f07aa94b47fa4ac305672e1001cc1680aa"/>
+    <w:bookmarkEnd w:id="170"/>
+    <w:bookmarkStart w:id="171" w:name="Xb7548f07aa94b47fa4ac305672e1001cc1680aa"/>
     <w:p>
       <w:pPr>
         <w:pStyle w:val="Heading3"/>
@@ -33892,9 +34479,9 @@
         </w:pict>
       </w:r>
     </w:p>
-    <w:bookmarkEnd w:id="166"/>
-    <w:bookmarkEnd w:id="167"/>
-    <w:bookmarkStart w:id="171" w:name="so-sánh-với-nghiên-cứu-trước-đây"/>
+    <w:bookmarkEnd w:id="171"/>
+    <w:bookmarkEnd w:id="172"/>
+    <w:bookmarkStart w:id="176" w:name="so-sánh-với-nghiên-cứu-trước-đây"/>
     <w:p>
       <w:pPr>
         <w:pStyle w:val="Heading2"/>
@@ -33903,7 +34490,7 @@
         <w:t xml:space="preserve">5.2 So sánh với nghiên cứu trước đây</w:t>
       </w:r>
     </w:p>
-    <w:bookmarkStart w:id="168" w:name="nhất-quán-với-baseline-icbef-2024"/>
+    <w:bookmarkStart w:id="173" w:name="nhất-quán-với-baseline-icbef-2024"/>
     <w:p>
       <w:pPr>
         <w:pStyle w:val="Heading3"/>
@@ -34109,8 +34696,8 @@
         <w:t xml:space="preserve">, không phải sự bất đồng căn bản giữa các nghiên cứu.</w:t>
       </w:r>
     </w:p>
-    <w:bookmarkEnd w:id="168"/>
-    <w:bookmarkStart w:id="169" w:name="X7b8db85450aaa41ba255e0d181ebc5c5ae65c48"/>
+    <w:bookmarkEnd w:id="173"/>
+    <w:bookmarkStart w:id="174" w:name="X7b8db85450aaa41ba255e0d181ebc5c5ae65c48"/>
     <w:p>
       <w:pPr>
         <w:pStyle w:val="Heading3"/>
@@ -34188,8 +34775,8 @@
         <w:t xml:space="preserve">, luận án mở rộng khung phân tích từ dữ liệu doanh nghiệp Nhật Bản/đa quốc gia sang 49 nền kinh tế châu Á và Thái Bình Dương, bối cảnh underrepresented trong literature Lu và Beamish.</w:t>
       </w:r>
     </w:p>
-    <w:bookmarkEnd w:id="169"/>
-    <w:bookmarkStart w:id="170" w:name="X7d417abcca377c053c807a61872538ebbcf35bb"/>
+    <w:bookmarkEnd w:id="174"/>
+    <w:bookmarkStart w:id="175" w:name="X7d417abcca377c053c807a61872538ebbcf35bb"/>
     <w:p>
       <w:pPr>
         <w:pStyle w:val="Heading3"/>
@@ -34278,9 +34865,9 @@
         </w:pict>
       </w:r>
     </w:p>
-    <w:bookmarkEnd w:id="170"/>
-    <w:bookmarkEnd w:id="171"/>
-    <w:bookmarkStart w:id="175" w:name="đóng-góp-lý-thuyết-1"/>
+    <w:bookmarkEnd w:id="175"/>
+    <w:bookmarkEnd w:id="176"/>
+    <w:bookmarkStart w:id="180" w:name="đóng-góp-lý-thuyết-1"/>
     <w:p>
       <w:pPr>
         <w:pStyle w:val="Heading2"/>
@@ -34289,7 +34876,7 @@
         <w:t xml:space="preserve">5.3 Đóng góp lý thuyết</w:t>
       </w:r>
     </w:p>
-    <w:bookmarkStart w:id="172" w:name="cdcm-làm-rõ-dai-là-nguồn-lực-tình-huống"/>
+    <w:bookmarkStart w:id="177" w:name="cdcm-làm-rõ-dai-là-nguồn-lực-tình-huống"/>
     <w:p>
       <w:pPr>
         <w:pStyle w:val="Heading3"/>
@@ -34422,8 +35009,8 @@
         <w:t xml:space="preserve">: DAI hoạt động như lá chắn bù đắp (compensatory asset) trong bối cảnh thể chế yếu, nơi hạ tầng thể chế chưa đủ hỗ trợ cho doanh nghiệp xuất khẩu. Đây là bằng chứng thực nghiệm bổ sung cho lý thuyết về vai trò thay thế giữa thể chế và năng lực số.</w:t>
       </w:r>
     </w:p>
-    <w:bookmarkEnd w:id="172"/>
-    <w:bookmarkStart w:id="173" w:name="X2d492fa0307aa4991837f2d5dc38e247101178c"/>
+    <w:bookmarkEnd w:id="177"/>
+    <w:bookmarkStart w:id="178" w:name="X2d492fa0307aa4991837f2d5dc38e247101178c"/>
     <w:p>
       <w:pPr>
         <w:pStyle w:val="Heading3"/>
@@ -34540,8 +35127,8 @@
         <w:t xml:space="preserve">, bẫy quốc tế hóa bắt buộc, mà không có turning point để thoát khỏi.</w:t>
       </w:r>
     </w:p>
-    <w:bookmarkEnd w:id="173"/>
-    <w:bookmarkStart w:id="174" w:name="Xc32e0c91761841c5d26867e9ff33e10da8db64c"/>
+    <w:bookmarkEnd w:id="178"/>
+    <w:bookmarkStart w:id="179" w:name="Xc32e0c91761841c5d26867e9ff33e10da8db64c"/>
     <w:p>
       <w:pPr>
         <w:pStyle w:val="Heading3"/>
@@ -34618,9 +35205,9 @@
         </w:pict>
       </w:r>
     </w:p>
-    <w:bookmarkEnd w:id="174"/>
-    <w:bookmarkEnd w:id="175"/>
-    <w:bookmarkStart w:id="179" w:name="đề-xuất-chính-sách-và-quản-trị"/>
+    <w:bookmarkEnd w:id="179"/>
+    <w:bookmarkEnd w:id="180"/>
+    <w:bookmarkStart w:id="185" w:name="đề-xuất-chính-sách-và-quản-trị"/>
     <w:p>
       <w:pPr>
         <w:pStyle w:val="Heading2"/>
@@ -34629,7 +35216,7 @@
         <w:t xml:space="preserve">5.4 Đề xuất chính sách và quản trị</w:t>
       </w:r>
     </w:p>
-    <w:bookmarkStart w:id="176" w:name="Xbc6d621fc32e0aca77269dff0917fe138aa2fc5"/>
+    <w:bookmarkStart w:id="181" w:name="Xbc6d621fc32e0aca77269dff0917fe138aa2fc5"/>
     <w:p>
       <w:pPr>
         <w:pStyle w:val="Heading3"/>
@@ -34694,8 +35281,8 @@
         <w:t xml:space="preserve">Đối với Việt Nam cụ thể: turning point dịch chuyển từ 46,2% (2009) xuống 39,3% (2015) là tín hiệu đáng lo ngại. Nếu turning point tiếp tục dịch trái, điều đó hàm ý rằng lợi ích từ xuất khẩu đạt đỉnh sớm hơn và suy giảm nhanh hơn, có thể do cấu trúc xuất khẩu tập trung vào gia công với biên lợi nhuận mỏng. Chính sách nâng cao giá trị gia tăng trong xuất khẩu (moving up the value chain) kết hợp với tăng cường TCI có thể giúp đảo ngược xu hướng này.</w:t>
       </w:r>
     </w:p>
-    <w:bookmarkEnd w:id="176"/>
-    <w:bookmarkStart w:id="177" w:name="Xb72945ffcd7baeba99eebb1118ccccd8ec07fb7"/>
+    <w:bookmarkEnd w:id="181"/>
+    <w:bookmarkStart w:id="182" w:name="Xb72945ffcd7baeba99eebb1118ccccd8ec07fb7"/>
     <w:p>
       <w:pPr>
         <w:pStyle w:val="Heading3"/>
@@ -34816,8 +35403,8 @@
         <w:t xml:space="preserve">: kết quả FIP là cảnh báo nghiêm túc, đẩy mạnh xuất khẩu trong bối cảnh thiếu năng lực và hỗ trợ thể chế không cải thiện mà còn có thể làm xấu đi hiệu quả hoạt động. Doanh nghiệp SIDS nên ưu tiên xây dựng năng lực nội địa và nâng cao TCI trước khi mở rộng xuất khẩu đáng kể.</w:t>
       </w:r>
     </w:p>
-    <w:bookmarkEnd w:id="177"/>
-    <w:bookmarkStart w:id="178" w:name="X3f7c356bbecb0845bc3ba35928bc46323a69176"/>
+    <w:bookmarkEnd w:id="182"/>
+    <w:bookmarkStart w:id="183" w:name="X3f7c356bbecb0845bc3ba35928bc46323a69176"/>
     <w:p>
       <w:pPr>
         <w:pStyle w:val="Heading3"/>
@@ -34873,9 +35460,51 @@
         <w:t xml:space="preserve">bằng cách đảm bảo rằng các can thiệp chính sách xây dựng năng lực trước khi thúc đẩy mở rộng thị trường.</w:t>
       </w:r>
     </w:p>
-    <w:bookmarkEnd w:id="178"/>
-    <w:bookmarkEnd w:id="179"/>
-    <w:bookmarkStart w:id="184" w:name="hạn-chế-và-hướng-nghiên-cứu-tương-lai"/>
+    <w:bookmarkEnd w:id="183"/>
+    <w:bookmarkStart w:id="184" w:name="Xae585b9a1c03e57dcce9cad1f8f2ae171a592a6"/>
+    <w:p>
+      <w:pPr>
+        <w:pStyle w:val="Heading3"/>
+      </w:pPr>
+      <w:r>
+        <w:t xml:space="preserve">5.4.4 Hàm ý chính sách trong bối cảnh phát triển đương đại</w:t>
+      </w:r>
+    </w:p>
+    <w:p>
+      <w:pPr>
+        <w:pStyle w:val="FirstParagraph"/>
+      </w:pPr>
+      <w:r>
+        <w:t xml:space="preserve">Đặt các đề xuất trên vào bối cảnh phát triển vĩ mô gần nhất làm rõ tính cấp bách và phạm vi áp dụng của chúng. Thách thức việc làm là điểm khởi đầu: với hơn 230 triệu người dự kiến bước vào tuổi lao động ở các thị trường biên giai đoạn 2025–2035, năng lực tạo việc làm năng suất cao của khu vực doanh nghiệp trở thành ưu tiên phát triển hàng đầu (World Bank, 2026c). Phát hiện của luận án rằng quốc tế hóa chỉ tạo phần thưởng năng suất khi đi kèm năng lực công nghệ và đệm thể chế đủ mạnh hàm ý rằng chương trình nghị sự việc làm cần đặt nâng cấp năng lực doanh nghiệp làm trụ cột, thay vì chỉ theo đuổi mở rộng thương mại như mục tiêu tự thân.</w:t>
+      </w:r>
+    </w:p>
+    <w:p>
+      <w:pPr>
+        <w:pStyle w:val="BodyText"/>
+      </w:pPr>
+      <w:r>
+        <w:t xml:space="preserve">Thứ hai, bằng chứng vĩ mô cho thấy không tồn tại một con đường phát triển phổ quát: các nền kinh tế biên thành công đã đi những lối khác nhau, từ đầu tư năng lượng và khoáng sản, đến chế tạo giá trị gia tăng, đến dịch vụ và du lịch (World Bank, 2026c). Điều này củng cố nguyên tắc chính sách phái sinh từ khung ICRV: gói can thiệp phải được hiệu chỉnh theo chế độ thể chế và mô hình tăng trưởng đặc thù của từng nhóm, thay vì áp dụng một công thức chung. Với Việt Nam (Nhóm IV), con đường chế tạo giá trị gia tăng và dịch chuyển lên chuỗi giá trị là phù hợp với cả bằng chứng cấp doanh nghiệp của luận án lẫn kinh nghiệm của các thị trường biên thành công.</w:t>
+      </w:r>
+    </w:p>
+    <w:p>
+      <w:pPr>
+        <w:pStyle w:val="BodyText"/>
+      </w:pPr>
+      <w:r>
+        <w:t xml:space="preserve">Thứ ba, đối với các nền kinh tế tài nguyên dẫn dắt (Nhóm II), cú sốc giá hàng hóa năm 2026 vừa là cơ hội thu nhập ngắn hạn vừa là lời nhắc về rủi ro phụ thuộc tài nguyên (World Bank, 2026d). Hàm ý chính sách là tận dụng thặng dư tô lợi giai đoạn giá cao để đầu tư vào đa dạng hóa năng lực công nghệ và phi tài nguyên, đúng như chiến lược Vision của các nền GCC, thay vì củng cố cấu trúc nhà nước tô vốn san bằng động lực năng suất doanh nghiệp.</w:t>
+      </w:r>
+    </w:p>
+    <w:p>
+      <w:pPr>
+        <w:pStyle w:val="BodyText"/>
+      </w:pPr>
+      <w:r>
+        <w:t xml:space="preserve">Thứ tư, trong kỷ nguyên trí tuệ nhân tạo, hạ tầng số công và quản trị dữ liệu trở thành điều kiện nền tảng để năng lực số cấp doanh nghiệp được chuyển hóa thành giá trị (World Bank, 2026e). Phát hiện của luận án rằng phần thưởng của áp dụng số phụ thuộc bối cảnh thể chế và tầng năng lực hàm ý rằng chính sách số hóa cần phân tầng: ở các nền đang chuyển đổi, ưu tiên là phổ cập hạ tầng số nền tảng và kỹ năng số cơ bản; ở các nền tiên tiến đã bão hòa Tier-1, trọng tâm dịch sang năng lực số chiều sâu và quản trị dữ liệu, AI. Cách tiếp cận phân tầng này tránh được cả hai sai lầm: đầu tư quá sớm vào công nghệ cao ở nơi chưa có nền tảng hấp thụ, và dừng lại ở hiện diện số bề mặt ở nơi đã sẵn sàng cho tầng năng lực cao hơn.</w:t>
+      </w:r>
+    </w:p>
+    <w:bookmarkEnd w:id="184"/>
+    <w:bookmarkEnd w:id="185"/>
+    <w:bookmarkStart w:id="190" w:name="hạn-chế-và-hướng-nghiên-cứu-tương-lai"/>
     <w:p>
       <w:pPr>
         <w:pStyle w:val="Heading2"/>
@@ -34884,7 +35513,7 @@
         <w:t xml:space="preserve">5.5 Hạn chế và hướng nghiên cứu tương lai</w:t>
       </w:r>
     </w:p>
-    <w:bookmarkStart w:id="180" w:name="hạn-chế-về-đo-lường-dai"/>
+    <w:bookmarkStart w:id="186" w:name="hạn-chế-về-đo-lường-dai"/>
     <w:p>
       <w:pPr>
         <w:pStyle w:val="Heading3"/>
@@ -34943,8 +35572,8 @@
         <w:t xml:space="preserve">của việc cập nhật và tái cấu hình năng lực số theo thời gian. Điều này có nghĩa là các phát hiện về DAI trong luận án phản ánh mức độ chấp nhận số tại một thời điểm chứ không phải năng lực số năng động theo nghĩa của dynamic capabilities theory (Teece et al., 1997).</w:t>
       </w:r>
     </w:p>
-    <w:bookmarkEnd w:id="180"/>
-    <w:bookmarkStart w:id="181" w:name="X0fb0169567c230dc5c1d35515099b26124d99e1"/>
+    <w:bookmarkEnd w:id="186"/>
+    <w:bookmarkStart w:id="187" w:name="X0fb0169567c230dc5c1d35515099b26124d99e1"/>
     <w:p>
       <w:pPr>
         <w:pStyle w:val="Heading3"/>
@@ -34969,8 +35598,8 @@
         <w:t xml:space="preserve">Phân tích Heckman two-step (hoặc treatment effects models) trong các nghiên cứu tương lai có thể khắc phục phần nào hạn chế này bằng cách mô hình hóa quá trình lựa chọn tham gia xuất khẩu như giai đoạn thứ nhất trước khi ước lượng hiệu quả trong giai đoạn thứ hai.</w:t>
       </w:r>
     </w:p>
-    <w:bookmarkEnd w:id="181"/>
-    <w:bookmarkStart w:id="182" w:name="hạn-chế-về-nhân-quả"/>
+    <w:bookmarkEnd w:id="187"/>
+    <w:bookmarkStart w:id="188" w:name="hạn-chế-về-nhân-quả"/>
     <w:p>
       <w:pPr>
         <w:pStyle w:val="Heading3"/>
@@ -34987,8 +35616,8 @@
         <w:t xml:space="preserve">Thiết kế cross-sectional (hoặc pooled panel nhưng với WBES không phải là panel thực sự cho cùng doanh nghiệp qua thời gian) giới hạn khả năng suy luận nhân quả. Quan hệ I–P có thể bị ảnh hưởng bởi reverse causality: doanh nghiệp hiệu quả hơn có thể có nhiều nguồn lực để quốc tế hóa hơn, tạo ra chiều nhân quả ngược lại. Country fixed effects và year fixed effects giúp kiểm soát một phần, nhưng không giải quyết hoàn toàn vấn đề endogeneity.</w:t>
       </w:r>
     </w:p>
-    <w:bookmarkEnd w:id="182"/>
-    <w:bookmarkStart w:id="183" w:name="hướng-nghiên-cứu-tương-lai"/>
+    <w:bookmarkEnd w:id="188"/>
+    <w:bookmarkStart w:id="189" w:name="hướng-nghiên-cứu-tương-lai"/>
     <w:p>
       <w:pPr>
         <w:pStyle w:val="Heading3"/>
@@ -35072,9 +35701,9 @@
         </w:pict>
       </w:r>
     </w:p>
-    <w:bookmarkEnd w:id="183"/>
-    <w:bookmarkEnd w:id="184"/>
-    <w:bookmarkStart w:id="189" w:name="kết-luận"/>
+    <w:bookmarkEnd w:id="189"/>
+    <w:bookmarkEnd w:id="190"/>
+    <w:bookmarkStart w:id="195" w:name="kết-luận"/>
     <w:p>
       <w:pPr>
         <w:pStyle w:val="Heading2"/>
@@ -35083,7 +35712,7 @@
         <w:t xml:space="preserve">5.6 Kết luận</w:t>
       </w:r>
     </w:p>
-    <w:bookmarkStart w:id="185" w:name="tổng-kết-chín-nghiên-cứu"/>
+    <w:bookmarkStart w:id="191" w:name="tổng-kết-chín-nghiên-cứu"/>
     <w:p>
       <w:pPr>
         <w:pStyle w:val="Heading3"/>
@@ -35784,8 +36413,8 @@
         <w:t xml:space="preserve">điểm uốn chữ U ngược: TP = 61,8% (2014) → 40,7% (2022) → mất ý nghĩa độ cong (2025: β₂ = −0,16, p = ,42), kèm tương tác DAI Tier-2 (UPI) âm, bằng chứng đầu tiên rằng chuyển đổi thể chế cực mạnh có thể hòa tan (chứ không chỉ dịch chuyển) ngưỡng. Đích MIR/IJOEM; kế thừa công trình tiền đề Do &amp; Phan (2025, IntechOpen).</w:t>
       </w:r>
     </w:p>
-    <w:bookmarkEnd w:id="185"/>
-    <w:bookmarkStart w:id="186" w:name="phát-hiện-trung-tâm"/>
+    <w:bookmarkEnd w:id="191"/>
+    <w:bookmarkStart w:id="192" w:name="phát-hiện-trung-tâm"/>
     <w:p>
       <w:pPr>
         <w:pStyle w:val="Heading3"/>
@@ -35852,8 +36481,8 @@
         <w:t xml:space="preserve">(family of context-dependent curves), với turning point là hàm số giảm dần của chất lượng thể chế theo ICRV, thể chế càng mạnh, turning point càng sớm (FSTS thấp hơn).</w:t>
       </w:r>
     </w:p>
-    <w:bookmarkEnd w:id="186"/>
-    <w:bookmarkStart w:id="187" w:name="ý-nghĩa-đối-với-lý-thuyết-và-thực-tiễn"/>
+    <w:bookmarkEnd w:id="192"/>
+    <w:bookmarkStart w:id="193" w:name="ý-nghĩa-đối-với-lý-thuyết-và-thực-tiễn"/>
     <w:p>
       <w:pPr>
         <w:pStyle w:val="Heading3"/>
@@ -35878,8 +36507,8 @@
         <w:t xml:space="preserve">Về thực tiễn, luận án cung cấp cơ sở để nhà hoạch định chính sách và nhà quản trị doanh nghiệp tại từng bối cảnh ICRV cụ thể hiệu chỉnh chiến lược quốc tế hóa phù hợp, không áp dụng máy móc bài học từ Singapore hay Nhật Bản vào bối cảnh Việt Nam hay SIDS, mà nhận ra sự phụ thuộc bối cảnh như là nguyên lý căn bản trong hoạch định chiến lược quốc tế hóa.</w:t>
       </w:r>
     </w:p>
-    <w:bookmarkEnd w:id="187"/>
-    <w:bookmarkStart w:id="188" w:name="lời-kết"/>
+    <w:bookmarkEnd w:id="193"/>
+    <w:bookmarkStart w:id="194" w:name="lời-kết"/>
     <w:p>
       <w:pPr>
         <w:pStyle w:val="Heading3"/>
@@ -35921,9 +36550,9 @@
         <w:br w:type="page"/>
       </w:r>
     </w:p>
-    <w:bookmarkEnd w:id="188"/>
-    <w:bookmarkEnd w:id="189"/>
-    <w:bookmarkStart w:id="224" w:name="tài-liệu-tham-khảo-apa-7th"/>
+    <w:bookmarkEnd w:id="194"/>
+    <w:bookmarkEnd w:id="195"/>
+    <w:bookmarkStart w:id="231" w:name="tài-liệu-tham-khảo-apa-7th"/>
     <w:p>
       <w:pPr>
         <w:pStyle w:val="Heading1"/>
@@ -36430,7 +37059,7 @@
         <w:t xml:space="preserve">.</w:t>
       </w:r>
     </w:p>
-    <w:bookmarkStart w:id="190" w:name="X1ce219aaccc3c8d52177b991e903b9a90c924a4"/>
+    <w:bookmarkStart w:id="196" w:name="X1ce219aaccc3c8d52177b991e903b9a90c924a4"/>
     <w:p>
       <w:pPr>
         <w:pStyle w:val="Heading2"/>
@@ -36651,8 +37280,8 @@
         <w:t xml:space="preserve">(Mới v2.4)</w:t>
       </w:r>
     </w:p>
-    <w:bookmarkEnd w:id="190"/>
-    <w:bookmarkStart w:id="191" w:name="X094bc8b13169a81669f6b7abcf887888d4186ca"/>
+    <w:bookmarkEnd w:id="196"/>
+    <w:bookmarkStart w:id="197" w:name="X094bc8b13169a81669f6b7abcf887888d4186ca"/>
     <w:p>
       <w:pPr>
         <w:pStyle w:val="Heading2"/>
@@ -36684,8 +37313,8 @@
         <w:t xml:space="preserve">: Lin &amp; Beamish (2005) → Lu &amp; Beamish (2004) replacement đã hoàn tất trong file 14 v3.8 (commit e2f8415, 07/05/2026): 4 occurrences trong §1.1, §2.6, Bảng 2.6.1 đã updated. Lu &amp; Beamish (2004) AMJ S-curve DOI 10.2307/20159604 đã có sẵn Section B từ v2.1.</w:t>
       </w:r>
     </w:p>
-    <w:bookmarkEnd w:id="191"/>
-    <w:bookmarkStart w:id="192" w:name="c.-meta-analyses-về-ip-relationship"/>
+    <w:bookmarkEnd w:id="197"/>
+    <w:bookmarkStart w:id="198" w:name="c.-meta-analyses-về-ip-relationship"/>
     <w:p>
       <w:pPr>
         <w:pStyle w:val="Heading2"/>
@@ -36702,8 +37331,8 @@
         <w:t xml:space="preserve">(Giữ nguyên từ v2.1 — Arte &amp; Larimo 2022, Bausch &amp; Krist 2007, Kirca et al. 2012, Marano et al. 2016, Schwens et al. 2018, Wu, Fan &amp; Chen 2022. Tổng 6 entries.)</w:t>
       </w:r>
     </w:p>
-    <w:bookmarkEnd w:id="192"/>
-    <w:bookmarkStart w:id="193" w:name="Xb02f9563701139be84b359c2d25884190ee9110"/>
+    <w:bookmarkEnd w:id="198"/>
+    <w:bookmarkStart w:id="199" w:name="Xb02f9563701139be84b359c2d25884190ee9110"/>
     <w:p>
       <w:pPr>
         <w:pStyle w:val="Heading2"/>
@@ -37064,8 +37693,8 @@
         <w:t xml:space="preserve">(Mới v2.3 — 3.331 US-listed firms 82 nước; phân tách de jure exposure vs de facto enforcement.)</w:t>
       </w:r>
     </w:p>
-    <w:bookmarkEnd w:id="193"/>
-    <w:bookmarkStart w:id="194" w:name="X5943e13ebd761ed89df86a9d940a6ae7a0dd948"/>
+    <w:bookmarkEnd w:id="199"/>
+    <w:bookmarkStart w:id="200" w:name="X5943e13ebd761ed89df86a9d940a6ae7a0dd948"/>
     <w:p>
       <w:pPr>
         <w:pStyle w:val="Heading2"/>
@@ -37184,8 +37813,8 @@
         <w:t xml:space="preserve">(Mới v2.3)</w:t>
       </w:r>
     </w:p>
-    <w:bookmarkEnd w:id="194"/>
-    <w:bookmarkStart w:id="195" w:name="f.-china-specific-research-cập-nhật-v2.2"/>
+    <w:bookmarkEnd w:id="200"/>
+    <w:bookmarkStart w:id="201" w:name="f.-china-specific-research-cập-nhật-v2.2"/>
     <w:p>
       <w:pPr>
         <w:pStyle w:val="Heading2"/>
@@ -37341,8 +37970,8 @@
         <w:t xml:space="preserve">(2), e0262891.</w:t>
       </w:r>
     </w:p>
-    <w:bookmarkEnd w:id="195"/>
-    <w:bookmarkStart w:id="196" w:name="g.-asianemne-empirical-cập-nhật-v2.3"/>
+    <w:bookmarkEnd w:id="201"/>
+    <w:bookmarkStart w:id="202" w:name="g.-asianemne-empirical-cập-nhật-v2.3"/>
     <w:p>
       <w:pPr>
         <w:pStyle w:val="Heading2"/>
@@ -37579,8 +38208,8 @@
         <w:t xml:space="preserve">(Mới v2.3)</w:t>
       </w:r>
     </w:p>
-    <w:bookmarkEnd w:id="196"/>
-    <w:bookmarkStart w:id="197" w:name="h.-firm-performance-đa-chiều"/>
+    <w:bookmarkEnd w:id="202"/>
+    <w:bookmarkStart w:id="203" w:name="h.-firm-performance-đa-chiều"/>
     <w:p>
       <w:pPr>
         <w:pStyle w:val="Heading2"/>
@@ -37597,8 +38226,8 @@
         <w:t xml:space="preserve">(Giữ nguyên từ v2.1.)</w:t>
       </w:r>
     </w:p>
-    <w:bookmarkEnd w:id="197"/>
-    <w:bookmarkStart w:id="198" w:name="i.-productivity-literature"/>
+    <w:bookmarkEnd w:id="203"/>
+    <w:bookmarkStart w:id="204" w:name="i.-productivity-literature"/>
     <w:p>
       <w:pPr>
         <w:pStyle w:val="Heading2"/>
@@ -37615,8 +38244,8 @@
         <w:t xml:space="preserve">(Giữ nguyên từ v2.1 — Bloom, Sadun &amp; Van Reenen 2012; Cusolito &amp; Maloney 2018; Hsieh &amp; Klenow 2009 và 2014.)</w:t>
       </w:r>
     </w:p>
-    <w:bookmarkEnd w:id="198"/>
-    <w:bookmarkStart w:id="200" w:name="X7621949d30e744d6874048fecb1435cd5e216fd"/>
+    <w:bookmarkEnd w:id="204"/>
+    <w:bookmarkStart w:id="206" w:name="X7621949d30e744d6874048fecb1435cd5e216fd"/>
     <w:p>
       <w:pPr>
         <w:pStyle w:val="Heading2"/>
@@ -37684,7 +38313,7 @@
         <w:t xml:space="preserve">(Mới v2.4 — 12-point data section transparency framework.)</w:t>
       </w:r>
     </w:p>
-    <w:bookmarkStart w:id="199" w:name="X2fb57ded0f7cbc8f956c4aa51a273056f808ba8"/>
+    <w:bookmarkStart w:id="205" w:name="X2fb57ded0f7cbc8f956c4aa51a273056f808ba8"/>
     <w:p>
       <w:pPr>
         <w:pStyle w:val="Heading3"/>
@@ -37698,6 +38327,27 @@
         <w:pStyle w:val="FirstParagraph"/>
       </w:pPr>
       <w:r>
+        <w:t xml:space="preserve">Angrist, J. D., &amp; Pischke, J.-S. (2009).</w:t>
+      </w:r>
+      <w:r>
+        <w:t xml:space="preserve"> </w:t>
+      </w:r>
+      <w:r>
+        <w:rPr>
+          <w:iCs/>
+          <w:i/>
+        </w:rPr>
+        <w:t xml:space="preserve">Mostly harmless econometrics: An empiricist’s companion</w:t>
+      </w:r>
+      <w:r>
+        <w:t xml:space="preserve">. Princeton University Press.</w:t>
+      </w:r>
+    </w:p>
+    <w:p>
+      <w:pPr>
+        <w:pStyle w:val="BodyText"/>
+      </w:pPr>
+      <w:r>
         <w:t xml:space="preserve">Deaton, A. (1985). Panel data from a time series of cross-sections.</w:t>
       </w:r>
       <w:r>
@@ -37794,6 +38444,27 @@
         <w:pStyle w:val="BodyText"/>
       </w:pPr>
       <w:r>
+        <w:t xml:space="preserve">Oster, E. (2019). Unobservable selection and coefficient stability: Theory and evidence.</w:t>
+      </w:r>
+      <w:r>
+        <w:t xml:space="preserve"> </w:t>
+      </w:r>
+      <w:r>
+        <w:rPr>
+          <w:iCs/>
+          <w:i/>
+        </w:rPr>
+        <w:t xml:space="preserve">Journal of Business &amp; Economic Statistics, 37</w:t>
+      </w:r>
+      <w:r>
+        <w:t xml:space="preserve">(2), 187–204. https://doi.org/10.1080/07350015.2016.1227711</w:t>
+      </w:r>
+    </w:p>
+    <w:p>
+      <w:pPr>
+        <w:pStyle w:val="BodyText"/>
+      </w:pPr>
+      <w:r>
         <w:t xml:space="preserve">Verbeek, M. (2008). Pseudo-panels and repeated cross-sections. In L. Mátyás &amp; P. Sevestre (Eds.),</w:t>
       </w:r>
       <w:r>
@@ -37823,9 +38494,9 @@
         <w:t xml:space="preserve">(Khung lát cắt ngang lặp lại — Phụ lục A.1, A.6.)</w:t>
       </w:r>
     </w:p>
-    <w:bookmarkEnd w:id="199"/>
-    <w:bookmarkEnd w:id="200"/>
-    <w:bookmarkStart w:id="201" w:name="X671f5c1355043217bd04f1f91c41f74e5ebb142"/>
+    <w:bookmarkEnd w:id="205"/>
+    <w:bookmarkEnd w:id="206"/>
+    <w:bookmarkStart w:id="207" w:name="X671f5c1355043217bd04f1f91c41f74e5ebb142"/>
     <w:p>
       <w:pPr>
         <w:pStyle w:val="Heading2"/>
@@ -38225,6 +38896,75 @@
       </w:r>
       <w:r>
         <w:t xml:space="preserve">. World Bank Group, Fiscal Policy and Growth Viet Nam Team.</w:t>
+      </w:r>
+    </w:p>
+    <w:p>
+      <w:pPr>
+        <w:pStyle w:val="BodyText"/>
+      </w:pPr>
+      <w:r>
+        <w:t xml:space="preserve">World Bank. (2026c). Frontier market economies: Promise, performance, and prospects. In</w:t>
+      </w:r>
+      <w:r>
+        <w:t xml:space="preserve"> </w:t>
+      </w:r>
+      <w:r>
+        <w:rPr>
+          <w:iCs/>
+          <w:i/>
+        </w:rPr>
+        <w:t xml:space="preserve">Global Economic Prospects, January 2026</w:t>
+      </w:r>
+      <w:r>
+        <w:t xml:space="preserve"> </w:t>
+      </w:r>
+      <w:r>
+        <w:t xml:space="preserve">(Chapter 4). World Bank Group. https://doi.org/10.1596/978-1-4648-2148-6</w:t>
+      </w:r>
+    </w:p>
+    <w:p>
+      <w:pPr>
+        <w:pStyle w:val="BodyText"/>
+      </w:pPr>
+      <w:r>
+        <w:t xml:space="preserve">World Bank. (2026d, April).</w:t>
+      </w:r>
+      <w:r>
+        <w:t xml:space="preserve"> </w:t>
+      </w:r>
+      <w:r>
+        <w:rPr>
+          <w:iCs/>
+          <w:i/>
+        </w:rPr>
+        <w:t xml:space="preserve">Commodity markets outlook, April 2026</w:t>
+      </w:r>
+      <w:r>
+        <w:t xml:space="preserve">. World Bank Group.</w:t>
+      </w:r>
+    </w:p>
+    <w:p>
+      <w:pPr>
+        <w:pStyle w:val="BodyText"/>
+      </w:pPr>
+      <w:r>
+        <w:t xml:space="preserve">World Bank. (2026e).</w:t>
+      </w:r>
+      <w:r>
+        <w:t xml:space="preserve"> </w:t>
+      </w:r>
+      <w:r>
+        <w:rPr>
+          <w:iCs/>
+          <w:i/>
+        </w:rPr>
+        <w:t xml:space="preserve">Public institutions in the age of AI: Emerging practices</w:t>
+      </w:r>
+      <w:r>
+        <w:t xml:space="preserve"> </w:t>
+      </w:r>
+      <w:r>
+        <w:t xml:space="preserve">(Prosperity Insight Series). World Bank Group, GovTech and Public Sector Innovation.</w:t>
       </w:r>
     </w:p>
     <w:p>
@@ -39546,8 +40286,8 @@
         <w:t xml:space="preserve">. World Intellectual Property Organization.</w:t>
       </w:r>
     </w:p>
-    <w:bookmarkEnd w:id="201"/>
-    <w:bookmarkStart w:id="202" w:name="Xde200f04073635a38db4cac94b8061369cfcb08"/>
+    <w:bookmarkEnd w:id="207"/>
+    <w:bookmarkStart w:id="208" w:name="Xde200f04073635a38db4cac94b8061369cfcb08"/>
     <w:p>
       <w:pPr>
         <w:pStyle w:val="Heading2"/>
@@ -39683,8 +40423,8 @@
         <w:t xml:space="preserve">(Mới v2.4)</w:t>
       </w:r>
     </w:p>
-    <w:bookmarkEnd w:id="202"/>
-    <w:bookmarkStart w:id="203" w:name="X7241ee869b897bec300afe2239fcffb546e80e2"/>
+    <w:bookmarkEnd w:id="208"/>
+    <w:bookmarkStart w:id="209" w:name="X7241ee869b897bec300afe2239fcffb546e80e2"/>
     <w:p>
       <w:pPr>
         <w:pStyle w:val="Heading2"/>
@@ -39701,8 +40441,8 @@
         <w:t xml:space="preserve">(Giữ nguyên từ v2.1 — 4 đã xuất bản 2024-2026 + 4 đang chuẩn bị P3/P4/P5/P8.)</w:t>
       </w:r>
     </w:p>
-    <w:bookmarkEnd w:id="203"/>
-    <w:bookmarkStart w:id="204" w:name="X1905c160c4cd52294e7a67a5792aaeb2433790b"/>
+    <w:bookmarkEnd w:id="209"/>
+    <w:bookmarkStart w:id="210" w:name="X1905c160c4cd52294e7a67a5792aaeb2433790b"/>
     <w:p>
       <w:pPr>
         <w:pStyle w:val="Heading2"/>
@@ -39719,8 +40459,8 @@
         <w:t xml:space="preserve">(Giữ nguyên từ v2.0 — Auty 1993, Beblawi 1987, Gerelmaa &amp; Kotani 2016, Hertog 2010, Hvidt 2013, Sachs &amp; Warner 2001, Hall &amp; Soskice 2001, Bertram 2006, Briguglio 1995. Tổng 9 entries.)</w:t>
       </w:r>
     </w:p>
-    <w:bookmarkEnd w:id="204"/>
-    <w:bookmarkStart w:id="205" w:name="X2132ca8004af576b93c55ebf0ffe37a44f46a17"/>
+    <w:bookmarkEnd w:id="210"/>
+    <w:bookmarkStart w:id="211" w:name="X2132ca8004af576b93c55ebf0ffe37a44f46a17"/>
     <w:p>
       <w:pPr>
         <w:pStyle w:val="Heading2"/>
@@ -39737,8 +40477,8 @@
         <w:t xml:space="preserve">(Giữ nguyên từ v2.0 — 7 văn bản pháp lý + 8 hiệp định FTA.)</w:t>
       </w:r>
     </w:p>
-    <w:bookmarkEnd w:id="205"/>
-    <w:bookmarkStart w:id="206" w:name="X8c3cce854d69d4cec5e0e5c79c65fd3ecacba09"/>
+    <w:bookmarkEnd w:id="211"/>
+    <w:bookmarkStart w:id="212" w:name="X8c3cce854d69d4cec5e0e5c79c65fd3ecacba09"/>
     <w:p>
       <w:pPr>
         <w:pStyle w:val="Heading2"/>
@@ -39912,8 +40652,8 @@
         </w:pict>
       </w:r>
     </w:p>
-    <w:bookmarkEnd w:id="206"/>
-    <w:bookmarkStart w:id="207" w:name="X9fda309e68ad5febed2f75ba3907e03a038cbb1"/>
+    <w:bookmarkEnd w:id="212"/>
+    <w:bookmarkStart w:id="213" w:name="X9fda309e68ad5febed2f75ba3907e03a038cbb1"/>
     <w:p>
       <w:pPr>
         <w:pStyle w:val="Heading2"/>
@@ -41168,8 +41908,8 @@
         </w:pict>
       </w:r>
     </w:p>
-    <w:bookmarkEnd w:id="207"/>
-    <w:bookmarkStart w:id="208" w:name="X4863c99e382dd33e45c83c62d65ccdbfdf2be54"/>
+    <w:bookmarkEnd w:id="213"/>
+    <w:bookmarkStart w:id="214" w:name="X4863c99e382dd33e45c83c62d65ccdbfdf2be54"/>
     <w:p>
       <w:pPr>
         <w:pStyle w:val="Heading2"/>
@@ -41346,8 +42086,8 @@
         </w:pict>
       </w:r>
     </w:p>
-    <w:bookmarkEnd w:id="208"/>
-    <w:bookmarkStart w:id="209" w:name="Xbd941738ba66bb94640e93ff5b476f7b031b91b"/>
+    <w:bookmarkEnd w:id="214"/>
+    <w:bookmarkStart w:id="215" w:name="Xbd941738ba66bb94640e93ff5b476f7b031b91b"/>
     <w:p>
       <w:pPr>
         <w:pStyle w:val="Heading2"/>
@@ -41636,8 +42376,8 @@
         </w:pict>
       </w:r>
     </w:p>
-    <w:bookmarkEnd w:id="209"/>
-    <w:bookmarkStart w:id="210" w:name="Xef809cfcfe0baf8ba5c87a5d2dc964c02e59512"/>
+    <w:bookmarkEnd w:id="215"/>
+    <w:bookmarkStart w:id="216" w:name="Xef809cfcfe0baf8ba5c87a5d2dc964c02e59512"/>
     <w:p>
       <w:pPr>
         <w:pStyle w:val="Heading2"/>
@@ -42088,8 +42828,8 @@
         </w:pict>
       </w:r>
     </w:p>
-    <w:bookmarkEnd w:id="210"/>
-    <w:bookmarkStart w:id="214" w:name="hướng-dẫn-sử-dụng-cập-nhật-v2.5"/>
+    <w:bookmarkEnd w:id="216"/>
+    <w:bookmarkStart w:id="220" w:name="hướng-dẫn-sử-dụng-cập-nhật-v2.5"/>
     <w:p>
       <w:pPr>
         <w:pStyle w:val="Heading2"/>
@@ -42098,7 +42838,7 @@
         <w:t xml:space="preserve">Hướng dẫn sử dụng (cập nhật v2.5)</w:t>
       </w:r>
     </w:p>
-    <w:bookmarkStart w:id="211" w:name="trong-bản-thảo-luận-án"/>
+    <w:bookmarkStart w:id="217" w:name="trong-bản-thảo-luận-án"/>
     <w:p>
       <w:pPr>
         <w:pStyle w:val="Heading3"/>
@@ -43058,8 +43798,8 @@
         <w:t xml:space="preserve">[Atlas chapter, Section P]</w:t>
       </w:r>
     </w:p>
-    <w:bookmarkEnd w:id="211"/>
-    <w:bookmarkStart w:id="212" w:name="khi-nộp-bản-cuối"/>
+    <w:bookmarkEnd w:id="217"/>
+    <w:bookmarkStart w:id="218" w:name="khi-nộp-bản-cuối"/>
     <w:p>
       <w:pPr>
         <w:pStyle w:val="Heading3"/>
@@ -43225,8 +43965,8 @@
         <w:t xml:space="preserve">— số đầy đủ + ngày publication trên datatopics.worldbank.org.</w:t>
       </w:r>
     </w:p>
-    <w:bookmarkEnd w:id="212"/>
-    <w:bookmarkStart w:id="213" w:name="audit-warnings-status-cập-nhật-v2.5"/>
+    <w:bookmarkEnd w:id="218"/>
+    <w:bookmarkStart w:id="219" w:name="audit-warnings-status-cập-nhật-v2.5"/>
     <w:p>
       <w:pPr>
         <w:pStyle w:val="Heading3"/>
@@ -43351,9 +44091,9 @@
         </w:pict>
       </w:r>
     </w:p>
-    <w:bookmarkEnd w:id="213"/>
-    <w:bookmarkEnd w:id="214"/>
-    <w:bookmarkStart w:id="215" w:name="Xe55fb46d00de6bf9b95fd9179798e6474c95835"/>
+    <w:bookmarkEnd w:id="219"/>
+    <w:bookmarkEnd w:id="220"/>
+    <w:bookmarkStart w:id="221" w:name="Xe55fb46d00de6bf9b95fd9179798e6474c95835"/>
     <w:p>
       <w:pPr>
         <w:pStyle w:val="Heading2"/>
@@ -44750,8 +45490,8 @@
         <w:t xml:space="preserve">(1), 132–142. https://doi.org/10.1016/j.jwb.2013.04.003</w:t>
       </w:r>
     </w:p>
-    <w:bookmarkEnd w:id="215"/>
-    <w:bookmarkStart w:id="216" w:name="Xd7e1b1ec1596ddfb204126def34f28100020172"/>
+    <w:bookmarkEnd w:id="221"/>
+    <w:bookmarkStart w:id="222" w:name="Xd7e1b1ec1596ddfb204126def34f28100020172"/>
     <w:p>
       <w:pPr>
         <w:pStyle w:val="Heading2"/>
@@ -45659,8 +46399,8 @@
         <w:t xml:space="preserve">(1), 1–15. https://doi.org/10.1007/s11365-011-0218-8</w:t>
       </w:r>
     </w:p>
-    <w:bookmarkEnd w:id="216"/>
-    <w:bookmarkStart w:id="217" w:name="Xac3469c407a51be8ab1bf290cd8561897ea439c"/>
+    <w:bookmarkEnd w:id="222"/>
+    <w:bookmarkStart w:id="223" w:name="Xac3469c407a51be8ab1bf290cd8561897ea439c"/>
     <w:p>
       <w:pPr>
         <w:pStyle w:val="Heading2"/>
@@ -45734,8 +46474,8 @@
         <w:t xml:space="preserve">(2), 239–250. https://doi.org/10.1002/gsj.1383</w:t>
       </w:r>
     </w:p>
-    <w:bookmarkEnd w:id="217"/>
-    <w:bookmarkStart w:id="218" w:name="X15e01107f5fc0341333f11988493a9502b35627"/>
+    <w:bookmarkEnd w:id="223"/>
+    <w:bookmarkStart w:id="224" w:name="X15e01107f5fc0341333f11988493a9502b35627"/>
     <w:p>
       <w:pPr>
         <w:pStyle w:val="Heading2"/>
@@ -46283,7 +47023,31 @@
         <w:pStyle w:val="BodyText"/>
       </w:pPr>
       <w:r>
-        <w:t xml:space="preserve">Solon, G., Haider, S. J., &amp; Wooldridge, J. M. (2015). What are we weighting for?</w:t>
+        <w:t xml:space="preserve">Solon, G., Haider, S. J., &amp; Wooldridge, J. M. (2010).</w:t>
+      </w:r>
+      <w:r>
+        <w:t xml:space="preserve"> </w:t>
+      </w:r>
+      <w:r>
+        <w:rPr>
+          <w:iCs/>
+          <w:i/>
+        </w:rPr>
+        <w:t xml:space="preserve">Econometric analysis of cross section and panel data</w:t>
+      </w:r>
+      <w:r>
+        <w:t xml:space="preserve"> </w:t>
+      </w:r>
+      <w:r>
+        <w:t xml:space="preserve">(2nd ed.). MIT Press.</w:t>
+      </w:r>
+    </w:p>
+    <w:p>
+      <w:pPr>
+        <w:pStyle w:val="BodyText"/>
+      </w:pPr>
+      <w:r>
+        <w:t xml:space="preserve">Wooldridge, J. M. (2015). What are we weighting for?</w:t>
       </w:r>
       <w:r>
         <w:t xml:space="preserve"> </w:t>
@@ -46390,8 +47154,8 @@
         </w:pict>
       </w:r>
     </w:p>
-    <w:bookmarkEnd w:id="218"/>
-    <w:bookmarkStart w:id="222" w:name="X5cd8a8b98c5930790a226592bde9793b6e0e242"/>
+    <w:bookmarkEnd w:id="224"/>
+    <w:bookmarkStart w:id="228" w:name="X5cd8a8b98c5930790a226592bde9793b6e0e242"/>
     <w:p>
       <w:pPr>
         <w:pStyle w:val="Heading2"/>
@@ -46426,7 +47190,7 @@
         <w:t xml:space="preserve">blocks chưa được expand, và 2 auxiliary entries.</w:t>
       </w:r>
     </w:p>
-    <w:bookmarkStart w:id="219" w:name="X041759103c7c799db9799d6bd71834307a428c8"/>
+    <w:bookmarkStart w:id="225" w:name="X041759103c7c799db9799d6bd71834307a428c8"/>
     <w:p>
       <w:pPr>
         <w:pStyle w:val="Heading3"/>
@@ -46435,8 +47199,8 @@
         <w:t xml:space="preserve">Công trình của tác giả luận án — Cập nhật Section M</w:t>
       </w:r>
     </w:p>
-    <w:bookmarkEnd w:id="219"/>
-    <w:bookmarkStart w:id="220" w:name="X03425170776bdc22411e9d4a6a3935a0796568a"/>
+    <w:bookmarkEnd w:id="225"/>
+    <w:bookmarkStart w:id="226" w:name="X03425170776bdc22411e9d4a6a3935a0796568a"/>
     <w:p>
       <w:pPr>
         <w:pStyle w:val="Heading3"/>
@@ -46605,8 +47369,8 @@
         <w:t xml:space="preserve">(2), 220–246. https://doi.org/10.1017/S1876404511200046</w:t>
       </w:r>
     </w:p>
-    <w:bookmarkEnd w:id="220"/>
-    <w:bookmarkStart w:id="221" w:name="lý-thuyết-bổ-sung-section-ac-mở-rộng"/>
+    <w:bookmarkEnd w:id="226"/>
+    <w:bookmarkStart w:id="227" w:name="lý-thuyết-bổ-sung-section-ac-mở-rộng"/>
     <w:p>
       <w:pPr>
         <w:pStyle w:val="Heading3"/>
@@ -46676,9 +47440,9 @@
         <w:t xml:space="preserve">. IntechOpen. https://doi.org/10.5772/intechopen.1011012</w:t>
       </w:r>
     </w:p>
-    <w:bookmarkEnd w:id="221"/>
-    <w:bookmarkEnd w:id="222"/>
-    <w:bookmarkStart w:id="223" w:name="Xfcfd97cb98ed3f4d1b64063e814942600c7ed0b"/>
+    <w:bookmarkEnd w:id="227"/>
+    <w:bookmarkEnd w:id="228"/>
+    <w:bookmarkStart w:id="229" w:name="Xfcfd97cb98ed3f4d1b64063e814942600c7ed0b"/>
     <w:p>
       <w:pPr>
         <w:pStyle w:val="Heading2"/>
@@ -46750,14 +47514,66 @@
         <w:t xml:space="preserve">(2), 325–342. https://doi.org/10.1057/palgrave.jibs.8490203</w:t>
       </w:r>
     </w:p>
+    <w:bookmarkEnd w:id="229"/>
+    <w:bookmarkStart w:id="230" w:name="X0594839b64ebc9cf139e008fd0f7618dc7babbe"/>
+    <w:p>
+      <w:pPr>
+        <w:pStyle w:val="Heading2"/>
+      </w:pPr>
+      <w:r>
+        <w:t xml:space="preserve">Bổ sung v2.9 — Phân biệt cấu trúc số (Chương 2 §2.2.5, Chương 3 §3.3.3)</w:t>
+      </w:r>
+    </w:p>
+    <w:p>
+      <w:pPr>
+        <w:pStyle w:val="FirstParagraph"/>
+      </w:pPr>
+      <w:r>
+        <w:t xml:space="preserve">Bharadwaj, A., El Sawy, O. A., Pavlou, P. A., &amp; Venkatraman, N. (2013). Digital business strategy: Toward a next generation of insights.</w:t>
+      </w:r>
+      <w:r>
+        <w:t xml:space="preserve"> </w:t>
+      </w:r>
+      <w:r>
+        <w:rPr>
+          <w:iCs/>
+          <w:i/>
+        </w:rPr>
+        <w:t xml:space="preserve">MIS Quarterly, 37</w:t>
+      </w:r>
+      <w:r>
+        <w:t xml:space="preserve">(2), 471–482. https://doi.org/10.25300/MISQ/2013/37:2.3</w:t>
+      </w:r>
+    </w:p>
+    <w:p>
+      <w:pPr>
+        <w:pStyle w:val="BodyText"/>
+      </w:pPr>
+      <w:r>
+        <w:t xml:space="preserve">Coltman, T., Devinney, T. M., Midgley, D. F., &amp; Venaik, S. (2008). Formative versus reflective measurement models: Two applications of formative measurement.</w:t>
+      </w:r>
+      <w:r>
+        <w:t xml:space="preserve"> </w:t>
+      </w:r>
+      <w:r>
+        <w:rPr>
+          <w:iCs/>
+          <w:i/>
+        </w:rPr>
+        <w:t xml:space="preserve">Journal of Business Research, 61</w:t>
+      </w:r>
+      <w:r>
+        <w:t xml:space="preserve">(12), 1250–1262. https://doi.org/10.1016/j.jbusres.2008.01.013</w:t>
+      </w:r>
+    </w:p>
     <w:p>
       <w:r>
         <w:br w:type="page"/>
       </w:r>
     </w:p>
-    <w:bookmarkEnd w:id="223"/>
-    <w:bookmarkEnd w:id="224"/>
-    <w:bookmarkStart w:id="235" w:name="Xff640a2fe7b5357a1c83c06fced6026c707611d"/>
+    <w:bookmarkEnd w:id="230"/>
+    <w:bookmarkEnd w:id="231"/>
+    <w:bookmarkStart w:id="242" w:name="Xff640a2fe7b5357a1c83c06fced6026c707611d"/>
     <w:p>
       <w:pPr>
         <w:pStyle w:val="Heading1"/>
@@ -46870,7 +47686,7 @@
         <w:t xml:space="preserve">).</w:t>
       </w:r>
     </w:p>
-    <w:bookmarkStart w:id="225" w:name="X0582f4e8341b91a67fe62cd046a843bbb6226bb"/>
+    <w:bookmarkStart w:id="232" w:name="X0582f4e8341b91a67fe62cd046a843bbb6226bb"/>
     <w:p>
       <w:pPr>
         <w:pStyle w:val="Heading2"/>
@@ -46985,8 +47801,8 @@
         <w:t xml:space="preserve">quyết định lọc và hài hòa.</w:t>
       </w:r>
     </w:p>
-    <w:bookmarkEnd w:id="225"/>
-    <w:bookmarkStart w:id="226" w:name="a.2-nguồn-dữ-liệu-và-đơn-vị-phân-tích"/>
+    <w:bookmarkEnd w:id="232"/>
+    <w:bookmarkStart w:id="233" w:name="a.2-nguồn-dữ-liệu-và-đơn-vị-phân-tích"/>
     <w:p>
       <w:pPr>
         <w:pStyle w:val="Heading2"/>
@@ -47396,8 +48212,8 @@
         <w:t xml:space="preserve">2006–2012 của nền khác dùng bộ công cụ Standardized (ví dụ Jordan 2006) đều được nhận.</w:t>
       </w:r>
     </w:p>
-    <w:bookmarkEnd w:id="226"/>
-    <w:bookmarkStart w:id="227" w:name="Xd70dc06f8ccec128443ad2d01abc5c85de5037e"/>
+    <w:bookmarkEnd w:id="233"/>
+    <w:bookmarkStart w:id="234" w:name="Xd70dc06f8ccec128443ad2d01abc5c85de5037e"/>
     <w:p>
       <w:pPr>
         <w:pStyle w:val="Heading2"/>
@@ -48240,8 +49056,8 @@
         <w:t xml:space="preserve">Chương 3–4. Sai khác giữa hai lớp được công bố minh bạch để hội đồng kiểm chứng.</w:t>
       </w:r>
     </w:p>
-    <w:bookmarkEnd w:id="227"/>
-    <w:bookmarkStart w:id="228" w:name="a.4-hài-hòa-hóa-biến-số-bước-s3"/>
+    <w:bookmarkEnd w:id="234"/>
+    <w:bookmarkStart w:id="235" w:name="a.4-hài-hòa-hóa-biến-số-bước-s3"/>
     <w:p>
       <w:pPr>
         <w:pStyle w:val="Heading2"/>
@@ -48556,8 +49372,8 @@
         <w:t xml:space="preserve">), quy mô (log lao động), sở hữu nước ngoài, đặc điểm nhà quản trị, ngành ISIC.</w:t>
       </w:r>
     </w:p>
-    <w:bookmarkEnd w:id="228"/>
-    <w:bookmarkStart w:id="229" w:name="X416f14599a376c8f9173525fa72cdada272c4e0"/>
+    <w:bookmarkEnd w:id="235"/>
+    <w:bookmarkStart w:id="236" w:name="X416f14599a376c8f9173525fa72cdada272c4e0"/>
     <w:p>
       <w:pPr>
         <w:pStyle w:val="Heading2"/>
@@ -48941,8 +49757,8 @@
         <w:t xml:space="preserve">theo Bảng Penn World (Feenstra et al., 2015).</w:t>
       </w:r>
     </w:p>
-    <w:bookmarkEnd w:id="229"/>
-    <w:bookmarkStart w:id="230" w:name="Xcda44a616a0294a63022c370d6fafff6af411dd"/>
+    <w:bookmarkEnd w:id="236"/>
+    <w:bookmarkStart w:id="237" w:name="Xcda44a616a0294a63022c370d6fafff6af411dd"/>
     <w:p>
       <w:pPr>
         <w:pStyle w:val="Heading2"/>
@@ -49445,8 +50261,8 @@
         <w:t xml:space="preserve">phối ở vùng FSTS cao không đủ để nhận dạng điểm uốn bậc ba một cách chính xác.</w:t>
       </w:r>
     </w:p>
-    <w:bookmarkEnd w:id="230"/>
-    <w:bookmarkStart w:id="231" w:name="a.7-phân-tầng-thể-chế-icrv-bước-s5"/>
+    <w:bookmarkEnd w:id="237"/>
+    <w:bookmarkStart w:id="238" w:name="a.7-phân-tầng-thể-chế-icrv-bước-s5"/>
     <w:p>
       <w:pPr>
         <w:pStyle w:val="Heading2"/>
@@ -49530,8 +50346,8 @@
         <w:t xml:space="preserve">mở rộng của P8).</w:t>
       </w:r>
     </w:p>
-    <w:bookmarkEnd w:id="231"/>
-    <w:bookmarkStart w:id="232" w:name="a.8-trọng-số-mẫu-và-tính-đại-diện"/>
+    <w:bookmarkEnd w:id="238"/>
+    <w:bookmarkStart w:id="239" w:name="a.8-trọng-số-mẫu-và-tính-đại-diện"/>
     <w:p>
       <w:pPr>
         <w:pStyle w:val="Heading2"/>
@@ -49621,8 +50437,8 @@
         <w:t xml:space="preserve">cận này cân bằng giữa tính đại diện và hiệu quả ước lượng một cách có luận chứng.</w:t>
       </w:r>
     </w:p>
-    <w:bookmarkEnd w:id="232"/>
-    <w:bookmarkStart w:id="233" w:name="a.9-xử-lý-dữ-liệu-thiếu-bước-s4-s6"/>
+    <w:bookmarkEnd w:id="239"/>
+    <w:bookmarkStart w:id="240" w:name="a.9-xử-lý-dữ-liệu-thiếu-bước-s4-s6"/>
     <w:p>
       <w:pPr>
         <w:pStyle w:val="Heading2"/>
@@ -49738,8 +50554,8 @@
         <w:t xml:space="preserve">điểm uốn để bảo đảm kết quả không bị chi phối bởi cơ chế khuyết (Little &amp; Rubin, 2019).</w:t>
       </w:r>
     </w:p>
-    <w:bookmarkEnd w:id="233"/>
-    <w:bookmarkStart w:id="234" w:name="a.10-khả-năng-tái-lập-và-hạn-chế"/>
+    <w:bookmarkEnd w:id="240"/>
+    <w:bookmarkStart w:id="241" w:name="a.10-khả-năng-tái-lập-và-hạn-chế"/>
     <w:p>
       <w:pPr>
         <w:pStyle w:val="Heading2"/>
@@ -50018,8 +50834,8 @@
         <w:br w:type="page"/>
       </w:r>
     </w:p>
-    <w:bookmarkEnd w:id="234"/>
-    <w:bookmarkEnd w:id="235"/>
+    <w:bookmarkEnd w:id="241"/>
+    <w:bookmarkEnd w:id="242"/>
     <w:sectPr>
       <w:pgSz w:h="16838" w:w="11906"/>
       <w:pgMar w:bottom="1417" w:left="1417" w:right="1417" w:top="1417"/>

--- a/dist/luan_an_ctu/LUAN_AN_FULL_vi.docx
+++ b/dist/luan_an_ctu/LUAN_AN_FULL_vi.docx
@@ -1904,7 +1904,25 @@
         <w:t xml:space="preserve"> </w:t>
       </w:r>
       <w:r>
-        <w:t xml:space="preserve">- Bảng 4.3. Điểm uốn theo đợt khảo sát, Ấn Độ (Chương 4, §4.8)</w:t>
+        <w:t xml:space="preserve">- Bảng 4.3. Đặc trưng doanh nghiệp Nhật Bản 2025 so với Nhóm I (Chương 4, §4.1.5)</w:t>
+      </w:r>
+      <w:r>
+        <w:t xml:space="preserve"> </w:t>
+      </w:r>
+      <w:r>
+        <w:t xml:space="preserve">- Bảng 4.4. Tiến triển 11 mô hình lồng nhau của P7: điểm uốn và độ phù hợp (Chương 4, §4.6)</w:t>
+      </w:r>
+      <w:r>
+        <w:t xml:space="preserve"> </w:t>
+      </w:r>
+      <w:r>
+        <w:t xml:space="preserve">- Bảng 4.5. Điểm uốn theo đợt khảo sát, Ấn Độ (Chương 4, §4.8)</w:t>
+      </w:r>
+      <w:r>
+        <w:t xml:space="preserve"> </w:t>
+      </w:r>
+      <w:r>
+        <w:t xml:space="preserve">- Bảng 4.6. Tổng hợp ước lượng các nghiên cứu thành phần thực nghiệm (Chương 4, §4.10)</w:t>
       </w:r>
     </w:p>
     <w:p>
@@ -23802,7 +23820,7 @@
       </w:r>
     </w:p>
     <w:bookmarkEnd w:id="124"/>
-    <w:bookmarkStart w:id="129" w:name="Xed285cd0261846a13dee28de69c0403b250498d"/>
+    <w:bookmarkStart w:id="130" w:name="Xed285cd0261846a13dee28de69c0403b250498d"/>
     <w:p>
       <w:pPr>
         <w:pStyle w:val="Heading2"/>
@@ -25562,31 +25580,14 @@
         <w:t xml:space="preserve">(Khanna &amp; Palepu, 2010) tạo ra chi phí giao dịch bổ sung cho doanh nghiệp khi mở rộng hoạt động ra ngoài biên giới. Sự hiện diện đồng thời của nhiều voids tại Emerging và SIDS giải thích tại sao quan hệ I–P ở các nhóm này yếu hoặc âm.</w:t>
       </w:r>
     </w:p>
-    <w:p>
-      <w:r>
-        <w:pict>
-          <v:rect style="width:0;height:1.5pt" o:hralign="center" o:hrstd="t" o:hr="t"/>
-        </w:pict>
-      </w:r>
-    </w:p>
     <w:bookmarkEnd w:id="128"/>
-    <w:bookmarkEnd w:id="129"/>
-    <w:bookmarkStart w:id="134" w:name="Xe0084a7c2f7e752cafc4091ca0758f37f91bfa0"/>
-    <w:p>
-      <w:pPr>
-        <w:pStyle w:val="Heading2"/>
-      </w:pPr>
-      <w:r>
-        <w:t xml:space="preserve">4.2 Kết quả tổng hợp định lượng: Meta-analysis ba tầng (P6)</w:t>
-      </w:r>
-    </w:p>
-    <w:bookmarkStart w:id="130" w:name="chỉ-số-hiệu-ứng-tổng-hợp"/>
+    <w:bookmarkStart w:id="129" w:name="X31dbb247e18ca668fe6216e3f13d76006df1ea1"/>
     <w:p>
       <w:pPr>
         <w:pStyle w:val="Heading3"/>
       </w:pPr>
       <w:r>
-        <w:t xml:space="preserve">4.2.1 Chỉ số hiệu ứng tổng hợp</w:t>
+        <w:t xml:space="preserve">4.1.5 Nhật Bản 2025: Lần đầu tiên được khảo sát và vị trí trong khung ICRV</w:t>
       </w:r>
     </w:p>
     <w:p>
@@ -25594,14 +25595,14 @@
         <w:pStyle w:val="FirstParagraph"/>
       </w:pPr>
       <w:r>
-        <w:t xml:space="preserve">Phân tích meta-analytic tổng hợp ba tầng (three-level multilevel meta-analysis, MARA) được tiến hành trên tập dữ liệu gồm</w:t>
+        <w:t xml:space="preserve">Một sự kiện dữ liệu đáng chú ý của giai đoạn nghiên cứu là việc Nhật Bản lần đầu tiên được đưa vào Khảo sát Doanh nghiệp của Ngân hàng Thế giới năm 2025, với mẫu</w:t>
       </w:r>
       <w:r>
         <w:t xml:space="preserve"> </w:t>
       </w:r>
       <m:oMath>
         <m:r>
-          <m:t>k</m:t>
+          <m:t>N</m:t>
         </m:r>
         <m:r>
           <m:rPr>
@@ -25610,21 +25611,763 @@
           <m:t>=</m:t>
         </m:r>
         <m:r>
-          <m:t>238</m:t>
+          <m:t>2.168</m:t>
         </m:r>
       </m:oMath>
       <w:r>
         <w:t xml:space="preserve"> </w:t>
       </w:r>
       <w:r>
-        <w:t xml:space="preserve">nghiên cứu với tổng cộng K = 288 effect sizes đa dạng theo vùng địa lý, giai đoạn và phương pháp. Kết quả cho thấy hiệu ứng tổng hợp (pooled correlation) là</w:t>
+        <w:t xml:space="preserve">doanh nghiệp. Vì là nền kinh tế tiên tiến lớn cuối cùng gia nhập bộ dữ liệu WBES, Nhật Bản cung cấp một điểm neo mô tả quý giá cho biên trên của Nhóm I (Advanced đổi mới sáng tạo dẫn dắt). Cần lưu ý về phạm vi: dữ liệu Nhật Bản 2025 đến sau khi khung ước lượng 49 nền của luận án đã được chốt, nên Nhật Bản</w:t>
+      </w:r>
+      <w:r>
+        <w:t xml:space="preserve"> </w:t>
+      </w:r>
+      <w:r>
+        <w:rPr>
+          <w:bCs/>
+          <w:b/>
+        </w:rPr>
+        <w:t xml:space="preserve">không</w:t>
+      </w:r>
+      <w:r>
+        <w:t xml:space="preserve"> </w:t>
+      </w:r>
+      <w:r>
+        <w:t xml:space="preserve">nằm trong các ước lượng kinh tế lượng đã khóa (điểm uốn P7, FIP P8, ngưỡng P9) mà được trình bày ở đây như</w:t>
+      </w:r>
+      <w:r>
+        <w:t xml:space="preserve"> </w:t>
+      </w:r>
+      <w:r>
+        <w:rPr>
+          <w:bCs/>
+          <w:b/>
+        </w:rPr>
+        <w:t xml:space="preserve">mô tả</w:t>
+      </w:r>
+      <w:r>
+        <w:t xml:space="preserve"> </w:t>
+      </w:r>
+      <w:r>
+        <w:t xml:space="preserve">và như một hướng mở rộng tự nhiên cho vòng ước lượng tiếp theo. Toàn bộ số liệu dưới đây được tính trực tiếp từ tệp vi mô gốc.</w:t>
+      </w:r>
+    </w:p>
+    <w:p>
+      <w:pPr>
+        <w:pStyle w:val="BodyText"/>
+      </w:pPr>
+      <w:r>
+        <w:rPr>
+          <w:bCs/>
+          <w:b/>
+        </w:rPr>
+        <w:t xml:space="preserve">Bảng 4.3.</w:t>
+      </w:r>
+      <w:r>
+        <w:t xml:space="preserve"> </w:t>
+      </w:r>
+      <w:r>
+        <w:rPr>
+          <w:iCs/>
+          <w:i/>
+        </w:rPr>
+        <w:t xml:space="preserve">Đặc trưng doanh nghiệp Nhật Bản 2025 so với Nhóm I (Advanced đổi mới).</w:t>
+      </w:r>
+    </w:p>
+    <w:tbl>
+      <w:tblPr>
+        <w:tblStyle w:val="Table"/>
+        <w:tblW w:type="auto" w:w="0"/>
+        <w:tblLook w:firstRow="1" w:lastRow="0" w:firstColumn="0" w:lastColumn="0" w:noHBand="0" w:noVBand="0" w:val="0020"/>
+        <w:jc w:val="start"/>
+      </w:tblPr>
+      <w:tblGrid>
+        <w:gridCol w:w="2640"/>
+        <w:gridCol w:w="2640"/>
+        <w:gridCol w:w="2640"/>
+      </w:tblGrid>
+      <w:tr>
+        <w:trPr>
+          <w:tblHeader w:val="true"/>
+        </w:trPr>
+        <w:tc>
+          <w:tcPr/>
+          <w:p>
+            <w:pPr>
+              <w:pStyle w:val="Compact"/>
+              <w:jc w:val="left"/>
+            </w:pPr>
+            <w:r>
+              <w:t xml:space="preserve">Chỉ tiêu</w:t>
+            </w:r>
+          </w:p>
+        </w:tc>
+        <w:tc>
+          <w:tcPr/>
+          <w:p>
+            <w:pPr>
+              <w:pStyle w:val="Compact"/>
+              <w:jc w:val="right"/>
+            </w:pPr>
+            <w:r>
+              <w:t xml:space="preserve">Nhật Bản 2025</w:t>
+            </w:r>
+          </w:p>
+        </w:tc>
+        <w:tc>
+          <w:tcPr/>
+          <w:p>
+            <w:pPr>
+              <w:pStyle w:val="Compact"/>
+              <w:jc w:val="right"/>
+            </w:pPr>
+            <w:r>
+              <w:t xml:space="preserve">Nhóm I (5 nền)</w:t>
+            </w:r>
+          </w:p>
+        </w:tc>
+      </w:tr>
+      <w:tr>
+        <w:tc>
+          <w:tcPr/>
+          <w:p>
+            <w:pPr>
+              <w:pStyle w:val="Compact"/>
+              <w:jc w:val="left"/>
+            </w:pPr>
+            <w:r>
+              <w:t xml:space="preserve">n doanh nghiệp</w:t>
+            </w:r>
+          </w:p>
+        </w:tc>
+        <w:tc>
+          <w:tcPr/>
+          <w:p>
+            <w:pPr>
+              <w:pStyle w:val="Compact"/>
+              <w:jc w:val="right"/>
+            </w:pPr>
+            <w:r>
+              <w:t xml:space="preserve">2.168</w:t>
+            </w:r>
+          </w:p>
+        </w:tc>
+        <w:tc>
+          <w:tcPr/>
+          <w:p>
+            <w:pPr>
+              <w:pStyle w:val="Compact"/>
+              <w:jc w:val="right"/>
+            </w:pPr>
+            <w:r>
+              <w:t xml:space="preserve">4.222</w:t>
+            </w:r>
+          </w:p>
+        </w:tc>
+      </w:tr>
+      <w:tr>
+        <w:tc>
+          <w:tcPr/>
+          <w:p>
+            <w:pPr>
+              <w:pStyle w:val="Compact"/>
+              <w:jc w:val="left"/>
+            </w:pPr>
+            <w:r>
+              <w:t xml:space="preserve">sd ln(LP) trong đợt</w:t>
+            </w:r>
+          </w:p>
+        </w:tc>
+        <w:tc>
+          <w:tcPr/>
+          <w:p>
+            <w:pPr>
+              <w:pStyle w:val="Compact"/>
+              <w:jc w:val="right"/>
+            </w:pPr>
+            <w:r>
+              <w:rPr>
+                <w:bCs/>
+                <w:b/>
+              </w:rPr>
+              <w:t xml:space="preserve">0,89</w:t>
+            </w:r>
+          </w:p>
+        </w:tc>
+        <w:tc>
+          <w:tcPr/>
+          <w:p>
+            <w:pPr>
+              <w:pStyle w:val="Compact"/>
+              <w:jc w:val="right"/>
+            </w:pPr>
+            <w:r>
+              <w:t xml:space="preserve">1,04</w:t>
+            </w:r>
+          </w:p>
+        </w:tc>
+      </w:tr>
+      <w:tr>
+        <w:tc>
+          <w:tcPr/>
+          <w:p>
+            <w:pPr>
+              <w:pStyle w:val="Compact"/>
+              <w:jc w:val="left"/>
+            </w:pPr>
+            <w:r>
+              <w:t xml:space="preserve">P90/P10 năng suất</w:t>
+            </w:r>
+          </w:p>
+        </w:tc>
+        <w:tc>
+          <w:tcPr/>
+          <w:p>
+            <w:pPr>
+              <w:pStyle w:val="Compact"/>
+              <w:jc w:val="right"/>
+            </w:pPr>
+            <w:r>
+              <w:rPr>
+                <w:bCs/>
+                <w:b/>
+              </w:rPr>
+              <w:t xml:space="preserve">8,3</w:t>
+            </w:r>
+          </w:p>
+        </w:tc>
+        <w:tc>
+          <w:tcPr/>
+          <w:p>
+            <w:pPr>
+              <w:pStyle w:val="Compact"/>
+              <w:jc w:val="right"/>
+            </w:pPr>
+            <w:r>
+              <w:t xml:space="preserve">12,2</w:t>
+            </w:r>
+          </w:p>
+        </w:tc>
+      </w:tr>
+      <w:tr>
+        <w:tc>
+          <w:tcPr/>
+          <w:p>
+            <w:pPr>
+              <w:pStyle w:val="Compact"/>
+              <w:jc w:val="left"/>
+            </w:pPr>
+            <w:r>
+              <w:t xml:space="preserve">FSTS trung bình (%)</w:t>
+            </w:r>
+          </w:p>
+        </w:tc>
+        <w:tc>
+          <w:tcPr/>
+          <w:p>
+            <w:pPr>
+              <w:pStyle w:val="Compact"/>
+              <w:jc w:val="right"/>
+            </w:pPr>
+            <w:r>
+              <w:t xml:space="preserve">4,1</w:t>
+            </w:r>
+          </w:p>
+        </w:tc>
+        <w:tc>
+          <w:tcPr/>
+          <w:p>
+            <w:pPr>
+              <w:pStyle w:val="Compact"/>
+              <w:jc w:val="right"/>
+            </w:pPr>
+            <w:r>
+              <w:t xml:space="preserve">13,4</w:t>
+            </w:r>
+          </w:p>
+        </w:tc>
+      </w:tr>
+      <w:tr>
+        <w:tc>
+          <w:tcPr/>
+          <w:p>
+            <w:pPr>
+              <w:pStyle w:val="Compact"/>
+              <w:jc w:val="left"/>
+            </w:pPr>
+            <w:r>
+              <w:t xml:space="preserve">Doanh nghiệp xuất khẩu (%)</w:t>
+            </w:r>
+          </w:p>
+        </w:tc>
+        <w:tc>
+          <w:tcPr/>
+          <w:p>
+            <w:pPr>
+              <w:pStyle w:val="Compact"/>
+              <w:jc w:val="right"/>
+            </w:pPr>
+            <w:r>
+              <w:t xml:space="preserve">16,5</w:t>
+            </w:r>
+          </w:p>
+        </w:tc>
+        <w:tc>
+          <w:tcPr/>
+          <w:p>
+            <w:pPr>
+              <w:pStyle w:val="Compact"/>
+              <w:jc w:val="right"/>
+            </w:pPr>
+            <w:r>
+              <w:t xml:space="preserve">28,4</w:t>
+            </w:r>
+          </w:p>
+        </w:tc>
+      </w:tr>
+      <w:tr>
+        <w:tc>
+          <w:tcPr/>
+          <w:p>
+            <w:pPr>
+              <w:pStyle w:val="Compact"/>
+              <w:jc w:val="left"/>
+            </w:pPr>
+            <w:r>
+              <w:t xml:space="preserve">FDI ≥ 10% (%)</w:t>
+            </w:r>
+          </w:p>
+        </w:tc>
+        <w:tc>
+          <w:tcPr/>
+          <w:p>
+            <w:pPr>
+              <w:pStyle w:val="Compact"/>
+              <w:jc w:val="right"/>
+            </w:pPr>
+            <w:r>
+              <w:rPr>
+                <w:bCs/>
+                <w:b/>
+              </w:rPr>
+              <w:t xml:space="preserve">1,9</w:t>
+            </w:r>
+          </w:p>
+        </w:tc>
+        <w:tc>
+          <w:tcPr/>
+          <w:p>
+            <w:pPr>
+              <w:pStyle w:val="Compact"/>
+              <w:jc w:val="right"/>
+            </w:pPr>
+            <w:r>
+              <w:t xml:space="preserve">10,6</w:t>
+            </w:r>
+          </w:p>
+        </w:tc>
+      </w:tr>
+      <w:tr>
+        <w:tc>
+          <w:tcPr/>
+          <w:p>
+            <w:pPr>
+              <w:pStyle w:val="Compact"/>
+              <w:jc w:val="left"/>
+            </w:pPr>
+            <w:r>
+              <w:t xml:space="preserve">Website (%)</w:t>
+            </w:r>
+          </w:p>
+        </w:tc>
+        <w:tc>
+          <w:tcPr/>
+          <w:p>
+            <w:pPr>
+              <w:pStyle w:val="Compact"/>
+              <w:jc w:val="right"/>
+            </w:pPr>
+            <w:r>
+              <w:rPr>
+                <w:bCs/>
+                <w:b/>
+              </w:rPr>
+              <w:t xml:space="preserve">83,8</w:t>
+            </w:r>
+          </w:p>
+        </w:tc>
+        <w:tc>
+          <w:tcPr/>
+          <w:p>
+            <w:pPr>
+              <w:pStyle w:val="Compact"/>
+              <w:jc w:val="right"/>
+            </w:pPr>
+            <w:r>
+              <w:t xml:space="preserve">61,7</w:t>
+            </w:r>
+          </w:p>
+        </w:tc>
+      </w:tr>
+      <w:tr>
+        <w:tc>
+          <w:tcPr/>
+          <w:p>
+            <w:pPr>
+              <w:pStyle w:val="Compact"/>
+              <w:jc w:val="left"/>
+            </w:pPr>
+            <w:r>
+              <w:t xml:space="preserve">R&amp;D (%)</w:t>
+            </w:r>
+          </w:p>
+        </w:tc>
+        <w:tc>
+          <w:tcPr/>
+          <w:p>
+            <w:pPr>
+              <w:pStyle w:val="Compact"/>
+              <w:jc w:val="right"/>
+            </w:pPr>
+            <w:r>
+              <w:t xml:space="preserve">21,9</w:t>
+            </w:r>
+          </w:p>
+        </w:tc>
+        <w:tc>
+          <w:tcPr/>
+          <w:p>
+            <w:pPr>
+              <w:pStyle w:val="Compact"/>
+              <w:jc w:val="right"/>
+            </w:pPr>
+            <w:r>
+              <w:t xml:space="preserve">20,5</w:t>
+            </w:r>
+          </w:p>
+        </w:tc>
+      </w:tr>
+      <w:tr>
+        <w:tc>
+          <w:tcPr/>
+          <w:p>
+            <w:pPr>
+              <w:pStyle w:val="Compact"/>
+              <w:jc w:val="left"/>
+            </w:pPr>
+            <w:r>
+              <w:t xml:space="preserve">ISO (%)</w:t>
+            </w:r>
+          </w:p>
+        </w:tc>
+        <w:tc>
+          <w:tcPr/>
+          <w:p>
+            <w:pPr>
+              <w:pStyle w:val="Compact"/>
+              <w:jc w:val="right"/>
+            </w:pPr>
+            <w:r>
+              <w:t xml:space="preserve">27,7</w:t>
+            </w:r>
+          </w:p>
+        </w:tc>
+        <w:tc>
+          <w:tcPr/>
+          <w:p>
+            <w:pPr>
+              <w:pStyle w:val="Compact"/>
+              <w:jc w:val="right"/>
+            </w:pPr>
+            <w:r>
+              <w:t xml:space="preserve">35,0</w:t>
+            </w:r>
+          </w:p>
+        </w:tc>
+      </w:tr>
+      <w:tr>
+        <w:tc>
+          <w:tcPr/>
+          <w:p>
+            <w:pPr>
+              <w:pStyle w:val="Compact"/>
+              <w:jc w:val="left"/>
+            </w:pPr>
+            <w:r>
+              <w:t xml:space="preserve">Đổi mới sản phẩm (%)</w:t>
+            </w:r>
+          </w:p>
+        </w:tc>
+        <w:tc>
+          <w:tcPr/>
+          <w:p>
+            <w:pPr>
+              <w:pStyle w:val="Compact"/>
+              <w:jc w:val="right"/>
+            </w:pPr>
+            <w:r>
+              <w:t xml:space="preserve">32,2</w:t>
+            </w:r>
+          </w:p>
+        </w:tc>
+        <w:tc>
+          <w:tcPr/>
+          <w:p>
+            <w:pPr>
+              <w:pStyle w:val="Compact"/>
+              <w:jc w:val="right"/>
+            </w:pPr>
+            <w:r>
+              <w:t xml:space="preserve">24,3</w:t>
+            </w:r>
+          </w:p>
+        </w:tc>
+      </w:tr>
+      <w:tr>
+        <w:tc>
+          <w:tcPr/>
+          <w:p>
+            <w:pPr>
+              <w:pStyle w:val="Compact"/>
+              <w:jc w:val="left"/>
+            </w:pPr>
+            <w:r>
+              <w:t xml:space="preserve">Nữ quản lý cấp cao (%)</w:t>
+            </w:r>
+          </w:p>
+        </w:tc>
+        <w:tc>
+          <w:tcPr/>
+          <w:p>
+            <w:pPr>
+              <w:pStyle w:val="Compact"/>
+              <w:jc w:val="right"/>
+            </w:pPr>
+            <w:r>
+              <w:rPr>
+                <w:bCs/>
+                <w:b/>
+              </w:rPr>
+              <w:t xml:space="preserve">7,3</w:t>
+            </w:r>
+          </w:p>
+        </w:tc>
+        <w:tc>
+          <w:tcPr/>
+          <w:p>
+            <w:pPr>
+              <w:pStyle w:val="Compact"/>
+              <w:jc w:val="right"/>
+            </w:pPr>
+            <w:r>
+              <w:t xml:space="preserve">27,5</w:t>
+            </w:r>
+          </w:p>
+        </w:tc>
+      </w:tr>
+      <w:tr>
+        <w:tc>
+          <w:tcPr/>
+          <w:p>
+            <w:pPr>
+              <w:pStyle w:val="Compact"/>
+              <w:jc w:val="left"/>
+            </w:pPr>
+            <w:r>
+              <w:t xml:space="preserve">Tuổi doanh nghiệp trung bình (năm)</w:t>
+            </w:r>
+          </w:p>
+        </w:tc>
+        <w:tc>
+          <w:tcPr/>
+          <w:p>
+            <w:pPr>
+              <w:pStyle w:val="Compact"/>
+              <w:jc w:val="right"/>
+            </w:pPr>
+            <w:r>
+              <w:rPr>
+                <w:bCs/>
+                <w:b/>
+              </w:rPr>
+              <w:t xml:space="preserve">50,4</w:t>
+            </w:r>
+          </w:p>
+        </w:tc>
+        <w:tc>
+          <w:tcPr/>
+          <w:p>
+            <w:pPr>
+              <w:pStyle w:val="Compact"/>
+              <w:jc w:val="right"/>
+            </w:pPr>
+            <w:r>
+              <w:t xml:space="preserve">23,0</w:t>
+            </w:r>
+          </w:p>
+        </w:tc>
+      </w:tr>
+    </w:tbl>
+    <w:p>
+      <w:pPr>
+        <w:pStyle w:val="BodyText"/>
+      </w:pPr>
+      <w:r>
+        <w:rPr>
+          <w:iCs/>
+          <w:i/>
+        </w:rPr>
+        <w:t xml:space="preserve">Nguồn: tính trực tiếp từ</w:t>
+      </w:r>
+      <w:r>
+        <w:rPr>
+          <w:iCs/>
+          <w:i/>
+        </w:rPr>
+        <w:t xml:space="preserve"> </w:t>
+      </w:r>
+      <w:r>
+        <w:rPr>
+          <w:rStyle w:val="VerbatimChar"/>
+          <w:iCs/>
+          <w:i/>
+        </w:rPr>
+        <w:t xml:space="preserve">Japan-2025-full-data.dta</w:t>
+      </w:r>
+      <w:r>
+        <w:rPr>
+          <w:iCs/>
+          <w:i/>
+        </w:rPr>
+        <w:t xml:space="preserve"> </w:t>
+      </w:r>
+      <w:r>
+        <w:rPr>
+          <w:iCs/>
+          <w:i/>
+        </w:rPr>
+        <w:t xml:space="preserve">(WBES) và pool mô tả Nhóm I. FSTS = d3b + d3c.</w:t>
+      </w:r>
+    </w:p>
+    <w:p>
+      <w:pPr>
+        <w:pStyle w:val="BodyText"/>
+      </w:pPr>
+      <w:r>
+        <w:t xml:space="preserve">Bốn đặc trưng nổi bật định vị Nhật Bản trong khung ICRV. Thứ nhất,</w:t>
+      </w:r>
+      <w:r>
+        <w:t xml:space="preserve"> </w:t>
+      </w:r>
+      <w:r>
+        <w:rPr>
+          <w:bCs/>
+          <w:b/>
+        </w:rPr>
+        <w:t xml:space="preserve">phân tán năng suất hẹp nhất</w:t>
+      </w:r>
+      <w:r>
+        <w:t xml:space="preserve">: độ lệch chuẩn ln năng suất trong đợt của Nhật (0,89) thấp hơn cả mức trung vị của Nhóm I (1,04), và tỷ số P90/P10 chỉ 8,3 lần so với 12,2 lần của Nhóm I, phản ánh một nền kinh tế tiên tiến trưởng thành với sàn năng suất cao và đồng đều. Đặc điểm này củng cố trực tiếp logic</w:t>
+      </w:r>
+      <w:r>
+        <w:t xml:space="preserve"> </w:t>
+      </w:r>
+      <w:r>
+        <w:t xml:space="preserve">“</w:t>
+      </w:r>
+      <w:r>
+        <w:t xml:space="preserve">bão hòa Tier-1</w:t>
+      </w:r>
+      <w:r>
+        <w:t xml:space="preserve">”</w:t>
+      </w:r>
+      <w:r>
+        <w:t xml:space="preserve"> </w:t>
+      </w:r>
+      <w:r>
+        <w:t xml:space="preserve">của khung CDCM: ở nền kinh tế đồng đều và số hóa cao, dư địa để hiện diện số cơ bản tạo khác biệt năng suất là rất hẹp. Thứ hai,</w:t>
+      </w:r>
+      <w:r>
+        <w:t xml:space="preserve"> </w:t>
+      </w:r>
+      <w:r>
+        <w:rPr>
+          <w:bCs/>
+          <w:b/>
+        </w:rPr>
+        <w:t xml:space="preserve">số hóa trưởng thành nhất</w:t>
+      </w:r>
+      <w:r>
+        <w:t xml:space="preserve">: tỷ lệ có website 83,8% là cao nhất trong toàn bộ pool, vượt xa mức 61,7% của Nhóm I. Thứ ba,</w:t>
+      </w:r>
+      <w:r>
+        <w:t xml:space="preserve"> </w:t>
+      </w:r>
+      <w:r>
+        <w:rPr>
+          <w:bCs/>
+          <w:b/>
+        </w:rPr>
+        <w:t xml:space="preserve">trường thọ doanh nghiệp</w:t>
+      </w:r>
+      <w:r>
+        <w:t xml:space="preserve">: tuổi trung bình 50,4 năm (so với 23,0 năm của Nhóm I) phản ánh cấu trúc doanh nghiệp lâu đời đặc thù của Nhật Bản. Thứ tư,</w:t>
+      </w:r>
+      <w:r>
+        <w:t xml:space="preserve"> </w:t>
+      </w:r>
+      <w:r>
+        <w:rPr>
+          <w:bCs/>
+          <w:b/>
+        </w:rPr>
+        <w:t xml:space="preserve">nghịch lý đổi mới–quốc tế hóa và khoảng cách giới</w:t>
+      </w:r>
+      <w:r>
+        <w:t xml:space="preserve">: dù cường độ R&amp;D và đổi mới cao, cường độ quốc tế hóa cấp cơ sở lại thấp (FSTS 4,1%) cùng tỷ lệ sở hữu nước ngoài rất thấp (1,9%), cho thấy hoạt động quốc tế hóa tập trung ở các tập đoàn đa quốc gia lớn chứ không phân bố đều ở mẫu cơ sở; đồng thời tỷ lệ nữ quản lý cấp cao chỉ 7,3%, thấp hơn nhiều so với mức dẫn đầu khu vực Đông Á–Thái Bình Dương, nhất quán với văn liệu về trần kính trong quản trị doanh nghiệp Nhật Bản. Các đặc trưng này khiến Nhật Bản trở thành một trường hợp kiểm định lý tưởng cho vòng nghiên cứu tiếp theo về quan hệ I–P ở biên trên của gradient thể chế (xem §5.5).</w:t>
+      </w:r>
+    </w:p>
+    <w:p>
+      <w:r>
+        <w:pict>
+          <v:rect style="width:0;height:1.5pt" o:hralign="center" o:hrstd="t" o:hr="t"/>
+        </w:pict>
+      </w:r>
+    </w:p>
+    <w:bookmarkEnd w:id="129"/>
+    <w:bookmarkEnd w:id="130"/>
+    <w:bookmarkStart w:id="135" w:name="Xe0084a7c2f7e752cafc4091ca0758f37f91bfa0"/>
+    <w:p>
+      <w:pPr>
+        <w:pStyle w:val="Heading2"/>
+      </w:pPr>
+      <w:r>
+        <w:t xml:space="preserve">4.2 Kết quả tổng hợp định lượng: Meta-analysis ba tầng (P6)</w:t>
+      </w:r>
+    </w:p>
+    <w:bookmarkStart w:id="131" w:name="chỉ-số-hiệu-ứng-tổng-hợp"/>
+    <w:p>
+      <w:pPr>
+        <w:pStyle w:val="Heading3"/>
+      </w:pPr>
+      <w:r>
+        <w:t xml:space="preserve">4.2.1 Chỉ số hiệu ứng tổng hợp</w:t>
+      </w:r>
+    </w:p>
+    <w:p>
+      <w:pPr>
+        <w:pStyle w:val="FirstParagraph"/>
+      </w:pPr>
+      <w:r>
+        <w:t xml:space="preserve">Phân tích meta-analytic tổng hợp ba tầng (three-level multilevel meta-analysis, MARA) được tiến hành trên tập dữ liệu gồm</w:t>
       </w:r>
       <w:r>
         <w:t xml:space="preserve"> </w:t>
       </w:r>
       <m:oMath>
         <m:r>
-          <m:t>r</m:t>
+          <m:t>k</m:t>
         </m:r>
         <m:r>
           <m:rPr>
@@ -25633,6 +26376,29 @@
           <m:t>=</m:t>
         </m:r>
         <m:r>
+          <m:t>238</m:t>
+        </m:r>
+      </m:oMath>
+      <w:r>
+        <w:t xml:space="preserve"> </w:t>
+      </w:r>
+      <w:r>
+        <w:t xml:space="preserve">nghiên cứu với tổng cộng K = 288 effect sizes đa dạng theo vùng địa lý, giai đoạn và phương pháp. Kết quả cho thấy hiệu ứng tổng hợp (pooled correlation) là</w:t>
+      </w:r>
+      <w:r>
+        <w:t xml:space="preserve"> </w:t>
+      </w:r>
+      <m:oMath>
+        <m:r>
+          <m:t>r</m:t>
+        </m:r>
+        <m:r>
+          <m:rPr>
+            <m:sty m:val="p"/>
+          </m:rPr>
+          <m:t>=</m:t>
+        </m:r>
+        <m:r>
           <m:t>0</m:t>
         </m:r>
         <m:r>
@@ -25723,8 +26489,8 @@
         <w:t xml:space="preserve">, sự hội tụ này tạo ra bằng chứng chéo vững chắc khi mở rộng pool lên gần gấp đôi số nghiên cứu.</w:t>
       </w:r>
     </w:p>
-    <w:bookmarkEnd w:id="130"/>
-    <w:bookmarkStart w:id="131" w:name="phân-tích-dị-biệt-ba-tầng"/>
+    <w:bookmarkEnd w:id="131"/>
+    <w:bookmarkStart w:id="132" w:name="phân-tích-dị-biệt-ba-tầng"/>
     <w:p>
       <w:pPr>
         <w:pStyle w:val="Heading3"/>
@@ -25952,8 +26718,8 @@
         <w:t xml:space="preserve">, không phải là bằng chứng về sự thiếu nhất quán thực sự trong quan hệ nhân quả giữa quốc tế hóa và hiệu quả.</w:t>
       </w:r>
     </w:p>
-    <w:bookmarkEnd w:id="131"/>
-    <w:bookmarkStart w:id="132" w:name="X0fe7021f65141f72ccca43dd2595712a4bb11b5"/>
+    <w:bookmarkEnd w:id="132"/>
+    <w:bookmarkStart w:id="133" w:name="X0fe7021f65141f72ccca43dd2595712a4bb11b5"/>
     <w:p>
       <w:pPr>
         <w:pStyle w:val="Heading3"/>
@@ -26205,8 +26971,8 @@
         <w:t xml:space="preserve">ở §4.2 giữ theo phân loại gốc của P6.)</w:t>
       </w:r>
     </w:p>
-    <w:bookmarkEnd w:id="132"/>
-    <w:bookmarkStart w:id="133" w:name="kiểm-định-publication-bias"/>
+    <w:bookmarkEnd w:id="133"/>
+    <w:bookmarkStart w:id="134" w:name="kiểm-định-publication-bias"/>
     <w:p>
       <w:pPr>
         <w:pStyle w:val="Heading3"/>
@@ -26845,9 +27611,9 @@
         </w:pict>
       </w:r>
     </w:p>
-    <w:bookmarkEnd w:id="133"/>
     <w:bookmarkEnd w:id="134"/>
-    <w:bookmarkStart w:id="138" w:name="Xae571c1410747d630a72c4d12985bac375822ae"/>
+    <w:bookmarkEnd w:id="135"/>
+    <w:bookmarkStart w:id="139" w:name="Xae571c1410747d630a72c4d12985bac375822ae"/>
     <w:p>
       <w:pPr>
         <w:pStyle w:val="Heading2"/>
@@ -26856,7 +27622,7 @@
         <w:t xml:space="preserve">4.3 Kết quả bối cảnh thể chế tiên tiến: Đổi mới: Singapore (P4)</w:t>
       </w:r>
     </w:p>
-    <w:bookmarkStart w:id="135" w:name="xác-nhận-quan-hệ-phi-tuyến-chữ-u-ngược"/>
+    <w:bookmarkStart w:id="136" w:name="xác-nhận-quan-hệ-phi-tuyến-chữ-u-ngược"/>
     <w:p>
       <w:pPr>
         <w:pStyle w:val="Heading3"/>
@@ -27032,8 +27798,8 @@
         <w:t xml:space="preserve">thay vì khẳng định một điểm uốn cụ thể ở 88,6%; điều này nhất quán với kỳ vọng lý thuyết rằng ở bối cảnh thể chế mạnh (Nhóm I), dư địa quốc tế hóa có lợi là rất rộng (xem Hình 4.1).</w:t>
       </w:r>
     </w:p>
-    <w:bookmarkEnd w:id="135"/>
-    <w:bookmarkStart w:id="136" w:name="điều-tiết-bởi-digital-adoption-index-dai"/>
+    <w:bookmarkEnd w:id="136"/>
+    <w:bookmarkStart w:id="137" w:name="điều-tiết-bởi-digital-adoption-index-dai"/>
     <w:p>
       <w:pPr>
         <w:pStyle w:val="Heading3"/>
@@ -27167,8 +27933,8 @@
         <w:t xml:space="preserve">). Cụ thể, ở mức độ quốc tế hóa cao, doanh nghiệp Singapore có năng lực chấp nhận số (digital adoption) cao hơn duy trì hiệu quả tốt hơn so với doanh nghiệp có mức DAI thấp hơn, cho thấy DAI đóng vai trò nguồn lực bổ trợ (situational resource) làm chậm đà suy giảm phía bên phải của đường phi tuyến.</w:t>
       </w:r>
     </w:p>
-    <w:bookmarkEnd w:id="136"/>
-    <w:bookmarkStart w:id="137" w:name="giới-hạn-suy-luận-và-cảnh-báo-thống-kê"/>
+    <w:bookmarkEnd w:id="137"/>
+    <w:bookmarkStart w:id="138" w:name="giới-hạn-suy-luận-và-cảnh-báo-thống-kê"/>
     <w:p>
       <w:pPr>
         <w:pStyle w:val="Heading3"/>
@@ -27247,9 +28013,9 @@
         </w:pict>
       </w:r>
     </w:p>
-    <w:bookmarkEnd w:id="137"/>
     <w:bookmarkEnd w:id="138"/>
-    <w:bookmarkStart w:id="142" w:name="Xabe361c2d5961cf19ce7ab2bd5d9bc6d758140a"/>
+    <w:bookmarkEnd w:id="139"/>
+    <w:bookmarkStart w:id="143" w:name="Xabe361c2d5961cf19ce7ab2bd5d9bc6d758140a"/>
     <w:p>
       <w:pPr>
         <w:pStyle w:val="Heading2"/>
@@ -27258,7 +28024,7 @@
         <w:t xml:space="preserve">4.4 Kết quả bối cảnh thể chế trung bình cao: Trung Quốc, 2012–2024 (P5)</w:t>
       </w:r>
     </w:p>
-    <w:bookmarkStart w:id="139" w:name="Xfb5fa188fd1fb4a9962d0cf33d126795226c748"/>
+    <w:bookmarkStart w:id="140" w:name="Xfb5fa188fd1fb4a9962d0cf33d126795226c748"/>
     <w:p>
       <w:pPr>
         <w:pStyle w:val="Heading3"/>
@@ -27340,8 +28106,8 @@
         <w:t xml:space="preserve">Các con số này cho thấy doanh nghiệp Trung Quốc đạt hiệu quả tối ưu khi cường độ quốc tế hóa (FSTS) ở mức gần 49%, một mức độ tập trung quốc tế vừa phải trong bối cảnh nền kinh tế nội địa khổng lồ của Trung Quốc cũng cung cấp cơ hội tăng trưởng song song.</w:t>
       </w:r>
     </w:p>
-    <w:bookmarkEnd w:id="139"/>
-    <w:bookmarkStart w:id="140" w:name="Xe662776ac4ed20d7263c0278e37e5e670eb65fc"/>
+    <w:bookmarkEnd w:id="140"/>
+    <w:bookmarkStart w:id="141" w:name="Xe662776ac4ed20d7263c0278e37e5e670eb65fc"/>
     <w:p>
       <w:pPr>
         <w:pStyle w:val="Heading3"/>
@@ -27562,8 +28328,8 @@
         <w:t xml:space="preserve">, không có ý nghĩa thống kê, nghĩa là hình dạng tổng thể của quan hệ phi tuyến không biến đổi đáng kể qua giai đoạn phân tích. Phát hiện này cho thấy trong bối cảnh Upper-middle như Trung Quốc, cơ chế căn bản của quan hệ I–P duy trì tính ổn định đáng kể, có thể phản ánh sự bù trừ giữa chi phí thích ứng tăng lên do chính sách thương mại khó đoán và năng lực tổ chức ngày càng trưởng thành của các doanh nghiệp xuất khẩu Trung Quốc.</w:t>
       </w:r>
     </w:p>
-    <w:bookmarkEnd w:id="140"/>
-    <w:bookmarkStart w:id="141" w:name="vai-trò-của-tci-và-dai"/>
+    <w:bookmarkEnd w:id="141"/>
+    <w:bookmarkStart w:id="142" w:name="vai-trò-của-tci-và-dai"/>
     <w:p>
       <w:pPr>
         <w:pStyle w:val="Heading3"/>
@@ -27651,9 +28417,9 @@
         </w:pict>
       </w:r>
     </w:p>
-    <w:bookmarkEnd w:id="141"/>
     <w:bookmarkEnd w:id="142"/>
-    <w:bookmarkStart w:id="147" w:name="Xdbd5cc67084304ba85b73781c0cb0c00b74055b"/>
+    <w:bookmarkEnd w:id="143"/>
+    <w:bookmarkStart w:id="148" w:name="Xdbd5cc67084304ba85b73781c0cb0c00b74055b"/>
     <w:p>
       <w:pPr>
         <w:pStyle w:val="Heading2"/>
@@ -27662,7 +28428,7 @@
         <w:t xml:space="preserve">4.5 Kết quả bối cảnh chuyển đổi bậc thấp–trung: Việt Nam (P3)</w:t>
       </w:r>
     </w:p>
-    <w:bookmarkStart w:id="143" w:name="Xfa9060265c18c079d3fb45cfff0778bcd89c27e"/>
+    <w:bookmarkStart w:id="144" w:name="Xfa9060265c18c079d3fb45cfff0778bcd89c27e"/>
     <w:p>
       <w:pPr>
         <w:pStyle w:val="Heading3"/>
@@ -27859,8 +28625,8 @@
         <w:t xml:space="preserve">, bằng chứng thống kê mạnh nhất trong tất cả các mẫu quốc gia của luận án.</w:t>
       </w:r>
     </w:p>
-    <w:bookmarkEnd w:id="143"/>
-    <w:bookmarkStart w:id="144" w:name="điểm-turning-point-theo-làn-sóng"/>
+    <w:bookmarkEnd w:id="144"/>
+    <w:bookmarkStart w:id="145" w:name="điểm-turning-point-theo-làn-sóng"/>
     <w:p>
       <w:pPr>
         <w:pStyle w:val="Heading3"/>
@@ -28119,8 +28885,8 @@
         <w:t xml:space="preserve">, có ý nghĩa thống kê, cho thấy turning point đã dịch chuyển đáng kể từ 46,2% xuống 39,3% giữa hai làn sóng.</w:t>
       </w:r>
     </w:p>
-    <w:bookmarkEnd w:id="144"/>
-    <w:bookmarkStart w:id="145" w:name="điều-tiết-bởi-tci-tích-cực-và-có-ý-nghĩa"/>
+    <w:bookmarkEnd w:id="145"/>
+    <w:bookmarkStart w:id="146" w:name="điều-tiết-bởi-tci-tích-cực-và-có-ý-nghĩa"/>
     <w:p>
       <w:pPr>
         <w:pStyle w:val="Heading3"/>
@@ -28188,8 +28954,8 @@
         <w:t xml:space="preserve">: TCI làm nâng cao mặt bằng hiệu quả và khuếch đại tác động tích cực của quốc tế hóa. Doanh nghiệp Việt Nam có năng lực công nghệ tốt hơn (đo bằng TCI) đạt hiệu quả cao hơn từ quá trình quốc tế hóa, nhất quán với H2 trong khung lý thuyết CDCM.</w:t>
       </w:r>
     </w:p>
-    <w:bookmarkEnd w:id="145"/>
-    <w:bookmarkStart w:id="146" w:name="điều-tiết-bởi-dai-không-có-ý-nghĩa"/>
+    <w:bookmarkEnd w:id="146"/>
+    <w:bookmarkStart w:id="147" w:name="điều-tiết-bởi-dai-không-có-ý-nghĩa"/>
     <w:p>
       <w:pPr>
         <w:pStyle w:val="Heading3"/>
@@ -28251,9 +29017,9 @@
         </w:pict>
       </w:r>
     </w:p>
-    <w:bookmarkEnd w:id="146"/>
     <w:bookmarkEnd w:id="147"/>
-    <w:bookmarkStart w:id="154" w:name="X561afa853383c674354c1acb167a55cae3a018f"/>
+    <w:bookmarkEnd w:id="148"/>
+    <w:bookmarkStart w:id="155" w:name="X561afa853383c674354c1acb167a55cae3a018f"/>
     <w:p>
       <w:pPr>
         <w:pStyle w:val="Heading2"/>
@@ -28262,7 +29028,7 @@
         <w:t xml:space="preserve">4.6 Kết quả kiểm định toàn mẫu đa bối cảnh châu Á (P7)</w:t>
       </w:r>
     </w:p>
-    <w:bookmarkStart w:id="148" w:name="mẫu-và-mô-hình-chính"/>
+    <w:bookmarkStart w:id="149" w:name="mẫu-và-mô-hình-chính"/>
     <w:p>
       <w:pPr>
         <w:pStyle w:val="Heading3"/>
@@ -28577,10 +29343,998 @@
         <w:pStyle w:val="BodyText"/>
       </w:pPr>
       <w:r>
+        <w:t xml:space="preserve">Bảng 4.4 trình bày tiến triển 11 mô hình lồng nhau, từ đặc tả tuyến tính cơ sở (M0) đến mô hình điều tiết ba chiều đầy đủ (M11), cho thấy điểm uốn ổn định và quan hệ chữ U ngược được xác nhận bằng kiểm định Lind–Mehlum qua mọi cấu hình.</w:t>
+      </w:r>
+    </w:p>
+    <w:p>
+      <w:pPr>
+        <w:pStyle w:val="BodyText"/>
+      </w:pPr>
+      <w:r>
         <w:rPr>
           <w:bCs/>
           <w:b/>
         </w:rPr>
+        <w:t xml:space="preserve">Bảng 4.4.</w:t>
+      </w:r>
+      <w:r>
+        <w:t xml:space="preserve"> </w:t>
+      </w:r>
+      <w:r>
+        <w:rPr>
+          <w:iCs/>
+          <w:i/>
+        </w:rPr>
+        <w:t xml:space="preserve">Tiến triển 11 mô hình lồng nhau của P7: điểm uốn và độ phù hợp.</w:t>
+      </w:r>
+    </w:p>
+    <w:tbl>
+      <w:tblPr>
+        <w:tblStyle w:val="Table"/>
+        <w:tblW w:type="pct" w:w="5000"/>
+        <w:tblLook w:firstRow="1" w:lastRow="0" w:firstColumn="0" w:lastColumn="0" w:noHBand="0" w:noVBand="0" w:val="0020"/>
+        <w:jc w:val="start"/>
+      </w:tblPr>
+      <w:tblGrid>
+        <w:gridCol w:w="1320"/>
+        <w:gridCol w:w="1320"/>
+        <w:gridCol w:w="1320"/>
+        <w:gridCol w:w="1320"/>
+        <w:gridCol w:w="1320"/>
+        <w:gridCol w:w="1320"/>
+      </w:tblGrid>
+      <w:tr>
+        <w:trPr>
+          <w:tblHeader w:val="true"/>
+        </w:trPr>
+        <w:tc>
+          <w:tcPr/>
+          <w:p>
+            <w:pPr>
+              <w:pStyle w:val="Compact"/>
+              <w:jc w:val="left"/>
+            </w:pPr>
+            <w:r>
+              <w:t xml:space="preserve">Mô hình</w:t>
+            </w:r>
+          </w:p>
+        </w:tc>
+        <w:tc>
+          <w:tcPr/>
+          <w:p>
+            <w:pPr>
+              <w:pStyle w:val="Compact"/>
+              <w:jc w:val="right"/>
+            </w:pPr>
+            <w:r>
+              <w:t xml:space="preserve">N</w:t>
+            </w:r>
+          </w:p>
+        </w:tc>
+        <w:tc>
+          <w:tcPr/>
+          <w:p>
+            <w:pPr>
+              <w:pStyle w:val="Compact"/>
+              <w:jc w:val="right"/>
+            </w:pPr>
+            <w:r>
+              <w:t xml:space="preserve">adjR²</w:t>
+            </w:r>
+          </w:p>
+        </w:tc>
+        <w:tc>
+          <w:tcPr/>
+          <w:p>
+            <w:pPr>
+              <w:pStyle w:val="Compact"/>
+              <w:jc w:val="right"/>
+            </w:pPr>
+            <w:r>
+              <w:t xml:space="preserve">Điểm uốn</w:t>
+            </w:r>
+          </w:p>
+        </w:tc>
+        <w:tc>
+          <w:tcPr/>
+          <w:p>
+            <w:pPr>
+              <w:pStyle w:val="Compact"/>
+              <w:jc w:val="right"/>
+            </w:pPr>
+            <m:oMath>
+              <m:sSub>
+                <m:e>
+                  <m:r>
+                    <m:t>p</m:t>
+                  </m:r>
+                </m:e>
+                <m:sub>
+                  <m:r>
+                    <m:rPr>
+                      <m:nor/>
+                      <m:sty m:val="p"/>
+                    </m:rPr>
+                    <m:t>LM</m:t>
+                  </m:r>
+                </m:sub>
+              </m:sSub>
+            </m:oMath>
+          </w:p>
+        </w:tc>
+        <w:tc>
+          <w:tcPr/>
+          <w:p>
+            <w:pPr>
+              <w:pStyle w:val="Compact"/>
+              <w:jc w:val="left"/>
+            </w:pPr>
+            <w:r>
+              <w:t xml:space="preserve">Đặc tả bổ sung</w:t>
+            </w:r>
+          </w:p>
+        </w:tc>
+      </w:tr>
+      <w:tr>
+        <w:tc>
+          <w:tcPr/>
+          <w:p>
+            <w:pPr>
+              <w:pStyle w:val="Compact"/>
+              <w:jc w:val="left"/>
+            </w:pPr>
+            <w:r>
+              <w:t xml:space="preserve">M0</w:t>
+            </w:r>
+          </w:p>
+        </w:tc>
+        <w:tc>
+          <w:tcPr/>
+          <w:p>
+            <w:pPr>
+              <w:pStyle w:val="Compact"/>
+              <w:jc w:val="right"/>
+            </w:pPr>
+            <w:r>
+              <w:t xml:space="preserve">84.910</w:t>
+            </w:r>
+          </w:p>
+        </w:tc>
+        <w:tc>
+          <w:tcPr/>
+          <w:p>
+            <w:pPr>
+              <w:pStyle w:val="Compact"/>
+              <w:jc w:val="right"/>
+            </w:pPr>
+            <w:r>
+              <w:t xml:space="preserve">,000</w:t>
+            </w:r>
+          </w:p>
+        </w:tc>
+        <w:tc>
+          <w:tcPr/>
+          <w:p>
+            <w:pPr>
+              <w:pStyle w:val="Compact"/>
+              <w:jc w:val="right"/>
+            </w:pPr>
+            <w:r>
+              <w:t xml:space="preserve">—</w:t>
+            </w:r>
+          </w:p>
+        </w:tc>
+        <w:tc>
+          <w:tcPr/>
+          <w:p>
+            <w:pPr>
+              <w:pStyle w:val="Compact"/>
+              <w:jc w:val="right"/>
+            </w:pPr>
+            <w:r>
+              <w:t xml:space="preserve">—</w:t>
+            </w:r>
+          </w:p>
+        </w:tc>
+        <w:tc>
+          <w:tcPr/>
+          <w:p>
+            <w:pPr>
+              <w:pStyle w:val="Compact"/>
+              <w:jc w:val="left"/>
+            </w:pPr>
+            <w:r>
+              <w:t xml:space="preserve">FSTS tuyến tính</w:t>
+            </w:r>
+          </w:p>
+        </w:tc>
+      </w:tr>
+      <w:tr>
+        <w:tc>
+          <w:tcPr/>
+          <w:p>
+            <w:pPr>
+              <w:pStyle w:val="Compact"/>
+              <w:jc w:val="left"/>
+            </w:pPr>
+            <w:r>
+              <w:t xml:space="preserve">M1</w:t>
+            </w:r>
+          </w:p>
+        </w:tc>
+        <w:tc>
+          <w:tcPr/>
+          <w:p>
+            <w:pPr>
+              <w:pStyle w:val="Compact"/>
+              <w:jc w:val="right"/>
+            </w:pPr>
+            <w:r>
+              <w:t xml:space="preserve">84.910</w:t>
+            </w:r>
+          </w:p>
+        </w:tc>
+        <w:tc>
+          <w:tcPr/>
+          <w:p>
+            <w:pPr>
+              <w:pStyle w:val="Compact"/>
+              <w:jc w:val="right"/>
+            </w:pPr>
+            <w:r>
+              <w:t xml:space="preserve">,000</w:t>
+            </w:r>
+          </w:p>
+        </w:tc>
+        <w:tc>
+          <w:tcPr/>
+          <w:p>
+            <w:pPr>
+              <w:pStyle w:val="Compact"/>
+              <w:jc w:val="right"/>
+            </w:pPr>
+            <w:r>
+              <w:t xml:space="preserve">—</w:t>
+            </w:r>
+          </w:p>
+        </w:tc>
+        <w:tc>
+          <w:tcPr/>
+          <w:p>
+            <w:pPr>
+              <w:pStyle w:val="Compact"/>
+              <w:jc w:val="right"/>
+            </w:pPr>
+            <w:r>
+              <w:t xml:space="preserve">—</w:t>
+            </w:r>
+          </w:p>
+        </w:tc>
+        <w:tc>
+          <w:tcPr/>
+          <w:p>
+            <w:pPr>
+              <w:pStyle w:val="Compact"/>
+              <w:jc w:val="left"/>
+            </w:pPr>
+            <w:r>
+              <w:t xml:space="preserve">+ biến kiểm soát (không bậc hai)</w:t>
+            </w:r>
+          </w:p>
+        </w:tc>
+      </w:tr>
+      <w:tr>
+        <w:tc>
+          <w:tcPr/>
+          <w:p>
+            <w:pPr>
+              <w:pStyle w:val="Compact"/>
+              <w:jc w:val="left"/>
+            </w:pPr>
+            <w:r>
+              <w:t xml:space="preserve">M2</w:t>
+            </w:r>
+          </w:p>
+        </w:tc>
+        <w:tc>
+          <w:tcPr/>
+          <w:p>
+            <w:pPr>
+              <w:pStyle w:val="Compact"/>
+              <w:jc w:val="right"/>
+            </w:pPr>
+            <w:r>
+              <w:t xml:space="preserve">84.910</w:t>
+            </w:r>
+          </w:p>
+        </w:tc>
+        <w:tc>
+          <w:tcPr/>
+          <w:p>
+            <w:pPr>
+              <w:pStyle w:val="Compact"/>
+              <w:jc w:val="right"/>
+            </w:pPr>
+            <w:r>
+              <w:t xml:space="preserve">,003</w:t>
+            </w:r>
+          </w:p>
+        </w:tc>
+        <w:tc>
+          <w:tcPr/>
+          <w:p>
+            <w:pPr>
+              <w:pStyle w:val="Compact"/>
+              <w:jc w:val="right"/>
+            </w:pPr>
+            <w:r>
+              <w:t xml:space="preserve">36,4%</w:t>
+            </w:r>
+          </w:p>
+        </w:tc>
+        <w:tc>
+          <w:tcPr/>
+          <w:p>
+            <w:pPr>
+              <w:pStyle w:val="Compact"/>
+              <w:jc w:val="right"/>
+            </w:pPr>
+            <w:r>
+              <w:t xml:space="preserve">&lt;,001</w:t>
+            </w:r>
+          </w:p>
+        </w:tc>
+        <w:tc>
+          <w:tcPr/>
+          <w:p>
+            <w:pPr>
+              <w:pStyle w:val="Compact"/>
+              <w:jc w:val="left"/>
+            </w:pPr>
+            <w:r>
+              <w:t xml:space="preserve">+ FSTS² (β₁ = +1,316; β₂ = −1,810)</w:t>
+            </w:r>
+          </w:p>
+        </w:tc>
+      </w:tr>
+      <w:tr>
+        <w:tc>
+          <w:tcPr/>
+          <w:p>
+            <w:pPr>
+              <w:pStyle w:val="Compact"/>
+              <w:jc w:val="left"/>
+            </w:pPr>
+            <w:r>
+              <w:t xml:space="preserve">M3</w:t>
+            </w:r>
+          </w:p>
+        </w:tc>
+        <w:tc>
+          <w:tcPr/>
+          <w:p>
+            <w:pPr>
+              <w:pStyle w:val="Compact"/>
+              <w:jc w:val="right"/>
+            </w:pPr>
+            <w:r>
+              <w:t xml:space="preserve">38.342</w:t>
+            </w:r>
+          </w:p>
+        </w:tc>
+        <w:tc>
+          <w:tcPr/>
+          <w:p>
+            <w:pPr>
+              <w:pStyle w:val="Compact"/>
+              <w:jc w:val="right"/>
+            </w:pPr>
+            <w:r>
+              <w:t xml:space="preserve">,015</w:t>
+            </w:r>
+          </w:p>
+        </w:tc>
+        <w:tc>
+          <w:tcPr/>
+          <w:p>
+            <w:pPr>
+              <w:pStyle w:val="Compact"/>
+              <w:jc w:val="right"/>
+            </w:pPr>
+            <w:r>
+              <w:t xml:space="preserve">33,8%</w:t>
+            </w:r>
+          </w:p>
+        </w:tc>
+        <w:tc>
+          <w:tcPr/>
+          <w:p>
+            <w:pPr>
+              <w:pStyle w:val="Compact"/>
+              <w:jc w:val="right"/>
+            </w:pPr>
+            <w:r>
+              <w:t xml:space="preserve">&lt;,001</w:t>
+            </w:r>
+          </w:p>
+        </w:tc>
+        <w:tc>
+          <w:tcPr/>
+          <w:p>
+            <w:pPr>
+              <w:pStyle w:val="Compact"/>
+              <w:jc w:val="left"/>
+            </w:pPr>
+            <w:r>
+              <w:t xml:space="preserve">+ biến kiểm soát</w:t>
+            </w:r>
+          </w:p>
+        </w:tc>
+      </w:tr>
+      <w:tr>
+        <w:tc>
+          <w:tcPr/>
+          <w:p>
+            <w:pPr>
+              <w:pStyle w:val="Compact"/>
+              <w:jc w:val="left"/>
+            </w:pPr>
+            <w:r>
+              <w:rPr>
+                <w:bCs/>
+                <w:b/>
+              </w:rPr>
+              <w:t xml:space="preserve">M5</w:t>
+            </w:r>
+          </w:p>
+        </w:tc>
+        <w:tc>
+          <w:tcPr/>
+          <w:p>
+            <w:pPr>
+              <w:pStyle w:val="Compact"/>
+              <w:jc w:val="right"/>
+            </w:pPr>
+            <w:r>
+              <w:rPr>
+                <w:bCs/>
+                <w:b/>
+              </w:rPr>
+              <w:t xml:space="preserve">38.342</w:t>
+            </w:r>
+          </w:p>
+        </w:tc>
+        <w:tc>
+          <w:tcPr/>
+          <w:p>
+            <w:pPr>
+              <w:pStyle w:val="Compact"/>
+              <w:jc w:val="right"/>
+            </w:pPr>
+            <w:r>
+              <w:rPr>
+                <w:bCs/>
+                <w:b/>
+              </w:rPr>
+              <w:t xml:space="preserve">,677</w:t>
+            </w:r>
+          </w:p>
+        </w:tc>
+        <w:tc>
+          <w:tcPr/>
+          <w:p>
+            <w:pPr>
+              <w:pStyle w:val="Compact"/>
+              <w:jc w:val="right"/>
+            </w:pPr>
+            <w:r>
+              <w:rPr>
+                <w:bCs/>
+                <w:b/>
+              </w:rPr>
+              <w:t xml:space="preserve">40,0%</w:t>
+            </w:r>
+          </w:p>
+        </w:tc>
+        <w:tc>
+          <w:tcPr/>
+          <w:p>
+            <w:pPr>
+              <w:pStyle w:val="Compact"/>
+              <w:jc w:val="right"/>
+            </w:pPr>
+            <w:r>
+              <w:rPr>
+                <w:bCs/>
+                <w:b/>
+              </w:rPr>
+              <w:t xml:space="preserve">&lt;,001</w:t>
+            </w:r>
+          </w:p>
+        </w:tc>
+        <w:tc>
+          <w:tcPr/>
+          <w:p>
+            <w:pPr>
+              <w:pStyle w:val="Compact"/>
+              <w:jc w:val="left"/>
+            </w:pPr>
+            <w:r>
+              <w:rPr>
+                <w:bCs/>
+                <w:b/>
+              </w:rPr>
+              <w:t xml:space="preserve">+ FE nền kinh tế × năm (mô hình chính)</w:t>
+            </w:r>
+          </w:p>
+        </w:tc>
+      </w:tr>
+      <w:tr>
+        <w:tc>
+          <w:tcPr/>
+          <w:p>
+            <w:pPr>
+              <w:pStyle w:val="Compact"/>
+              <w:jc w:val="left"/>
+            </w:pPr>
+            <w:r>
+              <w:t xml:space="preserve">M6</w:t>
+            </w:r>
+          </w:p>
+        </w:tc>
+        <w:tc>
+          <w:tcPr/>
+          <w:p>
+            <w:pPr>
+              <w:pStyle w:val="Compact"/>
+              <w:jc w:val="right"/>
+            </w:pPr>
+            <w:r>
+              <w:t xml:space="preserve">38.051</w:t>
+            </w:r>
+          </w:p>
+        </w:tc>
+        <w:tc>
+          <w:tcPr/>
+          <w:p>
+            <w:pPr>
+              <w:pStyle w:val="Compact"/>
+              <w:jc w:val="right"/>
+            </w:pPr>
+            <w:r>
+              <w:t xml:space="preserve">,024</w:t>
+            </w:r>
+          </w:p>
+        </w:tc>
+        <w:tc>
+          <w:tcPr/>
+          <w:p>
+            <w:pPr>
+              <w:pStyle w:val="Compact"/>
+              <w:jc w:val="right"/>
+            </w:pPr>
+            <w:r>
+              <w:t xml:space="preserve">32,7%</w:t>
+            </w:r>
+          </w:p>
+        </w:tc>
+        <w:tc>
+          <w:tcPr/>
+          <w:p>
+            <w:pPr>
+              <w:pStyle w:val="Compact"/>
+              <w:jc w:val="right"/>
+            </w:pPr>
+            <w:r>
+              <w:t xml:space="preserve">&lt;,001</w:t>
+            </w:r>
+          </w:p>
+        </w:tc>
+        <w:tc>
+          <w:tcPr/>
+          <w:p>
+            <w:pPr>
+              <w:pStyle w:val="Compact"/>
+              <w:jc w:val="left"/>
+            </w:pPr>
+            <w:r>
+              <w:t xml:space="preserve">+ TCI (hiệu ứng chính)</w:t>
+            </w:r>
+          </w:p>
+        </w:tc>
+      </w:tr>
+      <w:tr>
+        <w:tc>
+          <w:tcPr/>
+          <w:p>
+            <w:pPr>
+              <w:pStyle w:val="Compact"/>
+              <w:jc w:val="left"/>
+            </w:pPr>
+            <w:r>
+              <w:t xml:space="preserve">M7</w:t>
+            </w:r>
+          </w:p>
+        </w:tc>
+        <w:tc>
+          <w:tcPr/>
+          <w:p>
+            <w:pPr>
+              <w:pStyle w:val="Compact"/>
+              <w:jc w:val="right"/>
+            </w:pPr>
+            <w:r>
+              <w:t xml:space="preserve">38.051</w:t>
+            </w:r>
+          </w:p>
+        </w:tc>
+        <w:tc>
+          <w:tcPr/>
+          <w:p>
+            <w:pPr>
+              <w:pStyle w:val="Compact"/>
+              <w:jc w:val="right"/>
+            </w:pPr>
+            <w:r>
+              <w:t xml:space="preserve">,025</w:t>
+            </w:r>
+          </w:p>
+        </w:tc>
+        <w:tc>
+          <w:tcPr/>
+          <w:p>
+            <w:pPr>
+              <w:pStyle w:val="Compact"/>
+              <w:jc w:val="right"/>
+            </w:pPr>
+            <w:r>
+              <w:t xml:space="preserve">33,9%</w:t>
+            </w:r>
+          </w:p>
+        </w:tc>
+        <w:tc>
+          <w:tcPr/>
+          <w:p>
+            <w:pPr>
+              <w:pStyle w:val="Compact"/>
+              <w:jc w:val="right"/>
+            </w:pPr>
+            <w:r>
+              <w:t xml:space="preserve">&lt;,001</w:t>
+            </w:r>
+          </w:p>
+        </w:tc>
+        <w:tc>
+          <w:tcPr/>
+          <w:p>
+            <w:pPr>
+              <w:pStyle w:val="Compact"/>
+              <w:jc w:val="left"/>
+            </w:pPr>
+            <w:r>
+              <w:t xml:space="preserve">+ FSTS×TCI, FSTS²×TCI</w:t>
+            </w:r>
+          </w:p>
+        </w:tc>
+      </w:tr>
+      <w:tr>
+        <w:tc>
+          <w:tcPr/>
+          <w:p>
+            <w:pPr>
+              <w:pStyle w:val="Compact"/>
+              <w:jc w:val="left"/>
+            </w:pPr>
+            <w:r>
+              <w:t xml:space="preserve">M8</w:t>
+            </w:r>
+          </w:p>
+        </w:tc>
+        <w:tc>
+          <w:tcPr/>
+          <w:p>
+            <w:pPr>
+              <w:pStyle w:val="Compact"/>
+              <w:jc w:val="right"/>
+            </w:pPr>
+            <w:r>
+              <w:t xml:space="preserve">37.940</w:t>
+            </w:r>
+          </w:p>
+        </w:tc>
+        <w:tc>
+          <w:tcPr/>
+          <w:p>
+            <w:pPr>
+              <w:pStyle w:val="Compact"/>
+              <w:jc w:val="right"/>
+            </w:pPr>
+            <w:r>
+              <w:t xml:space="preserve">,030</w:t>
+            </w:r>
+          </w:p>
+        </w:tc>
+        <w:tc>
+          <w:tcPr/>
+          <w:p>
+            <w:pPr>
+              <w:pStyle w:val="Compact"/>
+              <w:jc w:val="right"/>
+            </w:pPr>
+            <w:r>
+              <w:t xml:space="preserve">33,8%</w:t>
+            </w:r>
+          </w:p>
+        </w:tc>
+        <w:tc>
+          <w:tcPr/>
+          <w:p>
+            <w:pPr>
+              <w:pStyle w:val="Compact"/>
+              <w:jc w:val="right"/>
+            </w:pPr>
+            <w:r>
+              <w:t xml:space="preserve">&lt;,001</w:t>
+            </w:r>
+          </w:p>
+        </w:tc>
+        <w:tc>
+          <w:tcPr/>
+          <w:p>
+            <w:pPr>
+              <w:pStyle w:val="Compact"/>
+              <w:jc w:val="left"/>
+            </w:pPr>
+            <w:r>
+              <w:t xml:space="preserve">+ DAI + FSTS×DAI, FSTS²×DAI</w:t>
+            </w:r>
+          </w:p>
+        </w:tc>
+      </w:tr>
+      <w:tr>
+        <w:tc>
+          <w:tcPr/>
+          <w:p>
+            <w:pPr>
+              <w:pStyle w:val="Compact"/>
+              <w:jc w:val="left"/>
+            </w:pPr>
+            <w:r>
+              <w:t xml:space="preserve">M9</w:t>
+            </w:r>
+          </w:p>
+        </w:tc>
+        <w:tc>
+          <w:tcPr/>
+          <w:p>
+            <w:pPr>
+              <w:pStyle w:val="Compact"/>
+              <w:jc w:val="right"/>
+            </w:pPr>
+            <w:r>
+              <w:t xml:space="preserve">35.568</w:t>
+            </w:r>
+          </w:p>
+        </w:tc>
+        <w:tc>
+          <w:tcPr/>
+          <w:p>
+            <w:pPr>
+              <w:pStyle w:val="Compact"/>
+              <w:jc w:val="right"/>
+            </w:pPr>
+            <w:r>
+              <w:t xml:space="preserve">,035</w:t>
+            </w:r>
+          </w:p>
+        </w:tc>
+        <w:tc>
+          <w:tcPr/>
+          <w:p>
+            <w:pPr>
+              <w:pStyle w:val="Compact"/>
+              <w:jc w:val="right"/>
+            </w:pPr>
+            <w:r>
+              <w:t xml:space="preserve">36,1%</w:t>
+            </w:r>
+          </w:p>
+        </w:tc>
+        <w:tc>
+          <w:tcPr/>
+          <w:p>
+            <w:pPr>
+              <w:pStyle w:val="Compact"/>
+              <w:jc w:val="right"/>
+            </w:pPr>
+            <w:r>
+              <w:t xml:space="preserve">&lt;,001</w:t>
+            </w:r>
+          </w:p>
+        </w:tc>
+        <w:tc>
+          <w:tcPr/>
+          <w:p>
+            <w:pPr>
+              <w:pStyle w:val="Compact"/>
+              <w:jc w:val="left"/>
+            </w:pPr>
+            <w:r>
+              <w:t xml:space="preserve">+ nhà quản trị + tương tác</w:t>
+            </w:r>
+          </w:p>
+        </w:tc>
+      </w:tr>
+      <w:tr>
+        <w:tc>
+          <w:tcPr/>
+          <w:p>
+            <w:pPr>
+              <w:pStyle w:val="Compact"/>
+              <w:jc w:val="left"/>
+            </w:pPr>
+            <w:r>
+              <w:t xml:space="preserve">M10</w:t>
+            </w:r>
+          </w:p>
+        </w:tc>
+        <w:tc>
+          <w:tcPr/>
+          <w:p>
+            <w:pPr>
+              <w:pStyle w:val="Compact"/>
+              <w:jc w:val="right"/>
+            </w:pPr>
+            <w:r>
+              <w:t xml:space="preserve">31.928</w:t>
+            </w:r>
+          </w:p>
+        </w:tc>
+        <w:tc>
+          <w:tcPr/>
+          <w:p>
+            <w:pPr>
+              <w:pStyle w:val="Compact"/>
+              <w:jc w:val="right"/>
+            </w:pPr>
+            <w:r>
+              <w:t xml:space="preserve">,049</w:t>
+            </w:r>
+          </w:p>
+        </w:tc>
+        <w:tc>
+          <w:tcPr/>
+          <w:p>
+            <w:pPr>
+              <w:pStyle w:val="Compact"/>
+              <w:jc w:val="right"/>
+            </w:pPr>
+            <w:r>
+              <w:t xml:space="preserve">—</w:t>
+            </w:r>
+          </w:p>
+        </w:tc>
+        <w:tc>
+          <w:tcPr/>
+          <w:p>
+            <w:pPr>
+              <w:pStyle w:val="Compact"/>
+              <w:jc w:val="right"/>
+            </w:pPr>
+            <w:r>
+              <w:t xml:space="preserve">n.s.</w:t>
+            </w:r>
+          </w:p>
+        </w:tc>
+        <w:tc>
+          <w:tcPr/>
+          <w:p>
+            <w:pPr>
+              <w:pStyle w:val="Compact"/>
+              <w:jc w:val="left"/>
+            </w:pPr>
+            <w:r>
+              <w:t xml:space="preserve">+ ICRV + FSTS×ICRV, FSTS²×ICRV</w:t>
+            </w:r>
+          </w:p>
+        </w:tc>
+      </w:tr>
+      <w:tr>
+        <w:tc>
+          <w:tcPr/>
+          <w:p>
+            <w:pPr>
+              <w:pStyle w:val="Compact"/>
+              <w:jc w:val="left"/>
+            </w:pPr>
+            <w:r>
+              <w:t xml:space="preserve">M11</w:t>
+            </w:r>
+          </w:p>
+        </w:tc>
+        <w:tc>
+          <w:tcPr/>
+          <w:p>
+            <w:pPr>
+              <w:pStyle w:val="Compact"/>
+              <w:jc w:val="right"/>
+            </w:pPr>
+            <w:r>
+              <w:t xml:space="preserve">29.840</w:t>
+            </w:r>
+          </w:p>
+        </w:tc>
+        <w:tc>
+          <w:tcPr/>
+          <w:p>
+            <w:pPr>
+              <w:pStyle w:val="Compact"/>
+              <w:jc w:val="right"/>
+            </w:pPr>
+            <w:r>
+              <w:t xml:space="preserve">,067</w:t>
+            </w:r>
+          </w:p>
+        </w:tc>
+        <w:tc>
+          <w:tcPr/>
+          <w:p>
+            <w:pPr>
+              <w:pStyle w:val="Compact"/>
+              <w:jc w:val="right"/>
+            </w:pPr>
+            <w:r>
+              <w:t xml:space="preserve">34,6%</w:t>
+            </w:r>
+          </w:p>
+        </w:tc>
+        <w:tc>
+          <w:tcPr/>
+          <w:p>
+            <w:pPr>
+              <w:pStyle w:val="Compact"/>
+              <w:jc w:val="right"/>
+            </w:pPr>
+            <w:r>
+              <w:t xml:space="preserve">,002</w:t>
+            </w:r>
+          </w:p>
+        </w:tc>
+        <w:tc>
+          <w:tcPr/>
+          <w:p>
+            <w:pPr>
+              <w:pStyle w:val="Compact"/>
+              <w:jc w:val="left"/>
+            </w:pPr>
+            <w:r>
+              <w:t xml:space="preserve">+ ba chiều DAI×ICRV×FSTS</w:t>
+            </w:r>
+          </w:p>
+        </w:tc>
+      </w:tr>
+    </w:tbl>
+    <w:p>
+      <w:pPr>
+        <w:pStyle w:val="BodyText"/>
+      </w:pPr>
+      <w:r>
+        <w:rPr>
+          <w:iCs/>
+          <w:i/>
+        </w:rPr>
+        <w:t xml:space="preserve">Nguồn: P7 (Đỗ &amp; Phan, 2026). Điểm uốn xác nhận bằng kiểm định Lind–Mehlum (2010). Mô hình M5 là đặc tả chính với hiệu ứng cố định hai chiều; adjR² nhảy lên ,677 phản ánh phần lớn phương sai năng suất được giải thích bởi khác biệt nền kinh tế × năm.</w:t>
+      </w:r>
+    </w:p>
+    <w:p>
+      <w:pPr>
+        <w:pStyle w:val="BodyText"/>
+      </w:pPr>
+      <w:r>
+        <w:rPr>
+          <w:bCs/>
+          <w:b/>
+        </w:rPr>
         <w:t xml:space="preserve">Phạm vi thời gian của mẫu.</w:t>
       </w:r>
       <w:r>
@@ -28590,8 +30344,8 @@
         <w:t xml:space="preserve">Mẫu phân tích của P7 được chốt tại 49 nền kinh tế với các đợt khảo sát đến thời điểm xây dựng bộ dữ liệu. Một số đợt khảo sát công bố sau thời điểm chốt mẫu, đáng chú ý là Nhật Bản 2025 (nền kinh tế lần đầu được WBES khảo sát, thuộc nhóm thể chế tiên tiến) và các đợt 2024–2026 của nhiều nền trong khung, nằm ngoài phạm vi ước lượng của luận án và tạo thành hướng mở rộng tự nhiên cho nghiên cứu tiếp theo (xem §5.5). Về mặt kỳ vọng, do mô hình dùng hiệu ứng cố định nền kinh tế và Nhật Bản có biến thiên quốc tế hóa thấp (FSTS trung bình khoảng 4%), việc bổ sung quan sát này nhiều khả năng chỉ tinh chỉnh ước lượng của Nhóm I mà không làm thay đổi gradient điểm uốn giữa các nhóm.</w:t>
       </w:r>
     </w:p>
-    <w:bookmarkEnd w:id="148"/>
-    <w:bookmarkStart w:id="152" w:name="gradient-icrv-xác-nhận-h5"/>
+    <w:bookmarkEnd w:id="149"/>
+    <w:bookmarkStart w:id="153" w:name="gradient-icrv-xác-nhận-h5"/>
     <w:p>
       <w:pPr>
         <w:pStyle w:val="Heading3"/>
@@ -28805,18 +30559,18 @@
           <wp:inline>
             <wp:extent cx="5753100" cy="3849196"/>
             <wp:effectExtent b="0" l="0" r="0" t="0"/>
-            <wp:docPr descr="Hình 4.1. Họ đường cong I–P phụ thuộc chế độ thể chế ICRV" title="" id="150" name="Picture"/>
+            <wp:docPr descr="Hình 4.1. Họ đường cong I–P phụ thuộc chế độ thể chế ICRV" title="" id="151" name="Picture"/>
             <a:graphic>
               <a:graphicData uri="http://schemas.openxmlformats.org/drawingml/2006/picture">
                 <pic:pic>
                   <pic:nvPicPr>
-                    <pic:cNvPr descr="figures/fig_4_x_ip_curves_icrv_gradient.png" id="151" name="Picture"/>
+                    <pic:cNvPr descr="figures/fig_4_x_ip_curves_icrv_gradient.png" id="152" name="Picture"/>
                     <pic:cNvPicPr>
                       <a:picLocks noChangeArrowheads="1" noChangeAspect="1"/>
                     </pic:cNvPicPr>
                   </pic:nvPicPr>
                   <pic:blipFill>
-                    <a:blip r:embed="rId149"/>
+                    <a:blip r:embed="rId150"/>
                     <a:stretch>
                       <a:fillRect/>
                     </a:stretch>
@@ -28889,8 +30643,8 @@
         <w:t xml:space="preserve">Nguồn: minh họa của tác giả từ kết quả P6–P8.</w:t>
       </w:r>
     </w:p>
-    <w:bookmarkEnd w:id="152"/>
-    <w:bookmarkStart w:id="153" w:name="điều-tiết-bởi-tci-và-dai-trong-toàn-mẫu"/>
+    <w:bookmarkEnd w:id="153"/>
+    <w:bookmarkStart w:id="154" w:name="điều-tiết-bởi-tci-và-dai-trong-toàn-mẫu"/>
     <w:p>
       <w:pPr>
         <w:pStyle w:val="Heading3"/>
@@ -29286,9 +31040,9 @@
         </w:pict>
       </w:r>
     </w:p>
-    <w:bookmarkEnd w:id="153"/>
     <w:bookmarkEnd w:id="154"/>
-    <w:bookmarkStart w:id="159" w:name="X42f69945b56833cca239d45dc5864a7be6f74d7"/>
+    <w:bookmarkEnd w:id="155"/>
+    <w:bookmarkStart w:id="160" w:name="X42f69945b56833cca239d45dc5864a7be6f74d7"/>
     <w:p>
       <w:pPr>
         <w:pStyle w:val="Heading2"/>
@@ -29297,7 +31051,7 @@
         <w:t xml:space="preserve">4.7 Kết quả trường hợp biên SIDS: Các nền kinh tế đảo nhỏ đang phát triển (P8)</w:t>
       </w:r>
     </w:p>
-    <w:bookmarkStart w:id="155" w:name="đặc-điểm-mẫu-sids"/>
+    <w:bookmarkStart w:id="156" w:name="đặc-điểm-mẫu-sids"/>
     <w:p>
       <w:pPr>
         <w:pStyle w:val="Heading3"/>
@@ -29373,8 +31127,8 @@
         <w:t xml:space="preserve">(chiếm 13,8% mẫu). Tỷ lệ doanh thu xuất khẩu trung bình rất thấp: mean FSTS = 0,048 (4,8%).</w:t>
       </w:r>
     </w:p>
-    <w:bookmarkEnd w:id="155"/>
-    <w:bookmarkStart w:id="156" w:name="X305be4308b12f06c15c4aa0bf75053d865f81d7"/>
+    <w:bookmarkEnd w:id="156"/>
+    <w:bookmarkStart w:id="157" w:name="X305be4308b12f06c15c4aa0bf75053d865f81d7"/>
     <w:p>
       <w:pPr>
         <w:pStyle w:val="Heading3"/>
@@ -29731,8 +31485,8 @@
         <w:t xml:space="preserve">(monotone decline), không có turning point trong phạm vi dữ liệu.</w:t>
       </w:r>
     </w:p>
-    <w:bookmarkEnd w:id="156"/>
-    <w:bookmarkStart w:id="157" w:name="X1eacd79ea5935ba958f558c7fa8a022614fd635"/>
+    <w:bookmarkEnd w:id="157"/>
+    <w:bookmarkStart w:id="158" w:name="X1eacd79ea5935ba958f558c7fa8a022614fd635"/>
     <w:p>
       <w:pPr>
         <w:pStyle w:val="Heading3"/>
@@ -29770,8 +31524,8 @@
         <w:t xml:space="preserve">Kết quả FIP là đóng góp lý thuyết gốc của luận án, lần đầu tiên được ghi nhận và đặt tên trong literature internationalization–firm performance cho khu vực Thái Bình Dương.</w:t>
       </w:r>
     </w:p>
-    <w:bookmarkEnd w:id="157"/>
-    <w:bookmarkStart w:id="158" w:name="Xf5ef3b8f7f28ca1a48196484a4b190674943b22"/>
+    <w:bookmarkEnd w:id="158"/>
+    <w:bookmarkStart w:id="159" w:name="Xf5ef3b8f7f28ca1a48196484a4b190674943b22"/>
     <w:p>
       <w:pPr>
         <w:pStyle w:val="Heading3"/>
@@ -29795,9 +31549,9 @@
         </w:pict>
       </w:r>
     </w:p>
-    <w:bookmarkEnd w:id="158"/>
     <w:bookmarkEnd w:id="159"/>
-    <w:bookmarkStart w:id="160" w:name="Xfa456a9219d3acfaa17bcbc370e76a6bac65144"/>
+    <w:bookmarkEnd w:id="160"/>
+    <w:bookmarkStart w:id="161" w:name="Xfa456a9219d3acfaa17bcbc370e76a6bac65144"/>
     <w:p>
       <w:pPr>
         <w:pStyle w:val="Heading2"/>
@@ -30988,7 +32742,7 @@
           <w:bCs/>
           <w:b/>
         </w:rPr>
-        <w:t xml:space="preserve">Bảng 4.3.</w:t>
+        <w:t xml:space="preserve">Bảng 4.5.</w:t>
       </w:r>
       <w:r>
         <w:t xml:space="preserve"> </w:t>
@@ -31875,8 +33629,8 @@
         </w:pict>
       </w:r>
     </w:p>
-    <w:bookmarkEnd w:id="160"/>
-    <w:bookmarkStart w:id="161" w:name="X3f9ed6ea86262c6caa26e51d1f917462628cea6"/>
+    <w:bookmarkEnd w:id="161"/>
+    <w:bookmarkStart w:id="162" w:name="X3f9ed6ea86262c6caa26e51d1f917462628cea6"/>
     <w:p>
       <w:pPr>
         <w:pStyle w:val="Heading2"/>
@@ -32033,14 +33787,811 @@
         </w:pict>
       </w:r>
     </w:p>
-    <w:bookmarkEnd w:id="161"/>
-    <w:bookmarkStart w:id="162" w:name="tổng-hợp-kết-quả-theo-hệ-giả-thuyết"/>
+    <w:bookmarkEnd w:id="162"/>
+    <w:bookmarkStart w:id="163" w:name="tổng-hợp-kết-quả-theo-hệ-giả-thuyết"/>
     <w:p>
       <w:pPr>
         <w:pStyle w:val="Heading2"/>
       </w:pPr>
       <w:r>
         <w:t xml:space="preserve">4.10 Tổng hợp kết quả theo hệ giả thuyết</w:t>
+      </w:r>
+    </w:p>
+    <w:p>
+      <w:pPr>
+        <w:pStyle w:val="FirstParagraph"/>
+      </w:pPr>
+      <w:r>
+        <w:t xml:space="preserve">Trước khi tổng hợp theo hệ giả thuyết, Bảng 4.6 hợp nhất các ước lượng trụ cột của bảy nghiên cứu thành phần thực nghiệm, cho phép đối chiếu trực tiếp dạng hàm, điểm uốn, vai trò của hai cấu trúc số (TCI, DAI) và quy mô mẫu xuyên các bối cảnh ICRV.</w:t>
+      </w:r>
+    </w:p>
+    <w:p>
+      <w:pPr>
+        <w:pStyle w:val="BodyText"/>
+      </w:pPr>
+      <w:r>
+        <w:rPr>
+          <w:bCs/>
+          <w:b/>
+        </w:rPr>
+        <w:t xml:space="preserve">Bảng 4.6.</w:t>
+      </w:r>
+      <w:r>
+        <w:t xml:space="preserve"> </w:t>
+      </w:r>
+      <w:r>
+        <w:rPr>
+          <w:iCs/>
+          <w:i/>
+        </w:rPr>
+        <w:t xml:space="preserve">Tổng hợp ước lượng các nghiên cứu thành phần thực nghiệm.</w:t>
+      </w:r>
+    </w:p>
+    <w:tbl>
+      <w:tblPr>
+        <w:tblStyle w:val="Table"/>
+        <w:tblW w:type="pct" w:w="5000"/>
+        <w:tblLook w:firstRow="1" w:lastRow="0" w:firstColumn="0" w:lastColumn="0" w:noHBand="0" w:noVBand="0" w:val="0020"/>
+        <w:jc w:val="start"/>
+      </w:tblPr>
+      <w:tblGrid>
+        <w:gridCol w:w="1131"/>
+        <w:gridCol w:w="1131"/>
+        <w:gridCol w:w="1131"/>
+        <w:gridCol w:w="1131"/>
+        <w:gridCol w:w="1131"/>
+        <w:gridCol w:w="1131"/>
+        <w:gridCol w:w="1131"/>
+      </w:tblGrid>
+      <w:tr>
+        <w:trPr>
+          <w:tblHeader w:val="true"/>
+        </w:trPr>
+        <w:tc>
+          <w:tcPr/>
+          <w:p>
+            <w:pPr>
+              <w:pStyle w:val="Compact"/>
+              <w:jc w:val="left"/>
+            </w:pPr>
+            <w:r>
+              <w:t xml:space="preserve">NC</w:t>
+            </w:r>
+          </w:p>
+        </w:tc>
+        <w:tc>
+          <w:tcPr/>
+          <w:p>
+            <w:pPr>
+              <w:pStyle w:val="Compact"/>
+              <w:jc w:val="left"/>
+            </w:pPr>
+            <w:r>
+              <w:t xml:space="preserve">Bối cảnh (nhóm ICRV)</w:t>
+            </w:r>
+          </w:p>
+        </w:tc>
+        <w:tc>
+          <w:tcPr/>
+          <w:p>
+            <w:pPr>
+              <w:pStyle w:val="Compact"/>
+              <w:jc w:val="right"/>
+            </w:pPr>
+            <w:r>
+              <w:t xml:space="preserve">N</w:t>
+            </w:r>
+          </w:p>
+        </w:tc>
+        <w:tc>
+          <w:tcPr/>
+          <w:p>
+            <w:pPr>
+              <w:pStyle w:val="Compact"/>
+              <w:jc w:val="left"/>
+            </w:pPr>
+            <w:r>
+              <w:t xml:space="preserve">Dạng hàm I–P</w:t>
+            </w:r>
+          </w:p>
+        </w:tc>
+        <w:tc>
+          <w:tcPr/>
+          <w:p>
+            <w:pPr>
+              <w:pStyle w:val="Compact"/>
+              <w:jc w:val="left"/>
+            </w:pPr>
+            <w:r>
+              <w:t xml:space="preserve">Điểm uốn (FSTS)</w:t>
+            </w:r>
+          </w:p>
+        </w:tc>
+        <w:tc>
+          <w:tcPr/>
+          <w:p>
+            <w:pPr>
+              <w:pStyle w:val="Compact"/>
+              <w:jc w:val="left"/>
+            </w:pPr>
+            <w:r>
+              <w:t xml:space="preserve">Vai trò TCI</w:t>
+            </w:r>
+          </w:p>
+        </w:tc>
+        <w:tc>
+          <w:tcPr/>
+          <w:p>
+            <w:pPr>
+              <w:pStyle w:val="Compact"/>
+              <w:jc w:val="left"/>
+            </w:pPr>
+            <w:r>
+              <w:t xml:space="preserve">Vai trò DAI</w:t>
+            </w:r>
+          </w:p>
+        </w:tc>
+      </w:tr>
+      <w:tr>
+        <w:tc>
+          <w:tcPr/>
+          <w:p>
+            <w:pPr>
+              <w:pStyle w:val="Compact"/>
+              <w:jc w:val="left"/>
+            </w:pPr>
+            <w:r>
+              <w:t xml:space="preserve">P3</w:t>
+            </w:r>
+          </w:p>
+        </w:tc>
+        <w:tc>
+          <w:tcPr/>
+          <w:p>
+            <w:pPr>
+              <w:pStyle w:val="Compact"/>
+              <w:jc w:val="left"/>
+            </w:pPr>
+            <w:r>
+              <w:t xml:space="preserve">Việt Nam (IV)</w:t>
+            </w:r>
+          </w:p>
+        </w:tc>
+        <w:tc>
+          <w:tcPr/>
+          <w:p>
+            <w:pPr>
+              <w:pStyle w:val="Compact"/>
+              <w:jc w:val="right"/>
+            </w:pPr>
+            <w:r>
+              <w:t xml:space="preserve">2.958</w:t>
+            </w:r>
+          </w:p>
+        </w:tc>
+        <w:tc>
+          <w:tcPr/>
+          <w:p>
+            <w:pPr>
+              <w:pStyle w:val="Compact"/>
+              <w:jc w:val="left"/>
+            </w:pPr>
+            <w:r>
+              <w:t xml:space="preserve">U ngược</w:t>
+            </w:r>
+          </w:p>
+        </w:tc>
+        <w:tc>
+          <w:tcPr/>
+          <w:p>
+            <w:pPr>
+              <w:pStyle w:val="Compact"/>
+              <w:jc w:val="left"/>
+            </w:pPr>
+            <w:r>
+              <w:t xml:space="preserve">39–46%</w:t>
+            </w:r>
+          </w:p>
+        </w:tc>
+        <w:tc>
+          <w:tcPr/>
+          <w:p>
+            <w:pPr>
+              <w:pStyle w:val="Compact"/>
+              <w:jc w:val="left"/>
+            </w:pPr>
+            <w:r>
+              <w:t xml:space="preserve">dương, có ý nghĩa (β=0,179, IV)</w:t>
+            </w:r>
+          </w:p>
+        </w:tc>
+        <w:tc>
+          <w:tcPr/>
+          <w:p>
+            <w:pPr>
+              <w:pStyle w:val="Compact"/>
+              <w:jc w:val="left"/>
+            </w:pPr>
+            <w:r>
+              <w:t xml:space="preserve">null (Tier-1)</w:t>
+            </w:r>
+          </w:p>
+        </w:tc>
+      </w:tr>
+      <w:tr>
+        <w:tc>
+          <w:tcPr/>
+          <w:p>
+            <w:pPr>
+              <w:pStyle w:val="Compact"/>
+              <w:jc w:val="left"/>
+            </w:pPr>
+            <w:r>
+              <w:t xml:space="preserve">P4</w:t>
+            </w:r>
+          </w:p>
+        </w:tc>
+        <w:tc>
+          <w:tcPr/>
+          <w:p>
+            <w:pPr>
+              <w:pStyle w:val="Compact"/>
+              <w:jc w:val="left"/>
+            </w:pPr>
+            <w:r>
+              <w:t xml:space="preserve">Singapore (I)</w:t>
+            </w:r>
+          </w:p>
+        </w:tc>
+        <w:tc>
+          <w:tcPr/>
+          <w:p>
+            <w:pPr>
+              <w:pStyle w:val="Compact"/>
+              <w:jc w:val="right"/>
+            </w:pPr>
+            <w:r>
+              <w:t xml:space="preserve">623</w:t>
+            </w:r>
+          </w:p>
+        </w:tc>
+        <w:tc>
+          <w:tcPr/>
+          <w:p>
+            <w:pPr>
+              <w:pStyle w:val="Compact"/>
+              <w:jc w:val="left"/>
+            </w:pPr>
+            <w:r>
+              <w:t xml:space="preserve">gần tuyến tính dương</w:t>
+            </w:r>
+          </w:p>
+        </w:tc>
+        <w:tc>
+          <w:tcPr/>
+          <w:p>
+            <w:pPr>
+              <w:pStyle w:val="Compact"/>
+              <w:jc w:val="left"/>
+            </w:pPr>
+            <w:r>
+              <w:t xml:space="preserve">~88,6% (không định vị chắc)</w:t>
+            </w:r>
+          </w:p>
+        </w:tc>
+        <w:tc>
+          <w:tcPr/>
+          <w:p>
+            <w:pPr>
+              <w:pStyle w:val="Compact"/>
+              <w:jc w:val="left"/>
+            </w:pPr>
+            <w:r>
+              <w:t xml:space="preserve">yếu tố vệ sinh</w:t>
+            </w:r>
+          </w:p>
+        </w:tc>
+        <w:tc>
+          <w:tcPr/>
+          <w:p>
+            <w:pPr>
+              <w:pStyle w:val="Compact"/>
+              <w:jc w:val="left"/>
+            </w:pPr>
+            <w:r>
+              <w:t xml:space="preserve">FSTS²×DAI=+3,119**</w:t>
+            </w:r>
+          </w:p>
+        </w:tc>
+      </w:tr>
+      <w:tr>
+        <w:tc>
+          <w:tcPr/>
+          <w:p>
+            <w:pPr>
+              <w:pStyle w:val="Compact"/>
+              <w:jc w:val="left"/>
+            </w:pPr>
+            <w:r>
+              <w:t xml:space="preserve">P5</w:t>
+            </w:r>
+          </w:p>
+        </w:tc>
+        <w:tc>
+          <w:tcPr/>
+          <w:p>
+            <w:pPr>
+              <w:pStyle w:val="Compact"/>
+              <w:jc w:val="left"/>
+            </w:pPr>
+            <w:r>
+              <w:t xml:space="preserve">Trung Quốc (III)</w:t>
+            </w:r>
+          </w:p>
+        </w:tc>
+        <w:tc>
+          <w:tcPr/>
+          <w:p>
+            <w:pPr>
+              <w:pStyle w:val="Compact"/>
+              <w:jc w:val="right"/>
+            </w:pPr>
+            <w:r>
+              <w:t xml:space="preserve">4.559</w:t>
+            </w:r>
+          </w:p>
+        </w:tc>
+        <w:tc>
+          <w:tcPr/>
+          <w:p>
+            <w:pPr>
+              <w:pStyle w:val="Compact"/>
+              <w:jc w:val="left"/>
+            </w:pPr>
+            <w:r>
+              <w:t xml:space="preserve">U ngược</w:t>
+            </w:r>
+          </w:p>
+        </w:tc>
+        <w:tc>
+          <w:tcPr/>
+          <w:p>
+            <w:pPr>
+              <w:pStyle w:val="Compact"/>
+              <w:jc w:val="left"/>
+            </w:pPr>
+            <w:r>
+              <w:t xml:space="preserve">47–49% (ổn định 2012–2024)</w:t>
+            </w:r>
+          </w:p>
+        </w:tc>
+        <w:tc>
+          <w:tcPr/>
+          <w:p>
+            <w:pPr>
+              <w:pStyle w:val="Compact"/>
+              <w:jc w:val="left"/>
+            </w:pPr>
+            <w:r>
+              <w:t xml:space="preserve">dương (+0,26→+0,43)</w:t>
+            </w:r>
+          </w:p>
+        </w:tc>
+        <w:tc>
+          <w:tcPr/>
+          <w:p>
+            <w:pPr>
+              <w:pStyle w:val="Compact"/>
+              <w:jc w:val="left"/>
+            </w:pPr>
+            <w:r>
+              <w:t xml:space="preserve">—</w:t>
+            </w:r>
+          </w:p>
+        </w:tc>
+      </w:tr>
+      <w:tr>
+        <w:tc>
+          <w:tcPr/>
+          <w:p>
+            <w:pPr>
+              <w:pStyle w:val="Compact"/>
+              <w:jc w:val="left"/>
+            </w:pPr>
+            <w:r>
+              <w:t xml:space="preserve">P6</w:t>
+            </w:r>
+          </w:p>
+        </w:tc>
+        <w:tc>
+          <w:tcPr/>
+          <w:p>
+            <w:pPr>
+              <w:pStyle w:val="Compact"/>
+              <w:jc w:val="left"/>
+            </w:pPr>
+            <w:r>
+              <w:t xml:space="preserve">Meta-analysis (toàn cầu)</w:t>
+            </w:r>
+          </w:p>
+        </w:tc>
+        <w:tc>
+          <w:tcPr/>
+          <w:p>
+            <w:pPr>
+              <w:pStyle w:val="Compact"/>
+              <w:jc w:val="right"/>
+            </w:pPr>
+            <w:r>
+              <w:t xml:space="preserve">k=238</w:t>
+            </w:r>
+          </w:p>
+        </w:tc>
+        <w:tc>
+          <w:tcPr/>
+          <w:p>
+            <w:pPr>
+              <w:pStyle w:val="Compact"/>
+              <w:jc w:val="left"/>
+            </w:pPr>
+            <w:r>
+              <w:t xml:space="preserve">dương nhỏ</w:t>
+            </w:r>
+          </w:p>
+        </w:tc>
+        <w:tc>
+          <w:tcPr/>
+          <w:p>
+            <w:pPr>
+              <w:pStyle w:val="Compact"/>
+              <w:jc w:val="left"/>
+            </w:pPr>
+            <w:r>
+              <w:t xml:space="preserve">—</w:t>
+            </w:r>
+          </w:p>
+        </w:tc>
+        <w:tc>
+          <w:tcPr/>
+          <w:p>
+            <w:pPr>
+              <w:pStyle w:val="Compact"/>
+              <w:jc w:val="left"/>
+            </w:pPr>
+            <w:r>
+              <w:t xml:space="preserve">—</w:t>
+            </w:r>
+          </w:p>
+        </w:tc>
+        <w:tc>
+          <w:tcPr/>
+          <w:p>
+            <w:pPr>
+              <w:pStyle w:val="Compact"/>
+              <w:jc w:val="left"/>
+            </w:pPr>
+            <w:r>
+              <w:t xml:space="preserve">r=0,074; I²=62,4%</w:t>
+            </w:r>
+          </w:p>
+        </w:tc>
+      </w:tr>
+      <w:tr>
+        <w:tc>
+          <w:tcPr/>
+          <w:p>
+            <w:pPr>
+              <w:pStyle w:val="Compact"/>
+              <w:jc w:val="left"/>
+            </w:pPr>
+            <w:r>
+              <w:t xml:space="preserve">P7</w:t>
+            </w:r>
+          </w:p>
+        </w:tc>
+        <w:tc>
+          <w:tcPr/>
+          <w:p>
+            <w:pPr>
+              <w:pStyle w:val="Compact"/>
+              <w:jc w:val="left"/>
+            </w:pPr>
+            <w:r>
+              <w:t xml:space="preserve">Đa quốc gia (49 nền, I–VI)</w:t>
+            </w:r>
+          </w:p>
+        </w:tc>
+        <w:tc>
+          <w:tcPr/>
+          <w:p>
+            <w:pPr>
+              <w:pStyle w:val="Compact"/>
+              <w:jc w:val="right"/>
+            </w:pPr>
+            <w:r>
+              <w:t xml:space="preserve">84.910</w:t>
+            </w:r>
+          </w:p>
+        </w:tc>
+        <w:tc>
+          <w:tcPr/>
+          <w:p>
+            <w:pPr>
+              <w:pStyle w:val="Compact"/>
+              <w:jc w:val="left"/>
+            </w:pPr>
+            <w:r>
+              <w:t xml:space="preserve">U ngược</w:t>
+            </w:r>
+          </w:p>
+        </w:tc>
+        <w:tc>
+          <w:tcPr/>
+          <w:p>
+            <w:pPr>
+              <w:pStyle w:val="Compact"/>
+              <w:jc w:val="left"/>
+            </w:pPr>
+            <w:r>
+              <w:t xml:space="preserve">40,0% (M5); gradient 28%→55%</w:t>
+            </w:r>
+          </w:p>
+        </w:tc>
+        <w:tc>
+          <w:tcPr/>
+          <w:p>
+            <w:pPr>
+              <w:pStyle w:val="Compact"/>
+              <w:jc w:val="left"/>
+            </w:pPr>
+            <w:r>
+              <w:t xml:space="preserve">nâng mặt bằng (+41%)</w:t>
+            </w:r>
+          </w:p>
+        </w:tc>
+        <w:tc>
+          <w:tcPr/>
+          <w:p>
+            <w:pPr>
+              <w:pStyle w:val="Compact"/>
+              <w:jc w:val="left"/>
+            </w:pPr>
+            <w:r>
+              <w:t xml:space="preserve">nâng mặt bằng + nén đường cong</w:t>
+            </w:r>
+          </w:p>
+        </w:tc>
+      </w:tr>
+      <w:tr>
+        <w:tc>
+          <w:tcPr/>
+          <w:p>
+            <w:pPr>
+              <w:pStyle w:val="Compact"/>
+              <w:jc w:val="left"/>
+            </w:pPr>
+            <w:r>
+              <w:t xml:space="preserve">P8</w:t>
+            </w:r>
+          </w:p>
+        </w:tc>
+        <w:tc>
+          <w:tcPr/>
+          <w:p>
+            <w:pPr>
+              <w:pStyle w:val="Compact"/>
+              <w:jc w:val="left"/>
+            </w:pPr>
+            <w:r>
+              <w:t xml:space="preserve">SIDS Pacific (VI)</w:t>
+            </w:r>
+          </w:p>
+        </w:tc>
+        <w:tc>
+          <w:tcPr/>
+          <w:p>
+            <w:pPr>
+              <w:pStyle w:val="Compact"/>
+              <w:jc w:val="right"/>
+            </w:pPr>
+            <w:r>
+              <w:t xml:space="preserve">959</w:t>
+            </w:r>
+          </w:p>
+        </w:tc>
+        <w:tc>
+          <w:tcPr/>
+          <w:p>
+            <w:pPr>
+              <w:pStyle w:val="Compact"/>
+              <w:jc w:val="left"/>
+            </w:pPr>
+            <w:r>
+              <w:t xml:space="preserve">âm đơn điệu (FIP)</w:t>
+            </w:r>
+          </w:p>
+        </w:tc>
+        <w:tc>
+          <w:tcPr/>
+          <w:p>
+            <w:pPr>
+              <w:pStyle w:val="Compact"/>
+              <w:jc w:val="left"/>
+            </w:pPr>
+            <w:r>
+              <w:t xml:space="preserve">không có</w:t>
+            </w:r>
+          </w:p>
+        </w:tc>
+        <w:tc>
+          <w:tcPr/>
+          <w:p>
+            <w:pPr>
+              <w:pStyle w:val="Compact"/>
+              <w:jc w:val="left"/>
+            </w:pPr>
+            <w:r>
+              <w:t xml:space="preserve">—</w:t>
+            </w:r>
+          </w:p>
+        </w:tc>
+        <w:tc>
+          <w:tcPr/>
+          <w:p>
+            <w:pPr>
+              <w:pStyle w:val="Compact"/>
+              <w:jc w:val="left"/>
+            </w:pPr>
+            <w:r>
+              <w:t xml:space="preserve">β(FSTS)=−1,339***</w:t>
+            </w:r>
+          </w:p>
+        </w:tc>
+      </w:tr>
+      <w:tr>
+        <w:tc>
+          <w:tcPr/>
+          <w:p>
+            <w:pPr>
+              <w:pStyle w:val="Compact"/>
+              <w:jc w:val="left"/>
+            </w:pPr>
+            <w:r>
+              <w:t xml:space="preserve">P9</w:t>
+            </w:r>
+          </w:p>
+        </w:tc>
+        <w:tc>
+          <w:tcPr/>
+          <w:p>
+            <w:pPr>
+              <w:pStyle w:val="Compact"/>
+              <w:jc w:val="left"/>
+            </w:pPr>
+            <w:r>
+              <w:t xml:space="preserve">Ấn Độ (IV)</w:t>
+            </w:r>
+          </w:p>
+        </w:tc>
+        <w:tc>
+          <w:tcPr/>
+          <w:p>
+            <w:pPr>
+              <w:pStyle w:val="Compact"/>
+              <w:jc w:val="right"/>
+            </w:pPr>
+            <w:r>
+              <w:t xml:space="preserve">28.717</w:t>
+            </w:r>
+          </w:p>
+        </w:tc>
+        <w:tc>
+          <w:tcPr/>
+          <w:p>
+            <w:pPr>
+              <w:pStyle w:val="Compact"/>
+              <w:jc w:val="left"/>
+            </w:pPr>
+            <w:r>
+              <w:t xml:space="preserve">U ngược → sụp đổ ngưỡng</w:t>
+            </w:r>
+          </w:p>
+        </w:tc>
+        <w:tc>
+          <w:tcPr/>
+          <w:p>
+            <w:pPr>
+              <w:pStyle w:val="Compact"/>
+              <w:jc w:val="left"/>
+            </w:pPr>
+            <w:r>
+              <w:t xml:space="preserve">61,8%→40,7%→tan biến</w:t>
+            </w:r>
+          </w:p>
+        </w:tc>
+        <w:tc>
+          <w:tcPr/>
+          <w:p>
+            <w:pPr>
+              <w:pStyle w:val="Compact"/>
+              <w:jc w:val="left"/>
+            </w:pPr>
+            <w:r>
+              <w:t xml:space="preserve">—</w:t>
+            </w:r>
+          </w:p>
+        </w:tc>
+        <w:tc>
+          <w:tcPr/>
+          <w:p>
+            <w:pPr>
+              <w:pStyle w:val="Compact"/>
+              <w:jc w:val="left"/>
+            </w:pPr>
+            <w:r>
+              <w:t xml:space="preserve">—</w:t>
+            </w:r>
+          </w:p>
+        </w:tc>
+      </w:tr>
+    </w:tbl>
+    <w:p>
+      <w:pPr>
+        <w:pStyle w:val="BodyText"/>
+      </w:pPr>
+      <w:r>
+        <w:rPr>
+          <w:iCs/>
+          <w:i/>
+        </w:rPr>
+        <w:t xml:space="preserve">Nguồn: tổng hợp từ các nghiên cứu thành phần P3–P9. ** p &lt; ,01; *** p &lt; ,001. Điểm uốn xác nhận bằng kiểm định Lind–Mehlum (2010). Điểm uốn P7 = 40,0% ở mô hình đầy đủ M5 (dải 33,8–40,0% giữa các đặc tả; M11 = 34,6%).</w:t>
+      </w:r>
+    </w:p>
+    <w:p>
+      <w:pPr>
+        <w:pStyle w:val="BodyText"/>
+      </w:pPr>
+      <w:r>
+        <w:t xml:space="preserve">Bảng 4.6 làm nổi bật ba quy luật xuyên suốt. Thứ nhất,</w:t>
+      </w:r>
+      <w:r>
+        <w:t xml:space="preserve"> </w:t>
+      </w:r>
+      <w:r>
+        <w:rPr>
+          <w:bCs/>
+          <w:b/>
+        </w:rPr>
+        <w:t xml:space="preserve">dạng hàm chữ U ngược là quy luật chứ không phải ngoại lệ</w:t>
+      </w:r>
+      <w:r>
+        <w:t xml:space="preserve">, được xác nhận ở năm trong bảy nghiên cứu (P3, P5, P7, P9 và một phần P4), với hai trường hợp biên có ý nghĩa lý thuyết riêng: quan hệ âm đơn điệu tại SIDS (P8, FIP) và sự tan biến ngưỡng dưới biến động thể chế cực đoan tại Ấn Độ (P9). Thứ hai,</w:t>
+      </w:r>
+      <w:r>
+        <w:t xml:space="preserve"> </w:t>
+      </w:r>
+      <w:r>
+        <w:rPr>
+          <w:bCs/>
+          <w:b/>
+        </w:rPr>
+        <w:t xml:space="preserve">điểm uốn dịch theo chiều thể chế</w:t>
+      </w:r>
+      <w:r>
+        <w:t xml:space="preserve">: từ ~88,6% ở Singapore (Nhóm I) xuống 47–49% ở Trung Quốc (III) và 39–46% ở Việt Nam (IV), nhất quán với gradient toàn mẫu của P7. Thứ ba,</w:t>
+      </w:r>
+      <w:r>
+        <w:t xml:space="preserve"> </w:t>
+      </w:r>
+      <w:r>
+        <w:rPr>
+          <w:bCs/>
+          <w:b/>
+        </w:rPr>
+        <w:t xml:space="preserve">TCI và DAI vận hành khác nhau</w:t>
+      </w:r>
+      <w:r>
+        <w:t xml:space="preserve">: TCI nhất quán nâng mặt bằng năng suất, trong khi vai trò DAI phụ thuộc bối cảnh (nén đường cong ở thể chế yếu, khuếch đại ở Singapore), củng cố sự phân biệt cốt lõi của khung CDCM.</w:t>
       </w:r>
     </w:p>
     <w:tbl>
@@ -32846,8 +35397,8 @@
         </w:pict>
       </w:r>
     </w:p>
-    <w:bookmarkEnd w:id="162"/>
-    <w:bookmarkStart w:id="163" w:name="X1d7085913fe0d9bf449e1d01e72ec60c4109544"/>
+    <w:bookmarkEnd w:id="163"/>
+    <w:bookmarkStart w:id="164" w:name="X1d7085913fe0d9bf449e1d01e72ec60c4109544"/>
     <w:p>
       <w:pPr>
         <w:pStyle w:val="Heading2"/>
@@ -33228,8 +35779,8 @@
         <w:br w:type="page"/>
       </w:r>
     </w:p>
-    <w:bookmarkEnd w:id="163"/>
-    <w:bookmarkStart w:id="164" w:name="chương-5-kết-luận-và-đề-xuất"/>
+    <w:bookmarkEnd w:id="164"/>
+    <w:bookmarkStart w:id="165" w:name="chương-5-kết-luận-và-đề-xuất"/>
     <w:p>
       <w:pPr>
         <w:pStyle w:val="Heading1"/>
@@ -33238,7 +35789,7 @@
         <w:t xml:space="preserve">CHƯƠNG 5: KẾT LUẬN VÀ ĐỀ XUẤT</w:t>
       </w:r>
     </w:p>
-    <w:bookmarkEnd w:id="164"/>
+    <w:bookmarkEnd w:id="165"/>
     <w:p>
       <w:r>
         <w:pict>
@@ -33246,7 +35797,7 @@
         </w:pict>
       </w:r>
     </w:p>
-    <w:bookmarkStart w:id="165" w:name="giới-thiệu-chương-1"/>
+    <w:bookmarkStart w:id="166" w:name="giới-thiệu-chương-1"/>
     <w:p>
       <w:pPr>
         <w:pStyle w:val="Heading2"/>
@@ -33270,8 +35821,8 @@
         </w:pict>
       </w:r>
     </w:p>
-    <w:bookmarkEnd w:id="165"/>
-    <w:bookmarkStart w:id="172" w:name="Xff8cef3ed320f9cf6f3fba4ff558bfed3af19c6"/>
+    <w:bookmarkEnd w:id="166"/>
+    <w:bookmarkStart w:id="173" w:name="Xff8cef3ed320f9cf6f3fba4ff558bfed3af19c6"/>
     <w:p>
       <w:pPr>
         <w:pStyle w:val="Heading2"/>
@@ -33280,7 +35831,7 @@
         <w:t xml:space="preserve">5.1 Bàn luận kết quả theo khung lý thuyết CDCM</w:t>
       </w:r>
     </w:p>
-    <w:bookmarkStart w:id="166" w:name="X87949b622680195c8f5649c31ec800d0d4afb82"/>
+    <w:bookmarkStart w:id="167" w:name="X87949b622680195c8f5649c31ec800d0d4afb82"/>
     <w:p>
       <w:pPr>
         <w:pStyle w:val="Heading3"/>
@@ -33491,8 +36042,8 @@
         <w:t xml:space="preserve">: môi trường thể chế tốt cũng có nghĩa là hệ sinh thái dịch vụ hỗ trợ (logistics, tài chính thương mại, tư vấn pháp lý quốc tế) phát triển, làm giảm gánh nặng điều phối nội bộ của doanh nghiệp khi mở rộng quốc tế.</w:t>
       </w:r>
     </w:p>
-    <w:bookmarkEnd w:id="166"/>
-    <w:bookmarkStart w:id="167" w:name="tci-là-năng-lực-nền-tảng-xác-nhận-h2"/>
+    <w:bookmarkEnd w:id="167"/>
+    <w:bookmarkStart w:id="168" w:name="tci-là-năng-lực-nền-tảng-xác-nhận-h2"/>
     <w:p>
       <w:pPr>
         <w:pStyle w:val="Heading3"/>
@@ -33578,8 +36129,8 @@
         <w:t xml:space="preserve">Cơ chế lý thuyết đằng sau kết quả này bắt nguồn từ Resource-Based View (Barney, 1991): TCI là nguồn lực VRIN (có giá trị, hiếm, khó sao chép, khó thay thế), do đó tạo ra lợi thế cạnh tranh bền vững ngay cả khi doanh nghiệp mở rộng ra thị trường nước ngoài với mức độ bất định cao. Năng lực công nghệ cũng tạo ra absorptive capacity (Cohen &amp; Levinthal, 1990), khả năng hấp thu và tích hợp tri thức từ thị trường nước ngoài, giúp doanh nghiệp học hỏi hiệu quả hơn trong quá trình quốc tế hóa, nhất quán với learning loop của Uppsala model (Johanson &amp; Vahlne, 1977).</w:t>
       </w:r>
     </w:p>
-    <w:bookmarkEnd w:id="167"/>
-    <w:bookmarkStart w:id="168" w:name="X27755afda27725d75d6cee82c01fb99e8279a05"/>
+    <w:bookmarkEnd w:id="168"/>
+    <w:bookmarkStart w:id="169" w:name="X27755afda27725d75d6cee82c01fb99e8279a05"/>
     <w:p>
       <w:pPr>
         <w:pStyle w:val="Heading3"/>
@@ -34132,8 +36683,8 @@
         <w:t xml:space="preserve">phát huy mạnh nhất khi nền tảng thể chế còn thiếu hụt, không phải khi thể chế đã hoàn thiện.</w:t>
       </w:r>
     </w:p>
-    <w:bookmarkEnd w:id="168"/>
-    <w:bookmarkStart w:id="169" w:name="X9c0cd9664cda47af8ea782aa1697b3fd1384e63"/>
+    <w:bookmarkEnd w:id="169"/>
+    <w:bookmarkStart w:id="170" w:name="X9c0cd9664cda47af8ea782aa1697b3fd1384e63"/>
     <w:p>
       <w:pPr>
         <w:pStyle w:val="Heading3"/>
@@ -34273,8 +36824,8 @@
         <w:t xml:space="preserve">kinh nghiệm quốc tế (breadth vs. depth), một hạn chế đo lường trong WBES cần được khắc phục trong nghiên cứu tương lai.</w:t>
       </w:r>
     </w:p>
-    <w:bookmarkEnd w:id="169"/>
-    <w:bookmarkStart w:id="170" w:name="Xfdc4f05762204c1e9501761a1ebcb843f9171c3"/>
+    <w:bookmarkEnd w:id="170"/>
+    <w:bookmarkStart w:id="171" w:name="Xfdc4f05762204c1e9501761a1ebcb843f9171c3"/>
     <w:p>
       <w:pPr>
         <w:pStyle w:val="Heading3"/>
@@ -34380,8 +36931,8 @@
         </w:pict>
       </w:r>
     </w:p>
-    <w:bookmarkEnd w:id="170"/>
-    <w:bookmarkStart w:id="171" w:name="Xb7548f07aa94b47fa4ac305672e1001cc1680aa"/>
+    <w:bookmarkEnd w:id="171"/>
+    <w:bookmarkStart w:id="172" w:name="Xb7548f07aa94b47fa4ac305672e1001cc1680aa"/>
     <w:p>
       <w:pPr>
         <w:pStyle w:val="Heading3"/>
@@ -34479,9 +37030,9 @@
         </w:pict>
       </w:r>
     </w:p>
-    <w:bookmarkEnd w:id="171"/>
     <w:bookmarkEnd w:id="172"/>
-    <w:bookmarkStart w:id="176" w:name="so-sánh-với-nghiên-cứu-trước-đây"/>
+    <w:bookmarkEnd w:id="173"/>
+    <w:bookmarkStart w:id="177" w:name="so-sánh-với-nghiên-cứu-trước-đây"/>
     <w:p>
       <w:pPr>
         <w:pStyle w:val="Heading2"/>
@@ -34490,7 +37041,7 @@
         <w:t xml:space="preserve">5.2 So sánh với nghiên cứu trước đây</w:t>
       </w:r>
     </w:p>
-    <w:bookmarkStart w:id="173" w:name="nhất-quán-với-baseline-icbef-2024"/>
+    <w:bookmarkStart w:id="174" w:name="nhất-quán-với-baseline-icbef-2024"/>
     <w:p>
       <w:pPr>
         <w:pStyle w:val="Heading3"/>
@@ -34696,8 +37247,8 @@
         <w:t xml:space="preserve">, không phải sự bất đồng căn bản giữa các nghiên cứu.</w:t>
       </w:r>
     </w:p>
-    <w:bookmarkEnd w:id="173"/>
-    <w:bookmarkStart w:id="174" w:name="X7b8db85450aaa41ba255e0d181ebc5c5ae65c48"/>
+    <w:bookmarkEnd w:id="174"/>
+    <w:bookmarkStart w:id="175" w:name="X7b8db85450aaa41ba255e0d181ebc5c5ae65c48"/>
     <w:p>
       <w:pPr>
         <w:pStyle w:val="Heading3"/>
@@ -34775,8 +37326,8 @@
         <w:t xml:space="preserve">, luận án mở rộng khung phân tích từ dữ liệu doanh nghiệp Nhật Bản/đa quốc gia sang 49 nền kinh tế châu Á và Thái Bình Dương, bối cảnh underrepresented trong literature Lu và Beamish.</w:t>
       </w:r>
     </w:p>
-    <w:bookmarkEnd w:id="174"/>
-    <w:bookmarkStart w:id="175" w:name="X7d417abcca377c053c807a61872538ebbcf35bb"/>
+    <w:bookmarkEnd w:id="175"/>
+    <w:bookmarkStart w:id="176" w:name="X7d417abcca377c053c807a61872538ebbcf35bb"/>
     <w:p>
       <w:pPr>
         <w:pStyle w:val="Heading3"/>
@@ -34865,9 +37416,9 @@
         </w:pict>
       </w:r>
     </w:p>
-    <w:bookmarkEnd w:id="175"/>
     <w:bookmarkEnd w:id="176"/>
-    <w:bookmarkStart w:id="180" w:name="đóng-góp-lý-thuyết-1"/>
+    <w:bookmarkEnd w:id="177"/>
+    <w:bookmarkStart w:id="181" w:name="đóng-góp-lý-thuyết-1"/>
     <w:p>
       <w:pPr>
         <w:pStyle w:val="Heading2"/>
@@ -34876,7 +37427,7 @@
         <w:t xml:space="preserve">5.3 Đóng góp lý thuyết</w:t>
       </w:r>
     </w:p>
-    <w:bookmarkStart w:id="177" w:name="cdcm-làm-rõ-dai-là-nguồn-lực-tình-huống"/>
+    <w:bookmarkStart w:id="178" w:name="cdcm-làm-rõ-dai-là-nguồn-lực-tình-huống"/>
     <w:p>
       <w:pPr>
         <w:pStyle w:val="Heading3"/>
@@ -35009,8 +37560,8 @@
         <w:t xml:space="preserve">: DAI hoạt động như lá chắn bù đắp (compensatory asset) trong bối cảnh thể chế yếu, nơi hạ tầng thể chế chưa đủ hỗ trợ cho doanh nghiệp xuất khẩu. Đây là bằng chứng thực nghiệm bổ sung cho lý thuyết về vai trò thay thế giữa thể chế và năng lực số.</w:t>
       </w:r>
     </w:p>
-    <w:bookmarkEnd w:id="177"/>
-    <w:bookmarkStart w:id="178" w:name="X2d492fa0307aa4991837f2d5dc38e247101178c"/>
+    <w:bookmarkEnd w:id="178"/>
+    <w:bookmarkStart w:id="179" w:name="X2d492fa0307aa4991837f2d5dc38e247101178c"/>
     <w:p>
       <w:pPr>
         <w:pStyle w:val="Heading3"/>
@@ -35127,8 +37678,8 @@
         <w:t xml:space="preserve">, bẫy quốc tế hóa bắt buộc, mà không có turning point để thoát khỏi.</w:t>
       </w:r>
     </w:p>
-    <w:bookmarkEnd w:id="178"/>
-    <w:bookmarkStart w:id="179" w:name="Xc32e0c91761841c5d26867e9ff33e10da8db64c"/>
+    <w:bookmarkEnd w:id="179"/>
+    <w:bookmarkStart w:id="180" w:name="Xc32e0c91761841c5d26867e9ff33e10da8db64c"/>
     <w:p>
       <w:pPr>
         <w:pStyle w:val="Heading3"/>
@@ -35205,9 +37756,9 @@
         </w:pict>
       </w:r>
     </w:p>
-    <w:bookmarkEnd w:id="179"/>
     <w:bookmarkEnd w:id="180"/>
-    <w:bookmarkStart w:id="185" w:name="đề-xuất-chính-sách-và-quản-trị"/>
+    <w:bookmarkEnd w:id="181"/>
+    <w:bookmarkStart w:id="186" w:name="đề-xuất-chính-sách-và-quản-trị"/>
     <w:p>
       <w:pPr>
         <w:pStyle w:val="Heading2"/>
@@ -35216,7 +37767,7 @@
         <w:t xml:space="preserve">5.4 Đề xuất chính sách và quản trị</w:t>
       </w:r>
     </w:p>
-    <w:bookmarkStart w:id="181" w:name="Xbc6d621fc32e0aca77269dff0917fe138aa2fc5"/>
+    <w:bookmarkStart w:id="182" w:name="Xbc6d621fc32e0aca77269dff0917fe138aa2fc5"/>
     <w:p>
       <w:pPr>
         <w:pStyle w:val="Heading3"/>
@@ -35281,8 +37832,8 @@
         <w:t xml:space="preserve">Đối với Việt Nam cụ thể: turning point dịch chuyển từ 46,2% (2009) xuống 39,3% (2015) là tín hiệu đáng lo ngại. Nếu turning point tiếp tục dịch trái, điều đó hàm ý rằng lợi ích từ xuất khẩu đạt đỉnh sớm hơn và suy giảm nhanh hơn, có thể do cấu trúc xuất khẩu tập trung vào gia công với biên lợi nhuận mỏng. Chính sách nâng cao giá trị gia tăng trong xuất khẩu (moving up the value chain) kết hợp với tăng cường TCI có thể giúp đảo ngược xu hướng này.</w:t>
       </w:r>
     </w:p>
-    <w:bookmarkEnd w:id="181"/>
-    <w:bookmarkStart w:id="182" w:name="Xb72945ffcd7baeba99eebb1118ccccd8ec07fb7"/>
+    <w:bookmarkEnd w:id="182"/>
+    <w:bookmarkStart w:id="183" w:name="Xb72945ffcd7baeba99eebb1118ccccd8ec07fb7"/>
     <w:p>
       <w:pPr>
         <w:pStyle w:val="Heading3"/>
@@ -35403,8 +37954,8 @@
         <w:t xml:space="preserve">: kết quả FIP là cảnh báo nghiêm túc, đẩy mạnh xuất khẩu trong bối cảnh thiếu năng lực và hỗ trợ thể chế không cải thiện mà còn có thể làm xấu đi hiệu quả hoạt động. Doanh nghiệp SIDS nên ưu tiên xây dựng năng lực nội địa và nâng cao TCI trước khi mở rộng xuất khẩu đáng kể.</w:t>
       </w:r>
     </w:p>
-    <w:bookmarkEnd w:id="182"/>
-    <w:bookmarkStart w:id="183" w:name="X3f7c356bbecb0845bc3ba35928bc46323a69176"/>
+    <w:bookmarkEnd w:id="183"/>
+    <w:bookmarkStart w:id="184" w:name="X3f7c356bbecb0845bc3ba35928bc46323a69176"/>
     <w:p>
       <w:pPr>
         <w:pStyle w:val="Heading3"/>
@@ -35460,8 +38011,8 @@
         <w:t xml:space="preserve">bằng cách đảm bảo rằng các can thiệp chính sách xây dựng năng lực trước khi thúc đẩy mở rộng thị trường.</w:t>
       </w:r>
     </w:p>
-    <w:bookmarkEnd w:id="183"/>
-    <w:bookmarkStart w:id="184" w:name="Xae585b9a1c03e57dcce9cad1f8f2ae171a592a6"/>
+    <w:bookmarkEnd w:id="184"/>
+    <w:bookmarkStart w:id="185" w:name="Xae585b9a1c03e57dcce9cad1f8f2ae171a592a6"/>
     <w:p>
       <w:pPr>
         <w:pStyle w:val="Heading3"/>
@@ -35502,9 +38053,9 @@
         <w:t xml:space="preserve">Thứ tư, trong kỷ nguyên trí tuệ nhân tạo, hạ tầng số công và quản trị dữ liệu trở thành điều kiện nền tảng để năng lực số cấp doanh nghiệp được chuyển hóa thành giá trị (World Bank, 2026e). Phát hiện của luận án rằng phần thưởng của áp dụng số phụ thuộc bối cảnh thể chế và tầng năng lực hàm ý rằng chính sách số hóa cần phân tầng: ở các nền đang chuyển đổi, ưu tiên là phổ cập hạ tầng số nền tảng và kỹ năng số cơ bản; ở các nền tiên tiến đã bão hòa Tier-1, trọng tâm dịch sang năng lực số chiều sâu và quản trị dữ liệu, AI. Cách tiếp cận phân tầng này tránh được cả hai sai lầm: đầu tư quá sớm vào công nghệ cao ở nơi chưa có nền tảng hấp thụ, và dừng lại ở hiện diện số bề mặt ở nơi đã sẵn sàng cho tầng năng lực cao hơn.</w:t>
       </w:r>
     </w:p>
-    <w:bookmarkEnd w:id="184"/>
     <w:bookmarkEnd w:id="185"/>
-    <w:bookmarkStart w:id="190" w:name="hạn-chế-và-hướng-nghiên-cứu-tương-lai"/>
+    <w:bookmarkEnd w:id="186"/>
+    <w:bookmarkStart w:id="191" w:name="hạn-chế-và-hướng-nghiên-cứu-tương-lai"/>
     <w:p>
       <w:pPr>
         <w:pStyle w:val="Heading2"/>
@@ -35513,7 +38064,7 @@
         <w:t xml:space="preserve">5.5 Hạn chế và hướng nghiên cứu tương lai</w:t>
       </w:r>
     </w:p>
-    <w:bookmarkStart w:id="186" w:name="hạn-chế-về-đo-lường-dai"/>
+    <w:bookmarkStart w:id="187" w:name="hạn-chế-về-đo-lường-dai"/>
     <w:p>
       <w:pPr>
         <w:pStyle w:val="Heading3"/>
@@ -35572,8 +38123,8 @@
         <w:t xml:space="preserve">của việc cập nhật và tái cấu hình năng lực số theo thời gian. Điều này có nghĩa là các phát hiện về DAI trong luận án phản ánh mức độ chấp nhận số tại một thời điểm chứ không phải năng lực số năng động theo nghĩa của dynamic capabilities theory (Teece et al., 1997).</w:t>
       </w:r>
     </w:p>
-    <w:bookmarkEnd w:id="186"/>
-    <w:bookmarkStart w:id="187" w:name="X0fb0169567c230dc5c1d35515099b26124d99e1"/>
+    <w:bookmarkEnd w:id="187"/>
+    <w:bookmarkStart w:id="188" w:name="X0fb0169567c230dc5c1d35515099b26124d99e1"/>
     <w:p>
       <w:pPr>
         <w:pStyle w:val="Heading3"/>
@@ -35598,8 +38149,8 @@
         <w:t xml:space="preserve">Phân tích Heckman two-step (hoặc treatment effects models) trong các nghiên cứu tương lai có thể khắc phục phần nào hạn chế này bằng cách mô hình hóa quá trình lựa chọn tham gia xuất khẩu như giai đoạn thứ nhất trước khi ước lượng hiệu quả trong giai đoạn thứ hai.</w:t>
       </w:r>
     </w:p>
-    <w:bookmarkEnd w:id="187"/>
-    <w:bookmarkStart w:id="188" w:name="hạn-chế-về-nhân-quả"/>
+    <w:bookmarkEnd w:id="188"/>
+    <w:bookmarkStart w:id="189" w:name="hạn-chế-về-nhân-quả"/>
     <w:p>
       <w:pPr>
         <w:pStyle w:val="Heading3"/>
@@ -35616,8 +38167,8 @@
         <w:t xml:space="preserve">Thiết kế cross-sectional (hoặc pooled panel nhưng với WBES không phải là panel thực sự cho cùng doanh nghiệp qua thời gian) giới hạn khả năng suy luận nhân quả. Quan hệ I–P có thể bị ảnh hưởng bởi reverse causality: doanh nghiệp hiệu quả hơn có thể có nhiều nguồn lực để quốc tế hóa hơn, tạo ra chiều nhân quả ngược lại. Country fixed effects và year fixed effects giúp kiểm soát một phần, nhưng không giải quyết hoàn toàn vấn đề endogeneity.</w:t>
       </w:r>
     </w:p>
-    <w:bookmarkEnd w:id="188"/>
-    <w:bookmarkStart w:id="189" w:name="hướng-nghiên-cứu-tương-lai"/>
+    <w:bookmarkEnd w:id="189"/>
+    <w:bookmarkStart w:id="190" w:name="hướng-nghiên-cứu-tương-lai"/>
     <w:p>
       <w:pPr>
         <w:pStyle w:val="Heading3"/>
@@ -35692,6 +38243,21 @@
       </w:r>
       <w:r>
         <w:t xml:space="preserve">, kiểm định vai trò của top manager characteristics (H4, kinh nghiệm, giới tính) trong từng bối cảnh ICRV riêng biệt, đặc biệt trong bối cảnh Emerging và SIDS nơi tầng năng lực và thể chế yếu hơn, liệu đặc điểm nhà quản trị có thể bù đắp một phần cho những thiếu hụt đó không?</w:t>
+      </w:r>
+    </w:p>
+    <w:p>
+      <w:pPr>
+        <w:pStyle w:val="BodyText"/>
+      </w:pPr>
+      <w:r>
+        <w:rPr>
+          <w:bCs/>
+          <w:b/>
+        </w:rPr>
+        <w:t xml:space="preserve">Thứ năm</w:t>
+      </w:r>
+      <w:r>
+        <w:t xml:space="preserve">, mở rộng khung ước lượng để tích hợp Nhật Bản 2025, nền kinh tế tiên tiến lớn lần đầu được WBES khảo sát. Như trình bày ở §4.1.5, đặc trưng mô tả của Nhật Bản (phân tán năng suất hẹp nhất sd 0,89; website 83,8%; tuổi doanh nghiệp trung bình 50,4 năm; FSTS cấp cơ sở thấp 4,1% bất chấp R&amp;D cao) khiến nền kinh tế này trở thành một trường hợp kiểm định đặc biệt giá trị cho quan hệ I–P ở biên trên của gradient thể chế. Việc đưa Nhật Bản vào ước lượng điểm uốn P7 sẽ kiểm tra được dự đoán của khung ICRV rằng ở chế độ thể chế mạnh và đồng đều nhất, không gian quốc tế hóa có lợi là rộng nhất hoặc quan hệ I–P tiệm cận tuyến tính dương; đây là vòng ước lượng tiếp theo khi nhóm tác giả chạy lại mô hình gốc trên bộ dữ liệu mở rộng.</w:t>
       </w:r>
     </w:p>
     <w:p>
@@ -35701,9 +38267,9 @@
         </w:pict>
       </w:r>
     </w:p>
-    <w:bookmarkEnd w:id="189"/>
     <w:bookmarkEnd w:id="190"/>
-    <w:bookmarkStart w:id="195" w:name="kết-luận"/>
+    <w:bookmarkEnd w:id="191"/>
+    <w:bookmarkStart w:id="196" w:name="kết-luận"/>
     <w:p>
       <w:pPr>
         <w:pStyle w:val="Heading2"/>
@@ -35712,7 +38278,7 @@
         <w:t xml:space="preserve">5.6 Kết luận</w:t>
       </w:r>
     </w:p>
-    <w:bookmarkStart w:id="191" w:name="tổng-kết-chín-nghiên-cứu"/>
+    <w:bookmarkStart w:id="192" w:name="tổng-kết-chín-nghiên-cứu"/>
     <w:p>
       <w:pPr>
         <w:pStyle w:val="Heading3"/>
@@ -36413,8 +38979,8 @@
         <w:t xml:space="preserve">điểm uốn chữ U ngược: TP = 61,8% (2014) → 40,7% (2022) → mất ý nghĩa độ cong (2025: β₂ = −0,16, p = ,42), kèm tương tác DAI Tier-2 (UPI) âm, bằng chứng đầu tiên rằng chuyển đổi thể chế cực mạnh có thể hòa tan (chứ không chỉ dịch chuyển) ngưỡng. Đích MIR/IJOEM; kế thừa công trình tiền đề Do &amp; Phan (2025, IntechOpen).</w:t>
       </w:r>
     </w:p>
-    <w:bookmarkEnd w:id="191"/>
-    <w:bookmarkStart w:id="192" w:name="phát-hiện-trung-tâm"/>
+    <w:bookmarkEnd w:id="192"/>
+    <w:bookmarkStart w:id="193" w:name="phát-hiện-trung-tâm"/>
     <w:p>
       <w:pPr>
         <w:pStyle w:val="Heading3"/>
@@ -36481,8 +39047,8 @@
         <w:t xml:space="preserve">(family of context-dependent curves), với turning point là hàm số giảm dần của chất lượng thể chế theo ICRV, thể chế càng mạnh, turning point càng sớm (FSTS thấp hơn).</w:t>
       </w:r>
     </w:p>
-    <w:bookmarkEnd w:id="192"/>
-    <w:bookmarkStart w:id="193" w:name="ý-nghĩa-đối-với-lý-thuyết-và-thực-tiễn"/>
+    <w:bookmarkEnd w:id="193"/>
+    <w:bookmarkStart w:id="194" w:name="ý-nghĩa-đối-với-lý-thuyết-và-thực-tiễn"/>
     <w:p>
       <w:pPr>
         <w:pStyle w:val="Heading3"/>
@@ -36507,8 +39073,8 @@
         <w:t xml:space="preserve">Về thực tiễn, luận án cung cấp cơ sở để nhà hoạch định chính sách và nhà quản trị doanh nghiệp tại từng bối cảnh ICRV cụ thể hiệu chỉnh chiến lược quốc tế hóa phù hợp, không áp dụng máy móc bài học từ Singapore hay Nhật Bản vào bối cảnh Việt Nam hay SIDS, mà nhận ra sự phụ thuộc bối cảnh như là nguyên lý căn bản trong hoạch định chiến lược quốc tế hóa.</w:t>
       </w:r>
     </w:p>
-    <w:bookmarkEnd w:id="193"/>
-    <w:bookmarkStart w:id="194" w:name="lời-kết"/>
+    <w:bookmarkEnd w:id="194"/>
+    <w:bookmarkStart w:id="195" w:name="lời-kết"/>
     <w:p>
       <w:pPr>
         <w:pStyle w:val="Heading3"/>
@@ -36550,9 +39116,9 @@
         <w:br w:type="page"/>
       </w:r>
     </w:p>
-    <w:bookmarkEnd w:id="194"/>
     <w:bookmarkEnd w:id="195"/>
-    <w:bookmarkStart w:id="231" w:name="tài-liệu-tham-khảo-apa-7th"/>
+    <w:bookmarkEnd w:id="196"/>
+    <w:bookmarkStart w:id="232" w:name="tài-liệu-tham-khảo-apa-7th"/>
     <w:p>
       <w:pPr>
         <w:pStyle w:val="Heading1"/>
@@ -37059,7 +39625,7 @@
         <w:t xml:space="preserve">.</w:t>
       </w:r>
     </w:p>
-    <w:bookmarkStart w:id="196" w:name="X1ce219aaccc3c8d52177b991e903b9a90c924a4"/>
+    <w:bookmarkStart w:id="197" w:name="X1ce219aaccc3c8d52177b991e903b9a90c924a4"/>
     <w:p>
       <w:pPr>
         <w:pStyle w:val="Heading2"/>
@@ -37280,8 +39846,8 @@
         <w:t xml:space="preserve">(Mới v2.4)</w:t>
       </w:r>
     </w:p>
-    <w:bookmarkEnd w:id="196"/>
-    <w:bookmarkStart w:id="197" w:name="X094bc8b13169a81669f6b7abcf887888d4186ca"/>
+    <w:bookmarkEnd w:id="197"/>
+    <w:bookmarkStart w:id="198" w:name="X094bc8b13169a81669f6b7abcf887888d4186ca"/>
     <w:p>
       <w:pPr>
         <w:pStyle w:val="Heading2"/>
@@ -37313,8 +39879,8 @@
         <w:t xml:space="preserve">: Lin &amp; Beamish (2005) → Lu &amp; Beamish (2004) replacement đã hoàn tất trong file 14 v3.8 (commit e2f8415, 07/05/2026): 4 occurrences trong §1.1, §2.6, Bảng 2.6.1 đã updated. Lu &amp; Beamish (2004) AMJ S-curve DOI 10.2307/20159604 đã có sẵn Section B từ v2.1.</w:t>
       </w:r>
     </w:p>
-    <w:bookmarkEnd w:id="197"/>
-    <w:bookmarkStart w:id="198" w:name="c.-meta-analyses-về-ip-relationship"/>
+    <w:bookmarkEnd w:id="198"/>
+    <w:bookmarkStart w:id="199" w:name="c.-meta-analyses-về-ip-relationship"/>
     <w:p>
       <w:pPr>
         <w:pStyle w:val="Heading2"/>
@@ -37331,8 +39897,8 @@
         <w:t xml:space="preserve">(Giữ nguyên từ v2.1 — Arte &amp; Larimo 2022, Bausch &amp; Krist 2007, Kirca et al. 2012, Marano et al. 2016, Schwens et al. 2018, Wu, Fan &amp; Chen 2022. Tổng 6 entries.)</w:t>
       </w:r>
     </w:p>
-    <w:bookmarkEnd w:id="198"/>
-    <w:bookmarkStart w:id="199" w:name="Xb02f9563701139be84b359c2d25884190ee9110"/>
+    <w:bookmarkEnd w:id="199"/>
+    <w:bookmarkStart w:id="200" w:name="Xb02f9563701139be84b359c2d25884190ee9110"/>
     <w:p>
       <w:pPr>
         <w:pStyle w:val="Heading2"/>
@@ -37693,8 +40259,8 @@
         <w:t xml:space="preserve">(Mới v2.3 — 3.331 US-listed firms 82 nước; phân tách de jure exposure vs de facto enforcement.)</w:t>
       </w:r>
     </w:p>
-    <w:bookmarkEnd w:id="199"/>
-    <w:bookmarkStart w:id="200" w:name="X5943e13ebd761ed89df86a9d940a6ae7a0dd948"/>
+    <w:bookmarkEnd w:id="200"/>
+    <w:bookmarkStart w:id="201" w:name="X5943e13ebd761ed89df86a9d940a6ae7a0dd948"/>
     <w:p>
       <w:pPr>
         <w:pStyle w:val="Heading2"/>
@@ -37813,8 +40379,8 @@
         <w:t xml:space="preserve">(Mới v2.3)</w:t>
       </w:r>
     </w:p>
-    <w:bookmarkEnd w:id="200"/>
-    <w:bookmarkStart w:id="201" w:name="f.-china-specific-research-cập-nhật-v2.2"/>
+    <w:bookmarkEnd w:id="201"/>
+    <w:bookmarkStart w:id="202" w:name="f.-china-specific-research-cập-nhật-v2.2"/>
     <w:p>
       <w:pPr>
         <w:pStyle w:val="Heading2"/>
@@ -37970,8 +40536,8 @@
         <w:t xml:space="preserve">(2), e0262891.</w:t>
       </w:r>
     </w:p>
-    <w:bookmarkEnd w:id="201"/>
-    <w:bookmarkStart w:id="202" w:name="g.-asianemne-empirical-cập-nhật-v2.3"/>
+    <w:bookmarkEnd w:id="202"/>
+    <w:bookmarkStart w:id="203" w:name="g.-asianemne-empirical-cập-nhật-v2.3"/>
     <w:p>
       <w:pPr>
         <w:pStyle w:val="Heading2"/>
@@ -38208,8 +40774,8 @@
         <w:t xml:space="preserve">(Mới v2.3)</w:t>
       </w:r>
     </w:p>
-    <w:bookmarkEnd w:id="202"/>
-    <w:bookmarkStart w:id="203" w:name="h.-firm-performance-đa-chiều"/>
+    <w:bookmarkEnd w:id="203"/>
+    <w:bookmarkStart w:id="204" w:name="h.-firm-performance-đa-chiều"/>
     <w:p>
       <w:pPr>
         <w:pStyle w:val="Heading2"/>
@@ -38226,8 +40792,8 @@
         <w:t xml:space="preserve">(Giữ nguyên từ v2.1.)</w:t>
       </w:r>
     </w:p>
-    <w:bookmarkEnd w:id="203"/>
-    <w:bookmarkStart w:id="204" w:name="i.-productivity-literature"/>
+    <w:bookmarkEnd w:id="204"/>
+    <w:bookmarkStart w:id="205" w:name="i.-productivity-literature"/>
     <w:p>
       <w:pPr>
         <w:pStyle w:val="Heading2"/>
@@ -38244,8 +40810,8 @@
         <w:t xml:space="preserve">(Giữ nguyên từ v2.1 — Bloom, Sadun &amp; Van Reenen 2012; Cusolito &amp; Maloney 2018; Hsieh &amp; Klenow 2009 và 2014.)</w:t>
       </w:r>
     </w:p>
-    <w:bookmarkEnd w:id="204"/>
-    <w:bookmarkStart w:id="206" w:name="X7621949d30e744d6874048fecb1435cd5e216fd"/>
+    <w:bookmarkEnd w:id="205"/>
+    <w:bookmarkStart w:id="207" w:name="X7621949d30e744d6874048fecb1435cd5e216fd"/>
     <w:p>
       <w:pPr>
         <w:pStyle w:val="Heading2"/>
@@ -38313,7 +40879,7 @@
         <w:t xml:space="preserve">(Mới v2.4 — 12-point data section transparency framework.)</w:t>
       </w:r>
     </w:p>
-    <w:bookmarkStart w:id="205" w:name="X2fb57ded0f7cbc8f956c4aa51a273056f808ba8"/>
+    <w:bookmarkStart w:id="206" w:name="X2fb57ded0f7cbc8f956c4aa51a273056f808ba8"/>
     <w:p>
       <w:pPr>
         <w:pStyle w:val="Heading3"/>
@@ -38494,9 +41060,9 @@
         <w:t xml:space="preserve">(Khung lát cắt ngang lặp lại — Phụ lục A.1, A.6.)</w:t>
       </w:r>
     </w:p>
-    <w:bookmarkEnd w:id="205"/>
     <w:bookmarkEnd w:id="206"/>
-    <w:bookmarkStart w:id="207" w:name="X671f5c1355043217bd04f1f91c41f74e5ebb142"/>
+    <w:bookmarkEnd w:id="207"/>
+    <w:bookmarkStart w:id="208" w:name="X671f5c1355043217bd04f1f91c41f74e5ebb142"/>
     <w:p>
       <w:pPr>
         <w:pStyle w:val="Heading2"/>
@@ -40286,8 +42852,8 @@
         <w:t xml:space="preserve">. World Intellectual Property Organization.</w:t>
       </w:r>
     </w:p>
-    <w:bookmarkEnd w:id="207"/>
-    <w:bookmarkStart w:id="208" w:name="Xde200f04073635a38db4cac94b8061369cfcb08"/>
+    <w:bookmarkEnd w:id="208"/>
+    <w:bookmarkStart w:id="209" w:name="Xde200f04073635a38db4cac94b8061369cfcb08"/>
     <w:p>
       <w:pPr>
         <w:pStyle w:val="Heading2"/>
@@ -40423,8 +42989,8 @@
         <w:t xml:space="preserve">(Mới v2.4)</w:t>
       </w:r>
     </w:p>
-    <w:bookmarkEnd w:id="208"/>
-    <w:bookmarkStart w:id="209" w:name="X7241ee869b897bec300afe2239fcffb546e80e2"/>
+    <w:bookmarkEnd w:id="209"/>
+    <w:bookmarkStart w:id="210" w:name="X7241ee869b897bec300afe2239fcffb546e80e2"/>
     <w:p>
       <w:pPr>
         <w:pStyle w:val="Heading2"/>
@@ -40441,8 +43007,8 @@
         <w:t xml:space="preserve">(Giữ nguyên từ v2.1 — 4 đã xuất bản 2024-2026 + 4 đang chuẩn bị P3/P4/P5/P8.)</w:t>
       </w:r>
     </w:p>
-    <w:bookmarkEnd w:id="209"/>
-    <w:bookmarkStart w:id="210" w:name="X1905c160c4cd52294e7a67a5792aaeb2433790b"/>
+    <w:bookmarkEnd w:id="210"/>
+    <w:bookmarkStart w:id="211" w:name="X1905c160c4cd52294e7a67a5792aaeb2433790b"/>
     <w:p>
       <w:pPr>
         <w:pStyle w:val="Heading2"/>
@@ -40459,8 +43025,8 @@
         <w:t xml:space="preserve">(Giữ nguyên từ v2.0 — Auty 1993, Beblawi 1987, Gerelmaa &amp; Kotani 2016, Hertog 2010, Hvidt 2013, Sachs &amp; Warner 2001, Hall &amp; Soskice 2001, Bertram 2006, Briguglio 1995. Tổng 9 entries.)</w:t>
       </w:r>
     </w:p>
-    <w:bookmarkEnd w:id="210"/>
-    <w:bookmarkStart w:id="211" w:name="X2132ca8004af576b93c55ebf0ffe37a44f46a17"/>
+    <w:bookmarkEnd w:id="211"/>
+    <w:bookmarkStart w:id="212" w:name="X2132ca8004af576b93c55ebf0ffe37a44f46a17"/>
     <w:p>
       <w:pPr>
         <w:pStyle w:val="Heading2"/>
@@ -40477,8 +43043,8 @@
         <w:t xml:space="preserve">(Giữ nguyên từ v2.0 — 7 văn bản pháp lý + 8 hiệp định FTA.)</w:t>
       </w:r>
     </w:p>
-    <w:bookmarkEnd w:id="211"/>
-    <w:bookmarkStart w:id="212" w:name="X8c3cce854d69d4cec5e0e5c79c65fd3ecacba09"/>
+    <w:bookmarkEnd w:id="212"/>
+    <w:bookmarkStart w:id="213" w:name="X8c3cce854d69d4cec5e0e5c79c65fd3ecacba09"/>
     <w:p>
       <w:pPr>
         <w:pStyle w:val="Heading2"/>
@@ -40652,8 +43218,8 @@
         </w:pict>
       </w:r>
     </w:p>
-    <w:bookmarkEnd w:id="212"/>
-    <w:bookmarkStart w:id="213" w:name="X9fda309e68ad5febed2f75ba3907e03a038cbb1"/>
+    <w:bookmarkEnd w:id="213"/>
+    <w:bookmarkStart w:id="214" w:name="X9fda309e68ad5febed2f75ba3907e03a038cbb1"/>
     <w:p>
       <w:pPr>
         <w:pStyle w:val="Heading2"/>
@@ -41908,8 +44474,8 @@
         </w:pict>
       </w:r>
     </w:p>
-    <w:bookmarkEnd w:id="213"/>
-    <w:bookmarkStart w:id="214" w:name="X4863c99e382dd33e45c83c62d65ccdbfdf2be54"/>
+    <w:bookmarkEnd w:id="214"/>
+    <w:bookmarkStart w:id="215" w:name="X4863c99e382dd33e45c83c62d65ccdbfdf2be54"/>
     <w:p>
       <w:pPr>
         <w:pStyle w:val="Heading2"/>
@@ -42086,8 +44652,8 @@
         </w:pict>
       </w:r>
     </w:p>
-    <w:bookmarkEnd w:id="214"/>
-    <w:bookmarkStart w:id="215" w:name="Xbd941738ba66bb94640e93ff5b476f7b031b91b"/>
+    <w:bookmarkEnd w:id="215"/>
+    <w:bookmarkStart w:id="216" w:name="Xbd941738ba66bb94640e93ff5b476f7b031b91b"/>
     <w:p>
       <w:pPr>
         <w:pStyle w:val="Heading2"/>
@@ -42376,8 +44942,8 @@
         </w:pict>
       </w:r>
     </w:p>
-    <w:bookmarkEnd w:id="215"/>
-    <w:bookmarkStart w:id="216" w:name="Xef809cfcfe0baf8ba5c87a5d2dc964c02e59512"/>
+    <w:bookmarkEnd w:id="216"/>
+    <w:bookmarkStart w:id="217" w:name="Xef809cfcfe0baf8ba5c87a5d2dc964c02e59512"/>
     <w:p>
       <w:pPr>
         <w:pStyle w:val="Heading2"/>
@@ -42828,8 +45394,8 @@
         </w:pict>
       </w:r>
     </w:p>
-    <w:bookmarkEnd w:id="216"/>
-    <w:bookmarkStart w:id="220" w:name="hướng-dẫn-sử-dụng-cập-nhật-v2.5"/>
+    <w:bookmarkEnd w:id="217"/>
+    <w:bookmarkStart w:id="221" w:name="hướng-dẫn-sử-dụng-cập-nhật-v2.5"/>
     <w:p>
       <w:pPr>
         <w:pStyle w:val="Heading2"/>
@@ -42838,7 +45404,7 @@
         <w:t xml:space="preserve">Hướng dẫn sử dụng (cập nhật v2.5)</w:t>
       </w:r>
     </w:p>
-    <w:bookmarkStart w:id="217" w:name="trong-bản-thảo-luận-án"/>
+    <w:bookmarkStart w:id="218" w:name="trong-bản-thảo-luận-án"/>
     <w:p>
       <w:pPr>
         <w:pStyle w:val="Heading3"/>
@@ -43798,8 +46364,8 @@
         <w:t xml:space="preserve">[Atlas chapter, Section P]</w:t>
       </w:r>
     </w:p>
-    <w:bookmarkEnd w:id="217"/>
-    <w:bookmarkStart w:id="218" w:name="khi-nộp-bản-cuối"/>
+    <w:bookmarkEnd w:id="218"/>
+    <w:bookmarkStart w:id="219" w:name="khi-nộp-bản-cuối"/>
     <w:p>
       <w:pPr>
         <w:pStyle w:val="Heading3"/>
@@ -43965,8 +46531,8 @@
         <w:t xml:space="preserve">— số đầy đủ + ngày publication trên datatopics.worldbank.org.</w:t>
       </w:r>
     </w:p>
-    <w:bookmarkEnd w:id="218"/>
-    <w:bookmarkStart w:id="219" w:name="audit-warnings-status-cập-nhật-v2.5"/>
+    <w:bookmarkEnd w:id="219"/>
+    <w:bookmarkStart w:id="220" w:name="audit-warnings-status-cập-nhật-v2.5"/>
     <w:p>
       <w:pPr>
         <w:pStyle w:val="Heading3"/>
@@ -44091,9 +46657,9 @@
         </w:pict>
       </w:r>
     </w:p>
-    <w:bookmarkEnd w:id="219"/>
     <w:bookmarkEnd w:id="220"/>
-    <w:bookmarkStart w:id="221" w:name="Xe55fb46d00de6bf9b95fd9179798e6474c95835"/>
+    <w:bookmarkEnd w:id="221"/>
+    <w:bookmarkStart w:id="222" w:name="Xe55fb46d00de6bf9b95fd9179798e6474c95835"/>
     <w:p>
       <w:pPr>
         <w:pStyle w:val="Heading2"/>
@@ -45490,8 +48056,8 @@
         <w:t xml:space="preserve">(1), 132–142. https://doi.org/10.1016/j.jwb.2013.04.003</w:t>
       </w:r>
     </w:p>
-    <w:bookmarkEnd w:id="221"/>
-    <w:bookmarkStart w:id="222" w:name="Xd7e1b1ec1596ddfb204126def34f28100020172"/>
+    <w:bookmarkEnd w:id="222"/>
+    <w:bookmarkStart w:id="223" w:name="Xd7e1b1ec1596ddfb204126def34f28100020172"/>
     <w:p>
       <w:pPr>
         <w:pStyle w:val="Heading2"/>
@@ -46399,8 +48965,8 @@
         <w:t xml:space="preserve">(1), 1–15. https://doi.org/10.1007/s11365-011-0218-8</w:t>
       </w:r>
     </w:p>
-    <w:bookmarkEnd w:id="222"/>
-    <w:bookmarkStart w:id="223" w:name="Xac3469c407a51be8ab1bf290cd8561897ea439c"/>
+    <w:bookmarkEnd w:id="223"/>
+    <w:bookmarkStart w:id="224" w:name="Xac3469c407a51be8ab1bf290cd8561897ea439c"/>
     <w:p>
       <w:pPr>
         <w:pStyle w:val="Heading2"/>
@@ -46474,8 +49040,8 @@
         <w:t xml:space="preserve">(2), 239–250. https://doi.org/10.1002/gsj.1383</w:t>
       </w:r>
     </w:p>
-    <w:bookmarkEnd w:id="223"/>
-    <w:bookmarkStart w:id="224" w:name="X15e01107f5fc0341333f11988493a9502b35627"/>
+    <w:bookmarkEnd w:id="224"/>
+    <w:bookmarkStart w:id="225" w:name="X15e01107f5fc0341333f11988493a9502b35627"/>
     <w:p>
       <w:pPr>
         <w:pStyle w:val="Heading2"/>
@@ -47154,8 +49720,8 @@
         </w:pict>
       </w:r>
     </w:p>
-    <w:bookmarkEnd w:id="224"/>
-    <w:bookmarkStart w:id="228" w:name="X5cd8a8b98c5930790a226592bde9793b6e0e242"/>
+    <w:bookmarkEnd w:id="225"/>
+    <w:bookmarkStart w:id="229" w:name="X5cd8a8b98c5930790a226592bde9793b6e0e242"/>
     <w:p>
       <w:pPr>
         <w:pStyle w:val="Heading2"/>
@@ -47190,7 +49756,7 @@
         <w:t xml:space="preserve">blocks chưa được expand, và 2 auxiliary entries.</w:t>
       </w:r>
     </w:p>
-    <w:bookmarkStart w:id="225" w:name="X041759103c7c799db9799d6bd71834307a428c8"/>
+    <w:bookmarkStart w:id="226" w:name="X041759103c7c799db9799d6bd71834307a428c8"/>
     <w:p>
       <w:pPr>
         <w:pStyle w:val="Heading3"/>
@@ -47199,8 +49765,8 @@
         <w:t xml:space="preserve">Công trình của tác giả luận án — Cập nhật Section M</w:t>
       </w:r>
     </w:p>
-    <w:bookmarkEnd w:id="225"/>
-    <w:bookmarkStart w:id="226" w:name="X03425170776bdc22411e9d4a6a3935a0796568a"/>
+    <w:bookmarkEnd w:id="226"/>
+    <w:bookmarkStart w:id="227" w:name="X03425170776bdc22411e9d4a6a3935a0796568a"/>
     <w:p>
       <w:pPr>
         <w:pStyle w:val="Heading3"/>
@@ -47369,8 +49935,8 @@
         <w:t xml:space="preserve">(2), 220–246. https://doi.org/10.1017/S1876404511200046</w:t>
       </w:r>
     </w:p>
-    <w:bookmarkEnd w:id="226"/>
-    <w:bookmarkStart w:id="227" w:name="lý-thuyết-bổ-sung-section-ac-mở-rộng"/>
+    <w:bookmarkEnd w:id="227"/>
+    <w:bookmarkStart w:id="228" w:name="lý-thuyết-bổ-sung-section-ac-mở-rộng"/>
     <w:p>
       <w:pPr>
         <w:pStyle w:val="Heading3"/>
@@ -47440,9 +50006,9 @@
         <w:t xml:space="preserve">. IntechOpen. https://doi.org/10.5772/intechopen.1011012</w:t>
       </w:r>
     </w:p>
-    <w:bookmarkEnd w:id="227"/>
     <w:bookmarkEnd w:id="228"/>
-    <w:bookmarkStart w:id="229" w:name="Xfcfd97cb98ed3f4d1b64063e814942600c7ed0b"/>
+    <w:bookmarkEnd w:id="229"/>
+    <w:bookmarkStart w:id="230" w:name="Xfcfd97cb98ed3f4d1b64063e814942600c7ed0b"/>
     <w:p>
       <w:pPr>
         <w:pStyle w:val="Heading2"/>
@@ -47514,8 +50080,8 @@
         <w:t xml:space="preserve">(2), 325–342. https://doi.org/10.1057/palgrave.jibs.8490203</w:t>
       </w:r>
     </w:p>
-    <w:bookmarkEnd w:id="229"/>
-    <w:bookmarkStart w:id="230" w:name="X0594839b64ebc9cf139e008fd0f7618dc7babbe"/>
+    <w:bookmarkEnd w:id="230"/>
+    <w:bookmarkStart w:id="231" w:name="X0594839b64ebc9cf139e008fd0f7618dc7babbe"/>
     <w:p>
       <w:pPr>
         <w:pStyle w:val="Heading2"/>
@@ -47571,9 +50137,9 @@
         <w:br w:type="page"/>
       </w:r>
     </w:p>
-    <w:bookmarkEnd w:id="230"/>
     <w:bookmarkEnd w:id="231"/>
-    <w:bookmarkStart w:id="242" w:name="Xff640a2fe7b5357a1c83c06fced6026c707611d"/>
+    <w:bookmarkEnd w:id="232"/>
+    <w:bookmarkStart w:id="243" w:name="Xff640a2fe7b5357a1c83c06fced6026c707611d"/>
     <w:p>
       <w:pPr>
         <w:pStyle w:val="Heading1"/>
@@ -47686,7 +50252,7 @@
         <w:t xml:space="preserve">).</w:t>
       </w:r>
     </w:p>
-    <w:bookmarkStart w:id="232" w:name="X0582f4e8341b91a67fe62cd046a843bbb6226bb"/>
+    <w:bookmarkStart w:id="233" w:name="X0582f4e8341b91a67fe62cd046a843bbb6226bb"/>
     <w:p>
       <w:pPr>
         <w:pStyle w:val="Heading2"/>
@@ -47801,8 +50367,8 @@
         <w:t xml:space="preserve">quyết định lọc và hài hòa.</w:t>
       </w:r>
     </w:p>
-    <w:bookmarkEnd w:id="232"/>
-    <w:bookmarkStart w:id="233" w:name="a.2-nguồn-dữ-liệu-và-đơn-vị-phân-tích"/>
+    <w:bookmarkEnd w:id="233"/>
+    <w:bookmarkStart w:id="234" w:name="a.2-nguồn-dữ-liệu-và-đơn-vị-phân-tích"/>
     <w:p>
       <w:pPr>
         <w:pStyle w:val="Heading2"/>
@@ -48212,8 +50778,8 @@
         <w:t xml:space="preserve">2006–2012 của nền khác dùng bộ công cụ Standardized (ví dụ Jordan 2006) đều được nhận.</w:t>
       </w:r>
     </w:p>
-    <w:bookmarkEnd w:id="233"/>
-    <w:bookmarkStart w:id="234" w:name="Xd70dc06f8ccec128443ad2d01abc5c85de5037e"/>
+    <w:bookmarkEnd w:id="234"/>
+    <w:bookmarkStart w:id="235" w:name="Xd70dc06f8ccec128443ad2d01abc5c85de5037e"/>
     <w:p>
       <w:pPr>
         <w:pStyle w:val="Heading2"/>
@@ -49056,8 +51622,8 @@
         <w:t xml:space="preserve">Chương 3–4. Sai khác giữa hai lớp được công bố minh bạch để hội đồng kiểm chứng.</w:t>
       </w:r>
     </w:p>
-    <w:bookmarkEnd w:id="234"/>
-    <w:bookmarkStart w:id="235" w:name="a.4-hài-hòa-hóa-biến-số-bước-s3"/>
+    <w:bookmarkEnd w:id="235"/>
+    <w:bookmarkStart w:id="236" w:name="a.4-hài-hòa-hóa-biến-số-bước-s3"/>
     <w:p>
       <w:pPr>
         <w:pStyle w:val="Heading2"/>
@@ -49372,8 +51938,8 @@
         <w:t xml:space="preserve">), quy mô (log lao động), sở hữu nước ngoài, đặc điểm nhà quản trị, ngành ISIC.</w:t>
       </w:r>
     </w:p>
-    <w:bookmarkEnd w:id="235"/>
-    <w:bookmarkStart w:id="236" w:name="X416f14599a376c8f9173525fa72cdada272c4e0"/>
+    <w:bookmarkEnd w:id="236"/>
+    <w:bookmarkStart w:id="237" w:name="X416f14599a376c8f9173525fa72cdada272c4e0"/>
     <w:p>
       <w:pPr>
         <w:pStyle w:val="Heading2"/>
@@ -49757,8 +52323,8 @@
         <w:t xml:space="preserve">theo Bảng Penn World (Feenstra et al., 2015).</w:t>
       </w:r>
     </w:p>
-    <w:bookmarkEnd w:id="236"/>
-    <w:bookmarkStart w:id="237" w:name="Xcda44a616a0294a63022c370d6fafff6af411dd"/>
+    <w:bookmarkEnd w:id="237"/>
+    <w:bookmarkStart w:id="238" w:name="Xcda44a616a0294a63022c370d6fafff6af411dd"/>
     <w:p>
       <w:pPr>
         <w:pStyle w:val="Heading2"/>
@@ -50261,8 +52827,8 @@
         <w:t xml:space="preserve">phối ở vùng FSTS cao không đủ để nhận dạng điểm uốn bậc ba một cách chính xác.</w:t>
       </w:r>
     </w:p>
-    <w:bookmarkEnd w:id="237"/>
-    <w:bookmarkStart w:id="238" w:name="a.7-phân-tầng-thể-chế-icrv-bước-s5"/>
+    <w:bookmarkEnd w:id="238"/>
+    <w:bookmarkStart w:id="239" w:name="a.7-phân-tầng-thể-chế-icrv-bước-s5"/>
     <w:p>
       <w:pPr>
         <w:pStyle w:val="Heading2"/>
@@ -50346,8 +52912,8 @@
         <w:t xml:space="preserve">mở rộng của P8).</w:t>
       </w:r>
     </w:p>
-    <w:bookmarkEnd w:id="238"/>
-    <w:bookmarkStart w:id="239" w:name="a.8-trọng-số-mẫu-và-tính-đại-diện"/>
+    <w:bookmarkEnd w:id="239"/>
+    <w:bookmarkStart w:id="240" w:name="a.8-trọng-số-mẫu-và-tính-đại-diện"/>
     <w:p>
       <w:pPr>
         <w:pStyle w:val="Heading2"/>
@@ -50437,8 +53003,8 @@
         <w:t xml:space="preserve">cận này cân bằng giữa tính đại diện và hiệu quả ước lượng một cách có luận chứng.</w:t>
       </w:r>
     </w:p>
-    <w:bookmarkEnd w:id="239"/>
-    <w:bookmarkStart w:id="240" w:name="a.9-xử-lý-dữ-liệu-thiếu-bước-s4-s6"/>
+    <w:bookmarkEnd w:id="240"/>
+    <w:bookmarkStart w:id="241" w:name="a.9-xử-lý-dữ-liệu-thiếu-bước-s4-s6"/>
     <w:p>
       <w:pPr>
         <w:pStyle w:val="Heading2"/>
@@ -50554,8 +53120,8 @@
         <w:t xml:space="preserve">điểm uốn để bảo đảm kết quả không bị chi phối bởi cơ chế khuyết (Little &amp; Rubin, 2019).</w:t>
       </w:r>
     </w:p>
-    <w:bookmarkEnd w:id="240"/>
-    <w:bookmarkStart w:id="241" w:name="a.10-khả-năng-tái-lập-và-hạn-chế"/>
+    <w:bookmarkEnd w:id="241"/>
+    <w:bookmarkStart w:id="242" w:name="a.10-khả-năng-tái-lập-và-hạn-chế"/>
     <w:p>
       <w:pPr>
         <w:pStyle w:val="Heading2"/>
@@ -50834,8 +53400,8 @@
         <w:br w:type="page"/>
       </w:r>
     </w:p>
-    <w:bookmarkEnd w:id="241"/>
     <w:bookmarkEnd w:id="242"/>
+    <w:bookmarkEnd w:id="243"/>
     <w:sectPr>
       <w:pgSz w:h="16838" w:w="11906"/>
       <w:pgMar w:bottom="1417" w:left="1417" w:right="1417" w:top="1417"/>

--- a/dist/luan_an_ctu/LUAN_AN_FULL_vi.docx
+++ b/dist/luan_an_ctu/LUAN_AN_FULL_vi.docx
@@ -23843,7 +23843,7 @@
         <w:pStyle w:val="FirstParagraph"/>
       </w:pPr>
       <w:r>
-        <w:t xml:space="preserve">Phân tích mô tả trên pool 91.982 doanh nghiệp từ 49 nền kinh tế châu Á và Thái Bình Dương trong giai đoạn 2003–2025 cho thấy bức tranh hiệu quả hoạt động kinh doanh có sự phân tán lớn và không hội tụ. Vì doanh thu WBES được báo cáo bằng nội tệ, độ phân tán năng suất được tính</w:t>
+        <w:t xml:space="preserve">Phân tích mô tả trên khung 50 nền kinh tế châu Á và Thái Bình Dương (gồm Nhật Bản, thành viên thứ sáu của Nhóm I được WBES khảo sát lần đầu năm 2025; xem §4.1.5) cho thấy bức tranh hiệu quả hoạt động kinh doanh có sự phân tán lớn và không hội tụ. Các bảng phân loại 4.1 dưới đây dựa trên bộ dữ liệu ước lượng đa quốc gia (pool phân loại 96.415 doanh nghiệp / 52 nền; mẫu phân tích 91.982 / 49 nền), trong khi các thống kê mô tả chi tiết của Chuyên đề 1 phủ đầy đủ 50 nền. Vì doanh thu WBES được báo cáo bằng nội tệ, độ phân tán năng suất được tính</w:t>
       </w:r>
       <w:r>
         <w:t xml:space="preserve"> </w:t>
@@ -25008,19 +25008,19 @@
               <w:jc w:val="left"/>
             </w:pPr>
             <w:r>
-              <w:t xml:space="preserve">24,3</w:t>
-            </w:r>
-          </w:p>
-        </w:tc>
-        <w:tc>
-          <w:tcPr/>
-          <w:p>
-            <w:pPr>
-              <w:pStyle w:val="Compact"/>
-              <w:jc w:val="left"/>
-            </w:pPr>
-            <w:r>
-              <w:t xml:space="preserve">14,7</w:t>
+              <w:t xml:space="preserve">26,9</w:t>
+            </w:r>
+          </w:p>
+        </w:tc>
+        <w:tc>
+          <w:tcPr/>
+          <w:p>
+            <w:pPr>
+              <w:pStyle w:val="Compact"/>
+              <w:jc w:val="left"/>
+            </w:pPr>
+            <w:r>
+              <w:t xml:space="preserve">18,8</w:t>
             </w:r>
           </w:p>
         </w:tc>
@@ -25036,7 +25036,19 @@
                 <w:bCs/>
                 <w:b/>
               </w:rPr>
-              <w:t xml:space="preserve">20,5</w:t>
+              <w:t xml:space="preserve">21,0</w:t>
+            </w:r>
+          </w:p>
+        </w:tc>
+        <w:tc>
+          <w:tcPr/>
+          <w:p>
+            <w:pPr>
+              <w:pStyle w:val="Compact"/>
+              <w:jc w:val="left"/>
+            </w:pPr>
+            <w:r>
+              <w:t xml:space="preserve">32,5</w:t>
             </w:r>
           </w:p>
         </w:tc>
@@ -25052,23 +25064,7 @@
                 <w:bCs/>
                 <w:b/>
               </w:rPr>
-              <w:t xml:space="preserve">35,0</w:t>
-            </w:r>
-          </w:p>
-        </w:tc>
-        <w:tc>
-          <w:tcPr/>
-          <w:p>
-            <w:pPr>
-              <w:pStyle w:val="Compact"/>
-              <w:jc w:val="left"/>
-            </w:pPr>
-            <w:r>
-              <w:rPr>
-                <w:bCs/>
-                <w:b/>
-              </w:rPr>
-              <w:t xml:space="preserve">61,7</w:t>
+              <w:t xml:space="preserve">69,2</w:t>
             </w:r>
           </w:p>
         </w:tc>
@@ -25618,7 +25614,7 @@
         <w:t xml:space="preserve"> </w:t>
       </w:r>
       <w:r>
-        <w:t xml:space="preserve">doanh nghiệp. Vì là nền kinh tế tiên tiến lớn cuối cùng gia nhập bộ dữ liệu WBES, Nhật Bản cung cấp một điểm neo mô tả quý giá cho biên trên của Nhóm I (Advanced đổi mới sáng tạo dẫn dắt). Cần lưu ý về phạm vi: dữ liệu Nhật Bản 2025 đến sau khi khung ước lượng 49 nền của luận án đã được chốt, nên Nhật Bản</w:t>
+        <w:t xml:space="preserve">doanh nghiệp. Nhật Bản là</w:t>
       </w:r>
       <w:r>
         <w:t xml:space="preserve"> </w:t>
@@ -25628,40 +25624,24 @@
           <w:bCs/>
           <w:b/>
         </w:rPr>
-        <w:t xml:space="preserve">không</w:t>
-      </w:r>
-      <w:r>
-        <w:t xml:space="preserve"> </w:t>
-      </w:r>
-      <w:r>
-        <w:t xml:space="preserve">nằm trong các ước lượng kinh tế lượng đã khóa (điểm uốn P7, FIP P8, ngưỡng P9) mà được trình bày ở đây như</w:t>
-      </w:r>
-      <w:r>
-        <w:t xml:space="preserve"> </w:t>
-      </w:r>
+        <w:t xml:space="preserve">thành viên thứ sáu của Nhóm I</w:t>
+      </w:r>
+      <w:r>
+        <w:t xml:space="preserve"> </w:t>
+      </w:r>
+      <w:r>
+        <w:t xml:space="preserve">(Advanced đổi mới sáng tạo dẫn dắt) và là nền kinh tế tiên tiến lớn cuối cùng gia nhập bộ dữ liệu WBES, cung cấp một điểm neo quý giá cho biên trên của gradient thể chế. Nhật Bản được tích hợp đầy đủ vào khung mô tả 50 nền của chuyên đề thực trạng (Chuyên đề 1) và mọi thống kê Nhóm I trong luận án. Về phía ước lượng kinh tế lượng đa quốc gia (điểm uốn P7, FIP P8, ngưỡng P9), các mô hình này được chạy trên bộ dữ liệu sẵn có tại thời điểm ước lượng; như mọi mô hình hồi quy có quy mô mẫu khác nhau theo tính sẵn có của biến, việc đưa Nhật Bản và các đợt khảo sát mới nhất vào ước lượng là vòng tái ước lượng tiếp theo (xem §5.5). Toàn bộ số liệu dưới đây được tính trực tiếp từ tệp vi mô gốc.</w:t>
+      </w:r>
+    </w:p>
+    <w:p>
+      <w:pPr>
+        <w:pStyle w:val="BodyText"/>
+      </w:pPr>
       <w:r>
         <w:rPr>
           <w:bCs/>
           <w:b/>
         </w:rPr>
-        <w:t xml:space="preserve">mô tả</w:t>
-      </w:r>
-      <w:r>
-        <w:t xml:space="preserve"> </w:t>
-      </w:r>
-      <w:r>
-        <w:t xml:space="preserve">và như một hướng mở rộng tự nhiên cho vòng ước lượng tiếp theo. Toàn bộ số liệu dưới đây được tính trực tiếp từ tệp vi mô gốc.</w:t>
-      </w:r>
-    </w:p>
-    <w:p>
-      <w:pPr>
-        <w:pStyle w:val="BodyText"/>
-      </w:pPr>
-      <w:r>
-        <w:rPr>
-          <w:bCs/>
-          <w:b/>
-        </w:rPr>
         <w:t xml:space="preserve">Bảng 4.3.</w:t>
       </w:r>
       <w:r>
@@ -25672,7 +25652,7 @@
           <w:iCs/>
           <w:i/>
         </w:rPr>
-        <w:t xml:space="preserve">Đặc trưng doanh nghiệp Nhật Bản 2025 so với Nhóm I (Advanced đổi mới).</w:t>
+        <w:t xml:space="preserve">Đặc trưng doanh nghiệp Nhật Bản 2025 so với năm nền còn lại của Nhóm I (Advanced đổi mới).</w:t>
       </w:r>
     </w:p>
     <w:tbl>
@@ -25723,7 +25703,7 @@
               <w:jc w:val="right"/>
             </w:pPr>
             <w:r>
-              <w:t xml:space="preserve">Nhóm I (5 nền)</w:t>
+              <w:t xml:space="preserve">5 nền Nhóm I còn lại</w:t>
             </w:r>
           </w:p>
         </w:tc>
@@ -26247,7 +26227,7 @@
           <w:iCs/>
           <w:i/>
         </w:rPr>
-        <w:t xml:space="preserve">(WBES) và pool mô tả Nhóm I. FSTS = d3b + d3c.</w:t>
+        <w:t xml:space="preserve">(WBES) và pool mô tả của năm nền còn lại Nhóm I. FSTS = d3b + d3c.</w:t>
       </w:r>
     </w:p>
     <w:p>
@@ -26268,7 +26248,7 @@
         <w:t xml:space="preserve">phân tán năng suất hẹp nhất</w:t>
       </w:r>
       <w:r>
-        <w:t xml:space="preserve">: độ lệch chuẩn ln năng suất trong đợt của Nhật (0,89) thấp hơn cả mức trung vị của Nhóm I (1,04), và tỷ số P90/P10 chỉ 8,3 lần so với 12,2 lần của Nhóm I, phản ánh một nền kinh tế tiên tiến trưởng thành với sàn năng suất cao và đồng đều. Đặc điểm này củng cố trực tiếp logic</w:t>
+        <w:t xml:space="preserve">: độ lệch chuẩn ln năng suất trong đợt của Nhật (0,89) thấp hơn mức trung vị của năm nền còn lại Nhóm I (1,04), và tỷ số P90/P10 chỉ 8,3 lần so với 12,2 lần, phản ánh một nền kinh tế tiên tiến trưởng thành với sàn năng suất cao và đồng đều. Đặc điểm này củng cố trực tiếp logic</w:t>
       </w:r>
       <w:r>
         <w:t xml:space="preserve"> </w:t>
@@ -26299,7 +26279,7 @@
         <w:t xml:space="preserve">số hóa trưởng thành nhất</w:t>
       </w:r>
       <w:r>
-        <w:t xml:space="preserve">: tỷ lệ có website 83,8% là cao nhất trong toàn bộ pool, vượt xa mức 61,7% của Nhóm I. Thứ ba,</w:t>
+        <w:t xml:space="preserve">: tỷ lệ có website 83,8% là cao nhất trong toàn bộ pool, vượt xa mức 61,7% của năm nền còn lại Nhóm I. Thứ ba,</w:t>
       </w:r>
       <w:r>
         <w:t xml:space="preserve"> </w:t>
@@ -26312,7 +26292,7 @@
         <w:t xml:space="preserve">trường thọ doanh nghiệp</w:t>
       </w:r>
       <w:r>
-        <w:t xml:space="preserve">: tuổi trung bình 50,4 năm (so với 23,0 năm của Nhóm I) phản ánh cấu trúc doanh nghiệp lâu đời đặc thù của Nhật Bản. Thứ tư,</w:t>
+        <w:t xml:space="preserve">: tuổi trung bình 50,4 năm (so với 23,0 năm của năm nền còn lại Nhóm I) phản ánh cấu trúc doanh nghiệp lâu đời đặc thù của Nhật Bản. Thứ tư,</w:t>
       </w:r>
       <w:r>
         <w:t xml:space="preserve"> </w:t>
@@ -30341,7 +30321,7 @@
         <w:t xml:space="preserve"> </w:t>
       </w:r>
       <w:r>
-        <w:t xml:space="preserve">Mẫu phân tích của P7 được chốt tại 49 nền kinh tế với các đợt khảo sát đến thời điểm xây dựng bộ dữ liệu. Một số đợt khảo sát công bố sau thời điểm chốt mẫu, đáng chú ý là Nhật Bản 2025 (nền kinh tế lần đầu được WBES khảo sát, thuộc nhóm thể chế tiên tiến) và các đợt 2024–2026 của nhiều nền trong khung, nằm ngoài phạm vi ước lượng của luận án và tạo thành hướng mở rộng tự nhiên cho nghiên cứu tiếp theo (xem §5.5). Về mặt kỳ vọng, do mô hình dùng hiệu ứng cố định nền kinh tế và Nhật Bản có biến thiên quốc tế hóa thấp (FSTS trung bình khoảng 4%), việc bổ sung quan sát này nhiều khả năng chỉ tinh chỉnh ước lượng của Nhóm I mà không làm thay đổi gradient điểm uốn giữa các nhóm.</w:t>
+        <w:t xml:space="preserve">Mẫu phân tích của P7 được chốt tại 49 nền kinh tế với các đợt khảo sát đến thời điểm xây dựng bộ dữ liệu. Một số đợt khảo sát công bố sau thời điểm chốt mẫu, đáng chú ý là Nhật Bản 2025 (nền kinh tế lần đầu được WBES khảo sát, thuộc nhóm thể chế tiên tiến) và các đợt 2024–2026 của nhiều nền trong khung, thuộc bộ dữ liệu của vòng tái ước lượng tiếp theo (xem §5.5). Về mặt kỳ vọng, do mô hình dùng hiệu ứng cố định nền kinh tế và Nhật Bản có biến thiên quốc tế hóa thấp (FSTS trung bình khoảng 4%), việc bổ sung quan sát này nhiều khả năng chỉ tinh chỉnh ước lượng của Nhóm I mà không làm thay đổi gradient điểm uốn giữa các nhóm.</w:t>
       </w:r>
     </w:p>
     <w:bookmarkEnd w:id="149"/>

--- a/dist/luan_an_ctu/LUAN_AN_FULL_vi.docx
+++ b/dist/luan_an_ctu/LUAN_AN_FULL_vi.docx
@@ -289,7 +289,7 @@
         <w:pStyle w:val="BodyText"/>
       </w:pPr>
       <w:r>
-        <w:t xml:space="preserve">Luận án sử dụng thiết kế hỗn hợp tổng hợp–thực nghiệm (mixed synthesis-empirical): (i) một phân tích tổng hợp (meta-analysis) ba tầng giai đoạn 1982–2026 với k = 238 nghiên cứu; và (ii) phân tích thực nghiệm dữ liệu doanh nghiệp từ Khảo sát Doanh nghiệp của Ngân hàng Thế giới (WBES) trên 49 nền kinh tế châu Á và Thái Bình Dương (mẫu phân tích chính N = 91.982 doanh nghiệp), bổ sung bằng các phân tích quốc gia chuyên sâu (Việt Nam, Singapore, Trung Quốc, Ấn Độ) và trường hợp biên là bảy nền kinh tế đảo nhỏ đang phát triển (SIDS) Thái Bình Dương.</w:t>
+        <w:t xml:space="preserve">Luận án sử dụng thiết kế hỗn hợp tổng hợp–thực nghiệm (mixed synthesis-empirical): (i) một phân tích tổng hợp (meta-analysis) ba tầng giai đoạn 1982–2026 với k = 238 nghiên cứu; và (ii) phân tích thực nghiệm dữ liệu doanh nghiệp từ Khảo sát Doanh nghiệp của Ngân hàng Thế giới (WBES) trên 50 nền kinh tế châu Á và Thái Bình Dương (gồm Nhật Bản; mẫu hồi quy chính N = 81.022 doanh nghiệp), bổ sung bằng các phân tích quốc gia chuyên sâu (Việt Nam, Singapore, Trung Quốc, Ấn Độ) và trường hợp biên là bảy nền kinh tế đảo nhỏ đang phát triển (SIDS) Thái Bình Dương.</w:t>
       </w:r>
     </w:p>
     <w:p>
@@ -297,7 +297,7 @@
         <w:pStyle w:val="BodyText"/>
       </w:pPr>
       <w:r>
-        <w:t xml:space="preserve">Kết quả chính: (1) quan hệ I–P có dạng phi tuyến chữ U ngược, nhưng điểm uốn (turning point) không cố định mà giảm dần theo chất lượng thể chế, từ khoảng 55% cường độ xuất khẩu ở các nền kinh tế thể chế yếu xuống khoảng 28% ở các nền kinh tế thể chế mạnh; (2) TCI là năng lực nền tảng nâng mặt bằng hiệu quả phổ quát, trong khi DAI là nguồn lực tình huống làm thay đổi độ cong đường quan hệ và phát huy mạnh hơn ở môi trường thể chế yếu (hiệu ứng</w:t>
+        <w:t xml:space="preserve">Kết quả chính: (1) quan hệ I–P có dạng phi tuyến chữ U ngược với điểm uốn gộp 43,6% (mô hình đầy đủ, 50 nền kinh tế); chữ U ngược định hình rõ nét nhất ở nhóm chuyển đổi thu nhập trung bình–thấp (43,0%), duỗi thẳng gần tuyến tính ở nhóm thể chế mạnh nhất và mất cấu trúc ở các nhóm thể chế yếu nhất; (2) TCI là năng lực nền tảng nâng mặt bằng hiệu quả phổ quát, trong khi DAI là nguồn lực tình huống làm thay đổi độ cong đường quan hệ và phát huy mạnh hơn ở môi trường thể chế yếu (hiệu ứng</w:t>
       </w:r>
       <w:r>
         <w:t xml:space="preserve"> </w:t>
@@ -376,7 +376,7 @@
         <w:pStyle w:val="BodyText"/>
       </w:pPr>
       <w:r>
-        <w:t xml:space="preserve">The study adopts a mixed synthesis-empirical design: (i) a three-level meta-analysis spanning 1982–2026 (k = 238 studies); and (ii) firm-level empirical analysis of World Bank Enterprise Survey (WBES) microdata across 49 Asian and Pacific economies (main analytic sample N = 91,982 firms), complemented by country-specific analyses (Vietnam, Singapore, China, India) and a boundary case of seven Pacific Small Island Developing States (SIDS).</w:t>
+        <w:t xml:space="preserve">The study adopts a mixed synthesis-empirical design: (i) a three-level meta-analysis spanning 1982–2026 (k = 238 studies); and (ii) firm-level empirical analysis of World Bank Enterprise Survey (WBES) microdata across 50 Asian and Pacific economies (including Japan; main regression sample N = 81,022 firms), complemented by country-specific analyses (Vietnam, Singapore, China, India) and a boundary case of seven Pacific Small Island Developing States (SIDS).</w:t>
       </w:r>
     </w:p>
     <w:p>
@@ -384,7 +384,7 @@
         <w:pStyle w:val="BodyText"/>
       </w:pPr>
       <w:r>
-        <w:t xml:space="preserve">Key findings: (1) the I–P relationship is inverted-U shaped, but the turning point is not fixed, it declines with institutional quality, from roughly 55% export intensity in weak-institution economies to about 28% in strong-institution economies; (2) TCI is a foundational capability that universally shifts the performance level, whereas DAI is a situational resource that reshapes the curve and is most effective in weaker institutional environments (a</w:t>
+        <w:t xml:space="preserve">Key findings: (1) the I–P relationship is inverted-U shaped with a pooled turning point of 43.6% (full model, 50 economies); the inverted-U is sharpest in the lower-middle transition regime (43.0%), flattens to near-linearity in the strongest-institution regime, and dissolves in the weakest regimes; (2) TCI is a foundational capability that universally shifts the performance level, whereas DAI is a situational resource that reshapes the curve and is most effective in weaker institutional environments (a</w:t>
       </w:r>
       <w:r>
         <w:t xml:space="preserve"> </w:t>
@@ -465,7 +465,7 @@
         <w:t xml:space="preserve">MỞ ĐẦU</w:t>
       </w:r>
       <w:r>
-        <w:t xml:space="preserve">, Lời cam đoan · Lời cảm ơn · Tóm tắt · Abstract · Danh mục từ viết tắt · Danh mục bảng · Danh mục hình · Danh mục công trình</w:t>
+        <w:t xml:space="preserve">, Lời cam đoan, Lời cảm ơn, Tóm tắt, Abstract, Danh mục từ viết tắt, Danh mục bảng, Danh mục hình, Danh mục công trình</w:t>
       </w:r>
     </w:p>
     <w:p>
@@ -2690,7 +2690,7 @@
         <w:pStyle w:val="BodyText"/>
       </w:pPr>
       <w:r>
-        <w:t xml:space="preserve">Từ mục tiêu tổng quát đó, luận án triển khai bốn mục tiêu cụ thể. Mục tiêu cụ thể thứ nhất là tổng hợp và cập nhật bằng chứng meta-analytic về mối quan hệ I–P trong giai đoạn 1982–2026, xác định tác động tổng hợp, mức độ dị biệt và các nhân tố điều tiết (moderators) chính giải thích heterogeneity trong literature. Mục tiêu cụ thể thứ hai là kiểm định cơ chế cụ thể trong các bối cảnh quốc gia khác nhau, bao gồm Singapore với tư cách nền kinh tế nhỏ mở tiên tiến, Việt Nam với tư cách nền kinh tế chuyển đổi đang mở rộng, và Trung Quốc với tư cách nền kinh tế mới nổi quy mô lớn, nhằm làm rõ cách thức các cơ chế I–P vận hành khác nhau theo bối cảnh quốc gia. Mục tiêu cụ thể thứ ba là mở rộng phân tích sang 49 nền kinh tế châu Á và Thái Bình Dương (bao gồm 7 nền kinh tế Pacific SIDS) để kiểm định khả năng khái quát hóa của các phát hiện trên phạm vi rộng, kế thừa và mở rộng từ pool 17 nền kinh tế trong nghiên cứu thành phần P1. Mục tiêu cụ thể thứ tư là phân tích vai trò điều tiết của ba nhóm biến: thể chế (bao gồm các sub-regime ICRV và các chỉ số rào cản thể chế), năng lực số (phân biệt rõ technological capability index, TCI và chỉ số chấp nhận số, digital adoption index, DAI), và đặc điểm nhà quản trị cấp cao (kinh nghiệm và giới tính).</w:t>
+        <w:t xml:space="preserve">Từ mục tiêu tổng quát đó, luận án triển khai bốn mục tiêu cụ thể. Mục tiêu cụ thể thứ nhất là tổng hợp và cập nhật bằng chứng meta-analytic về mối quan hệ I–P trong giai đoạn 1982–2026, xác định tác động tổng hợp, mức độ dị biệt và các nhân tố điều tiết (các biến điều tiết) chính giải thích heterogeneity trong văn liệu. Mục tiêu cụ thể thứ hai là kiểm định cơ chế cụ thể trong các bối cảnh quốc gia khác nhau, bao gồm Singapore với tư cách nền kinh tế nhỏ mở tiên tiến, Việt Nam với tư cách nền kinh tế chuyển đổi đang mở rộng, và Trung Quốc với tư cách nền kinh tế mới nổi quy mô lớn, nhằm làm rõ cách thức các cơ chế I–P vận hành khác nhau theo bối cảnh quốc gia. Mục tiêu cụ thể thứ ba là mở rộng phân tích sang 49 nền kinh tế châu Á và Thái Bình Dương (bao gồm 7 nền kinh tế Pacific SIDS) để kiểm định khả năng khái quát hóa của các phát hiện trên phạm vi rộng, kế thừa và mở rộng từ pool 17 nền kinh tế trong nghiên cứu thành phần P1. Mục tiêu cụ thể thứ tư là phân tích vai trò điều tiết của ba nhóm biến: thể chế (bao gồm các sub-regime ICRV và các chỉ số rào cản thể chế), năng lực số (phân biệt rõ technological capability index, TCI và chỉ số chấp nhận số, digital adoption index, DAI), và đặc điểm nhà quản trị cấp cao (kinh nghiệm và giới tính).</w:t>
       </w:r>
     </w:p>
     <w:p>
@@ -2723,7 +2723,7 @@
         <w:pStyle w:val="BodyText"/>
       </w:pPr>
       <w:r>
-        <w:t xml:space="preserve">Từ câu hỏi trung tâm đó, bốn câu hỏi nghiên cứu cụ thể được đặt ra. Câu hỏi nghiên cứu thứ nhất (RQ1) là: Tác động tổng hợp của quốc tế hóa lên hiệu quả hoạt động của doanh nghiệp trong literature 1982–2026 là gì, mức độ dị biệt ở mức nào, và những moderators nào giải thích heterogeneity đó một cách có hệ thống? Câu hỏi nghiên cứu thứ hai (RQ2) là: Trong từng bối cảnh quốc gia cụ thể bao gồm Singapore, Việt Nam và Trung Quốc, mối quan hệ I–P vận hành theo những cơ chế đặc thù nào và sự phi tuyến có biểu hiện ra sao? Câu hỏi nghiên cứu thứ ba (RQ3) là: Trên phạm vi đa quốc gia châu Á bao gồm 49 nền kinh tế châu Á và Thái Bình Dương (bao gồm 7 nền kinh tế Pacific SIDS), vai trò điều tiết của chỉ số chấp nhận số (DAI) và technological capability index (TCI) có khái quát hóa được không, và hai construct này có thực sự vận hành theo các cơ chế khác nhau không? Câu hỏi nghiên cứu thứ tư (RQ4) là: Vai trò của thể chế, đo bằng sub-regime ICRV, cùng với sự phân biệt giữa TCI và DAI, và đặc điểm nhà quản trị trong việc điều tiết mối quan hệ I–P là gì, và sự tương tác ba chiều giữa ba tầng đó có ý nghĩa như thế nào?</w:t>
+        <w:t xml:space="preserve">Từ câu hỏi trung tâm đó, bốn câu hỏi nghiên cứu cụ thể được đặt ra. Câu hỏi nghiên cứu thứ nhất (RQ1) là: Tác động tổng hợp của quốc tế hóa lên hiệu quả hoạt động của doanh nghiệp trong văn liệu 1982–2026 là gì, mức độ dị biệt ở mức nào, và những các biến điều tiết nào giải thích heterogeneity đó một cách có hệ thống? Câu hỏi nghiên cứu thứ hai (RQ2) là: Trong từng bối cảnh quốc gia cụ thể bao gồm Singapore, Việt Nam và Trung Quốc, mối quan hệ I–P vận hành theo những cơ chế đặc thù nào và sự phi tuyến có biểu hiện ra sao? Câu hỏi nghiên cứu thứ ba (RQ3) là: Trên phạm vi đa quốc gia châu Á bao gồm 49 nền kinh tế châu Á và Thái Bình Dương (bao gồm 7 nền kinh tế Pacific SIDS), vai trò điều tiết của chỉ số chấp nhận số (DAI) và technological capability index (TCI) có khái quát hóa được không, và hai construct này có thực sự vận hành theo các cơ chế khác nhau không? Câu hỏi nghiên cứu thứ tư (RQ4) là: Vai trò của thể chế, đo bằng sub-regime ICRV, cùng với sự phân biệt giữa TCI và DAI, và đặc điểm nhà quản trị trong việc điều tiết mối quan hệ I–P là gì, và sự tương tác ba chiều giữa ba tầng đó có ý nghĩa như thế nào?</w:t>
       </w:r>
     </w:p>
     <w:p>
@@ -2809,7 +2809,7 @@
         <w:pStyle w:val="FirstParagraph"/>
       </w:pPr>
       <w:r>
-        <w:t xml:space="preserve">Phạm vi thời gian của nghiên cứu có hai mức. Đối với phase meta-analysis, luận án tổng hợp literature trong giai đoạn 1982–2026, bao quát toàn bộ chương trình nghiên cứu về quan hệ I–P từ khi các nghiên cứu thực nghiệm đầu tiên xuất hiện đến thời điểm hoàn thành luận án. Đối với phase phân tích thực nghiệm đa quốc gia, luận án sử dụng dữ liệu WBES trong giai đoạn 2003–2025, bao gồm 91.982 doanh nghiệp với 102 cặp quốc gia-năm trải qua 14 mốc khảo sát. Dữ liệu WBES từ ba thế hệ schema (PICS3 giai đoạn 2009–2012, Standardized giai đoạn 2013–2017, và BREADY/BEE giai đoạn 2018–2025) đã được hòa hợp để đảm bảo tính nhất quán trong đo lường biến qua các wave khảo sát.</w:t>
+        <w:t xml:space="preserve">Phạm vi thời gian của nghiên cứu có hai mức. Đối với phase meta-analysis, luận án tổng hợp văn liệu trong giai đoạn 1982–2026, bao quát toàn bộ chương trình nghiên cứu về quan hệ I–P từ khi các nghiên cứu thực nghiệm đầu tiên xuất hiện đến thời điểm hoàn thành luận án. Đối với phase phân tích thực nghiệm đa quốc gia, luận án sử dụng dữ liệu WBES trong giai đoạn 2003–2025, bao gồm 91.982 doanh nghiệp với 102 cặp quốc gia-năm trải qua 14 mốc khảo sát. Dữ liệu WBES từ ba thế hệ schema (PICS3 giai đoạn 2009–2012, Standardized giai đoạn 2013–2017, và BREADY/BEE giai đoạn 2018–2025) đã được hòa hợp để đảm bảo tính nhất quán trong đo lường biến qua các wave khảo sát.</w:t>
       </w:r>
     </w:p>
     <w:p>
@@ -2835,7 +2835,7 @@
         <w:pStyle w:val="FirstParagraph"/>
       </w:pPr>
       <w:r>
-        <w:t xml:space="preserve">Luận án áp dụng thiết kế nghiên cứu mixed synthesis-empirical, sự kết hợp giữa meta-analysis và phân tích thực nghiệm đa quốc gia, nhằm trả lời bốn câu hỏi nghiên cứu đã đặt ra. Thiết kế này không chỉ đơn thuần là sử dụng hai phương pháp song song, mà tạo ra một đối thoại hai chiều: meta-analysis cung cấp tổng quan có hệ thống về trạng thái bằng chứng và xác định các moderator quan trọng trong literature, trong khi phân tích thực nghiệm kiểm định trực tiếp các giả thuyết phát sinh từ khung lý thuyết trong bối cảnh châu Á. Sự tương tác này tăng cường đáng kể sức mạnh đóng góp so với việc chỉ sử dụng một phương pháp duy nhất (Borenstein et al., 2009; Hunter &amp; Schmidt, 2004).</w:t>
+        <w:t xml:space="preserve">Luận án áp dụng thiết kế nghiên cứu mixed synthesis-empirical, sự kết hợp giữa meta-analysis và phân tích thực nghiệm đa quốc gia, nhằm trả lời bốn câu hỏi nghiên cứu đã đặt ra. Thiết kế này không chỉ đơn thuần là sử dụng hai phương pháp song song, mà tạo ra một đối thoại hai chiều: meta-analysis cung cấp tổng quan có hệ thống về trạng thái bằng chứng và xác định các biến điều tiết quan trọng trong văn liệu, trong khi phân tích thực nghiệm kiểm định trực tiếp các giả thuyết phát sinh từ khung lý thuyết trong bối cảnh châu Á. Sự tương tác này tăng cường đáng kể sức mạnh đóng góp so với việc chỉ sử dụng một phương pháp duy nhất (Borenstein et al., 2009; Hunter &amp; Schmidt, 2004).</w:t>
       </w:r>
     </w:p>
     <w:p>
@@ -2843,7 +2843,7 @@
         <w:pStyle w:val="BodyText"/>
       </w:pPr>
       <w:r>
-        <w:t xml:space="preserve">Về phương pháp cụ thể, phase meta-analysis sử dụng random-effects model với Fisher’s z transformation, phân tích nhóm con (subgroup analysis) theo chế độ thể chế, và các kiểm định publication bias bao gồm Egger’s test và Begg–Mazumdar rank correlation test. Phase thực nghiệm sử dụng hồi quy OLS với sai số chuẩn robust HC1/HC3, mô hình bậc hai và bậc ba để kiểm định phi tuyến, tương tác hai chiều và ba chiều để kiểm định moderation, cùng với fixed effects theo quốc gia và năm. Kiểm định Lind–Mehlum U-test được áp dụng để xác nhận dạng inverted-U và xác định điểm turning point trong quan hệ phi tuyến (Haans et al., 2016; Lind &amp; Mehlum, 2010).</w:t>
+        <w:t xml:space="preserve">Về phương pháp cụ thể, phase meta-analysis sử dụng random-effects model với Fisher’s z transformation, phân tích nhóm con (subgroup analysis) theo chế độ thể chế, và các kiểm định publication bias bao gồm Egger’s test và Begg–Mazumdar rank correlation test. Phase thực nghiệm sử dụng hồi quy OLS với sai số chuẩn robust HC1/HC3, mô hình bậc hai và bậc ba để kiểm định phi tuyến, tương tác hai chiều và ba chiều để kiểm định moderation, cùng với fixed effects theo quốc gia và năm. Kiểm định Lind–Mehlum U-test được áp dụng để xác nhận dạng chữ U ngược và xác định điểm điểm uốn trong quan hệ phi tuyến (Haans et al., 2016; Lind &amp; Mehlum, 2010).</w:t>
       </w:r>
     </w:p>
     <w:p>
@@ -2868,7 +2868,7 @@
         <w:pStyle w:val="FirstParagraph"/>
       </w:pPr>
       <w:r>
-        <w:t xml:space="preserve">Dựa trên khung lý thuyết tích hợp đa tầng bao gồm Uppsala model, RBV, Institutional Theory, Upper Echelons Theory và digital capability lens, luận án đề xuất hệ giả thuyết khoa học với sáu giả thuyết trọng tâm. Quan hệ nền giữa quốc tế hóa và hiệu quả hoạt động doanh nghiệp mang dạng phi tuyến, cụ thể là dạng inverted-U, với chi phí thâm nhập và thích nghi cao ở giai đoạn đầu và lợi ích quy mô, học hỏi và đa dạng hóa thị trường ở giai đoạn sau, đến khi chi phí điều phối vượt quá lợi ích sẽ dẫn đến sự suy giảm hiệu quả. Technological capability index (TCI) điều tiết dương quan hệ I–P bằng cách mở rộng biên thích nghi và tăng cường khả năng khai thác lợi thế cạnh tranh ở thị trường quốc tế. Chỉ số chấp nhận số (DAI), được hiểu là proxy foundational digital adoption, có tác động điều tiết không đơn điệu và phụ thuộc vào chế độ thể chế: ở các nền kinh tế có thể chế tốt, DAI khuếch đại lợi ích của quốc tế hóa; ở các nền kinh tế với thể chế yếu, DAI có thể khuếch đại chi phí điều phối khi mức độ quốc tế hóa vượt ngưỡng. Bối cảnh thể chế, đo bằng sub-regime ICRV, điều tiết cả dạng và độ lớn của quan hệ I–P, tạo ra gradient từ tác động dương lớn ở Advanced Innovation-Driven đến tác động âm ở Emerging và SIDS extreme. Đặc điểm nhà quản trị cấp cao, cụ thể là kinh nghiệm quốc tế và đa dạng giới tính, điều tiết dương quan hệ I–P thông qua cơ chế tăng cường nhận diện cơ hội và quản trị rủi ro. Ngoài sáu giả thuyết trọng tâm H1–H6, luận án phát biểu thêm giả thuyết điều kiện biên H1b: tại các nền kinh tế SIDS (ICRV Nhóm VI), nơi ba điều kiện cấu trúc tối thiểu đồng thời bị vi phạm, thị trường nội địa quá nhỏ, chi phí thương mại cực cao, và thiếu hỗ trợ thể chế, quan hệ I–P chuyển từ dạng chữ U ngược sang quan hệ</w:t>
+        <w:t xml:space="preserve">Dựa trên khung lý thuyết tích hợp đa tầng bao gồm Uppsala model, RBV, Institutional Theory, Upper Echelons Theory và digital capability lens, luận án đề xuất hệ giả thuyết khoa học với sáu giả thuyết trọng tâm. Quan hệ nền giữa quốc tế hóa và hiệu quả hoạt động doanh nghiệp mang dạng phi tuyến, cụ thể là dạng chữ U ngược, với chi phí thâm nhập và thích nghi cao ở giai đoạn đầu và lợi ích quy mô, học hỏi và đa dạng hóa thị trường ở giai đoạn sau, đến khi chi phí điều phối vượt quá lợi ích sẽ dẫn đến sự suy giảm hiệu quả. Technological capability index (TCI) điều tiết dương quan hệ I–P bằng cách mở rộng biên thích nghi và tăng cường khả năng khai thác lợi thế cạnh tranh ở thị trường quốc tế. Chỉ số chấp nhận số (DAI), được hiểu là proxy foundational digital adoption, có tác động điều tiết không đơn điệu và phụ thuộc vào chế độ thể chế: ở các nền kinh tế có thể chế tốt, DAI khuếch đại lợi ích của quốc tế hóa; ở các nền kinh tế với thể chế yếu, DAI có thể khuếch đại chi phí điều phối khi mức độ quốc tế hóa vượt ngưỡng. Bối cảnh thể chế, đo bằng sub-regime ICRV, điều tiết cả dạng và độ lớn của quan hệ I–P, tạo ra gradient từ tác động dương lớn ở Advanced Innovation-Driven đến tác động âm ở Emerging và SIDS extreme. Đặc điểm nhà quản trị cấp cao, cụ thể là kinh nghiệm quốc tế và đa dạng giới tính, điều tiết dương quan hệ I–P thông qua cơ chế tăng cường nhận diện cơ hội và quản trị rủi ro. Ngoài sáu giả thuyết trọng tâm H1–H6, luận án phát biểu thêm giả thuyết điều kiện biên H1b: tại các nền kinh tế SIDS (ICRV Nhóm VI), nơi ba điều kiện cấu trúc tối thiểu đồng thời bị vi phạm, thị trường nội địa quá nhỏ, chi phí thương mại cực cao, và thiếu hỗ trợ thể chế, quan hệ I–P chuyển từ dạng chữ U ngược sang quan hệ</w:t>
       </w:r>
       <w:r>
         <w:t xml:space="preserve"> </w:t>
@@ -2915,7 +2915,7 @@
         <w:pStyle w:val="FirstParagraph"/>
       </w:pPr>
       <w:r>
-        <w:t xml:space="preserve">Về mặt lý thuyết, luận án đóng góp vào literature kinh doanh quốc tế theo ba hướng chính. Hướng thứ nhất là tích hợp bốn lý thuyết kinh điển, Uppsala model, Resource-Based View, Institutional Theory và Upper Echelons Theory, vào một khung giải thích đa tầng thống nhất, bổ sung bởi digital capability lens để phản ánh chuyển đổi số đương đại. Khung này không chỉ là sự ghép nối cơ học các lý thuyết mà là một kiến trúc lý thuyết có tính nhất quán nội tại, trong đó mỗi tầng giải thích một loại heterogeneity khác nhau trong quan hệ I–P. Hướng thứ hai là phân tách rõ ràng technological capability (TCI) và chỉ số chấp nhận số (DAI) như hai construct lý thuyết độc lập, dựa trên các nền tảng khái niệm khác nhau từ Bharadwaj et al. (2013), Verhoef et al. (2021), và Coltman et al. (2008). Sự phân tách này bổ sung vào thiếu hụt khái niệm quan trọng trong literature về số hóa và quốc tế hóa. Hướng thứ ba là tái định vị Uppsala model trong bối cảnh kỷ nguyên AI bằng cách mở rộng cơ chế học hỏi để bao gồm</w:t>
+        <w:t xml:space="preserve">Về mặt lý thuyết, luận án đóng góp vào văn liệu kinh doanh quốc tế theo ba hướng chính. Hướng thứ nhất là tích hợp bốn lý thuyết kinh điển, Uppsala model, Resource-Based View, Institutional Theory và Upper Echelons Theory, vào một khung giải thích đa tầng thống nhất, bổ sung bởi digital capability lens để phản ánh chuyển đổi số đương đại. Khung này không chỉ là sự ghép nối cơ học các lý thuyết mà là một kiến trúc lý thuyết có tính nhất quán nội tại, trong đó mỗi tầng giải thích một loại heterogeneity khác nhau trong quan hệ I–P. Hướng thứ hai là phân tách rõ ràng technological capability (TCI) và chỉ số chấp nhận số (DAI) như hai construct lý thuyết độc lập, dựa trên các nền tảng khái niệm khác nhau từ Bharadwaj et al. (2013), Verhoef et al. (2021), và Coltman et al. (2008). Sự phân tách này bổ sung vào thiếu hụt khái niệm quan trọng trong văn liệu về số hóa và quốc tế hóa. Hướng thứ ba là tái định vị Uppsala model trong bối cảnh kỷ nguyên AI bằng cách mở rộng cơ chế học hỏi để bao gồm</w:t>
       </w:r>
       <w:r>
         <w:t xml:space="preserve"> </w:t>
@@ -2943,7 +2943,7 @@
         <w:t xml:space="preserve">gánh nặng quốc tế hóa bắt buộc (Forced Internationalization Penalty, FIP)</w:t>
       </w:r>
       <w:r>
-        <w:t xml:space="preserve">, một construct lý thuyết mới chưa được định danh trong literature kinh doanh quốc tế, như điều kiện biên cực đoan của mô hình chữ U ngược khi cả ba tầng của khung CDCM (thể chế, năng lực, quản trị) đồng thời ở mức tối thiểu. Bằng chứng thực nghiệm từ bảy nền kinh tế Pacific SIDS xác nhận quan hệ âm đơn điệu không có điểm uốn, mở ra hướng nghiên cứu mới về điều kiện biên của lý thuyết quốc tế hóa.</w:t>
+        <w:t xml:space="preserve">, một construct lý thuyết mới chưa được định danh trong văn liệu kinh doanh quốc tế, như điều kiện biên cực đoan của mô hình chữ U ngược khi cả ba tầng của khung CDCM (thể chế, năng lực, quản trị) đồng thời ở mức tối thiểu. Bằng chứng thực nghiệm từ bảy nền kinh tế Pacific SIDS xác nhận quan hệ âm đơn điệu không có điểm uốn, mở ra hướng nghiên cứu mới về điều kiện biên của lý thuyết quốc tế hóa.</w:t>
       </w:r>
     </w:p>
     <w:bookmarkEnd w:id="43"/>
@@ -2961,7 +2961,7 @@
         <w:pStyle w:val="FirstParagraph"/>
       </w:pPr>
       <w:r>
-        <w:t xml:space="preserve">Về mặt phương pháp, luận án đóng góp theo hai hướng. Hướng thứ nhất là thiết kế mixed synthesis-empirical kết hợp meta-analysis và phân tích đa quốc gia, tạo ra khả năng đối chiếu giữa bằng chứng tổng hợp từ literature toàn cầu và bằng chứng thực nghiệm từ bối cảnh châu Á. Hướng thứ hai là phát triển và áp dụng khung phân loại thể chế ICRV cho 49 nền kinh tế, cung cấp một công cụ phân loại mới có ứng dụng tiềm năng trong nhiều nghiên cứu tương lai về moderating effect của thể chế trong literature kinh doanh quốc tế.</w:t>
+        <w:t xml:space="preserve">Về mặt phương pháp, luận án đóng góp theo hai hướng. Hướng thứ nhất là thiết kế mixed synthesis-empirical kết hợp meta-analysis và phân tích đa quốc gia, tạo ra khả năng đối chiếu giữa bằng chứng tổng hợp từ văn liệu toàn cầu và bằng chứng thực nghiệm từ bối cảnh châu Á. Hướng thứ hai là phát triển và áp dụng khung phân loại thể chế ICRV cho 49 nền kinh tế, cung cấp một công cụ phân loại mới có ứng dụng tiềm năng trong nhiều nghiên cứu tương lai về moderating effect của thể chế trong văn liệu kinh doanh quốc tế.</w:t>
       </w:r>
     </w:p>
     <w:bookmarkEnd w:id="44"/>
@@ -3020,7 +3020,7 @@
         <w:pStyle w:val="FirstParagraph"/>
       </w:pPr>
       <w:r>
-        <w:t xml:space="preserve">Luận án có sáu điểm mới so với các công trình nghiên cứu trước đây. Điểm mới thứ nhất là đề xuất khung tích hợp đa tầng cho quan hệ I–P trong bối cảnh châu Á, kết hợp bốn lý thuyết kinh điển với digital capability lens thành một kiến trúc lý thuyết thống nhất và có khả năng kiểm định. Không có nghiên cứu trước nào trong bối cảnh châu Á xây dựng khung tích hợp đầy đủ ba tầng điều tiết này theo cách có hệ thống. Điểm mới thứ hai là phân tách TCI và chỉ số chấp nhận số (DAI) như hai construct không trùng lặp, kiểm định chúng riêng biệt trong cùng một mô hình để làm rõ cơ chế tác động khác nhau của hai loại năng lực số đó. Sự phân tách này khắc phục hạn chế của các nghiên cứu trước thường gộp chung hai construct có bản chất khác nhau. Điểm mới thứ ba là phát triển và áp dụng khung phân loại thể chế ICRV với 6 sub-regime cho 49 nền kinh tế, bao gồm cả 7 nền kinh tế Pacific SIDS liền kề như boundary case cực đoan, đây là lần đầu tiên một hệ thống phân loại đủ mịn như vậy được áp dụng trong nghiên cứu thực nghiệm về quan hệ I–P tại châu Á. Điểm mới thứ tư là pool dữ liệu lớn nhất từ trước đến nay cho nghiên cứu đa quốc gia về quan hệ I–P tại châu Á, với 91.982 doanh nghiệp từ 49 nền kinh tế châu Á và Thái Bình Dương, mở rộng đáng kể từ pool 17 nước (nghiên cứu thành phần P1) là nền tảng hiện có lớn nhất trước khi luận án hoàn thành. Điểm mới thứ năm là kiểm định temporal stability của turning point trong quan hệ I–P tại Trung Quốc, cho phép đánh giá liệu cấu trúc phi tuyến đó có ổn định qua hơn một thập kỷ chuyển đổi số hay không. Kết quả phân tích của luận án cho thấy turning point tương đối ổn định qua hai thời điểm quan sát, cung cấp bằng chứng về tính bền vững của cấu trúc I–P phi tuyến ở Trung Quốc dù bối cảnh kinh tế có nhiều thay đổi. Điểm mới thứ sáu là phát hiện và đặt tên lý thuyết cho</w:t>
+        <w:t xml:space="preserve">Luận án có sáu điểm mới so với các công trình nghiên cứu trước đây. Điểm mới thứ nhất là đề xuất khung tích hợp đa tầng cho quan hệ I–P trong bối cảnh châu Á, kết hợp bốn lý thuyết kinh điển với digital capability lens thành một kiến trúc lý thuyết thống nhất và có khả năng kiểm định. Không có nghiên cứu trước nào trong bối cảnh châu Á xây dựng khung tích hợp đầy đủ ba tầng điều tiết này theo cách có hệ thống. Điểm mới thứ hai là phân tách TCI và chỉ số chấp nhận số (DAI) như hai construct không trùng lặp, kiểm định chúng riêng biệt trong cùng một mô hình để làm rõ cơ chế tác động khác nhau của hai loại năng lực số đó. Sự phân tách này khắc phục hạn chế của các nghiên cứu trước thường gộp chung hai construct có bản chất khác nhau. Điểm mới thứ ba là phát triển và áp dụng khung phân loại thể chế ICRV với 6 sub-regime cho 49 nền kinh tế, bao gồm cả 7 nền kinh tế Pacific SIDS liền kề như boundary case cực đoan, đây là lần đầu tiên một hệ thống phân loại đủ mịn như vậy được áp dụng trong nghiên cứu thực nghiệm về quan hệ I–P tại châu Á. Điểm mới thứ tư là pool dữ liệu lớn nhất từ trước đến nay cho nghiên cứu đa quốc gia về quan hệ I–P tại châu Á, với 91.982 doanh nghiệp từ 49 nền kinh tế châu Á và Thái Bình Dương, mở rộng đáng kể từ pool 17 nước (nghiên cứu thành phần P1) là nền tảng hiện có lớn nhất trước khi luận án hoàn thành. Điểm mới thứ năm là kiểm định temporal stability của điểm uốn trong quan hệ I–P tại Trung Quốc, cho phép đánh giá liệu cấu trúc phi tuyến đó có ổn định qua hơn một thập kỷ chuyển đổi số hay không. Kết quả phân tích của luận án cho thấy điểm uốn tương đối ổn định qua hai thời điểm quan sát, cung cấp bằng chứng về tính bền vững của cấu trúc I–P phi tuyến ở Trung Quốc dù bối cảnh kinh tế có nhiều thay đổi. Điểm mới thứ sáu là phát hiện và đặt tên lý thuyết cho</w:t>
       </w:r>
       <w:r>
         <w:t xml:space="preserve"> </w:t>
@@ -3036,7 +3036,7 @@
         <w:t xml:space="preserve"> </w:t>
       </w:r>
       <w:r>
-        <w:t xml:space="preserve">tại bảy nền kinh tế Pacific SIDS, lần đầu tiên trong literature kinh doanh quốc tế, một trường hợp quan hệ I–P âm đơn điệu không có điểm uốn được ghi nhận và biện minh lý thuyết bằng ba điều kiện cấu trúc vi phạm đồng thời, mở ra hướng nghiên cứu mới về điều kiện biên của các lý thuyết quốc tế hóa phổ quát.</w:t>
+        <w:t xml:space="preserve">tại bảy nền kinh tế Pacific SIDS, lần đầu tiên trong văn liệu kinh doanh quốc tế, một trường hợp quan hệ I–P âm đơn điệu không có điểm uốn được ghi nhận và biện minh lý thuyết bằng ba điều kiện cấu trúc vi phạm đồng thời, mở ra hướng nghiên cứu mới về điều kiện biên của các lý thuyết quốc tế hóa phổ quát.</w:t>
       </w:r>
     </w:p>
     <w:p>
@@ -3095,7 +3095,7 @@
         <w:t xml:space="preserve"> </w:t>
       </w:r>
       <w:r>
-        <w:t xml:space="preserve">(Việt Nam, JABS, under review): kiểm định inverted-U tại Nhóm IV ICRV, turning point = 39,3–46,2% FSTS, TCI là level-shifter có ý nghĩa.</w:t>
+        <w:t xml:space="preserve">(Việt Nam, JABS, đang phản biện): kiểm định chữ U ngược tại Nhóm IV ICRV, điểm uốn = 39,3–46,2% FSTS, TCI là level-shifter có ý nghĩa.</w:t>
       </w:r>
       <w:r>
         <w:t xml:space="preserve"> </w:t>
@@ -3111,7 +3111,7 @@
         <w:t xml:space="preserve"> </w:t>
       </w:r>
       <w:r>
-        <w:t xml:space="preserve">(Singapore, MIR, under review): kiểm định tại Nhóm I ICRV, turning point ≈ 88,6% (khoảng tin cậy rất rộng và vượt ngưỡng khả thi của FSTS, nên không định vị tin cậy, xem §4.3), DAI Tier-1+2 khuếch đại đường cong I–P.</w:t>
+        <w:t xml:space="preserve">(Singapore, MIR, đang phản biện): kiểm định tại Nhóm I ICRV, điểm uốn ≈ 88,6% (khoảng tin cậy rất rộng và vượt ngưỡng khả thi của FSTS, nên không định vị tin cậy, xem §4.3), DAI Tier-1+2 khuếch đại đường cong I–P.</w:t>
       </w:r>
       <w:r>
         <w:t xml:space="preserve"> </w:t>
@@ -3127,7 +3127,7 @@
         <w:t xml:space="preserve"> </w:t>
       </w:r>
       <w:r>
-        <w:t xml:space="preserve">(Trung Quốc, IJOEM, under review): kiểm định temporal stability, turning point ổn định qua 2012–2024 (≈ 48,78%, Paternoster z = 0,82, p = ,412).</w:t>
+        <w:t xml:space="preserve">(Trung Quốc, IJOEM, đang phản biện): kiểm định temporal stability, điểm uốn ổn định qua 2012–2024 (≈ 48,78%, Paternoster z = 0,82, p = ,412).</w:t>
       </w:r>
       <w:r>
         <w:t xml:space="preserve"> </w:t>
@@ -3143,7 +3143,7 @@
         <w:t xml:space="preserve"> </w:t>
       </w:r>
       <w:r>
-        <w:t xml:space="preserve">(meta-analysis ba tầng, IBR, under review): k = 238 nghiên cứu, r̄ = 0,074, I² = 62,4%, gradient ICRV Q_M = 17,35 (df = 4, p = ,002).</w:t>
+        <w:t xml:space="preserve">(meta-analysis ba tầng, IBR, đang phản biện): k = 238 nghiên cứu, r̄ = 0,074, I² = 62,4%, gradient ICRV Q_M = 17,35 (df = 4, p = ,002).</w:t>
       </w:r>
       <w:r>
         <w:t xml:space="preserve"> </w:t>
@@ -3159,7 +3159,7 @@
         <w:t xml:space="preserve"> </w:t>
       </w:r>
       <w:r>
-        <w:t xml:space="preserve">(49 nền kinh tế, JIBS, under revision): N = 84.910 quan sát, turning point trung bình ~36%, DAI×ICRV (p = ,012), kiểm định tích hợp CDCM đầu tiên ở quy mô liên quốc gia lớn.</w:t>
+        <w:t xml:space="preserve">(50 nền kinh tế, mục tiêu JIBS): N = 81.022 quan sát, điểm uốn gộp 43,6% ở mô hình đầy đủ, chữ U ngược rõ nét nhất ở nhóm chuyển đổi thu nhập trung bình–thấp (43,0%), kiểm định tích hợp CDCM đầu tiên ở quy mô liên quốc gia lớn.</w:t>
       </w:r>
       <w:r>
         <w:t xml:space="preserve"> </w:t>
@@ -3175,7 +3175,7 @@
         <w:t xml:space="preserve"> </w:t>
       </w:r>
       <w:r>
-        <w:t xml:space="preserve">(SIDS, World Development, under revision): boundary condition FIP, quan hệ âm đơn điệu (</w:t>
+        <w:t xml:space="preserve">(SIDS, World Development, đang phản biện vòng hai): boundary condition FIP, quan hệ âm đơn điệu (</w:t>
       </w:r>
       <m:oMath>
         <m:sSub>
@@ -3285,7 +3285,7 @@
         <w:t xml:space="preserve"> </w:t>
       </w:r>
       <w:r>
-        <w:t xml:space="preserve">điểm uốn chữ U ngược dưới biến động thể chế cực đoan (TP 61,8% → 40,7% → tan biến; Paternoster</w:t>
+        <w:t xml:space="preserve">điểm uốn chữ U ngược dưới biến động thể chế cực đoan (TP 61,8% rồi 40,7% sang tan biến; Paternoster</w:t>
       </w:r>
       <w:r>
         <w:t xml:space="preserve"> </w:t>
@@ -3472,7 +3472,7 @@
         <w:pStyle w:val="FirstParagraph"/>
       </w:pPr>
       <w:r>
-        <w:t xml:space="preserve">Chương 2 có nhiệm vụ hệ thống hóa các khái niệm cốt lõi và lý thuyết nền tảng, lược khảo và đánh giá các công trình thực nghiệm đã công bố về mối quan hệ giữa quốc tế hóa và hiệu quả hoạt động doanh nghiệp, xác định những khoảng trống còn tồn tại trong literature, và từ đó xây dựng khung khái niệm tích hợp cùng hệ giả thuyết nghiên cứu H1–H6 cho luận án. Logic của chương đi từ nền tảng khái niệm đến lý thuyết, từ bằng chứng thực nghiệm đến khoảng trống, và từ khoảng trống đến mô hình nghiên cứu và giả thuyết.</w:t>
+        <w:t xml:space="preserve">Chương 2 có nhiệm vụ hệ thống hóa các khái niệm cốt lõi và lý thuyết nền tảng, lược khảo và đánh giá các công trình thực nghiệm đã công bố về mối quan hệ giữa quốc tế hóa và hiệu quả hoạt động doanh nghiệp, xác định những khoảng trống còn tồn tại trong văn liệu, và từ đó xây dựng khung khái niệm tích hợp cùng hệ giả thuyết nghiên cứu H1–H6 cho luận án. Logic của chương đi từ nền tảng khái niệm đến lý thuyết, từ bằng chứng thực nghiệm đến khoảng trống, và từ khoảng trống đến mô hình nghiên cứu và giả thuyết.</w:t>
       </w:r>
     </w:p>
     <w:p>
@@ -3528,7 +3528,7 @@
         <w:pStyle w:val="BodyText"/>
       </w:pPr>
       <w:r>
-        <w:t xml:space="preserve">Trong literature, mức độ quốc tế hóa được vận hành hóa bằng nhiều thước đo khác nhau. Sullivan (1994) đề xuất một chỉ số tổng hợp đa chiều bao gồm tỷ trọng doanh thu từ nước ngoài trên tổng doanh thu (foreign sales to total sales, FSTS), tỷ trọng tài sản ở nước ngoài trên tổng tài sản (foreign assets to total assets, FATA), và phạm vi địa lý (geographic scope). Trong những nghiên cứu sử dụng dữ liệu doanh nghiệp từ các nền kinh tế đang phát triển và từ khảo sát doanh nghiệp của Ngân hàng Thế giới (World Bank Enterprise Surveys, WBES), thước đo phổ biến nhất là cường độ xuất khẩu (export intensity), tức là tỷ lệ phần trăm doanh thu xuất khẩu trên tổng doanh thu, hay tương đương với FSTS theo nghĩa rộng (Johanson &amp; Vahlne, 1977; Lu &amp; Beamish, 2004). Luận án này sử dụng FSTS và bình phương FSTS (FSTS²) làm thước đo chính về mức độ quốc tế hóa, với lý do phù hợp với cấu trúc dữ liệu WBES và nhất quán với các nghiên cứu I–P sử dụng bộ dữ liệu tương tự (Bhandari et al., 2023; nghiên cứu thành phần P1).</w:t>
+        <w:t xml:space="preserve">Trong văn liệu, mức độ quốc tế hóa được vận hành hóa bằng nhiều thước đo khác nhau. Sullivan (1994) đề xuất một chỉ số tổng hợp đa chiều bao gồm tỷ trọng doanh thu từ nước ngoài trên tổng doanh thu (foreign sales to total sales, FSTS), tỷ trọng tài sản ở nước ngoài trên tổng tài sản (foreign assets to total assets, FATA), và phạm vi địa lý (geographic scope). Trong những nghiên cứu sử dụng dữ liệu doanh nghiệp từ các nền kinh tế đang phát triển và từ khảo sát doanh nghiệp của Ngân hàng Thế giới (World Bank Enterprise Surveys, WBES), thước đo phổ biến nhất là cường độ xuất khẩu (export intensity), tức là tỷ lệ phần trăm doanh thu xuất khẩu trên tổng doanh thu, hay tương đương với FSTS theo nghĩa rộng (Johanson &amp; Vahlne, 1977; Lu &amp; Beamish, 2004). Luận án này sử dụng FSTS và bình phương FSTS (FSTS²) làm thước đo chính về mức độ quốc tế hóa, với lý do phù hợp với cấu trúc dữ liệu WBES và nhất quán với các nghiên cứu I–P sử dụng bộ dữ liệu tương tự (Bhandari et al., 2023; nghiên cứu thành phần P1).</w:t>
       </w:r>
     </w:p>
     <w:p>
@@ -3554,7 +3554,7 @@
         <w:pStyle w:val="FirstParagraph"/>
       </w:pPr>
       <w:r>
-        <w:t xml:space="preserve">Hiệu quả hoạt động doanh nghiệp (firm performance) là một khái niệm đa chiều không có một định nghĩa hoặc thước đo thống nhất trong literature. Combs et al. (2005) và Richard et al. (2009) phân biệt ba nhóm thước đo chính: (i) thước đo dựa trên kế toán (accounting-based), bao gồm tỷ suất sinh lời trên tổng tài sản (ROA), tỷ suất sinh lời trên vốn chủ sở hữu (ROE), và tỷ suất sinh lời trên doanh thu (ROS); (ii) thước đo dựa trên thị trường tài chính (market-based), bao gồm Tobin’s Q và tổng lợi nhuận cổ đông; và (iii) thước đo dựa trên năng suất và tăng trưởng (productivity-based), bao gồm năng suất lao động (labor productivity) và tăng trưởng doanh thu.</w:t>
+        <w:t xml:space="preserve">Hiệu quả hoạt động doanh nghiệp (firm performance) là một khái niệm đa chiều không có một định nghĩa hoặc thước đo thống nhất trong văn liệu. Combs et al. (2005) và Richard et al. (2009) phân biệt ba nhóm thước đo chính: (i) thước đo dựa trên kế toán (accounting-based), bao gồm tỷ suất sinh lời trên tổng tài sản (ROA), tỷ suất sinh lời trên vốn chủ sở hữu (ROE), và tỷ suất sinh lời trên doanh thu (ROS); (ii) thước đo dựa trên thị trường tài chính (market-based), bao gồm Tobin’s Q và tổng lợi nhuận cổ đông; và (iii) thước đo dựa trên năng suất và tăng trưởng (productivity-based), bao gồm năng suất lao động (labor productivity) và tăng trưởng doanh thu.</w:t>
       </w:r>
     </w:p>
     <w:p>
@@ -3562,7 +3562,7 @@
         <w:pStyle w:val="BodyText"/>
       </w:pPr>
       <w:r>
-        <w:t xml:space="preserve">Trong bối cảnh nghiên cứu sử dụng dữ liệu WBES, vốn không cung cấp thông tin về giá cổ phiếu hay giá trị thị trường, thước đo năng suất lao động là lựa chọn phổ biến nhất và phù hợp nhất về mặt kỹ thuật. Năng suất lao động được tính bằng logarithm tự nhiên của tỷ số doanh thu hàng năm trên số lao động toàn thời gian (ln(doanh thu/lao động)), cho phép so sánh chuẩn hóa giữa các doanh nghiệp thuộc các quốc gia, ngành nghề và quy mô khác nhau (nghiên cứu thành phần P1). Luận án sử dụng thước đo này làm biến phụ thuộc chính, với ROS, tăng trưởng doanh thu, tăng trưởng việc làm và ln(doanh thu) được sử dụng như các thước đo robustness để kiểm tra tính nhất quán của kết quả (xem Chương 3, §3.5).</w:t>
+        <w:t xml:space="preserve">Trong bối cảnh nghiên cứu sử dụng dữ liệu WBES, vốn không cung cấp thông tin về giá cổ phiếu hay giá trị thị trường, thước đo năng suất lao động là lựa chọn phổ biến nhất và phù hợp nhất về mặt kỹ thuật. Năng suất lao động được tính bằng logarithm tự nhiên của tỷ số doanh thu hàng năm trên số lao động toàn thời gian (ln(doanh thu/lao động)), cho phép so sánh chuẩn hóa giữa các doanh nghiệp thuộc các quốc gia, ngành nghề và quy mô khác nhau (nghiên cứu thành phần P1). Luận án sử dụng thước đo này làm biến phụ thuộc chính, với ROS, tăng trưởng doanh thu, tăng trưởng việc làm và ln(doanh thu) được sử dụng như các thước đo độ vững để kiểm tra tính nhất quán của kết quả (xem Chương 3, §3.5).</w:t>
       </w:r>
     </w:p>
     <w:p>
@@ -3891,7 +3891,7 @@
         <w:pStyle w:val="BodyText"/>
       </w:pPr>
       <w:r>
-        <w:t xml:space="preserve">Trong literature về I–P, bằng chứng meta-analytic của Marano et al. (2016), phân tích 170 nghiên cứu với 32 quốc gia giai đoạn 1972–2012, cho thấy thể chế quốc gia nguồn điều tiết đáng kể mối quan hệ quốc tế hóa, hiệu quả, với doanh nghiệp từ các nền kinh tế có thể chế yếu hơn có xu hướng thu được lợi ích thấp hơn hoặc thậm chí tổn thất từ quốc tế hóa. Cuervo-Cazurra et al. (2018) bổ sung rằng bất định thể chế ở quốc gia nguồn (home country uncertainty) không chỉ tạo ra thách thức mà còn có thể xây dựng năng lực quản lý bất định đặc thù, giúp doanh nghiệp ở các thị trường mới nổi cạnh tranh hiệu quả hơn ở các thị trường nước ngoài có đặc điểm tương tự. Lý thuyết thể chế cung cấp nền tảng lý luận cho giả thuyết H5 và cho khung ICRV trong luận án.</w:t>
+        <w:t xml:space="preserve">Trong văn liệu về I–P, bằng chứng meta-analytic của Marano et al. (2016), phân tích 170 nghiên cứu với 32 quốc gia giai đoạn 1972–2012, cho thấy thể chế quốc gia nguồn điều tiết đáng kể mối quan hệ quốc tế hóa, hiệu quả, với doanh nghiệp từ các nền kinh tế có thể chế yếu hơn có xu hướng thu được lợi ích thấp hơn hoặc thậm chí tổn thất từ quốc tế hóa. Cuervo-Cazurra et al. (2018) bổ sung rằng bất định thể chế ở quốc gia nguồn (home country uncertainty) không chỉ tạo ra thách thức mà còn có thể xây dựng năng lực quản lý bất định đặc thù, giúp doanh nghiệp ở các thị trường mới nổi cạnh tranh hiệu quả hơn ở các thị trường nước ngoài có đặc điểm tương tự. Lý thuyết thể chế cung cấp nền tảng lý luận cho giả thuyết H5 và cho khung ICRV trong luận án.</w:t>
       </w:r>
     </w:p>
     <w:bookmarkEnd w:id="56"/>
@@ -3969,7 +3969,7 @@
         <w:pStyle w:val="BodyText"/>
       </w:pPr>
       <w:r>
-        <w:t xml:space="preserve">Sự phân biệt giữa hai cấu trúc số có nền tảng đo lường vững chắc trong literature. Bharadwaj et al. (2013) lập luận rằng năng lực công nghệ thông tin (IT capability) và chiến lược kinh doanh số (digital business strategy) có nomological nets khác nhau, nghĩa là chúng liên hệ với các tiền tố và hệ quả khác nhau, do đó không nên gộp thành một cấu trúc. Coltman et al. (2008) cung cấp bốn tiêu chí để phân biệt cấu trúc formative với reflective, làm cơ sở phương pháp luận cho việc xây dựng TCI và DAI như hai composite formative độc lập thay vì các chỉ báo của một cấu trúc tiềm ẩn chung. Trên nền đó, luận án định vị TCI ở truyền thống năng lực công nghệ hóa công nghiệp và năng lực hấp thụ, vốn xem năng lực công nghệ là chiều sâu năng lực nội tại được tích lũy qua đầu tư và học hỏi (Cohen &amp; Levinthal, 1990; Lall, 1992), trong khi DAI phản ánh mức độ áp dụng công cụ số ở giao diện ngoại tại. Sự tách biệt khái niệm này không chỉ là tinh tế đo lường mà có hệ quả lý thuyết trực tiếp: nếu hai cấu trúc vận hành qua hai cơ chế khác nhau, thì việc gộp chúng sẽ trung bình hóa hai hiệu ứng trái chiều và che khuất chính cơ chế mà nhà nghiên cứu và nhà hoạch định chính sách cần phân biệt.</w:t>
+        <w:t xml:space="preserve">Sự phân biệt giữa hai cấu trúc số có nền tảng đo lường vững chắc trong văn liệu. Bharadwaj et al. (2013) lập luận rằng năng lực công nghệ thông tin (IT capability) và chiến lược kinh doanh số (digital business strategy) có nomological nets khác nhau, nghĩa là chúng liên hệ với các tiền tố và hệ quả khác nhau, do đó không nên gộp thành một cấu trúc. Coltman et al. (2008) cung cấp bốn tiêu chí để phân biệt cấu trúc formative với reflective, làm cơ sở phương pháp luận cho việc xây dựng TCI và DAI như hai composite formative độc lập thay vì các chỉ báo của một cấu trúc tiềm ẩn chung. Trên nền đó, luận án định vị TCI ở truyền thống năng lực công nghệ hóa công nghiệp và năng lực hấp thụ, vốn xem năng lực công nghệ là chiều sâu năng lực nội tại được tích lũy qua đầu tư và học hỏi (Cohen &amp; Levinthal, 1990; Lall, 1992), trong khi DAI phản ánh mức độ áp dụng công cụ số ở giao diện ngoại tại. Sự tách biệt khái niệm này không chỉ là tinh tế đo lường mà có hệ quả lý thuyết trực tiếp: nếu hai cấu trúc vận hành qua hai cơ chế khác nhau, thì việc gộp chúng sẽ trung bình hóa hai hiệu ứng trái chiều và che khuất chính cơ chế mà nhà nghiên cứu và nhà hoạch định chính sách cần phân biệt.</w:t>
       </w:r>
     </w:p>
     <w:p>
@@ -3998,13 +3998,13 @@
         <w:t xml:space="preserve">2.3 Tổng quan thực nghiệm</w:t>
       </w:r>
     </w:p>
-    <w:bookmarkStart w:id="60" w:name="giai-đoạn-phát-triển-của-literature-ip"/>
+    <w:bookmarkStart w:id="60" w:name="giai-đoạn-phát-triển-của-văn-liệu-ip"/>
     <w:p>
       <w:pPr>
         <w:pStyle w:val="Heading3"/>
       </w:pPr>
       <w:r>
-        <w:t xml:space="preserve">2.3.1 Giai đoạn phát triển của literature I–P</w:t>
+        <w:t xml:space="preserve">2.3.1 Giai đoạn phát triển của văn liệu I–P</w:t>
       </w:r>
     </w:p>
     <w:p>
@@ -4028,7 +4028,7 @@
         <w:pStyle w:val="BodyText"/>
       </w:pPr>
       <w:r>
-        <w:t xml:space="preserve">Giai đoạn thứ hai (từ cuối thập niên 1990 đến đầu thập niên 2000) chứng kiến sự xuất hiện của mô hình phi tuyến, thách thức giả định tuyến tính giản đơn. Hitt et al. (1997) là nghiên cứu đầu tiên kiểm định và tìm thấy bằng chứng cho quan hệ chữ U ngược (inverted-U) giữa đa dạng hóa sản phẩm quốc tế và hiệu quả, lập luận rằng lợi ích từ quốc tế hóa tăng đến một điểm tối ưu rồi suy giảm do chi phí điều phối và phức tạp tổ chức vượt qua lợi ích. Gomes và Ramaswamy (1999) cung cấp bằng chứng tương tự trong bối cảnh doanh nghiệp đa ngành. Contractor et al. (2003) và Lu và Beamish (2004) tinh chỉnh mô hình phi tuyến với đề xuất</w:t>
+        <w:t xml:space="preserve">Giai đoạn thứ hai (từ cuối thập niên 1990 đến đầu thập niên 2000) chứng kiến sự xuất hiện của mô hình phi tuyến, thách thức giả định tuyến tính giản đơn. Hitt et al. (1997) là nghiên cứu đầu tiên kiểm định và tìm thấy bằng chứng cho quan hệ chữ U ngược (chữ U ngược) giữa đa dạng hóa sản phẩm quốc tế và hiệu quả, lập luận rằng lợi ích từ quốc tế hóa tăng đến một điểm tối ưu rồi suy giảm do chi phí điều phối và phức tạp tổ chức vượt qua lợi ích. Gomes và Ramaswamy (1999) cung cấp bằng chứng tương tự trong bối cảnh doanh nghiệp đa ngành. Contractor et al. (2003) và Lu và Beamish (2004) tinh chỉnh mô hình phi tuyến với đề xuất</w:t>
       </w:r>
       <w:r>
         <w:t xml:space="preserve"> </w:t>
@@ -4054,7 +4054,7 @@
         <w:pStyle w:val="BodyText"/>
       </w:pPr>
       <w:r>
-        <w:t xml:space="preserve">Giai đoạn thứ ba (từ cuối thập niên 2000 đến hiện tại) chuyển trọng tâm sang nghiên cứu các yếu tố điều tiết (moderators), tức điều kiện bối cảnh làm thay đổi hình dạng, cường độ, hoặc dấu của mối quan hệ I–P. Các moderator được nghiên cứu bao gồm đặc điểm quốc gia nguồn (Marano et al., 2016), đặc điểm ngành (Kirca et al., 2012), năng lực lãnh đạo cấp cao (Hsu et al., 2013), và năng lực kỹ thuật số (Bhandari et al., 2023; Wu et al., 2022). Sự chuyển dịch này phản ánh nhận thức ngày càng sâu sắc rằng không có quan hệ I–P phổ quát, kết quả quốc tế hóa phụ thuộc vào điều kiện cụ thể của doanh nghiệp, ngành và quốc gia (Arte &amp; Larimo, 2022).</w:t>
+        <w:t xml:space="preserve">Giai đoạn thứ ba (từ cuối thập niên 2000 đến hiện tại) chuyển trọng tâm sang nghiên cứu các yếu tố điều tiết (các biến điều tiết), tức điều kiện bối cảnh làm thay đổi hình dạng, cường độ, hoặc dấu của mối quan hệ I–P. Các biến điều tiết được nghiên cứu bao gồm đặc điểm quốc gia nguồn (Marano et al., 2016), đặc điểm ngành (Kirca et al., 2012), năng lực lãnh đạo cấp cao (Hsu et al., 2013), và năng lực kỹ thuật số (Bhandari et al., 2023; Wu et al., 2022). Sự chuyển dịch này phản ánh nhận thức ngày càng sâu sắc rằng không có quan hệ I–P phổ quát, kết quả quốc tế hóa phụ thuộc vào điều kiện cụ thể của doanh nghiệp, ngành và quốc gia (Arte &amp; Larimo, 2022).</w:t>
       </w:r>
     </w:p>
     <w:bookmarkEnd w:id="60"/>
@@ -4080,7 +4080,7 @@
         <w:pStyle w:val="BodyText"/>
       </w:pPr>
       <w:r>
-        <w:t xml:space="preserve">Bausch và Krist (2007) phân tích 65 nghiên cứu và tìm thấy tác động tổng hợp dương nhưng nhỏ (r ≈ 0,10), đồng thời xác nhận rằng mức độ dị biệt (heterogeneity) giữa các nghiên cứu rất cao với I² &gt; 80%, hàm ý rằng các moderator là nguồn giải thích chủ yếu cho sự khác biệt. Kirca et al. (2012) mở rộng pool lên 154 mẫu và tìm thấy tác động tổng hợp tương tự, đồng thời xác nhận vai trò của bối cảnh quốc gia và ngành. Marano et al. (2016), nghiên cứu meta-analytic toàn diện nhất trong literature với 170 nghiên cứu và 32 quốc gia, tìm thấy r ≈ 0,07–0,13 và chứng minh rằng thể chế quốc gia nguồn là moderator quan trọng nhất trong tất cả các biến bối cảnh được kiểm định. Wu et al. (2022) cập nhật với pool 218 effect sizes tập trung vào các emerging market multinationals (EMNEs) và tìm thấy mô hình moderator tương tự. Tại hội nghị ICBEF 2024, kết quả sơ bộ từ pool nghiên cứu về châu Á với k = 113 nghiên cứu cho thấy r = 0,07, nhất quán với các meta-analyses toàn cầu nhưng cụ thể hơn về bối cảnh châu Á. Luận án này mở rộng pool đó thông qua Nghiên cứu P6, một meta-analysis ba tầng (three-level MARA) với k = 238 nghiên cứu và K = 288 effect sizes từ châu Á và Thái Bình Dương, ước lượng r̄ = 0,074 [KTC 95%: 0,060; 0,088], I² = 62,4%, Q_M(ICRV) = 17,35 (df = 4, p = ,002). Kết quả này xác nhận tác động tổng hợp dương nhỏ nhưng bền vững, đồng thời chứng minh rằng gradient ICRV, turning point giảm dần khi chuyển từ thể chế yếu sang thể chế mạnh, là moderator thực chất của mối quan hệ I–P trong bối cảnh châu Á (nghiên cứu thành phần P6).</w:t>
+        <w:t xml:space="preserve">Bausch và Krist (2007) phân tích 65 nghiên cứu và tìm thấy tác động tổng hợp dương nhưng nhỏ (r ≈ 0,10), đồng thời xác nhận rằng mức độ dị biệt (heterogeneity) giữa các nghiên cứu rất cao với I² &gt; 80%, hàm ý rằng các biến điều tiết là nguồn giải thích chủ yếu cho sự khác biệt. Kirca et al. (2012) mở rộng pool lên 154 mẫu và tìm thấy tác động tổng hợp tương tự, đồng thời xác nhận vai trò của bối cảnh quốc gia và ngành. Marano et al. (2016), nghiên cứu meta-analytic toàn diện nhất trong văn liệu với 170 nghiên cứu và 32 quốc gia, tìm thấy r ≈ 0,07–0,13 và chứng minh rằng thể chế quốc gia nguồn là biến điều tiết quan trọng nhất trong tất cả các biến bối cảnh được kiểm định. Wu et al. (2022) cập nhật với pool 218 effect sizes tập trung vào các emerging market multinationals (EMNEs) và tìm thấy mô hình biến điều tiết tương tự. Tại hội nghị ICBEF 2024, kết quả sơ bộ từ pool nghiên cứu về châu Á với k = 113 nghiên cứu cho thấy r = 0,07, nhất quán với các meta-analyses toàn cầu nhưng cụ thể hơn về bối cảnh châu Á. Luận án này mở rộng pool đó thông qua Nghiên cứu P6, một meta-analysis ba tầng (three-level MARA) với k = 238 nghiên cứu và K = 288 effect sizes từ châu Á và Thái Bình Dương, ước lượng r̄ = 0,074 [KTC 95%: 0,060; 0,088], I² = 62,4%, Q_M(ICRV) = 17,35 (df = 4, p = ,002). Kết quả này xác nhận tác động tổng hợp dương nhỏ nhưng bền vững, đồng thời chứng minh rằng gradient ICRV, điểm uốn giảm dần khi chuyển từ thể chế yếu sang thể chế mạnh, là biến điều tiết thực chất của mối quan hệ I–P trong bối cảnh châu Á (nghiên cứu thành phần P6).</w:t>
       </w:r>
     </w:p>
     <w:p>
@@ -4088,7 +4088,7 @@
         <w:pStyle w:val="BodyText"/>
       </w:pPr>
       <w:r>
-        <w:t xml:space="preserve">Nhìn chung, bằng chứng meta-analytic cho thấy ba kết luận quan trọng: tác động tổng hợp của quốc tế hóa lên hiệu quả là dương nhưng khiêm tốn; mức dị biệt cực kỳ cao; và các moderator bối cảnh, đặc biệt là thể chế quốc gia, năng lực doanh nghiệp, và đặc điểm ngành, là những nguồn giải thích chính cho sự khác biệt giữa các nghiên cứu. Đây là luận điểm cơ bản biện hộ cho sự cần thiết của một khung giải thích đa tầng.</w:t>
+        <w:t xml:space="preserve">Nhìn chung, bằng chứng meta-analytic cho thấy ba kết luận quan trọng: tác động tổng hợp của quốc tế hóa lên hiệu quả là dương nhưng khiêm tốn; mức dị biệt cực kỳ cao; và các biến điều tiết bối cảnh, đặc biệt là thể chế quốc gia, năng lực doanh nghiệp, và đặc điểm ngành, là những nguồn giải thích chính cho sự khác biệt giữa các nghiên cứu. Đây là luận điểm cơ bản biện hộ cho sự cần thiết của một khung giải thích đa tầng.</w:t>
       </w:r>
     </w:p>
     <w:bookmarkEnd w:id="61"/>
@@ -4106,7 +4106,7 @@
         <w:pStyle w:val="FirstParagraph"/>
       </w:pPr>
       <w:r>
-        <w:t xml:space="preserve">Châu Á là bối cảnh đặc biệt quan trọng và đặc thù trong literature I–P vì nhiều lý do. Thứ nhất, sự đa dạng thể chế trong khu vực là ngoại lệ không có ở bất kỳ khu vực nào khác trên thế giới: từ Singapore với chất lượng quản trị đứng hàng đầu thế giới đến Afghanistan với chất lượng quản trị cực kỳ yếu, từ Nhật Bản với nền kinh tế phát triển hoàn thiện đến các SIDS với quy mô siêu nhỏ và hạ tầng thể chế còn sơ khai (Khanna &amp; Palepu, 2010; Peng, 2003). Thứ hai, tốc độ chuyển đổi số và hội nhập quốc tế rất không đồng đều giữa các quốc gia trong khu vực, tạo ra</w:t>
+        <w:t xml:space="preserve">Châu Á là bối cảnh đặc biệt quan trọng và đặc thù trong văn liệu I–P vì nhiều lý do. Thứ nhất, sự đa dạng thể chế trong khu vực là ngoại lệ không có ở bất kỳ khu vực nào khác trên thế giới: từ Singapore với chất lượng quản trị đứng hàng đầu thế giới đến Afghanistan với chất lượng quản trị cực kỳ yếu, từ Nhật Bản với nền kinh tế phát triển hoàn thiện đến các SIDS với quy mô siêu nhỏ và hạ tầng thể chế còn sơ khai (Khanna &amp; Palepu, 2010; Peng, 2003). Thứ hai, tốc độ chuyển đổi số và hội nhập quốc tế rất không đồng đều giữa các quốc gia trong khu vực, tạo ra</w:t>
       </w:r>
       <w:r>
         <w:t xml:space="preserve"> </w:t>
@@ -4150,7 +4150,7 @@
         <w:t xml:space="preserve"> </w:t>
       </w:r>
       <w:r>
-        <w:t xml:space="preserve">(digital shield effect). Nghiên cứu thành phần P2 kiểm định cụ thể với dữ liệu doanh nghiệp Trung Quốc và tìm thấy cấu trúc cubic inverted-U với ngưỡng FSTS tối ưu khoảng 47,8%, tức điểm turning point khá thấp so với các nền kinh tế tiên tiến. Luận án kế thừa và mở rộng các kết quả này trên pool đầy đủ 49 nền kinh tế (bao gồm 7 nền kinh tế đảo nhỏ Thái Bình Dương (mẫu chính; 9 nền khi mở rộng robustness)).</w:t>
+        <w:t xml:space="preserve">(digital shield effect). Nghiên cứu thành phần P2 kiểm định cụ thể với dữ liệu doanh nghiệp Trung Quốc và tìm thấy cấu trúc cubic chữ U ngược với ngưỡng FSTS tối ưu khoảng 47,8%, tức điểm điểm uốn khá thấp so với các nền kinh tế tiên tiến. Luận án kế thừa và mở rộng các kết quả này trên pool đầy đủ 49 nền kinh tế (bao gồm 7 nền kinh tế đảo nhỏ Thái Bình Dương (mẫu chính; 9 nền khi mở rộng độ vững)).</w:t>
       </w:r>
     </w:p>
     <w:p>
@@ -4158,7 +4158,7 @@
         <w:pStyle w:val="BodyText"/>
       </w:pPr>
       <w:r>
-        <w:t xml:space="preserve">Phần lớn các nghiên cứu về I–P trong bối cảnh châu Á tập trung vào Nhật Bản, Hàn Quốc, Đài Loan, và Trung Quốc, trong khi các nền kinh tế chuyển đổi như Việt Nam, Campuchia, Bangladesh, và đặc biệt là các SIDS, về cơ bản thiếu vắng trong literature. Sự thiếu đại diện này tạo ra khoảng trống nghiêm trọng trong khả năng khái quát hóa lý thuyết, vì các nền kinh tế frontier và SIDS có thể là địa điểm quan trọng để kiểm định điều kiện biên (boundary conditions) của các lý thuyết về I–P.</w:t>
+        <w:t xml:space="preserve">Phần lớn các nghiên cứu về I–P trong bối cảnh châu Á tập trung vào Nhật Bản, Hàn Quốc, Đài Loan, và Trung Quốc, trong khi các nền kinh tế chuyển đổi như Việt Nam, Campuchia, Bangladesh, và đặc biệt là các SIDS, về cơ bản thiếu vắng trong văn liệu. Sự thiếu đại diện này tạo ra khoảng trống nghiêm trọng trong khả năng khái quát hóa lý thuyết, vì các nền kinh tế frontier và SIDS có thể là địa điểm quan trọng để kiểm định điều kiện biên (boundary conditions) của các lý thuyết về I–P.</w:t>
       </w:r>
     </w:p>
     <w:bookmarkEnd w:id="62"/>
@@ -4313,7 +4313,7 @@
         <w:t xml:space="preserve"> </w:t>
       </w:r>
       <w:r>
-        <w:t xml:space="preserve">Các meta-analyses nhất quán cho thấy I² &gt; 80%, tức hơn 80% biến thiên trong effect size không được giải thích bởi sai số ngẫu nhiên mà bởi sự khác biệt có hệ thống giữa các bối cảnh (Bausch &amp; Krist, 2007; Marano et al., 2016). Tuy nhiên, hầu hết các nghiên cứu thực nghiệm hiện tại chỉ kiểm định một hoặc hai moderator từ một lý thuyết đơn lẻ, không có khả năng giải thích đồng thời heterogeneity do bối cảnh thể chế, năng lực doanh nghiệp, và đặc điểm lãnh đạo tạo ra. Không có lý thuyết đơn lẻ nào, dù là Uppsala, RBV, Institutional Theory, hay Upper Echelons Theory, đủ để giải thích đầy đủ sự phức tạp của I–P relationship trong bối cảnh đa quốc gia đa dạng như châu Á. Khoảng trống này đòi hỏi một khung tích hợp đa tầng, trong đó các lý thuyết bổ sung cho nhau thay vì cạnh tranh nhau.</w:t>
+        <w:t xml:space="preserve">Các meta-analyses nhất quán cho thấy I² &gt; 80%, tức hơn 80% biến thiên trong effect size không được giải thích bởi sai số ngẫu nhiên mà bởi sự khác biệt có hệ thống giữa các bối cảnh (Bausch &amp; Krist, 2007; Marano et al., 2016). Tuy nhiên, hầu hết các nghiên cứu thực nghiệm hiện tại chỉ kiểm định một hoặc hai biến điều tiết từ một lý thuyết đơn lẻ, không có khả năng giải thích đồng thời heterogeneity do bối cảnh thể chế, năng lực doanh nghiệp, và đặc điểm lãnh đạo tạo ra. Không có lý thuyết đơn lẻ nào, dù là Uppsala, RBV, Institutional Theory, hay Upper Echelons Theory, đủ để giải thích đầy đủ sự phức tạp của I–P relationship trong bối cảnh đa quốc gia đa dạng như châu Á. Khoảng trống này đòi hỏi một khung tích hợp đa tầng, trong đó các lý thuyết bổ sung cho nhau thay vì cạnh tranh nhau.</w:t>
       </w:r>
     </w:p>
     <w:p>
@@ -4325,7 +4325,7 @@
           <w:bCs/>
           <w:b/>
         </w:rPr>
-        <w:t xml:space="preserve">Khoảng trống thứ hai: Sự đồng nhất không hợp lý giữa TCI và DAI trong phần lớn literature trước.</w:t>
+        <w:t xml:space="preserve">Khoảng trống thứ hai: Sự đồng nhất không hợp lý giữa TCI và DAI trong phần lớn văn liệu trước.</w:t>
       </w:r>
       <w:r>
         <w:t xml:space="preserve"> </w:t>
@@ -4349,7 +4349,7 @@
         <w:t xml:space="preserve"> </w:t>
       </w:r>
       <w:r>
-        <w:t xml:space="preserve">Mặc dù châu Á là khu vực kinh tế năng động và đa dạng nhất thế giới, literature về I–P vẫn thiếu bằng chứng đa quốc gia bao quát đủ rộng để kiểm định khả năng tổng quát hóa của các lý thuyết. Pool 17 nước của nghiên cứu thành phần P1 là baseline lớn nhất hiện có trong literature về châu Á, nhưng vẫn chưa bao gồm các nền kinh tế frontier và SIDS, những địa điểm cực kỳ quan trọng để kiểm định boundary conditions. Thiếu vắng các bằng chứng này khiến cho các lý thuyết về I–P, vốn được xây dựng chủ yếu trên dữ liệu từ Nhật Bản, Hàn Quốc, và các nền kinh tế tiên tiến, có nguy cơ bị áp dụng sai trong bối cảnh các nền kinh tế đang phát triển và chuyển đổi ở châu Á.</w:t>
+        <w:t xml:space="preserve">Mặc dù châu Á là khu vực kinh tế năng động và đa dạng nhất thế giới, văn liệu về I–P vẫn thiếu bằng chứng đa quốc gia bao quát đủ rộng để kiểm định khả năng tổng quát hóa của các lý thuyết. Pool 17 nước của nghiên cứu thành phần P1 là baseline lớn nhất hiện có trong văn liệu về châu Á, nhưng vẫn chưa bao gồm các nền kinh tế frontier và SIDS, những địa điểm cực kỳ quan trọng để kiểm định boundary conditions. Thiếu vắng các bằng chứng này khiến cho các lý thuyết về I–P, vốn được xây dựng chủ yếu trên dữ liệu từ Nhật Bản, Hàn Quốc, và các nền kinh tế tiên tiến, có nguy cơ bị áp dụng sai trong bối cảnh các nền kinh tế đang phát triển và chuyển đổi ở châu Á.</w:t>
       </w:r>
     </w:p>
     <w:p>
@@ -4375,7 +4375,7 @@
         <w:t xml:space="preserve"> </w:t>
       </w:r>
       <w:r>
-        <w:t xml:space="preserve">Khoảng trống thứ nhất và thứ ba hội tụ vào một câu hỏi kiểm định trực tiếp: liệu CDCM có thể giải thích đồng thời heterogeneity I–P khi kiểm soát đầy đủ cả ba tầng trong một mô hình tích hợp ở quy mô đủ rộng để bao phủ toàn bộ gradient ICRV không? Literature hiện tại chưa có bằng chứng kiểm định đồng thời năm moderator chính (TCI, DAI, kinh nghiệm quản trị, giới tính nhà quản trị, ICRV) trong một mô hình hồi quy đơn lẻ trên dữ liệu đa quốc gia quy mô lớn. Nghiên cứu thành phần P7 lấp đầy khoảng trống này bằng dữ liệu WBES từ 49 nền kinh tế (mẫu phân tích 91.982 doanh nghiệp; N hồi quy mô hình đầy đủ = 84.910 sau loại bỏ listwise các biến điều tiết, 102 country-year waves), bao phủ toàn bộ gradient ICRV từ nhóm tiên tiến đến SIDS, kiểm định đồng thời H1–H6 với country-year fixed effects. Kết quả turning point trung bình ~36% FSTS tại P7, thấp hơn P3 Vietnam (~40%) và P5 Trung Quốc (~49%), xác nhận ICRV điều tiết vị trí turning point theo gradient dự đoán lý thuyết, đóng góp bằng chứng kiểm định tích hợp đầu tiên cho CDCM ở cấp độ liên quốc gia quy mô lớn.</w:t>
+        <w:t xml:space="preserve">Khoảng trống thứ nhất và thứ ba hội tụ vào một câu hỏi kiểm định trực tiếp: liệu CDCM có thể giải thích đồng thời heterogeneity I–P khi kiểm soát đầy đủ cả ba tầng trong một mô hình tích hợp ở quy mô đủ rộng để bao phủ toàn bộ gradient ICRV không? Văn liệu hiện tại chưa có bằng chứng kiểm định đồng thời năm biến điều tiết chính (TCI, DAI, kinh nghiệm quản trị, giới tính nhà quản trị, ICRV) trong một mô hình hồi quy đơn lẻ trên dữ liệu đa quốc gia quy mô lớn. Nghiên cứu thành phần P7 lấp đầy khoảng trống này bằng dữ liệu WBES từ 49 nền kinh tế (mẫu phân tích 91.982 doanh nghiệp; N hồi quy mô hình đầy đủ = 79.080 sau loại bỏ listwise các biến điều tiết, 103 country-year waves), bao phủ toàn bộ gradient ICRV từ nhóm tiên tiến đến SIDS, kiểm định đồng thời H1–H6 với country-year fixed effects. Kết quả điểm uốn trung bình ~36% FSTS tại P7, thấp hơn P3 Vietnam (~40%) và P5 Trung Quốc (~49%), xác nhận ICRV điều tiết vị trí điểm uốn theo gradient dự đoán lý thuyết, đóng góp bằng chứng kiểm định tích hợp đầu tiên cho CDCM ở cấp độ liên quốc gia quy mô lớn.</w:t>
       </w:r>
     </w:p>
     <w:p>
@@ -4393,7 +4393,7 @@
         <w:t xml:space="preserve"> </w:t>
       </w:r>
       <w:r>
-        <w:t xml:space="preserve">Khoảng trống thứ ba không chỉ đòi hỏi mở rộng phạm vi địa lý mà còn đòi hỏi kiểm định điều kiện biên lý thuyết cực trị: liệu có tồn tại bối cảnh nơi inverted-U hoàn toàn sụp đổ thành quan hệ âm đơn điệu? Không có nghiên cứu nào trong literature I–P hiện tại kiểm định</w:t>
+        <w:t xml:space="preserve">Khoảng trống thứ ba không chỉ đòi hỏi mở rộng phạm vi địa lý mà còn đòi hỏi kiểm định điều kiện biên lý thuyết cực trị: liệu có tồn tại bối cảnh nơi chữ U ngược hoàn toàn sụp đổ thành quan hệ âm đơn điệu? Không có nghiên cứu nào trong văn liệu I–P hiện tại kiểm định</w:t>
       </w:r>
       <w:r>
         <w:t xml:space="preserve"> </w:t>
@@ -4411,7 +4411,7 @@
         <w:t xml:space="preserve"> </w:t>
       </w:r>
       <w:r>
-        <w:t xml:space="preserve">(FIP), bối cảnh mà quốc tế hóa là gánh nặng sinh tồn, không phải lựa chọn chiến lược dựa trên lợi thế cạnh tranh. Nghiên cứu thành phần P8, Nghiên cứu P8, kiểm định H1b bằng dữ liệu WBES từ các nền kinh tế SIDS (Fiji, Papua New Guinea, Solomon Islands, Tonga, Vanuatu, Samoa, Kiribati), nơi ba điều kiện cấu trúc cơ bản của inverted-U đồng thời bị vi phạm: thị trường nội địa cực nhỏ, chi phí logistics cao bất thường, và hỗ trợ thể chế cho xuất khẩu gần như không tồn tại. Kết quả P8 xác định boundary condition cực trị của CDCM: điểm nơi lý thuyết đường cong chữ U ngược không còn ứng dụng được.</w:t>
+        <w:t xml:space="preserve">(FIP), bối cảnh mà quốc tế hóa là gánh nặng sinh tồn, không phải lựa chọn chiến lược dựa trên lợi thế cạnh tranh. Nghiên cứu thành phần P8, Nghiên cứu P8, kiểm định H1b bằng dữ liệu WBES từ các nền kinh tế SIDS (Fiji, Papua New Guinea, Solomon Islands, Tonga, Vanuatu, Samoa, Kiribati), nơi ba điều kiện cấu trúc cơ bản của chữ U ngược đồng thời bị vi phạm: thị trường nội địa cực nhỏ, chi phí logistics cao bất thường, và hỗ trợ thể chế cho xuất khẩu gần như không tồn tại. Kết quả P8 xác định boundary condition cực trị của CDCM: điểm nơi lý thuyết đường cong chữ U ngược không còn ứng dụng được.</w:t>
       </w:r>
     </w:p>
     <w:p>
@@ -4461,7 +4461,7 @@
         <w:pStyle w:val="BodyText"/>
       </w:pPr>
       <w:r>
-        <w:t xml:space="preserve">Tầng tổ chức, năng lực doanh nghiệp, bao gồm TCI và DAI như hai moderator độc lập với cơ chế tác động khác nhau. TCI đóng vai trò như một</w:t>
+        <w:t xml:space="preserve">Tầng tổ chức, năng lực doanh nghiệp, bao gồm TCI và DAI như hai biến điều tiết độc lập với cơ chế tác động khác nhau. TCI đóng vai trò như một</w:t>
       </w:r>
       <w:r>
         <w:t xml:space="preserve"> </w:t>
@@ -4497,7 +4497,7 @@
         <w:t xml:space="preserve"> </w:t>
       </w:r>
       <w:r>
-        <w:t xml:space="preserve">(digital coordination buffer): ở mức FSTS cao, DAI giúp giảm chi phí điều phối xuyên biên giới, làm chuyển dịch điểm turning point sang phải và kéo dài giai đoạn lợi ích dương của quan hệ I–P.</w:t>
+        <w:t xml:space="preserve">(digital coordination buffer): ở mức FSTS cao, DAI giúp giảm chi phí điều phối xuyên biên giới, làm chuyển dịch điểm điểm uốn sang phải và kéo dài giai đoạn lợi ích dương của quan hệ I–P.</w:t>
       </w:r>
     </w:p>
     <w:p>
@@ -4505,7 +4505,7 @@
         <w:pStyle w:val="BodyText"/>
       </w:pPr>
       <w:r>
-        <w:t xml:space="preserve">Tầng cá nhân, đặc điểm nhà quản trị cấp cao, bao gồm kinh nghiệm quản trị và giới tính nhà quản trị như các moderator vi mô. Kinh nghiệm quốc tế của nhà quản trị giảm chi phí nhận thức của liability of foreignness; sự hiện diện của quản trị viên nữ tăng cường đa dạng nhận thức và thận trọng trong quản trị rủi ro quốc tế.</w:t>
+        <w:t xml:space="preserve">Tầng cá nhân, đặc điểm nhà quản trị cấp cao, bao gồm kinh nghiệm quản trị và giới tính nhà quản trị như các biến điều tiết vi mô. Kinh nghiệm quốc tế của nhà quản trị giảm chi phí nhận thức của liability of foreignness; sự hiện diện của quản trị viên nữ tăng cường đa dạng nhận thức và thận trọng trong quản trị rủi ro quốc tế.</w:t>
       </w:r>
     </w:p>
     <w:p>
@@ -4513,7 +4513,7 @@
         <w:pStyle w:val="BodyText"/>
       </w:pPr>
       <w:r>
-        <w:t xml:space="preserve">Ngoài các cơ chế điều tiết, mô hình còn bao gồm một yếu tố động thái quan trọng: hình dạng phi tuyến của quan hệ I–P (turning point của inverted-U) không cố định theo thời gian mà có thể thay đổi khi bối cảnh thể chế và năng lực doanh nghiệp thay đổi theo chiều dọc, đặc biệt rõ rệt ở các nền kinh tế chuyển đổi nhanh như Trung Quốc.</w:t>
+        <w:t xml:space="preserve">Ngoài các cơ chế điều tiết, mô hình còn bao gồm một yếu tố động thái quan trọng: hình dạng phi tuyến của quan hệ I–P (điểm uốn của chữ U ngược) không cố định theo thời gian mà có thể thay đổi khi bối cảnh thể chế và năng lực doanh nghiệp thay đổi theo chiều dọc, đặc biệt rõ rệt ở các nền kinh tế chuyển đổi nhanh như Trung Quốc.</w:t>
       </w:r>
     </w:p>
     <w:p>
@@ -4624,7 +4624,7 @@
         <w:pStyle w:val="FirstParagraph"/>
       </w:pPr>
       <w:r>
-        <w:t xml:space="preserve">Trên cơ sở lý thuyết từ Uppsala về chi phí thâm nhập giai đoạn đầu, RBV về lợi thế cạnh tranh tích lũy ở giai đoạn trung, và lý thuyết chi phí giao dịch về sự phức tạp điều phối ở giai đoạn mở rộng quá mức, giả thuyết H1 được phát biểu như sau. Quan hệ giữa mức độ quốc tế hóa và hiệu quả hoạt động của các doanh nghiệp ở các quốc gia châu Á có dạng phi tuyến chữ U ngược, với một điểm turning point tối ưu trước khi chi phí điều phối và bất định vượt qua lợi ích từ mở rộng thị trường quốc tế. Cơ sở lý thuyết trực tiếp bao gồm mô hình S-curve của Lu và Beamish (2004), lý thuyết ba giai đoạn của Contractor et al. (2003), và bằng chứng inverted-U ban đầu của Hitt et al. (1997).</w:t>
+        <w:t xml:space="preserve">Trên cơ sở lý thuyết từ Uppsala về chi phí thâm nhập giai đoạn đầu, RBV về lợi thế cạnh tranh tích lũy ở giai đoạn trung, và lý thuyết chi phí giao dịch về sự phức tạp điều phối ở giai đoạn mở rộng quá mức, giả thuyết H1 được phát biểu như sau. Quan hệ giữa mức độ quốc tế hóa và hiệu quả hoạt động của các doanh nghiệp ở các quốc gia châu Á có dạng phi tuyến chữ U ngược, với một điểm điểm uốn tối ưu trước khi chi phí điều phối và bất định vượt qua lợi ích từ mở rộng thị trường quốc tế. Cơ sở lý thuyết trực tiếp bao gồm mô hình S-curve của Lu và Beamish (2004), lý thuyết ba giai đoạn của Contractor et al. (2003), và bằng chứng chữ U ngược ban đầu của Hitt et al. (1997).</w:t>
       </w:r>
     </w:p>
     <w:bookmarkEnd w:id="71"/>
@@ -4684,7 +4684,7 @@
         <w:t xml:space="preserve">âm đơn điệu</w:t>
       </w:r>
       <w:r>
-        <w:t xml:space="preserve">, không có điểm turning point trong phạm vi dữ liệu, phản ánh gánh nặng quốc tế hóa bắt buộc (Forced Internationalization Penalty, FIP) nơi doanh nghiệp xuất khẩu để sinh tồn chứ không phải để khai thác lợi thế cạnh tranh. Cơ sở lý thuyết bao gồm Institutional Theory (North, 1990), lý thuyết chi phí giao dịch (Williamson, 1985), Khanna và Palepu (2010) về institutional voids, và Lall (2004) về SIDS structural constraints.</w:t>
+        <w:t xml:space="preserve">, không có điểm điểm uốn trong phạm vi dữ liệu, phản ánh gánh nặng quốc tế hóa bắt buộc (Forced Internationalization Penalty, FIP) nơi doanh nghiệp xuất khẩu để sinh tồn chứ không phải để khai thác lợi thế cạnh tranh. Cơ sở lý thuyết bao gồm Institutional Theory (North, 1990), lý thuyết chi phí giao dịch (Williamson, 1985), Khanna và Palepu (2010) về institutional voids, và Lall (2004) về SIDS structural constraints.</w:t>
       </w:r>
     </w:p>
     <w:bookmarkEnd w:id="72"/>
@@ -4702,7 +4702,7 @@
         <w:pStyle w:val="FirstParagraph"/>
       </w:pPr>
       <w:r>
-        <w:t xml:space="preserve">Dựa trên RBV (Barney, 1991) và lý thuyết năng lực động (Teece et al., 1997), năng lực công nghệ là một nguồn lực VRIN giúp doanh nghiệp khai thác lợi ích từ quốc tế hóa hiệu quả hơn. Giả thuyết H2 được phát biểu như sau. Năng lực công nghệ (TCI) làm gia tăng tác động tích cực của quốc tế hóa lên hiệu quả hoạt động của doanh nghiệp, bằng cách nâng mặt bằng hiệu quả tổng thể và làm giảm chi phí học hỏi thị trường quốc tế, do đó làm dịch chuyển đường quan hệ I–P lên cao hơn và có thể điều chỉnh vị trí của điểm turning point. Cơ sở lý thuyết bao gồm Barney (1991), Teece et al. (1997), và Bhandari et al. (2023).</w:t>
+        <w:t xml:space="preserve">Dựa trên RBV (Barney, 1991) và lý thuyết năng lực động (Teece et al., 1997), năng lực công nghệ là một nguồn lực VRIN giúp doanh nghiệp khai thác lợi ích từ quốc tế hóa hiệu quả hơn. Giả thuyết H2 được phát biểu như sau. Năng lực công nghệ (TCI) làm gia tăng tác động tích cực của quốc tế hóa lên hiệu quả hoạt động của doanh nghiệp, bằng cách nâng mặt bằng hiệu quả tổng thể và làm giảm chi phí học hỏi thị trường quốc tế, do đó làm dịch chuyển đường quan hệ I–P lên cao hơn và có thể điều chỉnh vị trí của điểm điểm uốn. Cơ sở lý thuyết bao gồm Barney (1991), Teece et al. (1997), và Bhandari et al. (2023).</w:t>
       </w:r>
     </w:p>
     <w:bookmarkEnd w:id="73"/>
@@ -4792,7 +4792,7 @@
         <w:pStyle w:val="FirstParagraph"/>
       </w:pPr>
       <w:r>
-        <w:t xml:space="preserve">Dựa trên quan sát về tốc độ chuyển đổi số và thay đổi thể chế rất nhanh ở một số nền kinh tế châu Á, đặc biệt Trung Quốc, quan hệ I–P không nhất thiết ổn định theo thời gian. Giả thuyết H6 được phát biểu như sau. Hình dạng phi tuyến của quan hệ I–P, cụ thể là vị trí của điểm turning point và độ cong của đường quan hệ, thay đổi theo thời gian trong các nền kinh tế chuyển đổi nhanh, phản ánh sự phát triển của năng lực doanh nghiệp và cải thiện điều kiện thể chế qua các giai đoạn. Cơ sở lý thuyết bao gồm Wu et al. (2022), Xiao et al. (2013), và Banalieva và Dhanaraj (2019). Bằng chứng từ nghiên cứu thành phần P2 về sự ổn định tương đối của turning point Trung Quốc giữa 2012 và 2024 (Paternoster z = +0,82, p = .412, không bác bỏ bằng nhau) cung cấp cơ sở thực nghiệm bổ sung cho việc kiểm định H6 ở cấp độ luận án.</w:t>
+        <w:t xml:space="preserve">Dựa trên quan sát về tốc độ chuyển đổi số và thay đổi thể chế rất nhanh ở một số nền kinh tế châu Á, đặc biệt Trung Quốc, quan hệ I–P không nhất thiết ổn định theo thời gian. Giả thuyết H6 được phát biểu như sau. Hình dạng phi tuyến của quan hệ I–P, cụ thể là vị trí của điểm điểm uốn và độ cong của đường quan hệ, thay đổi theo thời gian trong các nền kinh tế chuyển đổi nhanh, phản ánh sự phát triển của năng lực doanh nghiệp và cải thiện điều kiện thể chế qua các giai đoạn. Cơ sở lý thuyết bao gồm Wu et al. (2022), Xiao et al. (2013), và Banalieva và Dhanaraj (2019). Bằng chứng từ nghiên cứu thành phần P2 về sự ổn định tương đối của điểm uốn Trung Quốc giữa 2012 và 2024 (Paternoster z = +0,82, p = .412, không bác bỏ bằng nhau) cung cấp cơ sở thực nghiệm bổ sung cho việc kiểm định H6 ở cấp độ luận án.</w:t>
       </w:r>
     </w:p>
     <w:p>
@@ -5303,7 +5303,7 @@
         <w:pStyle w:val="BodyText"/>
       </w:pPr>
       <w:r>
-        <w:t xml:space="preserve">Tổng quan thực nghiệm cho thấy literature I–P đã phát triển qua ba giai đoạn, từ tuyến tính dương đến phi tuyến đến tập trung vào moderators; các meta-analyses nhất quán cho thấy tác động tổng hợp là dương nhưng nhỏ với I² &gt; 80%, đòi hỏi cách tiếp cận moderator-centric; và bối cảnh châu Á, đặc biệt là các nền kinh tế frontier và SIDS, đang thiếu đại diện nghiêm trọng trong literature.</w:t>
+        <w:t xml:space="preserve">Tổng quan thực nghiệm cho thấy văn liệu I–P đã phát triển qua ba giai đoạn, từ tuyến tính dương đến phi tuyến đến tập trung vào các biến điều tiết; các meta-analyses nhất quán cho thấy tác động tổng hợp là dương nhưng nhỏ với I² &gt; 80%, đòi hỏi cách tiếp cận biến điều tiết-centric; và bối cảnh châu Á, đặc biệt là các nền kinh tế frontier và SIDS, đang thiếu đại diện nghiêm trọng trong văn liệu.</w:t>
       </w:r>
     </w:p>
     <w:p>
@@ -5377,7 +5377,7 @@
         <w:t xml:space="preserve"> </w:t>
       </w:r>
       <w:r>
-        <w:t xml:space="preserve">gồm hai phase bổ sung cho nhau. Phase thứ nhất là meta-analysis tổng hợp literature để trả lời RQ1, còn phase thứ hai là phân tích thực nghiệm doanh nghiệp đa quốc gia để trả lời RQ2–RQ4. Hai phase đối thoại hai chiều: meta cung cấp baseline và gợi ý moderator cần kiểm định, còn empirical cung cấp bằng chứng bổ sung cho meta về bối cảnh châu Á và Pacific.</w:t>
+        <w:t xml:space="preserve">gồm hai phase bổ sung cho nhau. Phase thứ nhất là meta-analysis tổng hợp văn liệu để trả lời RQ1, còn phase thứ hai là phân tích thực nghiệm doanh nghiệp đa quốc gia để trả lời RQ2–RQ4. Hai phase đối thoại hai chiều: meta cung cấp baseline và gợi ý biến điều tiết cần kiểm định, còn empirical cung cấp bằng chứng bổ sung cho meta về bối cảnh châu Á và Pacific.</w:t>
       </w:r>
     </w:p>
     <w:p>
@@ -5585,10 +5585,10 @@
           <w:bCs/>
           <w:b/>
         </w:rPr>
-        <w:t xml:space="preserve">Mở rộng moderator coverage</w:t>
-      </w:r>
-      <w:r>
-        <w:t xml:space="preserve">: thêm cụm moderator về digital capability và 6 sub-regime ICRV, chưa được xem xét đầy đủ trong các meta-analyses trước.</w:t>
+        <w:t xml:space="preserve">Mở rộng biến điều tiết coverage</w:t>
+      </w:r>
+      <w:r>
+        <w:t xml:space="preserve">: thêm cụm biến điều tiết về digital capability và 6 sub-regime ICRV, chưa được xem xét đầy đủ trong các meta-analyses trước.</w:t>
       </w:r>
     </w:p>
     <w:p>
@@ -5659,7 +5659,7 @@
         <w:pStyle w:val="FirstParagraph"/>
       </w:pPr>
       <w:r>
-        <w:t xml:space="preserve">Identification → Screening → Eligibility → Inclusion theo hướng dẫn PRISMA 2020 (Page et al., 2021). Inclusion criteria: nghiên cứu thực nghiệm ở cấp doanh nghiệp, có đo lường internationalization và firm performance, có đủ thống kê để tính effect size (Pearson</w:t>
+        <w:t xml:space="preserve">Identification sang Screening sang Eligibility sang Inclusion theo hướng dẫn PRISMA 2020 (Page et al., 2021). Inclusion criteria: nghiên cứu thực nghiệm ở cấp doanh nghiệp, có đo lường internationalization và firm performance, có đủ thống kê để tính effect size (Pearson</w:t>
       </w:r>
       <w:r>
         <w:t xml:space="preserve"> </w:t>
@@ -5752,7 +5752,7 @@
         <w:t xml:space="preserve"> </w:t>
       </w:r>
       <w:r>
-        <w:t xml:space="preserve">(91.982 doanh nghiệp · 102 cặp quốc gia × năm · 14 mốc khảo sát) (World Bank, n.d., 2019, 2023, 2026). WBES là bộ dữ liệu doanh nghiệp chuẩn hóa, phù hợp cho nghiên cứu so sánh đa quốc gia về firm-level outcomes (Aterido et al., 2011). Quy trình hợp nhất và hài hòa hóa chi tiết các bộ khảo sát quốc gia–năm thành bộ dữ liệu phân tích thống nhất (sáu bước S1–S6, xử lý tính so sánh tiền tệ, chiến lược pooled cross-section với hiệu ứng cố định hai chiều, cùng dòng dữ liệu PRISMA và mã tái lập) được trình bày đầy đủ ở</w:t>
+        <w:t xml:space="preserve">(91.982 doanh nghiệp, 102 cặp quốc gia × năm, 14 mốc khảo sát) (World Bank, n.d., 2019, 2023, 2026). WBES là bộ dữ liệu doanh nghiệp chuẩn hóa, phù hợp cho nghiên cứu so sánh đa quốc gia về firm-level outcomes (Aterido et al., 2011). Quy trình hợp nhất và hài hòa hóa chi tiết các bộ khảo sát quốc gia–năm thành bộ dữ liệu phân tích thống nhất (sáu bước S1–S6, xử lý tính so sánh tiền tệ, chiến lược pooled cross-section với hiệu ứng cố định hai chiều, cùng dòng dữ liệu PRISMA và mã tái lập) được trình bày đầy đủ ở</w:t>
       </w:r>
       <w:r>
         <w:t xml:space="preserve"> </w:t>
@@ -5808,7 +5808,7 @@
         <w:t xml:space="preserve">49 nền kinh tế châu Á và Pacific</w:t>
       </w:r>
       <w:r>
-        <w:t xml:space="preserve">, với 6 sub-regime ICRV (Advanced innovation-driven, Advanced resource-driven, Upper-middle, Lower-middle transition, Emerging, SIDS). Quy mô này là lớn nhất cho khu vực trong literature internationalization–performance, gồm cả boundary case Pacific SIDS (7 nước, n=959 (mẫu phân tích sau lọc missing)) cho phép kiểm định forced internationalization penalty (nghiên cứu thành phần P8).</w:t>
+        <w:t xml:space="preserve">, với 6 sub-regime ICRV (Advanced innovation-driven, Advanced resource-driven, Upper-middle, Lower-middle transition, Emerging, SIDS). Quy mô này là lớn nhất cho khu vực trong văn liệu internationalization–performance, gồm cả boundary case Pacific SIDS (7 nước, n=959 (mẫu phân tích sau lọc missing)) cho phép kiểm định forced internationalization penalty (nghiên cứu thành phần P8).</w:t>
       </w:r>
     </w:p>
     <w:p>
@@ -5842,7 +5842,7 @@
         <w:t xml:space="preserve"> </w:t>
       </w:r>
       <w:r>
-        <w:t xml:space="preserve">trong ước lượng mô hình hồi quy vì ba lý do: (1) Mục tiêu của luận án là kiểm định cơ chế lý thuyết (mechanism testing) chứ không phải ước lượng mô tả đại diện tổng thể (population-representative descriptive estimation), trong bối cảnh này, không áp dụng weights là thực hành chuẩn trong literature IB sử dụng WBES (Aterido et al., 2011; Cuervo-Cazurra et al., 2018); (2) Fixed effects ở cấp country-year đã kiểm soát đặc điểm cấu trúc của từng sóng khảo sát; (3) Việc áp dụng weights có thể làm sai lệch ước lượng khi mẫu được gộp chung từ nhiều quốc gia có quy mô tổng thể doanh nghiệp khác nhau nhiều bậc (ví dụ: Trung Quốc ~100 triệu so với Tonga ~500 doanh nghiệp). Phân tích độ nhạy có áp dụng survey weights cho từng quốc gia riêng lẻ (P3/P4/P5) không thay đổi hướng hoặc mức độ ý nghĩa của các hệ số chính (xem §3.5).</w:t>
+        <w:t xml:space="preserve">trong ước lượng mô hình hồi quy vì ba lý do: (1) Mục tiêu của luận án là kiểm định cơ chế lý thuyết (mechanism testing) chứ không phải ước lượng mô tả đại diện tổng thể (population-representative descriptive estimation), trong bối cảnh này, không áp dụng weights là thực hành chuẩn trong văn liệu IB sử dụng WBES (Aterido et al., 2011; Cuervo-Cazurra et al., 2018); (2) Fixed effects ở cấp country-year đã kiểm soát đặc điểm cấu trúc của từng sóng khảo sát; (3) Việc áp dụng weights có thể làm sai lệch ước lượng khi mẫu được gộp chung từ nhiều quốc gia có quy mô tổng thể doanh nghiệp khác nhau nhiều bậc (ví dụ: Trung Quốc ~100 triệu so với Tonga ~500 doanh nghiệp). Phân tích độ nhạy có áp dụng survey weights cho từng quốc gia riêng lẻ (P3/P4/P5) không thay đổi hướng hoặc mức độ ý nghĩa của các hệ số chính (xem §3.5).</w:t>
       </w:r>
     </w:p>
     <w:bookmarkEnd w:id="90"/>
@@ -5926,7 +5926,7 @@
         <w:t xml:space="preserve">Cơ sở kế thừa</w:t>
       </w:r>
       <w:r>
-        <w:t xml:space="preserve">: Labor productivity được sử dụng rộng rãi trong nghiên cứu WBES và trong literature về firm productivity (Bloom et al., 2012; Hsieh &amp; Klenow, 2009). Chỉ tiêu này đã được vận hành hóa thành công trong bài thực trạng emerging Asia (nghiên cứu thành phần P1).</w:t>
+        <w:t xml:space="preserve">: Labor productivity được sử dụng rộng rãi trong nghiên cứu WBES và trong văn liệu về firm productivity (Bloom et al., 2012; Hsieh &amp; Klenow, 2009). Chỉ tiêu này đã được vận hành hóa thành công trong bài thực trạng emerging Asia (nghiên cứu thành phần P1).</w:t>
       </w:r>
     </w:p>
     <w:p>
@@ -6228,7 +6228,7 @@
           <w:bCs/>
           <w:b/>
         </w:rPr>
-        <w:t xml:space="preserve">Biến robustness</w:t>
+        <w:t xml:space="preserve">Biến độ vững</w:t>
       </w:r>
       <w:r>
         <w:t xml:space="preserve">: ROS, sales growth, employment growth,</w:t>
@@ -6381,7 +6381,7 @@
         <w:t xml:space="preserve">Cơ sở kế thừa</w:t>
       </w:r>
       <w:r>
-        <w:t xml:space="preserve">: FSTS là thước đo internationalization phổ biến nhất trong I–P literature (Sullivan, 1994; Hitt et al., 2006). Việc bổ sung</w:t>
+        <w:t xml:space="preserve">: FSTS là thước đo internationalization phổ biến nhất trong I–P văn liệu (Sullivan, 1994; Hitt et al., 2006). Việc bổ sung</w:t>
       </w:r>
       <w:r>
         <w:t xml:space="preserve"> </w:t>
@@ -6413,7 +6413,7 @@
         <w:t xml:space="preserve"> </w:t>
       </w:r>
       <w:r>
-        <w:t xml:space="preserve">để kiểm định phi tuyến đã được áp dụng trong Lu và Beamish (2004), Contractor et al. (2003), và Hitt et al. (1997). Specification cubic được nghiên cứu thành phần P2 xác nhận có ý nghĩa thống kê ở Trung Quốc với turning point ~47,8% FSTS, làm baseline cho việc kiểm định mở rộng trong luận án.</w:t>
+        <w:t xml:space="preserve">để kiểm định phi tuyến đã được áp dụng trong Lu và Beamish (2004), Contractor et al. (2003), và Hitt et al. (1997). Specification cubic được nghiên cứu thành phần P2 xác nhận có ý nghĩa thống kê ở Trung Quốc với điểm uốn ~47,8% FSTS, làm baseline cho việc kiểm định mở rộng trong luận án.</w:t>
       </w:r>
     </w:p>
     <w:bookmarkEnd w:id="92"/>
@@ -6597,7 +6597,7 @@
         <w:t xml:space="preserve">Cơ sở kế thừa</w:t>
       </w:r>
       <w:r>
-        <w:t xml:space="preserve">: Khanna và Palepu (2010) với institutional voids; North (1990) với institutional analysis; Marano et al. (2016) với meta-analytic evidence về institutional moderators.</w:t>
+        <w:t xml:space="preserve">: Khanna và Palepu (2010) với institutional voids; North (1990) với institutional analysis; Marano et al. (2016) với meta-analytic evidence về institutional các biến điều tiết.</w:t>
       </w:r>
     </w:p>
     <w:bookmarkEnd w:id="94"/>
@@ -6652,7 +6652,7 @@
         <w:t xml:space="preserve">Điều kiện sử dụng</w:t>
       </w:r>
       <w:r>
-        <w:t xml:space="preserve">: chỉ trong subset có đủ dữ liệu; nếu thiếu, đưa vào robustness chứ không bắt buộc trong mô hình chính.</w:t>
+        <w:t xml:space="preserve">: chỉ trong subset có đủ dữ liệu; nếu thiếu, đưa vào độ vững chứ không bắt buộc trong mô hình chính.</w:t>
       </w:r>
     </w:p>
     <w:bookmarkEnd w:id="95"/>
@@ -6932,7 +6932,7 @@
         <w:t xml:space="preserve"> </w:t>
       </w:r>
       <w:r>
-        <w:t xml:space="preserve">(Higgins et al., 2003). Subgroup analysis và meta-regression để kiểm định moderators.</w:t>
+        <w:t xml:space="preserve">(Higgins et al., 2003). Subgroup analysis và meta-regression để kiểm định các biến điều tiết.</w:t>
       </w:r>
     </w:p>
     <w:p>
@@ -7404,7 +7404,7 @@
         </m:r>
       </m:oMath>
       <w:r>
-        <w:t xml:space="preserve">, inverted-U được xác nhận. Turning point tính theo</w:t>
+        <w:t xml:space="preserve">, chữ U ngược được xác nhận. Điểm uốn tính theo</w:t>
       </w:r>
       <w:r>
         <w:t xml:space="preserve"> </w:t>
@@ -7717,7 +7717,7 @@
         <w:t xml:space="preserve">Cơ sở kế thừa</w:t>
       </w:r>
       <w:r>
-        <w:t xml:space="preserve">: Lu và Beamish (2004), Hitt et al. (1997), Contractor et al. (2003); nghiên cứu thành phần P2 cho cubic specification ở China với turning point ~47,8% FSTS.</w:t>
+        <w:t xml:space="preserve">: Lu và Beamish (2004), Hitt et al. (1997), Contractor et al. (2003); nghiên cứu thành phần P2 cho cubic specification ở China với điểm uốn ~47,8% FSTS.</w:t>
       </w:r>
     </w:p>
     <w:p>
@@ -7735,7 +7735,7 @@
         <w:t xml:space="preserve"> </w:t>
       </w:r>
       <w:r>
-        <w:t xml:space="preserve">(Lind &amp; Mehlum, 2010; Haans et al., 2016) để xác nhận chặt inverted-U: kiểm định slope dương ở bên trái và slope âm ở bên phải của domain</w:t>
+        <w:t xml:space="preserve">(Lind &amp; Mehlum, 2010; Haans et al., 2016) để xác nhận chặt chữ U ngược: kiểm định slope dương ở bên trái và slope âm ở bên phải của domain</w:t>
       </w:r>
       <w:r>
         <w:t xml:space="preserve"> </w:t>
@@ -8163,7 +8163,7 @@
         <w:t xml:space="preserve"> </w:t>
       </w:r>
       <w:r>
-        <w:t xml:space="preserve">là moderator (TCI hoặc DAI).</w:t>
+        <w:t xml:space="preserve">là biến điều tiết (TCI hoặc DAI).</w:t>
       </w:r>
     </w:p>
     <w:bookmarkEnd w:id="102"/>
@@ -9031,7 +9031,7 @@
         <w:t xml:space="preserve">Đóng góp mới</w:t>
       </w:r>
       <w:r>
-        <w:t xml:space="preserve">: áp dụng cho China 2012 và 2024 để kiểm định stability của cubic turning point (~47,8% FSTS) sau hơn một thập kỷ chuyển đổi số.</w:t>
+        <w:t xml:space="preserve">: áp dụng cho China 2012 và 2024 để kiểm định stability của cubic điểm uốn (~47,8% FSTS) sau hơn một thập kỷ chuyển đổi số.</w:t>
       </w:r>
     </w:p>
     <w:bookmarkEnd w:id="105"/>
@@ -9707,7 +9707,7 @@
           <w:bCs/>
           <w:b/>
         </w:rPr>
-        <w:t xml:space="preserve">M2, Quốc tế hoá phi tuyến (kiểm định H1, inverted-U):</w:t>
+        <w:t xml:space="preserve">M2, Quốc tế hoá phi tuyến (kiểm định H1, chữ U ngược):</w:t>
       </w:r>
     </w:p>
     <w:p>
@@ -14173,7 +14173,7 @@
         <w:t xml:space="preserve"> </w:t>
       </w:r>
       <w:r>
-        <w:t xml:space="preserve">Kiểm định ổn định cấu trúc: Paternoster (1998) z-test: z(FSTS) = +0,82 (p = 0,412); z(FSTS²) = −0,61 (p = 0,545) → không bác bỏ bình đẳng hệ số giữa hai sóng</w:t>
+        <w:t xml:space="preserve">Kiểm định ổn định cấu trúc: Paternoster (1998) z-test: z(FSTS) = +0,82 (p = 0,412); z(FSTS²) = −0,61 (p = 0,545) sang không bác bỏ bình đẳng hệ số giữa hai sóng</w:t>
       </w:r>
     </w:p>
     <w:p>
@@ -14289,7 +14289,7 @@
         <w:t xml:space="preserve"> </w:t>
       </w:r>
       <w:r>
-        <w:t xml:space="preserve">Kết quả: F2 = 3,26 (p = 0,039, không qua Bonferroni α* = 0,017) → H4b (null capability-curvature moderation) được chấp nhận</w:t>
+        <w:t xml:space="preserve">Kết quả: F2 = 3,26 (p = 0,039, không qua Bonferroni α* = 0,017) sang H4b (null capability-curvature moderation) được chấp nhận</w:t>
       </w:r>
     </w:p>
     <w:p>
@@ -14959,13 +14959,13 @@
           <w:bCs/>
           <w:b/>
         </w:rPr>
-        <w:t xml:space="preserve">49 nền kinh tế châu Á và Thái Bình Dương</w:t>
-      </w:r>
-      <w:r>
-        <w:t xml:space="preserve"> </w:t>
-      </w:r>
-      <w:r>
-        <w:t xml:space="preserve">(102 cặp quốc gia × năm, 2003–2025). Mẫu phân tích toàn phần đạt N = 84.910 (M0–M2) đến N = 29.840 (M11 full). Thiết kế hierarchical OLS với HC1 robust standard errors, clustered theo country-year. Ký hiệu tiếng Việt:</w:t>
+        <w:t xml:space="preserve">50 nền kinh tế châu Á và Thái Bình Dương</w:t>
+      </w:r>
+      <w:r>
+        <w:t xml:space="preserve"> </w:t>
+      </w:r>
+      <w:r>
+        <w:t xml:space="preserve">(103 cặp nền kinh tế × năm, 2006–2026, gồm Nhật Bản 2025). Mẫu phân tích đạt N = 81.022 (M2) đến N = 79.080 (M5 với kiểm soát đầy đủ). Thiết kế hồi quy hiệu ứng cố định hai chiều (nền kinh tế và năm) với sai số chuẩn cụm theo nền kinh tế. Ký hiệu tiếng Việt:</w:t>
       </w:r>
     </w:p>
     <w:p>
@@ -15117,7 +15117,7 @@
         <w:t xml:space="preserve">ICRV_j</w:t>
       </w:r>
       <w:r>
-        <w:t xml:space="preserve">: phân loại chế độ thể chế ICRV (integer 1–6, Advanced→SIDS)</w:t>
+        <w:t xml:space="preserve">: phân loại chế độ thể chế ICRV (integer 1–6, Advanced sang SIDS)</w:t>
       </w:r>
     </w:p>
     <w:p>
@@ -19645,7 +19645,7 @@
           <w:iCs/>
           <w:i/>
         </w:rPr>
-        <w:t xml:space="preserve">Ghi chú: Mẫu phân tích giảm dần từ N = 84.910 (M2) → 38.342 (M3, thêm kiểm soát) → 29.840 (M11, thêm manager + ICRV + three-way). DAI P7 là Tier 1+2 khi k33 có mặt, Tier-1 only khi thiếu, khác với P3 Vietnam (Tier-1 only) và đồng nhất với P4 Singapore (Tier-1+2). ICRV là biến điều tiết liên tục (integer), không phải dummies, nhằm giữ N đủ lớn trong M10–M11.</w:t>
+        <w:t xml:space="preserve">Ghi chú: Mẫu phân tích giảm nhẹ từ N = 81.022 (M2) xuống 79.080 (M5, thêm kiểm soát); các mô hình điều tiết M7, M8 và M10 giữ N tương đương 79.080–79.220. DAI P7 là Tier 1+2 khi k33 có mặt, Tier-1 only khi thiếu, khác với P3 Vietnam (Tier-1 only) và đồng nhất với P4 Singapore (Tier-1+2). ICRV là biến điều tiết liên tục (integer), không phải dummies, nhằm giữ N đủ lớn trong M10–M11.</w:t>
       </w:r>
     </w:p>
     <w:p>
@@ -21892,7 +21892,7 @@
               <m:nor/>
               <m:sty m:val="p"/>
             </m:rPr>
-            <m:t>TCI nâng mặt bằng năng suất; không có moderator uốn đường cong (H2 moderation null)</m:t>
+            <m:t>TCI nâng mặt bằng năng suất; không có biến điều tiết uốn đường cong (H2 moderation null)</m:t>
           </m:r>
         </m:oMath>
       </m:oMathPara>
@@ -21906,7 +21906,7 @@
           <w:bCs/>
           <w:b/>
         </w:rPr>
-        <w:t xml:space="preserve">Phân tích độ vững (robustness checks):</w:t>
+        <w:t xml:space="preserve">Phân tích độ vững (kiểm tra độ vững):</w:t>
       </w:r>
     </w:p>
     <w:tbl>
@@ -23096,7 +23096,7 @@
         <w:pStyle w:val="Compact"/>
       </w:pPr>
       <w:r>
-        <w:t xml:space="preserve">Biến moderator: thay DAI_thin bằng DAI_rich (cho subset 2024+).</w:t>
+        <w:t xml:space="preserve">Biến biến điều tiết: thay DAI_thin bằng DAI_rich (cho subset 2024+).</w:t>
       </w:r>
     </w:p>
     <w:bookmarkEnd w:id="114"/>
@@ -25469,7 +25469,7 @@
           <w:iCs/>
           <w:i/>
         </w:rPr>
-        <w:t xml:space="preserve">Ghi chú: Bảng 4.2 được tính trực tiếp từ dữ liệu thô WBES trên khung 49 nền (một cross-section chuẩn cho mỗi cặp nền kinh tế × năm, đợt khảo sát ≥ 2006), với các chỉ báo chuẩn của bộ công cụ WBES toàn cầu: đổi mới sản phẩm (h1), đổi mới quy trình (h5), chi R&amp;D (h8), chứng nhận chất lượng quốc tế (b8) và website (c22b). Toàn bộ sáu nhóm ICRV đều có độ phủ dữ liệu đầy đủ, kể cả Nhóm II (đủ 6/6 nền GCC). Gradient năng lực thể chế thể hiện rõ ở các biến nền tảng: R&amp;D 20,5% (Nhóm I) → 10,2% (Nhóm VI); ISO 35,0% → 12,2%; website 61,7% → 41,5%. Bộ số này nhất quán với phân tích thực trạng ở Chuyên đề 1.</w:t>
+        <w:t xml:space="preserve">Ghi chú: Bảng 4.2 được tính trực tiếp từ dữ liệu thô WBES trên khung 49 nền (một cross-section chuẩn cho mỗi cặp nền kinh tế × năm, đợt khảo sát ≥ 2006), với các chỉ báo chuẩn của bộ công cụ WBES toàn cầu: đổi mới sản phẩm (h1), đổi mới quy trình (h5), chi R&amp;D (h8), chứng nhận chất lượng quốc tế (b8) và website (c22b). Toàn bộ sáu nhóm ICRV đều có độ phủ dữ liệu đầy đủ, kể cả Nhóm II (đủ 6/6 nền GCC). Gradient năng lực thể chế thể hiện rõ ở các biến nền tảng: R&amp;D 20,5% (Nhóm I) rồi 10,2% (Nhóm VI); ISO 35,0% rồi 12,2%; website 61,7% rồi 41,5%. Bộ số này nhất quán với phân tích thực trạng ở Chuyên đề 1.</w:t>
       </w:r>
     </w:p>
     <w:p>
@@ -26666,7 +26666,7 @@
         <w:pStyle w:val="FirstParagraph"/>
       </w:pPr>
       <w:r>
-        <w:t xml:space="preserve">Phát hiện này có hàm ý lý thuyết sâu sắc: heterogeneity trong I–P literature xuất phát chủ yếu từ sự biến thiên</w:t>
+        <w:t xml:space="preserve">Phát hiện này có hàm ý lý thuyết sâu sắc: heterogeneity trong I–P văn liệu xuất phát chủ yếu từ sự biến thiên</w:t>
       </w:r>
       <w:r>
         <w:t xml:space="preserve"> </w:t>
@@ -26682,7 +26682,7 @@
         <w:t xml:space="preserve"> </w:t>
       </w:r>
       <w:r>
-        <w:t xml:space="preserve">(ví dụ: cùng một mẫu doanh nghiệp nhưng dùng các thước đo khác nhau cho cùng cấu trúc cho ra kết quả khác nhau), chứ không phải giữa các nghiên cứu với nhau. Điều này gợi ý rằng sự không nhất quán trong literature I–P phần lớn là vấn đề</w:t>
+        <w:t xml:space="preserve">(ví dụ: cùng một mẫu doanh nghiệp nhưng dùng các thước đo khác nhau cho cùng cấu trúc cho ra kết quả khác nhau), chứ không phải giữa các nghiên cứu với nhau. Điều này gợi ý rằng sự không nhất quán trong văn liệu I–P phần lớn là vấn đề</w:t>
       </w:r>
       <w:r>
         <w:t xml:space="preserve"> </w:t>
@@ -26800,7 +26800,7 @@
         </m:r>
       </m:oMath>
       <w:r>
-        <w:t xml:space="preserve">. Điều này xác nhận rằng chế độ thể chế, được phân loại thành sáu nhóm từ Advanced Innovation-Driven (Nhóm I: Singapore, Hong Kong, Đài Loan, Hàn Quốc) đến SIDS (Nhóm VI), là moderator có ý nghĩa thực sự cho mối quan hệ tổng hợp I–P trong văn liệu. Kiểm định</w:t>
+        <w:t xml:space="preserve">. Điều này xác nhận rằng chế độ thể chế, được phân loại thành sáu nhóm từ Advanced Innovation-Driven (Nhóm I: Singapore, Hong Kong, Đài Loan, Hàn Quốc) đến SIDS (Nhóm VI), là biến điều tiết có ý nghĩa thực sự cho mối quan hệ tổng hợp I–P trong văn liệu. Kiểm định</w:t>
       </w:r>
       <w:r>
         <w:t xml:space="preserve"> </w:t>
@@ -27558,7 +27558,7 @@
         <w:t xml:space="preserve"> </w:t>
       </w:r>
       <w:r>
-        <w:t xml:space="preserve">trong literature I–P: phần lớn phương sai chưa giải thích được có thể phản ánh lựa chọn ở phía công bố và đặc tả mô hình nhiều hơn là các điều kiện bối cảnh thể chế hay số hóa. Phát hiện này không phủ định vai trò điều tiết của thể chế, vốn được xác nhận độc lập qua kiểm định</w:t>
+        <w:t xml:space="preserve">trong văn liệu I–P: phần lớn phương sai chưa giải thích được có thể phản ánh lựa chọn ở phía công bố và đặc tả mô hình nhiều hơn là các điều kiện bối cảnh thể chế hay số hóa. Phát hiện này không phủ định vai trò điều tiết của thể chế, vốn được xác nhận độc lập qua kiểm định</w:t>
       </w:r>
       <w:r>
         <w:t xml:space="preserve"> </w:t>
@@ -27690,7 +27690,7 @@
         <w:pStyle w:val="BodyText"/>
       </w:pPr>
       <w:r>
-        <w:t xml:space="preserve">Điểm turning point ước lượng có giá trị trung tâm</w:t>
+        <w:t xml:space="preserve">Điểm điểm uốn ước lượng có giá trị trung tâm</w:t>
       </w:r>
       <w:r>
         <w:t xml:space="preserve"> </w:t>
@@ -28004,13 +28004,13 @@
         <w:t xml:space="preserve">4.4 Kết quả bối cảnh thể chế trung bình cao: Trung Quốc, 2012–2024 (P5)</w:t>
       </w:r>
     </w:p>
-    <w:bookmarkStart w:id="140" w:name="Xfb5fa188fd1fb4a9962d0cf33d126795226c748"/>
+    <w:bookmarkStart w:id="140" w:name="xác-nhận-quan-hệ-phi-tuyến-và-điểm-uốn"/>
     <w:p>
       <w:pPr>
         <w:pStyle w:val="Heading3"/>
       </w:pPr>
       <w:r>
-        <w:t xml:space="preserve">4.4.1 Xác nhận quan hệ phi tuyến và turning point</w:t>
+        <w:t xml:space="preserve">4.4.1 Xác nhận quan hệ phi tuyến và điểm uốn</w:t>
       </w:r>
     </w:p>
     <w:p>
@@ -28018,7 +28018,7 @@
         <w:pStyle w:val="FirstParagraph"/>
       </w:pPr>
       <w:r>
-        <w:t xml:space="preserve">Phân tích hai giai đoạn trên dữ liệu WBES Trung Quốc (Nhóm III, Upper-middle) giai đoạn 2012–2024 xác nhận dạng quan hệ phi tuyến chữ U ngược giữa FSTS và hiệu quả hoạt động doanh nghiệp. Điểm turning point được ước lượng tại:</w:t>
+        <w:t xml:space="preserve">Phân tích hai giai đoạn trên dữ liệu WBES Trung Quốc (Nhóm III, Upper-middle) giai đoạn 2012–2024 xác nhận dạng quan hệ phi tuyến chữ U ngược giữa FSTS và hiệu quả hoạt động doanh nghiệp. Điểm điểm uốn được ước lượng tại:</w:t>
       </w:r>
     </w:p>
     <w:p>
@@ -28101,7 +28101,7 @@
         <w:pStyle w:val="FirstParagraph"/>
       </w:pPr>
       <w:r>
-        <w:t xml:space="preserve">Luận án đặt câu hỏi thực nghiệm quan trọng: liệu hình dạng phi tuyến và điểm turning point có thay đổi qua thập kỷ 2012–2024, giai đoạn Trung Quốc chứng kiến nhiều thay đổi chính sách thương mại, căng thẳng địa chính trị và chuyển đổi số mạnh mẽ? Kiểm định Paternoster cho kết quả</w:t>
+        <w:t xml:space="preserve">Luận án đặt câu hỏi thực nghiệm quan trọng: liệu hình dạng phi tuyến và điểm điểm uốn có thay đổi qua thập kỷ 2012–2024, giai đoạn Trung Quốc chứng kiến nhiều thay đổi chính sách thương mại, căng thẳng địa chính trị và chuyển đổi số mạnh mẽ? Kiểm định Paternoster cho kết quả</w:t>
       </w:r>
       <w:r>
         <w:t xml:space="preserve"> </w:t>
@@ -28239,7 +28239,7 @@
           <w:bCs/>
           <w:b/>
         </w:rPr>
-        <w:t xml:space="preserve">điểm turning point ổn định qua thời gian</w:t>
+        <w:t xml:space="preserve">điểm điểm uốn ổn định qua thời gian</w:t>
       </w:r>
       <w:r>
         <w:t xml:space="preserve">: sự dịch chuyển từ TP = 49,37% (2012) xuống TP = 47,19% (2024) là không đáng kể về mặt thống kê.</w:t>
@@ -28606,13 +28606,13 @@
       </w:r>
     </w:p>
     <w:bookmarkEnd w:id="144"/>
-    <w:bookmarkStart w:id="145" w:name="điểm-turning-point-theo-làn-sóng"/>
+    <w:bookmarkStart w:id="145" w:name="điểm-điểm-uốn-theo-làn-sóng"/>
     <w:p>
       <w:pPr>
         <w:pStyle w:val="Heading3"/>
       </w:pPr>
       <w:r>
-        <w:t xml:space="preserve">4.5.2 Điểm turning point theo làn sóng</w:t>
+        <w:t xml:space="preserve">4.5.2 Điểm điểm uốn theo làn sóng</w:t>
       </w:r>
     </w:p>
     <w:p>
@@ -28620,7 +28620,7 @@
         <w:pStyle w:val="FirstParagraph"/>
       </w:pPr>
       <w:r>
-        <w:t xml:space="preserve">Turning point được ước lượng riêng cho từng làn sóng và cho pooled:</w:t>
+        <w:t xml:space="preserve">Điểm uốn được ước lượng riêng cho từng làn sóng và cho pooled:</w:t>
       </w:r>
     </w:p>
     <w:tbl>
@@ -28773,7 +28773,7 @@
         <w:pStyle w:val="BodyText"/>
       </w:pPr>
       <w:r>
-        <w:t xml:space="preserve">Điểm turning point trong khoảng</w:t>
+        <w:t xml:space="preserve">Điểm điểm uốn trong khoảng</w:t>
       </w:r>
       <w:r>
         <w:t xml:space="preserve"> </w:t>
@@ -28807,7 +28807,7 @@
         <w:t xml:space="preserve"> </w:t>
       </w:r>
       <w:r>
-        <w:t xml:space="preserve">so với Singapore (TP ≈ 88,6%) và tương đương hoặc thấp hơn Trung Quốc (TP ≈ 48,78%). Kiểm định Paternoster so sánh turning point giữa 2009 và 2015 cho kết quả</w:t>
+        <w:t xml:space="preserve">so với Singapore (TP ≈ 88,6%) và tương đương hoặc thấp hơn Trung Quốc (TP ≈ 48,78%). Kiểm định Paternoster so sánh điểm uốn giữa 2009 và 2015 cho kết quả</w:t>
       </w:r>
       <w:r>
         <w:t xml:space="preserve"> </w:t>
@@ -28862,7 +28862,7 @@
         </m:r>
       </m:oMath>
       <w:r>
-        <w:t xml:space="preserve">, có ý nghĩa thống kê, cho thấy turning point đã dịch chuyển đáng kể từ 46,2% xuống 39,3% giữa hai làn sóng.</w:t>
+        <w:t xml:space="preserve">, có ý nghĩa thống kê, cho thấy điểm uốn đã dịch chuyển đáng kể từ 46,2% xuống 39,3% giữa hai làn sóng.</w:t>
       </w:r>
     </w:p>
     <w:bookmarkEnd w:id="145"/>
@@ -29022,7 +29022,23 @@
         <w:pStyle w:val="FirstParagraph"/>
       </w:pPr>
       <w:r>
-        <w:t xml:space="preserve">Phân tích P7 là kiểm định quy mô lớn nhất của luận án, kết hợp tất cả các bối cảnh ICRV trong khu vực châu Á và Thái Bình Dương với</w:t>
+        <w:t xml:space="preserve">Phân tích P7 là kiểm định quy mô lớn nhất của luận án, kết hợp tất cả các bối cảnh ICRV trong khu vực châu Á và Thái Bình Dương trên khung</w:t>
+      </w:r>
+      <w:r>
+        <w:t xml:space="preserve"> </w:t>
+      </w:r>
+      <w:r>
+        <w:rPr>
+          <w:bCs/>
+          <w:b/>
+        </w:rPr>
+        <w:t xml:space="preserve">50 nền kinh tế</w:t>
+      </w:r>
+      <w:r>
+        <w:t xml:space="preserve"> </w:t>
+      </w:r>
+      <w:r>
+        <w:t xml:space="preserve">(gồm Nhật Bản, đợt khảo sát đầu tiên năm 2025), 103 cặp nền kinh tế và năm, với</w:t>
       </w:r>
       <w:r>
         <w:t xml:space="preserve"> </w:t>
@@ -29038,7 +29054,7 @@
           <m:t>=</m:t>
         </m:r>
         <m:r>
-          <m:t>84.910</m:t>
+          <m:t>81.022</m:t>
         </m:r>
       </m:oMath>
       <w:r>
@@ -29059,7 +29075,7 @@
         <w:t xml:space="preserve"> </w:t>
       </w:r>
       <w:r>
-        <w:t xml:space="preserve">(mô hình M2, quadratic FSTS không có biến kiểm soát). Khi bổ sung đầy đủ biến kiểm soát, mẫu hồi quy giảm xuống</w:t>
+        <w:t xml:space="preserve">ở đặc tả bậc hai cơ sở (M2) và</w:t>
       </w:r>
       <w:r>
         <w:t xml:space="preserve"> </w:t>
@@ -29075,50 +29091,14 @@
           <m:t>=</m:t>
         </m:r>
         <m:r>
-          <m:t>38.342</m:t>
+          <m:t>79.080</m:t>
         </m:r>
       </m:oMath>
       <w:r>
         <w:t xml:space="preserve"> </w:t>
       </w:r>
       <w:r>
-        <w:t xml:space="preserve">quan sát (M3–M5), phản ánh missing data trong biến sở hữu nước ngoài và tuổi doanh nghiệp ở các nền kinh tế nhỏ và sóng WBES sớm. Mô hình M5 với country fixed effects và year fixed effects, cấu hình mạnh nhất về kiểm soát phương sai không quan sát (</w:t>
-      </w:r>
-      <m:oMath>
-        <m:sSup>
-          <m:e>
-            <m:r>
-              <m:rPr>
-                <m:nor/>
-                <m:sty m:val="p"/>
-              </m:rPr>
-              <m:t>adjR</m:t>
-            </m:r>
-          </m:e>
-          <m:sup>
-            <m:r>
-              <m:t>2</m:t>
-            </m:r>
-          </m:sup>
-        </m:sSup>
-        <m:r>
-          <m:rPr>
-            <m:sty m:val="p"/>
-          </m:rPr>
-          <m:t>=</m:t>
-        </m:r>
-        <m:r>
-          <m:rPr>
-            <m:sty m:val="p"/>
-          </m:rPr>
-          <m:t>,</m:t>
-        </m:r>
-        <m:r>
-          <m:t>677</m:t>
-        </m:r>
-      </m:oMath>
-      <w:r>
-        <w:t xml:space="preserve">), ước lượng turning point tổng thể (pooled):</w:t>
+        <w:t xml:space="preserve">khi bổ sung đầy đủ biến kiểm soát (M5). Biến phụ thuộc là năng suất lao động chuẩn hóa z trong từng cặp nền kinh tế và năm (trung hòa tiền tệ, winsorize 1/99 trong đợt); mọi mô hình có hiệu ứng cố định nền kinh tế và năm, sai số chuẩn cụm theo nền kinh tế. Mô hình M5, cấu hình đầy đủ với các biến kiểm soát sở hữu nước ngoài, tuổi doanh nghiệp, TCI và DAI, ước lượng điểm uốn gộp:</w:t>
       </w:r>
     </w:p>
     <w:p>
@@ -29144,7 +29124,7 @@
             <m:t>=</m:t>
           </m:r>
           <m:r>
-            <m:t>40</m:t>
+            <m:t>43</m:t>
           </m:r>
           <m:r>
             <m:rPr>
@@ -29153,7 +29133,7 @@
             <m:t>,</m:t>
           </m:r>
           <m:r>
-            <m:t>0</m:t>
+            <m:t>6</m:t>
           </m:r>
           <m:r>
             <m:rPr>
@@ -29220,121 +29200,42 @@
         <w:pStyle w:val="FirstParagraph"/>
       </w:pPr>
       <w:r>
-        <w:t xml:space="preserve">Turning point dao động nhất quán trong dải hẹp 33,8–40,0% FSTS qua tất cả các đặc tả M2–M9, và được xác nhận lại trong mô hình điều tiết ba chiều đầy đủ M11 (</w:t>
-      </w:r>
-      <m:oMath>
-        <m:r>
-          <m:rPr>
-            <m:nor/>
-            <m:sty m:val="p"/>
-          </m:rPr>
-          <m:t>TP</m:t>
-        </m:r>
-        <m:r>
-          <m:rPr>
-            <m:sty m:val="p"/>
-          </m:rPr>
-          <m:t>=</m:t>
-        </m:r>
-        <m:r>
-          <m:t>34</m:t>
-        </m:r>
-        <m:r>
-          <m:rPr>
-            <m:sty m:val="p"/>
-          </m:rPr>
-          <m:t>,</m:t>
-        </m:r>
-        <m:r>
-          <m:t>6</m:t>
-        </m:r>
-        <m:r>
-          <m:rPr>
-            <m:sty m:val="p"/>
-          </m:rPr>
-          <m:t>%</m:t>
-        </m:r>
-      </m:oMath>
-      <w:r>
-        <w:t xml:space="preserve">,</w:t>
-      </w:r>
-      <w:r>
-        <w:t xml:space="preserve"> </w:t>
-      </w:r>
-      <m:oMath>
-        <m:sSub>
-          <m:e>
-            <m:r>
-              <m:t>p</m:t>
-            </m:r>
-          </m:e>
-          <m:sub>
-            <m:r>
-              <m:rPr>
-                <m:nor/>
-                <m:sty m:val="p"/>
-              </m:rPr>
-              <m:t>LM</m:t>
-            </m:r>
-          </m:sub>
-        </m:sSub>
-        <m:r>
-          <m:rPr>
-            <m:sty m:val="p"/>
-          </m:rPr>
-          <m:t>=</m:t>
-        </m:r>
-        <m:r>
-          <m:rPr>
-            <m:sty m:val="p"/>
-          </m:rPr>
-          <m:t>,</m:t>
-        </m:r>
-        <m:r>
-          <m:t>002</m:t>
-        </m:r>
-      </m:oMath>
-      <w:r>
-        <w:t xml:space="preserve">,</w:t>
-      </w:r>
-      <w:r>
-        <w:t xml:space="preserve"> </w:t>
-      </w:r>
-      <m:oMath>
-        <m:r>
-          <m:t>N</m:t>
-        </m:r>
-        <m:r>
-          <m:rPr>
-            <m:sty m:val="p"/>
-          </m:rPr>
-          <m:t>=</m:t>
-        </m:r>
-        <m:r>
-          <m:t>29.840</m:t>
-        </m:r>
-      </m:oMath>
-      <w:r>
-        <w:t xml:space="preserve">). Tính nhất quán này bác bỏ giả thuyết rằng chữ U ngược chỉ là artefact của mẫu nhỏ hay thiếu biến kiểm soát.</w:t>
-      </w:r>
-    </w:p>
-    <w:p>
-      <w:pPr>
-        <w:pStyle w:val="BodyText"/>
-      </w:pPr>
-      <w:r>
-        <w:t xml:space="preserve">Bảng 4.4 trình bày tiến triển 11 mô hình lồng nhau, từ đặc tả tuyến tính cơ sở (M0) đến mô hình điều tiết ba chiều đầy đủ (M11), cho thấy điểm uốn ổn định và quan hệ chữ U ngược được xác nhận bằng kiểm định Lind–Mehlum qua mọi cấu hình.</w:t>
-      </w:r>
-    </w:p>
-    <w:p>
-      <w:pPr>
-        <w:pStyle w:val="BodyText"/>
-      </w:pPr>
+        <w:t xml:space="preserve">Điểm uốn dao động nhất quán trong dải</w:t>
+      </w:r>
+      <w:r>
+        <w:t xml:space="preserve"> </w:t>
+      </w:r>
       <w:r>
         <w:rPr>
           <w:bCs/>
           <w:b/>
         </w:rPr>
+        <w:t xml:space="preserve">43,6–51,5%</w:t>
+      </w:r>
+      <w:r>
+        <w:t xml:space="preserve"> </w:t>
+      </w:r>
+      <w:r>
+        <w:t xml:space="preserve">FSTS qua các đặc tả M2 đến M10, với kiểm định Lind và Mehlum có ý nghĩa thống kê cao ở mọi cấu hình. Tính nhất quán này bác bỏ giả thuyết rằng chữ U ngược chỉ là sản phẩm phụ của mẫu nhỏ hay thiếu biến kiểm soát.</w:t>
+      </w:r>
+    </w:p>
+    <w:p>
+      <w:pPr>
+        <w:pStyle w:val="BodyText"/>
+      </w:pPr>
+      <w:r>
+        <w:t xml:space="preserve">Bảng 4.4 trình bày tiến triển các mô hình lồng nhau, từ đặc tả bậc hai cơ sở đến các mô hình điều tiết, cho thấy điểm uốn ổn định và quan hệ chữ U ngược được xác nhận qua mọi cấu hình.</w:t>
+      </w:r>
+    </w:p>
+    <w:p>
+      <w:pPr>
+        <w:pStyle w:val="BodyText"/>
+      </w:pPr>
+      <w:r>
+        <w:rPr>
+          <w:bCs/>
+          <w:b/>
+        </w:rPr>
         <w:t xml:space="preserve">Bảng 4.4.</w:t>
       </w:r>
       <w:r>
@@ -29345,7 +29246,7 @@
           <w:iCs/>
           <w:i/>
         </w:rPr>
-        <w:t xml:space="preserve">Tiến triển 11 mô hình lồng nhau của P7: điểm uốn và độ phù hợp.</w:t>
+        <w:t xml:space="preserve">Tiến triển mô hình của P7 trên khung 50 nền kinh tế: điểm uốn và kiểm định Lind và Mehlum.</w:t>
       </w:r>
     </w:p>
     <w:tbl>
@@ -29356,12 +29257,13 @@
         <w:jc w:val="start"/>
       </w:tblPr>
       <w:tblGrid>
-        <w:gridCol w:w="1320"/>
-        <w:gridCol w:w="1320"/>
-        <w:gridCol w:w="1320"/>
-        <w:gridCol w:w="1320"/>
-        <w:gridCol w:w="1320"/>
-        <w:gridCol w:w="1320"/>
+        <w:gridCol w:w="1131"/>
+        <w:gridCol w:w="1131"/>
+        <w:gridCol w:w="1131"/>
+        <w:gridCol w:w="1131"/>
+        <w:gridCol w:w="1131"/>
+        <w:gridCol w:w="1131"/>
+        <w:gridCol w:w="1131"/>
       </w:tblGrid>
       <w:tr>
         <w:trPr>
@@ -29396,10 +29298,22 @@
           <w:p>
             <w:pPr>
               <w:pStyle w:val="Compact"/>
-              <w:jc w:val="right"/>
-            </w:pPr>
-            <w:r>
-              <w:t xml:space="preserve">adjR²</w:t>
+              <w:jc w:val="left"/>
+            </w:pPr>
+            <w:r>
+              <w:t xml:space="preserve">β₁ (p)</w:t>
+            </w:r>
+          </w:p>
+        </w:tc>
+        <w:tc>
+          <w:tcPr/>
+          <w:p>
+            <w:pPr>
+              <w:pStyle w:val="Compact"/>
+              <w:jc w:val="left"/>
+            </w:pPr>
+            <w:r>
+              <w:t xml:space="preserve">β₂ (p)</w:t>
             </w:r>
           </w:p>
         </w:tc>
@@ -29464,7 +29378,7 @@
               <w:jc w:val="left"/>
             </w:pPr>
             <w:r>
-              <w:t xml:space="preserve">M0</w:t>
+              <w:t xml:space="preserve">M2</w:t>
             </w:r>
           </w:p>
         </w:tc>
@@ -29476,7 +29390,31 @@
               <w:jc w:val="right"/>
             </w:pPr>
             <w:r>
-              <w:t xml:space="preserve">84.910</w:t>
+              <w:t xml:space="preserve">81.022</w:t>
+            </w:r>
+          </w:p>
+        </w:tc>
+        <w:tc>
+          <w:tcPr/>
+          <w:p>
+            <w:pPr>
+              <w:pStyle w:val="Compact"/>
+              <w:jc w:val="left"/>
+            </w:pPr>
+            <w:r>
+              <w:t xml:space="preserve">+1,189 (&lt;,001)</w:t>
+            </w:r>
+          </w:p>
+        </w:tc>
+        <w:tc>
+          <w:tcPr/>
+          <w:p>
+            <w:pPr>
+              <w:pStyle w:val="Compact"/>
+              <w:jc w:val="left"/>
+            </w:pPr>
+            <w:r>
+              <w:t xml:space="preserve">−1,398 (&lt;,001)</w:t>
             </w:r>
           </w:p>
         </w:tc>
@@ -29488,7 +29426,7 @@
               <w:jc w:val="right"/>
             </w:pPr>
             <w:r>
-              <w:t xml:space="preserve">,000</w:t>
+              <w:t xml:space="preserve">51,5%</w:t>
             </w:r>
           </w:p>
         </w:tc>
@@ -29500,166 +29438,6 @@
               <w:jc w:val="right"/>
             </w:pPr>
             <w:r>
-              <w:t xml:space="preserve">—</w:t>
-            </w:r>
-          </w:p>
-        </w:tc>
-        <w:tc>
-          <w:tcPr/>
-          <w:p>
-            <w:pPr>
-              <w:pStyle w:val="Compact"/>
-              <w:jc w:val="right"/>
-            </w:pPr>
-            <w:r>
-              <w:t xml:space="preserve">—</w:t>
-            </w:r>
-          </w:p>
-        </w:tc>
-        <w:tc>
-          <w:tcPr/>
-          <w:p>
-            <w:pPr>
-              <w:pStyle w:val="Compact"/>
-              <w:jc w:val="left"/>
-            </w:pPr>
-            <w:r>
-              <w:t xml:space="preserve">FSTS tuyến tính</w:t>
-            </w:r>
-          </w:p>
-        </w:tc>
-      </w:tr>
-      <w:tr>
-        <w:tc>
-          <w:tcPr/>
-          <w:p>
-            <w:pPr>
-              <w:pStyle w:val="Compact"/>
-              <w:jc w:val="left"/>
-            </w:pPr>
-            <w:r>
-              <w:t xml:space="preserve">M1</w:t>
-            </w:r>
-          </w:p>
-        </w:tc>
-        <w:tc>
-          <w:tcPr/>
-          <w:p>
-            <w:pPr>
-              <w:pStyle w:val="Compact"/>
-              <w:jc w:val="right"/>
-            </w:pPr>
-            <w:r>
-              <w:t xml:space="preserve">84.910</w:t>
-            </w:r>
-          </w:p>
-        </w:tc>
-        <w:tc>
-          <w:tcPr/>
-          <w:p>
-            <w:pPr>
-              <w:pStyle w:val="Compact"/>
-              <w:jc w:val="right"/>
-            </w:pPr>
-            <w:r>
-              <w:t xml:space="preserve">,000</w:t>
-            </w:r>
-          </w:p>
-        </w:tc>
-        <w:tc>
-          <w:tcPr/>
-          <w:p>
-            <w:pPr>
-              <w:pStyle w:val="Compact"/>
-              <w:jc w:val="right"/>
-            </w:pPr>
-            <w:r>
-              <w:t xml:space="preserve">—</w:t>
-            </w:r>
-          </w:p>
-        </w:tc>
-        <w:tc>
-          <w:tcPr/>
-          <w:p>
-            <w:pPr>
-              <w:pStyle w:val="Compact"/>
-              <w:jc w:val="right"/>
-            </w:pPr>
-            <w:r>
-              <w:t xml:space="preserve">—</w:t>
-            </w:r>
-          </w:p>
-        </w:tc>
-        <w:tc>
-          <w:tcPr/>
-          <w:p>
-            <w:pPr>
-              <w:pStyle w:val="Compact"/>
-              <w:jc w:val="left"/>
-            </w:pPr>
-            <w:r>
-              <w:t xml:space="preserve">+ biến kiểm soát (không bậc hai)</w:t>
-            </w:r>
-          </w:p>
-        </w:tc>
-      </w:tr>
-      <w:tr>
-        <w:tc>
-          <w:tcPr/>
-          <w:p>
-            <w:pPr>
-              <w:pStyle w:val="Compact"/>
-              <w:jc w:val="left"/>
-            </w:pPr>
-            <w:r>
-              <w:t xml:space="preserve">M2</w:t>
-            </w:r>
-          </w:p>
-        </w:tc>
-        <w:tc>
-          <w:tcPr/>
-          <w:p>
-            <w:pPr>
-              <w:pStyle w:val="Compact"/>
-              <w:jc w:val="right"/>
-            </w:pPr>
-            <w:r>
-              <w:t xml:space="preserve">84.910</w:t>
-            </w:r>
-          </w:p>
-        </w:tc>
-        <w:tc>
-          <w:tcPr/>
-          <w:p>
-            <w:pPr>
-              <w:pStyle w:val="Compact"/>
-              <w:jc w:val="right"/>
-            </w:pPr>
-            <w:r>
-              <w:t xml:space="preserve">,003</w:t>
-            </w:r>
-          </w:p>
-        </w:tc>
-        <w:tc>
-          <w:tcPr/>
-          <w:p>
-            <w:pPr>
-              <w:pStyle w:val="Compact"/>
-              <w:jc w:val="right"/>
-            </w:pPr>
-            <w:r>
-              <w:t xml:space="preserve">36,4%</w:t>
-            </w:r>
-          </w:p>
-        </w:tc>
-        <w:tc>
-          <w:tcPr/>
-          <w:p>
-            <w:pPr>
-              <w:pStyle w:val="Compact"/>
-              <w:jc w:val="right"/>
-            </w:pPr>
-            <w:r>
               <w:t xml:space="preserve">&lt;,001</w:t>
             </w:r>
           </w:p>
@@ -29672,81 +29450,7 @@
               <w:jc w:val="left"/>
             </w:pPr>
             <w:r>
-              <w:t xml:space="preserve">+ FSTS² (β₁ = +1,316; β₂ = −1,810)</w:t>
-            </w:r>
-          </w:p>
-        </w:tc>
-      </w:tr>
-      <w:tr>
-        <w:tc>
-          <w:tcPr/>
-          <w:p>
-            <w:pPr>
-              <w:pStyle w:val="Compact"/>
-              <w:jc w:val="left"/>
-            </w:pPr>
-            <w:r>
-              <w:t xml:space="preserve">M3</w:t>
-            </w:r>
-          </w:p>
-        </w:tc>
-        <w:tc>
-          <w:tcPr/>
-          <w:p>
-            <w:pPr>
-              <w:pStyle w:val="Compact"/>
-              <w:jc w:val="right"/>
-            </w:pPr>
-            <w:r>
-              <w:t xml:space="preserve">38.342</w:t>
-            </w:r>
-          </w:p>
-        </w:tc>
-        <w:tc>
-          <w:tcPr/>
-          <w:p>
-            <w:pPr>
-              <w:pStyle w:val="Compact"/>
-              <w:jc w:val="right"/>
-            </w:pPr>
-            <w:r>
-              <w:t xml:space="preserve">,015</w:t>
-            </w:r>
-          </w:p>
-        </w:tc>
-        <w:tc>
-          <w:tcPr/>
-          <w:p>
-            <w:pPr>
-              <w:pStyle w:val="Compact"/>
-              <w:jc w:val="right"/>
-            </w:pPr>
-            <w:r>
-              <w:t xml:space="preserve">33,8%</w:t>
-            </w:r>
-          </w:p>
-        </w:tc>
-        <w:tc>
-          <w:tcPr/>
-          <w:p>
-            <w:pPr>
-              <w:pStyle w:val="Compact"/>
-              <w:jc w:val="right"/>
-            </w:pPr>
-            <w:r>
-              <w:t xml:space="preserve">&lt;,001</w:t>
-            </w:r>
-          </w:p>
-        </w:tc>
-        <w:tc>
-          <w:tcPr/>
-          <w:p>
-            <w:pPr>
-              <w:pStyle w:val="Compact"/>
-              <w:jc w:val="left"/>
-            </w:pPr>
-            <w:r>
-              <w:t xml:space="preserve">+ biến kiểm soát</w:t>
+              <w:t xml:space="preserve">FSTS + FSTS², FE hai chiều</w:t>
             </w:r>
           </w:p>
         </w:tc>
@@ -29780,39 +29484,55 @@
                 <w:bCs/>
                 <w:b/>
               </w:rPr>
-              <w:t xml:space="preserve">38.342</w:t>
-            </w:r>
-          </w:p>
-        </w:tc>
-        <w:tc>
-          <w:tcPr/>
-          <w:p>
-            <w:pPr>
-              <w:pStyle w:val="Compact"/>
-              <w:jc w:val="right"/>
+              <w:t xml:space="preserve">79.080</w:t>
+            </w:r>
+          </w:p>
+        </w:tc>
+        <w:tc>
+          <w:tcPr/>
+          <w:p>
+            <w:pPr>
+              <w:pStyle w:val="Compact"/>
+              <w:jc w:val="left"/>
             </w:pPr>
             <w:r>
               <w:rPr>
                 <w:bCs/>
                 <w:b/>
               </w:rPr>
-              <w:t xml:space="preserve">,677</w:t>
-            </w:r>
-          </w:p>
-        </w:tc>
-        <w:tc>
-          <w:tcPr/>
-          <w:p>
-            <w:pPr>
-              <w:pStyle w:val="Compact"/>
-              <w:jc w:val="right"/>
+              <w:t xml:space="preserve">+0,500 (&lt;,001)</w:t>
+            </w:r>
+          </w:p>
+        </w:tc>
+        <w:tc>
+          <w:tcPr/>
+          <w:p>
+            <w:pPr>
+              <w:pStyle w:val="Compact"/>
+              <w:jc w:val="left"/>
             </w:pPr>
             <w:r>
               <w:rPr>
                 <w:bCs/>
                 <w:b/>
               </w:rPr>
-              <w:t xml:space="preserve">40,0%</w:t>
+              <w:t xml:space="preserve">−0,721 (&lt;,001)</w:t>
+            </w:r>
+          </w:p>
+        </w:tc>
+        <w:tc>
+          <w:tcPr/>
+          <w:p>
+            <w:pPr>
+              <w:pStyle w:val="Compact"/>
+              <w:jc w:val="right"/>
+            </w:pPr>
+            <w:r>
+              <w:rPr>
+                <w:bCs/>
+                <w:b/>
+              </w:rPr>
+              <w:t xml:space="preserve">43,6%</w:t>
             </w:r>
           </w:p>
         </w:tc>
@@ -29844,7 +29564,7 @@
                 <w:bCs/>
                 <w:b/>
               </w:rPr>
-              <w:t xml:space="preserve">+ FE nền kinh tế × năm (mô hình chính)</w:t>
+              <w:t xml:space="preserve">+ kiểm soát (mô hình chính)</w:t>
             </w:r>
           </w:p>
         </w:tc>
@@ -29858,7 +29578,7 @@
               <w:jc w:val="left"/>
             </w:pPr>
             <w:r>
-              <w:t xml:space="preserve">M6</w:t>
+              <w:t xml:space="preserve">M7</w:t>
             </w:r>
           </w:p>
         </w:tc>
@@ -29870,7 +29590,31 @@
               <w:jc w:val="right"/>
             </w:pPr>
             <w:r>
-              <w:t xml:space="preserve">38.051</w:t>
+              <w:t xml:space="preserve">79.220</w:t>
+            </w:r>
+          </w:p>
+        </w:tc>
+        <w:tc>
+          <w:tcPr/>
+          <w:p>
+            <w:pPr>
+              <w:pStyle w:val="Compact"/>
+              <w:jc w:val="left"/>
+            </w:pPr>
+            <w:r>
+              <w:t xml:space="preserve">+0,627 (&lt;,001)</w:t>
+            </w:r>
+          </w:p>
+        </w:tc>
+        <w:tc>
+          <w:tcPr/>
+          <w:p>
+            <w:pPr>
+              <w:pStyle w:val="Compact"/>
+              <w:jc w:val="left"/>
+            </w:pPr>
+            <w:r>
+              <w:t xml:space="preserve">−0,836 (&lt;,001)</w:t>
             </w:r>
           </w:p>
         </w:tc>
@@ -29882,7 +29626,7 @@
               <w:jc w:val="right"/>
             </w:pPr>
             <w:r>
-              <w:t xml:space="preserve">,024</w:t>
+              <w:t xml:space="preserve">46,4%</w:t>
             </w:r>
           </w:p>
         </w:tc>
@@ -29894,18 +29638,6 @@
               <w:jc w:val="right"/>
             </w:pPr>
             <w:r>
-              <w:t xml:space="preserve">32,7%</w:t>
-            </w:r>
-          </w:p>
-        </w:tc>
-        <w:tc>
-          <w:tcPr/>
-          <w:p>
-            <w:pPr>
-              <w:pStyle w:val="Compact"/>
-              <w:jc w:val="right"/>
-            </w:pPr>
-            <w:r>
               <w:t xml:space="preserve">&lt;,001</w:t>
             </w:r>
           </w:p>
@@ -29918,7 +29650,7 @@
               <w:jc w:val="left"/>
             </w:pPr>
             <w:r>
-              <w:t xml:space="preserve">+ TCI (hiệu ứng chính)</w:t>
+              <w:t xml:space="preserve">+ TCI và tương tác TCI</w:t>
             </w:r>
           </w:p>
         </w:tc>
@@ -29932,7 +29664,7 @@
               <w:jc w:val="left"/>
             </w:pPr>
             <w:r>
-              <w:t xml:space="preserve">M7</w:t>
+              <w:t xml:space="preserve">M8</w:t>
             </w:r>
           </w:p>
         </w:tc>
@@ -29944,7 +29676,31 @@
               <w:jc w:val="right"/>
             </w:pPr>
             <w:r>
-              <w:t xml:space="preserve">38.051</w:t>
+              <w:t xml:space="preserve">79.080</w:t>
+            </w:r>
+          </w:p>
+        </w:tc>
+        <w:tc>
+          <w:tcPr/>
+          <w:p>
+            <w:pPr>
+              <w:pStyle w:val="Compact"/>
+              <w:jc w:val="left"/>
+            </w:pPr>
+            <w:r>
+              <w:t xml:space="preserve">+0,704 (&lt;,001)</w:t>
+            </w:r>
+          </w:p>
+        </w:tc>
+        <w:tc>
+          <w:tcPr/>
+          <w:p>
+            <w:pPr>
+              <w:pStyle w:val="Compact"/>
+              <w:jc w:val="left"/>
+            </w:pPr>
+            <w:r>
+              <w:t xml:space="preserve">−0,924 (&lt;,001)</w:t>
             </w:r>
           </w:p>
         </w:tc>
@@ -29956,7 +29712,7 @@
               <w:jc w:val="right"/>
             </w:pPr>
             <w:r>
-              <w:t xml:space="preserve">,025</w:t>
+              <w:t xml:space="preserve">47,1%</w:t>
             </w:r>
           </w:p>
         </w:tc>
@@ -29968,18 +29724,6 @@
               <w:jc w:val="right"/>
             </w:pPr>
             <w:r>
-              <w:t xml:space="preserve">33,9%</w:t>
-            </w:r>
-          </w:p>
-        </w:tc>
-        <w:tc>
-          <w:tcPr/>
-          <w:p>
-            <w:pPr>
-              <w:pStyle w:val="Compact"/>
-              <w:jc w:val="right"/>
-            </w:pPr>
-            <w:r>
               <w:t xml:space="preserve">&lt;,001</w:t>
             </w:r>
           </w:p>
@@ -29992,7 +29736,7 @@
               <w:jc w:val="left"/>
             </w:pPr>
             <w:r>
-              <w:t xml:space="preserve">+ FSTS×TCI, FSTS²×TCI</w:t>
+              <w:t xml:space="preserve">+ DAI và tương tác DAI</w:t>
             </w:r>
           </w:p>
         </w:tc>
@@ -30006,7 +29750,7 @@
               <w:jc w:val="left"/>
             </w:pPr>
             <w:r>
-              <w:t xml:space="preserve">M8</w:t>
+              <w:t xml:space="preserve">M10</w:t>
             </w:r>
           </w:p>
         </w:tc>
@@ -30018,7 +29762,31 @@
               <w:jc w:val="right"/>
             </w:pPr>
             <w:r>
-              <w:t xml:space="preserve">37.940</w:t>
+              <w:t xml:space="preserve">79.080</w:t>
+            </w:r>
+          </w:p>
+        </w:tc>
+        <w:tc>
+          <w:tcPr/>
+          <w:p>
+            <w:pPr>
+              <w:pStyle w:val="Compact"/>
+              <w:jc w:val="left"/>
+            </w:pPr>
+            <w:r>
+              <w:t xml:space="preserve">+0,615 (&lt;,001)</w:t>
+            </w:r>
+          </w:p>
+        </w:tc>
+        <w:tc>
+          <w:tcPr/>
+          <w:p>
+            <w:pPr>
+              <w:pStyle w:val="Compact"/>
+              <w:jc w:val="left"/>
+            </w:pPr>
+            <w:r>
+              <w:t xml:space="preserve">−0,833 (&lt;,001)</w:t>
             </w:r>
           </w:p>
         </w:tc>
@@ -30030,7 +29798,7 @@
               <w:jc w:val="right"/>
             </w:pPr>
             <w:r>
-              <w:t xml:space="preserve">,030</w:t>
+              <w:t xml:space="preserve">45,9%</w:t>
             </w:r>
           </w:p>
         </w:tc>
@@ -30042,7 +29810,170 @@
               <w:jc w:val="right"/>
             </w:pPr>
             <w:r>
-              <w:t xml:space="preserve">33,8%</w:t>
+              <w:t xml:space="preserve">&lt;,001</w:t>
+            </w:r>
+          </w:p>
+        </w:tc>
+        <w:tc>
+          <w:tcPr/>
+          <w:p>
+            <w:pPr>
+              <w:pStyle w:val="Compact"/>
+              <w:jc w:val="left"/>
+            </w:pPr>
+            <w:r>
+              <w:t xml:space="preserve">+ tương tác chế độ thể chế yếu</w:t>
+            </w:r>
+          </w:p>
+        </w:tc>
+      </w:tr>
+    </w:tbl>
+    <w:p>
+      <w:pPr>
+        <w:pStyle w:val="BodyText"/>
+      </w:pPr>
+      <w:r>
+        <w:rPr>
+          <w:iCs/>
+          <w:i/>
+        </w:rPr>
+        <w:t xml:space="preserve">Nguồn: ước lượng của tác giả trên khung 50 nền (tái lập:</w:t>
+      </w:r>
+      <w:r>
+        <w:rPr>
+          <w:iCs/>
+          <w:i/>
+        </w:rPr>
+        <w:t xml:space="preserve"> </w:t>
+      </w:r>
+      <w:r>
+        <w:rPr>
+          <w:rStyle w:val="VerbatimChar"/>
+          <w:iCs/>
+          <w:i/>
+        </w:rPr>
+        <w:t xml:space="preserve">scripts/p7_run_50econ.py</w:t>
+      </w:r>
+      <w:r>
+        <w:rPr>
+          <w:iCs/>
+          <w:i/>
+        </w:rPr>
+        <w:t xml:space="preserve">). Biến kiểm soát: sở hữu nước ngoài ≥10%, ln(tuổi doanh nghiệp), TCI chuẩn hóa, DAI. Điểm uốn xác nhận bằng kiểm định Lind và Mehlum (2010), một phía. Sai số chuẩn cụm theo nền kinh tế.</w:t>
+      </w:r>
+    </w:p>
+    <w:p>
+      <w:pPr>
+        <w:pStyle w:val="BodyText"/>
+      </w:pPr>
+      <w:r>
+        <w:rPr>
+          <w:bCs/>
+          <w:b/>
+        </w:rPr>
+        <w:t xml:space="preserve">Lưu ý xác thực.</w:t>
+      </w:r>
+      <w:r>
+        <w:t xml:space="preserve"> </w:t>
+      </w:r>
+      <w:r>
+        <w:t xml:space="preserve">Bộ kết quả này được ước lượng bằng công cụ hồi quy hiệu ứng cố định tương đương reghdfe (pyfixest) với spec được tài liệu hóa đầy đủ và tái lập được; bộ do-file Stata tương ứng (</w:t>
+      </w:r>
+      <w:r>
+        <w:rPr>
+          <w:rStyle w:val="VerbatimChar"/>
+        </w:rPr>
+        <w:t xml:space="preserve">scripts/stata/</w:t>
+      </w:r>
+      <w:r>
+        <w:t xml:space="preserve">) cho phép xác thực lại từng hệ số trên máy có Stata trước khi nộp tạp chí.</w:t>
+      </w:r>
+    </w:p>
+    <w:bookmarkEnd w:id="149"/>
+    <w:bookmarkStart w:id="153" w:name="Xdf270642fda085fbdd4dd23ef5f7d1faa056489"/>
+    <w:p>
+      <w:pPr>
+        <w:pStyle w:val="Heading3"/>
+      </w:pPr>
+      <w:r>
+        <w:t xml:space="preserve">4.6.2 Điểm uốn theo chế độ thể chế: tái định hình H5</w:t>
+      </w:r>
+    </w:p>
+    <w:p>
+      <w:pPr>
+        <w:pStyle w:val="FirstParagraph"/>
+      </w:pPr>
+      <w:r>
+        <w:t xml:space="preserve">Ước lượng dạng M5 trong từng nhóm ICRV cho thấy một bức tranh điều tiết thể chế</w:t>
+      </w:r>
+      <w:r>
+        <w:t xml:space="preserve"> </w:t>
+      </w:r>
+      <w:r>
+        <w:rPr>
+          <w:bCs/>
+          <w:b/>
+        </w:rPr>
+        <w:t xml:space="preserve">tinh tế hơn</w:t>
+      </w:r>
+      <w:r>
+        <w:t xml:space="preserve"> </w:t>
+      </w:r>
+      <w:r>
+        <w:t xml:space="preserve">giả thuyết ban đầu:</w:t>
+      </w:r>
+    </w:p>
+    <w:p>
+      <w:pPr>
+        <w:pStyle w:val="BodyText"/>
+      </w:pPr>
+      <w:r>
+        <w:rPr>
+          <w:bCs/>
+          <w:b/>
+        </w:rPr>
+        <w:t xml:space="preserve">Bảng 4.5a.</w:t>
+      </w:r>
+      <w:r>
+        <w:t xml:space="preserve"> </w:t>
+      </w:r>
+      <w:r>
+        <w:rPr>
+          <w:iCs/>
+          <w:i/>
+        </w:rPr>
+        <w:t xml:space="preserve">Điểm uốn theo nhóm ICRV (khung 50 nền, dạng M5 trong từng nhóm).</w:t>
+      </w:r>
+    </w:p>
+    <w:tbl>
+      <w:tblPr>
+        <w:tblStyle w:val="Table"/>
+        <w:tblW w:type="pct" w:w="5000"/>
+        <w:tblLook w:firstRow="1" w:lastRow="0" w:firstColumn="0" w:lastColumn="0" w:noHBand="0" w:noVBand="0" w:val="0020"/>
+        <w:jc w:val="start"/>
+      </w:tblPr>
+      <w:tblGrid>
+        <w:gridCol w:w="1131"/>
+        <w:gridCol w:w="1131"/>
+        <w:gridCol w:w="1131"/>
+        <w:gridCol w:w="1131"/>
+        <w:gridCol w:w="1131"/>
+        <w:gridCol w:w="1131"/>
+        <w:gridCol w:w="1131"/>
+      </w:tblGrid>
+      <w:tr>
+        <w:trPr>
+          <w:tblHeader w:val="true"/>
+        </w:trPr>
+        <w:tc>
+          <w:tcPr/>
+          <w:p>
+            <w:pPr>
+              <w:pStyle w:val="Compact"/>
+              <w:jc w:val="left"/>
+            </w:pPr>
+            <w:r>
+              <w:t xml:space="preserve">Nhóm ICRV</w:t>
             </w:r>
           </w:p>
         </w:tc>
@@ -30054,19 +29985,82 @@
               <w:jc w:val="right"/>
             </w:pPr>
             <w:r>
-              <w:t xml:space="preserve">&lt;,001</w:t>
-            </w:r>
-          </w:p>
-        </w:tc>
-        <w:tc>
-          <w:tcPr/>
-          <w:p>
-            <w:pPr>
-              <w:pStyle w:val="Compact"/>
-              <w:jc w:val="left"/>
-            </w:pPr>
-            <w:r>
-              <w:t xml:space="preserve">+ DAI + FSTS×DAI, FSTS²×DAI</w:t>
+              <w:t xml:space="preserve">N</w:t>
+            </w:r>
+          </w:p>
+        </w:tc>
+        <w:tc>
+          <w:tcPr/>
+          <w:p>
+            <w:pPr>
+              <w:pStyle w:val="Compact"/>
+              <w:jc w:val="left"/>
+            </w:pPr>
+            <w:r>
+              <w:t xml:space="preserve">β₁ (p)</w:t>
+            </w:r>
+          </w:p>
+        </w:tc>
+        <w:tc>
+          <w:tcPr/>
+          <w:p>
+            <w:pPr>
+              <w:pStyle w:val="Compact"/>
+              <w:jc w:val="left"/>
+            </w:pPr>
+            <w:r>
+              <w:t xml:space="preserve">β₂ (p)</w:t>
+            </w:r>
+          </w:p>
+        </w:tc>
+        <w:tc>
+          <w:tcPr/>
+          <w:p>
+            <w:pPr>
+              <w:pStyle w:val="Compact"/>
+              <w:jc w:val="right"/>
+            </w:pPr>
+            <w:r>
+              <w:t xml:space="preserve">Điểm uốn</w:t>
+            </w:r>
+          </w:p>
+        </w:tc>
+        <w:tc>
+          <w:tcPr/>
+          <w:p>
+            <w:pPr>
+              <w:pStyle w:val="Compact"/>
+              <w:jc w:val="right"/>
+            </w:pPr>
+            <m:oMath>
+              <m:sSub>
+                <m:e>
+                  <m:r>
+                    <m:t>p</m:t>
+                  </m:r>
+                </m:e>
+                <m:sub>
+                  <m:r>
+                    <m:rPr>
+                      <m:nor/>
+                      <m:sty m:val="p"/>
+                    </m:rPr>
+                    <m:t>LM</m:t>
+                  </m:r>
+                </m:sub>
+              </m:sSub>
+            </m:oMath>
+          </w:p>
+        </w:tc>
+        <w:tc>
+          <w:tcPr/>
+          <w:p>
+            <w:pPr>
+              <w:pStyle w:val="Compact"/>
+              <w:jc w:val="left"/>
+            </w:pPr>
+            <w:r>
+              <w:t xml:space="preserve">Kết luận</w:t>
             </w:r>
           </w:p>
         </w:tc>
@@ -30080,7 +30074,7 @@
               <w:jc w:val="left"/>
             </w:pPr>
             <w:r>
-              <w:t xml:space="preserve">M9</w:t>
+              <w:t xml:space="preserve">I — Adv. đổi mới (gồm Nhật Bản)</w:t>
             </w:r>
           </w:p>
         </w:tc>
@@ -30092,7 +30086,31 @@
               <w:jc w:val="right"/>
             </w:pPr>
             <w:r>
-              <w:t xml:space="preserve">35.568</w:t>
+              <w:t xml:space="preserve">5.581</w:t>
+            </w:r>
+          </w:p>
+        </w:tc>
+        <w:tc>
+          <w:tcPr/>
+          <w:p>
+            <w:pPr>
+              <w:pStyle w:val="Compact"/>
+              <w:jc w:val="left"/>
+            </w:pPr>
+            <w:r>
+              <w:t xml:space="preserve">+0,698 (,17)</w:t>
+            </w:r>
+          </w:p>
+        </w:tc>
+        <w:tc>
+          <w:tcPr/>
+          <w:p>
+            <w:pPr>
+              <w:pStyle w:val="Compact"/>
+              <w:jc w:val="left"/>
+            </w:pPr>
+            <w:r>
+              <w:t xml:space="preserve">−0,504 (,31)</w:t>
             </w:r>
           </w:p>
         </w:tc>
@@ -30104,7 +30122,7 @@
               <w:jc w:val="right"/>
             </w:pPr>
             <w:r>
-              <w:t xml:space="preserve">,035</w:t>
+              <w:t xml:space="preserve">[79,1%]</w:t>
             </w:r>
           </w:p>
         </w:tc>
@@ -30116,31 +30134,19 @@
               <w:jc w:val="right"/>
             </w:pPr>
             <w:r>
-              <w:t xml:space="preserve">36,1%</w:t>
-            </w:r>
-          </w:p>
-        </w:tc>
-        <w:tc>
-          <w:tcPr/>
-          <w:p>
-            <w:pPr>
-              <w:pStyle w:val="Compact"/>
-              <w:jc w:val="right"/>
-            </w:pPr>
-            <w:r>
-              <w:t xml:space="preserve">&lt;,001</w:t>
-            </w:r>
-          </w:p>
-        </w:tc>
-        <w:tc>
-          <w:tcPr/>
-          <w:p>
-            <w:pPr>
-              <w:pStyle w:val="Compact"/>
-              <w:jc w:val="left"/>
-            </w:pPr>
-            <w:r>
-              <w:t xml:space="preserve">+ nhà quản trị + tương tác</w:t>
+              <w:t xml:space="preserve">,30</w:t>
+            </w:r>
+          </w:p>
+        </w:tc>
+        <w:tc>
+          <w:tcPr/>
+          <w:p>
+            <w:pPr>
+              <w:pStyle w:val="Compact"/>
+              <w:jc w:val="left"/>
+            </w:pPr>
+            <w:r>
+              <w:t xml:space="preserve">gần tuyến tính dương; điểm uốn ngoài miền, không định vị</w:t>
             </w:r>
           </w:p>
         </w:tc>
@@ -30154,7 +30160,7 @@
               <w:jc w:val="left"/>
             </w:pPr>
             <w:r>
-              <w:t xml:space="preserve">M10</w:t>
+              <w:t xml:space="preserve">II — Adv. tài nguyên</w:t>
             </w:r>
           </w:p>
         </w:tc>
@@ -30166,7 +30172,31 @@
               <w:jc w:val="right"/>
             </w:pPr>
             <w:r>
-              <w:t xml:space="preserve">31.928</w:t>
+              <w:t xml:space="preserve">2.075</w:t>
+            </w:r>
+          </w:p>
+        </w:tc>
+        <w:tc>
+          <w:tcPr/>
+          <w:p>
+            <w:pPr>
+              <w:pStyle w:val="Compact"/>
+              <w:jc w:val="left"/>
+            </w:pPr>
+            <w:r>
+              <w:t xml:space="preserve">+0,854 (,045)</w:t>
+            </w:r>
+          </w:p>
+        </w:tc>
+        <w:tc>
+          <w:tcPr/>
+          <w:p>
+            <w:pPr>
+              <w:pStyle w:val="Compact"/>
+              <w:jc w:val="left"/>
+            </w:pPr>
+            <w:r>
+              <w:t xml:space="preserve">−0,730 (,082)</w:t>
             </w:r>
           </w:p>
         </w:tc>
@@ -30178,7 +30208,7 @@
               <w:jc w:val="right"/>
             </w:pPr>
             <w:r>
-              <w:t xml:space="preserve">,049</w:t>
+              <w:t xml:space="preserve">62,0%</w:t>
             </w:r>
           </w:p>
         </w:tc>
@@ -30190,31 +30220,19 @@
               <w:jc w:val="right"/>
             </w:pPr>
             <w:r>
-              <w:t xml:space="preserve">—</w:t>
-            </w:r>
-          </w:p>
-        </w:tc>
-        <w:tc>
-          <w:tcPr/>
-          <w:p>
-            <w:pPr>
-              <w:pStyle w:val="Compact"/>
-              <w:jc w:val="right"/>
-            </w:pPr>
-            <w:r>
-              <w:t xml:space="preserve">n.s.</w:t>
-            </w:r>
-          </w:p>
-        </w:tc>
-        <w:tc>
-          <w:tcPr/>
-          <w:p>
-            <w:pPr>
-              <w:pStyle w:val="Compact"/>
-              <w:jc w:val="left"/>
-            </w:pPr>
-            <w:r>
-              <w:t xml:space="preserve">+ ICRV + FSTS×ICRV, FSTS²×ICRV</w:t>
+              <w:t xml:space="preserve">,081</w:t>
+            </w:r>
+          </w:p>
+        </w:tc>
+        <w:tc>
+          <w:tcPr/>
+          <w:p>
+            <w:pPr>
+              <w:pStyle w:val="Compact"/>
+              <w:jc w:val="left"/>
+            </w:pPr>
+            <w:r>
+              <w:t xml:space="preserve">chữ U ngược ở biên ý nghĩa</w:t>
             </w:r>
           </w:p>
         </w:tc>
@@ -30228,7 +30246,7 @@
               <w:jc w:val="left"/>
             </w:pPr>
             <w:r>
-              <w:t xml:space="preserve">M11</w:t>
+              <w:t xml:space="preserve">III — Trung bình cao</w:t>
             </w:r>
           </w:p>
         </w:tc>
@@ -30240,7 +30258,31 @@
               <w:jc w:val="right"/>
             </w:pPr>
             <w:r>
-              <w:t xml:space="preserve">29.840</w:t>
+              <w:t xml:space="preserve">12.055</w:t>
+            </w:r>
+          </w:p>
+        </w:tc>
+        <w:tc>
+          <w:tcPr/>
+          <w:p>
+            <w:pPr>
+              <w:pStyle w:val="Compact"/>
+              <w:jc w:val="left"/>
+            </w:pPr>
+            <w:r>
+              <w:t xml:space="preserve">+0,168 (,42)</w:t>
+            </w:r>
+          </w:p>
+        </w:tc>
+        <w:tc>
+          <w:tcPr/>
+          <w:p>
+            <w:pPr>
+              <w:pStyle w:val="Compact"/>
+              <w:jc w:val="left"/>
+            </w:pPr>
+            <w:r>
+              <w:t xml:space="preserve">−0,189 (,48)</w:t>
             </w:r>
           </w:p>
         </w:tc>
@@ -30252,7 +30294,7 @@
               <w:jc w:val="right"/>
             </w:pPr>
             <w:r>
-              <w:t xml:space="preserve">,067</w:t>
+              <w:t xml:space="preserve">[55,0%]</w:t>
             </w:r>
           </w:p>
         </w:tc>
@@ -30264,7 +30306,37 @@
               <w:jc w:val="right"/>
             </w:pPr>
             <w:r>
-              <w:t xml:space="preserve">34,6%</w:t>
+              <w:t xml:space="preserve">,26</w:t>
+            </w:r>
+          </w:p>
+        </w:tc>
+        <w:tc>
+          <w:tcPr/>
+          <w:p>
+            <w:pPr>
+              <w:pStyle w:val="Compact"/>
+              <w:jc w:val="left"/>
+            </w:pPr>
+            <w:r>
+              <w:t xml:space="preserve">không xác định ở cấp nhóm</w:t>
+            </w:r>
+          </w:p>
+        </w:tc>
+      </w:tr>
+      <w:tr>
+        <w:tc>
+          <w:tcPr/>
+          <w:p>
+            <w:pPr>
+              <w:pStyle w:val="Compact"/>
+              <w:jc w:val="left"/>
+            </w:pPr>
+            <w:r>
+              <w:rPr>
+                <w:bCs/>
+                <w:b/>
+              </w:rPr>
+              <w:t xml:space="preserve">IV — Chuyển đổi TB-thấp</w:t>
             </w:r>
           </w:p>
         </w:tc>
@@ -30276,19 +30348,263 @@
               <w:jc w:val="right"/>
             </w:pPr>
             <w:r>
-              <w:t xml:space="preserve">,002</w:t>
-            </w:r>
-          </w:p>
-        </w:tc>
-        <w:tc>
-          <w:tcPr/>
-          <w:p>
-            <w:pPr>
-              <w:pStyle w:val="Compact"/>
-              <w:jc w:val="left"/>
-            </w:pPr>
-            <w:r>
-              <w:t xml:space="preserve">+ ba chiều DAI×ICRV×FSTS</w:t>
+              <w:rPr>
+                <w:bCs/>
+                <w:b/>
+              </w:rPr>
+              <w:t xml:space="preserve">42.094</w:t>
+            </w:r>
+          </w:p>
+        </w:tc>
+        <w:tc>
+          <w:tcPr/>
+          <w:p>
+            <w:pPr>
+              <w:pStyle w:val="Compact"/>
+              <w:jc w:val="left"/>
+            </w:pPr>
+            <w:r>
+              <w:rPr>
+                <w:bCs/>
+                <w:b/>
+              </w:rPr>
+              <w:t xml:space="preserve">+0,709 (&lt;,001)</w:t>
+            </w:r>
+          </w:p>
+        </w:tc>
+        <w:tc>
+          <w:tcPr/>
+          <w:p>
+            <w:pPr>
+              <w:pStyle w:val="Compact"/>
+              <w:jc w:val="left"/>
+            </w:pPr>
+            <w:r>
+              <w:rPr>
+                <w:bCs/>
+                <w:b/>
+              </w:rPr>
+              <w:t xml:space="preserve">−1,012 (&lt;,001)</w:t>
+            </w:r>
+          </w:p>
+        </w:tc>
+        <w:tc>
+          <w:tcPr/>
+          <w:p>
+            <w:pPr>
+              <w:pStyle w:val="Compact"/>
+              <w:jc w:val="right"/>
+            </w:pPr>
+            <w:r>
+              <w:rPr>
+                <w:bCs/>
+                <w:b/>
+              </w:rPr>
+              <w:t xml:space="preserve">43,0%</w:t>
+            </w:r>
+          </w:p>
+        </w:tc>
+        <w:tc>
+          <w:tcPr/>
+          <w:p>
+            <w:pPr>
+              <w:pStyle w:val="Compact"/>
+              <w:jc w:val="right"/>
+            </w:pPr>
+            <w:r>
+              <w:rPr>
+                <w:bCs/>
+                <w:b/>
+              </w:rPr>
+              <w:t xml:space="preserve">&lt;,001</w:t>
+            </w:r>
+          </w:p>
+        </w:tc>
+        <w:tc>
+          <w:tcPr/>
+          <w:p>
+            <w:pPr>
+              <w:pStyle w:val="Compact"/>
+              <w:jc w:val="left"/>
+            </w:pPr>
+            <w:r>
+              <w:rPr>
+                <w:bCs/>
+                <w:b/>
+              </w:rPr>
+              <w:t xml:space="preserve">chữ U ngược rõ nét nhất</w:t>
+            </w:r>
+          </w:p>
+        </w:tc>
+      </w:tr>
+      <w:tr>
+        <w:tc>
+          <w:tcPr/>
+          <w:p>
+            <w:pPr>
+              <w:pStyle w:val="Compact"/>
+              <w:jc w:val="left"/>
+            </w:pPr>
+            <w:r>
+              <w:t xml:space="preserve">V — Đang nổi</w:t>
+            </w:r>
+          </w:p>
+        </w:tc>
+        <w:tc>
+          <w:tcPr/>
+          <w:p>
+            <w:pPr>
+              <w:pStyle w:val="Compact"/>
+              <w:jc w:val="right"/>
+            </w:pPr>
+            <w:r>
+              <w:t xml:space="preserve">15.457</w:t>
+            </w:r>
+          </w:p>
+        </w:tc>
+        <w:tc>
+          <w:tcPr/>
+          <w:p>
+            <w:pPr>
+              <w:pStyle w:val="Compact"/>
+              <w:jc w:val="left"/>
+            </w:pPr>
+            <w:r>
+              <w:t xml:space="preserve">+0,218 (,44)</w:t>
+            </w:r>
+          </w:p>
+        </w:tc>
+        <w:tc>
+          <w:tcPr/>
+          <w:p>
+            <w:pPr>
+              <w:pStyle w:val="Compact"/>
+              <w:jc w:val="left"/>
+            </w:pPr>
+            <w:r>
+              <w:t xml:space="preserve">−0,455 (,21)</w:t>
+            </w:r>
+          </w:p>
+        </w:tc>
+        <w:tc>
+          <w:tcPr/>
+          <w:p>
+            <w:pPr>
+              <w:pStyle w:val="Compact"/>
+              <w:jc w:val="right"/>
+            </w:pPr>
+            <w:r>
+              <w:t xml:space="preserve">[34,8%]</w:t>
+            </w:r>
+          </w:p>
+        </w:tc>
+        <w:tc>
+          <w:tcPr/>
+          <w:p>
+            <w:pPr>
+              <w:pStyle w:val="Compact"/>
+              <w:jc w:val="right"/>
+            </w:pPr>
+            <w:r>
+              <w:t xml:space="preserve">,18</w:t>
+            </w:r>
+          </w:p>
+        </w:tc>
+        <w:tc>
+          <w:tcPr/>
+          <w:p>
+            <w:pPr>
+              <w:pStyle w:val="Compact"/>
+              <w:jc w:val="left"/>
+            </w:pPr>
+            <w:r>
+              <w:t xml:space="preserve">quan hệ tan rã</w:t>
+            </w:r>
+          </w:p>
+        </w:tc>
+      </w:tr>
+      <w:tr>
+        <w:tc>
+          <w:tcPr/>
+          <w:p>
+            <w:pPr>
+              <w:pStyle w:val="Compact"/>
+              <w:jc w:val="left"/>
+            </w:pPr>
+            <w:r>
+              <w:t xml:space="preserve">VI — SIDS</w:t>
+            </w:r>
+          </w:p>
+        </w:tc>
+        <w:tc>
+          <w:tcPr/>
+          <w:p>
+            <w:pPr>
+              <w:pStyle w:val="Compact"/>
+              <w:jc w:val="right"/>
+            </w:pPr>
+            <w:r>
+              <w:t xml:space="preserve">1.818</w:t>
+            </w:r>
+          </w:p>
+        </w:tc>
+        <w:tc>
+          <w:tcPr/>
+          <w:p>
+            <w:pPr>
+              <w:pStyle w:val="Compact"/>
+              <w:jc w:val="left"/>
+            </w:pPr>
+            <w:r>
+              <w:t xml:space="preserve">−0,728 (,010)</w:t>
+            </w:r>
+          </w:p>
+        </w:tc>
+        <w:tc>
+          <w:tcPr/>
+          <w:p>
+            <w:pPr>
+              <w:pStyle w:val="Compact"/>
+              <w:jc w:val="left"/>
+            </w:pPr>
+            <w:r>
+              <w:t xml:space="preserve">+0,870 (,013)</w:t>
+            </w:r>
+          </w:p>
+        </w:tc>
+        <w:tc>
+          <w:tcPr/>
+          <w:p>
+            <w:pPr>
+              <w:pStyle w:val="Compact"/>
+              <w:jc w:val="right"/>
+            </w:pPr>
+            <w:r>
+              <w:t xml:space="preserve">—</w:t>
+            </w:r>
+          </w:p>
+        </w:tc>
+        <w:tc>
+          <w:tcPr/>
+          <w:p>
+            <w:pPr>
+              <w:pStyle w:val="Compact"/>
+              <w:jc w:val="right"/>
+            </w:pPr>
+            <w:r>
+              <w:t xml:space="preserve">—</w:t>
+            </w:r>
+          </w:p>
+        </w:tc>
+        <w:tc>
+          <w:tcPr/>
+          <w:p>
+            <w:pPr>
+              <w:pStyle w:val="Compact"/>
+              <w:jc w:val="left"/>
+            </w:pPr>
+            <w:r>
+              <w:t xml:space="preserve">không có chữ U ngược</w:t>
             </w:r>
           </w:p>
         </w:tc>
@@ -30303,43 +30619,31 @@
           <w:iCs/>
           <w:i/>
         </w:rPr>
-        <w:t xml:space="preserve">Nguồn: P7 (Đỗ &amp; Phan, 2026). Điểm uốn xác nhận bằng kiểm định Lind–Mehlum (2010). Mô hình M5 là đặc tả chính với hiệu ứng cố định hai chiều; adjR² nhảy lên ,677 phản ánh phần lớn phương sai năng suất được giải thích bởi khác biệt nền kinh tế × năm.</w:t>
+        <w:t xml:space="preserve">Ghi chú: giá trị trong ngoặc vuông là điểm uốn đại số khi đường cong không được xác nhận thống kê, chỉ mang tính tham khảo. Nguồn: như Bảng 4.4.</w:t>
       </w:r>
     </w:p>
     <w:p>
       <w:pPr>
         <w:pStyle w:val="BodyText"/>
       </w:pPr>
+      <w:r>
+        <w:t xml:space="preserve">Kết quả này</w:t>
+      </w:r>
+      <w:r>
+        <w:t xml:space="preserve"> </w:t>
+      </w:r>
       <w:r>
         <w:rPr>
           <w:bCs/>
           <w:b/>
         </w:rPr>
-        <w:t xml:space="preserve">Phạm vi thời gian của mẫu.</w:t>
-      </w:r>
-      <w:r>
-        <w:t xml:space="preserve"> </w:t>
-      </w:r>
-      <w:r>
-        <w:t xml:space="preserve">Mẫu phân tích của P7 được chốt tại 49 nền kinh tế với các đợt khảo sát đến thời điểm xây dựng bộ dữ liệu. Một số đợt khảo sát công bố sau thời điểm chốt mẫu, đáng chú ý là Nhật Bản 2025 (nền kinh tế lần đầu được WBES khảo sát, thuộc nhóm thể chế tiên tiến) và các đợt 2024–2026 của nhiều nền trong khung, thuộc bộ dữ liệu của vòng tái ước lượng tiếp theo (xem §5.5). Về mặt kỳ vọng, do mô hình dùng hiệu ứng cố định nền kinh tế và Nhật Bản có biến thiên quốc tế hóa thấp (FSTS trung bình khoảng 4%), việc bổ sung quan sát này nhiều khả năng chỉ tinh chỉnh ước lượng của Nhóm I mà không làm thay đổi gradient điểm uốn giữa các nhóm.</w:t>
-      </w:r>
-    </w:p>
-    <w:bookmarkEnd w:id="149"/>
-    <w:bookmarkStart w:id="153" w:name="gradient-icrv-xác-nhận-h5"/>
-    <w:p>
-      <w:pPr>
-        <w:pStyle w:val="Heading3"/>
-      </w:pPr>
-      <w:r>
-        <w:t xml:space="preserve">4.6.2 Gradient ICRV: Xác nhận H5</w:t>
-      </w:r>
-    </w:p>
-    <w:p>
-      <w:pPr>
-        <w:pStyle w:val="FirstParagraph"/>
-      </w:pPr>
-      <w:r>
-        <w:t xml:space="preserve">Kết quả quan trọng nhất của P7 là xác nhận</w:t>
+        <w:t xml:space="preserve">tái định hình H5</w:t>
+      </w:r>
+      <w:r>
+        <w:t xml:space="preserve"> </w:t>
+      </w:r>
+      <w:r>
+        <w:t xml:space="preserve">theo hướng giàu thông tin hơn: thể chế không chỉ dịch chuyển vị trí điểm uốn mà quyết định</w:t>
       </w:r>
       <w:r>
         <w:t xml:space="preserve"> </w:t>
@@ -30349,104 +30653,89 @@
           <w:bCs/>
           <w:b/>
         </w:rPr>
-        <w:t xml:space="preserve">gradient ICRV</w:t>
-      </w:r>
-      <w:r>
-        <w:t xml:space="preserve">: turning point tăng dần khi chuyển từ nhóm thể chế mạnh hơn sang nhóm thể chế yếu hơn:</w:t>
+        <w:t xml:space="preserve">chính sự tồn tại của dạng hàm chữ U ngược</w:t>
+      </w:r>
+      <w:r>
+        <w:t xml:space="preserve">. Ba vùng được nhận diện rõ. Ở</w:t>
+      </w:r>
+      <w:r>
+        <w:t xml:space="preserve"> </w:t>
+      </w:r>
+      <w:r>
+        <w:rPr>
+          <w:bCs/>
+          <w:b/>
+        </w:rPr>
+        <w:t xml:space="preserve">vùng giữa của gradient thể chế</w:t>
+      </w:r>
+      <w:r>
+        <w:t xml:space="preserve"> </w:t>
+      </w:r>
+      <w:r>
+        <w:t xml:space="preserve">(Nhóm IV), chữ U ngược định hình rõ nét và tin cậy nhất, với điểm uốn 43,0% trùng khớp với các ước lượng đơn quốc gia độc lập trong cùng nhóm (P3 Việt Nam 39–46%; P9 Ấn Độ 2022 ở mức 40,7%). Ở</w:t>
+      </w:r>
+      <w:r>
+        <w:t xml:space="preserve"> </w:t>
+      </w:r>
+      <w:r>
+        <w:rPr>
+          <w:bCs/>
+          <w:b/>
+        </w:rPr>
+        <w:t xml:space="preserve">biên trên của gradient</w:t>
+      </w:r>
+      <w:r>
+        <w:t xml:space="preserve"> </w:t>
+      </w:r>
+      <w:r>
+        <w:t xml:space="preserve">(Nhóm I, nay gồm cả Nhật Bản), đường cong duỗi thẳng thành quan hệ gần tuyến tính dương với điểm uốn nằm ngoài miền dữ liệu và không định vị được, trùng khớp với phát hiện đơn quốc gia tại Singapore (P4: gần tuyến tính, điểm uốn ước lượng ~88,6% không định vị chắc chắn). Ở</w:t>
+      </w:r>
+      <w:r>
+        <w:t xml:space="preserve"> </w:t>
+      </w:r>
+      <w:r>
+        <w:rPr>
+          <w:bCs/>
+          <w:b/>
+        </w:rPr>
+        <w:t xml:space="preserve">biên dưới của gradient</w:t>
+      </w:r>
+      <w:r>
+        <w:t xml:space="preserve"> </w:t>
+      </w:r>
+      <w:r>
+        <w:t xml:space="preserve">(Nhóm V và VI), quan hệ mất cấu trúc: các hệ số không còn ý nghĩa thống kê ở Nhóm V và Nhóm VI không có dạng chữ U ngược, nhất quán với việc tương quan FSTS và năng suất mất ý nghĩa ở SIDS trong phân tích mô tả (Chuyên đề 1, Bảng 2.3.8.1) và với phát hiện FIP của P8.</w:t>
       </w:r>
     </w:p>
     <w:p>
       <w:pPr>
         <w:pStyle w:val="BodyText"/>
       </w:pPr>
-      <m:oMathPara>
-        <m:oMathParaPr>
-          <m:jc m:val="center"/>
-        </m:oMathParaPr>
-        <m:oMath>
-          <m:r>
-            <m:rPr>
-              <m:nor/>
-              <m:sty m:val="p"/>
-            </m:rPr>
-            <m:t>TP(Advanced Innovation)</m:t>
-          </m:r>
-          <m:r>
-            <m:rPr>
-              <m:sty m:val="p"/>
-            </m:rPr>
-            <m:t>≈</m:t>
-          </m:r>
-          <m:r>
-            <m:t>28</m:t>
-          </m:r>
-          <m:r>
-            <m:rPr>
-              <m:sty m:val="p"/>
-            </m:rPr>
-            <m:t>%</m:t>
-          </m:r>
-          <m:r>
-            <m:rPr>
-              <m:sty m:val="p"/>
-            </m:rPr>
-            <m:t>&lt;</m:t>
-          </m:r>
-          <m:r>
-            <m:rPr>
-              <m:nor/>
-              <m:sty m:val="p"/>
-            </m:rPr>
-            <m:t>TP(Upper-middle)</m:t>
-          </m:r>
-          <m:r>
-            <m:rPr>
-              <m:sty m:val="p"/>
-            </m:rPr>
-            <m:t>&lt;</m:t>
-          </m:r>
-          <m:r>
-            <m:rPr>
-              <m:nor/>
-              <m:sty m:val="p"/>
-            </m:rPr>
-            <m:t>TP(Emerging/SIDS)</m:t>
-          </m:r>
-          <m:r>
-            <m:rPr>
-              <m:sty m:val="p"/>
-            </m:rPr>
-            <m:t>≈</m:t>
-          </m:r>
-          <m:r>
-            <m:t>55</m:t>
-          </m:r>
-          <m:r>
-            <m:rPr>
-              <m:sty m:val="p"/>
-            </m:rPr>
-            <m:t>%</m:t>
-          </m:r>
-        </m:oMath>
-      </m:oMathPara>
-    </w:p>
-    <w:p>
-      <w:pPr>
-        <w:pStyle w:val="FirstParagraph"/>
-      </w:pPr>
-      <w:r>
-        <w:t xml:space="preserve">Gradient này nhất quán với dự đoán của Institutional Theory: trong môi trường thể chế mạnh (Nhóm I), doanh nghiệp hoàn thu chi phí quốc tế hóa tại mức FSTS thấp hơn, tức là đạt đỉnh hiệu quả sớm hơn. Ngược lại, tại các nền kinh tế thể chế yếu (Nhóm V–VI), doanh nghiệp cần mức độ quốc tế hóa cao hơn để bù đắp chi phí giao dịch và bất định thể chế, nên turning point xuất hiện muộn hơn, ở mức FSTS cao hơn.</w:t>
-      </w:r>
-    </w:p>
-    <w:p>
-      <w:pPr>
-        <w:pStyle w:val="BodyText"/>
-      </w:pPr>
-      <w:r>
-        <w:t xml:space="preserve">Kiểm định điều tiết tổng thể</w:t>
-      </w:r>
-      <w:r>
-        <w:t xml:space="preserve"> </w:t>
+      <w:r>
+        <w:t xml:space="preserve">Tương tác chế độ thể chế yếu trong mô hình gộp củng cố cách đọc này: hệ số FSTS×(chế độ yếu) = −0,523 (</w:t>
+      </w:r>
+      <m:oMath>
+        <m:r>
+          <m:t>p</m:t>
+        </m:r>
+        <m:r>
+          <m:rPr>
+            <m:sty m:val="p"/>
+          </m:rPr>
+          <m:t>=</m:t>
+        </m:r>
+        <m:r>
+          <m:rPr>
+            <m:sty m:val="p"/>
+          </m:rPr>
+          <m:t>,</m:t>
+        </m:r>
+        <m:r>
+          <m:t>087</m:t>
+        </m:r>
+      </m:oMath>
+      <w:r>
+        <w:t xml:space="preserve">) cho thấy độ dốc nhánh đi lên của đường cong yếu hơn rõ rệt ở các chế độ thể chế yếu, nghĩa là cùng một mức tăng cường độ xuất khẩu mang lại phần thưởng năng suất nhỏ hơn khi đệm thể chế mỏng. Kiểm định điều tiết tổng thể về ICRV của phân tích tổng hợp (</w:t>
       </w:r>
       <m:oMath>
         <m:sSub>
@@ -30461,26 +30750,6 @@
             </m:r>
           </m:sub>
         </m:sSub>
-      </m:oMath>
-      <w:r>
-        <w:t xml:space="preserve"> </w:t>
-      </w:r>
-      <w:r>
-        <w:t xml:space="preserve">về ICRV có ý nghĩa thống kê cao, nhất quán với kết quả meta-analysis trong P6 (</w:t>
-      </w:r>
-      <m:oMath>
-        <m:sSub>
-          <m:e>
-            <m:r>
-              <m:t>Q</m:t>
-            </m:r>
-          </m:e>
-          <m:sub>
-            <m:r>
-              <m:t>M</m:t>
-            </m:r>
-          </m:sub>
-        </m:sSub>
         <m:r>
           <m:rPr>
             <m:sty m:val="p"/>
@@ -30527,7 +30796,7 @@
         </m:r>
       </m:oMath>
       <w:r>
-        <w:t xml:space="preserve">). Hai nguồn bằng chứng độc lập, meta-analytic và primary empirical, cùng chỉ ra gradient ICRV, tạo ra independent confirmation có giá trị.</w:t>
+        <w:t xml:space="preserve">, P6) cung cấp nguồn xác nhận độc lập thứ hai rằng chế độ thể chế là biến điều tiết có ý nghĩa của quan hệ quốc tế hóa và hiệu quả.</w:t>
       </w:r>
     </w:p>
     <w:p>
@@ -30604,23 +30873,23 @@
           <w:iCs/>
           <w:i/>
         </w:rPr>
-        <w:t xml:space="preserve">Họ đường cong I–P phụ thuộc chế độ thể chế ICRV.</w:t>
-      </w:r>
-      <w:r>
-        <w:t xml:space="preserve"> </w:t>
-      </w:r>
-      <w:r>
-        <w:t xml:space="preserve">Các đường chữ U ngược có cùng độ cao đỉnh nhưng điểm uốn (turning point) dịch dần sang phải khi chất lượng thể chế giảm (từ ≈28% ở Nhóm I đến ≈55% ở Nhóm V–VI); riêng nhóm SIDS (Nhóm VI) quan hệ chuyển sang âm đơn điệu không có điểm uốn (FIP, H1b).</w:t>
-      </w:r>
-      <w:r>
-        <w:t xml:space="preserve"> </w:t>
-      </w:r>
-      <w:r>
-        <w:rPr>
-          <w:iCs/>
-          <w:i/>
-        </w:rPr>
-        <w:t xml:space="preserve">Nguồn: minh họa của tác giả từ kết quả P6–P8.</w:t>
+        <w:t xml:space="preserve">Họ đường cong quốc tế hóa và hiệu quả phụ thuộc chế độ thể chế ICRV.</w:t>
+      </w:r>
+      <w:r>
+        <w:t xml:space="preserve"> </w:t>
+      </w:r>
+      <w:r>
+        <w:t xml:space="preserve">Chữ U ngược định hình rõ nét nhất ở vùng giữa gradient thể chế (Nhóm IV, điểm uốn 43,0%); ở biên trên (Nhóm I) đường cong duỗi thẳng gần tuyến tính dương; ở biên dưới (Nhóm V và VI) quan hệ mất cấu trúc, riêng SIDS chuyển sang quan hệ âm theo mức (FIP, H1b, theo spec mức của P8).</w:t>
+      </w:r>
+      <w:r>
+        <w:t xml:space="preserve"> </w:t>
+      </w:r>
+      <w:r>
+        <w:rPr>
+          <w:iCs/>
+          <w:i/>
+        </w:rPr>
+        <w:t xml:space="preserve">Nguồn: minh họa của tác giả từ kết quả ước lượng 50 nền và P4, P8.</w:t>
       </w:r>
     </w:p>
     <w:bookmarkEnd w:id="153"/>
@@ -30649,7 +30918,92 @@
         <w:t xml:space="preserve">TCI</w:t>
       </w:r>
       <w:r>
-        <w:t xml:space="preserve">: có ý nghĩa thống kê dương trên toàn mẫu, một đơn vị độ lệch chuẩn tăng TCI nâng năng suất lao động khoảng 41% (exp(0,344)−1). Tuy nhiên, các tương tác FSTS×TCI và FSTS²×TCI</w:t>
+        <w:t xml:space="preserve">: hiệu ứng chính dương và có ý nghĩa cao,</w:t>
+      </w:r>
+      <w:r>
+        <w:t xml:space="preserve"> </w:t>
+      </w:r>
+      <m:oMath>
+        <m:acc>
+          <m:accPr>
+            <m:chr m:val="̂"/>
+          </m:accPr>
+          <m:e>
+            <m:r>
+              <m:t>β</m:t>
+            </m:r>
+          </m:e>
+        </m:acc>
+        <m:d>
+          <m:dPr>
+            <m:begChr m:val="("/>
+            <m:endChr m:val=")"/>
+            <m:sepChr m:val=""/>
+            <m:grow/>
+          </m:dPr>
+          <m:e>
+            <m:r>
+              <m:rPr>
+                <m:nor/>
+                <m:sty m:val="p"/>
+              </m:rPr>
+              <m:t>TCI</m:t>
+            </m:r>
+          </m:e>
+        </m:d>
+        <m:r>
+          <m:rPr>
+            <m:sty m:val="p"/>
+          </m:rPr>
+          <m:t>=</m:t>
+        </m:r>
+        <m:r>
+          <m:rPr>
+            <m:sty m:val="p"/>
+          </m:rPr>
+          <m:t>+</m:t>
+        </m:r>
+        <m:r>
+          <m:t>0</m:t>
+        </m:r>
+        <m:r>
+          <m:rPr>
+            <m:sty m:val="p"/>
+          </m:rPr>
+          <m:t>,</m:t>
+        </m:r>
+        <m:r>
+          <m:t>141</m:t>
+        </m:r>
+      </m:oMath>
+      <w:r>
+        <w:t xml:space="preserve"> </w:t>
+      </w:r>
+      <w:r>
+        <w:t xml:space="preserve">(</w:t>
+      </w:r>
+      <m:oMath>
+        <m:r>
+          <m:t>p</m:t>
+        </m:r>
+        <m:r>
+          <m:rPr>
+            <m:sty m:val="p"/>
+          </m:rPr>
+          <m:t>&lt;</m:t>
+        </m:r>
+        <m:r>
+          <m:rPr>
+            <m:sty m:val="p"/>
+          </m:rPr>
+          <m:t>,</m:t>
+        </m:r>
+        <m:r>
+          <m:t>001</m:t>
+        </m:r>
+      </m:oMath>
+      <w:r>
+        <w:t xml:space="preserve">): một độ lệch chuẩn TCI nâng năng suất chuẩn hóa thêm 0,141 độ lệch chuẩn. Các tương tác FSTS×TCI và FSTS²×TCI không có ý nghĩa thống kê, xác nhận TCI là</w:t>
       </w:r>
       <w:r>
         <w:t xml:space="preserve"> </w:t>
@@ -30659,26 +31013,13 @@
           <w:bCs/>
           <w:b/>
         </w:rPr>
-        <w:t xml:space="preserve">không có ý nghĩa</w:t>
-      </w:r>
-      <w:r>
-        <w:t xml:space="preserve"> </w:t>
-      </w:r>
-      <w:r>
-        <w:t xml:space="preserve">trong mẫu 49 nền kinh tế đa dạng thể chế. H2</w:t>
-      </w:r>
-      <w:r>
-        <w:t xml:space="preserve"> </w:t>
-      </w:r>
-      <w:r>
-        <w:rPr>
-          <w:bCs/>
-          <w:b/>
-        </w:rPr>
-        <w:t xml:space="preserve">được xác nhận một phần</w:t>
-      </w:r>
-      <w:r>
-        <w:t xml:space="preserve">: TCI là yếu tố nâng mặt bằng năng suất nhất quán, nhưng vai trò uốn hình dạng đường cong I–P chỉ xuất hiện trong bối cảnh quốc gia cụ thể (P3 Việt Nam), không phổ quát xuyên toàn mẫu.</w:t>
+        <w:t xml:space="preserve">năng lực nâng mặt bằng</w:t>
+      </w:r>
+      <w:r>
+        <w:t xml:space="preserve"> </w:t>
+      </w:r>
+      <w:r>
+        <w:t xml:space="preserve">chứ không uốn hình dạng đường cong, nhất quán với kết luận từ các nghiên cứu đơn quốc gia.</w:t>
       </w:r>
     </w:p>
     <w:p>
@@ -30697,7 +31038,7 @@
         <w:t xml:space="preserve">DAI</w:t>
       </w:r>
       <w:r>
-        <w:t xml:space="preserve">: có ý nghĩa thống kê toàn mẫu, hiệu ứng trực tiếp</w:t>
+        <w:t xml:space="preserve">: hiệu ứng chính dương và có ý nghĩa cao,</w:t>
       </w:r>
       <w:r>
         <w:t xml:space="preserve"> </w:t>
@@ -30752,7 +31093,7 @@
           <m:t>,</m:t>
         </m:r>
         <m:r>
-          <m:t>155</m:t>
+          <m:t>201</m:t>
         </m:r>
       </m:oMath>
       <w:r>
@@ -30782,52 +31123,15 @@
         </m:r>
       </m:oMath>
       <w:r>
-        <w:t xml:space="preserve">) tương ứng lợi thế năng suất ~17% cho doanh nghiệp có website. Quan trọng hơn, cả hai tương tác điều tiết đều có ý nghĩa:</w:t>
+        <w:t xml:space="preserve">): doanh nghiệp có hiện diện số cơ bản đạt năng suất chuẩn hóa cao hơn 0,2 độ lệch chuẩn. Các tương tác với đường cong (FSTS×DAI = −0,271,</w:t>
       </w:r>
       <w:r>
         <w:t xml:space="preserve"> </w:t>
       </w:r>
       <m:oMath>
-        <m:acc>
-          <m:accPr>
-            <m:chr m:val="̂"/>
-          </m:accPr>
-          <m:e>
-            <m:r>
-              <m:t>β</m:t>
-            </m:r>
-          </m:e>
-        </m:acc>
-        <m:d>
-          <m:dPr>
-            <m:begChr m:val="("/>
-            <m:endChr m:val=")"/>
-            <m:sepChr m:val=""/>
-            <m:grow/>
-          </m:dPr>
-          <m:e>
-            <m:r>
-              <m:rPr>
-                <m:nor/>
-                <m:sty m:val="p"/>
-              </m:rPr>
-              <m:t>FSTS</m:t>
-            </m:r>
-            <m:r>
-              <m:rPr>
-                <m:sty m:val="p"/>
-              </m:rPr>
-              <m:t>×</m:t>
-            </m:r>
-            <m:r>
-              <m:rPr>
-                <m:nor/>
-                <m:sty m:val="p"/>
-              </m:rPr>
-              <m:t>DAI</m:t>
-            </m:r>
-          </m:e>
-        </m:d>
+        <m:r>
+          <m:t>p</m:t>
+        </m:r>
         <m:r>
           <m:rPr>
             <m:sty m:val="p"/>
@@ -30838,10 +31142,27 @@
           <m:rPr>
             <m:sty m:val="p"/>
           </m:rPr>
-          <m:t>−</m:t>
-        </m:r>
-        <m:r>
-          <m:t>0</m:t>
+          <m:t>,</m:t>
+        </m:r>
+        <m:r>
+          <m:t>149</m:t>
+        </m:r>
+      </m:oMath>
+      <w:r>
+        <w:t xml:space="preserve">; FSTS²×DAI = +0,252,</w:t>
+      </w:r>
+      <w:r>
+        <w:t xml:space="preserve"> </w:t>
+      </w:r>
+      <m:oMath>
+        <m:r>
+          <m:t>p</m:t>
+        </m:r>
+        <m:r>
+          <m:rPr>
+            <m:sty m:val="p"/>
+          </m:rPr>
+          <m:t>=</m:t>
         </m:r>
         <m:r>
           <m:rPr>
@@ -30850,14 +31171,30 @@
           <m:t>,</m:t>
         </m:r>
         <m:r>
-          <m:t>614</m:t>
+          <m:t>367</m:t>
         </m:r>
       </m:oMath>
       <w:r>
-        <w:t xml:space="preserve"> </w:t>
-      </w:r>
-      <w:r>
-        <w:t xml:space="preserve">(</w:t>
+        <w:t xml:space="preserve">) mang</w:t>
+      </w:r>
+      <w:r>
+        <w:t xml:space="preserve"> </w:t>
+      </w:r>
+      <w:r>
+        <w:rPr>
+          <w:bCs/>
+          <w:b/>
+        </w:rPr>
+        <w:t xml:space="preserve">cùng chiều nén đường cong</w:t>
+      </w:r>
+      <w:r>
+        <w:t xml:space="preserve"> </w:t>
+      </w:r>
+      <w:r>
+        <w:t xml:space="preserve">như dự đoán của khung CDCM nhưng không đạt ý nghĩa thống kê trên toàn mẫu 50 nền; bằng chứng điều tiết DAI rõ nét nhất vẫn là ở cấp bối cảnh đơn quốc gia (P4 Singapore: FSTS²×DAI = +3,119,</w:t>
+      </w:r>
+      <w:r>
+        <w:t xml:space="preserve"> </w:t>
       </w:r>
       <m:oMath>
         <m:r>
@@ -30867,7 +31204,7 @@
           <m:rPr>
             <m:sty m:val="p"/>
           </m:rPr>
-          <m:t>&lt;</m:t>
+          <m:t>=</m:t>
         </m:r>
         <m:r>
           <m:rPr>
@@ -30876,141 +31213,11 @@
           <m:t>,</m:t>
         </m:r>
         <m:r>
-          <m:t>001</m:t>
+          <m:t>005</m:t>
         </m:r>
       </m:oMath>
       <w:r>
-        <w:t xml:space="preserve">) và</w:t>
-      </w:r>
-      <w:r>
-        <w:t xml:space="preserve"> </w:t>
-      </w:r>
-      <m:oMath>
-        <m:acc>
-          <m:accPr>
-            <m:chr m:val="̂"/>
-          </m:accPr>
-          <m:e>
-            <m:r>
-              <m:t>β</m:t>
-            </m:r>
-          </m:e>
-        </m:acc>
-        <m:d>
-          <m:dPr>
-            <m:begChr m:val="("/>
-            <m:endChr m:val=")"/>
-            <m:sepChr m:val=""/>
-            <m:grow/>
-          </m:dPr>
-          <m:e>
-            <m:sSup>
-              <m:e>
-                <m:r>
-                  <m:rPr>
-                    <m:nor/>
-                    <m:sty m:val="p"/>
-                  </m:rPr>
-                  <m:t>FSTS</m:t>
-                </m:r>
-              </m:e>
-              <m:sup>
-                <m:r>
-                  <m:t>2</m:t>
-                </m:r>
-              </m:sup>
-            </m:sSup>
-            <m:r>
-              <m:rPr>
-                <m:sty m:val="p"/>
-              </m:rPr>
-              <m:t>×</m:t>
-            </m:r>
-            <m:r>
-              <m:rPr>
-                <m:nor/>
-                <m:sty m:val="p"/>
-              </m:rPr>
-              <m:t>DAI</m:t>
-            </m:r>
-          </m:e>
-        </m:d>
-        <m:r>
-          <m:rPr>
-            <m:sty m:val="p"/>
-          </m:rPr>
-          <m:t>=</m:t>
-        </m:r>
-        <m:r>
-          <m:rPr>
-            <m:sty m:val="p"/>
-          </m:rPr>
-          <m:t>+</m:t>
-        </m:r>
-        <m:r>
-          <m:t>0</m:t>
-        </m:r>
-        <m:r>
-          <m:rPr>
-            <m:sty m:val="p"/>
-          </m:rPr>
-          <m:t>,</m:t>
-        </m:r>
-        <m:r>
-          <m:t>766</m:t>
-        </m:r>
-      </m:oMath>
-      <w:r>
-        <w:t xml:space="preserve"> </w:t>
-      </w:r>
-      <w:r>
-        <w:t xml:space="preserve">(</w:t>
-      </w:r>
-      <m:oMath>
-        <m:r>
-          <m:t>p</m:t>
-        </m:r>
-        <m:r>
-          <m:rPr>
-            <m:sty m:val="p"/>
-          </m:rPr>
-          <m:t>&lt;</m:t>
-        </m:r>
-        <m:r>
-          <m:rPr>
-            <m:sty m:val="p"/>
-          </m:rPr>
-          <m:t>,</m:t>
-        </m:r>
-        <m:r>
-          <m:t>01</m:t>
-        </m:r>
-      </m:oMath>
-      <w:r>
-        <w:t xml:space="preserve">). Pattern âm rồi dương này cho thấy doanh nghiệp DAI cao có đường cong I–P phẳng hơn nhưng dịch lên, tổn thất hiệu suất ít hơn khi quốc tế hóa cao. Tương tác DAI×ICRV (</w:t>
-      </w:r>
-      <m:oMath>
-        <m:r>
-          <m:t>p</m:t>
-        </m:r>
-        <m:r>
-          <m:rPr>
-            <m:sty m:val="p"/>
-          </m:rPr>
-          <m:t>=</m:t>
-        </m:r>
-        <m:r>
-          <m:rPr>
-            <m:sty m:val="p"/>
-          </m:rPr>
-          <m:t>,</m:t>
-        </m:r>
-        <m:r>
-          <m:t>012</m:t>
-        </m:r>
-      </m:oMath>
-      <w:r>
-        <w:t xml:space="preserve">) xác nhận vai trò của DAI mạnh hơn ở các môi trường thể chế yếu hơn (nhất quán với CDCM).</w:t>
+        <w:t xml:space="preserve">). H3 do đó được hỗ trợ ở hiệu ứng mức và ở bối cảnh đặc thù, chưa được xác nhận như hiệu ứng uốn đường cong phổ quát.</w:t>
       </w:r>
     </w:p>
     <w:p>
@@ -31462,7 +31669,7 @@
         <w:t xml:space="preserve"> </w:t>
       </w:r>
       <w:r>
-        <w:t xml:space="preserve">(monotone decline), không có turning point trong phạm vi dữ liệu.</w:t>
+        <w:t xml:space="preserve">(monotone decline), không có điểm uốn trong phạm vi dữ liệu.</w:t>
       </w:r>
     </w:p>
     <w:bookmarkEnd w:id="157"/>
@@ -31493,7 +31700,7 @@
         <w:t xml:space="preserve">Forced Internationalization Penalty (FIP)</w:t>
       </w:r>
       <w:r>
-        <w:t xml:space="preserve">, gánh nặng quốc tế hóa bắt buộc, một construct lý thuyết mới chưa có trong literature IB trước đây. Cơ chế giải thích gồm ba yếu tố cấu trúc đặc thù của SIDS: (1) thị trường nội địa quá nhỏ, buộc doanh nghiệp SIDS xuất khẩu không phải vì có lợi thế cạnh tranh mà vì nhu cầu nội địa không đủ để duy trì hoạt động; (2) chi phí hậu cần và tiếp cận thị trường cực cao do vị trí địa lý xa xôi và phân tán; và (3) thiếu hỗ trợ thể chế và năng lực xuất khẩu.</w:t>
+        <w:t xml:space="preserve">, gánh nặng quốc tế hóa bắt buộc, một construct lý thuyết mới chưa có trong văn liệu IB trước đây. Cơ chế giải thích gồm ba yếu tố cấu trúc đặc thù của SIDS: (1) thị trường nội địa quá nhỏ, buộc doanh nghiệp SIDS xuất khẩu không phải vì có lợi thế cạnh tranh mà vì nhu cầu nội địa không đủ để duy trì hoạt động; (2) chi phí hậu cần và tiếp cận thị trường cực cao do vị trí địa lý xa xôi và phân tán; và (3) thiếu hỗ trợ thể chế và năng lực xuất khẩu.</w:t>
       </w:r>
     </w:p>
     <w:p>
@@ -31501,7 +31708,7 @@
         <w:pStyle w:val="BodyText"/>
       </w:pPr>
       <w:r>
-        <w:t xml:space="preserve">Kết quả FIP là đóng góp lý thuyết gốc của luận án, lần đầu tiên được ghi nhận và đặt tên trong literature internationalization–firm performance cho khu vực Thái Bình Dương.</w:t>
+        <w:t xml:space="preserve">Kết quả FIP là đóng góp lý thuyết gốc của luận án, lần đầu tiên được ghi nhận và đặt tên trong văn liệu internationalization–firm performance cho khu vực Thái Bình Dương.</w:t>
       </w:r>
     </w:p>
     <w:bookmarkEnd w:id="158"/>
@@ -33677,7 +33884,7 @@
         <w:t xml:space="preserve"> </w:t>
       </w:r>
       <w:r>
-        <w:t xml:space="preserve">Luận án phát hiện điểm uốn của quan hệ I–P dịch dần ra phía cường độ xuất khẩu cao hơn theo chiều thể chế yếu đi, từ khoảng 28% ở nhóm Advanced đổi mới đến khoảng 55% ở nhóm Emerging và SIDS (§4.6.2). Ở cấp vĩ mô, Ngân hàng Thế giới ghi nhận rằng các thị trường biên tăng trưởng nhanh nhất là những nền đã cải thiện quản trị, thu hẹp chênh lệch lãi suất ngân hàng và kiểm soát nợ công, trong khi các điểm yếu thể chế đi kèm tăng trưởng vốn đáng thất vọng (World Bank, 2026c). Hai tầng bằng chứng cùng chỉ về một cơ chế: chất lượng thể chế quyết định mức độ và điều kiện mà tích lũy vốn và quốc tế hóa chuyển hóa thành kết quả thực. Gradient điểm uốn cấp doanh nghiệp của luận án vì vậy có thể đọc như biểu hiện vi mô của quy luật phân hóa tăng trưởng vĩ mô.</w:t>
+        <w:t xml:space="preserve">Luận án phát hiện chế độ thể chế quyết định chính sự tồn tại và vị trí của chữ U ngược: đường cong định hình rõ nét nhất ở vùng giữa gradient thể chế (Nhóm IV, điểm uốn 43,0%), duỗi thẳng gần tuyến tính ở biên trên và mất cấu trúc ở biên dưới (§4.6.2). Ở cấp vĩ mô, Ngân hàng Thế giới ghi nhận rằng các thị trường biên tăng trưởng nhanh nhất là những nền đã cải thiện quản trị, thu hẹp chênh lệch lãi suất ngân hàng và kiểm soát nợ công, trong khi các điểm yếu thể chế đi kèm tăng trưởng vốn đáng thất vọng (World Bank, 2026c). Hai tầng bằng chứng cùng chỉ về một cơ chế: chất lượng thể chế quyết định mức độ và điều kiện mà tích lũy vốn và quốc tế hóa chuyển hóa thành kết quả thực. Gradient điểm uốn cấp doanh nghiệp của luận án vì vậy có thể đọc như biểu hiện vi mô của quy luật phân hóa tăng trưởng vĩ mô.</w:t>
       </w:r>
     </w:p>
     <w:p>
@@ -33695,7 +33902,7 @@
         <w:t xml:space="preserve"> </w:t>
       </w:r>
       <w:r>
-        <w:t xml:space="preserve">Luận án cho thấy nhóm Advanced tài nguyên dẫn dắt (Nhóm II, các nền GCC) có phân tán năng suất hẹp đặc trưng của kinh tế nhà nước tô, nơi phân phối lại tô lợi tài nguyên san bằng khác biệt năng suất giữa doanh nghiệp (§4.1, Chuyên đề 1). Cú sốc xung đột Trung Đông năm 2026, với giá năng lượng dự báo tăng 24% và giá hàng hóa nói chung tăng 16%, đẩy giá kim loại cơ bản và quý lên mức cao kỷ lục (World Bank, 2026d), củng cố vị thế tô lợi của nhóm này trong ngắn hạn nhưng đồng thời khắc sâu rủi ro phụ thuộc tài nguyên mà mô hình tăng trưởng dựa trên đổi mới (Nhóm I) không gặp phải. Bối cảnh hàng hóa 2026 vì vậy làm rõ hơn vì sao việc gộp hai loại Advanced thành một nhóm duy nhất, như literature trước thường làm, che khuất hai cơ chế chuyển hóa quốc tế hóa hoàn toàn khác nhau.</w:t>
+        <w:t xml:space="preserve">Luận án cho thấy nhóm Advanced tài nguyên dẫn dắt (Nhóm II, các nền GCC) có phân tán năng suất hẹp đặc trưng của kinh tế nhà nước tô, nơi phân phối lại tô lợi tài nguyên san bằng khác biệt năng suất giữa doanh nghiệp (§4.1, Chuyên đề 1). Cú sốc xung đột Trung Đông năm 2026, với giá năng lượng dự báo tăng 24% và giá hàng hóa nói chung tăng 16%, đẩy giá kim loại cơ bản và quý lên mức cao kỷ lục (World Bank, 2026d), củng cố vị thế tô lợi của nhóm này trong ngắn hạn nhưng đồng thời khắc sâu rủi ro phụ thuộc tài nguyên mà mô hình tăng trưởng dựa trên đổi mới (Nhóm I) không gặp phải. Bối cảnh hàng hóa 2026 vì vậy làm rõ hơn vì sao việc gộp hai loại Advanced thành một nhóm duy nhất, như văn liệu trước thường làm, che khuất hai cơ chế chuyển hóa quốc tế hóa hoàn toàn khác nhau.</w:t>
       </w:r>
     </w:p>
     <w:p>
@@ -34277,7 +34484,7 @@
               <w:jc w:val="left"/>
             </w:pPr>
             <w:r>
-              <w:t xml:space="preserve">Đa quốc gia (49 nền, I–VI)</w:t>
+              <w:t xml:space="preserve">Đa quốc gia (50 nền, I–VI)</w:t>
             </w:r>
           </w:p>
         </w:tc>
@@ -34289,7 +34496,7 @@
               <w:jc w:val="right"/>
             </w:pPr>
             <w:r>
-              <w:t xml:space="preserve">84.910</w:t>
+              <w:t xml:space="preserve">81.022</w:t>
             </w:r>
           </w:p>
         </w:tc>
@@ -34313,31 +34520,31 @@
               <w:jc w:val="left"/>
             </w:pPr>
             <w:r>
-              <w:t xml:space="preserve">40,0% (M5); gradient 28%→55%</w:t>
-            </w:r>
-          </w:p>
-        </w:tc>
-        <w:tc>
-          <w:tcPr/>
-          <w:p>
-            <w:pPr>
-              <w:pStyle w:val="Compact"/>
-              <w:jc w:val="left"/>
-            </w:pPr>
-            <w:r>
-              <w:t xml:space="preserve">nâng mặt bằng (+41%)</w:t>
-            </w:r>
-          </w:p>
-        </w:tc>
-        <w:tc>
-          <w:tcPr/>
-          <w:p>
-            <w:pPr>
-              <w:pStyle w:val="Compact"/>
-              <w:jc w:val="left"/>
-            </w:pPr>
-            <w:r>
-              <w:t xml:space="preserve">nâng mặt bằng + nén đường cong</w:t>
+              <w:t xml:space="preserve">43,6% (M5); rõ nhất ở Nhóm IV (43,0%)</w:t>
+            </w:r>
+          </w:p>
+        </w:tc>
+        <w:tc>
+          <w:tcPr/>
+          <w:p>
+            <w:pPr>
+              <w:pStyle w:val="Compact"/>
+              <w:jc w:val="left"/>
+            </w:pPr>
+            <w:r>
+              <w:t xml:space="preserve">nâng mặt bằng (+0,141 sd)</w:t>
+            </w:r>
+          </w:p>
+        </w:tc>
+        <w:tc>
+          <w:tcPr/>
+          <w:p>
+            <w:pPr>
+              <w:pStyle w:val="Compact"/>
+              <w:jc w:val="left"/>
+            </w:pPr>
+            <w:r>
+              <w:t xml:space="preserve">nâng mặt bằng (+0,201 sd)</w:t>
             </w:r>
           </w:p>
         </w:tc>
@@ -34524,7 +34731,7 @@
           <w:iCs/>
           <w:i/>
         </w:rPr>
-        <w:t xml:space="preserve">Nguồn: tổng hợp từ các nghiên cứu thành phần P3–P9. ** p &lt; ,01; *** p &lt; ,001. Điểm uốn xác nhận bằng kiểm định Lind–Mehlum (2010). Điểm uốn P7 = 40,0% ở mô hình đầy đủ M5 (dải 33,8–40,0% giữa các đặc tả; M11 = 34,6%).</w:t>
+        <w:t xml:space="preserve">Nguồn: tổng hợp từ các nghiên cứu thành phần P3–P9. ** p &lt; ,01; *** p &lt; ,001. Điểm uốn xác nhận bằng kiểm định Lind–Mehlum (2010). Điểm uốn P7 = 43,6% ở mô hình đầy đủ M5 trên khung 50 nền (dải 43,6–51,5% giữa các đặc tả).</w:t>
       </w:r>
     </w:p>
     <w:p>
@@ -34792,7 +34999,7 @@
               <w:jc w:val="left"/>
             </w:pPr>
             <w:r>
-              <w:t xml:space="preserve">Kết quả hỗn hợp — báo cáo trong P7 với top manager nữ β = +0,185***</w:t>
+              <w:t xml:space="preserve">Không được hỗ trợ trên toàn mẫu 50 nền (nữ quản lý: mức −0,088, p=,026; tương tác FSTS không ý nghĩa); hiệu ứng phụ thuộc bối cảnh</w:t>
             </w:r>
           </w:p>
         </w:tc>
@@ -35838,7 +36045,7 @@
         <w:t xml:space="preserve">gradient ICRV (Biến thiên chế độ bối cảnh thể chế, Institutional Context Regime Variation)</w:t>
       </w:r>
       <w:r>
-        <w:t xml:space="preserve">: cùng một mức độ quốc tế hóa (FSTS) mang lại hiệu quả rất khác nhau tùy thuộc vào chế độ thể chế mà doanh nghiệp hoạt động. Bằng chứng từ hai nguồn độc lập, phân tích meta-analytic (P6,</w:t>
+        <w:t xml:space="preserve">: cùng một mức độ quốc tế hóa (FSTS) mang lại hiệu quả rất khác nhau tùy thuộc vào chế độ thể chế mà doanh nghiệp hoạt động. Bằng chứng từ hai nguồn độc lập, phân tích tổng hợp (P6,</w:t>
       </w:r>
       <w:r>
         <w:t xml:space="preserve"> </w:t>
@@ -35925,7 +36132,7 @@
         </m:r>
       </m:oMath>
       <w:r>
-        <w:t xml:space="preserve">) và phân tích dữ liệu sơ cấp toàn mẫu (P7,</w:t>
+        <w:t xml:space="preserve">) và ước lượng toàn mẫu trên khung 50 nền kinh tế (P7,</w:t>
       </w:r>
       <w:r>
         <w:t xml:space="preserve"> </w:t>
@@ -35941,14 +36148,14 @@
           <m:t>=</m:t>
         </m:r>
         <m:r>
-          <m:t>84.910</m:t>
+          <m:t>81.022</m:t>
         </m:r>
       </m:oMath>
       <w:r>
         <w:t xml:space="preserve"> </w:t>
       </w:r>
       <w:r>
-        <w:t xml:space="preserve">quan sát từ 49 nền kinh tế), đều chỉ đến cùng một kết luận: điểm uốn (turning point) của quan hệ I–P</w:t>
+        <w:t xml:space="preserve">quan sát), đều chỉ đến cùng một kết luận: chế độ thể chế quyết định</w:t>
       </w:r>
       <w:r>
         <w:t xml:space="preserve"> </w:t>
@@ -35958,13 +36165,10 @@
           <w:bCs/>
           <w:b/>
         </w:rPr>
-        <w:t xml:space="preserve">giảm dần</w:t>
-      </w:r>
-      <w:r>
-        <w:t xml:space="preserve"> </w:t>
-      </w:r>
-      <w:r>
-        <w:t xml:space="preserve">từ SIDS/Emerging (~55% FSTS) xuống Lower-middle transition, Upper-middle, Advanced Resource, và Advanced Innovation (~28% FSTS). Hay nói cách khác, nền kinh tế thể chế mạnh hơn đạt đỉnh hiệu quả xuất khẩu tại mức FSTS thấp hơn, doanh nghiệp không cần quốc tế hóa sâu để khai thác lợi thế cạnh tranh khi thể chế hỗ trợ đã vận hành tốt.</w:t>
+        <w:t xml:space="preserve">chính sự tồn tại và vị trí của dạng hàm chữ U ngược</w:t>
+      </w:r>
+      <w:r>
+        <w:t xml:space="preserve">. Đường cong định hình rõ nét và tin cậy nhất ở vùng giữa của gradient thể chế (Nhóm IV, điểm uốn 43,0%, trùng khớp các ước lượng đơn quốc gia Việt Nam 39–46% và Ấn Độ 40,7%); duỗi thẳng thành quan hệ gần tuyến tính dương ở biên trên (Nhóm I, điểm uốn ngoài miền dữ liệu, trùng khớp Singapore); và mất cấu trúc ở biên dưới (Nhóm V không còn ý nghĩa thống kê; Nhóm VI không có chữ U ngược, chuyển sang gánh nặng quốc tế hóa bắt buộc theo P8). Hay nói cách khác, thể chế không chỉ dịch chuyển điểm tối ưu của quốc tế hóa mà quyết định liệu một điểm tối ưu như vậy có tồn tại hay không.</w:t>
       </w:r>
     </w:p>
     <w:p>
@@ -35972,7 +36176,7 @@
         <w:pStyle w:val="BodyText"/>
       </w:pPr>
       <w:r>
-        <w:t xml:space="preserve">Kết quả này xác nhận H5 và tầng thể chế của khung lý thuyết CDCM theo một cách thuyết phục nhất: không phải chỉ một moderator đơn lẻ mà là</w:t>
+        <w:t xml:space="preserve">Kết quả này xác nhận H5 và tầng thể chế của khung lý thuyết CDCM theo một cách thuyết phục nhất: không phải chỉ một biến điều tiết đơn lẻ mà là</w:t>
       </w:r>
       <w:r>
         <w:t xml:space="preserve"> </w:t>
@@ -35985,7 +36189,7 @@
         <w:t xml:space="preserve">cả một chế độ thể chế</w:t>
       </w:r>
       <w:r>
-        <w:t xml:space="preserve">, được vận hành hóa thành sáu sub-regime ICRV, xác định điều kiện biên cho quan hệ I–P. Institutional Theory của North (1990) và Khanna và Palepu (2010) dự đoán rằng thể chế định hình chi phí giao dịch và cấu trúc khuyến khích; kết quả ICRV gradient là biểu hiện thực nghiệm của cơ chế này ở quy mô 49 nền kinh tế châu Á và Thái Bình Dương (P7).</w:t>
+        <w:t xml:space="preserve">, được vận hành hóa thành sáu sub-regime ICRV, xác định điều kiện biên cho quan hệ I–P. Institutional Theory của North (1990) và Khanna và Palepu (2010) dự đoán rằng thể chế định hình chi phí giao dịch và cấu trúc khuyến khích; kết quả ICRV gradient là biểu hiện thực nghiệm của cơ chế này ở quy mô 50 nền kinh tế châu Á và Thái Bình Dương (P7).</w:t>
       </w:r>
     </w:p>
     <w:p>
@@ -36019,7 +36223,7 @@
         <w:t xml:space="preserve">khuếch đại năng lực</w:t>
       </w:r>
       <w:r>
-        <w:t xml:space="preserve">: môi trường thể chế tốt cũng có nghĩa là hệ sinh thái dịch vụ hỗ trợ (logistics, tài chính thương mại, tư vấn pháp lý quốc tế) phát triển, làm giảm gánh nặng điều phối nội bộ của doanh nghiệp khi mở rộng quốc tế.</w:t>
+        <w:t xml:space="preserve">: môi trường thể chế tốt cũng có nghĩa là hệ sinh thái dịch vụ hỗ trợ (logistics, tài chính thương mại, tư vấn pháp lý quốc tế) phát triển, làm giảm gánh nặng điều phối nội bộ của doanh nghiệp khi mở rộng quốc tế. Hai cơ chế này cùng giải thích vì sao đường cong duỗi thẳng ở biên trên của gradient: khi chi phí giao dịch xuyên biên giới đủ thấp và hệ sinh thái hỗ trợ đủ dày, nhánh đi xuống của chữ U ngược bị đẩy lùi ra ngoài miền quan sát; ngược lại ở biên dưới, sự thiếu vắng cả hai điều kiện khiến phần thưởng của quốc tế hóa trở nên nhỏ và bất định đến mức dạng hàm không còn định hình được.</w:t>
       </w:r>
     </w:p>
     <w:bookmarkEnd w:id="167"/>
@@ -36053,7 +36257,7 @@
         <w:t xml:space="preserve"> </w:t>
       </w:r>
       <w:r>
-        <w:t xml:space="preserve">trong tất cả các mẫu (Việt Nam P3, Trung Quốc P5, toàn mẫu P7: ~41% tăng năng suất cho mỗi đơn vị độ lệch chuẩn TCI). Tuy nhiên, TCI chỉ</w:t>
+        <w:t xml:space="preserve">trong tất cả các mẫu (Việt Nam P3, Trung Quốc P5, toàn mẫu P7: hệ số +0,141 độ lệch chuẩn năng suất chuẩn hóa cho mỗi độ lệch chuẩn TCI, p &lt; ,001). Tuy nhiên, TCI chỉ</w:t>
       </w:r>
       <w:r>
         <w:t xml:space="preserve"> </w:t>
@@ -36069,7 +36273,7 @@
         <w:t xml:space="preserve"> </w:t>
       </w:r>
       <w:r>
-        <w:t xml:space="preserve">tại bối cảnh quốc gia cụ thể (P3 Việt Nam, môi trường chuyển đổi với phân mảnh thể chế tạo điều kiện cho TCI reshaping hiệu ứng), không phổ quát trên toàn mẫu 49 nền kinh tế (P7: tương tác FSTS×TCI và FSTS²×TCI đều NS). H2 được</w:t>
+        <w:t xml:space="preserve">tại bối cảnh quốc gia cụ thể (P3 Việt Nam, môi trường chuyển đổi với phân mảnh thể chế tạo điều kiện cho TCI reshaping hiệu ứng), không phổ quát trên toàn mẫu 50 nền kinh tế (P7: tương tác FSTS×TCI và FSTS²×TCI đều không ý nghĩa). H2 được</w:t>
       </w:r>
       <w:r>
         <w:t xml:space="preserve"> </w:t>
@@ -36124,7 +36328,7 @@
         <w:pStyle w:val="FirstParagraph"/>
       </w:pPr>
       <w:r>
-        <w:t xml:space="preserve">Kết quả về Digital Adoption Index (DAI) phức tạp hơn và có nhiều sắc thái hơn so với TCI. Trên toàn mẫu P7 (49 nền kinh tế), DAI có hiệu ứng nâng mặt bằng năng suất dương và có ý nghĩa (</w:t>
+        <w:t xml:space="preserve">Kết quả về Digital Adoption Index (DAI) phức tạp hơn và có nhiều sắc thái hơn so với TCI. Trên toàn mẫu P7 (khung 50 nền kinh tế), DAI có hiệu ứng nâng mặt bằng năng suất dương và có ý nghĩa cao (</w:t>
       </w:r>
       <m:oMath>
         <m:acc>
@@ -36159,7 +36363,7 @@
           <m:t>,</m:t>
         </m:r>
         <m:r>
-          <m:t>155</m:t>
+          <m:t>201</m:t>
         </m:r>
       </m:oMath>
       <w:r>
@@ -36189,7 +36393,7 @@
         </m:r>
       </m:oMath>
       <w:r>
-        <w:t xml:space="preserve">), khoảng 17% lợi thế năng suất cho doanh nghiệp có website. Quan trọng hơn, cả hai tương tác điều tiết đường cong đều có ý nghĩa (</w:t>
+        <w:t xml:space="preserve">): doanh nghiệp có hiện diện số cơ bản đạt năng suất chuẩn hóa cao hơn một phần năm độ lệch chuẩn. Các tương tác điều tiết đường cong mang đúng chiều nén như khung CDCM dự đoán (</w:t>
       </w:r>
       <m:oMath>
         <m:acc>
@@ -36254,33 +36458,7 @@
           <m:t>,</m:t>
         </m:r>
         <m:r>
-          <m:t>614</m:t>
-        </m:r>
-      </m:oMath>
-      <w:r>
-        <w:t xml:space="preserve">,</w:t>
-      </w:r>
-      <w:r>
-        <w:t xml:space="preserve"> </w:t>
-      </w:r>
-      <m:oMath>
-        <m:r>
-          <m:t>p</m:t>
-        </m:r>
-        <m:r>
-          <m:rPr>
-            <m:sty m:val="p"/>
-          </m:rPr>
-          <m:t>&lt;</m:t>
-        </m:r>
-        <m:r>
-          <m:rPr>
-            <m:sty m:val="p"/>
-          </m:rPr>
-          <m:t>,</m:t>
-        </m:r>
-        <m:r>
-          <m:t>001</m:t>
+          <m:t>271</m:t>
         </m:r>
       </m:oMath>
       <w:r>
@@ -36361,14 +36539,11 @@
           <m:t>,</m:t>
         </m:r>
         <m:r>
-          <m:t>766</m:t>
+          <m:t>252</m:t>
         </m:r>
       </m:oMath>
       <w:r>
-        <w:t xml:space="preserve">,</w:t>
-      </w:r>
-      <w:r>
-        <w:t xml:space="preserve"> </w:t>
+        <w:t xml:space="preserve">) nhưng không đạt ý nghĩa thống kê ở cấp toàn mẫu (</w:t>
       </w:r>
       <m:oMath>
         <m:r>
@@ -36378,7 +36553,7 @@
           <m:rPr>
             <m:sty m:val="p"/>
           </m:rPr>
-          <m:t>&lt;</m:t>
+          <m:t>=</m:t>
         </m:r>
         <m:r>
           <m:rPr>
@@ -36387,11 +36562,17 @@
           <m:t>,</m:t>
         </m:r>
         <m:r>
-          <m:t>01</m:t>
+          <m:t>149</m:t>
         </m:r>
       </m:oMath>
       <w:r>
-        <w:t xml:space="preserve">), cho thấy doanh nghiệp DAI cao có đường cong I–P phẳng hơn và ít suy giảm hơn ở mức FSTS cao. Kết quả tương tác DAI×ICRV (</w:t>
+        <w:t xml:space="preserve"> </w:t>
+      </w:r>
+      <w:r>
+        <w:t xml:space="preserve">và</w:t>
+      </w:r>
+      <w:r>
+        <w:t xml:space="preserve"> </w:t>
       </w:r>
       <m:oMath>
         <m:r>
@@ -36410,11 +36591,11 @@
           <m:t>,</m:t>
         </m:r>
         <m:r>
-          <m:t>012</m:t>
+          <m:t>367</m:t>
         </m:r>
       </m:oMath>
       <w:r>
-        <w:t xml:space="preserve">) xác nhận DAI phát huy hiệu quả mạnh hơn tại các bối cảnh thể chế yếu hơn, nhất quán với lập luận CDCM rằng DAI bù đắp cho sự vắng mặt của hạ tầng thể chế (Nhóm IV–V), thay vì chỉ khuếch đại lợi thế đã có tại Nhóm I. Tại Singapore (P4, DAI Tier-1+2), DAI phát huy rõ nhất dưới dạng amplification effect (</w:t>
+        <w:t xml:space="preserve">), nghĩa là hiệu ứng uốn đường cong của DAI không phổ quát mà tập trung ở các bối cảnh đặc thù. Tại Singapore (P4, DAI Tier-1+2), DAI phát huy rõ nhất dưới dạng amplification effect (</w:t>
       </w:r>
       <m:oMath>
         <m:acc>
@@ -36608,25 +36789,25 @@
         <w:pStyle w:val="BodyText"/>
       </w:pPr>
       <w:r>
-        <w:t xml:space="preserve">Một giải thích bổ sung từ Institutional Theory: ở các bối cảnh ICRV thấp với nhiều</w:t>
-      </w:r>
-      <w:r>
-        <w:t xml:space="preserve"> </w:t>
-      </w:r>
-      <w:r>
-        <w:t xml:space="preserve">“</w:t>
-      </w:r>
-      <w:r>
-        <w:t xml:space="preserve">institutional voids</w:t>
-      </w:r>
-      <w:r>
-        <w:t xml:space="preserve">”</w:t>
-      </w:r>
-      <w:r>
-        <w:t xml:space="preserve"> </w:t>
-      </w:r>
-      <w:r>
-        <w:t xml:space="preserve">(Khanna &amp; Palepu, 2010), các doanh nghiệp xuất khẩu phụ thuộc vào DAI nhiều hơn như một cơ chế bù đắp cho thiếu hụt hạ tầng thể chế. Bằng chứng: DAI×ICRV (p=.012) trong P7 cho thấy DAI</w:t>
+        <w:t xml:space="preserve">Một giải thích bổ sung từ Lý thuyết thể chế: ở các bối cảnh ICRV thấp với nhiều khoảng trống thể chế (Khanna &amp; Palepu, 2010), doanh nghiệp xuất khẩu có thể phụ thuộc vào DAI nhiều hơn như một cơ chế bù đắp cho thiếu hụt hạ tầng thể chế (hiệu ứng lá chắn số đã ghi nhận ở nghiên cứu thành phần P1 trên 17 nền). Trên khung 50 nền, tương tác chế độ-yếu với độ dốc đường cong ở mức biên ý nghĩa (FSTS×chế độ yếu = −0,523, p = ,087), nhất quán về chiều với lập luận này nhưng cần kiểm định nhân quả chặt hơn trước khi khẳng định.</w:t>
+      </w:r>
+    </w:p>
+    <w:bookmarkEnd w:id="169"/>
+    <w:bookmarkStart w:id="170" w:name="Xba87836edee10cf1c931ef85c517d34e258cf83"/>
+    <w:p>
+      <w:pPr>
+        <w:pStyle w:val="Heading3"/>
+      </w:pPr>
+      <w:r>
+        <w:t xml:space="preserve">5.1.4 Đặc Điểm Nhà Quản Trị là Biến điều tiết Cá Nhân: Hỗ trợ có điều kiện H4</w:t>
+      </w:r>
+    </w:p>
+    <w:p>
+      <w:pPr>
+        <w:pStyle w:val="FirstParagraph"/>
+      </w:pPr>
+      <w:r>
+        <w:t xml:space="preserve">Kết quả về H4 trên khung 50 nền cho thấy đặc điểm nhà quản trị cấp cao</w:t>
       </w:r>
       <w:r>
         <w:t xml:space="preserve"> </w:t>
@@ -36636,49 +36817,10 @@
           <w:bCs/>
           <w:b/>
         </w:rPr>
-        <w:t xml:space="preserve">mạnh hơn</w:t>
-      </w:r>
-      <w:r>
-        <w:t xml:space="preserve"> </w:t>
-      </w:r>
-      <w:r>
-        <w:t xml:space="preserve">tại thể chế yếu,</w:t>
-      </w:r>
-      <w:r>
-        <w:t xml:space="preserve"> </w:t>
-      </w:r>
-      <w:r>
-        <w:t xml:space="preserve">“</w:t>
-      </w:r>
-      <w:r>
-        <w:t xml:space="preserve">digital shield effect</w:t>
-      </w:r>
-      <w:r>
-        <w:t xml:space="preserve">”</w:t>
-      </w:r>
-      <w:r>
-        <w:t xml:space="preserve"> </w:t>
-      </w:r>
-      <w:r>
-        <w:t xml:space="preserve">phát huy mạnh nhất khi nền tảng thể chế còn thiếu hụt, không phải khi thể chế đã hoàn thiện.</w:t>
-      </w:r>
-    </w:p>
-    <w:bookmarkEnd w:id="169"/>
-    <w:bookmarkStart w:id="170" w:name="X9c0cd9664cda47af8ea782aa1697b3fd1384e63"/>
-    <w:p>
-      <w:pPr>
-        <w:pStyle w:val="Heading3"/>
-      </w:pPr>
-      <w:r>
-        <w:t xml:space="preserve">5.1.4 Đặc Điểm Nhà Quản Trị là Moderator Cá Nhân: Hỗ trợ có điều kiện H4</w:t>
-      </w:r>
-    </w:p>
-    <w:p>
-      <w:pPr>
-        <w:pStyle w:val="FirstParagraph"/>
-      </w:pPr>
-      <w:r>
-        <w:t xml:space="preserve">Kết quả về H4 từ P7 cho thấy đặc điểm nhà quản trị cấp cao có tác động điều tiết không đồng nhất. Giới tính nữ của nhà quản trị (</w:t>
+        <w:t xml:space="preserve">không tạo hiệu ứng điều tiết phổ quát</w:t>
+      </w:r>
+      <w:r>
+        <w:t xml:space="preserve">. Hệ số mức của nữ quản lý cấp cao là âm nhẹ (</w:t>
       </w:r>
       <m:oMath>
         <m:acc>
@@ -36701,7 +36843,7 @@
           <m:rPr>
             <m:sty m:val="p"/>
           </m:rPr>
-          <m:t>+</m:t>
+          <m:t>−</m:t>
         </m:r>
         <m:r>
           <m:t>0</m:t>
@@ -36713,7 +36855,167 @@
           <m:t>,</m:t>
         </m:r>
         <m:r>
-          <m:t>185</m:t>
+          <m:t>088</m:t>
+        </m:r>
+      </m:oMath>
+      <w:r>
+        <w:t xml:space="preserve">,</w:t>
+      </w:r>
+      <w:r>
+        <w:t xml:space="preserve"> </w:t>
+      </w:r>
+      <m:oMath>
+        <m:r>
+          <m:t>p</m:t>
+        </m:r>
+        <m:r>
+          <m:rPr>
+            <m:sty m:val="p"/>
+          </m:rPr>
+          <m:t>=</m:t>
+        </m:r>
+        <m:r>
+          <m:rPr>
+            <m:sty m:val="p"/>
+          </m:rPr>
+          <m:t>,</m:t>
+        </m:r>
+        <m:r>
+          <m:t>026</m:t>
+        </m:r>
+      </m:oMath>
+      <w:r>
+        <w:t xml:space="preserve">) sau khi kiểm soát hiệu ứng cố định nền kinh tế và năm, và tương tác với cường độ quốc tế hóa không có ý nghĩa thống kê (FSTS×nữ quản lý:</w:t>
+      </w:r>
+      <w:r>
+        <w:t xml:space="preserve"> </w:t>
+      </w:r>
+      <m:oMath>
+        <m:r>
+          <m:t>p</m:t>
+        </m:r>
+        <m:r>
+          <m:rPr>
+            <m:sty m:val="p"/>
+          </m:rPr>
+          <m:t>=</m:t>
+        </m:r>
+        <m:r>
+          <m:rPr>
+            <m:sty m:val="p"/>
+          </m:rPr>
+          <m:t>,</m:t>
+        </m:r>
+        <m:r>
+          <m:t>847</m:t>
+        </m:r>
+      </m:oMath>
+      <w:r>
+        <w:t xml:space="preserve">). Kết quả này nhất quán với lập luận của Lý thuyết thượng tầng quản trị (Hambrick &amp; Mason, 1984) ở dạng có điều kiện: tác động của đặc điểm lãnh đạo phụ thuộc mạnh vào bối cảnh thể chế và cấu trúc ngành mà doanh nghiệp hoạt động, thay vì là một hiệu ứng đồng nhất xuyên 50 nền kinh tế; hệ số mức âm nhẹ nhiều khả năng phản ánh sự phân bố không ngẫu nhiên của nữ quản lý vào các ngành thâm dụng lao động biên thấp, một dạng chọn lọc ngành cần thiết kế nhận dạng riêng để bóc tách.</w:t>
+      </w:r>
+    </w:p>
+    <w:p>
+      <w:pPr>
+        <w:pStyle w:val="BodyText"/>
+      </w:pPr>
+      <w:r>
+        <w:t xml:space="preserve">Cơ chế lý thuyết có thể qua hai kênh: thứ nhất,</w:t>
+      </w:r>
+      <w:r>
+        <w:t xml:space="preserve"> </w:t>
+      </w:r>
+      <w:r>
+        <w:rPr>
+          <w:bCs/>
+          <w:b/>
+        </w:rPr>
+        <w:t xml:space="preserve">đa dạng nhận thức</w:t>
+      </w:r>
+      <w:r>
+        <w:t xml:space="preserve">, nhà quản trị nữ thường mang lại góc nhìn khác biệt trong ra quyết định quốc tế hóa, giúp nhận diện thị trường ngách và giảm thiểu rủi ro tập trung; thứ hai,</w:t>
+      </w:r>
+      <w:r>
+        <w:t xml:space="preserve"> </w:t>
+      </w:r>
+      <w:r>
+        <w:rPr>
+          <w:bCs/>
+          <w:b/>
+        </w:rPr>
+        <w:t xml:space="preserve">chuẩn mực quản trị</w:t>
+      </w:r>
+      <w:r>
+        <w:t xml:space="preserve">, sự hiện diện của lãnh đạo nữ tương quan với thực hành quản trị doanh nghiệp tốt hơn và minh bạch hơn, đặc biệt quan trọng trong môi trường thể chế yếu.</w:t>
+      </w:r>
+    </w:p>
+    <w:p>
+      <w:pPr>
+        <w:pStyle w:val="BodyText"/>
+      </w:pPr>
+      <w:r>
+        <w:t xml:space="preserve">Tuy nhiên, cần lưu ý rằng tác động này được phát hiện ở cấp pooled toàn mẫu (P7) và cần kiểm định riêng biệt theo từng bối cảnh ICRV để hiểu đầy đủ điều kiện biên của biến điều tiết cấp quản trị. Kết quả null về kinh nghiệm nhà quản trị (mgr_experience) gợi ý rằng trong bối cảnh châu Á đa dạng, số năm kinh nghiệm đơn thuần không nắm bắt được</w:t>
+      </w:r>
+      <w:r>
+        <w:t xml:space="preserve"> </w:t>
+      </w:r>
+      <w:r>
+        <w:rPr>
+          <w:bCs/>
+          <w:b/>
+        </w:rPr>
+        <w:t xml:space="preserve">chất lượng</w:t>
+      </w:r>
+      <w:r>
+        <w:t xml:space="preserve"> </w:t>
+      </w:r>
+      <w:r>
+        <w:t xml:space="preserve">kinh nghiệm quốc tế (breadth vs. depth), một hạn chế đo lường trong WBES cần được khắc phục trong nghiên cứu tương lai.</w:t>
+      </w:r>
+    </w:p>
+    <w:bookmarkEnd w:id="170"/>
+    <w:bookmarkStart w:id="171" w:name="Xfdc4f05762204c1e9501761a1ebcb843f9171c3"/>
+    <w:p>
+      <w:pPr>
+        <w:pStyle w:val="Heading3"/>
+      </w:pPr>
+      <w:r>
+        <w:t xml:space="preserve">5.1.5 FIP là Điều Kiện Biên Cực Đoan: H1b cho SIDS</w:t>
+      </w:r>
+    </w:p>
+    <w:p>
+      <w:pPr>
+        <w:pStyle w:val="FirstParagraph"/>
+      </w:pPr>
+      <w:r>
+        <w:t xml:space="preserve">Gánh nặng quốc tế hóa bắt buộc (Forced Internationalization Penalty, FIP) tại các nền kinh tế SIDS (</w:t>
+      </w:r>
+      <m:oMath>
+        <m:r>
+          <m:t>β</m:t>
+        </m:r>
+        <m:r>
+          <m:rPr>
+            <m:sty m:val="p"/>
+          </m:rPr>
+          <m:t>=</m:t>
+        </m:r>
+        <m:r>
+          <m:rPr>
+            <m:sty m:val="p"/>
+          </m:rPr>
+          <m:t>−</m:t>
+        </m:r>
+        <m:r>
+          <m:t>1</m:t>
+        </m:r>
+        <m:r>
+          <m:rPr>
+            <m:sty m:val="p"/>
+          </m:rPr>
+          <m:t>,</m:t>
+        </m:r>
+        <m:r>
+          <m:t>339</m:t>
         </m:r>
       </m:oMath>
       <w:r>
@@ -36743,15 +37045,7 @@
         </m:r>
       </m:oMath>
       <w:r>
-        <w:t xml:space="preserve">) nhất quán cho thấy hiệu ứng tích cực lên hiệu quả I–P trong toàn mẫu, doanh nghiệp có top manager nữ đạt hiệu quả cao hơn từ quốc tế hóa, phù hợp với Upper Echelons Theory (Hambrick &amp; Mason, 1984) rằng đặc điểm cấp lãnh đạo định hình cách thức tổ chức nhận diện và khai thác cơ hội quốc tế.</w:t>
-      </w:r>
-    </w:p>
-    <w:p>
-      <w:pPr>
-        <w:pStyle w:val="BodyText"/>
-      </w:pPr>
-      <w:r>
-        <w:t xml:space="preserve">Cơ chế lý thuyết có thể qua hai kênh: thứ nhất,</w:t>
+        <w:t xml:space="preserve">; M1 country+year FE, mạnh hơn trong exporters-only) đại diện cho điều kiện biên mà CDCM không hoàn toàn dự báo trước trong phiên bản ban đầu của khung lý thuyết. FIP là biểu hiện của trường hợp khi</w:t>
       </w:r>
       <w:r>
         <w:t xml:space="preserve"> </w:t>
@@ -36761,23 +37055,13 @@
           <w:bCs/>
           <w:b/>
         </w:rPr>
-        <w:t xml:space="preserve">đa dạng nhận thức</w:t>
-      </w:r>
-      <w:r>
-        <w:t xml:space="preserve">, nhà quản trị nữ thường mang lại góc nhìn khác biệt trong ra quyết định quốc tế hóa, giúp nhận diện thị trường ngách và giảm thiểu rủi ro tập trung; thứ hai,</w:t>
-      </w:r>
-      <w:r>
-        <w:t xml:space="preserve"> </w:t>
-      </w:r>
-      <w:r>
-        <w:rPr>
-          <w:bCs/>
-          <w:b/>
-        </w:rPr>
-        <w:t xml:space="preserve">chuẩn mực quản trị</w:t>
-      </w:r>
-      <w:r>
-        <w:t xml:space="preserve">, sự hiện diện của lãnh đạo nữ tương quan với thực hành quản trị doanh nghiệp tốt hơn và minh bạch hơn, đặc biệt quan trọng trong môi trường thể chế yếu.</w:t>
+        <w:t xml:space="preserve">cả ba tầng của CDCM</w:t>
+      </w:r>
+      <w:r>
+        <w:t xml:space="preserve"> </w:t>
+      </w:r>
+      <w:r>
+        <w:t xml:space="preserve">(thể chế, năng lực, và quản trị) đều ở mức thấp: thể chế yếu, TCI thấp, DAI không phát huy tác dụng, thì quốc tế hóa không chỉ dừng ở mức không mang lại lợi ích mà còn gây tổn hại thực sự đến hiệu quả doanh nghiệp.</w:t>
       </w:r>
     </w:p>
     <w:p>
@@ -36785,123 +37069,7 @@
         <w:pStyle w:val="BodyText"/>
       </w:pPr>
       <w:r>
-        <w:t xml:space="preserve">Tuy nhiên, cần lưu ý rằng tác động này được phát hiện ở cấp pooled toàn mẫu (P7) và cần kiểm định riêng biệt theo từng bối cảnh ICRV để hiểu đầy đủ điều kiện biên của moderator cấp quản trị. Kết quả null về kinh nghiệm nhà quản trị (mgr_experience) gợi ý rằng trong bối cảnh châu Á đa dạng, số năm kinh nghiệm đơn thuần không nắm bắt được</w:t>
-      </w:r>
-      <w:r>
-        <w:t xml:space="preserve"> </w:t>
-      </w:r>
-      <w:r>
-        <w:rPr>
-          <w:bCs/>
-          <w:b/>
-        </w:rPr>
-        <w:t xml:space="preserve">chất lượng</w:t>
-      </w:r>
-      <w:r>
-        <w:t xml:space="preserve"> </w:t>
-      </w:r>
-      <w:r>
-        <w:t xml:space="preserve">kinh nghiệm quốc tế (breadth vs. depth), một hạn chế đo lường trong WBES cần được khắc phục trong nghiên cứu tương lai.</w:t>
-      </w:r>
-    </w:p>
-    <w:bookmarkEnd w:id="170"/>
-    <w:bookmarkStart w:id="171" w:name="Xfdc4f05762204c1e9501761a1ebcb843f9171c3"/>
-    <w:p>
-      <w:pPr>
-        <w:pStyle w:val="Heading3"/>
-      </w:pPr>
-      <w:r>
-        <w:t xml:space="preserve">5.1.5 FIP là Điều Kiện Biên Cực Đoan: H1b cho SIDS</w:t>
-      </w:r>
-    </w:p>
-    <w:p>
-      <w:pPr>
-        <w:pStyle w:val="FirstParagraph"/>
-      </w:pPr>
-      <w:r>
-        <w:t xml:space="preserve">Gánh nặng quốc tế hóa bắt buộc (Forced Internationalization Penalty, FIP) tại các nền kinh tế SIDS (</w:t>
-      </w:r>
-      <m:oMath>
-        <m:r>
-          <m:t>β</m:t>
-        </m:r>
-        <m:r>
-          <m:rPr>
-            <m:sty m:val="p"/>
-          </m:rPr>
-          <m:t>=</m:t>
-        </m:r>
-        <m:r>
-          <m:rPr>
-            <m:sty m:val="p"/>
-          </m:rPr>
-          <m:t>−</m:t>
-        </m:r>
-        <m:r>
-          <m:t>1</m:t>
-        </m:r>
-        <m:r>
-          <m:rPr>
-            <m:sty m:val="p"/>
-          </m:rPr>
-          <m:t>,</m:t>
-        </m:r>
-        <m:r>
-          <m:t>339</m:t>
-        </m:r>
-      </m:oMath>
-      <w:r>
-        <w:t xml:space="preserve">,</w:t>
-      </w:r>
-      <w:r>
-        <w:t xml:space="preserve"> </w:t>
-      </w:r>
-      <m:oMath>
-        <m:r>
-          <m:t>p</m:t>
-        </m:r>
-        <m:r>
-          <m:rPr>
-            <m:sty m:val="p"/>
-          </m:rPr>
-          <m:t>&lt;</m:t>
-        </m:r>
-        <m:r>
-          <m:rPr>
-            <m:sty m:val="p"/>
-          </m:rPr>
-          <m:t>,</m:t>
-        </m:r>
-        <m:r>
-          <m:t>001</m:t>
-        </m:r>
-      </m:oMath>
-      <w:r>
-        <w:t xml:space="preserve">; M1 country+year FE, mạnh hơn trong exporters-only) đại diện cho điều kiện biên mà CDCM không hoàn toàn dự báo trước trong phiên bản ban đầu của khung lý thuyết. FIP là biểu hiện của trường hợp khi</w:t>
-      </w:r>
-      <w:r>
-        <w:t xml:space="preserve"> </w:t>
-      </w:r>
-      <w:r>
-        <w:rPr>
-          <w:bCs/>
-          <w:b/>
-        </w:rPr>
-        <w:t xml:space="preserve">cả ba tầng của CDCM</w:t>
-      </w:r>
-      <w:r>
-        <w:t xml:space="preserve"> </w:t>
-      </w:r>
-      <w:r>
-        <w:t xml:space="preserve">(thể chế, năng lực, và quản trị) đều ở mức thấp: thể chế yếu, TCI thấp, DAI không phát huy tác dụng, thì quốc tế hóa không chỉ dừng ở mức không mang lại lợi ích mà còn gây tổn hại thực sự đến hiệu quả doanh nghiệp.</w:t>
-      </w:r>
-    </w:p>
-    <w:p>
-      <w:pPr>
-        <w:pStyle w:val="BodyText"/>
-      </w:pPr>
-      <w:r>
-        <w:t xml:space="preserve">Quan hệ âm đơn điệu này khác về bản chất với quan hệ phi tuyến chữ U ngược: không có turning point trong phạm vi dữ liệu, nghĩa là không có mức FSTS nào mà doanh nghiệp SIDS có thể tận dụng để cải thiện hiệu quả thông qua xuất khẩu trong điều kiện hiện tại. Đây là ranh giới biên lý thuyết quan trọng cho models phi tuyến phổ quát trong literature I–P.</w:t>
+        <w:t xml:space="preserve">Quan hệ âm đơn điệu này khác về bản chất với quan hệ phi tuyến chữ U ngược: không có điểm uốn trong phạm vi dữ liệu, nghĩa là không có mức FSTS nào mà doanh nghiệp SIDS có thể tận dụng để cải thiện hiệu quả thông qua xuất khẩu trong điều kiện hiện tại. Đây là ranh giới biên lý thuyết quan trọng cho models phi tuyến phổ quát trong văn liệu I–P.</w:t>
       </w:r>
     </w:p>
     <w:p>
@@ -37211,7 +37379,7 @@
         <w:t xml:space="preserve"> </w:t>
       </w:r>
       <w:r>
-        <w:t xml:space="preserve">thành 54,1% tầng 2 và 8,4% tầng 3 là thông tin mới mà phân tích meta đơn tầng không cung cấp. Điều này thay đổi hiểu biết về nguồn gốc của heterogeneity trong literature, vấn đề chủ yếu là</w:t>
+        <w:t xml:space="preserve">thành 54,1% tầng 2 và 8,4% tầng 3 là thông tin mới mà phân tích meta đơn tầng không cung cấp. Điều này thay đổi hiểu biết về nguồn gốc của heterogeneity trong văn liệu, vấn đề chủ yếu là</w:t>
       </w:r>
       <w:r>
         <w:t xml:space="preserve"> </w:t>
@@ -37242,7 +37410,7 @@
         <w:pStyle w:val="FirstParagraph"/>
       </w:pPr>
       <w:r>
-        <w:t xml:space="preserve">Lu và Beamish (2004) và Contractor et al. (2003) là hai công trình nền tảng về quan hệ phi tuyến I–P. Lu và Beamish (2004) tìm turning point khoảng 60% FSTS trong mẫu doanh nghiệp Nhật Bản, trong khi Contractor et al. (2003) đề xuất S-curve ba giai đoạn. Luận án này vượt qua hai công trình đó theo ba hướng:</w:t>
+        <w:t xml:space="preserve">Lu và Beamish (2004) và Contractor et al. (2003) là hai công trình nền tảng về quan hệ phi tuyến I–P. Lu và Beamish (2004) tìm điểm uốn khoảng 60% FSTS trong mẫu doanh nghiệp Nhật Bản, trong khi Contractor et al. (2003) đề xuất S-curve ba giai đoạn. Luận án này vượt qua hai công trình đó theo ba hướng:</w:t>
       </w:r>
     </w:p>
     <w:p>
@@ -37257,7 +37425,7 @@
         <w:t xml:space="preserve">Thứ nhất</w:t>
       </w:r>
       <w:r>
-        <w:t xml:space="preserve">, luận án chứng minh rằng turning point</w:t>
+        <w:t xml:space="preserve">, luận án chứng minh rằng điểm uốn</w:t>
       </w:r>
       <w:r>
         <w:t xml:space="preserve"> </w:t>
@@ -37273,7 +37441,7 @@
         <w:t xml:space="preserve"> </w:t>
       </w:r>
       <w:r>
-        <w:t xml:space="preserve">mà phụ thuộc vào bối cảnh ICRV: từ TP ≈ 88,6% (Singapore, Advanced Innovation; lưu ý điểm uốn này không định vị tin cậy do CI vượt ngưỡng khả thi, xem §4.3) đến TP ≈ 39,7% (Việt Nam pooled, Lower-mid Transition), với Trung Quốc ở mức trung gian (TP ≈ 48,78%). Không có một turning point phổ quát cho tất cả bối cảnh.</w:t>
+        <w:t xml:space="preserve">mà phụ thuộc vào bối cảnh ICRV: từ TP ≈ 88,6% (Singapore, Advanced Innovation; lưu ý điểm uốn này không định vị tin cậy do CI vượt ngưỡng khả thi, xem §4.3) đến TP ≈ 39,7% (Việt Nam pooled, Lower-mid Transition), với Trung Quốc ở mức trung gian (TP ≈ 48,78%). Không có một điểm uốn phổ quát cho tất cả bối cảnh.</w:t>
       </w:r>
     </w:p>
     <w:p>
@@ -37288,7 +37456,7 @@
         <w:t xml:space="preserve">Thứ hai</w:t>
       </w:r>
       <w:r>
-        <w:t xml:space="preserve">, luận án xác định trường hợp biên FIP tại SIDS, không phải là S-curve hay inverted-U mà là quan hệ âm đơn điệu, điều mà cả ba-stage theory lẫn S-curve không dự báo được.</w:t>
+        <w:t xml:space="preserve">, luận án xác định trường hợp biên FIP tại SIDS, không phải là S-curve hay chữ U ngược mà là quan hệ âm đơn điệu, điều mà cả ba-stage theory lẫn S-curve không dự báo được.</w:t>
       </w:r>
     </w:p>
     <w:p>
@@ -37303,7 +37471,7 @@
         <w:t xml:space="preserve">Thứ ba</w:t>
       </w:r>
       <w:r>
-        <w:t xml:space="preserve">, luận án mở rộng khung phân tích từ dữ liệu doanh nghiệp Nhật Bản/đa quốc gia sang 49 nền kinh tế châu Á và Thái Bình Dương, bối cảnh underrepresented trong literature Lu và Beamish.</w:t>
+        <w:t xml:space="preserve">, luận án mở rộng khung phân tích từ dữ liệu doanh nghiệp Nhật Bản/đa quốc gia sang 49 nền kinh tế châu Á và Thái Bình Dương, bối cảnh underrepresented trong văn liệu Lu và Beamish.</w:t>
       </w:r>
     </w:p>
     <w:bookmarkEnd w:id="175"/>
@@ -37321,7 +37489,7 @@
         <w:pStyle w:val="FirstParagraph"/>
       </w:pPr>
       <w:r>
-        <w:t xml:space="preserve">Marano et al. (2016) là meta-analysis quan trọng nhất trong literature gần đây, cung cấp bằng chứng về vai trò điều tiết của home country institutions trong I–P relationship. Tuy nhiên, Marano et al. sử dụng phân loại binary (developed vs. emerging) hoặc continuous institutional quality scores.</w:t>
+        <w:t xml:space="preserve">Marano et al. (2016) là meta-analysis quan trọng nhất trong văn liệu gần đây, cung cấp bằng chứng về vai trò điều tiết của home country institutions trong I–P relationship. Tuy nhiên, Marano et al. sử dụng phân loại binary (developed vs. emerging) hoặc continuous institutional quality scores.</w:t>
       </w:r>
     </w:p>
     <w:p>
@@ -37437,7 +37605,7 @@
         <w:t xml:space="preserve"> </w:t>
       </w:r>
       <w:r>
-        <w:t xml:space="preserve">trong khung CDCM. Phát hiện rằng DAI có hiệu ứng nâng mặt bằng phổ quát (β=+0.155, p&lt;.001, mẫu gộp N=84,910 từ 49 nền kinh tế) nhưng vai trò điều tiết đường cong I–P là</w:t>
+        <w:t xml:space="preserve">trong khung CDCM. Phát hiện rằng DAI có hiệu ứng nâng mặt bằng phổ quát (β=+0,201, p&lt;,001, mẫu gộp N=79.080 từ 50 nền kinh tế) nhưng vai trò điều tiết đường cong I–P là</w:t>
       </w:r>
       <w:r>
         <w:t xml:space="preserve"> </w:t>
@@ -37508,7 +37676,7 @@
         <w:pStyle w:val="BodyText"/>
       </w:pPr>
       <w:r>
-        <w:t xml:space="preserve">Điều này có hàm ý lý thuyết quan trọng cho RBV và digital capability literature (Bhandari et al., 2023; Verhoef et al., 2021): không phải mọi nguồn lực số đều tạo ra lợi thế cạnh tranh theo cùng một cơ chế trong mọi bối cảnh. Giá trị của DAI là</w:t>
+        <w:t xml:space="preserve">Điều này có hàm ý lý thuyết quan trọng cho RBV và digital capability văn liệu (Bhandari et al., 2023; Verhoef et al., 2021): không phải mọi nguồn lực số đều tạo ra lợi thế cạnh tranh theo cùng một cơ chế trong mọi bối cảnh. Giá trị của DAI là</w:t>
       </w:r>
       <w:r>
         <w:t xml:space="preserve"> </w:t>
@@ -37568,7 +37736,7 @@
         <w:t xml:space="preserve">Forced Internationalization Penalty (FIP)</w:t>
       </w:r>
       <w:r>
-        <w:t xml:space="preserve">, một construct lý thuyết mới chưa được định danh trong literature kinh doanh quốc tế, như một hiện tượng lý thuyết độc lập, khác biệt về bản chất với</w:t>
+        <w:t xml:space="preserve">, một construct lý thuyết mới chưa được định danh trong văn liệu kinh doanh quốc tế, như một hiện tượng lý thuyết độc lập, khác biệt về bản chất với</w:t>
       </w:r>
       <w:r>
         <w:t xml:space="preserve"> </w:t>
@@ -37655,7 +37823,7 @@
         <w:t xml:space="preserve">”</w:t>
       </w:r>
       <w:r>
-        <w:t xml:space="preserve">, bẫy quốc tế hóa bắt buộc, mà không có turning point để thoát khỏi.</w:t>
+        <w:t xml:space="preserve">, bẫy quốc tế hóa bắt buộc, mà không có điểm uốn để thoát khỏi.</w:t>
       </w:r>
     </w:p>
     <w:bookmarkEnd w:id="179"/>
@@ -37689,7 +37857,7 @@
         <w:t xml:space="preserve"> </w:t>
       </w:r>
       <w:r>
-        <w:t xml:space="preserve">như một công cụ phân loại thể chế đặc thù cho khu vực châu Á, Thái Bình Dương, thay thế cho các phân loại binary (developed/emerging) hoặc continuous (WGI scores) trong literature hiện tại.</w:t>
+        <w:t xml:space="preserve">như một công cụ phân loại thể chế đặc thù cho khu vực châu Á, Thái Bình Dương, thay thế cho các phân loại binary (developed/emerging) hoặc continuous (WGI scores) trong văn liệu hiện tại.</w:t>
       </w:r>
     </w:p>
     <w:p>
@@ -37710,7 +37878,7 @@
         <w:t xml:space="preserve">dự đoán</w:t>
       </w:r>
       <w:r>
-        <w:t xml:space="preserve">: turning point I–P</w:t>
+        <w:t xml:space="preserve">: điểm uốn I–P</w:t>
       </w:r>
       <w:r>
         <w:t xml:space="preserve"> </w:t>
@@ -37726,7 +37894,7 @@
         <w:t xml:space="preserve"> </w:t>
       </w:r>
       <w:r>
-        <w:t xml:space="preserve">đơn điệu theo chiều từ SIDS/Emerging (~55%) xuống Advanced Innovation (~28%), thể chế càng mạnh, doanh nghiệp đạt đỉnh hiệu quả ở mức quốc tế hóa thấp hơn, xác nhận giá trị dự đoán của phân loại.</w:t>
+        <w:t xml:space="preserve">đơn điệu theo chiều ba vùng: chữ U ngược định hình ở vùng giữa gradient (Nhóm IV, 43,0%), duỗi thẳng ở biên trên, tan rã ở biên dưới; thể chế càng mạnh, doanh nghiệp đạt đỉnh hiệu quả ở mức quốc tế hóa thấp hơn, xác nhận giá trị dự đoán của phân loại.</w:t>
       </w:r>
     </w:p>
     <w:p>
@@ -37777,7 +37945,7 @@
         <w:t xml:space="preserve"> </w:t>
       </w:r>
       <w:r>
-        <w:t xml:space="preserve">là can thiệp chính sách có thể nâng cao lợi ích từ quốc tế hóa, đặc biệt trong các bối cảnh ICRV trung bình như Việt Nam và Trung Quốc. Chính sách hỗ trợ doanh nghiệp tiếp cận công nghệ nước ngoài (thông qua chương trình kết nối với MNCs, giảm thuế nhập khẩu công nghệ), khuyến khích R&amp;D, và hỗ trợ chứng nhận chất lượng quốc tế sẽ nâng cao TCI của toàn bộ doanh nghiệp trong nền kinh tế, từ đó dịch chuyển đường I–P lên trên và có thể mở rộng turning point về phía phải.</w:t>
+        <w:t xml:space="preserve">là can thiệp chính sách có thể nâng cao lợi ích từ quốc tế hóa, đặc biệt trong các bối cảnh ICRV trung bình như Việt Nam và Trung Quốc. Chính sách hỗ trợ doanh nghiệp tiếp cận công nghệ nước ngoài (thông qua chương trình kết nối với MNCs, giảm thuế nhập khẩu công nghệ), khuyến khích R&amp;D, và hỗ trợ chứng nhận chất lượng quốc tế sẽ nâng cao TCI của toàn bộ doanh nghiệp trong nền kinh tế, từ đó dịch chuyển đường I–P lên trên và có thể mở rộng điểm uốn về phía phải.</w:t>
       </w:r>
     </w:p>
     <w:p>
@@ -37809,17 +37977,17 @@
         <w:pStyle w:val="BodyText"/>
       </w:pPr>
       <w:r>
-        <w:t xml:space="preserve">Đối với Việt Nam cụ thể: turning point dịch chuyển từ 46,2% (2009) xuống 39,3% (2015) là tín hiệu đáng lo ngại. Nếu turning point tiếp tục dịch trái, điều đó hàm ý rằng lợi ích từ xuất khẩu đạt đỉnh sớm hơn và suy giảm nhanh hơn, có thể do cấu trúc xuất khẩu tập trung vào gia công với biên lợi nhuận mỏng. Chính sách nâng cao giá trị gia tăng trong xuất khẩu (moving up the value chain) kết hợp với tăng cường TCI có thể giúp đảo ngược xu hướng này.</w:t>
+        <w:t xml:space="preserve">Đối với Việt Nam cụ thể: điểm uốn dịch chuyển từ 46,2% (2009) xuống 39,3% (2015) là tín hiệu đáng lo ngại. Nếu điểm uốn tiếp tục dịch trái, điều đó hàm ý rằng lợi ích từ xuất khẩu đạt đỉnh sớm hơn và suy giảm nhanh hơn, có thể do cấu trúc xuất khẩu tập trung vào gia công với biên lợi nhuận mỏng. Chính sách nâng cao giá trị gia tăng trong xuất khẩu (moving up the value chain) kết hợp với tăng cường TCI có thể giúp đảo ngược xu hướng này.</w:t>
       </w:r>
     </w:p>
     <w:bookmarkEnd w:id="182"/>
-    <w:bookmarkStart w:id="183" w:name="Xb72945ffcd7baeba99eebb1118ccccd8ec07fb7"/>
+    <w:bookmarkStart w:id="183" w:name="X59d919466906d9a280d645023e1878e458893ad"/>
     <w:p>
       <w:pPr>
         <w:pStyle w:val="Heading3"/>
       </w:pPr>
       <w:r>
-        <w:t xml:space="preserve">5.4.2 Đề xuất cho nhà quản trị doanh nghiệp: Turning Point theo ICRV</w:t>
+        <w:t xml:space="preserve">5.4.2 Đề xuất cho nhà quản trị doanh nghiệp: Điểm uốn theo ICRV</w:t>
       </w:r>
     </w:p>
     <w:p>
@@ -37879,7 +38047,7 @@
         <w:t xml:space="preserve">Doanh nghiệp Trung Quốc (Nhóm III)</w:t>
       </w:r>
       <w:r>
-        <w:t xml:space="preserve">: turning point TP ≈ 48,78% ổn định qua thập kỷ 2012–2024, gợi ý rằng chiến lược xuất khẩu tối ưu là duy trì tỷ lệ FSTS trong khoảng 40–50%, kết hợp giữa thị trường nội địa khổng lồ và hoạt động xuất khẩu có chọn lọc.</w:t>
+        <w:t xml:space="preserve">: điểm uốn TP ≈ 48,78% ổn định qua thập kỷ 2012–2024, gợi ý rằng chiến lược xuất khẩu tối ưu là duy trì tỷ lệ FSTS trong khoảng 40–50%, kết hợp giữa thị trường nội địa khổng lồ và hoạt động xuất khẩu có chọn lọc.</w:t>
       </w:r>
     </w:p>
     <w:p>
@@ -37897,7 +38065,7 @@
         <w:t xml:space="preserve">Doanh nghiệp Việt Nam (Nhóm IV)</w:t>
       </w:r>
       <w:r>
-        <w:t xml:space="preserve">: turning point thấp hơn (39,3–46,2%), hàm ý rằng nhà quản trị cần thận trọng hơn khi đẩy tỷ lệ xuất khẩu vượt quá 40% tổng doanh thu. Thay vào đó,</w:t>
+        <w:t xml:space="preserve">: điểm uốn thấp hơn (39,3–46,2%), hàm ý rằng nhà quản trị cần thận trọng hơn khi đẩy tỷ lệ xuất khẩu vượt quá 40% tổng doanh thu. Thay vào đó,</w:t>
       </w:r>
       <w:r>
         <w:t xml:space="preserve"> </w:t>
@@ -38360,7 +38528,7 @@
         <w:t xml:space="preserve">P3</w:t>
       </w:r>
       <w:r>
-        <w:t xml:space="preserve">: phân tích Việt Nam (Lower-mid Transition), xác nhận inverted-U với TP = 39,3–46,2%, TCI là moderator dương có ý nghĩa.</w:t>
+        <w:t xml:space="preserve">: phân tích Việt Nam (Lower-mid Transition), xác nhận chữ U ngược với TP = 39,3–46,2%, TCI là biến điều tiết dương có ý nghĩa.</w:t>
       </w:r>
     </w:p>
     <w:p>
@@ -38378,7 +38546,7 @@
         <w:t xml:space="preserve">P4</w:t>
       </w:r>
       <w:r>
-        <w:t xml:space="preserve">: phân tích Singapore (Advanced Innovation), xác nhận inverted-U với TP ≈ 88,6% (rộng CI), DAI khuếch đại tại mức FSTS cao.</w:t>
+        <w:t xml:space="preserve">: phân tích Singapore (Advanced Innovation), xác nhận chữ U ngược với TP ≈ 88,6% (rộng CI), DAI khuếch đại tại mức FSTS cao.</w:t>
       </w:r>
     </w:p>
     <w:p>
@@ -38396,7 +38564,7 @@
         <w:t xml:space="preserve">P5</w:t>
       </w:r>
       <w:r>
-        <w:t xml:space="preserve">: phân tích Trung Quốc 2012–2024 (Upper-middle), xác nhận inverted-U ổn định theo thời gian (TP ≈ 48,78%, Paternoster</w:t>
+        <w:t xml:space="preserve">: phân tích Trung Quốc 2012–2024 (Upper-middle), xác nhận chữ U ngược ổn định theo thời gian (TP ≈ 48,78%, Paternoster</w:t>
       </w:r>
       <w:r>
         <w:t xml:space="preserve"> </w:t>
@@ -38688,7 +38856,7 @@
         <w:t xml:space="preserve">P7</w:t>
       </w:r>
       <w:r>
-        <w:t xml:space="preserve">: kiểm định toàn mẫu châu Á và Thái Bình Dương</w:t>
+        <w:t xml:space="preserve">: kiểm định toàn mẫu châu Á và Thái Bình Dương trên khung 50 nền,</w:t>
       </w:r>
       <w:r>
         <w:t xml:space="preserve"> </w:t>
@@ -38704,7 +38872,7 @@
           <m:t>=</m:t>
         </m:r>
         <m:r>
-          <m:t>84.910</m:t>
+          <m:t>81.022</m:t>
         </m:r>
       </m:oMath>
       <w:r>
@@ -38727,14 +38895,14 @@
           <m:t>=</m:t>
         </m:r>
         <m:r>
-          <m:t>38.342</m:t>
+          <m:t>79.080</m:t>
         </m:r>
       </m:oMath>
       <w:r>
         <w:t xml:space="preserve"> </w:t>
       </w:r>
       <w:r>
-        <w:t xml:space="preserve">(M3–M5 với controls đầy đủ), TP = 36,4–40,0% (M2–M5; M11 đầy đủ: TP = 34,6%,</w:t>
+        <w:t xml:space="preserve">(M5 với kiểm soát đầy đủ), điểm uốn = 43,6–51,5% (headline M5 = 43,6%,</w:t>
       </w:r>
       <w:r>
         <w:t xml:space="preserve"> </w:t>
@@ -38760,7 +38928,7 @@
           <m:rPr>
             <m:sty m:val="p"/>
           </m:rPr>
-          <m:t>=</m:t>
+          <m:t>&lt;</m:t>
         </m:r>
         <m:r>
           <m:rPr>
@@ -38769,24 +38937,37 @@
           <m:t>,</m:t>
         </m:r>
         <m:r>
-          <m:t>002</m:t>
+          <m:t>001</m:t>
         </m:r>
       </m:oMath>
       <w:r>
-        <w:t xml:space="preserve">), gradient ICRV xác nhận mạnh mẽ, TCI nâng mặt bằng năng suất phổ quát, DAI điều tiết đường cong có ý nghĩa trên toàn mẫu và mạnh hơn tại thể chế yếu hơn (DAI×ICRV</w:t>
+        <w:t xml:space="preserve">); chữ U ngược định hình rõ nhất ở Nhóm IV (43,0%,</w:t>
       </w:r>
       <w:r>
         <w:t xml:space="preserve"> </w:t>
       </w:r>
       <m:oMath>
-        <m:r>
-          <m:t>p</m:t>
-        </m:r>
+        <m:sSub>
+          <m:e>
+            <m:r>
+              <m:t>p</m:t>
+            </m:r>
+          </m:e>
+          <m:sub>
+            <m:r>
+              <m:rPr>
+                <m:nor/>
+                <m:sty m:val="p"/>
+              </m:rPr>
+              <m:t>LM</m:t>
+            </m:r>
+          </m:sub>
+        </m:sSub>
         <m:r>
           <m:rPr>
             <m:sty m:val="p"/>
           </m:rPr>
-          <m:t>=</m:t>
+          <m:t>&lt;</m:t>
         </m:r>
         <m:r>
           <m:rPr>
@@ -38795,11 +38976,63 @@
           <m:t>,</m:t>
         </m:r>
         <m:r>
-          <m:t>012</m:t>
+          <m:t>001</m:t>
         </m:r>
       </m:oMath>
       <w:r>
-        <w:t xml:space="preserve">).</w:t>
+        <w:t xml:space="preserve">), gần tuyến tính ở Nhóm I, tan rã ở Nhóm V–VI; TCI nâng mặt bằng (+0,141,</w:t>
+      </w:r>
+      <w:r>
+        <w:t xml:space="preserve"> </w:t>
+      </w:r>
+      <m:oMath>
+        <m:r>
+          <m:t>p</m:t>
+        </m:r>
+        <m:r>
+          <m:rPr>
+            <m:sty m:val="p"/>
+          </m:rPr>
+          <m:t>&lt;</m:t>
+        </m:r>
+        <m:r>
+          <m:rPr>
+            <m:sty m:val="p"/>
+          </m:rPr>
+          <m:t>,</m:t>
+        </m:r>
+        <m:r>
+          <m:t>001</m:t>
+        </m:r>
+      </m:oMath>
+      <w:r>
+        <w:t xml:space="preserve">), DAI nâng mặt bằng (+0,201,</w:t>
+      </w:r>
+      <w:r>
+        <w:t xml:space="preserve"> </w:t>
+      </w:r>
+      <m:oMath>
+        <m:r>
+          <m:t>p</m:t>
+        </m:r>
+        <m:r>
+          <m:rPr>
+            <m:sty m:val="p"/>
+          </m:rPr>
+          <m:t>&lt;</m:t>
+        </m:r>
+        <m:r>
+          <m:rPr>
+            <m:sty m:val="p"/>
+          </m:rPr>
+          <m:t>,</m:t>
+        </m:r>
+        <m:r>
+          <m:t>001</m:t>
+        </m:r>
+      </m:oMath>
+      <w:r>
+        <w:t xml:space="preserve">) với tương tác đường cong cùng chiều nhưng không ý nghĩa toàn mẫu.</w:t>
       </w:r>
     </w:p>
     <w:p>
@@ -38922,7 +39155,7 @@
         </m:sSup>
       </m:oMath>
       <w:r>
-        <w:t xml:space="preserve">, FIP xác nhận, quan hệ âm đơn điệu không có turning point.</w:t>
+        <w:t xml:space="preserve">, FIP xác nhận, quan hệ âm đơn điệu không có điểm uốn.</w:t>
       </w:r>
     </w:p>
     <w:p>
@@ -38956,7 +39189,7 @@
         <w:t xml:space="preserve"> </w:t>
       </w:r>
       <w:r>
-        <w:t xml:space="preserve">điểm uốn chữ U ngược: TP = 61,8% (2014) → 40,7% (2022) → mất ý nghĩa độ cong (2025: β₂ = −0,16, p = ,42), kèm tương tác DAI Tier-2 (UPI) âm, bằng chứng đầu tiên rằng chuyển đổi thể chế cực mạnh có thể hòa tan (chứ không chỉ dịch chuyển) ngưỡng. Đích MIR/IJOEM; kế thừa công trình tiền đề Do &amp; Phan (2025, IntechOpen).</w:t>
+        <w:t xml:space="preserve">điểm uốn chữ U ngược: TP = 61,8% (2014) rồi 40,7% (2022) sang mất ý nghĩa độ cong (2025: β₂ = −0,16, p = ,42), kèm tương tác DAI Tier-2 (UPI) âm, bằng chứng đầu tiên rằng chuyển đổi thể chế cực mạnh có thể hòa tan (chứ không chỉ dịch chuyển) ngưỡng. Đích MIR/IJOEM; kế thừa công trình tiền đề Do &amp; Phan (2025, IntechOpen).</w:t>
       </w:r>
     </w:p>
     <w:bookmarkEnd w:id="192"/>
@@ -39008,7 +39241,7 @@
         <w:pStyle w:val="FirstParagraph"/>
       </w:pPr>
       <w:r>
-        <w:t xml:space="preserve">Bằng chứng từ 238 nghiên cứu (P6 meta-analysis) và 84.910 doanh nghiệp tại 49 nền kinh tế châu Á và Thái Bình Dương (P7) đều chỉ đến kết luận này. Quan hệ I–P không phải là một đường cong phổ quát mà là một</w:t>
+        <w:t xml:space="preserve">Bằng chứng từ 238 nghiên cứu (P6 meta-analysis) và 81.022 doanh nghiệp tại 50 nền kinh tế châu Á và Thái Bình Dương (P7) đều chỉ đến kết luận này. Quan hệ I–P không phải là một đường cong phổ quát mà là một</w:t>
       </w:r>
       <w:r>
         <w:t xml:space="preserve"> </w:t>
@@ -39024,7 +39257,7 @@
         <w:t xml:space="preserve"> </w:t>
       </w:r>
       <w:r>
-        <w:t xml:space="preserve">(family of context-dependent curves), với turning point là hàm số giảm dần của chất lượng thể chế theo ICRV, thể chế càng mạnh, turning point càng sớm (FSTS thấp hơn).</w:t>
+        <w:t xml:space="preserve">(family of context-dependent curves): chữ U ngược định hình ở vùng giữa gradient thể chế, duỗi thẳng ở biên trên và tan rã ở biên dưới, thể chế càng mạnh, điểm uốn càng sớm (FSTS thấp hơn).</w:t>
       </w:r>
     </w:p>
     <w:bookmarkEnd w:id="193"/>
@@ -39042,7 +39275,7 @@
         <w:pStyle w:val="FirstParagraph"/>
       </w:pPr>
       <w:r>
-        <w:t xml:space="preserve">Về lý thuyết, luận án đóng góp vào ba dòng nghiên cứu: (i) meta-analytic literature về I–P bằng cách phân tách cấu trúc dị biệt và xác định ICRV như moderator có ý nghĩa; (ii) literature về digital capability bằng cách làm rõ DAI là situational resource chứ không phải foundational capability; và (iii) literature về internationalization và SIDS bằng cách đặt tên và cung cấp bằng chứng đầu tiên cho FIP.</w:t>
+        <w:t xml:space="preserve">Về lý thuyết, luận án đóng góp vào ba dòng nghiên cứu: (i) meta-analytic văn liệu về I–P bằng cách phân tách cấu trúc dị biệt và xác định ICRV như biến điều tiết có ý nghĩa; (ii) văn liệu về digital capability bằng cách làm rõ DAI là situational resource chứ không phải foundational capability; và (iii) văn liệu về internationalization và SIDS bằng cách đặt tên và cung cấp bằng chứng đầu tiên cho FIP.</w:t>
       </w:r>
     </w:p>
     <w:p>
@@ -51280,7 +51513,7 @@
               <w:jc w:val="left"/>
             </w:pPr>
             <w:r>
-              <w:t xml:space="preserve">Mẫu phân tích =</w:t>
+              <w:t xml:space="preserve">Mẫu phân tích mô tả =</w:t>
             </w:r>
             <w:r>
               <w:t xml:space="preserve"> </w:t>
@@ -51290,10 +51523,13 @@
                 <w:bCs/>
                 <w:b/>
               </w:rPr>
-              <w:t xml:space="preserve">91.982</w:t>
-            </w:r>
-            <w:r>
-              <w:t xml:space="preserve">; N hồi quy M2 =</w:t>
+              <w:t xml:space="preserve">88.869</w:t>
+            </w:r>
+            <w:r>
+              <w:t xml:space="preserve"> </w:t>
+            </w:r>
+            <w:r>
+              <w:t xml:space="preserve">(50 nền); N hồi quy M2 =</w:t>
             </w:r>
             <w:r>
               <w:t xml:space="preserve"> </w:t>
@@ -51303,7 +51539,7 @@
                 <w:bCs/>
                 <w:b/>
               </w:rPr>
-              <w:t xml:space="preserve">84.910</w:t>
+              <w:t xml:space="preserve">81.022</w:t>
             </w:r>
             <w:r>
               <w:t xml:space="preserve">; mô hình đầy đủ M5 =</w:t>
@@ -51316,7 +51552,7 @@
                 <w:bCs/>
                 <w:b/>
               </w:rPr>
-              <w:t xml:space="preserve">38.342</w:t>
+              <w:t xml:space="preserve">79.080</w:t>
             </w:r>
           </w:p>
         </w:tc>
@@ -51456,7 +51692,7 @@
         <w:rPr>
           <w:rStyle w:val="VerbatimChar"/>
         </w:rPr>
-        <w:t xml:space="preserve">    G --&gt;|"S6 · listwise tập biến trọng tâm"| H["84.910, N hồi quy M2"]</w:t>
+        <w:t xml:space="preserve">    G --&gt;|"S6 · listwise tập biến trọng tâm"| H["81.022, N hồi quy M2"]</w:t>
       </w:r>
       <w:r>
         <w:br/>
@@ -51465,7 +51701,7 @@
         <w:rPr>
           <w:rStyle w:val="VerbatimChar"/>
         </w:rPr>
-        <w:t xml:space="preserve">    H --&gt;|"+ đầy đủ biến kiểm soát"| I["38.342, M5 (two-way FE)"]</w:t>
+        <w:t xml:space="preserve">    H --&gt;|"+ đầy đủ biến kiểm soát"| I["79.080, M5 (hiệu ứng cố định hai chiều)"]</w:t>
       </w:r>
     </w:p>
     <w:p>
@@ -52883,7 +53119,7 @@
         <w:t xml:space="preserve"> </w:t>
       </w:r>
       <w:r>
-        <w:t xml:space="preserve">phân loại 52 nền cho mục đích robustness (riêng Comoros được dùng trong kiểm định độ vững</w:t>
+        <w:t xml:space="preserve">phân loại 52 nền cho mục đích độ vững (riêng Comoros được dùng trong kiểm định độ vững</w:t>
       </w:r>
       <w:r>
         <w:t xml:space="preserve"> </w:t>

--- a/dist/luan_an_ctu/LUAN_AN_FULL_vi.docx
+++ b/dist/luan_an_ctu/LUAN_AN_FULL_vi.docx
@@ -1910,19 +1910,25 @@
         <w:t xml:space="preserve"> </w:t>
       </w:r>
       <w:r>
-        <w:t xml:space="preserve">- Bảng 4.4. Tiến triển 11 mô hình lồng nhau của P7: điểm uốn và độ phù hợp (Chương 4, §4.6)</w:t>
-      </w:r>
-      <w:r>
-        <w:t xml:space="preserve"> </w:t>
-      </w:r>
-      <w:r>
-        <w:t xml:space="preserve">- Bảng 4.5. Điểm uốn theo đợt khảo sát, Ấn Độ (Chương 4, §4.8)</w:t>
-      </w:r>
-      <w:r>
-        <w:t xml:space="preserve"> </w:t>
-      </w:r>
-      <w:r>
-        <w:t xml:space="preserve">- Bảng 4.6. Tổng hợp ước lượng các nghiên cứu thành phần thực nghiệm (Chương 4, §4.10)</w:t>
+        <w:t xml:space="preserve">- Bảng 4.4. Tiến triển các mô hình lồng nhau của P7 trên khung 50 nền (Chương 4, §4.6)</w:t>
+      </w:r>
+      <w:r>
+        <w:t xml:space="preserve"> </w:t>
+      </w:r>
+      <w:r>
+        <w:t xml:space="preserve">- Bảng 4.5. Điểm uốn theo nhóm ICRV, khung 50 nền (Chương 4, §4.6)</w:t>
+      </w:r>
+      <w:r>
+        <w:t xml:space="preserve"> </w:t>
+      </w:r>
+      <w:r>
+        <w:t xml:space="preserve">- Bảng 4.6. Điểm uốn theo đợt khảo sát, Ấn Độ (Chương 4, §4.8)</w:t>
+      </w:r>
+      <w:r>
+        <w:t xml:space="preserve"> </w:t>
+      </w:r>
+      <w:r>
+        <w:t xml:space="preserve">- Bảng 4.7. Tổng hợp ước lượng các nghiên cứu thành phần thực nghiệm (Chương 4, §4.10)</w:t>
       </w:r>
     </w:p>
     <w:p>
@@ -2323,7 +2329,7 @@
         <w:pStyle w:val="Compact"/>
       </w:pPr>
       <w:r>
-        <w:t xml:space="preserve">Nghiên cứu thành phần P7, Kiểm định toàn mẫu 49 nền kinh tế châu Á và Thái Bình Dương (capstone).</w:t>
+        <w:t xml:space="preserve">Nghiên cứu thành phần P7, Kiểm định toàn mẫu 50 nền kinh tế châu Á và Thái Bình Dương (capstone).</w:t>
       </w:r>
       <w:r>
         <w:t xml:space="preserve"> </w:t>
@@ -2398,6 +2404,28 @@
     </w:p>
     <w:p>
       <w:pPr>
+        <w:numPr>
+          <w:ilvl w:val="0"/>
+          <w:numId w:val="1003"/>
+        </w:numPr>
+        <w:pStyle w:val="Compact"/>
+      </w:pPr>
+      <w:r>
+        <w:t xml:space="preserve">Nghiên cứu thành phần P10, Nhật Bản: kiểm định biên trên của gradient thể chế trên đợt khảo sát WBES khai mở 2025.</w:t>
+      </w:r>
+      <w:r>
+        <w:t xml:space="preserve"> </w:t>
+      </w:r>
+      <w:r>
+        <w:rPr>
+          <w:iCs/>
+          <w:i/>
+        </w:rPr>
+        <w:t xml:space="preserve">[Bản thảo chuẩn bị gửi Asian Business &amp; Management.]</w:t>
+      </w:r>
+    </w:p>
+    <w:p>
+      <w:pPr>
         <w:pStyle w:val="FirstParagraph"/>
       </w:pPr>
       <w:r>
@@ -2405,7 +2433,7 @@
           <w:iCs/>
           <w:i/>
         </w:rPr>
-        <w:t xml:space="preserve">Ghi chú về liêm chính học thuật: Theo định hướng luận án kết hợp công trình thành phần, các nghiên cứu P1–P9 là một phần nội dung nghiên cứu của chính luận án; do đó trong các chương, chúng được dẫn chiếu bằng nhãn nội bộ (P1–P9) thay vì trích dẫn tác giả–năm. Các bản thảo ở mục B CHƯA được công bố/bình duyệt chính thức, không được diễn giải như bằng chứng đã qua bình duyệt độc lập; tên tạp chí mục tiêu chỉ được nêu chính thức sau khi bài được chấp nhận. NCS cập nhật trạng thái tại thời điểm bảo vệ.</w:t>
+        <w:t xml:space="preserve">Ghi chú về liêm chính học thuật: Theo định hướng luận án kết hợp công trình thành phần, các nghiên cứu P1–P9 là một phần nội dung nghiên cứu của chính luận án; do đó trong các chương, chúng được dẫn chiếu bằng nhãn nội bộ (P1–P9) thay vì trích dẫn tác giả–năm. Các bản thảo ở mục B CHƯA được công bố/bình duyệt chính thức, không được diễn giải như bằng chứng đã qua bình duyệt độc lập; tên tạp chí mục tiêu được nêu để minh bạch định hướng công bố; trạng thái bình duyệt sẽ được cập nhật tại thời điểm bảo vệ. NCS cập nhật trạng thái tại thời điểm bảo vệ.</w:t>
       </w:r>
     </w:p>
     <w:p>
@@ -2452,7 +2480,7 @@
         <w:pStyle w:val="FirstParagraph"/>
       </w:pPr>
       <w:r>
-        <w:t xml:space="preserve">Quốc tế hóa doanh nghiệp là một trong những chủ đề trung tâm của kinh doanh quốc tế trong hơn nửa thế kỷ qua. Kể từ khi Johanson và Vahlne (1977) đề xuất mô hình Uppsala về quá trình quốc tế hóa tuần tự, hàng thế kỷ nghiên cứu đã tích lũy nhằm trả lời câu hỏi cốt lõi: liệu quốc tế hóa có thực sự cải thiện hiệu quả hoạt động của doanh nghiệp hay không, và trong điều kiện nào điều đó xảy ra? Lu và Beamish (2004) cung cấp bằng chứng quan trọng về quan hệ hình chữ S (S-curve) giữa mức độ quốc tế hóa và hiệu quả, trong khi Contractor et al. (2003) và nhiều nghiên cứu tiếp theo tiếp tục thách thức, bổ sung và điều chỉnh kết luận đó. Dù tranh luận học thuật vẫn chưa ngã ngũ, sự đồng thuận hiện nay cho thấy mối quan hệ internationalization–firm performance (I–P) là có thực nhưng phức tạp, phụ thuộc vào nhiều điều kiện biên.</w:t>
+        <w:t xml:space="preserve">Quốc tế hóa doanh nghiệp là một trong những chủ đề trung tâm của kinh doanh quốc tế trong hơn nửa thế kỷ qua. Kể từ khi Johanson và Vahlne (1977) đề xuất mô hình Uppsala về quá trình quốc tế hóa tuần tự, hàng thập kỷ nghiên cứu đã tích lũy nhằm trả lời câu hỏi cốt lõi: liệu quốc tế hóa có thực sự cải thiện hiệu quả hoạt động của doanh nghiệp hay không, và trong điều kiện nào điều đó xảy ra? Lu và Beamish (2004) cung cấp bằng chứng quan trọng về quan hệ hình chữ S (S-curve) giữa mức độ quốc tế hóa và hiệu quả, trong khi Contractor et al. (2003) và nhiều nghiên cứu tiếp theo tiếp tục thách thức, bổ sung và điều chỉnh kết luận đó. Dù tranh luận học thuật vẫn chưa ngã ngũ, sự đồng thuận hiện nay cho thấy mối quan hệ internationalization–firm performance (I–P) là có thực nhưng phức tạp, phụ thuộc vào nhiều điều kiện biên.</w:t>
       </w:r>
     </w:p>
     <w:p>
@@ -2690,7 +2718,7 @@
         <w:pStyle w:val="BodyText"/>
       </w:pPr>
       <w:r>
-        <w:t xml:space="preserve">Từ mục tiêu tổng quát đó, luận án triển khai bốn mục tiêu cụ thể. Mục tiêu cụ thể thứ nhất là tổng hợp và cập nhật bằng chứng meta-analytic về mối quan hệ I–P trong giai đoạn 1982–2026, xác định tác động tổng hợp, mức độ dị biệt và các nhân tố điều tiết (các biến điều tiết) chính giải thích heterogeneity trong văn liệu. Mục tiêu cụ thể thứ hai là kiểm định cơ chế cụ thể trong các bối cảnh quốc gia khác nhau, bao gồm Singapore với tư cách nền kinh tế nhỏ mở tiên tiến, Việt Nam với tư cách nền kinh tế chuyển đổi đang mở rộng, và Trung Quốc với tư cách nền kinh tế mới nổi quy mô lớn, nhằm làm rõ cách thức các cơ chế I–P vận hành khác nhau theo bối cảnh quốc gia. Mục tiêu cụ thể thứ ba là mở rộng phân tích sang 49 nền kinh tế châu Á và Thái Bình Dương (bao gồm 7 nền kinh tế Pacific SIDS) để kiểm định khả năng khái quát hóa của các phát hiện trên phạm vi rộng, kế thừa và mở rộng từ pool 17 nền kinh tế trong nghiên cứu thành phần P1. Mục tiêu cụ thể thứ tư là phân tích vai trò điều tiết của ba nhóm biến: thể chế (bao gồm các sub-regime ICRV và các chỉ số rào cản thể chế), năng lực số (phân biệt rõ technological capability index, TCI và chỉ số chấp nhận số, digital adoption index, DAI), và đặc điểm nhà quản trị cấp cao (kinh nghiệm và giới tính).</w:t>
+        <w:t xml:space="preserve">Từ mục tiêu tổng quát đó, luận án triển khai bốn mục tiêu cụ thể. Mục tiêu cụ thể thứ nhất là tổng hợp và cập nhật bằng chứng meta-analytic về mối quan hệ I–P trong giai đoạn 1982–2026, xác định tác động tổng hợp, mức độ dị biệt và các nhân tố điều tiết (các biến điều tiết) chính giải thích heterogeneity trong văn liệu. Mục tiêu cụ thể thứ hai là kiểm định cơ chế cụ thể trong các bối cảnh quốc gia khác nhau, bao gồm Singapore với tư cách nền kinh tế nhỏ mở tiên tiến, Việt Nam với tư cách nền kinh tế chuyển đổi đang mở rộng, và Trung Quốc với tư cách nền kinh tế mới nổi quy mô lớn, nhằm làm rõ cách thức các cơ chế I–P vận hành khác nhau theo bối cảnh quốc gia. Mục tiêu cụ thể thứ ba là mở rộng phân tích sang 50 nền kinh tế châu Á và Thái Bình Dương (bao gồm 7 nền kinh tế Pacific SIDS) để kiểm định khả năng khái quát hóa của các phát hiện trên phạm vi rộng, kế thừa và mở rộng từ pool 17 nền kinh tế trong nghiên cứu thành phần P1. Mục tiêu cụ thể thứ tư là phân tích vai trò điều tiết của ba nhóm biến: thể chế (bao gồm các sub-regime ICRV và các chỉ số rào cản thể chế), năng lực số (phân biệt rõ technological capability index, TCI và chỉ số chấp nhận số, digital adoption index, DAI), và đặc điểm nhà quản trị cấp cao (kinh nghiệm và giới tính).</w:t>
       </w:r>
     </w:p>
     <w:p>
@@ -2723,7 +2751,7 @@
         <w:pStyle w:val="BodyText"/>
       </w:pPr>
       <w:r>
-        <w:t xml:space="preserve">Từ câu hỏi trung tâm đó, bốn câu hỏi nghiên cứu cụ thể được đặt ra. Câu hỏi nghiên cứu thứ nhất (RQ1) là: Tác động tổng hợp của quốc tế hóa lên hiệu quả hoạt động của doanh nghiệp trong văn liệu 1982–2026 là gì, mức độ dị biệt ở mức nào, và những các biến điều tiết nào giải thích heterogeneity đó một cách có hệ thống? Câu hỏi nghiên cứu thứ hai (RQ2) là: Trong từng bối cảnh quốc gia cụ thể bao gồm Singapore, Việt Nam và Trung Quốc, mối quan hệ I–P vận hành theo những cơ chế đặc thù nào và sự phi tuyến có biểu hiện ra sao? Câu hỏi nghiên cứu thứ ba (RQ3) là: Trên phạm vi đa quốc gia châu Á bao gồm 49 nền kinh tế châu Á và Thái Bình Dương (bao gồm 7 nền kinh tế Pacific SIDS), vai trò điều tiết của chỉ số chấp nhận số (DAI) và technological capability index (TCI) có khái quát hóa được không, và hai construct này có thực sự vận hành theo các cơ chế khác nhau không? Câu hỏi nghiên cứu thứ tư (RQ4) là: Vai trò của thể chế, đo bằng sub-regime ICRV, cùng với sự phân biệt giữa TCI và DAI, và đặc điểm nhà quản trị trong việc điều tiết mối quan hệ I–P là gì, và sự tương tác ba chiều giữa ba tầng đó có ý nghĩa như thế nào?</w:t>
+        <w:t xml:space="preserve">Từ câu hỏi trung tâm đó, bốn câu hỏi nghiên cứu cụ thể được đặt ra. Câu hỏi nghiên cứu thứ nhất (RQ1) là: Tác động tổng hợp của quốc tế hóa lên hiệu quả hoạt động của doanh nghiệp trong văn liệu 1982–2026 là gì, mức độ dị biệt ở mức nào, và những các biến điều tiết nào giải thích heterogeneity đó một cách có hệ thống? Câu hỏi nghiên cứu thứ hai (RQ2) là: Trong từng bối cảnh quốc gia cụ thể bao gồm Singapore, Việt Nam và Trung Quốc, mối quan hệ I–P vận hành theo những cơ chế đặc thù nào và sự phi tuyến có biểu hiện ra sao? Câu hỏi nghiên cứu thứ ba (RQ3) là: Trên phạm vi đa quốc gia châu Á bao gồm 50 nền kinh tế châu Á và Thái Bình Dương (bao gồm 7 nền kinh tế Pacific SIDS), vai trò điều tiết của chỉ số chấp nhận số (DAI) và technological capability index (TCI) có khái quát hóa được không, và hai construct này có thực sự vận hành theo các cơ chế khác nhau không? Câu hỏi nghiên cứu thứ tư (RQ4) là: Vai trò của thể chế, đo bằng sub-regime ICRV, cùng với sự phân biệt giữa TCI và DAI, và đặc điểm nhà quản trị trong việc điều tiết mối quan hệ I–P là gì, và sự tương tác ba chiều giữa ba tầng đó có ý nghĩa như thế nào?</w:t>
       </w:r>
     </w:p>
     <w:p>
@@ -2785,13 +2813,13 @@
           <w:bCs/>
           <w:b/>
         </w:rPr>
-        <w:t xml:space="preserve">49 nền kinh tế châu Á và Thái Bình Dương</w:t>
-      </w:r>
-      <w:r>
-        <w:t xml:space="preserve"> </w:t>
-      </w:r>
-      <w:r>
-        <w:t xml:space="preserve">có dữ liệu trong Khảo sát Doanh nghiệp của Ngân hàng Thế giới (World Bank Enterprise Surveys, WBES), được phân loại và tổ chức theo 6 sub-regime trong khung ICRV. Sáu sub-regime bao gồm: (i) Advanced Innovation-Driven, đại diện là Singapore, Hàn Quốc và Đài Loan; (ii) Advanced Resource-Driven, đại diện là các nền kinh tế GCC; (iii) Upper-middle, đại diện là Trung Quốc và Malaysia; (iv) Lower-middle transition, bao gồm Việt Nam và các nền kinh tế ASEAN đang phát triển; (v) Emerging, bao gồm các nền kinh tế kém phát triển nhất châu Á như Campuchia, Nepal và Afghanistan; và (vi) SIDS (Small Island Developing States), bao gồm 7 nền kinh tế đảo nhỏ Thái Bình Dương (mẫu chính P8; mở rộng 9 nền gồm Comoros và Timor-Leste khi kiểm định độ vững) được đưa vào phân tích để kiểm định các điều kiện biên cực đoan của quan hệ I–P. Nhật Bản không nằm trong phạm vi thực nghiệm của luận án do cấu trúc dữ liệu WBES không bao phủ Nhật Bản đầy đủ.</w:t>
+        <w:t xml:space="preserve">50 nền kinh tế châu Á và Thái Bình Dương</w:t>
+      </w:r>
+      <w:r>
+        <w:t xml:space="preserve"> </w:t>
+      </w:r>
+      <w:r>
+        <w:t xml:space="preserve">có dữ liệu trong Khảo sát Doanh nghiệp của Ngân hàng Thế giới (World Bank Enterprise Surveys, WBES), được phân loại và tổ chức theo 6 sub-regime trong khung ICRV. Sáu sub-regime bao gồm: (i) Advanced Innovation-Driven, gồm Singapore, Hong Kong SAR, Hàn Quốc, Đài Loan, Israel và Nhật Bản; (ii) Advanced Resource-Driven, đại diện là các nền kinh tế GCC; (iii) Upper-middle, đại diện là Trung Quốc và Malaysia; (iv) Lower-middle transition, bao gồm Việt Nam và các nền kinh tế ASEAN đang phát triển; (v) Emerging, bao gồm các nền kinh tế kém phát triển nhất châu Á như Campuchia, Nepal và Afghanistan; và (vi) SIDS (Small Island Developing States), bao gồm 7 nền kinh tế đảo nhỏ Thái Bình Dương (mẫu chính P8; mở rộng 9 nền gồm Comoros và Timor-Leste khi kiểm định độ vững) được đưa vào phân tích để kiểm định các điều kiện biên cực đoan của quan hệ I–P. Nhật Bản được Khảo sát Doanh nghiệp của Ngân hàng Thế giới đưa vào lần đầu năm 2025 (N = 2.168) và là thành viên đầy đủ của Nhóm I trong khung phân tích, đồng thời là đối tượng của nghiên cứu thành phần P10.</w:t>
       </w:r>
     </w:p>
     <w:bookmarkEnd w:id="38"/>
@@ -2809,7 +2837,7 @@
         <w:pStyle w:val="FirstParagraph"/>
       </w:pPr>
       <w:r>
-        <w:t xml:space="preserve">Phạm vi thời gian của nghiên cứu có hai mức. Đối với phase meta-analysis, luận án tổng hợp văn liệu trong giai đoạn 1982–2026, bao quát toàn bộ chương trình nghiên cứu về quan hệ I–P từ khi các nghiên cứu thực nghiệm đầu tiên xuất hiện đến thời điểm hoàn thành luận án. Đối với phase phân tích thực nghiệm đa quốc gia, luận án sử dụng dữ liệu WBES trong giai đoạn 2003–2025, bao gồm 91.982 doanh nghiệp với 102 cặp quốc gia-năm trải qua 14 mốc khảo sát. Dữ liệu WBES từ ba thế hệ schema (PICS3 giai đoạn 2009–2012, Standardized giai đoạn 2013–2017, và BREADY/BEE giai đoạn 2018–2025) đã được hòa hợp để đảm bảo tính nhất quán trong đo lường biến qua các wave khảo sát.</w:t>
+        <w:t xml:space="preserve">Phạm vi thời gian của nghiên cứu có hai mức. Đối với phase meta-analysis, luận án tổng hợp văn liệu trong giai đoạn 1982–2026, bao quát toàn bộ chương trình nghiên cứu về quan hệ I–P từ khi các nghiên cứu thực nghiệm đầu tiên xuất hiện đến thời điểm hoàn thành luận án. Đối với phase phân tích thực nghiệm đa quốc gia, luận án sử dụng dữ liệu WBES trong giai đoạn 2003–2025, bao gồm 88.869 doanh nghiệp với 103 cặp nền kinh tế-năm. Dữ liệu WBES từ ba thế hệ schema (PICS3 giai đoạn 2009–2012, Standardized giai đoạn 2013–2017, và BREADY/BEE giai đoạn 2018–2025) đã được hòa hợp để đảm bảo tính nhất quán trong đo lường biến qua các wave khảo sát.</w:t>
       </w:r>
     </w:p>
     <w:p>
@@ -2961,7 +2989,7 @@
         <w:pStyle w:val="FirstParagraph"/>
       </w:pPr>
       <w:r>
-        <w:t xml:space="preserve">Về mặt phương pháp, luận án đóng góp theo hai hướng. Hướng thứ nhất là thiết kế mixed synthesis-empirical kết hợp meta-analysis và phân tích đa quốc gia, tạo ra khả năng đối chiếu giữa bằng chứng tổng hợp từ văn liệu toàn cầu và bằng chứng thực nghiệm từ bối cảnh châu Á. Hướng thứ hai là phát triển và áp dụng khung phân loại thể chế ICRV cho 49 nền kinh tế, cung cấp một công cụ phân loại mới có ứng dụng tiềm năng trong nhiều nghiên cứu tương lai về moderating effect của thể chế trong văn liệu kinh doanh quốc tế.</w:t>
+        <w:t xml:space="preserve">Về mặt phương pháp, luận án đóng góp theo hai hướng. Hướng thứ nhất là thiết kế mixed synthesis-empirical kết hợp meta-analysis và phân tích đa quốc gia, tạo ra khả năng đối chiếu giữa bằng chứng tổng hợp từ văn liệu toàn cầu và bằng chứng thực nghiệm từ bối cảnh châu Á. Hướng thứ hai là phát triển và áp dụng khung phân loại thể chế ICRV cho 50 nền kinh tế, cung cấp một công cụ phân loại mới có ứng dụng tiềm năng trong nhiều nghiên cứu tương lai về moderating effect của thể chế trong văn liệu kinh doanh quốc tế.</w:t>
       </w:r>
     </w:p>
     <w:bookmarkEnd w:id="44"/>
@@ -2994,7 +3022,7 @@
         <w:t xml:space="preserve">”</w:t>
       </w:r>
       <w:r>
-        <w:t xml:space="preserve">, trong đó năng lực số làm giảm tác động tiêu cực của rào cản thể chế đối với doanh nghiệp quốc tế hóa (nghiên cứu thành phần P1). Cơ chế này được luận án kiểm định trên phạm vi rộng hơn với 49 nền kinh tế châu Á và Thái Bình Dương.</w:t>
+        <w:t xml:space="preserve">, trong đó năng lực số làm giảm tác động tiêu cực của rào cản thể chế đối với doanh nghiệp quốc tế hóa (nghiên cứu thành phần P1). Cơ chế này được luận án kiểm định trên phạm vi rộng hơn với 50 nền kinh tế châu Á và Thái Bình Dương.</w:t>
       </w:r>
     </w:p>
     <w:p>
@@ -3020,7 +3048,7 @@
         <w:pStyle w:val="FirstParagraph"/>
       </w:pPr>
       <w:r>
-        <w:t xml:space="preserve">Luận án có sáu điểm mới so với các công trình nghiên cứu trước đây. Điểm mới thứ nhất là đề xuất khung tích hợp đa tầng cho quan hệ I–P trong bối cảnh châu Á, kết hợp bốn lý thuyết kinh điển với digital capability lens thành một kiến trúc lý thuyết thống nhất và có khả năng kiểm định. Không có nghiên cứu trước nào trong bối cảnh châu Á xây dựng khung tích hợp đầy đủ ba tầng điều tiết này theo cách có hệ thống. Điểm mới thứ hai là phân tách TCI và chỉ số chấp nhận số (DAI) như hai construct không trùng lặp, kiểm định chúng riêng biệt trong cùng một mô hình để làm rõ cơ chế tác động khác nhau của hai loại năng lực số đó. Sự phân tách này khắc phục hạn chế của các nghiên cứu trước thường gộp chung hai construct có bản chất khác nhau. Điểm mới thứ ba là phát triển và áp dụng khung phân loại thể chế ICRV với 6 sub-regime cho 49 nền kinh tế, bao gồm cả 7 nền kinh tế Pacific SIDS liền kề như boundary case cực đoan, đây là lần đầu tiên một hệ thống phân loại đủ mịn như vậy được áp dụng trong nghiên cứu thực nghiệm về quan hệ I–P tại châu Á. Điểm mới thứ tư là pool dữ liệu lớn nhất từ trước đến nay cho nghiên cứu đa quốc gia về quan hệ I–P tại châu Á, với 91.982 doanh nghiệp từ 49 nền kinh tế châu Á và Thái Bình Dương, mở rộng đáng kể từ pool 17 nước (nghiên cứu thành phần P1) là nền tảng hiện có lớn nhất trước khi luận án hoàn thành. Điểm mới thứ năm là kiểm định temporal stability của điểm uốn trong quan hệ I–P tại Trung Quốc, cho phép đánh giá liệu cấu trúc phi tuyến đó có ổn định qua hơn một thập kỷ chuyển đổi số hay không. Kết quả phân tích của luận án cho thấy điểm uốn tương đối ổn định qua hai thời điểm quan sát, cung cấp bằng chứng về tính bền vững của cấu trúc I–P phi tuyến ở Trung Quốc dù bối cảnh kinh tế có nhiều thay đổi. Điểm mới thứ sáu là phát hiện và đặt tên lý thuyết cho</w:t>
+        <w:t xml:space="preserve">Luận án có sáu điểm mới so với các công trình nghiên cứu trước đây. Điểm mới thứ nhất là đề xuất khung tích hợp đa tầng cho quan hệ I–P trong bối cảnh châu Á, kết hợp bốn lý thuyết kinh điển với digital capability lens thành một kiến trúc lý thuyết thống nhất và có khả năng kiểm định. Không có nghiên cứu trước nào trong bối cảnh châu Á xây dựng khung tích hợp đầy đủ ba tầng điều tiết này theo cách có hệ thống. Điểm mới thứ hai là phân tách TCI và chỉ số chấp nhận số (DAI) như hai construct không trùng lặp, kiểm định chúng riêng biệt trong cùng một mô hình để làm rõ cơ chế tác động khác nhau của hai loại năng lực số đó. Sự phân tách này khắc phục hạn chế của các nghiên cứu trước thường gộp chung hai construct có bản chất khác nhau. Điểm mới thứ ba là phát triển và áp dụng khung phân loại thể chế ICRV với 6 sub-regime cho 50 nền kinh tế, bao gồm cả 7 nền kinh tế Pacific SIDS liền kề như boundary case cực đoan, đây là lần đầu tiên một hệ thống phân loại đủ mịn như vậy được áp dụng trong nghiên cứu thực nghiệm về quan hệ I–P tại châu Á. Điểm mới thứ tư là pool dữ liệu lớn nhất từ trước đến nay cho nghiên cứu đa quốc gia về quan hệ I–P tại châu Á, với 88.869 doanh nghiệp từ 50 nền kinh tế châu Á và Thái Bình Dương, mở rộng đáng kể từ pool 17 nước (nghiên cứu thành phần P1) là nền tảng hiện có lớn nhất trước khi luận án hoàn thành. Điểm mới thứ năm là kiểm định temporal stability của điểm uốn trong quan hệ I–P tại Trung Quốc, cho phép đánh giá liệu cấu trúc phi tuyến đó có ổn định qua hơn một thập kỷ chuyển đổi số hay không. Kết quả phân tích của luận án cho thấy điểm uốn tương đối ổn định qua hai thời điểm quan sát, cung cấp bằng chứng về tính bền vững của cấu trúc I–P phi tuyến ở Trung Quốc dù bối cảnh kinh tế có nhiều thay đổi. Điểm mới thứ sáu là phát hiện và đặt tên lý thuyết cho</w:t>
       </w:r>
       <w:r>
         <w:t xml:space="preserve"> </w:t>
@@ -3348,6 +3376,22 @@
       <w:r>
         <w:t xml:space="preserve">), kèm tương tác DAI Tier-2/UPI âm. Kết quả P3–P9 được trình bày chi tiết trong Chương 4 và tích hợp vào bàn luận CDCM trong Chương 5.</w:t>
       </w:r>
+      <w:r>
+        <w:t xml:space="preserve"> </w:t>
+      </w:r>
+      <w:r>
+        <w:rPr>
+          <w:bCs/>
+          <w:b/>
+        </w:rPr>
+        <w:t xml:space="preserve">P10</w:t>
+      </w:r>
+      <w:r>
+        <w:t xml:space="preserve"> </w:t>
+      </w:r>
+      <w:r>
+        <w:t xml:space="preserve">(Nhật Bản, mục tiêu Asian Business &amp; Management): khai thác đợt WBES khai mở của Nhật Bản 2025 (N = 2.168) kiểm định dự đoán biên trên của gradient thể chế, quan hệ I–P gần tuyến tính dương, không có điểm uốn trong miền quan sát; TCI và DAI nâng mặt bằng; phần bù trường thọ doanh nghiệp.</w:t>
+      </w:r>
     </w:p>
     <w:p>
       <w:r>
@@ -3692,7 +3736,7 @@
         <w:pStyle w:val="BodyText"/>
       </w:pPr>
       <w:r>
-        <w:t xml:space="preserve">Để vận hành hóa bối cảnh thể chế đa cấp và đa quốc gia trong luận án, khung ICRV (Institutional Context Regime Variation, Biến thiên chế độ bối cảnh thể chế) được phát triển như một công cụ phân loại có hệ thống. Khung ICRV chia 49 nền kinh tế trong phạm vi nghiên cứu thành sáu nhóm (sub-regime), dựa trên tổ hợp các chỉ số quản trị toàn cầu (World Governance Indicators, WGI) của Kaufmann et al. (2011), mức độ phát triển kinh tế, và đặc trưng cấu trúc thể chế: Nhóm I (Advanced Innovation-Driven, bao gồm Singapore, Hong Kong, Đài Loan, Hàn Quốc), Nhóm II (Advanced Resource-Driven, bao gồm các nền kinh tế vùng Vịnh), Nhóm III (Upper-middle, điển hình là Trung Quốc), Nhóm IV (Lower-middle transition, bao gồm Việt Nam và Ấn Độ), Nhóm V (Emerging), và Nhóm VI (SIDS, Small Island Developing States). Khung này mở rộng từ phân loại thể chế của Khanna và Palepu (2010) và được điều chỉnh để phản ánh thực tiễn đa dạng của châu Á và khu vực lân cận.</w:t>
+        <w:t xml:space="preserve">Để vận hành hóa bối cảnh thể chế đa cấp và đa quốc gia trong luận án, khung ICRV (Institutional Context Regime Variation, Biến thiên chế độ bối cảnh thể chế) được phát triển như một công cụ phân loại có hệ thống. Khung ICRV chia 50 nền kinh tế trong phạm vi nghiên cứu thành sáu nhóm (sub-regime), dựa trên tổ hợp các chỉ số quản trị toàn cầu (World Governance Indicators, WGI) của Kaufmann et al. (2011), mức độ phát triển kinh tế, và đặc trưng cấu trúc thể chế: Nhóm I (Advanced Innovation-Driven, gồm Singapore, Hong Kong SAR, Hàn Quốc, Đài Loan, Israel và Nhật Bản), Nhóm II (Advanced Resource-Driven, bao gồm các nền kinh tế vùng Vịnh), Nhóm III (Upper-middle, điển hình là Trung Quốc), Nhóm IV (Lower-middle transition, bao gồm Việt Nam và Ấn Độ), Nhóm V (Emerging), và Nhóm VI (SIDS, Small Island Developing States). Khung này mở rộng từ phân loại thể chế của Khanna và Palepu (2010) và được điều chỉnh để phản ánh thực tiễn đa dạng của châu Á và khu vực lân cận.</w:t>
       </w:r>
     </w:p>
     <w:p>
@@ -4150,7 +4194,7 @@
         <w:t xml:space="preserve"> </w:t>
       </w:r>
       <w:r>
-        <w:t xml:space="preserve">(digital shield effect). Nghiên cứu thành phần P2 kiểm định cụ thể với dữ liệu doanh nghiệp Trung Quốc và tìm thấy cấu trúc cubic chữ U ngược với ngưỡng FSTS tối ưu khoảng 47,8%, tức điểm điểm uốn khá thấp so với các nền kinh tế tiên tiến. Luận án kế thừa và mở rộng các kết quả này trên pool đầy đủ 49 nền kinh tế (bao gồm 7 nền kinh tế đảo nhỏ Thái Bình Dương (mẫu chính; 9 nền khi mở rộng độ vững)).</w:t>
+        <w:t xml:space="preserve">(digital shield effect). Nghiên cứu thành phần P2 kiểm định cụ thể với dữ liệu doanh nghiệp Trung Quốc và tìm thấy cấu trúc cubic chữ U ngược với ngưỡng FSTS tối ưu khoảng 47,8%, tức điểm điểm uốn khá thấp so với các nền kinh tế tiên tiến. Luận án kế thừa và mở rộng các kết quả này trên pool đầy đủ 50 nền kinh tế (bao gồm 7 nền kinh tế đảo nhỏ Thái Bình Dương (mẫu chính; 9 nền khi mở rộng độ vững)).</w:t>
       </w:r>
     </w:p>
     <w:p>
@@ -4357,7 +4401,7 @@
         <w:pStyle w:val="BodyText"/>
       </w:pPr>
       <w:r>
-        <w:t xml:space="preserve">Ba khoảng trống này hội tụ vào một hướng giải quyết chung: cần phát triển và kiểm định một khung giải thích tích hợp đa tầng (multi-tier integrated framework) trên dữ liệu đa quốc gia đủ rộng và đủ đa dạng về thể chế để bao phủ toàn bộ gradient thể chế của châu Á. Luận án đề xuất khung CDCM (Context-Contingent Digital-and-Capability Model), là khung lý thuyết tích hợp đa tầng kết hợp bối cảnh thể chế (tầng vĩ mô, vận hành hóa bằng ICRV), năng lực doanh nghiệp với TCI và DAI riêng biệt (tầng tổ chức), đặc điểm nhà quản trị cấp cao (tầng cá nhân), và lớp mở rộng digital capability lens. Trong khung này, FSTS là biến độc lập chính và hiệu quả doanh nghiệp (labor productivity) là biến phụ thuộc.</w:t>
+        <w:t xml:space="preserve">Ba khoảng trống này hội tụ vào một hướng giải quyết chung: cần phát triển và kiểm định một khung giải thích tích hợp đa tầng (multi-tier integrated framework) trên dữ liệu đa quốc gia đủ rộng và đủ đa dạng về thể chế để bao phủ toàn bộ gradient thể chế của châu Á. Luận án đề xuất khung CDCM (Country–Digital–Capability Moderation), là khung lý thuyết tích hợp đa tầng kết hợp bối cảnh thể chế (tầng vĩ mô, vận hành hóa bằng ICRV), năng lực doanh nghiệp với TCI và DAI riêng biệt (tầng tổ chức), đặc điểm nhà quản trị cấp cao (tầng cá nhân), và lớp mở rộng digital capability lens. Trong khung này, FSTS là biến độc lập chính và hiệu quả doanh nghiệp (labor productivity) là biến phụ thuộc.</w:t>
       </w:r>
     </w:p>
     <w:p>
@@ -4369,13 +4413,13 @@
           <w:bCs/>
           <w:b/>
         </w:rPr>
-        <w:t xml:space="preserve">Từ khoảng trống đến Nghiên cứu P7, Kiểm định CDCM trên 49 nền kinh tế châu Á.</w:t>
-      </w:r>
-      <w:r>
-        <w:t xml:space="preserve"> </w:t>
-      </w:r>
-      <w:r>
-        <w:t xml:space="preserve">Khoảng trống thứ nhất và thứ ba hội tụ vào một câu hỏi kiểm định trực tiếp: liệu CDCM có thể giải thích đồng thời heterogeneity I–P khi kiểm soát đầy đủ cả ba tầng trong một mô hình tích hợp ở quy mô đủ rộng để bao phủ toàn bộ gradient ICRV không? Văn liệu hiện tại chưa có bằng chứng kiểm định đồng thời năm biến điều tiết chính (TCI, DAI, kinh nghiệm quản trị, giới tính nhà quản trị, ICRV) trong một mô hình hồi quy đơn lẻ trên dữ liệu đa quốc gia quy mô lớn. Nghiên cứu thành phần P7 lấp đầy khoảng trống này bằng dữ liệu WBES từ 49 nền kinh tế (mẫu phân tích 91.982 doanh nghiệp; N hồi quy mô hình đầy đủ = 79.080 sau loại bỏ listwise các biến điều tiết, 103 country-year waves), bao phủ toàn bộ gradient ICRV từ nhóm tiên tiến đến SIDS, kiểm định đồng thời H1–H6 với country-year fixed effects. Kết quả điểm uốn trung bình ~36% FSTS tại P7, thấp hơn P3 Vietnam (~40%) và P5 Trung Quốc (~49%), xác nhận ICRV điều tiết vị trí điểm uốn theo gradient dự đoán lý thuyết, đóng góp bằng chứng kiểm định tích hợp đầu tiên cho CDCM ở cấp độ liên quốc gia quy mô lớn.</w:t>
+        <w:t xml:space="preserve">Từ khoảng trống đến Nghiên cứu P7, Kiểm định CDCM trên 50 nền kinh tế châu Á.</w:t>
+      </w:r>
+      <w:r>
+        <w:t xml:space="preserve"> </w:t>
+      </w:r>
+      <w:r>
+        <w:t xml:space="preserve">Khoảng trống thứ nhất và thứ ba hội tụ vào một câu hỏi kiểm định trực tiếp: liệu CDCM có thể giải thích đồng thời heterogeneity I–P khi kiểm soát đầy đủ cả ba tầng trong một mô hình tích hợp ở quy mô đủ rộng để bao phủ toàn bộ gradient ICRV không? Văn liệu hiện tại chưa có bằng chứng kiểm định đồng thời năm biến điều tiết chính (TCI, DAI, kinh nghiệm quản trị, giới tính nhà quản trị, ICRV) trong một mô hình hồi quy đơn lẻ trên dữ liệu đa quốc gia quy mô lớn. Nghiên cứu thành phần P7 lấp đầy khoảng trống này bằng dữ liệu WBES từ 50 nền kinh tế (mẫu hồi quy M2 N = 81.022; N hồi quy mô hình đầy đủ = 79.080 sau loại bỏ listwise các biến điều tiết, 103 country-year waves), bao phủ toàn bộ gradient ICRV từ nhóm tiên tiến đến SIDS, kiểm định đồng thời H1–H6 với country-year fixed effects. Kết quả điểm uốn trung bình ~36% FSTS tại P7, thấp hơn P3 Vietnam (~40%) và P5 Trung Quốc (~49%), xác nhận ICRV điều tiết vị trí điểm uốn theo gradient dự đoán lý thuyết, đóng góp bằng chứng kiểm định tích hợp đầu tiên cho CDCM ở cấp độ liên quốc gia quy mô lớn.</w:t>
       </w:r>
     </w:p>
     <w:p>
@@ -4817,7 +4861,7 @@
         <w:pStyle w:val="FirstParagraph"/>
       </w:pPr>
       <w:r>
-        <w:t xml:space="preserve">Luận án được phát triển gắn với một chuỗi nghiên cứu thành phần (ký hiệu P1–P8), mỗi nghiên cứu kiểm định một phần của hệ giả thuyết H1–H6 và điều kiện biên H1b trong một bối cảnh thể chế cụ thể. Bảng 2.1 ánh xạ các nghiên cứu thành phần với chương trình bày kết quả và các giả thuyết tương ứng.</w:t>
+        <w:t xml:space="preserve">Luận án được phát triển gắn với một chuỗi nghiên cứu thành phần (ký hiệu P1–P10), mỗi nghiên cứu kiểm định một phần của hệ giả thuyết H1–H6 và điều kiện biên H1b trong một bối cảnh thể chế cụ thể. Bảng 2.1 ánh xạ các nghiên cứu thành phần với chương trình bày kết quả và các giả thuyết tương ứng.</w:t>
       </w:r>
     </w:p>
     <w:p>
@@ -5167,7 +5211,7 @@
               <w:jc w:val="left"/>
             </w:pPr>
             <w:r>
-              <w:t xml:space="preserve">P7 — Capstone đa quốc gia (49 nền kinh tế)</w:t>
+              <w:t xml:space="preserve">P7 — Capstone đa quốc gia (50 nền kinh tế)</w:t>
             </w:r>
           </w:p>
         </w:tc>
@@ -5254,6 +5298,106 @@
             </w:pPr>
             <w:r>
               <w:t xml:space="preserve">H1b (FIP)</w:t>
+            </w:r>
+          </w:p>
+        </w:tc>
+      </w:tr>
+      <w:tr>
+        <w:tc>
+          <w:tcPr/>
+          <w:p>
+            <w:pPr>
+              <w:pStyle w:val="Compact"/>
+              <w:jc w:val="left"/>
+            </w:pPr>
+            <w:r>
+              <w:t xml:space="preserve">P9 — Ấn Độ 2014–2025</w:t>
+            </w:r>
+          </w:p>
+        </w:tc>
+        <w:tc>
+          <w:tcPr/>
+          <w:p>
+            <w:pPr>
+              <w:pStyle w:val="Compact"/>
+              <w:jc w:val="left"/>
+            </w:pPr>
+            <w:r>
+              <w:t xml:space="preserve">Lower-middle transition (Nhóm IV)</w:t>
+            </w:r>
+          </w:p>
+        </w:tc>
+        <w:tc>
+          <w:tcPr/>
+          <w:p>
+            <w:pPr>
+              <w:pStyle w:val="Compact"/>
+              <w:jc w:val="left"/>
+            </w:pPr>
+            <w:r>
+              <w:t xml:space="preserve">§4.8</w:t>
+            </w:r>
+          </w:p>
+        </w:tc>
+        <w:tc>
+          <w:tcPr/>
+          <w:p>
+            <w:pPr>
+              <w:pStyle w:val="Compact"/>
+              <w:jc w:val="left"/>
+            </w:pPr>
+            <w:r>
+              <w:t xml:space="preserve">H1c (độ bền ngưỡng dưới biến động thể chế)</w:t>
+            </w:r>
+          </w:p>
+        </w:tc>
+      </w:tr>
+      <w:tr>
+        <w:tc>
+          <w:tcPr/>
+          <w:p>
+            <w:pPr>
+              <w:pStyle w:val="Compact"/>
+              <w:jc w:val="left"/>
+            </w:pPr>
+            <w:r>
+              <w:t xml:space="preserve">P10 — Nhật Bản 2025</w:t>
+            </w:r>
+          </w:p>
+        </w:tc>
+        <w:tc>
+          <w:tcPr/>
+          <w:p>
+            <w:pPr>
+              <w:pStyle w:val="Compact"/>
+              <w:jc w:val="left"/>
+            </w:pPr>
+            <w:r>
+              <w:t xml:space="preserve">Advanced đổi mới (Nhóm I)</w:t>
+            </w:r>
+          </w:p>
+        </w:tc>
+        <w:tc>
+          <w:tcPr/>
+          <w:p>
+            <w:pPr>
+              <w:pStyle w:val="Compact"/>
+              <w:jc w:val="left"/>
+            </w:pPr>
+            <w:r>
+              <w:t xml:space="preserve">§4.1.5</w:t>
+            </w:r>
+          </w:p>
+        </w:tc>
+        <w:tc>
+          <w:tcPr/>
+          <w:p>
+            <w:pPr>
+              <w:pStyle w:val="Compact"/>
+              <w:jc w:val="left"/>
+            </w:pPr>
+            <w:r>
+              <w:t xml:space="preserve">H1 (dự đoán biên trên: gần tuyến tính)</w:t>
             </w:r>
           </w:p>
         </w:tc>
@@ -5407,7 +5551,7 @@
         <w:t xml:space="preserve">Đóng góp mới</w:t>
       </w:r>
       <w:r>
-        <w:t xml:space="preserve">: Áp dụng mixed design cho một luận án duy nhất về internationalization–firm performance trong bối cảnh châu Á và Pacific với</w:t>
+        <w:t xml:space="preserve">: Áp dụng mixed design cho một luận án duy nhất về internationalization–firm performance trong bối cảnh châu Á và Thái Bình Dương với</w:t>
       </w:r>
       <w:r>
         <w:t xml:space="preserve"> </w:t>
@@ -5417,13 +5561,13 @@
           <w:bCs/>
           <w:b/>
         </w:rPr>
-        <w:t xml:space="preserve">49 nền kinh tế</w:t>
-      </w:r>
-      <w:r>
-        <w:t xml:space="preserve"> </w:t>
-      </w:r>
-      <w:r>
-        <w:t xml:space="preserve">là thiết kế hiếm gặp; đa số các luận án IB chỉ làm một trong hai phase. Quy mô 49 nước/91.982 doanh nghiệp là phạm vi địa lý lớn nhất từng có cho khu vực, mở rộng từ pool 17 nước trong nghiên cứu thành phần P1.</w:t>
+        <w:t xml:space="preserve">50 nền kinh tế</w:t>
+      </w:r>
+      <w:r>
+        <w:t xml:space="preserve"> </w:t>
+      </w:r>
+      <w:r>
+        <w:t xml:space="preserve">là thiết kế hiếm gặp; đa số các luận án IB chỉ làm một trong hai phase. Quy mô 50 nền kinh tế/88.869 doanh nghiệp là phạm vi địa lý lớn nhất từng có cho khu vực, mở rộng từ pool 17 nước trong nghiên cứu thành phần P1.</w:t>
       </w:r>
     </w:p>
     <w:bookmarkEnd w:id="83"/>
@@ -5451,7 +5595,7 @@
           <w:bCs/>
           <w:b/>
         </w:rPr>
-        <w:t xml:space="preserve">49 nền kinh tế châu Á và Pacific</w:t>
+        <w:t xml:space="preserve">50 nền kinh tế châu Á và Thái Bình Dương</w:t>
       </w:r>
       <w:r>
         <w:t xml:space="preserve"> </w:t>
@@ -5485,7 +5629,7 @@
         <w:pStyle w:val="FirstParagraph"/>
       </w:pPr>
       <w:r>
-        <w:t xml:space="preserve">Meta-analysis trong IB đã được thiết lập vững chắc qua nhiều thập kỷ (Hunter &amp; Schmidt, 2004; Borenstein et al., 2009). Phương pháp chuẩn bao gồm: xây dựng inclusion criteria theo PRISMA (Page et al., 2021), transmit hiệu ứng bằng Fisher’s</w:t>
+        <w:t xml:space="preserve">Meta-analysis trong IB đã được thiết lập vững chắc qua nhiều thập kỷ (Hunter &amp; Schmidt, 2004; Borenstein et al., 2009). Phương pháp chuẩn bao gồm: xây dựng inclusion criteria theo PRISMA (Page et al., 2021), chuyển dạng hiệu ứng bằng Fisher’s</w:t>
       </w:r>
       <w:r>
         <w:t xml:space="preserve"> </w:t>
@@ -5659,7 +5803,7 @@
         <w:pStyle w:val="FirstParagraph"/>
       </w:pPr>
       <w:r>
-        <w:t xml:space="preserve">Identification sang Screening sang Eligibility sang Inclusion theo hướng dẫn PRISMA 2020 (Page et al., 2021). Inclusion criteria: nghiên cứu thực nghiệm ở cấp doanh nghiệp, có đo lường internationalization và firm performance, có đủ thống kê để tính effect size (Pearson</w:t>
+        <w:t xml:space="preserve">Identification, Screening, Eligibility, Inclusion theo hướng dẫn PRISMA 2020 (Page et al., 2021). Inclusion criteria: nghiên cứu thực nghiệm ở cấp doanh nghiệp, có đo lường internationalization và firm performance, có đủ thống kê để tính effect size (Pearson</w:t>
       </w:r>
       <w:r>
         <w:t xml:space="preserve"> </w:t>
@@ -5730,7 +5874,7 @@
           <w:bCs/>
           <w:b/>
         </w:rPr>
-        <w:t xml:space="preserve">49 nền kinh tế châu Á và Pacific</w:t>
+        <w:t xml:space="preserve">50 nền kinh tế châu Á và Thái Bình Dương</w:t>
       </w:r>
       <w:r>
         <w:t xml:space="preserve"> </w:t>
@@ -5752,7 +5896,7 @@
         <w:t xml:space="preserve"> </w:t>
       </w:r>
       <w:r>
-        <w:t xml:space="preserve">(91.982 doanh nghiệp, 102 cặp quốc gia × năm, 14 mốc khảo sát) (World Bank, n.d., 2019, 2023, 2026). WBES là bộ dữ liệu doanh nghiệp chuẩn hóa, phù hợp cho nghiên cứu so sánh đa quốc gia về firm-level outcomes (Aterido et al., 2011). Quy trình hợp nhất và hài hòa hóa chi tiết các bộ khảo sát quốc gia–năm thành bộ dữ liệu phân tích thống nhất (sáu bước S1–S6, xử lý tính so sánh tiền tệ, chiến lược pooled cross-section với hiệu ứng cố định hai chiều, cùng dòng dữ liệu PRISMA và mã tái lập) được trình bày đầy đủ ở</w:t>
+        <w:t xml:space="preserve">(91.982 doanh nghiệp, 103 cặp nền kinh tế và năm, 14 mốc khảo sát) (World Bank, n.d., 2019, 2023, 2026). WBES là bộ dữ liệu doanh nghiệp chuẩn hóa, phù hợp cho nghiên cứu so sánh đa quốc gia về firm-level outcomes (Aterido et al., 2011). Quy trình hợp nhất và hài hòa hóa chi tiết các bộ khảo sát quốc gia–năm thành bộ dữ liệu phân tích thống nhất (sáu bước S1–S6, xử lý tính so sánh tiền tệ, chiến lược pooled cross-section với hiệu ứng cố định hai chiều, cùng dòng dữ liệu PRISMA và mã tái lập) được trình bày đầy đủ ở</w:t>
       </w:r>
       <w:r>
         <w:t xml:space="preserve"> </w:t>
@@ -5805,7 +5949,7 @@
           <w:bCs/>
           <w:b/>
         </w:rPr>
-        <w:t xml:space="preserve">49 nền kinh tế châu Á và Pacific</w:t>
+        <w:t xml:space="preserve">50 nền kinh tế châu Á và Thái Bình Dương</w:t>
       </w:r>
       <w:r>
         <w:t xml:space="preserve">, với 6 sub-regime ICRV (Advanced innovation-driven, Advanced resource-driven, Upper-middle, Lower-middle transition, Emerging, SIDS). Quy mô này là lớn nhất cho khu vực trong văn liệu internationalization–performance, gồm cả boundary case Pacific SIDS (7 nước, n=959 (mẫu phân tích sau lọc missing)) cho phép kiểm định forced internationalization penalty (nghiên cứu thành phần P8).</w:t>
@@ -6557,7 +6701,7 @@
         <w:t xml:space="preserve"> </w:t>
       </w:r>
       <w:r>
-        <w:t xml:space="preserve">trong bối cảnh WBES, đảm bảo construct purity ở 49 nền kinh tế châu Á và Pacific, với pipeline hòa hợp 3 thế hệ schema. Phân tách TCI và DAI theo (i) Bharadwaj et al. (2013), IT capability vs digital business strategy có nomological nets khác nhau; (ii) phân tầng 3 cấp của Verhoef et al. (2021), digitization, digitalization, digital transformation; (iii) truyền thống Lall (1992) và Cohen &amp; Levinthal (1990) coi technological capability là chiều sâu năng lực nội tại (absorptive capacity), khác về bản chất với digital adoption ở giao diện ngoại tại; (iv) resource-orchestration logic của Bhandari et al. (2023) cho I–P relationship; và (v) 4 tiêu chí formative composite của Coltman et al. (2008), đảm bảo TCI và DAI là hai composite độc lập.</w:t>
+        <w:t xml:space="preserve">trong bối cảnh WBES, đảm bảo construct purity ở 50 nền kinh tế châu Á và Thái Bình Dương, với pipeline hòa hợp 3 thế hệ schema. Phân tách TCI và DAI theo (i) Bharadwaj et al. (2013), IT capability vs digital business strategy có nomological nets khác nhau; (ii) phân tầng 3 cấp của Verhoef et al. (2021), digitization, digitalization, digital transformation; (iii) truyền thống Lall (1992) và Cohen &amp; Levinthal (1990) coi technological capability là chiều sâu năng lực nội tại (absorptive capacity), khác về bản chất với digital adoption ở giao diện ngoại tại; (iv) resource-orchestration logic của Bhandari et al. (2023) cho I–P relationship; và (v) 4 tiêu chí formative composite của Coltman et al. (2008), đảm bảo TCI và DAI là hai composite độc lập.</w:t>
       </w:r>
     </w:p>
     <w:bookmarkEnd w:id="93"/>
@@ -14173,7 +14317,7 @@
         <w:t xml:space="preserve"> </w:t>
       </w:r>
       <w:r>
-        <w:t xml:space="preserve">Kiểm định ổn định cấu trúc: Paternoster (1998) z-test: z(FSTS) = +0,82 (p = 0,412); z(FSTS²) = −0,61 (p = 0,545) sang không bác bỏ bình đẳng hệ số giữa hai sóng</w:t>
+        <w:t xml:space="preserve">Kiểm định ổn định cấu trúc: Paternoster et al. (1998) z-test: z(FSTS) = +0,82 (p = 0,412); z(FSTS²) = −0,61 (p = 0,545), không bác bỏ bình đẳng hệ số giữa hai sóng</w:t>
       </w:r>
     </w:p>
     <w:p>
@@ -14289,7 +14433,7 @@
         <w:t xml:space="preserve"> </w:t>
       </w:r>
       <w:r>
-        <w:t xml:space="preserve">Kết quả: F2 = 3,26 (p = 0,039, không qua Bonferroni α* = 0,017) sang H4b (null capability-curvature moderation) được chấp nhận</w:t>
+        <w:t xml:space="preserve">Kết quả: F2 = 3,26 (p = 0,039, không qua Bonferroni α* = 0,017), do đó H4b (không có điều tiết độ cong theo năng lực) được chấp nhận</w:t>
       </w:r>
     </w:p>
     <w:p>
@@ -15675,7 +15819,10 @@
             <m:rPr>
               <m:sty m:val="p"/>
             </m:rPr>
-            <m:t>⇒</m:t>
+            <m:t>;</m:t>
+          </m:r>
+          <m:r>
+            <m:t> </m:t>
           </m:r>
           <m:r>
             <m:t>T</m:t>
@@ -15687,10 +15834,19 @@
             <m:rPr>
               <m:sty m:val="p"/>
             </m:rPr>
-            <m:t>≈</m:t>
-          </m:r>
-          <m:r>
-            <m:t>36</m:t>
+            <m:t>=</m:t>
+          </m:r>
+          <m:r>
+            <m:t>51</m:t>
+          </m:r>
+          <m:r>
+            <m:rPr>
+              <m:sty m:val="p"/>
+            </m:rPr>
+            <m:t>,</m:t>
+          </m:r>
+          <m:r>
+            <m:t>5</m:t>
           </m:r>
           <m:r>
             <m:rPr>
@@ -15698,6 +15854,31 @@
             </m:rPr>
             <m:t>%</m:t>
           </m:r>
+          <m:r>
+            <m:t> </m:t>
+          </m:r>
+          <m:d>
+            <m:dPr>
+              <m:begChr m:val="("/>
+              <m:endChr m:val=")"/>
+              <m:sepChr m:val=""/>
+              <m:grow/>
+            </m:dPr>
+            <m:e>
+              <m:r>
+                <m:t>N</m:t>
+              </m:r>
+              <m:r>
+                <m:rPr>
+                  <m:sty m:val="p"/>
+                </m:rPr>
+                <m:t>=</m:t>
+              </m:r>
+              <m:r>
+                <m:t>81.022</m:t>
+              </m:r>
+            </m:e>
+          </m:d>
         </m:oMath>
       </m:oMathPara>
     </w:p>
@@ -16157,67 +16338,95 @@
           <m:jc m:val="center"/>
         </m:oMathParaPr>
         <m:oMath>
-          <m:sSup>
+          <m:r>
+            <m:t>T</m:t>
+          </m:r>
+          <m:r>
+            <m:t>P</m:t>
+          </m:r>
+          <m:r>
+            <m:rPr>
+              <m:sty m:val="p"/>
+            </m:rPr>
+            <m:t>=</m:t>
+          </m:r>
+          <m:r>
+            <m:t>43</m:t>
+          </m:r>
+          <m:r>
+            <m:rPr>
+              <m:sty m:val="p"/>
+            </m:rPr>
+            <m:t>,</m:t>
+          </m:r>
+          <m:r>
+            <m:t>6</m:t>
+          </m:r>
+          <m:r>
+            <m:rPr>
+              <m:sty m:val="p"/>
+            </m:rPr>
+            <m:t>%</m:t>
+          </m:r>
+          <m:r>
+            <m:t> </m:t>
+          </m:r>
+          <m:d>
+            <m:dPr>
+              <m:begChr m:val="("/>
+              <m:endChr m:val=")"/>
+              <m:sepChr m:val=""/>
+              <m:grow/>
+            </m:dPr>
             <m:e>
+              <m:r>
+                <m:t>N</m:t>
+              </m:r>
+              <m:r>
+                <m:rPr>
+                  <m:sty m:val="p"/>
+                </m:rPr>
+                <m:t>=</m:t>
+              </m:r>
+              <m:r>
+                <m:t>79.080</m:t>
+              </m:r>
+              <m:r>
+                <m:rPr>
+                  <m:sty m:val="p"/>
+                </m:rPr>
+                <m:t>;</m:t>
+              </m:r>
+              <m:r>
+                <m:t> </m:t>
+              </m:r>
               <m:r>
                 <m:rPr>
                   <m:nor/>
                   <m:sty m:val="p"/>
                 </m:rPr>
-                <m:t>AdjR</m:t>
+                <m:t>Lind–Mehlum </m:t>
+              </m:r>
+              <m:r>
+                <m:t>p</m:t>
+              </m:r>
+              <m:r>
+                <m:rPr>
+                  <m:sty m:val="p"/>
+                </m:rPr>
+                <m:t>&lt;</m:t>
+              </m:r>
+              <m:r>
+                <m:rPr>
+                  <m:sty m:val="p"/>
+                </m:rPr>
+                <m:t>,</m:t>
+              </m:r>
+              <m:r>
+                <m:t>001</m:t>
               </m:r>
             </m:e>
-            <m:sup>
-              <m:r>
-                <m:t>2</m:t>
-              </m:r>
-            </m:sup>
-          </m:sSup>
-          <m:r>
-            <m:rPr>
-              <m:sty m:val="p"/>
-            </m:rPr>
-            <m:t>=</m:t>
-          </m:r>
-          <m:r>
-            <m:rPr>
-              <m:sty m:val="p"/>
-            </m:rPr>
-            <m:t>,</m:t>
-          </m:r>
-          <m:r>
-            <m:t>677</m:t>
-          </m:r>
-          <m:r>
-            <m:rPr>
-              <m:sty m:val="p"/>
-            </m:rPr>
-            <m:t>;</m:t>
-          </m:r>
-          <m:r>
-            <m:t> </m:t>
-          </m:r>
-          <m:r>
-            <m:t>T</m:t>
-          </m:r>
-          <m:r>
-            <m:t>P</m:t>
-          </m:r>
-          <m:r>
-            <m:rPr>
-              <m:sty m:val="p"/>
-            </m:rPr>
-            <m:t>≈</m:t>
-          </m:r>
-          <m:r>
-            <m:t>40</m:t>
-          </m:r>
-          <m:r>
-            <m:rPr>
-              <m:sty m:val="p"/>
-            </m:rPr>
-            <m:t>%</m:t>
-          </m:r>
+          </m:d>
         </m:oMath>
       </m:oMathPara>
     </w:p>
@@ -17104,10 +17313,25 @@
             <m:rPr>
               <m:sty m:val="p"/>
             </m:rPr>
-            <m:t>&lt;</m:t>
+            <m:t>=</m:t>
+          </m:r>
+          <m:r>
+            <m:rPr>
+              <m:sty m:val="p"/>
+            </m:rPr>
+            <m:t>−</m:t>
           </m:r>
           <m:r>
             <m:t>0</m:t>
+          </m:r>
+          <m:r>
+            <m:rPr>
+              <m:sty m:val="p"/>
+            </m:rPr>
+            <m:t>,</m:t>
+          </m:r>
+          <m:r>
+            <m:t>271</m:t>
           </m:r>
           <m:r>
             <m:t> </m:t>
@@ -17127,7 +17351,7 @@
                 <m:rPr>
                   <m:sty m:val="p"/>
                 </m:rPr>
-                <m:t>&lt;</m:t>
+                <m:t>=</m:t>
               </m:r>
               <m:r>
                 <m:rPr>
@@ -17136,7 +17360,7 @@
                 <m:t>,</m:t>
               </m:r>
               <m:r>
-                <m:t>001</m:t>
+                <m:t>149</m:t>
               </m:r>
             </m:e>
           </m:d>
@@ -17172,10 +17396,25 @@
             <m:rPr>
               <m:sty m:val="p"/>
             </m:rPr>
-            <m:t>&gt;</m:t>
+            <m:t>=</m:t>
+          </m:r>
+          <m:r>
+            <m:rPr>
+              <m:sty m:val="p"/>
+            </m:rPr>
+            <m:t>+</m:t>
           </m:r>
           <m:r>
             <m:t>0</m:t>
+          </m:r>
+          <m:r>
+            <m:rPr>
+              <m:sty m:val="p"/>
+            </m:rPr>
+            <m:t>,</m:t>
+          </m:r>
+          <m:r>
+            <m:t>252</m:t>
           </m:r>
           <m:r>
             <m:t> </m:t>
@@ -17195,7 +17434,7 @@
                 <m:rPr>
                   <m:sty m:val="p"/>
                 </m:rPr>
-                <m:t>&lt;</m:t>
+                <m:t>=</m:t>
               </m:r>
               <m:r>
                 <m:rPr>
@@ -17204,23 +17443,72 @@
                 <m:t>,</m:t>
               </m:r>
               <m:r>
-                <m:t>01</m:t>
+                <m:t>367</m:t>
               </m:r>
             </m:e>
           </m:d>
-          <m:r>
-            <m:rPr>
-              <m:sty m:val="p"/>
-            </m:rPr>
-            <m:t>→</m:t>
-          </m:r>
           <m:r>
             <m:rPr>
               <m:nor/>
               <m:sty m:val="p"/>
             </m:rPr>
-            <m:t>DAI nén sườn tăng, giảm nhẹ sườn giảm</m:t>
-          </m:r>
+            <m:t>, cùng chiều nén nhưng không ý nghĩa toàn mẫu; hiệu ứng mức DAI</m:t>
+          </m:r>
+          <m:r>
+            <m:rPr>
+              <m:sty m:val="p"/>
+            </m:rPr>
+            <m:t>=</m:t>
+          </m:r>
+          <m:r>
+            <m:rPr>
+              <m:sty m:val="p"/>
+            </m:rPr>
+            <m:t>+</m:t>
+          </m:r>
+          <m:r>
+            <m:t>0</m:t>
+          </m:r>
+          <m:r>
+            <m:rPr>
+              <m:sty m:val="p"/>
+            </m:rPr>
+            <m:t>,</m:t>
+          </m:r>
+          <m:r>
+            <m:t>201</m:t>
+          </m:r>
+          <m:r>
+            <m:t> </m:t>
+          </m:r>
+          <m:d>
+            <m:dPr>
+              <m:begChr m:val="("/>
+              <m:endChr m:val=")"/>
+              <m:sepChr m:val=""/>
+              <m:grow/>
+            </m:dPr>
+            <m:e>
+              <m:r>
+                <m:t>p</m:t>
+              </m:r>
+              <m:r>
+                <m:rPr>
+                  <m:sty m:val="p"/>
+                </m:rPr>
+                <m:t>&lt;</m:t>
+              </m:r>
+              <m:r>
+                <m:rPr>
+                  <m:sty m:val="p"/>
+                </m:rPr>
+                <m:t>,</m:t>
+              </m:r>
+              <m:r>
+                <m:t>001</m:t>
+              </m:r>
+            </m:e>
+          </m:d>
         </m:oMath>
       </m:oMathPara>
     </w:p>
@@ -17464,7 +17752,7 @@
             <m:rPr>
               <m:sty m:val="p"/>
             </m:rPr>
-            <m:t>+</m:t>
+            <m:t>−</m:t>
           </m:r>
           <m:r>
             <m:t>0</m:t>
@@ -17478,7 +17766,7 @@
           <m:sSup>
             <m:e>
               <m:r>
-                <m:t>185</m:t>
+                <m:t>088</m:t>
               </m:r>
             </m:e>
             <m:sup>
@@ -17488,26 +17776,45 @@
                 </m:rPr>
                 <m:t>*</m:t>
               </m:r>
+            </m:sup>
+          </m:sSup>
+          <m:r>
+            <m:t> </m:t>
+          </m:r>
+          <m:d>
+            <m:dPr>
+              <m:begChr m:val="("/>
+              <m:endChr m:val=")"/>
+              <m:sepChr m:val=""/>
+              <m:grow/>
+            </m:dPr>
+            <m:e>
+              <m:r>
+                <m:t>p</m:t>
+              </m:r>
               <m:r>
                 <m:rPr>
                   <m:sty m:val="p"/>
                 </m:rPr>
-                <m:t>*</m:t>
+                <m:t>=</m:t>
               </m:r>
               <m:r>
                 <m:rPr>
                   <m:sty m:val="p"/>
                 </m:rPr>
-                <m:t>*</m:t>
-              </m:r>
-            </m:sup>
-          </m:sSup>
+                <m:t>,</m:t>
+              </m:r>
+              <m:r>
+                <m:t>026</m:t>
+              </m:r>
+            </m:e>
+          </m:d>
           <m:r>
             <m:rPr>
               <m:nor/>
               <m:sty m:val="p"/>
             </m:rPr>
-            <m:t> (top manager nữ: lợi thế hiệu quả  17–20%cross-context)</m:t>
+            <m:t> (nữ quản lý cấp cao: hệ số mức âm nhẹ; tương tác với FSTS không ý nghĩa)</m:t>
           </m:r>
         </m:oMath>
       </m:oMathPara>
@@ -17915,66 +18222,99 @@
               <m:nor/>
               <m:sty m:val="p"/>
             </m:rPr>
-            <m:t>H5: </m:t>
-          </m:r>
-          <m:r>
-            <m:t>T</m:t>
-          </m:r>
-          <m:r>
-            <m:t>P</m:t>
+            <m:t>H5 (ba vùng): chữ U ngược định hình rõ ở Nhóm IV </m:t>
+          </m:r>
+          <m:d>
+            <m:dPr>
+              <m:begChr m:val="("/>
+              <m:endChr m:val=")"/>
+              <m:sepChr m:val=""/>
+              <m:grow/>
+            </m:dPr>
+            <m:e>
+              <m:r>
+                <m:t>T</m:t>
+              </m:r>
+              <m:r>
+                <m:t>P</m:t>
+              </m:r>
+              <m:r>
+                <m:rPr>
+                  <m:sty m:val="p"/>
+                </m:rPr>
+                <m:t>=</m:t>
+              </m:r>
+              <m:r>
+                <m:t>43</m:t>
+              </m:r>
+              <m:r>
+                <m:rPr>
+                  <m:sty m:val="p"/>
+                </m:rPr>
+                <m:t>,</m:t>
+              </m:r>
+              <m:r>
+                <m:t>0</m:t>
+              </m:r>
+              <m:r>
+                <m:rPr>
+                  <m:sty m:val="p"/>
+                </m:rPr>
+                <m:t>%</m:t>
+              </m:r>
+              <m:r>
+                <m:rPr>
+                  <m:sty m:val="p"/>
+                </m:rPr>
+                <m:t>,</m:t>
+              </m:r>
+              <m:r>
+                <m:t> </m:t>
+              </m:r>
+              <m:sSub>
+                <m:e>
+                  <m:r>
+                    <m:t>p</m:t>
+                  </m:r>
+                </m:e>
+                <m:sub>
+                  <m:r>
+                    <m:t>L</m:t>
+                  </m:r>
+                  <m:r>
+                    <m:t>M</m:t>
+                  </m:r>
+                </m:sub>
+              </m:sSub>
+              <m:r>
+                <m:rPr>
+                  <m:sty m:val="p"/>
+                </m:rPr>
+                <m:t>&lt;</m:t>
+              </m:r>
+              <m:r>
+                <m:rPr>
+                  <m:sty m:val="p"/>
+                </m:rPr>
+                <m:t>,</m:t>
+              </m:r>
+              <m:r>
+                <m:t>001</m:t>
+              </m:r>
+            </m:e>
+          </m:d>
+          <m:r>
+            <m:rPr>
+              <m:sty m:val="p"/>
+            </m:rPr>
+            <m:t>;</m:t>
           </m:r>
           <m:r>
             <m:rPr>
               <m:nor/>
               <m:sty m:val="p"/>
             </m:rPr>
-            <m:t> tăng khi ICRV tăng (thể chế yếu hơn): Group I</m:t>
-          </m:r>
-          <m:r>
-            <m:rPr>
-              <m:sty m:val="p"/>
-            </m:rPr>
-            <m:t>≈</m:t>
-          </m:r>
-          <m:r>
-            <m:t>28</m:t>
-          </m:r>
-          <m:r>
-            <m:rPr>
-              <m:sty m:val="p"/>
-            </m:rPr>
-            <m:t>%</m:t>
-          </m:r>
-          <m:r>
-            <m:rPr>
-              <m:sty m:val="p"/>
-            </m:rPr>
-            <m:t>,</m:t>
-          </m:r>
-          <m:r>
-            <m:t> </m:t>
-          </m:r>
-          <m:r>
-            <m:rPr>
-              <m:nor/>
-              <m:sty m:val="p"/>
-            </m:rPr>
-            <m:t>Group V–VI</m:t>
-          </m:r>
-          <m:r>
-            <m:rPr>
-              <m:sty m:val="p"/>
-            </m:rPr>
-            <m:t>≈</m:t>
-          </m:r>
-          <m:r>
-            <m:t>55</m:t>
-          </m:r>
-          <m:r>
-            <m:rPr>
-              <m:sty m:val="p"/>
-            </m:rPr>
-            <m:t>%</m:t>
+            <m:t> gần tuyến tính ở Nhóm I; tan rã ở Nhóm V–VI</m:t>
           </m:r>
         </m:oMath>
       </m:oMathPara>
@@ -18820,7 +19160,7 @@
               <m:nor/>
               <m:sty m:val="p"/>
             </m:rPr>
-            <m:t>DAI</m:t>
+            <m:t>Tương tác chế độ-yếu: FSTS</m:t>
           </m:r>
           <m:r>
             <m:rPr>
@@ -18833,10 +19173,7 @@
               <m:nor/>
               <m:sty m:val="p"/>
             </m:rPr>
-            <m:t>ICRV: </m:t>
-          </m:r>
-          <m:r>
-            <m:t>p</m:t>
+            <m:t>Weak</m:t>
           </m:r>
           <m:r>
             <m:rPr>
@@ -18848,23 +19185,51 @@
             <m:rPr>
               <m:sty m:val="p"/>
             </m:rPr>
+            <m:t>−</m:t>
+          </m:r>
+          <m:r>
+            <m:t>0</m:t>
+          </m:r>
+          <m:r>
+            <m:rPr>
+              <m:sty m:val="p"/>
+            </m:rPr>
             <m:t>,</m:t>
           </m:r>
-          <m:sSup>
+          <m:r>
+            <m:t>523</m:t>
+          </m:r>
+          <m:r>
+            <m:t> </m:t>
+          </m:r>
+          <m:d>
+            <m:dPr>
+              <m:begChr m:val="("/>
+              <m:endChr m:val=")"/>
+              <m:sepChr m:val=""/>
+              <m:grow/>
+            </m:dPr>
             <m:e>
               <m:r>
-                <m:t>012</m:t>
-              </m:r>
-            </m:e>
-            <m:sup>
+                <m:t>p</m:t>
+              </m:r>
               <m:r>
                 <m:rPr>
                   <m:sty m:val="p"/>
                 </m:rPr>
-                <m:t>*</m:t>
-              </m:r>
-            </m:sup>
-          </m:sSup>
+                <m:t>=</m:t>
+              </m:r>
+              <m:r>
+                <m:rPr>
+                  <m:sty m:val="p"/>
+                </m:rPr>
+                <m:t>,</m:t>
+              </m:r>
+              <m:r>
+                <m:t>087</m:t>
+              </m:r>
+            </m:e>
+          </m:d>
           <m:r>
             <m:rPr>
               <m:sty m:val="p"/>
@@ -18872,30 +19237,37 @@
             <m:t>;</m:t>
           </m:r>
           <m:r>
-            <m:t> </m:t>
-          </m:r>
-          <m:r>
             <m:rPr>
               <m:nor/>
               <m:sty m:val="p"/>
             </m:rPr>
-            <m:t>three-way NS</m:t>
-          </m:r>
-          <m:r>
-            <m:rPr>
-              <m:sty m:val="p"/>
-            </m:rPr>
-            <m:t>;</m:t>
+            <m:t> ba chiều không ý nghĩa; </m:t>
+          </m:r>
+          <m:r>
+            <m:t>T</m:t>
+          </m:r>
+          <m:r>
+            <m:t>P</m:t>
           </m:r>
           <m:r>
             <m:t> </m:t>
           </m:r>
-          <m:r>
-            <m:t>T</m:t>
-          </m:r>
-          <m:r>
-            <m:t>P</m:t>
-          </m:r>
+          <m:d>
+            <m:dPr>
+              <m:begChr m:val="("/>
+              <m:endChr m:val=")"/>
+              <m:sepChr m:val=""/>
+              <m:grow/>
+            </m:dPr>
+            <m:e>
+              <m:r>
+                <m:t>M</m:t>
+              </m:r>
+              <m:r>
+                <m:t>10</m:t>
+              </m:r>
+            </m:e>
+          </m:d>
           <m:r>
             <m:rPr>
               <m:sty m:val="p"/>
@@ -18903,7 +19275,7 @@
             <m:t>=</m:t>
           </m:r>
           <m:r>
-            <m:t>34</m:t>
+            <m:t>45</m:t>
           </m:r>
           <m:r>
             <m:rPr>
@@ -18912,7 +19284,7 @@
             <m:t>,</m:t>
           </m:r>
           <m:r>
-            <m:t>6</m:t>
+            <m:t>9</m:t>
           </m:r>
           <m:r>
             <m:rPr>
@@ -18943,7 +19315,7 @@
             <m:rPr>
               <m:sty m:val="p"/>
             </m:rPr>
-            <m:t>=</m:t>
+            <m:t>&lt;</m:t>
           </m:r>
           <m:r>
             <m:rPr>
@@ -18952,7 +19324,7 @@
             <m:t>,</m:t>
           </m:r>
           <m:r>
-            <m:t>002</m:t>
+            <m:t>001</m:t>
           </m:r>
         </m:oMath>
       </m:oMathPara>
@@ -22971,7 +23343,7 @@
         </m:r>
       </m:oMath>
       <w:r>
-        <w:t xml:space="preserve">), pool đơn quốc gia lớn nhất của luận án. Ấn Độ thuộc Nhóm III ICRV (Emerging); cửa sổ 2014–2025 bao trùm chuỗi cú sốc thể chế (bãi bỏ tiền mặt 2016, GST 2017, IBC 2016, UPI 2016, PLI và Atmanirbhar Bharat 2020, COVID-19), tạo điều kiện stress-test cho giả thuyết bền vững ngưỡng.</w:t>
+        <w:t xml:space="preserve">), pool đơn quốc gia lớn nhất của luận án. Ấn Độ thuộc Nhóm IV ICRV (Chuyển đổi thu nhập trung bình–thấp); cửa sổ 2014–2025 bao trùm chuỗi cú sốc thể chế (bãi bỏ tiền mặt 2016, GST 2017, IBC 2016, UPI 2016, PLI và Atmanirbhar Bharat 2020, COVID-19), tạo điều kiện stress-test cho giả thuyết bền vững ngưỡng.</w:t>
       </w:r>
     </w:p>
     <w:p>
@@ -23444,7 +23816,7 @@
               <w:t xml:space="preserve"> </w:t>
             </w:r>
             <w:r>
-              <w:t xml:space="preserve">với 91.982 doanh nghiệp · 102 cặp quốc gia × năm</w:t>
+              <w:t xml:space="preserve">với 91.982 doanh nghiệp · 103 cặp nền kinh tế và năm</w:t>
             </w:r>
           </w:p>
         </w:tc>
@@ -23809,7 +24181,7 @@
         <w:pStyle w:val="FirstParagraph"/>
       </w:pPr>
       <w:r>
-        <w:t xml:space="preserve">Chương 4 trình bày toàn bộ kết quả nghiên cứu của luận án theo logic đi từ bức tranh thực trạng mô tả (§4.1) đến bằng chứng tổng hợp ở cấp meta-analytic (§4.2), sau đó đến bằng chứng quốc gia cụ thể và cuối cùng là kiểm định toàn mẫu đa quốc gia. Cấu trúc trình bày gồm tám phần chính, bắt đầu bằng thực trạng quốc tế hóa và hiệu quả hoạt động kinh doanh tại châu Á theo các phân nhóm con thể chế ICRV, tiếp theo là: (ii) kết quả meta-analysis ba tầng (P6); (iii) bối cảnh thể chế tiên tiến–đổi mới tại Singapore (P4); (iv) bối cảnh thể chế trung bình cao tại Trung Quốc (P5); (v) bối cảnh chuyển đổi bậc thấp–trung tại Việt Nam (P3); (vi) kiểm định toàn mẫu châu Á đa bối cảnh (P7); (vii) trường hợp biên là các nền kinh tế đảo nhỏ đang phát triển ở Thái Bình Dương (P8); và (viii) tổng hợp kết quả theo hệ giả thuyết.</w:t>
+        <w:t xml:space="preserve">Chương 4 trình bày toàn bộ kết quả nghiên cứu của luận án theo logic đi từ bức tranh thực trạng mô tả (§4.1) đến bằng chứng tổng hợp ở cấp meta-analytic (§4.2), sau đó đến bằng chứng quốc gia cụ thể và cuối cùng là kiểm định toàn mẫu đa quốc gia. Cấu trúc trình bày gồm mười phần chính, bắt đầu bằng thực trạng quốc tế hóa và hiệu quả hoạt động kinh doanh tại châu Á theo các phân nhóm con thể chế ICRV, tiếp theo là: (ii) kết quả meta-analysis ba tầng (P6); (iii) bối cảnh thể chế tiên tiến–đổi mới tại Singapore (P4); (iv) bối cảnh thể chế trung bình cao tại Trung Quốc (P5); (v) bối cảnh chuyển đổi bậc thấp–trung tại Việt Nam (P3); (vi) kiểm định toàn mẫu châu Á đa bối cảnh (P7); (vii) trường hợp biên là các nền kinh tế đảo nhỏ đang phát triển ở Thái Bình Dương (P8); và (viii) tổng hợp kết quả theo hệ giả thuyết.</w:t>
       </w:r>
     </w:p>
     <w:p>
@@ -23985,19 +24357,19 @@
               <w:jc w:val="left"/>
             </w:pPr>
             <w:r>
-              <w:t xml:space="preserve">Nhóm I — Advanced đổi mới (SG, HK, KOR, TWN, ISR)</w:t>
-            </w:r>
-          </w:p>
-        </w:tc>
-        <w:tc>
-          <w:tcPr/>
-          <w:p>
-            <w:pPr>
-              <w:pStyle w:val="Compact"/>
-              <w:jc w:val="left"/>
-            </w:pPr>
-            <w:r>
-              <w:t xml:space="preserve">4.708</w:t>
+              <w:t xml:space="preserve">Nhóm I — Advanced đổi mới (SG, HK, KOR, TWN, ISR, JPN)</w:t>
+            </w:r>
+          </w:p>
+        </w:tc>
+        <w:tc>
+          <w:tcPr/>
+          <w:p>
+            <w:pPr>
+              <w:pStyle w:val="Compact"/>
+              <w:jc w:val="left"/>
+            </w:pPr>
+            <w:r>
+              <w:t xml:space="preserve">6.390</w:t>
             </w:r>
           </w:p>
         </w:tc>
@@ -24013,43 +24385,43 @@
                 <w:bCs/>
                 <w:b/>
               </w:rPr>
-              <w:t xml:space="preserve">1,04</w:t>
-            </w:r>
-          </w:p>
-        </w:tc>
-        <w:tc>
-          <w:tcPr/>
-          <w:p>
-            <w:pPr>
-              <w:pStyle w:val="Compact"/>
-              <w:jc w:val="left"/>
-            </w:pPr>
-            <w:r>
-              <w:t xml:space="preserve">10,2</w:t>
-            </w:r>
-          </w:p>
-        </w:tc>
-        <w:tc>
-          <w:tcPr/>
-          <w:p>
-            <w:pPr>
-              <w:pStyle w:val="Compact"/>
-              <w:jc w:val="left"/>
-            </w:pPr>
-            <w:r>
-              <w:t xml:space="preserve">23,0</w:t>
-            </w:r>
-          </w:p>
-        </w:tc>
-        <w:tc>
-          <w:tcPr/>
-          <w:p>
-            <w:pPr>
-              <w:pStyle w:val="Compact"/>
-              <w:jc w:val="left"/>
-            </w:pPr>
-            <w:r>
-              <w:t xml:space="preserve">11,1</w:t>
+              <w:t xml:space="preserve">1,00</w:t>
+            </w:r>
+          </w:p>
+        </w:tc>
+        <w:tc>
+          <w:tcPr/>
+          <w:p>
+            <w:pPr>
+              <w:pStyle w:val="Compact"/>
+              <w:jc w:val="left"/>
+            </w:pPr>
+            <w:r>
+              <w:t xml:space="preserve">10,3</w:t>
+            </w:r>
+          </w:p>
+        </w:tc>
+        <w:tc>
+          <w:tcPr/>
+          <w:p>
+            <w:pPr>
+              <w:pStyle w:val="Compact"/>
+              <w:jc w:val="left"/>
+            </w:pPr>
+            <w:r>
+              <w:t xml:space="preserve">24,5</w:t>
+            </w:r>
+          </w:p>
+        </w:tc>
+        <w:tc>
+          <w:tcPr/>
+          <w:p>
+            <w:pPr>
+              <w:pStyle w:val="Compact"/>
+              <w:jc w:val="left"/>
+            </w:pPr>
+            <w:r>
+              <w:t xml:space="preserve">7,7</w:t>
             </w:r>
           </w:p>
         </w:tc>
@@ -24657,7 +25029,7 @@
         <w:pStyle w:val="BodyText"/>
       </w:pPr>
       <w:r>
-        <w:t xml:space="preserve">Phát hiện quan trọng nhất từ thực trạng mô tả là sự phân biệt nội bộ trong nhóm Advanced. Hai phân nhóm cùng mức thu nhập cao nhưng đối lập về cấu trúc: nhóm đổi mới sáng tạo dẫn dắt có R&amp;D 20,5%, ISO 35,0% và 28,4% doanh nghiệp xuất khẩu, trong khi nhóm tài nguyên dẫn dắt chỉ có R&amp;D 7,0% và 11,7% doanh nghiệp xuất khẩu (Chuyên đề 1). Về phân phối, hai nền lớn nhất Vùng Vịnh có phân tán năng suất trong đợt hẹp nhất toàn pool (Saudi Arabia 0,49; Qatar 0,33, so với Singapore 1,08, chênh hơn 2 lần), biểu hiện của kinh tế nhà nước tô (rentier economy) nơi phân phối lại từ xuất khẩu dầu mỏ thu hẹp khoảng cách năng suất giữa doanh nghiệp, nhưng không nhất thiết phản ánh hiệu quả doanh nghiệp đáng kể. Điều này gợi ý rằng việc gộp hai loại Advanced vào một nhóm duy nhất (như các nghiên cứu trước thường làm) sẽ che khuất cơ chế quan trọng này.</w:t>
+        <w:t xml:space="preserve">Phát hiện quan trọng nhất từ thực trạng mô tả là sự phân biệt nội bộ trong nhóm Advanced. Hai phân nhóm cùng mức thu nhập cao nhưng đối lập về cấu trúc: nhóm đổi mới sáng tạo dẫn dắt có R&amp;D 21,0%, ISO 32,5% và 24,5% doanh nghiệp xuất khẩu, trong khi nhóm tài nguyên dẫn dắt chỉ có R&amp;D 7,0% và 11,7% doanh nghiệp xuất khẩu (Chuyên đề 1). Về phân phối, hai nền lớn nhất Vùng Vịnh có phân tán năng suất trong đợt hẹp nhất toàn pool (Saudi Arabia 0,49; Qatar 0,33, so với Singapore 1,08, chênh hơn 2 lần), biểu hiện của kinh tế nhà nước tô (rentier economy) nơi phân phối lại từ xuất khẩu dầu mỏ thu hẹp khoảng cách năng suất giữa doanh nghiệp, nhưng không nhất thiết phản ánh hiệu quả doanh nghiệp đáng kể. Điều này gợi ý rằng việc gộp hai loại Advanced vào một nhóm duy nhất (như các nghiên cứu trước thường làm) sẽ che khuất cơ chế quan trọng này.</w:t>
       </w:r>
     </w:p>
     <w:p>
@@ -25469,7 +25841,7 @@
           <w:iCs/>
           <w:i/>
         </w:rPr>
-        <w:t xml:space="preserve">Ghi chú: Bảng 4.2 được tính trực tiếp từ dữ liệu thô WBES trên khung 49 nền (một cross-section chuẩn cho mỗi cặp nền kinh tế × năm, đợt khảo sát ≥ 2006), với các chỉ báo chuẩn của bộ công cụ WBES toàn cầu: đổi mới sản phẩm (h1), đổi mới quy trình (h5), chi R&amp;D (h8), chứng nhận chất lượng quốc tế (b8) và website (c22b). Toàn bộ sáu nhóm ICRV đều có độ phủ dữ liệu đầy đủ, kể cả Nhóm II (đủ 6/6 nền GCC). Gradient năng lực thể chế thể hiện rõ ở các biến nền tảng: R&amp;D 20,5% (Nhóm I) rồi 10,2% (Nhóm VI); ISO 35,0% rồi 12,2%; website 61,7% rồi 41,5%. Bộ số này nhất quán với phân tích thực trạng ở Chuyên đề 1.</w:t>
+        <w:t xml:space="preserve">Ghi chú: Bảng 4.2 được tính trực tiếp từ dữ liệu thô WBES trên khung 49 nền (một cross-section chuẩn cho mỗi cặp nền kinh tế × năm, đợt khảo sát ≥ 2006), với các chỉ báo chuẩn của bộ công cụ WBES toàn cầu: đổi mới sản phẩm (h1), đổi mới quy trình (h5), chi R&amp;D (h8), chứng nhận chất lượng quốc tế (b8) và website (c22b). Toàn bộ sáu nhóm ICRV đều có độ phủ dữ liệu đầy đủ, kể cả Nhóm II (đủ 6/6 nền GCC). Gradient năng lực thể chế thể hiện rõ ở các biến nền tảng: R&amp;D 21,0% (Nhóm I) xuống 10,2% (Nhóm VI); ISO 32,5% xuống 12,2%; website 69,2% xuống 41,5%. Bộ số này nhất quán với phân tích thực trạng ở Chuyên đề 1.</w:t>
       </w:r>
     </w:p>
     <w:p>
@@ -25519,7 +25891,7 @@
         <w:pStyle w:val="BodyText"/>
       </w:pPr>
       <w:r>
-        <w:t xml:space="preserve">Một biểu hiện khác của bão hòa Tier-1 nằm ở tương quan giữa website và năng suất: phần bù tương quan của DAI Tier-1 thấp nhất ở nhóm Advanced đổi mới (+0,098, so với +0,180–0,201 ở các nhóm chuyển đổi và tài nguyên, Chuyên đề 1, Bảng 2.3.8.1) dù tỷ lệ có website của nhóm này cao nhất (61,7%). Khi một chỉ báo nhị phân tiệm cận bão hòa, phương sai của nó co lại và nhóm</w:t>
+        <w:t xml:space="preserve">Một biểu hiện khác của bão hòa Tier-1 nằm ở tương quan giữa website và năng suất: phần bù tương quan của DAI Tier-1 thấp nhất ở nhóm Advanced đổi mới (+0,090, so với +0,180–0,201 ở các nhóm chuyển đổi và tài nguyên, Chuyên đề 1, Bảng 2.3.8.1) dù tỷ lệ có website của nhóm này cao (69,2%). Khi một chỉ báo nhị phân tiệm cận bão hòa, phương sai của nó co lại và nhóm</w:t>
       </w:r>
       <w:r>
         <w:t xml:space="preserve"> </w:t>
@@ -26305,7 +26677,7 @@
         <w:t xml:space="preserve">nghịch lý đổi mới–quốc tế hóa và khoảng cách giới</w:t>
       </w:r>
       <w:r>
-        <w:t xml:space="preserve">: dù cường độ R&amp;D và đổi mới cao, cường độ quốc tế hóa cấp cơ sở lại thấp (FSTS 4,1%) cùng tỷ lệ sở hữu nước ngoài rất thấp (1,9%), cho thấy hoạt động quốc tế hóa tập trung ở các tập đoàn đa quốc gia lớn chứ không phân bố đều ở mẫu cơ sở; đồng thời tỷ lệ nữ quản lý cấp cao chỉ 7,3%, thấp hơn nhiều so với mức dẫn đầu khu vực Đông Á–Thái Bình Dương, nhất quán với văn liệu về trần kính trong quản trị doanh nghiệp Nhật Bản. Các đặc trưng này khiến Nhật Bản trở thành một trường hợp kiểm định lý tưởng cho vòng nghiên cứu tiếp theo về quan hệ I–P ở biên trên của gradient thể chế (xem §5.5).</w:t>
+        <w:t xml:space="preserve">: dù cường độ R&amp;D và đổi mới cao, cường độ quốc tế hóa cấp cơ sở lại thấp (FSTS 4,1%) cùng tỷ lệ sở hữu nước ngoài rất thấp (1,9%), cho thấy hoạt động quốc tế hóa tập trung ở các tập đoàn đa quốc gia lớn chứ không phân bố đều ở mẫu cơ sở; đồng thời tỷ lệ nữ quản lý cấp cao chỉ 7,3%, thấp hơn nhiều so với mức dẫn đầu khu vực Đông Á–Thái Bình Dương, nhất quán với văn liệu về trần kính trong quản trị doanh nghiệp Nhật Bản. Các đặc trưng này được khai thác đầy đủ trong nghiên cứu thành phần P10, kiểm định chuyên sâu quan hệ I–P tại Nhật Bản: kết quả xác nhận quan hệ gần tuyến tính dương (hiệu ứng tuyến tính +0,671, p &lt; 0,001; số hạng bậc hai không ý nghĩa; điểm uốn đại số 90–108% nằm ngoài miền dữ liệu), TCI (+0,100, p &lt; 0,001) và DAI (+0,110, p = 0,028) nâng mặt bằng không uốn đường cong, cùng phần bù trường thọ doanh nghiệp (+0,073, p = 0,007), đúng như dự đoán biên trên của khung ICRV (xem thêm §4.6.2).</w:t>
       </w:r>
     </w:p>
     <w:p>
@@ -27632,37 +28004,14 @@
           <m:t>=</m:t>
         </m:r>
         <m:r>
-          <m:t>237</m:t>
+          <m:t>623</m:t>
         </m:r>
       </m:oMath>
       <w:r>
         <w:t xml:space="preserve"> </w:t>
       </w:r>
       <w:r>
-        <w:t xml:space="preserve">doanh nghiệp xuất khẩu xác nhận mối quan hệ phi tuyến (inverted U-shape) giữa FSTS và hiệu quả hoạt động ở mức có ý nghĩa thống kê (</w:t>
-      </w:r>
-      <m:oMath>
-        <m:r>
-          <m:t>p</m:t>
-        </m:r>
-        <m:r>
-          <m:rPr>
-            <m:sty m:val="p"/>
-          </m:rPr>
-          <m:t>&lt;</m:t>
-        </m:r>
-        <m:r>
-          <m:rPr>
-            <m:sty m:val="p"/>
-          </m:rPr>
-          <m:t>,</m:t>
-        </m:r>
-        <m:r>
-          <m:t>05</m:t>
-        </m:r>
-      </m:oMath>
-      <w:r>
-        <w:t xml:space="preserve">). Mô hình bậc hai với biến FSTS và FSTS</w:t>
+        <w:t xml:space="preserve">cơ sở (trong đó 84 cơ sở xuất khẩu dùng cho kiểm định mẫu phụ) cho thấy quan hệ giữa FSTS và hiệu quả gần tuyến tính dương; thành phần bậc hai chỉ gợi ý đường cong rất thoải với điểm uốn ngoài miền dữ liệu. Mô hình bậc hai với biến FSTS và FSTS</w:t>
       </w:r>
       <m:oMath>
         <m:sSup>
@@ -27877,27 +28226,16 @@
           <m:rPr>
             <m:sty m:val="p"/>
           </m:rPr>
-          <m:t>&lt;</m:t>
-        </m:r>
-        <m:r>
-          <m:t>0</m:t>
-        </m:r>
-      </m:oMath>
-      <w:r>
-        <w:t xml:space="preserve"> </w:t>
-      </w:r>
-      <w:r>
-        <w:t xml:space="preserve">và có ý nghĩa thống kê (</w:t>
-      </w:r>
-      <m:oMath>
-        <m:r>
-          <m:t>p</m:t>
+          <m:t>=</m:t>
         </m:r>
         <m:r>
           <m:rPr>
             <m:sty m:val="p"/>
           </m:rPr>
-          <m:t>&lt;</m:t>
+          <m:t>+</m:t>
+        </m:r>
+        <m:r>
+          <m:t>3</m:t>
         </m:r>
         <m:r>
           <m:rPr>
@@ -27906,52 +28244,18 @@
           <m:t>,</m:t>
         </m:r>
         <m:r>
-          <m:t>05</m:t>
+          <m:t>119</m:t>
         </m:r>
       </m:oMath>
       <w:r>
-        <w:t xml:space="preserve">). Cụ thể, ở mức độ quốc tế hóa cao, doanh nghiệp Singapore có năng lực chấp nhận số (digital adoption) cao hơn duy trì hiệu quả tốt hơn so với doanh nghiệp có mức DAI thấp hơn, cho thấy DAI đóng vai trò nguồn lực bổ trợ (situational resource) làm chậm đà suy giảm phía bên phải của đường phi tuyến.</w:t>
-      </w:r>
-    </w:p>
-    <w:bookmarkEnd w:id="137"/>
-    <w:bookmarkStart w:id="138" w:name="giới-hạn-suy-luận-và-cảnh-báo-thống-kê"/>
-    <w:p>
-      <w:pPr>
-        <w:pStyle w:val="Heading3"/>
-      </w:pPr>
-      <w:r>
-        <w:t xml:space="preserve">4.3.3 Giới hạn suy luận và cảnh báo thống kê</w:t>
-      </w:r>
-    </w:p>
-    <w:p>
-      <w:pPr>
-        <w:pStyle w:val="FirstParagraph"/>
-      </w:pPr>
-      <w:r>
-        <w:t xml:space="preserve">Cần nhấn mạnh rằng kết quả Singapore là</w:t>
-      </w:r>
-      <w:r>
-        <w:t xml:space="preserve"> </w:t>
-      </w:r>
-      <w:r>
-        <w:rPr>
-          <w:bCs/>
-          <w:b/>
-        </w:rPr>
-        <w:t xml:space="preserve">ranh giới suy luận</w:t>
-      </w:r>
-      <w:r>
-        <w:t xml:space="preserve"> </w:t>
-      </w:r>
-      <w:r>
-        <w:t xml:space="preserve">(inferential bounds) do hạn chế nghiêm trọng về quy mô mẫu:</w:t>
-      </w:r>
-      <w:r>
-        <w:t xml:space="preserve"> </w:t>
+        <w:t xml:space="preserve"> </w:t>
+      </w:r>
+      <w:r>
+        <w:t xml:space="preserve">và có ý nghĩa thống kê (</w:t>
       </w:r>
       <m:oMath>
         <m:r>
-          <m:t>N</m:t>
+          <m:t>p</m:t>
         </m:r>
         <m:r>
           <m:rPr>
@@ -27960,14 +28264,74 @@
           <m:t>=</m:t>
         </m:r>
         <m:r>
-          <m:t>237</m:t>
+          <m:rPr>
+            <m:sty m:val="p"/>
+          </m:rPr>
+          <m:t>,</m:t>
+        </m:r>
+        <m:r>
+          <m:t>005</m:t>
         </m:r>
       </m:oMath>
       <w:r>
-        <w:t xml:space="preserve"> </w:t>
-      </w:r>
-      <w:r>
-        <w:t xml:space="preserve">quan sát, chỉ gồm các doanh nghiệp xuất khẩu, dẫn đến power thống kê ước tính chỉ đạt khoảng 16%. Luận án diễn giải kết quả Singapore như</w:t>
+        <w:t xml:space="preserve">). Cụ thể, ở mức độ quốc tế hóa cao, doanh nghiệp Singapore có năng lực chấp nhận số (digital adoption) cao hơn duy trì hiệu quả tốt hơn so với doanh nghiệp có mức DAI thấp hơn, cho thấy DAI đóng vai trò nguồn lực bổ trợ (situational resource) làm chậm đà suy giảm phía bên phải của đường phi tuyến.</w:t>
+      </w:r>
+    </w:p>
+    <w:bookmarkEnd w:id="137"/>
+    <w:bookmarkStart w:id="138" w:name="giới-hạn-suy-luận-và-cảnh-báo-thống-kê"/>
+    <w:p>
+      <w:pPr>
+        <w:pStyle w:val="Heading3"/>
+      </w:pPr>
+      <w:r>
+        <w:t xml:space="preserve">4.3.3 Giới hạn suy luận và cảnh báo thống kê</w:t>
+      </w:r>
+    </w:p>
+    <w:p>
+      <w:pPr>
+        <w:pStyle w:val="FirstParagraph"/>
+      </w:pPr>
+      <w:r>
+        <w:t xml:space="preserve">Cần nhấn mạnh rằng kết quả Singapore là</w:t>
+      </w:r>
+      <w:r>
+        <w:t xml:space="preserve"> </w:t>
+      </w:r>
+      <w:r>
+        <w:rPr>
+          <w:bCs/>
+          <w:b/>
+        </w:rPr>
+        <w:t xml:space="preserve">ranh giới suy luận</w:t>
+      </w:r>
+      <w:r>
+        <w:t xml:space="preserve"> </w:t>
+      </w:r>
+      <w:r>
+        <w:t xml:space="preserve">(inferential bounds) do hạn chế về quy mô mẫu:</w:t>
+      </w:r>
+      <w:r>
+        <w:t xml:space="preserve"> </w:t>
+      </w:r>
+      <m:oMath>
+        <m:r>
+          <m:t>N</m:t>
+        </m:r>
+        <m:r>
+          <m:rPr>
+            <m:sty m:val="p"/>
+          </m:rPr>
+          <m:t>=</m:t>
+        </m:r>
+        <m:r>
+          <m:t>623</m:t>
+        </m:r>
+      </m:oMath>
+      <w:r>
+        <w:t xml:space="preserve"> </w:t>
+      </w:r>
+      <w:r>
+        <w:t xml:space="preserve">quan sát toàn mẫu và chỉ 84 cơ sở xuất khẩu cho các kiểm định mẫu phụ, dẫn đến power thống kê ước tính chỉ đạt khoảng 16%. Luận án diễn giải kết quả Singapore như</w:t>
       </w:r>
       <w:r>
         <w:t xml:space="preserve"> </w:t>
@@ -29932,7 +30296,7 @@
           <w:bCs/>
           <w:b/>
         </w:rPr>
-        <w:t xml:space="preserve">Bảng 4.5a.</w:t>
+        <w:t xml:space="preserve">Bảng 4.5.</w:t>
       </w:r>
       <w:r>
         <w:t xml:space="preserve"> </w:t>
@@ -32929,7 +33293,7 @@
           <w:bCs/>
           <w:b/>
         </w:rPr>
-        <w:t xml:space="preserve">Bảng 4.5.</w:t>
+        <w:t xml:space="preserve">Bảng 4.6.</w:t>
       </w:r>
       <w:r>
         <w:t xml:space="preserve"> </w:t>
@@ -33284,7 +33648,7 @@
         <w:pStyle w:val="BodyText"/>
       </w:pPr>
       <w:r>
-        <w:t xml:space="preserve">Phát hiện ngưỡng phá vỡ ở Ấn Độ trái ngược trực tiếp với kết quả Trung Quốc cũng thuộc chế độ thu nhập trung bình cao (Nhóm III ICRV), nơi điểm uốn được chứng minh là bền vững cấu trúc qua 12 năm tăng trưởng tích lũy (P5 China:</w:t>
+        <w:t xml:space="preserve">Phát hiện ngưỡng phá vỡ ở Ấn Độ trái ngược trực tiếp với kết quả Trung Quốc thuộc chế độ thu nhập trung bình cao (Nhóm III ICRV), trong khi Ấn Độ thuộc Nhóm IV (chuyển đổi thu nhập trung bình–thấp), nơi điểm uốn của Trung Quốc được chứng minh là bền vững cấu trúc qua 12 năm tăng trưởng tích lũy (P5 China:</w:t>
       </w:r>
       <w:r>
         <w:t xml:space="preserve"> </w:t>
@@ -33989,7 +34353,7 @@
         <w:pStyle w:val="FirstParagraph"/>
       </w:pPr>
       <w:r>
-        <w:t xml:space="preserve">Trước khi tổng hợp theo hệ giả thuyết, Bảng 4.6 hợp nhất các ước lượng trụ cột của bảy nghiên cứu thành phần thực nghiệm, cho phép đối chiếu trực tiếp dạng hàm, điểm uốn, vai trò của hai cấu trúc số (TCI, DAI) và quy mô mẫu xuyên các bối cảnh ICRV.</w:t>
+        <w:t xml:space="preserve">Trước khi tổng hợp theo hệ giả thuyết, Bảng 4.7 hợp nhất các ước lượng trụ cột của bảy nghiên cứu thành phần thực nghiệm, cho phép đối chiếu trực tiếp dạng hàm, điểm uốn, vai trò của hai cấu trúc số (TCI, DAI) và quy mô mẫu xuyên các bối cảnh ICRV.</w:t>
       </w:r>
     </w:p>
     <w:p>
@@ -34001,7 +34365,7 @@
           <w:bCs/>
           <w:b/>
         </w:rPr>
-        <w:t xml:space="preserve">Bảng 4.6.</w:t>
+        <w:t xml:space="preserve">Bảng 4.7.</w:t>
       </w:r>
       <w:r>
         <w:t xml:space="preserve"> </w:t>
@@ -34739,7 +35103,7 @@
         <w:pStyle w:val="BodyText"/>
       </w:pPr>
       <w:r>
-        <w:t xml:space="preserve">Bảng 4.6 làm nổi bật ba quy luật xuyên suốt. Thứ nhất,</w:t>
+        <w:t xml:space="preserve">Bảng 4.7 làm nổi bật ba quy luật xuyên suốt. Thứ nhất,</w:t>
       </w:r>
       <w:r>
         <w:t xml:space="preserve"> </w:t>
@@ -34855,19 +35219,19 @@
               <w:jc w:val="left"/>
             </w:pPr>
             <w:r>
-              <w:t xml:space="preserve">I–P có dạng inverted-U</w:t>
-            </w:r>
-          </w:p>
-        </w:tc>
-        <w:tc>
-          <w:tcPr/>
-          <w:p>
-            <w:pPr>
-              <w:pStyle w:val="Compact"/>
-              <w:jc w:val="left"/>
-            </w:pPr>
-            <w:r>
-              <w:t xml:space="preserve">Xác nhận tại Singapore, Trung Quốc, Việt Nam, và toàn mẫu P7 (ngoại trừ SIDS)</w:t>
+              <w:t xml:space="preserve">I–P có dạng chữ U ngược</w:t>
+            </w:r>
+          </w:p>
+        </w:tc>
+        <w:tc>
+          <w:tcPr/>
+          <w:p>
+            <w:pPr>
+              <w:pStyle w:val="Compact"/>
+              <w:jc w:val="left"/>
+            </w:pPr>
+            <w:r>
+              <w:t xml:space="preserve">Xác nhận tại Trung Quốc, Việt Nam và toàn mẫu P7; xác nhận một phần tại Singapore và Nhật Bản (gần tuyến tính, điểm uốn ngoài miền); không áp dụng tại SIDS</w:t>
             </w:r>
           </w:p>
         </w:tc>
@@ -34905,7 +35269,7 @@
               <w:jc w:val="left"/>
             </w:pPr>
             <w:r>
-              <w:t xml:space="preserve">Xác nhận một phần: TCI nâng mặt bằng năng suất tại tất cả bối cảnh; uốn đường cong xác nhận tại Việt Nam nhưng NS tại toàn mẫu P7 (49 nền kinh tế)</w:t>
+              <w:t xml:space="preserve">Xác nhận một phần: TCI nâng mặt bằng năng suất tại tất cả bối cảnh (+0,141***, 50 nền); uốn đường cong xác nhận tại Việt Nam nhưng không ý nghĩa tại toàn mẫu P7</w:t>
             </w:r>
           </w:p>
         </w:tc>
@@ -34943,25 +35307,17 @@
               <w:jc w:val="left"/>
             </w:pPr>
             <w:r>
-              <w:t xml:space="preserve">Xác nhận: DAI có level effect phổ quát (β=+0,155***) và cả hai curvature interactions có ý nghĩa trong P7 (49 nền kinh tế); DAI×ICRV p=.012 —</w:t>
-            </w:r>
-            <w:r>
-              <w:t xml:space="preserve"> </w:t>
-            </w:r>
-            <w:r>
-              <w:t xml:space="preserve">“</w:t>
-            </w:r>
-            <w:r>
-              <w:t xml:space="preserve">digital shield</w:t>
-            </w:r>
-            <w:r>
-              <w:t xml:space="preserve">”</w:t>
-            </w:r>
-            <w:r>
-              <w:t xml:space="preserve"> </w:t>
-            </w:r>
-            <w:r>
-              <w:t xml:space="preserve">mạnh nhất khi thể chế yếu; null tại Việt Nam (Tier-1 only) là kết quả tương thích do hạn chế đo lường</w:t>
+              <w:t xml:space="preserve">Hỗ trợ một phần: hiệu ứng mức phổ quát (+0,201*</w:t>
+            </w:r>
+            <w:r>
+              <w:rPr>
+                <w:bCs/>
+                <w:b/>
+              </w:rPr>
+              <w:t xml:space="preserve">, 50 nền); tương tác đường cong cùng chiều nén nhưng không ý nghĩa toàn mẫu; bằng chứng điều tiết rõ nhất ở bối cảnh đơn quốc gia (P4: FSTS²×DAI = +3,119</w:t>
+            </w:r>
+            <w:r>
+              <w:t xml:space="preserve">); null tại Việt Nam (Tier-1) tương thích với hạn chế đo lường</w:t>
             </w:r>
           </w:p>
         </w:tc>
@@ -37045,7 +37401,7 @@
         </m:r>
       </m:oMath>
       <w:r>
-        <w:t xml:space="preserve">; M1 country+year FE, mạnh hơn trong exporters-only) đại diện cho điều kiện biên mà CDCM không hoàn toàn dự báo trước trong phiên bản ban đầu của khung lý thuyết. FIP là biểu hiện của trường hợp khi</w:t>
+        <w:t xml:space="preserve">; M1 với hiệu ứng cố định quốc gia và năm; trong mẫu phụ chỉ gồm doanh nghiệp xuất khẩu, hệ số vẫn âm nhưng không ý nghĩa do N = 26) đại diện cho điều kiện biên mà CDCM không hoàn toàn dự báo trước trong phiên bản ban đầu của khung lý thuyết. FIP là biểu hiện của trường hợp khi</w:t>
       </w:r>
       <w:r>
         <w:t xml:space="preserve"> </w:t>
@@ -37471,7 +37827,7 @@
         <w:t xml:space="preserve">Thứ ba</w:t>
       </w:r>
       <w:r>
-        <w:t xml:space="preserve">, luận án mở rộng khung phân tích từ dữ liệu doanh nghiệp Nhật Bản/đa quốc gia sang 49 nền kinh tế châu Á và Thái Bình Dương, bối cảnh underrepresented trong văn liệu Lu và Beamish.</w:t>
+        <w:t xml:space="preserve">, luận án mở rộng khung phân tích từ dữ liệu doanh nghiệp Nhật Bản/đa quốc gia sang 50 nền kinh tế châu Á và Thái Bình Dương, bối cảnh underrepresented trong văn liệu Lu và Beamish.</w:t>
       </w:r>
     </w:p>
     <w:bookmarkEnd w:id="175"/>
@@ -37621,7 +37977,7 @@
         <w:t xml:space="preserve"> </w:t>
       </w:r>
       <w:r>
-        <w:t xml:space="preserve">(DAI×ICRV: p=.012) gợi ý rằng DAI không phải là foundational capability (như TCI) mà là</w:t>
+        <w:t xml:space="preserve">(các tương tác đường cong cùng chiều nhưng không ý nghĩa toàn mẫu; bằng chứng rõ nhất ở bối cảnh đơn quốc gia P4) gợi ý rằng DAI không phải là foundational capability (như TCI) mà là</w:t>
       </w:r>
       <w:r>
         <w:t xml:space="preserve"> </w:t>
@@ -37634,7 +37990,7 @@
         <w:t xml:space="preserve">situational resource</w:t>
       </w:r>
       <w:r>
-        <w:t xml:space="preserve">, tài nguyên có vai trò thay đổi theo bối cảnh thể chế. Quan trọng: DAI×ICRV (p=.012) cho thấy hiệu ứng điều tiết của DAI</w:t>
+        <w:t xml:space="preserve">, tài nguyên có vai trò thay đổi theo bối cảnh thể chế. Quan trọng: tương tác chế độ-yếu (FSTS×Weak = −0,523, p = ,087, biên ý nghĩa) cho thấy hiệu ứng điều tiết của DAI</w:t>
       </w:r>
       <w:r>
         <w:t xml:space="preserve"> </w:t>
@@ -38286,7 +38642,7 @@
         <w:pStyle w:val="FirstParagraph"/>
       </w:pPr>
       <w:r>
-        <w:t xml:space="preserve">Các phân tích sử dụng mẫu chỉ gồm doanh nghiệp xuất khẩu (ví dụ: Singapore N = 237, SIDS exporters-only N = 26) đối mặt với rủi ro selection bias nghiêm trọng: doanh nghiệp xuất khẩu không phải là mẫu ngẫu nhiên từ tổng thể doanh nghiệp mà có khả năng là các doanh nghiệp đã có một số lợi thế ban đầu (productivity, resources, connections). Kết quả từ exporters-only không thể tổng quát hóa trực tiếp cho toàn bộ doanh nghiệp, và có thể understate hoặc overstate các hiệu ứng tùy thuộc vào phương hướng của selection.</w:t>
+        <w:t xml:space="preserve">Các phân tích sử dụng mẫu chỉ gồm doanh nghiệp xuất khẩu (ví dụ: Singapore mẫu phụ xuất khẩu N = 84, SIDS exporters-only N = 26) đối mặt với rủi ro selection bias nghiêm trọng: doanh nghiệp xuất khẩu không phải là mẫu ngẫu nhiên từ tổng thể doanh nghiệp mà có khả năng là các doanh nghiệp đã có một số lợi thế ban đầu (productivity, resources, connections). Kết quả từ exporters-only không thể tổng quát hóa trực tiếp cho toàn bộ doanh nghiệp, và có thể understate hoặc overstate các hiệu ứng tùy thuộc vào phương hướng của selection.</w:t>
       </w:r>
     </w:p>
     <w:p>
@@ -38405,7 +38761,7 @@
         <w:t xml:space="preserve">Thứ năm</w:t>
       </w:r>
       <w:r>
-        <w:t xml:space="preserve">, mở rộng khung ước lượng để tích hợp Nhật Bản 2025, nền kinh tế tiên tiến lớn lần đầu được WBES khảo sát. Như trình bày ở §4.1.5, đặc trưng mô tả của Nhật Bản (phân tán năng suất hẹp nhất sd 0,89; website 83,8%; tuổi doanh nghiệp trung bình 50,4 năm; FSTS cấp cơ sở thấp 4,1% bất chấp R&amp;D cao) khiến nền kinh tế này trở thành một trường hợp kiểm định đặc biệt giá trị cho quan hệ I–P ở biên trên của gradient thể chế. Việc đưa Nhật Bản vào ước lượng điểm uốn P7 sẽ kiểm tra được dự đoán của khung ICRV rằng ở chế độ thể chế mạnh và đồng đều nhất, không gian quốc tế hóa có lợi là rộng nhất hoặc quan hệ I–P tiệm cận tuyến tính dương; đây là vòng ước lượng tiếp theo khi nhóm tác giả chạy lại mô hình gốc trên bộ dữ liệu mở rộng.</w:t>
+        <w:t xml:space="preserve">, khai thác sâu hơn Nhật Bản, nền kinh tế tiên tiến lớn lần đầu được WBES khảo sát năm 2025. Bước đầu tiên đã được thực hiện trong nghiên cứu thành phần P10: trên đợt khảo sát khai mở (N = 2.168), quan hệ I–P tại Nhật gần tuyến tính dương, không có điểm uốn trong miền quan sát, xác nhận dự đoán biên trên của khung ICRV; các bước tiếp theo gồm tích hợp Nhật Bản vào các mô hình điều tiết ba chiều và khai thác các module đặc thù (trường thọ doanh nghiệp, khoảng cách giới trong lãnh đạo) khi có thêm đợt khảo sát thứ hai.</w:t>
       </w:r>
     </w:p>
     <w:p>
@@ -39189,7 +39545,7 @@
         <w:t xml:space="preserve"> </w:t>
       </w:r>
       <w:r>
-        <w:t xml:space="preserve">điểm uốn chữ U ngược: TP = 61,8% (2014) rồi 40,7% (2022) sang mất ý nghĩa độ cong (2025: β₂ = −0,16, p = ,42), kèm tương tác DAI Tier-2 (UPI) âm, bằng chứng đầu tiên rằng chuyển đổi thể chế cực mạnh có thể hòa tan (chứ không chỉ dịch chuyển) ngưỡng. Đích MIR/IJOEM; kế thừa công trình tiền đề Do &amp; Phan (2025, IntechOpen).</w:t>
+        <w:t xml:space="preserve">điểm uốn chữ U ngược: TP = 61,8% (2014) rồi 40,7% (2022) rồi mất ý nghĩa độ cong (2025: β₂ = −0,16, p = ,42), kèm tương tác DAI Tier-2 (UPI) âm, bằng chứng đầu tiên rằng chuyển đổi thể chế cực mạnh có thể hòa tan (chứ không chỉ dịch chuyển) ngưỡng. Đích MIR/IJOEM; kế thừa công trình tiền đề Do &amp; Phan (2025, IntechOpen).</w:t>
       </w:r>
     </w:p>
     <w:bookmarkEnd w:id="192"/>
@@ -39331,7 +39687,7 @@
     </w:p>
     <w:bookmarkEnd w:id="195"/>
     <w:bookmarkEnd w:id="196"/>
-    <w:bookmarkStart w:id="232" w:name="tài-liệu-tham-khảo-apa-7th"/>
+    <w:bookmarkStart w:id="233" w:name="tài-liệu-tham-khảo-apa-7th"/>
     <w:p>
       <w:pPr>
         <w:pStyle w:val="Heading1"/>
@@ -49802,7 +50158,28 @@
         <w:pStyle w:val="BodyText"/>
       </w:pPr>
       <w:r>
-        <w:t xml:space="preserve">Solon, G., Haider, S. J., &amp; Wooldridge, J. M. (2010).</w:t>
+        <w:t xml:space="preserve">Solon, G., Haider, S. J., &amp; Wooldridge, J. M. (2015). What are we weighting for?</w:t>
+      </w:r>
+      <w:r>
+        <w:t xml:space="preserve"> </w:t>
+      </w:r>
+      <w:r>
+        <w:rPr>
+          <w:iCs/>
+          <w:i/>
+        </w:rPr>
+        <w:t xml:space="preserve">Journal of Human Resources, 50</w:t>
+      </w:r>
+      <w:r>
+        <w:t xml:space="preserve">(2), 301–316. https://doi.org/10.3368/jhr.50.2.301</w:t>
+      </w:r>
+    </w:p>
+    <w:p>
+      <w:pPr>
+        <w:pStyle w:val="BodyText"/>
+      </w:pPr>
+      <w:r>
+        <w:t xml:space="preserve">Wooldridge, J. M. (2010).</w:t>
       </w:r>
       <w:r>
         <w:t xml:space="preserve"> </w:t>
@@ -49819,27 +50196,6 @@
       </w:r>
       <w:r>
         <w:t xml:space="preserve">(2nd ed.). MIT Press.</w:t>
-      </w:r>
-    </w:p>
-    <w:p>
-      <w:pPr>
-        <w:pStyle w:val="BodyText"/>
-      </w:pPr>
-      <w:r>
-        <w:t xml:space="preserve">Wooldridge, J. M. (2015). What are we weighting for?</w:t>
-      </w:r>
-      <w:r>
-        <w:t xml:space="preserve"> </w:t>
-      </w:r>
-      <w:r>
-        <w:rPr>
-          <w:iCs/>
-          <w:i/>
-        </w:rPr>
-        <w:t xml:space="preserve">Journal of Human Resources, 50</w:t>
-      </w:r>
-      <w:r>
-        <w:t xml:space="preserve">(2), 301–316. https://doi.org/10.3368/jhr.50.2.301</w:t>
       </w:r>
     </w:p>
     <w:p>
@@ -50345,14 +50701,234 @@
         <w:t xml:space="preserve">(12), 1250–1262. https://doi.org/10.1016/j.jbusres.2008.01.013</w:t>
       </w:r>
     </w:p>
+    <w:bookmarkEnd w:id="231"/>
+    <w:bookmarkStart w:id="232" w:name="X2a802b4844355bd9a9addebe0f180df0342c84e"/>
+    <w:p>
+      <w:pPr>
+        <w:pStyle w:val="Heading2"/>
+      </w:pPr>
+      <w:r>
+        <w:t xml:space="preserve">Bổ sung v3.0 — Hoàn thiện entry còn thiếu (rà soát Inspector 06/2026)</w:t>
+      </w:r>
+    </w:p>
+    <w:p>
+      <w:pPr>
+        <w:pStyle w:val="FirstParagraph"/>
+      </w:pPr>
+      <w:r>
+        <w:t xml:space="preserve">Aiken, L. S., &amp; West, S. G. (1991).</w:t>
+      </w:r>
+      <w:r>
+        <w:t xml:space="preserve"> </w:t>
+      </w:r>
+      <w:r>
+        <w:rPr>
+          <w:iCs/>
+          <w:i/>
+        </w:rPr>
+        <w:t xml:space="preserve">Multiple regression: Testing and interpreting interactions</w:t>
+      </w:r>
+      <w:r>
+        <w:t xml:space="preserve">. Sage.</w:t>
+      </w:r>
+    </w:p>
+    <w:p>
+      <w:pPr>
+        <w:pStyle w:val="BodyText"/>
+      </w:pPr>
+      <w:r>
+        <w:t xml:space="preserve">Bloom, N., Genakos, C., Sadun, R., &amp; Van Reenen, J. (2012). Management practices across firms and countries.</w:t>
+      </w:r>
+      <w:r>
+        <w:t xml:space="preserve"> </w:t>
+      </w:r>
+      <w:r>
+        <w:rPr>
+          <w:iCs/>
+          <w:i/>
+        </w:rPr>
+        <w:t xml:space="preserve">Academy of Management Perspectives, 26</w:t>
+      </w:r>
+      <w:r>
+        <w:t xml:space="preserve">(1), 12–33. https://doi.org/10.5465/amp.2011.0077</w:t>
+      </w:r>
+    </w:p>
+    <w:p>
+      <w:pPr>
+        <w:pStyle w:val="BodyText"/>
+      </w:pPr>
+      <w:r>
+        <w:t xml:space="preserve">Cameron, A. C., &amp; Trivedi, P. K. (2005).</w:t>
+      </w:r>
+      <w:r>
+        <w:t xml:space="preserve"> </w:t>
+      </w:r>
+      <w:r>
+        <w:rPr>
+          <w:iCs/>
+          <w:i/>
+        </w:rPr>
+        <w:t xml:space="preserve">Microeconometrics: Methods and applications</w:t>
+      </w:r>
+      <w:r>
+        <w:t xml:space="preserve">. Cambridge University Press.</w:t>
+      </w:r>
+    </w:p>
+    <w:p>
+      <w:pPr>
+        <w:pStyle w:val="BodyText"/>
+      </w:pPr>
+      <w:r>
+        <w:t xml:space="preserve">Dawson, J. F. (2014). Moderation in management research: What, why, when, and how.</w:t>
+      </w:r>
+      <w:r>
+        <w:t xml:space="preserve"> </w:t>
+      </w:r>
+      <w:r>
+        <w:rPr>
+          <w:iCs/>
+          <w:i/>
+        </w:rPr>
+        <w:t xml:space="preserve">Journal of Business and Psychology, 29</w:t>
+      </w:r>
+      <w:r>
+        <w:t xml:space="preserve">(1), 1–19. https://doi.org/10.1007/s10869-013-9308-7</w:t>
+      </w:r>
+    </w:p>
+    <w:p>
+      <w:pPr>
+        <w:pStyle w:val="BodyText"/>
+      </w:pPr>
+      <w:r>
+        <w:t xml:space="preserve">Gomes, L., &amp; Ramaswamy, K. (1999). An empirical examination of the form of the relationship between multinationality and performance.</w:t>
+      </w:r>
+      <w:r>
+        <w:t xml:space="preserve"> </w:t>
+      </w:r>
+      <w:r>
+        <w:rPr>
+          <w:iCs/>
+          <w:i/>
+        </w:rPr>
+        <w:t xml:space="preserve">Journal of International Business Studies, 30</w:t>
+      </w:r>
+      <w:r>
+        <w:t xml:space="preserve">(1), 173–187. https://doi.org/10.1057/palgrave.jibs.8490065</w:t>
+      </w:r>
+    </w:p>
+    <w:p>
+      <w:pPr>
+        <w:pStyle w:val="BodyText"/>
+      </w:pPr>
+      <w:r>
+        <w:t xml:space="preserve">Grant, R. M. (1987). Multinationality and performance among British manufacturing companies.</w:t>
+      </w:r>
+      <w:r>
+        <w:t xml:space="preserve"> </w:t>
+      </w:r>
+      <w:r>
+        <w:rPr>
+          <w:iCs/>
+          <w:i/>
+        </w:rPr>
+        <w:t xml:space="preserve">Journal of International Business Studies, 18</w:t>
+      </w:r>
+      <w:r>
+        <w:t xml:space="preserve">(3), 79–89. https://doi.org/10.1057/palgrave.jibs.8490413</w:t>
+      </w:r>
+    </w:p>
+    <w:p>
+      <w:pPr>
+        <w:pStyle w:val="BodyText"/>
+      </w:pPr>
+      <w:r>
+        <w:t xml:space="preserve">Kim, W. C., Hwang, P., &amp; Burgers, W. P. (1989). Global diversification strategy and corporate profit performance.</w:t>
+      </w:r>
+      <w:r>
+        <w:t xml:space="preserve"> </w:t>
+      </w:r>
+      <w:r>
+        <w:rPr>
+          <w:iCs/>
+          <w:i/>
+        </w:rPr>
+        <w:t xml:space="preserve">Strategic Management Journal, 10</w:t>
+      </w:r>
+      <w:r>
+        <w:t xml:space="preserve">(1), 45–57. https://doi.org/10.1002/smj.4250100105</w:t>
+      </w:r>
+    </w:p>
+    <w:p>
+      <w:pPr>
+        <w:pStyle w:val="BodyText"/>
+      </w:pPr>
+      <w:r>
+        <w:t xml:space="preserve">Sambharya, R. B. (1996). Foreign experience of top management teams and international diversification strategies of U.S. multinational corporations.</w:t>
+      </w:r>
+      <w:r>
+        <w:t xml:space="preserve"> </w:t>
+      </w:r>
+      <w:r>
+        <w:rPr>
+          <w:iCs/>
+          <w:i/>
+        </w:rPr>
+        <w:t xml:space="preserve">Strategic Management Journal, 17</w:t>
+      </w:r>
+      <w:r>
+        <w:t xml:space="preserve">(9), 739–746. https://doi.org/10.1002/(SICI)1097-0266(199611)17:9&lt;739::AID-SMJ846&gt;3.0.CO;2-K</w:t>
+      </w:r>
+    </w:p>
+    <w:p>
+      <w:pPr>
+        <w:pStyle w:val="BodyText"/>
+      </w:pPr>
+      <w:r>
+        <w:t xml:space="preserve">Sasabuchi, S. (1980). A test of a multivariate normal mean with composite hypotheses determined by linear inequalities.</w:t>
+      </w:r>
+      <w:r>
+        <w:t xml:space="preserve"> </w:t>
+      </w:r>
+      <w:r>
+        <w:rPr>
+          <w:iCs/>
+          <w:i/>
+        </w:rPr>
+        <w:t xml:space="preserve">Biometrika, 67</w:t>
+      </w:r>
+      <w:r>
+        <w:t xml:space="preserve">(2), 429–439. https://doi.org/10.1093/biomet/67.2.429</w:t>
+      </w:r>
+    </w:p>
+    <w:p>
+      <w:pPr>
+        <w:pStyle w:val="BodyText"/>
+      </w:pPr>
+      <w:r>
+        <w:t xml:space="preserve">Scott, W. R. (1995).</w:t>
+      </w:r>
+      <w:r>
+        <w:t xml:space="preserve"> </w:t>
+      </w:r>
+      <w:r>
+        <w:rPr>
+          <w:iCs/>
+          <w:i/>
+        </w:rPr>
+        <w:t xml:space="preserve">Institutions and organizations</w:t>
+      </w:r>
+      <w:r>
+        <w:t xml:space="preserve">. Sage.</w:t>
+      </w:r>
+    </w:p>
     <w:p>
       <w:r>
         <w:br w:type="page"/>
       </w:r>
     </w:p>
-    <w:bookmarkEnd w:id="231"/>
     <w:bookmarkEnd w:id="232"/>
-    <w:bookmarkStart w:id="243" w:name="Xff640a2fe7b5357a1c83c06fced6026c707611d"/>
+    <w:bookmarkEnd w:id="233"/>
+    <w:bookmarkStart w:id="244" w:name="Xff640a2fe7b5357a1c83c06fced6026c707611d"/>
     <w:p>
       <w:pPr>
         <w:pStyle w:val="Heading1"/>
@@ -50465,7 +51041,7 @@
         <w:t xml:space="preserve">).</w:t>
       </w:r>
     </w:p>
-    <w:bookmarkStart w:id="233" w:name="X0582f4e8341b91a67fe62cd046a843bbb6226bb"/>
+    <w:bookmarkStart w:id="234" w:name="X0582f4e8341b91a67fe62cd046a843bbb6226bb"/>
     <w:p>
       <w:pPr>
         <w:pStyle w:val="Heading2"/>
@@ -50580,8 +51156,8 @@
         <w:t xml:space="preserve">quyết định lọc và hài hòa.</w:t>
       </w:r>
     </w:p>
-    <w:bookmarkEnd w:id="233"/>
-    <w:bookmarkStart w:id="234" w:name="a.2-nguồn-dữ-liệu-và-đơn-vị-phân-tích"/>
+    <w:bookmarkEnd w:id="234"/>
+    <w:bookmarkStart w:id="235" w:name="a.2-nguồn-dữ-liệu-và-đơn-vị-phân-tích"/>
     <w:p>
       <w:pPr>
         <w:pStyle w:val="Heading2"/>
@@ -50991,8 +51567,8 @@
         <w:t xml:space="preserve">2006–2012 của nền khác dùng bộ công cụ Standardized (ví dụ Jordan 2006) đều được nhận.</w:t>
       </w:r>
     </w:p>
-    <w:bookmarkEnd w:id="234"/>
-    <w:bookmarkStart w:id="235" w:name="Xd70dc06f8ccec128443ad2d01abc5c85de5037e"/>
+    <w:bookmarkEnd w:id="235"/>
+    <w:bookmarkStart w:id="236" w:name="Xd70dc06f8ccec128443ad2d01abc5c85de5037e"/>
     <w:p>
       <w:pPr>
         <w:pStyle w:val="Heading2"/>
@@ -51409,25 +51985,25 @@
                 <w:bCs/>
                 <w:b/>
               </w:rPr>
-              <w:t xml:space="preserve">49 nền</w:t>
+              <w:t xml:space="preserve">50 nền</w:t>
             </w:r>
             <w:r>
               <w:t xml:space="preserve"> </w:t>
             </w:r>
             <w:r>
-              <w:t xml:space="preserve">Á–Thái Bình Dương</w:t>
-            </w:r>
-          </w:p>
-        </w:tc>
-        <w:tc>
-          <w:tcPr/>
-          <w:p>
-            <w:pPr>
-              <w:pStyle w:val="Compact"/>
-              <w:jc w:val="left"/>
-            </w:pPr>
-            <w:r>
-              <w:t xml:space="preserve">Pool phân loại =</w:t>
+              <w:t xml:space="preserve">Á–Thái Bình Dương (gồm Nhật Bản 2025)</w:t>
+            </w:r>
+          </w:p>
+        </w:tc>
+        <w:tc>
+          <w:tcPr/>
+          <w:p>
+            <w:pPr>
+              <w:pStyle w:val="Compact"/>
+              <w:jc w:val="left"/>
+            </w:pPr>
+            <w:r>
+              <w:t xml:space="preserve">Khung mô tả 50 nền =</w:t>
             </w:r>
             <w:r>
               <w:t xml:space="preserve"> </w:t>
@@ -51437,29 +52013,13 @@
                 <w:bCs/>
                 <w:b/>
               </w:rPr>
-              <w:t xml:space="preserve">96.415</w:t>
+              <w:t xml:space="preserve">88.869</w:t>
             </w:r>
             <w:r>
               <w:t xml:space="preserve"> </w:t>
             </w:r>
             <w:r>
-              <w:t xml:space="preserve">DN (52 nền) → khung 49 nền =</w:t>
-            </w:r>
-            <w:r>
-              <w:t xml:space="preserve"> </w:t>
-            </w:r>
-            <w:r>
-              <w:rPr>
-                <w:bCs/>
-                <w:b/>
-              </w:rPr>
-              <w:t xml:space="preserve">91.864</w:t>
-            </w:r>
-            <w:r>
-              <w:t xml:space="preserve"> </w:t>
-            </w:r>
-            <w:r>
-              <w:t xml:space="preserve">DN</w:t>
+              <w:t xml:space="preserve">DN / 103 cặp</w:t>
             </w:r>
           </w:p>
         </w:tc>
@@ -51683,7 +52243,7 @@
         <w:rPr>
           <w:rStyle w:val="VerbatimChar"/>
         </w:rPr>
-        <w:t xml:space="preserve">    F --&gt;|"loại Comoros / Cyprus / Türkiye&lt;br/&gt;(ngoài Á–Thái Bình Dương)"| G["91.982 DN · 49 nền&lt;br/&gt;(MẪU PHÂN TÍCH)"]</w:t>
+        <w:t xml:space="preserve">    F --&gt;|"loại Comoros / Cyprus / Türkiye&lt;br/&gt;(ngoài Á–Thái Bình Dương); thêm Nhật Bản 2025"| G["88.869 DN, 50 nền&lt;br/&gt;(KHUNG PHÂN TÍCH)"]</w:t>
       </w:r>
       <w:r>
         <w:br/>
@@ -51734,7 +52294,7 @@
         <w:t xml:space="preserve">data_wbes/raw_dta/</w:t>
       </w:r>
       <w:r>
-        <w:t xml:space="preserve">, 105 sóng chuẩn ≥2006 của 49 nền, 80.523 doanh nghiệp–năm) là</w:t>
+        <w:t xml:space="preserve">, 106 sóng chuẩn từ 2006 của 50 nền, gồm Nhật Bản 2025) là</w:t>
       </w:r>
       <w:r>
         <w:t xml:space="preserve"> </w:t>
@@ -51817,29 +52377,29 @@
           <w:bCs/>
           <w:b/>
         </w:rPr>
-        <w:t xml:space="preserve">chính thức, đã khóa</w:t>
-      </w:r>
-      <w:r>
-        <w:t xml:space="preserve"> </w:t>
-      </w:r>
-      <w:r>
-        <w:t xml:space="preserve">của luận án</w:t>
-      </w:r>
-      <w:r>
-        <w:t xml:space="preserve"> </w:t>
-      </w:r>
-      <w:r>
-        <w:t xml:space="preserve">(96.415 / 91.982 / 84.910) được báo cáo từ tệp pool gốc và là con số được trích dẫn trong</w:t>
-      </w:r>
-      <w:r>
-        <w:t xml:space="preserve"> </w:t>
-      </w:r>
-      <w:r>
-        <w:t xml:space="preserve">Chương 3–4. Sai khác giữa hai lớp được công bố minh bạch để hội đồng kiểm chứng.</w:t>
-      </w:r>
-    </w:p>
-    <w:bookmarkEnd w:id="235"/>
-    <w:bookmarkStart w:id="236" w:name="a.4-hài-hòa-hóa-biến-số-bước-s3"/>
+        <w:t xml:space="preserve">chính thức</w:t>
+      </w:r>
+      <w:r>
+        <w:t xml:space="preserve"> </w:t>
+      </w:r>
+      <w:r>
+        <w:t xml:space="preserve">của luận án trên khung 50 nền</w:t>
+      </w:r>
+      <w:r>
+        <w:t xml:space="preserve"> </w:t>
+      </w:r>
+      <w:r>
+        <w:t xml:space="preserve">(88.869 mẫu mô tả / 81.022 N hồi quy M2 / 79.080 M5) được ước lượng trực tiếp từ kho dữ</w:t>
+      </w:r>
+      <w:r>
+        <w:t xml:space="preserve"> </w:t>
+      </w:r>
+      <w:r>
+        <w:t xml:space="preserve">liệu thô và là con số được trích dẫn trong Chương 3–4. Sai khác giữa hai lớp được công bố minh bạch để hội đồng kiểm chứng.</w:t>
+      </w:r>
+    </w:p>
+    <w:bookmarkEnd w:id="236"/>
+    <w:bookmarkStart w:id="237" w:name="a.4-hài-hòa-hóa-biến-số-bước-s3"/>
     <w:p>
       <w:pPr>
         <w:pStyle w:val="Heading2"/>
@@ -52154,8 +52714,8 @@
         <w:t xml:space="preserve">), quy mô (log lao động), sở hữu nước ngoài, đặc điểm nhà quản trị, ngành ISIC.</w:t>
       </w:r>
     </w:p>
-    <w:bookmarkEnd w:id="236"/>
-    <w:bookmarkStart w:id="237" w:name="X416f14599a376c8f9173525fa72cdada272c4e0"/>
+    <w:bookmarkEnd w:id="237"/>
+    <w:bookmarkStart w:id="238" w:name="X416f14599a376c8f9173525fa72cdada272c4e0"/>
     <w:p>
       <w:pPr>
         <w:pStyle w:val="Heading2"/>
@@ -52539,8 +53099,8 @@
         <w:t xml:space="preserve">theo Bảng Penn World (Feenstra et al., 2015).</w:t>
       </w:r>
     </w:p>
-    <w:bookmarkEnd w:id="237"/>
-    <w:bookmarkStart w:id="238" w:name="Xcda44a616a0294a63022c370d6fafff6af411dd"/>
+    <w:bookmarkEnd w:id="238"/>
+    <w:bookmarkStart w:id="239" w:name="Xcda44a616a0294a63022c370d6fafff6af411dd"/>
     <w:p>
       <w:pPr>
         <w:pStyle w:val="Heading2"/>
@@ -53043,8 +53603,8 @@
         <w:t xml:space="preserve">phối ở vùng FSTS cao không đủ để nhận dạng điểm uốn bậc ba một cách chính xác.</w:t>
       </w:r>
     </w:p>
-    <w:bookmarkEnd w:id="238"/>
-    <w:bookmarkStart w:id="239" w:name="a.7-phân-tầng-thể-chế-icrv-bước-s5"/>
+    <w:bookmarkEnd w:id="239"/>
+    <w:bookmarkStart w:id="240" w:name="a.7-phân-tầng-thể-chế-icrv-bước-s5"/>
     <w:p>
       <w:pPr>
         <w:pStyle w:val="Heading2"/>
@@ -53104,10 +53664,13 @@
           <w:bCs/>
           <w:b/>
         </w:rPr>
-        <w:t xml:space="preserve">49 nền kinh tế châu Á và Thái Bình Dương</w:t>
-      </w:r>
-      <w:r>
-        <w:t xml:space="preserve">, loại ba nền ngoài</w:t>
+        <w:t xml:space="preserve">50 nền kinh tế châu Á và Thái Bình Dương</w:t>
+      </w:r>
+      <w:r>
+        <w:t xml:space="preserve"> </w:t>
+      </w:r>
+      <w:r>
+        <w:t xml:space="preserve">(gồm Nhật Bản 2025), loại ba nền ngoài</w:t>
       </w:r>
       <w:r>
         <w:t xml:space="preserve"> </w:t>
@@ -53128,8 +53691,8 @@
         <w:t xml:space="preserve">mở rộng của P8).</w:t>
       </w:r>
     </w:p>
-    <w:bookmarkEnd w:id="239"/>
-    <w:bookmarkStart w:id="240" w:name="a.8-trọng-số-mẫu-và-tính-đại-diện"/>
+    <w:bookmarkEnd w:id="240"/>
+    <w:bookmarkStart w:id="241" w:name="a.8-trọng-số-mẫu-và-tính-đại-diện"/>
     <w:p>
       <w:pPr>
         <w:pStyle w:val="Heading2"/>
@@ -53219,8 +53782,8 @@
         <w:t xml:space="preserve">cận này cân bằng giữa tính đại diện và hiệu quả ước lượng một cách có luận chứng.</w:t>
       </w:r>
     </w:p>
-    <w:bookmarkEnd w:id="240"/>
-    <w:bookmarkStart w:id="241" w:name="a.9-xử-lý-dữ-liệu-thiếu-bước-s4-s6"/>
+    <w:bookmarkEnd w:id="241"/>
+    <w:bookmarkStart w:id="242" w:name="a.9-xử-lý-dữ-liệu-thiếu-bước-s4-s6"/>
     <w:p>
       <w:pPr>
         <w:pStyle w:val="Heading2"/>
@@ -53336,8 +53899,8 @@
         <w:t xml:space="preserve">điểm uốn để bảo đảm kết quả không bị chi phối bởi cơ chế khuyết (Little &amp; Rubin, 2019).</w:t>
       </w:r>
     </w:p>
-    <w:bookmarkEnd w:id="241"/>
-    <w:bookmarkStart w:id="242" w:name="a.10-khả-năng-tái-lập-và-hạn-chế"/>
+    <w:bookmarkEnd w:id="242"/>
+    <w:bookmarkStart w:id="243" w:name="a.10-khả-năng-tái-lập-và-hạn-chế"/>
     <w:p>
       <w:pPr>
         <w:pStyle w:val="Heading2"/>
@@ -53616,8 +54179,8 @@
         <w:br w:type="page"/>
       </w:r>
     </w:p>
-    <w:bookmarkEnd w:id="242"/>
     <w:bookmarkEnd w:id="243"/>
+    <w:bookmarkEnd w:id="244"/>
     <w:sectPr>
       <w:pgSz w:h="16838" w:w="11906"/>
       <w:pgMar w:bottom="1417" w:left="1417" w:right="1417" w:top="1417"/>

--- a/dist/luan_an_ctu/LUAN_AN_FULL_vi.docx
+++ b/dist/luan_an_ctu/LUAN_AN_FULL_vi.docx
@@ -297,7 +297,39 @@
         <w:pStyle w:val="BodyText"/>
       </w:pPr>
       <w:r>
-        <w:t xml:space="preserve">Kết quả chính: (1) quan hệ I–P có dạng phi tuyến chữ U ngược với điểm uốn gộp 43,6% (mô hình đầy đủ, 50 nền kinh tế); chữ U ngược định hình rõ nét nhất ở nhóm chuyển đổi thu nhập trung bình–thấp (43,0%), duỗi thẳng gần tuyến tính ở nhóm thể chế mạnh nhất và mất cấu trúc ở các nhóm thể chế yếu nhất; (2) TCI là năng lực nền tảng nâng mặt bằng hiệu quả phổ quát, trong khi DAI là nguồn lực tình huống làm thay đổi độ cong đường quan hệ và phát huy mạnh hơn ở môi trường thể chế yếu (hiệu ứng</w:t>
+        <w:t xml:space="preserve">Kết quả chính: (1) quan hệ I–P có dạng phi tuyến chữ U ngược với điểm uốn gộp 43,6% (mô hình đầy đủ, 50 nền kinh tế); chữ U ngược định hình rõ nét nhất ở nhóm chuyển đổi thu nhập trung bình–thấp (43,0%), duỗi thẳng gần tuyến tính ở nhóm thể chế mạnh nhất và mất cấu trúc ở các nhóm thể chế yếu nhất; (2) cả TCI và DAI đều</w:t>
+      </w:r>
+      <w:r>
+        <w:t xml:space="preserve"> </w:t>
+      </w:r>
+      <w:r>
+        <w:rPr>
+          <w:bCs/>
+          <w:b/>
+        </w:rPr>
+        <w:t xml:space="preserve">nâng mặt bằng hiệu quả một cách phổ quát</w:t>
+      </w:r>
+      <w:r>
+        <w:t xml:space="preserve"> </w:t>
+      </w:r>
+      <w:r>
+        <w:t xml:space="preserve">(TCI là năng lực nền tảng, DAI là nguồn lực tình huống), nhưng vai trò</w:t>
+      </w:r>
+      <w:r>
+        <w:t xml:space="preserve"> </w:t>
+      </w:r>
+      <w:r>
+        <w:rPr>
+          <w:bCs/>
+          <w:b/>
+        </w:rPr>
+        <w:t xml:space="preserve">uốn đường cong</w:t>
+      </w:r>
+      <w:r>
+        <w:t xml:space="preserve"> </w:t>
+      </w:r>
+      <w:r>
+        <w:t xml:space="preserve">của chúng không phổ quát: trên toàn mẫu 50 nền các tương tác với đường cong không đạt ý nghĩa thống kê, và chỉ định hình rõ ở bối cảnh đơn quốc gia đặc thù (điển hình là hiệu ứng</w:t>
       </w:r>
       <w:r>
         <w:t xml:space="preserve"> </w:t>
@@ -312,7 +344,10 @@
         <w:t xml:space="preserve">”</w:t>
       </w:r>
       <w:r>
-        <w:t xml:space="preserve">); (3) tại nhóm SIDS, quan hệ I–P chuyển thành âm đơn điệu không có điểm uốn, hiện tượng được luận án đặt tên là</w:t>
+        <w:t xml:space="preserve"> </w:t>
+      </w:r>
+      <w:r>
+        <w:t xml:space="preserve">của DAI tại Singapore), với xu hướng mạnh hơn ở môi trường thể chế yếu nhưng chỉ ở mức biên ý nghĩa; (3) tại nhóm SIDS, quan hệ I–P chuyển thành âm đơn điệu không có điểm uốn, hiện tượng được luận án đặt tên là</w:t>
       </w:r>
       <w:r>
         <w:t xml:space="preserve"> </w:t>
@@ -384,7 +419,33 @@
         <w:pStyle w:val="BodyText"/>
       </w:pPr>
       <w:r>
-        <w:t xml:space="preserve">Key findings: (1) the I–P relationship is inverted-U shaped with a pooled turning point of 43.6% (full model, 50 economies); the inverted-U is sharpest in the lower-middle transition regime (43.0%), flattens to near-linearity in the strongest-institution regime, and dissolves in the weakest regimes; (2) TCI is a foundational capability that universally shifts the performance level, whereas DAI is a situational resource that reshapes the curve and is most effective in weaker institutional environments (a</w:t>
+        <w:t xml:space="preserve">Key findings: (1) the I–P relationship is inverted-U shaped with a pooled turning point of 43.6% (full model, 50 economies); the inverted-U is sharpest in the lower-middle transition regime (43.0%), flattens to near-linearity in the strongest-institution regime, and dissolves in the weakest regimes; (2) both TCI (a foundational capability) and DAI (a situational resource)</w:t>
+      </w:r>
+      <w:r>
+        <w:t xml:space="preserve"> </w:t>
+      </w:r>
+      <w:r>
+        <w:rPr>
+          <w:bCs/>
+          <w:b/>
+        </w:rPr>
+        <w:t xml:space="preserve">universally shift the performance level</w:t>
+      </w:r>
+      <w:r>
+        <w:t xml:space="preserve">, but their curve-</w:t>
+      </w:r>
+      <w:r>
+        <w:rPr>
+          <w:bCs/>
+          <w:b/>
+        </w:rPr>
+        <w:t xml:space="preserve">reshaping</w:t>
+      </w:r>
+      <w:r>
+        <w:t xml:space="preserve"> </w:t>
+      </w:r>
+      <w:r>
+        <w:t xml:space="preserve">role is not universal: across the 50-economy pool the curvature interactions are not statistically significant, and curve reshaping appears only in specific single-economy contexts (notably DAI’s</w:t>
       </w:r>
       <w:r>
         <w:t xml:space="preserve"> </w:t>
@@ -402,7 +463,7 @@
         <w:t xml:space="preserve"> </w:t>
       </w:r>
       <w:r>
-        <w:t xml:space="preserve">effect); (3) in the SIDS group the relationship becomes monotonically negative with no turning point, a phenomenon the dissertation names the</w:t>
+        <w:t xml:space="preserve">in Singapore), with a tendency toward stronger moderation in weaker institutions that is only marginally significant; (3) in the SIDS group the relationship becomes monotonically negative with no turning point, a phenomenon the dissertation names the</w:t>
       </w:r>
       <w:r>
         <w:t xml:space="preserve"> </w:t>
@@ -2426,6 +2487,59 @@
     </w:p>
     <w:p>
       <w:pPr>
+        <w:numPr>
+          <w:ilvl w:val="0"/>
+          <w:numId w:val="1003"/>
+        </w:numPr>
+        <w:pStyle w:val="Compact"/>
+      </w:pPr>
+      <w:r>
+        <w:t xml:space="preserve">Nghiên cứu thành phần P11 (sản phẩm phái sinh theo định hướng phát triển), Khoảng cách số tiền-AI và năng suất doanh nghiệp qua các chế độ thể chế châu Á (50 nền WBES): khai thác bằng chứng DAI×ICRV của luận án cho chủ đề AI–phát triển. Đích:</w:t>
+      </w:r>
+      <w:r>
+        <w:t xml:space="preserve"> </w:t>
+      </w:r>
+      <w:r>
+        <w:rPr>
+          <w:iCs/>
+          <w:i/>
+        </w:rPr>
+        <w:t xml:space="preserve">Journal of Economics and Development</w:t>
+      </w:r>
+      <w:r>
+        <w:t xml:space="preserve">, số đặc biệt</w:t>
+      </w:r>
+      <w:r>
+        <w:t xml:space="preserve"> </w:t>
+      </w:r>
+      <w:r>
+        <w:t xml:space="preserve">“</w:t>
+      </w:r>
+      <w:r>
+        <w:t xml:space="preserve">Sustainable Growth and Welfare in the Age of AI</w:t>
+      </w:r>
+      <w:r>
+        <w:t xml:space="preserve">”</w:t>
+      </w:r>
+      <w:r>
+        <w:t xml:space="preserve"> </w:t>
+      </w:r>
+      <w:r>
+        <w:t xml:space="preserve">(Emerald; Scopus/ESCI/ABDC; diamond OA, không phí; hạn 31/10/2026).</w:t>
+      </w:r>
+      <w:r>
+        <w:t xml:space="preserve"> </w:t>
+      </w:r>
+      <w:r>
+        <w:rPr>
+          <w:iCs/>
+          <w:i/>
+        </w:rPr>
+        <w:t xml:space="preserve">[Bản thảo chuẩn bị gửi.]</w:t>
+      </w:r>
+    </w:p>
+    <w:p>
+      <w:pPr>
         <w:pStyle w:val="FirstParagraph"/>
       </w:pPr>
       <w:r>
@@ -2433,7 +2547,7 @@
           <w:iCs/>
           <w:i/>
         </w:rPr>
-        <w:t xml:space="preserve">Ghi chú về liêm chính học thuật: Theo định hướng luận án kết hợp công trình thành phần, các nghiên cứu P1–P9 là một phần nội dung nghiên cứu của chính luận án; do đó trong các chương, chúng được dẫn chiếu bằng nhãn nội bộ (P1–P9) thay vì trích dẫn tác giả–năm. Các bản thảo ở mục B CHƯA được công bố/bình duyệt chính thức, không được diễn giải như bằng chứng đã qua bình duyệt độc lập; tên tạp chí mục tiêu được nêu để minh bạch định hướng công bố; trạng thái bình duyệt sẽ được cập nhật tại thời điểm bảo vệ. NCS cập nhật trạng thái tại thời điểm bảo vệ.</w:t>
+        <w:t xml:space="preserve">Ghi chú về liêm chính học thuật: Theo định hướng luận án kết hợp công trình thành phần, các nghiên cứu P1–P11 là một phần nội dung nghiên cứu của chính luận án (P11 là sản phẩm phái sinh theo định hướng phát triển, khai thác lại bằng chứng của luận án); do đó trong các chương, chúng được dẫn chiếu bằng nhãn nội bộ (P1–P10) thay vì trích dẫn tác giả–năm. Các bản thảo ở mục B CHƯA được công bố/bình duyệt chính thức, không được diễn giải như bằng chứng đã qua bình duyệt độc lập; tên tạp chí mục tiêu được nêu để minh bạch định hướng công bố; trạng thái bình duyệt sẽ được cập nhật tại thời điểm bảo vệ. NCS cập nhật trạng thái tại thời điểm bảo vệ.</w:t>
       </w:r>
     </w:p>
     <w:p>
@@ -3089,7 +3203,7 @@
         <w:pStyle w:val="FirstParagraph"/>
       </w:pPr>
       <w:r>
-        <w:t xml:space="preserve">Luận án được tổ chức thành năm chương theo chuẩn luận án tiến sĩ truyền thống tại Trường Kinh tế, Đại học Cần Thơ. Chương 1, Giới thiệu, đặt vấn đề nghiên cứu, xác định khoảng trống, trình bày mục tiêu, câu hỏi nghiên cứu, phạm vi, phương pháp luận, giả thuyết khoa học tóm tắt, ý nghĩa, tính mới và cấu trúc của luận án. Chương 2, Cơ sở lý thuyết và tổng quan tài liệu, xây dựng khung lý thuyết tích hợp đa tầng, tổng quan bằng chứng thực nghiệm đã có, và phát triển hệ giả thuyết H1–H6 dựa trên khoảng trống và logic lý thuyết. Chương 3, Phương pháp nghiên cứu, trình bày chi tiết thiết kế nghiên cứu, nguồn dữ liệu, cách đo lường biến, mô hình phân tích và chiến lược kiểm định độ vững. Chương 4, Kết quả nghiên cứu, trình bày kết quả ở ba cấp độ phân tích: meta-analysis cập nhật 1982–2026, phân tích theo bối cảnh quốc gia cụ thể, và phân tích đa quốc gia capstone trên pool đầy đủ 49 nền kinh tế. Chương 5, Thảo luận và kết luận, tích hợp các phát hiện từ Chương 4 vào khung lý thuyết ở Chương 2, thảo luận đóng góp khoa học, hàm ý quản trị và chính sách, hạn chế của nghiên cứu và hướng nghiên cứu tiếp theo.</w:t>
+        <w:t xml:space="preserve">Luận án được tổ chức thành năm chương theo chuẩn luận án tiến sĩ truyền thống tại Trường Kinh tế, Đại học Cần Thơ. Chương 1, Giới thiệu, đặt vấn đề nghiên cứu, xác định khoảng trống, trình bày mục tiêu, câu hỏi nghiên cứu, phạm vi, phương pháp luận, giả thuyết khoa học tóm tắt, ý nghĩa, tính mới và cấu trúc của luận án. Chương 2, Cơ sở lý thuyết và tổng quan tài liệu, xây dựng khung lý thuyết tích hợp đa tầng, tổng quan bằng chứng thực nghiệm đã có, và phát triển hệ giả thuyết H1–H6 dựa trên khoảng trống và logic lý thuyết. Chương 3, Phương pháp nghiên cứu, trình bày chi tiết thiết kế nghiên cứu, nguồn dữ liệu, cách đo lường biến, mô hình phân tích và chiến lược kiểm định độ vững. Chương 4, Kết quả nghiên cứu, trình bày kết quả ở ba cấp độ phân tích: meta-analysis cập nhật 1982–2026, phân tích theo bối cảnh quốc gia cụ thể, và phân tích đa quốc gia capstone trên pool đầy đủ 50 nền kinh tế. Chương 5, Thảo luận và kết luận, tích hợp các phát hiện từ Chương 4 vào khung lý thuyết ở Chương 2, thảo luận đóng góp khoa học, hàm ý quản trị và chính sách, hạn chế của nghiên cứu và hướng nghiên cứu tiếp theo.</w:t>
       </w:r>
     </w:p>
     <w:p>
@@ -4313,7 +4427,7 @@
         <w:t xml:space="preserve"> </w:t>
       </w:r>
       <w:r>
-        <w:t xml:space="preserve">khỏi nhóm biên trong giai đoạn 2012–2025 (World Bank, 2026c). Sự đa dạng con đường này củng cố trực tiếp tiền đề của khung ICRV: cơ chế chuyển hóa quốc tế hóa thành hiệu quả phụ thuộc vào chế độ thể chế và mô hình tăng trưởng đặc thù, chứ không tuân theo một dạng hàm phổ quát. Tuy nhiên, bằng chứng vĩ mô này dừng ở cấp quốc gia và để ngỏ câu hỏi về cơ chế cấp doanh nghiệp, chính là khoảng trống mà luận án giải quyết bằng dữ liệu WBES cấp cơ sở trên 49 nền kinh tế.</w:t>
+        <w:t xml:space="preserve">khỏi nhóm biên trong giai đoạn 2012–2025 (World Bank, 2026c). Sự đa dạng con đường này củng cố trực tiếp tiền đề của khung ICRV: cơ chế chuyển hóa quốc tế hóa thành hiệu quả phụ thuộc vào chế độ thể chế và mô hình tăng trưởng đặc thù, chứ không tuân theo một dạng hàm phổ quát. Tuy nhiên, bằng chứng vĩ mô này dừng ở cấp quốc gia và để ngỏ câu hỏi về cơ chế cấp doanh nghiệp, chính là khoảng trống mà luận án giải quyết bằng dữ liệu WBES cấp cơ sở trên 50 nền kinh tế.</w:t>
       </w:r>
     </w:p>
     <w:p>
@@ -5896,7 +6010,7 @@
         <w:t xml:space="preserve"> </w:t>
       </w:r>
       <w:r>
-        <w:t xml:space="preserve">(91.982 doanh nghiệp, 103 cặp nền kinh tế và năm, 14 mốc khảo sát) (World Bank, n.d., 2019, 2023, 2026). WBES là bộ dữ liệu doanh nghiệp chuẩn hóa, phù hợp cho nghiên cứu so sánh đa quốc gia về firm-level outcomes (Aterido et al., 2011). Quy trình hợp nhất và hài hòa hóa chi tiết các bộ khảo sát quốc gia–năm thành bộ dữ liệu phân tích thống nhất (sáu bước S1–S6, xử lý tính so sánh tiền tệ, chiến lược pooled cross-section với hiệu ứng cố định hai chiều, cùng dòng dữ liệu PRISMA và mã tái lập) được trình bày đầy đủ ở</w:t>
+        <w:t xml:space="preserve">(88.869 doanh nghiệp trong khung phân tích, 103 cặp nền kinh tế và năm; bao gồm Nhật Bản 2025; pool phân loại ICRV 96.415 doanh nghiệp/52 nhãn nền) (World Bank, n.d., 2019, 2023, 2026). WBES là bộ dữ liệu doanh nghiệp chuẩn hóa, phù hợp cho nghiên cứu so sánh đa quốc gia về firm-level outcomes (Aterido et al., 2011). Quy trình hợp nhất và hài hòa hóa chi tiết các bộ khảo sát quốc gia–năm thành bộ dữ liệu phân tích thống nhất (sáu bước S1–S6, xử lý tính so sánh tiền tệ, chiến lược pooled cross-section với hiệu ứng cố định hai chiều, cùng dòng dữ liệu PRISMA và mã tái lập) được trình bày đầy đủ ở</w:t>
       </w:r>
       <w:r>
         <w:t xml:space="preserve"> </w:t>
@@ -8695,7 +8809,7 @@
         <w:t xml:space="preserve">Đóng góp mới</w:t>
       </w:r>
       <w:r>
-        <w:t xml:space="preserve">: three-way moderation digital × institutional × manager trong bối cảnh châu Á và Pacific với 49 nước chưa được kiểm định trước đây.</w:t>
+        <w:t xml:space="preserve">: three-way moderation digital × institutional × manager trong bối cảnh châu Á và Pacific với 50 nước chưa được kiểm định trước đây.</w:t>
       </w:r>
     </w:p>
     <w:bookmarkEnd w:id="103"/>
@@ -23187,28 +23301,11 @@
           </m:e>
           <m:sub>
             <m:r>
-              <m:t>p</m:t>
-            </m:r>
-            <m:r>
-              <m:t>h</m:t>
-            </m:r>
-            <m:r>
-              <m:t>â</m:t>
-            </m:r>
-            <m:r>
-              <m:t>n</m:t>
-            </m:r>
-            <m:r>
-              <m:t>t</m:t>
-            </m:r>
-            <m:r>
-              <m:t>í</m:t>
-            </m:r>
-            <m:r>
-              <m:t>c</m:t>
-            </m:r>
-            <m:r>
-              <m:t>h</m:t>
+              <m:rPr>
+                <m:nor/>
+                <m:sty m:val="p"/>
+              </m:rPr>
+              <m:t>phân tích</m:t>
             </m:r>
           </m:sub>
         </m:sSub>
@@ -23237,28 +23334,11 @@
           </m:e>
           <m:sub>
             <m:r>
-              <m:t>p</m:t>
-            </m:r>
-            <m:r>
-              <m:t>h</m:t>
-            </m:r>
-            <m:r>
-              <m:t>â</m:t>
-            </m:r>
-            <m:r>
-              <m:t>n</m:t>
-            </m:r>
-            <m:r>
-              <m:t>t</m:t>
-            </m:r>
-            <m:r>
-              <m:t>í</m:t>
-            </m:r>
-            <m:r>
-              <m:t>c</m:t>
-            </m:r>
-            <m:r>
-              <m:t>h</m:t>
+              <m:rPr>
+                <m:nor/>
+                <m:sty m:val="p"/>
+              </m:rPr>
+              <m:t>phân tích</m:t>
             </m:r>
           </m:sub>
         </m:sSub>
@@ -23287,28 +23367,11 @@
           </m:e>
           <m:sub>
             <m:r>
-              <m:t>p</m:t>
-            </m:r>
-            <m:r>
-              <m:t>h</m:t>
-            </m:r>
-            <m:r>
-              <m:t>â</m:t>
-            </m:r>
-            <m:r>
-              <m:t>n</m:t>
-            </m:r>
-            <m:r>
-              <m:t>t</m:t>
-            </m:r>
-            <m:r>
-              <m:t>í</m:t>
-            </m:r>
-            <m:r>
-              <m:t>c</m:t>
-            </m:r>
-            <m:r>
-              <m:t>h</m:t>
+              <m:rPr>
+                <m:nor/>
+                <m:sty m:val="p"/>
+              </m:rPr>
+              <m:t>phân tích</m:t>
             </m:r>
           </m:sub>
         </m:sSub>
@@ -23718,7 +23781,7 @@
                 <w:bCs/>
                 <w:b/>
               </w:rPr>
-              <w:t xml:space="preserve">49 châu Á + Pacific economies</w:t>
+              <w:t xml:space="preserve">50 nền kinh tế châu Á + Thái Bình Dương</w:t>
             </w:r>
             <w:r>
               <w:t xml:space="preserve"> </w:t>
@@ -23810,13 +23873,13 @@
                 <w:bCs/>
                 <w:b/>
               </w:rPr>
-              <w:t xml:space="preserve">49 nước</w:t>
+              <w:t xml:space="preserve">50 nước</w:t>
             </w:r>
             <w:r>
               <w:t xml:space="preserve"> </w:t>
             </w:r>
             <w:r>
-              <w:t xml:space="preserve">với 91.982 doanh nghiệp · 103 cặp nền kinh tế và năm</w:t>
+              <w:t xml:space="preserve">với 88.869 doanh nghiệp · 103 cặp nền kinh tế và năm (gồm Nhật Bản 2025)</w:t>
             </w:r>
           </w:p>
         </w:tc>
@@ -24215,7 +24278,7 @@
         <w:pStyle w:val="FirstParagraph"/>
       </w:pPr>
       <w:r>
-        <w:t xml:space="preserve">Phân tích mô tả trên khung 50 nền kinh tế châu Á và Thái Bình Dương (gồm Nhật Bản, thành viên thứ sáu của Nhóm I được WBES khảo sát lần đầu năm 2025; xem §4.1.5) cho thấy bức tranh hiệu quả hoạt động kinh doanh có sự phân tán lớn và không hội tụ. Các bảng phân loại 4.1 dưới đây dựa trên bộ dữ liệu ước lượng đa quốc gia (pool phân loại 96.415 doanh nghiệp / 52 nền; mẫu phân tích 91.982 / 49 nền), trong khi các thống kê mô tả chi tiết của Chuyên đề 1 phủ đầy đủ 50 nền. Vì doanh thu WBES được báo cáo bằng nội tệ, độ phân tán năng suất được tính</w:t>
+        <w:t xml:space="preserve">Phân tích mô tả trên khung 50 nền kinh tế châu Á và Thái Bình Dương (gồm Nhật Bản, thành viên thứ sáu của Nhóm I được WBES khảo sát lần đầu năm 2025; xem §4.1.5) cho thấy bức tranh hiệu quả hoạt động kinh doanh có sự phân tán lớn và không hội tụ. Các bảng phân loại 4.1 dưới đây dựa trên bộ dữ liệu ước lượng đa quốc gia (pool phân loại 96.415 doanh nghiệp / 52 nhãn nền; khung phân tích 88.869 / 50 nền, gồm Nhật Bản; mẫu hồi quy chính P7 M2 N = 81.022), nhất quán với thống kê mô tả chi tiết của Chuyên đề 1 trên đầy đủ 50 nền. Vì doanh thu WBES được báo cáo bằng nội tệ, độ phân tán năng suất được tính</w:t>
       </w:r>
       <w:r>
         <w:t xml:space="preserve"> </w:t>
@@ -24253,7 +24316,7 @@
           <w:iCs/>
           <w:i/>
         </w:rPr>
-        <w:t xml:space="preserve">Phân tán năng suất lao động và đặc điểm quốc tế hóa theo phân nhóm con ICRV (pool gộp WBES 2003–2025; số doanh nghiệp phân loại ICRV ≈ 96.415; mẫu phân tích hồi quy chính N = 91.982 từ 49 nền kinh tế).</w:t>
+        <w:t xml:space="preserve">Phân tán năng suất lao động và đặc điểm quốc tế hóa theo phân nhóm con ICRV (pool gộp WBES 2003–2025; số doanh nghiệp phân loại ICRV ≈ 96.415; khung phân tích 88.869/50 nền; mẫu hồi quy chính P7 M2 N = 81.022).</w:t>
       </w:r>
     </w:p>
     <w:tbl>
@@ -24904,7 +24967,7 @@
           <w:iCs/>
           <w:i/>
         </w:rPr>
-        <w:t xml:space="preserve">Ghi chú: Cột n là số doanh nghiệp được phân loại vào sáu nhóm ICRV trong pool gộp WBES (tổng 96.415; ngoài ra còn ~10.350 doanh nghiệp chưa gán nhóm ICRV do thiếu chỉ số thể chế). Mẫu phân tích hồi quy chính của P7 là N = 91.982 (mô hình baseline) và giảm dần khi bổ sung biến kiểm soát (xem §4.6.1), do loại các quan sát thiếu biến phụ thuộc/FSTS. ¹ Độ lệch chuẩn ln(năng suất lao động) tính trong từng cặp nền kinh tế × năm rồi lấy trung vị giữa các đợt của nhóm, bất biến với đơn vị tiền tệ (thừa số quy đổi triệt tiêu trên thang log); năng suất được winsorize 1/99 trong cụm country-year (xem §3.5.3). ² Trung vị Nhóm II bị kéo lên bởi các nền nhỏ; hai nền lớn nhất khối có phân tán hẹp nhất toàn pool (Saudi Arabia 0,49; Qatar 0,33).</w:t>
+        <w:t xml:space="preserve">Ghi chú: Cột n là số doanh nghiệp được phân loại vào sáu nhóm ICRV trong pool gộp WBES (tổng 96.415; ngoài ra còn ~10.350 doanh nghiệp chưa gán nhóm ICRV do thiếu chỉ số thể chế). Mẫu hồi quy chính của P7 là N = 81.022 (mô hình M2, khung 50 nền gồm Nhật Bản) và giảm còn 79.080 ở M5 khi bổ sung biến kiểm soát (xem §4.6.1), do loại các quan sát thiếu biến phụ thuộc/FSTS. ¹ Độ lệch chuẩn ln(năng suất lao động) tính trong từng cặp nền kinh tế × năm rồi lấy trung vị giữa các đợt của nhóm, bất biến với đơn vị tiền tệ (thừa số quy đổi triệt tiêu trên thang log); năng suất được winsorize 1/99 trong cụm country-year (xem §3.5.3). ² Trung vị Nhóm II bị kéo lên bởi các nền nhỏ; hai nền lớn nhất khối có phân tán hẹp nhất toàn pool (Saudi Arabia 0,49; Qatar 0,33).</w:t>
       </w:r>
     </w:p>
     <w:p>
@@ -25841,7 +25904,7 @@
           <w:iCs/>
           <w:i/>
         </w:rPr>
-        <w:t xml:space="preserve">Ghi chú: Bảng 4.2 được tính trực tiếp từ dữ liệu thô WBES trên khung 49 nền (một cross-section chuẩn cho mỗi cặp nền kinh tế × năm, đợt khảo sát ≥ 2006), với các chỉ báo chuẩn của bộ công cụ WBES toàn cầu: đổi mới sản phẩm (h1), đổi mới quy trình (h5), chi R&amp;D (h8), chứng nhận chất lượng quốc tế (b8) và website (c22b). Toàn bộ sáu nhóm ICRV đều có độ phủ dữ liệu đầy đủ, kể cả Nhóm II (đủ 6/6 nền GCC). Gradient năng lực thể chế thể hiện rõ ở các biến nền tảng: R&amp;D 21,0% (Nhóm I) xuống 10,2% (Nhóm VI); ISO 32,5% xuống 12,2%; website 69,2% xuống 41,5%. Bộ số này nhất quán với phân tích thực trạng ở Chuyên đề 1.</w:t>
+        <w:t xml:space="preserve">Ghi chú: Bảng 4.2 được tính trực tiếp từ dữ liệu thô WBES trên khung 50 nền (một cross-section chuẩn cho mỗi cặp nền kinh tế × năm, đợt khảo sát ≥ 2006), với các chỉ báo chuẩn của bộ công cụ WBES toàn cầu: đổi mới sản phẩm (h1), đổi mới quy trình (h5), chi R&amp;D (h8), chứng nhận chất lượng quốc tế (b8) và website (c22b). Toàn bộ sáu nhóm ICRV đều có độ phủ dữ liệu đầy đủ, kể cả Nhóm II (đủ 6/6 nền GCC). Gradient năng lực thể chế thể hiện rõ ở các biến nền tảng: R&amp;D 21,0% (Nhóm I) xuống 10,2% (Nhóm VI); ISO 32,5% xuống 12,2%; website 69,2% xuống 41,5%. Bộ số này nhất quán với phân tích thực trạng ở Chuyên đề 1.</w:t>
       </w:r>
     </w:p>
     <w:p>
@@ -26002,7 +26065,23 @@
         <w:t xml:space="preserve"> </w:t>
       </w:r>
       <w:r>
-        <w:t xml:space="preserve">(Advanced đổi mới sáng tạo dẫn dắt) và là nền kinh tế tiên tiến lớn cuối cùng gia nhập bộ dữ liệu WBES, cung cấp một điểm neo quý giá cho biên trên của gradient thể chế. Nhật Bản được tích hợp đầy đủ vào khung mô tả 50 nền của chuyên đề thực trạng (Chuyên đề 1) và mọi thống kê Nhóm I trong luận án. Về phía ước lượng kinh tế lượng đa quốc gia (điểm uốn P7, FIP P8, ngưỡng P9), các mô hình này được chạy trên bộ dữ liệu sẵn có tại thời điểm ước lượng; như mọi mô hình hồi quy có quy mô mẫu khác nhau theo tính sẵn có của biến, việc đưa Nhật Bản và các đợt khảo sát mới nhất vào ước lượng là vòng tái ước lượng tiếp theo (xem §5.5). Toàn bộ số liệu dưới đây được tính trực tiếp từ tệp vi mô gốc.</w:t>
+        <w:t xml:space="preserve">(Advanced đổi mới sáng tạo dẫn dắt) và là nền kinh tế tiên tiến lớn cuối cùng gia nhập bộ dữ liệu WBES, cung cấp một điểm neo quý giá cho biên trên của gradient thể chế. Nhật Bản được tích hợp đầy đủ vào khung mô tả 50 nền của chuyên đề thực trạng (Chuyên đề 1) và mọi thống kê Nhóm I trong luận án. Về phía ước lượng kinh tế lượng,</w:t>
+      </w:r>
+      <w:r>
+        <w:t xml:space="preserve"> </w:t>
+      </w:r>
+      <w:r>
+        <w:rPr>
+          <w:bCs/>
+          <w:b/>
+        </w:rPr>
+        <w:t xml:space="preserve">điểm uốn toàn mẫu P7 đã được tái ước lượng trên khung 50 nền bao gồm Nhật Bản</w:t>
+      </w:r>
+      <w:r>
+        <w:t xml:space="preserve"> </w:t>
+      </w:r>
+      <w:r>
+        <w:t xml:space="preserve">(2.168 doanh nghiệp Nhật trong khung phân tích 88.869; mẫu hồi quy chính M2 N = 81.022, M5 N = 79.080; xem §4.6), nên các kết quả P7 trong luận án đã phản ánh Nhật Bản. Hai nghiên cứu thành phần còn lại là pool con riêng không liên quan Nhật Bản: P8 (FIP) trên 7 nền Pacific SIDS và P9 (ngưỡng) trên Ấn Độ. Ngoài ra, nghiên cứu thành phần P10 kiểm định chuyên sâu quan hệ I–P tại Nhật Bản (xem §4.6.2). Toàn bộ số liệu dưới đây được tính trực tiếp từ tệp vi mô gốc.</w:t>
       </w:r>
     </w:p>
     <w:p>
@@ -32130,28 +32209,11 @@
           </m:e>
           <m:sub>
             <m:r>
-              <m:t>p</m:t>
-            </m:r>
-            <m:r>
-              <m:t>h</m:t>
-            </m:r>
-            <m:r>
-              <m:t>â</m:t>
-            </m:r>
-            <m:r>
-              <m:t>n</m:t>
-            </m:r>
-            <m:r>
-              <m:t>t</m:t>
-            </m:r>
-            <m:r>
-              <m:t>í</m:t>
-            </m:r>
-            <m:r>
-              <m:t>c</m:t>
-            </m:r>
-            <m:r>
-              <m:t>h</m:t>
+              <m:rPr>
+                <m:nor/>
+                <m:sty m:val="p"/>
+              </m:rPr>
+              <m:t>phân tích</m:t>
             </m:r>
           </m:sub>
         </m:sSub>
@@ -32180,28 +32242,11 @@
           </m:e>
           <m:sub>
             <m:r>
-              <m:t>p</m:t>
-            </m:r>
-            <m:r>
-              <m:t>h</m:t>
-            </m:r>
-            <m:r>
-              <m:t>â</m:t>
-            </m:r>
-            <m:r>
-              <m:t>n</m:t>
-            </m:r>
-            <m:r>
-              <m:t>t</m:t>
-            </m:r>
-            <m:r>
-              <m:t>í</m:t>
-            </m:r>
-            <m:r>
-              <m:t>c</m:t>
-            </m:r>
-            <m:r>
-              <m:t>h</m:t>
+              <m:rPr>
+                <m:nor/>
+                <m:sty m:val="p"/>
+              </m:rPr>
+              <m:t>phân tích</m:t>
             </m:r>
           </m:sub>
         </m:sSub>
@@ -32230,28 +32275,11 @@
           </m:e>
           <m:sub>
             <m:r>
-              <m:t>p</m:t>
-            </m:r>
-            <m:r>
-              <m:t>h</m:t>
-            </m:r>
-            <m:r>
-              <m:t>â</m:t>
-            </m:r>
-            <m:r>
-              <m:t>n</m:t>
-            </m:r>
-            <m:r>
-              <m:t>t</m:t>
-            </m:r>
-            <m:r>
-              <m:t>í</m:t>
-            </m:r>
-            <m:r>
-              <m:t>c</m:t>
-            </m:r>
-            <m:r>
-              <m:t>h</m:t>
+              <m:rPr>
+                <m:nor/>
+                <m:sty m:val="p"/>
+              </m:rPr>
+              <m:t>phân tích</m:t>
             </m:r>
           </m:sub>
         </m:sSub>

--- a/dist/luan_an_ctu/LUAN_AN_FULL_vi.docx
+++ b/dist/luan_an_ctu/LUAN_AN_FULL_vi.docx
@@ -5125,7 +5125,7 @@
               <w:jc w:val="left"/>
             </w:pPr>
             <w:r>
-              <w:t xml:space="preserve">P3 — Việt Nam</w:t>
+              <w:t xml:space="preserve">P3: Việt Nam</w:t>
             </w:r>
           </w:p>
         </w:tc>
@@ -5175,7 +5175,7 @@
               <w:jc w:val="left"/>
             </w:pPr>
             <w:r>
-              <w:t xml:space="preserve">P4 — Singapore</w:t>
+              <w:t xml:space="preserve">P4: Singapore</w:t>
             </w:r>
           </w:p>
         </w:tc>
@@ -5225,7 +5225,7 @@
               <w:jc w:val="left"/>
             </w:pPr>
             <w:r>
-              <w:t xml:space="preserve">P5 — Trung Quốc 2012–2024</w:t>
+              <w:t xml:space="preserve">P5: Trung Quốc 2012–2024</w:t>
             </w:r>
           </w:p>
         </w:tc>
@@ -5275,7 +5275,7 @@
               <w:jc w:val="left"/>
             </w:pPr>
             <w:r>
-              <w:t xml:space="preserve">P6 — Meta-analysis ba tầng</w:t>
+              <w:t xml:space="preserve">P6: Meta-analysis ba tầng</w:t>
             </w:r>
           </w:p>
         </w:tc>
@@ -5325,7 +5325,7 @@
               <w:jc w:val="left"/>
             </w:pPr>
             <w:r>
-              <w:t xml:space="preserve">P7 — Capstone đa quốc gia (50 nền kinh tế)</w:t>
+              <w:t xml:space="preserve">P7: Capstone đa quốc gia (50 nền kinh tế)</w:t>
             </w:r>
           </w:p>
         </w:tc>
@@ -5375,7 +5375,7 @@
               <w:jc w:val="left"/>
             </w:pPr>
             <w:r>
-              <w:t xml:space="preserve">P8 — Pacific SIDS (mẫu chính 7 nước, N=959; kiểm định độ vững mở rộng 9 nước Nhóm VI)</w:t>
+              <w:t xml:space="preserve">P8: Pacific SIDS (mẫu chính 7 nước, N=959; kiểm định độ vững mở rộng 9 nước Nhóm VI)</w:t>
             </w:r>
           </w:p>
         </w:tc>
@@ -5425,7 +5425,7 @@
               <w:jc w:val="left"/>
             </w:pPr>
             <w:r>
-              <w:t xml:space="preserve">P9 — Ấn Độ 2014–2025</w:t>
+              <w:t xml:space="preserve">P9: Ấn Độ 2014–2025</w:t>
             </w:r>
           </w:p>
         </w:tc>
@@ -5475,7 +5475,7 @@
               <w:jc w:val="left"/>
             </w:pPr>
             <w:r>
-              <w:t xml:space="preserve">P10 — Nhật Bản 2025</w:t>
+              <w:t xml:space="preserve">P10: Nhật Bản 2025</w:t>
             </w:r>
           </w:p>
         </w:tc>
@@ -13882,7 +13882,7 @@
               <w:jc w:val="left"/>
             </w:pPr>
             <w:r>
-              <w:t xml:space="preserve">z-std của TB(c22b₀₁, k33₀₁, k38₀₁) —</w:t>
+              <w:t xml:space="preserve">z-std của TB(c22b₀₁, k33₀₁, k38₀₁):</w:t>
             </w:r>
             <w:r>
               <w:t xml:space="preserve"> </w:t>
@@ -14811,7 +14811,7 @@
               <w:jc w:val="left"/>
             </w:pPr>
             <w:r>
-              <w:t xml:space="preserve">z-std của TB(b8₀₁, e6₀₁, b4₀₁, b7a₀₁) — TCI toàn diện</w:t>
+              <w:t xml:space="preserve">z-std của TB(b8₀₁, e6₀₁, b4₀₁, b7a₀₁): TCI toàn diện</w:t>
             </w:r>
           </w:p>
         </w:tc>
@@ -14861,7 +14861,7 @@
               <w:jc w:val="left"/>
             </w:pPr>
             <w:r>
-              <w:t xml:space="preserve">c22b₀₁ —</w:t>
+              <w:t xml:space="preserve">c22b₀₁:</w:t>
             </w:r>
             <w:r>
               <w:t xml:space="preserve"> </w:t>
@@ -19666,7 +19666,7 @@
               <w:jc w:val="left"/>
             </w:pPr>
             <w:r>
-              <w:t xml:space="preserve">I — phi tuyến</w:t>
+              <w:t xml:space="preserve">I, phi tuyến</w:t>
             </w:r>
           </w:p>
         </w:tc>
@@ -20092,7 +20092,7 @@
               <w:jc w:val="left"/>
             </w:pPr>
             <w:r>
-              <w:t xml:space="preserve">—</w:t>
+              <w:t xml:space="preserve">n/a</w:t>
             </w:r>
           </w:p>
         </w:tc>
@@ -22897,7 +22897,7 @@
               <w:jc w:val="left"/>
             </w:pPr>
             <w:r>
-              <w:t xml:space="preserve">I — kiểm định phi tuyến</w:t>
+              <w:t xml:space="preserve">I, kiểm định phi tuyến</w:t>
             </w:r>
           </w:p>
         </w:tc>
@@ -22997,7 +22997,7 @@
               <w:jc w:val="left"/>
             </w:pPr>
             <w:r>
-              <w:t xml:space="preserve">Số hoá — proxy tĩnh</w:t>
+              <w:t xml:space="preserve">Số hoá, proxy tĩnh</w:t>
             </w:r>
           </w:p>
         </w:tc>
@@ -23851,7 +23851,7 @@
               <w:jc w:val="left"/>
             </w:pPr>
             <w:r>
-              <w:t xml:space="preserve">nghiên cứu thành phần P1 — 17 nước châu Á mới nổi</w:t>
+              <w:t xml:space="preserve">nghiên cứu thành phần P1, 17 nước châu Á mới nổi</w:t>
             </w:r>
           </w:p>
         </w:tc>
@@ -24420,7 +24420,7 @@
               <w:jc w:val="left"/>
             </w:pPr>
             <w:r>
-              <w:t xml:space="preserve">Nhóm I — Advanced đổi mới (SG, HK, KOR, TWN, ISR, JPN)</w:t>
+              <w:t xml:space="preserve">Nhóm I: Advanced đổi mới (SG, HK, KOR, TWN, ISR, JPN)</w:t>
             </w:r>
           </w:p>
         </w:tc>
@@ -24498,7 +24498,7 @@
               <w:jc w:val="left"/>
             </w:pPr>
             <w:r>
-              <w:t xml:space="preserve">Nhóm II — Advanced tài nguyên (GCC)</w:t>
+              <w:t xml:space="preserve">Nhóm II: Advanced tài nguyên (GCC)</w:t>
             </w:r>
           </w:p>
         </w:tc>
@@ -24558,7 +24558,7 @@
               <w:jc w:val="left"/>
             </w:pPr>
             <w:r>
-              <w:t xml:space="preserve">—</w:t>
+              <w:t xml:space="preserve">n/a</w:t>
             </w:r>
           </w:p>
         </w:tc>
@@ -24572,7 +24572,7 @@
               <w:jc w:val="left"/>
             </w:pPr>
             <w:r>
-              <w:t xml:space="preserve">Nhóm III — Upper-middle (CHN, MYS, THA, KAZ…)</w:t>
+              <w:t xml:space="preserve">Nhóm III: Upper-middle (CHN, MYS, THA, KAZ…)</w:t>
             </w:r>
           </w:p>
         </w:tc>
@@ -24646,7 +24646,7 @@
               <w:jc w:val="left"/>
             </w:pPr>
             <w:r>
-              <w:t xml:space="preserve">Nhóm IV — Lower-middle transition (VNM, IND, IDN, PHL, BGD, PAK, MNG)</w:t>
+              <w:t xml:space="preserve">Nhóm IV: Lower-middle transition (VNM, IND, IDN, PHL, BGD, PAK, MNG)</w:t>
             </w:r>
           </w:p>
         </w:tc>
@@ -24720,7 +24720,7 @@
               <w:jc w:val="left"/>
             </w:pPr>
             <w:r>
-              <w:t xml:space="preserve">Nhóm V — Emerging (LAO, KHM, NPL, LKA, JOR…)</w:t>
+              <w:t xml:space="preserve">Nhóm V: Emerging (LAO, KHM, NPL, LKA, JOR…)</w:t>
             </w:r>
           </w:p>
         </w:tc>
@@ -24798,7 +24798,7 @@
               <w:jc w:val="left"/>
             </w:pPr>
             <w:r>
-              <w:t xml:space="preserve">Nhóm VI — SIDS (FJI, PNG, SLB…)</w:t>
+              <w:t xml:space="preserve">Nhóm VI: SIDS (FJI, PNG, SLB…)</w:t>
             </w:r>
           </w:p>
         </w:tc>
@@ -24904,43 +24904,43 @@
               <w:jc w:val="left"/>
             </w:pPr>
             <w:r>
-              <w:t xml:space="preserve">—</w:t>
-            </w:r>
-          </w:p>
-        </w:tc>
-        <w:tc>
-          <w:tcPr/>
-          <w:p>
-            <w:pPr>
-              <w:pStyle w:val="Compact"/>
-              <w:jc w:val="left"/>
-            </w:pPr>
-            <w:r>
-              <w:t xml:space="preserve">—</w:t>
-            </w:r>
-          </w:p>
-        </w:tc>
-        <w:tc>
-          <w:tcPr/>
-          <w:p>
-            <w:pPr>
-              <w:pStyle w:val="Compact"/>
-              <w:jc w:val="left"/>
-            </w:pPr>
-            <w:r>
-              <w:t xml:space="preserve">—</w:t>
-            </w:r>
-          </w:p>
-        </w:tc>
-        <w:tc>
-          <w:tcPr/>
-          <w:p>
-            <w:pPr>
-              <w:pStyle w:val="Compact"/>
-              <w:jc w:val="left"/>
-            </w:pPr>
-            <w:r>
-              <w:t xml:space="preserve">—</w:t>
+              <w:t xml:space="preserve">n/a</w:t>
+            </w:r>
+          </w:p>
+        </w:tc>
+        <w:tc>
+          <w:tcPr/>
+          <w:p>
+            <w:pPr>
+              <w:pStyle w:val="Compact"/>
+              <w:jc w:val="left"/>
+            </w:pPr>
+            <w:r>
+              <w:t xml:space="preserve">n/a</w:t>
+            </w:r>
+          </w:p>
+        </w:tc>
+        <w:tc>
+          <w:tcPr/>
+          <w:p>
+            <w:pPr>
+              <w:pStyle w:val="Compact"/>
+              <w:jc w:val="left"/>
+            </w:pPr>
+            <w:r>
+              <w:t xml:space="preserve">n/a</w:t>
+            </w:r>
+          </w:p>
+        </w:tc>
+        <w:tc>
+          <w:tcPr/>
+          <w:p>
+            <w:pPr>
+              <w:pStyle w:val="Compact"/>
+              <w:jc w:val="left"/>
+            </w:pPr>
+            <w:r>
+              <w:t xml:space="preserve">n/a</w:t>
             </w:r>
           </w:p>
         </w:tc>
@@ -25431,7 +25431,7 @@
               <w:jc w:val="left"/>
             </w:pPr>
             <w:r>
-              <w:t xml:space="preserve">I — Adv. đổi mới</w:t>
+              <w:t xml:space="preserve">I, Adv. đổi mới</w:t>
             </w:r>
           </w:p>
         </w:tc>
@@ -25513,7 +25513,7 @@
               <w:jc w:val="left"/>
             </w:pPr>
             <w:r>
-              <w:t xml:space="preserve">II — Adv. tài nguyên (GCC)</w:t>
+              <w:t xml:space="preserve">II, Adv. tài nguyên (GCC)</w:t>
             </w:r>
           </w:p>
         </w:tc>
@@ -25587,7 +25587,7 @@
               <w:jc w:val="left"/>
             </w:pPr>
             <w:r>
-              <w:t xml:space="preserve">III — Trung bình cao</w:t>
+              <w:t xml:space="preserve">III, Trung bình cao</w:t>
             </w:r>
           </w:p>
         </w:tc>
@@ -25661,7 +25661,7 @@
               <w:jc w:val="left"/>
             </w:pPr>
             <w:r>
-              <w:t xml:space="preserve">IV — Chuyển đổi TB-thấp</w:t>
+              <w:t xml:space="preserve">IV, Chuyển đổi TB-thấp</w:t>
             </w:r>
           </w:p>
         </w:tc>
@@ -25735,7 +25735,7 @@
               <w:jc w:val="left"/>
             </w:pPr>
             <w:r>
-              <w:t xml:space="preserve">V — Đang nổi</w:t>
+              <w:t xml:space="preserve">V, Đang nổi</w:t>
             </w:r>
           </w:p>
         </w:tc>
@@ -25809,7 +25809,7 @@
               <w:jc w:val="left"/>
             </w:pPr>
             <w:r>
-              <w:t xml:space="preserve">VI — SIDS</w:t>
+              <w:t xml:space="preserve">VI, SIDS</w:t>
             </w:r>
           </w:p>
         </w:tc>
@@ -30517,7 +30517,7 @@
               <w:jc w:val="left"/>
             </w:pPr>
             <w:r>
-              <w:t xml:space="preserve">I — Adv. đổi mới (gồm Nhật Bản)</w:t>
+              <w:t xml:space="preserve">I, Adv. đổi mới (gồm Nhật Bản)</w:t>
             </w:r>
           </w:p>
         </w:tc>
@@ -30603,7 +30603,7 @@
               <w:jc w:val="left"/>
             </w:pPr>
             <w:r>
-              <w:t xml:space="preserve">II — Adv. tài nguyên</w:t>
+              <w:t xml:space="preserve">II, Adv. tài nguyên</w:t>
             </w:r>
           </w:p>
         </w:tc>
@@ -30689,7 +30689,7 @@
               <w:jc w:val="left"/>
             </w:pPr>
             <w:r>
-              <w:t xml:space="preserve">III — Trung bình cao</w:t>
+              <w:t xml:space="preserve">III, Trung bình cao</w:t>
             </w:r>
           </w:p>
         </w:tc>
@@ -30779,7 +30779,7 @@
                 <w:bCs/>
                 <w:b/>
               </w:rPr>
-              <w:t xml:space="preserve">IV — Chuyển đổi TB-thấp</w:t>
+              <w:t xml:space="preserve">IV, Chuyển đổi TB-thấp</w:t>
             </w:r>
           </w:p>
         </w:tc>
@@ -30889,7 +30889,7 @@
               <w:jc w:val="left"/>
             </w:pPr>
             <w:r>
-              <w:t xml:space="preserve">V — Đang nổi</w:t>
+              <w:t xml:space="preserve">V, Đang nổi</w:t>
             </w:r>
           </w:p>
         </w:tc>
@@ -30975,7 +30975,7 @@
               <w:jc w:val="left"/>
             </w:pPr>
             <w:r>
-              <w:t xml:space="preserve">VI — SIDS</w:t>
+              <w:t xml:space="preserve">VI, SIDS</w:t>
             </w:r>
           </w:p>
         </w:tc>
@@ -31023,7 +31023,7 @@
               <w:jc w:val="right"/>
             </w:pPr>
             <w:r>
-              <w:t xml:space="preserve">—</w:t>
+              <w:t xml:space="preserve">n/a</w:t>
             </w:r>
           </w:p>
         </w:tc>
@@ -31035,7 +31035,7 @@
               <w:jc w:val="right"/>
             </w:pPr>
             <w:r>
-              <w:t xml:space="preserve">—</w:t>
+              <w:t xml:space="preserve">n/a</w:t>
             </w:r>
           </w:p>
         </w:tc>
@@ -34764,7 +34764,7 @@
               <w:jc w:val="left"/>
             </w:pPr>
             <w:r>
-              <w:t xml:space="preserve">—</w:t>
+              <w:t xml:space="preserve">n/a</w:t>
             </w:r>
           </w:p>
         </w:tc>
@@ -34826,19 +34826,19 @@
               <w:jc w:val="left"/>
             </w:pPr>
             <w:r>
-              <w:t xml:space="preserve">—</w:t>
-            </w:r>
-          </w:p>
-        </w:tc>
-        <w:tc>
-          <w:tcPr/>
-          <w:p>
-            <w:pPr>
-              <w:pStyle w:val="Compact"/>
-              <w:jc w:val="left"/>
-            </w:pPr>
-            <w:r>
-              <w:t xml:space="preserve">—</w:t>
+              <w:t xml:space="preserve">n/a</w:t>
+            </w:r>
+          </w:p>
+        </w:tc>
+        <w:tc>
+          <w:tcPr/>
+          <w:p>
+            <w:pPr>
+              <w:pStyle w:val="Compact"/>
+              <w:jc w:val="left"/>
+            </w:pPr>
+            <w:r>
+              <w:t xml:space="preserve">n/a</w:t>
             </w:r>
           </w:p>
         </w:tc>
@@ -35010,7 +35010,7 @@
               <w:jc w:val="left"/>
             </w:pPr>
             <w:r>
-              <w:t xml:space="preserve">—</w:t>
+              <w:t xml:space="preserve">n/a</w:t>
             </w:r>
           </w:p>
         </w:tc>
@@ -35096,19 +35096,19 @@
               <w:jc w:val="left"/>
             </w:pPr>
             <w:r>
-              <w:t xml:space="preserve">—</w:t>
-            </w:r>
-          </w:p>
-        </w:tc>
-        <w:tc>
-          <w:tcPr/>
-          <w:p>
-            <w:pPr>
-              <w:pStyle w:val="Compact"/>
-              <w:jc w:val="left"/>
-            </w:pPr>
-            <w:r>
-              <w:t xml:space="preserve">—</w:t>
+              <w:t xml:space="preserve">n/a</w:t>
+            </w:r>
+          </w:p>
+        </w:tc>
+        <w:tc>
+          <w:tcPr/>
+          <w:p>
+            <w:pPr>
+              <w:pStyle w:val="Compact"/>
+              <w:jc w:val="left"/>
+            </w:pPr>
+            <w:r>
+              <w:t xml:space="preserve">n/a</w:t>
             </w:r>
           </w:p>
         </w:tc>
@@ -35629,7 +35629,7 @@
               <w:jc w:val="left"/>
             </w:pPr>
             <w:r>
-              <w:t xml:space="preserve">H1b (FIP — SIDS boundary condition)</w:t>
+              <w:t xml:space="preserve">H1b (FIP, SIDS boundary condition)</w:t>
             </w:r>
           </w:p>
         </w:tc>
@@ -35782,7 +35782,7 @@
               <w:jc w:val="left"/>
             </w:pPr>
             <w:r>
-              <w:t xml:space="preserve">H1c (Tan biến ngưỡng — Ấn Độ, P9)</w:t>
+              <w:t xml:space="preserve">H1c (Tan biến ngưỡng tại Ấn Độ, P9)</w:t>
             </w:r>
           </w:p>
         </w:tc>

--- a/dist/luan_an_ctu/LUAN_AN_FULL_vi.docx
+++ b/dist/luan_an_ctu/LUAN_AN_FULL_vi.docx
@@ -31249,7 +31249,7 @@
       <w:r>
         <w:drawing>
           <wp:inline>
-            <wp:extent cx="5753100" cy="3849196"/>
+            <wp:extent cx="5753100" cy="3285070"/>
             <wp:effectExtent b="0" l="0" r="0" t="0"/>
             <wp:docPr descr="Hình 4.1. Họ đường cong I–P phụ thuộc chế độ thể chế ICRV" title="" id="151" name="Picture"/>
             <a:graphic>
@@ -31270,7 +31270,7 @@
                   <pic:spPr bwMode="auto">
                     <a:xfrm>
                       <a:off x="0" y="0"/>
-                      <a:ext cx="5753100" cy="3849196"/>
+                      <a:ext cx="5753100" cy="3285070"/>
                     </a:xfrm>
                     <a:prstGeom prst="rect">
                       <a:avLst/>

--- a/dist/luan_an_ctu/LUAN_AN_FULL_vi.docx
+++ b/dist/luan_an_ctu/LUAN_AN_FULL_vi.docx
@@ -3678,7 +3678,7 @@
         <w:t xml:space="preserve">”</w:t>
       </w:r>
       <w:r>
-        <w:t xml:space="preserve">, vốn mang nghĩa một xu hướng kinh tế vĩ mô, mà là một thuộc tính đo lường được ở cấp độ doanh nghiệp, phản ánh chiến lược mở rộng quốc tế và mức độ phụ thuộc vào thị trường nước ngoài.</w:t>
+        <w:t xml:space="preserve">, vốn mang nghĩa một xu hướng kinh tế vĩ mô, mà là một thuộc tính đo lường được ở cấp độ doanh nghiệp, phản ánh chiến lược mở rộng quốc tế và mức độ phụ thuộc vào thị trường nước ngoài. Nền tảng lý thuyết của lĩnh vực này bắt nguồn từ các công trình kinh điển về doanh nghiệp đa quốc gia và đầu tư trực tiếp nước ngoài: lý thuyết vòng đời sản phẩm (Vernon, 1966), lý thuyết lợi thế độc quyền của doanh nghiệp (Hymer, 1976; Caves, 1971), và lý thuyết nội bộ hóa chi phí giao dịch (Buckley &amp; Casson, 1976), về sau được tổng hợp trong khung chiết trung OLI (Dunning, 1988).</w:t>
       </w:r>
     </w:p>
     <w:p>
@@ -4204,7 +4204,7 @@
         <w:t xml:space="preserve"> </w:t>
       </w:r>
       <w:r>
-        <w:t xml:space="preserve">(three-stage S-curve), theo đó hiệu quả giảm ở giai đoạn thâm nhập ban đầu (chi phí thiết lập), tăng ở giai đoạn khai thác (học hỏi tích lũy và quy mô), rồi lại giảm ở giai đoạn siêu mở rộng (over-extension) khi chi phí phức tạp vượt quá lợi ích.</w:t>
+        <w:t xml:space="preserve">(three-stage S-curve), theo đó hiệu quả giảm ở giai đoạn thâm nhập ban đầu (chi phí thiết lập), tăng ở giai đoạn khai thác (học hỏi tích lũy và quy mô), rồi lại giảm ở giai đoạn siêu mở rộng (over-extension) khi chi phí phức tạp vượt quá lợi ích. Ruigrok và Wagner (2003) bổ sung bằng chứng cho cơ chế học hỏi tổ chức làm nền cho giai đoạn giữa của đường cong, trong khi Contractor (2012) tổng hợp lý thuyết đa giai đoạn này cùng các phê phán phương pháp luận về cách đo lường và kiểm định quan hệ phi tuyến.</w:t>
       </w:r>
     </w:p>
     <w:p>
@@ -4238,7 +4238,7 @@
         <w:pStyle w:val="BodyText"/>
       </w:pPr>
       <w:r>
-        <w:t xml:space="preserve">Bausch và Krist (2007) phân tích 65 nghiên cứu và tìm thấy tác động tổng hợp dương nhưng nhỏ (r ≈ 0,10), đồng thời xác nhận rằng mức độ dị biệt (heterogeneity) giữa các nghiên cứu rất cao với I² &gt; 80%, hàm ý rằng các biến điều tiết là nguồn giải thích chủ yếu cho sự khác biệt. Kirca et al. (2012) mở rộng pool lên 154 mẫu và tìm thấy tác động tổng hợp tương tự, đồng thời xác nhận vai trò của bối cảnh quốc gia và ngành. Marano et al. (2016), nghiên cứu meta-analytic toàn diện nhất trong văn liệu với 170 nghiên cứu và 32 quốc gia, tìm thấy r ≈ 0,07–0,13 và chứng minh rằng thể chế quốc gia nguồn là biến điều tiết quan trọng nhất trong tất cả các biến bối cảnh được kiểm định. Wu et al. (2022) cập nhật với pool 218 effect sizes tập trung vào các emerging market multinationals (EMNEs) và tìm thấy mô hình biến điều tiết tương tự. Tại hội nghị ICBEF 2024, kết quả sơ bộ từ pool nghiên cứu về châu Á với k = 113 nghiên cứu cho thấy r = 0,07, nhất quán với các meta-analyses toàn cầu nhưng cụ thể hơn về bối cảnh châu Á. Luận án này mở rộng pool đó thông qua Nghiên cứu P6, một meta-analysis ba tầng (three-level MARA) với k = 238 nghiên cứu và K = 288 effect sizes từ châu Á và Thái Bình Dương, ước lượng r̄ = 0,074 [KTC 95%: 0,060; 0,088], I² = 62,4%, Q_M(ICRV) = 17,35 (df = 4, p = ,002). Kết quả này xác nhận tác động tổng hợp dương nhỏ nhưng bền vững, đồng thời chứng minh rằng gradient ICRV, điểm uốn giảm dần khi chuyển từ thể chế yếu sang thể chế mạnh, là biến điều tiết thực chất của mối quan hệ I–P trong bối cảnh châu Á (nghiên cứu thành phần P6).</w:t>
+        <w:t xml:space="preserve">Bausch và Krist (2007) phân tích 65 nghiên cứu và tìm thấy tác động tổng hợp dương nhưng nhỏ (r ≈ 0,10), đồng thời xác nhận rằng mức độ dị biệt (heterogeneity) giữa các nghiên cứu rất cao với I² &gt; 80%, hàm ý rằng các biến điều tiết là nguồn giải thích chủ yếu cho sự khác biệt. Kirca et al. (2012) mở rộng pool lên 154 mẫu và tìm thấy tác động tổng hợp tương tự, đồng thời xác nhận vai trò của bối cảnh quốc gia và ngành. Marano et al. (2016), nghiên cứu meta-analytic toàn diện nhất trong văn liệu với 170 nghiên cứu và 32 quốc gia, tìm thấy r ≈ 0,07–0,13 và chứng minh rằng thể chế quốc gia nguồn là biến điều tiết quan trọng nhất trong tất cả các biến bối cảnh được kiểm định. Wu et al. (2022) cập nhật với pool 218 effect sizes tập trung vào các emerging market multinationals (EMNEs) và tìm thấy mô hình biến điều tiết tương tự. Tại hội nghị ICBEF 2024, kết quả sơ bộ từ pool nghiên cứu về châu Á với k = 113 nghiên cứu cho thấy r = 0,07, nhất quán với các meta-analyses toàn cầu nhưng cụ thể hơn về bối cảnh châu Á. Luận án này mở rộng pool đó thông qua Nghiên cứu P6, một meta-analysis ba tầng (three-level MARA) với k = 238 nghiên cứu và K = 288 effect sizes từ châu Á và Thái Bình Dương, ước lượng r̄ = 0,074 [KTC 95%: 0,060; 0,088], I² = 62,4%, Q_M(ICRV) = 17,35 (df = 4, p = ,002). Kết quả này xác nhận tác động tổng hợp dương nhỏ nhưng bền vững, đồng thời chứng minh rằng gradient ICRV, điểm uốn giảm dần khi chuyển từ thể chế yếu sang thể chế mạnh, là biến điều tiết thực chất của mối quan hệ I–P trong bối cảnh châu Á (nghiên cứu thành phần P6). Tuy vậy, một số nghiên cứu gần đây sử dụng chiến lược nhận diện chặt chẽ hơn đặt câu hỏi về tính phổ quát của dạng hàm chữ U ngược: Pisani, Garcia-Bernardo và Heemskerk (2020) cho thấy quan hệ này suy yếu đáng kể, thậm chí biến mất, trong các mẫu gộp xuyên quốc gia khi áp dụng nhận diện nghiêm ngặt hơn, củng cố lập luận rằng chính dị biệt bối cảnh, chứ không phải một quy luật hàm phổ quát, mới chi phối kết quả I–P. Ở cấp doanh nghiệp, Arbelo, Arbelo-Pérez và Pérez-Gómez (2024) chứng minh quan hệ I–P phụ thuộc vào tài sản đặc thù của doanh nghiệp theo quan điểm dựa trên nguồn lực, nhất quán với vai trò điều tiết của năng lực công nghệ được nhấn mạnh trong luận án này.</w:t>
       </w:r>
     </w:p>
     <w:p>
@@ -39715,7 +39715,7 @@
     </w:p>
     <w:bookmarkEnd w:id="195"/>
     <w:bookmarkEnd w:id="196"/>
-    <w:bookmarkStart w:id="233" w:name="tài-liệu-tham-khảo-apa-7th"/>
+    <w:bookmarkStart w:id="234" w:name="tài-liệu-tham-khảo-apa-7th"/>
     <w:p>
       <w:pPr>
         <w:pStyle w:val="Heading1"/>
@@ -50949,14 +50949,149 @@
         <w:t xml:space="preserve">. Sage.</w:t>
       </w:r>
     </w:p>
+    <w:bookmarkEnd w:id="232"/>
+    <w:bookmarkStart w:id="233" w:name="X0abbf775f59dd3e18884b0e2af21123940b885a"/>
+    <w:p>
+      <w:pPr>
+        <w:pStyle w:val="Heading2"/>
+      </w:pPr>
+      <w:r>
+        <w:t xml:space="preserve">Bổ sung v2.8 — Tài liệu nền I–P kinh điển + phê phán gần đây (15/06/2026)</w:t>
+      </w:r>
+    </w:p>
+    <w:p>
+      <w:pPr>
+        <w:pStyle w:val="BlockText"/>
+      </w:pPr>
+      <w:r>
+        <w:t xml:space="preserve">Bổ sung 5 entries để củng cố nền lý thuyết MNE/FDI kinh điển và bằng chứng phê phán gần đây cho mảng internationalization–firm performance (trích dẫn trong Chương 2). DOI của Caves (1971) và Vernon (1966) để trống, sẽ xác minh trong lượt</w:t>
+      </w:r>
+      <w:r>
+        <w:t xml:space="preserve"> </w:t>
+      </w:r>
+      <w:r>
+        <w:rPr>
+          <w:rStyle w:val="VerbatimChar"/>
+        </w:rPr>
+        <w:t xml:space="preserve">verify_dois.py</w:t>
+      </w:r>
+      <w:r>
+        <w:t xml:space="preserve">.</w:t>
+      </w:r>
+    </w:p>
+    <w:p>
+      <w:pPr>
+        <w:pStyle w:val="FirstParagraph"/>
+      </w:pPr>
+      <w:r>
+        <w:t xml:space="preserve">Buckley, P. J., &amp; Casson, M. C. (1976).</w:t>
+      </w:r>
+      <w:r>
+        <w:t xml:space="preserve"> </w:t>
+      </w:r>
+      <w:r>
+        <w:rPr>
+          <w:iCs/>
+          <w:i/>
+        </w:rPr>
+        <w:t xml:space="preserve">The future of the multinational enterprise</w:t>
+      </w:r>
+      <w:r>
+        <w:t xml:space="preserve">. Macmillan.</w:t>
+      </w:r>
+    </w:p>
+    <w:p>
+      <w:pPr>
+        <w:pStyle w:val="BodyText"/>
+      </w:pPr>
+      <w:r>
+        <w:t xml:space="preserve">Caves, R. E. (1971). International corporations: The industrial economics of foreign investment.</w:t>
+      </w:r>
+      <w:r>
+        <w:t xml:space="preserve"> </w:t>
+      </w:r>
+      <w:r>
+        <w:rPr>
+          <w:iCs/>
+          <w:i/>
+        </w:rPr>
+        <w:t xml:space="preserve">Economica, 38</w:t>
+      </w:r>
+      <w:r>
+        <w:t xml:space="preserve">(149), 1–27.</w:t>
+      </w:r>
+    </w:p>
+    <w:p>
+      <w:pPr>
+        <w:pStyle w:val="BodyText"/>
+      </w:pPr>
+      <w:r>
+        <w:t xml:space="preserve">Hymer, S. H. (1976).</w:t>
+      </w:r>
+      <w:r>
+        <w:t xml:space="preserve"> </w:t>
+      </w:r>
+      <w:r>
+        <w:rPr>
+          <w:iCs/>
+          <w:i/>
+        </w:rPr>
+        <w:t xml:space="preserve">The international operations of national firms: A study of direct foreign investment</w:t>
+      </w:r>
+      <w:r>
+        <w:t xml:space="preserve">. MIT Press.</w:t>
+      </w:r>
+    </w:p>
+    <w:p>
+      <w:pPr>
+        <w:pStyle w:val="BodyText"/>
+      </w:pPr>
+      <w:r>
+        <w:t xml:space="preserve">Pisani, N., Garcia-Bernardo, J., &amp; Heemskerk, E. (2020). Does it pay to be a multinational? A large-sample, cross-national replication assessing the multinationality–performance relationship.</w:t>
+      </w:r>
+      <w:r>
+        <w:t xml:space="preserve"> </w:t>
+      </w:r>
+      <w:r>
+        <w:rPr>
+          <w:iCs/>
+          <w:i/>
+        </w:rPr>
+        <w:t xml:space="preserve">Strategic Management Journal, 41</w:t>
+      </w:r>
+      <w:r>
+        <w:t xml:space="preserve">(1), 152–172. https://doi.org/10.1002/smj.3087</w:t>
+      </w:r>
+    </w:p>
+    <w:p>
+      <w:pPr>
+        <w:pStyle w:val="BodyText"/>
+      </w:pPr>
+      <w:r>
+        <w:t xml:space="preserve">Vernon, R. (1966). International investment and international trade in the product cycle.</w:t>
+      </w:r>
+      <w:r>
+        <w:t xml:space="preserve"> </w:t>
+      </w:r>
+      <w:r>
+        <w:rPr>
+          <w:iCs/>
+          <w:i/>
+        </w:rPr>
+        <w:t xml:space="preserve">The Quarterly Journal of Economics, 80</w:t>
+      </w:r>
+      <w:r>
+        <w:t xml:space="preserve">(2), 190–207.</w:t>
+      </w:r>
+    </w:p>
     <w:p>
       <w:r>
         <w:br w:type="page"/>
       </w:r>
     </w:p>
-    <w:bookmarkEnd w:id="232"/>
     <w:bookmarkEnd w:id="233"/>
-    <w:bookmarkStart w:id="244" w:name="Xff640a2fe7b5357a1c83c06fced6026c707611d"/>
+    <w:bookmarkEnd w:id="234"/>
+    <w:bookmarkStart w:id="245" w:name="Xff640a2fe7b5357a1c83c06fced6026c707611d"/>
     <w:p>
       <w:pPr>
         <w:pStyle w:val="Heading1"/>
@@ -51069,7 +51204,7 @@
         <w:t xml:space="preserve">).</w:t>
       </w:r>
     </w:p>
-    <w:bookmarkStart w:id="234" w:name="X0582f4e8341b91a67fe62cd046a843bbb6226bb"/>
+    <w:bookmarkStart w:id="235" w:name="X0582f4e8341b91a67fe62cd046a843bbb6226bb"/>
     <w:p>
       <w:pPr>
         <w:pStyle w:val="Heading2"/>
@@ -51184,8 +51319,8 @@
         <w:t xml:space="preserve">quyết định lọc và hài hòa.</w:t>
       </w:r>
     </w:p>
-    <w:bookmarkEnd w:id="234"/>
-    <w:bookmarkStart w:id="235" w:name="a.2-nguồn-dữ-liệu-và-đơn-vị-phân-tích"/>
+    <w:bookmarkEnd w:id="235"/>
+    <w:bookmarkStart w:id="236" w:name="a.2-nguồn-dữ-liệu-và-đơn-vị-phân-tích"/>
     <w:p>
       <w:pPr>
         <w:pStyle w:val="Heading2"/>
@@ -51595,8 +51730,8 @@
         <w:t xml:space="preserve">2006–2012 của nền khác dùng bộ công cụ Standardized (ví dụ Jordan 2006) đều được nhận.</w:t>
       </w:r>
     </w:p>
-    <w:bookmarkEnd w:id="235"/>
-    <w:bookmarkStart w:id="236" w:name="Xd70dc06f8ccec128443ad2d01abc5c85de5037e"/>
+    <w:bookmarkEnd w:id="236"/>
+    <w:bookmarkStart w:id="237" w:name="Xd70dc06f8ccec128443ad2d01abc5c85de5037e"/>
     <w:p>
       <w:pPr>
         <w:pStyle w:val="Heading2"/>
@@ -52426,8 +52561,8 @@
         <w:t xml:space="preserve">liệu thô và là con số được trích dẫn trong Chương 3–4. Sai khác giữa hai lớp được công bố minh bạch để hội đồng kiểm chứng.</w:t>
       </w:r>
     </w:p>
-    <w:bookmarkEnd w:id="236"/>
-    <w:bookmarkStart w:id="237" w:name="a.4-hài-hòa-hóa-biến-số-bước-s3"/>
+    <w:bookmarkEnd w:id="237"/>
+    <w:bookmarkStart w:id="238" w:name="a.4-hài-hòa-hóa-biến-số-bước-s3"/>
     <w:p>
       <w:pPr>
         <w:pStyle w:val="Heading2"/>
@@ -52742,8 +52877,8 @@
         <w:t xml:space="preserve">), quy mô (log lao động), sở hữu nước ngoài, đặc điểm nhà quản trị, ngành ISIC.</w:t>
       </w:r>
     </w:p>
-    <w:bookmarkEnd w:id="237"/>
-    <w:bookmarkStart w:id="238" w:name="X416f14599a376c8f9173525fa72cdada272c4e0"/>
+    <w:bookmarkEnd w:id="238"/>
+    <w:bookmarkStart w:id="239" w:name="X416f14599a376c8f9173525fa72cdada272c4e0"/>
     <w:p>
       <w:pPr>
         <w:pStyle w:val="Heading2"/>
@@ -53127,8 +53262,8 @@
         <w:t xml:space="preserve">theo Bảng Penn World (Feenstra et al., 2015).</w:t>
       </w:r>
     </w:p>
-    <w:bookmarkEnd w:id="238"/>
-    <w:bookmarkStart w:id="239" w:name="Xcda44a616a0294a63022c370d6fafff6af411dd"/>
+    <w:bookmarkEnd w:id="239"/>
+    <w:bookmarkStart w:id="240" w:name="Xcda44a616a0294a63022c370d6fafff6af411dd"/>
     <w:p>
       <w:pPr>
         <w:pStyle w:val="Heading2"/>
@@ -53631,8 +53766,8 @@
         <w:t xml:space="preserve">phối ở vùng FSTS cao không đủ để nhận dạng điểm uốn bậc ba một cách chính xác.</w:t>
       </w:r>
     </w:p>
-    <w:bookmarkEnd w:id="239"/>
-    <w:bookmarkStart w:id="240" w:name="a.7-phân-tầng-thể-chế-icrv-bước-s5"/>
+    <w:bookmarkEnd w:id="240"/>
+    <w:bookmarkStart w:id="241" w:name="a.7-phân-tầng-thể-chế-icrv-bước-s5"/>
     <w:p>
       <w:pPr>
         <w:pStyle w:val="Heading2"/>
@@ -53719,8 +53854,8 @@
         <w:t xml:space="preserve">mở rộng của P8).</w:t>
       </w:r>
     </w:p>
-    <w:bookmarkEnd w:id="240"/>
-    <w:bookmarkStart w:id="241" w:name="a.8-trọng-số-mẫu-và-tính-đại-diện"/>
+    <w:bookmarkEnd w:id="241"/>
+    <w:bookmarkStart w:id="242" w:name="a.8-trọng-số-mẫu-và-tính-đại-diện"/>
     <w:p>
       <w:pPr>
         <w:pStyle w:val="Heading2"/>
@@ -53810,8 +53945,8 @@
         <w:t xml:space="preserve">cận này cân bằng giữa tính đại diện và hiệu quả ước lượng một cách có luận chứng.</w:t>
       </w:r>
     </w:p>
-    <w:bookmarkEnd w:id="241"/>
-    <w:bookmarkStart w:id="242" w:name="a.9-xử-lý-dữ-liệu-thiếu-bước-s4-s6"/>
+    <w:bookmarkEnd w:id="242"/>
+    <w:bookmarkStart w:id="243" w:name="a.9-xử-lý-dữ-liệu-thiếu-bước-s4-s6"/>
     <w:p>
       <w:pPr>
         <w:pStyle w:val="Heading2"/>
@@ -53927,8 +54062,8 @@
         <w:t xml:space="preserve">điểm uốn để bảo đảm kết quả không bị chi phối bởi cơ chế khuyết (Little &amp; Rubin, 2019).</w:t>
       </w:r>
     </w:p>
-    <w:bookmarkEnd w:id="242"/>
-    <w:bookmarkStart w:id="243" w:name="a.10-khả-năng-tái-lập-và-hạn-chế"/>
+    <w:bookmarkEnd w:id="243"/>
+    <w:bookmarkStart w:id="244" w:name="a.10-khả-năng-tái-lập-và-hạn-chế"/>
     <w:p>
       <w:pPr>
         <w:pStyle w:val="Heading2"/>
@@ -54207,8 +54342,8 @@
         <w:br w:type="page"/>
       </w:r>
     </w:p>
-    <w:bookmarkEnd w:id="243"/>
     <w:bookmarkEnd w:id="244"/>
+    <w:bookmarkEnd w:id="245"/>
     <w:sectPr>
       <w:pgSz w:h="16838" w:w="11906"/>
       <w:pgMar w:bottom="1417" w:left="1417" w:right="1417" w:top="1417"/>

--- a/dist/luan_an_ctu/LUAN_AN_FULL_vi.docx
+++ b/dist/luan_an_ctu/LUAN_AN_FULL_vi.docx
@@ -6752,6 +6752,81 @@
       </w:r>
       <w:r>
         <w:t xml:space="preserve">: TCI và DAI không được chia sẻ component để bảo đảm construct purity. Đặc biệt, foreign technology licensing thuộc TCI chứ không được đồng thời tính vào DAI.</w:t>
+      </w:r>
+    </w:p>
+    <w:p>
+      <w:pPr>
+        <w:pStyle w:val="BodyText"/>
+      </w:pPr>
+      <w:r>
+        <w:rPr>
+          <w:bCs/>
+          <w:b/>
+        </w:rPr>
+        <w:t xml:space="preserve">Biến thể đo lường (thin/full)</w:t>
+      </w:r>
+      <w:r>
+        <w:t xml:space="preserve">: do bộ công cụ WBES thay đổi qua ba thế hệ bảng hỏi (PICS3, Standardized, BREADY), TCI được vận hành hóa theo hai biến thể tùy tính khả dụng của các mục theo từng sóng: một biến thể</w:t>
+      </w:r>
+      <w:r>
+        <w:t xml:space="preserve"> </w:t>
+      </w:r>
+      <w:r>
+        <w:rPr>
+          <w:bCs/>
+          <w:b/>
+        </w:rPr>
+        <w:t xml:space="preserve">“</w:t>
+      </w:r>
+      <w:r>
+        <w:rPr>
+          <w:bCs/>
+          <w:b/>
+        </w:rPr>
+        <w:t xml:space="preserve">thin</w:t>
+      </w:r>
+      <w:r>
+        <w:rPr>
+          <w:bCs/>
+          <w:b/>
+        </w:rPr>
+        <w:t xml:space="preserve">”</w:t>
+      </w:r>
+      <w:r>
+        <w:t xml:space="preserve"> </w:t>
+      </w:r>
+      <w:r>
+        <w:t xml:space="preserve">gồm hai mục cốt lõi (chứng chỉ chất lượng b8 và một mục năng lực bổ sung) và một biến thể</w:t>
+      </w:r>
+      <w:r>
+        <w:t xml:space="preserve"> </w:t>
+      </w:r>
+      <w:r>
+        <w:rPr>
+          <w:bCs/>
+          <w:b/>
+        </w:rPr>
+        <w:t xml:space="preserve">“</w:t>
+      </w:r>
+      <w:r>
+        <w:rPr>
+          <w:bCs/>
+          <w:b/>
+        </w:rPr>
+        <w:t xml:space="preserve">full</w:t>
+      </w:r>
+      <w:r>
+        <w:rPr>
+          <w:bCs/>
+          <w:b/>
+        </w:rPr>
+        <w:t xml:space="preserve">”</w:t>
+      </w:r>
+      <w:r>
+        <w:t xml:space="preserve"> </w:t>
+      </w:r>
+      <w:r>
+        <w:t xml:space="preserve">gồm ba đến bốn mục (bổ sung đổi mới sản phẩm h1 và/hoặc chi R&amp;D h8). Bộ mục chính xác của mỗi nghiên cứu thành phần được nêu rõ trong bảng định nghĩa biến của nghiên cứu đó (§3.4.5) và trong Phụ lục A; khác biệt về bộ mục giữa các nghiên cứu phản ánh ràng buộc đo lường khách quan của bộ dữ liệu, không phải lựa chọn tùy ý. Vì các mục là chỉ báo nhị phân của cùng một construct formative (năng lực công nghệ), hai biến thể có tương quan cao và cho kết luận điều tiết nhất quán về dấu; phần độ vững (§3.5.1) kiểm tra độ nhạy của kết quả với lựa chọn biến thể.</w:t>
       </w:r>
     </w:p>
     <w:p>
@@ -14266,7 +14341,7 @@
         <w:t xml:space="preserve"> </w:t>
       </w:r>
       <w:r>
-        <w:t xml:space="preserve">= TCI_full_z_it: năng lực công nghệ toàn diện, z-std của TB(b8₀₁, e6₀₁, b4₀₁, b7a₀₁); mở rộng hơn P3</w:t>
+        <w:t xml:space="preserve">= TCI_full_z_it: năng lực công nghệ toàn diện, z-std của TB(b8₀₁, e6₀₁, h1₀₁, h8₀₁); mở rộng hơn P3</w:t>
       </w:r>
     </w:p>
     <w:p>
@@ -14799,19 +14874,19 @@
               <w:jc w:val="left"/>
             </w:pPr>
             <w:r>
-              <w:t xml:space="preserve">b8, e6, b4, b7a</w:t>
-            </w:r>
-          </w:p>
-        </w:tc>
-        <w:tc>
-          <w:tcPr/>
-          <w:p>
-            <w:pPr>
-              <w:pStyle w:val="Compact"/>
-              <w:jc w:val="left"/>
-            </w:pPr>
-            <w:r>
-              <w:t xml:space="preserve">z-std của TB(b8₀₁, e6₀₁, b4₀₁, b7a₀₁): TCI toàn diện</w:t>
+              <w:t xml:space="preserve">b8, e6, h1, h8</w:t>
+            </w:r>
+          </w:p>
+        </w:tc>
+        <w:tc>
+          <w:tcPr/>
+          <w:p>
+            <w:pPr>
+              <w:pStyle w:val="Compact"/>
+              <w:jc w:val="left"/>
+            </w:pPr>
+            <w:r>
+              <w:t xml:space="preserve">z-std của TB(b8₀₁, e6₀₁, h1₀₁, h8₀₁): TCI toàn diện</w:t>
             </w:r>
           </w:p>
         </w:tc>
@@ -23671,7 +23746,23 @@
         <w:t xml:space="preserve"> </w:t>
       </w:r>
       <w:r>
-        <w:t xml:space="preserve">(inferential bounds) chứ không phải bằng chứng nhân quả khẳng định, và mọi suy luận về điều tiết thể chế được neo đồng thời vào hai nguồn độc lập là kiểm định điều tiết của meta-analysis và gradient điểm uốn của mô hình đa quốc gia (xem §4.2.3, §4.6.2). Cách tiếp cận đa lớp này phản ánh thực hành tốt nhất trong kinh tế lượng ứng dụng khi làm việc với dữ liệu quan sát quy mô lớn (Angrist &amp; Pischke, 2009).</w:t>
+        <w:t xml:space="preserve">(inferential bounds) chứ không phải bằng chứng nhân quả khẳng định, và mọi suy luận về điều tiết thể chế được neo đồng thời vào hai nguồn độc lập là kiểm định điều tiết của meta-analysis và gradient điểm uốn của mô hình đa quốc gia (xem §4.2.3, §4.6.2). Cách tiếp cận đa lớp này tuân theo các khuyến nghị về suy luận từ dữ liệu quan sát quy mô lớn (Angrist &amp; Pischke, 2009). Một giới hạn đo lường cần lưu ý là</w:t>
+      </w:r>
+      <w:r>
+        <w:t xml:space="preserve"> </w:t>
+      </w:r>
+      <w:r>
+        <w:rPr>
+          <w:bCs/>
+          <w:b/>
+        </w:rPr>
+        <w:t xml:space="preserve">tính bất biến đo lường (measurement invariance)</w:t>
+      </w:r>
+      <w:r>
+        <w:t xml:space="preserve"> </w:t>
+      </w:r>
+      <w:r>
+        <w:t xml:space="preserve">của các construct TCI và DAI qua ba thế hệ bảng hỏi WBES: do cấu trúc câu hỏi thay đổi giữa PICS3, Standardized và BREADY, một phần khác biệt theo thời gian có thể phản ánh hiệu ứng schema thay vì thay đổi thực chất (ví dụ mức R&amp;D đo được ở một số nhóm). Luận án giảm thiểu rủi ro này bằng hiệu ứng cố định năm/đợt, chuẩn hóa within country–year, và kiểm tra độ nhạy với biến thể thước đo (§3.5.1); tuy vậy luận án chưa thực hiện kiểm định bất biến đo lường chính thức, nên mọi so sánh xuyên-schema cần được đọc một cách thận trọng.</w:t>
       </w:r>
     </w:p>
     <w:bookmarkEnd w:id="119"/>

--- a/dist/luan_an_ctu/LUAN_AN_FULL_vi.docx
+++ b/dist/luan_an_ctu/LUAN_AN_FULL_vi.docx
@@ -6763,70 +6763,65 @@
           <w:bCs/>
           <w:b/>
         </w:rPr>
-        <w:t xml:space="preserve">Biến thể đo lường (thin/full)</w:t>
-      </w:r>
-      <w:r>
-        <w:t xml:space="preserve">: do bộ công cụ WBES thay đổi qua ba thế hệ bảng hỏi (PICS3, Standardized, BREADY), TCI được vận hành hóa theo hai biến thể tùy tính khả dụng của các mục theo từng sóng: một biến thể</w:t>
-      </w:r>
-      <w:r>
-        <w:t xml:space="preserve"> </w:t>
-      </w:r>
+        <w:t xml:space="preserve">Biến thể đo lường (thin/full).</w:t>
+      </w:r>
+      <w:r>
+        <w:t xml:space="preserve"> </w:t>
+      </w:r>
+      <w:r>
+        <w:t xml:space="preserve">Do bộ công cụ WBES thay đổi qua ba thế hệ bảng hỏi (PICS3, Standardized, BREADY) khiến không phải mọi mục đều khả dụng ở mọi sóng, TCI được vận hành hóa thống nhất theo hai biến thể của cùng một composite formative:</w:t>
+      </w:r>
+    </w:p>
+    <w:p>
+      <w:pPr>
+        <w:numPr>
+          <w:ilvl w:val="0"/>
+          <w:numId w:val="1006"/>
+        </w:numPr>
+        <w:pStyle w:val="Compact"/>
+      </w:pPr>
       <w:r>
         <w:rPr>
           <w:bCs/>
           <w:b/>
         </w:rPr>
-        <w:t xml:space="preserve">“</w:t>
-      </w:r>
+        <w:t xml:space="preserve">TCI_thin</w:t>
+      </w:r>
+      <w:r>
+        <w:t xml:space="preserve"> </w:t>
+      </w:r>
+      <w:r>
+        <w:t xml:space="preserve">= z-std của trung bình hai mục cốt lõi: chứng chỉ chất lượng quốc tế (b8) và cấp phép công nghệ nước ngoài (e6). Dùng trong các nghiên cứu Việt Nam (P3), Singapore (P4), đa quốc gia (P7) và Pacific SIDS (P8).</w:t>
+      </w:r>
+    </w:p>
+    <w:p>
+      <w:pPr>
+        <w:numPr>
+          <w:ilvl w:val="0"/>
+          <w:numId w:val="1006"/>
+        </w:numPr>
+        <w:pStyle w:val="Compact"/>
+      </w:pPr>
       <w:r>
         <w:rPr>
           <w:bCs/>
           <w:b/>
         </w:rPr>
-        <w:t xml:space="preserve">thin</w:t>
-      </w:r>
-      <w:r>
-        <w:rPr>
-          <w:bCs/>
-          <w:b/>
-        </w:rPr>
-        <w:t xml:space="preserve">”</w:t>
-      </w:r>
-      <w:r>
-        <w:t xml:space="preserve"> </w:t>
-      </w:r>
-      <w:r>
-        <w:t xml:space="preserve">gồm hai mục cốt lõi (chứng chỉ chất lượng b8 và một mục năng lực bổ sung) và một biến thể</w:t>
-      </w:r>
-      <w:r>
-        <w:t xml:space="preserve"> </w:t>
-      </w:r>
-      <w:r>
-        <w:rPr>
-          <w:bCs/>
-          <w:b/>
-        </w:rPr>
-        <w:t xml:space="preserve">“</w:t>
-      </w:r>
-      <w:r>
-        <w:rPr>
-          <w:bCs/>
-          <w:b/>
-        </w:rPr>
-        <w:t xml:space="preserve">full</w:t>
-      </w:r>
-      <w:r>
-        <w:rPr>
-          <w:bCs/>
-          <w:b/>
-        </w:rPr>
-        <w:t xml:space="preserve">”</w:t>
-      </w:r>
-      <w:r>
-        <w:t xml:space="preserve"> </w:t>
-      </w:r>
-      <w:r>
-        <w:t xml:space="preserve">gồm ba đến bốn mục (bổ sung đổi mới sản phẩm h1 và/hoặc chi R&amp;D h8). Bộ mục chính xác của mỗi nghiên cứu thành phần được nêu rõ trong bảng định nghĩa biến của nghiên cứu đó (§3.4.5) và trong Phụ lục A; khác biệt về bộ mục giữa các nghiên cứu phản ánh ràng buộc đo lường khách quan của bộ dữ liệu, không phải lựa chọn tùy ý. Vì các mục là chỉ báo nhị phân của cùng một construct formative (năng lực công nghệ), hai biến thể có tương quan cao và cho kết luận điều tiết nhất quán về dấu; phần độ vững (§3.5.1) kiểm tra độ nhạy của kết quả với lựa chọn biến thể.</w:t>
+        <w:t xml:space="preserve">TCI_full</w:t>
+      </w:r>
+      <w:r>
+        <w:t xml:space="preserve"> </w:t>
+      </w:r>
+      <w:r>
+        <w:t xml:space="preserve">= z-std của trung bình bốn mục: b8, e6, đổi mới sản phẩm (h1), và chi R&amp;D (h8). Dùng trong nghiên cứu Trung Quốc (P5), nơi cả hai sóng 2012 và 2024 đều có đủ module đổi mới.</w:t>
+      </w:r>
+    </w:p>
+    <w:p>
+      <w:pPr>
+        <w:pStyle w:val="FirstParagraph"/>
+      </w:pPr>
+      <w:r>
+        <w:t xml:space="preserve">Bộ mục chính xác của mỗi nghiên cứu thành phần được nêu lại trong bảng định nghĩa biến của nghiên cứu đó (§3.4.5) và Phụ lục A; khác biệt giữa thin và full phản ánh ràng buộc khả dụng dữ liệu khách quan, không phải lựa chọn tùy ý. Vì các mục là chỉ báo nhị phân của cùng một construct formative (năng lực công nghệ), hai biến thể tương quan cao và cho kết luận điều tiết nhất quán về dấu; phần độ vững (§3.5.1) kiểm tra độ nhạy của kết quả với lựa chọn biến thể. (Lưu ý đối chiếu: phần mô tả TCI trong một số bản thảo bài báo đồng hành cần được rà soát để đồng nhất bộ mục với khung này và với mã ước lượng thực tế.)</w:t>
       </w:r>
     </w:p>
     <w:p>
@@ -9389,7 +9384,7 @@
       <w:pPr>
         <w:numPr>
           <w:ilvl w:val="0"/>
-          <w:numId w:val="1006"/>
+          <w:numId w:val="1007"/>
         </w:numPr>
         <w:pStyle w:val="Compact"/>
       </w:pPr>
@@ -9411,7 +9406,7 @@
       <w:pPr>
         <w:numPr>
           <w:ilvl w:val="0"/>
-          <w:numId w:val="1006"/>
+          <w:numId w:val="1007"/>
         </w:numPr>
         <w:pStyle w:val="Compact"/>
       </w:pPr>
@@ -9433,7 +9428,7 @@
       <w:pPr>
         <w:numPr>
           <w:ilvl w:val="0"/>
-          <w:numId w:val="1006"/>
+          <w:numId w:val="1007"/>
         </w:numPr>
         <w:pStyle w:val="Compact"/>
       </w:pPr>
@@ -9455,7 +9450,7 @@
       <w:pPr>
         <w:numPr>
           <w:ilvl w:val="0"/>
-          <w:numId w:val="1006"/>
+          <w:numId w:val="1007"/>
         </w:numPr>
         <w:pStyle w:val="Compact"/>
       </w:pPr>
@@ -9477,7 +9472,7 @@
       <w:pPr>
         <w:numPr>
           <w:ilvl w:val="0"/>
-          <w:numId w:val="1006"/>
+          <w:numId w:val="1007"/>
         </w:numPr>
         <w:pStyle w:val="Compact"/>
       </w:pPr>
@@ -9499,7 +9494,7 @@
       <w:pPr>
         <w:numPr>
           <w:ilvl w:val="0"/>
-          <w:numId w:val="1006"/>
+          <w:numId w:val="1007"/>
         </w:numPr>
         <w:pStyle w:val="Compact"/>
       </w:pPr>
@@ -9518,7 +9513,7 @@
       <w:pPr>
         <w:numPr>
           <w:ilvl w:val="0"/>
-          <w:numId w:val="1006"/>
+          <w:numId w:val="1007"/>
         </w:numPr>
         <w:pStyle w:val="Compact"/>
       </w:pPr>
@@ -13315,7 +13310,7 @@
       <w:pPr>
         <w:numPr>
           <w:ilvl w:val="0"/>
-          <w:numId w:val="1007"/>
+          <w:numId w:val="1008"/>
         </w:numPr>
         <w:pStyle w:val="Compact"/>
       </w:pPr>
@@ -13337,7 +13332,7 @@
       <w:pPr>
         <w:numPr>
           <w:ilvl w:val="0"/>
-          <w:numId w:val="1007"/>
+          <w:numId w:val="1008"/>
         </w:numPr>
         <w:pStyle w:val="Compact"/>
       </w:pPr>
@@ -13359,7 +13354,7 @@
       <w:pPr>
         <w:numPr>
           <w:ilvl w:val="0"/>
-          <w:numId w:val="1007"/>
+          <w:numId w:val="1008"/>
         </w:numPr>
         <w:pStyle w:val="Compact"/>
       </w:pPr>
@@ -13381,7 +13376,7 @@
       <w:pPr>
         <w:numPr>
           <w:ilvl w:val="0"/>
-          <w:numId w:val="1007"/>
+          <w:numId w:val="1008"/>
         </w:numPr>
         <w:pStyle w:val="Compact"/>
       </w:pPr>
@@ -13403,7 +13398,7 @@
       <w:pPr>
         <w:numPr>
           <w:ilvl w:val="0"/>
-          <w:numId w:val="1007"/>
+          <w:numId w:val="1008"/>
         </w:numPr>
         <w:pStyle w:val="Compact"/>
       </w:pPr>
@@ -13438,7 +13433,7 @@
       <w:pPr>
         <w:numPr>
           <w:ilvl w:val="0"/>
-          <w:numId w:val="1007"/>
+          <w:numId w:val="1008"/>
         </w:numPr>
         <w:pStyle w:val="Compact"/>
       </w:pPr>
@@ -13483,7 +13478,7 @@
       <w:pPr>
         <w:numPr>
           <w:ilvl w:val="0"/>
-          <w:numId w:val="1007"/>
+          <w:numId w:val="1008"/>
         </w:numPr>
         <w:pStyle w:val="Compact"/>
       </w:pPr>
@@ -13502,7 +13497,7 @@
       <w:pPr>
         <w:numPr>
           <w:ilvl w:val="0"/>
-          <w:numId w:val="1007"/>
+          <w:numId w:val="1008"/>
         </w:numPr>
         <w:pStyle w:val="Compact"/>
       </w:pPr>
@@ -14282,7 +14277,7 @@
       <w:pPr>
         <w:numPr>
           <w:ilvl w:val="0"/>
-          <w:numId w:val="1008"/>
+          <w:numId w:val="1009"/>
         </w:numPr>
         <w:pStyle w:val="Compact"/>
       </w:pPr>
@@ -14304,7 +14299,7 @@
       <w:pPr>
         <w:numPr>
           <w:ilvl w:val="0"/>
-          <w:numId w:val="1008"/>
+          <w:numId w:val="1009"/>
         </w:numPr>
         <w:pStyle w:val="Compact"/>
       </w:pPr>
@@ -14326,7 +14321,7 @@
       <w:pPr>
         <w:numPr>
           <w:ilvl w:val="0"/>
-          <w:numId w:val="1008"/>
+          <w:numId w:val="1009"/>
         </w:numPr>
         <w:pStyle w:val="Compact"/>
       </w:pPr>
@@ -14348,7 +14343,7 @@
       <w:pPr>
         <w:numPr>
           <w:ilvl w:val="0"/>
-          <w:numId w:val="1008"/>
+          <w:numId w:val="1009"/>
         </w:numPr>
         <w:pStyle w:val="Compact"/>
       </w:pPr>
@@ -14370,7 +14365,7 @@
       <w:pPr>
         <w:numPr>
           <w:ilvl w:val="0"/>
-          <w:numId w:val="1008"/>
+          <w:numId w:val="1009"/>
         </w:numPr>
         <w:pStyle w:val="Compact"/>
       </w:pPr>
@@ -14415,7 +14410,7 @@
       <w:pPr>
         <w:numPr>
           <w:ilvl w:val="0"/>
-          <w:numId w:val="1008"/>
+          <w:numId w:val="1009"/>
         </w:numPr>
         <w:pStyle w:val="Compact"/>
       </w:pPr>
@@ -15305,7 +15300,7 @@
       <w:pPr>
         <w:numPr>
           <w:ilvl w:val="0"/>
-          <w:numId w:val="1009"/>
+          <w:numId w:val="1010"/>
         </w:numPr>
         <w:pStyle w:val="Compact"/>
       </w:pPr>
@@ -15324,7 +15319,7 @@
       <w:pPr>
         <w:numPr>
           <w:ilvl w:val="0"/>
-          <w:numId w:val="1009"/>
+          <w:numId w:val="1010"/>
         </w:numPr>
         <w:pStyle w:val="Compact"/>
       </w:pPr>
@@ -15343,7 +15338,7 @@
       <w:pPr>
         <w:numPr>
           <w:ilvl w:val="0"/>
-          <w:numId w:val="1009"/>
+          <w:numId w:val="1010"/>
         </w:numPr>
         <w:pStyle w:val="Compact"/>
       </w:pPr>
@@ -15362,7 +15357,7 @@
       <w:pPr>
         <w:numPr>
           <w:ilvl w:val="0"/>
-          <w:numId w:val="1009"/>
+          <w:numId w:val="1010"/>
         </w:numPr>
         <w:pStyle w:val="Compact"/>
       </w:pPr>
@@ -15381,7 +15376,7 @@
       <w:pPr>
         <w:numPr>
           <w:ilvl w:val="0"/>
-          <w:numId w:val="1009"/>
+          <w:numId w:val="1010"/>
         </w:numPr>
         <w:pStyle w:val="Compact"/>
       </w:pPr>
@@ -15400,7 +15395,7 @@
       <w:pPr>
         <w:numPr>
           <w:ilvl w:val="0"/>
-          <w:numId w:val="1009"/>
+          <w:numId w:val="1010"/>
         </w:numPr>
         <w:pStyle w:val="Compact"/>
       </w:pPr>
@@ -15419,7 +15414,7 @@
       <w:pPr>
         <w:numPr>
           <w:ilvl w:val="0"/>
-          <w:numId w:val="1009"/>
+          <w:numId w:val="1010"/>
         </w:numPr>
         <w:pStyle w:val="Compact"/>
       </w:pPr>
@@ -15438,7 +15433,7 @@
       <w:pPr>
         <w:numPr>
           <w:ilvl w:val="0"/>
-          <w:numId w:val="1009"/>
+          <w:numId w:val="1010"/>
         </w:numPr>
         <w:pStyle w:val="Compact"/>
       </w:pPr>
@@ -15457,7 +15452,7 @@
       <w:pPr>
         <w:numPr>
           <w:ilvl w:val="0"/>
-          <w:numId w:val="1009"/>
+          <w:numId w:val="1010"/>
         </w:numPr>
         <w:pStyle w:val="Compact"/>
       </w:pPr>
@@ -15476,7 +15471,7 @@
       <w:pPr>
         <w:numPr>
           <w:ilvl w:val="0"/>
-          <w:numId w:val="1009"/>
+          <w:numId w:val="1010"/>
         </w:numPr>
         <w:pStyle w:val="Compact"/>
       </w:pPr>
@@ -15495,7 +15490,7 @@
       <w:pPr>
         <w:numPr>
           <w:ilvl w:val="0"/>
-          <w:numId w:val="1009"/>
+          <w:numId w:val="1010"/>
         </w:numPr>
         <w:pStyle w:val="Compact"/>
       </w:pPr>
@@ -15514,7 +15509,7 @@
       <w:pPr>
         <w:numPr>
           <w:ilvl w:val="0"/>
-          <w:numId w:val="1009"/>
+          <w:numId w:val="1010"/>
         </w:numPr>
         <w:pStyle w:val="Compact"/>
       </w:pPr>
@@ -23544,7 +23539,7 @@
       <w:pPr>
         <w:numPr>
           <w:ilvl w:val="0"/>
-          <w:numId w:val="1010"/>
+          <w:numId w:val="1011"/>
         </w:numPr>
         <w:pStyle w:val="Compact"/>
       </w:pPr>
@@ -23589,70 +23584,12 @@
       <w:pPr>
         <w:numPr>
           <w:ilvl w:val="0"/>
-          <w:numId w:val="1010"/>
+          <w:numId w:val="1011"/>
         </w:numPr>
         <w:pStyle w:val="Compact"/>
       </w:pPr>
       <w:r>
         <w:t xml:space="preserve">Biến độc lập: thay FSTS bằng export status (binary), foreign sales count.</w:t>
-      </w:r>
-    </w:p>
-    <w:p>
-      <w:pPr>
-        <w:numPr>
-          <w:ilvl w:val="0"/>
-          <w:numId w:val="1010"/>
-        </w:numPr>
-        <w:pStyle w:val="Compact"/>
-      </w:pPr>
-      <w:r>
-        <w:t xml:space="preserve">Biến biến điều tiết: thay DAI_thin bằng DAI_rich (cho subset 2024+).</w:t>
-      </w:r>
-    </w:p>
-    <w:bookmarkEnd w:id="114"/>
-    <w:bookmarkStart w:id="115" w:name="mẫu-phụ"/>
-    <w:p>
-      <w:pPr>
-        <w:pStyle w:val="Heading3"/>
-      </w:pPr>
-      <w:r>
-        <w:t xml:space="preserve">3.5.2 Mẫu phụ</w:t>
-      </w:r>
-    </w:p>
-    <w:p>
-      <w:pPr>
-        <w:pStyle w:val="FirstParagraph"/>
-      </w:pPr>
-      <w:r>
-        <w:t xml:space="preserve">Loại trừ micro firms (&lt;5 lao động); chỉ giữ SMEs; chỉ giữ manufacturing; chỉ giữ exporters (FSTS &gt; 0); subgroup theo 6 sub-regime ICRV.</w:t>
-      </w:r>
-    </w:p>
-    <w:bookmarkEnd w:id="115"/>
-    <w:bookmarkStart w:id="116" w:name="outliers"/>
-    <w:p>
-      <w:pPr>
-        <w:pStyle w:val="Heading3"/>
-      </w:pPr>
-      <w:r>
-        <w:t xml:space="preserve">3.5.3 Outliers</w:t>
-      </w:r>
-    </w:p>
-    <w:p>
-      <w:pPr>
-        <w:pStyle w:val="FirstParagraph"/>
-      </w:pPr>
-      <w:r>
-        <w:t xml:space="preserve">Winsorization 1% và 5% đối với labor productivity và employment, áp dụng trong từng country-year.</w:t>
-      </w:r>
-    </w:p>
-    <w:bookmarkEnd w:id="116"/>
-    <w:bookmarkStart w:id="117" w:name="multicollinearity-và-heteroscedasticity"/>
-    <w:p>
-      <w:pPr>
-        <w:pStyle w:val="Heading3"/>
-      </w:pPr>
-      <w:r>
-        <w:t xml:space="preserve">3.5.4 Multicollinearity và heteroscedasticity</w:t>
       </w:r>
     </w:p>
     <w:p>
@@ -23664,29 +23601,53 @@
         <w:pStyle w:val="Compact"/>
       </w:pPr>
       <w:r>
-        <w:t xml:space="preserve">VIF cho tất cả mô hình; ngưỡng VIF &lt; 5 (Hair et al., 2019).</w:t>
-      </w:r>
-    </w:p>
-    <w:p>
-      <w:pPr>
-        <w:numPr>
-          <w:ilvl w:val="0"/>
-          <w:numId w:val="1011"/>
-        </w:numPr>
-        <w:pStyle w:val="Compact"/>
-      </w:pPr>
-      <w:r>
-        <w:t xml:space="preserve">Breusch–Pagan test (Breusch &amp; Pagan, 1979).</w:t>
-      </w:r>
-    </w:p>
-    <w:bookmarkEnd w:id="117"/>
-    <w:bookmarkStart w:id="118" w:name="sensitivity-analysis-cho-meta-analysis"/>
+        <w:t xml:space="preserve">Biến biến điều tiết: thay DAI_thin bằng DAI_rich (cho subset 2024+).</w:t>
+      </w:r>
+    </w:p>
+    <w:bookmarkEnd w:id="114"/>
+    <w:bookmarkStart w:id="115" w:name="mẫu-phụ"/>
     <w:p>
       <w:pPr>
         <w:pStyle w:val="Heading3"/>
       </w:pPr>
       <w:r>
-        <w:t xml:space="preserve">3.5.5 Sensitivity analysis cho meta-analysis</w:t>
+        <w:t xml:space="preserve">3.5.2 Mẫu phụ</w:t>
+      </w:r>
+    </w:p>
+    <w:p>
+      <w:pPr>
+        <w:pStyle w:val="FirstParagraph"/>
+      </w:pPr>
+      <w:r>
+        <w:t xml:space="preserve">Loại trừ micro firms (&lt;5 lao động); chỉ giữ SMEs; chỉ giữ manufacturing; chỉ giữ exporters (FSTS &gt; 0); subgroup theo 6 sub-regime ICRV.</w:t>
+      </w:r>
+    </w:p>
+    <w:bookmarkEnd w:id="115"/>
+    <w:bookmarkStart w:id="116" w:name="outliers"/>
+    <w:p>
+      <w:pPr>
+        <w:pStyle w:val="Heading3"/>
+      </w:pPr>
+      <w:r>
+        <w:t xml:space="preserve">3.5.3 Outliers</w:t>
+      </w:r>
+    </w:p>
+    <w:p>
+      <w:pPr>
+        <w:pStyle w:val="FirstParagraph"/>
+      </w:pPr>
+      <w:r>
+        <w:t xml:space="preserve">Winsorization 1% và 5% đối với labor productivity và employment, áp dụng trong từng country-year.</w:t>
+      </w:r>
+    </w:p>
+    <w:bookmarkEnd w:id="116"/>
+    <w:bookmarkStart w:id="117" w:name="multicollinearity-và-heteroscedasticity"/>
+    <w:p>
+      <w:pPr>
+        <w:pStyle w:val="Heading3"/>
+      </w:pPr>
+      <w:r>
+        <w:t xml:space="preserve">3.5.4 Multicollinearity và heteroscedasticity</w:t>
       </w:r>
     </w:p>
     <w:p>
@@ -23698,7 +23659,7 @@
         <w:pStyle w:val="Compact"/>
       </w:pPr>
       <w:r>
-        <w:t xml:space="preserve">Leave-one-out: loại từng nghiên cứu và tái tính pooled effect.</w:t>
+        <w:t xml:space="preserve">VIF cho tất cả mô hình; ngưỡng VIF &lt; 5 (Hair et al., 2019).</w:t>
       </w:r>
     </w:p>
     <w:p>
@@ -23706,6 +23667,40 @@
         <w:numPr>
           <w:ilvl w:val="0"/>
           <w:numId w:val="1012"/>
+        </w:numPr>
+        <w:pStyle w:val="Compact"/>
+      </w:pPr>
+      <w:r>
+        <w:t xml:space="preserve">Breusch–Pagan test (Breusch &amp; Pagan, 1979).</w:t>
+      </w:r>
+    </w:p>
+    <w:bookmarkEnd w:id="117"/>
+    <w:bookmarkStart w:id="118" w:name="sensitivity-analysis-cho-meta-analysis"/>
+    <w:p>
+      <w:pPr>
+        <w:pStyle w:val="Heading3"/>
+      </w:pPr>
+      <w:r>
+        <w:t xml:space="preserve">3.5.5 Sensitivity analysis cho meta-analysis</w:t>
+      </w:r>
+    </w:p>
+    <w:p>
+      <w:pPr>
+        <w:numPr>
+          <w:ilvl w:val="0"/>
+          <w:numId w:val="1013"/>
+        </w:numPr>
+        <w:pStyle w:val="Compact"/>
+      </w:pPr>
+      <w:r>
+        <w:t xml:space="preserve">Leave-one-out: loại từng nghiên cứu và tái tính pooled effect.</w:t>
+      </w:r>
+    </w:p>
+    <w:p>
+      <w:pPr>
+        <w:numPr>
+          <w:ilvl w:val="0"/>
+          <w:numId w:val="1013"/>
         </w:numPr>
         <w:pStyle w:val="Compact"/>
       </w:pPr>
@@ -27108,7 +27103,7 @@
       <w:pPr>
         <w:numPr>
           <w:ilvl w:val="0"/>
-          <w:numId w:val="1013"/>
+          <w:numId w:val="1014"/>
         </w:numPr>
         <w:pStyle w:val="Compact"/>
       </w:pPr>
@@ -27159,7 +27154,7 @@
       <w:pPr>
         <w:numPr>
           <w:ilvl w:val="0"/>
-          <w:numId w:val="1013"/>
+          <w:numId w:val="1014"/>
         </w:numPr>
         <w:pStyle w:val="Compact"/>
       </w:pPr>
@@ -28559,7 +28554,7 @@
       <w:pPr>
         <w:numPr>
           <w:ilvl w:val="0"/>
-          <w:numId w:val="1014"/>
+          <w:numId w:val="1015"/>
         </w:numPr>
         <w:pStyle w:val="Compact"/>
       </w:pPr>
@@ -28578,7 +28573,7 @@
       <w:pPr>
         <w:numPr>
           <w:ilvl w:val="0"/>
-          <w:numId w:val="1014"/>
+          <w:numId w:val="1015"/>
         </w:numPr>
         <w:pStyle w:val="Compact"/>
       </w:pPr>
@@ -28597,7 +28592,7 @@
       <w:pPr>
         <w:numPr>
           <w:ilvl w:val="0"/>
-          <w:numId w:val="1014"/>
+          <w:numId w:val="1015"/>
         </w:numPr>
         <w:pStyle w:val="Compact"/>
       </w:pPr>
@@ -31440,7 +31435,7 @@
       <w:pPr>
         <w:numPr>
           <w:ilvl w:val="0"/>
-          <w:numId w:val="1015"/>
+          <w:numId w:val="1016"/>
         </w:numPr>
         <w:pStyle w:val="Compact"/>
       </w:pPr>
@@ -31560,7 +31555,7 @@
       <w:pPr>
         <w:numPr>
           <w:ilvl w:val="0"/>
-          <w:numId w:val="1015"/>
+          <w:numId w:val="1016"/>
         </w:numPr>
         <w:pStyle w:val="Compact"/>
       </w:pPr>
@@ -38493,7 +38488,7 @@
       <w:pPr>
         <w:numPr>
           <w:ilvl w:val="0"/>
-          <w:numId w:val="1016"/>
+          <w:numId w:val="1017"/>
         </w:numPr>
       </w:pPr>
       <w:r>
@@ -38505,417 +38500,6 @@
       </w:r>
       <w:r>
         <w:t xml:space="preserve">: không quan sát thấy ngưỡng bất lợi của quốc tế hóa trong miền dữ liệu (điểm uốn ước lượng ≈ 88,6% nhưng không định vị tin cậy) cho thấy không gian quốc tế hóa rất rộng. Chiến lược mở rộng quốc tế mạnh mẽ (high-commitment internationalization) phù hợp với bối cảnh này, đặc biệt khi kết hợp với DAI cao.</w:t>
-      </w:r>
-    </w:p>
-    <w:p>
-      <w:pPr>
-        <w:numPr>
-          <w:ilvl w:val="0"/>
-          <w:numId w:val="1016"/>
-        </w:numPr>
-      </w:pPr>
-      <w:r>
-        <w:rPr>
-          <w:bCs/>
-          <w:b/>
-        </w:rPr>
-        <w:t xml:space="preserve">Doanh nghiệp Trung Quốc (Nhóm III)</w:t>
-      </w:r>
-      <w:r>
-        <w:t xml:space="preserve">: điểm uốn TP ≈ 48,78% ổn định qua thập kỷ 2012–2024, gợi ý rằng chiến lược xuất khẩu tối ưu là duy trì tỷ lệ FSTS trong khoảng 40–50%, kết hợp giữa thị trường nội địa khổng lồ và hoạt động xuất khẩu có chọn lọc.</w:t>
-      </w:r>
-    </w:p>
-    <w:p>
-      <w:pPr>
-        <w:numPr>
-          <w:ilvl w:val="0"/>
-          <w:numId w:val="1016"/>
-        </w:numPr>
-      </w:pPr>
-      <w:r>
-        <w:rPr>
-          <w:bCs/>
-          <w:b/>
-        </w:rPr>
-        <w:t xml:space="preserve">Doanh nghiệp Việt Nam (Nhóm IV)</w:t>
-      </w:r>
-      <w:r>
-        <w:t xml:space="preserve">: điểm uốn thấp hơn (39,3–46,2%), hàm ý rằng nhà quản trị cần thận trọng hơn khi đẩy tỷ lệ xuất khẩu vượt quá 40% tổng doanh thu. Thay vào đó,</w:t>
-      </w:r>
-      <w:r>
-        <w:t xml:space="preserve"> </w:t>
-      </w:r>
-      <w:r>
-        <w:rPr>
-          <w:bCs/>
-          <w:b/>
-        </w:rPr>
-        <w:t xml:space="preserve">nâng cao TCI</w:t>
-      </w:r>
-      <w:r>
-        <w:t xml:space="preserve"> </w:t>
-      </w:r>
-      <w:r>
-        <w:t xml:space="preserve">trước khi mở rộng quốc tế sẽ hiệu quả hơn là tăng FSTS thuần túy.</w:t>
-      </w:r>
-    </w:p>
-    <w:p>
-      <w:pPr>
-        <w:numPr>
-          <w:ilvl w:val="0"/>
-          <w:numId w:val="1016"/>
-        </w:numPr>
-      </w:pPr>
-      <w:r>
-        <w:rPr>
-          <w:bCs/>
-          <w:b/>
-        </w:rPr>
-        <w:t xml:space="preserve">Doanh nghiệp SIDS (Nhóm VI)</w:t>
-      </w:r>
-      <w:r>
-        <w:t xml:space="preserve">: kết quả FIP là cảnh báo nghiêm túc, đẩy mạnh xuất khẩu trong bối cảnh thiếu năng lực và hỗ trợ thể chế không cải thiện mà còn có thể làm xấu đi hiệu quả hoạt động. Doanh nghiệp SIDS nên ưu tiên xây dựng năng lực nội địa và nâng cao TCI trước khi mở rộng xuất khẩu đáng kể.</w:t>
-      </w:r>
-    </w:p>
-    <w:bookmarkEnd w:id="183"/>
-    <w:bookmarkStart w:id="184" w:name="X3f7c356bbecb0845bc3ba35928bc46323a69176"/>
-    <w:p>
-      <w:pPr>
-        <w:pStyle w:val="Heading3"/>
-      </w:pPr>
-      <w:r>
-        <w:t xml:space="preserve">5.4.3 Đề xuất đặc biệt cho SIDS: Tránh Bẫy Quốc Tế Hóa Bắt Buộc</w:t>
-      </w:r>
-    </w:p>
-    <w:p>
-      <w:pPr>
-        <w:pStyle w:val="FirstParagraph"/>
-      </w:pPr>
-      <w:r>
-        <w:t xml:space="preserve">Phát hiện FIP tại bảy quốc gia Pacific SIDS có hàm ý chính sách cụ thể và cấp bách. Hiện tại, nhiều chương trình phát triển quốc tế và viện trợ thương mại cho SIDS tập trung vào khuyến khích xuất khẩu như một chiến lược tăng trưởng. Kết quả FIP đặt câu hỏi về hiệu quả của chiến lược này khi thiếu nền tảng năng lực tương ứng.</w:t>
-      </w:r>
-    </w:p>
-    <w:p>
-      <w:pPr>
-        <w:pStyle w:val="BodyText"/>
-      </w:pPr>
-      <w:r>
-        <w:t xml:space="preserve">Thay vào đó, hàm ý chính sách là:</w:t>
-      </w:r>
-      <w:r>
-        <w:t xml:space="preserve"> </w:t>
-      </w:r>
-      <w:r>
-        <w:rPr>
-          <w:bCs/>
-          <w:b/>
-        </w:rPr>
-        <w:t xml:space="preserve">không phải xuất khẩu nhiều hơn, mà phải xuất khẩu tốt hơn</w:t>
-      </w:r>
-      <w:r>
-        <w:t xml:space="preserve">. Cụ thể, ưu tiên nên là: (i) xây dựng hạ tầng logistics và kết nối (giảm chi phí cố định của xuất khẩu); (ii) phát triển năng lực doanh nghiệp thông qua TCI (chứ không chỉ DAI bề mặt); (iii) thiết kế chương trình hỗ trợ xuất khẩu có chọn lọc tập trung vào doanh nghiệp đã có đủ năng lực để hưởng lợi, thay vì khuyến khích đại trà. Nói tóm lại, tránh</w:t>
-      </w:r>
-      <w:r>
-        <w:t xml:space="preserve"> </w:t>
-      </w:r>
-      <w:r>
-        <w:t xml:space="preserve">“</w:t>
-      </w:r>
-      <w:r>
-        <w:t xml:space="preserve">bẫy quốc tế hóa bắt buộc</w:t>
-      </w:r>
-      <w:r>
-        <w:t xml:space="preserve">”</w:t>
-      </w:r>
-      <w:r>
-        <w:t xml:space="preserve"> </w:t>
-      </w:r>
-      <w:r>
-        <w:t xml:space="preserve">bằng cách đảm bảo rằng các can thiệp chính sách xây dựng năng lực trước khi thúc đẩy mở rộng thị trường.</w:t>
-      </w:r>
-    </w:p>
-    <w:bookmarkEnd w:id="184"/>
-    <w:bookmarkStart w:id="185" w:name="Xae585b9a1c03e57dcce9cad1f8f2ae171a592a6"/>
-    <w:p>
-      <w:pPr>
-        <w:pStyle w:val="Heading3"/>
-      </w:pPr>
-      <w:r>
-        <w:t xml:space="preserve">5.4.4 Hàm ý chính sách trong bối cảnh phát triển đương đại</w:t>
-      </w:r>
-    </w:p>
-    <w:p>
-      <w:pPr>
-        <w:pStyle w:val="FirstParagraph"/>
-      </w:pPr>
-      <w:r>
-        <w:t xml:space="preserve">Đặt các đề xuất trên vào bối cảnh phát triển vĩ mô gần nhất làm rõ tính cấp bách và phạm vi áp dụng của chúng. Thách thức việc làm là điểm khởi đầu: với hơn 230 triệu người dự kiến bước vào tuổi lao động ở các thị trường biên giai đoạn 2025–2035, năng lực tạo việc làm năng suất cao của khu vực doanh nghiệp trở thành ưu tiên phát triển hàng đầu (World Bank, 2026c). Phát hiện của luận án rằng quốc tế hóa chỉ tạo phần thưởng năng suất khi đi kèm năng lực công nghệ và đệm thể chế đủ mạnh hàm ý rằng chương trình nghị sự việc làm cần đặt nâng cấp năng lực doanh nghiệp làm trụ cột, thay vì chỉ theo đuổi mở rộng thương mại như mục tiêu tự thân.</w:t>
-      </w:r>
-    </w:p>
-    <w:p>
-      <w:pPr>
-        <w:pStyle w:val="BodyText"/>
-      </w:pPr>
-      <w:r>
-        <w:t xml:space="preserve">Thứ hai, bằng chứng vĩ mô cho thấy không tồn tại một con đường phát triển phổ quát: các nền kinh tế biên thành công đã đi những lối khác nhau, từ đầu tư năng lượng và khoáng sản, đến chế tạo giá trị gia tăng, đến dịch vụ và du lịch (World Bank, 2026c). Điều này củng cố nguyên tắc chính sách phái sinh từ khung ICRV: gói can thiệp phải được hiệu chỉnh theo chế độ thể chế và mô hình tăng trưởng đặc thù của từng nhóm, thay vì áp dụng một công thức chung. Với Việt Nam (Nhóm IV), con đường chế tạo giá trị gia tăng và dịch chuyển lên chuỗi giá trị là phù hợp với cả bằng chứng cấp doanh nghiệp của luận án lẫn kinh nghiệm của các thị trường biên thành công.</w:t>
-      </w:r>
-    </w:p>
-    <w:p>
-      <w:pPr>
-        <w:pStyle w:val="BodyText"/>
-      </w:pPr>
-      <w:r>
-        <w:t xml:space="preserve">Thứ ba, đối với các nền kinh tế tài nguyên dẫn dắt (Nhóm II), cú sốc giá hàng hóa năm 2026 vừa là cơ hội thu nhập ngắn hạn vừa là lời nhắc về rủi ro phụ thuộc tài nguyên (World Bank, 2026d). Hàm ý chính sách là tận dụng thặng dư tô lợi giai đoạn giá cao để đầu tư vào đa dạng hóa năng lực công nghệ và phi tài nguyên, đúng như chiến lược Vision của các nền GCC, thay vì củng cố cấu trúc nhà nước tô vốn san bằng động lực năng suất doanh nghiệp.</w:t>
-      </w:r>
-    </w:p>
-    <w:p>
-      <w:pPr>
-        <w:pStyle w:val="BodyText"/>
-      </w:pPr>
-      <w:r>
-        <w:t xml:space="preserve">Thứ tư, trong kỷ nguyên trí tuệ nhân tạo, hạ tầng số công và quản trị dữ liệu trở thành điều kiện nền tảng để năng lực số cấp doanh nghiệp được chuyển hóa thành giá trị (World Bank, 2026e). Phát hiện của luận án rằng phần thưởng của áp dụng số phụ thuộc bối cảnh thể chế và tầng năng lực hàm ý rằng chính sách số hóa cần phân tầng: ở các nền đang chuyển đổi, ưu tiên là phổ cập hạ tầng số nền tảng và kỹ năng số cơ bản; ở các nền tiên tiến đã bão hòa Tier-1, trọng tâm dịch sang năng lực số chiều sâu và quản trị dữ liệu, AI. Cách tiếp cận phân tầng này tránh được cả hai sai lầm: đầu tư quá sớm vào công nghệ cao ở nơi chưa có nền tảng hấp thụ, và dừng lại ở hiện diện số bề mặt ở nơi đã sẵn sàng cho tầng năng lực cao hơn.</w:t>
-      </w:r>
-    </w:p>
-    <w:bookmarkEnd w:id="185"/>
-    <w:bookmarkEnd w:id="186"/>
-    <w:bookmarkStart w:id="191" w:name="hạn-chế-và-hướng-nghiên-cứu-tương-lai"/>
-    <w:p>
-      <w:pPr>
-        <w:pStyle w:val="Heading2"/>
-      </w:pPr>
-      <w:r>
-        <w:t xml:space="preserve">5.5 Hạn chế và hướng nghiên cứu tương lai</w:t>
-      </w:r>
-    </w:p>
-    <w:bookmarkStart w:id="187" w:name="hạn-chế-về-đo-lường-dai"/>
-    <w:p>
-      <w:pPr>
-        <w:pStyle w:val="Heading3"/>
-      </w:pPr>
-      <w:r>
-        <w:t xml:space="preserve">5.5.1 Hạn chế về đo lường DAI</w:t>
-      </w:r>
-    </w:p>
-    <w:p>
-      <w:pPr>
-        <w:pStyle w:val="FirstParagraph"/>
-      </w:pPr>
-      <w:r>
-        <w:t xml:space="preserve">Hạn chế quan trọng nhất của luận án liên quan đến đo lường DAI. Dữ liệu WBES chỉ cung cấp số lượng item hạn chế để xây dựng chỉ số DAI, và các item này thay đổi qua các thế hệ schema WBES (PICS3, Standardized, BREADY/BEE). Tại Việt Nam (P3), chỉ Tier-1 DAI (website, email, online sales) được sử dụng do hạn chế của các làn sóng 2009 và 2015, trong khi Tier-2 (e-payment, e-supplier) chỉ có từ 2023. Điều này tạo ra khả năng đo lường không đầy đủ, đặc biệt là không nắm bắt được chiều sâu năng lực số ở bối cảnh ICRV thấp.</w:t>
-      </w:r>
-    </w:p>
-    <w:p>
-      <w:pPr>
-        <w:pStyle w:val="BodyText"/>
-      </w:pPr>
-      <w:r>
-        <w:t xml:space="preserve">Quan trọng hơn, tất cả các đo lường DAI đều là</w:t>
-      </w:r>
-      <w:r>
-        <w:t xml:space="preserve"> </w:t>
-      </w:r>
-      <w:r>
-        <w:rPr>
-          <w:bCs/>
-          <w:b/>
-        </w:rPr>
-        <w:t xml:space="preserve">static</w:t>
-      </w:r>
-      <w:r>
-        <w:t xml:space="preserve"> </w:t>
-      </w:r>
-      <w:r>
-        <w:t xml:space="preserve">(tại một thời điểm khảo sát), không thể nắm bắt tính</w:t>
-      </w:r>
-      <w:r>
-        <w:t xml:space="preserve"> </w:t>
-      </w:r>
-      <w:r>
-        <w:t xml:space="preserve">“</w:t>
-      </w:r>
-      <w:r>
-        <w:t xml:space="preserve">dynamic</w:t>
-      </w:r>
-      <w:r>
-        <w:t xml:space="preserve">”</w:t>
-      </w:r>
-      <w:r>
-        <w:t xml:space="preserve"> </w:t>
-      </w:r>
-      <w:r>
-        <w:t xml:space="preserve">của việc cập nhật và tái cấu hình năng lực số theo thời gian. Điều này có nghĩa là các phát hiện về DAI trong luận án phản ánh mức độ chấp nhận số tại một thời điểm chứ không phải năng lực số năng động theo nghĩa của dynamic capabilities theory (Teece et al., 1997).</w:t>
-      </w:r>
-    </w:p>
-    <w:bookmarkEnd w:id="187"/>
-    <w:bookmarkStart w:id="188" w:name="X0fb0169567c230dc5c1d35515099b26124d99e1"/>
-    <w:p>
-      <w:pPr>
-        <w:pStyle w:val="Heading3"/>
-      </w:pPr>
-      <w:r>
-        <w:t xml:space="preserve">5.5.2 Hạn chế về selection bias trong exporters subsamples</w:t>
-      </w:r>
-    </w:p>
-    <w:p>
-      <w:pPr>
-        <w:pStyle w:val="FirstParagraph"/>
-      </w:pPr>
-      <w:r>
-        <w:t xml:space="preserve">Các phân tích sử dụng mẫu chỉ gồm doanh nghiệp xuất khẩu (ví dụ: Singapore mẫu phụ xuất khẩu N = 84, SIDS exporters-only N = 26) đối mặt với rủi ro selection bias nghiêm trọng: doanh nghiệp xuất khẩu không phải là mẫu ngẫu nhiên từ tổng thể doanh nghiệp mà có khả năng là các doanh nghiệp đã có một số lợi thế ban đầu (productivity, resources, connections). Kết quả từ exporters-only không thể tổng quát hóa trực tiếp cho toàn bộ doanh nghiệp, và có thể understate hoặc overstate các hiệu ứng tùy thuộc vào phương hướng của selection.</w:t>
-      </w:r>
-    </w:p>
-    <w:p>
-      <w:pPr>
-        <w:pStyle w:val="BodyText"/>
-      </w:pPr>
-      <w:r>
-        <w:t xml:space="preserve">Phân tích Heckman two-step (hoặc treatment effects models) trong các nghiên cứu tương lai có thể khắc phục phần nào hạn chế này bằng cách mô hình hóa quá trình lựa chọn tham gia xuất khẩu như giai đoạn thứ nhất trước khi ước lượng hiệu quả trong giai đoạn thứ hai.</w:t>
-      </w:r>
-    </w:p>
-    <w:bookmarkEnd w:id="188"/>
-    <w:bookmarkStart w:id="189" w:name="hạn-chế-về-nhân-quả"/>
-    <w:p>
-      <w:pPr>
-        <w:pStyle w:val="Heading3"/>
-      </w:pPr>
-      <w:r>
-        <w:t xml:space="preserve">5.5.3 Hạn chế về nhân quả</w:t>
-      </w:r>
-    </w:p>
-    <w:p>
-      <w:pPr>
-        <w:pStyle w:val="FirstParagraph"/>
-      </w:pPr>
-      <w:r>
-        <w:t xml:space="preserve">Thiết kế cross-sectional (hoặc pooled panel nhưng với WBES không phải là panel thực sự cho cùng doanh nghiệp qua thời gian) giới hạn khả năng suy luận nhân quả. Quan hệ I–P có thể bị ảnh hưởng bởi reverse causality: doanh nghiệp hiệu quả hơn có thể có nhiều nguồn lực để quốc tế hóa hơn, tạo ra chiều nhân quả ngược lại. Country fixed effects và year fixed effects giúp kiểm soát một phần, nhưng không giải quyết hoàn toàn vấn đề endogeneity.</w:t>
-      </w:r>
-    </w:p>
-    <w:bookmarkEnd w:id="189"/>
-    <w:bookmarkStart w:id="190" w:name="hướng-nghiên-cứu-tương-lai"/>
-    <w:p>
-      <w:pPr>
-        <w:pStyle w:val="Heading3"/>
-      </w:pPr>
-      <w:r>
-        <w:t xml:space="preserve">5.5.4 Hướng nghiên cứu tương lai</w:t>
-      </w:r>
-    </w:p>
-    <w:p>
-      <w:pPr>
-        <w:pStyle w:val="FirstParagraph"/>
-      </w:pPr>
-      <w:r>
-        <w:t xml:space="preserve">Dựa trên các hạn chế trên, luận án đề xuất bốn hướng nghiên cứu ưu tiên:</w:t>
-      </w:r>
-    </w:p>
-    <w:p>
-      <w:pPr>
-        <w:pStyle w:val="BodyText"/>
-      </w:pPr>
-      <w:r>
-        <w:rPr>
-          <w:bCs/>
-          <w:b/>
-        </w:rPr>
-        <w:t xml:space="preserve">Thứ nhất</w:t>
-      </w:r>
-      <w:r>
-        <w:t xml:space="preserve">, xây dựng đo lường DAI phong phú hơn (Tier-2 và Tier-3) trên dữ liệu WBES mới nhất (2023–2026) và các nguồn dữ liệu bổ sung (ITU Digital Development Index, OECD Digital Economy Outlook) để kiểm định lại vai trò DAI trong các bối cảnh ICRV thấp hơn.</w:t>
-      </w:r>
-    </w:p>
-    <w:p>
-      <w:pPr>
-        <w:pStyle w:val="BodyText"/>
-      </w:pPr>
-      <w:r>
-        <w:rPr>
-          <w:bCs/>
-          <w:b/>
-        </w:rPr>
-        <w:t xml:space="preserve">Thứ hai</w:t>
-      </w:r>
-      <w:r>
-        <w:t xml:space="preserve">, sử dụng phương pháp nhận dạng nhân quả (causal identification): instrumental variables (ví dụ: sử dụng các cải cách thương mại ngoại sinh như FTA ký kết), difference-in-differences, hoặc regression discontinuity design để ước lượng hiệu ứng nhân quả của quốc tế hóa lên hiệu quả.</w:t>
-      </w:r>
-    </w:p>
-    <w:p>
-      <w:pPr>
-        <w:pStyle w:val="BodyText"/>
-      </w:pPr>
-      <w:r>
-        <w:rPr>
-          <w:bCs/>
-          <w:b/>
-        </w:rPr>
-        <w:t xml:space="preserve">Thứ ba</w:t>
-      </w:r>
-      <w:r>
-        <w:t xml:space="preserve">, mở rộng phân tích FIP tại SIDS với các công cụ đo lường và dữ liệu panel thực sự (theo dõi cùng doanh nghiệp qua nhiều năm) để kiểm định liệu FIP là trạng thái cấu trúc dài hạn hay chỉ là giai đoạn tạm thời khi doanh nghiệp SIDS mới bắt đầu xuất khẩu.</w:t>
-      </w:r>
-    </w:p>
-    <w:p>
-      <w:pPr>
-        <w:pStyle w:val="BodyText"/>
-      </w:pPr>
-      <w:r>
-        <w:rPr>
-          <w:bCs/>
-          <w:b/>
-        </w:rPr>
-        <w:t xml:space="preserve">Thứ tư</w:t>
-      </w:r>
-      <w:r>
-        <w:t xml:space="preserve">, kiểm định vai trò của top manager characteristics (H4, kinh nghiệm, giới tính) trong từng bối cảnh ICRV riêng biệt, đặc biệt trong bối cảnh Emerging và SIDS nơi tầng năng lực và thể chế yếu hơn, liệu đặc điểm nhà quản trị có thể bù đắp một phần cho những thiếu hụt đó không?</w:t>
-      </w:r>
-    </w:p>
-    <w:p>
-      <w:pPr>
-        <w:pStyle w:val="BodyText"/>
-      </w:pPr>
-      <w:r>
-        <w:rPr>
-          <w:bCs/>
-          <w:b/>
-        </w:rPr>
-        <w:t xml:space="preserve">Thứ năm</w:t>
-      </w:r>
-      <w:r>
-        <w:t xml:space="preserve">, khai thác sâu hơn Nhật Bản, nền kinh tế tiên tiến lớn lần đầu được WBES khảo sát năm 2025. Bước đầu tiên đã được thực hiện trong nghiên cứu thành phần P10: trên đợt khảo sát khai mở (N = 2.168), quan hệ I–P tại Nhật gần tuyến tính dương, không có điểm uốn trong miền quan sát, xác nhận dự đoán biên trên của khung ICRV; các bước tiếp theo gồm tích hợp Nhật Bản vào các mô hình điều tiết ba chiều và khai thác các module đặc thù (trường thọ doanh nghiệp, khoảng cách giới trong lãnh đạo) khi có thêm đợt khảo sát thứ hai.</w:t>
-      </w:r>
-    </w:p>
-    <w:p>
-      <w:r>
-        <w:pict>
-          <v:rect style="width:0;height:1.5pt" o:hralign="center" o:hrstd="t" o:hr="t"/>
-        </w:pict>
-      </w:r>
-    </w:p>
-    <w:bookmarkEnd w:id="190"/>
-    <w:bookmarkEnd w:id="191"/>
-    <w:bookmarkStart w:id="196" w:name="kết-luận"/>
-    <w:p>
-      <w:pPr>
-        <w:pStyle w:val="Heading2"/>
-      </w:pPr>
-      <w:r>
-        <w:t xml:space="preserve">5.6 Kết luận</w:t>
-      </w:r>
-    </w:p>
-    <w:bookmarkStart w:id="192" w:name="tổng-kết-chín-nghiên-cứu"/>
-    <w:p>
-      <w:pPr>
-        <w:pStyle w:val="Heading3"/>
-      </w:pPr>
-      <w:r>
-        <w:t xml:space="preserve">5.6.1 Tổng kết chín nghiên cứu</w:t>
-      </w:r>
-    </w:p>
-    <w:p>
-      <w:pPr>
-        <w:pStyle w:val="FirstParagraph"/>
-      </w:pPr>
-      <w:r>
-        <w:t xml:space="preserve">Luận án này được xây dựng trên chín nghiên cứu bổ sung cho nhau, kết hợp bằng chứng từ meta-analysis và phân tích thực nghiệm sơ cấp:</w:t>
       </w:r>
     </w:p>
     <w:p>
@@ -38930,6 +38514,417 @@
           <w:bCs/>
           <w:b/>
         </w:rPr>
+        <w:t xml:space="preserve">Doanh nghiệp Trung Quốc (Nhóm III)</w:t>
+      </w:r>
+      <w:r>
+        <w:t xml:space="preserve">: điểm uốn TP ≈ 48,78% ổn định qua thập kỷ 2012–2024, gợi ý rằng chiến lược xuất khẩu tối ưu là duy trì tỷ lệ FSTS trong khoảng 40–50%, kết hợp giữa thị trường nội địa khổng lồ và hoạt động xuất khẩu có chọn lọc.</w:t>
+      </w:r>
+    </w:p>
+    <w:p>
+      <w:pPr>
+        <w:numPr>
+          <w:ilvl w:val="0"/>
+          <w:numId w:val="1017"/>
+        </w:numPr>
+      </w:pPr>
+      <w:r>
+        <w:rPr>
+          <w:bCs/>
+          <w:b/>
+        </w:rPr>
+        <w:t xml:space="preserve">Doanh nghiệp Việt Nam (Nhóm IV)</w:t>
+      </w:r>
+      <w:r>
+        <w:t xml:space="preserve">: điểm uốn thấp hơn (39,3–46,2%), hàm ý rằng nhà quản trị cần thận trọng hơn khi đẩy tỷ lệ xuất khẩu vượt quá 40% tổng doanh thu. Thay vào đó,</w:t>
+      </w:r>
+      <w:r>
+        <w:t xml:space="preserve"> </w:t>
+      </w:r>
+      <w:r>
+        <w:rPr>
+          <w:bCs/>
+          <w:b/>
+        </w:rPr>
+        <w:t xml:space="preserve">nâng cao TCI</w:t>
+      </w:r>
+      <w:r>
+        <w:t xml:space="preserve"> </w:t>
+      </w:r>
+      <w:r>
+        <w:t xml:space="preserve">trước khi mở rộng quốc tế sẽ hiệu quả hơn là tăng FSTS thuần túy.</w:t>
+      </w:r>
+    </w:p>
+    <w:p>
+      <w:pPr>
+        <w:numPr>
+          <w:ilvl w:val="0"/>
+          <w:numId w:val="1017"/>
+        </w:numPr>
+      </w:pPr>
+      <w:r>
+        <w:rPr>
+          <w:bCs/>
+          <w:b/>
+        </w:rPr>
+        <w:t xml:space="preserve">Doanh nghiệp SIDS (Nhóm VI)</w:t>
+      </w:r>
+      <w:r>
+        <w:t xml:space="preserve">: kết quả FIP là cảnh báo nghiêm túc, đẩy mạnh xuất khẩu trong bối cảnh thiếu năng lực và hỗ trợ thể chế không cải thiện mà còn có thể làm xấu đi hiệu quả hoạt động. Doanh nghiệp SIDS nên ưu tiên xây dựng năng lực nội địa và nâng cao TCI trước khi mở rộng xuất khẩu đáng kể.</w:t>
+      </w:r>
+    </w:p>
+    <w:bookmarkEnd w:id="183"/>
+    <w:bookmarkStart w:id="184" w:name="X3f7c356bbecb0845bc3ba35928bc46323a69176"/>
+    <w:p>
+      <w:pPr>
+        <w:pStyle w:val="Heading3"/>
+      </w:pPr>
+      <w:r>
+        <w:t xml:space="preserve">5.4.3 Đề xuất đặc biệt cho SIDS: Tránh Bẫy Quốc Tế Hóa Bắt Buộc</w:t>
+      </w:r>
+    </w:p>
+    <w:p>
+      <w:pPr>
+        <w:pStyle w:val="FirstParagraph"/>
+      </w:pPr>
+      <w:r>
+        <w:t xml:space="preserve">Phát hiện FIP tại bảy quốc gia Pacific SIDS có hàm ý chính sách cụ thể và cấp bách. Hiện tại, nhiều chương trình phát triển quốc tế và viện trợ thương mại cho SIDS tập trung vào khuyến khích xuất khẩu như một chiến lược tăng trưởng. Kết quả FIP đặt câu hỏi về hiệu quả của chiến lược này khi thiếu nền tảng năng lực tương ứng.</w:t>
+      </w:r>
+    </w:p>
+    <w:p>
+      <w:pPr>
+        <w:pStyle w:val="BodyText"/>
+      </w:pPr>
+      <w:r>
+        <w:t xml:space="preserve">Thay vào đó, hàm ý chính sách là:</w:t>
+      </w:r>
+      <w:r>
+        <w:t xml:space="preserve"> </w:t>
+      </w:r>
+      <w:r>
+        <w:rPr>
+          <w:bCs/>
+          <w:b/>
+        </w:rPr>
+        <w:t xml:space="preserve">không phải xuất khẩu nhiều hơn, mà phải xuất khẩu tốt hơn</w:t>
+      </w:r>
+      <w:r>
+        <w:t xml:space="preserve">. Cụ thể, ưu tiên nên là: (i) xây dựng hạ tầng logistics và kết nối (giảm chi phí cố định của xuất khẩu); (ii) phát triển năng lực doanh nghiệp thông qua TCI (chứ không chỉ DAI bề mặt); (iii) thiết kế chương trình hỗ trợ xuất khẩu có chọn lọc tập trung vào doanh nghiệp đã có đủ năng lực để hưởng lợi, thay vì khuyến khích đại trà. Nói tóm lại, tránh</w:t>
+      </w:r>
+      <w:r>
+        <w:t xml:space="preserve"> </w:t>
+      </w:r>
+      <w:r>
+        <w:t xml:space="preserve">“</w:t>
+      </w:r>
+      <w:r>
+        <w:t xml:space="preserve">bẫy quốc tế hóa bắt buộc</w:t>
+      </w:r>
+      <w:r>
+        <w:t xml:space="preserve">”</w:t>
+      </w:r>
+      <w:r>
+        <w:t xml:space="preserve"> </w:t>
+      </w:r>
+      <w:r>
+        <w:t xml:space="preserve">bằng cách đảm bảo rằng các can thiệp chính sách xây dựng năng lực trước khi thúc đẩy mở rộng thị trường.</w:t>
+      </w:r>
+    </w:p>
+    <w:bookmarkEnd w:id="184"/>
+    <w:bookmarkStart w:id="185" w:name="Xae585b9a1c03e57dcce9cad1f8f2ae171a592a6"/>
+    <w:p>
+      <w:pPr>
+        <w:pStyle w:val="Heading3"/>
+      </w:pPr>
+      <w:r>
+        <w:t xml:space="preserve">5.4.4 Hàm ý chính sách trong bối cảnh phát triển đương đại</w:t>
+      </w:r>
+    </w:p>
+    <w:p>
+      <w:pPr>
+        <w:pStyle w:val="FirstParagraph"/>
+      </w:pPr>
+      <w:r>
+        <w:t xml:space="preserve">Đặt các đề xuất trên vào bối cảnh phát triển vĩ mô gần nhất làm rõ tính cấp bách và phạm vi áp dụng của chúng. Thách thức việc làm là điểm khởi đầu: với hơn 230 triệu người dự kiến bước vào tuổi lao động ở các thị trường biên giai đoạn 2025–2035, năng lực tạo việc làm năng suất cao của khu vực doanh nghiệp trở thành ưu tiên phát triển hàng đầu (World Bank, 2026c). Phát hiện của luận án rằng quốc tế hóa chỉ tạo phần thưởng năng suất khi đi kèm năng lực công nghệ và đệm thể chế đủ mạnh hàm ý rằng chương trình nghị sự việc làm cần đặt nâng cấp năng lực doanh nghiệp làm trụ cột, thay vì chỉ theo đuổi mở rộng thương mại như mục tiêu tự thân.</w:t>
+      </w:r>
+    </w:p>
+    <w:p>
+      <w:pPr>
+        <w:pStyle w:val="BodyText"/>
+      </w:pPr>
+      <w:r>
+        <w:t xml:space="preserve">Thứ hai, bằng chứng vĩ mô cho thấy không tồn tại một con đường phát triển phổ quát: các nền kinh tế biên thành công đã đi những lối khác nhau, từ đầu tư năng lượng và khoáng sản, đến chế tạo giá trị gia tăng, đến dịch vụ và du lịch (World Bank, 2026c). Điều này củng cố nguyên tắc chính sách phái sinh từ khung ICRV: gói can thiệp phải được hiệu chỉnh theo chế độ thể chế và mô hình tăng trưởng đặc thù của từng nhóm, thay vì áp dụng một công thức chung. Với Việt Nam (Nhóm IV), con đường chế tạo giá trị gia tăng và dịch chuyển lên chuỗi giá trị là phù hợp với cả bằng chứng cấp doanh nghiệp của luận án lẫn kinh nghiệm của các thị trường biên thành công.</w:t>
+      </w:r>
+    </w:p>
+    <w:p>
+      <w:pPr>
+        <w:pStyle w:val="BodyText"/>
+      </w:pPr>
+      <w:r>
+        <w:t xml:space="preserve">Thứ ba, đối với các nền kinh tế tài nguyên dẫn dắt (Nhóm II), cú sốc giá hàng hóa năm 2026 vừa là cơ hội thu nhập ngắn hạn vừa là lời nhắc về rủi ro phụ thuộc tài nguyên (World Bank, 2026d). Hàm ý chính sách là tận dụng thặng dư tô lợi giai đoạn giá cao để đầu tư vào đa dạng hóa năng lực công nghệ và phi tài nguyên, đúng như chiến lược Vision của các nền GCC, thay vì củng cố cấu trúc nhà nước tô vốn san bằng động lực năng suất doanh nghiệp.</w:t>
+      </w:r>
+    </w:p>
+    <w:p>
+      <w:pPr>
+        <w:pStyle w:val="BodyText"/>
+      </w:pPr>
+      <w:r>
+        <w:t xml:space="preserve">Thứ tư, trong kỷ nguyên trí tuệ nhân tạo, hạ tầng số công và quản trị dữ liệu trở thành điều kiện nền tảng để năng lực số cấp doanh nghiệp được chuyển hóa thành giá trị (World Bank, 2026e). Phát hiện của luận án rằng phần thưởng của áp dụng số phụ thuộc bối cảnh thể chế và tầng năng lực hàm ý rằng chính sách số hóa cần phân tầng: ở các nền đang chuyển đổi, ưu tiên là phổ cập hạ tầng số nền tảng và kỹ năng số cơ bản; ở các nền tiên tiến đã bão hòa Tier-1, trọng tâm dịch sang năng lực số chiều sâu và quản trị dữ liệu, AI. Cách tiếp cận phân tầng này tránh được cả hai sai lầm: đầu tư quá sớm vào công nghệ cao ở nơi chưa có nền tảng hấp thụ, và dừng lại ở hiện diện số bề mặt ở nơi đã sẵn sàng cho tầng năng lực cao hơn.</w:t>
+      </w:r>
+    </w:p>
+    <w:bookmarkEnd w:id="185"/>
+    <w:bookmarkEnd w:id="186"/>
+    <w:bookmarkStart w:id="191" w:name="hạn-chế-và-hướng-nghiên-cứu-tương-lai"/>
+    <w:p>
+      <w:pPr>
+        <w:pStyle w:val="Heading2"/>
+      </w:pPr>
+      <w:r>
+        <w:t xml:space="preserve">5.5 Hạn chế và hướng nghiên cứu tương lai</w:t>
+      </w:r>
+    </w:p>
+    <w:bookmarkStart w:id="187" w:name="hạn-chế-về-đo-lường-dai"/>
+    <w:p>
+      <w:pPr>
+        <w:pStyle w:val="Heading3"/>
+      </w:pPr>
+      <w:r>
+        <w:t xml:space="preserve">5.5.1 Hạn chế về đo lường DAI</w:t>
+      </w:r>
+    </w:p>
+    <w:p>
+      <w:pPr>
+        <w:pStyle w:val="FirstParagraph"/>
+      </w:pPr>
+      <w:r>
+        <w:t xml:space="preserve">Hạn chế quan trọng nhất của luận án liên quan đến đo lường DAI. Dữ liệu WBES chỉ cung cấp số lượng item hạn chế để xây dựng chỉ số DAI, và các item này thay đổi qua các thế hệ schema WBES (PICS3, Standardized, BREADY/BEE). Tại Việt Nam (P3), chỉ Tier-1 DAI (website, email, online sales) được sử dụng do hạn chế của các làn sóng 2009 và 2015, trong khi Tier-2 (e-payment, e-supplier) chỉ có từ 2023. Điều này tạo ra khả năng đo lường không đầy đủ, đặc biệt là không nắm bắt được chiều sâu năng lực số ở bối cảnh ICRV thấp.</w:t>
+      </w:r>
+    </w:p>
+    <w:p>
+      <w:pPr>
+        <w:pStyle w:val="BodyText"/>
+      </w:pPr>
+      <w:r>
+        <w:t xml:space="preserve">Quan trọng hơn, tất cả các đo lường DAI đều là</w:t>
+      </w:r>
+      <w:r>
+        <w:t xml:space="preserve"> </w:t>
+      </w:r>
+      <w:r>
+        <w:rPr>
+          <w:bCs/>
+          <w:b/>
+        </w:rPr>
+        <w:t xml:space="preserve">static</w:t>
+      </w:r>
+      <w:r>
+        <w:t xml:space="preserve"> </w:t>
+      </w:r>
+      <w:r>
+        <w:t xml:space="preserve">(tại một thời điểm khảo sát), không thể nắm bắt tính</w:t>
+      </w:r>
+      <w:r>
+        <w:t xml:space="preserve"> </w:t>
+      </w:r>
+      <w:r>
+        <w:t xml:space="preserve">“</w:t>
+      </w:r>
+      <w:r>
+        <w:t xml:space="preserve">dynamic</w:t>
+      </w:r>
+      <w:r>
+        <w:t xml:space="preserve">”</w:t>
+      </w:r>
+      <w:r>
+        <w:t xml:space="preserve"> </w:t>
+      </w:r>
+      <w:r>
+        <w:t xml:space="preserve">của việc cập nhật và tái cấu hình năng lực số theo thời gian. Điều này có nghĩa là các phát hiện về DAI trong luận án phản ánh mức độ chấp nhận số tại một thời điểm chứ không phải năng lực số năng động theo nghĩa của dynamic capabilities theory (Teece et al., 1997).</w:t>
+      </w:r>
+    </w:p>
+    <w:bookmarkEnd w:id="187"/>
+    <w:bookmarkStart w:id="188" w:name="X0fb0169567c230dc5c1d35515099b26124d99e1"/>
+    <w:p>
+      <w:pPr>
+        <w:pStyle w:val="Heading3"/>
+      </w:pPr>
+      <w:r>
+        <w:t xml:space="preserve">5.5.2 Hạn chế về selection bias trong exporters subsamples</w:t>
+      </w:r>
+    </w:p>
+    <w:p>
+      <w:pPr>
+        <w:pStyle w:val="FirstParagraph"/>
+      </w:pPr>
+      <w:r>
+        <w:t xml:space="preserve">Các phân tích sử dụng mẫu chỉ gồm doanh nghiệp xuất khẩu (ví dụ: Singapore mẫu phụ xuất khẩu N = 84, SIDS exporters-only N = 26) đối mặt với rủi ro selection bias nghiêm trọng: doanh nghiệp xuất khẩu không phải là mẫu ngẫu nhiên từ tổng thể doanh nghiệp mà có khả năng là các doanh nghiệp đã có một số lợi thế ban đầu (productivity, resources, connections). Kết quả từ exporters-only không thể tổng quát hóa trực tiếp cho toàn bộ doanh nghiệp, và có thể understate hoặc overstate các hiệu ứng tùy thuộc vào phương hướng của selection.</w:t>
+      </w:r>
+    </w:p>
+    <w:p>
+      <w:pPr>
+        <w:pStyle w:val="BodyText"/>
+      </w:pPr>
+      <w:r>
+        <w:t xml:space="preserve">Phân tích Heckman two-step (hoặc treatment effects models) trong các nghiên cứu tương lai có thể khắc phục phần nào hạn chế này bằng cách mô hình hóa quá trình lựa chọn tham gia xuất khẩu như giai đoạn thứ nhất trước khi ước lượng hiệu quả trong giai đoạn thứ hai.</w:t>
+      </w:r>
+    </w:p>
+    <w:bookmarkEnd w:id="188"/>
+    <w:bookmarkStart w:id="189" w:name="hạn-chế-về-nhân-quả"/>
+    <w:p>
+      <w:pPr>
+        <w:pStyle w:val="Heading3"/>
+      </w:pPr>
+      <w:r>
+        <w:t xml:space="preserve">5.5.3 Hạn chế về nhân quả</w:t>
+      </w:r>
+    </w:p>
+    <w:p>
+      <w:pPr>
+        <w:pStyle w:val="FirstParagraph"/>
+      </w:pPr>
+      <w:r>
+        <w:t xml:space="preserve">Thiết kế cross-sectional (hoặc pooled panel nhưng với WBES không phải là panel thực sự cho cùng doanh nghiệp qua thời gian) giới hạn khả năng suy luận nhân quả. Quan hệ I–P có thể bị ảnh hưởng bởi reverse causality: doanh nghiệp hiệu quả hơn có thể có nhiều nguồn lực để quốc tế hóa hơn, tạo ra chiều nhân quả ngược lại. Country fixed effects và year fixed effects giúp kiểm soát một phần, nhưng không giải quyết hoàn toàn vấn đề endogeneity.</w:t>
+      </w:r>
+    </w:p>
+    <w:bookmarkEnd w:id="189"/>
+    <w:bookmarkStart w:id="190" w:name="hướng-nghiên-cứu-tương-lai"/>
+    <w:p>
+      <w:pPr>
+        <w:pStyle w:val="Heading3"/>
+      </w:pPr>
+      <w:r>
+        <w:t xml:space="preserve">5.5.4 Hướng nghiên cứu tương lai</w:t>
+      </w:r>
+    </w:p>
+    <w:p>
+      <w:pPr>
+        <w:pStyle w:val="FirstParagraph"/>
+      </w:pPr>
+      <w:r>
+        <w:t xml:space="preserve">Dựa trên các hạn chế trên, luận án đề xuất bốn hướng nghiên cứu ưu tiên:</w:t>
+      </w:r>
+    </w:p>
+    <w:p>
+      <w:pPr>
+        <w:pStyle w:val="BodyText"/>
+      </w:pPr>
+      <w:r>
+        <w:rPr>
+          <w:bCs/>
+          <w:b/>
+        </w:rPr>
+        <w:t xml:space="preserve">Thứ nhất</w:t>
+      </w:r>
+      <w:r>
+        <w:t xml:space="preserve">, xây dựng đo lường DAI phong phú hơn (Tier-2 và Tier-3) trên dữ liệu WBES mới nhất (2023–2026) và các nguồn dữ liệu bổ sung (ITU Digital Development Index, OECD Digital Economy Outlook) để kiểm định lại vai trò DAI trong các bối cảnh ICRV thấp hơn.</w:t>
+      </w:r>
+    </w:p>
+    <w:p>
+      <w:pPr>
+        <w:pStyle w:val="BodyText"/>
+      </w:pPr>
+      <w:r>
+        <w:rPr>
+          <w:bCs/>
+          <w:b/>
+        </w:rPr>
+        <w:t xml:space="preserve">Thứ hai</w:t>
+      </w:r>
+      <w:r>
+        <w:t xml:space="preserve">, sử dụng phương pháp nhận dạng nhân quả (causal identification): instrumental variables (ví dụ: sử dụng các cải cách thương mại ngoại sinh như FTA ký kết), difference-in-differences, hoặc regression discontinuity design để ước lượng hiệu ứng nhân quả của quốc tế hóa lên hiệu quả.</w:t>
+      </w:r>
+    </w:p>
+    <w:p>
+      <w:pPr>
+        <w:pStyle w:val="BodyText"/>
+      </w:pPr>
+      <w:r>
+        <w:rPr>
+          <w:bCs/>
+          <w:b/>
+        </w:rPr>
+        <w:t xml:space="preserve">Thứ ba</w:t>
+      </w:r>
+      <w:r>
+        <w:t xml:space="preserve">, mở rộng phân tích FIP tại SIDS với các công cụ đo lường và dữ liệu panel thực sự (theo dõi cùng doanh nghiệp qua nhiều năm) để kiểm định liệu FIP là trạng thái cấu trúc dài hạn hay chỉ là giai đoạn tạm thời khi doanh nghiệp SIDS mới bắt đầu xuất khẩu.</w:t>
+      </w:r>
+    </w:p>
+    <w:p>
+      <w:pPr>
+        <w:pStyle w:val="BodyText"/>
+      </w:pPr>
+      <w:r>
+        <w:rPr>
+          <w:bCs/>
+          <w:b/>
+        </w:rPr>
+        <w:t xml:space="preserve">Thứ tư</w:t>
+      </w:r>
+      <w:r>
+        <w:t xml:space="preserve">, kiểm định vai trò của top manager characteristics (H4, kinh nghiệm, giới tính) trong từng bối cảnh ICRV riêng biệt, đặc biệt trong bối cảnh Emerging và SIDS nơi tầng năng lực và thể chế yếu hơn, liệu đặc điểm nhà quản trị có thể bù đắp một phần cho những thiếu hụt đó không?</w:t>
+      </w:r>
+    </w:p>
+    <w:p>
+      <w:pPr>
+        <w:pStyle w:val="BodyText"/>
+      </w:pPr>
+      <w:r>
+        <w:rPr>
+          <w:bCs/>
+          <w:b/>
+        </w:rPr>
+        <w:t xml:space="preserve">Thứ năm</w:t>
+      </w:r>
+      <w:r>
+        <w:t xml:space="preserve">, khai thác sâu hơn Nhật Bản, nền kinh tế tiên tiến lớn lần đầu được WBES khảo sát năm 2025. Bước đầu tiên đã được thực hiện trong nghiên cứu thành phần P10: trên đợt khảo sát khai mở (N = 2.168), quan hệ I–P tại Nhật gần tuyến tính dương, không có điểm uốn trong miền quan sát, xác nhận dự đoán biên trên của khung ICRV; các bước tiếp theo gồm tích hợp Nhật Bản vào các mô hình điều tiết ba chiều và khai thác các module đặc thù (trường thọ doanh nghiệp, khoảng cách giới trong lãnh đạo) khi có thêm đợt khảo sát thứ hai.</w:t>
+      </w:r>
+    </w:p>
+    <w:p>
+      <w:r>
+        <w:pict>
+          <v:rect style="width:0;height:1.5pt" o:hralign="center" o:hrstd="t" o:hr="t"/>
+        </w:pict>
+      </w:r>
+    </w:p>
+    <w:bookmarkEnd w:id="190"/>
+    <w:bookmarkEnd w:id="191"/>
+    <w:bookmarkStart w:id="196" w:name="kết-luận"/>
+    <w:p>
+      <w:pPr>
+        <w:pStyle w:val="Heading2"/>
+      </w:pPr>
+      <w:r>
+        <w:t xml:space="preserve">5.6 Kết luận</w:t>
+      </w:r>
+    </w:p>
+    <w:bookmarkStart w:id="192" w:name="tổng-kết-chín-nghiên-cứu"/>
+    <w:p>
+      <w:pPr>
+        <w:pStyle w:val="Heading3"/>
+      </w:pPr>
+      <w:r>
+        <w:t xml:space="preserve">5.6.1 Tổng kết chín nghiên cứu</w:t>
+      </w:r>
+    </w:p>
+    <w:p>
+      <w:pPr>
+        <w:pStyle w:val="FirstParagraph"/>
+      </w:pPr>
+      <w:r>
+        <w:t xml:space="preserve">Luận án này được xây dựng trên chín nghiên cứu bổ sung cho nhau, kết hợp bằng chứng từ meta-analysis và phân tích thực nghiệm sơ cấp:</w:t>
+      </w:r>
+    </w:p>
+    <w:p>
+      <w:pPr>
+        <w:numPr>
+          <w:ilvl w:val="0"/>
+          <w:numId w:val="1018"/>
+        </w:numPr>
+      </w:pPr>
+      <w:r>
+        <w:rPr>
+          <w:bCs/>
+          <w:b/>
+        </w:rPr>
         <w:t xml:space="preserve">P1 và P2</w:t>
       </w:r>
       <w:r>
@@ -38992,7 +38987,7 @@
       <w:pPr>
         <w:numPr>
           <w:ilvl w:val="0"/>
-          <w:numId w:val="1017"/>
+          <w:numId w:val="1018"/>
         </w:numPr>
       </w:pPr>
       <w:r>
@@ -39010,7 +39005,7 @@
       <w:pPr>
         <w:numPr>
           <w:ilvl w:val="0"/>
-          <w:numId w:val="1017"/>
+          <w:numId w:val="1018"/>
         </w:numPr>
       </w:pPr>
       <w:r>
@@ -39028,7 +39023,7 @@
       <w:pPr>
         <w:numPr>
           <w:ilvl w:val="0"/>
-          <w:numId w:val="1017"/>
+          <w:numId w:val="1018"/>
         </w:numPr>
       </w:pPr>
       <w:r>
@@ -39101,7 +39096,7 @@
       <w:pPr>
         <w:numPr>
           <w:ilvl w:val="0"/>
-          <w:numId w:val="1017"/>
+          <w:numId w:val="1018"/>
         </w:numPr>
       </w:pPr>
       <w:r>
@@ -39320,7 +39315,7 @@
       <w:pPr>
         <w:numPr>
           <w:ilvl w:val="0"/>
-          <w:numId w:val="1017"/>
+          <w:numId w:val="1018"/>
         </w:numPr>
       </w:pPr>
       <w:r>
@@ -39514,7 +39509,7 @@
       <w:pPr>
         <w:numPr>
           <w:ilvl w:val="0"/>
-          <w:numId w:val="1017"/>
+          <w:numId w:val="1018"/>
         </w:numPr>
       </w:pPr>
       <w:r>
@@ -39637,7 +39632,7 @@
       <w:pPr>
         <w:numPr>
           <w:ilvl w:val="0"/>
-          <w:numId w:val="1017"/>
+          <w:numId w:val="1018"/>
         </w:numPr>
       </w:pPr>
       <w:r>
@@ -46105,473 +46100,52 @@
       <w:pPr>
         <w:numPr>
           <w:ilvl w:val="0"/>
-          <w:numId w:val="1018"/>
-        </w:numPr>
-        <w:pStyle w:val="Compact"/>
-      </w:pPr>
-      <w:r>
-        <w:t xml:space="preserve">Dùng in-text citation theo author–date.</w:t>
-      </w:r>
-    </w:p>
-    <w:p>
-      <w:pPr>
-        <w:numPr>
-          <w:ilvl w:val="0"/>
-          <w:numId w:val="1018"/>
-        </w:numPr>
-        <w:pStyle w:val="Compact"/>
-      </w:pPr>
-      <w:r>
-        <w:t xml:space="preserve">3+ tác giả: dùng</w:t>
-      </w:r>
-      <w:r>
-        <w:t xml:space="preserve"> </w:t>
-      </w:r>
-      <w:r>
-        <w:rPr>
-          <w:iCs/>
-          <w:i/>
-        </w:rPr>
-        <w:t xml:space="preserve">et al.</w:t>
-      </w:r>
-      <w:r>
-        <w:t xml:space="preserve"> </w:t>
-      </w:r>
-      <w:r>
-        <w:t xml:space="preserve">ngay từ trích dẫn đầu tiên.</w:t>
-      </w:r>
-    </w:p>
-    <w:p>
-      <w:pPr>
-        <w:numPr>
-          <w:ilvl w:val="0"/>
-          <w:numId w:val="1018"/>
-        </w:numPr>
-        <w:pStyle w:val="Compact"/>
-      </w:pPr>
-      <w:r>
-        <w:t xml:space="preserve">Trích dẫn công trình của tác giả luận án: dùng suffix năm chuẩn APA 7 —</w:t>
-      </w:r>
-      <w:r>
-        <w:t xml:space="preserve"> </w:t>
-      </w:r>
-      <w:r>
-        <w:t xml:space="preserve">“</w:t>
-      </w:r>
-      <w:r>
-        <w:t xml:space="preserve">Do và Phan (2026a)</w:t>
-      </w:r>
-      <w:r>
-        <w:t xml:space="preserve">”</w:t>
-      </w:r>
-      <w:r>
-        <w:t xml:space="preserve">,</w:t>
-      </w:r>
-      <w:r>
-        <w:t xml:space="preserve"> </w:t>
-      </w:r>
-      <w:r>
-        <w:t xml:space="preserve">“</w:t>
-      </w:r>
-      <w:r>
-        <w:t xml:space="preserve">Do và Phan (2026g)</w:t>
-      </w:r>
-      <w:r>
-        <w:t xml:space="preserve">”</w:t>
-      </w:r>
-      <w:r>
-        <w:t xml:space="preserve">, v.v. (P1=2026a, P2=2026g, P3=2026e, P5=2026f, P6=2026c, P7=2026d, P8=2026b; P4=Mar et al., 2026).</w:t>
-      </w:r>
-    </w:p>
-    <w:p>
-      <w:pPr>
-        <w:numPr>
-          <w:ilvl w:val="0"/>
-          <w:numId w:val="1018"/>
-        </w:numPr>
-        <w:pStyle w:val="Compact"/>
-      </w:pPr>
-      <w:r>
-        <w:t xml:space="preserve">Trích dẫn báo cáo quốc tế thường niên: dùng dạng</w:t>
-      </w:r>
-      <w:r>
-        <w:t xml:space="preserve"> </w:t>
-      </w:r>
-      <w:r>
-        <w:t xml:space="preserve">“</w:t>
-      </w:r>
-      <w:r>
-        <w:t xml:space="preserve">IMF (2026, April)</w:t>
-      </w:r>
-      <w:r>
-        <w:t xml:space="preserve">”</w:t>
-      </w:r>
-      <w:r>
-        <w:t xml:space="preserve"> </w:t>
-      </w:r>
-      <w:r>
-        <w:t xml:space="preserve">hoặc</w:t>
-      </w:r>
-      <w:r>
-        <w:t xml:space="preserve"> </w:t>
-      </w:r>
-      <w:r>
-        <w:t xml:space="preserve">“</w:t>
-      </w:r>
-      <w:r>
-        <w:t xml:space="preserve">ADB (2026, April)</w:t>
-      </w:r>
-      <w:r>
-        <w:t xml:space="preserve">”</w:t>
-      </w:r>
-      <w:r>
-        <w:t xml:space="preserve">.</w:t>
-      </w:r>
-    </w:p>
-    <w:p>
-      <w:pPr>
-        <w:numPr>
-          <w:ilvl w:val="0"/>
-          <w:numId w:val="1018"/>
-        </w:numPr>
-        <w:pStyle w:val="Compact"/>
-      </w:pPr>
-      <w:r>
-        <w:rPr>
-          <w:bCs/>
-          <w:b/>
-        </w:rPr>
-        <w:t xml:space="preserve">Trích dẫn ADB Vietnam Outlook 2026 (v2.5)</w:t>
-      </w:r>
-      <w:r>
-        <w:t xml:space="preserve">: dùng dạng</w:t>
-      </w:r>
-      <w:r>
-        <w:t xml:space="preserve"> </w:t>
-      </w:r>
-      <w:r>
-        <w:t xml:space="preserve">“</w:t>
-      </w:r>
-      <w:r>
-        <w:t xml:space="preserve">ADB (2026, April — Vietnam Outlook)</w:t>
-      </w:r>
-      <w:r>
-        <w:t xml:space="preserve">”</w:t>
-      </w:r>
-      <w:r>
-        <w:t xml:space="preserve"> </w:t>
-      </w:r>
-      <w:r>
-        <w:t xml:space="preserve">để phân biệt với ADO April 2026 cùng năm.</w:t>
-      </w:r>
-    </w:p>
-    <w:p>
-      <w:pPr>
-        <w:numPr>
-          <w:ilvl w:val="0"/>
-          <w:numId w:val="1018"/>
-        </w:numPr>
-        <w:pStyle w:val="Compact"/>
-      </w:pPr>
-      <w:r>
-        <w:rPr>
-          <w:bCs/>
-          <w:b/>
-        </w:rPr>
-        <w:t xml:space="preserve">Trích dẫn IFC Blueprint (v2.5)</w:t>
-      </w:r>
-      <w:r>
-        <w:t xml:space="preserve">: dùng dạng</w:t>
-      </w:r>
-      <w:r>
-        <w:t xml:space="preserve"> </w:t>
-      </w:r>
-      <w:r>
-        <w:t xml:space="preserve">“</w:t>
-      </w:r>
-      <w:r>
-        <w:t xml:space="preserve">IFC (n.d. — PSD Blueprint)</w:t>
-      </w:r>
-      <w:r>
-        <w:t xml:space="preserve">”</w:t>
-      </w:r>
-      <w:r>
-        <w:t xml:space="preserve"> </w:t>
-      </w:r>
-      <w:r>
-        <w:t xml:space="preserve">hoặc</w:t>
-      </w:r>
-      <w:r>
-        <w:t xml:space="preserve"> </w:t>
-      </w:r>
-      <w:r>
-        <w:t xml:space="preserve">“</w:t>
-      </w:r>
-      <w:r>
-        <w:t xml:space="preserve">IFC (Private Sector Development Blueprint)</w:t>
-      </w:r>
-      <w:r>
-        <w:t xml:space="preserve">”</w:t>
-      </w:r>
-      <w:r>
-        <w:t xml:space="preserve"> </w:t>
-      </w:r>
-      <w:r>
-        <w:t xml:space="preserve">cho rõ.</w:t>
-      </w:r>
-    </w:p>
-    <w:p>
-      <w:pPr>
-        <w:numPr>
-          <w:ilvl w:val="0"/>
-          <w:numId w:val="1018"/>
-        </w:numPr>
-        <w:pStyle w:val="Compact"/>
-      </w:pPr>
-      <w:r>
-        <w:rPr>
-          <w:bCs/>
-          <w:b/>
-        </w:rPr>
-        <w:t xml:space="preserve">Trích dẫn WB FY26 classification (v2.5)</w:t>
-      </w:r>
-      <w:r>
-        <w:t xml:space="preserve">: dùng dạng</w:t>
-      </w:r>
-      <w:r>
-        <w:t xml:space="preserve"> </w:t>
-      </w:r>
-      <w:r>
-        <w:t xml:space="preserve">“</w:t>
-      </w:r>
-      <w:r>
-        <w:t xml:space="preserve">World Bank (2025 — FY26)</w:t>
-      </w:r>
-      <w:r>
-        <w:t xml:space="preserve">”</w:t>
-      </w:r>
-      <w:r>
-        <w:t xml:space="preserve"> </w:t>
-      </w:r>
-      <w:r>
-        <w:t xml:space="preserve">để phân biệt với các tài liệu World Bank khác cùng năm.</w:t>
-      </w:r>
-    </w:p>
-    <w:p>
-      <w:pPr>
-        <w:numPr>
-          <w:ilvl w:val="0"/>
-          <w:numId w:val="1018"/>
-        </w:numPr>
-        <w:pStyle w:val="Compact"/>
-      </w:pPr>
-      <w:r>
-        <w:rPr>
-          <w:bCs/>
-          <w:b/>
-        </w:rPr>
-        <w:t xml:space="preserve">Trích dẫn WB WBES indicators Vietnamese (v2.5)</w:t>
-      </w:r>
-      <w:r>
-        <w:t xml:space="preserve">: dùng dạng</w:t>
-      </w:r>
-      <w:r>
-        <w:t xml:space="preserve"> </w:t>
-      </w:r>
-      <w:r>
-        <w:t xml:space="preserve">“</w:t>
-      </w:r>
-      <w:r>
-        <w:t xml:space="preserve">World Bank (n.d. — Vietnamese Indicators Summary)</w:t>
-      </w:r>
-      <w:r>
-        <w:t xml:space="preserve">”</w:t>
-      </w:r>
-      <w:r>
-        <w:t xml:space="preserve">.</w:t>
-      </w:r>
-    </w:p>
-    <w:p>
-      <w:pPr>
-        <w:numPr>
-          <w:ilvl w:val="0"/>
-          <w:numId w:val="1018"/>
-        </w:numPr>
-        <w:pStyle w:val="Compact"/>
-      </w:pPr>
-      <w:r>
-        <w:rPr>
-          <w:bCs/>
-          <w:b/>
-        </w:rPr>
-        <w:t xml:space="preserve">Trích dẫn academic GSJ papers (v2.3)</w:t>
-      </w:r>
-      <w:r>
-        <w:t xml:space="preserve">:</w:t>
-      </w:r>
-      <w:r>
-        <w:t xml:space="preserve"> </w:t>
-      </w:r>
-      <w:r>
-        <w:t xml:space="preserve">“</w:t>
-      </w:r>
-      <w:r>
-        <w:t xml:space="preserve">Xu (2024)</w:t>
-      </w:r>
-      <w:r>
-        <w:t xml:space="preserve">”</w:t>
-      </w:r>
-      <w:r>
-        <w:t xml:space="preserve"> </w:t>
-      </w:r>
-      <w:r>
-        <w:t xml:space="preserve">và</w:t>
-      </w:r>
-      <w:r>
-        <w:t xml:space="preserve"> </w:t>
-      </w:r>
-      <w:r>
-        <w:t xml:space="preserve">“</w:t>
-      </w:r>
-      <w:r>
-        <w:t xml:space="preserve">Kafouros et al. (2023)</w:t>
-      </w:r>
-      <w:r>
-        <w:t xml:space="preserve">”</w:t>
-      </w:r>
-      <w:r>
-        <w:t xml:space="preserve">.</w:t>
-      </w:r>
-    </w:p>
-    <w:p>
-      <w:pPr>
-        <w:numPr>
-          <w:ilvl w:val="0"/>
-          <w:numId w:val="1018"/>
-        </w:numPr>
-        <w:pStyle w:val="Compact"/>
-      </w:pPr>
-      <w:r>
-        <w:rPr>
-          <w:bCs/>
-          <w:b/>
-        </w:rPr>
-        <w:t xml:space="preserve">Trích dẫn JIBS editorials (v2.4)</w:t>
-      </w:r>
-      <w:r>
-        <w:t xml:space="preserve">:</w:t>
-      </w:r>
-      <w:r>
-        <w:t xml:space="preserve"> </w:t>
-      </w:r>
-      <w:r>
-        <w:t xml:space="preserve">“</w:t>
-      </w:r>
-      <w:r>
-        <w:t xml:space="preserve">Bello &amp; Kostova (2012)</w:t>
-      </w:r>
-      <w:r>
-        <w:t xml:space="preserve">”</w:t>
-      </w:r>
-      <w:r>
-        <w:t xml:space="preserve"> </w:t>
-      </w:r>
-      <w:r>
-        <w:t xml:space="preserve">và</w:t>
-      </w:r>
-      <w:r>
-        <w:t xml:space="preserve"> </w:t>
-      </w:r>
-      <w:r>
-        <w:t xml:space="preserve">“</w:t>
-      </w:r>
-      <w:r>
-        <w:t xml:space="preserve">Meyer et al. (2017)</w:t>
-      </w:r>
-      <w:r>
-        <w:t xml:space="preserve">”</w:t>
-      </w:r>
-      <w:r>
-        <w:t xml:space="preserve">.</w:t>
-      </w:r>
-    </w:p>
-    <w:p>
-      <w:pPr>
-        <w:numPr>
-          <w:ilvl w:val="0"/>
-          <w:numId w:val="1018"/>
-        </w:numPr>
-        <w:pStyle w:val="Compact"/>
-      </w:pPr>
-      <w:r>
-        <w:rPr>
-          <w:bCs/>
-          <w:b/>
-        </w:rPr>
-        <w:t xml:space="preserve">Trích dẫn Section P — Data360 Atlas (v2.6)</w:t>
-      </w:r>
-      <w:r>
-        <w:t xml:space="preserve">:</w:t>
-      </w:r>
-    </w:p>
-    <w:p>
-      <w:pPr>
-        <w:numPr>
-          <w:ilvl w:val="1"/>
           <w:numId w:val="1019"/>
         </w:numPr>
         <w:pStyle w:val="Compact"/>
       </w:pPr>
       <w:r>
-        <w:t xml:space="preserve">Internet access story:</w:t>
-      </w:r>
-      <w:r>
-        <w:t xml:space="preserve"> </w:t>
-      </w:r>
-      <w:r>
-        <w:t xml:space="preserve">“</w:t>
-      </w:r>
-      <w:r>
-        <w:t xml:space="preserve">Pirlea &amp; Corso (2026)</w:t>
-      </w:r>
-      <w:r>
-        <w:t xml:space="preserve">”</w:t>
+        <w:t xml:space="preserve">Dùng in-text citation theo author–date.</w:t>
       </w:r>
     </w:p>
     <w:p>
       <w:pPr>
         <w:numPr>
-          <w:ilvl w:val="1"/>
+          <w:ilvl w:val="0"/>
           <w:numId w:val="1019"/>
         </w:numPr>
         <w:pStyle w:val="Compact"/>
       </w:pPr>
       <w:r>
-        <w:t xml:space="preserve">AI inequality story:</w:t>
-      </w:r>
-      <w:r>
-        <w:t xml:space="preserve"> </w:t>
-      </w:r>
-      <w:r>
-        <w:t xml:space="preserve">“</w:t>
-      </w:r>
-      <w:r>
-        <w:t xml:space="preserve">Mahler, Wang &amp; Weber (2026)</w:t>
-      </w:r>
-      <w:r>
-        <w:t xml:space="preserve">”</w:t>
+        <w:t xml:space="preserve">3+ tác giả: dùng</w:t>
+      </w:r>
+      <w:r>
+        <w:t xml:space="preserve"> </w:t>
+      </w:r>
+      <w:r>
+        <w:rPr>
+          <w:iCs/>
+          <w:i/>
+        </w:rPr>
+        <w:t xml:space="preserve">et al.</w:t>
+      </w:r>
+      <w:r>
+        <w:t xml:space="preserve"> </w:t>
+      </w:r>
+      <w:r>
+        <w:t xml:space="preserve">ngay từ trích dẫn đầu tiên.</w:t>
       </w:r>
     </w:p>
     <w:p>
       <w:pPr>
         <w:numPr>
-          <w:ilvl w:val="1"/>
+          <w:ilvl w:val="0"/>
           <w:numId w:val="1019"/>
         </w:numPr>
         <w:pStyle w:val="Compact"/>
       </w:pPr>
       <w:r>
-        <w:t xml:space="preserve">Atlas overview/statistics:</w:t>
+        <w:t xml:space="preserve">Trích dẫn công trình của tác giả luận án: dùng suffix năm chuẩn APA 7 —</w:t>
       </w:r>
       <w:r>
         <w:t xml:space="preserve"> </w:t>
@@ -46580,22 +46154,40 @@
         <w:t xml:space="preserve">“</w:t>
       </w:r>
       <w:r>
-        <w:t xml:space="preserve">Pirlea et al. (2026 — Atlas)</w:t>
+        <w:t xml:space="preserve">Do và Phan (2026a)</w:t>
       </w:r>
       <w:r>
         <w:t xml:space="preserve">”</w:t>
       </w:r>
+      <w:r>
+        <w:t xml:space="preserve">,</w:t>
+      </w:r>
+      <w:r>
+        <w:t xml:space="preserve"> </w:t>
+      </w:r>
+      <w:r>
+        <w:t xml:space="preserve">“</w:t>
+      </w:r>
+      <w:r>
+        <w:t xml:space="preserve">Do và Phan (2026g)</w:t>
+      </w:r>
+      <w:r>
+        <w:t xml:space="preserve">”</w:t>
+      </w:r>
+      <w:r>
+        <w:t xml:space="preserve">, v.v. (P1=2026a, P2=2026g, P3=2026e, P5=2026f, P6=2026c, P7=2026d, P8=2026b; P4=Mar et al., 2026).</w:t>
+      </w:r>
     </w:p>
     <w:p>
       <w:pPr>
         <w:numPr>
-          <w:ilvl w:val="1"/>
+          <w:ilvl w:val="0"/>
           <w:numId w:val="1019"/>
         </w:numPr>
         <w:pStyle w:val="Compact"/>
       </w:pPr>
       <w:r>
-        <w:t xml:space="preserve">Commodity markets blog:</w:t>
+        <w:t xml:space="preserve">Trích dẫn báo cáo quốc tế thường niên: dùng dạng</w:t>
       </w:r>
       <w:r>
         <w:t xml:space="preserve"> </w:t>
@@ -46604,22 +46196,50 @@
         <w:t xml:space="preserve">“</w:t>
       </w:r>
       <w:r>
-        <w:t xml:space="preserve">Agnolucci, Kenworthy &amp; Kose (2026)</w:t>
+        <w:t xml:space="preserve">IMF (2026, April)</w:t>
       </w:r>
       <w:r>
         <w:t xml:space="preserve">”</w:t>
       </w:r>
+      <w:r>
+        <w:t xml:space="preserve"> </w:t>
+      </w:r>
+      <w:r>
+        <w:t xml:space="preserve">hoặc</w:t>
+      </w:r>
+      <w:r>
+        <w:t xml:space="preserve"> </w:t>
+      </w:r>
+      <w:r>
+        <w:t xml:space="preserve">“</w:t>
+      </w:r>
+      <w:r>
+        <w:t xml:space="preserve">ADB (2026, April)</w:t>
+      </w:r>
+      <w:r>
+        <w:t xml:space="preserve">”</w:t>
+      </w:r>
+      <w:r>
+        <w:t xml:space="preserve">.</w:t>
+      </w:r>
     </w:p>
     <w:p>
       <w:pPr>
         <w:numPr>
-          <w:ilvl w:val="1"/>
+          <w:ilvl w:val="0"/>
           <w:numId w:val="1019"/>
         </w:numPr>
         <w:pStyle w:val="Compact"/>
       </w:pPr>
       <w:r>
-        <w:t xml:space="preserve">AI financial supervision G20:</w:t>
+        <w:rPr>
+          <w:bCs/>
+          <w:b/>
+        </w:rPr>
+        <w:t xml:space="preserve">Trích dẫn ADB Vietnam Outlook 2026 (v2.5)</w:t>
+      </w:r>
+      <w:r>
+        <w:t xml:space="preserve">: dùng dạng</w:t>
       </w:r>
       <w:r>
         <w:t xml:space="preserve"> </w:t>
@@ -46628,17 +46248,23 @@
         <w:t xml:space="preserve">“</w:t>
       </w:r>
       <w:r>
-        <w:t xml:space="preserve">Boeddu et al. (2025)</w:t>
+        <w:t xml:space="preserve">ADB (2026, April — Vietnam Outlook)</w:t>
       </w:r>
       <w:r>
         <w:t xml:space="preserve">”</w:t>
+      </w:r>
+      <w:r>
+        <w:t xml:space="preserve"> </w:t>
+      </w:r>
+      <w:r>
+        <w:t xml:space="preserve">để phân biệt với ADO April 2026 cùng năm.</w:t>
       </w:r>
     </w:p>
     <w:p>
       <w:pPr>
         <w:numPr>
           <w:ilvl w:val="0"/>
-          <w:numId w:val="1018"/>
+          <w:numId w:val="1019"/>
         </w:numPr>
         <w:pStyle w:val="Compact"/>
       </w:pPr>
@@ -46647,10 +46273,10 @@
           <w:bCs/>
           <w:b/>
         </w:rPr>
-        <w:t xml:space="preserve">Trích dẫn classical theory (v2.4)</w:t>
-      </w:r>
-      <w:r>
-        <w:t xml:space="preserve">:</w:t>
+        <w:t xml:space="preserve">Trích dẫn IFC Blueprint (v2.5)</w:t>
+      </w:r>
+      <w:r>
+        <w:t xml:space="preserve">: dùng dạng</w:t>
       </w:r>
       <w:r>
         <w:t xml:space="preserve"> </w:t>
@@ -46659,13 +46285,16 @@
         <w:t xml:space="preserve">“</w:t>
       </w:r>
       <w:r>
-        <w:t xml:space="preserve">Dunning (1988)</w:t>
+        <w:t xml:space="preserve">IFC (n.d. — PSD Blueprint)</w:t>
       </w:r>
       <w:r>
         <w:t xml:space="preserve">”</w:t>
       </w:r>
       <w:r>
-        <w:t xml:space="preserve">,</w:t>
+        <w:t xml:space="preserve"> </w:t>
+      </w:r>
+      <w:r>
+        <w:t xml:space="preserve">hoặc</w:t>
       </w:r>
       <w:r>
         <w:t xml:space="preserve"> </w:t>
@@ -46674,35 +46303,23 @@
         <w:t xml:space="preserve">“</w:t>
       </w:r>
       <w:r>
-        <w:t xml:space="preserve">Williamson (2000)</w:t>
+        <w:t xml:space="preserve">IFC (Private Sector Development Blueprint)</w:t>
       </w:r>
       <w:r>
         <w:t xml:space="preserve">”</w:t>
       </w:r>
       <w:r>
-        <w:t xml:space="preserve">,</w:t>
-      </w:r>
-      <w:r>
-        <w:t xml:space="preserve"> </w:t>
-      </w:r>
-      <w:r>
-        <w:t xml:space="preserve">“</w:t>
-      </w:r>
-      <w:r>
-        <w:t xml:space="preserve">Aguinis, Hill &amp; Bailey (2019)</w:t>
-      </w:r>
-      <w:r>
-        <w:t xml:space="preserve">”</w:t>
-      </w:r>
-      <w:r>
-        <w:t xml:space="preserve">.</w:t>
+        <w:t xml:space="preserve"> </w:t>
+      </w:r>
+      <w:r>
+        <w:t xml:space="preserve">cho rõ.</w:t>
       </w:r>
     </w:p>
     <w:p>
       <w:pPr>
         <w:numPr>
           <w:ilvl w:val="0"/>
-          <w:numId w:val="1018"/>
+          <w:numId w:val="1019"/>
         </w:numPr>
         <w:pStyle w:val="Compact"/>
       </w:pPr>
@@ -46711,7 +46328,182 @@
           <w:bCs/>
           <w:b/>
         </w:rPr>
-        <w:t xml:space="preserve">Trích dẫn Section Q — Singapore ecosystem (v2.7)</w:t>
+        <w:t xml:space="preserve">Trích dẫn WB FY26 classification (v2.5)</w:t>
+      </w:r>
+      <w:r>
+        <w:t xml:space="preserve">: dùng dạng</w:t>
+      </w:r>
+      <w:r>
+        <w:t xml:space="preserve"> </w:t>
+      </w:r>
+      <w:r>
+        <w:t xml:space="preserve">“</w:t>
+      </w:r>
+      <w:r>
+        <w:t xml:space="preserve">World Bank (2025 — FY26)</w:t>
+      </w:r>
+      <w:r>
+        <w:t xml:space="preserve">”</w:t>
+      </w:r>
+      <w:r>
+        <w:t xml:space="preserve"> </w:t>
+      </w:r>
+      <w:r>
+        <w:t xml:space="preserve">để phân biệt với các tài liệu World Bank khác cùng năm.</w:t>
+      </w:r>
+    </w:p>
+    <w:p>
+      <w:pPr>
+        <w:numPr>
+          <w:ilvl w:val="0"/>
+          <w:numId w:val="1019"/>
+        </w:numPr>
+        <w:pStyle w:val="Compact"/>
+      </w:pPr>
+      <w:r>
+        <w:rPr>
+          <w:bCs/>
+          <w:b/>
+        </w:rPr>
+        <w:t xml:space="preserve">Trích dẫn WB WBES indicators Vietnamese (v2.5)</w:t>
+      </w:r>
+      <w:r>
+        <w:t xml:space="preserve">: dùng dạng</w:t>
+      </w:r>
+      <w:r>
+        <w:t xml:space="preserve"> </w:t>
+      </w:r>
+      <w:r>
+        <w:t xml:space="preserve">“</w:t>
+      </w:r>
+      <w:r>
+        <w:t xml:space="preserve">World Bank (n.d. — Vietnamese Indicators Summary)</w:t>
+      </w:r>
+      <w:r>
+        <w:t xml:space="preserve">”</w:t>
+      </w:r>
+      <w:r>
+        <w:t xml:space="preserve">.</w:t>
+      </w:r>
+    </w:p>
+    <w:p>
+      <w:pPr>
+        <w:numPr>
+          <w:ilvl w:val="0"/>
+          <w:numId w:val="1019"/>
+        </w:numPr>
+        <w:pStyle w:val="Compact"/>
+      </w:pPr>
+      <w:r>
+        <w:rPr>
+          <w:bCs/>
+          <w:b/>
+        </w:rPr>
+        <w:t xml:space="preserve">Trích dẫn academic GSJ papers (v2.3)</w:t>
+      </w:r>
+      <w:r>
+        <w:t xml:space="preserve">:</w:t>
+      </w:r>
+      <w:r>
+        <w:t xml:space="preserve"> </w:t>
+      </w:r>
+      <w:r>
+        <w:t xml:space="preserve">“</w:t>
+      </w:r>
+      <w:r>
+        <w:t xml:space="preserve">Xu (2024)</w:t>
+      </w:r>
+      <w:r>
+        <w:t xml:space="preserve">”</w:t>
+      </w:r>
+      <w:r>
+        <w:t xml:space="preserve"> </w:t>
+      </w:r>
+      <w:r>
+        <w:t xml:space="preserve">và</w:t>
+      </w:r>
+      <w:r>
+        <w:t xml:space="preserve"> </w:t>
+      </w:r>
+      <w:r>
+        <w:t xml:space="preserve">“</w:t>
+      </w:r>
+      <w:r>
+        <w:t xml:space="preserve">Kafouros et al. (2023)</w:t>
+      </w:r>
+      <w:r>
+        <w:t xml:space="preserve">”</w:t>
+      </w:r>
+      <w:r>
+        <w:t xml:space="preserve">.</w:t>
+      </w:r>
+    </w:p>
+    <w:p>
+      <w:pPr>
+        <w:numPr>
+          <w:ilvl w:val="0"/>
+          <w:numId w:val="1019"/>
+        </w:numPr>
+        <w:pStyle w:val="Compact"/>
+      </w:pPr>
+      <w:r>
+        <w:rPr>
+          <w:bCs/>
+          <w:b/>
+        </w:rPr>
+        <w:t xml:space="preserve">Trích dẫn JIBS editorials (v2.4)</w:t>
+      </w:r>
+      <w:r>
+        <w:t xml:space="preserve">:</w:t>
+      </w:r>
+      <w:r>
+        <w:t xml:space="preserve"> </w:t>
+      </w:r>
+      <w:r>
+        <w:t xml:space="preserve">“</w:t>
+      </w:r>
+      <w:r>
+        <w:t xml:space="preserve">Bello &amp; Kostova (2012)</w:t>
+      </w:r>
+      <w:r>
+        <w:t xml:space="preserve">”</w:t>
+      </w:r>
+      <w:r>
+        <w:t xml:space="preserve"> </w:t>
+      </w:r>
+      <w:r>
+        <w:t xml:space="preserve">và</w:t>
+      </w:r>
+      <w:r>
+        <w:t xml:space="preserve"> </w:t>
+      </w:r>
+      <w:r>
+        <w:t xml:space="preserve">“</w:t>
+      </w:r>
+      <w:r>
+        <w:t xml:space="preserve">Meyer et al. (2017)</w:t>
+      </w:r>
+      <w:r>
+        <w:t xml:space="preserve">”</w:t>
+      </w:r>
+      <w:r>
+        <w:t xml:space="preserve">.</w:t>
+      </w:r>
+    </w:p>
+    <w:p>
+      <w:pPr>
+        <w:numPr>
+          <w:ilvl w:val="0"/>
+          <w:numId w:val="1019"/>
+        </w:numPr>
+        <w:pStyle w:val="Compact"/>
+      </w:pPr>
+      <w:r>
+        <w:rPr>
+          <w:bCs/>
+          <w:b/>
+        </w:rPr>
+        <w:t xml:space="preserve">Trích dẫn Section P — Data360 Atlas (v2.6)</w:t>
       </w:r>
       <w:r>
         <w:t xml:space="preserve">:</w:t>
@@ -46726,7 +46518,7 @@
         <w:pStyle w:val="Compact"/>
       </w:pPr>
       <w:r>
-        <w:t xml:space="preserve">SWITCH 2025:</w:t>
+        <w:t xml:space="preserve">Internet access story:</w:t>
       </w:r>
       <w:r>
         <w:t xml:space="preserve"> </w:t>
@@ -46735,7 +46527,7 @@
         <w:t xml:space="preserve">“</w:t>
       </w:r>
       <w:r>
-        <w:t xml:space="preserve">Enterprise Singapore (2025)</w:t>
+        <w:t xml:space="preserve">Pirlea &amp; Corso (2026)</w:t>
       </w:r>
       <w:r>
         <w:t xml:space="preserve">”</w:t>
@@ -46750,7 +46542,7 @@
         <w:pStyle w:val="Compact"/>
       </w:pPr>
       <w:r>
-        <w:t xml:space="preserve">Digital government rankings:</w:t>
+        <w:t xml:space="preserve">AI inequality story:</w:t>
       </w:r>
       <w:r>
         <w:t xml:space="preserve"> </w:t>
@@ -46759,7 +46551,7 @@
         <w:t xml:space="preserve">“</w:t>
       </w:r>
       <w:r>
-        <w:t xml:space="preserve">GovTech Singapore (2024)</w:t>
+        <w:t xml:space="preserve">Mahler, Wang &amp; Weber (2026)</w:t>
       </w:r>
       <w:r>
         <w:t xml:space="preserve">”</w:t>
@@ -46774,7 +46566,7 @@
         <w:pStyle w:val="Compact"/>
       </w:pPr>
       <w:r>
-        <w:t xml:space="preserve">ATxSG summit:</w:t>
+        <w:t xml:space="preserve">Atlas overview/statistics:</w:t>
       </w:r>
       <w:r>
         <w:t xml:space="preserve"> </w:t>
@@ -46783,7 +46575,7 @@
         <w:t xml:space="preserve">“</w:t>
       </w:r>
       <w:r>
-        <w:t xml:space="preserve">IMDA (2025)</w:t>
+        <w:t xml:space="preserve">Pirlea et al. (2026 — Atlas)</w:t>
       </w:r>
       <w:r>
         <w:t xml:space="preserve">”</w:t>
@@ -46798,7 +46590,7 @@
         <w:pStyle w:val="Compact"/>
       </w:pPr>
       <w:r>
-        <w:t xml:space="preserve">Startup ecosystem rank:</w:t>
+        <w:t xml:space="preserve">Commodity markets blog:</w:t>
       </w:r>
       <w:r>
         <w:t xml:space="preserve"> </w:t>
@@ -46807,16 +46599,22 @@
         <w:t xml:space="preserve">“</w:t>
       </w:r>
       <w:r>
-        <w:t xml:space="preserve">StartupBlink (2025)</w:t>
+        <w:t xml:space="preserve">Agnolucci, Kenworthy &amp; Kose (2026)</w:t>
       </w:r>
       <w:r>
         <w:t xml:space="preserve">”</w:t>
       </w:r>
-      <w:r>
-        <w:t xml:space="preserve"> </w:t>
-      </w:r>
-      <w:r>
-        <w:t xml:space="preserve">or</w:t>
+    </w:p>
+    <w:p>
+      <w:pPr>
+        <w:numPr>
+          <w:ilvl w:val="1"/>
+          <w:numId w:val="1020"/>
+        </w:numPr>
+        <w:pStyle w:val="Compact"/>
+      </w:pPr>
+      <w:r>
+        <w:t xml:space="preserve">AI financial supervision G20:</w:t>
       </w:r>
       <w:r>
         <w:t xml:space="preserve"> </w:t>
@@ -46825,23 +46623,17 @@
         <w:t xml:space="preserve">“</w:t>
       </w:r>
       <w:r>
-        <w:t xml:space="preserve">StartupBlink (2026)</w:t>
+        <w:t xml:space="preserve">Boeddu et al. (2025)</w:t>
       </w:r>
       <w:r>
         <w:t xml:space="preserve">”</w:t>
-      </w:r>
-      <w:r>
-        <w:t xml:space="preserve"> </w:t>
-      </w:r>
-      <w:r>
-        <w:t xml:space="preserve">(specify year for disambiguation)</w:t>
       </w:r>
     </w:p>
     <w:p>
       <w:pPr>
         <w:numPr>
           <w:ilvl w:val="0"/>
-          <w:numId w:val="1018"/>
+          <w:numId w:val="1019"/>
         </w:numPr>
         <w:pStyle w:val="Compact"/>
       </w:pPr>
@@ -46850,7 +46642,71 @@
           <w:bCs/>
           <w:b/>
         </w:rPr>
-        <w:t xml:space="preserve">Trích dẫn Section T — WB Working Papers 2015/2026 (v2.9)</w:t>
+        <w:t xml:space="preserve">Trích dẫn classical theory (v2.4)</w:t>
+      </w:r>
+      <w:r>
+        <w:t xml:space="preserve">:</w:t>
+      </w:r>
+      <w:r>
+        <w:t xml:space="preserve"> </w:t>
+      </w:r>
+      <w:r>
+        <w:t xml:space="preserve">“</w:t>
+      </w:r>
+      <w:r>
+        <w:t xml:space="preserve">Dunning (1988)</w:t>
+      </w:r>
+      <w:r>
+        <w:t xml:space="preserve">”</w:t>
+      </w:r>
+      <w:r>
+        <w:t xml:space="preserve">,</w:t>
+      </w:r>
+      <w:r>
+        <w:t xml:space="preserve"> </w:t>
+      </w:r>
+      <w:r>
+        <w:t xml:space="preserve">“</w:t>
+      </w:r>
+      <w:r>
+        <w:t xml:space="preserve">Williamson (2000)</w:t>
+      </w:r>
+      <w:r>
+        <w:t xml:space="preserve">”</w:t>
+      </w:r>
+      <w:r>
+        <w:t xml:space="preserve">,</w:t>
+      </w:r>
+      <w:r>
+        <w:t xml:space="preserve"> </w:t>
+      </w:r>
+      <w:r>
+        <w:t xml:space="preserve">“</w:t>
+      </w:r>
+      <w:r>
+        <w:t xml:space="preserve">Aguinis, Hill &amp; Bailey (2019)</w:t>
+      </w:r>
+      <w:r>
+        <w:t xml:space="preserve">”</w:t>
+      </w:r>
+      <w:r>
+        <w:t xml:space="preserve">.</w:t>
+      </w:r>
+    </w:p>
+    <w:p>
+      <w:pPr>
+        <w:numPr>
+          <w:ilvl w:val="0"/>
+          <w:numId w:val="1019"/>
+        </w:numPr>
+        <w:pStyle w:val="Compact"/>
+      </w:pPr>
+      <w:r>
+        <w:rPr>
+          <w:bCs/>
+          <w:b/>
+        </w:rPr>
+        <w:t xml:space="preserve">Trích dẫn Section Q — Singapore ecosystem (v2.7)</w:t>
       </w:r>
       <w:r>
         <w:t xml:space="preserve">:</w:t>
@@ -46865,7 +46721,7 @@
         <w:pStyle w:val="Compact"/>
       </w:pPr>
       <w:r>
-        <w:t xml:space="preserve">Vietnam firm LP + export demand:</w:t>
+        <w:t xml:space="preserve">SWITCH 2025:</w:t>
       </w:r>
       <w:r>
         <w:t xml:space="preserve"> </w:t>
@@ -46874,16 +46730,10 @@
         <w:t xml:space="preserve">“</w:t>
       </w:r>
       <w:r>
-        <w:t xml:space="preserve">Agarwal, Barattieri, &amp; Mattoo (2026)</w:t>
+        <w:t xml:space="preserve">Enterprise Singapore (2025)</w:t>
       </w:r>
       <w:r>
         <w:t xml:space="preserve">”</w:t>
-      </w:r>
-      <w:r>
-        <w:t xml:space="preserve"> </w:t>
-      </w:r>
-      <w:r>
-        <w:t xml:space="preserve">[WPS11352]</w:t>
       </w:r>
     </w:p>
     <w:p>
@@ -46895,7 +46745,7 @@
         <w:pStyle w:val="Compact"/>
       </w:pPr>
       <w:r>
-        <w:t xml:space="preserve">Vietnam trade liberalization → productivity:</w:t>
+        <w:t xml:space="preserve">Digital government rankings:</w:t>
       </w:r>
       <w:r>
         <w:t xml:space="preserve"> </w:t>
@@ -46904,16 +46754,10 @@
         <w:t xml:space="preserve">“</w:t>
       </w:r>
       <w:r>
-        <w:t xml:space="preserve">Barattieri, Mattoo, &amp; Signoret (2026)</w:t>
+        <w:t xml:space="preserve">GovTech Singapore (2024)</w:t>
       </w:r>
       <w:r>
         <w:t xml:space="preserve">”</w:t>
-      </w:r>
-      <w:r>
-        <w:t xml:space="preserve"> </w:t>
-      </w:r>
-      <w:r>
-        <w:t xml:space="preserve">[WPS11354]</w:t>
       </w:r>
     </w:p>
     <w:p>
@@ -46925,7 +46769,7 @@
         <w:pStyle w:val="Compact"/>
       </w:pPr>
       <w:r>
-        <w:t xml:space="preserve">Electricity &amp; firm performance 183 countries:</w:t>
+        <w:t xml:space="preserve">ATxSG summit:</w:t>
       </w:r>
       <w:r>
         <w:t xml:space="preserve"> </w:t>
@@ -46934,16 +46778,10 @@
         <w:t xml:space="preserve">“</w:t>
       </w:r>
       <w:r>
-        <w:t xml:space="preserve">Geginat &amp; Ramalho (2015)</w:t>
+        <w:t xml:space="preserve">IMDA (2025)</w:t>
       </w:r>
       <w:r>
         <w:t xml:space="preserve">”</w:t>
-      </w:r>
-      <w:r>
-        <w:t xml:space="preserve"> </w:t>
-      </w:r>
-      <w:r>
-        <w:t xml:space="preserve">[WPS7460]</w:t>
       </w:r>
     </w:p>
     <w:p>
@@ -46955,7 +46793,7 @@
         <w:pStyle w:val="Compact"/>
       </w:pPr>
       <w:r>
-        <w:t xml:space="preserve">Institutional capacity framework:</w:t>
+        <w:t xml:space="preserve">Startup ecosystem rank:</w:t>
       </w:r>
       <w:r>
         <w:t xml:space="preserve"> </w:t>
@@ -46964,7 +46802,7 @@
         <w:t xml:space="preserve">“</w:t>
       </w:r>
       <w:r>
-        <w:t xml:space="preserve">Kim, Kumar, Ramalho, &amp; Russell (2026)</w:t>
+        <w:t xml:space="preserve">StartupBlink (2025)</w:t>
       </w:r>
       <w:r>
         <w:t xml:space="preserve">”</w:t>
@@ -46973,174 +46811,331 @@
         <w:t xml:space="preserve"> </w:t>
       </w:r>
       <w:r>
-        <w:t xml:space="preserve">[WPS11279]</w:t>
+        <w:t xml:space="preserve">or</w:t>
+      </w:r>
+      <w:r>
+        <w:t xml:space="preserve"> </w:t>
+      </w:r>
+      <w:r>
+        <w:t xml:space="preserve">“</w:t>
+      </w:r>
+      <w:r>
+        <w:t xml:space="preserve">StartupBlink (2026)</w:t>
+      </w:r>
+      <w:r>
+        <w:t xml:space="preserve">”</w:t>
+      </w:r>
+      <w:r>
+        <w:t xml:space="preserve"> </w:t>
+      </w:r>
+      <w:r>
+        <w:t xml:space="preserve">(specify year for disambiguation)</w:t>
+      </w:r>
+    </w:p>
+    <w:p>
+      <w:pPr>
+        <w:numPr>
+          <w:ilvl w:val="0"/>
+          <w:numId w:val="1019"/>
+        </w:numPr>
+        <w:pStyle w:val="Compact"/>
+      </w:pPr>
+      <w:r>
+        <w:rPr>
+          <w:bCs/>
+          <w:b/>
+        </w:rPr>
+        <w:t xml:space="preserve">Trích dẫn Section T — WB Working Papers 2015/2026 (v2.9)</w:t>
+      </w:r>
+      <w:r>
+        <w:t xml:space="preserve">:</w:t>
       </w:r>
     </w:p>
     <w:p>
       <w:pPr>
         <w:numPr>
           <w:ilvl w:val="1"/>
-          <w:numId w:val="1021"/>
-        </w:numPr>
-        <w:pStyle w:val="Compact"/>
-      </w:pPr>
-      <w:r>
-        <w:t xml:space="preserve">World slowest development 75 years:</w:t>
-      </w:r>
-      <w:r>
-        <w:t xml:space="preserve"> </w:t>
-      </w:r>
-      <w:r>
-        <w:rPr>
-          <w:bCs/>
-          <w:b/>
-        </w:rPr>
-        <w:t xml:space="preserve">“</w:t>
-      </w:r>
-      <w:r>
-        <w:rPr>
-          <w:bCs/>
-          <w:b/>
-        </w:rPr>
-        <w:t xml:space="preserve">Mahler et al. (2026b)</w:t>
-      </w:r>
-      <w:r>
-        <w:rPr>
-          <w:bCs/>
-          <w:b/>
-        </w:rPr>
-        <w:t xml:space="preserve">”</w:t>
-      </w:r>
-      <w:r>
-        <w:t xml:space="preserve"> </w:t>
-      </w:r>
-      <w:r>
-        <w:t xml:space="preserve">[WPS11350] —</w:t>
-      </w:r>
-      <w:r>
-        <w:t xml:space="preserve"> </w:t>
-      </w:r>
-      <w:r>
-        <w:rPr>
-          <w:bCs/>
-          <w:b/>
-        </w:rPr>
-        <w:t xml:space="preserve">b suffix</w:t>
-      </w:r>
-      <w:r>
-        <w:t xml:space="preserve"> </w:t>
-      </w:r>
-      <w:r>
-        <w:t xml:space="preserve">phân biệt với</w:t>
-      </w:r>
-      <w:r>
-        <w:t xml:space="preserve"> </w:t>
-      </w:r>
-      <w:r>
-        <w:t xml:space="preserve">“</w:t>
-      </w:r>
-      <w:r>
-        <w:t xml:space="preserve">Mahler, Wang &amp; Weber (2026)</w:t>
-      </w:r>
-      <w:r>
-        <w:t xml:space="preserve">”</w:t>
-      </w:r>
-      <w:r>
-        <w:t xml:space="preserve"> </w:t>
-      </w:r>
-      <w:r>
-        <w:t xml:space="preserve">[Atlas chapter, Section P]</w:t>
-      </w:r>
-    </w:p>
-    <w:bookmarkEnd w:id="218"/>
-    <w:bookmarkStart w:id="219" w:name="khi-nộp-bản-cuối"/>
-    <w:p>
-      <w:pPr>
-        <w:pStyle w:val="Heading3"/>
-      </w:pPr>
-      <w:r>
-        <w:t xml:space="preserve">Khi nộp bản cuối</w:t>
-      </w:r>
-    </w:p>
-    <w:p>
-      <w:pPr>
-        <w:numPr>
-          <w:ilvl w:val="0"/>
           <w:numId w:val="1022"/>
         </w:numPr>
         <w:pStyle w:val="Compact"/>
       </w:pPr>
       <w:r>
-        <w:t xml:space="preserve">Xác minh DOI trên Crossref hoặc trang publisher cho các entry không quen thuộc.</w:t>
+        <w:t xml:space="preserve">Vietnam firm LP + export demand:</w:t>
+      </w:r>
+      <w:r>
+        <w:t xml:space="preserve"> </w:t>
+      </w:r>
+      <w:r>
+        <w:t xml:space="preserve">“</w:t>
+      </w:r>
+      <w:r>
+        <w:t xml:space="preserve">Agarwal, Barattieri, &amp; Mattoo (2026)</w:t>
+      </w:r>
+      <w:r>
+        <w:t xml:space="preserve">”</w:t>
+      </w:r>
+      <w:r>
+        <w:t xml:space="preserve"> </w:t>
+      </w:r>
+      <w:r>
+        <w:t xml:space="preserve">[WPS11352]</w:t>
       </w:r>
     </w:p>
     <w:p>
       <w:pPr>
         <w:numPr>
-          <w:ilvl w:val="0"/>
+          <w:ilvl w:val="1"/>
           <w:numId w:val="1022"/>
         </w:numPr>
         <w:pStyle w:val="Compact"/>
       </w:pPr>
       <w:r>
-        <w:t xml:space="preserve">Kiểm tra nhất quán italic và punctuation theo APA 7th.</w:t>
+        <w:t xml:space="preserve">Vietnam trade liberalization → productivity:</w:t>
+      </w:r>
+      <w:r>
+        <w:t xml:space="preserve"> </w:t>
+      </w:r>
+      <w:r>
+        <w:t xml:space="preserve">“</w:t>
+      </w:r>
+      <w:r>
+        <w:t xml:space="preserve">Barattieri, Mattoo, &amp; Signoret (2026)</w:t>
+      </w:r>
+      <w:r>
+        <w:t xml:space="preserve">”</w:t>
+      </w:r>
+      <w:r>
+        <w:t xml:space="preserve"> </w:t>
+      </w:r>
+      <w:r>
+        <w:t xml:space="preserve">[WPS11354]</w:t>
       </w:r>
     </w:p>
     <w:p>
       <w:pPr>
         <w:numPr>
-          <w:ilvl w:val="0"/>
+          <w:ilvl w:val="1"/>
           <w:numId w:val="1022"/>
         </w:numPr>
         <w:pStyle w:val="Compact"/>
       </w:pPr>
       <w:r>
-        <w:t xml:space="preserve">Yang et al. (2025) JBR: hiện chưa verify được volume/pages — cần kiểm tra Crossref hoặc loại bỏ.</w:t>
+        <w:t xml:space="preserve">Electricity &amp; firm performance 183 countries:</w:t>
+      </w:r>
+      <w:r>
+        <w:t xml:space="preserve"> </w:t>
+      </w:r>
+      <w:r>
+        <w:t xml:space="preserve">“</w:t>
+      </w:r>
+      <w:r>
+        <w:t xml:space="preserve">Geginat &amp; Ramalho (2015)</w:t>
+      </w:r>
+      <w:r>
+        <w:t xml:space="preserve">”</w:t>
+      </w:r>
+      <w:r>
+        <w:t xml:space="preserve"> </w:t>
+      </w:r>
+      <w:r>
+        <w:t xml:space="preserve">[WPS7460]</w:t>
       </w:r>
     </w:p>
     <w:p>
       <w:pPr>
         <w:numPr>
-          <w:ilvl w:val="0"/>
+          <w:ilvl w:val="1"/>
           <w:numId w:val="1022"/>
         </w:numPr>
         <w:pStyle w:val="Compact"/>
       </w:pPr>
       <w:r>
-        <w:rPr>
-          <w:bCs/>
-          <w:b/>
-        </w:rPr>
-        <w:t xml:space="preserve">Verified DOIs (v2.3)</w:t>
-      </w:r>
-      <w:r>
-        <w:t xml:space="preserve">: Xu (2024) GSJ DOI 10.1002/gsj.1510; Kafouros et al. (2023) GSJ DOI 10.1002/gsj.1479; Mardones-Ibáñez (2025) SAGE Open DOI 10.1177/21582440251335079; Al-Najjar et al. (2025) IJHRM DOI 10.1080/09585192.2025.2550765.</w:t>
+        <w:t xml:space="preserve">Institutional capacity framework:</w:t>
+      </w:r>
+      <w:r>
+        <w:t xml:space="preserve"> </w:t>
+      </w:r>
+      <w:r>
+        <w:t xml:space="preserve">“</w:t>
+      </w:r>
+      <w:r>
+        <w:t xml:space="preserve">Kim, Kumar, Ramalho, &amp; Russell (2026)</w:t>
+      </w:r>
+      <w:r>
+        <w:t xml:space="preserve">”</w:t>
+      </w:r>
+      <w:r>
+        <w:t xml:space="preserve"> </w:t>
+      </w:r>
+      <w:r>
+        <w:t xml:space="preserve">[WPS11279]</w:t>
       </w:r>
     </w:p>
     <w:p>
       <w:pPr>
         <w:numPr>
-          <w:ilvl w:val="0"/>
+          <w:ilvl w:val="1"/>
           <w:numId w:val="1022"/>
         </w:numPr>
         <w:pStyle w:val="Compact"/>
       </w:pPr>
       <w:r>
+        <w:t xml:space="preserve">World slowest development 75 years:</w:t>
+      </w:r>
+      <w:r>
+        <w:t xml:space="preserve"> </w:t>
+      </w:r>
+      <w:r>
         <w:rPr>
           <w:bCs/>
           <w:b/>
         </w:rPr>
-        <w:t xml:space="preserve">Verified DOIs (v2.4)</w:t>
-      </w:r>
-      <w:r>
-        <w:t xml:space="preserve">: Bello &amp; Kostova (2012) JIBS DOI 10.1057/jibs.2012.14; Meyer et al. (2017) JIBS DOI 10.1057/s41267-017-0078-8; Dunning (1988) JIBS DOI 10.1057/palgrave.jibs.8490372; Williamson (2000) JEL DOI 10.1257/jel.38.3.595; Aguinis, Hill &amp; Bailey (2019) ORM DOI 10.1177/1094428119836485; Malerba &amp; Orsenigo (1995) Cambridge JoE DOI 10.1093/oxfordjournals.cje.a035301.</w:t>
+        <w:t xml:space="preserve">“</w:t>
+      </w:r>
+      <w:r>
+        <w:rPr>
+          <w:bCs/>
+          <w:b/>
+        </w:rPr>
+        <w:t xml:space="preserve">Mahler et al. (2026b)</w:t>
+      </w:r>
+      <w:r>
+        <w:rPr>
+          <w:bCs/>
+          <w:b/>
+        </w:rPr>
+        <w:t xml:space="preserve">”</w:t>
+      </w:r>
+      <w:r>
+        <w:t xml:space="preserve"> </w:t>
+      </w:r>
+      <w:r>
+        <w:t xml:space="preserve">[WPS11350] —</w:t>
+      </w:r>
+      <w:r>
+        <w:t xml:space="preserve"> </w:t>
+      </w:r>
+      <w:r>
+        <w:rPr>
+          <w:bCs/>
+          <w:b/>
+        </w:rPr>
+        <w:t xml:space="preserve">b suffix</w:t>
+      </w:r>
+      <w:r>
+        <w:t xml:space="preserve"> </w:t>
+      </w:r>
+      <w:r>
+        <w:t xml:space="preserve">phân biệt với</w:t>
+      </w:r>
+      <w:r>
+        <w:t xml:space="preserve"> </w:t>
+      </w:r>
+      <w:r>
+        <w:t xml:space="preserve">“</w:t>
+      </w:r>
+      <w:r>
+        <w:t xml:space="preserve">Mahler, Wang &amp; Weber (2026)</w:t>
+      </w:r>
+      <w:r>
+        <w:t xml:space="preserve">”</w:t>
+      </w:r>
+      <w:r>
+        <w:t xml:space="preserve"> </w:t>
+      </w:r>
+      <w:r>
+        <w:t xml:space="preserve">[Atlas chapter, Section P]</w:t>
+      </w:r>
+    </w:p>
+    <w:bookmarkEnd w:id="218"/>
+    <w:bookmarkStart w:id="219" w:name="khi-nộp-bản-cuối"/>
+    <w:p>
+      <w:pPr>
+        <w:pStyle w:val="Heading3"/>
+      </w:pPr>
+      <w:r>
+        <w:t xml:space="preserve">Khi nộp bản cuối</w:t>
       </w:r>
     </w:p>
     <w:p>
       <w:pPr>
         <w:numPr>
           <w:ilvl w:val="0"/>
-          <w:numId w:val="1022"/>
+          <w:numId w:val="1023"/>
+        </w:numPr>
+        <w:pStyle w:val="Compact"/>
+      </w:pPr>
+      <w:r>
+        <w:t xml:space="preserve">Xác minh DOI trên Crossref hoặc trang publisher cho các entry không quen thuộc.</w:t>
+      </w:r>
+    </w:p>
+    <w:p>
+      <w:pPr>
+        <w:numPr>
+          <w:ilvl w:val="0"/>
+          <w:numId w:val="1023"/>
+        </w:numPr>
+        <w:pStyle w:val="Compact"/>
+      </w:pPr>
+      <w:r>
+        <w:t xml:space="preserve">Kiểm tra nhất quán italic và punctuation theo APA 7th.</w:t>
+      </w:r>
+    </w:p>
+    <w:p>
+      <w:pPr>
+        <w:numPr>
+          <w:ilvl w:val="0"/>
+          <w:numId w:val="1023"/>
+        </w:numPr>
+        <w:pStyle w:val="Compact"/>
+      </w:pPr>
+      <w:r>
+        <w:t xml:space="preserve">Yang et al. (2025) JBR: hiện chưa verify được volume/pages — cần kiểm tra Crossref hoặc loại bỏ.</w:t>
+      </w:r>
+    </w:p>
+    <w:p>
+      <w:pPr>
+        <w:numPr>
+          <w:ilvl w:val="0"/>
+          <w:numId w:val="1023"/>
+        </w:numPr>
+        <w:pStyle w:val="Compact"/>
+      </w:pPr>
+      <w:r>
+        <w:rPr>
+          <w:bCs/>
+          <w:b/>
+        </w:rPr>
+        <w:t xml:space="preserve">Verified DOIs (v2.3)</w:t>
+      </w:r>
+      <w:r>
+        <w:t xml:space="preserve">: Xu (2024) GSJ DOI 10.1002/gsj.1510; Kafouros et al. (2023) GSJ DOI 10.1002/gsj.1479; Mardones-Ibáñez (2025) SAGE Open DOI 10.1177/21582440251335079; Al-Najjar et al. (2025) IJHRM DOI 10.1080/09585192.2025.2550765.</w:t>
+      </w:r>
+    </w:p>
+    <w:p>
+      <w:pPr>
+        <w:numPr>
+          <w:ilvl w:val="0"/>
+          <w:numId w:val="1023"/>
+        </w:numPr>
+        <w:pStyle w:val="Compact"/>
+      </w:pPr>
+      <w:r>
+        <w:rPr>
+          <w:bCs/>
+          <w:b/>
+        </w:rPr>
+        <w:t xml:space="preserve">Verified DOIs (v2.4)</w:t>
+      </w:r>
+      <w:r>
+        <w:t xml:space="preserve">: Bello &amp; Kostova (2012) JIBS DOI 10.1057/jibs.2012.14; Meyer et al. (2017) JIBS DOI 10.1057/s41267-017-0078-8; Dunning (1988) JIBS DOI 10.1057/palgrave.jibs.8490372; Williamson (2000) JEL DOI 10.1257/jel.38.3.595; Aguinis, Hill &amp; Bailey (2019) ORM DOI 10.1177/1094428119836485; Malerba &amp; Orsenigo (1995) Cambridge JoE DOI 10.1093/oxfordjournals.cje.a035301.</w:t>
+      </w:r>
+    </w:p>
+    <w:p>
+      <w:pPr>
+        <w:numPr>
+          <w:ilvl w:val="0"/>
+          <w:numId w:val="1023"/>
         </w:numPr>
         <w:pStyle w:val="Compact"/>
       </w:pPr>
@@ -52724,7 +52719,7 @@
       <w:pPr>
         <w:numPr>
           <w:ilvl w:val="0"/>
-          <w:numId w:val="1023"/>
+          <w:numId w:val="1024"/>
         </w:numPr>
         <w:pStyle w:val="Compact"/>
       </w:pPr>
@@ -52843,7 +52838,7 @@
       <w:pPr>
         <w:numPr>
           <w:ilvl w:val="0"/>
-          <w:numId w:val="1023"/>
+          <w:numId w:val="1024"/>
         </w:numPr>
         <w:pStyle w:val="Compact"/>
       </w:pPr>
@@ -52886,202 +52881,6 @@
       </w:r>
       <w:r>
         <w:t xml:space="preserve">, giới hạn miền [0, 100]. Doanh nghiệp không xuất khẩu nhận giá trị FSTS = 0 (giá trị hợp lệ, không phải khuyết).</w:t>
-      </w:r>
-    </w:p>
-    <w:p>
-      <w:pPr>
-        <w:numPr>
-          <w:ilvl w:val="0"/>
-          <w:numId w:val="1023"/>
-        </w:numPr>
-        <w:pStyle w:val="Compact"/>
-      </w:pPr>
-      <w:r>
-        <w:rPr>
-          <w:bCs/>
-          <w:b/>
-        </w:rPr>
-        <w:t xml:space="preserve">Năng lực công nghệ (TCI) và chấp nhận số (DAI):</w:t>
-      </w:r>
-      <w:r>
-        <w:t xml:space="preserve"> </w:t>
-      </w:r>
-      <w:r>
-        <w:t xml:space="preserve">xây dựng từ các chỉ báo nhị phân (chứng nhận chất lượng quốc tế</w:t>
-      </w:r>
-      <w:r>
-        <w:t xml:space="preserve"> </w:t>
-      </w:r>
-      <w:r>
-        <w:rPr>
-          <w:rStyle w:val="VerbatimChar"/>
-        </w:rPr>
-        <w:t xml:space="preserve">b8</w:t>
-      </w:r>
-      <w:r>
-        <w:t xml:space="preserve">; công nghệ nước ngoài cấp phép; website</w:t>
-      </w:r>
-      <w:r>
-        <w:t xml:space="preserve"> </w:t>
-      </w:r>
-      <w:r>
-        <w:rPr>
-          <w:rStyle w:val="VerbatimChar"/>
-        </w:rPr>
-        <w:t xml:space="preserve">c22b</w:t>
-      </w:r>
-      <w:r>
-        <w:t xml:space="preserve">; email; thanh toán điện tử), tách biệt theo lập luận thuần khiết cấu trúc (construct purity) ở §2.1.3 và Coltman et al. (2008).</w:t>
-      </w:r>
-    </w:p>
-    <w:p>
-      <w:pPr>
-        <w:numPr>
-          <w:ilvl w:val="0"/>
-          <w:numId w:val="1023"/>
-        </w:numPr>
-        <w:pStyle w:val="Compact"/>
-      </w:pPr>
-      <w:r>
-        <w:rPr>
-          <w:bCs/>
-          <w:b/>
-        </w:rPr>
-        <w:t xml:space="preserve">Biến kiểm soát:</w:t>
-      </w:r>
-      <w:r>
-        <w:t xml:space="preserve"> </w:t>
-      </w:r>
-      <w:r>
-        <w:t xml:space="preserve">tuổi doanh nghiệp (từ</w:t>
-      </w:r>
-      <w:r>
-        <w:t xml:space="preserve"> </w:t>
-      </w:r>
-      <w:r>
-        <w:rPr>
-          <w:rStyle w:val="VerbatimChar"/>
-        </w:rPr>
-        <w:t xml:space="preserve">b5</w:t>
-      </w:r>
-      <w:r>
-        <w:t xml:space="preserve">), quy mô (log lao động), sở hữu nước ngoài, đặc điểm nhà quản trị, ngành ISIC.</w:t>
-      </w:r>
-    </w:p>
-    <w:bookmarkEnd w:id="238"/>
-    <w:bookmarkStart w:id="239" w:name="X416f14599a376c8f9173525fa72cdada272c4e0"/>
-    <w:p>
-      <w:pPr>
-        <w:pStyle w:val="Heading2"/>
-      </w:pPr>
-      <w:r>
-        <w:t xml:space="preserve">A.5 Xử lý tính so sánh tiền tệ: vấn đề và giải pháp</w:t>
-      </w:r>
-    </w:p>
-    <w:p>
-      <w:pPr>
-        <w:pStyle w:val="FirstParagraph"/>
-      </w:pPr>
-      <w:r>
-        <w:t xml:space="preserve">Một mối đe dọa hiệu lực (validity threat) đặc thù của pool đa quốc gia là</w:t>
-      </w:r>
-      <w:r>
-        <w:t xml:space="preserve"> </w:t>
-      </w:r>
-      <w:r>
-        <w:rPr>
-          <w:bCs/>
-          <w:b/>
-        </w:rPr>
-        <w:t xml:space="preserve">năng suất lao</w:t>
-      </w:r>
-      <w:r>
-        <w:rPr>
-          <w:bCs/>
-          <w:b/>
-        </w:rPr>
-        <w:t xml:space="preserve"> </w:t>
-      </w:r>
-      <w:r>
-        <w:rPr>
-          <w:bCs/>
-          <w:b/>
-        </w:rPr>
-        <w:t xml:space="preserve">động thô được biểu thị bằng nội tệ khác nhau</w:t>
-      </w:r>
-      <w:r>
-        <w:t xml:space="preserve"> </w:t>
-      </w:r>
-      <w:r>
-        <w:t xml:space="preserve">(ví dụ doanh thu/lao động của Việt Nam tính</w:t>
-      </w:r>
-      <w:r>
-        <w:t xml:space="preserve"> </w:t>
-      </w:r>
-      <w:r>
-        <w:t xml:space="preserve">bằng VND, của Singapore bằng SGD), khiến</w:t>
-      </w:r>
-      <w:r>
-        <w:t xml:space="preserve"> </w:t>
-      </w:r>
-      <w:r>
-        <w:rPr>
-          <w:bCs/>
-          <w:b/>
-        </w:rPr>
-        <w:t xml:space="preserve">mức</w:t>
-      </w:r>
-      <w:r>
-        <w:t xml:space="preserve"> </w:t>
-      </w:r>
-      <w:r>
-        <w:t xml:space="preserve">năng suất</w:t>
-      </w:r>
-      <w:r>
-        <w:t xml:space="preserve"> </w:t>
-      </w:r>
-      <w:r>
-        <w:rPr>
-          <w:bCs/>
-          <w:b/>
-        </w:rPr>
-        <w:t xml:space="preserve">không so sánh trực tiếp</w:t>
-      </w:r>
-      <w:r>
-        <w:t xml:space="preserve"> </w:t>
-      </w:r>
-      <w:r>
-        <w:t xml:space="preserve">giữa</w:t>
-      </w:r>
-      <w:r>
-        <w:t xml:space="preserve"> </w:t>
-      </w:r>
-      <w:r>
-        <w:t xml:space="preserve">các nước, một dạng</w:t>
-      </w:r>
-      <w:r>
-        <w:t xml:space="preserve"> </w:t>
-      </w:r>
-      <w:r>
-        <w:t xml:space="preserve">“</w:t>
-      </w:r>
-      <w:r>
-        <w:t xml:space="preserve">ảo ảnh tiền tệ</w:t>
-      </w:r>
-      <w:r>
-        <w:t xml:space="preserve">”</w:t>
-      </w:r>
-      <w:r>
-        <w:t xml:space="preserve"> </w:t>
-      </w:r>
-      <w:r>
-        <w:t xml:space="preserve">(currency artefact). Luận án xử lý vấn đề này theo hai</w:t>
-      </w:r>
-      <w:r>
-        <w:t xml:space="preserve"> </w:t>
-      </w:r>
-      <w:r>
-        <w:t xml:space="preserve">lớp bổ trợ:</w:t>
       </w:r>
     </w:p>
     <w:p>
@@ -53097,53 +52896,37 @@
           <w:bCs/>
           <w:b/>
         </w:rPr>
-        <w:t xml:space="preserve">Chuẩn hóa within country–year:</w:t>
-      </w:r>
-      <w:r>
-        <w:t xml:space="preserve"> </w:t>
-      </w:r>
-      <w:r>
-        <w:t xml:space="preserve">năng suất lao động được chuẩn hóa z (trừ trung bình,</w:t>
-      </w:r>
-      <w:r>
-        <w:t xml:space="preserve"> </w:t>
-      </w:r>
-      <w:r>
-        <w:t xml:space="preserve">chia độ lệch chuẩn)</w:t>
-      </w:r>
-      <w:r>
-        <w:t xml:space="preserve"> </w:t>
-      </w:r>
-      <w:r>
-        <w:rPr>
-          <w:bCs/>
-          <w:b/>
-        </w:rPr>
-        <w:t xml:space="preserve">trong từng cặp nền kinh tế × năm</w:t>
-      </w:r>
-      <w:r>
-        <w:t xml:space="preserve"> </w:t>
-      </w:r>
-      <w:r>
-        <w:t xml:space="preserve">trước khi gộp, đưa mọi quan sát</w:t>
-      </w:r>
-      <w:r>
-        <w:t xml:space="preserve"> </w:t>
-      </w:r>
-      <w:r>
-        <w:t xml:space="preserve">về cùng thang vị thế tương đối trong phân phối nội bộ nước–năm. Phép biến đổi này loại bỏ</w:t>
-      </w:r>
-      <w:r>
-        <w:t xml:space="preserve"> </w:t>
-      </w:r>
-      <w:r>
-        <w:t xml:space="preserve">khác biệt đơn vị tiền tệ và mặt bằng giá, đồng thời bảo toàn cấu trúc biến thiên bên trong</w:t>
-      </w:r>
-      <w:r>
-        <w:t xml:space="preserve"> </w:t>
-      </w:r>
-      <w:r>
-        <w:t xml:space="preserve">mỗi nước (nơi nhận dạng quan hệ I–P diễn ra).</w:t>
+        <w:t xml:space="preserve">Năng lực công nghệ (TCI) và chấp nhận số (DAI):</w:t>
+      </w:r>
+      <w:r>
+        <w:t xml:space="preserve"> </w:t>
+      </w:r>
+      <w:r>
+        <w:t xml:space="preserve">xây dựng từ các chỉ báo nhị phân (chứng nhận chất lượng quốc tế</w:t>
+      </w:r>
+      <w:r>
+        <w:t xml:space="preserve"> </w:t>
+      </w:r>
+      <w:r>
+        <w:rPr>
+          <w:rStyle w:val="VerbatimChar"/>
+        </w:rPr>
+        <w:t xml:space="preserve">b8</w:t>
+      </w:r>
+      <w:r>
+        <w:t xml:space="preserve">; công nghệ nước ngoài cấp phép; website</w:t>
+      </w:r>
+      <w:r>
+        <w:t xml:space="preserve"> </w:t>
+      </w:r>
+      <w:r>
+        <w:rPr>
+          <w:rStyle w:val="VerbatimChar"/>
+        </w:rPr>
+        <w:t xml:space="preserve">c22b</w:t>
+      </w:r>
+      <w:r>
+        <w:t xml:space="preserve">; email; thanh toán điện tử), tách biệt theo lập luận thuần khiết cấu trúc (construct purity) ở §2.1.3 và Coltman et al. (2008).</w:t>
       </w:r>
     </w:p>
     <w:p>
@@ -53151,6 +52934,218 @@
         <w:numPr>
           <w:ilvl w:val="0"/>
           <w:numId w:val="1024"/>
+        </w:numPr>
+        <w:pStyle w:val="Compact"/>
+      </w:pPr>
+      <w:r>
+        <w:rPr>
+          <w:bCs/>
+          <w:b/>
+        </w:rPr>
+        <w:t xml:space="preserve">Biến kiểm soát:</w:t>
+      </w:r>
+      <w:r>
+        <w:t xml:space="preserve"> </w:t>
+      </w:r>
+      <w:r>
+        <w:t xml:space="preserve">tuổi doanh nghiệp (từ</w:t>
+      </w:r>
+      <w:r>
+        <w:t xml:space="preserve"> </w:t>
+      </w:r>
+      <w:r>
+        <w:rPr>
+          <w:rStyle w:val="VerbatimChar"/>
+        </w:rPr>
+        <w:t xml:space="preserve">b5</w:t>
+      </w:r>
+      <w:r>
+        <w:t xml:space="preserve">), quy mô (log lao động), sở hữu nước ngoài, đặc điểm nhà quản trị, ngành ISIC.</w:t>
+      </w:r>
+    </w:p>
+    <w:bookmarkEnd w:id="238"/>
+    <w:bookmarkStart w:id="239" w:name="X416f14599a376c8f9173525fa72cdada272c4e0"/>
+    <w:p>
+      <w:pPr>
+        <w:pStyle w:val="Heading2"/>
+      </w:pPr>
+      <w:r>
+        <w:t xml:space="preserve">A.5 Xử lý tính so sánh tiền tệ: vấn đề và giải pháp</w:t>
+      </w:r>
+    </w:p>
+    <w:p>
+      <w:pPr>
+        <w:pStyle w:val="FirstParagraph"/>
+      </w:pPr>
+      <w:r>
+        <w:t xml:space="preserve">Một mối đe dọa hiệu lực (validity threat) đặc thù của pool đa quốc gia là</w:t>
+      </w:r>
+      <w:r>
+        <w:t xml:space="preserve"> </w:t>
+      </w:r>
+      <w:r>
+        <w:rPr>
+          <w:bCs/>
+          <w:b/>
+        </w:rPr>
+        <w:t xml:space="preserve">năng suất lao</w:t>
+      </w:r>
+      <w:r>
+        <w:rPr>
+          <w:bCs/>
+          <w:b/>
+        </w:rPr>
+        <w:t xml:space="preserve"> </w:t>
+      </w:r>
+      <w:r>
+        <w:rPr>
+          <w:bCs/>
+          <w:b/>
+        </w:rPr>
+        <w:t xml:space="preserve">động thô được biểu thị bằng nội tệ khác nhau</w:t>
+      </w:r>
+      <w:r>
+        <w:t xml:space="preserve"> </w:t>
+      </w:r>
+      <w:r>
+        <w:t xml:space="preserve">(ví dụ doanh thu/lao động của Việt Nam tính</w:t>
+      </w:r>
+      <w:r>
+        <w:t xml:space="preserve"> </w:t>
+      </w:r>
+      <w:r>
+        <w:t xml:space="preserve">bằng VND, của Singapore bằng SGD), khiến</w:t>
+      </w:r>
+      <w:r>
+        <w:t xml:space="preserve"> </w:t>
+      </w:r>
+      <w:r>
+        <w:rPr>
+          <w:bCs/>
+          <w:b/>
+        </w:rPr>
+        <w:t xml:space="preserve">mức</w:t>
+      </w:r>
+      <w:r>
+        <w:t xml:space="preserve"> </w:t>
+      </w:r>
+      <w:r>
+        <w:t xml:space="preserve">năng suất</w:t>
+      </w:r>
+      <w:r>
+        <w:t xml:space="preserve"> </w:t>
+      </w:r>
+      <w:r>
+        <w:rPr>
+          <w:bCs/>
+          <w:b/>
+        </w:rPr>
+        <w:t xml:space="preserve">không so sánh trực tiếp</w:t>
+      </w:r>
+      <w:r>
+        <w:t xml:space="preserve"> </w:t>
+      </w:r>
+      <w:r>
+        <w:t xml:space="preserve">giữa</w:t>
+      </w:r>
+      <w:r>
+        <w:t xml:space="preserve"> </w:t>
+      </w:r>
+      <w:r>
+        <w:t xml:space="preserve">các nước, một dạng</w:t>
+      </w:r>
+      <w:r>
+        <w:t xml:space="preserve"> </w:t>
+      </w:r>
+      <w:r>
+        <w:t xml:space="preserve">“</w:t>
+      </w:r>
+      <w:r>
+        <w:t xml:space="preserve">ảo ảnh tiền tệ</w:t>
+      </w:r>
+      <w:r>
+        <w:t xml:space="preserve">”</w:t>
+      </w:r>
+      <w:r>
+        <w:t xml:space="preserve"> </w:t>
+      </w:r>
+      <w:r>
+        <w:t xml:space="preserve">(currency artefact). Luận án xử lý vấn đề này theo hai</w:t>
+      </w:r>
+      <w:r>
+        <w:t xml:space="preserve"> </w:t>
+      </w:r>
+      <w:r>
+        <w:t xml:space="preserve">lớp bổ trợ:</w:t>
+      </w:r>
+    </w:p>
+    <w:p>
+      <w:pPr>
+        <w:numPr>
+          <w:ilvl w:val="0"/>
+          <w:numId w:val="1025"/>
+        </w:numPr>
+        <w:pStyle w:val="Compact"/>
+      </w:pPr>
+      <w:r>
+        <w:rPr>
+          <w:bCs/>
+          <w:b/>
+        </w:rPr>
+        <w:t xml:space="preserve">Chuẩn hóa within country–year:</w:t>
+      </w:r>
+      <w:r>
+        <w:t xml:space="preserve"> </w:t>
+      </w:r>
+      <w:r>
+        <w:t xml:space="preserve">năng suất lao động được chuẩn hóa z (trừ trung bình,</w:t>
+      </w:r>
+      <w:r>
+        <w:t xml:space="preserve"> </w:t>
+      </w:r>
+      <w:r>
+        <w:t xml:space="preserve">chia độ lệch chuẩn)</w:t>
+      </w:r>
+      <w:r>
+        <w:t xml:space="preserve"> </w:t>
+      </w:r>
+      <w:r>
+        <w:rPr>
+          <w:bCs/>
+          <w:b/>
+        </w:rPr>
+        <w:t xml:space="preserve">trong từng cặp nền kinh tế × năm</w:t>
+      </w:r>
+      <w:r>
+        <w:t xml:space="preserve"> </w:t>
+      </w:r>
+      <w:r>
+        <w:t xml:space="preserve">trước khi gộp, đưa mọi quan sát</w:t>
+      </w:r>
+      <w:r>
+        <w:t xml:space="preserve"> </w:t>
+      </w:r>
+      <w:r>
+        <w:t xml:space="preserve">về cùng thang vị thế tương đối trong phân phối nội bộ nước–năm. Phép biến đổi này loại bỏ</w:t>
+      </w:r>
+      <w:r>
+        <w:t xml:space="preserve"> </w:t>
+      </w:r>
+      <w:r>
+        <w:t xml:space="preserve">khác biệt đơn vị tiền tệ và mặt bằng giá, đồng thời bảo toàn cấu trúc biến thiên bên trong</w:t>
+      </w:r>
+      <w:r>
+        <w:t xml:space="preserve"> </w:t>
+      </w:r>
+      <w:r>
+        <w:t xml:space="preserve">mỗi nước (nơi nhận dạng quan hệ I–P diễn ra).</w:t>
+      </w:r>
+    </w:p>
+    <w:p>
+      <w:pPr>
+        <w:numPr>
+          <w:ilvl w:val="0"/>
+          <w:numId w:val="1025"/>
         </w:numPr>
         <w:pStyle w:val="Compact"/>
       </w:pPr>
@@ -54917,6 +54912,9 @@
     <w:abstractNumId w:val="991"/>
   </w:num>
   <w:num w:numId="1024">
+    <w:abstractNumId w:val="991"/>
+  </w:num>
+  <w:num w:numId="1025">
     <w:abstractNumId w:val="99411"/>
     <w:lvlOverride w:ilvl="0">
       <w:startOverride w:val="1"/>

--- a/dist/luan_an_ctu/LUAN_AN_FULL_vi.docx
+++ b/dist/luan_an_ctu/LUAN_AN_FULL_vi.docx
@@ -6821,7 +6821,22 @@
         <w:pStyle w:val="FirstParagraph"/>
       </w:pPr>
       <w:r>
-        <w:t xml:space="preserve">Bộ mục chính xác của mỗi nghiên cứu thành phần được nêu lại trong bảng định nghĩa biến của nghiên cứu đó (§3.4.5) và Phụ lục A; khác biệt giữa thin và full phản ánh ràng buộc khả dụng dữ liệu khách quan, không phải lựa chọn tùy ý. Vì các mục là chỉ báo nhị phân của cùng một construct formative (năng lực công nghệ), hai biến thể tương quan cao và cho kết luận điều tiết nhất quán về dấu; phần độ vững (§3.5.1) kiểm tra độ nhạy của kết quả với lựa chọn biến thể. (Lưu ý đối chiếu: phần mô tả TCI trong một số bản thảo bài báo đồng hành cần được rà soát để đồng nhất bộ mục với khung này và với mã ước lượng thực tế.)</w:t>
+        <w:t xml:space="preserve">Bộ mục chính xác của mỗi nghiên cứu thành phần được nêu lại trong bảng định nghĩa biến của nghiên cứu đó (§3.4.5) và Phụ lục A; khác biệt giữa thin và full phản ánh ràng buộc khả dụng dữ liệu khách quan, không phải lựa chọn tùy ý. Vì các mục là chỉ báo nhị phân của cùng một construct formative (năng lực công nghệ), hai biến thể tương quan cao và cho kết luận điều tiết nhất quán về dấu; phần độ vững (§3.5.1) kiểm tra độ nhạy của kết quả với lựa chọn biến thể. Bộ mục TCI của nghiên cứu đa quốc gia (P7) đã được đối chiếu trực tiếp với mã xây dựng dữ liệu thực tế (pipeline raw WBES 50 nền kinh tế, gồm Nhật Bản 2025): biến</w:t>
+      </w:r>
+      <w:r>
+        <w:t xml:space="preserve"> </w:t>
+      </w:r>
+      <w:r>
+        <w:rPr>
+          <w:rStyle w:val="VerbatimChar"/>
+        </w:rPr>
+        <w:t xml:space="preserve">tci_z</w:t>
+      </w:r>
+      <w:r>
+        <w:t xml:space="preserve"> </w:t>
+      </w:r>
+      <w:r>
+        <w:t xml:space="preserve">được dựng đúng từ hai mục b8 và e6, thống nhất với khung thin nêu trên.</w:t>
       </w:r>
     </w:p>
     <w:p>

--- a/dist/luan_an_ctu/LUAN_AN_FULL_vi.docx
+++ b/dist/luan_an_ctu/LUAN_AN_FULL_vi.docx
@@ -1953,43 +1953,43 @@
         <w:t xml:space="preserve"> </w:t>
       </w:r>
       <w:r>
-        <w:t xml:space="preserve">- Bảng 4.1. Phân tán năng suất lao động và đặc điểm quốc tế hóa theo phân nhóm con ICRV (Chương 4, §4.1)</w:t>
-      </w:r>
-      <w:r>
-        <w:t xml:space="preserve"> </w:t>
-      </w:r>
-      <w:r>
-        <w:t xml:space="preserve">- Bảng 4.2. Đổi mới sáng tạo và chấp nhận số theo phân nhóm con ICRV (%) (Chương 4, §4.1)</w:t>
-      </w:r>
-      <w:r>
-        <w:t xml:space="preserve"> </w:t>
-      </w:r>
-      <w:r>
-        <w:t xml:space="preserve">- Bảng 4.3. Đặc trưng doanh nghiệp Nhật Bản 2025 so với Nhóm I (Chương 4, §4.1.5)</w:t>
-      </w:r>
-      <w:r>
-        <w:t xml:space="preserve"> </w:t>
-      </w:r>
-      <w:r>
-        <w:t xml:space="preserve">- Bảng 4.4. Tiến triển các mô hình lồng nhau của P7 trên khung 50 nền (Chương 4, §4.6)</w:t>
-      </w:r>
-      <w:r>
-        <w:t xml:space="preserve"> </w:t>
-      </w:r>
-      <w:r>
-        <w:t xml:space="preserve">- Bảng 4.5. Điểm uốn theo nhóm ICRV, khung 50 nền (Chương 4, §4.6)</w:t>
-      </w:r>
-      <w:r>
-        <w:t xml:space="preserve"> </w:t>
-      </w:r>
-      <w:r>
-        <w:t xml:space="preserve">- Bảng 4.6. Điểm uốn theo đợt khảo sát, Ấn Độ (Chương 4, §4.8)</w:t>
-      </w:r>
-      <w:r>
-        <w:t xml:space="preserve"> </w:t>
-      </w:r>
-      <w:r>
-        <w:t xml:space="preserve">- Bảng 4.7. Tổng hợp ước lượng các nghiên cứu thành phần thực nghiệm (Chương 4, §4.10)</w:t>
+        <w:t xml:space="preserve">- Bảng 4.1. Phân tán năng suất lao động và đặc điểm quốc tế hóa theo phân nhóm con ICRV (Chương 4, Mục 4.1)</w:t>
+      </w:r>
+      <w:r>
+        <w:t xml:space="preserve"> </w:t>
+      </w:r>
+      <w:r>
+        <w:t xml:space="preserve">- Bảng 4.2. Đổi mới sáng tạo và chấp nhận số theo phân nhóm con ICRV (%) (Chương 4, Mục 4.1)</w:t>
+      </w:r>
+      <w:r>
+        <w:t xml:space="preserve"> </w:t>
+      </w:r>
+      <w:r>
+        <w:t xml:space="preserve">- Bảng 4.3. Đặc trưng doanh nghiệp Nhật Bản 2025 so với Nhóm I (Chương 4, Mục 4.1.5)</w:t>
+      </w:r>
+      <w:r>
+        <w:t xml:space="preserve"> </w:t>
+      </w:r>
+      <w:r>
+        <w:t xml:space="preserve">- Bảng 4.4. Tiến triển các mô hình lồng nhau của P7 trên khung 50 nền (Chương 4, Mục 4.6)</w:t>
+      </w:r>
+      <w:r>
+        <w:t xml:space="preserve"> </w:t>
+      </w:r>
+      <w:r>
+        <w:t xml:space="preserve">- Bảng 4.5. Điểm uốn theo nhóm ICRV, khung 50 nền (Chương 4, Mục 4.6)</w:t>
+      </w:r>
+      <w:r>
+        <w:t xml:space="preserve"> </w:t>
+      </w:r>
+      <w:r>
+        <w:t xml:space="preserve">- Bảng 4.6. Điểm uốn theo đợt khảo sát, Ấn Độ (Chương 4, Mục 4.8)</w:t>
+      </w:r>
+      <w:r>
+        <w:t xml:space="preserve"> </w:t>
+      </w:r>
+      <w:r>
+        <w:t xml:space="preserve">- Bảng 4.7. Tổng hợp ước lượng các nghiên cứu thành phần thực nghiệm (Chương 4, Mục 4.10)</w:t>
       </w:r>
     </w:p>
     <w:p>
@@ -2007,43 +2007,43 @@
         <w:t xml:space="preserve"> </w:t>
       </w:r>
       <w:r>
-        <w:t xml:space="preserve">- Bảng định nghĩa biến, Nghiên cứu P3 Việt Nam (Chương 3, §3.4.5.1)</w:t>
-      </w:r>
-      <w:r>
-        <w:t xml:space="preserve"> </w:t>
-      </w:r>
-      <w:r>
-        <w:t xml:space="preserve">- Bảng định nghĩa biến, Nghiên cứu P4 Singapore (Chương 3, §3.4.5.2)</w:t>
-      </w:r>
-      <w:r>
-        <w:t xml:space="preserve"> </w:t>
-      </w:r>
-      <w:r>
-        <w:t xml:space="preserve">- Bảng định nghĩa biến, Nghiên cứu P5 Trung Quốc (Chương 3, §3.4.5.3)</w:t>
-      </w:r>
-      <w:r>
-        <w:t xml:space="preserve"> </w:t>
-      </w:r>
-      <w:r>
-        <w:t xml:space="preserve">- Bảng định nghĩa biến, Nghiên cứu P7 đa quốc gia (Chương 3, §3.4.5.4)</w:t>
-      </w:r>
-      <w:r>
-        <w:t xml:space="preserve"> </w:t>
-      </w:r>
-      <w:r>
-        <w:t xml:space="preserve">- Bảng định nghĩa biến, Nghiên cứu P8 SIDS (Chương 3, §3.4.5.5)</w:t>
-      </w:r>
-      <w:r>
-        <w:t xml:space="preserve"> </w:t>
-      </w:r>
-      <w:r>
-        <w:t xml:space="preserve">- Bảng tóm tắt phương pháp: Kế thừa và đóng góp mới (Chương 3, §3.6)</w:t>
-      </w:r>
-      <w:r>
-        <w:t xml:space="preserve"> </w:t>
-      </w:r>
-      <w:r>
-        <w:t xml:space="preserve">- Bảng tổng hợp kết quả kiểm định hệ giả thuyết H1–H6, H1b, H1c (Chương 4, §4.10)</w:t>
+        <w:t xml:space="preserve">- Bảng định nghĩa biến, Nghiên cứu P3 Việt Nam (Chương 3, Mục 3.4.5.1)</w:t>
+      </w:r>
+      <w:r>
+        <w:t xml:space="preserve"> </w:t>
+      </w:r>
+      <w:r>
+        <w:t xml:space="preserve">- Bảng định nghĩa biến, Nghiên cứu P4 Singapore (Chương 3, Mục 3.4.5.2)</w:t>
+      </w:r>
+      <w:r>
+        <w:t xml:space="preserve"> </w:t>
+      </w:r>
+      <w:r>
+        <w:t xml:space="preserve">- Bảng định nghĩa biến, Nghiên cứu P5 Trung Quốc (Chương 3, Mục 3.4.5.3)</w:t>
+      </w:r>
+      <w:r>
+        <w:t xml:space="preserve"> </w:t>
+      </w:r>
+      <w:r>
+        <w:t xml:space="preserve">- Bảng định nghĩa biến, Nghiên cứu P7 đa quốc gia (Chương 3, Mục 3.4.5.4)</w:t>
+      </w:r>
+      <w:r>
+        <w:t xml:space="preserve"> </w:t>
+      </w:r>
+      <w:r>
+        <w:t xml:space="preserve">- Bảng định nghĩa biến, Nghiên cứu P8 SIDS (Chương 3, Mục 3.4.5.5)</w:t>
+      </w:r>
+      <w:r>
+        <w:t xml:space="preserve"> </w:t>
+      </w:r>
+      <w:r>
+        <w:t xml:space="preserve">- Bảng tóm tắt phương pháp: Kế thừa và đóng góp mới (Chương 3, Mục 3.6)</w:t>
+      </w:r>
+      <w:r>
+        <w:t xml:space="preserve"> </w:t>
+      </w:r>
+      <w:r>
+        <w:t xml:space="preserve">- Bảng tổng hợp kết quả kiểm định hệ giả thuyết H1–H6, H1b, H1c (Chương 4, Mục 4.10)</w:t>
       </w:r>
     </w:p>
     <w:bookmarkEnd w:id="28"/>
@@ -2065,7 +2065,7 @@
         <w:pStyle w:val="Compact"/>
       </w:pPr>
       <w:r>
-        <w:t xml:space="preserve">Hình 2.1. Khung khái niệm tích hợp đa tầng CDCM (Chương 2, §2.5)</w:t>
+        <w:t xml:space="preserve">Hình 2.1. Khung khái niệm tích hợp đa tầng CDCM (Chương 2, Mục 2.5)</w:t>
       </w:r>
     </w:p>
     <w:p>
@@ -3253,7 +3253,7 @@
         <w:t xml:space="preserve"> </w:t>
       </w:r>
       <w:r>
-        <w:t xml:space="preserve">(Singapore, MIR, đang phản biện): kiểm định tại Nhóm I ICRV, điểm uốn ≈ 88,6% (khoảng tin cậy rất rộng và vượt ngưỡng khả thi của FSTS, nên không định vị tin cậy, xem §4.3), DAI Tier-1+2 khuếch đại đường cong I–P.</w:t>
+        <w:t xml:space="preserve">(Singapore, MIR, đang phản biện): kiểm định tại Nhóm I ICRV, điểm uốn ≈ 88,6% (khoảng tin cậy rất rộng và vượt ngưỡng khả thi của FSTS, nên không định vị tin cậy, xem Mục 4.3), DAI Tier-1+2 khuếch đại đường cong I–P.</w:t>
       </w:r>
       <w:r>
         <w:t xml:space="preserve"> </w:t>
@@ -3720,7 +3720,7 @@
         <w:pStyle w:val="BodyText"/>
       </w:pPr>
       <w:r>
-        <w:t xml:space="preserve">Trong bối cảnh nghiên cứu sử dụng dữ liệu WBES, vốn không cung cấp thông tin về giá cổ phiếu hay giá trị thị trường, thước đo năng suất lao động là lựa chọn phổ biến nhất và phù hợp nhất về mặt kỹ thuật. Năng suất lao động được tính bằng logarithm tự nhiên của tỷ số doanh thu hàng năm trên số lao động toàn thời gian (ln(doanh thu/lao động)), cho phép so sánh chuẩn hóa giữa các doanh nghiệp thuộc các quốc gia, ngành nghề và quy mô khác nhau (nghiên cứu thành phần P1). Luận án sử dụng thước đo này làm biến phụ thuộc chính, với ROS, tăng trưởng doanh thu, tăng trưởng việc làm và ln(doanh thu) được sử dụng như các thước đo độ vững để kiểm tra tính nhất quán của kết quả (xem Chương 3, §3.5).</w:t>
+        <w:t xml:space="preserve">Trong bối cảnh nghiên cứu sử dụng dữ liệu WBES, vốn không cung cấp thông tin về giá cổ phiếu hay giá trị thị trường, thước đo năng suất lao động là lựa chọn phổ biến nhất và phù hợp nhất về mặt kỹ thuật. Năng suất lao động được tính bằng logarithm tự nhiên của tỷ số doanh thu hàng năm trên số lao động toàn thời gian (ln(doanh thu/lao động)), cho phép so sánh chuẩn hóa giữa các doanh nghiệp thuộc các quốc gia, ngành nghề và quy mô khác nhau (nghiên cứu thành phần P1). Luận án sử dụng thước đo này làm biến phụ thuộc chính, với ROS, tăng trưởng doanh thu, tăng trưởng việc làm và ln(doanh thu) được sử dụng như các thước đo độ vững để kiểm tra tính nhất quán của kết quả (xem Chương 3, Mục 3.5).</w:t>
       </w:r>
     </w:p>
     <w:p>
@@ -5099,7 +5099,7 @@
               <w:jc w:val="left"/>
             </w:pPr>
             <w:r>
-              <w:t xml:space="preserve">§2.3.2; §4.2</w:t>
+              <w:t xml:space="preserve">Mục 2.3.2; Mục 4.2</w:t>
             </w:r>
           </w:p>
         </w:tc>
@@ -5149,7 +5149,7 @@
               <w:jc w:val="left"/>
             </w:pPr>
             <w:r>
-              <w:t xml:space="preserve">§4.5</w:t>
+              <w:t xml:space="preserve">Mục 4.5</w:t>
             </w:r>
           </w:p>
         </w:tc>
@@ -5199,7 +5199,7 @@
               <w:jc w:val="left"/>
             </w:pPr>
             <w:r>
-              <w:t xml:space="preserve">§4.3</w:t>
+              <w:t xml:space="preserve">Mục 4.3</w:t>
             </w:r>
           </w:p>
         </w:tc>
@@ -5249,7 +5249,7 @@
               <w:jc w:val="left"/>
             </w:pPr>
             <w:r>
-              <w:t xml:space="preserve">§4.4</w:t>
+              <w:t xml:space="preserve">Mục 4.4</w:t>
             </w:r>
           </w:p>
         </w:tc>
@@ -5299,7 +5299,7 @@
               <w:jc w:val="left"/>
             </w:pPr>
             <w:r>
-              <w:t xml:space="preserve">§4.2</w:t>
+              <w:t xml:space="preserve">Mục 4.2</w:t>
             </w:r>
           </w:p>
         </w:tc>
@@ -5349,7 +5349,7 @@
               <w:jc w:val="left"/>
             </w:pPr>
             <w:r>
-              <w:t xml:space="preserve">§4.6</w:t>
+              <w:t xml:space="preserve">Mục 4.6</w:t>
             </w:r>
           </w:p>
         </w:tc>
@@ -5399,7 +5399,7 @@
               <w:jc w:val="left"/>
             </w:pPr>
             <w:r>
-              <w:t xml:space="preserve">§4.7</w:t>
+              <w:t xml:space="preserve">Mục 4.7</w:t>
             </w:r>
           </w:p>
         </w:tc>
@@ -5449,7 +5449,7 @@
               <w:jc w:val="left"/>
             </w:pPr>
             <w:r>
-              <w:t xml:space="preserve">§4.8</w:t>
+              <w:t xml:space="preserve">Mục 4.8</w:t>
             </w:r>
           </w:p>
         </w:tc>
@@ -5499,7 +5499,7 @@
               <w:jc w:val="left"/>
             </w:pPr>
             <w:r>
-              <w:t xml:space="preserve">§4.1.5</w:t>
+              <w:t xml:space="preserve">Mục 4.1.5</w:t>
             </w:r>
           </w:p>
         </w:tc>
@@ -6100,7 +6100,7 @@
         <w:t xml:space="preserve"> </w:t>
       </w:r>
       <w:r>
-        <w:t xml:space="preserve">trong ước lượng mô hình hồi quy vì ba lý do: (1) Mục tiêu của luận án là kiểm định cơ chế lý thuyết (mechanism testing) chứ không phải ước lượng mô tả đại diện tổng thể (population-representative descriptive estimation), trong bối cảnh này, không áp dụng weights là thực hành chuẩn trong văn liệu IB sử dụng WBES (Aterido et al., 2011; Cuervo-Cazurra et al., 2018); (2) Fixed effects ở cấp country-year đã kiểm soát đặc điểm cấu trúc của từng sóng khảo sát; (3) Việc áp dụng weights có thể làm sai lệch ước lượng khi mẫu được gộp chung từ nhiều quốc gia có quy mô tổng thể doanh nghiệp khác nhau nhiều bậc (ví dụ: Trung Quốc ~100 triệu so với Tonga ~500 doanh nghiệp). Phân tích độ nhạy có áp dụng survey weights cho từng quốc gia riêng lẻ (P3/P4/P5) không thay đổi hướng hoặc mức độ ý nghĩa của các hệ số chính (xem §3.5).</w:t>
+        <w:t xml:space="preserve">trong ước lượng mô hình hồi quy vì ba lý do: (1) Mục tiêu của luận án là kiểm định cơ chế lý thuyết (mechanism testing) chứ không phải ước lượng mô tả đại diện tổng thể (population-representative descriptive estimation), trong bối cảnh này, không áp dụng weights là thực hành chuẩn trong văn liệu IB sử dụng WBES (Aterido et al., 2011; Cuervo-Cazurra et al., 2018); (2) Fixed effects ở cấp country-year đã kiểm soát đặc điểm cấu trúc của từng sóng khảo sát; (3) Việc áp dụng weights có thể làm sai lệch ước lượng khi mẫu được gộp chung từ nhiều quốc gia có quy mô tổng thể doanh nghiệp khác nhau nhiều bậc (ví dụ: Trung Quốc ~100 triệu so với Tonga ~500 doanh nghiệp). Phân tích độ nhạy có áp dụng survey weights cho từng quốc gia riêng lẻ (P3/P4/P5) không thay đổi hướng hoặc mức độ ý nghĩa của các hệ số chính (xem Mục 3.5).</w:t>
       </w:r>
     </w:p>
     <w:bookmarkEnd w:id="90"/>
@@ -6413,7 +6413,7 @@
         <w:t xml:space="preserve"> </w:t>
       </w:r>
       <w:r>
-        <w:t xml:space="preserve">thô không so sánh được giữa các nước, tính so sánh được bảo đảm bằng chuẩn hóa z within country–year và hiệu ứng cố định hai chiều, như trình bày chi tiết ở Phụ lục A (§A.5); mọi so sánh</w:t>
+        <w:t xml:space="preserve">thô không so sánh được giữa các nước, tính so sánh được bảo đảm bằng chuẩn hóa z within country–year và hiệu ứng cố định hai chiều, như trình bày chi tiết ở Phụ lục A (Mục A.5); mọi so sánh</w:t>
       </w:r>
       <w:r>
         <w:t xml:space="preserve"> </w:t>
@@ -6821,7 +6821,7 @@
         <w:pStyle w:val="FirstParagraph"/>
       </w:pPr>
       <w:r>
-        <w:t xml:space="preserve">Bộ mục chính xác của mỗi nghiên cứu thành phần được nêu lại trong bảng định nghĩa biến của nghiên cứu đó (§3.4.5) và Phụ lục A; khác biệt giữa thin và full phản ánh ràng buộc khả dụng dữ liệu khách quan, không phải lựa chọn tùy ý. Vì các mục là chỉ báo nhị phân của cùng một construct formative (năng lực công nghệ), hai biến thể tương quan cao và cho kết luận điều tiết nhất quán về dấu; phần độ vững (§3.5.1) kiểm tra độ nhạy của kết quả với lựa chọn biến thể. Bộ mục TCI của nghiên cứu đa quốc gia (P7) đã được đối chiếu trực tiếp với mã xây dựng dữ liệu thực tế (pipeline raw WBES 50 nền kinh tế, gồm Nhật Bản 2025): biến</w:t>
+        <w:t xml:space="preserve">Bộ mục chính xác của mỗi nghiên cứu thành phần được nêu lại trong bảng định nghĩa biến của nghiên cứu đó (Mục 3.4.5) và Phụ lục A; khác biệt giữa thin và full phản ánh ràng buộc khả dụng dữ liệu khách quan, không phải lựa chọn tùy ý. Vì các mục là chỉ báo nhị phân của cùng một construct formative (năng lực công nghệ), hai biến thể tương quan cao và cho kết luận điều tiết nhất quán về dấu; phần độ vững (Mục 3.5.1) kiểm tra độ nhạy của kết quả với lựa chọn biến thể. Bộ mục TCI của nghiên cứu đa quốc gia (P7) đã được đối chiếu trực tiếp với mã xây dựng dữ liệu thực tế (pipeline raw WBES 50 nền kinh tế, gồm Nhật Bản 2025): biến</w:t>
       </w:r>
       <w:r>
         <w:t xml:space="preserve"> </w:t>
@@ -19989,7 +19989,7 @@
               <w:jc w:val="left"/>
             </w:pPr>
             <w:r>
-              <w:t xml:space="preserve">integer 1–6 (Advanced Innovation→SIDS)</w:t>
+              <w:t xml:space="preserve">integer 1–6 (Advanced Innovation đến SIDS)</w:t>
             </w:r>
           </w:p>
         </w:tc>
@@ -23756,7 +23756,7 @@
         <w:t xml:space="preserve"> </w:t>
       </w:r>
       <w:r>
-        <w:t xml:space="preserve">(inferential bounds) chứ không phải bằng chứng nhân quả khẳng định, và mọi suy luận về điều tiết thể chế được neo đồng thời vào hai nguồn độc lập là kiểm định điều tiết của meta-analysis và gradient điểm uốn của mô hình đa quốc gia (xem §4.2.3, §4.6.2). Cách tiếp cận đa lớp này tuân theo các khuyến nghị về suy luận từ dữ liệu quan sát quy mô lớn (Angrist &amp; Pischke, 2009). Một giới hạn đo lường cần lưu ý là</w:t>
+        <w:t xml:space="preserve">(inferential bounds) chứ không phải bằng chứng nhân quả khẳng định, và mọi suy luận về điều tiết thể chế được neo đồng thời vào hai nguồn độc lập là kiểm định điều tiết của meta-analysis và gradient điểm uốn của mô hình đa quốc gia (xem Mục 4.2.3, Mục 4.6.2). Cách tiếp cận đa lớp này tuân theo các khuyến nghị về suy luận từ dữ liệu quan sát quy mô lớn (Angrist &amp; Pischke, 2009). Một giới hạn đo lường cần lưu ý là</w:t>
       </w:r>
       <w:r>
         <w:t xml:space="preserve"> </w:t>
@@ -23772,7 +23772,7 @@
         <w:t xml:space="preserve"> </w:t>
       </w:r>
       <w:r>
-        <w:t xml:space="preserve">của các construct TCI và DAI qua ba thế hệ bảng hỏi WBES: do cấu trúc câu hỏi thay đổi giữa PICS3, Standardized và BREADY, một phần khác biệt theo thời gian có thể phản ánh hiệu ứng schema thay vì thay đổi thực chất (ví dụ mức R&amp;D đo được ở một số nhóm). Luận án giảm thiểu rủi ro này bằng hiệu ứng cố định năm/đợt, chuẩn hóa within country–year, và kiểm tra độ nhạy với biến thể thước đo (§3.5.1); tuy vậy luận án chưa thực hiện kiểm định bất biến đo lường chính thức, nên mọi so sánh xuyên-schema cần được đọc một cách thận trọng.</w:t>
+        <w:t xml:space="preserve">của các construct TCI và DAI qua ba thế hệ bảng hỏi WBES: do cấu trúc câu hỏi thay đổi giữa PICS3, Standardized và BREADY, một phần khác biệt theo thời gian có thể phản ánh hiệu ứng schema thay vì thay đổi thực chất (ví dụ mức R&amp;D đo được ở một số nhóm). Luận án giảm thiểu rủi ro này bằng hiệu ứng cố định năm/đợt, chuẩn hóa within country–year, và kiểm tra độ nhạy với biến thể thước đo (Mục 3.5.1); tuy vậy luận án chưa thực hiện kiểm định bất biến đo lường chính thức, nên mọi so sánh xuyên-schema cần được đọc một cách thận trọng.</w:t>
       </w:r>
     </w:p>
     <w:bookmarkEnd w:id="119"/>
@@ -23964,7 +23964,7 @@
               <w:jc w:val="left"/>
             </w:pPr>
             <w:r>
-              <w:t xml:space="preserve">Mở rộng từ 17 →</w:t>
+              <w:t xml:space="preserve">Mở rộng từ 17 lên</w:t>
             </w:r>
             <w:r>
               <w:t xml:space="preserve"> </w:t>
@@ -24345,7 +24345,7 @@
         <w:pStyle w:val="FirstParagraph"/>
       </w:pPr>
       <w:r>
-        <w:t xml:space="preserve">Chương 4 trình bày toàn bộ kết quả nghiên cứu của luận án theo logic đi từ bức tranh thực trạng mô tả (§4.1) đến bằng chứng tổng hợp ở cấp meta-analytic (§4.2), sau đó đến bằng chứng quốc gia cụ thể và cuối cùng là kiểm định toàn mẫu đa quốc gia. Cấu trúc trình bày gồm mười phần chính, bắt đầu bằng thực trạng quốc tế hóa và hiệu quả hoạt động kinh doanh tại châu Á theo các phân nhóm con thể chế ICRV, tiếp theo là: (ii) kết quả meta-analysis ba tầng (P6); (iii) bối cảnh thể chế tiên tiến–đổi mới tại Singapore (P4); (iv) bối cảnh thể chế trung bình cao tại Trung Quốc (P5); (v) bối cảnh chuyển đổi bậc thấp–trung tại Việt Nam (P3); (vi) kiểm định toàn mẫu châu Á đa bối cảnh (P7); (vii) trường hợp biên là các nền kinh tế đảo nhỏ đang phát triển ở Thái Bình Dương (P8); và (viii) tổng hợp kết quả theo hệ giả thuyết.</w:t>
+        <w:t xml:space="preserve">Chương 4 trình bày toàn bộ kết quả nghiên cứu của luận án theo logic đi từ bức tranh thực trạng mô tả (Mục 4.1) đến bằng chứng tổng hợp ở cấp meta-analytic (Mục 4.2), sau đó đến bằng chứng quốc gia cụ thể và cuối cùng là kiểm định toàn mẫu đa quốc gia. Cấu trúc trình bày gồm mười phần chính, bắt đầu bằng thực trạng quốc tế hóa và hiệu quả hoạt động kinh doanh tại châu Á theo các phân nhóm con thể chế ICRV, tiếp theo là: (ii) kết quả meta-analysis ba tầng (P6); (iii) bối cảnh thể chế tiên tiến–đổi mới tại Singapore (P4); (iv) bối cảnh thể chế trung bình cao tại Trung Quốc (P5); (v) bối cảnh chuyển đổi bậc thấp–trung tại Việt Nam (P3); (vi) kiểm định toàn mẫu châu Á đa bối cảnh (P7); (vii) trường hợp biên là các nền kinh tế đảo nhỏ đang phát triển ở Thái Bình Dương (P8); và (viii) tổng hợp kết quả theo hệ giả thuyết.</w:t>
       </w:r>
     </w:p>
     <w:p>
@@ -24379,7 +24379,7 @@
         <w:pStyle w:val="FirstParagraph"/>
       </w:pPr>
       <w:r>
-        <w:t xml:space="preserve">Phân tích mô tả trên khung 50 nền kinh tế châu Á và Thái Bình Dương (gồm Nhật Bản, thành viên thứ sáu của Nhóm I được WBES khảo sát lần đầu năm 2025; xem §4.1.5) cho thấy bức tranh hiệu quả hoạt động kinh doanh có sự phân tán lớn và không hội tụ. Các bảng phân loại 4.1 dưới đây dựa trên bộ dữ liệu ước lượng đa quốc gia (pool phân loại 96.415 doanh nghiệp / 52 nhãn nền; khung phân tích 88.869 / 50 nền, gồm Nhật Bản; mẫu hồi quy chính P7 M2 N = 81.022), nhất quán với thống kê mô tả chi tiết của Chuyên đề 1 trên đầy đủ 50 nền. Vì doanh thu WBES được báo cáo bằng nội tệ, độ phân tán năng suất được tính</w:t>
+        <w:t xml:space="preserve">Phân tích mô tả trên khung 50 nền kinh tế châu Á và Thái Bình Dương (gồm Nhật Bản, thành viên thứ sáu của Nhóm I được WBES khảo sát lần đầu năm 2025; xem Mục 4.1.5) cho thấy bức tranh hiệu quả hoạt động kinh doanh có sự phân tán lớn và không hội tụ. Các bảng phân loại 4.1 dưới đây dựa trên bộ dữ liệu ước lượng đa quốc gia (pool phân loại 96.415 doanh nghiệp / 52 nhãn nền; khung phân tích 88.869 / 50 nền, gồm Nhật Bản; mẫu hồi quy chính P7 M2 N = 81.022), nhất quán với thống kê mô tả chi tiết của Chuyên đề 1 trên đầy đủ 50 nền. Vì doanh thu WBES được báo cáo bằng nội tệ, độ phân tán năng suất được tính</w:t>
       </w:r>
       <w:r>
         <w:t xml:space="preserve"> </w:t>
@@ -25068,7 +25068,7 @@
           <w:iCs/>
           <w:i/>
         </w:rPr>
-        <w:t xml:space="preserve">Ghi chú: Cột n là số doanh nghiệp được phân loại vào sáu nhóm ICRV trong pool gộp WBES (tổng 96.415; ngoài ra còn ~10.350 doanh nghiệp chưa gán nhóm ICRV do thiếu chỉ số thể chế). Mẫu hồi quy chính của P7 là N = 81.022 (mô hình M2, khung 50 nền gồm Nhật Bản) và giảm còn 79.080 ở M5 khi bổ sung biến kiểm soát (xem §4.6.1), do loại các quan sát thiếu biến phụ thuộc/FSTS. ¹ Độ lệch chuẩn ln(năng suất lao động) tính trong từng cặp nền kinh tế × năm rồi lấy trung vị giữa các đợt của nhóm, bất biến với đơn vị tiền tệ (thừa số quy đổi triệt tiêu trên thang log); năng suất được winsorize 1/99 trong cụm country-year (xem §3.5.3). ² Trung vị Nhóm II bị kéo lên bởi các nền nhỏ; hai nền lớn nhất khối có phân tán hẹp nhất toàn pool (Saudi Arabia 0,49; Qatar 0,33).</w:t>
+        <w:t xml:space="preserve">Ghi chú: Cột n là số doanh nghiệp được phân loại vào sáu nhóm ICRV trong pool gộp WBES (tổng 96.415; ngoài ra còn ~10.350 doanh nghiệp chưa gán nhóm ICRV do thiếu chỉ số thể chế). Mẫu hồi quy chính của P7 là N = 81.022 (mô hình M2, khung 50 nền gồm Nhật Bản) và giảm còn 79.080 ở M5 khi bổ sung biến kiểm soát (xem Mục 4.6.1), do loại các quan sát thiếu biến phụ thuộc/FSTS. ¹ Độ lệch chuẩn ln(năng suất lao động) tính trong từng cặp nền kinh tế × năm rồi lấy trung vị giữa các đợt của nhóm, bất biến với đơn vị tiền tệ (thừa số quy đổi triệt tiêu trên thang log); năng suất được winsorize 1/99 trong cụm country-year (xem Mục 3.5.3). ² Trung vị Nhóm II bị kéo lên bởi các nền nhỏ; hai nền lớn nhất khối có phân tán hẹp nhất toàn pool (Saudi Arabia 0,49; Qatar 0,33).</w:t>
       </w:r>
     </w:p>
     <w:p>
@@ -25249,7 +25249,7 @@
         <w:t xml:space="preserve"> </w:t>
       </w:r>
       <w:r>
-        <w:t xml:space="preserve">khung misallocation chứ không phải bằng chứng phân rã trực tiếp. Dù vậy, hướng diễn giải này có hàm ý chính sách khác hẳn với việc coi phân tán chỉ là nhiễu thống kê. Cần nhấn mạnh rằng các so sánh giữa các nhóm ICRV trong §4.1 mang bản chất</w:t>
+        <w:t xml:space="preserve">khung misallocation chứ không phải bằng chứng phân rã trực tiếp. Dù vậy, hướng diễn giải này có hàm ý chính sách khác hẳn với việc coi phân tán chỉ là nhiễu thống kê. Cần nhấn mạnh rằng các so sánh giữa các nhóm ICRV trong Mục 4.1 mang bản chất</w:t>
       </w:r>
       <w:r>
         <w:t xml:space="preserve"> </w:t>
@@ -25362,7 +25362,7 @@
         </m:r>
       </m:oMath>
       <w:r>
-        <w:t xml:space="preserve">; §4.2.3) và gradient điểm uốn theo ICRV của mô hình hồi quy đa quốc gia P7 (§4.6.2). Hai nguồn bằng chứng này bảo đảm bức tranh thực trạng mô tả được neo vào bằng chứng suy diễn nhất quán, thay vì dừng lại ở so sánh trung bình–độ lệch chuẩn.</w:t>
+        <w:t xml:space="preserve">; Mục 4.2.3) và gradient điểm uốn theo ICRV của mô hình hồi quy đa quốc gia P7 (Mục 4.6.2). Hai nguồn bằng chứng này bảo đảm bức tranh thực trạng mô tả được neo vào bằng chứng suy diễn nhất quán, thay vì dừng lại ở so sánh trung bình–độ lệch chuẩn.</w:t>
       </w:r>
     </w:p>
     <w:bookmarkEnd w:id="125"/>
@@ -26182,7 +26182,7 @@
         <w:t xml:space="preserve"> </w:t>
       </w:r>
       <w:r>
-        <w:t xml:space="preserve">(2.168 doanh nghiệp Nhật trong khung phân tích 88.869; mẫu hồi quy chính M2 N = 81.022, M5 N = 79.080; xem §4.6), nên các kết quả P7 trong luận án đã phản ánh Nhật Bản. Hai nghiên cứu thành phần còn lại là pool con riêng không liên quan Nhật Bản: P8 (FIP) trên 7 nền Pacific SIDS và P9 (ngưỡng) trên Ấn Độ. Ngoài ra, nghiên cứu thành phần P10 kiểm định chuyên sâu quan hệ I–P tại Nhật Bản (xem §4.6.2). Toàn bộ số liệu dưới đây được tính trực tiếp từ tệp vi mô gốc.</w:t>
+        <w:t xml:space="preserve">(2.168 doanh nghiệp Nhật trong khung phân tích 88.869; mẫu hồi quy chính M2 N = 81.022, M5 N = 79.080; xem Mục 4.6), nên các kết quả P7 trong luận án đã phản ánh Nhật Bản. Hai nghiên cứu thành phần còn lại là pool con riêng không liên quan Nhật Bản: P8 (FIP) trên 7 nền Pacific SIDS và P9 (ngưỡng) trên Ấn Độ. Ngoài ra, nghiên cứu thành phần P10 kiểm định chuyên sâu quan hệ I–P tại Nhật Bản (xem Mục 4.6.2). Toàn bộ số liệu dưới đây được tính trực tiếp từ tệp vi mô gốc.</w:t>
       </w:r>
     </w:p>
     <w:p>
@@ -26857,7 +26857,7 @@
         <w:t xml:space="preserve">nghịch lý đổi mới–quốc tế hóa và khoảng cách giới</w:t>
       </w:r>
       <w:r>
-        <w:t xml:space="preserve">: dù cường độ R&amp;D và đổi mới cao, cường độ quốc tế hóa cấp cơ sở lại thấp (FSTS 4,1%) cùng tỷ lệ sở hữu nước ngoài rất thấp (1,9%), cho thấy hoạt động quốc tế hóa tập trung ở các tập đoàn đa quốc gia lớn chứ không phân bố đều ở mẫu cơ sở; đồng thời tỷ lệ nữ quản lý cấp cao chỉ 7,3%, thấp hơn nhiều so với mức dẫn đầu khu vực Đông Á–Thái Bình Dương, nhất quán với văn liệu về trần kính trong quản trị doanh nghiệp Nhật Bản. Các đặc trưng này được khai thác đầy đủ trong nghiên cứu thành phần P10, kiểm định chuyên sâu quan hệ I–P tại Nhật Bản: kết quả xác nhận quan hệ gần tuyến tính dương (hiệu ứng tuyến tính +0,671, p &lt; 0,001; số hạng bậc hai không ý nghĩa; điểm uốn đại số 90–108% nằm ngoài miền dữ liệu), TCI (+0,100, p &lt; 0,001) và DAI (+0,110, p = 0,028) nâng mặt bằng không uốn đường cong, cùng phần bù trường thọ doanh nghiệp (+0,073, p = 0,007), đúng như dự đoán biên trên của khung ICRV (xem thêm §4.6.2).</w:t>
+        <w:t xml:space="preserve">: dù cường độ R&amp;D và đổi mới cao, cường độ quốc tế hóa cấp cơ sở lại thấp (FSTS 4,1%) cùng tỷ lệ sở hữu nước ngoài rất thấp (1,9%), cho thấy hoạt động quốc tế hóa tập trung ở các tập đoàn đa quốc gia lớn chứ không phân bố đều ở mẫu cơ sở; đồng thời tỷ lệ nữ quản lý cấp cao chỉ 7,3%, thấp hơn nhiều so với mức dẫn đầu khu vực Đông Á–Thái Bình Dương, nhất quán với văn liệu về trần kính trong quản trị doanh nghiệp Nhật Bản. Các đặc trưng này được khai thác đầy đủ trong nghiên cứu thành phần P10, kiểm định chuyên sâu quan hệ I–P tại Nhật Bản: kết quả xác nhận quan hệ gần tuyến tính dương (hiệu ứng tuyến tính +0,671, p &lt; 0,001; số hạng bậc hai không ý nghĩa; điểm uốn đại số 90–108% nằm ngoài miền dữ liệu), TCI (+0,100, p &lt; 0,001) và DAI (+0,110, p = 0,028) nâng mặt bằng không uốn đường cong, cùng phần bù trường thọ doanh nghiệp (+0,073, p = 0,007), đúng như dự đoán biên trên của khung ICRV (xem thêm Mục 4.6.2).</w:t>
       </w:r>
     </w:p>
     <w:p>
@@ -27416,7 +27416,7 @@
           <w:iCs/>
           <w:i/>
         </w:rPr>
-        <w:t xml:space="preserve">(Lưu ý phân loại: P6, meta-analysis cấp nghiên cứu, dùng hệ ICRV 5-regime rút gọn [I Advanced-Innovation, II Upper-Middle, III Emerging, FR Frontier/SIDS, MX Mixed], khác với hệ 6 nhóm cấp doanh nghiệp dùng ở §4.1 và §4.6; nhóm</w:t>
+        <w:t xml:space="preserve">(Lưu ý phân loại: P6, meta-analysis cấp nghiên cứu, dùng hệ ICRV 5-regime rút gọn [I Advanced-Innovation, II Upper-Middle, III Emerging, FR Frontier/SIDS, MX Mixed], khác với hệ 6 nhóm cấp doanh nghiệp dùng ở Mục 4.1 và Mục 4.6; nhóm</w:t>
       </w:r>
       <w:r>
         <w:rPr>
@@ -27500,7 +27500,7 @@
           <w:iCs/>
           <w:i/>
         </w:rPr>
-        <w:t xml:space="preserve">ở §4.2 giữ theo phân loại gốc của P6.)</w:t>
+        <w:t xml:space="preserve">ở Mục 4.2 giữ theo phân loại gốc của P6.)</w:t>
       </w:r>
     </w:p>
     <w:bookmarkEnd w:id="133"/>
@@ -34377,7 +34377,7 @@
         <w:t xml:space="preserve"> </w:t>
       </w:r>
       <w:r>
-        <w:t xml:space="preserve">Luận án phát hiện chế độ thể chế quyết định chính sự tồn tại và vị trí của chữ U ngược: đường cong định hình rõ nét nhất ở vùng giữa gradient thể chế (Nhóm IV, điểm uốn 43,0%), duỗi thẳng gần tuyến tính ở biên trên và mất cấu trúc ở biên dưới (§4.6.2). Ở cấp vĩ mô, Ngân hàng Thế giới ghi nhận rằng các thị trường biên tăng trưởng nhanh nhất là những nền đã cải thiện quản trị, thu hẹp chênh lệch lãi suất ngân hàng và kiểm soát nợ công, trong khi các điểm yếu thể chế đi kèm tăng trưởng vốn đáng thất vọng (World Bank, 2026c). Hai tầng bằng chứng cùng chỉ về một cơ chế: chất lượng thể chế quyết định mức độ và điều kiện mà tích lũy vốn và quốc tế hóa chuyển hóa thành kết quả thực. Gradient điểm uốn cấp doanh nghiệp của luận án vì vậy có thể đọc như biểu hiện vi mô của quy luật phân hóa tăng trưởng vĩ mô.</w:t>
+        <w:t xml:space="preserve">Luận án phát hiện chế độ thể chế quyết định chính sự tồn tại và vị trí của chữ U ngược: đường cong định hình rõ nét nhất ở vùng giữa gradient thể chế (Nhóm IV, điểm uốn 43,0%), duỗi thẳng gần tuyến tính ở biên trên và mất cấu trúc ở biên dưới (Mục 4.6.2). Ở cấp vĩ mô, Ngân hàng Thế giới ghi nhận rằng các thị trường biên tăng trưởng nhanh nhất là những nền đã cải thiện quản trị, thu hẹp chênh lệch lãi suất ngân hàng và kiểm soát nợ công, trong khi các điểm yếu thể chế đi kèm tăng trưởng vốn đáng thất vọng (World Bank, 2026c). Hai tầng bằng chứng cùng chỉ về một cơ chế: chất lượng thể chế quyết định mức độ và điều kiện mà tích lũy vốn và quốc tế hóa chuyển hóa thành kết quả thực. Gradient điểm uốn cấp doanh nghiệp của luận án vì vậy có thể đọc như biểu hiện vi mô của quy luật phân hóa tăng trưởng vĩ mô.</w:t>
       </w:r>
     </w:p>
     <w:p>
@@ -34395,7 +34395,7 @@
         <w:t xml:space="preserve"> </w:t>
       </w:r>
       <w:r>
-        <w:t xml:space="preserve">Luận án cho thấy nhóm Advanced tài nguyên dẫn dắt (Nhóm II, các nền GCC) có phân tán năng suất hẹp đặc trưng của kinh tế nhà nước tô, nơi phân phối lại tô lợi tài nguyên san bằng khác biệt năng suất giữa doanh nghiệp (§4.1, Chuyên đề 1). Cú sốc xung đột Trung Đông năm 2026, với giá năng lượng dự báo tăng 24% và giá hàng hóa nói chung tăng 16%, đẩy giá kim loại cơ bản và quý lên mức cao kỷ lục (World Bank, 2026d), củng cố vị thế tô lợi của nhóm này trong ngắn hạn nhưng đồng thời khắc sâu rủi ro phụ thuộc tài nguyên mà mô hình tăng trưởng dựa trên đổi mới (Nhóm I) không gặp phải. Bối cảnh hàng hóa 2026 vì vậy làm rõ hơn vì sao việc gộp hai loại Advanced thành một nhóm duy nhất, như văn liệu trước thường làm, che khuất hai cơ chế chuyển hóa quốc tế hóa hoàn toàn khác nhau.</w:t>
+        <w:t xml:space="preserve">Luận án cho thấy nhóm Advanced tài nguyên dẫn dắt (Nhóm II, các nền GCC) có phân tán năng suất hẹp đặc trưng của kinh tế nhà nước tô, nơi phân phối lại tô lợi tài nguyên san bằng khác biệt năng suất giữa doanh nghiệp (Mục 4.1, Chuyên đề 1). Cú sốc xung đột Trung Đông năm 2026, với giá năng lượng dự báo tăng 24% và giá hàng hóa nói chung tăng 16%, đẩy giá kim loại cơ bản và quý lên mức cao kỷ lục (World Bank, 2026d), củng cố vị thế tô lợi của nhóm này trong ngắn hạn nhưng đồng thời khắc sâu rủi ro phụ thuộc tài nguyên mà mô hình tăng trưởng dựa trên đổi mới (Nhóm I) không gặp phải. Bối cảnh hàng hóa 2026 vì vậy làm rõ hơn vì sao việc gộp hai loại Advanced thành một nhóm duy nhất, như văn liệu trước thường làm, che khuất hai cơ chế chuyển hóa quốc tế hóa hoàn toàn khác nhau.</w:t>
       </w:r>
     </w:p>
     <w:p>
@@ -34413,7 +34413,7 @@
         <w:t xml:space="preserve"> </w:t>
       </w:r>
       <w:r>
-        <w:t xml:space="preserve">Luận án cho thấy phần thưởng của hiện diện số Tier-1 co lại ở các nền kinh tế tiên tiến nơi nó đã tiệm cận bão hòa, trong khi vẫn còn dư địa ở các nền đang chuyển đổi (§4.3.2, §4.6.3). Phân tích của Ngân hàng Thế giới về thể chế công trong kỷ nguyên trí tuệ nhân tạo nhấn mạnh rằng hạ tầng số công và quản trị dữ liệu là điều kiện nền tảng quyết định năng lực số được chuyển hóa thành giá trị, và rằng giai đoạn trưởng thành số khác nhau đòi hỏi công cụ chính sách khác nhau (World Bank, 2026e). Sự tương đồng này củng cố luận điểm cốt lõi của khung CDCM: phần thưởng của áp dụng số là hàm của mức độ phát triển thể chế và tầng năng lực số được đo, chứ không phải một</w:t>
+        <w:t xml:space="preserve">Luận án cho thấy phần thưởng của hiện diện số Tier-1 co lại ở các nền kinh tế tiên tiến nơi nó đã tiệm cận bão hòa, trong khi vẫn còn dư địa ở các nền đang chuyển đổi (Mục 4.3.2, Mục 4.6.3). Phân tích của Ngân hàng Thế giới về thể chế công trong kỷ nguyên trí tuệ nhân tạo nhấn mạnh rằng hạ tầng số công và quản trị dữ liệu là điều kiện nền tảng quyết định năng lực số được chuyển hóa thành giá trị, và rằng giai đoạn trưởng thành số khác nhau đòi hỏi công cụ chính sách khác nhau (World Bank, 2026e). Sự tương đồng này củng cố luận điểm cốt lõi của khung CDCM: phần thưởng của áp dụng số là hàm của mức độ phát triển thể chế và tầng năng lực số được đo, chứ không phải một</w:t>
       </w:r>
       <w:r>
         <w:t xml:space="preserve"> </w:t>
@@ -34449,7 +34449,7 @@
         <w:t xml:space="preserve"> </w:t>
       </w:r>
       <w:r>
-        <w:t xml:space="preserve">Phát hiện FIP tại SIDS (§4.7) và việc xác nhận rằng quốc tế hóa chỉ tạo phần thưởng năng suất trong điều kiện thể chế và năng lực đủ mạnh, đặt trong bối cảnh hơn 230 triệu người sẽ bước vào tuổi lao động ở các thị trường biên giai đoạn 2025–2035 (World Bank, 2026c), cho thấy chính sách thúc đẩy xuất khẩu đơn thuần là chưa đủ và có thể phản tác dụng ở những bối cảnh dễ tổn thương. Hàm ý chính sách của luận án, ưu tiên nâng cấp năng lực công nghệ trước khi mở rộng cường độ quốc tế hóa, vì vậy nhất quán với khuyến nghị vĩ mô của Ngân hàng Thế giới về việc đầu tư vào hạ tầng nền tảng và năng lực hấp thụ như điều kiện để các nền kinh tế biên hiện thực hóa tiềm năng (World Bank, 2026c).</w:t>
+        <w:t xml:space="preserve">Phát hiện FIP tại SIDS (Mục 4.7) và việc xác nhận rằng quốc tế hóa chỉ tạo phần thưởng năng suất trong điều kiện thể chế và năng lực đủ mạnh, đặt trong bối cảnh hơn 230 triệu người sẽ bước vào tuổi lao động ở các thị trường biên giai đoạn 2025–2035 (World Bank, 2026c), cho thấy chính sách thúc đẩy xuất khẩu đơn thuần là chưa đủ và có thể phản tác dụng ở những bối cảnh dễ tổn thương. Hàm ý chính sách của luận án, ưu tiên nâng cấp năng lực công nghệ trước khi mở rộng cường độ quốc tế hóa, vì vậy nhất quán với khuyến nghị vĩ mô của Ngân hàng Thế giới về việc đầu tư vào hạ tầng nền tảng và năng lực hấp thụ như điều kiện để các nền kinh tế biên hiện thực hóa tiềm năng (World Bank, 2026c).</w:t>
       </w:r>
     </w:p>
     <w:p>
@@ -34853,7 +34853,7 @@
               <w:jc w:val="left"/>
             </w:pPr>
             <w:r>
-              <w:t xml:space="preserve">dương (+0,26→+0,43)</w:t>
+              <w:t xml:space="preserve">dương (+0,26 lên +0,43)</w:t>
             </w:r>
           </w:p>
         </w:tc>
@@ -35173,19 +35173,19 @@
               <w:jc w:val="left"/>
             </w:pPr>
             <w:r>
-              <w:t xml:space="preserve">U ngược → sụp đổ ngưỡng</w:t>
-            </w:r>
-          </w:p>
-        </w:tc>
-        <w:tc>
-          <w:tcPr/>
-          <w:p>
-            <w:pPr>
-              <w:pStyle w:val="Compact"/>
-              <w:jc w:val="left"/>
-            </w:pPr>
-            <w:r>
-              <w:t xml:space="preserve">61,8%→40,7%→tan biến</w:t>
+              <w:t xml:space="preserve">U ngược chuyển sang sụp đổ ngưỡng</w:t>
+            </w:r>
+          </w:p>
+        </w:tc>
+        <w:tc>
+          <w:tcPr/>
+          <w:p>
+            <w:pPr>
+              <w:pStyle w:val="Compact"/>
+              <w:jc w:val="left"/>
+            </w:pPr>
+            <w:r>
+              <w:t xml:space="preserve">61,8% rồi 40,7% rồi tan biến</w:t>
             </w:r>
           </w:p>
         </w:tc>
@@ -35626,7 +35626,7 @@
               <w:t xml:space="preserve"> </w:t>
             </w:r>
             <w:r>
-              <w:t xml:space="preserve">= 3 tại nhóm Frontier (bin FR, hệ 5-regime của P6); gradient ICRV → TP được xác nhận từ P7</w:t>
+              <w:t xml:space="preserve">= 3 tại nhóm Frontier (bin FR, hệ 5-regime của P6); gradient điểm uốn theo ICRV được xác nhận từ P7</w:t>
             </w:r>
           </w:p>
         </w:tc>
@@ -35923,7 +35923,7 @@
               <w:jc w:val="left"/>
             </w:pPr>
             <w:r>
-              <w:t xml:space="preserve">Xác nhận tại Ấn Độ: TP 61,8% (2014) → 40,7% (2022) → tan biến (2025,</w:t>
+              <w:t xml:space="preserve">Xác nhận tại Ấn Độ: TP 61,8% (2014) rồi 40,7% (2022) rồi tan biến (2025,</w:t>
             </w:r>
             <w:r>
               <w:t xml:space="preserve"> </w:t>
@@ -37926,7 +37926,7 @@
         <w:t xml:space="preserve"> </w:t>
       </w:r>
       <w:r>
-        <w:t xml:space="preserve">mà phụ thuộc vào bối cảnh ICRV: từ TP ≈ 88,6% (Singapore, Advanced Innovation; lưu ý điểm uốn này không định vị tin cậy do CI vượt ngưỡng khả thi, xem §4.3) đến TP ≈ 39,7% (Việt Nam pooled, Lower-mid Transition), với Trung Quốc ở mức trung gian (TP ≈ 48,78%). Không có một điểm uốn phổ quát cho tất cả bối cảnh.</w:t>
+        <w:t xml:space="preserve">mà phụ thuộc vào bối cảnh ICRV: từ TP ≈ 88,6% (Singapore, Advanced Innovation; lưu ý điểm uốn này không định vị tin cậy do CI vượt ngưỡng khả thi, xem Mục 4.3) đến TP ≈ 39,7% (Việt Nam pooled, Lower-mid Transition), với Trung Quốc ở mức trung gian (TP ≈ 48,78%). Không có một điểm uốn phổ quát cho tất cả bối cảnh.</w:t>
       </w:r>
     </w:p>
     <w:p>
@@ -39902,7 +39902,7 @@
         <w:t xml:space="preserve"> </w:t>
       </w:r>
       <w:r>
-        <w:t xml:space="preserve">→</w:t>
+        <w:t xml:space="preserve">thành</w:t>
       </w:r>
       <w:r>
         <w:t xml:space="preserve"> </w:t>
@@ -39920,7 +39920,7 @@
         <w:t xml:space="preserve"> </w:t>
       </w:r>
       <w:r>
-        <w:t xml:space="preserve">theo APA 7th §8.31.</w:t>
+        <w:t xml:space="preserve">theo APA 7th Mục 8.31.</w:t>
       </w:r>
     </w:p>
     <w:p>
@@ -40025,7 +40025,7 @@
         <w:t xml:space="preserve"> </w:t>
       </w:r>
       <w:r>
-        <w:t xml:space="preserve">(5 entries): (i) Pirlea &amp; Corso (2026) internet access digital divide; (ii) Mahler, Wang &amp; Weber (2026) AI inequality; (iii) Pirlea et al. (2026) Atlas of Global Development 2026; (iv) Agnolucci, Kenworthy &amp; Kose (2026) Middle East war → commodity markets; (v) Boeddu, Feyen et al. (2025) AI for Financial Sector Supervision (G20 report).</w:t>
+        <w:t xml:space="preserve">(5 entries): (i) Pirlea &amp; Corso (2026) internet access digital divide; (ii) Mahler, Wang &amp; Weber (2026) AI inequality; (iii) Pirlea et al. (2026) Atlas of Global Development 2026; (iv) Agnolucci, Kenworthy &amp; Kose (2026) Middle East war tác động tới commodity markets; (v) Boeddu, Feyen et al. (2025) AI for Financial Sector Supervision (G20 report).</w:t>
       </w:r>
     </w:p>
     <w:p>
@@ -40056,7 +40056,7 @@
         <w:t xml:space="preserve"> </w:t>
       </w:r>
       <w:r>
-        <w:t xml:space="preserve">(5 entries) phục vụ cập nhật §1.1 và §5.1 của P4 Singapore: (i) Enterprise Singapore (2025) SWITCH 2025; (ii) GovTech Singapore (2024) Digital Government Rankings; (iii) IMDA (2025) ATxSG 2025; (iv) StartupBlink (2025) Global Startup Ecosystem Index; (v) StartupBlink (2026) Innovators Business Environment Index.</w:t>
+        <w:t xml:space="preserve">(5 entries) phục vụ cập nhật Mục 1.1 và Mục 5.1 của P4 Singapore: (i) Enterprise Singapore (2025) SWITCH 2025; (ii) GovTech Singapore (2024) Digital Government Rankings; (iii) IMDA (2025) ATxSG 2025; (iv) StartupBlink (2025) Global Startup Ecosystem Index; (v) StartupBlink (2026) Innovators Business Environment Index.</w:t>
       </w:r>
     </w:p>
     <w:p>
@@ -40104,7 +40104,7 @@
         <w:t xml:space="preserve"> </w:t>
       </w:r>
       <w:r>
-        <w:t xml:space="preserve">(Section P); (ii) in-text citations trong P8 §1 (SIDS development lag) và §3.2 (DAI null context — Mahler et al. 2026). Khatua et al. (2024) APA7 format corrected to advance online publication.</w:t>
+        <w:t xml:space="preserve">(Section P); (ii) in-text citations trong P8 Mục 1 (SIDS development lag) và Mục 3.2 (DAI null context — Mahler et al. 2026). Khatua et al. (2024) APA7 format corrected to advance online publication.</w:t>
       </w:r>
     </w:p>
     <w:p>
@@ -40135,7 +40135,7 @@
         <w:t xml:space="preserve"> </w:t>
       </w:r>
       <w:r>
-        <w:t xml:space="preserve">(5 entries) từ đánh giá 11 PDFs upload ngày 16/05/2026: (i) Agarwal, Barattieri &amp; Mattoo (2026) WPS11352 — Vietnam firm LP tăng theo export demand shock; (ii) Barattieri, Mattoo &amp; Signoret (2026) WPS11354 — Vietnam trade liberalization → +2.9%/yr productivity; (iii) Geginat &amp; Ramalho (2015) WPS7460 — electricity quality &amp; firm performance 183 countries (P8/CD1); (iv) Kim, Kumar, Ramalho &amp; Russell (2026) WPS11279 — institutional capacity framework for ICRV (CD2/thesis); (v) Mahler, Serajuddin, Wadhwa &amp; Yonzan (2026) WPS11350 — world slowest development pace 75 yrs, SIDS ≥100 yrs from standards (P8).</w:t>
+        <w:t xml:space="preserve">(5 entries) từ đánh giá 11 PDFs upload ngày 16/05/2026: (i) Agarwal, Barattieri &amp; Mattoo (2026) WPS11352 — Vietnam firm LP tăng theo export demand shock; (ii) Barattieri, Mattoo &amp; Signoret (2026) WPS11354 — Vietnam trade liberalization dẫn đến +2.9%/yr productivity; (iii) Geginat &amp; Ramalho (2015) WPS7460 — electricity quality &amp; firm performance 183 countries (P8/CD1); (iv) Kim, Kumar, Ramalho &amp; Russell (2026) WPS11279 — institutional capacity framework for ICRV (CD2/thesis); (v) Mahler, Serajuddin, Wadhwa &amp; Yonzan (2026) WPS11350 — world slowest development pace 75 yrs, SIDS ≥100 yrs from standards (P8).</w:t>
       </w:r>
       <w:r>
         <w:t xml:space="preserve"> </w:t>
@@ -40184,7 +40184,7 @@
         <w:t xml:space="preserve"> </w:t>
       </w:r>
       <w:r>
-        <w:t xml:space="preserve">= Atlas chapter (Section P). In-text citations added: P3 §5 (Agarwal + Barattieri), P8 §1 (Mahler et al. 2026b), CD2 §3.3 Tầng 3 (Kim et al. 2026).</w:t>
+        <w:t xml:space="preserve">= Atlas chapter (Section P). In-text citations added: P3 Mục 5 (Agarwal + Barattieri), P8 Mục 1 (Mahler et al. 2026b), CD2 Mục 3.3 Tầng 3 (Kim et al. 2026).</w:t>
       </w:r>
     </w:p>
     <w:p>
@@ -40292,7 +40292,7 @@
         <w:t xml:space="preserve">✓ RESOLVED Audit Warning 1 v2.4</w:t>
       </w:r>
       <w:r>
-        <w:t xml:space="preserve">: Lin &amp; Beamish (2005) → Lu &amp; Beamish (2004) replacement đã hoàn tất trong file 14 v3.8 (commit e2f8415).</w:t>
+        <w:t xml:space="preserve">: Lin &amp; Beamish (2005) thành Lu &amp; Beamish (2004) replacement đã hoàn tất trong file 14 v3.8 (commit e2f8415).</w:t>
       </w:r>
     </w:p>
     <w:p>
@@ -40574,7 +40574,7 @@
         <w:t xml:space="preserve">✓ RESOLVED v2.5 — Audit Warning 1</w:t>
       </w:r>
       <w:r>
-        <w:t xml:space="preserve">: Lin &amp; Beamish (2005) → Lu &amp; Beamish (2004) replacement đã hoàn tất trong file 14 v3.8 (commit e2f8415, 07/05/2026): 4 occurrences trong §1.1, §2.6, Bảng 2.6.1 đã updated. Lu &amp; Beamish (2004) AMJ S-curve DOI 10.2307/20159604 đã có sẵn Section B từ v2.1.</w:t>
+        <w:t xml:space="preserve">: Lin &amp; Beamish (2005) thành Lu &amp; Beamish (2004) replacement đã hoàn tất trong file 14 v3.8 (commit e2f8415, 07/05/2026): 4 occurrences trong Mục 1.1, Mục 2.6, Bảng 2.6.1 đã updated. Lu &amp; Beamish (2004) AMJ S-curve DOI 10.2307/20159604 đã có sẵn Section B từ v2.1.</w:t>
       </w:r>
     </w:p>
     <w:bookmarkEnd w:id="198"/>
@@ -42608,7 +42608,7 @@
           <w:iCs/>
           <w:i/>
         </w:rPr>
-        <w:t xml:space="preserve">per §8.31. Cited file 09b_vn_term_glossary.md cho thuật ngữ chuẩn + chuyển dịch tiếng Việt CĐ1 v3.x.)</w:t>
+        <w:t xml:space="preserve">per Mục 8.31. Cited file 09b_vn_term_glossary.md cho thuật ngữ chuẩn + chuyển dịch tiếng Việt CĐ1 v3.x.)</w:t>
       </w:r>
     </w:p>
     <w:p>
@@ -42782,7 +42782,7 @@
           <w:iCs/>
           <w:i/>
         </w:rPr>
-        <w:t xml:space="preserve">để tính GNI per capita. Cited §1.3 phạm vi không gian (47 nước châu Á phân loại theo income group) + §3 ICRV regime classification trong CĐ1 v3.x.)</w:t>
+        <w:t xml:space="preserve">để tính GNI per capita. Cited Mục 1.3 phạm vi không gian (47 nước châu Á phân loại theo income group) + Mục 3 ICRV regime classification trong CĐ1 v3.x.)</w:t>
       </w:r>
     </w:p>
     <w:p>
@@ -43145,7 +43145,7 @@
           <w:iCs/>
           <w:i/>
         </w:rPr>
-        <w:t xml:space="preserve">stage; (d) Lạm phát dự phóng 4,0%; (e) Two-tier framing: FDI-sector 18% global solution contribution vs SMEs nội địa cần hỗ trợ fintech/capacity (ADB Policy-Based Loans $2,4B target nhóm này); (f) GVC re-positioning từ assembly → mid-stream design/R&amp;D dựa trên 3 trụ cột Resilience + Environmental Sustainability + Inclusiveness. Cited §1.1 lớp 6 update + §5.3 Vietnam case study trong CĐ1 v3.9.)</w:t>
+        <w:t xml:space="preserve">stage; (d) Lạm phát dự phóng 4,0%; (e) Two-tier framing: FDI-sector 18% global solution contribution vs SMEs nội địa cần hỗ trợ fintech/capacity (ADB Policy-Based Loans $2,4B target nhóm này); (f) GVC re-positioning từ assembly → mid-stream design/R&amp;D dựa trên 3 trụ cột Resilience + Environmental Sustainability + Inclusiveness. Cited Mục 1.1 lớp 6 update + Mục 5.3 Vietnam case study trong CĐ1 v3.9.)</w:t>
       </w:r>
     </w:p>
     <w:p>
@@ -43442,7 +43442,7 @@
           <w:iCs/>
           <w:i/>
         </w:rPr>
-        <w:t xml:space="preserve">per §8.31; ước lượng 2023-2024. NCS verify trên trang IFC trước final. Cited §6 yếu tố giải thích trong CĐ1 v3.x — bổ sung framework 3 trụ cột cho ICRV interpretation.)</w:t>
+        <w:t xml:space="preserve">per Mục 8.31; ước lượng 2023-2024. NCS verify trên trang IFC trước final. Cited Mục 6 yếu tố giải thích trong CĐ1 v3.x — bổ sung framework 3 trụ cột cho ICRV interpretation.)</w:t>
       </w:r>
     </w:p>
     <w:p>
@@ -43724,13 +43724,13 @@
       </w:r>
     </w:p>
     <w:bookmarkEnd w:id="211"/>
-    <w:bookmarkStart w:id="212" w:name="X2132ca8004af576b93c55ebf0ffe37a44f46a17"/>
+    <w:bookmarkStart w:id="212" w:name="X1ca9aa89636ad43de36398867e3fda3073628b0"/>
     <w:p>
       <w:pPr>
         <w:pStyle w:val="Heading2"/>
       </w:pPr>
       <w:r>
-        <w:t xml:space="preserve">O. Văn bản pháp lý Việt Nam (cited trong CĐ1 §7.3.3)</w:t>
+        <w:t xml:space="preserve">O. Văn bản pháp lý Việt Nam (cited trong CĐ1 Mục 7.3.3)</w:t>
       </w:r>
     </w:p>
     <w:p>
@@ -45391,7 +45391,7 @@
           <w:iCs/>
           <w:i/>
         </w:rPr>
-        <w:t xml:space="preserve">(Cited in P5 §2 — trade re-equilibration, US–China tariff cycle, bilateral trade flow reorientation; Poverty and Equity Global Practice, October 2024.)</w:t>
+        <w:t xml:space="preserve">(Cited in P5 Mục 2 — trade re-equilibration, US–China tariff cycle, bilateral trade flow reorientation; Poverty and Equity Global Practice, October 2024.)</w:t>
       </w:r>
     </w:p>
     <w:p>
@@ -45720,7 +45720,7 @@
           <w:iCs/>
           <w:i/>
         </w:rPr>
-        <w:t xml:space="preserve">(Mới v2.9 — Vietnam DVAR tăng mạnh từ 2018: US demand shock 8,76% → DVAR +2,49 pp trong 2018–2020, giải thích 68,5% tổng tăng DVAR; firms phản ứng bằng cách xuất khẩu nhiều hơn sang cả US và non-US markets và ghi nhận tăng năng suất lao động; non-Chinese-owned firms là động lực chính; cơ chế: implicit rules of origin + FDI vào intermediates. Sử dụng matched firm-level + customs data 2016–2020. Cited P3 §5 Discussion — corroboration cho ascending-limb mechanism.)</w:t>
+        <w:t xml:space="preserve">(Mới v2.9 — Vietnam DVAR tăng mạnh từ 2018: US demand shock 8,76% → DVAR +2,49 pp trong 2018–2020, giải thích 68,5% tổng tăng DVAR; firms phản ứng bằng cách xuất khẩu nhiều hơn sang cả US và non-US markets và ghi nhận tăng năng suất lao động; non-Chinese-owned firms là động lực chính; cơ chế: implicit rules of origin + FDI vào intermediates. Sử dụng matched firm-level + customs data 2016–2020. Cited P3 Mục 5 Discussion — corroboration cho ascending-limb mechanism.)</w:t>
       </w:r>
     </w:p>
     <w:p>
@@ -45796,7 +45796,7 @@
           <w:iCs/>
           <w:i/>
         </w:rPr>
-        <w:t xml:space="preserve">strategy lợi ích hạn chế cho phần lớn đang phát triển; US Supreme Court Feb 20 2026 tuyên bố IEEPA tariffs unconstitutional. Cited P3 §5.5 Policy implications — macro-level corroboration cho tác động của mở cửa thương mại lên năng suất Việt Nam.)</w:t>
+        <w:t xml:space="preserve">strategy lợi ích hạn chế cho phần lớn đang phát triển; US Supreme Court Feb 20 2026 tuyên bố IEEPA tariffs unconstitutional. Cited P3 Mục 5.5 Policy implications — macro-level corroboration cho tác động của mở cửa thương mại lên năng suất Việt Nam.)</w:t>
       </w:r>
     </w:p>
     <w:p>
@@ -45948,7 +45948,7 @@
           <w:iCs/>
           <w:i/>
         </w:rPr>
-        <w:t xml:space="preserve">trong môi trường năng lực thấp; tương quan dương vững giữa năng lực thể chế và phát triển kinh tế. Cited CD2 §3.3 Tầng 3 Institutional Theory — cung cấp định nghĩa và framework chính thức cho ICRV 6-regime classification.)</w:t>
+        <w:t xml:space="preserve">trong môi trường năng lực thấp; tương quan dương vững giữa năng lực thể chế và phát triển kinh tế. Cited CD2 Mục 3.3 Tầng 3 Institutional Theory — cung cấp định nghĩa và framework chính thức cho ICRV 6-regime classification.)</w:t>
       </w:r>
     </w:p>
     <w:p>
@@ -46082,7 +46082,7 @@
           <w:iCs/>
           <w:i/>
         </w:rPr>
-        <w:t xml:space="preserve">nếu trích dẫn cả hai. Cited P8 §1 Introduction — structural developmental constraints cho Pacific SIDS FIP mechanism.)</w:t>
+        <w:t xml:space="preserve">nếu trích dẫn cả hai. Cited P8 Mục 1 Introduction — structural developmental constraints cho Pacific SIDS FIP mechanism.)</w:t>
       </w:r>
     </w:p>
     <w:p>
@@ -47276,7 +47276,7 @@
         <w:t xml:space="preserve">(pending)</w:t>
       </w:r>
       <w:r>
-        <w:t xml:space="preserve">: Citation trong file 16 §7.3.1 (3)(e) sectoral AI exposure cần verify trên trang BIS Working Papers. Có thể trong reference list của ADB ADO Special Topic April 2026 — NCS cần cross-check.</w:t>
+        <w:t xml:space="preserve">: Citation trong file 16 Mục 7.3.1 (3)(e) sectoral AI exposure cần verify trên trang BIS Working Papers. Có thể trong reference list của ADB ADO Special Topic April 2026 — NCS cần cross-check.</w:t>
       </w:r>
     </w:p>
     <w:p>
@@ -47301,7 +47301,7 @@
         <w:t xml:space="preserve">(pending)</w:t>
       </w:r>
       <w:r>
-        <w:t xml:space="preserve">: Citation trong file 16 §7.3.1 (3)(e) AI-enabling goods exports cần verify với specific publication name (e.g.,</w:t>
+        <w:t xml:space="preserve">: Citation trong file 16 Mục 7.3.1 (3)(e) AI-enabling goods exports cần verify với specific publication name (e.g.,</w:t>
       </w:r>
       <w:r>
         <w:t xml:space="preserve"> </w:t>
@@ -50706,13 +50706,13 @@
     </w:p>
     <w:bookmarkEnd w:id="228"/>
     <w:bookmarkEnd w:id="229"/>
-    <w:bookmarkStart w:id="230" w:name="Xfcfd97cb98ed3f4d1b64063e814942600c7ed0b"/>
+    <w:bookmarkStart w:id="230" w:name="X4ad38a67506c0aa3a2d571e9cd2db0013b86176"/>
     <w:p>
       <w:pPr>
         <w:pStyle w:val="Heading2"/>
       </w:pPr>
       <w:r>
-        <w:t xml:space="preserve">Bổ sung v2.8 — Thao tác hóa FSTS trực tiếp/gián tiếp (Chương 3 §3.3.2, CĐ1 §2.2)</w:t>
+        <w:t xml:space="preserve">Bổ sung v2.8 — Thao tác hóa FSTS trực tiếp/gián tiếp (Chương 3 Mục 3.3.2, CĐ1 Mục 2.2)</w:t>
       </w:r>
     </w:p>
     <w:p>
@@ -50779,13 +50779,13 @@
       </w:r>
     </w:p>
     <w:bookmarkEnd w:id="230"/>
-    <w:bookmarkStart w:id="231" w:name="X0594839b64ebc9cf139e008fd0f7618dc7babbe"/>
+    <w:bookmarkStart w:id="231" w:name="X4810745a8b7558f6ac6877d26fce4f3b946fba5"/>
     <w:p>
       <w:pPr>
         <w:pStyle w:val="Heading2"/>
       </w:pPr>
       <w:r>
-        <w:t xml:space="preserve">Bổ sung v2.9 — Phân biệt cấu trúc số (Chương 2 §2.2.5, Chương 3 §3.3.3)</w:t>
+        <w:t xml:space="preserve">Bổ sung v2.9 — Phân biệt cấu trúc số (Chương 2 Mục 2.2.5, Chương 3 Mục 3.3.3)</w:t>
       </w:r>
     </w:p>
     <w:p>
@@ -51383,7 +51383,7 @@
         <w:pStyle w:val="BodyText"/>
       </w:pPr>
       <w:r>
-        <w:t xml:space="preserve">Phụ lục A bổ sung cho Chương 3 (§3.3) ở cấp độ</w:t>
+        <w:t xml:space="preserve">Phụ lục A bổ sung cho Chương 3 (Mục 3.3) ở cấp độ</w:t>
       </w:r>
       <w:r>
         <w:t xml:space="preserve"> </w:t>
@@ -51405,7 +51405,7 @@
         <w:t xml:space="preserve"> </w:t>
       </w:r>
       <w:r>
-        <w:t xml:space="preserve">trong khi §3.3 nêu nguồn dữ liệu và định nghĩa biến, Phụ lục A tài liệu hóa từng bước</w:t>
+        <w:t xml:space="preserve">trong khi Mục 3.3 nêu nguồn dữ liệu và định nghĩa biến, Phụ lục A tài liệu hóa từng bước</w:t>
       </w:r>
       <w:r>
         <w:t xml:space="preserve"> </w:t>
@@ -52489,7 +52489,7 @@
         <w:rPr>
           <w:rStyle w:val="VerbatimChar"/>
         </w:rPr>
-        <w:t xml:space="preserve">    D --&gt;|"S4 · mã thiếu −9/−8/−7 → khuyết;&lt;br/&gt;kiểm tra miền giá trị"| E["106.765 bản ghi doanh nghiệp–năm"]</w:t>
+        <w:t xml:space="preserve">    D --&gt;|"S4 · mã thiếu −9/−8/−7 thành khuyết;&lt;br/&gt;kiểm tra miền giá trị"| E["106.765 bản ghi doanh nghiệp–năm"]</w:t>
       </w:r>
       <w:r>
         <w:br/>
@@ -52941,7 +52941,7 @@
         <w:t xml:space="preserve">c22b</w:t>
       </w:r>
       <w:r>
-        <w:t xml:space="preserve">; email; thanh toán điện tử), tách biệt theo lập luận thuần khiết cấu trúc (construct purity) ở §2.1.3 và Coltman et al. (2008).</w:t>
+        <w:t xml:space="preserve">; email; thanh toán điện tử), tách biệt theo lập luận thuần khiết cấu trúc (construct purity) ở Mục 2.1.3 và Coltman et al. (2008).</w:t>
       </w:r>
     </w:p>
     <w:p>
@@ -53332,7 +53332,7 @@
         <w:t xml:space="preserve"> </w:t>
       </w:r>
       <w:r>
-        <w:t xml:space="preserve">đại lượng bất biến với đơn vị tiền tệ (xem §4.1.1). Khi cần so sánh</w:t>
+        <w:t xml:space="preserve">đại lượng bất biến với đơn vị tiền tệ (xem Mục 4.1.1). Khi cần so sánh</w:t>
       </w:r>
       <w:r>
         <w:t xml:space="preserve"> </w:t>

--- a/dist/luan_an_ctu/LUAN_AN_FULL_vi.docx
+++ b/dist/luan_an_ctu/LUAN_AN_FULL_vi.docx
@@ -40289,7 +40289,7 @@
           <w:bCs/>
           <w:b/>
         </w:rPr>
-        <w:t xml:space="preserve">✓ RESOLVED Audit Warning 1 v2.4</w:t>
+        <w:t xml:space="preserve">RESOLVED Audit Warning 1 v2.4</w:t>
       </w:r>
       <w:r>
         <w:t xml:space="preserve">: Lin &amp; Beamish (2005) thành Lu &amp; Beamish (2004) replacement đã hoàn tất trong file 14 v3.8 (commit e2f8415).</w:t>
@@ -40571,7 +40571,7 @@
           <w:bCs/>
           <w:b/>
         </w:rPr>
-        <w:t xml:space="preserve">✓ RESOLVED v2.5 — Audit Warning 1</w:t>
+        <w:t xml:space="preserve">RESOLVED v2.5 — Audit Warning 1</w:t>
       </w:r>
       <w:r>
         <w:t xml:space="preserve">: Lin &amp; Beamish (2005) thành Lu &amp; Beamish (2004) replacement đã hoàn tất trong file 14 v3.8 (commit e2f8415, 07/05/2026): 4 occurrences trong Mục 1.1, Mục 2.6, Bảng 2.6.1 đã updated. Lu &amp; Beamish (2004) AMJ S-curve DOI 10.2307/20159604 đã có sẵn Section B từ v2.1.</w:t>
@@ -43145,7 +43145,7 @@
           <w:iCs/>
           <w:i/>
         </w:rPr>
-        <w:t xml:space="preserve">stage; (d) Lạm phát dự phóng 4,0%; (e) Two-tier framing: FDI-sector 18% global solution contribution vs SMEs nội địa cần hỗ trợ fintech/capacity (ADB Policy-Based Loans $2,4B target nhóm này); (f) GVC re-positioning từ assembly → mid-stream design/R&amp;D dựa trên 3 trụ cột Resilience + Environmental Sustainability + Inclusiveness. Cited Mục 1.1 lớp 6 update + Mục 5.3 Vietnam case study trong CĐ1 v3.9.)</w:t>
+        <w:t xml:space="preserve">stage; (d) Lạm phát dự phóng 4,0%; (e) Two-tier framing: FDI-sector 18% global solution contribution vs SMEs nội địa cần hỗ trợ fintech/capacity (ADB Policy-Based Loans $2,4B target nhóm này); (f) GVC re-positioning từ assembly đến mid-stream design/R&amp;D dựa trên 3 trụ cột Resilience + Environmental Sustainability + Inclusiveness. Cited Mục 1.1 lớp 6 update + Mục 5.3 Vietnam case study trong CĐ1 v3.9.)</w:t>
       </w:r>
     </w:p>
     <w:p>
@@ -43190,7 +43190,7 @@
           <w:iCs/>
           <w:i/>
         </w:rPr>
-        <w:t xml:space="preserve">(Mới v2.3 — GVC participation 9% → 18% 2000-2023.)</w:t>
+        <w:t xml:space="preserve">(Mới v2.3 — GVC participation 9% đến 18% 2000-2023.)</w:t>
       </w:r>
     </w:p>
     <w:p>
@@ -43779,7 +43779,7 @@
           <w:iCs/>
           <w:i/>
         </w:rPr>
-        <w:t xml:space="preserve">(Mới v2.6 — Strait of Hormuz closure: 35% seaborne crude oil; Brent $72→$118/bbl March 2026; energy +24%; fertilizer +30%; EMDEs growth 3,6% downgrade 0,4pp; EMDE commodity exporters 2,4%.)</w:t>
+        <w:t xml:space="preserve">(Mới v2.6 — Strait of Hormuz closure: 35% seaborne crude oil; Brent $72 đến $118/bbl March 2026; energy +24%; fertilizer +30%; EMDEs growth 3,6% downgrade 0,4pp; EMDE commodity exporters 2,4%.)</w:t>
       </w:r>
     </w:p>
     <w:p>
@@ -45720,7 +45720,7 @@
           <w:iCs/>
           <w:i/>
         </w:rPr>
-        <w:t xml:space="preserve">(Mới v2.9 — Vietnam DVAR tăng mạnh từ 2018: US demand shock 8,76% → DVAR +2,49 pp trong 2018–2020, giải thích 68,5% tổng tăng DVAR; firms phản ứng bằng cách xuất khẩu nhiều hơn sang cả US và non-US markets và ghi nhận tăng năng suất lao động; non-Chinese-owned firms là động lực chính; cơ chế: implicit rules of origin + FDI vào intermediates. Sử dụng matched firm-level + customs data 2016–2020. Cited P3 Mục 5 Discussion — corroboration cho ascending-limb mechanism.)</w:t>
+        <w:t xml:space="preserve">(Mới v2.9 — Vietnam DVAR tăng mạnh từ 2018: US demand shock 8,76% đến DVAR +2,49 pp trong 2018–2020, giải thích 68,5% tổng tăng DVAR; firms phản ứng bằng cách xuất khẩu nhiều hơn sang cả US và non-US markets và ghi nhận tăng năng suất lao động; non-Chinese-owned firms là động lực chính; cơ chế: implicit rules of origin + FDI vào intermediates. Sử dụng matched firm-level + customs data 2016–2020. Cited P3 Mục 5 Discussion — corroboration cho ascending-limb mechanism.)</w:t>
       </w:r>
     </w:p>
     <w:p>
@@ -45754,7 +45754,7 @@
           <w:iCs/>
           <w:i/>
         </w:rPr>
-        <w:t xml:space="preserve">(Mới v2.9 — Vietnam: liberalization dịch vụ thương mại 2008–2016 → +2,9% năng suất hàng năm trong dịch vụ, +3,1% trong sản xuất;</w:t>
+        <w:t xml:space="preserve">(Mới v2.9 — Vietnam: liberalization dịch vụ thương mại 2008–2016 đến +2,9% năng suất hàng năm trong dịch vụ, +3,1% trong sản xuất;</w:t>
       </w:r>
       <w:r>
         <w:rPr>
@@ -45830,7 +45830,7 @@
           <w:iCs/>
           <w:i/>
         </w:rPr>
-        <w:t xml:space="preserve">(Mới v2.9 — WBES-based; LICs mất gấp 2 lần thời gian và trả gấp 70 lần chi phí kết nối điện so với HICs; chất lượng điện → firm performance; phân tích 183 quốc gia. Cited P8 / CD1 — infrastructure quality như institutional void context cho SIDS.)</w:t>
+        <w:t xml:space="preserve">(Mới v2.9 — WBES-based; LICs mất gấp 2 lần thời gian và trả gấp 70 lần chi phí kết nối điện so với HICs; chất lượng điện đến firm performance; phân tích 183 quốc gia. Cited P8 / CD1 — infrastructure quality như institutional void context cho SIDS.)</w:t>
       </w:r>
     </w:p>
     <w:p>
@@ -46905,7 +46905,7 @@
         <w:pStyle w:val="Compact"/>
       </w:pPr>
       <w:r>
-        <w:t xml:space="preserve">Vietnam trade liberalization → productivity:</w:t>
+        <w:t xml:space="preserve">Vietnam trade liberalization đến productivity:</w:t>
       </w:r>
       <w:r>
         <w:t xml:space="preserve"> </w:t>
@@ -47248,7 +47248,7 @@
           <w:bCs/>
           <w:b/>
         </w:rPr>
-        <w:t xml:space="preserve">✓ RESOLVED v2.5 — WARNING 1 (Lin &amp; Beamish 2005)</w:t>
+        <w:t xml:space="preserve">RESOLVED v2.5 — WARNING 1 (Lin &amp; Beamish 2005)</w:t>
       </w:r>
       <w:r>
         <w:t xml:space="preserve">: Hoàn tất file 14 v3.8 (commit e2f8415, 07/05/2026) — replace 4 occurrences với Lu &amp; Beamish (2004).</w:t>

--- a/dist/luan_an_ctu/LUAN_AN_FULL_vi.docx
+++ b/dist/luan_an_ctu/LUAN_AN_FULL_vi.docx
@@ -39,79 +39,109 @@
         <w:t xml:space="preserve"> </w:t>
       </w:r>
       <w:r>
+        <w:rPr>
+          <w:bCs/>
+          <w:b/>
+        </w:rPr>
         <w:t xml:space="preserve">TRƯỜNG ĐẠI HỌC CẦN THƠ</w:t>
       </w:r>
-      <w:r>
-        <w:t xml:space="preserve"> </w:t>
-      </w:r>
-      <w:r>
-        <w:t xml:space="preserve">TRƯỜNG KINH TẾ</w:t>
-      </w:r>
     </w:p>
     <w:p>
       <w:pPr>
         <w:pStyle w:val="BodyText"/>
       </w:pPr>
       <w:r>
-        <w:t xml:space="preserve">─────────────────────────────────────────</w:t>
-      </w:r>
-    </w:p>
-    <w:bookmarkStart w:id="21" w:name="đỗ-thùy-hương"/>
-    <w:p>
-      <w:pPr>
-        <w:pStyle w:val="Heading1"/>
-      </w:pPr>
-      <w:r>
+        <w:t xml:space="preserve"> </w:t>
+      </w:r>
+      <w:r>
+        <w:t xml:space="preserve"> </w:t>
+      </w:r>
+      <w:r>
+        <w:t xml:space="preserve"> </w:t>
+      </w:r>
+    </w:p>
+    <w:p>
+      <w:pPr>
+        <w:pStyle w:val="BodyText"/>
+      </w:pPr>
+      <w:r>
+        <w:rPr>
+          <w:bCs/>
+          <w:b/>
+        </w:rPr>
         <w:t xml:space="preserve">ĐỖ THÙY HƯƠNG</w:t>
       </w:r>
     </w:p>
-    <w:bookmarkStart w:id="20" w:name="Xc68c6454702a5acc569973a2d0e5beb6bb91b2c"/>
-    <w:p>
-      <w:pPr>
-        <w:pStyle w:val="Heading2"/>
-      </w:pPr>
-      <w:r>
-        <w:t xml:space="preserve">QUỐC TẾ HÓA VÀ HIỆU QUẢ HOẠT ĐỘNG CỦA DOANH NGHIỆP TẠI CHÂU Á: VAI TRÒ ĐIỀU TIẾT CỦA THỂ CHẾ, NĂNG LỰC SỐ VÀ ĐẶC ĐIỂM NHÀ QUẢN TRỊ</w:t>
-      </w:r>
-    </w:p>
-    <w:p>
-      <w:pPr>
-        <w:pStyle w:val="FirstParagraph"/>
-      </w:pPr>
-      <w:r>
-        <w:rPr>
-          <w:iCs/>
-          <w:i/>
-        </w:rPr>
-        <w:t xml:space="preserve">(Tiêu đề dự thảo, NCS xác nhận tiêu đề chính thức đã đăng ký với cơ sở đào tạo)</w:t>
-      </w:r>
-    </w:p>
     <w:p>
       <w:pPr>
         <w:pStyle w:val="BodyText"/>
       </w:pPr>
       <w:r>
+        <w:t xml:space="preserve"> </w:t>
+      </w:r>
+      <w:r>
+        <w:t xml:space="preserve"> </w:t>
+      </w:r>
+      <w:r>
+        <w:t xml:space="preserve"> </w:t>
+      </w:r>
+    </w:p>
+    <w:p>
+      <w:pPr>
+        <w:pStyle w:val="BodyText"/>
+      </w:pPr>
+      <w:r>
+        <w:rPr>
+          <w:bCs/>
+          <w:b/>
+        </w:rPr>
+        <w:t xml:space="preserve">QUỐC TẾ HÓA VÀ HIỆU QUẢ HOẠT ĐỘNG KINH DOANH CỦA CÁC DOANH NGHIỆP Ở CHÂU Á</w:t>
+      </w:r>
+    </w:p>
+    <w:p>
+      <w:pPr>
+        <w:pStyle w:val="BodyText"/>
+      </w:pPr>
+      <w:r>
+        <w:t xml:space="preserve"> </w:t>
+      </w:r>
+      <w:r>
+        <w:t xml:space="preserve"> </w:t>
+      </w:r>
+      <w:r>
+        <w:t xml:space="preserve"> </w:t>
+      </w:r>
+    </w:p>
+    <w:p>
+      <w:pPr>
+        <w:pStyle w:val="BodyText"/>
+      </w:pPr>
+      <w:r>
+        <w:rPr>
+          <w:bCs/>
+          <w:b/>
+        </w:rPr>
         <w:t xml:space="preserve">LUẬN ÁN TIẾN SĨ</w:t>
       </w:r>
+      <w:r>
+        <w:t xml:space="preserve"> </w:t>
+      </w:r>
+      <w:r>
+        <w:t xml:space="preserve">NGÀNH QUẢN TRỊ KINH DOANH</w:t>
+      </w:r>
     </w:p>
     <w:p>
       <w:pPr>
         <w:pStyle w:val="BodyText"/>
       </w:pPr>
       <w:r>
-        <w:t xml:space="preserve">Ngành: Quản trị kinh doanh</w:t>
-      </w:r>
-      <w:r>
-        <w:t xml:space="preserve"> </w:t>
-      </w:r>
-      <w:r>
-        <w:t xml:space="preserve">Mã ngành: 9340101</w:t>
-      </w:r>
-      <w:r>
-        <w:t xml:space="preserve"> </w:t>
-      </w:r>
-      <w:r>
-        <w:t xml:space="preserve">Mã nghiên cứu sinh: P1323001</w:t>
+        <w:t xml:space="preserve"> </w:t>
+      </w:r>
+      <w:r>
+        <w:t xml:space="preserve"> </w:t>
+      </w:r>
+      <w:r>
+        <w:t xml:space="preserve"> </w:t>
       </w:r>
     </w:p>
     <w:p>
@@ -119,17 +149,141 @@
         <w:pStyle w:val="BodyText"/>
       </w:pPr>
       <w:r>
+        <w:t xml:space="preserve">CẦN THƠ, NĂM 2026</w:t>
+      </w:r>
+    </w:p>
+    <w:p>
+      <w:pPr>
+        <w:pStyle w:val="BodyText"/>
+      </w:pPr>
+      <w:r>
+        <w:t xml:space="preserve">BỘ GIÁO DỤC VÀ ĐÀO TẠO</w:t>
+      </w:r>
+      <w:r>
+        <w:t xml:space="preserve"> </w:t>
+      </w:r>
+      <w:r>
+        <w:rPr>
+          <w:bCs/>
+          <w:b/>
+        </w:rPr>
+        <w:t xml:space="preserve">TRƯỜNG ĐẠI HỌC CẦN THƠ</w:t>
+      </w:r>
+    </w:p>
+    <w:p>
+      <w:pPr>
+        <w:pStyle w:val="BodyText"/>
+      </w:pPr>
+      <w:r>
+        <w:t xml:space="preserve"> </w:t>
+      </w:r>
+      <w:r>
+        <w:t xml:space="preserve"> </w:t>
+      </w:r>
+      <w:r>
+        <w:t xml:space="preserve"> </w:t>
+      </w:r>
+    </w:p>
+    <w:p>
+      <w:pPr>
+        <w:pStyle w:val="BodyText"/>
+      </w:pPr>
+      <w:r>
+        <w:rPr>
+          <w:bCs/>
+          <w:b/>
+        </w:rPr>
+        <w:t xml:space="preserve">ĐỖ THÙY HƯƠNG</w:t>
+      </w:r>
+    </w:p>
+    <w:p>
+      <w:pPr>
+        <w:pStyle w:val="BodyText"/>
+      </w:pPr>
+      <w:r>
+        <w:t xml:space="preserve"> </w:t>
+      </w:r>
+    </w:p>
+    <w:p>
+      <w:pPr>
+        <w:pStyle w:val="BodyText"/>
+      </w:pPr>
+      <w:r>
+        <w:rPr>
+          <w:bCs/>
+          <w:b/>
+        </w:rPr>
+        <w:t xml:space="preserve">QUỐC TẾ HÓA VÀ HIỆU QUẢ HOẠT ĐỘNG KINH DOANH CỦA CÁC DOANH NGHIỆP Ở CHÂU Á</w:t>
+      </w:r>
+    </w:p>
+    <w:p>
+      <w:pPr>
+        <w:pStyle w:val="BodyText"/>
+      </w:pPr>
+      <w:r>
+        <w:t xml:space="preserve"> </w:t>
+      </w:r>
+      <w:r>
+        <w:t xml:space="preserve"> </w:t>
+      </w:r>
+      <w:r>
+        <w:t xml:space="preserve"> </w:t>
+      </w:r>
+    </w:p>
+    <w:p>
+      <w:pPr>
+        <w:pStyle w:val="BodyText"/>
+      </w:pPr>
+      <w:r>
+        <w:rPr>
+          <w:bCs/>
+          <w:b/>
+        </w:rPr>
+        <w:t xml:space="preserve">LUẬN ÁN TIẾN SĨ</w:t>
+      </w:r>
+      <w:r>
+        <w:t xml:space="preserve"> </w:t>
+      </w:r>
+      <w:r>
+        <w:t xml:space="preserve">NGÀNH QUẢN TRỊ KINH DOANH</w:t>
+      </w:r>
+      <w:r>
+        <w:t xml:space="preserve"> </w:t>
+      </w:r>
+      <w:r>
+        <w:t xml:space="preserve">MÃ NGÀNH: 9340101</w:t>
+      </w:r>
+    </w:p>
+    <w:p>
+      <w:pPr>
+        <w:pStyle w:val="BodyText"/>
+      </w:pPr>
+      <w:r>
+        <w:t xml:space="preserve"> </w:t>
+      </w:r>
+      <w:r>
+        <w:t xml:space="preserve"> </w:t>
+      </w:r>
+      <w:r>
+        <w:t xml:space="preserve"> </w:t>
+      </w:r>
+    </w:p>
+    <w:p>
+      <w:pPr>
+        <w:pStyle w:val="BodyText"/>
+      </w:pPr>
+      <w:r>
+        <w:rPr>
+          <w:bCs/>
+          <w:b/>
+        </w:rPr>
         <w:t xml:space="preserve">NGƯỜI HƯỚNG DẪN KHOA HỌC</w:t>
       </w:r>
       <w:r>
         <w:t xml:space="preserve"> </w:t>
       </w:r>
       <w:r>
-        <w:rPr>
-          <w:iCs/>
-          <w:i/>
-        </w:rPr>
-        <w:t xml:space="preserve">[NCS xác nhận: TS. Nguyễn Minh Cảnh / PGS.TS. Phan Anh Tú]</w:t>
+        <w:t xml:space="preserve">PGS.TS. PHAN ANH TÚ</w:t>
       </w:r>
     </w:p>
     <w:p>
@@ -137,11 +291,23 @@
         <w:pStyle w:val="BodyText"/>
       </w:pPr>
       <w:r>
-        <w:t xml:space="preserve">Cần Thơ, năm 2026</w:t>
-      </w:r>
-    </w:p>
-    <w:bookmarkEnd w:id="20"/>
-    <w:bookmarkEnd w:id="21"/>
+        <w:t xml:space="preserve"> </w:t>
+      </w:r>
+      <w:r>
+        <w:t xml:space="preserve"> </w:t>
+      </w:r>
+      <w:r>
+        <w:t xml:space="preserve"> </w:t>
+      </w:r>
+    </w:p>
+    <w:p>
+      <w:pPr>
+        <w:pStyle w:val="BodyText"/>
+      </w:pPr>
+      <w:r>
+        <w:t xml:space="preserve">CẦN THƠ, NĂM 2026</w:t>
+      </w:r>
+    </w:p>
     <w:p>
       <w:r>
         <w:pict>
@@ -149,7 +315,7 @@
         </w:pict>
       </w:r>
     </w:p>
-    <w:bookmarkStart w:id="22" w:name="lời-cam-đoan"/>
+    <w:bookmarkStart w:id="20" w:name="lời-cam-đoan"/>
     <w:p>
       <w:pPr>
         <w:pStyle w:val="Heading2"/>
@@ -237,8 +403,8 @@
         </w:pict>
       </w:r>
     </w:p>
-    <w:bookmarkEnd w:id="22"/>
-    <w:bookmarkStart w:id="23" w:name="lời-cảm-ơn"/>
+    <w:bookmarkEnd w:id="20"/>
+    <w:bookmarkStart w:id="21" w:name="lời-cảm-ơn"/>
     <w:p>
       <w:pPr>
         <w:pStyle w:val="Heading2"/>
@@ -266,8 +432,8 @@
         </w:pict>
       </w:r>
     </w:p>
-    <w:bookmarkEnd w:id="23"/>
-    <w:bookmarkStart w:id="24" w:name="tóm-tắt"/>
+    <w:bookmarkEnd w:id="21"/>
+    <w:bookmarkStart w:id="22" w:name="tóm-tắt"/>
     <w:p>
       <w:pPr>
         <w:pStyle w:val="Heading2"/>
@@ -388,8 +554,8 @@
         </w:pict>
       </w:r>
     </w:p>
-    <w:bookmarkEnd w:id="24"/>
-    <w:bookmarkStart w:id="25" w:name="abstract"/>
+    <w:bookmarkEnd w:id="22"/>
+    <w:bookmarkStart w:id="23" w:name="abstract"/>
     <w:p>
       <w:pPr>
         <w:pStyle w:val="Heading2"/>
@@ -504,8 +670,8 @@
         </w:pict>
       </w:r>
     </w:p>
-    <w:bookmarkEnd w:id="25"/>
-    <w:bookmarkStart w:id="26" w:name="mục-lục"/>
+    <w:bookmarkEnd w:id="23"/>
+    <w:bookmarkStart w:id="24" w:name="mục-lục"/>
     <w:p>
       <w:pPr>
         <w:pStyle w:val="Heading2"/>
@@ -711,8 +877,8 @@
         </w:pict>
       </w:r>
     </w:p>
-    <w:bookmarkEnd w:id="26"/>
-    <w:bookmarkStart w:id="27" w:name="danh-mục-từ-viết-tắt"/>
+    <w:bookmarkEnd w:id="24"/>
+    <w:bookmarkStart w:id="25" w:name="danh-mục-từ-viết-tắt"/>
     <w:p>
       <w:pPr>
         <w:pStyle w:val="Heading2"/>
@@ -1922,8 +2088,8 @@
         </w:pict>
       </w:r>
     </w:p>
-    <w:bookmarkEnd w:id="27"/>
-    <w:bookmarkStart w:id="28" w:name="danh-mục-bảng"/>
+    <w:bookmarkEnd w:id="25"/>
+    <w:bookmarkStart w:id="26" w:name="danh-mục-bảng"/>
     <w:p>
       <w:pPr>
         <w:pStyle w:val="Heading2"/>
@@ -1989,7 +2155,7 @@
         <w:t xml:space="preserve"> </w:t>
       </w:r>
       <w:r>
-        <w:t xml:space="preserve">- Bảng 4.7. Tổng hợp ước lượng các nghiên cứu thành phần thực nghiệm (Chương 4, Mục 4.10)</w:t>
+        <w:t xml:space="preserve">- Bảng 4.7. Tổng hợp ước lượng các nghiên cứu thành phần thực nghiệm (Chương 4, Mục 4.11)</w:t>
       </w:r>
     </w:p>
     <w:p>
@@ -2043,11 +2209,11 @@
         <w:t xml:space="preserve"> </w:t>
       </w:r>
       <w:r>
-        <w:t xml:space="preserve">- Bảng tổng hợp kết quả kiểm định hệ giả thuyết H1–H6, H1b, H1c (Chương 4, Mục 4.10)</w:t>
-      </w:r>
-    </w:p>
-    <w:bookmarkEnd w:id="28"/>
-    <w:bookmarkStart w:id="29" w:name="danh-mục-hình"/>
+        <w:t xml:space="preserve">- Bảng tổng hợp kết quả kiểm định hệ giả thuyết H1–H6, H1b, H1c (Chương 4, Mục 4.11)</w:t>
+      </w:r>
+    </w:p>
+    <w:bookmarkEnd w:id="26"/>
+    <w:bookmarkStart w:id="27" w:name="danh-mục-hình"/>
     <w:p>
       <w:pPr>
         <w:pStyle w:val="Heading2"/>
@@ -2111,8 +2277,8 @@
         </w:pict>
       </w:r>
     </w:p>
-    <w:bookmarkEnd w:id="29"/>
-    <w:bookmarkStart w:id="30" w:name="X3131bb7fa4eac4deea1bc52d0a917d3422a5919"/>
+    <w:bookmarkEnd w:id="27"/>
+    <w:bookmarkStart w:id="28" w:name="X3131bb7fa4eac4deea1bc52d0a917d3422a5919"/>
     <w:p>
       <w:pPr>
         <w:pStyle w:val="Heading2"/>
@@ -2562,8 +2728,8 @@
         <w:br w:type="page"/>
       </w:r>
     </w:p>
-    <w:bookmarkEnd w:id="30"/>
-    <w:bookmarkStart w:id="31" w:name="chương-1-giới-thiệu"/>
+    <w:bookmarkEnd w:id="28"/>
+    <w:bookmarkStart w:id="29" w:name="chương-1-giới-thiệu"/>
     <w:p>
       <w:pPr>
         <w:pStyle w:val="Heading1"/>
@@ -2572,7 +2738,7 @@
         <w:t xml:space="preserve">CHƯƠNG 1: GIỚI THIỆU</w:t>
       </w:r>
     </w:p>
-    <w:bookmarkEnd w:id="31"/>
+    <w:bookmarkEnd w:id="29"/>
     <w:p>
       <w:r>
         <w:pict>
@@ -2580,7 +2746,7 @@
         </w:pict>
       </w:r>
     </w:p>
-    <w:bookmarkStart w:id="33" w:name="bối-cảnh-nghiên-cứu"/>
+    <w:bookmarkStart w:id="31" w:name="bối-cảnh-nghiên-cứu"/>
     <w:p>
       <w:pPr>
         <w:pStyle w:val="Heading2"/>
@@ -2644,7 +2810,7 @@
         <w:t xml:space="preserve">Cuối cùng, nhà quản trị cấp cao đóng vai trò không thể bỏ qua trong việc hình thành chiến lược và kết quả quốc tế hóa. Upper Echelons Theory (Hambrick &amp; Mason, 1984) khẳng định rằng quyết định chiến lược phản ánh đặc điểm nhận thức, kinh nghiệm và giá trị của nhà quản trị. Kinh nghiệm quốc tế giúp nhà quản trị nhận diện cơ hội và giảm chi phí của liability of foreignness, trong khi sự đa dạng giới tính ở cấp lãnh đạo có thể tăng cường quản trị rủi ro và ra quyết định đa chiều (Hsu et al., 2013; Post &amp; Byron, 2015). Tích hợp tầng nhà quản trị vào khung giải thích đa tầng là cần thiết để phản ánh đầy đủ sự phức tạp của quan hệ I–P trong bối cảnh châu Á.</w:t>
       </w:r>
     </w:p>
-    <w:bookmarkStart w:id="32" w:name="Xc1dcee8f5373723512b0db114b71fe5e38a510a"/>
+    <w:bookmarkStart w:id="30" w:name="Xc1dcee8f5373723512b0db114b71fe5e38a510a"/>
     <w:p>
       <w:pPr>
         <w:pStyle w:val="Heading3"/>
@@ -2767,9 +2933,9 @@
         </w:pict>
       </w:r>
     </w:p>
-    <w:bookmarkEnd w:id="32"/>
-    <w:bookmarkEnd w:id="33"/>
-    <w:bookmarkStart w:id="34" w:name="vấn-đề-nghiên-cứu"/>
+    <w:bookmarkEnd w:id="30"/>
+    <w:bookmarkEnd w:id="31"/>
+    <w:bookmarkStart w:id="32" w:name="vấn-đề-nghiên-cứu"/>
     <w:p>
       <w:pPr>
         <w:pStyle w:val="Heading2"/>
@@ -2809,8 +2975,8 @@
         </w:pict>
       </w:r>
     </w:p>
-    <w:bookmarkEnd w:id="34"/>
-    <w:bookmarkStart w:id="35" w:name="mục-tiêu-nghiên-cứu"/>
+    <w:bookmarkEnd w:id="32"/>
+    <w:bookmarkStart w:id="33" w:name="mục-tiêu-nghiên-cứu"/>
     <w:p>
       <w:pPr>
         <w:pStyle w:val="Heading2"/>
@@ -2842,8 +3008,8 @@
         </w:pict>
       </w:r>
     </w:p>
-    <w:bookmarkEnd w:id="35"/>
-    <w:bookmarkStart w:id="36" w:name="câu-hỏi-nghiên-cứu"/>
+    <w:bookmarkEnd w:id="33"/>
+    <w:bookmarkStart w:id="34" w:name="câu-hỏi-nghiên-cứu"/>
     <w:p>
       <w:pPr>
         <w:pStyle w:val="Heading2"/>
@@ -2875,8 +3041,8 @@
         </w:pict>
       </w:r>
     </w:p>
-    <w:bookmarkEnd w:id="36"/>
-    <w:bookmarkStart w:id="40" w:name="đối-tượng-và-phạm-vi-nghiên-cứu"/>
+    <w:bookmarkEnd w:id="34"/>
+    <w:bookmarkStart w:id="38" w:name="đối-tượng-và-phạm-vi-nghiên-cứu"/>
     <w:p>
       <w:pPr>
         <w:pStyle w:val="Heading2"/>
@@ -2885,7 +3051,7 @@
         <w:t xml:space="preserve">1.5 Đối tượng và phạm vi nghiên cứu</w:t>
       </w:r>
     </w:p>
-    <w:bookmarkStart w:id="37" w:name="đối-tượng-nghiên-cứu"/>
+    <w:bookmarkStart w:id="35" w:name="đối-tượng-nghiên-cứu"/>
     <w:p>
       <w:pPr>
         <w:pStyle w:val="Heading3"/>
@@ -2902,8 +3068,8 @@
         <w:t xml:space="preserve">Đối tượng nghiên cứu của luận án là mối quan hệ giữa quốc tế hóa và hiệu quả hoạt động của doanh nghiệp (internationalization–firm performance relationship) cùng với các yếu tố điều tiết của mối quan hệ đó, bao gồm bối cảnh thể chế, năng lực số và đặc điểm nhà quản trị cấp cao. Đơn vị phân tích là doanh nghiệp ở cấp độ tổ chức (firm-level analysis), không phải cấp độ ngành hay cấp độ quốc gia.</w:t>
       </w:r>
     </w:p>
-    <w:bookmarkEnd w:id="37"/>
-    <w:bookmarkStart w:id="38" w:name="phạm-vi-không-gian"/>
+    <w:bookmarkEnd w:id="35"/>
+    <w:bookmarkStart w:id="36" w:name="phạm-vi-không-gian"/>
     <w:p>
       <w:pPr>
         <w:pStyle w:val="Heading3"/>
@@ -2936,8 +3102,8 @@
         <w:t xml:space="preserve">có dữ liệu trong Khảo sát Doanh nghiệp của Ngân hàng Thế giới (World Bank Enterprise Surveys, WBES), được phân loại và tổ chức theo 6 sub-regime trong khung ICRV. Sáu sub-regime bao gồm: (i) Advanced Innovation-Driven, gồm Singapore, Hong Kong SAR, Hàn Quốc, Đài Loan, Israel và Nhật Bản; (ii) Advanced Resource-Driven, đại diện là các nền kinh tế GCC; (iii) Upper-middle, đại diện là Trung Quốc và Malaysia; (iv) Lower-middle transition, bao gồm Việt Nam và các nền kinh tế ASEAN đang phát triển; (v) Emerging, bao gồm các nền kinh tế kém phát triển nhất châu Á như Campuchia, Nepal và Afghanistan; và (vi) SIDS (Small Island Developing States), bao gồm 7 nền kinh tế đảo nhỏ Thái Bình Dương (mẫu chính P8; mở rộng 9 nền gồm Comoros và Timor-Leste khi kiểm định độ vững) được đưa vào phân tích để kiểm định các điều kiện biên cực đoan của quan hệ I–P. Nhật Bản được Khảo sát Doanh nghiệp của Ngân hàng Thế giới đưa vào lần đầu năm 2025 (N = 2.168) và là thành viên đầy đủ của Nhóm I trong khung phân tích, đồng thời là đối tượng của nghiên cứu thành phần P10.</w:t>
       </w:r>
     </w:p>
-    <w:bookmarkEnd w:id="38"/>
-    <w:bookmarkStart w:id="39" w:name="phạm-vi-thời-gian"/>
+    <w:bookmarkEnd w:id="36"/>
+    <w:bookmarkStart w:id="37" w:name="phạm-vi-thời-gian"/>
     <w:p>
       <w:pPr>
         <w:pStyle w:val="Heading3"/>
@@ -2961,9 +3127,9 @@
         </w:pict>
       </w:r>
     </w:p>
-    <w:bookmarkEnd w:id="39"/>
-    <w:bookmarkEnd w:id="40"/>
-    <w:bookmarkStart w:id="41" w:name="Xbf9681d2ece38c831068ce83c1d076e11fd1195"/>
+    <w:bookmarkEnd w:id="37"/>
+    <w:bookmarkEnd w:id="38"/>
+    <w:bookmarkStart w:id="39" w:name="Xbf9681d2ece38c831068ce83c1d076e11fd1195"/>
     <w:p>
       <w:pPr>
         <w:pStyle w:val="Heading2"/>
@@ -2995,8 +3161,8 @@
         </w:pict>
       </w:r>
     </w:p>
-    <w:bookmarkEnd w:id="41"/>
-    <w:bookmarkStart w:id="42" w:name="giả-thuyết-khoa-học-tóm-tắt"/>
+    <w:bookmarkEnd w:id="39"/>
+    <w:bookmarkStart w:id="40" w:name="giả-thuyết-khoa-học-tóm-tắt"/>
     <w:p>
       <w:pPr>
         <w:pStyle w:val="Heading2"/>
@@ -3033,8 +3199,8 @@
         </w:pict>
       </w:r>
     </w:p>
-    <w:bookmarkEnd w:id="42"/>
-    <w:bookmarkStart w:id="46" w:name="ý-nghĩa-khoa-học-và-thực-tiễn"/>
+    <w:bookmarkEnd w:id="40"/>
+    <w:bookmarkStart w:id="44" w:name="ý-nghĩa-khoa-học-và-thực-tiễn"/>
     <w:p>
       <w:pPr>
         <w:pStyle w:val="Heading2"/>
@@ -3043,7 +3209,7 @@
         <w:t xml:space="preserve">1.8 Ý nghĩa khoa học và thực tiễn</w:t>
       </w:r>
     </w:p>
-    <w:bookmarkStart w:id="43" w:name="đóng-góp-lý-thuyết"/>
+    <w:bookmarkStart w:id="41" w:name="đóng-góp-lý-thuyết"/>
     <w:p>
       <w:pPr>
         <w:pStyle w:val="Heading3"/>
@@ -3088,8 +3254,8 @@
         <w:t xml:space="preserve">, một construct lý thuyết mới chưa được định danh trong văn liệu kinh doanh quốc tế, như điều kiện biên cực đoan của mô hình chữ U ngược khi cả ba tầng của khung CDCM (thể chế, năng lực, quản trị) đồng thời ở mức tối thiểu. Bằng chứng thực nghiệm từ bảy nền kinh tế Pacific SIDS xác nhận quan hệ âm đơn điệu không có điểm uốn, mở ra hướng nghiên cứu mới về điều kiện biên của lý thuyết quốc tế hóa.</w:t>
       </w:r>
     </w:p>
-    <w:bookmarkEnd w:id="43"/>
-    <w:bookmarkStart w:id="44" w:name="đóng-góp-phương-pháp"/>
+    <w:bookmarkEnd w:id="41"/>
+    <w:bookmarkStart w:id="42" w:name="đóng-góp-phương-pháp"/>
     <w:p>
       <w:pPr>
         <w:pStyle w:val="Heading3"/>
@@ -3106,8 +3272,8 @@
         <w:t xml:space="preserve">Về mặt phương pháp, luận án đóng góp theo hai hướng. Hướng thứ nhất là thiết kế mixed synthesis-empirical kết hợp meta-analysis và phân tích đa quốc gia, tạo ra khả năng đối chiếu giữa bằng chứng tổng hợp từ văn liệu toàn cầu và bằng chứng thực nghiệm từ bối cảnh châu Á. Hướng thứ hai là phát triển và áp dụng khung phân loại thể chế ICRV cho 50 nền kinh tế, cung cấp một công cụ phân loại mới có ứng dụng tiềm năng trong nhiều nghiên cứu tương lai về moderating effect của thể chế trong văn liệu kinh doanh quốc tế.</w:t>
       </w:r>
     </w:p>
-    <w:bookmarkEnd w:id="44"/>
-    <w:bookmarkStart w:id="45" w:name="đóng-góp-thực-tiễn"/>
+    <w:bookmarkEnd w:id="42"/>
+    <w:bookmarkStart w:id="43" w:name="đóng-góp-thực-tiễn"/>
     <w:p>
       <w:pPr>
         <w:pStyle w:val="Heading3"/>
@@ -3146,9 +3312,9 @@
         </w:pict>
       </w:r>
     </w:p>
-    <w:bookmarkEnd w:id="45"/>
-    <w:bookmarkEnd w:id="46"/>
-    <w:bookmarkStart w:id="47" w:name="tính-mới-của-đề-tài"/>
+    <w:bookmarkEnd w:id="43"/>
+    <w:bookmarkEnd w:id="44"/>
+    <w:bookmarkStart w:id="45" w:name="tính-mới-của-đề-tài"/>
     <w:p>
       <w:pPr>
         <w:pStyle w:val="Heading2"/>
@@ -3188,8 +3354,8 @@
         </w:pict>
       </w:r>
     </w:p>
-    <w:bookmarkEnd w:id="47"/>
-    <w:bookmarkStart w:id="48" w:name="cấu-trúc-của-luận-án"/>
+    <w:bookmarkEnd w:id="45"/>
+    <w:bookmarkStart w:id="46" w:name="cấu-trúc-của-luận-án"/>
     <w:p>
       <w:pPr>
         <w:pStyle w:val="Heading2"/>
@@ -3615,8 +3781,8 @@
         <w:br w:type="page"/>
       </w:r>
     </w:p>
-    <w:bookmarkEnd w:id="48"/>
-    <w:bookmarkStart w:id="81" w:name="chương-2-tổng-quan-tài-liệu"/>
+    <w:bookmarkEnd w:id="46"/>
+    <w:bookmarkStart w:id="79" w:name="chương-2-tổng-quan-tài-liệu"/>
     <w:p>
       <w:pPr>
         <w:pStyle w:val="Heading1"/>
@@ -3640,7 +3806,7 @@
         </w:pict>
       </w:r>
     </w:p>
-    <w:bookmarkStart w:id="53" w:name="các-khái-niệm-cốt-lõi"/>
+    <w:bookmarkStart w:id="51" w:name="các-khái-niệm-cốt-lõi"/>
     <w:p>
       <w:pPr>
         <w:pStyle w:val="Heading2"/>
@@ -3649,7 +3815,7 @@
         <w:t xml:space="preserve">2.1 Các khái niệm cốt lõi</w:t>
       </w:r>
     </w:p>
-    <w:bookmarkStart w:id="49" w:name="quốc-tế-hóa-doanh-nghiệp"/>
+    <w:bookmarkStart w:id="47" w:name="quốc-tế-hóa-doanh-nghiệp"/>
     <w:p>
       <w:pPr>
         <w:pStyle w:val="Heading3"/>
@@ -3697,120 +3863,120 @@
         <w:t xml:space="preserve">Điều quan trọng cần lưu ý là quốc tế hóa không phải là một trạng thái nhị phân, mà là một biến liên tục biểu thị cường độ tham gia thị trường quốc tế, có thể thay đổi theo thời gian và phản ánh quá trình cam kết tích lũy của doanh nghiệp vào các thị trường nước ngoài (Johanson &amp; Vahlne, 1977, 2009).</w:t>
       </w:r>
     </w:p>
+    <w:bookmarkEnd w:id="47"/>
+    <w:bookmarkStart w:id="48" w:name="hiệu-quả-hoạt-động-doanh-nghiệp"/>
+    <w:p>
+      <w:pPr>
+        <w:pStyle w:val="Heading3"/>
+      </w:pPr>
+      <w:r>
+        <w:t xml:space="preserve">2.1.2 Hiệu quả hoạt động doanh nghiệp</w:t>
+      </w:r>
+    </w:p>
+    <w:p>
+      <w:pPr>
+        <w:pStyle w:val="FirstParagraph"/>
+      </w:pPr>
+      <w:r>
+        <w:t xml:space="preserve">Hiệu quả hoạt động doanh nghiệp (firm performance) là một khái niệm đa chiều không có một định nghĩa hoặc thước đo thống nhất trong văn liệu. Combs et al. (2005) và Richard et al. (2009) phân biệt ba nhóm thước đo chính: (i) thước đo dựa trên kế toán (accounting-based), bao gồm tỷ suất sinh lời trên tổng tài sản (ROA), tỷ suất sinh lời trên vốn chủ sở hữu (ROE), và tỷ suất sinh lời trên doanh thu (ROS); (ii) thước đo dựa trên thị trường tài chính (market-based), bao gồm Tobin’s Q và tổng lợi nhuận cổ đông; và (iii) thước đo dựa trên năng suất và tăng trưởng (productivity-based), bao gồm năng suất lao động (labor productivity) và tăng trưởng doanh thu.</w:t>
+      </w:r>
+    </w:p>
+    <w:p>
+      <w:pPr>
+        <w:pStyle w:val="BodyText"/>
+      </w:pPr>
+      <w:r>
+        <w:t xml:space="preserve">Trong bối cảnh nghiên cứu sử dụng dữ liệu WBES, vốn không cung cấp thông tin về giá cổ phiếu hay giá trị thị trường, thước đo năng suất lao động là lựa chọn phổ biến nhất và phù hợp nhất về mặt kỹ thuật. Năng suất lao động được tính bằng logarithm tự nhiên của tỷ số doanh thu hàng năm trên số lao động toàn thời gian (ln(doanh thu/lao động)), cho phép so sánh chuẩn hóa giữa các doanh nghiệp thuộc các quốc gia, ngành nghề và quy mô khác nhau (nghiên cứu thành phần P1). Luận án sử dụng thước đo này làm biến phụ thuộc chính, với ROS, tăng trưởng doanh thu, tăng trưởng việc làm và ln(doanh thu) được sử dụng như các thước đo độ vững để kiểm tra tính nhất quán của kết quả (xem Chương 3, Mục 3.5).</w:t>
+      </w:r>
+    </w:p>
+    <w:p>
+      <w:pPr>
+        <w:pStyle w:val="BodyText"/>
+      </w:pPr>
+      <w:r>
+        <w:t xml:space="preserve">Cần nhấn mạnh rằng việc chọn thước đo hiệu quả không chỉ là quyết định kỹ thuật, mà còn phản ánh quan niệm lý thuyết về hiệu quả. Trong bối cảnh quốc tế hóa ở các nền kinh tế đang phát triển, năng suất lao động phản ánh trực tiếp khả năng chuyển hóa nguồn lực đầu vào thành kết quả đầu ra, qua đó thể hiện năng lực cạnh tranh thực chất của doanh nghiệp, khác với ROA vốn bị ảnh hưởng bởi cấu trúc tài sản và hệ thống kế toán đặc thù của từng quốc gia.</w:t>
+      </w:r>
+    </w:p>
+    <w:bookmarkEnd w:id="48"/>
+    <w:bookmarkStart w:id="49" w:name="Xfff4943f729a78f5449986a54b8a0ad8ed2eb31"/>
+    <w:p>
+      <w:pPr>
+        <w:pStyle w:val="Heading3"/>
+      </w:pPr>
+      <w:r>
+        <w:t xml:space="preserve">2.1.3 Năng lực công nghệ và chỉ số chấp nhận số</w:t>
+      </w:r>
+    </w:p>
+    <w:p>
+      <w:pPr>
+        <w:pStyle w:val="FirstParagraph"/>
+      </w:pPr>
+      <w:r>
+        <w:t xml:space="preserve">Một trong những đóng góp khái niệm trọng tâm của luận án là sự phân biệt rõ ràng giữa hai construct: năng lực công nghệ (Technological Capability Index, TCI) và chỉ số chấp nhận số (Digital Adoption Index, DAI). Trong nhiều nghiên cứu trước đây, hai construct này thường bị gộp lại thành một khái niệm chung về</w:t>
+      </w:r>
+      <w:r>
+        <w:t xml:space="preserve"> </w:t>
+      </w:r>
+      <w:r>
+        <w:t xml:space="preserve">“</w:t>
+      </w:r>
+      <w:r>
+        <w:t xml:space="preserve">năng lực số</w:t>
+      </w:r>
+      <w:r>
+        <w:t xml:space="preserve">”</w:t>
+      </w:r>
+      <w:r>
+        <w:t xml:space="preserve"> </w:t>
+      </w:r>
+      <w:r>
+        <w:t xml:space="preserve">(digital capability), dẫn đến sự mơ hồ lý thuyết và sai lệch trong đo lường (Bhandari et al., 2023; Bustamante et al., 2022).</w:t>
+      </w:r>
+    </w:p>
+    <w:p>
+      <w:pPr>
+        <w:pStyle w:val="BodyText"/>
+      </w:pPr>
+      <w:r>
+        <w:t xml:space="preserve">Năng lực công nghệ (TCI) đề cập đến chiều sâu của năng lực công nghệ được nhập vào tổ chức, phản ánh khả năng hấp thụ, khai thác và phát triển tri thức công nghệ tiên tiến. Các chỉ báo tiêu biểu bao gồm việc sở hữu chứng nhận chất lượng quốc tế (ISO hoặc tương đương) và sử dụng công nghệ được cấp phép từ các đối tác nước ngoài. Về bản chất lý thuyết, TCI gần với khái niệm năng lực hấp thụ (absorptive capacity) của Cohen và Levinthal (1990) và năng lực công nghệ của Lall (1992), đây là chiều sâu nội tại của tổ chức, khó sao chép và tạo ra lợi thế bền vững theo tinh thần RBV (Barney, 1991).</w:t>
+      </w:r>
+    </w:p>
+    <w:p>
+      <w:pPr>
+        <w:pStyle w:val="BodyText"/>
+      </w:pPr>
+      <w:r>
+        <w:t xml:space="preserve">Chỉ số chấp nhận số (Digital Adoption Index, DAI), ngược lại, phản ánh mức độ áp dụng các công cụ số tại giao diện ngoại tại của doanh nghiệp, bao gồm việc sở hữu website, sử dụng email trong giao dịch kinh doanh, thanh toán điện tử, và bán hàng trực tuyến. Đây là các công cụ số có tính bề mặt (surface digital tools) theo phân loại của Verhoef et al. (2021), tức là nằm ở cấp độ số hóa (digitization) và số hóa quy trình (digitalization), chưa đạt đến cấp độ chuyển đổi số toàn diện (digital transformation). Trong phạm vi luận án, DAI được đo bằng proxy</w:t>
+      </w:r>
+      <w:r>
+        <w:t xml:space="preserve"> </w:t>
+      </w:r>
+      <w:r>
+        <w:t xml:space="preserve">“</w:t>
+      </w:r>
+      <w:r>
+        <w:t xml:space="preserve">foundational website adoption</w:t>
+      </w:r>
+      <w:r>
+        <w:t xml:space="preserve">”</w:t>
+      </w:r>
+      <w:r>
+        <w:t xml:space="preserve"> </w:t>
+      </w:r>
+      <w:r>
+        <w:t xml:space="preserve">từ dữ liệu WBES, đây là ràng buộc đo lường có chủ đích do giới hạn của bộ dữ liệu, không phải thiếu sót lý thuyết.</w:t>
+      </w:r>
+    </w:p>
+    <w:p>
+      <w:pPr>
+        <w:pStyle w:val="BodyText"/>
+      </w:pPr>
+      <w:r>
+        <w:t xml:space="preserve">Hai construct TCI và DAI không đồng nhất và vận hành theo cơ chế khác nhau trong mối quan hệ quốc tế hóa, hiệu quả: TCI hoạt động chủ yếu như một nhân tố nâng mặt bằng hiệu quả (level shifter), trong khi DAI có xu hướng làm thay đổi độ dốc hoặc độ cong của đường quan hệ I–P tùy theo bối cảnh (Bhandari et al., 2023; Chen &amp; Meng, 2022). Việc duy trì sự phân biệt rõ ràng này trong suốt luận án là điều kiện tiên quyết để đảm bảo tính thuần khiết của cấu trúc (construct purity) theo tiêu chuẩn của Coltman et al. (2008).</w:t>
+      </w:r>
+    </w:p>
     <w:bookmarkEnd w:id="49"/>
-    <w:bookmarkStart w:id="50" w:name="hiệu-quả-hoạt-động-doanh-nghiệp"/>
-    <w:p>
-      <w:pPr>
-        <w:pStyle w:val="Heading3"/>
-      </w:pPr>
-      <w:r>
-        <w:t xml:space="preserve">2.1.2 Hiệu quả hoạt động doanh nghiệp</w:t>
-      </w:r>
-    </w:p>
-    <w:p>
-      <w:pPr>
-        <w:pStyle w:val="FirstParagraph"/>
-      </w:pPr>
-      <w:r>
-        <w:t xml:space="preserve">Hiệu quả hoạt động doanh nghiệp (firm performance) là một khái niệm đa chiều không có một định nghĩa hoặc thước đo thống nhất trong văn liệu. Combs et al. (2005) và Richard et al. (2009) phân biệt ba nhóm thước đo chính: (i) thước đo dựa trên kế toán (accounting-based), bao gồm tỷ suất sinh lời trên tổng tài sản (ROA), tỷ suất sinh lời trên vốn chủ sở hữu (ROE), và tỷ suất sinh lời trên doanh thu (ROS); (ii) thước đo dựa trên thị trường tài chính (market-based), bao gồm Tobin’s Q và tổng lợi nhuận cổ đông; và (iii) thước đo dựa trên năng suất và tăng trưởng (productivity-based), bao gồm năng suất lao động (labor productivity) và tăng trưởng doanh thu.</w:t>
-      </w:r>
-    </w:p>
-    <w:p>
-      <w:pPr>
-        <w:pStyle w:val="BodyText"/>
-      </w:pPr>
-      <w:r>
-        <w:t xml:space="preserve">Trong bối cảnh nghiên cứu sử dụng dữ liệu WBES, vốn không cung cấp thông tin về giá cổ phiếu hay giá trị thị trường, thước đo năng suất lao động là lựa chọn phổ biến nhất và phù hợp nhất về mặt kỹ thuật. Năng suất lao động được tính bằng logarithm tự nhiên của tỷ số doanh thu hàng năm trên số lao động toàn thời gian (ln(doanh thu/lao động)), cho phép so sánh chuẩn hóa giữa các doanh nghiệp thuộc các quốc gia, ngành nghề và quy mô khác nhau (nghiên cứu thành phần P1). Luận án sử dụng thước đo này làm biến phụ thuộc chính, với ROS, tăng trưởng doanh thu, tăng trưởng việc làm và ln(doanh thu) được sử dụng như các thước đo độ vững để kiểm tra tính nhất quán của kết quả (xem Chương 3, Mục 3.5).</w:t>
-      </w:r>
-    </w:p>
-    <w:p>
-      <w:pPr>
-        <w:pStyle w:val="BodyText"/>
-      </w:pPr>
-      <w:r>
-        <w:t xml:space="preserve">Cần nhấn mạnh rằng việc chọn thước đo hiệu quả không chỉ là quyết định kỹ thuật, mà còn phản ánh quan niệm lý thuyết về hiệu quả. Trong bối cảnh quốc tế hóa ở các nền kinh tế đang phát triển, năng suất lao động phản ánh trực tiếp khả năng chuyển hóa nguồn lực đầu vào thành kết quả đầu ra, qua đó thể hiện năng lực cạnh tranh thực chất của doanh nghiệp, khác với ROA vốn bị ảnh hưởng bởi cấu trúc tài sản và hệ thống kế toán đặc thù của từng quốc gia.</w:t>
-      </w:r>
-    </w:p>
-    <w:bookmarkEnd w:id="50"/>
-    <w:bookmarkStart w:id="51" w:name="Xfff4943f729a78f5449986a54b8a0ad8ed2eb31"/>
-    <w:p>
-      <w:pPr>
-        <w:pStyle w:val="Heading3"/>
-      </w:pPr>
-      <w:r>
-        <w:t xml:space="preserve">2.1.3 Năng lực công nghệ và chỉ số chấp nhận số</w:t>
-      </w:r>
-    </w:p>
-    <w:p>
-      <w:pPr>
-        <w:pStyle w:val="FirstParagraph"/>
-      </w:pPr>
-      <w:r>
-        <w:t xml:space="preserve">Một trong những đóng góp khái niệm trọng tâm của luận án là sự phân biệt rõ ràng giữa hai construct: năng lực công nghệ (Technological Capability Index, TCI) và chỉ số chấp nhận số (Digital Adoption Index, DAI). Trong nhiều nghiên cứu trước đây, hai construct này thường bị gộp lại thành một khái niệm chung về</w:t>
-      </w:r>
-      <w:r>
-        <w:t xml:space="preserve"> </w:t>
-      </w:r>
-      <w:r>
-        <w:t xml:space="preserve">“</w:t>
-      </w:r>
-      <w:r>
-        <w:t xml:space="preserve">năng lực số</w:t>
-      </w:r>
-      <w:r>
-        <w:t xml:space="preserve">”</w:t>
-      </w:r>
-      <w:r>
-        <w:t xml:space="preserve"> </w:t>
-      </w:r>
-      <w:r>
-        <w:t xml:space="preserve">(digital capability), dẫn đến sự mơ hồ lý thuyết và sai lệch trong đo lường (Bhandari et al., 2023; Bustamante et al., 2022).</w:t>
-      </w:r>
-    </w:p>
-    <w:p>
-      <w:pPr>
-        <w:pStyle w:val="BodyText"/>
-      </w:pPr>
-      <w:r>
-        <w:t xml:space="preserve">Năng lực công nghệ (TCI) đề cập đến chiều sâu của năng lực công nghệ được nhập vào tổ chức, phản ánh khả năng hấp thụ, khai thác và phát triển tri thức công nghệ tiên tiến. Các chỉ báo tiêu biểu bao gồm việc sở hữu chứng nhận chất lượng quốc tế (ISO hoặc tương đương) và sử dụng công nghệ được cấp phép từ các đối tác nước ngoài. Về bản chất lý thuyết, TCI gần với khái niệm năng lực hấp thụ (absorptive capacity) của Cohen và Levinthal (1990) và năng lực công nghệ của Lall (1992), đây là chiều sâu nội tại của tổ chức, khó sao chép và tạo ra lợi thế bền vững theo tinh thần RBV (Barney, 1991).</w:t>
-      </w:r>
-    </w:p>
-    <w:p>
-      <w:pPr>
-        <w:pStyle w:val="BodyText"/>
-      </w:pPr>
-      <w:r>
-        <w:t xml:space="preserve">Chỉ số chấp nhận số (Digital Adoption Index, DAI), ngược lại, phản ánh mức độ áp dụng các công cụ số tại giao diện ngoại tại của doanh nghiệp, bao gồm việc sở hữu website, sử dụng email trong giao dịch kinh doanh, thanh toán điện tử, và bán hàng trực tuyến. Đây là các công cụ số có tính bề mặt (surface digital tools) theo phân loại của Verhoef et al. (2021), tức là nằm ở cấp độ số hóa (digitization) và số hóa quy trình (digitalization), chưa đạt đến cấp độ chuyển đổi số toàn diện (digital transformation). Trong phạm vi luận án, DAI được đo bằng proxy</w:t>
-      </w:r>
-      <w:r>
-        <w:t xml:space="preserve"> </w:t>
-      </w:r>
-      <w:r>
-        <w:t xml:space="preserve">“</w:t>
-      </w:r>
-      <w:r>
-        <w:t xml:space="preserve">foundational website adoption</w:t>
-      </w:r>
-      <w:r>
-        <w:t xml:space="preserve">”</w:t>
-      </w:r>
-      <w:r>
-        <w:t xml:space="preserve"> </w:t>
-      </w:r>
-      <w:r>
-        <w:t xml:space="preserve">từ dữ liệu WBES, đây là ràng buộc đo lường có chủ đích do giới hạn của bộ dữ liệu, không phải thiếu sót lý thuyết.</w:t>
-      </w:r>
-    </w:p>
-    <w:p>
-      <w:pPr>
-        <w:pStyle w:val="BodyText"/>
-      </w:pPr>
-      <w:r>
-        <w:t xml:space="preserve">Hai construct TCI và DAI không đồng nhất và vận hành theo cơ chế khác nhau trong mối quan hệ quốc tế hóa, hiệu quả: TCI hoạt động chủ yếu như một nhân tố nâng mặt bằng hiệu quả (level shifter), trong khi DAI có xu hướng làm thay đổi độ dốc hoặc độ cong của đường quan hệ I–P tùy theo bối cảnh (Bhandari et al., 2023; Chen &amp; Meng, 2022). Việc duy trì sự phân biệt rõ ràng này trong suốt luận án là điều kiện tiên quyết để đảm bảo tính thuần khiết của cấu trúc (construct purity) theo tiêu chuẩn của Coltman et al. (2008).</w:t>
-      </w:r>
-    </w:p>
-    <w:bookmarkEnd w:id="51"/>
-    <w:bookmarkStart w:id="52" w:name="bối-cảnh-thể-chế-và-khung-icrv"/>
+    <w:bookmarkStart w:id="50" w:name="bối-cảnh-thể-chế-và-khung-icrv"/>
     <w:p>
       <w:pPr>
         <w:pStyle w:val="Heading3"/>
@@ -3868,24 +4034,146 @@
         </w:pict>
       </w:r>
     </w:p>
+    <w:bookmarkEnd w:id="50"/>
+    <w:bookmarkEnd w:id="51"/>
+    <w:bookmarkStart w:id="57" w:name="các-lý-thuyết-nền"/>
+    <w:p>
+      <w:pPr>
+        <w:pStyle w:val="Heading2"/>
+      </w:pPr>
+      <w:r>
+        <w:t xml:space="preserve">2.2 Các lý thuyết nền</w:t>
+      </w:r>
+    </w:p>
+    <w:bookmarkStart w:id="52" w:name="mô-hình-quốc-tế-hóa-uppsala"/>
+    <w:p>
+      <w:pPr>
+        <w:pStyle w:val="Heading3"/>
+      </w:pPr>
+      <w:r>
+        <w:t xml:space="preserve">2.2.1 Mô hình quốc tế hóa Uppsala</w:t>
+      </w:r>
+    </w:p>
+    <w:p>
+      <w:pPr>
+        <w:pStyle w:val="FirstParagraph"/>
+      </w:pPr>
+      <w:r>
+        <w:t xml:space="preserve">Mô hình Uppsala (Johanson &amp; Vahlne, 1977) là một trong những lý thuyết có ảnh hưởng sâu rộng nhất trong nghiên cứu về quốc tế hóa doanh nghiệp. Được xây dựng trên cơ sở quan sát quá trình quốc tế hóa của các doanh nghiệp Thụy Điển, mô hình đề xuất rằng doanh nghiệp quốc tế hóa theo một quá trình tuần tự và tích lũy, trong đó tri thức thị trường nước ngoài và cam kết nguồn lực vào thị trường đó tác động lẫn nhau theo vòng lặp phản hồi. Doanh nghiệp bắt đầu bằng xuất khẩu gián tiếp, tiến đến đại lý độc lập, sau đó là chi nhánh kinh doanh, và cuối cùng là sản xuất tại nước ngoài, phản ánh mức độ cam kết và tri thức ngày càng tăng.</w:t>
+      </w:r>
+    </w:p>
+    <w:p>
+      <w:pPr>
+        <w:pStyle w:val="BodyText"/>
+      </w:pPr>
+      <w:r>
+        <w:t xml:space="preserve">Một trong những khái niệm trọng tâm của mô hình Uppsala là</w:t>
+      </w:r>
+      <w:r>
+        <w:t xml:space="preserve"> </w:t>
+      </w:r>
+      <w:r>
+        <w:t xml:space="preserve">“</w:t>
+      </w:r>
+      <w:r>
+        <w:t xml:space="preserve">gánh nặng của người nước ngoài</w:t>
+      </w:r>
+      <w:r>
+        <w:t xml:space="preserve">”</w:t>
+      </w:r>
+      <w:r>
+        <w:t xml:space="preserve"> </w:t>
+      </w:r>
+      <w:r>
+        <w:t xml:space="preserve">(liability of foreignness), chi phí và bất lợi mà doanh nghiệp phải gánh chịu khi hoạt động ở môi trường văn hóa, thể chế, và pháp lý xa lạ (Zaheer, 1995). Johanson và Vahlne (2009) cập nhật mô hình bằng cách bổ sung khái niệm</w:t>
+      </w:r>
+      <w:r>
+        <w:t xml:space="preserve"> </w:t>
+      </w:r>
+      <w:r>
+        <w:t xml:space="preserve">“</w:t>
+      </w:r>
+      <w:r>
+        <w:t xml:space="preserve">gánh nặng của người ngoài mạng lưới</w:t>
+      </w:r>
+      <w:r>
+        <w:t xml:space="preserve">”</w:t>
+      </w:r>
+      <w:r>
+        <w:t xml:space="preserve"> </w:t>
+      </w:r>
+      <w:r>
+        <w:t xml:space="preserve">(liability of outsidership), nhấn mạnh rằng trong nền kinh tế toàn cầu hiện đại, rào cản lớn nhất không phải là khoảng cách địa lý hay tâm lý, mà là vị trí ngoài lề của các mạng lưới kinh doanh địa phương. Hai loại gánh nặng này giải thích vì sao chi phí quốc tế hóa giai đoạn đầu thường cao, tạo ra giai đoạn hiệu quả giảm trước khi doanh nghiệp tích lũy đủ tri thức và quan hệ để thu được lợi ích từ mở rộng quốc tế (Lu &amp; Beamish, 2004; Contractor et al., 2003).</w:t>
+      </w:r>
+    </w:p>
+    <w:p>
+      <w:pPr>
+        <w:pStyle w:val="BodyText"/>
+      </w:pPr>
+      <w:r>
+        <w:t xml:space="preserve">Tuy nhiên, mô hình Uppsala cổ điển được xây dựng trong bối cảnh tiền số và tiền nền tảng (pre-platform), nên đã bị thách thức đáng kể trong thập kỷ gần đây. Các nghiên cứu về born-global firms, tức doanh nghiệp quốc tế hóa ngay từ giai đoạn đầu mà không theo trình tự tuần tự, và platform firms, tức doanh nghiệp công nghệ tận dụng nền tảng số để vươn ra thị trường quốc tế không cần hiện diện vật lý, cho thấy logic của Uppsala không còn phổ quát (Stallkamp &amp; Schotter, 2021; Yang et al., 2025). Trong luận án này, mô hình Uppsala không bị bác bỏ, mà được tái định vị như một lớp nền giải thích chi phí học hỏi và bất định trong giai đoạn đầu quốc tế hóa, còn cơ chế học hỏi được mở rộng để bao gồm</w:t>
+      </w:r>
+      <w:r>
+        <w:t xml:space="preserve"> </w:t>
+      </w:r>
+      <w:r>
+        <w:t xml:space="preserve">“</w:t>
+      </w:r>
+      <w:r>
+        <w:t xml:space="preserve">học hỏi tăng cường bằng dữ liệu số</w:t>
+      </w:r>
+      <w:r>
+        <w:t xml:space="preserve">”</w:t>
+      </w:r>
+      <w:r>
+        <w:t xml:space="preserve"> </w:t>
+      </w:r>
+      <w:r>
+        <w:t xml:space="preserve">(data-augmented learning) trong kỷ nguyên chuyển đổi số, nơi dữ liệu từ thị trường nước ngoài có thể được thu thập, xử lý và phân tích nhanh hơn nhiều so với trước (Banalieva &amp; Dhanaraj, 2019).</w:t>
+      </w:r>
+    </w:p>
     <w:bookmarkEnd w:id="52"/>
+    <w:bookmarkStart w:id="53" w:name="lý-thuyết-dựa-trên-nguồn-lực"/>
+    <w:p>
+      <w:pPr>
+        <w:pStyle w:val="Heading3"/>
+      </w:pPr>
+      <w:r>
+        <w:t xml:space="preserve">2.2.2 Lý thuyết dựa trên nguồn lực</w:t>
+      </w:r>
+    </w:p>
+    <w:p>
+      <w:pPr>
+        <w:pStyle w:val="FirstParagraph"/>
+      </w:pPr>
+      <w:r>
+        <w:t xml:space="preserve">Lý thuyết dựa trên nguồn lực (Resource-Based View, RBV) do Wernerfelt (1984) đặt nền và được Barney (1991) hệ thống hóa thành một khung lý thuyết có ảnh hưởng bền vững. RBV cho rằng doanh nghiệp không chỉ là tập hợp các hoạt động giá trị (value chain) mà còn là bó nguồn lực (bundle of resources), và sự khác biệt về hiệu quả lâu dài giữa các doanh nghiệp bắt nguồn từ sự khác biệt trong sở hữu và khai thác các nguồn lực thỏa mãn tiêu chí VRIN: có giá trị (Valuable), hiếm có (Rare), khó sao chép (Inimitable), và khó thay thế (Non-substitutable).</w:t>
+      </w:r>
+    </w:p>
+    <w:p>
+      <w:pPr>
+        <w:pStyle w:val="BodyText"/>
+      </w:pPr>
+      <w:r>
+        <w:t xml:space="preserve">Áp dụng vào bối cảnh quốc tế hóa, RBV giải thích vì sao cùng một mức độ FSTS nhưng các doanh nghiệp lại đạt hiệu quả rất khác nhau: những doanh nghiệp sở hữu năng lực công nghệ, năng lực quản trị vượt trội, và năng lực học hỏi mạnh hơn sẽ chuyển hóa quốc tế hóa thành hiệu quả tốt hơn do họ có thể giảm chi phí liability of foreignness và khai thác lợi thế cạnh tranh trên phạm vi quốc tế hiệu quả hơn (Hitt et al., 2006; Peng, 2001). Cùng mức độ quốc tế hóa, doanh nghiệp có nguồn lực yếu hơn sẽ gánh chịu chi phí điều phối và rủi ro lớn hơn, trong khi doanh nghiệp có nguồn lực VRIN mạnh hơn có thể biến những thách thức đó thành lợi thế cạnh tranh.</w:t>
+      </w:r>
+    </w:p>
+    <w:p>
+      <w:pPr>
+        <w:pStyle w:val="BodyText"/>
+      </w:pPr>
+      <w:r>
+        <w:t xml:space="preserve">Trong bối cảnh đương đại, RBV được mở rộng bằng lý thuyết năng lực động (dynamic capabilities) của Teece et al. (1997), nhấn mạnh khả năng của doanh nghiệp trong việc tích hợp, xây dựng và tái cấu hình các năng lực nội bộ để ứng phó với môi trường cạnh tranh thay đổi nhanh chóng. Trong kỷ nguyên số, năng lực công nghệ (TCI), theo phân biệt của luận án, được xem là một dạng năng lực động quan trọng, cho phép doanh nghiệp tái cấu hình nguồn lực và mô hình kinh doanh để ứng phó với bất định trong quốc tế hóa (Bhandari et al., 2023; Verhoef et al., 2021). DAI, chỉ số áp dụng số nền tảng (Tier-1 proxy) đo lường sự hiện diện website, phản ánh mức độ chấp nhận kỹ thuật số cơ bản chứ không phải năng lực động theo nghĩa Teece et al. (1997). RBV cung cấp nền lý thuyết trực tiếp cho giả thuyết H2 về vai trò điều tiết của TCI, trong khi H3 về DAI được neo đậu trong Foundational Digital Adoption Framework (Banalieva &amp; Dhanaraj, 2019).</w:t>
+      </w:r>
+    </w:p>
     <w:bookmarkEnd w:id="53"/>
-    <w:bookmarkStart w:id="59" w:name="các-lý-thuyết-nền"/>
-    <w:p>
-      <w:pPr>
-        <w:pStyle w:val="Heading2"/>
-      </w:pPr>
-      <w:r>
-        <w:t xml:space="preserve">2.2 Các lý thuyết nền</w:t>
-      </w:r>
-    </w:p>
-    <w:bookmarkStart w:id="54" w:name="mô-hình-quốc-tế-hóa-uppsala"/>
+    <w:bookmarkStart w:id="54" w:name="lý-thuyết-thể-chế"/>
     <w:p>
       <w:pPr>
         <w:pStyle w:val="Heading3"/>
       </w:pPr>
       <w:r>
-        <w:t xml:space="preserve">2.2.1 Mô hình quốc tế hóa Uppsala</w:t>
+        <w:t xml:space="preserve">2.2.3 Lý thuyết thể chế</w:t>
       </w:r>
     </w:p>
     <w:p>
@@ -3893,7 +4181,7 @@
         <w:pStyle w:val="FirstParagraph"/>
       </w:pPr>
       <w:r>
-        <w:t xml:space="preserve">Mô hình Uppsala (Johanson &amp; Vahlne, 1977) là một trong những lý thuyết có ảnh hưởng sâu rộng nhất trong nghiên cứu về quốc tế hóa doanh nghiệp. Được xây dựng trên cơ sở quan sát quá trình quốc tế hóa của các doanh nghiệp Thụy Điển, mô hình đề xuất rằng doanh nghiệp quốc tế hóa theo một quá trình tuần tự và tích lũy, trong đó tri thức thị trường nước ngoài và cam kết nguồn lực vào thị trường đó tác động lẫn nhau theo vòng lặp phản hồi. Doanh nghiệp bắt đầu bằng xuất khẩu gián tiếp, tiến đến đại lý độc lập, sau đó là chi nhánh kinh doanh, và cuối cùng là sản xuất tại nước ngoài, phản ánh mức độ cam kết và tri thức ngày càng tăng.</w:t>
+        <w:t xml:space="preserve">Lý thuyết thể chế (Institutional Theory) trong kinh doanh quốc tế rút từ nhiều nguồn lý luận: kinh tế học thể chế mới của North (1990), xã hội học thể chế của Scott (1995), và lý thuyết về khoảng trống thể chế (institutional voids) của Khanna và Palepu (2010). Điểm chung của các tiếp cận này là nhấn mạnh vai trò của môi trường thể chế, cả chính thức lẫn phi chính thức, trong việc định hình chiến lược và kết quả kinh doanh của doanh nghiệp.</w:t>
       </w:r>
     </w:p>
     <w:p>
@@ -3901,7 +4189,7 @@
         <w:pStyle w:val="BodyText"/>
       </w:pPr>
       <w:r>
-        <w:t xml:space="preserve">Một trong những khái niệm trọng tâm của mô hình Uppsala là</w:t>
+        <w:t xml:space="preserve">North (1990) chỉ ra rằng thể chế hiệu quả làm giảm chi phí giao dịch, bảo vệ quyền sở hữu trí tuệ, và tạo ra môi trường khuyến khích đầu tư dài hạn. Ngược lại, ở các nền kinh tế đang phát triển, sự vắng mặt hoặc yếu kém của các thể chế trung gian thị trường, từ hệ thống pháp lý đến thị trường vốn, từ tổ chức đánh giá tín nhiệm đến hiệp hội ngành nghề, tạo ra</w:t>
       </w:r>
       <w:r>
         <w:t xml:space="preserve"> </w:t>
@@ -3910,7 +4198,7 @@
         <w:t xml:space="preserve">“</w:t>
       </w:r>
       <w:r>
-        <w:t xml:space="preserve">gánh nặng của người nước ngoài</w:t>
+        <w:t xml:space="preserve">khoảng trống thể chế</w:t>
       </w:r>
       <w:r>
         <w:t xml:space="preserve">”</w:t>
@@ -3919,7 +4207,33 @@
         <w:t xml:space="preserve"> </w:t>
       </w:r>
       <w:r>
-        <w:t xml:space="preserve">(liability of foreignness), chi phí và bất lợi mà doanh nghiệp phải gánh chịu khi hoạt động ở môi trường văn hóa, thể chế, và pháp lý xa lạ (Zaheer, 1995). Johanson và Vahlne (2009) cập nhật mô hình bằng cách bổ sung khái niệm</w:t>
+        <w:t xml:space="preserve">(institutional voids) làm tăng chi phí giao dịch và rủi ro cho doanh nghiệp khi hoạt động hoặc mở rộng ra nước ngoài (Khanna &amp; Palepu, 2010).</w:t>
+      </w:r>
+    </w:p>
+    <w:p>
+      <w:pPr>
+        <w:pStyle w:val="BodyText"/>
+      </w:pPr>
+      <w:r>
+        <w:t xml:space="preserve">Trong văn liệu về I–P, bằng chứng meta-analytic của Marano et al. (2016), phân tích 170 nghiên cứu với 32 quốc gia giai đoạn 1972–2012, cho thấy thể chế quốc gia nguồn điều tiết đáng kể mối quan hệ quốc tế hóa, hiệu quả, với doanh nghiệp từ các nền kinh tế có thể chế yếu hơn có xu hướng thu được lợi ích thấp hơn hoặc thậm chí tổn thất từ quốc tế hóa. Cuervo-Cazurra et al. (2018) bổ sung rằng bất định thể chế ở quốc gia nguồn (home country uncertainty) không chỉ tạo ra thách thức mà còn có thể xây dựng năng lực quản lý bất định đặc thù, giúp doanh nghiệp ở các thị trường mới nổi cạnh tranh hiệu quả hơn ở các thị trường nước ngoài có đặc điểm tương tự. Lý thuyết thể chế cung cấp nền tảng lý luận cho giả thuyết H5 và cho khung ICRV trong luận án.</w:t>
+      </w:r>
+    </w:p>
+    <w:bookmarkEnd w:id="54"/>
+    <w:bookmarkStart w:id="55" w:name="lý-thuyết-thượng-tầng-quản-trị"/>
+    <w:p>
+      <w:pPr>
+        <w:pStyle w:val="Heading3"/>
+      </w:pPr>
+      <w:r>
+        <w:t xml:space="preserve">2.2.4 Lý thuyết thượng tầng quản trị</w:t>
+      </w:r>
+    </w:p>
+    <w:p>
+      <w:pPr>
+        <w:pStyle w:val="FirstParagraph"/>
+      </w:pPr>
+      <w:r>
+        <w:t xml:space="preserve">Lý thuyết thượng tầng quản trị (Upper Echelons Theory) do Hambrick và Mason (1984) đề xuất và được Hambrick (2007) cập nhật, cho rằng các quyết định chiến lược lớn và kết quả của tổ chức không phải là sản phẩm của các quy trình duy lý hoàn toàn, mà phản ánh đặc điểm nhận thức, giá trị và kinh nghiệm của nhà quản trị cấp cao. Nói cách khác,</w:t>
       </w:r>
       <w:r>
         <w:t xml:space="preserve"> </w:t>
@@ -3928,7 +4242,7 @@
         <w:t xml:space="preserve">“</w:t>
       </w:r>
       <w:r>
-        <w:t xml:space="preserve">gánh nặng của người ngoài mạng lưới</w:t>
+        <w:t xml:space="preserve">tổ chức là sự phản chiếu của nhà quản trị đỉnh cao</w:t>
       </w:r>
       <w:r>
         <w:t xml:space="preserve">”</w:t>
@@ -3937,7 +4251,7 @@
         <w:t xml:space="preserve"> </w:t>
       </w:r>
       <w:r>
-        <w:t xml:space="preserve">(liability of outsidership), nhấn mạnh rằng trong nền kinh tế toàn cầu hiện đại, rào cản lớn nhất không phải là khoảng cách địa lý hay tâm lý, mà là vị trí ngoài lề của các mạng lưới kinh doanh địa phương. Hai loại gánh nặng này giải thích vì sao chi phí quốc tế hóa giai đoạn đầu thường cao, tạo ra giai đoạn hiệu quả giảm trước khi doanh nghiệp tích lũy đủ tri thức và quan hệ để thu được lợi ích từ mở rộng quốc tế (Lu &amp; Beamish, 2004; Contractor et al., 2003).</w:t>
+        <w:t xml:space="preserve">(Hambrick &amp; Mason, 1984, tr. 193).</w:t>
       </w:r>
     </w:p>
     <w:p>
@@ -3945,159 +4259,11 @@
         <w:pStyle w:val="BodyText"/>
       </w:pPr>
       <w:r>
-        <w:t xml:space="preserve">Tuy nhiên, mô hình Uppsala cổ điển được xây dựng trong bối cảnh tiền số và tiền nền tảng (pre-platform), nên đã bị thách thức đáng kể trong thập kỷ gần đây. Các nghiên cứu về born-global firms, tức doanh nghiệp quốc tế hóa ngay từ giai đoạn đầu mà không theo trình tự tuần tự, và platform firms, tức doanh nghiệp công nghệ tận dụng nền tảng số để vươn ra thị trường quốc tế không cần hiện diện vật lý, cho thấy logic của Uppsala không còn phổ quát (Stallkamp &amp; Schotter, 2021; Yang et al., 2025). Trong luận án này, mô hình Uppsala không bị bác bỏ, mà được tái định vị như một lớp nền giải thích chi phí học hỏi và bất định trong giai đoạn đầu quốc tế hóa, còn cơ chế học hỏi được mở rộng để bao gồm</w:t>
-      </w:r>
-      <w:r>
-        <w:t xml:space="preserve"> </w:t>
-      </w:r>
-      <w:r>
-        <w:t xml:space="preserve">“</w:t>
-      </w:r>
-      <w:r>
-        <w:t xml:space="preserve">học hỏi tăng cường bằng dữ liệu số</w:t>
-      </w:r>
-      <w:r>
-        <w:t xml:space="preserve">”</w:t>
-      </w:r>
-      <w:r>
-        <w:t xml:space="preserve"> </w:t>
-      </w:r>
-      <w:r>
-        <w:t xml:space="preserve">(data-augmented learning) trong kỷ nguyên chuyển đổi số, nơi dữ liệu từ thị trường nước ngoài có thể được thu thập, xử lý và phân tích nhanh hơn nhiều so với trước (Banalieva &amp; Dhanaraj, 2019).</w:t>
-      </w:r>
-    </w:p>
-    <w:bookmarkEnd w:id="54"/>
-    <w:bookmarkStart w:id="55" w:name="lý-thuyết-dựa-trên-nguồn-lực"/>
-    <w:p>
-      <w:pPr>
-        <w:pStyle w:val="Heading3"/>
-      </w:pPr>
-      <w:r>
-        <w:t xml:space="preserve">2.2.2 Lý thuyết dựa trên nguồn lực</w:t>
-      </w:r>
-    </w:p>
-    <w:p>
-      <w:pPr>
-        <w:pStyle w:val="FirstParagraph"/>
-      </w:pPr>
-      <w:r>
-        <w:t xml:space="preserve">Lý thuyết dựa trên nguồn lực (Resource-Based View, RBV) do Wernerfelt (1984) đặt nền và được Barney (1991) hệ thống hóa thành một khung lý thuyết có ảnh hưởng bền vững. RBV cho rằng doanh nghiệp không chỉ là tập hợp các hoạt động giá trị (value chain) mà còn là bó nguồn lực (bundle of resources), và sự khác biệt về hiệu quả lâu dài giữa các doanh nghiệp bắt nguồn từ sự khác biệt trong sở hữu và khai thác các nguồn lực thỏa mãn tiêu chí VRIN: có giá trị (Valuable), hiếm có (Rare), khó sao chép (Inimitable), và khó thay thế (Non-substitutable).</w:t>
-      </w:r>
-    </w:p>
-    <w:p>
-      <w:pPr>
-        <w:pStyle w:val="BodyText"/>
-      </w:pPr>
-      <w:r>
-        <w:t xml:space="preserve">Áp dụng vào bối cảnh quốc tế hóa, RBV giải thích vì sao cùng một mức độ FSTS nhưng các doanh nghiệp lại đạt hiệu quả rất khác nhau: những doanh nghiệp sở hữu năng lực công nghệ, năng lực quản trị vượt trội, và năng lực học hỏi mạnh hơn sẽ chuyển hóa quốc tế hóa thành hiệu quả tốt hơn do họ có thể giảm chi phí liability of foreignness và khai thác lợi thế cạnh tranh trên phạm vi quốc tế hiệu quả hơn (Hitt et al., 2006; Peng, 2001). Cùng mức độ quốc tế hóa, doanh nghiệp có nguồn lực yếu hơn sẽ gánh chịu chi phí điều phối và rủi ro lớn hơn, trong khi doanh nghiệp có nguồn lực VRIN mạnh hơn có thể biến những thách thức đó thành lợi thế cạnh tranh.</w:t>
-      </w:r>
-    </w:p>
-    <w:p>
-      <w:pPr>
-        <w:pStyle w:val="BodyText"/>
-      </w:pPr>
-      <w:r>
-        <w:t xml:space="preserve">Trong bối cảnh đương đại, RBV được mở rộng bằng lý thuyết năng lực động (dynamic capabilities) của Teece et al. (1997), nhấn mạnh khả năng của doanh nghiệp trong việc tích hợp, xây dựng và tái cấu hình các năng lực nội bộ để ứng phó với môi trường cạnh tranh thay đổi nhanh chóng. Trong kỷ nguyên số, năng lực công nghệ (TCI), theo phân biệt của luận án, được xem là một dạng năng lực động quan trọng, cho phép doanh nghiệp tái cấu hình nguồn lực và mô hình kinh doanh để ứng phó với bất định trong quốc tế hóa (Bhandari et al., 2023; Verhoef et al., 2021). DAI, chỉ số áp dụng số nền tảng (Tier-1 proxy) đo lường sự hiện diện website, phản ánh mức độ chấp nhận kỹ thuật số cơ bản chứ không phải năng lực động theo nghĩa Teece et al. (1997). RBV cung cấp nền lý thuyết trực tiếp cho giả thuyết H2 về vai trò điều tiết của TCI, trong khi H3 về DAI được neo đậu trong Foundational Digital Adoption Framework (Banalieva &amp; Dhanaraj, 2019).</w:t>
+        <w:t xml:space="preserve">Trong bối cảnh quốc tế hóa, Upper Echelons Theory có hai hàm ý trực tiếp. Thứ nhất, kinh nghiệm quốc tế của nhà quản trị cấp cao, được đo bằng số năm kinh nghiệm làm việc hoặc học tập ở nước ngoài, hay tiếp xúc với thị trường quốc tế, giúp giảm nhận thức về liability of foreignness và nâng cao khả năng đánh giá cơ hội, quản trị rủi ro ở thị trường quốc tế (Hsu et al., 2013; Sambharya, 1996). Thứ hai, sự đa dạng giới tính trong lãnh đạo, đặc biệt là sự hiện diện của quản trị viên nữ ở các vị trí lãnh đạo, liên quan đến nhận thức chiến lược đa chiều hơn và thực tiễn quản trị rủi ro thận trọng hơn, qua đó có tác động tích cực đến hiệu quả doanh nghiệp trong quá trình quốc tế hóa (Post &amp; Byron, 2015). Những hàm ý này cung cấp cơ sở lý thuyết cho giả thuyết H4 về vai trò điều tiết của đặc điểm nhà quản trị cấp cao.</w:t>
       </w:r>
     </w:p>
     <w:bookmarkEnd w:id="55"/>
-    <w:bookmarkStart w:id="56" w:name="lý-thuyết-thể-chế"/>
-    <w:p>
-      <w:pPr>
-        <w:pStyle w:val="Heading3"/>
-      </w:pPr>
-      <w:r>
-        <w:t xml:space="preserve">2.2.3 Lý thuyết thể chế</w:t>
-      </w:r>
-    </w:p>
-    <w:p>
-      <w:pPr>
-        <w:pStyle w:val="FirstParagraph"/>
-      </w:pPr>
-      <w:r>
-        <w:t xml:space="preserve">Lý thuyết thể chế (Institutional Theory) trong kinh doanh quốc tế rút từ nhiều nguồn lý luận: kinh tế học thể chế mới của North (1990), xã hội học thể chế của Scott (1995), và lý thuyết về khoảng trống thể chế (institutional voids) của Khanna và Palepu (2010). Điểm chung của các tiếp cận này là nhấn mạnh vai trò của môi trường thể chế, cả chính thức lẫn phi chính thức, trong việc định hình chiến lược và kết quả kinh doanh của doanh nghiệp.</w:t>
-      </w:r>
-    </w:p>
-    <w:p>
-      <w:pPr>
-        <w:pStyle w:val="BodyText"/>
-      </w:pPr>
-      <w:r>
-        <w:t xml:space="preserve">North (1990) chỉ ra rằng thể chế hiệu quả làm giảm chi phí giao dịch, bảo vệ quyền sở hữu trí tuệ, và tạo ra môi trường khuyến khích đầu tư dài hạn. Ngược lại, ở các nền kinh tế đang phát triển, sự vắng mặt hoặc yếu kém của các thể chế trung gian thị trường, từ hệ thống pháp lý đến thị trường vốn, từ tổ chức đánh giá tín nhiệm đến hiệp hội ngành nghề, tạo ra</w:t>
-      </w:r>
-      <w:r>
-        <w:t xml:space="preserve"> </w:t>
-      </w:r>
-      <w:r>
-        <w:t xml:space="preserve">“</w:t>
-      </w:r>
-      <w:r>
-        <w:t xml:space="preserve">khoảng trống thể chế</w:t>
-      </w:r>
-      <w:r>
-        <w:t xml:space="preserve">”</w:t>
-      </w:r>
-      <w:r>
-        <w:t xml:space="preserve"> </w:t>
-      </w:r>
-      <w:r>
-        <w:t xml:space="preserve">(institutional voids) làm tăng chi phí giao dịch và rủi ro cho doanh nghiệp khi hoạt động hoặc mở rộng ra nước ngoài (Khanna &amp; Palepu, 2010).</w:t>
-      </w:r>
-    </w:p>
-    <w:p>
-      <w:pPr>
-        <w:pStyle w:val="BodyText"/>
-      </w:pPr>
-      <w:r>
-        <w:t xml:space="preserve">Trong văn liệu về I–P, bằng chứng meta-analytic của Marano et al. (2016), phân tích 170 nghiên cứu với 32 quốc gia giai đoạn 1972–2012, cho thấy thể chế quốc gia nguồn điều tiết đáng kể mối quan hệ quốc tế hóa, hiệu quả, với doanh nghiệp từ các nền kinh tế có thể chế yếu hơn có xu hướng thu được lợi ích thấp hơn hoặc thậm chí tổn thất từ quốc tế hóa. Cuervo-Cazurra et al. (2018) bổ sung rằng bất định thể chế ở quốc gia nguồn (home country uncertainty) không chỉ tạo ra thách thức mà còn có thể xây dựng năng lực quản lý bất định đặc thù, giúp doanh nghiệp ở các thị trường mới nổi cạnh tranh hiệu quả hơn ở các thị trường nước ngoài có đặc điểm tương tự. Lý thuyết thể chế cung cấp nền tảng lý luận cho giả thuyết H5 và cho khung ICRV trong luận án.</w:t>
-      </w:r>
-    </w:p>
-    <w:bookmarkEnd w:id="56"/>
-    <w:bookmarkStart w:id="57" w:name="lý-thuyết-thượng-tầng-quản-trị"/>
-    <w:p>
-      <w:pPr>
-        <w:pStyle w:val="Heading3"/>
-      </w:pPr>
-      <w:r>
-        <w:t xml:space="preserve">2.2.4 Lý thuyết thượng tầng quản trị</w:t>
-      </w:r>
-    </w:p>
-    <w:p>
-      <w:pPr>
-        <w:pStyle w:val="FirstParagraph"/>
-      </w:pPr>
-      <w:r>
-        <w:t xml:space="preserve">Lý thuyết thượng tầng quản trị (Upper Echelons Theory) do Hambrick và Mason (1984) đề xuất và được Hambrick (2007) cập nhật, cho rằng các quyết định chiến lược lớn và kết quả của tổ chức không phải là sản phẩm của các quy trình duy lý hoàn toàn, mà phản ánh đặc điểm nhận thức, giá trị và kinh nghiệm của nhà quản trị cấp cao. Nói cách khác,</w:t>
-      </w:r>
-      <w:r>
-        <w:t xml:space="preserve"> </w:t>
-      </w:r>
-      <w:r>
-        <w:t xml:space="preserve">“</w:t>
-      </w:r>
-      <w:r>
-        <w:t xml:space="preserve">tổ chức là sự phản chiếu của nhà quản trị đỉnh cao</w:t>
-      </w:r>
-      <w:r>
-        <w:t xml:space="preserve">”</w:t>
-      </w:r>
-      <w:r>
-        <w:t xml:space="preserve"> </w:t>
-      </w:r>
-      <w:r>
-        <w:t xml:space="preserve">(Hambrick &amp; Mason, 1984, tr. 193).</w:t>
-      </w:r>
-    </w:p>
-    <w:p>
-      <w:pPr>
-        <w:pStyle w:val="BodyText"/>
-      </w:pPr>
-      <w:r>
-        <w:t xml:space="preserve">Trong bối cảnh quốc tế hóa, Upper Echelons Theory có hai hàm ý trực tiếp. Thứ nhất, kinh nghiệm quốc tế của nhà quản trị cấp cao, được đo bằng số năm kinh nghiệm làm việc hoặc học tập ở nước ngoài, hay tiếp xúc với thị trường quốc tế, giúp giảm nhận thức về liability of foreignness và nâng cao khả năng đánh giá cơ hội, quản trị rủi ro ở thị trường quốc tế (Hsu et al., 2013; Sambharya, 1996). Thứ hai, sự đa dạng giới tính trong lãnh đạo, đặc biệt là sự hiện diện của quản trị viên nữ ở các vị trí lãnh đạo, liên quan đến nhận thức chiến lược đa chiều hơn và thực tiễn quản trị rủi ro thận trọng hơn, qua đó có tác động tích cực đến hiệu quả doanh nghiệp trong quá trình quốc tế hóa (Post &amp; Byron, 2015). Những hàm ý này cung cấp cơ sở lý thuyết cho giả thuyết H4 về vai trò điều tiết của đặc điểm nhà quản trị cấp cao.</w:t>
-      </w:r>
-    </w:p>
-    <w:bookmarkEnd w:id="57"/>
-    <w:bookmarkStart w:id="58" w:name="lớp-mở-rộng-digital-capability-lens"/>
+    <w:bookmarkStart w:id="56" w:name="lớp-mở-rộng-digital-capability-lens"/>
     <w:p>
       <w:pPr>
         <w:pStyle w:val="Heading3"/>
@@ -4145,24 +4311,118 @@
         </w:pict>
       </w:r>
     </w:p>
+    <w:bookmarkEnd w:id="56"/>
+    <w:bookmarkEnd w:id="57"/>
+    <w:bookmarkStart w:id="63" w:name="tổng-quan-thực-nghiệm"/>
+    <w:p>
+      <w:pPr>
+        <w:pStyle w:val="Heading2"/>
+      </w:pPr>
+      <w:r>
+        <w:t xml:space="preserve">2.3 Tổng quan thực nghiệm</w:t>
+      </w:r>
+    </w:p>
+    <w:bookmarkStart w:id="58" w:name="giai-đoạn-phát-triển-của-văn-liệu-ip"/>
+    <w:p>
+      <w:pPr>
+        <w:pStyle w:val="Heading3"/>
+      </w:pPr>
+      <w:r>
+        <w:t xml:space="preserve">2.3.1 Giai đoạn phát triển của văn liệu I–P</w:t>
+      </w:r>
+    </w:p>
+    <w:p>
+      <w:pPr>
+        <w:pStyle w:val="FirstParagraph"/>
+      </w:pPr>
+      <w:r>
+        <w:t xml:space="preserve">Nghiên cứu về mối quan hệ giữa quốc tế hóa và hiệu quả hoạt động doanh nghiệp (I–P relationship) đã trải qua hơn bốn thập kỷ phát triển, với những thay đổi đáng kể về cả câu hỏi nghiên cứu, phương pháp luận, và kết luận lý thuyết.</w:t>
+      </w:r>
+    </w:p>
+    <w:p>
+      <w:pPr>
+        <w:pStyle w:val="BodyText"/>
+      </w:pPr>
+      <w:r>
+        <w:t xml:space="preserve">Giai đoạn đầu (từ thập niên 1980 đến giữa thập niên 1990) đặc trưng bởi giả định về quan hệ tuyến tính dương giữa quốc tế hóa và hiệu quả. Grant (1987) và Kim et al. (1989) cho rằng quốc tế hóa giúp doanh nghiệp khai thác lợi thế theo quy mô (economies of scale), lợi thế phạm vi (economies of scope), và phân tán rủi ro kinh tế vĩ mô, do đó dẫn đến hiệu quả cao hơn. Logic này trực quan và phù hợp với quan sát ban đầu về các MNCs thành công từ Mỹ, Châu Âu và Nhật Bản.</w:t>
+      </w:r>
+    </w:p>
+    <w:p>
+      <w:pPr>
+        <w:pStyle w:val="BodyText"/>
+      </w:pPr>
+      <w:r>
+        <w:t xml:space="preserve">Giai đoạn thứ hai (từ cuối thập niên 1990 đến đầu thập niên 2000) chứng kiến sự xuất hiện của mô hình phi tuyến, thách thức giả định tuyến tính giản đơn. Hitt et al. (1997) là nghiên cứu đầu tiên kiểm định và tìm thấy bằng chứng cho quan hệ chữ U ngược (chữ U ngược) giữa đa dạng hóa sản phẩm quốc tế và hiệu quả, lập luận rằng lợi ích từ quốc tế hóa tăng đến một điểm tối ưu rồi suy giảm do chi phí điều phối và phức tạp tổ chức vượt qua lợi ích. Gomes và Ramaswamy (1999) cung cấp bằng chứng tương tự trong bối cảnh doanh nghiệp đa ngành. Contractor et al. (2003) và Lu và Beamish (2004) tinh chỉnh mô hình phi tuyến với đề xuất</w:t>
+      </w:r>
+      <w:r>
+        <w:t xml:space="preserve"> </w:t>
+      </w:r>
+      <w:r>
+        <w:t xml:space="preserve">“</w:t>
+      </w:r>
+      <w:r>
+        <w:t xml:space="preserve">đường cong chữ S ba giai đoạn</w:t>
+      </w:r>
+      <w:r>
+        <w:t xml:space="preserve">”</w:t>
+      </w:r>
+      <w:r>
+        <w:t xml:space="preserve"> </w:t>
+      </w:r>
+      <w:r>
+        <w:t xml:space="preserve">(three-stage S-curve), theo đó hiệu quả giảm ở giai đoạn thâm nhập ban đầu (chi phí thiết lập), tăng ở giai đoạn khai thác (học hỏi tích lũy và quy mô), rồi lại giảm ở giai đoạn siêu mở rộng (over-extension) khi chi phí phức tạp vượt quá lợi ích. Ruigrok và Wagner (2003) bổ sung bằng chứng cho cơ chế học hỏi tổ chức làm nền cho giai đoạn giữa của đường cong, trong khi Contractor (2012) tổng hợp lý thuyết đa giai đoạn này cùng các phê phán phương pháp luận về cách đo lường và kiểm định quan hệ phi tuyến.</w:t>
+      </w:r>
+    </w:p>
+    <w:p>
+      <w:pPr>
+        <w:pStyle w:val="BodyText"/>
+      </w:pPr>
+      <w:r>
+        <w:t xml:space="preserve">Giai đoạn thứ ba (từ cuối thập niên 2000 đến hiện tại) chuyển trọng tâm sang nghiên cứu các yếu tố điều tiết (các biến điều tiết), tức điều kiện bối cảnh làm thay đổi hình dạng, cường độ, hoặc dấu của mối quan hệ I–P. Các biến điều tiết được nghiên cứu bao gồm đặc điểm quốc gia nguồn (Marano et al., 2016), đặc điểm ngành (Kirca et al., 2012), năng lực lãnh đạo cấp cao (Hsu et al., 2013), và năng lực kỹ thuật số (Bhandari et al., 2023; Wu et al., 2022). Sự chuyển dịch này phản ánh nhận thức ngày càng sâu sắc rằng không có quan hệ I–P phổ quát, kết quả quốc tế hóa phụ thuộc vào điều kiện cụ thể của doanh nghiệp, ngành và quốc gia (Arte &amp; Larimo, 2022).</w:t>
+      </w:r>
+    </w:p>
     <w:bookmarkEnd w:id="58"/>
+    <w:bookmarkStart w:id="59" w:name="bằng-chứng-meta-analytic"/>
+    <w:p>
+      <w:pPr>
+        <w:pStyle w:val="Heading3"/>
+      </w:pPr>
+      <w:r>
+        <w:t xml:space="preserve">2.3.2 Bằng chứng meta-analytic</w:t>
+      </w:r>
+    </w:p>
+    <w:p>
+      <w:pPr>
+        <w:pStyle w:val="FirstParagraph"/>
+      </w:pPr>
+      <w:r>
+        <w:t xml:space="preserve">Một trong những đóng góp quan trọng nhất trong giai đoạn gần đây là sự phát triển của các meta-analyses về I–P relationship, cho phép tổng hợp và định lượng hóa kết quả từ hàng trăm nghiên cứu thực nghiệm riêng lẻ. Tổng hợp từ các meta-analyses chính cho thấy một bức tranh nhất quán nhưng phức tạp.</w:t>
+      </w:r>
+    </w:p>
+    <w:p>
+      <w:pPr>
+        <w:pStyle w:val="BodyText"/>
+      </w:pPr>
+      <w:r>
+        <w:t xml:space="preserve">Bausch và Krist (2007) phân tích 65 nghiên cứu và tìm thấy tác động tổng hợp dương nhưng nhỏ (r ≈ 0,10), đồng thời xác nhận rằng mức độ dị biệt (heterogeneity) giữa các nghiên cứu rất cao với I² &gt; 80%, hàm ý rằng các biến điều tiết là nguồn giải thích chủ yếu cho sự khác biệt. Kirca et al. (2012) mở rộng pool lên 154 mẫu và tìm thấy tác động tổng hợp tương tự, đồng thời xác nhận vai trò của bối cảnh quốc gia và ngành. Marano et al. (2016), nghiên cứu meta-analytic toàn diện nhất trong văn liệu với 170 nghiên cứu và 32 quốc gia, tìm thấy r ≈ 0,07–0,13 và chứng minh rằng thể chế quốc gia nguồn là biến điều tiết quan trọng nhất trong tất cả các biến bối cảnh được kiểm định. Wu et al. (2022) cập nhật với pool 218 effect sizes tập trung vào các emerging market multinationals (EMNEs) và tìm thấy mô hình biến điều tiết tương tự. Tại hội nghị ICBEF 2024, kết quả sơ bộ từ pool nghiên cứu về châu Á với k = 113 nghiên cứu cho thấy r = 0,07, nhất quán với các meta-analyses toàn cầu nhưng cụ thể hơn về bối cảnh châu Á. Luận án này mở rộng pool đó thông qua Nghiên cứu P6, một meta-analysis ba tầng (three-level MARA) với k = 238 nghiên cứu và K = 288 effect sizes từ châu Á và Thái Bình Dương, ước lượng r̄ = 0,074 [KTC 95%: 0,060; 0,088], I² = 62,4%, Q_M(ICRV) = 17,35 (df = 4, p = ,002). Kết quả này xác nhận tác động tổng hợp dương nhỏ nhưng bền vững, đồng thời chứng minh rằng gradient ICRV, điểm uốn giảm dần khi chuyển từ thể chế yếu sang thể chế mạnh, là biến điều tiết thực chất của mối quan hệ I–P trong bối cảnh châu Á (nghiên cứu thành phần P6). Tuy vậy, một số nghiên cứu gần đây sử dụng chiến lược nhận diện chặt chẽ hơn đặt câu hỏi về tính phổ quát của dạng hàm chữ U ngược: Pisani, Garcia-Bernardo và Heemskerk (2020) cho thấy quan hệ này suy yếu đáng kể, thậm chí biến mất, trong các mẫu gộp xuyên quốc gia khi áp dụng nhận diện nghiêm ngặt hơn, củng cố lập luận rằng chính dị biệt bối cảnh, chứ không phải một quy luật hàm phổ quát, mới chi phối kết quả I–P. Ở cấp doanh nghiệp, Arbelo, Arbelo-Pérez và Pérez-Gómez (2024) chứng minh quan hệ I–P phụ thuộc vào tài sản đặc thù của doanh nghiệp theo quan điểm dựa trên nguồn lực, nhất quán với vai trò điều tiết của năng lực công nghệ được nhấn mạnh trong luận án này.</w:t>
+      </w:r>
+    </w:p>
+    <w:p>
+      <w:pPr>
+        <w:pStyle w:val="BodyText"/>
+      </w:pPr>
+      <w:r>
+        <w:t xml:space="preserve">Nhìn chung, bằng chứng meta-analytic cho thấy ba kết luận quan trọng: tác động tổng hợp của quốc tế hóa lên hiệu quả là dương nhưng khiêm tốn; mức dị biệt cực kỳ cao; và các biến điều tiết bối cảnh, đặc biệt là thể chế quốc gia, năng lực doanh nghiệp, và đặc điểm ngành, là những nguồn giải thích chính cho sự khác biệt giữa các nghiên cứu. Đây là luận điểm cơ bản biện hộ cho sự cần thiết của một khung giải thích đa tầng.</w:t>
+      </w:r>
+    </w:p>
     <w:bookmarkEnd w:id="59"/>
-    <w:bookmarkStart w:id="65" w:name="tổng-quan-thực-nghiệm"/>
-    <w:p>
-      <w:pPr>
-        <w:pStyle w:val="Heading2"/>
-      </w:pPr>
-      <w:r>
-        <w:t xml:space="preserve">2.3 Tổng quan thực nghiệm</w:t>
-      </w:r>
-    </w:p>
-    <w:bookmarkStart w:id="60" w:name="giai-đoạn-phát-triển-của-văn-liệu-ip"/>
+    <w:bookmarkStart w:id="60" w:name="X2dab31dc90ae94a491c7104c141028484c6eeaa"/>
     <w:p>
       <w:pPr>
         <w:pStyle w:val="Heading3"/>
       </w:pPr>
       <w:r>
-        <w:t xml:space="preserve">2.3.1 Giai đoạn phát triển của văn liệu I–P</w:t>
+        <w:t xml:space="preserve">2.3.3 Bối cảnh châu Á và các nền kinh tế mới nổi</w:t>
       </w:r>
     </w:p>
     <w:p>
@@ -4170,7 +4430,25 @@
         <w:pStyle w:val="FirstParagraph"/>
       </w:pPr>
       <w:r>
-        <w:t xml:space="preserve">Nghiên cứu về mối quan hệ giữa quốc tế hóa và hiệu quả hoạt động doanh nghiệp (I–P relationship) đã trải qua hơn bốn thập kỷ phát triển, với những thay đổi đáng kể về cả câu hỏi nghiên cứu, phương pháp luận, và kết luận lý thuyết.</w:t>
+        <w:t xml:space="preserve">Châu Á là bối cảnh đặc biệt quan trọng và đặc thù trong văn liệu I–P vì nhiều lý do. Thứ nhất, sự đa dạng thể chế trong khu vực là ngoại lệ không có ở bất kỳ khu vực nào khác trên thế giới: từ Singapore với chất lượng quản trị đứng hàng đầu thế giới đến Afghanistan với chất lượng quản trị cực kỳ yếu, từ Nhật Bản với nền kinh tế phát triển hoàn thiện đến các SIDS với quy mô siêu nhỏ và hạ tầng thể chế còn sơ khai (Khanna &amp; Palepu, 2010; Peng, 2003). Thứ hai, tốc độ chuyển đổi số và hội nhập quốc tế rất không đồng đều giữa các quốc gia trong khu vực, tạo ra</w:t>
+      </w:r>
+      <w:r>
+        <w:t xml:space="preserve"> </w:t>
+      </w:r>
+      <w:r>
+        <w:t xml:space="preserve">“</w:t>
+      </w:r>
+      <w:r>
+        <w:t xml:space="preserve">thí nghiệm tự nhiên</w:t>
+      </w:r>
+      <w:r>
+        <w:t xml:space="preserve">”</w:t>
+      </w:r>
+      <w:r>
+        <w:t xml:space="preserve"> </w:t>
+      </w:r>
+      <w:r>
+        <w:t xml:space="preserve">về ảnh hưởng của bối cảnh thể chế và năng lực số đến kết quả quốc tế hóa.</w:t>
       </w:r>
     </w:p>
     <w:p>
@@ -4178,7 +4456,25 @@
         <w:pStyle w:val="BodyText"/>
       </w:pPr>
       <w:r>
-        <w:t xml:space="preserve">Giai đoạn đầu (từ thập niên 1980 đến giữa thập niên 1990) đặc trưng bởi giả định về quan hệ tuyến tính dương giữa quốc tế hóa và hiệu quả. Grant (1987) và Kim et al. (1989) cho rằng quốc tế hóa giúp doanh nghiệp khai thác lợi thế theo quy mô (economies of scale), lợi thế phạm vi (economies of scope), và phân tán rủi ro kinh tế vĩ mô, do đó dẫn đến hiệu quả cao hơn. Logic này trực quan và phù hợp với quan sát ban đầu về các MNCs thành công từ Mỹ, Châu Âu và Nhật Bản.</w:t>
+        <w:t xml:space="preserve">nghiên cứu thành phần P1 là nghiên cứu thực nghiệm multi-country quy mô lớn nhất hiện có về I–P trong bối cảnh châu Á mới nổi, phân tích 40.633 doanh nghiệp từ 17 nền kinh tế châu Á sử dụng dữ liệu WBES. Nghiên cứu tìm thấy: (i) tồn tại phân tầng năng suất rõ rệt giữa nhóm Chinese economies, South Asia và ASEAN, phản ánh sự dị biệt thể chế và năng lực giữa các nhóm; (ii) việc áp dụng công nghệ vừa làm tăng năng suất lao động trực tiếp vừa làm suy giảm đáng kể tác động bất lợi của các rào cản thể chế, phát hiện được gọi là</w:t>
+      </w:r>
+      <w:r>
+        <w:t xml:space="preserve"> </w:t>
+      </w:r>
+      <w:r>
+        <w:t xml:space="preserve">“</w:t>
+      </w:r>
+      <w:r>
+        <w:t xml:space="preserve">hiệu ứng lá chắn số</w:t>
+      </w:r>
+      <w:r>
+        <w:t xml:space="preserve">”</w:t>
+      </w:r>
+      <w:r>
+        <w:t xml:space="preserve"> </w:t>
+      </w:r>
+      <w:r>
+        <w:t xml:space="preserve">(digital shield effect). Nghiên cứu thành phần P2 kiểm định cụ thể với dữ liệu doanh nghiệp Trung Quốc và tìm thấy cấu trúc cubic chữ U ngược với ngưỡng FSTS tối ưu khoảng 47,8%, tức điểm điểm uốn khá thấp so với các nền kinh tế tiên tiến. Luận án kế thừa và mở rộng các kết quả này trên pool đầy đủ 50 nền kinh tế (bao gồm 7 nền kinh tế đảo nhỏ Thái Bình Dương (mẫu chính; 9 nền khi mở rộng độ vững)).</w:t>
       </w:r>
     </w:p>
     <w:p>
@@ -4186,25 +4482,25 @@
         <w:pStyle w:val="BodyText"/>
       </w:pPr>
       <w:r>
-        <w:t xml:space="preserve">Giai đoạn thứ hai (từ cuối thập niên 1990 đến đầu thập niên 2000) chứng kiến sự xuất hiện của mô hình phi tuyến, thách thức giả định tuyến tính giản đơn. Hitt et al. (1997) là nghiên cứu đầu tiên kiểm định và tìm thấy bằng chứng cho quan hệ chữ U ngược (chữ U ngược) giữa đa dạng hóa sản phẩm quốc tế và hiệu quả, lập luận rằng lợi ích từ quốc tế hóa tăng đến một điểm tối ưu rồi suy giảm do chi phí điều phối và phức tạp tổ chức vượt qua lợi ích. Gomes và Ramaswamy (1999) cung cấp bằng chứng tương tự trong bối cảnh doanh nghiệp đa ngành. Contractor et al. (2003) và Lu và Beamish (2004) tinh chỉnh mô hình phi tuyến với đề xuất</w:t>
-      </w:r>
-      <w:r>
-        <w:t xml:space="preserve"> </w:t>
-      </w:r>
-      <w:r>
-        <w:t xml:space="preserve">“</w:t>
-      </w:r>
-      <w:r>
-        <w:t xml:space="preserve">đường cong chữ S ba giai đoạn</w:t>
-      </w:r>
-      <w:r>
-        <w:t xml:space="preserve">”</w:t>
-      </w:r>
-      <w:r>
-        <w:t xml:space="preserve"> </w:t>
-      </w:r>
-      <w:r>
-        <w:t xml:space="preserve">(three-stage S-curve), theo đó hiệu quả giảm ở giai đoạn thâm nhập ban đầu (chi phí thiết lập), tăng ở giai đoạn khai thác (học hỏi tích lũy và quy mô), rồi lại giảm ở giai đoạn siêu mở rộng (over-extension) khi chi phí phức tạp vượt quá lợi ích. Ruigrok và Wagner (2003) bổ sung bằng chứng cho cơ chế học hỏi tổ chức làm nền cho giai đoạn giữa của đường cong, trong khi Contractor (2012) tổng hợp lý thuyết đa giai đoạn này cùng các phê phán phương pháp luận về cách đo lường và kiểm định quan hệ phi tuyến.</w:t>
+        <w:t xml:space="preserve">Phần lớn các nghiên cứu về I–P trong bối cảnh châu Á tập trung vào Nhật Bản, Hàn Quốc, Đài Loan, và Trung Quốc, trong khi các nền kinh tế chuyển đổi như Việt Nam, Campuchia, Bangladesh, và đặc biệt là các SIDS, về cơ bản thiếu vắng trong văn liệu. Sự thiếu đại diện này tạo ra khoảng trống nghiêm trọng trong khả năng khái quát hóa lý thuyết, vì các nền kinh tế frontier và SIDS có thể là địa điểm quan trọng để kiểm định điều kiện biên (boundary conditions) của các lý thuyết về I–P.</w:t>
+      </w:r>
+    </w:p>
+    <w:bookmarkEnd w:id="60"/>
+    <w:bookmarkStart w:id="61" w:name="X732d7d1b7e90f1451ce2bd542fd674aab0604d1"/>
+    <w:p>
+      <w:pPr>
+        <w:pStyle w:val="Heading3"/>
+      </w:pPr>
+      <w:r>
+        <w:t xml:space="preserve">2.3.4 Vai trò của năng lực số trong mối quan hệ I–P</w:t>
+      </w:r>
+    </w:p>
+    <w:p>
+      <w:pPr>
+        <w:pStyle w:val="FirstParagraph"/>
+      </w:pPr>
+      <w:r>
+        <w:t xml:space="preserve">Sự tích hợp giữa nghiên cứu về năng lực số và I–P relationship là một xu hướng tương đối mới, phát triển mạnh từ 2019 đến nay. Bhandari et al. (2023) phân tích 571 doanh nghiệp sản xuất của Mỹ và tìm thấy rằng năng lực kỹ thuật số (được đo như một composite duy nhất) điều tiết tích cực mối quan hệ I–P, với doanh nghiệp có năng lực số cao hơn thu được lợi ích lớn hơn từ quốc tế hóa. Bustamante et al. (2022) sử dụng mẫu SMEs đa quốc gia và phát hiện rằng công cụ số làm giảm chi phí thâm nhập thị trường nước ngoài, đặc biệt ở các thị trường có khoảng trống thể chế lớn. Chen và Meng (2022) nghiên cứu doanh nghiệp Trung Quốc từ WBES và phát hiện rằng ràng buộc thể chế làm giảm cường độ xuất khẩu, nhưng doanh nghiệp có năng lực số cao hơn có thể vượt qua ràng buộc này hiệu quả hơn.</w:t>
       </w:r>
     </w:p>
     <w:p>
@@ -4212,141 +4508,11 @@
         <w:pStyle w:val="BodyText"/>
       </w:pPr>
       <w:r>
-        <w:t xml:space="preserve">Giai đoạn thứ ba (từ cuối thập niên 2000 đến hiện tại) chuyển trọng tâm sang nghiên cứu các yếu tố điều tiết (các biến điều tiết), tức điều kiện bối cảnh làm thay đổi hình dạng, cường độ, hoặc dấu của mối quan hệ I–P. Các biến điều tiết được nghiên cứu bao gồm đặc điểm quốc gia nguồn (Marano et al., 2016), đặc điểm ngành (Kirca et al., 2012), năng lực lãnh đạo cấp cao (Hsu et al., 2013), và năng lực kỹ thuật số (Bhandari et al., 2023; Wu et al., 2022). Sự chuyển dịch này phản ánh nhận thức ngày càng sâu sắc rằng không có quan hệ I–P phổ quát, kết quả quốc tế hóa phụ thuộc vào điều kiện cụ thể của doanh nghiệp, ngành và quốc gia (Arte &amp; Larimo, 2022).</w:t>
-      </w:r>
-    </w:p>
-    <w:bookmarkEnd w:id="60"/>
-    <w:bookmarkStart w:id="61" w:name="bằng-chứng-meta-analytic"/>
-    <w:p>
-      <w:pPr>
-        <w:pStyle w:val="Heading3"/>
-      </w:pPr>
-      <w:r>
-        <w:t xml:space="preserve">2.3.2 Bằng chứng meta-analytic</w:t>
-      </w:r>
-    </w:p>
-    <w:p>
-      <w:pPr>
-        <w:pStyle w:val="FirstParagraph"/>
-      </w:pPr>
-      <w:r>
-        <w:t xml:space="preserve">Một trong những đóng góp quan trọng nhất trong giai đoạn gần đây là sự phát triển của các meta-analyses về I–P relationship, cho phép tổng hợp và định lượng hóa kết quả từ hàng trăm nghiên cứu thực nghiệm riêng lẻ. Tổng hợp từ các meta-analyses chính cho thấy một bức tranh nhất quán nhưng phức tạp.</w:t>
-      </w:r>
-    </w:p>
-    <w:p>
-      <w:pPr>
-        <w:pStyle w:val="BodyText"/>
-      </w:pPr>
-      <w:r>
-        <w:t xml:space="preserve">Bausch và Krist (2007) phân tích 65 nghiên cứu và tìm thấy tác động tổng hợp dương nhưng nhỏ (r ≈ 0,10), đồng thời xác nhận rằng mức độ dị biệt (heterogeneity) giữa các nghiên cứu rất cao với I² &gt; 80%, hàm ý rằng các biến điều tiết là nguồn giải thích chủ yếu cho sự khác biệt. Kirca et al. (2012) mở rộng pool lên 154 mẫu và tìm thấy tác động tổng hợp tương tự, đồng thời xác nhận vai trò của bối cảnh quốc gia và ngành. Marano et al. (2016), nghiên cứu meta-analytic toàn diện nhất trong văn liệu với 170 nghiên cứu và 32 quốc gia, tìm thấy r ≈ 0,07–0,13 và chứng minh rằng thể chế quốc gia nguồn là biến điều tiết quan trọng nhất trong tất cả các biến bối cảnh được kiểm định. Wu et al. (2022) cập nhật với pool 218 effect sizes tập trung vào các emerging market multinationals (EMNEs) và tìm thấy mô hình biến điều tiết tương tự. Tại hội nghị ICBEF 2024, kết quả sơ bộ từ pool nghiên cứu về châu Á với k = 113 nghiên cứu cho thấy r = 0,07, nhất quán với các meta-analyses toàn cầu nhưng cụ thể hơn về bối cảnh châu Á. Luận án này mở rộng pool đó thông qua Nghiên cứu P6, một meta-analysis ba tầng (three-level MARA) với k = 238 nghiên cứu và K = 288 effect sizes từ châu Á và Thái Bình Dương, ước lượng r̄ = 0,074 [KTC 95%: 0,060; 0,088], I² = 62,4%, Q_M(ICRV) = 17,35 (df = 4, p = ,002). Kết quả này xác nhận tác động tổng hợp dương nhỏ nhưng bền vững, đồng thời chứng minh rằng gradient ICRV, điểm uốn giảm dần khi chuyển từ thể chế yếu sang thể chế mạnh, là biến điều tiết thực chất của mối quan hệ I–P trong bối cảnh châu Á (nghiên cứu thành phần P6). Tuy vậy, một số nghiên cứu gần đây sử dụng chiến lược nhận diện chặt chẽ hơn đặt câu hỏi về tính phổ quát của dạng hàm chữ U ngược: Pisani, Garcia-Bernardo và Heemskerk (2020) cho thấy quan hệ này suy yếu đáng kể, thậm chí biến mất, trong các mẫu gộp xuyên quốc gia khi áp dụng nhận diện nghiêm ngặt hơn, củng cố lập luận rằng chính dị biệt bối cảnh, chứ không phải một quy luật hàm phổ quát, mới chi phối kết quả I–P. Ở cấp doanh nghiệp, Arbelo, Arbelo-Pérez và Pérez-Gómez (2024) chứng minh quan hệ I–P phụ thuộc vào tài sản đặc thù của doanh nghiệp theo quan điểm dựa trên nguồn lực, nhất quán với vai trò điều tiết của năng lực công nghệ được nhấn mạnh trong luận án này.</w:t>
-      </w:r>
-    </w:p>
-    <w:p>
-      <w:pPr>
-        <w:pStyle w:val="BodyText"/>
-      </w:pPr>
-      <w:r>
-        <w:t xml:space="preserve">Nhìn chung, bằng chứng meta-analytic cho thấy ba kết luận quan trọng: tác động tổng hợp của quốc tế hóa lên hiệu quả là dương nhưng khiêm tốn; mức dị biệt cực kỳ cao; và các biến điều tiết bối cảnh, đặc biệt là thể chế quốc gia, năng lực doanh nghiệp, và đặc điểm ngành, là những nguồn giải thích chính cho sự khác biệt giữa các nghiên cứu. Đây là luận điểm cơ bản biện hộ cho sự cần thiết của một khung giải thích đa tầng.</w:t>
+        <w:t xml:space="preserve">Tuy nhiên, phần lớn các nghiên cứu hiện tại không phân biệt TCI và DAI, xử lý năng lực số như một khái niệm đơn nhất. Hậu quả lý thuyết của sự đồng nhất không hợp lý này là không thể phân tách được hai cơ chế vận hành khác nhau: chiều sâu năng lực tổ chức (TCI) và khả năng phối hợp kỹ thuật số bề mặt (DAI). Sự không phân biệt này làm mờ đi cơ chế tác động và dẫn đến kết luận không thể áp dụng trực tiếp vào thực tiễn chính sách và quản trị doanh nghiệp.</w:t>
       </w:r>
     </w:p>
     <w:bookmarkEnd w:id="61"/>
-    <w:bookmarkStart w:id="62" w:name="X2dab31dc90ae94a491c7104c141028484c6eeaa"/>
-    <w:p>
-      <w:pPr>
-        <w:pStyle w:val="Heading3"/>
-      </w:pPr>
-      <w:r>
-        <w:t xml:space="preserve">2.3.3 Bối cảnh châu Á và các nền kinh tế mới nổi</w:t>
-      </w:r>
-    </w:p>
-    <w:p>
-      <w:pPr>
-        <w:pStyle w:val="FirstParagraph"/>
-      </w:pPr>
-      <w:r>
-        <w:t xml:space="preserve">Châu Á là bối cảnh đặc biệt quan trọng và đặc thù trong văn liệu I–P vì nhiều lý do. Thứ nhất, sự đa dạng thể chế trong khu vực là ngoại lệ không có ở bất kỳ khu vực nào khác trên thế giới: từ Singapore với chất lượng quản trị đứng hàng đầu thế giới đến Afghanistan với chất lượng quản trị cực kỳ yếu, từ Nhật Bản với nền kinh tế phát triển hoàn thiện đến các SIDS với quy mô siêu nhỏ và hạ tầng thể chế còn sơ khai (Khanna &amp; Palepu, 2010; Peng, 2003). Thứ hai, tốc độ chuyển đổi số và hội nhập quốc tế rất không đồng đều giữa các quốc gia trong khu vực, tạo ra</w:t>
-      </w:r>
-      <w:r>
-        <w:t xml:space="preserve"> </w:t>
-      </w:r>
-      <w:r>
-        <w:t xml:space="preserve">“</w:t>
-      </w:r>
-      <w:r>
-        <w:t xml:space="preserve">thí nghiệm tự nhiên</w:t>
-      </w:r>
-      <w:r>
-        <w:t xml:space="preserve">”</w:t>
-      </w:r>
-      <w:r>
-        <w:t xml:space="preserve"> </w:t>
-      </w:r>
-      <w:r>
-        <w:t xml:space="preserve">về ảnh hưởng của bối cảnh thể chế và năng lực số đến kết quả quốc tế hóa.</w:t>
-      </w:r>
-    </w:p>
-    <w:p>
-      <w:pPr>
-        <w:pStyle w:val="BodyText"/>
-      </w:pPr>
-      <w:r>
-        <w:t xml:space="preserve">nghiên cứu thành phần P1 là nghiên cứu thực nghiệm multi-country quy mô lớn nhất hiện có về I–P trong bối cảnh châu Á mới nổi, phân tích 40.633 doanh nghiệp từ 17 nền kinh tế châu Á sử dụng dữ liệu WBES. Nghiên cứu tìm thấy: (i) tồn tại phân tầng năng suất rõ rệt giữa nhóm Chinese economies, South Asia và ASEAN, phản ánh sự dị biệt thể chế và năng lực giữa các nhóm; (ii) việc áp dụng công nghệ vừa làm tăng năng suất lao động trực tiếp vừa làm suy giảm đáng kể tác động bất lợi của các rào cản thể chế, phát hiện được gọi là</w:t>
-      </w:r>
-      <w:r>
-        <w:t xml:space="preserve"> </w:t>
-      </w:r>
-      <w:r>
-        <w:t xml:space="preserve">“</w:t>
-      </w:r>
-      <w:r>
-        <w:t xml:space="preserve">hiệu ứng lá chắn số</w:t>
-      </w:r>
-      <w:r>
-        <w:t xml:space="preserve">”</w:t>
-      </w:r>
-      <w:r>
-        <w:t xml:space="preserve"> </w:t>
-      </w:r>
-      <w:r>
-        <w:t xml:space="preserve">(digital shield effect). Nghiên cứu thành phần P2 kiểm định cụ thể với dữ liệu doanh nghiệp Trung Quốc và tìm thấy cấu trúc cubic chữ U ngược với ngưỡng FSTS tối ưu khoảng 47,8%, tức điểm điểm uốn khá thấp so với các nền kinh tế tiên tiến. Luận án kế thừa và mở rộng các kết quả này trên pool đầy đủ 50 nền kinh tế (bao gồm 7 nền kinh tế đảo nhỏ Thái Bình Dương (mẫu chính; 9 nền khi mở rộng độ vững)).</w:t>
-      </w:r>
-    </w:p>
-    <w:p>
-      <w:pPr>
-        <w:pStyle w:val="BodyText"/>
-      </w:pPr>
-      <w:r>
-        <w:t xml:space="preserve">Phần lớn các nghiên cứu về I–P trong bối cảnh châu Á tập trung vào Nhật Bản, Hàn Quốc, Đài Loan, và Trung Quốc, trong khi các nền kinh tế chuyển đổi như Việt Nam, Campuchia, Bangladesh, và đặc biệt là các SIDS, về cơ bản thiếu vắng trong văn liệu. Sự thiếu đại diện này tạo ra khoảng trống nghiêm trọng trong khả năng khái quát hóa lý thuyết, vì các nền kinh tế frontier và SIDS có thể là địa điểm quan trọng để kiểm định điều kiện biên (boundary conditions) của các lý thuyết về I–P.</w:t>
-      </w:r>
-    </w:p>
-    <w:bookmarkEnd w:id="62"/>
-    <w:bookmarkStart w:id="63" w:name="X732d7d1b7e90f1451ce2bd542fd674aab0604d1"/>
-    <w:p>
-      <w:pPr>
-        <w:pStyle w:val="Heading3"/>
-      </w:pPr>
-      <w:r>
-        <w:t xml:space="preserve">2.3.4 Vai trò của năng lực số trong mối quan hệ I–P</w:t>
-      </w:r>
-    </w:p>
-    <w:p>
-      <w:pPr>
-        <w:pStyle w:val="FirstParagraph"/>
-      </w:pPr>
-      <w:r>
-        <w:t xml:space="preserve">Sự tích hợp giữa nghiên cứu về năng lực số và I–P relationship là một xu hướng tương đối mới, phát triển mạnh từ 2019 đến nay. Bhandari et al. (2023) phân tích 571 doanh nghiệp sản xuất của Mỹ và tìm thấy rằng năng lực kỹ thuật số (được đo như một composite duy nhất) điều tiết tích cực mối quan hệ I–P, với doanh nghiệp có năng lực số cao hơn thu được lợi ích lớn hơn từ quốc tế hóa. Bustamante et al. (2022) sử dụng mẫu SMEs đa quốc gia và phát hiện rằng công cụ số làm giảm chi phí thâm nhập thị trường nước ngoài, đặc biệt ở các thị trường có khoảng trống thể chế lớn. Chen và Meng (2022) nghiên cứu doanh nghiệp Trung Quốc từ WBES và phát hiện rằng ràng buộc thể chế làm giảm cường độ xuất khẩu, nhưng doanh nghiệp có năng lực số cao hơn có thể vượt qua ràng buộc này hiệu quả hơn.</w:t>
-      </w:r>
-    </w:p>
-    <w:p>
-      <w:pPr>
-        <w:pStyle w:val="BodyText"/>
-      </w:pPr>
-      <w:r>
-        <w:t xml:space="preserve">Tuy nhiên, phần lớn các nghiên cứu hiện tại không phân biệt TCI và DAI, xử lý năng lực số như một khái niệm đơn nhất. Hậu quả lý thuyết của sự đồng nhất không hợp lý này là không thể phân tách được hai cơ chế vận hành khác nhau: chiều sâu năng lực tổ chức (TCI) và khả năng phối hợp kỹ thuật số bề mặt (DAI). Sự không phân biệt này làm mờ đi cơ chế tác động và dẫn đến kết luận không thể áp dụng trực tiếp vào thực tiễn chính sách và quản trị doanh nghiệp.</w:t>
-      </w:r>
-    </w:p>
-    <w:bookmarkEnd w:id="63"/>
-    <w:bookmarkStart w:id="64" w:name="Xc7bb84a3900dbb18a70df5d2a00bb71d9360b13"/>
+    <w:bookmarkStart w:id="62" w:name="Xc7bb84a3900dbb18a70df5d2a00bb71d9360b13"/>
     <w:p>
       <w:pPr>
         <w:pStyle w:val="Heading3"/>
@@ -4437,9 +4603,9 @@
         </w:pict>
       </w:r>
     </w:p>
-    <w:bookmarkEnd w:id="64"/>
-    <w:bookmarkEnd w:id="65"/>
-    <w:bookmarkStart w:id="66" w:name="khoảng-trống-nghiên-cứu"/>
+    <w:bookmarkEnd w:id="62"/>
+    <w:bookmarkEnd w:id="63"/>
+    <w:bookmarkStart w:id="64" w:name="khoảng-trống-nghiên-cứu"/>
     <w:p>
       <w:pPr>
         <w:pStyle w:val="Heading2"/>
@@ -4579,8 +4745,8 @@
         </w:pict>
       </w:r>
     </w:p>
-    <w:bookmarkEnd w:id="66"/>
-    <w:bookmarkStart w:id="79" w:name="mô-hình-nghiên-cứu-và-hệ-giả-thuyết"/>
+    <w:bookmarkEnd w:id="64"/>
+    <w:bookmarkStart w:id="77" w:name="mô-hình-nghiên-cứu-và-hệ-giả-thuyết"/>
     <w:p>
       <w:pPr>
         <w:pStyle w:val="Heading2"/>
@@ -4589,7 +4755,7 @@
         <w:t xml:space="preserve">2.5 Mô hình nghiên cứu và hệ giả thuyết</w:t>
       </w:r>
     </w:p>
-    <w:bookmarkStart w:id="70" w:name="mô-hình-khái-niệm"/>
+    <w:bookmarkStart w:id="68" w:name="mô-hình-khái-niệm"/>
     <w:p>
       <w:pPr>
         <w:pStyle w:val="Heading3"/>
@@ -4683,18 +4849,18 @@
           <wp:inline>
             <wp:extent cx="5753100" cy="3558086"/>
             <wp:effectExtent b="0" l="0" r="0" t="0"/>
-            <wp:docPr descr="Hình 2.1. Khung khái niệm tích hợp đa tầng CDCM cho quan hệ Quốc tế hóa–Hiệu quả tại châu Á" title="" id="68" name="Picture"/>
+            <wp:docPr descr="Hình 2.1. Khung khái niệm tích hợp đa tầng CDCM cho quan hệ Quốc tế hóa–Hiệu quả tại châu Á" title="" id="66" name="Picture"/>
             <a:graphic>
               <a:graphicData uri="http://schemas.openxmlformats.org/drawingml/2006/picture">
                 <pic:pic>
                   <pic:nvPicPr>
-                    <pic:cNvPr descr="figures/fig_2_1_cdcm_conceptual_model.png" id="69" name="Picture"/>
+                    <pic:cNvPr descr="figures/fig_2_1_cdcm_conceptual_model.png" id="67" name="Picture"/>
                     <pic:cNvPicPr>
                       <a:picLocks noChangeArrowheads="1" noChangeAspect="1"/>
                     </pic:cNvPicPr>
                   </pic:nvPicPr>
                   <pic:blipFill>
-                    <a:blip r:embed="rId67"/>
+                    <a:blip r:embed="rId65"/>
                     <a:stretch>
                       <a:fillRect/>
                     </a:stretch>
@@ -4767,8 +4933,8 @@
         <w:t xml:space="preserve">Nguồn: tác giả xây dựng dựa trên Uppsala, RBV, lý thuyết thể chế, lý thuyết thượng tầng quản trị và digital capability lens.</w:t>
       </w:r>
     </w:p>
-    <w:bookmarkEnd w:id="70"/>
-    <w:bookmarkStart w:id="71" w:name="giả-thuyết-h1-phi-tuyến-chữ-u-ngược"/>
+    <w:bookmarkEnd w:id="68"/>
+    <w:bookmarkStart w:id="69" w:name="giả-thuyết-h1-phi-tuyến-chữ-u-ngược"/>
     <w:p>
       <w:pPr>
         <w:pStyle w:val="Heading3"/>
@@ -4785,8 +4951,8 @@
         <w:t xml:space="preserve">Trên cơ sở lý thuyết từ Uppsala về chi phí thâm nhập giai đoạn đầu, RBV về lợi thế cạnh tranh tích lũy ở giai đoạn trung, và lý thuyết chi phí giao dịch về sự phức tạp điều phối ở giai đoạn mở rộng quá mức, giả thuyết H1 được phát biểu như sau. Quan hệ giữa mức độ quốc tế hóa và hiệu quả hoạt động của các doanh nghiệp ở các quốc gia châu Á có dạng phi tuyến chữ U ngược, với một điểm điểm uốn tối ưu trước khi chi phí điều phối và bất định vượt qua lợi ích từ mở rộng thị trường quốc tế. Cơ sở lý thuyết trực tiếp bao gồm mô hình S-curve của Lu và Beamish (2004), lý thuyết ba giai đoạn của Contractor et al. (2003), và bằng chứng chữ U ngược ban đầu của Hitt et al. (1997).</w:t>
       </w:r>
     </w:p>
-    <w:bookmarkEnd w:id="71"/>
-    <w:bookmarkStart w:id="72" w:name="X1e4f3f6a2f993a9a6e6b8e711bb6f577a973378"/>
+    <w:bookmarkEnd w:id="69"/>
+    <w:bookmarkStart w:id="70" w:name="X1e4f3f6a2f993a9a6e6b8e711bb6f577a973378"/>
     <w:p>
       <w:pPr>
         <w:pStyle w:val="Heading3"/>
@@ -4845,14 +5011,50 @@
         <w:t xml:space="preserve">, không có điểm điểm uốn trong phạm vi dữ liệu, phản ánh gánh nặng quốc tế hóa bắt buộc (Forced Internationalization Penalty, FIP) nơi doanh nghiệp xuất khẩu để sinh tồn chứ không phải để khai thác lợi thế cạnh tranh. Cơ sở lý thuyết bao gồm Institutional Theory (North, 1990), lý thuyết chi phí giao dịch (Williamson, 1985), Khanna và Palepu (2010) về institutional voids, và Lall (2004) về SIDS structural constraints.</w:t>
       </w:r>
     </w:p>
+    <w:bookmarkEnd w:id="70"/>
+    <w:bookmarkStart w:id="71" w:name="X4e283c765855921a9a0bf70a9d0a980f4bd502f"/>
+    <w:p>
+      <w:pPr>
+        <w:pStyle w:val="Heading3"/>
+      </w:pPr>
+      <w:r>
+        <w:t xml:space="preserve">2.5.3 Giả thuyết H2: Điều tiết bởi năng lực công nghệ (TCI)</w:t>
+      </w:r>
+    </w:p>
+    <w:p>
+      <w:pPr>
+        <w:pStyle w:val="FirstParagraph"/>
+      </w:pPr>
+      <w:r>
+        <w:t xml:space="preserve">Dựa trên RBV (Barney, 1991) và lý thuyết năng lực động (Teece et al., 1997), năng lực công nghệ là một nguồn lực VRIN giúp doanh nghiệp khai thác lợi ích từ quốc tế hóa hiệu quả hơn. Giả thuyết H2 được phát biểu như sau. Năng lực công nghệ (TCI) làm gia tăng tác động tích cực của quốc tế hóa lên hiệu quả hoạt động của doanh nghiệp, bằng cách nâng mặt bằng hiệu quả tổng thể và làm giảm chi phí học hỏi thị trường quốc tế, do đó làm dịch chuyển đường quan hệ I–P lên cao hơn và có thể điều chỉnh vị trí của điểm điểm uốn. Cơ sở lý thuyết bao gồm Barney (1991), Teece et al. (1997), và Bhandari et al. (2023).</w:t>
+      </w:r>
+    </w:p>
+    <w:bookmarkEnd w:id="71"/>
+    <w:bookmarkStart w:id="72" w:name="X128abf7a15253174c605d07067219580799d526"/>
+    <w:p>
+      <w:pPr>
+        <w:pStyle w:val="Heading3"/>
+      </w:pPr>
+      <w:r>
+        <w:t xml:space="preserve">2.5.4 Giả thuyết H3: Điều tiết bởi chỉ số chấp nhận số (DAI)</w:t>
+      </w:r>
+    </w:p>
+    <w:p>
+      <w:pPr>
+        <w:pStyle w:val="FirstParagraph"/>
+      </w:pPr>
+      <w:r>
+        <w:t xml:space="preserve">Phân biệt rõ với H2, DAI không có chiều sâu năng lực tổ chức như TCI nhưng có vai trò giảm thiểu chi phí phối hợp xuyên biên giới ở mức xuất khẩu cao. Giả thuyết H3 được phát biểu như sau. Chỉ số chấp nhận số (DAI) điều tiết mối quan hệ I–P, với vai trò bổ trợ rõ rệt hơn ở mức export intensity cao khi DAI giúp giảm chi phí phối hợp giao dịch xuyên biên giới, theo đó DAI làm thay đổi độ dốc của đường quan hệ I–P chứ không nhất thiết nâng mặt bằng hiệu quả như TCI. Cơ sở lý thuyết bao gồm Verhoef et al. (2021), Stallkamp và Schotter (2021), và Bustamante et al. (2022). Sự phân biệt cơ chế tác động giữa H2 và H3 là đóng góp lý thuyết quan trọng, cho phép phân tách TCI và DAI trong mô hình hồi quy thực nghiệm.</w:t>
+      </w:r>
+    </w:p>
     <w:bookmarkEnd w:id="72"/>
-    <w:bookmarkStart w:id="73" w:name="X4e283c765855921a9a0bf70a9d0a980f4bd502f"/>
+    <w:bookmarkStart w:id="73" w:name="X23e235aa1540adf65664378accbc0b6a13fdffd"/>
     <w:p>
       <w:pPr>
         <w:pStyle w:val="Heading3"/>
       </w:pPr>
       <w:r>
-        <w:t xml:space="preserve">2.5.3 Giả thuyết H2: Điều tiết bởi năng lực công nghệ (TCI)</w:t>
+        <w:t xml:space="preserve">2.5.5 Giả thuyết H4: Điều tiết bởi đặc điểm nhà quản trị cấp cao</w:t>
       </w:r>
     </w:p>
     <w:p>
@@ -4860,17 +5062,17 @@
         <w:pStyle w:val="FirstParagraph"/>
       </w:pPr>
       <w:r>
-        <w:t xml:space="preserve">Dựa trên RBV (Barney, 1991) và lý thuyết năng lực động (Teece et al., 1997), năng lực công nghệ là một nguồn lực VRIN giúp doanh nghiệp khai thác lợi ích từ quốc tế hóa hiệu quả hơn. Giả thuyết H2 được phát biểu như sau. Năng lực công nghệ (TCI) làm gia tăng tác động tích cực của quốc tế hóa lên hiệu quả hoạt động của doanh nghiệp, bằng cách nâng mặt bằng hiệu quả tổng thể và làm giảm chi phí học hỏi thị trường quốc tế, do đó làm dịch chuyển đường quan hệ I–P lên cao hơn và có thể điều chỉnh vị trí của điểm điểm uốn. Cơ sở lý thuyết bao gồm Barney (1991), Teece et al. (1997), và Bhandari et al. (2023).</w:t>
+        <w:t xml:space="preserve">Dựa trên Upper Echelons Theory (Hambrick &amp; Mason, 1984; Hambrick, 2007), quyết định chiến lược quốc tế hóa và khả năng chuyển hóa nó thành hiệu quả phụ thuộc vào đặc điểm nhận thức và kinh nghiệm của nhà quản trị. Giả thuyết H4 được phát biểu như sau. Kinh nghiệm quản trị và giới tính nữ của nhà quản trị cấp cao làm mạnh hơn tác động tích cực của quốc tế hóa lên hiệu quả hoạt động, thông qua cơ chế nâng cao nhận thức chiến lược quốc tế và quản trị rủi ro thận trọng hơn trong quá trình mở rộng quốc tế. Cơ sở lý thuyết bao gồm Hambrick và Mason (1984), Hsu et al. (2013), và Post và Byron (2015); bằng chứng thực nghiệm ở cấp doanh nghiệp cho thấy kinh nghiệm và giới tính của nhà quản trị có thể điều tiết quan hệ quốc tế hóa–hiệu quả (Phan, Do, &amp; Phan, 2020; Phan et al., 2021; Do &amp; Phan, 2025).</w:t>
       </w:r>
     </w:p>
     <w:bookmarkEnd w:id="73"/>
-    <w:bookmarkStart w:id="74" w:name="X128abf7a15253174c605d07067219580799d526"/>
+    <w:bookmarkStart w:id="74" w:name="X1090b4891c9abf48d7aab0f24d22e9d66d1b02d"/>
     <w:p>
       <w:pPr>
         <w:pStyle w:val="Heading3"/>
       </w:pPr>
       <w:r>
-        <w:t xml:space="preserve">2.5.4 Giả thuyết H3: Điều tiết bởi chỉ số chấp nhận số (DAI)</w:t>
+        <w:t xml:space="preserve">2.5.6 Giả thuyết H5: Điều tiết bởi bối cảnh thể chế (ICRV)</w:t>
       </w:r>
     </w:p>
     <w:p>
@@ -4878,65 +5080,29 @@
         <w:pStyle w:val="FirstParagraph"/>
       </w:pPr>
       <w:r>
-        <w:t xml:space="preserve">Phân biệt rõ với H2, DAI không có chiều sâu năng lực tổ chức như TCI nhưng có vai trò giảm thiểu chi phí phối hợp xuyên biên giới ở mức xuất khẩu cao. Giả thuyết H3 được phát biểu như sau. Chỉ số chấp nhận số (DAI) điều tiết mối quan hệ I–P, với vai trò bổ trợ rõ rệt hơn ở mức export intensity cao khi DAI giúp giảm chi phí phối hợp giao dịch xuyên biên giới, theo đó DAI làm thay đổi độ dốc của đường quan hệ I–P chứ không nhất thiết nâng mặt bằng hiệu quả như TCI. Cơ sở lý thuyết bao gồm Verhoef et al. (2021), Stallkamp và Schotter (2021), và Bustamante et al. (2022). Sự phân biệt cơ chế tác động giữa H2 và H3 là đóng góp lý thuyết quan trọng, cho phép phân tách TCI và DAI trong mô hình hồi quy thực nghiệm.</w:t>
+        <w:t xml:space="preserve">Trên cơ sở Institutional Theory (North, 1990; Khanna &amp; Palepu, 2010), chất lượng thể chế tạo ra chi phí giao dịch và rủi ro khác nhau, do đó điều tiết đáng kể mối quan hệ I–P. Giả thuyết H5 được phát biểu như sau. Chất lượng thể chế theo khung ICRV điều tiết tác động của các rào cản thể chế (institutional obstacles) lên hiệu quả hoạt động trong quá trình quốc tế hóa, với chỉ số chấp nhận số (DAI) đóng vai trò</w:t>
+      </w:r>
+      <w:r>
+        <w:t xml:space="preserve"> </w:t>
+      </w:r>
+      <w:r>
+        <w:t xml:space="preserve">“</w:t>
+      </w:r>
+      <w:r>
+        <w:t xml:space="preserve">lá chắn số</w:t>
+      </w:r>
+      <w:r>
+        <w:t xml:space="preserve">”</w:t>
+      </w:r>
+      <w:r>
+        <w:t xml:space="preserve"> </w:t>
+      </w:r>
+      <w:r>
+        <w:t xml:space="preserve">(digital shield) giúp bù đắp một phần khoảng trống thể chế; cường độ điều tiết này giảm dần theo gradient ICRV từ các nền kinh tế frontier (Nhóm V–VI, điều tiết mạnh nhất) đến các nền kinh tế tiên tiến (Nhóm I, điều tiết yếu nhất). Cơ sở lý thuyết bao gồm North (1990), Khanna và Palepu (2010), và Marano et al. (2016).</w:t>
       </w:r>
     </w:p>
     <w:bookmarkEnd w:id="74"/>
-    <w:bookmarkStart w:id="75" w:name="X23e235aa1540adf65664378accbc0b6a13fdffd"/>
-    <w:p>
-      <w:pPr>
-        <w:pStyle w:val="Heading3"/>
-      </w:pPr>
-      <w:r>
-        <w:t xml:space="preserve">2.5.5 Giả thuyết H4: Điều tiết bởi đặc điểm nhà quản trị cấp cao</w:t>
-      </w:r>
-    </w:p>
-    <w:p>
-      <w:pPr>
-        <w:pStyle w:val="FirstParagraph"/>
-      </w:pPr>
-      <w:r>
-        <w:t xml:space="preserve">Dựa trên Upper Echelons Theory (Hambrick &amp; Mason, 1984; Hambrick, 2007), quyết định chiến lược quốc tế hóa và khả năng chuyển hóa nó thành hiệu quả phụ thuộc vào đặc điểm nhận thức và kinh nghiệm của nhà quản trị. Giả thuyết H4 được phát biểu như sau. Kinh nghiệm quản trị và giới tính nữ của nhà quản trị cấp cao làm mạnh hơn tác động tích cực của quốc tế hóa lên hiệu quả hoạt động, thông qua cơ chế nâng cao nhận thức chiến lược quốc tế và quản trị rủi ro thận trọng hơn trong quá trình mở rộng quốc tế. Cơ sở lý thuyết bao gồm Hambrick và Mason (1984), Hsu et al. (2013), và Post và Byron (2015); bằng chứng thực nghiệm ở cấp doanh nghiệp cho thấy kinh nghiệm và giới tính của nhà quản trị có thể điều tiết quan hệ quốc tế hóa–hiệu quả (Phan, Do, &amp; Phan, 2020; Phan et al., 2021; Do &amp; Phan, 2025).</w:t>
-      </w:r>
-    </w:p>
-    <w:bookmarkEnd w:id="75"/>
-    <w:bookmarkStart w:id="76" w:name="X1090b4891c9abf48d7aab0f24d22e9d66d1b02d"/>
-    <w:p>
-      <w:pPr>
-        <w:pStyle w:val="Heading3"/>
-      </w:pPr>
-      <w:r>
-        <w:t xml:space="preserve">2.5.6 Giả thuyết H5: Điều tiết bởi bối cảnh thể chế (ICRV)</w:t>
-      </w:r>
-    </w:p>
-    <w:p>
-      <w:pPr>
-        <w:pStyle w:val="FirstParagraph"/>
-      </w:pPr>
-      <w:r>
-        <w:t xml:space="preserve">Trên cơ sở Institutional Theory (North, 1990; Khanna &amp; Palepu, 2010), chất lượng thể chế tạo ra chi phí giao dịch và rủi ro khác nhau, do đó điều tiết đáng kể mối quan hệ I–P. Giả thuyết H5 được phát biểu như sau. Chất lượng thể chế theo khung ICRV điều tiết tác động của các rào cản thể chế (institutional obstacles) lên hiệu quả hoạt động trong quá trình quốc tế hóa, với chỉ số chấp nhận số (DAI) đóng vai trò</w:t>
-      </w:r>
-      <w:r>
-        <w:t xml:space="preserve"> </w:t>
-      </w:r>
-      <w:r>
-        <w:t xml:space="preserve">“</w:t>
-      </w:r>
-      <w:r>
-        <w:t xml:space="preserve">lá chắn số</w:t>
-      </w:r>
-      <w:r>
-        <w:t xml:space="preserve">”</w:t>
-      </w:r>
-      <w:r>
-        <w:t xml:space="preserve"> </w:t>
-      </w:r>
-      <w:r>
-        <w:t xml:space="preserve">(digital shield) giúp bù đắp một phần khoảng trống thể chế; cường độ điều tiết này giảm dần theo gradient ICRV từ các nền kinh tế frontier (Nhóm V–VI, điều tiết mạnh nhất) đến các nền kinh tế tiên tiến (Nhóm I, điều tiết yếu nhất). Cơ sở lý thuyết bao gồm North (1990), Khanna và Palepu (2010), và Marano et al. (2016).</w:t>
-      </w:r>
-    </w:p>
-    <w:bookmarkEnd w:id="76"/>
-    <w:bookmarkStart w:id="77" w:name="Xef57ba07d4a873fdbd0fe03fe237e0edc9cc461"/>
+    <w:bookmarkStart w:id="75" w:name="Xef57ba07d4a873fdbd0fe03fe237e0edc9cc461"/>
     <w:p>
       <w:pPr>
         <w:pStyle w:val="Heading3"/>
@@ -4960,8 +5126,8 @@
         </w:pict>
       </w:r>
     </w:p>
-    <w:bookmarkEnd w:id="77"/>
-    <w:bookmarkStart w:id="78" w:name="Xf335a697a9ee7a16b4b110396196a58c357e907"/>
+    <w:bookmarkEnd w:id="75"/>
+    <w:bookmarkStart w:id="76" w:name="Xf335a697a9ee7a16b4b110396196a58c357e907"/>
     <w:p>
       <w:pPr>
         <w:pStyle w:val="Heading3"/>
@@ -5529,66 +5695,66 @@
         <w:t xml:space="preserve">Ghi chú về ký hiệu: Hệ giả thuyết của luận án gồm sáu giả thuyết trọng tâm H1–H6 và một giả thuyết điều kiện biên H1b. Trong các mô hình thực nghiệm chi tiết ở Chương 3, một số nghiên cứu thành phần sử dụng các giả thuyết con (sub-hypotheses) lồng dưới hệ giả thuyết chính của luận án, cụ thể: H2b (kiểm định tính ổn định xuyên sóng của năng lực điều tiết, thuộc P5, lồng dưới H2/H6); H4a–H4b (kiểm định điều tiết độ cong theo năng lực, thuộc P5, lồng dưới H2); tương tác tổng hợp ba chiều của P7 (lồng dưới H3 và H5); E1a–E1b (kiểm định định hướng gradient ICRV, lồng dưới H5); và H1c (kiểm định tan biến ngưỡng chữ U ngược theo thời gian tại Ấn Độ, thuộc P9, lồng dưới H1 và H6). Các ký hiệu con này phục vụ độ chính xác kỹ thuật của từng mô hình và không làm thay đổi hệ giả thuyết trọng tâm H1–H6/H1b của luận án.</w:t>
       </w:r>
     </w:p>
+    <w:bookmarkEnd w:id="76"/>
+    <w:bookmarkEnd w:id="77"/>
+    <w:bookmarkStart w:id="78" w:name="tóm-tắt-chương"/>
+    <w:p>
+      <w:pPr>
+        <w:pStyle w:val="Heading2"/>
+      </w:pPr>
+      <w:r>
+        <w:t xml:space="preserve">2.6 Tóm tắt chương</w:t>
+      </w:r>
+    </w:p>
+    <w:p>
+      <w:pPr>
+        <w:pStyle w:val="FirstParagraph"/>
+      </w:pPr>
+      <w:r>
+        <w:t xml:space="preserve">Chương 2 đã trình bày hệ thống nền tảng lý thuyết và thực nghiệm cho luận án theo một trục logic nhất quán: từ khái niệm đến lý thuyết, từ bằng chứng thực nghiệm đến khoảng trống, và từ khoảng trống đến khung nghiên cứu và giả thuyết.</w:t>
+      </w:r>
+    </w:p>
+    <w:p>
+      <w:pPr>
+        <w:pStyle w:val="BodyText"/>
+      </w:pPr>
+      <w:r>
+        <w:t xml:space="preserve">Phần đầu chương xác lập bốn khái niệm cốt lõi: quốc tế hóa doanh nghiệp (đo bằng FSTS), hiệu quả hoạt động (đo bằng labor productivity là chính), năng lực công nghệ (TCI) và chỉ số chấp nhận số (DAI) như hai construct độc lập, và bối cảnh thể chế được vận hành hóa bằng khung ICRV sáu nhóm. Phần lý thuyết nền trình bày và phân tích bốn lý thuyết kinh điển, Uppsala, RBV, Institutional Theory, và Upper Echelons Theory, cùng với lớp mở rộng Digital Capability Lens, xác định vai trò của từng lý thuyết trong khung giải thích tổng thể của luận án.</w:t>
+      </w:r>
+    </w:p>
+    <w:p>
+      <w:pPr>
+        <w:pStyle w:val="BodyText"/>
+      </w:pPr>
+      <w:r>
+        <w:t xml:space="preserve">Tổng quan thực nghiệm cho thấy văn liệu I–P đã phát triển qua ba giai đoạn, từ tuyến tính dương đến phi tuyến đến tập trung vào các biến điều tiết; các meta-analyses nhất quán cho thấy tác động tổng hợp là dương nhưng nhỏ với I² &gt; 80%, đòi hỏi cách tiếp cận biến điều tiết-centric; và bối cảnh châu Á, đặc biệt là các nền kinh tế frontier và SIDS, đang thiếu đại diện nghiêm trọng trong văn liệu.</w:t>
+      </w:r>
+    </w:p>
+    <w:p>
+      <w:pPr>
+        <w:pStyle w:val="BodyText"/>
+      </w:pPr>
+      <w:r>
+        <w:t xml:space="preserve">Ba khoảng trống được xác định: thiếu khung tích hợp đa tầng, sự đồng nhất không hợp lý TCI–DAI, và thiếu bằng chứng cross-country quy mô lớn có cấu trúc cho châu Á. Để lấp đầy ba khoảng trống này, luận án đề xuất khung CDCM và phát triển sáu giả thuyết (H1–H6) bao phủ phi tuyến cơ bản, vai trò của TCI và DAI, vai trò của đặc điểm nhà quản trị, vai trò của thể chế ICRV, và dị biệt thời gian. Chương 3 sẽ trình bày thiết kế phương pháp và chiến lược kiểm định hệ giả thuyết này.</w:t>
+      </w:r>
+    </w:p>
+    <w:p>
+      <w:r>
+        <w:br w:type="page"/>
+      </w:r>
+    </w:p>
     <w:bookmarkEnd w:id="78"/>
     <w:bookmarkEnd w:id="79"/>
-    <w:bookmarkStart w:id="80" w:name="tóm-tắt-chương"/>
-    <w:p>
-      <w:pPr>
-        <w:pStyle w:val="Heading2"/>
-      </w:pPr>
-      <w:r>
-        <w:t xml:space="preserve">2.6 Tóm tắt chương</w:t>
-      </w:r>
-    </w:p>
-    <w:p>
-      <w:pPr>
-        <w:pStyle w:val="FirstParagraph"/>
-      </w:pPr>
-      <w:r>
-        <w:t xml:space="preserve">Chương 2 đã trình bày hệ thống nền tảng lý thuyết và thực nghiệm cho luận án theo một trục logic nhất quán: từ khái niệm đến lý thuyết, từ bằng chứng thực nghiệm đến khoảng trống, và từ khoảng trống đến khung nghiên cứu và giả thuyết.</w:t>
-      </w:r>
-    </w:p>
-    <w:p>
-      <w:pPr>
-        <w:pStyle w:val="BodyText"/>
-      </w:pPr>
-      <w:r>
-        <w:t xml:space="preserve">Phần đầu chương xác lập bốn khái niệm cốt lõi: quốc tế hóa doanh nghiệp (đo bằng FSTS), hiệu quả hoạt động (đo bằng labor productivity là chính), năng lực công nghệ (TCI) và chỉ số chấp nhận số (DAI) như hai construct độc lập, và bối cảnh thể chế được vận hành hóa bằng khung ICRV sáu nhóm. Phần lý thuyết nền trình bày và phân tích bốn lý thuyết kinh điển, Uppsala, RBV, Institutional Theory, và Upper Echelons Theory, cùng với lớp mở rộng Digital Capability Lens, xác định vai trò của từng lý thuyết trong khung giải thích tổng thể của luận án.</w:t>
-      </w:r>
-    </w:p>
-    <w:p>
-      <w:pPr>
-        <w:pStyle w:val="BodyText"/>
-      </w:pPr>
-      <w:r>
-        <w:t xml:space="preserve">Tổng quan thực nghiệm cho thấy văn liệu I–P đã phát triển qua ba giai đoạn, từ tuyến tính dương đến phi tuyến đến tập trung vào các biến điều tiết; các meta-analyses nhất quán cho thấy tác động tổng hợp là dương nhưng nhỏ với I² &gt; 80%, đòi hỏi cách tiếp cận biến điều tiết-centric; và bối cảnh châu Á, đặc biệt là các nền kinh tế frontier và SIDS, đang thiếu đại diện nghiêm trọng trong văn liệu.</w:t>
-      </w:r>
-    </w:p>
-    <w:p>
-      <w:pPr>
-        <w:pStyle w:val="BodyText"/>
-      </w:pPr>
-      <w:r>
-        <w:t xml:space="preserve">Ba khoảng trống được xác định: thiếu khung tích hợp đa tầng, sự đồng nhất không hợp lý TCI–DAI, và thiếu bằng chứng cross-country quy mô lớn có cấu trúc cho châu Á. Để lấp đầy ba khoảng trống này, luận án đề xuất khung CDCM và phát triển sáu giả thuyết (H1–H6) bao phủ phi tuyến cơ bản, vai trò của TCI và DAI, vai trò của đặc điểm nhà quản trị, vai trò của thể chế ICRV, và dị biệt thời gian. Chương 3 sẽ trình bày thiết kế phương pháp và chiến lược kiểm định hệ giả thuyết này.</w:t>
-      </w:r>
-    </w:p>
-    <w:p>
-      <w:r>
-        <w:br w:type="page"/>
+    <w:bookmarkStart w:id="80" w:name="chương-3-phương-pháp-nghiên-cứu"/>
+    <w:p>
+      <w:pPr>
+        <w:pStyle w:val="Heading1"/>
+      </w:pPr>
+      <w:r>
+        <w:t xml:space="preserve">CHƯƠNG 3: PHƯƠNG PHÁP NGHIÊN CỨU</w:t>
       </w:r>
     </w:p>
     <w:bookmarkEnd w:id="80"/>
-    <w:bookmarkEnd w:id="81"/>
-    <w:bookmarkStart w:id="82" w:name="chương-3-phương-pháp-nghiên-cứu"/>
-    <w:p>
-      <w:pPr>
-        <w:pStyle w:val="Heading1"/>
-      </w:pPr>
-      <w:r>
-        <w:t xml:space="preserve">CHƯƠNG 3: PHƯƠNG PHÁP NGHIÊN CỨU</w:t>
-      </w:r>
-    </w:p>
-    <w:bookmarkEnd w:id="82"/>
     <w:p>
       <w:r>
         <w:pict>
@@ -5596,7 +5762,7 @@
         </w:pict>
       </w:r>
     </w:p>
-    <w:bookmarkStart w:id="85" w:name="thiết-kế-nghiên-cứu-tổng-thể"/>
+    <w:bookmarkStart w:id="83" w:name="thiết-kế-nghiên-cứu-tổng-thể"/>
     <w:p>
       <w:pPr>
         <w:pStyle w:val="Heading2"/>
@@ -5605,7 +5771,7 @@
         <w:t xml:space="preserve">3.1 Thiết kế nghiên cứu tổng thể</w:t>
       </w:r>
     </w:p>
-    <w:bookmarkStart w:id="83" w:name="loại-thiết-kế"/>
+    <w:bookmarkStart w:id="81" w:name="loại-thiết-kế"/>
     <w:p>
       <w:pPr>
         <w:pStyle w:val="Heading3"/>
@@ -5684,8 +5850,8 @@
         <w:t xml:space="preserve">là thiết kế hiếm gặp; đa số các luận án IB chỉ làm một trong hai phase. Quy mô 50 nền kinh tế/88.869 doanh nghiệp là phạm vi địa lý lớn nhất từng có cho khu vực, mở rộng từ pool 17 nước trong nghiên cứu thành phần P1.</w:t>
       </w:r>
     </w:p>
-    <w:bookmarkEnd w:id="83"/>
-    <w:bookmarkStart w:id="84" w:name="quy-trình-nghiên-cứu"/>
+    <w:bookmarkEnd w:id="81"/>
+    <w:bookmarkStart w:id="82" w:name="quy-trình-nghiên-cứu"/>
     <w:p>
       <w:pPr>
         <w:pStyle w:val="Heading3"/>
@@ -5718,9 +5884,9 @@
         <w:t xml:space="preserve">sau khi hòa hợp 3 thế hệ schema (PICS3, Standardized, BREADY/BEE); (v) ước lượng mô hình thực nghiệm theo bối cảnh quốc gia và đa quốc gia; (vi) kiểm định độ vững và tích hợp kết quả để đóng góp lý thuyết.</w:t>
       </w:r>
     </w:p>
-    <w:bookmarkEnd w:id="84"/>
-    <w:bookmarkEnd w:id="85"/>
-    <w:bookmarkStart w:id="89" w:name="phase-1-meta-analysis-19822026"/>
+    <w:bookmarkEnd w:id="82"/>
+    <w:bookmarkEnd w:id="83"/>
+    <w:bookmarkStart w:id="87" w:name="phase-1-meta-analysis-19822026"/>
     <w:p>
       <w:pPr>
         <w:pStyle w:val="Heading2"/>
@@ -5729,7 +5895,7 @@
         <w:t xml:space="preserve">3.2 Phase 1: Meta-analysis 1982–2026</w:t>
       </w:r>
     </w:p>
-    <w:bookmarkStart w:id="86" w:name="cơ-sở-kế-thừa"/>
+    <w:bookmarkStart w:id="84" w:name="cơ-sở-kế-thừa"/>
     <w:p>
       <w:pPr>
         <w:pStyle w:val="Heading3"/>
@@ -5788,8 +5954,8 @@
         <w:t xml:space="preserve">, và đánh giá publication bias bằng Egger và Begg-Mazumdar (Egger et al., 1997; Begg &amp; Mazumdar, 1994). Các meta-analyses trước đây về I–P (Bausch &amp; Krist, 2007; Kirca et al., 2012; Marano et al., 2016; Wu et al., 2022; Arte &amp; Larimo, 2022) cung cấp quy trình mẫu mà luận án kế thừa và cập nhật.</w:t>
       </w:r>
     </w:p>
-    <w:bookmarkEnd w:id="86"/>
-    <w:bookmarkStart w:id="87" w:name="đóng-góp-mớiđiều-chỉnh"/>
+    <w:bookmarkEnd w:id="84"/>
+    <w:bookmarkStart w:id="85" w:name="đóng-góp-mớiđiều-chỉnh"/>
     <w:p>
       <w:pPr>
         <w:pStyle w:val="Heading3"/>
@@ -5902,60 +6068,60 @@
         <w:t xml:space="preserve">: tách riêng nhóm nghiên cứu về doanh nghiệp châu Á và Pacific để cung cấp baseline trực tiếp cho phase empirical, đối chiếu với pool 17 nước trong nghiên cứu thành phần P1.</w:t>
       </w:r>
     </w:p>
+    <w:bookmarkEnd w:id="85"/>
+    <w:bookmarkStart w:id="86" w:name="quy-trình-prisma"/>
+    <w:p>
+      <w:pPr>
+        <w:pStyle w:val="Heading3"/>
+      </w:pPr>
+      <w:r>
+        <w:t xml:space="preserve">3.2.3 Quy trình PRISMA</w:t>
+      </w:r>
+    </w:p>
+    <w:p>
+      <w:pPr>
+        <w:pStyle w:val="FirstParagraph"/>
+      </w:pPr>
+      <w:r>
+        <w:t xml:space="preserve">Identification, Screening, Eligibility, Inclusion theo hướng dẫn PRISMA 2020 (Page et al., 2021). Inclusion criteria: nghiên cứu thực nghiệm ở cấp doanh nghiệp, có đo lường internationalization và firm performance, có đủ thống kê để tính effect size (Pearson</w:t>
+      </w:r>
+      <w:r>
+        <w:t xml:space="preserve"> </w:t>
+      </w:r>
+      <m:oMath>
+        <m:r>
+          <m:t>r</m:t>
+        </m:r>
+      </m:oMath>
+      <w:r>
+        <w:t xml:space="preserve">,</w:t>
+      </w:r>
+      <w:r>
+        <w:t xml:space="preserve"> </w:t>
+      </w:r>
+      <m:oMath>
+        <m:r>
+          <m:t>β</m:t>
+        </m:r>
+      </m:oMath>
+      <w:r>
+        <w:t xml:space="preserve">,</w:t>
+      </w:r>
+      <w:r>
+        <w:t xml:space="preserve"> </w:t>
+      </w:r>
+      <m:oMath>
+        <m:r>
+          <m:t>t</m:t>
+        </m:r>
+      </m:oMath>
+      <w:r>
+        <w:t xml:space="preserve">-stat).</w:t>
+      </w:r>
+    </w:p>
+    <w:bookmarkEnd w:id="86"/>
     <w:bookmarkEnd w:id="87"/>
-    <w:bookmarkStart w:id="88" w:name="quy-trình-prisma"/>
-    <w:p>
-      <w:pPr>
-        <w:pStyle w:val="Heading3"/>
-      </w:pPr>
-      <w:r>
-        <w:t xml:space="preserve">3.2.3 Quy trình PRISMA</w:t>
-      </w:r>
-    </w:p>
-    <w:p>
-      <w:pPr>
-        <w:pStyle w:val="FirstParagraph"/>
-      </w:pPr>
-      <w:r>
-        <w:t xml:space="preserve">Identification, Screening, Eligibility, Inclusion theo hướng dẫn PRISMA 2020 (Page et al., 2021). Inclusion criteria: nghiên cứu thực nghiệm ở cấp doanh nghiệp, có đo lường internationalization và firm performance, có đủ thống kê để tính effect size (Pearson</w:t>
-      </w:r>
-      <w:r>
-        <w:t xml:space="preserve"> </w:t>
-      </w:r>
-      <m:oMath>
-        <m:r>
-          <m:t>r</m:t>
-        </m:r>
-      </m:oMath>
-      <w:r>
-        <w:t xml:space="preserve">,</w:t>
-      </w:r>
-      <w:r>
-        <w:t xml:space="preserve"> </w:t>
-      </w:r>
-      <m:oMath>
-        <m:r>
-          <m:t>β</m:t>
-        </m:r>
-      </m:oMath>
-      <w:r>
-        <w:t xml:space="preserve">,</w:t>
-      </w:r>
-      <w:r>
-        <w:t xml:space="preserve"> </w:t>
-      </w:r>
-      <m:oMath>
-        <m:r>
-          <m:t>t</m:t>
-        </m:r>
-      </m:oMath>
-      <w:r>
-        <w:t xml:space="preserve">-stat).</w:t>
-      </w:r>
-    </w:p>
-    <w:bookmarkEnd w:id="88"/>
-    <w:bookmarkEnd w:id="89"/>
-    <w:bookmarkStart w:id="98" w:name="X8de0b19c054d402e314fef9726425749df3fc18"/>
+    <w:bookmarkStart w:id="96" w:name="X8de0b19c054d402e314fef9726425749df3fc18"/>
     <w:p>
       <w:pPr>
         <w:pStyle w:val="Heading2"/>
@@ -5964,7 +6130,7 @@
         <w:t xml:space="preserve">3.3 Phase 2: Phân tích thực nghiệm đa quốc gia</w:t>
       </w:r>
     </w:p>
-    <w:bookmarkStart w:id="90" w:name="nguồn-dữ-liệu"/>
+    <w:bookmarkStart w:id="88" w:name="nguồn-dữ-liệu"/>
     <w:p>
       <w:pPr>
         <w:pStyle w:val="Heading3"/>
@@ -6103,8 +6269,8 @@
         <w:t xml:space="preserve">trong ước lượng mô hình hồi quy vì ba lý do: (1) Mục tiêu của luận án là kiểm định cơ chế lý thuyết (mechanism testing) chứ không phải ước lượng mô tả đại diện tổng thể (population-representative descriptive estimation), trong bối cảnh này, không áp dụng weights là thực hành chuẩn trong văn liệu IB sử dụng WBES (Aterido et al., 2011; Cuervo-Cazurra et al., 2018); (2) Fixed effects ở cấp country-year đã kiểm soát đặc điểm cấu trúc của từng sóng khảo sát; (3) Việc áp dụng weights có thể làm sai lệch ước lượng khi mẫu được gộp chung từ nhiều quốc gia có quy mô tổng thể doanh nghiệp khác nhau nhiều bậc (ví dụ: Trung Quốc ~100 triệu so với Tonga ~500 doanh nghiệp). Phân tích độ nhạy có áp dụng survey weights cho từng quốc gia riêng lẻ (P3/P4/P5) không thay đổi hướng hoặc mức độ ý nghĩa của các hệ số chính (xem Mục 3.5).</w:t>
       </w:r>
     </w:p>
-    <w:bookmarkEnd w:id="90"/>
-    <w:bookmarkStart w:id="91" w:name="Xbff20786659f3471473d6f5f9041e850d60d8e2"/>
+    <w:bookmarkEnd w:id="88"/>
+    <w:bookmarkStart w:id="89" w:name="Xbff20786659f3471473d6f5f9041e850d60d8e2"/>
     <w:p>
       <w:pPr>
         <w:pStyle w:val="Heading3"/>
@@ -6521,8 +6687,8 @@
         <w:t xml:space="preserve">: lập luận rõ ràng về firm performance là khái niệm đa chiều và việc lựa chọn thước đo phải phù hợp với bối cảnh dữ liệu (xem Chương 2).</w:t>
       </w:r>
     </w:p>
-    <w:bookmarkEnd w:id="91"/>
-    <w:bookmarkStart w:id="92" w:name="đo-lường-biến-độc-lập-quốc-tế-hóa"/>
+    <w:bookmarkEnd w:id="89"/>
+    <w:bookmarkStart w:id="90" w:name="đo-lường-biến-độc-lập-quốc-tế-hóa"/>
     <w:p>
       <w:pPr>
         <w:pStyle w:val="Heading3"/>
@@ -6674,8 +6840,8 @@
         <w:t xml:space="preserve">để kiểm định phi tuyến đã được áp dụng trong Lu và Beamish (2004), Contractor et al. (2003), và Hitt et al. (1997). Specification cubic được nghiên cứu thành phần P2 xác nhận có ý nghĩa thống kê ở Trung Quốc với điểm uốn ~47,8% FSTS, làm baseline cho việc kiểm định mở rộng trong luận án.</w:t>
       </w:r>
     </w:p>
-    <w:bookmarkEnd w:id="92"/>
-    <w:bookmarkStart w:id="96" w:name="đo-lường-biến-điều-tiết"/>
+    <w:bookmarkEnd w:id="90"/>
+    <w:bookmarkStart w:id="94" w:name="đo-lường-biến-điều-tiết"/>
     <w:p>
       <w:pPr>
         <w:pStyle w:val="Heading3"/>
@@ -6684,7 +6850,7 @@
         <w:t xml:space="preserve">3.3.4 Đo lường biến điều tiết</w:t>
       </w:r>
     </w:p>
-    <w:bookmarkStart w:id="93" w:name="digital-constructs-tci-và-dai"/>
+    <w:bookmarkStart w:id="91" w:name="digital-constructs-tci-và-dai"/>
     <w:p>
       <w:pPr>
         <w:pStyle w:val="Heading4"/>
@@ -6903,8 +7069,8 @@
         <w:t xml:space="preserve">trong bối cảnh WBES, đảm bảo construct purity ở 50 nền kinh tế châu Á và Thái Bình Dương, với pipeline hòa hợp 3 thế hệ schema. Phân tách TCI và DAI theo (i) Bharadwaj et al. (2013), IT capability vs digital business strategy có nomological nets khác nhau; (ii) phân tầng 3 cấp của Verhoef et al. (2021), digitization, digitalization, digital transformation; (iii) truyền thống Lall (1992) và Cohen &amp; Levinthal (1990) coi technological capability là chiều sâu năng lực nội tại (absorptive capacity), khác về bản chất với digital adoption ở giao diện ngoại tại; (iv) resource-orchestration logic của Bhandari et al. (2023) cho I–P relationship; và (v) 4 tiêu chí formative composite của Coltman et al. (2008), đảm bảo TCI và DAI là hai composite độc lập.</w:t>
       </w:r>
     </w:p>
-    <w:bookmarkEnd w:id="93"/>
-    <w:bookmarkStart w:id="94" w:name="biến-thể-chế"/>
+    <w:bookmarkEnd w:id="91"/>
+    <w:bookmarkStart w:id="92" w:name="biến-thể-chế"/>
     <w:p>
       <w:pPr>
         <w:pStyle w:val="Heading4"/>
@@ -6943,8 +7109,8 @@
         <w:t xml:space="preserve">: Khanna và Palepu (2010) với institutional voids; North (1990) với institutional analysis; Marano et al. (2016) với meta-analytic evidence về institutional các biến điều tiết.</w:t>
       </w:r>
     </w:p>
-    <w:bookmarkEnd w:id="94"/>
-    <w:bookmarkStart w:id="95" w:name="đặc-điểm-nhà-quản-trị-cấp-cao"/>
+    <w:bookmarkEnd w:id="92"/>
+    <w:bookmarkStart w:id="93" w:name="đặc-điểm-nhà-quản-trị-cấp-cao"/>
     <w:p>
       <w:pPr>
         <w:pStyle w:val="Heading4"/>
@@ -6998,9 +7164,9 @@
         <w:t xml:space="preserve">: chỉ trong subset có đủ dữ liệu; nếu thiếu, đưa vào độ vững chứ không bắt buộc trong mô hình chính.</w:t>
       </w:r>
     </w:p>
-    <w:bookmarkEnd w:id="95"/>
-    <w:bookmarkEnd w:id="96"/>
-    <w:bookmarkStart w:id="97" w:name="biến-kiểm-soát"/>
+    <w:bookmarkEnd w:id="93"/>
+    <w:bookmarkEnd w:id="94"/>
+    <w:bookmarkStart w:id="95" w:name="biến-kiểm-soát"/>
     <w:p>
       <w:pPr>
         <w:pStyle w:val="Heading3"/>
@@ -7043,9 +7209,9 @@
         <w:t xml:space="preserve">: chuẩn trong nghiên cứu WBES và IB (Aterido et al., 2011; Ayyagari et al., 2011).</w:t>
       </w:r>
     </w:p>
-    <w:bookmarkEnd w:id="97"/>
-    <w:bookmarkEnd w:id="98"/>
-    <w:bookmarkStart w:id="113" w:name="mô-hình-phân-tích"/>
+    <w:bookmarkEnd w:id="95"/>
+    <w:bookmarkEnd w:id="96"/>
+    <w:bookmarkStart w:id="111" w:name="mô-hình-phân-tích"/>
     <w:p>
       <w:pPr>
         <w:pStyle w:val="Heading2"/>
@@ -7054,7 +7220,7 @@
         <w:t xml:space="preserve">3.4 Mô hình phân tích</w:t>
       </w:r>
     </w:p>
-    <w:bookmarkStart w:id="99" w:name="mô-hình-meta-analysis"/>
+    <w:bookmarkStart w:id="97" w:name="mô-hình-meta-analysis"/>
     <w:p>
       <w:pPr>
         <w:pStyle w:val="Heading3"/>
@@ -7293,8 +7459,8 @@
         <w:t xml:space="preserve">: chuẩn meta-analysis trong quản trị chiến lược (Combs et al., 2011; Aguinis et al., 2011).</w:t>
       </w:r>
     </w:p>
-    <w:bookmarkEnd w:id="99"/>
-    <w:bookmarkStart w:id="100" w:name="mô-hình-empirical-tuyến-tính-cơ-bản"/>
+    <w:bookmarkEnd w:id="97"/>
+    <w:bookmarkStart w:id="98" w:name="mô-hình-empirical-tuyến-tính-cơ-bản"/>
     <w:p>
       <w:pPr>
         <w:pStyle w:val="Heading3"/>
@@ -7482,8 +7648,8 @@
         <w:t xml:space="preserve">là vector control variables.</w:t>
       </w:r>
     </w:p>
-    <w:bookmarkEnd w:id="100"/>
-    <w:bookmarkStart w:id="101" w:name="mô-hình-phi-tuyến-h1"/>
+    <w:bookmarkEnd w:id="98"/>
+    <w:bookmarkStart w:id="99" w:name="mô-hình-phi-tuyến-h1"/>
     <w:p>
       <w:pPr>
         <w:pStyle w:val="Heading3"/>
@@ -8101,8 +8267,8 @@
         <w:t xml:space="preserve">.</w:t>
       </w:r>
     </w:p>
-    <w:bookmarkEnd w:id="101"/>
-    <w:bookmarkStart w:id="104" w:name="mô-hình-moderation-h2h6"/>
+    <w:bookmarkEnd w:id="99"/>
+    <w:bookmarkStart w:id="102" w:name="mô-hình-moderation-h2h6"/>
     <w:p>
       <w:pPr>
         <w:pStyle w:val="Heading3"/>
@@ -8111,7 +8277,7 @@
         <w:t xml:space="preserve">3.4.4 Mô hình moderation (H2–H6)</w:t>
       </w:r>
     </w:p>
-    <w:bookmarkStart w:id="102" w:name="two-way-interaction-h2-h3"/>
+    <w:bookmarkStart w:id="100" w:name="two-way-interaction-h2-h3"/>
     <w:p>
       <w:pPr>
         <w:pStyle w:val="Heading4"/>
@@ -8509,8 +8675,8 @@
         <w:t xml:space="preserve">là biến điều tiết (TCI hoặc DAI).</w:t>
       </w:r>
     </w:p>
-    <w:bookmarkEnd w:id="102"/>
-    <w:bookmarkStart w:id="103" w:name="three-way-interaction-synthesis"/>
+    <w:bookmarkEnd w:id="100"/>
+    <w:bookmarkStart w:id="101" w:name="three-way-interaction-synthesis"/>
     <w:p>
       <w:pPr>
         <w:pStyle w:val="Heading4"/>
@@ -8897,9 +9063,9 @@
         <w:t xml:space="preserve">: three-way moderation digital × institutional × manager trong bối cảnh châu Á và Pacific với 50 nước chưa được kiểm định trước đây.</w:t>
       </w:r>
     </w:p>
-    <w:bookmarkEnd w:id="103"/>
-    <w:bookmarkEnd w:id="104"/>
-    <w:bookmarkStart w:id="105" w:name="mô-hình-temporal-heterogeneity-h6"/>
+    <w:bookmarkEnd w:id="101"/>
+    <w:bookmarkEnd w:id="102"/>
+    <w:bookmarkStart w:id="103" w:name="mô-hình-temporal-heterogeneity-h6"/>
     <w:p>
       <w:pPr>
         <w:pStyle w:val="Heading3"/>
@@ -9377,8 +9543,8 @@
         <w:t xml:space="preserve">: áp dụng cho China 2012 và 2024 để kiểm định stability của cubic điểm uốn (~47,8% FSTS) sau hơn một thập kỷ chuyển đổi số.</w:t>
       </w:r>
     </w:p>
-    <w:bookmarkEnd w:id="105"/>
-    <w:bookmarkStart w:id="106" w:name="X3ef1c131b29643aac6595f7e8338779440cc96b"/>
+    <w:bookmarkEnd w:id="103"/>
+    <w:bookmarkStart w:id="104" w:name="X3ef1c131b29643aac6595f7e8338779440cc96b"/>
     <w:p>
       <w:pPr>
         <w:pStyle w:val="Heading3"/>
@@ -13303,8 +13469,8 @@
         </w:tc>
       </w:tr>
     </w:tbl>
-    <w:bookmarkEnd w:id="106"/>
-    <w:bookmarkStart w:id="107" w:name="Xee326425775ef5a6cb69bdccb6b7f607df42eb1"/>
+    <w:bookmarkEnd w:id="104"/>
+    <w:bookmarkStart w:id="105" w:name="Xee326425775ef5a6cb69bdccb6b7f607df42eb1"/>
     <w:p>
       <w:pPr>
         <w:pStyle w:val="Heading3"/>
@@ -14252,8 +14418,8 @@
         </w:pict>
       </w:r>
     </w:p>
-    <w:bookmarkEnd w:id="107"/>
-    <w:bookmarkStart w:id="108" w:name="Xd0414c1f445c504fea8a4b83b026b3007745b73"/>
+    <w:bookmarkEnd w:id="105"/>
+    <w:bookmarkStart w:id="106" w:name="Xd0414c1f445c504fea8a4b83b026b3007745b73"/>
     <w:p>
       <w:pPr>
         <w:pStyle w:val="Heading3"/>
@@ -15277,8 +15443,8 @@
         </w:pict>
       </w:r>
     </w:p>
-    <w:bookmarkEnd w:id="108"/>
-    <w:bookmarkStart w:id="111" w:name="Xef1ee77b66ccd9962e55365d60bd74be93a9b17"/>
+    <w:bookmarkEnd w:id="106"/>
+    <w:bookmarkStart w:id="109" w:name="Xef1ee77b66ccd9962e55365d60bd74be93a9b17"/>
     <w:p>
       <w:pPr>
         <w:pStyle w:val="Heading3"/>
@@ -20226,7 +20392,7 @@
         </w:pict>
       </w:r>
     </w:p>
-    <w:bookmarkStart w:id="109" w:name="X2f7897a1357dc715f37e320d2cca3ed5f2bb32c"/>
+    <w:bookmarkStart w:id="107" w:name="X2f7897a1357dc715f37e320d2cca3ed5f2bb32c"/>
     <w:p>
       <w:pPr>
         <w:pStyle w:val="Heading4"/>
@@ -23357,8 +23523,8 @@
         </w:pict>
       </w:r>
     </w:p>
-    <w:bookmarkEnd w:id="109"/>
-    <w:bookmarkStart w:id="110" w:name="X349648a9603de2a783df22f0baa1f04a5234db6"/>
+    <w:bookmarkEnd w:id="107"/>
+    <w:bookmarkStart w:id="108" w:name="X349648a9603de2a783df22f0baa1f04a5234db6"/>
     <w:p>
       <w:pPr>
         <w:pStyle w:val="Heading4"/>
@@ -23511,28 +23677,28 @@
         <w:t xml:space="preserve">, tỷ trọng doanh thu qua thanh toán điện tử) cho phép kiểm định điều tiết DAI Tier-2, được xử lý như phân tích thăm dò vì chỉ có ở một đợt.</w:t>
       </w:r>
     </w:p>
+    <w:bookmarkEnd w:id="108"/>
+    <w:bookmarkEnd w:id="109"/>
+    <w:bookmarkStart w:id="110" w:name="sai-số-chuẩn"/>
+    <w:p>
+      <w:pPr>
+        <w:pStyle w:val="Heading3"/>
+      </w:pPr>
+      <w:r>
+        <w:t xml:space="preserve">3.4.6 Sai số chuẩn</w:t>
+      </w:r>
+    </w:p>
+    <w:p>
+      <w:pPr>
+        <w:pStyle w:val="FirstParagraph"/>
+      </w:pPr>
+      <w:r>
+        <w:t xml:space="preserve">Tất cả các mô hình đều sử dụng HC1/HC3 robust standard errors (Long &amp; Ervin, 2000; White, 1980) để xử lý heteroscedasticity. Đối với multi-country, bổ sung clustered SE theo country.</w:t>
+      </w:r>
+    </w:p>
     <w:bookmarkEnd w:id="110"/>
     <w:bookmarkEnd w:id="111"/>
-    <w:bookmarkStart w:id="112" w:name="sai-số-chuẩn"/>
-    <w:p>
-      <w:pPr>
-        <w:pStyle w:val="Heading3"/>
-      </w:pPr>
-      <w:r>
-        <w:t xml:space="preserve">3.4.6 Sai số chuẩn</w:t>
-      </w:r>
-    </w:p>
-    <w:p>
-      <w:pPr>
-        <w:pStyle w:val="FirstParagraph"/>
-      </w:pPr>
-      <w:r>
-        <w:t xml:space="preserve">Tất cả các mô hình đều sử dụng HC1/HC3 robust standard errors (Long &amp; Ervin, 2000; White, 1980) để xử lý heteroscedasticity. Đối với multi-country, bổ sung clustered SE theo country.</w:t>
-      </w:r>
-    </w:p>
-    <w:bookmarkEnd w:id="112"/>
-    <w:bookmarkEnd w:id="113"/>
-    <w:bookmarkStart w:id="120" w:name="kiểm-định-độ-vững"/>
+    <w:bookmarkStart w:id="118" w:name="kiểm-định-độ-vững"/>
     <w:p>
       <w:pPr>
         <w:pStyle w:val="Heading2"/>
@@ -23541,7 +23707,7 @@
         <w:t xml:space="preserve">3.5 Kiểm định độ vững</w:t>
       </w:r>
     </w:p>
-    <w:bookmarkStart w:id="114" w:name="thay-đổi-thước-đo"/>
+    <w:bookmarkStart w:id="112" w:name="thay-đổi-thước-đo"/>
     <w:p>
       <w:pPr>
         <w:pStyle w:val="Heading3"/>
@@ -23619,44 +23785,44 @@
         <w:t xml:space="preserve">Biến biến điều tiết: thay DAI_thin bằng DAI_rich (cho subset 2024+).</w:t>
       </w:r>
     </w:p>
+    <w:bookmarkEnd w:id="112"/>
+    <w:bookmarkStart w:id="113" w:name="mẫu-phụ"/>
+    <w:p>
+      <w:pPr>
+        <w:pStyle w:val="Heading3"/>
+      </w:pPr>
+      <w:r>
+        <w:t xml:space="preserve">3.5.2 Mẫu phụ</w:t>
+      </w:r>
+    </w:p>
+    <w:p>
+      <w:pPr>
+        <w:pStyle w:val="FirstParagraph"/>
+      </w:pPr>
+      <w:r>
+        <w:t xml:space="preserve">Loại trừ micro firms (&lt;5 lao động); chỉ giữ SMEs; chỉ giữ manufacturing; chỉ giữ exporters (FSTS &gt; 0); subgroup theo 6 sub-regime ICRV.</w:t>
+      </w:r>
+    </w:p>
+    <w:bookmarkEnd w:id="113"/>
+    <w:bookmarkStart w:id="114" w:name="outliers"/>
+    <w:p>
+      <w:pPr>
+        <w:pStyle w:val="Heading3"/>
+      </w:pPr>
+      <w:r>
+        <w:t xml:space="preserve">3.5.3 Outliers</w:t>
+      </w:r>
+    </w:p>
+    <w:p>
+      <w:pPr>
+        <w:pStyle w:val="FirstParagraph"/>
+      </w:pPr>
+      <w:r>
+        <w:t xml:space="preserve">Winsorization 1% và 5% đối với labor productivity và employment, áp dụng trong từng country-year.</w:t>
+      </w:r>
+    </w:p>
     <w:bookmarkEnd w:id="114"/>
-    <w:bookmarkStart w:id="115" w:name="mẫu-phụ"/>
-    <w:p>
-      <w:pPr>
-        <w:pStyle w:val="Heading3"/>
-      </w:pPr>
-      <w:r>
-        <w:t xml:space="preserve">3.5.2 Mẫu phụ</w:t>
-      </w:r>
-    </w:p>
-    <w:p>
-      <w:pPr>
-        <w:pStyle w:val="FirstParagraph"/>
-      </w:pPr>
-      <w:r>
-        <w:t xml:space="preserve">Loại trừ micro firms (&lt;5 lao động); chỉ giữ SMEs; chỉ giữ manufacturing; chỉ giữ exporters (FSTS &gt; 0); subgroup theo 6 sub-regime ICRV.</w:t>
-      </w:r>
-    </w:p>
-    <w:bookmarkEnd w:id="115"/>
-    <w:bookmarkStart w:id="116" w:name="outliers"/>
-    <w:p>
-      <w:pPr>
-        <w:pStyle w:val="Heading3"/>
-      </w:pPr>
-      <w:r>
-        <w:t xml:space="preserve">3.5.3 Outliers</w:t>
-      </w:r>
-    </w:p>
-    <w:p>
-      <w:pPr>
-        <w:pStyle w:val="FirstParagraph"/>
-      </w:pPr>
-      <w:r>
-        <w:t xml:space="preserve">Winsorization 1% và 5% đối với labor productivity và employment, áp dụng trong từng country-year.</w:t>
-      </w:r>
-    </w:p>
-    <w:bookmarkEnd w:id="116"/>
-    <w:bookmarkStart w:id="117" w:name="multicollinearity-và-heteroscedasticity"/>
+    <w:bookmarkStart w:id="115" w:name="multicollinearity-và-heteroscedasticity"/>
     <w:p>
       <w:pPr>
         <w:pStyle w:val="Heading3"/>
@@ -23689,8 +23855,8 @@
         <w:t xml:space="preserve">Breusch–Pagan test (Breusch &amp; Pagan, 1979).</w:t>
       </w:r>
     </w:p>
-    <w:bookmarkEnd w:id="117"/>
-    <w:bookmarkStart w:id="118" w:name="sensitivity-analysis-cho-meta-analysis"/>
+    <w:bookmarkEnd w:id="115"/>
+    <w:bookmarkStart w:id="116" w:name="sensitivity-analysis-cho-meta-analysis"/>
     <w:p>
       <w:pPr>
         <w:pStyle w:val="Heading3"/>
@@ -23723,8 +23889,8 @@
         <w:t xml:space="preserve">Trim-and-fill (Duval &amp; Tweedie, 2000) cho publication bias.</w:t>
       </w:r>
     </w:p>
-    <w:bookmarkEnd w:id="118"/>
-    <w:bookmarkStart w:id="119" w:name="X114450212317cc299784cfe2697e63e527f22c7"/>
+    <w:bookmarkEnd w:id="116"/>
+    <w:bookmarkStart w:id="117" w:name="X114450212317cc299784cfe2697e63e527f22c7"/>
     <w:p>
       <w:pPr>
         <w:pStyle w:val="Heading3"/>
@@ -23775,9 +23941,9 @@
         <w:t xml:space="preserve">của các construct TCI và DAI qua ba thế hệ bảng hỏi WBES: do cấu trúc câu hỏi thay đổi giữa PICS3, Standardized và BREADY, một phần khác biệt theo thời gian có thể phản ánh hiệu ứng schema thay vì thay đổi thực chất (ví dụ mức R&amp;D đo được ở một số nhóm). Luận án giảm thiểu rủi ro này bằng hiệu ứng cố định năm/đợt, chuẩn hóa within country–year, và kiểm tra độ nhạy với biến thể thước đo (Mục 3.5.1); tuy vậy luận án chưa thực hiện kiểm định bất biến đo lường chính thức, nên mọi so sánh xuyên-schema cần được đọc một cách thận trọng.</w:t>
       </w:r>
     </w:p>
-    <w:bookmarkEnd w:id="119"/>
-    <w:bookmarkEnd w:id="120"/>
-    <w:bookmarkStart w:id="121" w:name="X364413cac58bd17313d22102f22dd0d12fe1063"/>
+    <w:bookmarkEnd w:id="117"/>
+    <w:bookmarkEnd w:id="118"/>
+    <w:bookmarkStart w:id="119" w:name="X364413cac58bd17313d22102f22dd0d12fe1063"/>
     <w:p>
       <w:pPr>
         <w:pStyle w:val="Heading2"/>
@@ -24290,40 +24456,40 @@
         </w:tc>
       </w:tr>
     </w:tbl>
+    <w:bookmarkEnd w:id="119"/>
+    <w:bookmarkStart w:id="120" w:name="đạo-đức-nghiên-cứu"/>
+    <w:p>
+      <w:pPr>
+        <w:pStyle w:val="Heading2"/>
+      </w:pPr>
+      <w:r>
+        <w:t xml:space="preserve">3.7 Đạo đức nghiên cứu</w:t>
+      </w:r>
+    </w:p>
+    <w:p>
+      <w:pPr>
+        <w:pStyle w:val="FirstParagraph"/>
+      </w:pPr>
+      <w:r>
+        <w:t xml:space="preserve">Luận án sử dụng dữ liệu thứ cấp từ WBES, bộ dữ liệu công khai được World Bank cung cấp miễn phí cho mục đích nghiên cứu (World Bank, n.d.). Tất cả các citation theo APA 7th để ghi nhận đầy đủ công sức của các tác giả trước, tránh đạo văn. Code và dữ liệu phân tích được lưu trữ trên các nhánh chuyên biệt của repository để bảo đảm khả năng tái lập kết quả.</w:t>
+      </w:r>
+    </w:p>
+    <w:p>
+      <w:r>
+        <w:br w:type="page"/>
+      </w:r>
+    </w:p>
+    <w:bookmarkEnd w:id="120"/>
+    <w:bookmarkStart w:id="121" w:name="chương-4-kết-quả-nghiên-cứu"/>
+    <w:p>
+      <w:pPr>
+        <w:pStyle w:val="Heading1"/>
+      </w:pPr>
+      <w:r>
+        <w:t xml:space="preserve">CHƯƠNG 4: KẾT QUẢ NGHIÊN CỨU</w:t>
+      </w:r>
+    </w:p>
     <w:bookmarkEnd w:id="121"/>
-    <w:bookmarkStart w:id="122" w:name="đạo-đức-nghiên-cứu"/>
-    <w:p>
-      <w:pPr>
-        <w:pStyle w:val="Heading2"/>
-      </w:pPr>
-      <w:r>
-        <w:t xml:space="preserve">3.7 Đạo đức nghiên cứu</w:t>
-      </w:r>
-    </w:p>
-    <w:p>
-      <w:pPr>
-        <w:pStyle w:val="FirstParagraph"/>
-      </w:pPr>
-      <w:r>
-        <w:t xml:space="preserve">Luận án sử dụng dữ liệu thứ cấp từ WBES, bộ dữ liệu công khai được World Bank cung cấp miễn phí cho mục đích nghiên cứu (World Bank, n.d.). Tất cả các citation theo APA 7th để ghi nhận đầy đủ công sức của các tác giả trước, tránh đạo văn. Code và dữ liệu phân tích được lưu trữ trên các nhánh chuyên biệt của repository để bảo đảm khả năng tái lập kết quả.</w:t>
-      </w:r>
-    </w:p>
-    <w:p>
-      <w:r>
-        <w:br w:type="page"/>
-      </w:r>
-    </w:p>
-    <w:bookmarkEnd w:id="122"/>
-    <w:bookmarkStart w:id="123" w:name="chương-4-kết-quả-nghiên-cứu"/>
-    <w:p>
-      <w:pPr>
-        <w:pStyle w:val="Heading1"/>
-      </w:pPr>
-      <w:r>
-        <w:t xml:space="preserve">CHƯƠNG 4: KẾT QUẢ NGHIÊN CỨU</w:t>
-      </w:r>
-    </w:p>
-    <w:bookmarkEnd w:id="123"/>
     <w:p>
       <w:r>
         <w:pict>
@@ -24331,7 +24497,7 @@
         </w:pict>
       </w:r>
     </w:p>
-    <w:bookmarkStart w:id="124" w:name="giới-thiệu-chương"/>
+    <w:bookmarkStart w:id="122" w:name="giới-thiệu-chương"/>
     <w:p>
       <w:pPr>
         <w:pStyle w:val="Heading2"/>
@@ -24355,8 +24521,8 @@
         </w:pict>
       </w:r>
     </w:p>
-    <w:bookmarkEnd w:id="124"/>
-    <w:bookmarkStart w:id="130" w:name="Xed285cd0261846a13dee28de69c0403b250498d"/>
+    <w:bookmarkEnd w:id="122"/>
+    <w:bookmarkStart w:id="128" w:name="Xed285cd0261846a13dee28de69c0403b250498d"/>
     <w:p>
       <w:pPr>
         <w:pStyle w:val="Heading2"/>
@@ -24365,7 +24531,7 @@
         <w:t xml:space="preserve">4.1 Thực trạng quốc tế hóa và hiệu quả hoạt động kinh doanh tại châu Á</w:t>
       </w:r>
     </w:p>
-    <w:bookmarkStart w:id="125" w:name="Xdc33a1e36e2f3be83736669663a61a68c91d087"/>
+    <w:bookmarkStart w:id="123" w:name="Xdc33a1e36e2f3be83736669663a61a68c91d087"/>
     <w:p>
       <w:pPr>
         <w:pStyle w:val="Heading3"/>
@@ -25365,8 +25531,8 @@
         <w:t xml:space="preserve">; Mục 4.2.3) và gradient điểm uốn theo ICRV của mô hình hồi quy đa quốc gia P7 (Mục 4.6.2). Hai nguồn bằng chứng này bảo đảm bức tranh thực trạng mô tả được neo vào bằng chứng suy diễn nhất quán, thay vì dừng lại ở so sánh trung bình–độ lệch chuẩn.</w:t>
       </w:r>
     </w:p>
-    <w:bookmarkEnd w:id="125"/>
-    <w:bookmarkStart w:id="126" w:name="X8bec3537640f28bf435d79e17219bfe20c234df"/>
+    <w:bookmarkEnd w:id="123"/>
+    <w:bookmarkStart w:id="124" w:name="X8bec3537640f28bf435d79e17219bfe20c234df"/>
     <w:p>
       <w:pPr>
         <w:pStyle w:val="Heading3"/>
@@ -25391,8 +25557,8 @@
         <w:t xml:space="preserve">Cường độ quốc tế hóa (FSTS trung bình, tính trên toàn mẫu gồm cả doanh nghiệp không xuất khẩu) dao động từ 6,3% (SIDS) đến 10,3% (Upper-middle), với mức trung bình khu vực khoảng 8,8%. Điều đáng chú ý là Upper-middle và Advanced có cùng FSTS trung bình (~10%) nhưng cơ chế xuất khẩu hoàn toàn khác: Advanced chủ yếu dịch vụ và hàng hóa hàm lượng tri thức cao; Upper-middle chủ yếu sản xuất theo chuỗi giá trị toàn cầu với biên lợi nhuận khác nhau.</w:t>
       </w:r>
     </w:p>
-    <w:bookmarkEnd w:id="126"/>
-    <w:bookmarkStart w:id="127" w:name="thực-trạng-năng-lực-số-và-công-nghệ"/>
+    <w:bookmarkEnd w:id="124"/>
+    <w:bookmarkStart w:id="125" w:name="thực-trạng-năng-lực-số-và-công-nghệ"/>
     <w:p>
       <w:pPr>
         <w:pStyle w:val="Heading3"/>
@@ -26076,8 +26242,8 @@
         <w:t xml:space="preserve">còn lại mang tính chọn lọc đặc thù, nên hệ số đo được phản ánh giới hạn của thước đo Tier-1 nhiều hơn là giới hạn của số hóa, một vấn đề đo lường cần phân biệt với quan hệ nhân quả thực.</w:t>
       </w:r>
     </w:p>
-    <w:bookmarkEnd w:id="127"/>
-    <w:bookmarkStart w:id="128" w:name="Xb62897d6a910d3bf4cd9f1b24b608b7e1128a7f"/>
+    <w:bookmarkEnd w:id="125"/>
+    <w:bookmarkStart w:id="126" w:name="Xb62897d6a910d3bf4cd9f1b24b608b7e1128a7f"/>
     <w:p>
       <w:pPr>
         <w:pStyle w:val="Heading3"/>
@@ -26112,8 +26278,8 @@
         <w:t xml:space="preserve">(Khanna &amp; Palepu, 2010) tạo ra chi phí giao dịch bổ sung cho doanh nghiệp khi mở rộng hoạt động ra ngoài biên giới. Sự hiện diện đồng thời của nhiều voids tại Emerging và SIDS giải thích tại sao quan hệ I–P ở các nhóm này yếu hoặc âm.</w:t>
       </w:r>
     </w:p>
-    <w:bookmarkEnd w:id="128"/>
-    <w:bookmarkStart w:id="129" w:name="X31dbb247e18ca668fe6216e3f13d76006df1ea1"/>
+    <w:bookmarkEnd w:id="126"/>
+    <w:bookmarkStart w:id="127" w:name="X31dbb247e18ca668fe6216e3f13d76006df1ea1"/>
     <w:p>
       <w:pPr>
         <w:pStyle w:val="Heading3"/>
@@ -26182,7 +26348,7 @@
         <w:t xml:space="preserve"> </w:t>
       </w:r>
       <w:r>
-        <w:t xml:space="preserve">(2.168 doanh nghiệp Nhật trong khung phân tích 88.869; mẫu hồi quy chính M2 N = 81.022, M5 N = 79.080; xem Mục 4.6), nên các kết quả P7 trong luận án đã phản ánh Nhật Bản. Hai nghiên cứu thành phần còn lại là pool con riêng không liên quan Nhật Bản: P8 (FIP) trên 7 nền Pacific SIDS và P9 (ngưỡng) trên Ấn Độ. Ngoài ra, nghiên cứu thành phần P10 kiểm định chuyên sâu quan hệ I–P tại Nhật Bản (xem Mục 4.6.2). Toàn bộ số liệu dưới đây được tính trực tiếp từ tệp vi mô gốc.</w:t>
+        <w:t xml:space="preserve">(2.168 doanh nghiệp Nhật trong khung phân tích 88.869; mẫu hồi quy chính M2 N = 81.022, M5 N = 79.080; xem Mục 4.6), nên các kết quả P7 trong luận án đã phản ánh Nhật Bản. Hai nghiên cứu thành phần còn lại là pool con riêng không liên quan Nhật Bản: P8 (FIP) trên 7 nền Pacific SIDS và P9 (ngưỡng) trên Ấn Độ. Ngoài ra, nghiên cứu thành phần P10 kiểm định chuyên sâu quan hệ I–P tại Nhật Bản (xem Mục 4.9). Toàn bộ số liệu dưới đây được tính trực tiếp từ tệp vi mô gốc.</w:t>
       </w:r>
     </w:p>
     <w:p>
@@ -26857,7 +27023,7 @@
         <w:t xml:space="preserve">nghịch lý đổi mới–quốc tế hóa và khoảng cách giới</w:t>
       </w:r>
       <w:r>
-        <w:t xml:space="preserve">: dù cường độ R&amp;D và đổi mới cao, cường độ quốc tế hóa cấp cơ sở lại thấp (FSTS 4,1%) cùng tỷ lệ sở hữu nước ngoài rất thấp (1,9%), cho thấy hoạt động quốc tế hóa tập trung ở các tập đoàn đa quốc gia lớn chứ không phân bố đều ở mẫu cơ sở; đồng thời tỷ lệ nữ quản lý cấp cao chỉ 7,3%, thấp hơn nhiều so với mức dẫn đầu khu vực Đông Á–Thái Bình Dương, nhất quán với văn liệu về trần kính trong quản trị doanh nghiệp Nhật Bản. Các đặc trưng này được khai thác đầy đủ trong nghiên cứu thành phần P10, kiểm định chuyên sâu quan hệ I–P tại Nhật Bản: kết quả xác nhận quan hệ gần tuyến tính dương (hiệu ứng tuyến tính +0,671, p &lt; 0,001; số hạng bậc hai không ý nghĩa; điểm uốn đại số 90–108% nằm ngoài miền dữ liệu), TCI (+0,100, p &lt; 0,001) và DAI (+0,110, p = 0,028) nâng mặt bằng không uốn đường cong, cùng phần bù trường thọ doanh nghiệp (+0,073, p = 0,007), đúng như dự đoán biên trên của khung ICRV (xem thêm Mục 4.6.2).</w:t>
+        <w:t xml:space="preserve">: dù cường độ R&amp;D và đổi mới cao, cường độ quốc tế hóa cấp cơ sở lại thấp (FSTS 4,1%) cùng tỷ lệ sở hữu nước ngoài rất thấp (1,9%), cho thấy hoạt động quốc tế hóa tập trung ở các tập đoàn đa quốc gia lớn chứ không phân bố đều ở mẫu cơ sở; đồng thời tỷ lệ nữ quản lý cấp cao chỉ 7,3%, thấp hơn nhiều so với mức dẫn đầu khu vực Đông Á–Thái Bình Dương, nhất quán với văn liệu về trần kính trong quản trị doanh nghiệp Nhật Bản. Các đặc trưng này được khai thác đầy đủ trong nghiên cứu thành phần P10, kiểm định chuyên sâu quan hệ I–P tại Nhật Bản: kết quả xác nhận quan hệ gần tuyến tính dương (hiệu ứng tuyến tính +0,671, p &lt; 0,001; số hạng bậc hai không ý nghĩa; điểm uốn đại số 90–108% nằm ngoài miền dữ liệu), TCI (+0,100, p &lt; 0,001) và DAI (+0,110, p = 0,028) nâng mặt bằng không uốn đường cong, cùng phần bù trường thọ doanh nghiệp (+0,073, p = 0,007), đúng như dự đoán biên trên của khung ICRV (trình bày đầy đủ ở Mục 4.9).</w:t>
       </w:r>
     </w:p>
     <w:p>
@@ -26867,9 +27033,9 @@
         </w:pict>
       </w:r>
     </w:p>
-    <w:bookmarkEnd w:id="129"/>
-    <w:bookmarkEnd w:id="130"/>
-    <w:bookmarkStart w:id="135" w:name="Xe0084a7c2f7e752cafc4091ca0758f37f91bfa0"/>
+    <w:bookmarkEnd w:id="127"/>
+    <w:bookmarkEnd w:id="128"/>
+    <w:bookmarkStart w:id="133" w:name="Xe0084a7c2f7e752cafc4091ca0758f37f91bfa0"/>
     <w:p>
       <w:pPr>
         <w:pStyle w:val="Heading2"/>
@@ -26878,7 +27044,7 @@
         <w:t xml:space="preserve">4.2 Kết quả tổng hợp định lượng: Meta-analysis ba tầng (P6)</w:t>
       </w:r>
     </w:p>
-    <w:bookmarkStart w:id="131" w:name="chỉ-số-hiệu-ứng-tổng-hợp"/>
+    <w:bookmarkStart w:id="129" w:name="chỉ-số-hiệu-ứng-tổng-hợp"/>
     <w:p>
       <w:pPr>
         <w:pStyle w:val="Heading3"/>
@@ -27021,8 +27187,8 @@
         <w:t xml:space="preserve">, sự hội tụ này tạo ra bằng chứng chéo vững chắc khi mở rộng pool lên gần gấp đôi số nghiên cứu.</w:t>
       </w:r>
     </w:p>
-    <w:bookmarkEnd w:id="131"/>
-    <w:bookmarkStart w:id="132" w:name="phân-tích-dị-biệt-ba-tầng"/>
+    <w:bookmarkEnd w:id="129"/>
+    <w:bookmarkStart w:id="130" w:name="phân-tích-dị-biệt-ba-tầng"/>
     <w:p>
       <w:pPr>
         <w:pStyle w:val="Heading3"/>
@@ -27250,8 +27416,8 @@
         <w:t xml:space="preserve">, không phải là bằng chứng về sự thiếu nhất quán thực sự trong quan hệ nhân quả giữa quốc tế hóa và hiệu quả.</w:t>
       </w:r>
     </w:p>
-    <w:bookmarkEnd w:id="132"/>
-    <w:bookmarkStart w:id="133" w:name="X0fe7021f65141f72ccca43dd2595712a4bb11b5"/>
+    <w:bookmarkEnd w:id="130"/>
+    <w:bookmarkStart w:id="131" w:name="X0fe7021f65141f72ccca43dd2595712a4bb11b5"/>
     <w:p>
       <w:pPr>
         <w:pStyle w:val="Heading3"/>
@@ -27503,8 +27669,8 @@
         <w:t xml:space="preserve">ở Mục 4.2 giữ theo phân loại gốc của P6.)</w:t>
       </w:r>
     </w:p>
-    <w:bookmarkEnd w:id="133"/>
-    <w:bookmarkStart w:id="134" w:name="kiểm-định-publication-bias"/>
+    <w:bookmarkEnd w:id="131"/>
+    <w:bookmarkStart w:id="132" w:name="kiểm-định-publication-bias"/>
     <w:p>
       <w:pPr>
         <w:pStyle w:val="Heading3"/>
@@ -28143,9 +28309,9 @@
         </w:pict>
       </w:r>
     </w:p>
-    <w:bookmarkEnd w:id="134"/>
-    <w:bookmarkEnd w:id="135"/>
-    <w:bookmarkStart w:id="139" w:name="Xae571c1410747d630a72c4d12985bac375822ae"/>
+    <w:bookmarkEnd w:id="132"/>
+    <w:bookmarkEnd w:id="133"/>
+    <w:bookmarkStart w:id="137" w:name="Xae571c1410747d630a72c4d12985bac375822ae"/>
     <w:p>
       <w:pPr>
         <w:pStyle w:val="Heading2"/>
@@ -28154,7 +28320,7 @@
         <w:t xml:space="preserve">4.3 Kết quả bối cảnh thể chế tiên tiến: Đổi mới: Singapore (P4)</w:t>
       </w:r>
     </w:p>
-    <w:bookmarkStart w:id="136" w:name="xác-nhận-quan-hệ-phi-tuyến-chữ-u-ngược"/>
+    <w:bookmarkStart w:id="134" w:name="xác-nhận-quan-hệ-phi-tuyến-chữ-u-ngược"/>
     <w:p>
       <w:pPr>
         <w:pStyle w:val="Heading3"/>
@@ -28307,8 +28473,8 @@
         <w:t xml:space="preserve">thay vì khẳng định một điểm uốn cụ thể ở 88,6%; điều này nhất quán với kỳ vọng lý thuyết rằng ở bối cảnh thể chế mạnh (Nhóm I), dư địa quốc tế hóa có lợi là rất rộng (xem Hình 4.1).</w:t>
       </w:r>
     </w:p>
-    <w:bookmarkEnd w:id="136"/>
-    <w:bookmarkStart w:id="137" w:name="điều-tiết-bởi-digital-adoption-index-dai"/>
+    <w:bookmarkEnd w:id="134"/>
+    <w:bookmarkStart w:id="135" w:name="điều-tiết-bởi-digital-adoption-index-dai"/>
     <w:p>
       <w:pPr>
         <w:pStyle w:val="Heading3"/>
@@ -28457,8 +28623,8 @@
         <w:t xml:space="preserve">). Cụ thể, ở mức độ quốc tế hóa cao, doanh nghiệp Singapore có năng lực chấp nhận số (digital adoption) cao hơn duy trì hiệu quả tốt hơn so với doanh nghiệp có mức DAI thấp hơn, cho thấy DAI đóng vai trò nguồn lực bổ trợ (situational resource) làm chậm đà suy giảm phía bên phải của đường phi tuyến.</w:t>
       </w:r>
     </w:p>
-    <w:bookmarkEnd w:id="137"/>
-    <w:bookmarkStart w:id="138" w:name="giới-hạn-suy-luận-và-cảnh-báo-thống-kê"/>
+    <w:bookmarkEnd w:id="135"/>
+    <w:bookmarkStart w:id="136" w:name="giới-hạn-suy-luận-và-cảnh-báo-thống-kê"/>
     <w:p>
       <w:pPr>
         <w:pStyle w:val="Heading3"/>
@@ -28537,9 +28703,9 @@
         </w:pict>
       </w:r>
     </w:p>
-    <w:bookmarkEnd w:id="138"/>
-    <w:bookmarkEnd w:id="139"/>
-    <w:bookmarkStart w:id="143" w:name="Xabe361c2d5961cf19ce7ab2bd5d9bc6d758140a"/>
+    <w:bookmarkEnd w:id="136"/>
+    <w:bookmarkEnd w:id="137"/>
+    <w:bookmarkStart w:id="141" w:name="Xabe361c2d5961cf19ce7ab2bd5d9bc6d758140a"/>
     <w:p>
       <w:pPr>
         <w:pStyle w:val="Heading2"/>
@@ -28548,7 +28714,7 @@
         <w:t xml:space="preserve">4.4 Kết quả bối cảnh thể chế trung bình cao: Trung Quốc, 2012–2024 (P5)</w:t>
       </w:r>
     </w:p>
-    <w:bookmarkStart w:id="140" w:name="xác-nhận-quan-hệ-phi-tuyến-và-điểm-uốn"/>
+    <w:bookmarkStart w:id="138" w:name="xác-nhận-quan-hệ-phi-tuyến-và-điểm-uốn"/>
     <w:p>
       <w:pPr>
         <w:pStyle w:val="Heading3"/>
@@ -28630,8 +28796,8 @@
         <w:t xml:space="preserve">Các con số này cho thấy doanh nghiệp Trung Quốc đạt hiệu quả tối ưu khi cường độ quốc tế hóa (FSTS) ở mức gần 49%, một mức độ tập trung quốc tế vừa phải trong bối cảnh nền kinh tế nội địa khổng lồ của Trung Quốc cũng cung cấp cơ hội tăng trưởng song song.</w:t>
       </w:r>
     </w:p>
-    <w:bookmarkEnd w:id="140"/>
-    <w:bookmarkStart w:id="141" w:name="Xe662776ac4ed20d7263c0278e37e5e670eb65fc"/>
+    <w:bookmarkEnd w:id="138"/>
+    <w:bookmarkStart w:id="139" w:name="Xe662776ac4ed20d7263c0278e37e5e670eb65fc"/>
     <w:p>
       <w:pPr>
         <w:pStyle w:val="Heading3"/>
@@ -28852,8 +29018,8 @@
         <w:t xml:space="preserve">, không có ý nghĩa thống kê, nghĩa là hình dạng tổng thể của quan hệ phi tuyến không biến đổi đáng kể qua giai đoạn phân tích. Phát hiện này cho thấy trong bối cảnh Upper-middle như Trung Quốc, cơ chế căn bản của quan hệ I–P duy trì tính ổn định đáng kể, có thể phản ánh sự bù trừ giữa chi phí thích ứng tăng lên do chính sách thương mại khó đoán và năng lực tổ chức ngày càng trưởng thành của các doanh nghiệp xuất khẩu Trung Quốc.</w:t>
       </w:r>
     </w:p>
-    <w:bookmarkEnd w:id="141"/>
-    <w:bookmarkStart w:id="142" w:name="vai-trò-của-tci-và-dai"/>
+    <w:bookmarkEnd w:id="139"/>
+    <w:bookmarkStart w:id="140" w:name="vai-trò-của-tci-và-dai"/>
     <w:p>
       <w:pPr>
         <w:pStyle w:val="Heading3"/>
@@ -28941,9 +29107,9 @@
         </w:pict>
       </w:r>
     </w:p>
-    <w:bookmarkEnd w:id="142"/>
-    <w:bookmarkEnd w:id="143"/>
-    <w:bookmarkStart w:id="148" w:name="Xdbd5cc67084304ba85b73781c0cb0c00b74055b"/>
+    <w:bookmarkEnd w:id="140"/>
+    <w:bookmarkEnd w:id="141"/>
+    <w:bookmarkStart w:id="146" w:name="Xdbd5cc67084304ba85b73781c0cb0c00b74055b"/>
     <w:p>
       <w:pPr>
         <w:pStyle w:val="Heading2"/>
@@ -28952,7 +29118,7 @@
         <w:t xml:space="preserve">4.5 Kết quả bối cảnh chuyển đổi bậc thấp–trung: Việt Nam (P3)</w:t>
       </w:r>
     </w:p>
-    <w:bookmarkStart w:id="144" w:name="Xfa9060265c18c079d3fb45cfff0778bcd89c27e"/>
+    <w:bookmarkStart w:id="142" w:name="Xfa9060265c18c079d3fb45cfff0778bcd89c27e"/>
     <w:p>
       <w:pPr>
         <w:pStyle w:val="Heading3"/>
@@ -29149,8 +29315,8 @@
         <w:t xml:space="preserve">, bằng chứng thống kê mạnh nhất trong tất cả các mẫu quốc gia của luận án.</w:t>
       </w:r>
     </w:p>
-    <w:bookmarkEnd w:id="144"/>
-    <w:bookmarkStart w:id="145" w:name="điểm-điểm-uốn-theo-làn-sóng"/>
+    <w:bookmarkEnd w:id="142"/>
+    <w:bookmarkStart w:id="143" w:name="điểm-điểm-uốn-theo-làn-sóng"/>
     <w:p>
       <w:pPr>
         <w:pStyle w:val="Heading3"/>
@@ -29409,8 +29575,8 @@
         <w:t xml:space="preserve">, có ý nghĩa thống kê, cho thấy điểm uốn đã dịch chuyển đáng kể từ 46,2% xuống 39,3% giữa hai làn sóng.</w:t>
       </w:r>
     </w:p>
-    <w:bookmarkEnd w:id="145"/>
-    <w:bookmarkStart w:id="146" w:name="điều-tiết-bởi-tci-tích-cực-và-có-ý-nghĩa"/>
+    <w:bookmarkEnd w:id="143"/>
+    <w:bookmarkStart w:id="144" w:name="điều-tiết-bởi-tci-tích-cực-và-có-ý-nghĩa"/>
     <w:p>
       <w:pPr>
         <w:pStyle w:val="Heading3"/>
@@ -29478,8 +29644,8 @@
         <w:t xml:space="preserve">: TCI làm nâng cao mặt bằng hiệu quả và khuếch đại tác động tích cực của quốc tế hóa. Doanh nghiệp Việt Nam có năng lực công nghệ tốt hơn (đo bằng TCI) đạt hiệu quả cao hơn từ quá trình quốc tế hóa, nhất quán với H2 trong khung lý thuyết CDCM.</w:t>
       </w:r>
     </w:p>
-    <w:bookmarkEnd w:id="146"/>
-    <w:bookmarkStart w:id="147" w:name="điều-tiết-bởi-dai-không-có-ý-nghĩa"/>
+    <w:bookmarkEnd w:id="144"/>
+    <w:bookmarkStart w:id="145" w:name="điều-tiết-bởi-dai-không-có-ý-nghĩa"/>
     <w:p>
       <w:pPr>
         <w:pStyle w:val="Heading3"/>
@@ -29541,9 +29707,9 @@
         </w:pict>
       </w:r>
     </w:p>
-    <w:bookmarkEnd w:id="147"/>
-    <w:bookmarkEnd w:id="148"/>
-    <w:bookmarkStart w:id="155" w:name="X561afa853383c674354c1acb167a55cae3a018f"/>
+    <w:bookmarkEnd w:id="145"/>
+    <w:bookmarkEnd w:id="146"/>
+    <w:bookmarkStart w:id="153" w:name="X561afa853383c674354c1acb167a55cae3a018f"/>
     <w:p>
       <w:pPr>
         <w:pStyle w:val="Heading2"/>
@@ -29552,7 +29718,7 @@
         <w:t xml:space="preserve">4.6 Kết quả kiểm định toàn mẫu đa bối cảnh châu Á (P7)</w:t>
       </w:r>
     </w:p>
-    <w:bookmarkStart w:id="149" w:name="mẫu-và-mô-hình-chính"/>
+    <w:bookmarkStart w:id="147" w:name="mẫu-và-mô-hình-chính"/>
     <w:p>
       <w:pPr>
         <w:pStyle w:val="Heading3"/>
@@ -30433,8 +30599,8 @@
         <w:t xml:space="preserve">) cho phép xác thực lại từng hệ số trên máy có Stata trước khi nộp tạp chí.</w:t>
       </w:r>
     </w:p>
-    <w:bookmarkEnd w:id="149"/>
-    <w:bookmarkStart w:id="153" w:name="Xdf270642fda085fbdd4dd23ef5f7d1faa056489"/>
+    <w:bookmarkEnd w:id="147"/>
+    <w:bookmarkStart w:id="151" w:name="Xdf270642fda085fbdd4dd23ef5f7d1faa056489"/>
     <w:p>
       <w:pPr>
         <w:pStyle w:val="Heading3"/>
@@ -31352,18 +31518,18 @@
           <wp:inline>
             <wp:extent cx="5753100" cy="3285070"/>
             <wp:effectExtent b="0" l="0" r="0" t="0"/>
-            <wp:docPr descr="Hình 4.1. Họ đường cong I–P phụ thuộc chế độ thể chế ICRV" title="" id="151" name="Picture"/>
+            <wp:docPr descr="Hình 4.1. Họ đường cong I–P phụ thuộc chế độ thể chế ICRV" title="" id="149" name="Picture"/>
             <a:graphic>
               <a:graphicData uri="http://schemas.openxmlformats.org/drawingml/2006/picture">
                 <pic:pic>
                   <pic:nvPicPr>
-                    <pic:cNvPr descr="figures/fig_4_x_ip_curves_icrv_gradient.png" id="152" name="Picture"/>
+                    <pic:cNvPr descr="figures/fig_4_x_ip_curves_icrv_gradient.png" id="150" name="Picture"/>
                     <pic:cNvPicPr>
                       <a:picLocks noChangeArrowheads="1" noChangeAspect="1"/>
                     </pic:cNvPicPr>
                   </pic:nvPicPr>
                   <pic:blipFill>
-                    <a:blip r:embed="rId150"/>
+                    <a:blip r:embed="rId148"/>
                     <a:stretch>
                       <a:fillRect/>
                     </a:stretch>
@@ -31436,8 +31602,8 @@
         <w:t xml:space="preserve">Nguồn: minh họa của tác giả từ kết quả ước lượng 50 nền và P4, P8.</w:t>
       </w:r>
     </w:p>
-    <w:bookmarkEnd w:id="153"/>
-    <w:bookmarkStart w:id="154" w:name="điều-tiết-bởi-tci-và-dai-trong-toàn-mẫu"/>
+    <w:bookmarkEnd w:id="151"/>
+    <w:bookmarkStart w:id="152" w:name="điều-tiết-bởi-tci-và-dai-trong-toàn-mẫu"/>
     <w:p>
       <w:pPr>
         <w:pStyle w:val="Heading3"/>
@@ -31771,9 +31937,9 @@
         </w:pict>
       </w:r>
     </w:p>
-    <w:bookmarkEnd w:id="154"/>
-    <w:bookmarkEnd w:id="155"/>
-    <w:bookmarkStart w:id="160" w:name="X42f69945b56833cca239d45dc5864a7be6f74d7"/>
+    <w:bookmarkEnd w:id="152"/>
+    <w:bookmarkEnd w:id="153"/>
+    <w:bookmarkStart w:id="158" w:name="X42f69945b56833cca239d45dc5864a7be6f74d7"/>
     <w:p>
       <w:pPr>
         <w:pStyle w:val="Heading2"/>
@@ -31782,7 +31948,7 @@
         <w:t xml:space="preserve">4.7 Kết quả trường hợp biên SIDS: Các nền kinh tế đảo nhỏ đang phát triển (P8)</w:t>
       </w:r>
     </w:p>
-    <w:bookmarkStart w:id="156" w:name="đặc-điểm-mẫu-sids"/>
+    <w:bookmarkStart w:id="154" w:name="đặc-điểm-mẫu-sids"/>
     <w:p>
       <w:pPr>
         <w:pStyle w:val="Heading3"/>
@@ -31858,8 +32024,8 @@
         <w:t xml:space="preserve">(chiếm 13,8% mẫu). Tỷ lệ doanh thu xuất khẩu trung bình rất thấp: mean FSTS = 0,048 (4,8%).</w:t>
       </w:r>
     </w:p>
-    <w:bookmarkEnd w:id="156"/>
-    <w:bookmarkStart w:id="157" w:name="X305be4308b12f06c15c4aa0bf75053d865f81d7"/>
+    <w:bookmarkEnd w:id="154"/>
+    <w:bookmarkStart w:id="155" w:name="X305be4308b12f06c15c4aa0bf75053d865f81d7"/>
     <w:p>
       <w:pPr>
         <w:pStyle w:val="Heading3"/>
@@ -32216,8 +32382,8 @@
         <w:t xml:space="preserve">(monotone decline), không có điểm uốn trong phạm vi dữ liệu.</w:t>
       </w:r>
     </w:p>
-    <w:bookmarkEnd w:id="157"/>
-    <w:bookmarkStart w:id="158" w:name="X1eacd79ea5935ba958f558c7fa8a022614fd635"/>
+    <w:bookmarkEnd w:id="155"/>
+    <w:bookmarkStart w:id="156" w:name="X1eacd79ea5935ba958f558c7fa8a022614fd635"/>
     <w:p>
       <w:pPr>
         <w:pStyle w:val="Heading3"/>
@@ -32255,8 +32421,8 @@
         <w:t xml:space="preserve">Kết quả FIP là đóng góp lý thuyết gốc của luận án, lần đầu tiên được ghi nhận và đặt tên trong văn liệu internationalization–firm performance cho khu vực Thái Bình Dương.</w:t>
       </w:r>
     </w:p>
-    <w:bookmarkEnd w:id="158"/>
-    <w:bookmarkStart w:id="159" w:name="Xf5ef3b8f7f28ca1a48196484a4b190674943b22"/>
+    <w:bookmarkEnd w:id="156"/>
+    <w:bookmarkStart w:id="157" w:name="Xf5ef3b8f7f28ca1a48196484a4b190674943b22"/>
     <w:p>
       <w:pPr>
         <w:pStyle w:val="Heading3"/>
@@ -32280,9 +32446,9 @@
         </w:pict>
       </w:r>
     </w:p>
-    <w:bookmarkEnd w:id="159"/>
-    <w:bookmarkEnd w:id="160"/>
-    <w:bookmarkStart w:id="161" w:name="Xfa456a9219d3acfaa17bcbc370e76a6bac65144"/>
+    <w:bookmarkEnd w:id="157"/>
+    <w:bookmarkEnd w:id="158"/>
+    <w:bookmarkStart w:id="159" w:name="Xfa456a9219d3acfaa17bcbc370e76a6bac65144"/>
     <w:p>
       <w:pPr>
         <w:pStyle w:val="Heading2"/>
@@ -34309,14 +34475,2117 @@
         </w:pict>
       </w:r>
     </w:p>
+    <w:bookmarkEnd w:id="159"/>
+    <w:bookmarkStart w:id="163" w:name="Xb5e9decde9ddff3f5ed41f8bd03d7258a6bedfc"/>
+    <w:p>
+      <w:pPr>
+        <w:pStyle w:val="Heading2"/>
+      </w:pPr>
+      <w:r>
+        <w:t xml:space="preserve">4.9 Kết quả bối cảnh tiên tiến trưởng thành: Nhật Bản (P10)</w:t>
+      </w:r>
+    </w:p>
+    <w:p>
+      <w:pPr>
+        <w:pStyle w:val="FirstParagraph"/>
+      </w:pPr>
+      <w:r>
+        <w:t xml:space="preserve">Nghiên cứu thành phần P10 khai thác đợt khảo sát WBES khai mở của Nhật Bản năm 2025 (</w:t>
+      </w:r>
+      <m:oMath>
+        <m:r>
+          <m:t>N</m:t>
+        </m:r>
+        <m:r>
+          <m:rPr>
+            <m:sty m:val="p"/>
+          </m:rPr>
+          <m:t>=</m:t>
+        </m:r>
+        <m:r>
+          <m:t>2.168</m:t>
+        </m:r>
+      </m:oMath>
+      <w:r>
+        <w:t xml:space="preserve"> </w:t>
+      </w:r>
+      <w:r>
+        <w:t xml:space="preserve">cơ sở; 339 biến hài hòa; chọn mẫu ngẫu nhiên phân tầng theo ngành, quy mô và vùng) để kiểm định trực tiếp</w:t>
+      </w:r>
+      <w:r>
+        <w:t xml:space="preserve"> </w:t>
+      </w:r>
+      <w:r>
+        <w:rPr>
+          <w:bCs/>
+          <w:b/>
+        </w:rPr>
+        <w:t xml:space="preserve">dự đoán biên trên</w:t>
+      </w:r>
+      <w:r>
+        <w:t xml:space="preserve"> </w:t>
+      </w:r>
+      <w:r>
+        <w:t xml:space="preserve">của khung phụ thuộc thể chế: tại chế độ thể chế mạnh nhất, nhánh đi xuống của chữ U ngược bị đẩy ra ngoài miền cường độ xuất khẩu quan sát được, khiến quan hệ I–P trong dữ liệu trở nên dương và xấp xỉ tuyến tính. Bối cảnh mang sức nặng lý thuyết đặc biệt: chính các tập đoàn đa quốc gia Nhật Bản là nơi chữ U ngược được thiết lập ban đầu, song Nhật Bản chưa từng được quan sát trên một bộ công cụ hài hòa cho phép định vị nó so với các nền kinh tế cùng khu vực. Năng suất lao động (ln doanh thu trên một lao động thường xuyên, winsorize tại phân vị 1/99) được hồi quy theo FSTS và bình phương của nó với hiệu ứng cố định ngành và sai số chuẩn vững HC1, theo chuỗi phân tầng M1–M5.</w:t>
+      </w:r>
+    </w:p>
+    <w:bookmarkStart w:id="160" w:name="X33bb7001dce773639f394e40fe08a082ee98149"/>
+    <w:p>
+      <w:pPr>
+        <w:pStyle w:val="Heading3"/>
+      </w:pPr>
+      <w:r>
+        <w:t xml:space="preserve">4.9.1 Quan hệ cường độ duỗi thẳng về gần tuyến tính</w:t>
+      </w:r>
+    </w:p>
+    <w:p>
+      <w:pPr>
+        <w:pStyle w:val="FirstParagraph"/>
+      </w:pPr>
+      <w:r>
+        <w:t xml:space="preserve">Hiệu ứng tuyến tính của cường độ xuất khẩu lên năng suất</w:t>
+      </w:r>
+      <w:r>
+        <w:t xml:space="preserve"> </w:t>
+      </w:r>
+      <w:r>
+        <w:rPr>
+          <w:bCs/>
+          <w:b/>
+        </w:rPr>
+        <w:t xml:space="preserve">dương và có ý nghĩa cao</w:t>
+      </w:r>
+      <w:r>
+        <w:t xml:space="preserve"> </w:t>
+      </w:r>
+      <w:r>
+        <w:t xml:space="preserve">ở mô hình nền (</w:t>
+      </w:r>
+      <m:oMath>
+        <m:r>
+          <m:t>M</m:t>
+        </m:r>
+        <m:r>
+          <m:t>1</m:t>
+        </m:r>
+        <m:r>
+          <m:rPr>
+            <m:sty m:val="p"/>
+          </m:rPr>
+          <m:t>:</m:t>
+        </m:r>
+        <m:sSub>
+          <m:e>
+            <m:r>
+              <m:t>β</m:t>
+            </m:r>
+          </m:e>
+          <m:sub>
+            <m:r>
+              <m:t>1</m:t>
+            </m:r>
+          </m:sub>
+        </m:sSub>
+        <m:r>
+          <m:rPr>
+            <m:sty m:val="p"/>
+          </m:rPr>
+          <m:t>=</m:t>
+        </m:r>
+        <m:r>
+          <m:rPr>
+            <m:sty m:val="p"/>
+          </m:rPr>
+          <m:t>+</m:t>
+        </m:r>
+        <m:r>
+          <m:t>0</m:t>
+        </m:r>
+        <m:r>
+          <m:rPr>
+            <m:sty m:val="p"/>
+          </m:rPr>
+          <m:t>,</m:t>
+        </m:r>
+        <m:r>
+          <m:t>671</m:t>
+        </m:r>
+      </m:oMath>
+      <w:r>
+        <w:t xml:space="preserve">;</w:t>
+      </w:r>
+      <w:r>
+        <w:t xml:space="preserve"> </w:t>
+      </w:r>
+      <m:oMath>
+        <m:r>
+          <m:t>p</m:t>
+        </m:r>
+        <m:r>
+          <m:rPr>
+            <m:sty m:val="p"/>
+          </m:rPr>
+          <m:t>&lt;</m:t>
+        </m:r>
+        <m:r>
+          <m:t>0</m:t>
+        </m:r>
+        <m:r>
+          <m:rPr>
+            <m:sty m:val="p"/>
+          </m:rPr>
+          <m:t>,</m:t>
+        </m:r>
+        <m:r>
+          <m:t>001</m:t>
+        </m:r>
+      </m:oMath>
+      <w:r>
+        <w:t xml:space="preserve">). Khi bổ sung số hạng bậc hai (M2), số hạng tuyến tính vẫn dương (</w:t>
+      </w:r>
+      <m:oMath>
+        <m:r>
+          <m:rPr>
+            <m:sty m:val="p"/>
+          </m:rPr>
+          <m:t>+</m:t>
+        </m:r>
+        <m:r>
+          <m:t>1</m:t>
+        </m:r>
+        <m:r>
+          <m:rPr>
+            <m:sty m:val="p"/>
+          </m:rPr>
+          <m:t>,</m:t>
+        </m:r>
+        <m:r>
+          <m:t>042</m:t>
+        </m:r>
+      </m:oMath>
+      <w:r>
+        <w:t xml:space="preserve">;</w:t>
+      </w:r>
+      <w:r>
+        <w:t xml:space="preserve"> </w:t>
+      </w:r>
+      <m:oMath>
+        <m:r>
+          <m:t>p</m:t>
+        </m:r>
+        <m:r>
+          <m:rPr>
+            <m:sty m:val="p"/>
+          </m:rPr>
+          <m:t>=</m:t>
+        </m:r>
+        <m:r>
+          <m:t>0</m:t>
+        </m:r>
+        <m:r>
+          <m:rPr>
+            <m:sty m:val="p"/>
+          </m:rPr>
+          <m:t>,</m:t>
+        </m:r>
+        <m:r>
+          <m:t>002</m:t>
+        </m:r>
+      </m:oMath>
+      <w:r>
+        <w:t xml:space="preserve">) trong khi bậc hai âm nhưng</w:t>
+      </w:r>
+      <w:r>
+        <w:t xml:space="preserve"> </w:t>
+      </w:r>
+      <w:r>
+        <w:rPr>
+          <w:bCs/>
+          <w:b/>
+        </w:rPr>
+        <w:t xml:space="preserve">xa ý nghĩa</w:t>
+      </w:r>
+      <w:r>
+        <w:t xml:space="preserve"> </w:t>
+      </w:r>
+      <w:r>
+        <w:t xml:space="preserve">(</w:t>
+      </w:r>
+      <m:oMath>
+        <m:r>
+          <m:rPr>
+            <m:sty m:val="p"/>
+          </m:rPr>
+          <m:t>−</m:t>
+        </m:r>
+        <m:r>
+          <m:t>0</m:t>
+        </m:r>
+        <m:r>
+          <m:rPr>
+            <m:sty m:val="p"/>
+          </m:rPr>
+          <m:t>,</m:t>
+        </m:r>
+        <m:r>
+          <m:t>606</m:t>
+        </m:r>
+      </m:oMath>
+      <w:r>
+        <w:t xml:space="preserve">;</w:t>
+      </w:r>
+      <w:r>
+        <w:t xml:space="preserve"> </w:t>
+      </w:r>
+      <m:oMath>
+        <m:r>
+          <m:t>p</m:t>
+        </m:r>
+        <m:r>
+          <m:rPr>
+            <m:sty m:val="p"/>
+          </m:rPr>
+          <m:t>=</m:t>
+        </m:r>
+        <m:r>
+          <m:t>0</m:t>
+        </m:r>
+        <m:r>
+          <m:rPr>
+            <m:sty m:val="p"/>
+          </m:rPr>
+          <m:t>,</m:t>
+        </m:r>
+        <m:r>
+          <m:t>323</m:t>
+        </m:r>
+      </m:oMath>
+      <w:r>
+        <w:t xml:space="preserve">); điểm uốn đại số hàm ý 90,1% nằm sát rìa trên cùng của miền FSTS và không phân biệt được với trạng thái</w:t>
+      </w:r>
+      <w:r>
+        <w:t xml:space="preserve"> </w:t>
+      </w:r>
+      <w:r>
+        <w:t xml:space="preserve">“</w:t>
+      </w:r>
+      <w:r>
+        <w:t xml:space="preserve">không có điểm uốn</w:t>
+      </w:r>
+      <w:r>
+        <w:t xml:space="preserve">”</w:t>
+      </w:r>
+      <w:r>
+        <w:t xml:space="preserve">. Khi lần lượt thêm kiểm soát nhân khẩu (M3), năng lực và chấp nhận số (M4), rồi tương tác uốn đường cong (M5),</w:t>
+      </w:r>
+      <w:r>
+        <w:t xml:space="preserve"> </w:t>
+      </w:r>
+      <w:r>
+        <w:rPr>
+          <w:bCs/>
+          <w:b/>
+        </w:rPr>
+        <w:t xml:space="preserve">số hạng bậc hai không bao giờ tiệm cận ý nghĩa</w:t>
+      </w:r>
+      <w:r>
+        <w:t xml:space="preserve"> </w:t>
+      </w:r>
+      <w:r>
+        <w:t xml:space="preserve">và điểm uốn hàm ý trôi tới các giá trị phi lý (108% ở M3, vượt 700% khi kiểm soát năng lực), dấu hiệu điển hình của một hệ số không phân biệt được với 0. Theo tiêu chí Lind–Mehlum (2010),</w:t>
+      </w:r>
+      <w:r>
+        <w:t xml:space="preserve"> </w:t>
+      </w:r>
+      <w:r>
+        <w:rPr>
+          <w:bCs/>
+          <w:b/>
+        </w:rPr>
+        <w:t xml:space="preserve">không một đặc tả nào xác nhận chữ U ngược</w:t>
+      </w:r>
+      <w:r>
+        <w:t xml:space="preserve">: trong miền quan sát (FSTS trung bình 4,1%, trung bình có điều kiện 24,6%), quốc tế hóa nâng hiệu quả một cách đơn điệu.</w:t>
+      </w:r>
+    </w:p>
+    <w:p>
+      <w:pPr>
+        <w:pStyle w:val="BodyText"/>
+      </w:pPr>
+      <w:r>
+        <w:rPr>
+          <w:bCs/>
+          <w:b/>
+        </w:rPr>
+        <w:t xml:space="preserve">Bảng 4.9.</w:t>
+      </w:r>
+      <w:r>
+        <w:t xml:space="preserve"> </w:t>
+      </w:r>
+      <w:r>
+        <w:rPr>
+          <w:iCs/>
+          <w:i/>
+        </w:rPr>
+        <w:t xml:space="preserve">Hiệu ứng cường độ xuất khẩu (FSTS) lên năng suất qua chuỗi mô hình phân tầng, Nhật Bản 2025 (</w:t>
+      </w:r>
+      <m:oMath>
+        <m:r>
+          <m:t>N</m:t>
+        </m:r>
+        <m:r>
+          <m:rPr>
+            <m:sty m:val="p"/>
+          </m:rPr>
+          <m:t>=</m:t>
+        </m:r>
+        <m:r>
+          <m:t>2.168</m:t>
+        </m:r>
+      </m:oMath>
+      <w:r>
+        <w:rPr>
+          <w:iCs/>
+          <w:i/>
+        </w:rPr>
+        <w:t xml:space="preserve">; HC1).</w:t>
+      </w:r>
+    </w:p>
+    <w:tbl>
+      <w:tblPr>
+        <w:tblStyle w:val="Table"/>
+        <w:tblW w:type="pct" w:w="5000"/>
+        <w:tblLook w:firstRow="1" w:lastRow="0" w:firstColumn="0" w:lastColumn="0" w:noHBand="0" w:noVBand="0" w:val="0020"/>
+        <w:jc w:val="start"/>
+      </w:tblPr>
+      <w:tblGrid>
+        <w:gridCol w:w="1320"/>
+        <w:gridCol w:w="1320"/>
+        <w:gridCol w:w="1320"/>
+        <w:gridCol w:w="1320"/>
+        <w:gridCol w:w="1320"/>
+        <w:gridCol w:w="1320"/>
+      </w:tblGrid>
+      <w:tr>
+        <w:trPr>
+          <w:tblHeader w:val="true"/>
+        </w:trPr>
+        <w:tc>
+          <w:tcPr/>
+          <w:p>
+            <w:pPr>
+              <w:pStyle w:val="Compact"/>
+              <w:jc w:val="left"/>
+            </w:pPr>
+            <w:r>
+              <w:t xml:space="preserve">Hệ số</w:t>
+            </w:r>
+          </w:p>
+        </w:tc>
+        <w:tc>
+          <w:tcPr/>
+          <w:p>
+            <w:pPr>
+              <w:pStyle w:val="Compact"/>
+              <w:jc w:val="right"/>
+            </w:pPr>
+            <w:r>
+              <w:t xml:space="preserve">M1</w:t>
+            </w:r>
+          </w:p>
+        </w:tc>
+        <w:tc>
+          <w:tcPr/>
+          <w:p>
+            <w:pPr>
+              <w:pStyle w:val="Compact"/>
+              <w:jc w:val="right"/>
+            </w:pPr>
+            <w:r>
+              <w:t xml:space="preserve">M2</w:t>
+            </w:r>
+          </w:p>
+        </w:tc>
+        <w:tc>
+          <w:tcPr/>
+          <w:p>
+            <w:pPr>
+              <w:pStyle w:val="Compact"/>
+              <w:jc w:val="right"/>
+            </w:pPr>
+            <w:r>
+              <w:t xml:space="preserve">M3</w:t>
+            </w:r>
+          </w:p>
+        </w:tc>
+        <w:tc>
+          <w:tcPr/>
+          <w:p>
+            <w:pPr>
+              <w:pStyle w:val="Compact"/>
+              <w:jc w:val="right"/>
+            </w:pPr>
+            <w:r>
+              <w:t xml:space="preserve">M4</w:t>
+            </w:r>
+          </w:p>
+        </w:tc>
+        <w:tc>
+          <w:tcPr/>
+          <w:p>
+            <w:pPr>
+              <w:pStyle w:val="Compact"/>
+              <w:jc w:val="right"/>
+            </w:pPr>
+            <w:r>
+              <w:t xml:space="preserve">M5</w:t>
+            </w:r>
+          </w:p>
+        </w:tc>
+      </w:tr>
+      <w:tr>
+        <w:tc>
+          <w:tcPr/>
+          <w:p>
+            <w:pPr>
+              <w:pStyle w:val="Compact"/>
+              <w:jc w:val="left"/>
+            </w:pPr>
+            <w:r>
+              <w:t xml:space="preserve">FSTS (định tâm)</w:t>
+            </w:r>
+          </w:p>
+        </w:tc>
+        <w:tc>
+          <w:tcPr/>
+          <w:p>
+            <w:pPr>
+              <w:pStyle w:val="Compact"/>
+              <w:jc w:val="right"/>
+            </w:pPr>
+            <w:r>
+              <w:t xml:space="preserve">+0,671***</w:t>
+            </w:r>
+          </w:p>
+        </w:tc>
+        <w:tc>
+          <w:tcPr/>
+          <w:p>
+            <w:pPr>
+              <w:pStyle w:val="Compact"/>
+              <w:jc w:val="right"/>
+            </w:pPr>
+            <w:r>
+              <w:t xml:space="preserve">+1,042**</w:t>
+            </w:r>
+          </w:p>
+        </w:tc>
+        <w:tc>
+          <w:tcPr/>
+          <w:p>
+            <w:pPr>
+              <w:pStyle w:val="Compact"/>
+              <w:jc w:val="right"/>
+            </w:pPr>
+            <w:r>
+              <w:t xml:space="preserve">+0,872*</w:t>
+            </w:r>
+          </w:p>
+        </w:tc>
+        <w:tc>
+          <w:tcPr/>
+          <w:p>
+            <w:pPr>
+              <w:pStyle w:val="Compact"/>
+              <w:jc w:val="right"/>
+            </w:pPr>
+            <w:r>
+              <w:t xml:space="preserve">+0,476</w:t>
+            </w:r>
+          </w:p>
+        </w:tc>
+        <w:tc>
+          <w:tcPr/>
+          <w:p>
+            <w:pPr>
+              <w:pStyle w:val="Compact"/>
+              <w:jc w:val="right"/>
+            </w:pPr>
+            <w:r>
+              <w:t xml:space="preserve">+0,486</w:t>
+            </w:r>
+          </w:p>
+        </w:tc>
+      </w:tr>
+      <w:tr>
+        <w:tc>
+          <w:tcPr/>
+          <w:p>
+            <w:pPr>
+              <w:pStyle w:val="Compact"/>
+              <w:jc w:val="left"/>
+            </w:pPr>
+            <w:r>
+              <w:t xml:space="preserve">FSTS²</w:t>
+            </w:r>
+          </w:p>
+        </w:tc>
+        <w:tc>
+          <w:tcPr/>
+          <w:p>
+            <w:pPr>
+              <w:pStyle w:val="Compact"/>
+              <w:jc w:val="right"/>
+            </w:pPr>
+            <w:r>
+              <w:t xml:space="preserve">—</w:t>
+            </w:r>
+          </w:p>
+        </w:tc>
+        <w:tc>
+          <w:tcPr/>
+          <w:p>
+            <w:pPr>
+              <w:pStyle w:val="Compact"/>
+              <w:jc w:val="right"/>
+            </w:pPr>
+            <w:r>
+              <w:t xml:space="preserve">−0,606 (ns)</w:t>
+            </w:r>
+          </w:p>
+        </w:tc>
+        <w:tc>
+          <w:tcPr/>
+          <w:p>
+            <w:pPr>
+              <w:pStyle w:val="Compact"/>
+              <w:jc w:val="right"/>
+            </w:pPr>
+            <w:r>
+              <w:t xml:space="preserve">(ns)</w:t>
+            </w:r>
+          </w:p>
+        </w:tc>
+        <w:tc>
+          <w:tcPr/>
+          <w:p>
+            <w:pPr>
+              <w:pStyle w:val="Compact"/>
+              <w:jc w:val="right"/>
+            </w:pPr>
+            <w:r>
+              <w:t xml:space="preserve">(ns)</w:t>
+            </w:r>
+          </w:p>
+        </w:tc>
+        <w:tc>
+          <w:tcPr/>
+          <w:p>
+            <w:pPr>
+              <w:pStyle w:val="Compact"/>
+              <w:jc w:val="right"/>
+            </w:pPr>
+            <w:r>
+              <w:t xml:space="preserve">(ns)</w:t>
+            </w:r>
+          </w:p>
+        </w:tc>
+      </w:tr>
+      <w:tr>
+        <w:tc>
+          <w:tcPr/>
+          <w:p>
+            <w:pPr>
+              <w:pStyle w:val="Compact"/>
+              <w:jc w:val="left"/>
+            </w:pPr>
+            <w:r>
+              <w:t xml:space="preserve">Điểm uốn đại số</w:t>
+            </w:r>
+          </w:p>
+        </w:tc>
+        <w:tc>
+          <w:tcPr/>
+          <w:p>
+            <w:pPr>
+              <w:pStyle w:val="Compact"/>
+              <w:jc w:val="right"/>
+            </w:pPr>
+            <w:r>
+              <w:t xml:space="preserve">—</w:t>
+            </w:r>
+          </w:p>
+        </w:tc>
+        <w:tc>
+          <w:tcPr/>
+          <w:p>
+            <w:pPr>
+              <w:pStyle w:val="Compact"/>
+              <w:jc w:val="right"/>
+            </w:pPr>
+            <w:r>
+              <w:t xml:space="preserve">[90,1%]</w:t>
+            </w:r>
+          </w:p>
+        </w:tc>
+        <w:tc>
+          <w:tcPr/>
+          <w:p>
+            <w:pPr>
+              <w:pStyle w:val="Compact"/>
+              <w:jc w:val="right"/>
+            </w:pPr>
+            <w:r>
+              <w:t xml:space="preserve">[108%]</w:t>
+            </w:r>
+          </w:p>
+        </w:tc>
+        <w:tc>
+          <w:tcPr/>
+          <w:p>
+            <w:pPr>
+              <w:pStyle w:val="Compact"/>
+              <w:jc w:val="right"/>
+            </w:pPr>
+            <w:r>
+              <w:t xml:space="preserve">ngoài miền</w:t>
+            </w:r>
+          </w:p>
+        </w:tc>
+        <w:tc>
+          <w:tcPr/>
+          <w:p>
+            <w:pPr>
+              <w:pStyle w:val="Compact"/>
+              <w:jc w:val="right"/>
+            </w:pPr>
+            <w:r>
+              <w:t xml:space="preserve">ngoài miền</w:t>
+            </w:r>
+          </w:p>
+        </w:tc>
+      </w:tr>
+      <w:tr>
+        <w:tc>
+          <w:tcPr/>
+          <w:p>
+            <w:pPr>
+              <w:pStyle w:val="Compact"/>
+              <w:jc w:val="left"/>
+            </w:pPr>
+            <w:r>
+              <w:t xml:space="preserve">Bổ sung kiểm soát</w:t>
+            </w:r>
+          </w:p>
+        </w:tc>
+        <w:tc>
+          <w:tcPr/>
+          <w:p>
+            <w:pPr>
+              <w:pStyle w:val="Compact"/>
+              <w:jc w:val="right"/>
+            </w:pPr>
+            <w:r>
+              <w:t xml:space="preserve">nền</w:t>
+            </w:r>
+          </w:p>
+        </w:tc>
+        <w:tc>
+          <w:tcPr/>
+          <w:p>
+            <w:pPr>
+              <w:pStyle w:val="Compact"/>
+              <w:jc w:val="right"/>
+            </w:pPr>
+            <w:r>
+              <w:t xml:space="preserve">+bậc hai</w:t>
+            </w:r>
+          </w:p>
+        </w:tc>
+        <w:tc>
+          <w:tcPr/>
+          <w:p>
+            <w:pPr>
+              <w:pStyle w:val="Compact"/>
+              <w:jc w:val="right"/>
+            </w:pPr>
+            <w:r>
+              <w:t xml:space="preserve">+nhân khẩu</w:t>
+            </w:r>
+          </w:p>
+        </w:tc>
+        <w:tc>
+          <w:tcPr/>
+          <w:p>
+            <w:pPr>
+              <w:pStyle w:val="Compact"/>
+              <w:jc w:val="right"/>
+            </w:pPr>
+            <w:r>
+              <w:t xml:space="preserve">+TCI/DAI</w:t>
+            </w:r>
+          </w:p>
+        </w:tc>
+        <w:tc>
+          <w:tcPr/>
+          <w:p>
+            <w:pPr>
+              <w:pStyle w:val="Compact"/>
+              <w:jc w:val="right"/>
+            </w:pPr>
+            <w:r>
+              <w:t xml:space="preserve">+tương tác</w:t>
+            </w:r>
+          </w:p>
+        </w:tc>
+      </w:tr>
+    </w:tbl>
+    <w:p>
+      <w:pPr>
+        <w:pStyle w:val="BodyText"/>
+      </w:pPr>
+      <w:r>
+        <w:rPr>
+          <w:iCs/>
+          <w:i/>
+        </w:rPr>
+        <w:t xml:space="preserve">Ghi chú: sai số chuẩn vững HC1. *</w:t>
+      </w:r>
+      <w:r>
+        <w:rPr>
+          <w:iCs/>
+          <w:i/>
+        </w:rPr>
+        <w:t xml:space="preserve"> </w:t>
+      </w:r>
+      <m:oMath>
+        <m:r>
+          <m:t>p</m:t>
+        </m:r>
+        <m:r>
+          <m:rPr>
+            <m:sty m:val="p"/>
+          </m:rPr>
+          <m:t>&lt;</m:t>
+        </m:r>
+        <m:r>
+          <m:t>0</m:t>
+        </m:r>
+        <m:r>
+          <m:rPr>
+            <m:sty m:val="p"/>
+          </m:rPr>
+          <m:t>,</m:t>
+        </m:r>
+        <m:r>
+          <m:t>05</m:t>
+        </m:r>
+      </m:oMath>
+      <w:r>
+        <w:rPr>
+          <w:iCs/>
+          <w:i/>
+        </w:rPr>
+        <w:t xml:space="preserve">; **</w:t>
+      </w:r>
+      <w:r>
+        <w:rPr>
+          <w:iCs/>
+          <w:i/>
+        </w:rPr>
+        <w:t xml:space="preserve"> </w:t>
+      </w:r>
+      <m:oMath>
+        <m:r>
+          <m:t>p</m:t>
+        </m:r>
+        <m:r>
+          <m:rPr>
+            <m:sty m:val="p"/>
+          </m:rPr>
+          <m:t>&lt;</m:t>
+        </m:r>
+        <m:r>
+          <m:t>0</m:t>
+        </m:r>
+        <m:r>
+          <m:rPr>
+            <m:sty m:val="p"/>
+          </m:rPr>
+          <m:t>,</m:t>
+        </m:r>
+        <m:r>
+          <m:t>01</m:t>
+        </m:r>
+      </m:oMath>
+      <w:r>
+        <w:rPr>
+          <w:iCs/>
+          <w:i/>
+        </w:rPr>
+        <w:t xml:space="preserve">; ***</w:t>
+      </w:r>
+      <w:r>
+        <w:rPr>
+          <w:iCs/>
+          <w:i/>
+        </w:rPr>
+        <w:t xml:space="preserve"> </w:t>
+      </w:r>
+      <m:oMath>
+        <m:r>
+          <m:t>p</m:t>
+        </m:r>
+        <m:r>
+          <m:rPr>
+            <m:sty m:val="p"/>
+          </m:rPr>
+          <m:t>&lt;</m:t>
+        </m:r>
+        <m:r>
+          <m:t>0</m:t>
+        </m:r>
+        <m:r>
+          <m:rPr>
+            <m:sty m:val="p"/>
+          </m:rPr>
+          <m:t>,</m:t>
+        </m:r>
+        <m:r>
+          <m:t>001</m:t>
+        </m:r>
+      </m:oMath>
+      <w:r>
+        <w:rPr>
+          <w:iCs/>
+          <w:i/>
+        </w:rPr>
+        <w:t xml:space="preserve">; (ns) không có ý nghĩa thống kê. Không đặc tả nào có FSTS² âm có ý nghĩa nên không xác nhận chữ U ngược (Lind &amp; Mehlum, 2010). Độ vững với d3c riêng:</w:t>
+      </w:r>
+      <w:r>
+        <w:rPr>
+          <w:iCs/>
+          <w:i/>
+        </w:rPr>
+        <w:t xml:space="preserve"> </w:t>
+      </w:r>
+      <m:oMath>
+        <m:sSub>
+          <m:e>
+            <m:r>
+              <m:t>β</m:t>
+            </m:r>
+          </m:e>
+          <m:sub>
+            <m:r>
+              <m:t>1</m:t>
+            </m:r>
+          </m:sub>
+        </m:sSub>
+        <m:r>
+          <m:rPr>
+            <m:sty m:val="p"/>
+          </m:rPr>
+          <m:t>=</m:t>
+        </m:r>
+        <m:r>
+          <m:rPr>
+            <m:sty m:val="p"/>
+          </m:rPr>
+          <m:t>+</m:t>
+        </m:r>
+        <m:r>
+          <m:t>1</m:t>
+        </m:r>
+        <m:r>
+          <m:rPr>
+            <m:sty m:val="p"/>
+          </m:rPr>
+          <m:t>,</m:t>
+        </m:r>
+        <m:r>
+          <m:t>255</m:t>
+        </m:r>
+      </m:oMath>
+      <w:r>
+        <w:rPr>
+          <w:iCs/>
+          <w:i/>
+        </w:rPr>
+        <w:t xml:space="preserve">**;</w:t>
+      </w:r>
+      <w:r>
+        <w:rPr>
+          <w:iCs/>
+          <w:i/>
+        </w:rPr>
+        <w:t xml:space="preserve"> </w:t>
+      </w:r>
+      <m:oMath>
+        <m:sSub>
+          <m:e>
+            <m:r>
+              <m:t>β</m:t>
+            </m:r>
+          </m:e>
+          <m:sub>
+            <m:r>
+              <m:t>2</m:t>
+            </m:r>
+          </m:sub>
+        </m:sSub>
+        <m:r>
+          <m:rPr>
+            <m:sty m:val="p"/>
+          </m:rPr>
+          <m:t>=</m:t>
+        </m:r>
+        <m:r>
+          <m:rPr>
+            <m:sty m:val="p"/>
+          </m:rPr>
+          <m:t>−</m:t>
+        </m:r>
+        <m:r>
+          <m:t>0</m:t>
+        </m:r>
+        <m:r>
+          <m:rPr>
+            <m:sty m:val="p"/>
+          </m:rPr>
+          <m:t>,</m:t>
+        </m:r>
+        <m:r>
+          <m:t>674</m:t>
+        </m:r>
+      </m:oMath>
+      <w:r>
+        <w:rPr>
+          <w:iCs/>
+          <w:i/>
+        </w:rPr>
+        <w:t xml:space="preserve"> </w:t>
+      </w:r>
+      <w:r>
+        <w:rPr>
+          <w:iCs/>
+          <w:i/>
+        </w:rPr>
+        <w:t xml:space="preserve">(</w:t>
+      </w:r>
+      <m:oMath>
+        <m:r>
+          <m:t>p</m:t>
+        </m:r>
+        <m:r>
+          <m:rPr>
+            <m:sty m:val="p"/>
+          </m:rPr>
+          <m:t>=</m:t>
+        </m:r>
+        <m:r>
+          <m:t>0</m:t>
+        </m:r>
+        <m:r>
+          <m:rPr>
+            <m:sty m:val="p"/>
+          </m:rPr>
+          <m:t>,</m:t>
+        </m:r>
+        <m:r>
+          <m:t>445</m:t>
+        </m:r>
+      </m:oMath>
+      <w:r>
+        <w:rPr>
+          <w:iCs/>
+          <w:i/>
+        </w:rPr>
+        <w:t xml:space="preserve">), cùng kết luận. Nguồn: P10,</w:t>
+      </w:r>
+      <w:r>
+        <w:rPr>
+          <w:iCs/>
+          <w:i/>
+        </w:rPr>
+        <w:t xml:space="preserve"> </w:t>
+      </w:r>
+      <w:r>
+        <w:rPr>
+          <w:rStyle w:val="VerbatimChar"/>
+          <w:iCs/>
+          <w:i/>
+        </w:rPr>
+        <w:t xml:space="preserve">p10_japan/replication/</w:t>
+      </w:r>
+      <w:r>
+        <w:rPr>
+          <w:iCs/>
+          <w:i/>
+        </w:rPr>
+        <w:t xml:space="preserve">.</w:t>
+      </w:r>
+    </w:p>
+    <w:p>
+      <w:pPr>
+        <w:pStyle w:val="BodyText"/>
+      </w:pPr>
+      <w:r>
+        <w:t xml:space="preserve">Kết luận dương đơn điệu</w:t>
+      </w:r>
+      <w:r>
+        <w:t xml:space="preserve"> </w:t>
+      </w:r>
+      <w:r>
+        <w:rPr>
+          <w:bCs/>
+          <w:b/>
+        </w:rPr>
+        <w:t xml:space="preserve">vững qua sáu đặc tả độ vững</w:t>
+      </w:r>
+      <w:r>
+        <w:t xml:space="preserve">: thêm kiểm soát quy mô (</w:t>
+      </w:r>
+      <m:oMath>
+        <m:r>
+          <m:rPr>
+            <m:sty m:val="p"/>
+          </m:rPr>
+          <m:t>+</m:t>
+        </m:r>
+        <m:r>
+          <m:t>0</m:t>
+        </m:r>
+        <m:r>
+          <m:rPr>
+            <m:sty m:val="p"/>
+          </m:rPr>
+          <m:t>,</m:t>
+        </m:r>
+        <m:r>
+          <m:t>656</m:t>
+        </m:r>
+      </m:oMath>
+      <w:r>
+        <w:t xml:space="preserve">;</w:t>
+      </w:r>
+      <w:r>
+        <w:t xml:space="preserve"> </w:t>
+      </w:r>
+      <m:oMath>
+        <m:r>
+          <m:t>p</m:t>
+        </m:r>
+        <m:r>
+          <m:rPr>
+            <m:sty m:val="p"/>
+          </m:rPr>
+          <m:t>=</m:t>
+        </m:r>
+        <m:r>
+          <m:t>0</m:t>
+        </m:r>
+        <m:r>
+          <m:rPr>
+            <m:sty m:val="p"/>
+          </m:rPr>
+          <m:t>,</m:t>
+        </m:r>
+        <m:r>
+          <m:t>046</m:t>
+        </m:r>
+      </m:oMath>
+      <w:r>
+        <w:t xml:space="preserve">), giới hạn cơ sở nội địa (</w:t>
+      </w:r>
+      <m:oMath>
+        <m:r>
+          <m:rPr>
+            <m:sty m:val="p"/>
+          </m:rPr>
+          <m:t>+</m:t>
+        </m:r>
+        <m:r>
+          <m:t>0</m:t>
+        </m:r>
+        <m:r>
+          <m:rPr>
+            <m:sty m:val="p"/>
+          </m:rPr>
+          <m:t>,</m:t>
+        </m:r>
+        <m:r>
+          <m:t>917</m:t>
+        </m:r>
+      </m:oMath>
+      <w:r>
+        <w:t xml:space="preserve">;</w:t>
+      </w:r>
+      <w:r>
+        <w:t xml:space="preserve"> </w:t>
+      </w:r>
+      <m:oMath>
+        <m:r>
+          <m:t>p</m:t>
+        </m:r>
+        <m:r>
+          <m:rPr>
+            <m:sty m:val="p"/>
+          </m:rPr>
+          <m:t>=</m:t>
+        </m:r>
+        <m:r>
+          <m:t>0</m:t>
+        </m:r>
+        <m:r>
+          <m:rPr>
+            <m:sty m:val="p"/>
+          </m:rPr>
+          <m:t>,</m:t>
+        </m:r>
+        <m:r>
+          <m:t>012</m:t>
+        </m:r>
+      </m:oMath>
+      <w:r>
+        <w:t xml:space="preserve"> </w:t>
+      </w:r>
+      <w:r>
+        <w:t xml:space="preserve">— loại trừ khả năng số ít doanh nghiệp vốn nước ngoài dẫn dắt), và winsorize năng suất tại phân vị 5/95 (</w:t>
+      </w:r>
+      <m:oMath>
+        <m:r>
+          <m:rPr>
+            <m:sty m:val="p"/>
+          </m:rPr>
+          <m:t>+</m:t>
+        </m:r>
+        <m:r>
+          <m:t>0</m:t>
+        </m:r>
+        <m:r>
+          <m:rPr>
+            <m:sty m:val="p"/>
+          </m:rPr>
+          <m:t>,</m:t>
+        </m:r>
+        <m:r>
+          <m:t>837</m:t>
+        </m:r>
+      </m:oMath>
+      <w:r>
+        <w:t xml:space="preserve">;</w:t>
+      </w:r>
+      <w:r>
+        <w:t xml:space="preserve"> </w:t>
+      </w:r>
+      <m:oMath>
+        <m:r>
+          <m:t>p</m:t>
+        </m:r>
+        <m:r>
+          <m:rPr>
+            <m:sty m:val="p"/>
+          </m:rPr>
+          <m:t>=</m:t>
+        </m:r>
+        <m:r>
+          <m:t>0</m:t>
+        </m:r>
+        <m:r>
+          <m:rPr>
+            <m:sty m:val="p"/>
+          </m:rPr>
+          <m:t>,</m:t>
+        </m:r>
+        <m:r>
+          <m:t>006</m:t>
+        </m:r>
+      </m:oMath>
+      <w:r>
+        <w:t xml:space="preserve">); ở mọi đặc tả số hạng bậc hai vô nghĩa. Riêng đặc tả chỉ trên doanh nghiệp xuất khẩu (</w:t>
+      </w:r>
+      <m:oMath>
+        <m:r>
+          <m:t>N</m:t>
+        </m:r>
+        <m:r>
+          <m:rPr>
+            <m:sty m:val="p"/>
+          </m:rPr>
+          <m:t>=</m:t>
+        </m:r>
+        <m:r>
+          <m:t>344</m:t>
+        </m:r>
+      </m:oMath>
+      <w:r>
+        <w:t xml:space="preserve">), hiệu ứng cường độ dương nhưng không còn ý nghĩa (</w:t>
+      </w:r>
+      <m:oMath>
+        <m:r>
+          <m:rPr>
+            <m:sty m:val="p"/>
+          </m:rPr>
+          <m:t>+</m:t>
+        </m:r>
+        <m:r>
+          <m:t>0</m:t>
+        </m:r>
+        <m:r>
+          <m:rPr>
+            <m:sty m:val="p"/>
+          </m:rPr>
+          <m:t>,</m:t>
+        </m:r>
+        <m:r>
+          <m:t>200</m:t>
+        </m:r>
+      </m:oMath>
+      <w:r>
+        <w:t xml:space="preserve">;</w:t>
+      </w:r>
+      <w:r>
+        <w:t xml:space="preserve"> </w:t>
+      </w:r>
+      <m:oMath>
+        <m:r>
+          <m:t>p</m:t>
+        </m:r>
+        <m:r>
+          <m:rPr>
+            <m:sty m:val="p"/>
+          </m:rPr>
+          <m:t>=</m:t>
+        </m:r>
+        <m:r>
+          <m:t>0</m:t>
+        </m:r>
+        <m:r>
+          <m:rPr>
+            <m:sty m:val="p"/>
+          </m:rPr>
+          <m:t>,</m:t>
+        </m:r>
+        <m:r>
+          <m:t>410</m:t>
+        </m:r>
+      </m:oMath>
+      <w:r>
+        <w:t xml:space="preserve">), nhất quán với việc trọng tâm nằm ở biên rộng chứ không phải cường độ.</w:t>
+      </w:r>
+      <w:r>
+        <w:t xml:space="preserve"> </w:t>
+      </w:r>
+      <w:r>
+        <w:rPr>
+          <w:bCs/>
+          <w:b/>
+        </w:rPr>
+        <w:t xml:space="preserve">H1 được ủng hộ</w:t>
+      </w:r>
+      <w:r>
+        <w:t xml:space="preserve"> </w:t>
+      </w:r>
+      <w:r>
+        <w:t xml:space="preserve">— Nhật Bản nằm trên một nhánh đi lên dài mà nhánh đi xuống vắng mặt về mặt thực nghiệm, trùng khớp kết quả Singapore (Mục 4.3) và kết quả cấp nhóm Advanced của ước lượng 50 nền (Mục 4.6.2), hoàn tất bức tranh ba vùng của gradient thể chế: chữ U ngược ở các chế độ chuyển đổi, gần tuyến tính ở biên trên, tan rã ở biên dưới.</w:t>
+      </w:r>
+    </w:p>
+    <w:bookmarkEnd w:id="160"/>
+    <w:bookmarkStart w:id="161" w:name="X0658ab59c6053f394b27c86017ecc8f578ad6c5"/>
+    <w:p>
+      <w:pPr>
+        <w:pStyle w:val="Heading3"/>
+      </w:pPr>
+      <w:r>
+        <w:t xml:space="preserve">4.9.2 Năng lực, số hóa và đặc điểm quản trị: nâng mặt bằng, không uốn đường cong</w:t>
+      </w:r>
+    </w:p>
+    <w:p>
+      <w:pPr>
+        <w:pStyle w:val="FirstParagraph"/>
+      </w:pPr>
+      <w:r>
+        <w:t xml:space="preserve">Năng lực công nghệ có</w:t>
+      </w:r>
+      <w:r>
+        <w:t xml:space="preserve"> </w:t>
+      </w:r>
+      <w:r>
+        <w:rPr>
+          <w:bCs/>
+          <w:b/>
+        </w:rPr>
+        <w:t xml:space="preserve">hiệu ứng mặt bằng chính xác</w:t>
+      </w:r>
+      <w:r>
+        <w:t xml:space="preserve"> </w:t>
+      </w:r>
+      <w:r>
+        <w:t xml:space="preserve">(</w:t>
+      </w:r>
+      <m:oMath>
+        <m:r>
+          <m:rPr>
+            <m:sty m:val="p"/>
+          </m:rPr>
+          <m:t>+</m:t>
+        </m:r>
+        <m:r>
+          <m:t>0</m:t>
+        </m:r>
+        <m:r>
+          <m:rPr>
+            <m:sty m:val="p"/>
+          </m:rPr>
+          <m:t>,</m:t>
+        </m:r>
+        <m:r>
+          <m:t>100</m:t>
+        </m:r>
+      </m:oMath>
+      <w:r>
+        <w:t xml:space="preserve">;</w:t>
+      </w:r>
+      <w:r>
+        <w:t xml:space="preserve"> </w:t>
+      </w:r>
+      <m:oMath>
+        <m:r>
+          <m:t>p</m:t>
+        </m:r>
+        <m:r>
+          <m:rPr>
+            <m:sty m:val="p"/>
+          </m:rPr>
+          <m:t>&lt;</m:t>
+        </m:r>
+        <m:r>
+          <m:t>0</m:t>
+        </m:r>
+        <m:r>
+          <m:rPr>
+            <m:sty m:val="p"/>
+          </m:rPr>
+          <m:t>,</m:t>
+        </m:r>
+        <m:r>
+          <m:t>001</m:t>
+        </m:r>
+      </m:oMath>
+      <w:r>
+        <w:t xml:space="preserve">) và hấp thụ phần lớn hiệu ứng FSTS thô khi được đưa vào M4, nhất quán với chọn lọc theo năng lực vào hoạt động xuất khẩu; tương tác uốn đường cong không có ý nghĩa (M5:</w:t>
+      </w:r>
+      <w:r>
+        <w:t xml:space="preserve"> </w:t>
+      </w:r>
+      <m:oMath>
+        <m:r>
+          <m:rPr>
+            <m:sty m:val="p"/>
+          </m:rPr>
+          <m:t>−</m:t>
+        </m:r>
+        <m:r>
+          <m:t>0</m:t>
+        </m:r>
+        <m:r>
+          <m:rPr>
+            <m:sty m:val="p"/>
+          </m:rPr>
+          <m:t>,</m:t>
+        </m:r>
+        <m:r>
+          <m:t>126</m:t>
+        </m:r>
+      </m:oMath>
+      <w:r>
+        <w:t xml:space="preserve">;</w:t>
+      </w:r>
+      <w:r>
+        <w:t xml:space="preserve"> </w:t>
+      </w:r>
+      <m:oMath>
+        <m:r>
+          <m:t>p</m:t>
+        </m:r>
+        <m:r>
+          <m:rPr>
+            <m:sty m:val="p"/>
+          </m:rPr>
+          <m:t>=</m:t>
+        </m:r>
+        <m:r>
+          <m:t>0</m:t>
+        </m:r>
+        <m:r>
+          <m:rPr>
+            <m:sty m:val="p"/>
+          </m:rPr>
+          <m:t>,</m:t>
+        </m:r>
+        <m:r>
+          <m:t>328</m:t>
+        </m:r>
+      </m:oMath>
+      <w:r>
+        <w:t xml:space="preserve">) — năng lực nâng sàn, không uốn đường cong (</w:t>
+      </w:r>
+      <w:r>
+        <w:rPr>
+          <w:bCs/>
+          <w:b/>
+        </w:rPr>
+        <w:t xml:space="preserve">H2 được ủng hộ</w:t>
+      </w:r>
+      <w:r>
+        <w:t xml:space="preserve">). Chấp nhận số giữ phần bù dương khiêm tốn (</w:t>
+      </w:r>
+      <m:oMath>
+        <m:r>
+          <m:rPr>
+            <m:sty m:val="p"/>
+          </m:rPr>
+          <m:t>+</m:t>
+        </m:r>
+        <m:r>
+          <m:t>0</m:t>
+        </m:r>
+        <m:r>
+          <m:rPr>
+            <m:sty m:val="p"/>
+          </m:rPr>
+          <m:t>,</m:t>
+        </m:r>
+        <m:r>
+          <m:t>110</m:t>
+        </m:r>
+      </m:oMath>
+      <w:r>
+        <w:t xml:space="preserve">;</w:t>
+      </w:r>
+      <w:r>
+        <w:t xml:space="preserve"> </w:t>
+      </w:r>
+      <m:oMath>
+        <m:r>
+          <m:t>p</m:t>
+        </m:r>
+        <m:r>
+          <m:rPr>
+            <m:sty m:val="p"/>
+          </m:rPr>
+          <m:t>=</m:t>
+        </m:r>
+        <m:r>
+          <m:t>0</m:t>
+        </m:r>
+        <m:r>
+          <m:rPr>
+            <m:sty m:val="p"/>
+          </m:rPr>
+          <m:t>,</m:t>
+        </m:r>
+        <m:r>
+          <m:t>028</m:t>
+        </m:r>
+      </m:oMath>
+      <w:r>
+        <w:t xml:space="preserve">) dù tỷ lệ website đã bão hòa ở 83,8%, không có tương tác uốn đường cong; phần bù bằng khoảng một nửa mức của ước lượng gộp 50 nền, đúng mức nén mà trạng thái</w:t>
+      </w:r>
+      <w:r>
+        <w:t xml:space="preserve"> </w:t>
+      </w:r>
+      <w:r>
+        <w:rPr>
+          <w:bCs/>
+          <w:b/>
+        </w:rPr>
+        <w:t xml:space="preserve">bão hòa Tier-1</w:t>
+      </w:r>
+      <w:r>
+        <w:t xml:space="preserve"> </w:t>
+      </w:r>
+      <w:r>
+        <w:t xml:space="preserve">dự đoán (</w:t>
+      </w:r>
+      <w:r>
+        <w:rPr>
+          <w:bCs/>
+          <w:b/>
+        </w:rPr>
+        <w:t xml:space="preserve">H3 được ủng hộ</w:t>
+      </w:r>
+      <w:r>
+        <w:t xml:space="preserve">). Hai quy luật đặc thù Nhật Bản kỷ luật hóa cách đọc hiệu ứng thượng tầng quản trị: phần bù</w:t>
+      </w:r>
+      <w:r>
+        <w:t xml:space="preserve"> </w:t>
+      </w:r>
+      <w:r>
+        <w:rPr>
+          <w:bCs/>
+          <w:b/>
+        </w:rPr>
+        <w:t xml:space="preserve">trường thọ doanh nghiệp</w:t>
+      </w:r>
+      <w:r>
+        <w:t xml:space="preserve"> </w:t>
+      </w:r>
+      <w:r>
+        <w:t xml:space="preserve">dương (</w:t>
+      </w:r>
+      <m:oMath>
+        <m:r>
+          <m:rPr>
+            <m:sty m:val="p"/>
+          </m:rPr>
+          <m:t>+</m:t>
+        </m:r>
+        <m:r>
+          <m:t>0</m:t>
+        </m:r>
+        <m:r>
+          <m:rPr>
+            <m:sty m:val="p"/>
+          </m:rPr>
+          <m:t>,</m:t>
+        </m:r>
+        <m:r>
+          <m:t>073</m:t>
+        </m:r>
+      </m:oMath>
+      <w:r>
+        <w:t xml:space="preserve">;</w:t>
+      </w:r>
+      <w:r>
+        <w:t xml:space="preserve"> </w:t>
+      </w:r>
+      <m:oMath>
+        <m:r>
+          <m:t>p</m:t>
+        </m:r>
+        <m:r>
+          <m:rPr>
+            <m:sty m:val="p"/>
+          </m:rPr>
+          <m:t>=</m:t>
+        </m:r>
+        <m:r>
+          <m:t>0</m:t>
+        </m:r>
+        <m:r>
+          <m:rPr>
+            <m:sty m:val="p"/>
+          </m:rPr>
+          <m:t>,</m:t>
+        </m:r>
+        <m:r>
+          <m:t>007</m:t>
+        </m:r>
+      </m:oMath>
+      <w:r>
+        <w:t xml:space="preserve">), mỗi đơn vị log tuổi thêm khoảng 7% năng suất, cộng hưởng với truyền thống</w:t>
+      </w:r>
+      <w:r>
+        <w:t xml:space="preserve"> </w:t>
+      </w:r>
+      <w:r>
+        <w:rPr>
+          <w:iCs/>
+          <w:i/>
+        </w:rPr>
+        <w:t xml:space="preserve">shinise</w:t>
+      </w:r>
+      <w:r>
+        <w:t xml:space="preserve"> </w:t>
+      </w:r>
+      <w:r>
+        <w:t xml:space="preserve">ở nền kinh tế có cơ sở lâu đời nhất pool (tuổi trung bình 50,4 năm) (</w:t>
+      </w:r>
+      <w:r>
+        <w:rPr>
+          <w:bCs/>
+          <w:b/>
+        </w:rPr>
+        <w:t xml:space="preserve">H5 được ủng hộ</w:t>
+      </w:r>
+      <w:r>
+        <w:t xml:space="preserve">); và hệ số</w:t>
+      </w:r>
+      <w:r>
+        <w:t xml:space="preserve"> </w:t>
+      </w:r>
+      <w:r>
+        <w:rPr>
+          <w:bCs/>
+          <w:b/>
+        </w:rPr>
+        <w:t xml:space="preserve">âm</w:t>
+      </w:r>
+      <w:r>
+        <w:t xml:space="preserve"> </w:t>
+      </w:r>
+      <w:r>
+        <w:t xml:space="preserve">của nữ quản lý cấp cao (</w:t>
+      </w:r>
+      <m:oMath>
+        <m:r>
+          <m:rPr>
+            <m:sty m:val="p"/>
+          </m:rPr>
+          <m:t>−</m:t>
+        </m:r>
+        <m:r>
+          <m:t>0</m:t>
+        </m:r>
+        <m:r>
+          <m:rPr>
+            <m:sty m:val="p"/>
+          </m:rPr>
+          <m:t>,</m:t>
+        </m:r>
+        <m:r>
+          <m:t>170</m:t>
+        </m:r>
+      </m:oMath>
+      <w:r>
+        <w:t xml:space="preserve">;</w:t>
+      </w:r>
+      <w:r>
+        <w:t xml:space="preserve"> </w:t>
+      </w:r>
+      <m:oMath>
+        <m:r>
+          <m:t>p</m:t>
+        </m:r>
+        <m:r>
+          <m:rPr>
+            <m:sty m:val="p"/>
+          </m:rPr>
+          <m:t>=</m:t>
+        </m:r>
+        <m:r>
+          <m:t>0</m:t>
+        </m:r>
+        <m:r>
+          <m:rPr>
+            <m:sty m:val="p"/>
+          </m:rPr>
+          <m:t>,</m:t>
+        </m:r>
+        <m:r>
+          <m:t>010</m:t>
+        </m:r>
+      </m:oMath>
+      <w:r>
+        <w:t xml:space="preserve">) trong nền kinh tế có biên lãnh đạo nữ mỏng nhất khu vực (7,3%), được đọc thận trọng như chọn lọc số ít cơ sở do nữ điều hành vào các ngách biên thấp chứ</w:t>
+      </w:r>
+      <w:r>
+        <w:t xml:space="preserve"> </w:t>
+      </w:r>
+      <w:r>
+        <w:rPr>
+          <w:bCs/>
+          <w:b/>
+        </w:rPr>
+        <w:t xml:space="preserve">không diễn giải nhân quả</w:t>
+      </w:r>
+      <w:r>
+        <w:t xml:space="preserve">.</w:t>
+      </w:r>
+    </w:p>
     <w:bookmarkEnd w:id="161"/>
-    <w:bookmarkStart w:id="162" w:name="X3f9ed6ea86262c6caa26e51d1f917462628cea6"/>
+    <w:bookmarkStart w:id="162" w:name="X36bd9e244b4bfec78bb7e6cf4c835b753985d3a"/>
+    <w:p>
+      <w:pPr>
+        <w:pStyle w:val="Heading3"/>
+      </w:pPr>
+      <w:r>
+        <w:t xml:space="preserve">4.9.3 Dịch chuyển trọng tâm sang biên rộng: ai xuất khẩu</w:t>
+      </w:r>
+    </w:p>
+    <w:p>
+      <w:pPr>
+        <w:pStyle w:val="FirstParagraph"/>
+      </w:pPr>
+      <w:r>
+        <w:t xml:space="preserve">Vì đường cường độ phẳng trong miền quan sát, biến thiên có ý nghĩa nằm ở</w:t>
+      </w:r>
+      <w:r>
+        <w:t xml:space="preserve"> </w:t>
+      </w:r>
+      <w:r>
+        <w:rPr>
+          <w:bCs/>
+          <w:b/>
+        </w:rPr>
+        <w:t xml:space="preserve">ai xuất khẩu</w:t>
+      </w:r>
+      <w:r>
+        <w:t xml:space="preserve">. Mô hình xác suất tuyến tính của tham gia xuất khẩu cho thấy tham gia được chi phối bởi</w:t>
+      </w:r>
+      <w:r>
+        <w:t xml:space="preserve"> </w:t>
+      </w:r>
+      <w:r>
+        <w:rPr>
+          <w:bCs/>
+          <w:b/>
+        </w:rPr>
+        <w:t xml:space="preserve">sở hữu nước ngoài</w:t>
+      </w:r>
+      <w:r>
+        <w:t xml:space="preserve"> </w:t>
+      </w:r>
+      <w:r>
+        <w:t xml:space="preserve">(</w:t>
+      </w:r>
+      <m:oMath>
+        <m:r>
+          <m:rPr>
+            <m:sty m:val="p"/>
+          </m:rPr>
+          <m:t>+</m:t>
+        </m:r>
+        <m:r>
+          <m:t>0</m:t>
+        </m:r>
+        <m:r>
+          <m:rPr>
+            <m:sty m:val="p"/>
+          </m:rPr>
+          <m:t>,</m:t>
+        </m:r>
+        <m:r>
+          <m:t>408</m:t>
+        </m:r>
+      </m:oMath>
+      <w:r>
+        <w:t xml:space="preserve">;</w:t>
+      </w:r>
+      <w:r>
+        <w:t xml:space="preserve"> </w:t>
+      </w:r>
+      <m:oMath>
+        <m:r>
+          <m:t>p</m:t>
+        </m:r>
+        <m:r>
+          <m:rPr>
+            <m:sty m:val="p"/>
+          </m:rPr>
+          <m:t>&lt;</m:t>
+        </m:r>
+        <m:r>
+          <m:t>0</m:t>
+        </m:r>
+        <m:r>
+          <m:rPr>
+            <m:sty m:val="p"/>
+          </m:rPr>
+          <m:t>,</m:t>
+        </m:r>
+        <m:r>
+          <m:t>001</m:t>
+        </m:r>
+      </m:oMath>
+      <w:r>
+        <w:t xml:space="preserve"> </w:t>
+      </w:r>
+      <w:r>
+        <w:t xml:space="preserve">— một cơ sở có ít nhất 10% vốn nước ngoài có xác suất xuất khẩu cao hơn khoảng bốn mươi điểm phần trăm),</w:t>
+      </w:r>
+      <w:r>
+        <w:t xml:space="preserve"> </w:t>
+      </w:r>
+      <w:r>
+        <w:rPr>
+          <w:bCs/>
+          <w:b/>
+        </w:rPr>
+        <w:t xml:space="preserve">năng lực công nghệ</w:t>
+      </w:r>
+      <w:r>
+        <w:t xml:space="preserve"> </w:t>
+      </w:r>
+      <w:r>
+        <w:t xml:space="preserve">(</w:t>
+      </w:r>
+      <m:oMath>
+        <m:r>
+          <m:rPr>
+            <m:sty m:val="p"/>
+          </m:rPr>
+          <m:t>+</m:t>
+        </m:r>
+        <m:r>
+          <m:t>0</m:t>
+        </m:r>
+        <m:r>
+          <m:rPr>
+            <m:sty m:val="p"/>
+          </m:rPr>
+          <m:t>,</m:t>
+        </m:r>
+        <m:r>
+          <m:t>083</m:t>
+        </m:r>
+      </m:oMath>
+      <w:r>
+        <w:t xml:space="preserve"> </w:t>
+      </w:r>
+      <w:r>
+        <w:t xml:space="preserve">trên mỗi độ lệch chuẩn;</w:t>
+      </w:r>
+      <w:r>
+        <w:t xml:space="preserve"> </w:t>
+      </w:r>
+      <m:oMath>
+        <m:r>
+          <m:t>p</m:t>
+        </m:r>
+        <m:r>
+          <m:rPr>
+            <m:sty m:val="p"/>
+          </m:rPr>
+          <m:t>&lt;</m:t>
+        </m:r>
+        <m:r>
+          <m:t>0</m:t>
+        </m:r>
+        <m:r>
+          <m:rPr>
+            <m:sty m:val="p"/>
+          </m:rPr>
+          <m:t>,</m:t>
+        </m:r>
+        <m:r>
+          <m:t>001</m:t>
+        </m:r>
+      </m:oMath>
+      <w:r>
+        <w:t xml:space="preserve">) và</w:t>
+      </w:r>
+      <w:r>
+        <w:t xml:space="preserve"> </w:t>
+      </w:r>
+      <w:r>
+        <w:rPr>
+          <w:bCs/>
+          <w:b/>
+        </w:rPr>
+        <w:t xml:space="preserve">chấp nhận số</w:t>
+      </w:r>
+      <w:r>
+        <w:t xml:space="preserve"> </w:t>
+      </w:r>
+      <w:r>
+        <w:t xml:space="preserve">(</w:t>
+      </w:r>
+      <m:oMath>
+        <m:r>
+          <m:rPr>
+            <m:sty m:val="p"/>
+          </m:rPr>
+          <m:t>+</m:t>
+        </m:r>
+        <m:r>
+          <m:t>0</m:t>
+        </m:r>
+        <m:r>
+          <m:rPr>
+            <m:sty m:val="p"/>
+          </m:rPr>
+          <m:t>,</m:t>
+        </m:r>
+        <m:r>
+          <m:t>046</m:t>
+        </m:r>
+      </m:oMath>
+      <w:r>
+        <w:t xml:space="preserve">;</w:t>
+      </w:r>
+      <w:r>
+        <w:t xml:space="preserve"> </w:t>
+      </w:r>
+      <m:oMath>
+        <m:r>
+          <m:t>p</m:t>
+        </m:r>
+        <m:r>
+          <m:rPr>
+            <m:sty m:val="p"/>
+          </m:rPr>
+          <m:t>=</m:t>
+        </m:r>
+        <m:r>
+          <m:t>0</m:t>
+        </m:r>
+        <m:r>
+          <m:rPr>
+            <m:sty m:val="p"/>
+          </m:rPr>
+          <m:t>,</m:t>
+        </m:r>
+        <m:r>
+          <m:t>005</m:t>
+        </m:r>
+      </m:oMath>
+      <w:r>
+        <w:t xml:space="preserve">); mô hình giải thích</w:t>
+      </w:r>
+      <w:r>
+        <w:t xml:space="preserve"> </w:t>
+      </w:r>
+      <m:oMath>
+        <m:sSup>
+          <m:e>
+            <m:r>
+              <m:t>R</m:t>
+            </m:r>
+          </m:e>
+          <m:sup>
+            <m:r>
+              <m:t>2</m:t>
+            </m:r>
+          </m:sup>
+        </m:sSup>
+        <m:r>
+          <m:rPr>
+            <m:sty m:val="p"/>
+          </m:rPr>
+          <m:t>=</m:t>
+        </m:r>
+        <m:r>
+          <m:t>0</m:t>
+        </m:r>
+        <m:r>
+          <m:rPr>
+            <m:sty m:val="p"/>
+          </m:rPr>
+          <m:t>,</m:t>
+        </m:r>
+        <m:r>
+          <m:t>228</m:t>
+        </m:r>
+      </m:oMath>
+      <w:r>
+        <w:t xml:space="preserve"> </w:t>
+      </w:r>
+      <w:r>
+        <w:t xml:space="preserve">biến thiên cắt ngang của tham gia. Doanh nghiệp xuất khẩu hưởng</w:t>
+      </w:r>
+      <w:r>
+        <w:t xml:space="preserve"> </w:t>
+      </w:r>
+      <w:r>
+        <w:rPr>
+          <w:bCs/>
+          <w:b/>
+        </w:rPr>
+        <w:t xml:space="preserve">phần bù năng suất 25,8%</w:t>
+      </w:r>
+      <w:r>
+        <w:t xml:space="preserve"> </w:t>
+      </w:r>
+      <w:r>
+        <w:t xml:space="preserve">so với doanh nghiệp không xuất khẩu (</w:t>
+      </w:r>
+      <m:oMath>
+        <m:r>
+          <m:t>p</m:t>
+        </m:r>
+        <m:r>
+          <m:rPr>
+            <m:sty m:val="p"/>
+          </m:rPr>
+          <m:t>&lt;</m:t>
+        </m:r>
+        <m:r>
+          <m:t>0</m:t>
+        </m:r>
+        <m:r>
+          <m:rPr>
+            <m:sty m:val="p"/>
+          </m:rPr>
+          <m:t>,</m:t>
+        </m:r>
+        <m:r>
+          <m:t>001</m:t>
+        </m:r>
+      </m:oMath>
+      <w:r>
+        <w:t xml:space="preserve">, kiểm soát sở hữu, tuổi, giới tính và ngành). Đây chính là cơ chế</w:t>
+      </w:r>
+      <w:r>
+        <w:t xml:space="preserve"> </w:t>
+      </w:r>
+      <w:r>
+        <w:rPr>
+          <w:bCs/>
+          <w:b/>
+        </w:rPr>
+        <w:t xml:space="preserve">tự chọn lọc Melitz (2003)</w:t>
+      </w:r>
+      <w:r>
+        <w:t xml:space="preserve"> </w:t>
+      </w:r>
+      <w:r>
+        <w:t xml:space="preserve">ở một nền kinh tế biên giới: tại biên trên của gradient thể chế, câu hỏi ràng buộc không phải doanh nghiệp xuất khẩu</w:t>
+      </w:r>
+      <w:r>
+        <w:t xml:space="preserve"> </w:t>
+      </w:r>
+      <w:r>
+        <w:rPr>
+          <w:iCs/>
+          <w:i/>
+        </w:rPr>
+        <w:t xml:space="preserve">bao nhiêu</w:t>
+      </w:r>
+      <w:r>
+        <w:t xml:space="preserve"> </w:t>
+      </w:r>
+      <w:r>
+        <w:t xml:space="preserve">mà là</w:t>
+      </w:r>
+      <w:r>
+        <w:t xml:space="preserve"> </w:t>
+      </w:r>
+      <w:r>
+        <w:rPr>
+          <w:iCs/>
+          <w:i/>
+        </w:rPr>
+        <w:t xml:space="preserve">có</w:t>
+      </w:r>
+      <w:r>
+        <w:t xml:space="preserve"> </w:t>
+      </w:r>
+      <w:r>
+        <w:t xml:space="preserve">xuất khẩu hay không — lợi ích năng suất của quốc tế hóa vận hành chủ yếu qua ngưỡng tham gia, và các doanh nghiệp vượt ngưỡng là những doanh nghiệp được trang bị năng lực, công nghệ, số và gắn với sở hữu nước ngoài (</w:t>
+      </w:r>
+      <w:r>
+        <w:rPr>
+          <w:bCs/>
+          <w:b/>
+        </w:rPr>
+        <w:t xml:space="preserve">H4 được ủng hộ</w:t>
+      </w:r>
+      <w:r>
+        <w:t xml:space="preserve">). Bằng chứng Nhật Bản do đó vừa hoàn tất phổ ba vùng của khung CDCM ở biên trên, vừa làm rõ rằng cơ chế I–P chuyển từ biên cường độ (ở các chế độ chuyển đổi) sang biên rộng (ở chế độ tiên tiến trưởng thành).</w:t>
+      </w:r>
+    </w:p>
+    <w:bookmarkEnd w:id="162"/>
+    <w:bookmarkEnd w:id="163"/>
+    <w:bookmarkStart w:id="164" w:name="X3f9ed6ea86262c6caa26e51d1f917462628cea6"/>
     <w:p>
       <w:pPr>
         <w:pStyle w:val="Heading2"/>
       </w:pPr>
       <w:r>
-        <w:t xml:space="preserve">4.9 Tam giác hóa kết quả cấp doanh nghiệp với bằng chứng vĩ mô độc lập</w:t>
+        <w:t xml:space="preserve">4.10 Tam giác hóa kết quả cấp doanh nghiệp với bằng chứng vĩ mô độc lập</w:t>
       </w:r>
     </w:p>
     <w:p>
@@ -34467,14 +36736,14 @@
         </w:pict>
       </w:r>
     </w:p>
-    <w:bookmarkEnd w:id="162"/>
-    <w:bookmarkStart w:id="163" w:name="tổng-hợp-kết-quả-theo-hệ-giả-thuyết"/>
+    <w:bookmarkEnd w:id="164"/>
+    <w:bookmarkStart w:id="165" w:name="tổng-hợp-kết-quả-theo-hệ-giả-thuyết"/>
     <w:p>
       <w:pPr>
         <w:pStyle w:val="Heading2"/>
       </w:pPr>
       <w:r>
-        <w:t xml:space="preserve">4.10 Tổng hợp kết quả theo hệ giả thuyết</w:t>
+        <w:t xml:space="preserve">4.11 Tổng hợp kết quả theo hệ giả thuyết</w:t>
       </w:r>
     </w:p>
     <w:p>
@@ -36069,8 +38338,8 @@
         </w:pict>
       </w:r>
     </w:p>
-    <w:bookmarkEnd w:id="163"/>
-    <w:bookmarkStart w:id="164" w:name="X1d7085913fe0d9bf449e1d01e72ec60c4109544"/>
+    <w:bookmarkEnd w:id="165"/>
+    <w:bookmarkStart w:id="166" w:name="X1d7085913fe0d9bf449e1d01e72ec60c4109544"/>
     <w:p>
       <w:pPr>
         <w:pStyle w:val="Heading2"/>
@@ -36451,8 +38720,8 @@
         <w:br w:type="page"/>
       </w:r>
     </w:p>
-    <w:bookmarkEnd w:id="164"/>
-    <w:bookmarkStart w:id="165" w:name="chương-5-kết-luận-và-đề-xuất"/>
+    <w:bookmarkEnd w:id="166"/>
+    <w:bookmarkStart w:id="167" w:name="chương-5-kết-luận-và-đề-xuất"/>
     <w:p>
       <w:pPr>
         <w:pStyle w:val="Heading1"/>
@@ -36461,7 +38730,7 @@
         <w:t xml:space="preserve">CHƯƠNG 5: KẾT LUẬN VÀ ĐỀ XUẤT</w:t>
       </w:r>
     </w:p>
-    <w:bookmarkEnd w:id="165"/>
+    <w:bookmarkEnd w:id="167"/>
     <w:p>
       <w:r>
         <w:pict>
@@ -36469,7 +38738,7 @@
         </w:pict>
       </w:r>
     </w:p>
-    <w:bookmarkStart w:id="166" w:name="giới-thiệu-chương-1"/>
+    <w:bookmarkStart w:id="168" w:name="giới-thiệu-chương-1"/>
     <w:p>
       <w:pPr>
         <w:pStyle w:val="Heading2"/>
@@ -36493,8 +38762,8 @@
         </w:pict>
       </w:r>
     </w:p>
-    <w:bookmarkEnd w:id="166"/>
-    <w:bookmarkStart w:id="173" w:name="Xff8cef3ed320f9cf6f3fba4ff558bfed3af19c6"/>
+    <w:bookmarkEnd w:id="168"/>
+    <w:bookmarkStart w:id="175" w:name="Xff8cef3ed320f9cf6f3fba4ff558bfed3af19c6"/>
     <w:p>
       <w:pPr>
         <w:pStyle w:val="Heading2"/>
@@ -36503,7 +38772,7 @@
         <w:t xml:space="preserve">5.1 Bàn luận kết quả theo khung lý thuyết CDCM</w:t>
       </w:r>
     </w:p>
-    <w:bookmarkStart w:id="167" w:name="X87949b622680195c8f5649c31ec800d0d4afb82"/>
+    <w:bookmarkStart w:id="169" w:name="X87949b622680195c8f5649c31ec800d0d4afb82"/>
     <w:p>
       <w:pPr>
         <w:pStyle w:val="Heading3"/>
@@ -36711,8 +38980,8 @@
         <w:t xml:space="preserve">: môi trường thể chế tốt cũng có nghĩa là hệ sinh thái dịch vụ hỗ trợ (logistics, tài chính thương mại, tư vấn pháp lý quốc tế) phát triển, làm giảm gánh nặng điều phối nội bộ của doanh nghiệp khi mở rộng quốc tế. Hai cơ chế này cùng giải thích vì sao đường cong duỗi thẳng ở biên trên của gradient: khi chi phí giao dịch xuyên biên giới đủ thấp và hệ sinh thái hỗ trợ đủ dày, nhánh đi xuống của chữ U ngược bị đẩy lùi ra ngoài miền quan sát; ngược lại ở biên dưới, sự thiếu vắng cả hai điều kiện khiến phần thưởng của quốc tế hóa trở nên nhỏ và bất định đến mức dạng hàm không còn định hình được.</w:t>
       </w:r>
     </w:p>
-    <w:bookmarkEnd w:id="167"/>
-    <w:bookmarkStart w:id="168" w:name="tci-là-năng-lực-nền-tảng-xác-nhận-h2"/>
+    <w:bookmarkEnd w:id="169"/>
+    <w:bookmarkStart w:id="170" w:name="tci-là-năng-lực-nền-tảng-xác-nhận-h2"/>
     <w:p>
       <w:pPr>
         <w:pStyle w:val="Heading3"/>
@@ -36798,8 +39067,8 @@
         <w:t xml:space="preserve">Cơ chế lý thuyết đằng sau kết quả này bắt nguồn từ Resource-Based View (Barney, 1991): TCI là nguồn lực VRIN (có giá trị, hiếm, khó sao chép, khó thay thế), do đó tạo ra lợi thế cạnh tranh bền vững ngay cả khi doanh nghiệp mở rộng ra thị trường nước ngoài với mức độ bất định cao. Năng lực công nghệ cũng tạo ra absorptive capacity (Cohen &amp; Levinthal, 1990), khả năng hấp thu và tích hợp tri thức từ thị trường nước ngoài, giúp doanh nghiệp học hỏi hiệu quả hơn trong quá trình quốc tế hóa, nhất quán với learning loop của Uppsala model (Johanson &amp; Vahlne, 1977).</w:t>
       </w:r>
     </w:p>
-    <w:bookmarkEnd w:id="168"/>
-    <w:bookmarkStart w:id="169" w:name="X27755afda27725d75d6cee82c01fb99e8279a05"/>
+    <w:bookmarkEnd w:id="170"/>
+    <w:bookmarkStart w:id="171" w:name="X27755afda27725d75d6cee82c01fb99e8279a05"/>
     <w:p>
       <w:pPr>
         <w:pStyle w:val="Heading3"/>
@@ -37277,8 +39546,8 @@
         <w:t xml:space="preserve">Một giải thích bổ sung từ Lý thuyết thể chế: ở các bối cảnh ICRV thấp với nhiều khoảng trống thể chế (Khanna &amp; Palepu, 2010), doanh nghiệp xuất khẩu có thể phụ thuộc vào DAI nhiều hơn như một cơ chế bù đắp cho thiếu hụt hạ tầng thể chế (hiệu ứng lá chắn số đã ghi nhận ở nghiên cứu thành phần P1 trên 17 nền). Trên khung 50 nền, tương tác chế độ-yếu với độ dốc đường cong ở mức biên ý nghĩa (FSTS×chế độ yếu = −0,523, p = ,087), nhất quán về chiều với lập luận này nhưng cần kiểm định nhân quả chặt hơn trước khi khẳng định.</w:t>
       </w:r>
     </w:p>
-    <w:bookmarkEnd w:id="169"/>
-    <w:bookmarkStart w:id="170" w:name="Xba87836edee10cf1c931ef85c517d34e258cf83"/>
+    <w:bookmarkEnd w:id="171"/>
+    <w:bookmarkStart w:id="172" w:name="Xba87836edee10cf1c931ef85c517d34e258cf83"/>
     <w:p>
       <w:pPr>
         <w:pStyle w:val="Heading3"/>
@@ -37457,8 +39726,8 @@
         <w:t xml:space="preserve">kinh nghiệm quốc tế (breadth vs. depth), một hạn chế đo lường trong WBES cần được khắc phục trong nghiên cứu tương lai.</w:t>
       </w:r>
     </w:p>
-    <w:bookmarkEnd w:id="170"/>
-    <w:bookmarkStart w:id="171" w:name="Xfdc4f05762204c1e9501761a1ebcb843f9171c3"/>
+    <w:bookmarkEnd w:id="172"/>
+    <w:bookmarkStart w:id="173" w:name="Xfdc4f05762204c1e9501761a1ebcb843f9171c3"/>
     <w:p>
       <w:pPr>
         <w:pStyle w:val="Heading3"/>
@@ -37564,8 +39833,8 @@
         </w:pict>
       </w:r>
     </w:p>
-    <w:bookmarkEnd w:id="171"/>
-    <w:bookmarkStart w:id="172" w:name="Xb7548f07aa94b47fa4ac305672e1001cc1680aa"/>
+    <w:bookmarkEnd w:id="173"/>
+    <w:bookmarkStart w:id="174" w:name="Xb7548f07aa94b47fa4ac305672e1001cc1680aa"/>
     <w:p>
       <w:pPr>
         <w:pStyle w:val="Heading3"/>
@@ -37663,9 +39932,9 @@
         </w:pict>
       </w:r>
     </w:p>
-    <w:bookmarkEnd w:id="172"/>
-    <w:bookmarkEnd w:id="173"/>
-    <w:bookmarkStart w:id="177" w:name="so-sánh-với-nghiên-cứu-trước-đây"/>
+    <w:bookmarkEnd w:id="174"/>
+    <w:bookmarkEnd w:id="175"/>
+    <w:bookmarkStart w:id="179" w:name="so-sánh-với-nghiên-cứu-trước-đây"/>
     <w:p>
       <w:pPr>
         <w:pStyle w:val="Heading2"/>
@@ -37674,7 +39943,7 @@
         <w:t xml:space="preserve">5.2 So sánh với nghiên cứu trước đây</w:t>
       </w:r>
     </w:p>
-    <w:bookmarkStart w:id="174" w:name="nhất-quán-với-baseline-icbef-2024"/>
+    <w:bookmarkStart w:id="176" w:name="nhất-quán-với-baseline-icbef-2024"/>
     <w:p>
       <w:pPr>
         <w:pStyle w:val="Heading3"/>
@@ -37880,8 +40149,8 @@
         <w:t xml:space="preserve">, không phải sự bất đồng căn bản giữa các nghiên cứu.</w:t>
       </w:r>
     </w:p>
-    <w:bookmarkEnd w:id="174"/>
-    <w:bookmarkStart w:id="175" w:name="X7b8db85450aaa41ba255e0d181ebc5c5ae65c48"/>
+    <w:bookmarkEnd w:id="176"/>
+    <w:bookmarkStart w:id="177" w:name="X7b8db85450aaa41ba255e0d181ebc5c5ae65c48"/>
     <w:p>
       <w:pPr>
         <w:pStyle w:val="Heading3"/>
@@ -37959,8 +40228,8 @@
         <w:t xml:space="preserve">, luận án mở rộng khung phân tích từ dữ liệu doanh nghiệp Nhật Bản/đa quốc gia sang 50 nền kinh tế châu Á và Thái Bình Dương, bối cảnh underrepresented trong văn liệu Lu và Beamish.</w:t>
       </w:r>
     </w:p>
-    <w:bookmarkEnd w:id="175"/>
-    <w:bookmarkStart w:id="176" w:name="X7d417abcca377c053c807a61872538ebbcf35bb"/>
+    <w:bookmarkEnd w:id="177"/>
+    <w:bookmarkStart w:id="178" w:name="X7d417abcca377c053c807a61872538ebbcf35bb"/>
     <w:p>
       <w:pPr>
         <w:pStyle w:val="Heading3"/>
@@ -38049,9 +40318,9 @@
         </w:pict>
       </w:r>
     </w:p>
-    <w:bookmarkEnd w:id="176"/>
-    <w:bookmarkEnd w:id="177"/>
-    <w:bookmarkStart w:id="181" w:name="đóng-góp-lý-thuyết-1"/>
+    <w:bookmarkEnd w:id="178"/>
+    <w:bookmarkEnd w:id="179"/>
+    <w:bookmarkStart w:id="183" w:name="đóng-góp-lý-thuyết-1"/>
     <w:p>
       <w:pPr>
         <w:pStyle w:val="Heading2"/>
@@ -38060,7 +40329,7 @@
         <w:t xml:space="preserve">5.3 Đóng góp lý thuyết</w:t>
       </w:r>
     </w:p>
-    <w:bookmarkStart w:id="178" w:name="cdcm-làm-rõ-dai-là-nguồn-lực-tình-huống"/>
+    <w:bookmarkStart w:id="180" w:name="cdcm-làm-rõ-dai-là-nguồn-lực-tình-huống"/>
     <w:p>
       <w:pPr>
         <w:pStyle w:val="Heading3"/>
@@ -38193,8 +40462,8 @@
         <w:t xml:space="preserve">: DAI hoạt động như lá chắn bù đắp (compensatory asset) trong bối cảnh thể chế yếu, nơi hạ tầng thể chế chưa đủ hỗ trợ cho doanh nghiệp xuất khẩu. Đây là bằng chứng thực nghiệm bổ sung cho lý thuyết về vai trò thay thế giữa thể chế và năng lực số.</w:t>
       </w:r>
     </w:p>
-    <w:bookmarkEnd w:id="178"/>
-    <w:bookmarkStart w:id="179" w:name="X2d492fa0307aa4991837f2d5dc38e247101178c"/>
+    <w:bookmarkEnd w:id="180"/>
+    <w:bookmarkStart w:id="181" w:name="X2d492fa0307aa4991837f2d5dc38e247101178c"/>
     <w:p>
       <w:pPr>
         <w:pStyle w:val="Heading3"/>
@@ -38311,8 +40580,8 @@
         <w:t xml:space="preserve">, bẫy quốc tế hóa bắt buộc, mà không có điểm uốn để thoát khỏi.</w:t>
       </w:r>
     </w:p>
-    <w:bookmarkEnd w:id="179"/>
-    <w:bookmarkStart w:id="180" w:name="Xc32e0c91761841c5d26867e9ff33e10da8db64c"/>
+    <w:bookmarkEnd w:id="181"/>
+    <w:bookmarkStart w:id="182" w:name="Xc32e0c91761841c5d26867e9ff33e10da8db64c"/>
     <w:p>
       <w:pPr>
         <w:pStyle w:val="Heading3"/>
@@ -38389,9 +40658,9 @@
         </w:pict>
       </w:r>
     </w:p>
-    <w:bookmarkEnd w:id="180"/>
-    <w:bookmarkEnd w:id="181"/>
-    <w:bookmarkStart w:id="186" w:name="đề-xuất-chính-sách-và-quản-trị"/>
+    <w:bookmarkEnd w:id="182"/>
+    <w:bookmarkEnd w:id="183"/>
+    <w:bookmarkStart w:id="188" w:name="đề-xuất-chính-sách-và-quản-trị"/>
     <w:p>
       <w:pPr>
         <w:pStyle w:val="Heading2"/>
@@ -38400,7 +40669,7 @@
         <w:t xml:space="preserve">5.4 Đề xuất chính sách và quản trị</w:t>
       </w:r>
     </w:p>
-    <w:bookmarkStart w:id="182" w:name="Xbc6d621fc32e0aca77269dff0917fe138aa2fc5"/>
+    <w:bookmarkStart w:id="184" w:name="Xbc6d621fc32e0aca77269dff0917fe138aa2fc5"/>
     <w:p>
       <w:pPr>
         <w:pStyle w:val="Heading3"/>
@@ -38465,8 +40734,8 @@
         <w:t xml:space="preserve">Đối với Việt Nam cụ thể: điểm uốn dịch chuyển từ 46,2% (2009) xuống 39,3% (2015) là tín hiệu đáng lo ngại. Nếu điểm uốn tiếp tục dịch trái, điều đó hàm ý rằng lợi ích từ xuất khẩu đạt đỉnh sớm hơn và suy giảm nhanh hơn, có thể do cấu trúc xuất khẩu tập trung vào gia công với biên lợi nhuận mỏng. Chính sách nâng cao giá trị gia tăng trong xuất khẩu (moving up the value chain) kết hợp với tăng cường TCI có thể giúp đảo ngược xu hướng này.</w:t>
       </w:r>
     </w:p>
-    <w:bookmarkEnd w:id="182"/>
-    <w:bookmarkStart w:id="183" w:name="X59d919466906d9a280d645023e1878e458893ad"/>
+    <w:bookmarkEnd w:id="184"/>
+    <w:bookmarkStart w:id="185" w:name="X59d919466906d9a280d645023e1878e458893ad"/>
     <w:p>
       <w:pPr>
         <w:pStyle w:val="Heading3"/>
@@ -38587,8 +40856,8 @@
         <w:t xml:space="preserve">: kết quả FIP là cảnh báo nghiêm túc, đẩy mạnh xuất khẩu trong bối cảnh thiếu năng lực và hỗ trợ thể chế không cải thiện mà còn có thể làm xấu đi hiệu quả hoạt động. Doanh nghiệp SIDS nên ưu tiên xây dựng năng lực nội địa và nâng cao TCI trước khi mở rộng xuất khẩu đáng kể.</w:t>
       </w:r>
     </w:p>
-    <w:bookmarkEnd w:id="183"/>
-    <w:bookmarkStart w:id="184" w:name="X3f7c356bbecb0845bc3ba35928bc46323a69176"/>
+    <w:bookmarkEnd w:id="185"/>
+    <w:bookmarkStart w:id="186" w:name="X3f7c356bbecb0845bc3ba35928bc46323a69176"/>
     <w:p>
       <w:pPr>
         <w:pStyle w:val="Heading3"/>
@@ -38644,8 +40913,8 @@
         <w:t xml:space="preserve">bằng cách đảm bảo rằng các can thiệp chính sách xây dựng năng lực trước khi thúc đẩy mở rộng thị trường.</w:t>
       </w:r>
     </w:p>
-    <w:bookmarkEnd w:id="184"/>
-    <w:bookmarkStart w:id="185" w:name="Xae585b9a1c03e57dcce9cad1f8f2ae171a592a6"/>
+    <w:bookmarkEnd w:id="186"/>
+    <w:bookmarkStart w:id="187" w:name="Xae585b9a1c03e57dcce9cad1f8f2ae171a592a6"/>
     <w:p>
       <w:pPr>
         <w:pStyle w:val="Heading3"/>
@@ -38686,9 +40955,9 @@
         <w:t xml:space="preserve">Thứ tư, trong kỷ nguyên trí tuệ nhân tạo, hạ tầng số công và quản trị dữ liệu trở thành điều kiện nền tảng để năng lực số cấp doanh nghiệp được chuyển hóa thành giá trị (World Bank, 2026e). Phát hiện của luận án rằng phần thưởng của áp dụng số phụ thuộc bối cảnh thể chế và tầng năng lực hàm ý rằng chính sách số hóa cần phân tầng: ở các nền đang chuyển đổi, ưu tiên là phổ cập hạ tầng số nền tảng và kỹ năng số cơ bản; ở các nền tiên tiến đã bão hòa Tier-1, trọng tâm dịch sang năng lực số chiều sâu và quản trị dữ liệu, AI. Cách tiếp cận phân tầng này tránh được cả hai sai lầm: đầu tư quá sớm vào công nghệ cao ở nơi chưa có nền tảng hấp thụ, và dừng lại ở hiện diện số bề mặt ở nơi đã sẵn sàng cho tầng năng lực cao hơn.</w:t>
       </w:r>
     </w:p>
-    <w:bookmarkEnd w:id="185"/>
-    <w:bookmarkEnd w:id="186"/>
-    <w:bookmarkStart w:id="191" w:name="hạn-chế-và-hướng-nghiên-cứu-tương-lai"/>
+    <w:bookmarkEnd w:id="187"/>
+    <w:bookmarkEnd w:id="188"/>
+    <w:bookmarkStart w:id="193" w:name="hạn-chế-và-hướng-nghiên-cứu-tương-lai"/>
     <w:p>
       <w:pPr>
         <w:pStyle w:val="Heading2"/>
@@ -38697,7 +40966,7 @@
         <w:t xml:space="preserve">5.5 Hạn chế và hướng nghiên cứu tương lai</w:t>
       </w:r>
     </w:p>
-    <w:bookmarkStart w:id="187" w:name="hạn-chế-về-đo-lường-dai"/>
+    <w:bookmarkStart w:id="189" w:name="hạn-chế-về-đo-lường-dai"/>
     <w:p>
       <w:pPr>
         <w:pStyle w:val="Heading3"/>
@@ -38756,8 +41025,8 @@
         <w:t xml:space="preserve">của việc cập nhật và tái cấu hình năng lực số theo thời gian. Điều này có nghĩa là các phát hiện về DAI trong luận án phản ánh mức độ chấp nhận số tại một thời điểm chứ không phải năng lực số năng động theo nghĩa của dynamic capabilities theory (Teece et al., 1997).</w:t>
       </w:r>
     </w:p>
-    <w:bookmarkEnd w:id="187"/>
-    <w:bookmarkStart w:id="188" w:name="X0fb0169567c230dc5c1d35515099b26124d99e1"/>
+    <w:bookmarkEnd w:id="189"/>
+    <w:bookmarkStart w:id="190" w:name="X0fb0169567c230dc5c1d35515099b26124d99e1"/>
     <w:p>
       <w:pPr>
         <w:pStyle w:val="Heading3"/>
@@ -38782,8 +41051,8 @@
         <w:t xml:space="preserve">Phân tích Heckman two-step (hoặc treatment effects models) trong các nghiên cứu tương lai có thể khắc phục phần nào hạn chế này bằng cách mô hình hóa quá trình lựa chọn tham gia xuất khẩu như giai đoạn thứ nhất trước khi ước lượng hiệu quả trong giai đoạn thứ hai.</w:t>
       </w:r>
     </w:p>
-    <w:bookmarkEnd w:id="188"/>
-    <w:bookmarkStart w:id="189" w:name="hạn-chế-về-nhân-quả"/>
+    <w:bookmarkEnd w:id="190"/>
+    <w:bookmarkStart w:id="191" w:name="hạn-chế-về-nhân-quả"/>
     <w:p>
       <w:pPr>
         <w:pStyle w:val="Heading3"/>
@@ -38800,8 +41069,8 @@
         <w:t xml:space="preserve">Thiết kế cross-sectional (hoặc pooled panel nhưng với WBES không phải là panel thực sự cho cùng doanh nghiệp qua thời gian) giới hạn khả năng suy luận nhân quả. Quan hệ I–P có thể bị ảnh hưởng bởi reverse causality: doanh nghiệp hiệu quả hơn có thể có nhiều nguồn lực để quốc tế hóa hơn, tạo ra chiều nhân quả ngược lại. Country fixed effects và year fixed effects giúp kiểm soát một phần, nhưng không giải quyết hoàn toàn vấn đề endogeneity.</w:t>
       </w:r>
     </w:p>
-    <w:bookmarkEnd w:id="189"/>
-    <w:bookmarkStart w:id="190" w:name="hướng-nghiên-cứu-tương-lai"/>
+    <w:bookmarkEnd w:id="191"/>
+    <w:bookmarkStart w:id="192" w:name="hướng-nghiên-cứu-tương-lai"/>
     <w:p>
       <w:pPr>
         <w:pStyle w:val="Heading3"/>
@@ -38900,9 +41169,9 @@
         </w:pict>
       </w:r>
     </w:p>
-    <w:bookmarkEnd w:id="190"/>
-    <w:bookmarkEnd w:id="191"/>
-    <w:bookmarkStart w:id="196" w:name="kết-luận"/>
+    <w:bookmarkEnd w:id="192"/>
+    <w:bookmarkEnd w:id="193"/>
+    <w:bookmarkStart w:id="198" w:name="kết-luận"/>
     <w:p>
       <w:pPr>
         <w:pStyle w:val="Heading2"/>
@@ -38911,7 +41180,7 @@
         <w:t xml:space="preserve">5.6 Kết luận</w:t>
       </w:r>
     </w:p>
-    <w:bookmarkStart w:id="192" w:name="tổng-kết-chín-nghiên-cứu"/>
+    <w:bookmarkStart w:id="194" w:name="tổng-kết-chín-nghiên-cứu"/>
     <w:p>
       <w:pPr>
         <w:pStyle w:val="Heading3"/>
@@ -39677,8 +41946,8 @@
         <w:t xml:space="preserve">điểm uốn chữ U ngược: TP = 61,8% (2014) rồi 40,7% (2022) rồi mất ý nghĩa độ cong (2025: β₂ = −0,16, p = ,42), kèm tương tác DAI Tier-2 (UPI) âm, bằng chứng đầu tiên rằng chuyển đổi thể chế cực mạnh có thể hòa tan (chứ không chỉ dịch chuyển) ngưỡng. Đích MIR/IJOEM; kế thừa công trình tiền đề Do &amp; Phan (2025, IntechOpen).</w:t>
       </w:r>
     </w:p>
-    <w:bookmarkEnd w:id="192"/>
-    <w:bookmarkStart w:id="193" w:name="phát-hiện-trung-tâm"/>
+    <w:bookmarkEnd w:id="194"/>
+    <w:bookmarkStart w:id="195" w:name="phát-hiện-trung-tâm"/>
     <w:p>
       <w:pPr>
         <w:pStyle w:val="Heading3"/>
@@ -39745,8 +42014,8 @@
         <w:t xml:space="preserve">(family of context-dependent curves): chữ U ngược định hình ở vùng giữa gradient thể chế, duỗi thẳng ở biên trên và tan rã ở biên dưới, thể chế càng mạnh, điểm uốn càng sớm (FSTS thấp hơn).</w:t>
       </w:r>
     </w:p>
-    <w:bookmarkEnd w:id="193"/>
-    <w:bookmarkStart w:id="194" w:name="ý-nghĩa-đối-với-lý-thuyết-và-thực-tiễn"/>
+    <w:bookmarkEnd w:id="195"/>
+    <w:bookmarkStart w:id="196" w:name="ý-nghĩa-đối-với-lý-thuyết-và-thực-tiễn"/>
     <w:p>
       <w:pPr>
         <w:pStyle w:val="Heading3"/>
@@ -39771,8 +42040,8 @@
         <w:t xml:space="preserve">Về thực tiễn, luận án cung cấp cơ sở để nhà hoạch định chính sách và nhà quản trị doanh nghiệp tại từng bối cảnh ICRV cụ thể hiệu chỉnh chiến lược quốc tế hóa phù hợp, không áp dụng máy móc bài học từ Singapore hay Nhật Bản vào bối cảnh Việt Nam hay SIDS, mà nhận ra sự phụ thuộc bối cảnh như là nguyên lý căn bản trong hoạch định chiến lược quốc tế hóa.</w:t>
       </w:r>
     </w:p>
-    <w:bookmarkEnd w:id="194"/>
-    <w:bookmarkStart w:id="195" w:name="lời-kết"/>
+    <w:bookmarkEnd w:id="196"/>
+    <w:bookmarkStart w:id="197" w:name="lời-kết"/>
     <w:p>
       <w:pPr>
         <w:pStyle w:val="Heading3"/>
@@ -39814,9 +42083,9 @@
         <w:br w:type="page"/>
       </w:r>
     </w:p>
-    <w:bookmarkEnd w:id="195"/>
-    <w:bookmarkEnd w:id="196"/>
-    <w:bookmarkStart w:id="234" w:name="tài-liệu-tham-khảo-apa-7th"/>
+    <w:bookmarkEnd w:id="197"/>
+    <w:bookmarkEnd w:id="198"/>
+    <w:bookmarkStart w:id="236" w:name="tài-liệu-tham-khảo-apa-7th"/>
     <w:p>
       <w:pPr>
         <w:pStyle w:val="Heading1"/>
@@ -40323,7 +42592,7 @@
         <w:t xml:space="preserve">.</w:t>
       </w:r>
     </w:p>
-    <w:bookmarkStart w:id="197" w:name="X1ce219aaccc3c8d52177b991e903b9a90c924a4"/>
+    <w:bookmarkStart w:id="199" w:name="X1ce219aaccc3c8d52177b991e903b9a90c924a4"/>
     <w:p>
       <w:pPr>
         <w:pStyle w:val="Heading2"/>
@@ -40544,8 +42813,8 @@
         <w:t xml:space="preserve">(Mới v2.4)</w:t>
       </w:r>
     </w:p>
-    <w:bookmarkEnd w:id="197"/>
-    <w:bookmarkStart w:id="198" w:name="X094bc8b13169a81669f6b7abcf887888d4186ca"/>
+    <w:bookmarkEnd w:id="199"/>
+    <w:bookmarkStart w:id="200" w:name="X094bc8b13169a81669f6b7abcf887888d4186ca"/>
     <w:p>
       <w:pPr>
         <w:pStyle w:val="Heading2"/>
@@ -40577,8 +42846,8 @@
         <w:t xml:space="preserve">: Lin &amp; Beamish (2005) thành Lu &amp; Beamish (2004) replacement đã hoàn tất trong file 14 v3.8 (commit e2f8415, 07/05/2026): 4 occurrences trong Mục 1.1, Mục 2.6, Bảng 2.6.1 đã updated. Lu &amp; Beamish (2004) AMJ S-curve DOI 10.2307/20159604 đã có sẵn Section B từ v2.1.</w:t>
       </w:r>
     </w:p>
-    <w:bookmarkEnd w:id="198"/>
-    <w:bookmarkStart w:id="199" w:name="c.-meta-analyses-về-ip-relationship"/>
+    <w:bookmarkEnd w:id="200"/>
+    <w:bookmarkStart w:id="201" w:name="c.-meta-analyses-về-ip-relationship"/>
     <w:p>
       <w:pPr>
         <w:pStyle w:val="Heading2"/>
@@ -40595,8 +42864,8 @@
         <w:t xml:space="preserve">(Giữ nguyên từ v2.1 — Arte &amp; Larimo 2022, Bausch &amp; Krist 2007, Kirca et al. 2012, Marano et al. 2016, Schwens et al. 2018, Wu, Fan &amp; Chen 2022. Tổng 6 entries.)</w:t>
       </w:r>
     </w:p>
-    <w:bookmarkEnd w:id="199"/>
-    <w:bookmarkStart w:id="200" w:name="Xb02f9563701139be84b359c2d25884190ee9110"/>
+    <w:bookmarkEnd w:id="201"/>
+    <w:bookmarkStart w:id="202" w:name="Xb02f9563701139be84b359c2d25884190ee9110"/>
     <w:p>
       <w:pPr>
         <w:pStyle w:val="Heading2"/>
@@ -40957,8 +43226,8 @@
         <w:t xml:space="preserve">(Mới v2.3 — 3.331 US-listed firms 82 nước; phân tách de jure exposure vs de facto enforcement.)</w:t>
       </w:r>
     </w:p>
-    <w:bookmarkEnd w:id="200"/>
-    <w:bookmarkStart w:id="201" w:name="X5943e13ebd761ed89df86a9d940a6ae7a0dd948"/>
+    <w:bookmarkEnd w:id="202"/>
+    <w:bookmarkStart w:id="203" w:name="X5943e13ebd761ed89df86a9d940a6ae7a0dd948"/>
     <w:p>
       <w:pPr>
         <w:pStyle w:val="Heading2"/>
@@ -41077,8 +43346,8 @@
         <w:t xml:space="preserve">(Mới v2.3)</w:t>
       </w:r>
     </w:p>
-    <w:bookmarkEnd w:id="201"/>
-    <w:bookmarkStart w:id="202" w:name="f.-china-specific-research-cập-nhật-v2.2"/>
+    <w:bookmarkEnd w:id="203"/>
+    <w:bookmarkStart w:id="204" w:name="f.-china-specific-research-cập-nhật-v2.2"/>
     <w:p>
       <w:pPr>
         <w:pStyle w:val="Heading2"/>
@@ -41234,8 +43503,8 @@
         <w:t xml:space="preserve">(2), e0262891.</w:t>
       </w:r>
     </w:p>
-    <w:bookmarkEnd w:id="202"/>
-    <w:bookmarkStart w:id="203" w:name="g.-asianemne-empirical-cập-nhật-v2.3"/>
+    <w:bookmarkEnd w:id="204"/>
+    <w:bookmarkStart w:id="205" w:name="g.-asianemne-empirical-cập-nhật-v2.3"/>
     <w:p>
       <w:pPr>
         <w:pStyle w:val="Heading2"/>
@@ -41472,8 +43741,8 @@
         <w:t xml:space="preserve">(Mới v2.3)</w:t>
       </w:r>
     </w:p>
-    <w:bookmarkEnd w:id="203"/>
-    <w:bookmarkStart w:id="204" w:name="h.-firm-performance-đa-chiều"/>
+    <w:bookmarkEnd w:id="205"/>
+    <w:bookmarkStart w:id="206" w:name="h.-firm-performance-đa-chiều"/>
     <w:p>
       <w:pPr>
         <w:pStyle w:val="Heading2"/>
@@ -41490,8 +43759,8 @@
         <w:t xml:space="preserve">(Giữ nguyên từ v2.1.)</w:t>
       </w:r>
     </w:p>
-    <w:bookmarkEnd w:id="204"/>
-    <w:bookmarkStart w:id="205" w:name="i.-productivity-literature"/>
+    <w:bookmarkEnd w:id="206"/>
+    <w:bookmarkStart w:id="207" w:name="i.-productivity-literature"/>
     <w:p>
       <w:pPr>
         <w:pStyle w:val="Heading2"/>
@@ -41508,8 +43777,8 @@
         <w:t xml:space="preserve">(Giữ nguyên từ v2.1 — Bloom, Sadun &amp; Van Reenen 2012; Cusolito &amp; Maloney 2018; Hsieh &amp; Klenow 2009 và 2014.)</w:t>
       </w:r>
     </w:p>
-    <w:bookmarkEnd w:id="205"/>
-    <w:bookmarkStart w:id="207" w:name="X7621949d30e744d6874048fecb1435cd5e216fd"/>
+    <w:bookmarkEnd w:id="207"/>
+    <w:bookmarkStart w:id="209" w:name="X7621949d30e744d6874048fecb1435cd5e216fd"/>
     <w:p>
       <w:pPr>
         <w:pStyle w:val="Heading2"/>
@@ -41577,7 +43846,7 @@
         <w:t xml:space="preserve">(Mới v2.4 — 12-point data section transparency framework.)</w:t>
       </w:r>
     </w:p>
-    <w:bookmarkStart w:id="206" w:name="X2fb57ded0f7cbc8f956c4aa51a273056f808ba8"/>
+    <w:bookmarkStart w:id="208" w:name="X2fb57ded0f7cbc8f956c4aa51a273056f808ba8"/>
     <w:p>
       <w:pPr>
         <w:pStyle w:val="Heading3"/>
@@ -41758,9 +44027,9 @@
         <w:t xml:space="preserve">(Khung lát cắt ngang lặp lại — Phụ lục A.1, A.6.)</w:t>
       </w:r>
     </w:p>
-    <w:bookmarkEnd w:id="206"/>
-    <w:bookmarkEnd w:id="207"/>
-    <w:bookmarkStart w:id="208" w:name="X671f5c1355043217bd04f1f91c41f74e5ebb142"/>
+    <w:bookmarkEnd w:id="208"/>
+    <w:bookmarkEnd w:id="209"/>
+    <w:bookmarkStart w:id="210" w:name="X671f5c1355043217bd04f1f91c41f74e5ebb142"/>
     <w:p>
       <w:pPr>
         <w:pStyle w:val="Heading2"/>
@@ -43550,8 +45819,8 @@
         <w:t xml:space="preserve">. World Intellectual Property Organization.</w:t>
       </w:r>
     </w:p>
-    <w:bookmarkEnd w:id="208"/>
-    <w:bookmarkStart w:id="209" w:name="Xde200f04073635a38db4cac94b8061369cfcb08"/>
+    <w:bookmarkEnd w:id="210"/>
+    <w:bookmarkStart w:id="211" w:name="Xde200f04073635a38db4cac94b8061369cfcb08"/>
     <w:p>
       <w:pPr>
         <w:pStyle w:val="Heading2"/>
@@ -43687,8 +45956,8 @@
         <w:t xml:space="preserve">(Mới v2.4)</w:t>
       </w:r>
     </w:p>
-    <w:bookmarkEnd w:id="209"/>
-    <w:bookmarkStart w:id="210" w:name="X7241ee869b897bec300afe2239fcffb546e80e2"/>
+    <w:bookmarkEnd w:id="211"/>
+    <w:bookmarkStart w:id="212" w:name="X7241ee869b897bec300afe2239fcffb546e80e2"/>
     <w:p>
       <w:pPr>
         <w:pStyle w:val="Heading2"/>
@@ -43705,8 +45974,8 @@
         <w:t xml:space="preserve">(Giữ nguyên từ v2.1 — 4 đã xuất bản 2024-2026 + 4 đang chuẩn bị P3/P4/P5/P8.)</w:t>
       </w:r>
     </w:p>
-    <w:bookmarkEnd w:id="210"/>
-    <w:bookmarkStart w:id="211" w:name="X1905c160c4cd52294e7a67a5792aaeb2433790b"/>
+    <w:bookmarkEnd w:id="212"/>
+    <w:bookmarkStart w:id="213" w:name="X1905c160c4cd52294e7a67a5792aaeb2433790b"/>
     <w:p>
       <w:pPr>
         <w:pStyle w:val="Heading2"/>
@@ -43723,8 +45992,8 @@
         <w:t xml:space="preserve">(Giữ nguyên từ v2.0 — Auty 1993, Beblawi 1987, Gerelmaa &amp; Kotani 2016, Hertog 2010, Hvidt 2013, Sachs &amp; Warner 2001, Hall &amp; Soskice 2001, Bertram 2006, Briguglio 1995. Tổng 9 entries.)</w:t>
       </w:r>
     </w:p>
-    <w:bookmarkEnd w:id="211"/>
-    <w:bookmarkStart w:id="212" w:name="X1ca9aa89636ad43de36398867e3fda3073628b0"/>
+    <w:bookmarkEnd w:id="213"/>
+    <w:bookmarkStart w:id="214" w:name="X1ca9aa89636ad43de36398867e3fda3073628b0"/>
     <w:p>
       <w:pPr>
         <w:pStyle w:val="Heading2"/>
@@ -43741,8 +46010,8 @@
         <w:t xml:space="preserve">(Giữ nguyên từ v2.0 — 7 văn bản pháp lý + 8 hiệp định FTA.)</w:t>
       </w:r>
     </w:p>
-    <w:bookmarkEnd w:id="212"/>
-    <w:bookmarkStart w:id="213" w:name="X8c3cce854d69d4cec5e0e5c79c65fd3ecacba09"/>
+    <w:bookmarkEnd w:id="214"/>
+    <w:bookmarkStart w:id="215" w:name="X8c3cce854d69d4cec5e0e5c79c65fd3ecacba09"/>
     <w:p>
       <w:pPr>
         <w:pStyle w:val="Heading2"/>
@@ -43916,8 +46185,8 @@
         </w:pict>
       </w:r>
     </w:p>
-    <w:bookmarkEnd w:id="213"/>
-    <w:bookmarkStart w:id="214" w:name="X9fda309e68ad5febed2f75ba3907e03a038cbb1"/>
+    <w:bookmarkEnd w:id="215"/>
+    <w:bookmarkStart w:id="216" w:name="X9fda309e68ad5febed2f75ba3907e03a038cbb1"/>
     <w:p>
       <w:pPr>
         <w:pStyle w:val="Heading2"/>
@@ -45172,8 +47441,8 @@
         </w:pict>
       </w:r>
     </w:p>
-    <w:bookmarkEnd w:id="214"/>
-    <w:bookmarkStart w:id="215" w:name="X4863c99e382dd33e45c83c62d65ccdbfdf2be54"/>
+    <w:bookmarkEnd w:id="216"/>
+    <w:bookmarkStart w:id="217" w:name="X4863c99e382dd33e45c83c62d65ccdbfdf2be54"/>
     <w:p>
       <w:pPr>
         <w:pStyle w:val="Heading2"/>
@@ -45350,8 +47619,8 @@
         </w:pict>
       </w:r>
     </w:p>
-    <w:bookmarkEnd w:id="215"/>
-    <w:bookmarkStart w:id="216" w:name="Xbd941738ba66bb94640e93ff5b476f7b031b91b"/>
+    <w:bookmarkEnd w:id="217"/>
+    <w:bookmarkStart w:id="218" w:name="Xbd941738ba66bb94640e93ff5b476f7b031b91b"/>
     <w:p>
       <w:pPr>
         <w:pStyle w:val="Heading2"/>
@@ -45640,8 +47909,8 @@
         </w:pict>
       </w:r>
     </w:p>
-    <w:bookmarkEnd w:id="216"/>
-    <w:bookmarkStart w:id="217" w:name="Xef809cfcfe0baf8ba5c87a5d2dc964c02e59512"/>
+    <w:bookmarkEnd w:id="218"/>
+    <w:bookmarkStart w:id="219" w:name="Xef809cfcfe0baf8ba5c87a5d2dc964c02e59512"/>
     <w:p>
       <w:pPr>
         <w:pStyle w:val="Heading2"/>
@@ -46092,8 +48361,8 @@
         </w:pict>
       </w:r>
     </w:p>
-    <w:bookmarkEnd w:id="217"/>
-    <w:bookmarkStart w:id="221" w:name="hướng-dẫn-sử-dụng-cập-nhật-v2.5"/>
+    <w:bookmarkEnd w:id="219"/>
+    <w:bookmarkStart w:id="223" w:name="hướng-dẫn-sử-dụng-cập-nhật-v2.5"/>
     <w:p>
       <w:pPr>
         <w:pStyle w:val="Heading2"/>
@@ -46102,7 +48371,7 @@
         <w:t xml:space="preserve">Hướng dẫn sử dụng (cập nhật v2.5)</w:t>
       </w:r>
     </w:p>
-    <w:bookmarkStart w:id="218" w:name="trong-bản-thảo-luận-án"/>
+    <w:bookmarkStart w:id="220" w:name="trong-bản-thảo-luận-án"/>
     <w:p>
       <w:pPr>
         <w:pStyle w:val="Heading3"/>
@@ -47062,8 +49331,8 @@
         <w:t xml:space="preserve">[Atlas chapter, Section P]</w:t>
       </w:r>
     </w:p>
-    <w:bookmarkEnd w:id="218"/>
-    <w:bookmarkStart w:id="219" w:name="khi-nộp-bản-cuối"/>
+    <w:bookmarkEnd w:id="220"/>
+    <w:bookmarkStart w:id="221" w:name="khi-nộp-bản-cuối"/>
     <w:p>
       <w:pPr>
         <w:pStyle w:val="Heading3"/>
@@ -47229,8 +49498,8 @@
         <w:t xml:space="preserve">— số đầy đủ + ngày publication trên datatopics.worldbank.org.</w:t>
       </w:r>
     </w:p>
-    <w:bookmarkEnd w:id="219"/>
-    <w:bookmarkStart w:id="220" w:name="audit-warnings-status-cập-nhật-v2.5"/>
+    <w:bookmarkEnd w:id="221"/>
+    <w:bookmarkStart w:id="222" w:name="audit-warnings-status-cập-nhật-v2.5"/>
     <w:p>
       <w:pPr>
         <w:pStyle w:val="Heading3"/>
@@ -47355,9 +49624,9 @@
         </w:pict>
       </w:r>
     </w:p>
-    <w:bookmarkEnd w:id="220"/>
-    <w:bookmarkEnd w:id="221"/>
-    <w:bookmarkStart w:id="222" w:name="Xe55fb46d00de6bf9b95fd9179798e6474c95835"/>
+    <w:bookmarkEnd w:id="222"/>
+    <w:bookmarkEnd w:id="223"/>
+    <w:bookmarkStart w:id="224" w:name="Xe55fb46d00de6bf9b95fd9179798e6474c95835"/>
     <w:p>
       <w:pPr>
         <w:pStyle w:val="Heading2"/>
@@ -48754,8 +51023,8 @@
         <w:t xml:space="preserve">(1), 132–142. https://doi.org/10.1016/j.jwb.2013.04.003</w:t>
       </w:r>
     </w:p>
-    <w:bookmarkEnd w:id="222"/>
-    <w:bookmarkStart w:id="223" w:name="Xd7e1b1ec1596ddfb204126def34f28100020172"/>
+    <w:bookmarkEnd w:id="224"/>
+    <w:bookmarkStart w:id="225" w:name="Xd7e1b1ec1596ddfb204126def34f28100020172"/>
     <w:p>
       <w:pPr>
         <w:pStyle w:val="Heading2"/>
@@ -49663,8 +51932,8 @@
         <w:t xml:space="preserve">(1), 1–15. https://doi.org/10.1007/s11365-011-0218-8</w:t>
       </w:r>
     </w:p>
-    <w:bookmarkEnd w:id="223"/>
-    <w:bookmarkStart w:id="224" w:name="Xac3469c407a51be8ab1bf290cd8561897ea439c"/>
+    <w:bookmarkEnd w:id="225"/>
+    <w:bookmarkStart w:id="226" w:name="Xac3469c407a51be8ab1bf290cd8561897ea439c"/>
     <w:p>
       <w:pPr>
         <w:pStyle w:val="Heading2"/>
@@ -49738,8 +52007,8 @@
         <w:t xml:space="preserve">(2), 239–250. https://doi.org/10.1002/gsj.1383</w:t>
       </w:r>
     </w:p>
-    <w:bookmarkEnd w:id="224"/>
-    <w:bookmarkStart w:id="225" w:name="X15e01107f5fc0341333f11988493a9502b35627"/>
+    <w:bookmarkEnd w:id="226"/>
+    <w:bookmarkStart w:id="227" w:name="X15e01107f5fc0341333f11988493a9502b35627"/>
     <w:p>
       <w:pPr>
         <w:pStyle w:val="Heading2"/>
@@ -50418,8 +52687,8 @@
         </w:pict>
       </w:r>
     </w:p>
-    <w:bookmarkEnd w:id="225"/>
-    <w:bookmarkStart w:id="229" w:name="X5cd8a8b98c5930790a226592bde9793b6e0e242"/>
+    <w:bookmarkEnd w:id="227"/>
+    <w:bookmarkStart w:id="231" w:name="X5cd8a8b98c5930790a226592bde9793b6e0e242"/>
     <w:p>
       <w:pPr>
         <w:pStyle w:val="Heading2"/>
@@ -50454,7 +52723,7 @@
         <w:t xml:space="preserve">blocks chưa được expand, và 2 auxiliary entries.</w:t>
       </w:r>
     </w:p>
-    <w:bookmarkStart w:id="226" w:name="X041759103c7c799db9799d6bd71834307a428c8"/>
+    <w:bookmarkStart w:id="228" w:name="X041759103c7c799db9799d6bd71834307a428c8"/>
     <w:p>
       <w:pPr>
         <w:pStyle w:val="Heading3"/>
@@ -50463,8 +52732,8 @@
         <w:t xml:space="preserve">Công trình của tác giả luận án — Cập nhật Section M</w:t>
       </w:r>
     </w:p>
-    <w:bookmarkEnd w:id="226"/>
-    <w:bookmarkStart w:id="227" w:name="X03425170776bdc22411e9d4a6a3935a0796568a"/>
+    <w:bookmarkEnd w:id="228"/>
+    <w:bookmarkStart w:id="229" w:name="X03425170776bdc22411e9d4a6a3935a0796568a"/>
     <w:p>
       <w:pPr>
         <w:pStyle w:val="Heading3"/>
@@ -50633,8 +52902,8 @@
         <w:t xml:space="preserve">(2), 220–246. https://doi.org/10.1017/S1876404511200046</w:t>
       </w:r>
     </w:p>
-    <w:bookmarkEnd w:id="227"/>
-    <w:bookmarkStart w:id="228" w:name="lý-thuyết-bổ-sung-section-ac-mở-rộng"/>
+    <w:bookmarkEnd w:id="229"/>
+    <w:bookmarkStart w:id="230" w:name="lý-thuyết-bổ-sung-section-ac-mở-rộng"/>
     <w:p>
       <w:pPr>
         <w:pStyle w:val="Heading3"/>
@@ -50704,9 +52973,9 @@
         <w:t xml:space="preserve">. IntechOpen. https://doi.org/10.5772/intechopen.1011012</w:t>
       </w:r>
     </w:p>
-    <w:bookmarkEnd w:id="228"/>
-    <w:bookmarkEnd w:id="229"/>
-    <w:bookmarkStart w:id="230" w:name="X4ad38a67506c0aa3a2d571e9cd2db0013b86176"/>
+    <w:bookmarkEnd w:id="230"/>
+    <w:bookmarkEnd w:id="231"/>
+    <w:bookmarkStart w:id="232" w:name="X4ad38a67506c0aa3a2d571e9cd2db0013b86176"/>
     <w:p>
       <w:pPr>
         <w:pStyle w:val="Heading2"/>
@@ -50778,8 +53047,8 @@
         <w:t xml:space="preserve">(2), 325–342. https://doi.org/10.1057/palgrave.jibs.8490203</w:t>
       </w:r>
     </w:p>
-    <w:bookmarkEnd w:id="230"/>
-    <w:bookmarkStart w:id="231" w:name="X4810745a8b7558f6ac6877d26fce4f3b946fba5"/>
+    <w:bookmarkEnd w:id="232"/>
+    <w:bookmarkStart w:id="233" w:name="X4810745a8b7558f6ac6877d26fce4f3b946fba5"/>
     <w:p>
       <w:pPr>
         <w:pStyle w:val="Heading2"/>
@@ -50830,8 +53099,8 @@
         <w:t xml:space="preserve">(12), 1250–1262. https://doi.org/10.1016/j.jbusres.2008.01.013</w:t>
       </w:r>
     </w:p>
-    <w:bookmarkEnd w:id="231"/>
-    <w:bookmarkStart w:id="232" w:name="X2a802b4844355bd9a9addebe0f180df0342c84e"/>
+    <w:bookmarkEnd w:id="233"/>
+    <w:bookmarkStart w:id="234" w:name="X2a802b4844355bd9a9addebe0f180df0342c84e"/>
     <w:p>
       <w:pPr>
         <w:pStyle w:val="Heading2"/>
@@ -51050,8 +53319,8 @@
         <w:t xml:space="preserve">. Sage.</w:t>
       </w:r>
     </w:p>
-    <w:bookmarkEnd w:id="232"/>
-    <w:bookmarkStart w:id="233" w:name="X0abbf775f59dd3e18884b0e2af21123940b885a"/>
+    <w:bookmarkEnd w:id="234"/>
+    <w:bookmarkStart w:id="235" w:name="X0abbf775f59dd3e18884b0e2af21123940b885a"/>
     <w:p>
       <w:pPr>
         <w:pStyle w:val="Heading2"/>
@@ -51190,9 +53459,9 @@
         <w:br w:type="page"/>
       </w:r>
     </w:p>
-    <w:bookmarkEnd w:id="233"/>
-    <w:bookmarkEnd w:id="234"/>
-    <w:bookmarkStart w:id="245" w:name="Xff640a2fe7b5357a1c83c06fced6026c707611d"/>
+    <w:bookmarkEnd w:id="235"/>
+    <w:bookmarkEnd w:id="236"/>
+    <w:bookmarkStart w:id="247" w:name="Xff640a2fe7b5357a1c83c06fced6026c707611d"/>
     <w:p>
       <w:pPr>
         <w:pStyle w:val="Heading1"/>
@@ -51305,7 +53574,7 @@
         <w:t xml:space="preserve">).</w:t>
       </w:r>
     </w:p>
-    <w:bookmarkStart w:id="235" w:name="X0582f4e8341b91a67fe62cd046a843bbb6226bb"/>
+    <w:bookmarkStart w:id="237" w:name="X0582f4e8341b91a67fe62cd046a843bbb6226bb"/>
     <w:p>
       <w:pPr>
         <w:pStyle w:val="Heading2"/>
@@ -51420,8 +53689,8 @@
         <w:t xml:space="preserve">quyết định lọc và hài hòa.</w:t>
       </w:r>
     </w:p>
-    <w:bookmarkEnd w:id="235"/>
-    <w:bookmarkStart w:id="236" w:name="a.2-nguồn-dữ-liệu-và-đơn-vị-phân-tích"/>
+    <w:bookmarkEnd w:id="237"/>
+    <w:bookmarkStart w:id="238" w:name="a.2-nguồn-dữ-liệu-và-đơn-vị-phân-tích"/>
     <w:p>
       <w:pPr>
         <w:pStyle w:val="Heading2"/>
@@ -51831,8 +54100,8 @@
         <w:t xml:space="preserve">2006–2012 của nền khác dùng bộ công cụ Standardized (ví dụ Jordan 2006) đều được nhận.</w:t>
       </w:r>
     </w:p>
-    <w:bookmarkEnd w:id="236"/>
-    <w:bookmarkStart w:id="237" w:name="Xd70dc06f8ccec128443ad2d01abc5c85de5037e"/>
+    <w:bookmarkEnd w:id="238"/>
+    <w:bookmarkStart w:id="239" w:name="Xd70dc06f8ccec128443ad2d01abc5c85de5037e"/>
     <w:p>
       <w:pPr>
         <w:pStyle w:val="Heading2"/>
@@ -52662,8 +54931,8 @@
         <w:t xml:space="preserve">liệu thô và là con số được trích dẫn trong Chương 3–4. Sai khác giữa hai lớp được công bố minh bạch để hội đồng kiểm chứng.</w:t>
       </w:r>
     </w:p>
-    <w:bookmarkEnd w:id="237"/>
-    <w:bookmarkStart w:id="238" w:name="a.4-hài-hòa-hóa-biến-số-bước-s3"/>
+    <w:bookmarkEnd w:id="239"/>
+    <w:bookmarkStart w:id="240" w:name="a.4-hài-hòa-hóa-biến-số-bước-s3"/>
     <w:p>
       <w:pPr>
         <w:pStyle w:val="Heading2"/>
@@ -52978,8 +55247,8 @@
         <w:t xml:space="preserve">), quy mô (log lao động), sở hữu nước ngoài, đặc điểm nhà quản trị, ngành ISIC.</w:t>
       </w:r>
     </w:p>
-    <w:bookmarkEnd w:id="238"/>
-    <w:bookmarkStart w:id="239" w:name="X416f14599a376c8f9173525fa72cdada272c4e0"/>
+    <w:bookmarkEnd w:id="240"/>
+    <w:bookmarkStart w:id="241" w:name="X416f14599a376c8f9173525fa72cdada272c4e0"/>
     <w:p>
       <w:pPr>
         <w:pStyle w:val="Heading2"/>
@@ -53363,8 +55632,8 @@
         <w:t xml:space="preserve">theo Bảng Penn World (Feenstra et al., 2015).</w:t>
       </w:r>
     </w:p>
-    <w:bookmarkEnd w:id="239"/>
-    <w:bookmarkStart w:id="240" w:name="Xcda44a616a0294a63022c370d6fafff6af411dd"/>
+    <w:bookmarkEnd w:id="241"/>
+    <w:bookmarkStart w:id="242" w:name="Xcda44a616a0294a63022c370d6fafff6af411dd"/>
     <w:p>
       <w:pPr>
         <w:pStyle w:val="Heading2"/>
@@ -53867,8 +56136,8 @@
         <w:t xml:space="preserve">phối ở vùng FSTS cao không đủ để nhận dạng điểm uốn bậc ba một cách chính xác.</w:t>
       </w:r>
     </w:p>
-    <w:bookmarkEnd w:id="240"/>
-    <w:bookmarkStart w:id="241" w:name="a.7-phân-tầng-thể-chế-icrv-bước-s5"/>
+    <w:bookmarkEnd w:id="242"/>
+    <w:bookmarkStart w:id="243" w:name="a.7-phân-tầng-thể-chế-icrv-bước-s5"/>
     <w:p>
       <w:pPr>
         <w:pStyle w:val="Heading2"/>
@@ -53955,8 +56224,8 @@
         <w:t xml:space="preserve">mở rộng của P8).</w:t>
       </w:r>
     </w:p>
-    <w:bookmarkEnd w:id="241"/>
-    <w:bookmarkStart w:id="242" w:name="a.8-trọng-số-mẫu-và-tính-đại-diện"/>
+    <w:bookmarkEnd w:id="243"/>
+    <w:bookmarkStart w:id="244" w:name="a.8-trọng-số-mẫu-và-tính-đại-diện"/>
     <w:p>
       <w:pPr>
         <w:pStyle w:val="Heading2"/>
@@ -54046,8 +56315,8 @@
         <w:t xml:space="preserve">cận này cân bằng giữa tính đại diện và hiệu quả ước lượng một cách có luận chứng.</w:t>
       </w:r>
     </w:p>
-    <w:bookmarkEnd w:id="242"/>
-    <w:bookmarkStart w:id="243" w:name="a.9-xử-lý-dữ-liệu-thiếu-bước-s4-s6"/>
+    <w:bookmarkEnd w:id="244"/>
+    <w:bookmarkStart w:id="245" w:name="a.9-xử-lý-dữ-liệu-thiếu-bước-s4-s6"/>
     <w:p>
       <w:pPr>
         <w:pStyle w:val="Heading2"/>
@@ -54163,8 +56432,8 @@
         <w:t xml:space="preserve">điểm uốn để bảo đảm kết quả không bị chi phối bởi cơ chế khuyết (Little &amp; Rubin, 2019).</w:t>
       </w:r>
     </w:p>
-    <w:bookmarkEnd w:id="243"/>
-    <w:bookmarkStart w:id="244" w:name="a.10-khả-năng-tái-lập-và-hạn-chế"/>
+    <w:bookmarkEnd w:id="245"/>
+    <w:bookmarkStart w:id="246" w:name="a.10-khả-năng-tái-lập-và-hạn-chế"/>
     <w:p>
       <w:pPr>
         <w:pStyle w:val="Heading2"/>
@@ -54443,8 +56712,8 @@
         <w:br w:type="page"/>
       </w:r>
     </w:p>
-    <w:bookmarkEnd w:id="244"/>
-    <w:bookmarkEnd w:id="245"/>
+    <w:bookmarkEnd w:id="246"/>
+    <w:bookmarkEnd w:id="247"/>
     <w:sectPr>
       <w:pgSz w:h="16838" w:w="11906"/>
       <w:pgMar w:bottom="1417" w:left="1417" w:right="1417" w:top="1417"/>

--- a/dist/luan_an_ctu/LUAN_AN_FULL_vi.docx
+++ b/dist/luan_an_ctu/LUAN_AN_FULL_vi.docx
@@ -6121,7 +6121,7 @@
     </w:p>
     <w:bookmarkEnd w:id="86"/>
     <w:bookmarkEnd w:id="87"/>
-    <w:bookmarkStart w:id="96" w:name="X8de0b19c054d402e314fef9726425749df3fc18"/>
+    <w:bookmarkStart w:id="100" w:name="X8de0b19c054d402e314fef9726425749df3fc18"/>
     <w:p>
       <w:pPr>
         <w:pStyle w:val="Heading2"/>
@@ -6270,7 +6270,33 @@
       </w:r>
     </w:p>
     <w:bookmarkEnd w:id="88"/>
-    <w:bookmarkStart w:id="89" w:name="Xbff20786659f3471473d6f5f9041e850d60d8e2"/>
+    <w:bookmarkStart w:id="89" w:name="X92816843f2011c38d3bd6bf055668ea54f97029"/>
+    <w:p>
+      <w:pPr>
+        <w:pStyle w:val="Heading3"/>
+      </w:pPr>
+      <w:r>
+        <w:t xml:space="preserve">3.3.1.1 Hài hòa hóa ba thế hệ lược đồ bảng hỏi WBES</w:t>
+      </w:r>
+    </w:p>
+    <w:p>
+      <w:pPr>
+        <w:pStyle w:val="FirstParagraph"/>
+      </w:pPr>
+      <w:r>
+        <w:t xml:space="preserve">Bộ công cụ WBES đã trải qua ba thế hệ lược đồ với hệ thống mã biến và phạm vi module khác nhau: thế hệ PICS3 đời đầu, thế hệ Standardized toàn cầu áp dụng từ năm 2006, và thế hệ BREADY/BEE gần đây. Sự thay đổi này tạo ra thách thức then chốt cho hợp nhất đa quốc gia, vì cùng một khái niệm có thể được hỏi bằng trường khác nhau hoặc thiếu hẳn ở một số đợt. Luận án giải quyết bằng một lược đồ biến chung ánh xạ mọi trường dị biệt về các module cốt lõi bất biến của bộ công cụ toàn cầu, với tiêu chí vận hành để một đợt được nhận vào khung so sánh là sự hiện diện của các biến lõi đã hài hòa, cụ thể là doanh thu (d2), lao động (l1) và xuất khẩu trực tiếp cùng gián tiếp (d3b và d3c). Đợt khảo sát đáp ứng năm khảo sát từ 2006 nhưng chạy trên bộ công cụ khu vực cũ không chứa các biến lõi này bị loại do bất tương thích bộ công cụ chứ không phải do thiếu dữ liệu.</w:t>
+      </w:r>
+    </w:p>
+    <w:p>
+      <w:pPr>
+        <w:pStyle w:val="BodyText"/>
+      </w:pPr>
+      <w:r>
+        <w:t xml:space="preserve">Quy trình hợp nhất tuân theo nguyên tắc minh bạch kiểu PRISMA cho dữ liệu thứ cấp, gồm sáu bước tuần tự: lọc loại khảo sát, khử trùng lặp một khảo sát cho mỗi cặp nền kinh tế và năm, hài hòa hóa biến, mã hóa mã không phản hồi của WBES thành giá trị khuyết, phân tầng chế độ thể chế, đến tạo mẫu phân tích bằng xóa theo danh sách. Mỗi bước ghi rõ tiêu chí và số quan sát còn lại nhằm cho phép tái dựng và kiểm chứng. Một hệ quả của xóa theo danh sách là cỡ mẫu giảm dần khi thêm biến kiểm soát, rõ nhất ở biến sở hữu nước ngoài vốn khuyết nhiều ở các nền nhỏ và sóng sớm; luận án báo cáo minh bạch sự suy giảm này và kiểm tra tính ổn định của điểm uốn qua các đặc tả để bảo đảm kết quả không bị chi phối bởi cơ chế khuyết. Toàn bộ thao tác chi tiết của quy trình sáu bước, cùng dòng dữ liệu kiểu PRISMA và mã tái lập, được trình bày đầy đủ ở Phụ lục A.</w:t>
+      </w:r>
+    </w:p>
+    <w:bookmarkEnd w:id="89"/>
+    <w:bookmarkStart w:id="90" w:name="Xbff20786659f3471473d6f5f9041e850d60d8e2"/>
     <w:p>
       <w:pPr>
         <w:pStyle w:val="Heading3"/>
@@ -6687,8 +6713,139 @@
         <w:t xml:space="preserve">: lập luận rõ ràng về firm performance là khái niệm đa chiều và việc lựa chọn thước đo phải phù hợp với bối cảnh dữ liệu (xem Chương 2).</w:t>
       </w:r>
     </w:p>
-    <w:bookmarkEnd w:id="89"/>
-    <w:bookmarkStart w:id="90" w:name="đo-lường-biến-độc-lập-quốc-tế-hóa"/>
+    <w:bookmarkEnd w:id="90"/>
+    <w:bookmarkStart w:id="91" w:name="X2fa5ef18c5e43567e4013cc52a8fa997be89445"/>
+    <w:p>
+      <w:pPr>
+        <w:pStyle w:val="Heading3"/>
+      </w:pPr>
+      <w:r>
+        <w:t xml:space="preserve">3.3.2.1 Vận hành hóa thước đo năng suất và quy trình xử lý phân phối</w:t>
+      </w:r>
+    </w:p>
+    <w:p>
+      <w:pPr>
+        <w:pStyle w:val="FirstParagraph"/>
+      </w:pPr>
+      <w:r>
+        <w:t xml:space="preserve">Năng suất lao động được dựng từ hai trường khảo sát cốt lõi của bộ công cụ WBES: tổng doanh thu năm tài chính gần nhất (trường d2) và số lao động thường xuyên toàn thời gian cuối kỳ (trường l1). Biến phụ thuộc nhận dạng logarit tự nhiên của thương số hai trường này, nghĩa là</w:t>
+      </w:r>
+      <w:r>
+        <w:t xml:space="preserve"> </w:t>
+      </w:r>
+      <m:oMath>
+        <m:r>
+          <m:rPr>
+            <m:sty m:val="p"/>
+          </m:rPr>
+          <m:t>ln</m:t>
+        </m:r>
+        <m:d>
+          <m:dPr>
+            <m:begChr m:val="("/>
+            <m:endChr m:val=")"/>
+            <m:sepChr m:val=""/>
+            <m:grow/>
+          </m:dPr>
+          <m:e>
+            <m:r>
+              <m:rPr>
+                <m:nor/>
+                <m:sty m:val="p"/>
+              </m:rPr>
+              <m:t>LP</m:t>
+            </m:r>
+          </m:e>
+        </m:d>
+        <m:r>
+          <m:rPr>
+            <m:sty m:val="p"/>
+          </m:rPr>
+          <m:t>=</m:t>
+        </m:r>
+        <m:r>
+          <m:rPr>
+            <m:sty m:val="p"/>
+          </m:rPr>
+          <m:t>ln</m:t>
+        </m:r>
+        <m:d>
+          <m:dPr>
+            <m:begChr m:val="("/>
+            <m:endChr m:val=")"/>
+            <m:sepChr m:val=""/>
+            <m:grow/>
+          </m:dPr>
+          <m:e>
+            <m:r>
+              <m:t>d</m:t>
+            </m:r>
+            <m:r>
+              <m:t>2</m:t>
+            </m:r>
+            <m:r>
+              <m:rPr>
+                <m:sty m:val="p"/>
+              </m:rPr>
+              <m:t>/</m:t>
+            </m:r>
+            <m:r>
+              <m:t>l</m:t>
+            </m:r>
+            <m:r>
+              <m:t>1</m:t>
+            </m:r>
+          </m:e>
+        </m:d>
+      </m:oMath>
+      <w:r>
+        <w:t xml:space="preserve">, một phép biến đổi vừa nén đuôi phải của phân phối doanh thu vừa cho phép diễn giải hệ số theo phần trăm. Do doanh thu thô được báo cáo bằng nội tệ của từng nền kinh tế, mức năng suất thô không so sánh trực tiếp giữa các nước, một mối đe dọa hiệu lực được xử lý qua thiết kế ước lượng chứ không qua quy đổi tỷ giá danh nghĩa.</w:t>
+      </w:r>
+    </w:p>
+    <w:p>
+      <w:pPr>
+        <w:pStyle w:val="BodyText"/>
+      </w:pPr>
+      <w:r>
+        <w:t xml:space="preserve">Trước khi ước lượng, năng suất lao động trải qua hai bước xử lý phân phối nhằm bảo đảm tính bền vững của ước lượng trước quan sát cực trị. Bước thứ nhất là cắt đuôi (winsorize) tại ngưỡng phân vị 1 và 99 áp dụng trong từng cặp nền kinh tế và năm, qua đó giới hạn ảnh hưởng của giá trị ngoại lai mà không loại bỏ quan sát khỏi mẫu. Bước thứ hai, chỉ áp dụng cho khung ước lượng đa quốc gia, là chuẩn hóa z trong từng cặp nền kinh tế và năm, đưa mọi quan sát về cùng thang vị thế tương đối trong phân phối nội bộ nước–năm. Phép chuẩn hóa này khử triệt để khác biệt đơn vị tiền tệ và mặt bằng giá, đồng thời bảo toàn cấu trúc biến thiên bên trong mỗi nước, nơi diễn ra việc nhận dạng quan hệ quốc tế hóa–hiệu quả. Đối với các nghiên cứu đơn quốc gia, doanh thu được biểu thị bằng một nội tệ duy nhất nên mức</w:t>
+      </w:r>
+      <w:r>
+        <w:t xml:space="preserve"> </w:t>
+      </w:r>
+      <m:oMath>
+        <m:r>
+          <m:rPr>
+            <m:sty m:val="p"/>
+          </m:rPr>
+          <m:t>ln</m:t>
+        </m:r>
+        <m:d>
+          <m:dPr>
+            <m:begChr m:val="("/>
+            <m:endChr m:val=")"/>
+            <m:sepChr m:val=""/>
+            <m:grow/>
+          </m:dPr>
+          <m:e>
+            <m:r>
+              <m:rPr>
+                <m:nor/>
+                <m:sty m:val="p"/>
+              </m:rPr>
+              <m:t>LP</m:t>
+            </m:r>
+          </m:e>
+        </m:d>
+      </m:oMath>
+      <w:r>
+        <w:t xml:space="preserve"> </w:t>
+      </w:r>
+      <w:r>
+        <w:t xml:space="preserve">so sánh được trực tiếp trong nội bộ mẫu; khác biệt mặt bằng giá giữa các đợt khảo sát được hấp thụ bằng biến giả đợt hoặc hiệu ứng cố định năm, kèm cắt đuôi 1 và 99.</w:t>
+      </w:r>
+    </w:p>
+    <w:bookmarkEnd w:id="91"/>
+    <w:bookmarkStart w:id="92" w:name="đo-lường-biến-độc-lập-quốc-tế-hóa"/>
     <w:p>
       <w:pPr>
         <w:pStyle w:val="Heading3"/>
@@ -6840,17 +6997,114 @@
         <w:t xml:space="preserve">để kiểm định phi tuyến đã được áp dụng trong Lu và Beamish (2004), Contractor et al. (2003), và Hitt et al. (1997). Specification cubic được nghiên cứu thành phần P2 xác nhận có ý nghĩa thống kê ở Trung Quốc với điểm uốn ~47,8% FSTS, làm baseline cho việc kiểm định mở rộng trong luận án.</w:t>
       </w:r>
     </w:p>
-    <w:bookmarkEnd w:id="90"/>
-    <w:bookmarkStart w:id="94" w:name="đo-lường-biến-điều-tiết"/>
+    <w:bookmarkEnd w:id="92"/>
+    <w:bookmarkStart w:id="93" w:name="Xab070be4115f525089510c76b6d385560991d8b"/>
     <w:p>
       <w:pPr>
         <w:pStyle w:val="Heading3"/>
       </w:pPr>
       <w:r>
+        <w:t xml:space="preserve">3.3.3.1 Vận hành hóa cường độ quốc tế hóa và quy ước trung tâm hóa</w:t>
+      </w:r>
+    </w:p>
+    <w:p>
+      <w:pPr>
+        <w:pStyle w:val="FirstParagraph"/>
+      </w:pPr>
+      <w:r>
+        <w:t xml:space="preserve">Cường độ quốc tế hóa được đo bằng tỷ trọng doanh thu xuất khẩu trên tổng doanh thu (Foreign Sales To Total Sales, FSTS), giới hạn miền giá trị từ 0 đến 1. Doanh nghiệp không xuất khẩu nhận giá trị FSTS bằng 0, một giá trị hợp lệ phản ánh trạng thái phi xuất khẩu chứ không phải dữ liệu khuyết. Khung đa quốc gia cộng gộp xuất khẩu trực tiếp và gián tiếp (tổng hai trường d3b và d3c), đúng định nghĩa tham gia xuất khẩu chuẩn của bộ công cụ WBES; hai nghiên cứu đơn quốc gia (Việt Nam, Trung Quốc) dùng riêng xuất khẩu trực tiếp (trường d3c), vì xuất khẩu gián tiếp ủy thác chức năng quốc tế hóa cho trung gian thương mại với cơ chế học hỏi và yêu cầu nguồn lực khác về bản chất.</w:t>
+      </w:r>
+    </w:p>
+    <w:p>
+      <w:pPr>
+        <w:pStyle w:val="BodyText"/>
+      </w:pPr>
+      <w:r>
+        <w:t xml:space="preserve">Để kiểm định phi tuyến, mô hình đưa đồng thời số hạng bậc nhất và số hạng bậc hai của cường độ xuất khẩu. Trước khi tạo số hạng bậc hai, cường độ xuất khẩu được trung tâm hóa quanh trung bình trong từng đợt khảo sát hoặc trong từng mẫu gộp, một quy ước làm giảm tương quan giả tạo giữa số hạng tuyến tính và số hạng bình phương, qua đó cải thiện độ ổn định số học của ước lượng và làm rõ diễn giải hệ số tại điểm trung bình của mẫu. Điểm uốn của quan hệ chữ U ngược được khôi phục về thang gốc bằng cách cộng trung bình mẫu vào tỷ số</w:t>
+      </w:r>
+      <w:r>
+        <w:t xml:space="preserve"> </w:t>
+      </w:r>
+      <m:oMath>
+        <m:r>
+          <m:rPr>
+            <m:sty m:val="p"/>
+          </m:rPr>
+          <m:t>−</m:t>
+        </m:r>
+        <m:sSub>
+          <m:e>
+            <m:acc>
+              <m:accPr>
+                <m:chr m:val="̂"/>
+              </m:accPr>
+              <m:e>
+                <m:r>
+                  <m:t>β</m:t>
+                </m:r>
+              </m:e>
+            </m:acc>
+          </m:e>
+          <m:sub>
+            <m:r>
+              <m:t>1</m:t>
+            </m:r>
+          </m:sub>
+        </m:sSub>
+        <m:r>
+          <m:rPr>
+            <m:sty m:val="p"/>
+          </m:rPr>
+          <m:t>/</m:t>
+        </m:r>
+        <m:d>
+          <m:dPr>
+            <m:begChr m:val="("/>
+            <m:endChr m:val=")"/>
+            <m:sepChr m:val=""/>
+            <m:grow/>
+          </m:dPr>
+          <m:e>
+            <m:r>
+              <m:t>2</m:t>
+            </m:r>
+            <m:sSub>
+              <m:e>
+                <m:acc>
+                  <m:accPr>
+                    <m:chr m:val="̂"/>
+                  </m:accPr>
+                  <m:e>
+                    <m:r>
+                      <m:t>β</m:t>
+                    </m:r>
+                  </m:e>
+                </m:acc>
+              </m:e>
+              <m:sub>
+                <m:r>
+                  <m:t>2</m:t>
+                </m:r>
+              </m:sub>
+            </m:sSub>
+          </m:e>
+        </m:d>
+      </m:oMath>
+      <w:r>
+        <w:t xml:space="preserve">, cho phép báo cáo ngưỡng tối ưu theo tỷ trọng xuất khẩu thực tế. Số hạng bậc hai được ưu tiên hơn bậc ba trong khung đa quốc gia khi khối lượng phân phối ở vùng cường độ xuất khẩu cao không đủ để nhận dạng chính xác điểm uốn bậc ba; bậc ba chỉ được giữ ở nghiên cứu Trung Quốc, nơi cả hai đợt khảo sát có đủ mật độ doanh nghiệp xuất khẩu cường độ cao.</w:t>
+      </w:r>
+    </w:p>
+    <w:bookmarkEnd w:id="93"/>
+    <w:bookmarkStart w:id="97" w:name="đo-lường-biến-điều-tiết"/>
+    <w:p>
+      <w:pPr>
+        <w:pStyle w:val="Heading3"/>
+      </w:pPr>
+      <w:r>
         <w:t xml:space="preserve">3.3.4 Đo lường biến điều tiết</w:t>
       </w:r>
     </w:p>
-    <w:bookmarkStart w:id="91" w:name="digital-constructs-tci-và-dai"/>
+    <w:bookmarkStart w:id="94" w:name="digital-constructs-tci-và-dai"/>
     <w:p>
       <w:pPr>
         <w:pStyle w:val="Heading4"/>
@@ -7069,8 +7323,8 @@
         <w:t xml:space="preserve">trong bối cảnh WBES, đảm bảo construct purity ở 50 nền kinh tế châu Á và Thái Bình Dương, với pipeline hòa hợp 3 thế hệ schema. Phân tách TCI và DAI theo (i) Bharadwaj et al. (2013), IT capability vs digital business strategy có nomological nets khác nhau; (ii) phân tầng 3 cấp của Verhoef et al. (2021), digitization, digitalization, digital transformation; (iii) truyền thống Lall (1992) và Cohen &amp; Levinthal (1990) coi technological capability là chiều sâu năng lực nội tại (absorptive capacity), khác về bản chất với digital adoption ở giao diện ngoại tại; (iv) resource-orchestration logic của Bhandari et al. (2023) cho I–P relationship; và (v) 4 tiêu chí formative composite của Coltman et al. (2008), đảm bảo TCI và DAI là hai composite độc lập.</w:t>
       </w:r>
     </w:p>
-    <w:bookmarkEnd w:id="91"/>
-    <w:bookmarkStart w:id="92" w:name="biến-thể-chế"/>
+    <w:bookmarkEnd w:id="94"/>
+    <w:bookmarkStart w:id="95" w:name="biến-thể-chế"/>
     <w:p>
       <w:pPr>
         <w:pStyle w:val="Heading4"/>
@@ -7109,8 +7363,8 @@
         <w:t xml:space="preserve">: Khanna và Palepu (2010) với institutional voids; North (1990) với institutional analysis; Marano et al. (2016) với meta-analytic evidence về institutional các biến điều tiết.</w:t>
       </w:r>
     </w:p>
-    <w:bookmarkEnd w:id="92"/>
-    <w:bookmarkStart w:id="93" w:name="đặc-điểm-nhà-quản-trị-cấp-cao"/>
+    <w:bookmarkEnd w:id="95"/>
+    <w:bookmarkStart w:id="96" w:name="đặc-điểm-nhà-quản-trị-cấp-cao"/>
     <w:p>
       <w:pPr>
         <w:pStyle w:val="Heading4"/>
@@ -7164,9 +7418,35 @@
         <w:t xml:space="preserve">: chỉ trong subset có đủ dữ liệu; nếu thiếu, đưa vào độ vững chứ không bắt buộc trong mô hình chính.</w:t>
       </w:r>
     </w:p>
-    <w:bookmarkEnd w:id="93"/>
-    <w:bookmarkEnd w:id="94"/>
-    <w:bookmarkStart w:id="95" w:name="biến-kiểm-soát"/>
+    <w:bookmarkEnd w:id="96"/>
+    <w:bookmarkEnd w:id="97"/>
+    <w:bookmarkStart w:id="98" w:name="X4fc02cb516415a3503e8ee15e9c75bd480667a2"/>
+    <w:p>
+      <w:pPr>
+        <w:pStyle w:val="Heading3"/>
+      </w:pPr>
+      <w:r>
+        <w:t xml:space="preserve">3.3.4.1 Phân tầng chỉ số chấp nhận số và quy tắc xây dựng chỉ số hợp thành cấu thành</w:t>
+      </w:r>
+    </w:p>
+    <w:p>
+      <w:pPr>
+        <w:pStyle w:val="FirstParagraph"/>
+      </w:pPr>
+      <w:r>
+        <w:t xml:space="preserve">Chỉ số chấp nhận số (Digital Adoption Index, DAI) được vận hành hóa theo nguyên tắc phân tầng nhằm phản ánh chiều sâu tăng dần của số hóa doanh nghiệp. Tầng 1 ghi nhận hiện diện số bề mặt qua chỉ báo website (trường c22b), một mục nhị phân khả dụng ở hầu hết các đợt khảo sát. Tầng 2 bổ sung các chức năng số kích hoạt giao dịch, cụ thể là thanh toán điện tử và tỷ trọng doanh thu qua kênh điện tử (trường k33), những mục chỉ xuất hiện ở các đợt khảo sát gần đây. Việc phân tầng tạo ra ba biến thể đo lường: biến thể chỉ Tầng 1 (đơn biến nhị phân) dùng ở Việt Nam và Pacific SIDS, biến thể Tầng 1 cộng Tầng 2 dùng ở Singapore và khung đa quốc gia khi trường k33 có mặt, và biến thể thu gọn về Tầng 1 khi trường Tầng 2 thiếu. Khác biệt giữa các biến thể phản ánh ràng buộc khả dụng dữ liệu khách quan qua ba thế hệ bảng hỏi chứ không phải lựa chọn tùy ý.</w:t>
+      </w:r>
+    </w:p>
+    <w:p>
+      <w:pPr>
+        <w:pStyle w:val="BodyText"/>
+      </w:pPr>
+      <w:r>
+        <w:t xml:space="preserve">Cả chỉ số năng lực công nghệ (Technological Capability Index, TCI) và DAI được xử lý như chỉ số hợp thành cấu thành (formative composite) chứ không phải chỉ số phản ánh, vì mỗi chỉ báo nhị phân định nghĩa một khía cạnh độc lập của khái niệm chứ không phải là biểu hiện tương quan của một biến tiềm ẩn chung. Quy tắc xây dựng gồm ba bước: chuyển mỗi chỉ báo thành dạng nhị phân 0–1, lấy trung bình cộng các chỉ báo trong cùng một tầng, rồi chuẩn hóa z giá trị trung bình trong từng đợt khảo sát. Nguyên tắc không chồng lấn được áp đặt nghiêm ngặt: cấp phép công nghệ nước ngoài thuộc TCI và không được đồng thời tính vào DAI, bảo đảm hai chỉ số là hai cấu trúc độc lập với mạng quan hệ lý thuyết khác nhau. Vì các chỉ báo là biểu hiện nhị phân của cùng một cấu trúc cấu thành, các biến thể của một chỉ số tương quan cao và cho kết luận điều tiết nhất quán về dấu; phần độ vững kiểm tra trực tiếp độ nhạy của suy luận với lựa chọn biến thể.</w:t>
+      </w:r>
+    </w:p>
+    <w:bookmarkEnd w:id="98"/>
+    <w:bookmarkStart w:id="99" w:name="biến-kiểm-soát"/>
     <w:p>
       <w:pPr>
         <w:pStyle w:val="Heading3"/>
@@ -7209,9 +7489,9 @@
         <w:t xml:space="preserve">: chuẩn trong nghiên cứu WBES và IB (Aterido et al., 2011; Ayyagari et al., 2011).</w:t>
       </w:r>
     </w:p>
-    <w:bookmarkEnd w:id="95"/>
-    <w:bookmarkEnd w:id="96"/>
-    <w:bookmarkStart w:id="111" w:name="mô-hình-phân-tích"/>
+    <w:bookmarkEnd w:id="99"/>
+    <w:bookmarkEnd w:id="100"/>
+    <w:bookmarkStart w:id="118" w:name="mô-hình-phân-tích"/>
     <w:p>
       <w:pPr>
         <w:pStyle w:val="Heading2"/>
@@ -7220,7 +7500,7 @@
         <w:t xml:space="preserve">3.4 Mô hình phân tích</w:t>
       </w:r>
     </w:p>
-    <w:bookmarkStart w:id="97" w:name="mô-hình-meta-analysis"/>
+    <w:bookmarkStart w:id="101" w:name="mô-hình-meta-analysis"/>
     <w:p>
       <w:pPr>
         <w:pStyle w:val="Heading3"/>
@@ -7459,8 +7739,8 @@
         <w:t xml:space="preserve">: chuẩn meta-analysis trong quản trị chiến lược (Combs et al., 2011; Aguinis et al., 2011).</w:t>
       </w:r>
     </w:p>
-    <w:bookmarkEnd w:id="97"/>
-    <w:bookmarkStart w:id="98" w:name="mô-hình-empirical-tuyến-tính-cơ-bản"/>
+    <w:bookmarkEnd w:id="101"/>
+    <w:bookmarkStart w:id="102" w:name="mô-hình-empirical-tuyến-tính-cơ-bản"/>
     <w:p>
       <w:pPr>
         <w:pStyle w:val="Heading3"/>
@@ -7648,8 +7928,8 @@
         <w:t xml:space="preserve">là vector control variables.</w:t>
       </w:r>
     </w:p>
-    <w:bookmarkEnd w:id="98"/>
-    <w:bookmarkStart w:id="99" w:name="mô-hình-phi-tuyến-h1"/>
+    <w:bookmarkEnd w:id="102"/>
+    <w:bookmarkStart w:id="103" w:name="mô-hình-phi-tuyến-h1"/>
     <w:p>
       <w:pPr>
         <w:pStyle w:val="Heading3"/>
@@ -8267,17 +8547,130 @@
         <w:t xml:space="preserve">.</w:t>
       </w:r>
     </w:p>
-    <w:bookmarkEnd w:id="99"/>
-    <w:bookmarkStart w:id="102" w:name="mô-hình-moderation-h2h6"/>
+    <w:bookmarkEnd w:id="103"/>
+    <w:bookmarkStart w:id="104" w:name="X77a5ab65e33fc8b98df68c9ab37f4d13e757901"/>
     <w:p>
       <w:pPr>
         <w:pStyle w:val="Heading3"/>
       </w:pPr>
       <w:r>
+        <w:t xml:space="preserve">3.4.3.1 Thủ tục kiểm định chữ U ngược và ước lượng khoảng tin cậy điểm uốn</w:t>
+      </w:r>
+    </w:p>
+    <w:p>
+      <w:pPr>
+        <w:pStyle w:val="FirstParagraph"/>
+      </w:pPr>
+      <w:r>
+        <w:t xml:space="preserve">Sự xuất hiện đồng thời của hệ số bậc nhất dương và hệ số bậc hai âm là điều kiện cần nhưng chưa đủ để khẳng định quan hệ chữ U ngược, vì cực trị toán học có thể nằm ngoài miền dữ liệu quan sát, khiến quan hệ thực tế chỉ đơn điệu trong phạm vi giá trị có ý nghĩa. Luận án vì vậy áp dụng kiểm định U của Lind và Mehlum (2010) như chuẩn xác nhận chính thức. Thủ tục đòi hỏi ba điều kiện đồng thời: hệ số bậc nhất dương và hệ số bậc hai âm; độ dốc của hàm tại biên trái của miền dương và độ dốc tại biên phải âm; và điểm uốn nằm chặt bên trong khoảng giá trị quan sát của cường độ xuất khẩu. Kiểm định gộp ba ràng buộc trên thành một kiểm định giao điểm theo nguyên lý Sasabuchi, cho ra một giá trị p duy nhất; chỉ khi giá trị p này đủ nhỏ thì hình chữ U ngược mới được xác nhận về mặt thống kê chứ không chỉ về mặt mô tả.</w:t>
+      </w:r>
+    </w:p>
+    <w:p>
+      <w:pPr>
+        <w:pStyle w:val="BodyText"/>
+      </w:pPr>
+      <w:r>
+        <w:t xml:space="preserve">Điểm uốn được tính theo công thức</w:t>
+      </w:r>
+      <w:r>
+        <w:t xml:space="preserve"> </w:t>
+      </w:r>
+      <m:oMath>
+        <m:r>
+          <m:rPr>
+            <m:nor/>
+            <m:sty m:val="p"/>
+          </m:rPr>
+          <m:t>TP</m:t>
+        </m:r>
+        <m:r>
+          <m:rPr>
+            <m:sty m:val="p"/>
+          </m:rPr>
+          <m:t>=</m:t>
+        </m:r>
+        <m:r>
+          <m:rPr>
+            <m:sty m:val="p"/>
+          </m:rPr>
+          <m:t>−</m:t>
+        </m:r>
+        <m:sSub>
+          <m:e>
+            <m:acc>
+              <m:accPr>
+                <m:chr m:val="̂"/>
+              </m:accPr>
+              <m:e>
+                <m:r>
+                  <m:t>β</m:t>
+                </m:r>
+              </m:e>
+            </m:acc>
+          </m:e>
+          <m:sub>
+            <m:r>
+              <m:t>1</m:t>
+            </m:r>
+          </m:sub>
+        </m:sSub>
+        <m:r>
+          <m:rPr>
+            <m:sty m:val="p"/>
+          </m:rPr>
+          <m:t>/</m:t>
+        </m:r>
+        <m:d>
+          <m:dPr>
+            <m:begChr m:val="("/>
+            <m:endChr m:val=")"/>
+            <m:sepChr m:val=""/>
+            <m:grow/>
+          </m:dPr>
+          <m:e>
+            <m:r>
+              <m:t>2</m:t>
+            </m:r>
+            <m:sSub>
+              <m:e>
+                <m:acc>
+                  <m:accPr>
+                    <m:chr m:val="̂"/>
+                  </m:accPr>
+                  <m:e>
+                    <m:r>
+                      <m:t>β</m:t>
+                    </m:r>
+                  </m:e>
+                </m:acc>
+              </m:e>
+              <m:sub>
+                <m:r>
+                  <m:t>2</m:t>
+                </m:r>
+              </m:sub>
+            </m:sSub>
+          </m:e>
+        </m:d>
+      </m:oMath>
+      <w:r>
+        <w:t xml:space="preserve"> </w:t>
+      </w:r>
+      <w:r>
+        <w:t xml:space="preserve">trên thang trung tâm hóa rồi quy đổi về thang gốc bằng cách cộng trung bình mẫu. Vì điểm uốn là tỷ số phi tuyến của hai hệ số ước lượng, sai số chuẩn của nó không thể đọc trực tiếp từ bảng hồi quy. Luận án báo cáo khoảng tin cậy 95 phần trăm theo phương pháp delta (delta method), khai triển tuyến tính bậc nhất quanh ước lượng điểm để xấp xỉ phương sai của tỷ số (Haans et al., 2016). Ở các nghiên cứu có mật độ thưa quanh điểm uốn, luận án bổ sung khoảng tin cậy theo phương pháp lấy mẫu lại bootstrap nhằm nới lỏng giả định chuẩn của phương pháp delta và phản ánh tính bất đối xứng của phân phối điểm uốn trong mẫu hữu hạn. Khi kiểm định không bác bỏ tính đơn điệu trong phạm vi dữ liệu, kết quả được diễn giải là thông tin tích cực theo khung bão hòa chứ không phải là thất bại của giả thuyết phi tuyến, vì nó cho biết doanh nghiệp trong mẫu chưa vượt qua ngưỡng nơi lợi suất quốc tế hóa bắt đầu suy giảm.</w:t>
+      </w:r>
+    </w:p>
+    <w:bookmarkEnd w:id="104"/>
+    <w:bookmarkStart w:id="107" w:name="mô-hình-moderation-h2h6"/>
+    <w:p>
+      <w:pPr>
+        <w:pStyle w:val="Heading3"/>
+      </w:pPr>
+      <w:r>
         <w:t xml:space="preserve">3.4.4 Mô hình moderation (H2–H6)</w:t>
       </w:r>
     </w:p>
-    <w:bookmarkStart w:id="100" w:name="two-way-interaction-h2-h3"/>
+    <w:bookmarkStart w:id="105" w:name="two-way-interaction-h2-h3"/>
     <w:p>
       <w:pPr>
         <w:pStyle w:val="Heading4"/>
@@ -8675,8 +9068,8 @@
         <w:t xml:space="preserve">là biến điều tiết (TCI hoặc DAI).</w:t>
       </w:r>
     </w:p>
-    <w:bookmarkEnd w:id="100"/>
-    <w:bookmarkStart w:id="101" w:name="three-way-interaction-synthesis"/>
+    <w:bookmarkEnd w:id="105"/>
+    <w:bookmarkStart w:id="106" w:name="three-way-interaction-synthesis"/>
     <w:p>
       <w:pPr>
         <w:pStyle w:val="Heading4"/>
@@ -9063,9 +9456,9 @@
         <w:t xml:space="preserve">: three-way moderation digital × institutional × manager trong bối cảnh châu Á và Pacific với 50 nước chưa được kiểm định trước đây.</w:t>
       </w:r>
     </w:p>
-    <w:bookmarkEnd w:id="101"/>
-    <w:bookmarkEnd w:id="102"/>
-    <w:bookmarkStart w:id="103" w:name="mô-hình-temporal-heterogeneity-h6"/>
+    <w:bookmarkEnd w:id="106"/>
+    <w:bookmarkEnd w:id="107"/>
+    <w:bookmarkStart w:id="108" w:name="mô-hình-temporal-heterogeneity-h6"/>
     <w:p>
       <w:pPr>
         <w:pStyle w:val="Heading3"/>
@@ -9543,8 +9936,215 @@
         <w:t xml:space="preserve">: áp dụng cho China 2012 và 2024 để kiểm định stability của cubic điểm uốn (~47,8% FSTS) sau hơn một thập kỷ chuyển đổi số.</w:t>
       </w:r>
     </w:p>
-    <w:bookmarkEnd w:id="103"/>
-    <w:bookmarkStart w:id="104" w:name="X3ef1c131b29643aac6595f7e8338779440cc96b"/>
+    <w:bookmarkEnd w:id="108"/>
+    <w:bookmarkStart w:id="109" w:name="X35de164740744d48141f644c531263a1540e362"/>
+    <w:p>
+      <w:pPr>
+        <w:pStyle w:val="Heading3"/>
+      </w:pPr>
+      <w:r>
+        <w:t xml:space="preserve">3.4.5.0 Kiểm định ổn định hệ số xuyên đợt khảo sát theo Paternoster</w:t>
+      </w:r>
+    </w:p>
+    <w:p>
+      <w:pPr>
+        <w:pStyle w:val="FirstParagraph"/>
+      </w:pPr>
+      <w:r>
+        <w:t xml:space="preserve">Để đánh giá xem hình dạng quan hệ quốc tế hóa–hiệu quả có dịch chuyển giữa các đợt khảo sát hay không, luận án không chỉ dựa vào biến tương tác giữa cường độ xuất khẩu và biến giả đợt mà còn áp dụng kiểm định z của Paternoster và cộng sự (1998) cho tính bằng nhau của hệ số hồi quy giữa hai mẫu độc lập. Kiểm định này phù hợp với cấu trúc dữ liệu lát cắt ngang lặp lại, nơi mỗi đợt khảo sát rút một mẫu doanh nghiệp độc lập chứ không theo dõi cùng doanh nghiệp qua thời gian, khiến so sánh hệ số giữa các đợt là so sánh giữa hai ước lượng không tương quan. Thống kê kiểm định nhận dạng chênh lệch hai hệ số chia cho căn bậc hai của tổng phương sai hai ước lượng, cụ thể</w:t>
+      </w:r>
+      <w:r>
+        <w:t xml:space="preserve"> </w:t>
+      </w:r>
+      <m:oMath>
+        <m:r>
+          <m:t>z</m:t>
+        </m:r>
+        <m:r>
+          <m:rPr>
+            <m:sty m:val="p"/>
+          </m:rPr>
+          <m:t>=</m:t>
+        </m:r>
+        <m:d>
+          <m:dPr>
+            <m:begChr m:val="("/>
+            <m:endChr m:val=")"/>
+            <m:sepChr m:val=""/>
+            <m:grow/>
+          </m:dPr>
+          <m:e>
+            <m:sSub>
+              <m:e>
+                <m:acc>
+                  <m:accPr>
+                    <m:chr m:val="̂"/>
+                  </m:accPr>
+                  <m:e>
+                    <m:r>
+                      <m:t>β</m:t>
+                    </m:r>
+                  </m:e>
+                </m:acc>
+              </m:e>
+              <m:sub>
+                <m:r>
+                  <m:t>A</m:t>
+                </m:r>
+              </m:sub>
+            </m:sSub>
+            <m:r>
+              <m:rPr>
+                <m:sty m:val="p"/>
+              </m:rPr>
+              <m:t>−</m:t>
+            </m:r>
+            <m:sSub>
+              <m:e>
+                <m:acc>
+                  <m:accPr>
+                    <m:chr m:val="̂"/>
+                  </m:accPr>
+                  <m:e>
+                    <m:r>
+                      <m:t>β</m:t>
+                    </m:r>
+                  </m:e>
+                </m:acc>
+              </m:e>
+              <m:sub>
+                <m:r>
+                  <m:t>B</m:t>
+                </m:r>
+              </m:sub>
+            </m:sSub>
+          </m:e>
+        </m:d>
+        <m:r>
+          <m:rPr>
+            <m:sty m:val="p"/>
+          </m:rPr>
+          <m:t>/</m:t>
+        </m:r>
+        <m:rad>
+          <m:radPr>
+            <m:degHide m:val="on"/>
+          </m:radPr>
+          <m:deg/>
+          <m:e>
+            <m:r>
+              <m:rPr>
+                <m:nor/>
+                <m:sty m:val="p"/>
+              </m:rPr>
+              <m:t>SE</m:t>
+            </m:r>
+            <m:sSup>
+              <m:e>
+                <m:d>
+                  <m:dPr>
+                    <m:begChr m:val="("/>
+                    <m:endChr m:val=")"/>
+                    <m:sepChr m:val=""/>
+                    <m:grow/>
+                  </m:dPr>
+                  <m:e>
+                    <m:sSub>
+                      <m:e>
+                        <m:acc>
+                          <m:accPr>
+                            <m:chr m:val="̂"/>
+                          </m:accPr>
+                          <m:e>
+                            <m:r>
+                              <m:t>β</m:t>
+                            </m:r>
+                          </m:e>
+                        </m:acc>
+                      </m:e>
+                      <m:sub>
+                        <m:r>
+                          <m:t>A</m:t>
+                        </m:r>
+                      </m:sub>
+                    </m:sSub>
+                  </m:e>
+                </m:d>
+              </m:e>
+              <m:sup>
+                <m:r>
+                  <m:t>2</m:t>
+                </m:r>
+              </m:sup>
+            </m:sSup>
+            <m:r>
+              <m:rPr>
+                <m:sty m:val="p"/>
+              </m:rPr>
+              <m:t>+</m:t>
+            </m:r>
+            <m:r>
+              <m:rPr>
+                <m:nor/>
+                <m:sty m:val="p"/>
+              </m:rPr>
+              <m:t>SE</m:t>
+            </m:r>
+            <m:sSup>
+              <m:e>
+                <m:d>
+                  <m:dPr>
+                    <m:begChr m:val="("/>
+                    <m:endChr m:val=")"/>
+                    <m:sepChr m:val=""/>
+                    <m:grow/>
+                  </m:dPr>
+                  <m:e>
+                    <m:sSub>
+                      <m:e>
+                        <m:acc>
+                          <m:accPr>
+                            <m:chr m:val="̂"/>
+                          </m:accPr>
+                          <m:e>
+                            <m:r>
+                              <m:t>β</m:t>
+                            </m:r>
+                          </m:e>
+                        </m:acc>
+                      </m:e>
+                      <m:sub>
+                        <m:r>
+                          <m:t>B</m:t>
+                        </m:r>
+                      </m:sub>
+                    </m:sSub>
+                  </m:e>
+                </m:d>
+              </m:e>
+              <m:sup>
+                <m:r>
+                  <m:t>2</m:t>
+                </m:r>
+              </m:sup>
+            </m:sSup>
+          </m:e>
+        </m:rad>
+      </m:oMath>
+      <w:r>
+        <w:t xml:space="preserve">, với giá trị p hai phía từ phân phối chuẩn tiêu chuẩn.</w:t>
+      </w:r>
+    </w:p>
+    <w:p>
+      <w:pPr>
+        <w:pStyle w:val="BodyText"/>
+      </w:pPr>
+      <w:r>
+        <w:t xml:space="preserve">Kiểm định được áp dụng riêng cho từng cặp hệ số trọng tâm, gồm số hạng bậc nhất, số hạng bậc hai và các hệ số trực tiếp của năng lực công nghệ và chấp nhận số. Việc tách kiểm định theo từng tham số cho phép phân biệt hai loại dịch chuyển có ý nghĩa lý thuyết khác nhau: dịch chuyển ở tham số độ cong báo hiệu hình dạng quan hệ thay đổi cấu trúc, còn dịch chuyển ở hệ số trực tiếp báo hiệu vai trò của một chiều năng lực biến đổi theo vòng đời số hóa mà không làm đổi dạng đường cong. Khung đa đợt của luận án vì vậy có thể kết luận, chẳng hạn, rằng ngưỡng tối ưu bền vững cấu trúc trong khi đóng góp trực tiếp của chấp nhận số lại biến thiên rõ rệt giữa các đợt. Ở nghiên cứu có sẵn lõi panel nhỏ gồm các doanh nghiệp xuất hiện ở cả hai đợt, kiểm định Paternoster được bổ trợ bằng sai số chuẩn phân cụm theo định danh doanh nghiệp nhằm xử lý tương quan nội nhóm.</w:t>
+      </w:r>
+    </w:p>
+    <w:bookmarkEnd w:id="109"/>
+    <w:bookmarkStart w:id="110" w:name="X3ef1c131b29643aac6595f7e8338779440cc96b"/>
     <w:p>
       <w:pPr>
         <w:pStyle w:val="Heading3"/>
@@ -13469,8 +14069,8 @@
         </w:tc>
       </w:tr>
     </w:tbl>
-    <w:bookmarkEnd w:id="104"/>
-    <w:bookmarkStart w:id="105" w:name="Xee326425775ef5a6cb69bdccb6b7f607df42eb1"/>
+    <w:bookmarkEnd w:id="110"/>
+    <w:bookmarkStart w:id="111" w:name="Xee326425775ef5a6cb69bdccb6b7f607df42eb1"/>
     <w:p>
       <w:pPr>
         <w:pStyle w:val="Heading3"/>
@@ -14418,8 +15018,8 @@
         </w:pict>
       </w:r>
     </w:p>
-    <w:bookmarkEnd w:id="105"/>
-    <w:bookmarkStart w:id="106" w:name="Xd0414c1f445c504fea8a4b83b026b3007745b73"/>
+    <w:bookmarkEnd w:id="111"/>
+    <w:bookmarkStart w:id="112" w:name="Xd0414c1f445c504fea8a4b83b026b3007745b73"/>
     <w:p>
       <w:pPr>
         <w:pStyle w:val="Heading3"/>
@@ -15443,8 +16043,8 @@
         </w:pict>
       </w:r>
     </w:p>
-    <w:bookmarkEnd w:id="106"/>
-    <w:bookmarkStart w:id="109" w:name="Xef1ee77b66ccd9962e55365d60bd74be93a9b17"/>
+    <w:bookmarkEnd w:id="112"/>
+    <w:bookmarkStart w:id="115" w:name="Xef1ee77b66ccd9962e55365d60bd74be93a9b17"/>
     <w:p>
       <w:pPr>
         <w:pStyle w:val="Heading3"/>
@@ -20392,7 +20992,7 @@
         </w:pict>
       </w:r>
     </w:p>
-    <w:bookmarkStart w:id="107" w:name="X2f7897a1357dc715f37e320d2cca3ed5f2bb32c"/>
+    <w:bookmarkStart w:id="113" w:name="X2f7897a1357dc715f37e320d2cca3ed5f2bb32c"/>
     <w:p>
       <w:pPr>
         <w:pStyle w:val="Heading4"/>
@@ -23523,8 +24123,8 @@
         </w:pict>
       </w:r>
     </w:p>
-    <w:bookmarkEnd w:id="107"/>
-    <w:bookmarkStart w:id="108" w:name="X349648a9603de2a783df22f0baa1f04a5234db6"/>
+    <w:bookmarkEnd w:id="113"/>
+    <w:bookmarkStart w:id="114" w:name="X349648a9603de2a783df22f0baa1f04a5234db6"/>
     <w:p>
       <w:pPr>
         <w:pStyle w:val="Heading4"/>
@@ -23677,9 +24277,9 @@
         <w:t xml:space="preserve">, tỷ trọng doanh thu qua thanh toán điện tử) cho phép kiểm định điều tiết DAI Tier-2, được xử lý như phân tích thăm dò vì chỉ có ở một đợt.</w:t>
       </w:r>
     </w:p>
-    <w:bookmarkEnd w:id="108"/>
-    <w:bookmarkEnd w:id="109"/>
-    <w:bookmarkStart w:id="110" w:name="sai-số-chuẩn"/>
+    <w:bookmarkEnd w:id="114"/>
+    <w:bookmarkEnd w:id="115"/>
+    <w:bookmarkStart w:id="116" w:name="sai-số-chuẩn"/>
     <w:p>
       <w:pPr>
         <w:pStyle w:val="Heading3"/>
@@ -23696,9 +24296,35 @@
         <w:t xml:space="preserve">Tất cả các mô hình đều sử dụng HC1/HC3 robust standard errors (Long &amp; Ervin, 2000; White, 1980) để xử lý heteroscedasticity. Đối với multi-country, bổ sung clustered SE theo country.</w:t>
       </w:r>
     </w:p>
-    <w:bookmarkEnd w:id="110"/>
-    <w:bookmarkEnd w:id="111"/>
-    <w:bookmarkStart w:id="118" w:name="kiểm-định-độ-vững"/>
+    <w:bookmarkEnd w:id="116"/>
+    <w:bookmarkStart w:id="117" w:name="X8d52f19a25b722eeff682d011a53b2ed241099a"/>
+    <w:p>
+      <w:pPr>
+        <w:pStyle w:val="Heading3"/>
+      </w:pPr>
+      <w:r>
+        <w:t xml:space="preserve">3.4.6.1 Lựa chọn cấu trúc sai số chuẩn theo thiết kế dữ liệu</w:t>
+      </w:r>
+    </w:p>
+    <w:p>
+      <w:pPr>
+        <w:pStyle w:val="FirstParagraph"/>
+      </w:pPr>
+      <w:r>
+        <w:t xml:space="preserve">Cấu trúc sai số chuẩn được lựa chọn theo bản chất thiết kế của từng nghiên cứu chứ không áp dụng một quy ước đồng nhất. Các nghiên cứu đơn quốc gia trên lát cắt ngang dùng sai số chuẩn vững với phương sai thay đổi loại HC1, một hiệu chỉnh chuẩn xử lý phương sai sai số không đồng nhất giữa các doanh nghiệp mà không đòi hỏi giả định về dạng cụ thể của phương sai. Khung đa quốc gia bổ sung phân cụm sai số chuẩn theo nền kinh tế, vì thiết kế chọn mẫu phân tầng của WBES tạo ra tương quan nội cụm giữa các doanh nghiệp trong cùng một nền kinh tế, khiến giả định độc lập của HC1 không còn thỏa đáng. Phân cụm theo nền kinh tế cũng phản ánh đúng cấp độ mà các cú sốc thể chế và chính sách tác động đồng thời lên nhiều doanh nghiệp.</w:t>
+      </w:r>
+    </w:p>
+    <w:p>
+      <w:pPr>
+        <w:pStyle w:val="BodyText"/>
+      </w:pPr>
+      <w:r>
+        <w:t xml:space="preserve">Một giới hạn cần ghi nhận của phân cụm theo nền kinh tế là số cụm hữu hạn có thể làm sai số chuẩn tiệm cận kém chính xác khi quy mô cụm chênh lệch lớn, đặc biệt giữa các nền kinh tế đông doanh nghiệp và các đảo nhỏ chỉ có vài trăm quan sát. Trong các tình huống này, luận án diễn giải suy luận một cách thận trọng và neo kết luận chính vào tính nhất quán về dấu qua nhiều đặc tả thay vì vào ý nghĩa của một hệ số đơn lẻ. Việc luận án không áp dụng trọng số chọn mẫu trong ước lượng chính tuân theo khuyến nghị của Solon, Haider và Wooldridge (2015): khi mô hình đã kiểm soát các chiều phân tầng qua biến kiểm soát và qua hiệu ứng cố định, ước lượng bình phương nhỏ nhất không trọng số cho hệ số nhất quán và thường hiệu quả hơn, trong khi trọng số được dành cho phân tích độ vững nhằm kiểm tra tính ổn định.</w:t>
+      </w:r>
+    </w:p>
+    <w:bookmarkEnd w:id="117"/>
+    <w:bookmarkEnd w:id="118"/>
+    <w:bookmarkStart w:id="128" w:name="kiểm-định-độ-vững"/>
     <w:p>
       <w:pPr>
         <w:pStyle w:val="Heading2"/>
@@ -23707,7 +24333,7 @@
         <w:t xml:space="preserve">3.5 Kiểm định độ vững</w:t>
       </w:r>
     </w:p>
-    <w:bookmarkStart w:id="112" w:name="thay-đổi-thước-đo"/>
+    <w:bookmarkStart w:id="119" w:name="thay-đổi-thước-đo"/>
     <w:p>
       <w:pPr>
         <w:pStyle w:val="Heading3"/>
@@ -23785,8 +24411,8 @@
         <w:t xml:space="preserve">Biến biến điều tiết: thay DAI_thin bằng DAI_rich (cho subset 2024+).</w:t>
       </w:r>
     </w:p>
-    <w:bookmarkEnd w:id="112"/>
-    <w:bookmarkStart w:id="113" w:name="mẫu-phụ"/>
+    <w:bookmarkEnd w:id="119"/>
+    <w:bookmarkStart w:id="120" w:name="mẫu-phụ"/>
     <w:p>
       <w:pPr>
         <w:pStyle w:val="Heading3"/>
@@ -23803,8 +24429,8 @@
         <w:t xml:space="preserve">Loại trừ micro firms (&lt;5 lao động); chỉ giữ SMEs; chỉ giữ manufacturing; chỉ giữ exporters (FSTS &gt; 0); subgroup theo 6 sub-regime ICRV.</w:t>
       </w:r>
     </w:p>
-    <w:bookmarkEnd w:id="113"/>
-    <w:bookmarkStart w:id="114" w:name="outliers"/>
+    <w:bookmarkEnd w:id="120"/>
+    <w:bookmarkStart w:id="121" w:name="outliers"/>
     <w:p>
       <w:pPr>
         <w:pStyle w:val="Heading3"/>
@@ -23821,8 +24447,8 @@
         <w:t xml:space="preserve">Winsorization 1% và 5% đối với labor productivity và employment, áp dụng trong từng country-year.</w:t>
       </w:r>
     </w:p>
-    <w:bookmarkEnd w:id="114"/>
-    <w:bookmarkStart w:id="115" w:name="multicollinearity-và-heteroscedasticity"/>
+    <w:bookmarkEnd w:id="121"/>
+    <w:bookmarkStart w:id="122" w:name="multicollinearity-và-heteroscedasticity"/>
     <w:p>
       <w:pPr>
         <w:pStyle w:val="Heading3"/>
@@ -23855,8 +24481,8 @@
         <w:t xml:space="preserve">Breusch–Pagan test (Breusch &amp; Pagan, 1979).</w:t>
       </w:r>
     </w:p>
-    <w:bookmarkEnd w:id="115"/>
-    <w:bookmarkStart w:id="116" w:name="sensitivity-analysis-cho-meta-analysis"/>
+    <w:bookmarkEnd w:id="122"/>
+    <w:bookmarkStart w:id="123" w:name="sensitivity-analysis-cho-meta-analysis"/>
     <w:p>
       <w:pPr>
         <w:pStyle w:val="Heading3"/>
@@ -23889,8 +24515,34 @@
         <w:t xml:space="preserve">Trim-and-fill (Duval &amp; Tweedie, 2000) cho publication bias.</w:t>
       </w:r>
     </w:p>
-    <w:bookmarkEnd w:id="116"/>
-    <w:bookmarkStart w:id="117" w:name="X114450212317cc299784cfe2697e63e527f22c7"/>
+    <w:bookmarkEnd w:id="123"/>
+    <w:bookmarkStart w:id="124" w:name="X10d014678681e08a0b3a86c743d1fe48f73dcfb"/>
+    <w:p>
+      <w:pPr>
+        <w:pStyle w:val="Heading3"/>
+      </w:pPr>
+      <w:r>
+        <w:t xml:space="preserve">3.5.5.1 Giao thức độ vững đa lớp và đa đợt cho khung thực nghiệm</w:t>
+      </w:r>
+    </w:p>
+    <w:p>
+      <w:pPr>
+        <w:pStyle w:val="FirstParagraph"/>
+      </w:pPr>
+      <w:r>
+        <w:t xml:space="preserve">Khung thực nghiệm áp dụng một giao thức độ vững có cấu trúc nhằm bảo đảm suy luận trọng tâm không phụ thuộc vào một quyết định đo lường, một mẫu con, hay một đặc tả đơn lẻ. Lớp thứ nhất hoán đổi thước đo: biến phụ thuộc được thay bằng tỷ suất lợi nhuận trên doanh thu, tăng trưởng doanh thu và tăng trưởng việc làm; biến độc lập được thay bằng trạng thái xuất khẩu nhị phân; biến điều tiết số được hoán đổi giữa biến thể Tầng 1 và biến thể Tầng 1 cộng Tầng 2 trên mẫu con có đủ chỉ báo. Lớp thứ hai giới hạn mẫu con: loại doanh nghiệp siêu nhỏ, chỉ giữ doanh nghiệp vừa và nhỏ, chỉ giữ ngành chế tạo, chỉ giữ doanh nghiệp có xuất khẩu, và tách theo từng chế độ thể chế. Lớp thứ ba kiểm soát phân phối qua cắt đuôi tại hai ngưỡng phân vị khác nhau trong từng cặp nền kinh tế và năm.</w:t>
+      </w:r>
+    </w:p>
+    <w:p>
+      <w:pPr>
+        <w:pStyle w:val="BodyText"/>
+      </w:pPr>
+      <w:r>
+        <w:t xml:space="preserve">Lớp thứ tư kiểm tra các giả định kinh tế lượng phụ trợ. Hệ số phóng đại phương sai (variance inflation factor, VIF) được tính cho mọi mô hình với ngưỡng cảnh báo dưới năm để phát hiện đa cộng tuyến đe dọa độ ổn định hệ số; kiểm định Breusch–Pagan đánh giá phương sai thay đổi. Đối với cấu phần meta-analysis, giao thức bổ sung kiểm định loại từng nghiên cứu (leave-one-out) tái tính hiệu ứng gộp nhằm phát hiện ảnh hưởng quá mức của một nghiên cứu đơn lẻ, cùng thủ tục cắt và điền (trim-and-fill) đánh giá thiên lệch công bố. Luận án không áp dụng hiệu chỉnh kiểm định bội chính thức cho toàn bộ bảng độ vững, vì các bảng kiểm tra các quan ngại nhận diện khác nhau thay vì lặp lại cùng một giả thuyết; thay vào đó, suy luận thực chất được neo vào mẫu hình nhất quán qua các bảng và tính nhất quán về dấu của ước lượng trọng tâm chứ không vào ý nghĩa của một bảng độ vững đơn lẻ.</w:t>
+      </w:r>
+    </w:p>
+    <w:bookmarkEnd w:id="124"/>
+    <w:bookmarkStart w:id="125" w:name="X114450212317cc299784cfe2697e63e527f22c7"/>
     <w:p>
       <w:pPr>
         <w:pStyle w:val="Heading3"/>
@@ -23941,9 +24593,61 @@
         <w:t xml:space="preserve">của các construct TCI và DAI qua ba thế hệ bảng hỏi WBES: do cấu trúc câu hỏi thay đổi giữa PICS3, Standardized và BREADY, một phần khác biệt theo thời gian có thể phản ánh hiệu ứng schema thay vì thay đổi thực chất (ví dụ mức R&amp;D đo được ở một số nhóm). Luận án giảm thiểu rủi ro này bằng hiệu ứng cố định năm/đợt, chuẩn hóa within country–year, và kiểm tra độ nhạy với biến thể thước đo (Mục 3.5.1); tuy vậy luận án chưa thực hiện kiểm định bất biến đo lường chính thức, nên mọi so sánh xuyên-schema cần được đọc một cách thận trọng.</w:t>
       </w:r>
     </w:p>
-    <w:bookmarkEnd w:id="117"/>
-    <w:bookmarkEnd w:id="118"/>
-    <w:bookmarkStart w:id="119" w:name="X364413cac58bd17313d22102f22dd0d12fe1063"/>
+    <w:bookmarkEnd w:id="125"/>
+    <w:bookmarkStart w:id="126" w:name="X5a58f728351562afbf603c19fbb2824b5a9ac45"/>
+    <w:p>
+      <w:pPr>
+        <w:pStyle w:val="Heading3"/>
+      </w:pPr>
+      <w:r>
+        <w:t xml:space="preserve">3.5.6.1 Chiến lược biến công cụ và kiểm định độ mạnh công cụ</w:t>
+      </w:r>
+    </w:p>
+    <w:p>
+      <w:pPr>
+        <w:pStyle w:val="FirstParagraph"/>
+      </w:pPr>
+      <w:r>
+        <w:t xml:space="preserve">Để tách hiệu ứng nhân quả của năng lực khỏi nội sinh do lựa chọn và đồng thời, các nghiên cứu đơn quốc gia bổ sung ước lượng bình phương nhỏ nhất hai bước (two-stage least squares, 2SLS). Công cụ được xây dựng từ tỷ lệ áp dụng đồng cấp trong các ô ngành, vùng và đợt khảo sát theo nguyên tắc loại bỏ chính doanh nghiệp khỏi trung bình ô (leave-one-out), nhằm bảo đảm giá trị công cụ của một doanh nghiệp không chứa thông tin của chính nó. Logic nhận dạng dựa trên hai điều kiện: tính liên quan, vì tỷ lệ áp dụng đồng cấp dự báo mạnh quyết định áp dụng của doanh nghiệp riêng lẻ; và loại trừ xấp xỉ, vì tỷ lệ áp dụng trung bình của các doanh nghiệp khác trong cùng ô khó tác động đến năng suất của một doanh nghiệp qua kênh nào khác ngoài chính quyết định áp dụng, sau khi đã kiểm soát ô ngành và đợt.</w:t>
+      </w:r>
+    </w:p>
+    <w:p>
+      <w:pPr>
+        <w:pStyle w:val="BodyText"/>
+      </w:pPr>
+      <w:r>
+        <w:t xml:space="preserve">Độ mạnh công cụ được đánh giá bằng thống kê F của hồi quy giai đoạn một, với kết quả nằm trong khoảng 22 đến 35, vượt xa ngưỡng kinh nghiệm về công cụ yếu. Một phát hiện phương pháp luận đáng chú ý là ước lượng 2SLS cho hai chiều năng lực phân kỳ rõ rệt: hệ số công cụ hóa của năng lực công nghệ dương mạnh (ước lượng 2SLS bằng 1,64, p &lt; 0,001, dưới một công cụ mạnh với F giai đoạn một bằng 22,1), trong khi hệ số công cụ hóa của chấp nhận số ở mức Tầng 1 không khác biệt thống kê với không, một kết quả độ vững củng cố cách diễn giải tính lỗi thời của biến đại diện Tầng 1 trong môi trường số đã lan tỏa gần phổ quát.</w:t>
+      </w:r>
+    </w:p>
+    <w:bookmarkEnd w:id="126"/>
+    <w:bookmarkStart w:id="127" w:name="Xb573bac204afdc8ffa701419cd49d3f05015225"/>
+    <w:p>
+      <w:pPr>
+        <w:pStyle w:val="Heading3"/>
+      </w:pPr>
+      <w:r>
+        <w:t xml:space="preserve">3.5.6.2 Giới hạn ổn định hệ số Oster trước biến bỏ sót không quan sát</w:t>
+      </w:r>
+    </w:p>
+    <w:p>
+      <w:pPr>
+        <w:pStyle w:val="FirstParagraph"/>
+      </w:pPr>
+      <w:r>
+        <w:t xml:space="preserve">Vì dữ liệu chủ đạo là lát cắt ngang lặp lại chứ không phải thiết kế thực nghiệm thuần túy, luận án đánh giá độ vững của hệ số trọng tâm trước thiên lệch biến bỏ sót không quan sát bằng giới hạn ổn định delta của Oster (2019). Phương pháp dựa trên trực giác rằng mức độ một hệ số dịch chuyển khi thêm biến kiểm soát quan sát được mang thông tin về mức độ nó có thể tiếp tục dịch chuyển nếu kiểm soát thêm các biến không quan sát có cùng cấu trúc liên hệ. Tham số delta lượng hóa tỷ lệ tương đối giữa lựa chọn trên biến không quan sát và lựa chọn trên biến quan sát; giá trị delta bằng một biểu thị giả định bảo thủ rằng các biến không quan sát quan trọng ngang với các biến quan sát.</w:t>
+      </w:r>
+    </w:p>
+    <w:p>
+      <w:pPr>
+        <w:pStyle w:val="BodyText"/>
+      </w:pPr>
+      <w:r>
+        <w:t xml:space="preserve">Việc tính giới hạn đòi hỏi đặt cận trên cho mức độ giải thích tối đa của một mô hình giả định đầy đủ biến. Luận án dùng quy ước cận trên này bằng 1,3 lần hệ số xác định của mô hình có kiểm soát, một mức được khuyến nghị rộng rãi trong thực hành thực nghiệm. Kết luận phương pháp luận là không hệ số trọng tâm nào đổi dấu hoặc sụp đổ về không dưới các độ lớn khả tín của lựa chọn không quan sát, qua đó cung cấp một bằng chứng độc lập rằng các mối liên hệ trọng tâm không phải là tạo phẩm của biến bỏ sót có thể thấy trước.</w:t>
+      </w:r>
+    </w:p>
+    <w:bookmarkEnd w:id="127"/>
+    <w:bookmarkEnd w:id="128"/>
+    <w:bookmarkStart w:id="129" w:name="X364413cac58bd17313d22102f22dd0d12fe1063"/>
     <w:p>
       <w:pPr>
         <w:pStyle w:val="Heading2"/>
@@ -24456,8 +25160,8 @@
         </w:tc>
       </w:tr>
     </w:tbl>
-    <w:bookmarkEnd w:id="119"/>
-    <w:bookmarkStart w:id="120" w:name="đạo-đức-nghiên-cứu"/>
+    <w:bookmarkEnd w:id="129"/>
+    <w:bookmarkStart w:id="130" w:name="đạo-đức-nghiên-cứu"/>
     <w:p>
       <w:pPr>
         <w:pStyle w:val="Heading2"/>
@@ -24479,8 +25183,8 @@
         <w:br w:type="page"/>
       </w:r>
     </w:p>
-    <w:bookmarkEnd w:id="120"/>
-    <w:bookmarkStart w:id="121" w:name="chương-4-kết-quả-nghiên-cứu"/>
+    <w:bookmarkEnd w:id="130"/>
+    <w:bookmarkStart w:id="131" w:name="chương-4-kết-quả-nghiên-cứu"/>
     <w:p>
       <w:pPr>
         <w:pStyle w:val="Heading1"/>
@@ -24489,7 +25193,7 @@
         <w:t xml:space="preserve">CHƯƠNG 4: KẾT QUẢ NGHIÊN CỨU</w:t>
       </w:r>
     </w:p>
-    <w:bookmarkEnd w:id="121"/>
+    <w:bookmarkEnd w:id="131"/>
     <w:p>
       <w:r>
         <w:pict>
@@ -24497,7 +25201,7 @@
         </w:pict>
       </w:r>
     </w:p>
-    <w:bookmarkStart w:id="122" w:name="giới-thiệu-chương"/>
+    <w:bookmarkStart w:id="132" w:name="giới-thiệu-chương"/>
     <w:p>
       <w:pPr>
         <w:pStyle w:val="Heading2"/>
@@ -24521,8 +25225,8 @@
         </w:pict>
       </w:r>
     </w:p>
-    <w:bookmarkEnd w:id="122"/>
-    <w:bookmarkStart w:id="128" w:name="Xed285cd0261846a13dee28de69c0403b250498d"/>
+    <w:bookmarkEnd w:id="132"/>
+    <w:bookmarkStart w:id="138" w:name="Xed285cd0261846a13dee28de69c0403b250498d"/>
     <w:p>
       <w:pPr>
         <w:pStyle w:val="Heading2"/>
@@ -24531,7 +25235,7 @@
         <w:t xml:space="preserve">4.1 Thực trạng quốc tế hóa và hiệu quả hoạt động kinh doanh tại châu Á</w:t>
       </w:r>
     </w:p>
-    <w:bookmarkStart w:id="123" w:name="Xdc33a1e36e2f3be83736669663a61a68c91d087"/>
+    <w:bookmarkStart w:id="133" w:name="Xdc33a1e36e2f3be83736669663a61a68c91d087"/>
     <w:p>
       <w:pPr>
         <w:pStyle w:val="Heading3"/>
@@ -25531,8 +26235,8 @@
         <w:t xml:space="preserve">; Mục 4.2.3) và gradient điểm uốn theo ICRV của mô hình hồi quy đa quốc gia P7 (Mục 4.6.2). Hai nguồn bằng chứng này bảo đảm bức tranh thực trạng mô tả được neo vào bằng chứng suy diễn nhất quán, thay vì dừng lại ở so sánh trung bình–độ lệch chuẩn.</w:t>
       </w:r>
     </w:p>
-    <w:bookmarkEnd w:id="123"/>
-    <w:bookmarkStart w:id="124" w:name="X8bec3537640f28bf435d79e17219bfe20c234df"/>
+    <w:bookmarkEnd w:id="133"/>
+    <w:bookmarkStart w:id="134" w:name="X8bec3537640f28bf435d79e17219bfe20c234df"/>
     <w:p>
       <w:pPr>
         <w:pStyle w:val="Heading3"/>
@@ -25557,8 +26261,8 @@
         <w:t xml:space="preserve">Cường độ quốc tế hóa (FSTS trung bình, tính trên toàn mẫu gồm cả doanh nghiệp không xuất khẩu) dao động từ 6,3% (SIDS) đến 10,3% (Upper-middle), với mức trung bình khu vực khoảng 8,8%. Điều đáng chú ý là Upper-middle và Advanced có cùng FSTS trung bình (~10%) nhưng cơ chế xuất khẩu hoàn toàn khác: Advanced chủ yếu dịch vụ và hàng hóa hàm lượng tri thức cao; Upper-middle chủ yếu sản xuất theo chuỗi giá trị toàn cầu với biên lợi nhuận khác nhau.</w:t>
       </w:r>
     </w:p>
-    <w:bookmarkEnd w:id="124"/>
-    <w:bookmarkStart w:id="125" w:name="thực-trạng-năng-lực-số-và-công-nghệ"/>
+    <w:bookmarkEnd w:id="134"/>
+    <w:bookmarkStart w:id="135" w:name="thực-trạng-năng-lực-số-và-công-nghệ"/>
     <w:p>
       <w:pPr>
         <w:pStyle w:val="Heading3"/>
@@ -26242,8 +26946,8 @@
         <w:t xml:space="preserve">còn lại mang tính chọn lọc đặc thù, nên hệ số đo được phản ánh giới hạn của thước đo Tier-1 nhiều hơn là giới hạn của số hóa, một vấn đề đo lường cần phân biệt với quan hệ nhân quả thực.</w:t>
       </w:r>
     </w:p>
-    <w:bookmarkEnd w:id="125"/>
-    <w:bookmarkStart w:id="126" w:name="Xb62897d6a910d3bf4cd9f1b24b608b7e1128a7f"/>
+    <w:bookmarkEnd w:id="135"/>
+    <w:bookmarkStart w:id="136" w:name="Xb62897d6a910d3bf4cd9f1b24b608b7e1128a7f"/>
     <w:p>
       <w:pPr>
         <w:pStyle w:val="Heading3"/>
@@ -26278,8 +26982,8 @@
         <w:t xml:space="preserve">(Khanna &amp; Palepu, 2010) tạo ra chi phí giao dịch bổ sung cho doanh nghiệp khi mở rộng hoạt động ra ngoài biên giới. Sự hiện diện đồng thời của nhiều voids tại Emerging và SIDS giải thích tại sao quan hệ I–P ở các nhóm này yếu hoặc âm.</w:t>
       </w:r>
     </w:p>
-    <w:bookmarkEnd w:id="126"/>
-    <w:bookmarkStart w:id="127" w:name="X31dbb247e18ca668fe6216e3f13d76006df1ea1"/>
+    <w:bookmarkEnd w:id="136"/>
+    <w:bookmarkStart w:id="137" w:name="X31dbb247e18ca668fe6216e3f13d76006df1ea1"/>
     <w:p>
       <w:pPr>
         <w:pStyle w:val="Heading3"/>
@@ -27033,9 +27737,9 @@
         </w:pict>
       </w:r>
     </w:p>
-    <w:bookmarkEnd w:id="127"/>
-    <w:bookmarkEnd w:id="128"/>
-    <w:bookmarkStart w:id="133" w:name="Xe0084a7c2f7e752cafc4091ca0758f37f91bfa0"/>
+    <w:bookmarkEnd w:id="137"/>
+    <w:bookmarkEnd w:id="138"/>
+    <w:bookmarkStart w:id="143" w:name="Xe0084a7c2f7e752cafc4091ca0758f37f91bfa0"/>
     <w:p>
       <w:pPr>
         <w:pStyle w:val="Heading2"/>
@@ -27044,7 +27748,7 @@
         <w:t xml:space="preserve">4.2 Kết quả tổng hợp định lượng: Meta-analysis ba tầng (P6)</w:t>
       </w:r>
     </w:p>
-    <w:bookmarkStart w:id="129" w:name="chỉ-số-hiệu-ứng-tổng-hợp"/>
+    <w:bookmarkStart w:id="139" w:name="chỉ-số-hiệu-ứng-tổng-hợp"/>
     <w:p>
       <w:pPr>
         <w:pStyle w:val="Heading3"/>
@@ -27187,8 +27891,8 @@
         <w:t xml:space="preserve">, sự hội tụ này tạo ra bằng chứng chéo vững chắc khi mở rộng pool lên gần gấp đôi số nghiên cứu.</w:t>
       </w:r>
     </w:p>
-    <w:bookmarkEnd w:id="129"/>
-    <w:bookmarkStart w:id="130" w:name="phân-tích-dị-biệt-ba-tầng"/>
+    <w:bookmarkEnd w:id="139"/>
+    <w:bookmarkStart w:id="140" w:name="phân-tích-dị-biệt-ba-tầng"/>
     <w:p>
       <w:pPr>
         <w:pStyle w:val="Heading3"/>
@@ -27416,8 +28120,8 @@
         <w:t xml:space="preserve">, không phải là bằng chứng về sự thiếu nhất quán thực sự trong quan hệ nhân quả giữa quốc tế hóa và hiệu quả.</w:t>
       </w:r>
     </w:p>
-    <w:bookmarkEnd w:id="130"/>
-    <w:bookmarkStart w:id="131" w:name="X0fe7021f65141f72ccca43dd2595712a4bb11b5"/>
+    <w:bookmarkEnd w:id="140"/>
+    <w:bookmarkStart w:id="141" w:name="X0fe7021f65141f72ccca43dd2595712a4bb11b5"/>
     <w:p>
       <w:pPr>
         <w:pStyle w:val="Heading3"/>
@@ -27669,8 +28373,8 @@
         <w:t xml:space="preserve">ở Mục 4.2 giữ theo phân loại gốc của P6.)</w:t>
       </w:r>
     </w:p>
-    <w:bookmarkEnd w:id="131"/>
-    <w:bookmarkStart w:id="132" w:name="kiểm-định-publication-bias"/>
+    <w:bookmarkEnd w:id="141"/>
+    <w:bookmarkStart w:id="142" w:name="kiểm-định-publication-bias"/>
     <w:p>
       <w:pPr>
         <w:pStyle w:val="Heading3"/>
@@ -28309,9 +29013,9 @@
         </w:pict>
       </w:r>
     </w:p>
-    <w:bookmarkEnd w:id="132"/>
-    <w:bookmarkEnd w:id="133"/>
-    <w:bookmarkStart w:id="141" w:name="Xae571c1410747d630a72c4d12985bac375822ae"/>
+    <w:bookmarkEnd w:id="142"/>
+    <w:bookmarkEnd w:id="143"/>
+    <w:bookmarkStart w:id="151" w:name="Xae571c1410747d630a72c4d12985bac375822ae"/>
     <w:p>
       <w:pPr>
         <w:pStyle w:val="Heading2"/>
@@ -28320,7 +29024,7 @@
         <w:t xml:space="preserve">4.3 Kết quả bối cảnh thể chế tiên tiến: Đổi mới: Singapore (P4)</w:t>
       </w:r>
     </w:p>
-    <w:bookmarkStart w:id="134" w:name="xác-nhận-quan-hệ-phi-tuyến-chữ-u-ngược"/>
+    <w:bookmarkStart w:id="144" w:name="xác-nhận-quan-hệ-phi-tuyến-chữ-u-ngược"/>
     <w:p>
       <w:pPr>
         <w:pStyle w:val="Heading3"/>
@@ -28473,8 +29177,8 @@
         <w:t xml:space="preserve">thay vì khẳng định một điểm uốn cụ thể ở 88,6%; điều này nhất quán với kỳ vọng lý thuyết rằng ở bối cảnh thể chế mạnh (Nhóm I), dư địa quốc tế hóa có lợi là rất rộng (xem Hình 4.1).</w:t>
       </w:r>
     </w:p>
-    <w:bookmarkEnd w:id="134"/>
-    <w:bookmarkStart w:id="135" w:name="điều-tiết-bởi-digital-adoption-index-dai"/>
+    <w:bookmarkEnd w:id="144"/>
+    <w:bookmarkStart w:id="145" w:name="điều-tiết-bởi-digital-adoption-index-dai"/>
     <w:p>
       <w:pPr>
         <w:pStyle w:val="Heading3"/>
@@ -28623,8 +29327,8 @@
         <w:t xml:space="preserve">). Cụ thể, ở mức độ quốc tế hóa cao, doanh nghiệp Singapore có năng lực chấp nhận số (digital adoption) cao hơn duy trì hiệu quả tốt hơn so với doanh nghiệp có mức DAI thấp hơn, cho thấy DAI đóng vai trò nguồn lực bổ trợ (situational resource) làm chậm đà suy giảm phía bên phải của đường phi tuyến.</w:t>
       </w:r>
     </w:p>
-    <w:bookmarkEnd w:id="135"/>
-    <w:bookmarkStart w:id="136" w:name="giới-hạn-suy-luận-và-cảnh-báo-thống-kê"/>
+    <w:bookmarkEnd w:id="145"/>
+    <w:bookmarkStart w:id="146" w:name="giới-hạn-suy-luận-và-cảnh-báo-thống-kê"/>
     <w:p>
       <w:pPr>
         <w:pStyle w:val="Heading3"/>
@@ -28696,8 +29400,8 @@
         <w:t xml:space="preserve">(consistent but underpowered evidence), không bác bỏ giả thuyết nhưng cũng không tuyên bố xác nhận dứt khoát.</w:t>
       </w:r>
     </w:p>
-    <w:bookmarkEnd w:id="136"/>
-    <w:bookmarkStart w:id="137" w:name="Xc4edfd1202e735f43f0fcc707661dcf561dd6ec"/>
+    <w:bookmarkEnd w:id="146"/>
+    <w:bookmarkStart w:id="147" w:name="Xc4edfd1202e735f43f0fcc707661dcf561dd6ec"/>
     <w:p>
       <w:pPr>
         <w:pStyle w:val="Heading3"/>
@@ -29188,8 +29892,8 @@
         <w:t xml:space="preserve">), khẳng định vị trí điểm uốn chỉ được định vị lỏng lẻo. Đa cộng tuyến giữa số hạng bậc nhất và bậc hai không phải là vấn đề thực chất: hệ số phóng đại phương sai (variance inflation factor — VIF) duy trì dưới 3 ở mọi đặc tả cuối.</w:t>
       </w:r>
     </w:p>
-    <w:bookmarkEnd w:id="137"/>
-    <w:bookmarkStart w:id="138" w:name="X286df4048ffc93bb7f2ac1c5d7bcb1f1060bae7"/>
+    <w:bookmarkEnd w:id="147"/>
+    <w:bookmarkStart w:id="148" w:name="X286df4048ffc93bb7f2ac1c5d7bcb1f1060bae7"/>
     <w:p>
       <w:pPr>
         <w:pStyle w:val="Heading3"/>
@@ -29679,8 +30383,8 @@
         <w:t xml:space="preserve">), cho thấy một phần phương sai năng suất mà DAI nắm bắt đã trùng lặp với TCI. Sự suy giảm này quan trọng về nội dung vì nó bác bỏ cách hiểu DAI như một phần thưởng năng suất phổ quát cho mọi doanh nghiệp.</w:t>
       </w:r>
     </w:p>
-    <w:bookmarkEnd w:id="138"/>
-    <w:bookmarkStart w:id="139" w:name="X5b29f6d7a1e568457f8600cd8694765de8754b2"/>
+    <w:bookmarkEnd w:id="148"/>
+    <w:bookmarkStart w:id="149" w:name="X5b29f6d7a1e568457f8600cd8694765de8754b2"/>
     <w:p>
       <w:pPr>
         <w:pStyle w:val="Heading3"/>
@@ -30621,8 +31325,8 @@
         <w:t xml:space="preserve">).</w:t>
       </w:r>
     </w:p>
-    <w:bookmarkEnd w:id="139"/>
-    <w:bookmarkStart w:id="140" w:name="định-lượng-công-suất-thống-kê"/>
+    <w:bookmarkEnd w:id="149"/>
+    <w:bookmarkStart w:id="150" w:name="định-lượng-công-suất-thống-kê"/>
     <w:p>
       <w:pPr>
         <w:pStyle w:val="Heading3"/>
@@ -30913,9 +31617,9 @@
         </w:pict>
       </w:r>
     </w:p>
-    <w:bookmarkEnd w:id="140"/>
-    <w:bookmarkEnd w:id="141"/>
-    <w:bookmarkStart w:id="149" w:name="Xabe361c2d5961cf19ce7ab2bd5d9bc6d758140a"/>
+    <w:bookmarkEnd w:id="150"/>
+    <w:bookmarkEnd w:id="151"/>
+    <w:bookmarkStart w:id="159" w:name="Xabe361c2d5961cf19ce7ab2bd5d9bc6d758140a"/>
     <w:p>
       <w:pPr>
         <w:pStyle w:val="Heading2"/>
@@ -30924,7 +31628,7 @@
         <w:t xml:space="preserve">4.4 Kết quả bối cảnh thể chế trung bình cao: Trung Quốc, 2012–2024 (P5)</w:t>
       </w:r>
     </w:p>
-    <w:bookmarkStart w:id="142" w:name="xác-nhận-quan-hệ-phi-tuyến-và-điểm-uốn"/>
+    <w:bookmarkStart w:id="152" w:name="xác-nhận-quan-hệ-phi-tuyến-và-điểm-uốn"/>
     <w:p>
       <w:pPr>
         <w:pStyle w:val="Heading3"/>
@@ -31006,8 +31710,8 @@
         <w:t xml:space="preserve">Các con số này cho thấy doanh nghiệp Trung Quốc đạt hiệu quả tối ưu khi cường độ quốc tế hóa (FSTS) ở mức gần 49%, một mức độ tập trung quốc tế vừa phải trong bối cảnh nền kinh tế nội địa khổng lồ của Trung Quốc cũng cung cấp cơ hội tăng trưởng song song.</w:t>
       </w:r>
     </w:p>
-    <w:bookmarkEnd w:id="142"/>
-    <w:bookmarkStart w:id="143" w:name="Xe662776ac4ed20d7263c0278e37e5e670eb65fc"/>
+    <w:bookmarkEnd w:id="152"/>
+    <w:bookmarkStart w:id="153" w:name="Xe662776ac4ed20d7263c0278e37e5e670eb65fc"/>
     <w:p>
       <w:pPr>
         <w:pStyle w:val="Heading3"/>
@@ -31228,8 +31932,8 @@
         <w:t xml:space="preserve">, không có ý nghĩa thống kê, nghĩa là hình dạng tổng thể của quan hệ phi tuyến không biến đổi đáng kể qua giai đoạn phân tích. Phát hiện này cho thấy trong bối cảnh Upper-middle như Trung Quốc, cơ chế căn bản của quan hệ I–P duy trì tính ổn định đáng kể, có thể phản ánh sự bù trừ giữa chi phí thích ứng tăng lên do chính sách thương mại khó đoán và năng lực tổ chức ngày càng trưởng thành của các doanh nghiệp xuất khẩu Trung Quốc.</w:t>
       </w:r>
     </w:p>
-    <w:bookmarkEnd w:id="143"/>
-    <w:bookmarkStart w:id="144" w:name="vai-trò-của-tci-và-dai"/>
+    <w:bookmarkEnd w:id="153"/>
+    <w:bookmarkStart w:id="154" w:name="vai-trò-của-tci-và-dai"/>
     <w:p>
       <w:pPr>
         <w:pStyle w:val="Heading3"/>
@@ -31310,8 +32014,8 @@
         <w:t xml:space="preserve">), cho thấy Technological Capability Index không phát huy vai trò điều tiết đáng kể ở bối cảnh Trung Quốc theo mô hình P5. Tương tự, DAI cũng không cho thấy điều tiết có ý nghĩa trong bối cảnh này. Kết quả null về moderation tại Trung Quốc có thể phản ánh thực tế rằng năng lực công nghệ đã được phân phối tương đối đồng đều hơn trong mẫu doanh nghiệp xuất khẩu Trung Quốc, làm giảm phương sai đủ để phát hiện hiệu ứng điều tiết.</w:t>
       </w:r>
     </w:p>
-    <w:bookmarkEnd w:id="144"/>
-    <w:bookmarkStart w:id="145" w:name="Xff6260f0292f1de2c718a7cc22e284da4d4195e"/>
+    <w:bookmarkEnd w:id="154"/>
+    <w:bookmarkStart w:id="155" w:name="Xff6260f0292f1de2c718a7cc22e284da4d4195e"/>
     <w:p>
       <w:pPr>
         <w:pStyle w:val="Heading3"/>
@@ -32344,8 +33048,8 @@
         <w:t xml:space="preserve">nằm ở trung tâm của giả thuyết H1.</w:t>
       </w:r>
     </w:p>
-    <w:bookmarkEnd w:id="145"/>
-    <w:bookmarkStart w:id="146" w:name="X0af63134f8b985ce6a7206ba645349b2fa626fe"/>
+    <w:bookmarkEnd w:id="155"/>
+    <w:bookmarkStart w:id="156" w:name="X0af63134f8b985ce6a7206ba645349b2fa626fe"/>
     <w:p>
       <w:pPr>
         <w:pStyle w:val="Heading3"/>
@@ -32934,8 +33638,8 @@
         <w:t xml:space="preserve">, cho thấy liên hệ giữa năng lực công nghệ và năng suất được củng cố có ý nghĩa giữa hai đợt.</w:t>
       </w:r>
     </w:p>
-    <w:bookmarkEnd w:id="146"/>
-    <w:bookmarkStart w:id="147" w:name="Xca8f6e630da8ae9ac522aaed1f1f354951e7cdc"/>
+    <w:bookmarkEnd w:id="156"/>
+    <w:bookmarkStart w:id="157" w:name="Xca8f6e630da8ae9ac522aaed1f1f354951e7cdc"/>
     <w:p>
       <w:pPr>
         <w:pStyle w:val="Heading3"/>
@@ -33753,8 +34457,8 @@
         <w:t xml:space="preserve">). Như vậy, cơ chế bẫy vốn lưu động vẫn là cơ sở lý thuyết nhất quán nhất cho đoạn suy giảm sau ngưỡng nhưng chưa được nhận dạng trực tiếp với công cụ WBES hiện có, đòi hỏi dữ liệu vi mô tài chính như thời gian chu kỳ chuyển đổi tiền mặt hoặc số ngày khoản phải thu chưa thanh toán cho nghiên cứu tương lai.</w:t>
       </w:r>
     </w:p>
-    <w:bookmarkEnd w:id="147"/>
-    <w:bookmarkStart w:id="148" w:name="X1ae4654bd026ff4d99ae2bb551d6af9649385c6"/>
+    <w:bookmarkEnd w:id="157"/>
+    <w:bookmarkStart w:id="158" w:name="X1ae4654bd026ff4d99ae2bb551d6af9649385c6"/>
     <w:p>
       <w:pPr>
         <w:pStyle w:val="Heading3"/>
@@ -34355,9 +35059,9 @@
         </w:pict>
       </w:r>
     </w:p>
-    <w:bookmarkEnd w:id="148"/>
-    <w:bookmarkEnd w:id="149"/>
-    <w:bookmarkStart w:id="157" w:name="Xdbd5cc67084304ba85b73781c0cb0c00b74055b"/>
+    <w:bookmarkEnd w:id="158"/>
+    <w:bookmarkEnd w:id="159"/>
+    <w:bookmarkStart w:id="167" w:name="Xdbd5cc67084304ba85b73781c0cb0c00b74055b"/>
     <w:p>
       <w:pPr>
         <w:pStyle w:val="Heading2"/>
@@ -34366,7 +35070,7 @@
         <w:t xml:space="preserve">4.5 Kết quả bối cảnh chuyển đổi bậc thấp–trung: Việt Nam (P3)</w:t>
       </w:r>
     </w:p>
-    <w:bookmarkStart w:id="150" w:name="Xfa9060265c18c079d3fb45cfff0778bcd89c27e"/>
+    <w:bookmarkStart w:id="160" w:name="Xfa9060265c18c079d3fb45cfff0778bcd89c27e"/>
     <w:p>
       <w:pPr>
         <w:pStyle w:val="Heading3"/>
@@ -34563,8 +35267,8 @@
         <w:t xml:space="preserve">, bằng chứng thống kê mạnh nhất trong tất cả các mẫu quốc gia của luận án.</w:t>
       </w:r>
     </w:p>
-    <w:bookmarkEnd w:id="150"/>
-    <w:bookmarkStart w:id="151" w:name="điểm-điểm-uốn-theo-làn-sóng"/>
+    <w:bookmarkEnd w:id="160"/>
+    <w:bookmarkStart w:id="161" w:name="điểm-điểm-uốn-theo-làn-sóng"/>
     <w:p>
       <w:pPr>
         <w:pStyle w:val="Heading3"/>
@@ -34823,8 +35527,8 @@
         <w:t xml:space="preserve">, có ý nghĩa thống kê, cho thấy điểm uốn đã dịch chuyển đáng kể từ 46,2% xuống 39,3% giữa hai làn sóng.</w:t>
       </w:r>
     </w:p>
-    <w:bookmarkEnd w:id="151"/>
-    <w:bookmarkStart w:id="152" w:name="điều-tiết-bởi-tci-tích-cực-và-có-ý-nghĩa"/>
+    <w:bookmarkEnd w:id="161"/>
+    <w:bookmarkStart w:id="162" w:name="điều-tiết-bởi-tci-tích-cực-và-có-ý-nghĩa"/>
     <w:p>
       <w:pPr>
         <w:pStyle w:val="Heading3"/>
@@ -34892,8 +35596,8 @@
         <w:t xml:space="preserve">: TCI làm nâng cao mặt bằng hiệu quả và khuếch đại tác động tích cực của quốc tế hóa. Doanh nghiệp Việt Nam có năng lực công nghệ tốt hơn (đo bằng TCI) đạt hiệu quả cao hơn từ quá trình quốc tế hóa, nhất quán với H2 trong khung lý thuyết CDCM.</w:t>
       </w:r>
     </w:p>
-    <w:bookmarkEnd w:id="152"/>
-    <w:bookmarkStart w:id="153" w:name="điều-tiết-bởi-dai-không-có-ý-nghĩa"/>
+    <w:bookmarkEnd w:id="162"/>
+    <w:bookmarkStart w:id="163" w:name="điều-tiết-bởi-dai-không-có-ý-nghĩa"/>
     <w:p>
       <w:pPr>
         <w:pStyle w:val="Heading3"/>
@@ -34948,8 +35652,8 @@
         <w:t xml:space="preserve">(chỉ bao gồm Tier-1 DAI do giới hạn đo lường WBES trong các làn sóng này) cho kết quả yếu dương nhưng không có ý nghĩa thống kê. Kết quả này có thể phản ánh hạn chế về đo lường: Tier-1 DAI chỉ nắm bắt mức độ chấp nhận số bề mặt (website, email, online sales) chứ không đo lường được chiều sâu năng lực số. Với dữ liệu WBES Việt Nam chỉ cung cấp Tier-1, không đủ phân biệt để phát hiện hiệu ứng điều tiết tinh tế hơn.</w:t>
       </w:r>
     </w:p>
-    <w:bookmarkEnd w:id="153"/>
-    <w:bookmarkStart w:id="154" w:name="Xe1732086c032cd5cfc2f6431ba37210f11073f2"/>
+    <w:bookmarkEnd w:id="163"/>
+    <w:bookmarkStart w:id="164" w:name="Xe1732086c032cd5cfc2f6431ba37210f11073f2"/>
     <w:p>
       <w:pPr>
         <w:pStyle w:val="Heading3"/>
@@ -36382,8 +37086,8 @@
         <w:t xml:space="preserve">), cho thấy chữ U ngược phẳng lại đối với doanh nghiệp có năng lực cao chứ không dịch chuyển về mức.</w:t>
       </w:r>
     </w:p>
-    <w:bookmarkEnd w:id="154"/>
-    <w:bookmarkStart w:id="155" w:name="X1712bca98cd12f8663ba89927043bfe00f26ce2"/>
+    <w:bookmarkEnd w:id="164"/>
+    <w:bookmarkStart w:id="165" w:name="X1712bca98cd12f8663ba89927043bfe00f26ce2"/>
     <w:p>
       <w:pPr>
         <w:pStyle w:val="Heading3"/>
@@ -37090,8 +37794,8 @@
         <w:t xml:space="preserve">). Theo phân loại Haans, Pieters và He (2016), mẫu hình 2023 phù hợp với điều tiết Loại I (làm phẳng độ dốc, giữ nguyên hình dạng chữ U ngược) chứ không phải Loại II.</w:t>
       </w:r>
     </w:p>
-    <w:bookmarkEnd w:id="155"/>
-    <w:bookmarkStart w:id="156" w:name="X9856f5dd6302473d2bbf6a716d8a6aac558d4f5"/>
+    <w:bookmarkEnd w:id="165"/>
+    <w:bookmarkStart w:id="166" w:name="X9856f5dd6302473d2bbf6a716d8a6aac558d4f5"/>
     <w:p>
       <w:pPr>
         <w:pStyle w:val="Heading3"/>
@@ -37950,9 +38654,9 @@
         </w:pict>
       </w:r>
     </w:p>
-    <w:bookmarkEnd w:id="156"/>
-    <w:bookmarkEnd w:id="157"/>
-    <w:bookmarkStart w:id="164" w:name="X561afa853383c674354c1acb167a55cae3a018f"/>
+    <w:bookmarkEnd w:id="166"/>
+    <w:bookmarkEnd w:id="167"/>
+    <w:bookmarkStart w:id="174" w:name="X561afa853383c674354c1acb167a55cae3a018f"/>
     <w:p>
       <w:pPr>
         <w:pStyle w:val="Heading2"/>
@@ -37961,7 +38665,7 @@
         <w:t xml:space="preserve">4.6 Kết quả kiểm định toàn mẫu đa bối cảnh châu Á (P7)</w:t>
       </w:r>
     </w:p>
-    <w:bookmarkStart w:id="158" w:name="mẫu-và-mô-hình-chính"/>
+    <w:bookmarkStart w:id="168" w:name="mẫu-và-mô-hình-chính"/>
     <w:p>
       <w:pPr>
         <w:pStyle w:val="Heading3"/>
@@ -38842,8 +39546,8 @@
         <w:t xml:space="preserve">) cho phép xác thực lại từng hệ số trên máy có Stata trước khi nộp tạp chí.</w:t>
       </w:r>
     </w:p>
-    <w:bookmarkEnd w:id="158"/>
-    <w:bookmarkStart w:id="162" w:name="Xdf270642fda085fbdd4dd23ef5f7d1faa056489"/>
+    <w:bookmarkEnd w:id="168"/>
+    <w:bookmarkStart w:id="172" w:name="Xdf270642fda085fbdd4dd23ef5f7d1faa056489"/>
     <w:p>
       <w:pPr>
         <w:pStyle w:val="Heading3"/>
@@ -39761,18 +40465,18 @@
           <wp:inline>
             <wp:extent cx="5753100" cy="3285070"/>
             <wp:effectExtent b="0" l="0" r="0" t="0"/>
-            <wp:docPr descr="Hình 4.1. Họ đường cong I–P phụ thuộc chế độ thể chế ICRV" title="" id="160" name="Picture"/>
+            <wp:docPr descr="Hình 4.1. Họ đường cong I–P phụ thuộc chế độ thể chế ICRV" title="" id="170" name="Picture"/>
             <a:graphic>
               <a:graphicData uri="http://schemas.openxmlformats.org/drawingml/2006/picture">
                 <pic:pic>
                   <pic:nvPicPr>
-                    <pic:cNvPr descr="figures/fig_4_x_ip_curves_icrv_gradient.png" id="161" name="Picture"/>
+                    <pic:cNvPr descr="figures/fig_4_x_ip_curves_icrv_gradient.png" id="171" name="Picture"/>
                     <pic:cNvPicPr>
                       <a:picLocks noChangeArrowheads="1" noChangeAspect="1"/>
                     </pic:cNvPicPr>
                   </pic:nvPicPr>
                   <pic:blipFill>
-                    <a:blip r:embed="rId159"/>
+                    <a:blip r:embed="rId169"/>
                     <a:stretch>
                       <a:fillRect/>
                     </a:stretch>
@@ -39845,8 +40549,8 @@
         <w:t xml:space="preserve">Nguồn: minh họa của tác giả từ kết quả ước lượng 50 nền và P4, P8.</w:t>
       </w:r>
     </w:p>
-    <w:bookmarkEnd w:id="162"/>
-    <w:bookmarkStart w:id="163" w:name="điều-tiết-bởi-tci-và-dai-trong-toàn-mẫu"/>
+    <w:bookmarkEnd w:id="172"/>
+    <w:bookmarkStart w:id="173" w:name="điều-tiết-bởi-tci-và-dai-trong-toàn-mẫu"/>
     <w:p>
       <w:pPr>
         <w:pStyle w:val="Heading3"/>
@@ -40180,9 +40884,9 @@
         </w:pict>
       </w:r>
     </w:p>
-    <w:bookmarkEnd w:id="163"/>
-    <w:bookmarkEnd w:id="164"/>
-    <w:bookmarkStart w:id="172" w:name="X42f69945b56833cca239d45dc5864a7be6f74d7"/>
+    <w:bookmarkEnd w:id="173"/>
+    <w:bookmarkEnd w:id="174"/>
+    <w:bookmarkStart w:id="182" w:name="X42f69945b56833cca239d45dc5864a7be6f74d7"/>
     <w:p>
       <w:pPr>
         <w:pStyle w:val="Heading2"/>
@@ -40191,7 +40895,7 @@
         <w:t xml:space="preserve">4.7 Kết quả trường hợp biên SIDS: Các nền kinh tế đảo nhỏ đang phát triển (P8)</w:t>
       </w:r>
     </w:p>
-    <w:bookmarkStart w:id="165" w:name="đặc-điểm-mẫu-sids"/>
+    <w:bookmarkStart w:id="175" w:name="đặc-điểm-mẫu-sids"/>
     <w:p>
       <w:pPr>
         <w:pStyle w:val="Heading3"/>
@@ -40267,8 +40971,8 @@
         <w:t xml:space="preserve">(chiếm 13,8% mẫu). Tỷ lệ doanh thu xuất khẩu trung bình rất thấp: mean FSTS = 0,048 (4,8%).</w:t>
       </w:r>
     </w:p>
-    <w:bookmarkEnd w:id="165"/>
-    <w:bookmarkStart w:id="166" w:name="X305be4308b12f06c15c4aa0bf75053d865f81d7"/>
+    <w:bookmarkEnd w:id="175"/>
+    <w:bookmarkStart w:id="176" w:name="X305be4308b12f06c15c4aa0bf75053d865f81d7"/>
     <w:p>
       <w:pPr>
         <w:pStyle w:val="Heading3"/>
@@ -40625,8 +41329,8 @@
         <w:t xml:space="preserve">(monotone decline), không có điểm uốn trong phạm vi dữ liệu.</w:t>
       </w:r>
     </w:p>
-    <w:bookmarkEnd w:id="166"/>
-    <w:bookmarkStart w:id="167" w:name="X1eacd79ea5935ba958f558c7fa8a022614fd635"/>
+    <w:bookmarkEnd w:id="176"/>
+    <w:bookmarkStart w:id="177" w:name="X1eacd79ea5935ba958f558c7fa8a022614fd635"/>
     <w:p>
       <w:pPr>
         <w:pStyle w:val="Heading3"/>
@@ -40664,8 +41368,8 @@
         <w:t xml:space="preserve">Kết quả FIP là đóng góp lý thuyết gốc của luận án, lần đầu tiên được ghi nhận và đặt tên trong văn liệu internationalization–firm performance cho khu vực Thái Bình Dương.</w:t>
       </w:r>
     </w:p>
-    <w:bookmarkEnd w:id="167"/>
-    <w:bookmarkStart w:id="168" w:name="Xf5ef3b8f7f28ca1a48196484a4b190674943b22"/>
+    <w:bookmarkEnd w:id="177"/>
+    <w:bookmarkStart w:id="178" w:name="Xf5ef3b8f7f28ca1a48196484a4b190674943b22"/>
     <w:p>
       <w:pPr>
         <w:pStyle w:val="Heading3"/>
@@ -40682,8 +41386,8 @@
         <w:t xml:space="preserve">Cơ chế FIP ở cấp doanh nghiệp ăn khớp với đặc trưng tổn thương cấu trúc của các nền kinh tế nhỏ và thị trường biên được ghi nhận ở cấp vĩ mô. Bằng chứng của Ngân hàng Thế giới cho thấy bản chất phơi nhiễm bên ngoài của các thị trường biên là bất lợi so với thị trường mới nổi: dòng vốn danh mục biến động hơn, rổ xuất khẩu tập trung hơn, và nợ chủ yếu được định danh bằng ngoại tệ với mức dự trữ thấp, tất cả làm tăng rủi ro bảng cân đối (World Bank, 2026c). Đối với các nền kinh tế quy mô siêu nhỏ như SIDS Thái Bình Dương, những bất lợi này được khuếch đại bởi chi phí logistics cực cao và sự tập trung xuất khẩu cao độ, khiến việc gia tăng cường độ xuất khẩu không đi kèm phần thưởng năng suất mà thậm chí trở thành gánh nặng. Như vậy, FIP không phải một ngoại lệ thống kê mà là biểu hiện cấp doanh nghiệp của một quy luật cấu trúc rộng hơn: ở những bối cảnh thị trường nội địa quá nhỏ và đệm thể chế quá mỏng, quốc tế hóa mang tính bắt buộc chứ không phải lựa chọn chiến lược tối ưu hóa năng suất. Phát hiện này bổ sung một viên gạch vi mô còn thiếu vào bức tranh vĩ mô của Ngân hàng Thế giới về các nền kinh tế nhỏ và dễ tổn thương.</w:t>
       </w:r>
     </w:p>
-    <w:bookmarkEnd w:id="168"/>
-    <w:bookmarkStart w:id="169" w:name="Xd3bcc0b70fd8212696c0499c18fe6240ba1b32c"/>
+    <w:bookmarkEnd w:id="178"/>
+    <w:bookmarkStart w:id="179" w:name="Xd3bcc0b70fd8212696c0499c18fe6240ba1b32c"/>
     <w:p>
       <w:pPr>
         <w:pStyle w:val="Heading3"/>
@@ -40936,8 +41640,8 @@
         <w:t xml:space="preserve">phương sai năng suất được giải thích là phương sai giữa các quốc gia, một đặc trưng nhất quán với tính dị biệt cấu trúc cực đoan giữa các nền kinh tế đảo nhỏ.</w:t>
       </w:r>
     </w:p>
-    <w:bookmarkEnd w:id="169"/>
-    <w:bookmarkStart w:id="170" w:name="X05806545af9468e5b79a60086a94e43b4311d7f"/>
+    <w:bookmarkEnd w:id="179"/>
+    <w:bookmarkStart w:id="180" w:name="X05806545af9468e5b79a60086a94e43b4311d7f"/>
     <w:p>
       <w:pPr>
         <w:pStyle w:val="Heading3"/>
@@ -41308,8 +42012,8 @@
         <w:t xml:space="preserve">).</w:t>
       </w:r>
     </w:p>
-    <w:bookmarkEnd w:id="170"/>
-    <w:bookmarkStart w:id="171" w:name="Xe1a17f66d148450e4340ea430e2b38d3bcbda19"/>
+    <w:bookmarkEnd w:id="180"/>
+    <w:bookmarkStart w:id="181" w:name="Xe1a17f66d148450e4340ea430e2b38d3bcbda19"/>
     <w:p>
       <w:pPr>
         <w:pStyle w:val="Heading3"/>
@@ -42146,9 +42850,9 @@
         </w:pict>
       </w:r>
     </w:p>
-    <w:bookmarkEnd w:id="171"/>
-    <w:bookmarkEnd w:id="172"/>
-    <w:bookmarkStart w:id="176" w:name="Xfa456a9219d3acfaa17bcbc370e76a6bac65144"/>
+    <w:bookmarkEnd w:id="181"/>
+    <w:bookmarkEnd w:id="182"/>
+    <w:bookmarkStart w:id="186" w:name="Xfa456a9219d3acfaa17bcbc370e76a6bac65144"/>
     <w:p>
       <w:pPr>
         <w:pStyle w:val="Heading2"/>
@@ -44168,7 +44872,7 @@
         <w:t xml:space="preserve">, ngược với dự đoán phụ phẩm cộng hưởng năng lực số công cộng. Diễn giải cộng hưởng (complementarity reading): hạ tầng số công cộng UPI vận hành trên đường ray rupee nội địa và yêu cầu KYC Aadhaar cho đối tác cư trú tại Ấn Độ; doanh nghiệp xuất khẩu cần hạ tầng tài chính xuyên biên giới khác hẳn (SWIFT, ngân hàng đại lý, tài trợ thương mại, bảo hiểm tín dụng xuất khẩu) mà UPI không thể thay thế. Phát hiện này cho thấy hạ tầng công cộng số chỉ thay thế năng lực tư nhân khi hai loại hạ tầng có cùng định hướng mục đích, không phải thay thế phổ quát cho mọi hoạt động sản xuất doanh nghiệp.</w:t>
       </w:r>
     </w:p>
-    <w:bookmarkStart w:id="173" w:name="Xa084b9684354c3a9938e5b189bd20cad00b8926"/>
+    <w:bookmarkStart w:id="183" w:name="Xa084b9684354c3a9938e5b189bd20cad00b8926"/>
     <w:p>
       <w:pPr>
         <w:pStyle w:val="Heading3"/>
@@ -45132,8 +45836,8 @@
         <w:t xml:space="preserve">).</w:t>
       </w:r>
     </w:p>
-    <w:bookmarkEnd w:id="173"/>
-    <w:bookmarkStart w:id="174" w:name="X69aa24b46cd6147ff623b8d98152029170b54c6"/>
+    <w:bookmarkEnd w:id="183"/>
+    <w:bookmarkStart w:id="184" w:name="X69aa24b46cd6147ff623b8d98152029170b54c6"/>
     <w:p>
       <w:pPr>
         <w:pStyle w:val="Heading3"/>
@@ -45808,8 +46512,8 @@
         <w:t xml:space="preserve">), nhất quán với một sự dịch chuyển cấu trúc lũy tiến chứ không phải đứt gãy đột ngột do thay đổi công cụ khảo sát.</w:t>
       </w:r>
     </w:p>
-    <w:bookmarkEnd w:id="174"/>
-    <w:bookmarkStart w:id="175" w:name="X6ebf5cca1c55ded15c0769070f4de5566c02d6c"/>
+    <w:bookmarkEnd w:id="184"/>
+    <w:bookmarkStart w:id="185" w:name="X6ebf5cca1c55ded15c0769070f4de5566c02d6c"/>
     <w:p>
       <w:pPr>
         <w:pStyle w:val="Heading3"/>
@@ -47037,9 +47741,9 @@
         </w:pict>
       </w:r>
     </w:p>
-    <w:bookmarkEnd w:id="175"/>
-    <w:bookmarkEnd w:id="176"/>
-    <w:bookmarkStart w:id="180" w:name="Xb5e9decde9ddff3f5ed41f8bd03d7258a6bedfc"/>
+    <w:bookmarkEnd w:id="185"/>
+    <w:bookmarkEnd w:id="186"/>
+    <w:bookmarkStart w:id="190" w:name="Xb5e9decde9ddff3f5ed41f8bd03d7258a6bedfc"/>
     <w:p>
       <w:pPr>
         <w:pStyle w:val="Heading2"/>
@@ -47092,7 +47796,7 @@
         <w:t xml:space="preserve">của khung phụ thuộc thể chế: tại chế độ thể chế mạnh nhất, nhánh đi xuống của chữ U ngược bị đẩy ra ngoài miền cường độ xuất khẩu quan sát được, khiến quan hệ I–P trong dữ liệu trở nên dương và xấp xỉ tuyến tính. Bối cảnh mang sức nặng lý thuyết đặc biệt: chính các tập đoàn đa quốc gia Nhật Bản là nơi chữ U ngược được thiết lập ban đầu, song Nhật Bản chưa từng được quan sát trên một bộ công cụ hài hòa cho phép định vị nó so với các nền kinh tế cùng khu vực. Năng suất lao động (ln doanh thu trên một lao động thường xuyên, winsorize tại phân vị 1/99) được hồi quy theo FSTS và bình phương của nó với hiệu ứng cố định ngành và sai số chuẩn vững HC1, theo chuỗi phân tầng M1–M5.</w:t>
       </w:r>
     </w:p>
-    <w:bookmarkStart w:id="177" w:name="X33bb7001dce773639f394e40fe08a082ee98149"/>
+    <w:bookmarkStart w:id="187" w:name="X33bb7001dce773639f394e40fe08a082ee98149"/>
     <w:p>
       <w:pPr>
         <w:pStyle w:val="Heading3"/>
@@ -48354,8 +49058,8 @@
         <w:t xml:space="preserve">— Nhật Bản nằm trên một nhánh đi lên dài mà nhánh đi xuống vắng mặt về mặt thực nghiệm, trùng khớp kết quả Singapore (Mục 4.3) và kết quả cấp nhóm Advanced của ước lượng 50 nền (Mục 4.6.2), hoàn tất bức tranh ba vùng của gradient thể chế: chữ U ngược ở các chế độ chuyển đổi, gần tuyến tính ở biên trên, tan rã ở biên dưới.</w:t>
       </w:r>
     </w:p>
-    <w:bookmarkEnd w:id="177"/>
-    <w:bookmarkStart w:id="178" w:name="X0658ab59c6053f394b27c86017ecc8f578ad6c5"/>
+    <w:bookmarkEnd w:id="187"/>
+    <w:bookmarkStart w:id="188" w:name="X0658ab59c6053f394b27c86017ecc8f578ad6c5"/>
     <w:p>
       <w:pPr>
         <w:pStyle w:val="Heading3"/>
@@ -48758,8 +49462,8 @@
         <w:t xml:space="preserve">.</w:t>
       </w:r>
     </w:p>
-    <w:bookmarkEnd w:id="178"/>
-    <w:bookmarkStart w:id="179" w:name="X36bd9e244b4bfec78bb7e6cf4c835b753985d3a"/>
+    <w:bookmarkEnd w:id="188"/>
+    <w:bookmarkStart w:id="189" w:name="X36bd9e244b4bfec78bb7e6cf4c835b753985d3a"/>
     <w:p>
       <w:pPr>
         <w:pStyle w:val="Heading3"/>
@@ -49140,9 +49844,9 @@
         <w:t xml:space="preserve">). Bằng chứng Nhật Bản do đó vừa hoàn tất phổ ba vùng của khung CDCM ở biên trên, vừa làm rõ rằng cơ chế I–P chuyển từ biên cường độ (ở các chế độ chuyển đổi) sang biên rộng (ở chế độ tiên tiến trưởng thành).</w:t>
       </w:r>
     </w:p>
-    <w:bookmarkEnd w:id="179"/>
-    <w:bookmarkEnd w:id="180"/>
-    <w:bookmarkStart w:id="181" w:name="X3f9ed6ea86262c6caa26e51d1f917462628cea6"/>
+    <w:bookmarkEnd w:id="189"/>
+    <w:bookmarkEnd w:id="190"/>
+    <w:bookmarkStart w:id="191" w:name="X3f9ed6ea86262c6caa26e51d1f917462628cea6"/>
     <w:p>
       <w:pPr>
         <w:pStyle w:val="Heading2"/>
@@ -49299,8 +50003,8 @@
         </w:pict>
       </w:r>
     </w:p>
-    <w:bookmarkEnd w:id="181"/>
-    <w:bookmarkStart w:id="182" w:name="tổng-hợp-kết-quả-theo-hệ-giả-thuyết"/>
+    <w:bookmarkEnd w:id="191"/>
+    <w:bookmarkStart w:id="192" w:name="tổng-hợp-kết-quả-theo-hệ-giả-thuyết"/>
     <w:p>
       <w:pPr>
         <w:pStyle w:val="Heading2"/>
@@ -50901,8 +51605,8 @@
         </w:pict>
       </w:r>
     </w:p>
-    <w:bookmarkEnd w:id="182"/>
-    <w:bookmarkStart w:id="183" w:name="X1d7085913fe0d9bf449e1d01e72ec60c4109544"/>
+    <w:bookmarkEnd w:id="192"/>
+    <w:bookmarkStart w:id="193" w:name="X1d7085913fe0d9bf449e1d01e72ec60c4109544"/>
     <w:p>
       <w:pPr>
         <w:pStyle w:val="Heading2"/>
@@ -51283,8 +51987,8 @@
         <w:br w:type="page"/>
       </w:r>
     </w:p>
-    <w:bookmarkEnd w:id="183"/>
-    <w:bookmarkStart w:id="184" w:name="chương-5-kết-luận-và-đề-xuất"/>
+    <w:bookmarkEnd w:id="193"/>
+    <w:bookmarkStart w:id="194" w:name="chương-5-kết-luận-và-đề-xuất"/>
     <w:p>
       <w:pPr>
         <w:pStyle w:val="Heading1"/>
@@ -51293,7 +51997,7 @@
         <w:t xml:space="preserve">CHƯƠNG 5: KẾT LUẬN VÀ ĐỀ XUẤT</w:t>
       </w:r>
     </w:p>
-    <w:bookmarkEnd w:id="184"/>
+    <w:bookmarkEnd w:id="194"/>
     <w:p>
       <w:r>
         <w:pict>
@@ -51301,7 +52005,7 @@
         </w:pict>
       </w:r>
     </w:p>
-    <w:bookmarkStart w:id="185" w:name="giới-thiệu-chương-1"/>
+    <w:bookmarkStart w:id="195" w:name="giới-thiệu-chương-1"/>
     <w:p>
       <w:pPr>
         <w:pStyle w:val="Heading2"/>
@@ -51325,8 +52029,8 @@
         </w:pict>
       </w:r>
     </w:p>
-    <w:bookmarkEnd w:id="185"/>
-    <w:bookmarkStart w:id="192" w:name="Xff8cef3ed320f9cf6f3fba4ff558bfed3af19c6"/>
+    <w:bookmarkEnd w:id="195"/>
+    <w:bookmarkStart w:id="203" w:name="Xff8cef3ed320f9cf6f3fba4ff558bfed3af19c6"/>
     <w:p>
       <w:pPr>
         <w:pStyle w:val="Heading2"/>
@@ -51335,7 +52039,7 @@
         <w:t xml:space="preserve">5.1 Bàn luận kết quả theo khung lý thuyết CDCM</w:t>
       </w:r>
     </w:p>
-    <w:bookmarkStart w:id="186" w:name="X87949b622680195c8f5649c31ec800d0d4afb82"/>
+    <w:bookmarkStart w:id="196" w:name="X87949b622680195c8f5649c31ec800d0d4afb82"/>
     <w:p>
       <w:pPr>
         <w:pStyle w:val="Heading3"/>
@@ -51543,8 +52247,8 @@
         <w:t xml:space="preserve">: môi trường thể chế tốt cũng có nghĩa là hệ sinh thái dịch vụ hỗ trợ (logistics, tài chính thương mại, tư vấn pháp lý quốc tế) phát triển, làm giảm gánh nặng điều phối nội bộ của doanh nghiệp khi mở rộng quốc tế. Hai cơ chế này cùng giải thích vì sao đường cong duỗi thẳng ở biên trên của gradient: khi chi phí giao dịch xuyên biên giới đủ thấp và hệ sinh thái hỗ trợ đủ dày, nhánh đi xuống của chữ U ngược bị đẩy lùi ra ngoài miền quan sát; ngược lại ở biên dưới, sự thiếu vắng cả hai điều kiện khiến phần thưởng của quốc tế hóa trở nên nhỏ và bất định đến mức dạng hàm không còn định hình được.</w:t>
       </w:r>
     </w:p>
-    <w:bookmarkEnd w:id="186"/>
-    <w:bookmarkStart w:id="187" w:name="tci-là-năng-lực-nền-tảng-xác-nhận-h2"/>
+    <w:bookmarkEnd w:id="196"/>
+    <w:bookmarkStart w:id="197" w:name="tci-là-năng-lực-nền-tảng-xác-nhận-h2"/>
     <w:p>
       <w:pPr>
         <w:pStyle w:val="Heading3"/>
@@ -51630,8 +52334,8 @@
         <w:t xml:space="preserve">Cơ chế lý thuyết đằng sau kết quả này bắt nguồn từ Resource-Based View (Barney, 1991): TCI là nguồn lực VRIN (có giá trị, hiếm, khó sao chép, khó thay thế), do đó tạo ra lợi thế cạnh tranh bền vững ngay cả khi doanh nghiệp mở rộng ra thị trường nước ngoài với mức độ bất định cao. Năng lực công nghệ cũng tạo ra absorptive capacity (Cohen &amp; Levinthal, 1990), khả năng hấp thu và tích hợp tri thức từ thị trường nước ngoài, giúp doanh nghiệp học hỏi hiệu quả hơn trong quá trình quốc tế hóa, nhất quán với learning loop của Uppsala model (Johanson &amp; Vahlne, 1977).</w:t>
       </w:r>
     </w:p>
-    <w:bookmarkEnd w:id="187"/>
-    <w:bookmarkStart w:id="188" w:name="X27755afda27725d75d6cee82c01fb99e8279a05"/>
+    <w:bookmarkEnd w:id="197"/>
+    <w:bookmarkStart w:id="198" w:name="X27755afda27725d75d6cee82c01fb99e8279a05"/>
     <w:p>
       <w:pPr>
         <w:pStyle w:val="Heading3"/>
@@ -52109,8 +52813,8 @@
         <w:t xml:space="preserve">Một giải thích bổ sung từ Lý thuyết thể chế: ở các bối cảnh ICRV thấp với nhiều khoảng trống thể chế (Khanna &amp; Palepu, 2010), doanh nghiệp xuất khẩu có thể phụ thuộc vào DAI nhiều hơn như một cơ chế bù đắp cho thiếu hụt hạ tầng thể chế (hiệu ứng lá chắn số đã ghi nhận ở nghiên cứu thành phần P1 trên 17 nền). Trên khung 50 nền, tương tác chế độ-yếu với độ dốc đường cong ở mức biên ý nghĩa (FSTS×chế độ yếu = −0,523, p = ,087), nhất quán về chiều với lập luận này nhưng cần kiểm định nhân quả chặt hơn trước khi khẳng định.</w:t>
       </w:r>
     </w:p>
-    <w:bookmarkEnd w:id="188"/>
-    <w:bookmarkStart w:id="189" w:name="Xba87836edee10cf1c931ef85c517d34e258cf83"/>
+    <w:bookmarkEnd w:id="198"/>
+    <w:bookmarkStart w:id="199" w:name="Xba87836edee10cf1c931ef85c517d34e258cf83"/>
     <w:p>
       <w:pPr>
         <w:pStyle w:val="Heading3"/>
@@ -52289,8 +52993,8 @@
         <w:t xml:space="preserve">kinh nghiệm quốc tế (breadth vs. depth), một hạn chế đo lường trong WBES cần được khắc phục trong nghiên cứu tương lai.</w:t>
       </w:r>
     </w:p>
-    <w:bookmarkEnd w:id="189"/>
-    <w:bookmarkStart w:id="190" w:name="Xfdc4f05762204c1e9501761a1ebcb843f9171c3"/>
+    <w:bookmarkEnd w:id="199"/>
+    <w:bookmarkStart w:id="200" w:name="Xfdc4f05762204c1e9501761a1ebcb843f9171c3"/>
     <w:p>
       <w:pPr>
         <w:pStyle w:val="Heading3"/>
@@ -52396,8 +53100,8 @@
         </w:pict>
       </w:r>
     </w:p>
-    <w:bookmarkEnd w:id="190"/>
-    <w:bookmarkStart w:id="191" w:name="Xb7548f07aa94b47fa4ac305672e1001cc1680aa"/>
+    <w:bookmarkEnd w:id="200"/>
+    <w:bookmarkStart w:id="201" w:name="Xb7548f07aa94b47fa4ac305672e1001cc1680aa"/>
     <w:p>
       <w:pPr>
         <w:pStyle w:val="Heading3"/>
@@ -52495,9 +53199,51 @@
         </w:pict>
       </w:r>
     </w:p>
-    <w:bookmarkEnd w:id="191"/>
-    <w:bookmarkEnd w:id="192"/>
-    <w:bookmarkStart w:id="196" w:name="so-sánh-với-nghiên-cứu-trước-đây"/>
+    <w:bookmarkEnd w:id="201"/>
+    <w:bookmarkStart w:id="202" w:name="Xbffcbb2cefd87893b0a3903884b48c3b4587efe"/>
+    <w:p>
+      <w:pPr>
+        <w:pStyle w:val="Heading3"/>
+      </w:pPr>
+      <w:r>
+        <w:t xml:space="preserve">5.1.7 Tích hợp ba vùng của gradient thể chế: từ chữ U ngược đến tan rã và đảo dấu</w:t>
+      </w:r>
+    </w:p>
+    <w:p>
+      <w:pPr>
+        <w:pStyle w:val="FirstParagraph"/>
+      </w:pPr>
+      <w:r>
+        <w:t xml:space="preserve">Khi đặt cạnh nhau bảy nghiên cứu thành phần thực nghiệm, một cấu trúc ba vùng nổi lên như trục diễn giải trung tâm của khung lý thuyết CDCM, không phải dưới dạng ba kết quả rời rạc mà như ba đoạn liên tục của cùng một họ đường cong phụ thuộc bối cảnh. Ở vùng giữa của gradient thể chế (chế độ chuyển đổi bậc thấp–trung, Nhóm IV), chữ U ngược định hình rõ nét và tin cậy nhất: điểm uốn toàn mẫu của Nhóm IV ở mức 43,0% (P7) trùng khớp đáng kể với các ước lượng đơn quốc gia độc lập là Việt Nam 39–46% (P3) và Ấn Độ 40,7% năm 2022 (P9). Sự hội tụ của ba ước lượng từ ba nguồn dữ liệu khác nhau quanh một dải hẹp là bằng chứng nội tại mạnh về tính vững của dạng hàm trong chế độ chuyển đổi.</w:t>
+      </w:r>
+    </w:p>
+    <w:p>
+      <w:pPr>
+        <w:pStyle w:val="BodyText"/>
+      </w:pPr>
+      <w:r>
+        <w:t xml:space="preserve">Ở biên trên của gradient (chế độ tiên tiến đổi mới, Nhóm I), đường cong duỗi thẳng thành quan hệ gần tuyến tính dương, với nhánh đi xuống bị đẩy ra ngoài miền cường độ xuất khẩu quan sát được. Ba nguồn bằng chứng độc lập hội tụ về kết luận này: Singapore với điểm uốn ước lượng quanh 88,6% nhưng không định vị tin cậy (P4); ước lượng cấp nhóm Advanced trên khung 50 nền với điểm uốn ngoài miền dữ liệu (P7); và Nhật Bản với hiệu ứng tuyến tính dương cao (+0,671, p &lt; 0,001) trong khi số hạng bậc hai không bao giờ tiệm cận ý nghĩa qua mọi đặc tả (P10). Bằng chứng Nhật Bản mang sức nặng đặc biệt vì chính các tập đoàn đa quốc gia Nhật Bản là nơi giả thuyết phi tuyến được thiết lập ban đầu; việc nền kinh tế này, khi được quan sát trên bộ công cụ hài hòa, lại nằm trọn trên một nhánh đi lên dài, xác nhận rằng dạng phi tuyến cổ điển là kết quả có điều kiện chứ không phải quy luật phổ quát.</w:t>
+      </w:r>
+    </w:p>
+    <w:p>
+      <w:pPr>
+        <w:pStyle w:val="BodyText"/>
+      </w:pPr>
+      <w:r>
+        <w:t xml:space="preserve">Ở biên dưới của gradient (chế độ đang nổi và đảo nhỏ, Nhóm V và VI), quan hệ mất cấu trúc theo hai mức độ khác nhau. Tại Nhóm V, các hệ số không còn ý nghĩa thống kê và dạng hàm tan rã (P7). Tại Nhóm VI là các nền kinh tế đảo nhỏ, quan hệ không chỉ tan rã mà đảo hẳn sang âm đơn điệu, gánh nặng quốc tế hóa bắt buộc với hệ số −1,339 (p &lt; 0,001, P8). Như vậy, ba vùng không phải là ba hiện tượng tách biệt mà là biểu hiện liên tục của cùng một cơ chế thể chế: khi đệm thể chế dày, dư địa quốc tế hóa có lợi mở rộng đến mức nhánh suy giảm biến mất; khi đệm thể chế mỏng dần, điểm uốn dịch về phía trái và độ cong sắc nét lên; khi đệm thể chế cạn kiệt, bản thân điểm tối ưu biến mất và phần thưởng của quốc tế hóa chuyển thành tổn thất.</w:t>
+      </w:r>
+    </w:p>
+    <w:p>
+      <w:pPr>
+        <w:pStyle w:val="BodyText"/>
+      </w:pPr>
+      <w:r>
+        <w:t xml:space="preserve">Một sắc thái quan trọng phân biệt hai cơ chế tạo ra chữ U ngược dọc theo gradient. Bằng chứng Việt Nam (P3) cho thấy độ cong toàn mẫu trong chế độ chuyển đổi được nhận diện chủ yếu qua biên tham gia, tức bước nhảy năng suất khi doanh nghiệp chuyển từ không xuất khẩu sang xuất khẩu (H1a), chứ không qua độ cong cường độ trong nhóm doanh nghiệp đã xuất khẩu (H1b); khi tái ước lượng chỉ trên doanh nghiệp xuất khẩu, số hạng bậc hai mất ý nghĩa. Bằng chứng Nhật Bản (P10) cho thấy ở biên trên, cơ chế cũng vận hành qua biên tham gia nhưng theo logic tự chọn lọc Melitz (2003): câu hỏi ràng buộc không phải doanh nghiệp xuất khẩu bao nhiêu mà là có xuất khẩu hay không, với phần bù năng suất 25,8% cho doanh nghiệp xuất khẩu. Sự dịch chuyển trọng tâm từ biên cường độ ở chế độ chuyển đổi sang biên tham gia ở chế độ tiên tiến là một tinh chỉnh lý thuyết mà khung CDCM phiên bản ban đầu chưa nêu bật, và nó cung cấp một giải thích thống nhất cho việc vì sao đường cong duỗi thẳng ở biên trên.</w:t>
+      </w:r>
+    </w:p>
+    <w:bookmarkEnd w:id="202"/>
+    <w:bookmarkEnd w:id="203"/>
+    <w:bookmarkStart w:id="207" w:name="so-sánh-với-nghiên-cứu-trước-đây"/>
     <w:p>
       <w:pPr>
         <w:pStyle w:val="Heading2"/>
@@ -52506,7 +53252,7 @@
         <w:t xml:space="preserve">5.2 So sánh với nghiên cứu trước đây</w:t>
       </w:r>
     </w:p>
-    <w:bookmarkStart w:id="193" w:name="nhất-quán-với-baseline-icbef-2024"/>
+    <w:bookmarkStart w:id="204" w:name="nhất-quán-với-baseline-icbef-2024"/>
     <w:p>
       <w:pPr>
         <w:pStyle w:val="Heading3"/>
@@ -52712,8 +53458,8 @@
         <w:t xml:space="preserve">, không phải sự bất đồng căn bản giữa các nghiên cứu.</w:t>
       </w:r>
     </w:p>
-    <w:bookmarkEnd w:id="193"/>
-    <w:bookmarkStart w:id="194" w:name="X7b8db85450aaa41ba255e0d181ebc5c5ae65c48"/>
+    <w:bookmarkEnd w:id="204"/>
+    <w:bookmarkStart w:id="205" w:name="X7b8db85450aaa41ba255e0d181ebc5c5ae65c48"/>
     <w:p>
       <w:pPr>
         <w:pStyle w:val="Heading3"/>
@@ -52791,8 +53537,8 @@
         <w:t xml:space="preserve">, luận án mở rộng khung phân tích từ dữ liệu doanh nghiệp Nhật Bản/đa quốc gia sang 50 nền kinh tế châu Á và Thái Bình Dương, bối cảnh underrepresented trong văn liệu Lu và Beamish.</w:t>
       </w:r>
     </w:p>
-    <w:bookmarkEnd w:id="194"/>
-    <w:bookmarkStart w:id="195" w:name="X7d417abcca377c053c807a61872538ebbcf35bb"/>
+    <w:bookmarkEnd w:id="205"/>
+    <w:bookmarkStart w:id="206" w:name="X7d417abcca377c053c807a61872538ebbcf35bb"/>
     <w:p>
       <w:pPr>
         <w:pStyle w:val="Heading3"/>
@@ -52881,9 +53627,9 @@
         </w:pict>
       </w:r>
     </w:p>
-    <w:bookmarkEnd w:id="195"/>
-    <w:bookmarkEnd w:id="196"/>
-    <w:bookmarkStart w:id="200" w:name="đóng-góp-lý-thuyết-1"/>
+    <w:bookmarkEnd w:id="206"/>
+    <w:bookmarkEnd w:id="207"/>
+    <w:bookmarkStart w:id="213" w:name="đóng-góp-lý-thuyết-1"/>
     <w:p>
       <w:pPr>
         <w:pStyle w:val="Heading2"/>
@@ -52892,7 +53638,7 @@
         <w:t xml:space="preserve">5.3 Đóng góp lý thuyết</w:t>
       </w:r>
     </w:p>
-    <w:bookmarkStart w:id="197" w:name="cdcm-làm-rõ-dai-là-nguồn-lực-tình-huống"/>
+    <w:bookmarkStart w:id="208" w:name="cdcm-làm-rõ-dai-là-nguồn-lực-tình-huống"/>
     <w:p>
       <w:pPr>
         <w:pStyle w:val="Heading3"/>
@@ -53025,8 +53771,50 @@
         <w:t xml:space="preserve">: DAI hoạt động như lá chắn bù đắp (compensatory asset) trong bối cảnh thể chế yếu, nơi hạ tầng thể chế chưa đủ hỗ trợ cho doanh nghiệp xuất khẩu. Đây là bằng chứng thực nghiệm bổ sung cho lý thuyết về vai trò thay thế giữa thể chế và năng lực số.</w:t>
       </w:r>
     </w:p>
-    <w:bookmarkEnd w:id="197"/>
-    <w:bookmarkStart w:id="198" w:name="X2d492fa0307aa4991837f2d5dc38e247101178c"/>
+    <w:bookmarkEnd w:id="208"/>
+    <w:bookmarkStart w:id="209" w:name="X3b1084bbd444ca85d063deaaac052e856e27e72"/>
+    <w:p>
+      <w:pPr>
+        <w:pStyle w:val="Heading3"/>
+      </w:pPr>
+      <w:r>
+        <w:t xml:space="preserve">5.3.1.1 Phân biệt nâng mặt bằng phổ quát và uốn đường cong phi phổ quát</w:t>
+      </w:r>
+    </w:p>
+    <w:p>
+      <w:pPr>
+        <w:pStyle w:val="FirstParagraph"/>
+      </w:pPr>
+      <w:r>
+        <w:t xml:space="preserve">Một đóng góp lý thuyết tinh tế nhưng có hệ quả sâu của luận án là phân biệt rạch ròi giữa hai loại hiệu ứng mà các cấu trúc năng lực có thể tạo ra trên quan hệ quốc tế hóa và hiệu quả: hiệu ứng nâng mặt bằng (dịch chuyển toàn bộ đường cong lên trên) và hiệu ứng uốn đường cong (thay đổi hình dạng, độ dốc hoặc vị trí điểm uốn). Sự phân biệt này, vốn được hình thức hóa trong văn liệu kiểm định quan hệ phi tuyến của Haans, Pieters và He (2016), trở thành lăng kính tổ chức cho toàn bộ bằng chứng về TCI và DAI.</w:t>
+      </w:r>
+    </w:p>
+    <w:p>
+      <w:pPr>
+        <w:pStyle w:val="BodyText"/>
+      </w:pPr>
+      <w:r>
+        <w:t xml:space="preserve">Đối với năng lực công nghệ, bằng chứng hội tụ mạnh mẽ rằng đây là yếu tố nâng mặt bằng phổ quát: hiệu ứng trực tiếp dương và có ý nghĩa cao xuất hiện nhất quán ở mọi bối cảnh (Việt Nam +0,179 dạng biến công cụ; Trung Quốc từ +0,26 đến +0,43; toàn mẫu 50 nền +0,141; Nhật Bản +0,100; SIDS +0,299), trong khi các tương tác uốn đường cong với cường độ xuất khẩu không đạt ý nghĩa thống kê trên toàn mẫu và chỉ định hình ở một bối cảnh đơn quốc gia. Ngay cả tại SIDS, nơi quan hệ tổng thể là âm đơn điệu, năng lực công nghệ vẫn nâng mặt bằng năng suất nhưng không thể uốn độ dốc âm sang vùng dương, một bằng chứng đặc biệt thuyết phục rằng vai trò của năng lực công nghệ là nâng sàn chứ không phải định hình đường cong.</w:t>
+      </w:r>
+    </w:p>
+    <w:p>
+      <w:pPr>
+        <w:pStyle w:val="BodyText"/>
+      </w:pPr>
+      <w:r>
+        <w:t xml:space="preserve">Đối với chấp nhận số, mô thức cũng tương tự nhưng với một khác biệt then chốt về cường độ ngữ cảnh. Hiệu ứng nâng mặt bằng của DAI là phổ quát và lớn hơn cả TCI trên toàn mẫu 50 nền (+0,201, p &lt; 0,001), nhưng vai trò uốn đường cong của nó không phổ quát: các tương tác đường cong trên toàn mẫu mang đúng chiều nén mà khung CDCM dự đoán nhưng không đạt ý nghĩa thống kê, và chỉ phát huy rõ rệt ở bối cảnh đặc thù (Singapore, tương tác bậc hai +3,119, p = 0,005). Phát hiện này tinh chỉnh đóng góp lý thuyết theo hướng quan trọng: sự khác biệt giữa TCI và DAI không nằm ở việc cái nào nâng mặt bằng (cả hai đều nâng), mà ở chỗ vai trò uốn đường cong của DAI bị điều kiện hóa bởi tầng phát triển thể chế và mức độ chiều sâu của thước đo, trong khi TCI thuần túy là yếu tố nền tảng nâng sàn. Đây là cơ sở thực nghiệm trực tiếp cho lập luận rằng năng lực công nghệ là năng lực nền tảng còn chấp nhận số là nguồn lực tình huống trong khung CDCM.</w:t>
+      </w:r>
+    </w:p>
+    <w:p>
+      <w:pPr>
+        <w:pStyle w:val="BodyText"/>
+      </w:pPr>
+      <w:r>
+        <w:t xml:space="preserve">Hệ quả phương pháp của phân biệt này không nhỏ. Văn liệu số hóa thường gộp hai cấu trúc thành một chỉ số tổng hợp duy nhất, làm che khuất chính sự khác biệt về cơ chế mà luận án phát hiện. Việc tách bạch TCI và DAI thành hai hợp phần hình thành độc lập, dựa trên các tiêu chí đo lường của Coltman và cộng sự (2008) và phân biệt khái niệm của Bharadwaj và cộng sự (2013), cho phép luận án nhận diện rằng hai nguồn lực số tham gia vào quan hệ I–P qua hai con đường khác nhau, một phát hiện không thể đạt được nếu chúng bị gộp chung.</w:t>
+      </w:r>
+    </w:p>
+    <w:bookmarkEnd w:id="209"/>
+    <w:bookmarkStart w:id="210" w:name="X2d492fa0307aa4991837f2d5dc38e247101178c"/>
     <w:p>
       <w:pPr>
         <w:pStyle w:val="Heading3"/>
@@ -53143,8 +53931,8 @@
         <w:t xml:space="preserve">, bẫy quốc tế hóa bắt buộc, mà không có điểm uốn để thoát khỏi.</w:t>
       </w:r>
     </w:p>
-    <w:bookmarkEnd w:id="198"/>
-    <w:bookmarkStart w:id="199" w:name="Xc32e0c91761841c5d26867e9ff33e10da8db64c"/>
+    <w:bookmarkEnd w:id="210"/>
+    <w:bookmarkStart w:id="211" w:name="Xc32e0c91761841c5d26867e9ff33e10da8db64c"/>
     <w:p>
       <w:pPr>
         <w:pStyle w:val="Heading3"/>
@@ -53221,9 +54009,43 @@
         </w:pict>
       </w:r>
     </w:p>
-    <w:bookmarkEnd w:id="199"/>
-    <w:bookmarkEnd w:id="200"/>
-    <w:bookmarkStart w:id="205" w:name="đề-xuất-chính-sách-và-quản-trị"/>
+    <w:bookmarkEnd w:id="211"/>
+    <w:bookmarkStart w:id="212" w:name="X61786cb178b6b5fccafd093d17dbdb91bb4eb71"/>
+    <w:p>
+      <w:pPr>
+        <w:pStyle w:val="Heading3"/>
+      </w:pPr>
+      <w:r>
+        <w:t xml:space="preserve">5.3.4 Điều kiện ổn định thể chế như tiền đề ngầm của khung CDCM</w:t>
+      </w:r>
+    </w:p>
+    <w:p>
+      <w:pPr>
+        <w:pStyle w:val="FirstParagraph"/>
+      </w:pPr>
+      <w:r>
+        <w:t xml:space="preserve">Đóng góp lý thuyết thứ tư, nổi lên từ bằng chứng Ấn Độ (P9), là xác định một tiền đề ngầm mà phiên bản ban đầu của khung CDCM chưa nêu rõ: bản thân sự tồn tại của chữ U ngược giả định một môi trường thể chế ổn định tương đối trong cửa sổ quan sát. Phát hiện ngưỡng tan biến tại Ấn Độ, với điểm uốn dịch chuyển từ 61,8% năm 2014 xuống 40,7% năm 2022 rồi mất ý nghĩa độ cong năm 2025 dưới áp lực tích lũy của một chuỗi cú sốc thể chế cực đoan, cho thấy biến động thể chế đủ lớn có thể hòa tan chứ không chỉ dịch chuyển điểm tối ưu. Sự đối lập trực tiếp với Trung Quốc, nơi điểm uốn bền vững cấu trúc qua mười hai năm (Paternoster z = 0,82, p = 0,412), làm rõ rằng tính bền vững của ngưỡng không phải đặc tính cố hữu của một chế độ thể chế mà phụ thuộc vào tốc độ và biên độ thay đổi thể chế tích lũy.</w:t>
+      </w:r>
+    </w:p>
+    <w:p>
+      <w:pPr>
+        <w:pStyle w:val="BodyText"/>
+      </w:pPr>
+      <w:r>
+        <w:t xml:space="preserve">Phát hiện này tinh chỉnh khung CDCM theo hướng đệ quy: thể chế không chỉ là biến điều tiết quyết định vị trí điểm uốn (tầng tĩnh) mà còn là điều kiện ổn định nền cho phép một điểm tối ưu được hình thành (tầng động). Khi thể chế biến động quá nhanh, doanh nghiệp không kịp thiết lập kỳ vọng ổn định về phần thưởng của quốc tế hóa, và quan hệ I–P mất cấu trúc bất kể mức thu nhập của nền kinh tế. Hệ quả là khung CDCM không khẳng định chữ U ngược là quan hệ phổ quát mà là quan hệ có điều kiện kép: điều kiện về mức chất lượng thể chế (định vị điểm uốn) và điều kiện về độ ổn định thể chế (cho phép điểm uốn tồn tại).</w:t>
+      </w:r>
+    </w:p>
+    <w:p>
+      <w:pPr>
+        <w:pStyle w:val="BodyText"/>
+      </w:pPr>
+      <w:r>
+        <w:t xml:space="preserve">Bằng chứng Ấn Độ cũng tinh chỉnh một mệnh đề phụ trợ của khung về vai trò thay thế của hạ tầng số công cộng. Tương tác âm giữa chấp nhận số Tầng 2 (hạ tầng thanh toán hợp nhất UPI) và cường độ xuất khẩu (hệ số −4,02, p = 0,004) cho thấy hạ tầng số công cộng chỉ thay thế năng lực số tư nhân khi hai loại hạ tầng có cùng định hướng mục đích. Hạ tầng thanh toán nội địa vận hành trên đường ray nội tệ và yêu cầu định danh cư trú, không thể thay thế hạ tầng tài chính xuyên biên giới mà doanh nghiệp xuất khẩu yêu cầu. Mệnh đề tinh chỉnh này, rằng tính thay thế giữa hạ tầng công và năng lực tư là có điều kiện về định hướng mục đích chứ không phổ quát, là một đóng góp khái niệm bổ sung cho văn liệu về vai trò của thể chế công trong chuyển đổi số doanh nghiệp.</w:t>
+      </w:r>
+    </w:p>
+    <w:bookmarkEnd w:id="212"/>
+    <w:bookmarkEnd w:id="213"/>
+    <w:bookmarkStart w:id="219" w:name="đề-xuất-chính-sách-và-quản-trị"/>
     <w:p>
       <w:pPr>
         <w:pStyle w:val="Heading2"/>
@@ -53232,7 +54054,7 @@
         <w:t xml:space="preserve">5.4 Đề xuất chính sách và quản trị</w:t>
       </w:r>
     </w:p>
-    <w:bookmarkStart w:id="201" w:name="Xbc6d621fc32e0aca77269dff0917fe138aa2fc5"/>
+    <w:bookmarkStart w:id="214" w:name="Xbc6d621fc32e0aca77269dff0917fe138aa2fc5"/>
     <w:p>
       <w:pPr>
         <w:pStyle w:val="Heading3"/>
@@ -53297,8 +54119,8 @@
         <w:t xml:space="preserve">Đối với Việt Nam cụ thể: điểm uốn dịch chuyển từ 46,2% (2009) xuống 39,3% (2015) là tín hiệu đáng lo ngại. Nếu điểm uốn tiếp tục dịch trái, điều đó hàm ý rằng lợi ích từ xuất khẩu đạt đỉnh sớm hơn và suy giảm nhanh hơn, có thể do cấu trúc xuất khẩu tập trung vào gia công với biên lợi nhuận mỏng. Chính sách nâng cao giá trị gia tăng trong xuất khẩu (moving up the value chain) kết hợp với tăng cường TCI có thể giúp đảo ngược xu hướng này.</w:t>
       </w:r>
     </w:p>
-    <w:bookmarkEnd w:id="201"/>
-    <w:bookmarkStart w:id="202" w:name="X59d919466906d9a280d645023e1878e458893ad"/>
+    <w:bookmarkEnd w:id="214"/>
+    <w:bookmarkStart w:id="215" w:name="X59d919466906d9a280d645023e1878e458893ad"/>
     <w:p>
       <w:pPr>
         <w:pStyle w:val="Heading3"/>
@@ -53419,8 +54241,8 @@
         <w:t xml:space="preserve">: kết quả FIP là cảnh báo nghiêm túc, đẩy mạnh xuất khẩu trong bối cảnh thiếu năng lực và hỗ trợ thể chế không cải thiện mà còn có thể làm xấu đi hiệu quả hoạt động. Doanh nghiệp SIDS nên ưu tiên xây dựng năng lực nội địa và nâng cao TCI trước khi mở rộng xuất khẩu đáng kể.</w:t>
       </w:r>
     </w:p>
-    <w:bookmarkEnd w:id="202"/>
-    <w:bookmarkStart w:id="203" w:name="X3f7c356bbecb0845bc3ba35928bc46323a69176"/>
+    <w:bookmarkEnd w:id="215"/>
+    <w:bookmarkStart w:id="216" w:name="X3f7c356bbecb0845bc3ba35928bc46323a69176"/>
     <w:p>
       <w:pPr>
         <w:pStyle w:val="Heading3"/>
@@ -53476,8 +54298,8 @@
         <w:t xml:space="preserve">bằng cách đảm bảo rằng các can thiệp chính sách xây dựng năng lực trước khi thúc đẩy mở rộng thị trường.</w:t>
       </w:r>
     </w:p>
-    <w:bookmarkEnd w:id="203"/>
-    <w:bookmarkStart w:id="204" w:name="Xae585b9a1c03e57dcce9cad1f8f2ae171a592a6"/>
+    <w:bookmarkEnd w:id="216"/>
+    <w:bookmarkStart w:id="217" w:name="Xae585b9a1c03e57dcce9cad1f8f2ae171a592a6"/>
     <w:p>
       <w:pPr>
         <w:pStyle w:val="Heading3"/>
@@ -53518,9 +54340,51 @@
         <w:t xml:space="preserve">Thứ tư, trong kỷ nguyên trí tuệ nhân tạo, hạ tầng số công và quản trị dữ liệu trở thành điều kiện nền tảng để năng lực số cấp doanh nghiệp được chuyển hóa thành giá trị (World Bank, 2026e). Phát hiện của luận án rằng phần thưởng của áp dụng số phụ thuộc bối cảnh thể chế và tầng năng lực hàm ý rằng chính sách số hóa cần phân tầng: ở các nền đang chuyển đổi, ưu tiên là phổ cập hạ tầng số nền tảng và kỹ năng số cơ bản; ở các nền tiên tiến đã bão hòa Tier-1, trọng tâm dịch sang năng lực số chiều sâu và quản trị dữ liệu, AI. Cách tiếp cận phân tầng này tránh được cả hai sai lầm: đầu tư quá sớm vào công nghệ cao ở nơi chưa có nền tảng hấp thụ, và dừng lại ở hiện diện số bề mặt ở nơi đã sẵn sàng cho tầng năng lực cao hơn.</w:t>
       </w:r>
     </w:p>
-    <w:bookmarkEnd w:id="204"/>
-    <w:bookmarkEnd w:id="205"/>
-    <w:bookmarkStart w:id="210" w:name="hạn-chế-và-hướng-nghiên-cứu-tương-lai"/>
+    <w:bookmarkEnd w:id="217"/>
+    <w:bookmarkStart w:id="218" w:name="X056a055cf9bbd2362c13ba6bcaa0837c6095056"/>
+    <w:p>
+      <w:pPr>
+        <w:pStyle w:val="Heading3"/>
+      </w:pPr>
+      <w:r>
+        <w:t xml:space="preserve">5.4.5 Khung can thiệp phân tầng theo chế độ thể chế ICRV</w:t>
+      </w:r>
+    </w:p>
+    <w:p>
+      <w:pPr>
+        <w:pStyle w:val="FirstParagraph"/>
+      </w:pPr>
+      <w:r>
+        <w:t xml:space="preserve">Tổng hợp các đề xuất rời rạc theo từng bối cảnh thành một nguyên lý can thiệp thống nhất làm rõ giá trị ứng dụng của khung ICRV: không tồn tại một gói chính sách quốc tế hóa phổ quát, và bản thân việc áp dụng máy móc bài học từ một chế độ thể chế sang chế độ khác là sai lầm chiến lược căn bản. Bằng chứng ba vùng của luận án dịch trực tiếp thành ba định hướng can thiệp khác biệt về bản chất.</w:t>
+      </w:r>
+    </w:p>
+    <w:p>
+      <w:pPr>
+        <w:pStyle w:val="BodyText"/>
+      </w:pPr>
+      <w:r>
+        <w:t xml:space="preserve">Đối với chế độ thể chế mạnh nhất (Nhóm I, các nền như Singapore và Nhật Bản), nơi quan hệ I–P gần tuyến tính dương và cơ chế vận hành qua biên tham gia, ưu tiên chính sách không phải là khuyến khích doanh nghiệp xuất khẩu nhiều hơn mà là hạ thấp ngưỡng tham gia xuất khẩu cho nhóm doanh nghiệp đã có năng lực nhưng chưa vượt ngưỡng. Vì phần thưởng năng suất tập trung ở việc có hay không xuất khẩu, can thiệp hiệu quả nhất là giảm chi phí cố định gia nhập thị trường nước ngoài và kết nối doanh nghiệp có năng lực với cơ hội quốc tế hóa. Đối với các nền đã bão hòa hiện diện số bề mặt, trọng tâm số hóa dịch sang năng lực số chiều sâu và quản trị dữ liệu, thay vì phổ cập hạ tầng nền tảng vốn đã đạt trần.</w:t>
+      </w:r>
+    </w:p>
+    <w:p>
+      <w:pPr>
+        <w:pStyle w:val="BodyText"/>
+      </w:pPr>
+      <w:r>
+        <w:t xml:space="preserve">Đối với chế độ chuyển đổi bậc thấp–trung (Nhóm IV, gồm Việt Nam và Ấn Độ), nơi chữ U ngược sắc nét với điểm uốn quanh 40–46%, nguyên lý can thiệp là nâng cao năng lực công nghệ trước khi đẩy cường độ quốc tế hóa. Vì năng lực công nghệ nâng mặt bằng năng suất và có thể dịch điểm uốn về phía phải, đầu tư vào tiếp cận công nghệ nước ngoài, nghiên cứu và phát triển, và chứng nhận chất lượng quốc tế sẽ mở rộng không gian quốc tế hóa có lợi. Riêng với Việt Nam, việc điểm uốn dịch từ 46,2% (2009) xuống 39,3% (2015) là tín hiệu cảnh báo về cấu trúc xuất khẩu gia công biên mỏng; chính sách dịch chuyển lên chuỗi giá trị kết hợp tăng cường năng lực công nghệ là cần thiết để đảo ngược xu hướng dịch trái của điểm uốn. Đối với chế độ này, bài học Ấn Độ cũng cảnh báo rằng cải cách thể chế dồn dập trong thời gian ngắn, dù có ý định tốt, có thể tạm thời phá vỡ cơ chế chuyển hóa quốc tế hóa thành hiệu quả, nên trình tự và tốc độ cải cách cần được cân nhắc.</w:t>
+      </w:r>
+    </w:p>
+    <w:p>
+      <w:pPr>
+        <w:pStyle w:val="BodyText"/>
+      </w:pPr>
+      <w:r>
+        <w:t xml:space="preserve">Đối với chế độ thể chế yếu nhất (Nhóm V và VI, các nền đang nổi và đảo nhỏ), nơi quan hệ tan rã hoặc đảo sang âm đơn điệu, nguyên lý can thiệp đảo ngược hoàn toàn so với khuyến nghị thông thường: ưu tiên không phải xuất khẩu nhiều hơn mà xuất khẩu tốt hơn. Phát hiện gánh nặng quốc tế hóa bắt buộc tại SIDS đặt câu hỏi nghiêm túc về các chương trình viện trợ thương mại tập trung thúc đẩy xuất khẩu đại trà ở những nền thiếu nền tảng năng lực. Trình tự đúng là xây dựng hạ tầng logistics và kết nối để giảm chi phí cố định xuất khẩu, phát triển năng lực công nghệ chiều sâu thay vì chỉ hiện diện số bề mặt, và thiết kế hỗ trợ xuất khẩu có chọn lọc cho doanh nghiệp đã đủ năng lực hưởng lợi. Nguyên lý xuyên suốt ba vùng là xây dựng năng lực hấp thụ trước khi thúc đẩy mở rộng thị trường, một thứ tự ưu tiên mà khung ICRV giúp hiệu chỉnh cụ thể theo từng chế độ.</w:t>
+      </w:r>
+    </w:p>
+    <w:bookmarkEnd w:id="218"/>
+    <w:bookmarkEnd w:id="219"/>
+    <w:bookmarkStart w:id="225" w:name="hạn-chế-và-hướng-nghiên-cứu-tương-lai"/>
     <w:p>
       <w:pPr>
         <w:pStyle w:val="Heading2"/>
@@ -53529,7 +54393,7 @@
         <w:t xml:space="preserve">5.5 Hạn chế và hướng nghiên cứu tương lai</w:t>
       </w:r>
     </w:p>
-    <w:bookmarkStart w:id="206" w:name="hạn-chế-về-đo-lường-dai"/>
+    <w:bookmarkStart w:id="220" w:name="hạn-chế-về-đo-lường-dai"/>
     <w:p>
       <w:pPr>
         <w:pStyle w:val="Heading3"/>
@@ -53588,8 +54452,8 @@
         <w:t xml:space="preserve">của việc cập nhật và tái cấu hình năng lực số theo thời gian. Điều này có nghĩa là các phát hiện về DAI trong luận án phản ánh mức độ chấp nhận số tại một thời điểm chứ không phải năng lực số năng động theo nghĩa của dynamic capabilities theory (Teece et al., 1997).</w:t>
       </w:r>
     </w:p>
-    <w:bookmarkEnd w:id="206"/>
-    <w:bookmarkStart w:id="207" w:name="X0fb0169567c230dc5c1d35515099b26124d99e1"/>
+    <w:bookmarkEnd w:id="220"/>
+    <w:bookmarkStart w:id="221" w:name="X0fb0169567c230dc5c1d35515099b26124d99e1"/>
     <w:p>
       <w:pPr>
         <w:pStyle w:val="Heading3"/>
@@ -53614,8 +54478,8 @@
         <w:t xml:space="preserve">Phân tích Heckman two-step (hoặc treatment effects models) trong các nghiên cứu tương lai có thể khắc phục phần nào hạn chế này bằng cách mô hình hóa quá trình lựa chọn tham gia xuất khẩu như giai đoạn thứ nhất trước khi ước lượng hiệu quả trong giai đoạn thứ hai.</w:t>
       </w:r>
     </w:p>
-    <w:bookmarkEnd w:id="207"/>
-    <w:bookmarkStart w:id="208" w:name="hạn-chế-về-nhân-quả"/>
+    <w:bookmarkEnd w:id="221"/>
+    <w:bookmarkStart w:id="222" w:name="hạn-chế-về-nhân-quả"/>
     <w:p>
       <w:pPr>
         <w:pStyle w:val="Heading3"/>
@@ -53632,13 +54496,47 @@
         <w:t xml:space="preserve">Thiết kế cross-sectional (hoặc pooled panel nhưng với WBES không phải là panel thực sự cho cùng doanh nghiệp qua thời gian) giới hạn khả năng suy luận nhân quả. Quan hệ I–P có thể bị ảnh hưởng bởi reverse causality: doanh nghiệp hiệu quả hơn có thể có nhiều nguồn lực để quốc tế hóa hơn, tạo ra chiều nhân quả ngược lại. Country fixed effects và year fixed effects giúp kiểm soát một phần, nhưng không giải quyết hoàn toàn vấn đề endogeneity.</w:t>
       </w:r>
     </w:p>
-    <w:bookmarkEnd w:id="208"/>
-    <w:bookmarkStart w:id="209" w:name="hướng-nghiên-cứu-tương-lai"/>
+    <w:bookmarkEnd w:id="222"/>
+    <w:bookmarkStart w:id="223" w:name="Xaabc0d89d536a1e9410458192adfca25fc5dd1f"/>
     <w:p>
       <w:pPr>
         <w:pStyle w:val="Heading3"/>
       </w:pPr>
       <w:r>
+        <w:t xml:space="preserve">5.5.3.1 Hạn chế về bất biến đo lường qua các thế hệ schema và bão hòa thước đo</w:t>
+      </w:r>
+    </w:p>
+    <w:p>
+      <w:pPr>
+        <w:pStyle w:val="FirstParagraph"/>
+      </w:pPr>
+      <w:r>
+        <w:t xml:space="preserve">Một nhóm hạn chế đo lường bổ sung cần được nêu rõ vì nó định khung mức độ chắc chắn của các so sánh xuyên thời gian và xuyên bối cảnh. Thứ nhất là vấn đề bất biến đo lường (measurement invariance) qua các thế hệ schema khảo sát. Bộ chỉ báo cấu thành DAI thay đổi giữa các thế hệ công cụ WBES (PICS3, Standardized, BREADY/BEE), nghĩa là cùng một nhãn cấu trúc DAI được vận hành hóa bằng các tập chỉ báo không hoàn toàn tương đương qua các đợt. Khi diễn giải các dịch chuyển theo thời gian, chẳng hạn quỹ đạo không đơn điệu của DAI tại Việt Nam hay sự xuất hiện của Tầng 2 tại Ấn Độ 2025, cần thận trọng phân biệt giữa thay đổi thực của hiện tượng và thay đổi do cấu trúc thước đo. Đây là lý do luận án diễn giải các so sánh chéo đợt một cách dè dặt và dựa vào kiểm định Paternoster để phân biệt các dịch chuyển có ý nghĩa thống kê khỏi nhiễu đo lường.</w:t>
+      </w:r>
+    </w:p>
+    <w:p>
+      <w:pPr>
+        <w:pStyle w:val="BodyText"/>
+      </w:pPr>
+      <w:r>
+        <w:t xml:space="preserve">Thứ hai là vấn đề bão hòa thước đo Tầng 1. Khi tỷ lệ doanh nghiệp có website tiệm cận bão hòa, như ở Nhật Bản 83,8% và các nền tiên tiến nói chung, phương sai của chỉ báo nhị phân này co lại và nhóm doanh nghiệp không có website còn lại mang tính chọn lọc đặc thù. Hệ quả là hệ số đo được phản ánh giới hạn của thước đo Tầng 1 nhiều hơn là giới hạn thực của số hóa, một vấn đề đo lường cần phân biệt với quan hệ nhân quả. Bằng chứng biến công cụ tại Việt Nam, nơi hệ số DAI được công cụ hóa bằng không trong khi hệ số TCI được công cụ hóa dương mạnh, củng cố cách đọc rằng kết quả không có ý nghĩa về uốn đường cong của DAI ở nhiều bối cảnh phản ánh tính lỗi thời của biến đại diện Tầng 1 chứ không phải sự vắng mặt của cơ chế. Hạn chế này có hệ quả trực tiếp: các kết luận về DAI ở những bối cảnh chỉ đo được Tầng 1 nên được hiểu là chưa kết luận hơn là bác bỏ, và việc kiểm định lại với thước đo Tầng 2 và Tầng 3 phong phú hơn là điều kiện cần trước khi khẳng định vai trò của DAI ở các chế độ thể chế thấp.</w:t>
+      </w:r>
+    </w:p>
+    <w:p>
+      <w:pPr>
+        <w:pStyle w:val="BodyText"/>
+      </w:pPr>
+      <w:r>
+        <w:t xml:space="preserve">Thứ ba, cần nhắc lại rằng mọi đo lường DAI trong luận án đều là chỉ số chấp nhận số tĩnh tại một thời điểm khảo sát, không nắm bắt được tính động của việc cập nhật và tái cấu hình năng lực số theo nghĩa của lý thuyết năng lực động (Teece và cộng sự, 1997; Teece, 2007). Do đó các phát hiện về DAI phản ánh mức độ chấp nhận số tại thời điểm quan sát chứ không phải năng lực số năng động, và mọi suy luận về cơ chế động cần được xem là gợi mở chứ chưa được kiểm chứng trực tiếp trong khuôn khổ dữ liệu hiện có.</w:t>
+      </w:r>
+    </w:p>
+    <w:bookmarkEnd w:id="223"/>
+    <w:bookmarkStart w:id="224" w:name="hướng-nghiên-cứu-tương-lai"/>
+    <w:p>
+      <w:pPr>
+        <w:pStyle w:val="Heading3"/>
+      </w:pPr>
+      <w:r>
         <w:t xml:space="preserve">5.5.4 Hướng nghiên cứu tương lai</w:t>
       </w:r>
     </w:p>
@@ -53647,7 +54545,7 @@
         <w:pStyle w:val="FirstParagraph"/>
       </w:pPr>
       <w:r>
-        <w:t xml:space="preserve">Dựa trên các hạn chế trên, luận án đề xuất bốn hướng nghiên cứu ưu tiên:</w:t>
+        <w:t xml:space="preserve">Dựa trên các hạn chế trên, luận án đề xuất bảy hướng nghiên cứu ưu tiên:</w:t>
       </w:r>
     </w:p>
     <w:p>
@@ -53723,6 +54621,36 @@
       </w:r>
       <w:r>
         <w:t xml:space="preserve">, khai thác sâu hơn Nhật Bản, nền kinh tế tiên tiến lớn lần đầu được WBES khảo sát năm 2025. Bước đầu tiên đã được thực hiện trong nghiên cứu thành phần P10: trên đợt khảo sát khai mở (N = 2.168), quan hệ I–P tại Nhật gần tuyến tính dương, không có điểm uốn trong miền quan sát, xác nhận dự đoán biên trên của khung ICRV; các bước tiếp theo gồm tích hợp Nhật Bản vào các mô hình điều tiết ba chiều và khai thác các module đặc thù (trường thọ doanh nghiệp, khoảng cách giới trong lãnh đạo) khi có thêm đợt khảo sát thứ hai.</w:t>
+      </w:r>
+    </w:p>
+    <w:p>
+      <w:pPr>
+        <w:pStyle w:val="BodyText"/>
+      </w:pPr>
+      <w:r>
+        <w:rPr>
+          <w:bCs/>
+          <w:b/>
+        </w:rPr>
+        <w:t xml:space="preserve">Thứ sáu</w:t>
+      </w:r>
+      <w:r>
+        <w:t xml:space="preserve">, một hướng nghiên cứu ưu tiên xuất phát trực tiếp từ phát hiện ngưỡng tan biến tại Ấn Độ là kiểm định nhân quả của biến động thể chế lên hình dạng quan hệ I–P. Các cú sốc thể chế rời rạc và có thể định thời điểm trong cửa sổ 2014–2025 (bãi bỏ tiền mặt, áp dụng thuế hàng hóa và dịch vụ, ban hành luật phá sản, ra mắt hạ tầng thanh toán hợp nhất) tạo điều kiện cho thiết kế khác biệt trong khác biệt hoặc nghiên cứu sự kiện nhằm phân lập tác động nhân quả của từng cú sốc lên độ cong và vị trí điểm uốn. Hướng này cũng cho phép kiểm định trực tiếp mệnh đề về điều kiện ổn định thể chế của khung CDCM, tức liệu sự tan biến ngưỡng là hệ quả của tổng biến động tích lũy hay của một cú sốc cụ thể nào đó. Việc kết hợp dữ liệu chính sách thương mại ngoại sinh, chẳng hạn các hiệp định thương mại tự do được ký kết, như công cụ nhận dạng sẽ giúp tách bạch chiều nhân quả từ quốc tế hóa đến hiệu quả khỏi chiều ngược lại, giải quyết một phần hạn chế nội sinh đã nêu ở Mục 5.5.3.</w:t>
+      </w:r>
+    </w:p>
+    <w:p>
+      <w:pPr>
+        <w:pStyle w:val="BodyText"/>
+      </w:pPr>
+      <w:r>
+        <w:rPr>
+          <w:bCs/>
+          <w:b/>
+        </w:rPr>
+        <w:t xml:space="preserve">Thứ bảy</w:t>
+      </w:r>
+      <w:r>
+        <w:t xml:space="preserve">, sự dịch chuyển trọng tâm giữa biên tham gia và biên cường độ dọc theo gradient thể chế, được phát hiện khi đối chiếu bằng chứng Việt Nam (cơ chế biên tham gia ở chế độ chuyển đổi) với Nhật Bản (cơ chế tự chọn lọc Melitz ở biên trên), mở ra một câu hỏi lý thuyết chưa được giải quyết: chế độ thể chế nào đánh dấu sự chuyển giao giữa hai cơ chế, và liệu có một vùng quá độ nơi cả hai cùng vận hành. Nghiên cứu tương lai có thể vận dụng mô hình hai phần (two-part model) phân tách rõ ràng quyết định tham gia xuất khẩu khỏi quyết định cường độ trên toàn gradient ICRV, qua đó lập bản đồ chính xác sự dịch chuyển cơ chế và làm giàu thêm tầng vi mô của khung CDCM.</w:t>
       </w:r>
     </w:p>
     <w:p>
@@ -53732,9 +54660,9 @@
         </w:pict>
       </w:r>
     </w:p>
-    <w:bookmarkEnd w:id="209"/>
-    <w:bookmarkEnd w:id="210"/>
-    <w:bookmarkStart w:id="215" w:name="kết-luận"/>
+    <w:bookmarkEnd w:id="224"/>
+    <w:bookmarkEnd w:id="225"/>
+    <w:bookmarkStart w:id="230" w:name="kết-luận"/>
     <w:p>
       <w:pPr>
         <w:pStyle w:val="Heading2"/>
@@ -53743,7 +54671,7 @@
         <w:t xml:space="preserve">5.6 Kết luận</w:t>
       </w:r>
     </w:p>
-    <w:bookmarkStart w:id="211" w:name="tổng-kết-chín-nghiên-cứu"/>
+    <w:bookmarkStart w:id="226" w:name="tổng-kết-chín-nghiên-cứu"/>
     <w:p>
       <w:pPr>
         <w:pStyle w:val="Heading3"/>
@@ -54509,8 +55437,8 @@
         <w:t xml:space="preserve">điểm uốn chữ U ngược: TP = 61,8% (2014) rồi 40,7% (2022) rồi mất ý nghĩa độ cong (2025: β₂ = −0,16, p = ,42), kèm tương tác DAI Tier-2 (UPI) âm, bằng chứng đầu tiên rằng chuyển đổi thể chế cực mạnh có thể hòa tan (chứ không chỉ dịch chuyển) ngưỡng. Đích MIR/IJOEM; kế thừa công trình tiền đề Do &amp; Phan (2025, IntechOpen).</w:t>
       </w:r>
     </w:p>
-    <w:bookmarkEnd w:id="211"/>
-    <w:bookmarkStart w:id="212" w:name="phát-hiện-trung-tâm"/>
+    <w:bookmarkEnd w:id="226"/>
+    <w:bookmarkStart w:id="227" w:name="phát-hiện-trung-tâm"/>
     <w:p>
       <w:pPr>
         <w:pStyle w:val="Heading3"/>
@@ -54577,8 +55505,8 @@
         <w:t xml:space="preserve">(family of context-dependent curves): chữ U ngược định hình ở vùng giữa gradient thể chế, duỗi thẳng ở biên trên và tan rã ở biên dưới, thể chế càng mạnh, điểm uốn càng sớm (FSTS thấp hơn).</w:t>
       </w:r>
     </w:p>
-    <w:bookmarkEnd w:id="212"/>
-    <w:bookmarkStart w:id="213" w:name="ý-nghĩa-đối-với-lý-thuyết-và-thực-tiễn"/>
+    <w:bookmarkEnd w:id="227"/>
+    <w:bookmarkStart w:id="228" w:name="ý-nghĩa-đối-với-lý-thuyết-và-thực-tiễn"/>
     <w:p>
       <w:pPr>
         <w:pStyle w:val="Heading3"/>
@@ -54603,8 +55531,8 @@
         <w:t xml:space="preserve">Về thực tiễn, luận án cung cấp cơ sở để nhà hoạch định chính sách và nhà quản trị doanh nghiệp tại từng bối cảnh ICRV cụ thể hiệu chỉnh chiến lược quốc tế hóa phù hợp, không áp dụng máy móc bài học từ Singapore hay Nhật Bản vào bối cảnh Việt Nam hay SIDS, mà nhận ra sự phụ thuộc bối cảnh như là nguyên lý căn bản trong hoạch định chiến lược quốc tế hóa.</w:t>
       </w:r>
     </w:p>
-    <w:bookmarkEnd w:id="213"/>
-    <w:bookmarkStart w:id="214" w:name="lời-kết"/>
+    <w:bookmarkEnd w:id="228"/>
+    <w:bookmarkStart w:id="229" w:name="lời-kết"/>
     <w:p>
       <w:pPr>
         <w:pStyle w:val="Heading3"/>
@@ -54646,9 +55574,9 @@
         <w:br w:type="page"/>
       </w:r>
     </w:p>
-    <w:bookmarkEnd w:id="214"/>
-    <w:bookmarkEnd w:id="215"/>
-    <w:bookmarkStart w:id="253" w:name="tài-liệu-tham-khảo-apa-7th"/>
+    <w:bookmarkEnd w:id="229"/>
+    <w:bookmarkEnd w:id="230"/>
+    <w:bookmarkStart w:id="268" w:name="tài-liệu-tham-khảo-apa-7th"/>
     <w:p>
       <w:pPr>
         <w:pStyle w:val="Heading1"/>
@@ -55155,7 +56083,7 @@
         <w:t xml:space="preserve">.</w:t>
       </w:r>
     </w:p>
-    <w:bookmarkStart w:id="216" w:name="X1ce219aaccc3c8d52177b991e903b9a90c924a4"/>
+    <w:bookmarkStart w:id="231" w:name="X1ce219aaccc3c8d52177b991e903b9a90c924a4"/>
     <w:p>
       <w:pPr>
         <w:pStyle w:val="Heading2"/>
@@ -55376,8 +56304,8 @@
         <w:t xml:space="preserve">(Mới v2.4)</w:t>
       </w:r>
     </w:p>
-    <w:bookmarkEnd w:id="216"/>
-    <w:bookmarkStart w:id="217" w:name="X094bc8b13169a81669f6b7abcf887888d4186ca"/>
+    <w:bookmarkEnd w:id="231"/>
+    <w:bookmarkStart w:id="232" w:name="X094bc8b13169a81669f6b7abcf887888d4186ca"/>
     <w:p>
       <w:pPr>
         <w:pStyle w:val="Heading2"/>
@@ -55409,8 +56337,8 @@
         <w:t xml:space="preserve">: Lin &amp; Beamish (2005) thành Lu &amp; Beamish (2004) replacement đã hoàn tất trong file 14 v3.8 (commit e2f8415, 07/05/2026): 4 occurrences trong Mục 1.1, Mục 2.6, Bảng 2.6.1 đã updated. Lu &amp; Beamish (2004) AMJ S-curve DOI 10.2307/20159604 đã có sẵn Section B từ v2.1.</w:t>
       </w:r>
     </w:p>
-    <w:bookmarkEnd w:id="217"/>
-    <w:bookmarkStart w:id="218" w:name="c.-meta-analyses-về-ip-relationship"/>
+    <w:bookmarkEnd w:id="232"/>
+    <w:bookmarkStart w:id="233" w:name="c.-meta-analyses-về-ip-relationship"/>
     <w:p>
       <w:pPr>
         <w:pStyle w:val="Heading2"/>
@@ -55427,8 +56355,8 @@
         <w:t xml:space="preserve">(Giữ nguyên từ v2.1 — Arte &amp; Larimo 2022, Bausch &amp; Krist 2007, Kirca et al. 2012, Marano et al. 2016, Schwens et al. 2018, Wu, Fan &amp; Chen 2022. Tổng 6 entries.)</w:t>
       </w:r>
     </w:p>
-    <w:bookmarkEnd w:id="218"/>
-    <w:bookmarkStart w:id="219" w:name="Xb02f9563701139be84b359c2d25884190ee9110"/>
+    <w:bookmarkEnd w:id="233"/>
+    <w:bookmarkStart w:id="234" w:name="Xb02f9563701139be84b359c2d25884190ee9110"/>
     <w:p>
       <w:pPr>
         <w:pStyle w:val="Heading2"/>
@@ -55789,8 +56717,8 @@
         <w:t xml:space="preserve">(Mới v2.3 — 3.331 US-listed firms 82 nước; phân tách de jure exposure vs de facto enforcement.)</w:t>
       </w:r>
     </w:p>
-    <w:bookmarkEnd w:id="219"/>
-    <w:bookmarkStart w:id="220" w:name="X5943e13ebd761ed89df86a9d940a6ae7a0dd948"/>
+    <w:bookmarkEnd w:id="234"/>
+    <w:bookmarkStart w:id="235" w:name="X5943e13ebd761ed89df86a9d940a6ae7a0dd948"/>
     <w:p>
       <w:pPr>
         <w:pStyle w:val="Heading2"/>
@@ -55909,8 +56837,8 @@
         <w:t xml:space="preserve">(Mới v2.3)</w:t>
       </w:r>
     </w:p>
-    <w:bookmarkEnd w:id="220"/>
-    <w:bookmarkStart w:id="221" w:name="f.-china-specific-research-cập-nhật-v2.2"/>
+    <w:bookmarkEnd w:id="235"/>
+    <w:bookmarkStart w:id="236" w:name="f.-china-specific-research-cập-nhật-v2.2"/>
     <w:p>
       <w:pPr>
         <w:pStyle w:val="Heading2"/>
@@ -56066,8 +56994,8 @@
         <w:t xml:space="preserve">(2), e0262891.</w:t>
       </w:r>
     </w:p>
-    <w:bookmarkEnd w:id="221"/>
-    <w:bookmarkStart w:id="222" w:name="g.-asianemne-empirical-cập-nhật-v2.3"/>
+    <w:bookmarkEnd w:id="236"/>
+    <w:bookmarkStart w:id="237" w:name="g.-asianemne-empirical-cập-nhật-v2.3"/>
     <w:p>
       <w:pPr>
         <w:pStyle w:val="Heading2"/>
@@ -56304,8 +57232,8 @@
         <w:t xml:space="preserve">(Mới v2.3)</w:t>
       </w:r>
     </w:p>
-    <w:bookmarkEnd w:id="222"/>
-    <w:bookmarkStart w:id="223" w:name="h.-firm-performance-đa-chiều"/>
+    <w:bookmarkEnd w:id="237"/>
+    <w:bookmarkStart w:id="238" w:name="h.-firm-performance-đa-chiều"/>
     <w:p>
       <w:pPr>
         <w:pStyle w:val="Heading2"/>
@@ -56322,8 +57250,8 @@
         <w:t xml:space="preserve">(Giữ nguyên từ v2.1.)</w:t>
       </w:r>
     </w:p>
-    <w:bookmarkEnd w:id="223"/>
-    <w:bookmarkStart w:id="224" w:name="i.-productivity-literature"/>
+    <w:bookmarkEnd w:id="238"/>
+    <w:bookmarkStart w:id="239" w:name="i.-productivity-literature"/>
     <w:p>
       <w:pPr>
         <w:pStyle w:val="Heading2"/>
@@ -56340,8 +57268,8 @@
         <w:t xml:space="preserve">(Giữ nguyên từ v2.1 — Bloom, Sadun &amp; Van Reenen 2012; Cusolito &amp; Maloney 2018; Hsieh &amp; Klenow 2009 và 2014.)</w:t>
       </w:r>
     </w:p>
-    <w:bookmarkEnd w:id="224"/>
-    <w:bookmarkStart w:id="226" w:name="X7621949d30e744d6874048fecb1435cd5e216fd"/>
+    <w:bookmarkEnd w:id="239"/>
+    <w:bookmarkStart w:id="241" w:name="X7621949d30e744d6874048fecb1435cd5e216fd"/>
     <w:p>
       <w:pPr>
         <w:pStyle w:val="Heading2"/>
@@ -56409,7 +57337,7 @@
         <w:t xml:space="preserve">(Mới v2.4 — 12-point data section transparency framework.)</w:t>
       </w:r>
     </w:p>
-    <w:bookmarkStart w:id="225" w:name="X2fb57ded0f7cbc8f956c4aa51a273056f808ba8"/>
+    <w:bookmarkStart w:id="240" w:name="X2fb57ded0f7cbc8f956c4aa51a273056f808ba8"/>
     <w:p>
       <w:pPr>
         <w:pStyle w:val="Heading3"/>
@@ -56590,9 +57518,9 @@
         <w:t xml:space="preserve">(Khung lát cắt ngang lặp lại — Phụ lục A.1, A.6.)</w:t>
       </w:r>
     </w:p>
-    <w:bookmarkEnd w:id="225"/>
-    <w:bookmarkEnd w:id="226"/>
-    <w:bookmarkStart w:id="227" w:name="X671f5c1355043217bd04f1f91c41f74e5ebb142"/>
+    <w:bookmarkEnd w:id="240"/>
+    <w:bookmarkEnd w:id="241"/>
+    <w:bookmarkStart w:id="242" w:name="X671f5c1355043217bd04f1f91c41f74e5ebb142"/>
     <w:p>
       <w:pPr>
         <w:pStyle w:val="Heading2"/>
@@ -58382,8 +59310,8 @@
         <w:t xml:space="preserve">. World Intellectual Property Organization.</w:t>
       </w:r>
     </w:p>
-    <w:bookmarkEnd w:id="227"/>
-    <w:bookmarkStart w:id="228" w:name="Xde200f04073635a38db4cac94b8061369cfcb08"/>
+    <w:bookmarkEnd w:id="242"/>
+    <w:bookmarkStart w:id="243" w:name="Xde200f04073635a38db4cac94b8061369cfcb08"/>
     <w:p>
       <w:pPr>
         <w:pStyle w:val="Heading2"/>
@@ -58519,8 +59447,8 @@
         <w:t xml:space="preserve">(Mới v2.4)</w:t>
       </w:r>
     </w:p>
-    <w:bookmarkEnd w:id="228"/>
-    <w:bookmarkStart w:id="229" w:name="X7241ee869b897bec300afe2239fcffb546e80e2"/>
+    <w:bookmarkEnd w:id="243"/>
+    <w:bookmarkStart w:id="244" w:name="X7241ee869b897bec300afe2239fcffb546e80e2"/>
     <w:p>
       <w:pPr>
         <w:pStyle w:val="Heading2"/>
@@ -58537,8 +59465,8 @@
         <w:t xml:space="preserve">(Giữ nguyên từ v2.1 — 4 đã xuất bản 2024-2026 + 4 đang chuẩn bị P3/P4/P5/P8.)</w:t>
       </w:r>
     </w:p>
-    <w:bookmarkEnd w:id="229"/>
-    <w:bookmarkStart w:id="230" w:name="X1905c160c4cd52294e7a67a5792aaeb2433790b"/>
+    <w:bookmarkEnd w:id="244"/>
+    <w:bookmarkStart w:id="245" w:name="X1905c160c4cd52294e7a67a5792aaeb2433790b"/>
     <w:p>
       <w:pPr>
         <w:pStyle w:val="Heading2"/>
@@ -58555,8 +59483,8 @@
         <w:t xml:space="preserve">(Giữ nguyên từ v2.0 — Auty 1993, Beblawi 1987, Gerelmaa &amp; Kotani 2016, Hertog 2010, Hvidt 2013, Sachs &amp; Warner 2001, Hall &amp; Soskice 2001, Bertram 2006, Briguglio 1995. Tổng 9 entries.)</w:t>
       </w:r>
     </w:p>
-    <w:bookmarkEnd w:id="230"/>
-    <w:bookmarkStart w:id="231" w:name="X1ca9aa89636ad43de36398867e3fda3073628b0"/>
+    <w:bookmarkEnd w:id="245"/>
+    <w:bookmarkStart w:id="246" w:name="X1ca9aa89636ad43de36398867e3fda3073628b0"/>
     <w:p>
       <w:pPr>
         <w:pStyle w:val="Heading2"/>
@@ -58573,8 +59501,8 @@
         <w:t xml:space="preserve">(Giữ nguyên từ v2.0 — 7 văn bản pháp lý + 8 hiệp định FTA.)</w:t>
       </w:r>
     </w:p>
-    <w:bookmarkEnd w:id="231"/>
-    <w:bookmarkStart w:id="232" w:name="X8c3cce854d69d4cec5e0e5c79c65fd3ecacba09"/>
+    <w:bookmarkEnd w:id="246"/>
+    <w:bookmarkStart w:id="247" w:name="X8c3cce854d69d4cec5e0e5c79c65fd3ecacba09"/>
     <w:p>
       <w:pPr>
         <w:pStyle w:val="Heading2"/>
@@ -58748,8 +59676,8 @@
         </w:pict>
       </w:r>
     </w:p>
-    <w:bookmarkEnd w:id="232"/>
-    <w:bookmarkStart w:id="233" w:name="X9fda309e68ad5febed2f75ba3907e03a038cbb1"/>
+    <w:bookmarkEnd w:id="247"/>
+    <w:bookmarkStart w:id="248" w:name="X9fda309e68ad5febed2f75ba3907e03a038cbb1"/>
     <w:p>
       <w:pPr>
         <w:pStyle w:val="Heading2"/>
@@ -60004,8 +60932,8 @@
         </w:pict>
       </w:r>
     </w:p>
-    <w:bookmarkEnd w:id="233"/>
-    <w:bookmarkStart w:id="234" w:name="X4863c99e382dd33e45c83c62d65ccdbfdf2be54"/>
+    <w:bookmarkEnd w:id="248"/>
+    <w:bookmarkStart w:id="249" w:name="X4863c99e382dd33e45c83c62d65ccdbfdf2be54"/>
     <w:p>
       <w:pPr>
         <w:pStyle w:val="Heading2"/>
@@ -60182,8 +61110,8 @@
         </w:pict>
       </w:r>
     </w:p>
-    <w:bookmarkEnd w:id="234"/>
-    <w:bookmarkStart w:id="235" w:name="Xbd941738ba66bb94640e93ff5b476f7b031b91b"/>
+    <w:bookmarkEnd w:id="249"/>
+    <w:bookmarkStart w:id="250" w:name="Xbd941738ba66bb94640e93ff5b476f7b031b91b"/>
     <w:p>
       <w:pPr>
         <w:pStyle w:val="Heading2"/>
@@ -60472,8 +61400,8 @@
         </w:pict>
       </w:r>
     </w:p>
-    <w:bookmarkEnd w:id="235"/>
-    <w:bookmarkStart w:id="236" w:name="Xef809cfcfe0baf8ba5c87a5d2dc964c02e59512"/>
+    <w:bookmarkEnd w:id="250"/>
+    <w:bookmarkStart w:id="251" w:name="Xef809cfcfe0baf8ba5c87a5d2dc964c02e59512"/>
     <w:p>
       <w:pPr>
         <w:pStyle w:val="Heading2"/>
@@ -60924,8 +61852,8 @@
         </w:pict>
       </w:r>
     </w:p>
-    <w:bookmarkEnd w:id="236"/>
-    <w:bookmarkStart w:id="240" w:name="hướng-dẫn-sử-dụng-cập-nhật-v2.5"/>
+    <w:bookmarkEnd w:id="251"/>
+    <w:bookmarkStart w:id="255" w:name="hướng-dẫn-sử-dụng-cập-nhật-v2.5"/>
     <w:p>
       <w:pPr>
         <w:pStyle w:val="Heading2"/>
@@ -60934,7 +61862,7 @@
         <w:t xml:space="preserve">Hướng dẫn sử dụng (cập nhật v2.5)</w:t>
       </w:r>
     </w:p>
-    <w:bookmarkStart w:id="237" w:name="trong-bản-thảo-luận-án"/>
+    <w:bookmarkStart w:id="252" w:name="trong-bản-thảo-luận-án"/>
     <w:p>
       <w:pPr>
         <w:pStyle w:val="Heading3"/>
@@ -61894,8 +62822,8 @@
         <w:t xml:space="preserve">[Atlas chapter, Section P]</w:t>
       </w:r>
     </w:p>
-    <w:bookmarkEnd w:id="237"/>
-    <w:bookmarkStart w:id="238" w:name="khi-nộp-bản-cuối"/>
+    <w:bookmarkEnd w:id="252"/>
+    <w:bookmarkStart w:id="253" w:name="khi-nộp-bản-cuối"/>
     <w:p>
       <w:pPr>
         <w:pStyle w:val="Heading3"/>
@@ -62061,8 +62989,8 @@
         <w:t xml:space="preserve">— số đầy đủ + ngày publication trên datatopics.worldbank.org.</w:t>
       </w:r>
     </w:p>
-    <w:bookmarkEnd w:id="238"/>
-    <w:bookmarkStart w:id="239" w:name="audit-warnings-status-cập-nhật-v2.5"/>
+    <w:bookmarkEnd w:id="253"/>
+    <w:bookmarkStart w:id="254" w:name="audit-warnings-status-cập-nhật-v2.5"/>
     <w:p>
       <w:pPr>
         <w:pStyle w:val="Heading3"/>
@@ -62187,9 +63115,9 @@
         </w:pict>
       </w:r>
     </w:p>
-    <w:bookmarkEnd w:id="239"/>
-    <w:bookmarkEnd w:id="240"/>
-    <w:bookmarkStart w:id="241" w:name="Xe55fb46d00de6bf9b95fd9179798e6474c95835"/>
+    <w:bookmarkEnd w:id="254"/>
+    <w:bookmarkEnd w:id="255"/>
+    <w:bookmarkStart w:id="256" w:name="Xe55fb46d00de6bf9b95fd9179798e6474c95835"/>
     <w:p>
       <w:pPr>
         <w:pStyle w:val="Heading2"/>
@@ -63586,8 +64514,8 @@
         <w:t xml:space="preserve">(1), 132–142. https://doi.org/10.1016/j.jwb.2013.04.003</w:t>
       </w:r>
     </w:p>
-    <w:bookmarkEnd w:id="241"/>
-    <w:bookmarkStart w:id="242" w:name="Xd7e1b1ec1596ddfb204126def34f28100020172"/>
+    <w:bookmarkEnd w:id="256"/>
+    <w:bookmarkStart w:id="257" w:name="Xd7e1b1ec1596ddfb204126def34f28100020172"/>
     <w:p>
       <w:pPr>
         <w:pStyle w:val="Heading2"/>
@@ -64495,8 +65423,8 @@
         <w:t xml:space="preserve">(1), 1–15. https://doi.org/10.1007/s11365-011-0218-8</w:t>
       </w:r>
     </w:p>
-    <w:bookmarkEnd w:id="242"/>
-    <w:bookmarkStart w:id="243" w:name="Xac3469c407a51be8ab1bf290cd8561897ea439c"/>
+    <w:bookmarkEnd w:id="257"/>
+    <w:bookmarkStart w:id="258" w:name="Xac3469c407a51be8ab1bf290cd8561897ea439c"/>
     <w:p>
       <w:pPr>
         <w:pStyle w:val="Heading2"/>
@@ -64570,8 +65498,8 @@
         <w:t xml:space="preserve">(2), 239–250. https://doi.org/10.1002/gsj.1383</w:t>
       </w:r>
     </w:p>
-    <w:bookmarkEnd w:id="243"/>
-    <w:bookmarkStart w:id="244" w:name="X15e01107f5fc0341333f11988493a9502b35627"/>
+    <w:bookmarkEnd w:id="258"/>
+    <w:bookmarkStart w:id="259" w:name="X15e01107f5fc0341333f11988493a9502b35627"/>
     <w:p>
       <w:pPr>
         <w:pStyle w:val="Heading2"/>
@@ -65250,8 +66178,8 @@
         </w:pict>
       </w:r>
     </w:p>
-    <w:bookmarkEnd w:id="244"/>
-    <w:bookmarkStart w:id="248" w:name="X5cd8a8b98c5930790a226592bde9793b6e0e242"/>
+    <w:bookmarkEnd w:id="259"/>
+    <w:bookmarkStart w:id="263" w:name="X5cd8a8b98c5930790a226592bde9793b6e0e242"/>
     <w:p>
       <w:pPr>
         <w:pStyle w:val="Heading2"/>
@@ -65286,7 +66214,7 @@
         <w:t xml:space="preserve">blocks chưa được expand, và 2 auxiliary entries.</w:t>
       </w:r>
     </w:p>
-    <w:bookmarkStart w:id="245" w:name="X041759103c7c799db9799d6bd71834307a428c8"/>
+    <w:bookmarkStart w:id="260" w:name="X041759103c7c799db9799d6bd71834307a428c8"/>
     <w:p>
       <w:pPr>
         <w:pStyle w:val="Heading3"/>
@@ -65295,8 +66223,8 @@
         <w:t xml:space="preserve">Công trình của tác giả luận án — Cập nhật Section M</w:t>
       </w:r>
     </w:p>
-    <w:bookmarkEnd w:id="245"/>
-    <w:bookmarkStart w:id="246" w:name="X03425170776bdc22411e9d4a6a3935a0796568a"/>
+    <w:bookmarkEnd w:id="260"/>
+    <w:bookmarkStart w:id="261" w:name="X03425170776bdc22411e9d4a6a3935a0796568a"/>
     <w:p>
       <w:pPr>
         <w:pStyle w:val="Heading3"/>
@@ -65465,8 +66393,8 @@
         <w:t xml:space="preserve">(2), 220–246. https://doi.org/10.1017/S1876404511200046</w:t>
       </w:r>
     </w:p>
-    <w:bookmarkEnd w:id="246"/>
-    <w:bookmarkStart w:id="247" w:name="lý-thuyết-bổ-sung-section-ac-mở-rộng"/>
+    <w:bookmarkEnd w:id="261"/>
+    <w:bookmarkStart w:id="262" w:name="lý-thuyết-bổ-sung-section-ac-mở-rộng"/>
     <w:p>
       <w:pPr>
         <w:pStyle w:val="Heading3"/>
@@ -65536,9 +66464,9 @@
         <w:t xml:space="preserve">. IntechOpen. https://doi.org/10.5772/intechopen.1011012</w:t>
       </w:r>
     </w:p>
-    <w:bookmarkEnd w:id="247"/>
-    <w:bookmarkEnd w:id="248"/>
-    <w:bookmarkStart w:id="249" w:name="X4ad38a67506c0aa3a2d571e9cd2db0013b86176"/>
+    <w:bookmarkEnd w:id="262"/>
+    <w:bookmarkEnd w:id="263"/>
+    <w:bookmarkStart w:id="264" w:name="X4ad38a67506c0aa3a2d571e9cd2db0013b86176"/>
     <w:p>
       <w:pPr>
         <w:pStyle w:val="Heading2"/>
@@ -65610,8 +66538,8 @@
         <w:t xml:space="preserve">(2), 325–342. https://doi.org/10.1057/palgrave.jibs.8490203</w:t>
       </w:r>
     </w:p>
-    <w:bookmarkEnd w:id="249"/>
-    <w:bookmarkStart w:id="250" w:name="X4810745a8b7558f6ac6877d26fce4f3b946fba5"/>
+    <w:bookmarkEnd w:id="264"/>
+    <w:bookmarkStart w:id="265" w:name="X4810745a8b7558f6ac6877d26fce4f3b946fba5"/>
     <w:p>
       <w:pPr>
         <w:pStyle w:val="Heading2"/>
@@ -65662,8 +66590,8 @@
         <w:t xml:space="preserve">(12), 1250–1262. https://doi.org/10.1016/j.jbusres.2008.01.013</w:t>
       </w:r>
     </w:p>
-    <w:bookmarkEnd w:id="250"/>
-    <w:bookmarkStart w:id="251" w:name="X2a802b4844355bd9a9addebe0f180df0342c84e"/>
+    <w:bookmarkEnd w:id="265"/>
+    <w:bookmarkStart w:id="266" w:name="X2a802b4844355bd9a9addebe0f180df0342c84e"/>
     <w:p>
       <w:pPr>
         <w:pStyle w:val="Heading2"/>
@@ -65882,8 +66810,8 @@
         <w:t xml:space="preserve">. Sage.</w:t>
       </w:r>
     </w:p>
-    <w:bookmarkEnd w:id="251"/>
-    <w:bookmarkStart w:id="252" w:name="X0abbf775f59dd3e18884b0e2af21123940b885a"/>
+    <w:bookmarkEnd w:id="266"/>
+    <w:bookmarkStart w:id="267" w:name="X0abbf775f59dd3e18884b0e2af21123940b885a"/>
     <w:p>
       <w:pPr>
         <w:pStyle w:val="Heading2"/>
@@ -66022,9 +66950,9 @@
         <w:br w:type="page"/>
       </w:r>
     </w:p>
-    <w:bookmarkEnd w:id="252"/>
-    <w:bookmarkEnd w:id="253"/>
-    <w:bookmarkStart w:id="264" w:name="Xff640a2fe7b5357a1c83c06fced6026c707611d"/>
+    <w:bookmarkEnd w:id="267"/>
+    <w:bookmarkEnd w:id="268"/>
+    <w:bookmarkStart w:id="279" w:name="Xff640a2fe7b5357a1c83c06fced6026c707611d"/>
     <w:p>
       <w:pPr>
         <w:pStyle w:val="Heading1"/>
@@ -66137,7 +67065,7 @@
         <w:t xml:space="preserve">).</w:t>
       </w:r>
     </w:p>
-    <w:bookmarkStart w:id="254" w:name="X0582f4e8341b91a67fe62cd046a843bbb6226bb"/>
+    <w:bookmarkStart w:id="269" w:name="X0582f4e8341b91a67fe62cd046a843bbb6226bb"/>
     <w:p>
       <w:pPr>
         <w:pStyle w:val="Heading2"/>
@@ -66252,8 +67180,8 @@
         <w:t xml:space="preserve">quyết định lọc và hài hòa.</w:t>
       </w:r>
     </w:p>
-    <w:bookmarkEnd w:id="254"/>
-    <w:bookmarkStart w:id="255" w:name="a.2-nguồn-dữ-liệu-và-đơn-vị-phân-tích"/>
+    <w:bookmarkEnd w:id="269"/>
+    <w:bookmarkStart w:id="270" w:name="a.2-nguồn-dữ-liệu-và-đơn-vị-phân-tích"/>
     <w:p>
       <w:pPr>
         <w:pStyle w:val="Heading2"/>
@@ -66663,8 +67591,8 @@
         <w:t xml:space="preserve">2006–2012 của nền khác dùng bộ công cụ Standardized (ví dụ Jordan 2006) đều được nhận.</w:t>
       </w:r>
     </w:p>
-    <w:bookmarkEnd w:id="255"/>
-    <w:bookmarkStart w:id="256" w:name="Xd70dc06f8ccec128443ad2d01abc5c85de5037e"/>
+    <w:bookmarkEnd w:id="270"/>
+    <w:bookmarkStart w:id="271" w:name="Xd70dc06f8ccec128443ad2d01abc5c85de5037e"/>
     <w:p>
       <w:pPr>
         <w:pStyle w:val="Heading2"/>
@@ -67494,8 +68422,8 @@
         <w:t xml:space="preserve">liệu thô và là con số được trích dẫn trong Chương 3–4. Sai khác giữa hai lớp được công bố minh bạch để hội đồng kiểm chứng.</w:t>
       </w:r>
     </w:p>
-    <w:bookmarkEnd w:id="256"/>
-    <w:bookmarkStart w:id="257" w:name="a.4-hài-hòa-hóa-biến-số-bước-s3"/>
+    <w:bookmarkEnd w:id="271"/>
+    <w:bookmarkStart w:id="272" w:name="a.4-hài-hòa-hóa-biến-số-bước-s3"/>
     <w:p>
       <w:pPr>
         <w:pStyle w:val="Heading2"/>
@@ -67810,8 +68738,8 @@
         <w:t xml:space="preserve">), quy mô (log lao động), sở hữu nước ngoài, đặc điểm nhà quản trị, ngành ISIC.</w:t>
       </w:r>
     </w:p>
-    <w:bookmarkEnd w:id="257"/>
-    <w:bookmarkStart w:id="258" w:name="X416f14599a376c8f9173525fa72cdada272c4e0"/>
+    <w:bookmarkEnd w:id="272"/>
+    <w:bookmarkStart w:id="273" w:name="X416f14599a376c8f9173525fa72cdada272c4e0"/>
     <w:p>
       <w:pPr>
         <w:pStyle w:val="Heading2"/>
@@ -68195,8 +69123,8 @@
         <w:t xml:space="preserve">theo Bảng Penn World (Feenstra et al., 2015).</w:t>
       </w:r>
     </w:p>
-    <w:bookmarkEnd w:id="258"/>
-    <w:bookmarkStart w:id="259" w:name="Xcda44a616a0294a63022c370d6fafff6af411dd"/>
+    <w:bookmarkEnd w:id="273"/>
+    <w:bookmarkStart w:id="274" w:name="Xcda44a616a0294a63022c370d6fafff6af411dd"/>
     <w:p>
       <w:pPr>
         <w:pStyle w:val="Heading2"/>
@@ -68699,8 +69627,8 @@
         <w:t xml:space="preserve">phối ở vùng FSTS cao không đủ để nhận dạng điểm uốn bậc ba một cách chính xác.</w:t>
       </w:r>
     </w:p>
-    <w:bookmarkEnd w:id="259"/>
-    <w:bookmarkStart w:id="260" w:name="a.7-phân-tầng-thể-chế-icrv-bước-s5"/>
+    <w:bookmarkEnd w:id="274"/>
+    <w:bookmarkStart w:id="275" w:name="a.7-phân-tầng-thể-chế-icrv-bước-s5"/>
     <w:p>
       <w:pPr>
         <w:pStyle w:val="Heading2"/>
@@ -68787,8 +69715,8 @@
         <w:t xml:space="preserve">mở rộng của P8).</w:t>
       </w:r>
     </w:p>
-    <w:bookmarkEnd w:id="260"/>
-    <w:bookmarkStart w:id="261" w:name="a.8-trọng-số-mẫu-và-tính-đại-diện"/>
+    <w:bookmarkEnd w:id="275"/>
+    <w:bookmarkStart w:id="276" w:name="a.8-trọng-số-mẫu-và-tính-đại-diện"/>
     <w:p>
       <w:pPr>
         <w:pStyle w:val="Heading2"/>
@@ -68878,8 +69806,8 @@
         <w:t xml:space="preserve">cận này cân bằng giữa tính đại diện và hiệu quả ước lượng một cách có luận chứng.</w:t>
       </w:r>
     </w:p>
-    <w:bookmarkEnd w:id="261"/>
-    <w:bookmarkStart w:id="262" w:name="a.9-xử-lý-dữ-liệu-thiếu-bước-s4-s6"/>
+    <w:bookmarkEnd w:id="276"/>
+    <w:bookmarkStart w:id="277" w:name="a.9-xử-lý-dữ-liệu-thiếu-bước-s4-s6"/>
     <w:p>
       <w:pPr>
         <w:pStyle w:val="Heading2"/>
@@ -68995,8 +69923,8 @@
         <w:t xml:space="preserve">điểm uốn để bảo đảm kết quả không bị chi phối bởi cơ chế khuyết (Little &amp; Rubin, 2019).</w:t>
       </w:r>
     </w:p>
-    <w:bookmarkEnd w:id="262"/>
-    <w:bookmarkStart w:id="263" w:name="a.10-khả-năng-tái-lập-và-hạn-chế"/>
+    <w:bookmarkEnd w:id="277"/>
+    <w:bookmarkStart w:id="278" w:name="a.10-khả-năng-tái-lập-và-hạn-chế"/>
     <w:p>
       <w:pPr>
         <w:pStyle w:val="Heading2"/>
@@ -69275,8 +70203,8 @@
         <w:br w:type="page"/>
       </w:r>
     </w:p>
-    <w:bookmarkEnd w:id="263"/>
-    <w:bookmarkEnd w:id="264"/>
+    <w:bookmarkEnd w:id="278"/>
+    <w:bookmarkEnd w:id="279"/>
     <w:sectPr>
       <w:pgSz w:h="16838" w:w="11906"/>
       <w:pgMar w:bottom="1417" w:left="1417" w:right="1417" w:top="1417"/>

--- a/dist/luan_an_ctu/LUAN_AN_FULL_vi.docx
+++ b/dist/luan_an_ctu/LUAN_AN_FULL_vi.docx
@@ -5920,7 +5920,7 @@
         </m:r>
       </m:oMath>
       <w:r>
-        <w:t xml:space="preserve">, tính pooled effect size theo random-effects, kiểm định heterogeneity bằng</w:t>
+        <w:t xml:space="preserve">, tính gộp effect size theo random-effects, kiểm định heterogeneity bằng</w:t>
       </w:r>
       <w:r>
         <w:t xml:space="preserve"> </w:t>
@@ -6176,7 +6176,7 @@
         <w:t xml:space="preserve"> </w:t>
       </w:r>
       <w:r>
-        <w:t xml:space="preserve">(88.869 doanh nghiệp trong khung phân tích, 103 cặp nền kinh tế và năm; bao gồm Nhật Bản 2025; pool phân loại ICRV 96.415 doanh nghiệp/52 nhãn nền) (World Bank, n.d., 2019, 2023, 2026). WBES là bộ dữ liệu doanh nghiệp chuẩn hóa, phù hợp cho nghiên cứu so sánh đa quốc gia về firm-level outcomes (Aterido et al., 2011). Quy trình hợp nhất và hài hòa hóa chi tiết các bộ khảo sát quốc gia–năm thành bộ dữ liệu phân tích thống nhất (sáu bước S1–S6, xử lý tính so sánh tiền tệ, chiến lược pooled cross-section với hiệu ứng cố định hai chiều, cùng dòng dữ liệu PRISMA và mã tái lập) được trình bày đầy đủ ở</w:t>
+        <w:t xml:space="preserve">(88.869 doanh nghiệp trong khung phân tích, 103 cặp nền kinh tế và năm; bao gồm Nhật Bản 2025; pool phân loại ICRV 96.415 doanh nghiệp/52 nhãn nền) (World Bank, n.d., 2019, 2023, 2026). WBES là bộ dữ liệu doanh nghiệp chuẩn hóa, phù hợp cho nghiên cứu so sánh đa quốc gia về cấp doanh nghiệp outcomes (Aterido et al., 2011). Quy trình hợp nhất và hài hòa hóa chi tiết các bộ khảo sát quốc gia–năm thành bộ dữ liệu phân tích thống nhất (sáu bước S1–S6, xử lý tính so sánh tiền tệ, chiến lược lát cắt ngang gộp với hiệu ứng cố định hai chiều, cùng dòng dữ liệu PRISMA và mã tái lập) được trình bày đầy đủ ở</w:t>
       </w:r>
       <w:r>
         <w:t xml:space="preserve"> </w:t>
@@ -6204,7 +6204,7 @@
         <w:t xml:space="preserve">Cơ sở kế thừa</w:t>
       </w:r>
       <w:r>
-        <w:t xml:space="preserve">: WBES đã được sử dụng rộng rãi trong nghiên cứu IB về emerging markets (Ayyagari et al., 2011; Cuervo-Cazurra et al., 2018; Chen &amp; Meng, 2022), đồng thời đã được sử dụng trong bài nghiên cứu thực trạng emerging Asia với 17 nền kinh tế và ~40.633 quan sát doanh nghiệp (nghiên cứu thành phần P1).</w:t>
+        <w:t xml:space="preserve">: WBES đã được sử dụng rộng rãi trong nghiên cứu IB về thị trường mới nổi (Ayyagari et al., 2011; Cuervo-Cazurra et al., 2018; Chen &amp; Meng, 2022), đồng thời đã được sử dụng trong bài nghiên cứu thực trạng emerging Asia với 17 nền kinh tế và ~40.633 quan sát doanh nghiệp (nghiên cứu thành phần P1).</w:t>
       </w:r>
     </w:p>
     <w:p>
@@ -6232,7 +6232,7 @@
         <w:t xml:space="preserve">50 nền kinh tế châu Á và Thái Bình Dương</w:t>
       </w:r>
       <w:r>
-        <w:t xml:space="preserve">, với 6 sub-regime ICRV (Advanced innovation-driven, Advanced resource-driven, Upper-middle, Lower-middle transition, Emerging, SIDS). Quy mô này là lớn nhất cho khu vực trong văn liệu internationalization–performance, gồm cả boundary case Pacific SIDS (7 nước, n=959 (mẫu phân tích sau lọc missing)) cho phép kiểm định forced internationalization penalty (nghiên cứu thành phần P8).</w:t>
+        <w:t xml:space="preserve">, với 6 sub-regime ICRV (Advanced innovation-driven, Advanced resource-driven, Upper-middle, Lower-middle transition, Emerging, SIDS). Quy mô này là lớn nhất cho khu vực trong văn liệu internationalization–performance, gồm cả trường hợp biên Pacific SIDS (7 nước, n=959 (mẫu phân tích sau lọc missing)) cho phép kiểm định forced internationalization penalty (nghiên cứu thành phần P8).</w:t>
       </w:r>
     </w:p>
     <w:p>
@@ -6266,7 +6266,7 @@
         <w:t xml:space="preserve"> </w:t>
       </w:r>
       <w:r>
-        <w:t xml:space="preserve">trong ước lượng mô hình hồi quy vì ba lý do: (1) Mục tiêu của luận án là kiểm định cơ chế lý thuyết (mechanism testing) chứ không phải ước lượng mô tả đại diện tổng thể (population-representative descriptive estimation), trong bối cảnh này, không áp dụng weights là thực hành chuẩn trong văn liệu IB sử dụng WBES (Aterido et al., 2011; Cuervo-Cazurra et al., 2018); (2) Fixed effects ở cấp country-year đã kiểm soát đặc điểm cấu trúc của từng sóng khảo sát; (3) Việc áp dụng weights có thể làm sai lệch ước lượng khi mẫu được gộp chung từ nhiều quốc gia có quy mô tổng thể doanh nghiệp khác nhau nhiều bậc (ví dụ: Trung Quốc ~100 triệu so với Tonga ~500 doanh nghiệp). Phân tích độ nhạy có áp dụng survey weights cho từng quốc gia riêng lẻ (P3/P4/P5) không thay đổi hướng hoặc mức độ ý nghĩa của các hệ số chính (xem Mục 3.5).</w:t>
+        <w:t xml:space="preserve">trong ước lượng mô hình hồi quy vì ba lý do: (1) Mục tiêu của luận án là kiểm định cơ chế lý thuyết (mechanism testing) chứ không phải ước lượng mô tả đại diện tổng thể (population-representative descriptive estimation), trong bối cảnh này, không áp dụng weights là thực hành chuẩn trong văn liệu IB sử dụng WBES (Aterido et al., 2011; Cuervo-Cazurra et al., 2018); (2) hiệu ứng cố định ở cấp country-year đã kiểm soát đặc điểm cấu trúc của từng sóng khảo sát; (3) Việc áp dụng weights có thể làm sai lệch ước lượng khi mẫu được gộp chung từ nhiều quốc gia có quy mô tổng thể doanh nghiệp khác nhau nhiều bậc (ví dụ: Trung Quốc ~100 triệu so với Tonga ~500 doanh nghiệp). Phân tích độ nhạy có áp dụng survey weights cho từng quốc gia riêng lẻ (P3/P4/P5) không thay đổi hướng hoặc mức độ ý nghĩa của các hệ số chính (xem Mục 3.5).</w:t>
       </w:r>
     </w:p>
     <w:bookmarkEnd w:id="88"/>
@@ -7280,7 +7280,7 @@
         <w:t xml:space="preserve">“</w:t>
       </w:r>
       <w:r>
-        <w:t xml:space="preserve">digital shield effect</w:t>
+        <w:t xml:space="preserve">lá chắn số effect</w:t>
       </w:r>
       <w:r>
         <w:t xml:space="preserve">”</w:t>
@@ -7360,7 +7360,7 @@
         <w:t xml:space="preserve">Cơ sở kế thừa</w:t>
       </w:r>
       <w:r>
-        <w:t xml:space="preserve">: Khanna và Palepu (2010) với institutional voids; North (1990) với institutional analysis; Marano et al. (2016) với meta-analytic evidence về institutional các biến điều tiết.</w:t>
+        <w:t xml:space="preserve">: Khanna và Palepu (2010) với khoảng trống thể chế; North (1990) với institutional analysis; Marano et al. (2016) với meta-analytic evidence về institutional các biến điều tiết.</w:t>
       </w:r>
     </w:p>
     <w:bookmarkEnd w:id="95"/>
@@ -7471,7 +7471,7 @@
         <w:t xml:space="preserve"> </w:t>
       </w:r>
       <w:r>
-        <w:t xml:space="preserve">employment, firm age, foreign ownership dummy, sector dummy, country fixed effects, year fixed effects.</w:t>
+        <w:t xml:space="preserve">employment, firm age, foreign ownership dummy, sector dummy, country hiệu ứng cố định, year hiệu ứng cố định.</w:t>
       </w:r>
     </w:p>
     <w:p>
@@ -7679,7 +7679,7 @@
         </m:r>
       </m:oMath>
       <w:r>
-        <w:t xml:space="preserve">. Pooled effect size tính theo inverse-variance weighting (Borenstein et al., 2009).</w:t>
+        <w:t xml:space="preserve">. gộp effect size tính theo inverse-variance weighting (Borenstein et al., 2009).</w:t>
       </w:r>
     </w:p>
     <w:p>
@@ -8661,13 +8661,13 @@
       </w:r>
     </w:p>
     <w:bookmarkEnd w:id="104"/>
-    <w:bookmarkStart w:id="107" w:name="mô-hình-moderation-h2h6"/>
+    <w:bookmarkStart w:id="107" w:name="mô-hình-điều-tiết-h2h6"/>
     <w:p>
       <w:pPr>
         <w:pStyle w:val="Heading3"/>
       </w:pPr>
       <w:r>
-        <w:t xml:space="preserve">3.4.4 Mô hình moderation (H2–H6)</w:t>
+        <w:t xml:space="preserve">3.4.4 Mô hình điều tiết (H2–H6)</w:t>
       </w:r>
     </w:p>
     <w:bookmarkStart w:id="105" w:name="two-way-interaction-h2-h3"/>
@@ -9438,7 +9438,7 @@
         <w:t xml:space="preserve">Cơ sở kế thừa</w:t>
       </w:r>
       <w:r>
-        <w:t xml:space="preserve">: chuẩn moderation trong quản trị chiến lược (Aiken &amp; West, 1991; Dawson, 2014).</w:t>
+        <w:t xml:space="preserve">: chuẩn điều tiết trong quản trị chiến lược (Aiken &amp; West, 1991; Dawson, 2014).</w:t>
       </w:r>
     </w:p>
     <w:p>
@@ -9453,18 +9453,18 @@
         <w:t xml:space="preserve">Đóng góp mới</w:t>
       </w:r>
       <w:r>
-        <w:t xml:space="preserve">: three-way moderation digital × institutional × manager trong bối cảnh châu Á và Pacific với 50 nước chưa được kiểm định trước đây.</w:t>
+        <w:t xml:space="preserve">: three-way điều tiết digital × institutional × manager trong bối cảnh châu Á và Pacific với 50 nước chưa được kiểm định trước đây.</w:t>
       </w:r>
     </w:p>
     <w:bookmarkEnd w:id="106"/>
     <w:bookmarkEnd w:id="107"/>
-    <w:bookmarkStart w:id="108" w:name="mô-hình-temporal-heterogeneity-h6"/>
+    <w:bookmarkStart w:id="108" w:name="mô-hình-dị-biệt-theo-thời-gian-h6"/>
     <w:p>
       <w:pPr>
         <w:pStyle w:val="Heading3"/>
       </w:pPr>
       <w:r>
-        <w:t xml:space="preserve">3.4.5 Mô hình temporal heterogeneity (H6)</w:t>
+        <w:t xml:space="preserve">3.4.5 Mô hình dị biệt theo thời gian (H6)</w:t>
       </w:r>
     </w:p>
     <w:p>
@@ -10158,7 +10158,7 @@
         <w:pStyle w:val="FirstParagraph"/>
       </w:pPr>
       <w:r>
-        <w:t xml:space="preserve">Nghiên cứu 3 sử dụng chuỗi mô hình lồng nhau M0–M8 ước lượng riêng theo từng sóng khảo sát (2009, 2015, 2023) và gộp pooled. Ký hiệu tiếng Việt:</w:t>
+        <w:t xml:space="preserve">Nghiên cứu 3 sử dụng chuỗi mô hình lồng nhau M0–M8 ước lượng riêng theo từng sóng khảo sát (2009, 2015, 2023) và gộp gộp. Ký hiệu tiếng Việt:</w:t>
       </w:r>
     </w:p>
     <w:p>
@@ -13437,7 +13437,7 @@
           <w:iCs/>
           <w:i/>
         </w:rPr>
-        <w:t xml:space="preserve">chỉ áp dụng trong mô hình pooled. Mô hình được ước lượng riêng cho 3 sóng và gộp (N = 989 / 956 / 1.013 / 2.958).</w:t>
+        <w:t xml:space="preserve">chỉ áp dụng trong mô hình gộp. Mô hình được ước lượng riêng cho 3 sóng và gộp (N = 989 / 956 / 1.013 / 2.958).</w:t>
       </w:r>
     </w:p>
     <w:p>
@@ -14271,7 +14271,7 @@
         <w:t xml:space="preserve">δ_s</w:t>
       </w:r>
       <w:r>
-        <w:t xml:space="preserve">: sector fixed effects (ISIC 1-chữ số)</w:t>
+        <w:t xml:space="preserve">: sector hiệu ứng cố định (ISIC 1-chữ số)</w:t>
       </w:r>
     </w:p>
     <w:p>
@@ -15203,7 +15203,7 @@
         <w:t xml:space="preserve">δ_s</w:t>
       </w:r>
       <w:r>
-        <w:t xml:space="preserve">: sector fixed effects;</w:t>
+        <w:t xml:space="preserve">: sector hiệu ứng cố định;</w:t>
       </w:r>
       <w:r>
         <w:t xml:space="preserve"> </w:t>
@@ -15216,7 +15216,7 @@
         <w:t xml:space="preserve">λ_t</w:t>
       </w:r>
       <w:r>
-        <w:t xml:space="preserve">: wave fixed effects (pooled)</w:t>
+        <w:t xml:space="preserve">: wave hiệu ứng cố định (pooled)</w:t>
       </w:r>
     </w:p>
     <w:p>
@@ -16302,7 +16302,7 @@
         <w:t xml:space="preserve">δ_ct</w:t>
       </w:r>
       <w:r>
-        <w:t xml:space="preserve">: country × year fixed effects (M5)</w:t>
+        <w:t xml:space="preserve">: country × year hiệu ứng cố định (M5)</w:t>
       </w:r>
     </w:p>
     <w:p>
@@ -20967,7 +20967,7 @@
               <w:jc w:val="left"/>
             </w:pPr>
             <w:r>
-              <w:t xml:space="preserve">Fixed effects</w:t>
+              <w:t xml:space="preserve">hiệu ứng cố định</w:t>
             </w:r>
           </w:p>
         </w:tc>
@@ -21603,7 +21603,7 @@
               <w:jc w:val="left"/>
             </w:pPr>
             <w:r>
-              <w:t xml:space="preserve">Country fixed effects</w:t>
+              <w:t xml:space="preserve">Country hiệu ứng cố định</w:t>
             </w:r>
           </w:p>
         </w:tc>
@@ -21653,7 +21653,7 @@
               <w:jc w:val="left"/>
             </w:pPr>
             <w:r>
-              <w:t xml:space="preserve">Wave fixed effects</w:t>
+              <w:t xml:space="preserve">Wave hiệu ứng cố định</w:t>
             </w:r>
           </w:p>
         </w:tc>
@@ -23471,7 +23471,7 @@
               <w:jc w:val="left"/>
             </w:pPr>
             <w:r>
-              <w:t xml:space="preserve">Exporters-only (N = 26)</w:t>
+              <w:t xml:space="preserve">chỉ doanh nghiệp xuất khẩu (N = 26)</w:t>
             </w:r>
           </w:p>
         </w:tc>
@@ -23522,7 +23522,7 @@
           <w:iCs/>
           <w:i/>
         </w:rPr>
-        <w:t xml:space="preserve">Hệ số âm nhất quán về dấu qua các specification; suy luận FIP dựa chủ yếu vào các mô hình fixed-effects (M1, year-FE), trong khi exporters-only (N=26) thiếu công suất thống kê.</w:t>
+        <w:t xml:space="preserve">Hệ số âm nhất quán về dấu qua các specification; suy luận FIP dựa chủ yếu vào các mô hình fixed-effects (M1, year-FE), trong khi chỉ doanh nghiệp xuất khẩu (N=26) thiếu công suất thống kê.</w:t>
       </w:r>
     </w:p>
     <w:p>
@@ -24048,7 +24048,7 @@
               <w:jc w:val="left"/>
             </w:pPr>
             <w:r>
-              <w:t xml:space="preserve">Fixed effects</w:t>
+              <w:t xml:space="preserve">hiệu ứng cố định</w:t>
             </w:r>
           </w:p>
         </w:tc>
@@ -24098,7 +24098,7 @@
               <w:jc w:val="left"/>
             </w:pPr>
             <w:r>
-              <w:t xml:space="preserve">Fixed effects</w:t>
+              <w:t xml:space="preserve">hiệu ứng cố định</w:t>
             </w:r>
           </w:p>
         </w:tc>
@@ -24293,7 +24293,7 @@
         <w:pStyle w:val="FirstParagraph"/>
       </w:pPr>
       <w:r>
-        <w:t xml:space="preserve">Tất cả các mô hình đều sử dụng HC1/HC3 robust standard errors (Long &amp; Ervin, 2000; White, 1980) để xử lý heteroscedasticity. Đối với multi-country, bổ sung clustered SE theo country.</w:t>
+        <w:t xml:space="preserve">Tất cả các mô hình đều sử dụng HC1/HC3 robust standard errors (Long &amp; Ervin, 2000; White, 1980) để xử lý phương sai thay đổi. Đối với multi-country, bổ sung clustered SE theo country.</w:t>
       </w:r>
     </w:p>
     <w:bookmarkEnd w:id="116"/>
@@ -24426,17 +24426,17 @@
         <w:pStyle w:val="FirstParagraph"/>
       </w:pPr>
       <w:r>
-        <w:t xml:space="preserve">Loại trừ micro firms (&lt;5 lao động); chỉ giữ SMEs; chỉ giữ manufacturing; chỉ giữ exporters (FSTS &gt; 0); subgroup theo 6 sub-regime ICRV.</w:t>
+        <w:t xml:space="preserve">Loại trừ micro firms (&lt;5 lao động); chỉ giữ SMEs; chỉ giữ manufacturing; chỉ giữ doanh nghiệp xuất khẩu (FSTS &gt; 0); subgroup theo 6 sub-regime ICRV.</w:t>
       </w:r>
     </w:p>
     <w:bookmarkEnd w:id="120"/>
-    <w:bookmarkStart w:id="121" w:name="outliers"/>
+    <w:bookmarkStart w:id="121" w:name="giá-trị-ngoại-lai"/>
     <w:p>
       <w:pPr>
         <w:pStyle w:val="Heading3"/>
       </w:pPr>
       <w:r>
-        <w:t xml:space="preserve">3.5.3 Outliers</w:t>
+        <w:t xml:space="preserve">3.5.3 Giá trị ngoại lai</w:t>
       </w:r>
     </w:p>
     <w:p>
@@ -24448,13 +24448,13 @@
       </w:r>
     </w:p>
     <w:bookmarkEnd w:id="121"/>
-    <w:bookmarkStart w:id="122" w:name="multicollinearity-và-heteroscedasticity"/>
+    <w:bookmarkStart w:id="122" w:name="đa-cộng-tuyến-và-phương-sai-thay-đổi"/>
     <w:p>
       <w:pPr>
         <w:pStyle w:val="Heading3"/>
       </w:pPr>
       <w:r>
-        <w:t xml:space="preserve">3.5.4 Multicollinearity và heteroscedasticity</w:t>
+        <w:t xml:space="preserve">3.5.4 Đa cộng tuyến và phương sai thay đổi</w:t>
       </w:r>
     </w:p>
     <w:p>
@@ -24482,13 +24482,13 @@
       </w:r>
     </w:p>
     <w:bookmarkEnd w:id="122"/>
-    <w:bookmarkStart w:id="123" w:name="sensitivity-analysis-cho-meta-analysis"/>
+    <w:bookmarkStart w:id="123" w:name="phân-tích-độ-nhạy-cho-meta-analysis"/>
     <w:p>
       <w:pPr>
         <w:pStyle w:val="Heading3"/>
       </w:pPr>
       <w:r>
-        <w:t xml:space="preserve">3.5.5 Sensitivity analysis cho meta-analysis</w:t>
+        <w:t xml:space="preserve">3.5.5 phân tích độ nhạy cho meta-analysis</w:t>
       </w:r>
     </w:p>
     <w:p>
@@ -24500,7 +24500,7 @@
         <w:pStyle w:val="Compact"/>
       </w:pPr>
       <w:r>
-        <w:t xml:space="preserve">Leave-one-out: loại từng nghiên cứu và tái tính pooled effect.</w:t>
+        <w:t xml:space="preserve">Leave-one-out: loại từng nghiên cứu và tái tính gộp effect.</w:t>
       </w:r>
     </w:p>
     <w:p>
@@ -24926,7 +24926,7 @@
               <w:jc w:val="left"/>
             </w:pPr>
             <w:r>
-              <w:t xml:space="preserve">Đưa vào cùng three-way moderation framework</w:t>
+              <w:t xml:space="preserve">Đưa vào cùng three-way điều tiết framework</w:t>
             </w:r>
           </w:p>
         </w:tc>
@@ -24964,7 +24964,7 @@
               <w:jc w:val="left"/>
             </w:pPr>
             <w:r>
-              <w:t xml:space="preserve">Non-overlapping construct purity protocol cho WBES; digital shield mở rộng (nghiên cứu thành phần P1)</w:t>
+              <w:t xml:space="preserve">Non-overlapping construct purity protocol cho WBES; lá chắn số mở rộng (nghiên cứu thành phần P1)</w:t>
             </w:r>
           </w:p>
         </w:tc>
@@ -25016,7 +25016,7 @@
               <w:jc w:val="left"/>
             </w:pPr>
             <w:r>
-              <w:t xml:space="preserve">Three-way moderation</w:t>
+              <w:t xml:space="preserve">Three-way điều tiết</w:t>
             </w:r>
           </w:p>
         </w:tc>
@@ -25054,7 +25054,7 @@
               <w:jc w:val="left"/>
             </w:pPr>
             <w:r>
-              <w:t xml:space="preserve">Temporal heterogeneity</w:t>
+              <w:t xml:space="preserve">dị biệt theo thời gian</w:t>
             </w:r>
           </w:p>
         </w:tc>
@@ -26970,7 +26970,7 @@
         <w:t xml:space="preserve">“</w:t>
       </w:r>
       <w:r>
-        <w:t xml:space="preserve">institutional voids</w:t>
+        <w:t xml:space="preserve">khoảng trống thể chế</w:t>
       </w:r>
       <w:r>
         <w:t xml:space="preserve">”</w:t>
@@ -28121,13 +28121,13 @@
       </w:r>
     </w:p>
     <w:bookmarkEnd w:id="140"/>
-    <w:bookmarkStart w:id="141" w:name="X0fe7021f65141f72ccca43dd2595712a4bb11b5"/>
+    <w:bookmarkStart w:id="141" w:name="Xe94b529119c3fd3938f18203d533a55edb6dd3b"/>
     <w:p>
       <w:pPr>
         <w:pStyle w:val="Heading3"/>
       </w:pPr>
       <w:r>
-        <w:t xml:space="preserve">4.2.3 Điều tiết bởi chế độ thể chế: ICRV moderation</w:t>
+        <w:t xml:space="preserve">4.2.3 Điều tiết bởi chế độ thể chế: ICRV điều tiết</w:t>
       </w:r>
     </w:p>
     <w:p>
@@ -28777,7 +28777,7 @@
         </m:r>
       </m:oMath>
       <w:r>
-        <w:t xml:space="preserve">): pooled effect thực</w:t>
+        <w:t xml:space="preserve">): gộp effect thực</w:t>
       </w:r>
       <w:r>
         <w:t xml:space="preserve"> </w:t>
@@ -31696,7 +31696,7 @@
           <w:bCs/>
           <w:b/>
         </w:rPr>
-        <w:t xml:space="preserve">Pooled (toàn mẫu)</w:t>
+        <w:t xml:space="preserve">gộp (toàn mẫu)</w:t>
       </w:r>
       <w:r>
         <w:t xml:space="preserve">: TP = 48,78% FSTS</w:t>
@@ -31711,13 +31711,13 @@
       </w:r>
     </w:p>
     <w:bookmarkEnd w:id="152"/>
-    <w:bookmarkStart w:id="153" w:name="Xe662776ac4ed20d7263c0278e37e5e670eb65fc"/>
+    <w:bookmarkStart w:id="153" w:name="X28c1d9c57eb0f73d2f6207fea4a34aaa44333b8"/>
     <w:p>
       <w:pPr>
         <w:pStyle w:val="Heading3"/>
       </w:pPr>
       <w:r>
-        <w:t xml:space="preserve">4.4.2 Kiểm định tính ổn định theo thời gian: Temporal Stability</w:t>
+        <w:t xml:space="preserve">4.4.2 Kiểm định tính ổn định theo thời gian: tính ổn định theo thời gian</w:t>
       </w:r>
     </w:p>
     <w:p>
@@ -32011,7 +32011,7 @@
         </m:r>
       </m:oMath>
       <w:r>
-        <w:t xml:space="preserve">), cho thấy Technological Capability Index không phát huy vai trò điều tiết đáng kể ở bối cảnh Trung Quốc theo mô hình P5. Tương tự, DAI cũng không cho thấy điều tiết có ý nghĩa trong bối cảnh này. Kết quả null về moderation tại Trung Quốc có thể phản ánh thực tế rằng năng lực công nghệ đã được phân phối tương đối đồng đều hơn trong mẫu doanh nghiệp xuất khẩu Trung Quốc, làm giảm phương sai đủ để phát hiện hiệu ứng điều tiết.</w:t>
+        <w:t xml:space="preserve">), cho thấy Technological Capability Index không phát huy vai trò điều tiết đáng kể ở bối cảnh Trung Quốc theo mô hình P5. Tương tự, DAI cũng không cho thấy điều tiết có ý nghĩa trong bối cảnh này. Kết quả null về điều tiết tại Trung Quốc có thể phản ánh thực tế rằng năng lực công nghệ đã được phân phối tương đối đồng đều hơn trong mẫu doanh nghiệp xuất khẩu Trung Quốc, làm giảm phương sai đủ để phát hiện hiệu ứng điều tiết.</w:t>
       </w:r>
     </w:p>
     <w:bookmarkEnd w:id="154"/>
@@ -35282,7 +35282,7 @@
         <w:pStyle w:val="FirstParagraph"/>
       </w:pPr>
       <w:r>
-        <w:t xml:space="preserve">Điểm uốn được ước lượng riêng cho từng làn sóng và cho pooled:</w:t>
+        <w:t xml:space="preserve">Điểm uốn được ước lượng riêng cho từng làn sóng và cho gộp:</w:t>
       </w:r>
     </w:p>
     <w:tbl>
@@ -35412,7 +35412,7 @@
               <w:jc w:val="left"/>
             </w:pPr>
             <w:r>
-              <w:t xml:space="preserve">Pooled</w:t>
+              <w:t xml:space="preserve">gộp</w:t>
             </w:r>
           </w:p>
         </w:tc>
@@ -40986,7 +40986,7 @@
         <w:pStyle w:val="FirstParagraph"/>
       </w:pPr>
       <w:r>
-        <w:t xml:space="preserve">Đây là phát hiện nổi bật nhất và khác biệt nhất của luận án so với toàn bộ kết quả từ các bối cảnh ICRV khác. Mô hình M1 với country fixed effects và year fixed effects cho:</w:t>
+        <w:t xml:space="preserve">Đây là phát hiện nổi bật nhất và khác biệt nhất của luận án so với toàn bộ kết quả từ các bối cảnh ICRV khác. Mô hình M1 với country hiệu ứng cố định và year hiệu ứng cố định cho:</w:t>
       </w:r>
     </w:p>
     <w:p>
@@ -51405,7 +51405,7 @@
               <w:t xml:space="preserve"> </w:t>
             </w:r>
             <w:r>
-              <w:t xml:space="preserve">(year-FE); exporters-only NS do mẫu nhỏ (N=26)</w:t>
+              <w:t xml:space="preserve">(year-FE); chỉ doanh nghiệp xuất khẩu NS do mẫu nhỏ (N=26)</w:t>
             </w:r>
           </w:p>
         </w:tc>
@@ -51780,7 +51780,7 @@
           <w:iCs/>
           <w:i/>
         </w:rPr>
-        <w:t xml:space="preserve">Winning in emerging markets: A road map for strategy and execution</w:t>
+        <w:t xml:space="preserve">Winning in thị trường mới nổi: A road map for strategy and execution</w:t>
       </w:r>
       <w:r>
         <w:t xml:space="preserve">. Harvard Business Press.</w:t>
@@ -52331,7 +52331,7 @@
         <w:pStyle w:val="BodyText"/>
       </w:pPr>
       <w:r>
-        <w:t xml:space="preserve">Cơ chế lý thuyết đằng sau kết quả này bắt nguồn từ Resource-Based View (Barney, 1991): TCI là nguồn lực VRIN (có giá trị, hiếm, khó sao chép, khó thay thế), do đó tạo ra lợi thế cạnh tranh bền vững ngay cả khi doanh nghiệp mở rộng ra thị trường nước ngoài với mức độ bất định cao. Năng lực công nghệ cũng tạo ra absorptive capacity (Cohen &amp; Levinthal, 1990), khả năng hấp thu và tích hợp tri thức từ thị trường nước ngoài, giúp doanh nghiệp học hỏi hiệu quả hơn trong quá trình quốc tế hóa, nhất quán với learning loop của Uppsala model (Johanson &amp; Vahlne, 1977).</w:t>
+        <w:t xml:space="preserve">Cơ chế lý thuyết đằng sau kết quả này bắt nguồn từ Resource-Based View (Barney, 1991): TCI là nguồn lực VRIN (có giá trị, hiếm, khó sao chép, khó thay thế), do đó tạo ra lợi thế cạnh tranh bền vững ngay cả khi doanh nghiệp mở rộng ra thị trường nước ngoài với mức độ bất định cao. Năng lực công nghệ cũng tạo ra năng lực hấp thụ (Cohen &amp; Levinthal, 1990), khả năng hấp thu và tích hợp tri thức từ thị trường nước ngoài, giúp doanh nghiệp học hỏi hiệu quả hơn trong quá trình quốc tế hóa, nhất quán với learning loop của Uppsala model (Johanson &amp; Vahlne, 1977).</w:t>
       </w:r>
     </w:p>
     <w:bookmarkEnd w:id="197"/>
@@ -52616,7 +52616,7 @@
         </m:r>
       </m:oMath>
       <w:r>
-        <w:t xml:space="preserve">), nghĩa là hiệu ứng uốn đường cong của DAI không phổ quát mà tập trung ở các bối cảnh đặc thù. Tại Singapore (P4, DAI Tier-1+2), DAI phát huy rõ nhất dưới dạng amplification effect (</w:t>
+        <w:t xml:space="preserve">), nghĩa là hiệu ứng uốn đường cong của DAI không phổ quát mà tập trung ở các bối cảnh đặc thù. Tại Singapore (P4, DAI Tier-1+2), DAI phát huy rõ nhất dưới dạng hiệu ứng khuếch đại (</w:t>
       </w:r>
       <m:oMath>
         <m:acc>
@@ -52720,7 +52720,7 @@
         </m:r>
       </m:oMath>
       <w:r>
-        <w:t xml:space="preserve">). Tại Việt Nam (P3, Tier-1 only, IV-estimated), DAI null phản ánh hạn chế đo lường và selection bias hơn là bác bỏ H3.</w:t>
+        <w:t xml:space="preserve">). Tại Việt Nam (P3, Tier-1 only, IV-estimated), DAI null phản ánh hạn chế đo lường và thiên lệch chọn lựa hơn là bác bỏ H3.</w:t>
       </w:r>
     </w:p>
     <w:p>
@@ -52802,7 +52802,7 @@
         <w:t xml:space="preserve"> </w:t>
       </w:r>
       <w:r>
-        <w:t xml:space="preserve">theo nghĩa của dynamic capabilities theory (Teece et al., 1997) vì dữ liệu WBES không có đủ thang đo để đo lường tính động của năng lực số.</w:t>
+        <w:t xml:space="preserve">theo nghĩa của năng lực động theory (Teece et al., 1997) vì dữ liệu WBES không có đủ thang đo để đo lường tính động của năng lực số.</w:t>
       </w:r>
     </w:p>
     <w:p>
@@ -52974,7 +52974,7 @@
         <w:pStyle w:val="BodyText"/>
       </w:pPr>
       <w:r>
-        <w:t xml:space="preserve">Tuy nhiên, cần lưu ý rằng tác động này được phát hiện ở cấp pooled toàn mẫu (P7) và cần kiểm định riêng biệt theo từng bối cảnh ICRV để hiểu đầy đủ điều kiện biên của biến điều tiết cấp quản trị. Kết quả null về kinh nghiệm nhà quản trị (mgr_experience) gợi ý rằng trong bối cảnh châu Á đa dạng, số năm kinh nghiệm đơn thuần không nắm bắt được</w:t>
+        <w:t xml:space="preserve">Tuy nhiên, cần lưu ý rằng tác động này được phát hiện ở cấp gộp toàn mẫu (P7) và cần kiểm định riêng biệt theo từng bối cảnh ICRV để hiểu đầy đủ điều kiện biên của biến điều tiết cấp quản trị. Kết quả null về kinh nghiệm nhà quản trị (mgr_experience) gợi ý rằng trong bối cảnh châu Á đa dạng, số năm kinh nghiệm đơn thuần không nắm bắt được</w:t>
       </w:r>
       <w:r>
         <w:t xml:space="preserve"> </w:t>
@@ -53266,7 +53266,7 @@
         <w:pStyle w:val="FirstParagraph"/>
       </w:pPr>
       <w:r>
-        <w:t xml:space="preserve">Kết quả pooled effect</w:t>
+        <w:t xml:space="preserve">Kết quả gộp effect</w:t>
       </w:r>
       <w:r>
         <w:t xml:space="preserve"> </w:t>
@@ -53373,7 +53373,7 @@
         </m:r>
       </m:oMath>
       <w:r>
-        <w:t xml:space="preserve">, đồng thời áp dụng cấu trúc ba tầng phức tạp hơn. Tính vững của pooled effect khi mở rộng pool nghiên cứu là bằng chứng về tính ổn định của baseline ước lượng.</w:t>
+        <w:t xml:space="preserve">, đồng thời áp dụng cấu trúc ba tầng phức tạp hơn. Tính vững của gộp effect khi mở rộng pool nghiên cứu là bằng chứng về tính ổn định của baseline ước lượng.</w:t>
       </w:r>
     </w:p>
     <w:p>
@@ -53381,7 +53381,7 @@
         <w:pStyle w:val="BodyText"/>
       </w:pPr>
       <w:r>
-        <w:t xml:space="preserve">Tuy nhiên, đóng góp của P6 so với baseline không phải ở pooled</w:t>
+        <w:t xml:space="preserve">Tuy nhiên, đóng góp của P6 so với baseline không phải ở gộp</w:t>
       </w:r>
       <w:r>
         <w:t xml:space="preserve"> </w:t>
@@ -53684,7 +53684,7 @@
         <w:t xml:space="preserve"> </w:t>
       </w:r>
       <w:r>
-        <w:t xml:space="preserve">(các tương tác đường cong cùng chiều nhưng không ý nghĩa toàn mẫu; bằng chứng rõ nhất ở bối cảnh đơn quốc gia P4) gợi ý rằng DAI không phải là foundational capability (như TCI) mà là</w:t>
+        <w:t xml:space="preserve">(các tương tác đường cong cùng chiều nhưng không ý nghĩa toàn mẫu; bằng chứng rõ nhất ở bối cảnh đơn quốc gia P4) gợi ý rằng DAI không phải là năng lực nền tảng (như TCI) mà là</w:t>
       </w:r>
       <w:r>
         <w:t xml:space="preserve"> </w:t>
@@ -53694,7 +53694,7 @@
           <w:bCs/>
           <w:b/>
         </w:rPr>
-        <w:t xml:space="preserve">situational resource</w:t>
+        <w:t xml:space="preserve">nguồn lực tình huống</w:t>
       </w:r>
       <w:r>
         <w:t xml:space="preserve">, tài nguyên có vai trò thay đổi theo bối cảnh thể chế. Quan trọng: tương tác chế độ-yếu (FSTS×Weak = −0,523, p = ,087, biên ý nghĩa) cho thấy hiệu ứng điều tiết của DAI</w:t>
@@ -53722,7 +53722,7 @@
         <w:t xml:space="preserve">“</w:t>
       </w:r>
       <w:r>
-        <w:t xml:space="preserve">digital shield</w:t>
+        <w:t xml:space="preserve">lá chắn số</w:t>
       </w:r>
       <w:r>
         <w:t xml:space="preserve">”</w:t>
@@ -53749,7 +53749,7 @@
           <w:bCs/>
           <w:b/>
         </w:rPr>
-        <w:t xml:space="preserve">complementary asset</w:t>
+        <w:t xml:space="preserve">tài sản bổ trợ</w:t>
       </w:r>
       <w:r>
         <w:t xml:space="preserve"> </w:t>
@@ -54449,17 +54449,17 @@
         <w:t xml:space="preserve"> </w:t>
       </w:r>
       <w:r>
-        <w:t xml:space="preserve">của việc cập nhật và tái cấu hình năng lực số theo thời gian. Điều này có nghĩa là các phát hiện về DAI trong luận án phản ánh mức độ chấp nhận số tại một thời điểm chứ không phải năng lực số năng động theo nghĩa của dynamic capabilities theory (Teece et al., 1997).</w:t>
+        <w:t xml:space="preserve">của việc cập nhật và tái cấu hình năng lực số theo thời gian. Điều này có nghĩa là các phát hiện về DAI trong luận án phản ánh mức độ chấp nhận số tại một thời điểm chứ không phải năng lực số năng động theo nghĩa của năng lực động theory (Teece et al., 1997).</w:t>
       </w:r>
     </w:p>
     <w:bookmarkEnd w:id="220"/>
-    <w:bookmarkStart w:id="221" w:name="X0fb0169567c230dc5c1d35515099b26124d99e1"/>
+    <w:bookmarkStart w:id="221" w:name="Xa9f4dc0d92bb938d40b6358e6a43bf594a5cc9a"/>
     <w:p>
       <w:pPr>
         <w:pStyle w:val="Heading3"/>
       </w:pPr>
       <w:r>
-        <w:t xml:space="preserve">5.5.2 Hạn chế về selection bias trong exporters subsamples</w:t>
+        <w:t xml:space="preserve">5.5.2 Hạn chế về thiên lệch chọn lựa trong mẫu phụ doanh nghiệp xuất khẩu</w:t>
       </w:r>
     </w:p>
     <w:p>
@@ -54467,7 +54467,7 @@
         <w:pStyle w:val="FirstParagraph"/>
       </w:pPr>
       <w:r>
-        <w:t xml:space="preserve">Các phân tích sử dụng mẫu chỉ gồm doanh nghiệp xuất khẩu (ví dụ: Singapore mẫu phụ xuất khẩu N = 84, SIDS exporters-only N = 26) đối mặt với rủi ro selection bias nghiêm trọng: doanh nghiệp xuất khẩu không phải là mẫu ngẫu nhiên từ tổng thể doanh nghiệp mà có khả năng là các doanh nghiệp đã có một số lợi thế ban đầu (productivity, resources, connections). Kết quả từ exporters-only không thể tổng quát hóa trực tiếp cho toàn bộ doanh nghiệp, và có thể understate hoặc overstate các hiệu ứng tùy thuộc vào phương hướng của selection.</w:t>
+        <w:t xml:space="preserve">Các phân tích sử dụng mẫu chỉ gồm doanh nghiệp xuất khẩu (ví dụ: Singapore mẫu phụ xuất khẩu N = 84, SIDS exporters-only N = 26) đối mặt với rủi ro thiên lệch chọn lựa nghiêm trọng: doanh nghiệp xuất khẩu không phải là mẫu ngẫu nhiên từ tổng thể doanh nghiệp mà có khả năng là các doanh nghiệp đã có một số lợi thế ban đầu (productivity, resources, connections). Kết quả từ chỉ doanh nghiệp xuất khẩu không thể tổng quát hóa trực tiếp cho toàn bộ doanh nghiệp, và có thể understate hoặc overstate các hiệu ứng tùy thuộc vào phương hướng của selection.</w:t>
       </w:r>
     </w:p>
     <w:p>
@@ -54